--- a/Documentation/Documentazione.docx
+++ b/Documentation/Documentazione.docx
@@ -1,6 +1,6 @@
 
 <file path=word/document.xml><?xml version="1.0" encoding="utf-8"?>
-<w:document xmlns:wpc="http://schemas.microsoft.com/office/word/2010/wordprocessingCanvas" xmlns:cx="http://schemas.microsoft.com/office/drawing/2014/chartex" xmlns:cx1="http://schemas.microsoft.com/office/drawing/2015/9/8/chartex" xmlns:mc="http://schemas.openxmlformats.org/markup-compatibility/2006" xmlns:o="urn:schemas-microsoft-com:office:office" xmlns:r="http://schemas.openxmlformats.org/officeDocument/2006/relationships" xmlns:m="http://schemas.openxmlformats.org/officeDocument/2006/math" xmlns:v="urn:schemas-microsoft-com:vml" xmlns:wp14="http://schemas.microsoft.com/office/word/2010/wordprocessingDrawing" xmlns:wp="http://schemas.openxmlformats.org/drawingml/2006/wordprocessingDrawing" xmlns:w10="urn:schemas-microsoft-com:office:word" xmlns:w="http://schemas.openxmlformats.org/wordprocessingml/2006/main" xmlns:w14="http://schemas.microsoft.com/office/word/2010/wordml" xmlns:w15="http://schemas.microsoft.com/office/word/2012/wordml" xmlns:w16se="http://schemas.microsoft.com/office/word/2015/wordml/symex" xmlns:wpg="http://schemas.microsoft.com/office/word/2010/wordprocessingGroup" xmlns:wpi="http://schemas.microsoft.com/office/word/2010/wordprocessingInk" xmlns:wne="http://schemas.microsoft.com/office/word/2006/wordml" xmlns:wps="http://schemas.microsoft.com/office/word/2010/wordprocessingShape" xmlns:a="http://schemas.openxmlformats.org/drawingml/2006/main" xmlns:pic="http://schemas.openxmlformats.org/drawingml/2006/picture" xmlns:a14="http://schemas.microsoft.com/office/drawing/2010/main" mc:Ignorable="w14 w15 w16se wp14">
+<w:document xmlns:wpc="http://schemas.microsoft.com/office/word/2010/wordprocessingCanvas" xmlns:cx="http://schemas.microsoft.com/office/drawing/2014/chartex" xmlns:cx1="http://schemas.microsoft.com/office/drawing/2015/9/8/chartex" xmlns:mc="http://schemas.openxmlformats.org/markup-compatibility/2006" xmlns:o="urn:schemas-microsoft-com:office:office" xmlns:r="http://schemas.openxmlformats.org/officeDocument/2006/relationships" xmlns:m="http://schemas.openxmlformats.org/officeDocument/2006/math" xmlns:v="urn:schemas-microsoft-com:vml" xmlns:wp14="http://schemas.microsoft.com/office/word/2010/wordprocessingDrawing" xmlns:wp="http://schemas.openxmlformats.org/drawingml/2006/wordprocessingDrawing" xmlns:w10="urn:schemas-microsoft-com:office:word" xmlns:w="http://schemas.openxmlformats.org/wordprocessingml/2006/main" xmlns:w14="http://schemas.microsoft.com/office/word/2010/wordml" xmlns:w15="http://schemas.microsoft.com/office/word/2012/wordml" xmlns:w16se="http://schemas.microsoft.com/office/word/2015/wordml/symex" xmlns:wpg="http://schemas.microsoft.com/office/word/2010/wordprocessingGroup" xmlns:wpi="http://schemas.microsoft.com/office/word/2010/wordprocessingInk" xmlns:wne="http://schemas.microsoft.com/office/word/2006/wordml" xmlns:wps="http://schemas.microsoft.com/office/word/2010/wordprocessingShape" mc:Ignorable="w14 w15 w16se wp14">
   <w:body>
     <w:p>
       <w:r>
@@ -59,14 +59,14 @@
                     </a:ln>
                     <a:extLst>
                       <a:ext uri="{909E8E84-426E-40dd-AFC4-6F175D3DCCD1}">
-                        <a14:hiddenFill xmlns:arto="http://schemas.microsoft.com/office/word/2006/arto" xmlns="" xmlns:mo="http://schemas.microsoft.com/office/mac/office/2008/main" xmlns:mv="urn:schemas-microsoft-com:mac:vml" xmlns:o="urn:schemas-microsoft-com:office:office" xmlns:v="urn:schemas-microsoft-com:vml" xmlns:w10="urn:schemas-microsoft-com:office:word" xmlns:w="http://schemas.openxmlformats.org/wordprocessingml/2006/main" xmlns:a14="http://schemas.microsoft.com/office/drawing/2010/main" xmlns:ask="http://schemas.microsoft.com/office/drawing/2018/sketchyshapes" xmlns:w16sdtfl="http://schemas.microsoft.com/office/word/2024/wordml/sdtformatlock" xmlns:w16sdtdh="http://schemas.microsoft.com/office/word/2020/wordml/sdtdatahash" xmlns:w16du="http://schemas.microsoft.com/office/word/2023/wordml/word16du" xmlns:w16="http://schemas.microsoft.com/office/word/2018/wordml" xmlns:w16cid="http://schemas.microsoft.com/office/word/2016/wordml/cid" xmlns:w16cex="http://schemas.microsoft.com/office/word/2018/wordml/cex" xmlns:oel="http://schemas.microsoft.com/office/2019/extlst" xmlns:am3d="http://schemas.microsoft.com/office/drawing/2017/model3d" xmlns:aink="http://schemas.microsoft.com/office/drawing/2016/ink" xmlns:cx8="http://schemas.microsoft.com/office/drawing/2016/5/14/chartex" xmlns:cx7="http://schemas.microsoft.com/office/drawing/2016/5/13/chartex" xmlns:cx6="http://schemas.microsoft.com/office/drawing/2016/5/12/chartex" xmlns:cx5="http://schemas.microsoft.com/office/drawing/2016/5/11/chartex" xmlns:cx4="http://schemas.microsoft.com/office/drawing/2016/5/10/chartex" xmlns:cx3="http://schemas.microsoft.com/office/drawing/2016/5/9/chartex" xmlns:cx2="http://schemas.microsoft.com/office/drawing/2015/10/21/chartex">
+                        <a14:hiddenFill xmlns:cx2="http://schemas.microsoft.com/office/drawing/2015/10/21/chartex" xmlns:cx3="http://schemas.microsoft.com/office/drawing/2016/5/9/chartex" xmlns:cx4="http://schemas.microsoft.com/office/drawing/2016/5/10/chartex" xmlns:cx5="http://schemas.microsoft.com/office/drawing/2016/5/11/chartex" xmlns:cx6="http://schemas.microsoft.com/office/drawing/2016/5/12/chartex" xmlns:cx7="http://schemas.microsoft.com/office/drawing/2016/5/13/chartex" xmlns:cx8="http://schemas.microsoft.com/office/drawing/2016/5/14/chartex" xmlns:aink="http://schemas.microsoft.com/office/drawing/2016/ink" xmlns:am3d="http://schemas.microsoft.com/office/drawing/2017/model3d" xmlns:oel="http://schemas.microsoft.com/office/2019/extlst" xmlns:w16cex="http://schemas.microsoft.com/office/word/2018/wordml/cex" xmlns:w16cid="http://schemas.microsoft.com/office/word/2016/wordml/cid" xmlns:w16="http://schemas.microsoft.com/office/word/2018/wordml" xmlns:w16du="http://schemas.microsoft.com/office/word/2023/wordml/word16du" xmlns:w16sdtdh="http://schemas.microsoft.com/office/word/2020/wordml/sdtdatahash" xmlns:w16sdtfl="http://schemas.microsoft.com/office/word/2024/wordml/sdtformatlock" xmlns:ask="http://schemas.microsoft.com/office/drawing/2018/sketchyshapes" xmlns:a14="http://schemas.microsoft.com/office/drawing/2010/main" xmlns:w="http://schemas.openxmlformats.org/wordprocessingml/2006/main" xmlns:w10="urn:schemas-microsoft-com:office:word" xmlns:v="urn:schemas-microsoft-com:vml" xmlns:o="urn:schemas-microsoft-com:office:office" xmlns:mv="urn:schemas-microsoft-com:mac:vml" xmlns:mo="http://schemas.microsoft.com/office/mac/office/2008/main" xmlns="" xmlns:arto="http://schemas.microsoft.com/office/word/2006/arto">
                           <a:solidFill>
                             <a:srgbClr val="FFFFFF"/>
                           </a:solidFill>
                         </a14:hiddenFill>
                       </a:ext>
                       <a:ext uri="{91240B29-F687-4f45-9708-019B960494DF}">
-                        <a14:hiddenLine xmlns:arto="http://schemas.microsoft.com/office/word/2006/arto" xmlns="" xmlns:mo="http://schemas.microsoft.com/office/mac/office/2008/main" xmlns:mv="urn:schemas-microsoft-com:mac:vml" xmlns:o="urn:schemas-microsoft-com:office:office" xmlns:v="urn:schemas-microsoft-com:vml" xmlns:w10="urn:schemas-microsoft-com:office:word" xmlns:w="http://schemas.openxmlformats.org/wordprocessingml/2006/main" xmlns:a14="http://schemas.microsoft.com/office/drawing/2010/main" xmlns:ask="http://schemas.microsoft.com/office/drawing/2018/sketchyshapes" xmlns:w16sdtfl="http://schemas.microsoft.com/office/word/2024/wordml/sdtformatlock" xmlns:w16sdtdh="http://schemas.microsoft.com/office/word/2020/wordml/sdtdatahash" xmlns:w16du="http://schemas.microsoft.com/office/word/2023/wordml/word16du" xmlns:w16="http://schemas.microsoft.com/office/word/2018/wordml" xmlns:w16cid="http://schemas.microsoft.com/office/word/2016/wordml/cid" xmlns:w16cex="http://schemas.microsoft.com/office/word/2018/wordml/cex" xmlns:oel="http://schemas.microsoft.com/office/2019/extlst" xmlns:am3d="http://schemas.microsoft.com/office/drawing/2017/model3d" xmlns:aink="http://schemas.microsoft.com/office/drawing/2016/ink" xmlns:cx8="http://schemas.microsoft.com/office/drawing/2016/5/14/chartex" xmlns:cx7="http://schemas.microsoft.com/office/drawing/2016/5/13/chartex" xmlns:cx6="http://schemas.microsoft.com/office/drawing/2016/5/12/chartex" xmlns:cx5="http://schemas.microsoft.com/office/drawing/2016/5/11/chartex" xmlns:cx4="http://schemas.microsoft.com/office/drawing/2016/5/10/chartex" xmlns:cx3="http://schemas.microsoft.com/office/drawing/2016/5/9/chartex" xmlns:cx2="http://schemas.microsoft.com/office/drawing/2015/10/21/chartex" w="9525">
+                        <a14:hiddenLine xmlns:cx2="http://schemas.microsoft.com/office/drawing/2015/10/21/chartex" xmlns:cx3="http://schemas.microsoft.com/office/drawing/2016/5/9/chartex" xmlns:cx4="http://schemas.microsoft.com/office/drawing/2016/5/10/chartex" xmlns:cx5="http://schemas.microsoft.com/office/drawing/2016/5/11/chartex" xmlns:cx6="http://schemas.microsoft.com/office/drawing/2016/5/12/chartex" xmlns:cx7="http://schemas.microsoft.com/office/drawing/2016/5/13/chartex" xmlns:cx8="http://schemas.microsoft.com/office/drawing/2016/5/14/chartex" xmlns:aink="http://schemas.microsoft.com/office/drawing/2016/ink" xmlns:am3d="http://schemas.microsoft.com/office/drawing/2017/model3d" xmlns:oel="http://schemas.microsoft.com/office/2019/extlst" xmlns:w16cex="http://schemas.microsoft.com/office/word/2018/wordml/cex" xmlns:w16cid="http://schemas.microsoft.com/office/word/2016/wordml/cid" xmlns:w16="http://schemas.microsoft.com/office/word/2018/wordml" xmlns:w16du="http://schemas.microsoft.com/office/word/2023/wordml/word16du" xmlns:w16sdtdh="http://schemas.microsoft.com/office/word/2020/wordml/sdtdatahash" xmlns:w16sdtfl="http://schemas.microsoft.com/office/word/2024/wordml/sdtformatlock" xmlns:ask="http://schemas.microsoft.com/office/drawing/2018/sketchyshapes" xmlns:a14="http://schemas.microsoft.com/office/drawing/2010/main" xmlns:w="http://schemas.openxmlformats.org/wordprocessingml/2006/main" xmlns:w10="urn:schemas-microsoft-com:office:word" xmlns:v="urn:schemas-microsoft-com:vml" xmlns:o="urn:schemas-microsoft-com:office:office" xmlns:mv="urn:schemas-microsoft-com:mac:vml" xmlns:mo="http://schemas.microsoft.com/office/mac/office/2008/main" xmlns="" xmlns:arto="http://schemas.microsoft.com/office/word/2006/arto" w="9525">
                           <a:solidFill>
                             <a:srgbClr val="000000"/>
                           </a:solidFill>
@@ -387,17 +387,6 @@
           <w:szCs w:val="36"/>
         </w:rPr>
         <w:br/>
-      </w:r>
-      <w:r>
-        <w:rPr>
-          <w:rFonts w:cstheme="majorBidi"/>
-          <w:b/>
-          <w:bCs/>
-          <w:i/>
-          <w:color w:val="F79674"/>
-          <w:sz w:val="36"/>
-          <w:szCs w:val="36"/>
-        </w:rPr>
         <w:t xml:space="preserve">DI </w:t>
       </w:r>
       <w:r>
@@ -542,7 +531,7 @@
               </wp:anchor>
             </w:drawing>
           </mc:Choice>
-          <mc:Fallback xmlns:arto="http://schemas.microsoft.com/office/word/2006/arto" xmlns:w16sdtfl="http://schemas.microsoft.com/office/word/2024/wordml/sdtformatlock" xmlns:w16sdtdh="http://schemas.microsoft.com/office/word/2020/wordml/sdtdatahash" xmlns:w16du="http://schemas.microsoft.com/office/word/2023/wordml/word16du" xmlns:w16="http://schemas.microsoft.com/office/word/2018/wordml" xmlns:w16cid="http://schemas.microsoft.com/office/word/2016/wordml/cid" xmlns:w16cex="http://schemas.microsoft.com/office/word/2018/wordml/cex" xmlns:oel="http://schemas.microsoft.com/office/2019/extlst" xmlns:am3d="http://schemas.microsoft.com/office/drawing/2017/model3d" xmlns:aink="http://schemas.microsoft.com/office/drawing/2016/ink" xmlns:cx8="http://schemas.microsoft.com/office/drawing/2016/5/14/chartex" xmlns:cx7="http://schemas.microsoft.com/office/drawing/2016/5/13/chartex" xmlns:cx6="http://schemas.microsoft.com/office/drawing/2016/5/12/chartex" xmlns:cx5="http://schemas.microsoft.com/office/drawing/2016/5/11/chartex" xmlns:cx4="http://schemas.microsoft.com/office/drawing/2016/5/10/chartex" xmlns:cx3="http://schemas.microsoft.com/office/drawing/2016/5/9/chartex" xmlns:cx2="http://schemas.microsoft.com/office/drawing/2015/10/21/chartex">
+          <mc:Fallback xmlns:cx2="http://schemas.microsoft.com/office/drawing/2015/10/21/chartex" xmlns:cx3="http://schemas.microsoft.com/office/drawing/2016/5/9/chartex" xmlns:cx4="http://schemas.microsoft.com/office/drawing/2016/5/10/chartex" xmlns:cx5="http://schemas.microsoft.com/office/drawing/2016/5/11/chartex" xmlns:cx6="http://schemas.microsoft.com/office/drawing/2016/5/12/chartex" xmlns:cx7="http://schemas.microsoft.com/office/drawing/2016/5/13/chartex" xmlns:cx8="http://schemas.microsoft.com/office/drawing/2016/5/14/chartex" xmlns:aink="http://schemas.microsoft.com/office/drawing/2016/ink" xmlns:am3d="http://schemas.microsoft.com/office/drawing/2017/model3d" xmlns:oel="http://schemas.microsoft.com/office/2019/extlst" xmlns:w16cex="http://schemas.microsoft.com/office/word/2018/wordml/cex" xmlns:w16cid="http://schemas.microsoft.com/office/word/2016/wordml/cid" xmlns:w16="http://schemas.microsoft.com/office/word/2018/wordml" xmlns:w16du="http://schemas.microsoft.com/office/word/2023/wordml/word16du" xmlns:w16sdtdh="http://schemas.microsoft.com/office/word/2020/wordml/sdtdatahash" xmlns:w16sdtfl="http://schemas.microsoft.com/office/word/2024/wordml/sdtformatlock" xmlns:arto="http://schemas.microsoft.com/office/word/2006/arto" xmlns:a14="http://schemas.microsoft.com/office/drawing/2010/main" xmlns:pic="http://schemas.openxmlformats.org/drawingml/2006/picture" xmlns:a="http://schemas.openxmlformats.org/drawingml/2006/main">
             <w:pict w14:anchorId="7E85013C">
               <v:line id="Connettore 1 5" style="position:absolute;z-index:251667456;visibility:visible;mso-wrap-style:square;mso-wrap-distance-left:9pt;mso-wrap-distance-top:0;mso-wrap-distance-right:9pt;mso-wrap-distance-bottom:0;mso-position-horizontal:absolute;mso-position-horizontal-relative:text;mso-position-vertical:absolute;mso-position-vertical-relative:text" o:spid="_x0000_s1026" strokecolor="#f68c36 [3049]" strokeweight="2pt" from="124.4pt,6.2pt" to="356.55pt,6.2pt" w14:anchorId="34B80AA0" o:gfxdata="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">
                 <w10:wrap type="topAndBottom"/>
@@ -723,7 +712,7 @@
         </w:rPr>
         <w:fldChar w:fldCharType="separate"/>
       </w:r>
-      <w:hyperlink w:history="1" w:anchor="_Toc195300113">
+      <w:hyperlink w:anchor="_Toc195300113" w:history="1">
         <w:r>
           <w:rPr>
             <w:rStyle w:val="Collegamentoipertestuale"/>
@@ -798,7 +787,7 @@
           <w14:ligatures w14:val="standardContextual"/>
         </w:rPr>
       </w:pPr>
-      <w:hyperlink w:history="1" w:anchor="_Toc195300114">
+      <w:hyperlink w:anchor="_Toc195300114" w:history="1">
         <w:r>
           <w:rPr>
             <w:rStyle w:val="Collegamentoipertestuale"/>
@@ -871,7 +860,7 @@
           <w14:ligatures w14:val="standardContextual"/>
         </w:rPr>
       </w:pPr>
-      <w:hyperlink w:history="1" w:anchor="_Toc195300115">
+      <w:hyperlink w:anchor="_Toc195300115" w:history="1">
         <w:r>
           <w:rPr>
             <w:rStyle w:val="Collegamentoipertestuale"/>
@@ -944,7 +933,7 @@
           <w14:ligatures w14:val="standardContextual"/>
         </w:rPr>
       </w:pPr>
-      <w:hyperlink w:history="1" w:anchor="_Toc195300116">
+      <w:hyperlink w:anchor="_Toc195300116" w:history="1">
         <w:r>
           <w:rPr>
             <w:rStyle w:val="Collegamentoipertestuale"/>
@@ -1017,7 +1006,7 @@
           <w14:ligatures w14:val="standardContextual"/>
         </w:rPr>
       </w:pPr>
-      <w:hyperlink w:history="1" w:anchor="_Toc195300117">
+      <w:hyperlink w:anchor="_Toc195300117" w:history="1">
         <w:r>
           <w:rPr>
             <w:rStyle w:val="Collegamentoipertestuale"/>
@@ -1090,7 +1079,7 @@
           <w14:ligatures w14:val="standardContextual"/>
         </w:rPr>
       </w:pPr>
-      <w:hyperlink w:history="1" w:anchor="_Toc195300118">
+      <w:hyperlink w:anchor="_Toc195300118" w:history="1">
         <w:r>
           <w:rPr>
             <w:rStyle w:val="Collegamentoipertestuale"/>
@@ -1164,7 +1153,7 @@
           <w14:ligatures w14:val="standardContextual"/>
         </w:rPr>
       </w:pPr>
-      <w:hyperlink w:history="1" w:anchor="_Toc195300119">
+      <w:hyperlink w:anchor="_Toc195300119" w:history="1">
         <w:r>
           <w:rPr>
             <w:rStyle w:val="Collegamentoipertestuale"/>
@@ -1238,7 +1227,7 @@
           <w14:ligatures w14:val="standardContextual"/>
         </w:rPr>
       </w:pPr>
-      <w:hyperlink w:history="1" w:anchor="_Toc195300120">
+      <w:hyperlink w:anchor="_Toc195300120" w:history="1">
         <w:r>
           <w:rPr>
             <w:rStyle w:val="Collegamentoipertestuale"/>
@@ -1312,7 +1301,7 @@
           <w14:ligatures w14:val="standardContextual"/>
         </w:rPr>
       </w:pPr>
-      <w:hyperlink w:history="1" w:anchor="_Toc195300121">
+      <w:hyperlink w:anchor="_Toc195300121" w:history="1">
         <w:r>
           <w:rPr>
             <w:rStyle w:val="Collegamentoipertestuale"/>
@@ -1385,7 +1374,7 @@
           <w14:ligatures w14:val="standardContextual"/>
         </w:rPr>
       </w:pPr>
-      <w:hyperlink w:history="1" w:anchor="_Toc195300122">
+      <w:hyperlink w:anchor="_Toc195300122" w:history="1">
         <w:r>
           <w:rPr>
             <w:rStyle w:val="Collegamentoipertestuale"/>
@@ -1459,7 +1448,7 @@
           <w14:ligatures w14:val="standardContextual"/>
         </w:rPr>
       </w:pPr>
-      <w:hyperlink w:history="1" w:anchor="_Toc195300123">
+      <w:hyperlink w:anchor="_Toc195300123" w:history="1">
         <w:r>
           <w:rPr>
             <w:rStyle w:val="Collegamentoipertestuale"/>
@@ -1533,7 +1522,7 @@
           <w14:ligatures w14:val="standardContextual"/>
         </w:rPr>
       </w:pPr>
-      <w:hyperlink w:history="1" w:anchor="_Toc195300124">
+      <w:hyperlink w:anchor="_Toc195300124" w:history="1">
         <w:r>
           <w:rPr>
             <w:rStyle w:val="Collegamentoipertestuale"/>
@@ -1607,7 +1596,7 @@
           <w14:ligatures w14:val="standardContextual"/>
         </w:rPr>
       </w:pPr>
-      <w:hyperlink w:history="1" w:anchor="_Toc195300125">
+      <w:hyperlink w:anchor="_Toc195300125" w:history="1">
         <w:r>
           <w:rPr>
             <w:rStyle w:val="Collegamentoipertestuale"/>
@@ -1680,7 +1669,7 @@
           <w14:ligatures w14:val="standardContextual"/>
         </w:rPr>
       </w:pPr>
-      <w:hyperlink w:history="1" w:anchor="_Toc195300126">
+      <w:hyperlink w:anchor="_Toc195300126" w:history="1">
         <w:r>
           <w:rPr>
             <w:rStyle w:val="Collegamentoipertestuale"/>
@@ -1754,7 +1743,7 @@
           <w14:ligatures w14:val="standardContextual"/>
         </w:rPr>
       </w:pPr>
-      <w:hyperlink w:history="1" w:anchor="_Toc195300127">
+      <w:hyperlink w:anchor="_Toc195300127" w:history="1">
         <w:r>
           <w:rPr>
             <w:rStyle w:val="Collegamentoipertestuale"/>
@@ -1827,7 +1816,7 @@
           <w14:ligatures w14:val="standardContextual"/>
         </w:rPr>
       </w:pPr>
-      <w:hyperlink w:history="1" w:anchor="_Toc195300128">
+      <w:hyperlink w:anchor="_Toc195300128" w:history="1">
         <w:r>
           <w:rPr>
             <w:rStyle w:val="Collegamentoipertestuale"/>
@@ -1901,7 +1890,7 @@
           <w14:ligatures w14:val="standardContextual"/>
         </w:rPr>
       </w:pPr>
-      <w:hyperlink w:history="1" w:anchor="_Toc195300129">
+      <w:hyperlink w:anchor="_Toc195300129" w:history="1">
         <w:r>
           <w:rPr>
             <w:rStyle w:val="Collegamentoipertestuale"/>
@@ -1975,7 +1964,7 @@
           <w14:ligatures w14:val="standardContextual"/>
         </w:rPr>
       </w:pPr>
-      <w:hyperlink w:history="1" w:anchor="_Toc195300130">
+      <w:hyperlink w:anchor="_Toc195300130" w:history="1">
         <w:r>
           <w:rPr>
             <w:rStyle w:val="Collegamentoipertestuale"/>
@@ -2049,7 +2038,7 @@
           <w14:ligatures w14:val="standardContextual"/>
         </w:rPr>
       </w:pPr>
-      <w:hyperlink w:history="1" w:anchor="_Toc195300131">
+      <w:hyperlink w:anchor="_Toc195300131" w:history="1">
         <w:r>
           <w:rPr>
             <w:rStyle w:val="Collegamentoipertestuale"/>
@@ -2124,7 +2113,7 @@
           <w14:ligatures w14:val="standardContextual"/>
         </w:rPr>
       </w:pPr>
-      <w:hyperlink w:history="1" w:anchor="_Toc195300132">
+      <w:hyperlink w:anchor="_Toc195300132" w:history="1">
         <w:r>
           <w:rPr>
             <w:rStyle w:val="Collegamentoipertestuale"/>
@@ -2197,7 +2186,7 @@
           <w14:ligatures w14:val="standardContextual"/>
         </w:rPr>
       </w:pPr>
-      <w:hyperlink w:history="1" w:anchor="_Toc195300133">
+      <w:hyperlink w:anchor="_Toc195300133" w:history="1">
         <w:r>
           <w:rPr>
             <w:rStyle w:val="Collegamentoipertestuale"/>
@@ -2272,7 +2261,7 @@
           <w14:ligatures w14:val="standardContextual"/>
         </w:rPr>
       </w:pPr>
-      <w:hyperlink w:history="1" w:anchor="_Toc195300134">
+      <w:hyperlink w:anchor="_Toc195300134" w:history="1">
         <w:r>
           <w:rPr>
             <w:rStyle w:val="Collegamentoipertestuale"/>
@@ -2345,7 +2334,7 @@
           <w14:ligatures w14:val="standardContextual"/>
         </w:rPr>
       </w:pPr>
-      <w:hyperlink w:history="1" w:anchor="_Toc195300135">
+      <w:hyperlink w:anchor="_Toc195300135" w:history="1">
         <w:r>
           <w:rPr>
             <w:rStyle w:val="Collegamentoipertestuale"/>
@@ -2419,7 +2408,7 @@
           <w14:ligatures w14:val="standardContextual"/>
         </w:rPr>
       </w:pPr>
-      <w:hyperlink w:history="1" w:anchor="_Toc195300136">
+      <w:hyperlink w:anchor="_Toc195300136" w:history="1">
         <w:r>
           <w:rPr>
             <w:rStyle w:val="Collegamentoipertestuale"/>
@@ -2493,7 +2482,7 @@
           <w14:ligatures w14:val="standardContextual"/>
         </w:rPr>
       </w:pPr>
-      <w:hyperlink w:history="1" w:anchor="_Toc195300137">
+      <w:hyperlink w:anchor="_Toc195300137" w:history="1">
         <w:r>
           <w:rPr>
             <w:rStyle w:val="Collegamentoipertestuale"/>
@@ -2565,7 +2554,7 @@
           <w14:ligatures w14:val="standardContextual"/>
         </w:rPr>
       </w:pPr>
-      <w:hyperlink w:history="1" w:anchor="_Toc195300138">
+      <w:hyperlink w:anchor="_Toc195300138" w:history="1">
         <w:r>
           <w:rPr>
             <w:rStyle w:val="Collegamentoipertestuale"/>
@@ -2637,7 +2626,7 @@
           <w14:ligatures w14:val="standardContextual"/>
         </w:rPr>
       </w:pPr>
-      <w:hyperlink w:history="1" w:anchor="_Toc195300139">
+      <w:hyperlink w:anchor="_Toc195300139" w:history="1">
         <w:r>
           <w:rPr>
             <w:rStyle w:val="Collegamentoipertestuale"/>
@@ -2709,7 +2698,7 @@
           <w14:ligatures w14:val="standardContextual"/>
         </w:rPr>
       </w:pPr>
-      <w:hyperlink w:history="1" w:anchor="_Toc195300140">
+      <w:hyperlink w:anchor="_Toc195300140" w:history="1">
         <w:r>
           <w:rPr>
             <w:rStyle w:val="Collegamentoipertestuale"/>
@@ -2781,7 +2770,7 @@
           <w14:ligatures w14:val="standardContextual"/>
         </w:rPr>
       </w:pPr>
-      <w:hyperlink w:history="1" w:anchor="_Toc195300141">
+      <w:hyperlink w:anchor="_Toc195300141" w:history="1">
         <w:r>
           <w:rPr>
             <w:rStyle w:val="Collegamentoipertestuale"/>
@@ -2854,7 +2843,7 @@
           <w14:ligatures w14:val="standardContextual"/>
         </w:rPr>
       </w:pPr>
-      <w:hyperlink w:history="1" w:anchor="_Toc195300142">
+      <w:hyperlink w:anchor="_Toc195300142" w:history="1">
         <w:r>
           <w:rPr>
             <w:rStyle w:val="Collegamentoipertestuale"/>
@@ -2928,7 +2917,7 @@
           <w14:ligatures w14:val="standardContextual"/>
         </w:rPr>
       </w:pPr>
-      <w:hyperlink w:history="1" w:anchor="_Toc195300143">
+      <w:hyperlink w:anchor="_Toc195300143" w:history="1">
         <w:r>
           <w:rPr>
             <w:rStyle w:val="Collegamentoipertestuale"/>
@@ -3002,7 +2991,7 @@
           <w14:ligatures w14:val="standardContextual"/>
         </w:rPr>
       </w:pPr>
-      <w:hyperlink w:history="1" w:anchor="_Toc195300144">
+      <w:hyperlink w:anchor="_Toc195300144" w:history="1">
         <w:r>
           <w:rPr>
             <w:rStyle w:val="Collegamentoipertestuale"/>
@@ -3077,7 +3066,7 @@
           <w14:ligatures w14:val="standardContextual"/>
         </w:rPr>
       </w:pPr>
-      <w:hyperlink w:history="1" w:anchor="_Toc195300145">
+      <w:hyperlink w:anchor="_Toc195300145" w:history="1">
         <w:r>
           <w:rPr>
             <w:rStyle w:val="Collegamentoipertestuale"/>
@@ -3150,7 +3139,7 @@
           <w14:ligatures w14:val="standardContextual"/>
         </w:rPr>
       </w:pPr>
-      <w:hyperlink w:history="1" w:anchor="_Toc195300146">
+      <w:hyperlink w:anchor="_Toc195300146" w:history="1">
         <w:r>
           <w:rPr>
             <w:rStyle w:val="Collegamentoipertestuale"/>
@@ -3223,7 +3212,7 @@
           <w14:ligatures w14:val="standardContextual"/>
         </w:rPr>
       </w:pPr>
-      <w:hyperlink w:history="1" w:anchor="_Toc195300147">
+      <w:hyperlink w:anchor="_Toc195300147" w:history="1">
         <w:r>
           <w:rPr>
             <w:rStyle w:val="Collegamentoipertestuale"/>
@@ -3296,7 +3285,7 @@
           <w14:ligatures w14:val="standardContextual"/>
         </w:rPr>
       </w:pPr>
-      <w:hyperlink w:history="1" w:anchor="_Toc195300148">
+      <w:hyperlink w:anchor="_Toc195300148" w:history="1">
         <w:r>
           <w:rPr>
             <w:rStyle w:val="Collegamentoipertestuale"/>
@@ -3369,7 +3358,7 @@
           <w14:ligatures w14:val="standardContextual"/>
         </w:rPr>
       </w:pPr>
-      <w:hyperlink w:history="1" w:anchor="_Toc195300149">
+      <w:hyperlink w:anchor="_Toc195300149" w:history="1">
         <w:r>
           <w:rPr>
             <w:rStyle w:val="Collegamentoipertestuale"/>
@@ -3442,7 +3431,7 @@
           <w14:ligatures w14:val="standardContextual"/>
         </w:rPr>
       </w:pPr>
-      <w:hyperlink w:history="1" w:anchor="_Toc195300150">
+      <w:hyperlink w:anchor="_Toc195300150" w:history="1">
         <w:r>
           <w:rPr>
             <w:rStyle w:val="Collegamentoipertestuale"/>
@@ -3515,7 +3504,7 @@
           <w14:ligatures w14:val="standardContextual"/>
         </w:rPr>
       </w:pPr>
-      <w:hyperlink w:history="1" w:anchor="_Toc195300151">
+      <w:hyperlink w:anchor="_Toc195300151" w:history="1">
         <w:r>
           <w:rPr>
             <w:rStyle w:val="Collegamentoipertestuale"/>
@@ -3590,7 +3579,7 @@
           <w14:ligatures w14:val="standardContextual"/>
         </w:rPr>
       </w:pPr>
-      <w:hyperlink w:history="1" w:anchor="_Toc195300152">
+      <w:hyperlink w:anchor="_Toc195300152" w:history="1">
         <w:r>
           <w:rPr>
             <w:rStyle w:val="Collegamentoipertestuale"/>
@@ -3663,7 +3652,7 @@
           <w14:ligatures w14:val="standardContextual"/>
         </w:rPr>
       </w:pPr>
-      <w:hyperlink w:history="1" w:anchor="_Toc195300153">
+      <w:hyperlink w:anchor="_Toc195300153" w:history="1">
         <w:r>
           <w:rPr>
             <w:rStyle w:val="Collegamentoipertestuale"/>
@@ -3737,7 +3726,7 @@
           <w14:ligatures w14:val="standardContextual"/>
         </w:rPr>
       </w:pPr>
-      <w:hyperlink w:history="1" w:anchor="_Toc195300154">
+      <w:hyperlink w:anchor="_Toc195300154" w:history="1">
         <w:r>
           <w:rPr>
             <w:rStyle w:val="Collegamentoipertestuale"/>
@@ -3809,7 +3798,7 @@
           <w14:ligatures w14:val="standardContextual"/>
         </w:rPr>
       </w:pPr>
-      <w:hyperlink w:history="1" w:anchor="_Toc195300155">
+      <w:hyperlink w:anchor="_Toc195300155" w:history="1">
         <w:r>
           <w:rPr>
             <w:rStyle w:val="Collegamentoipertestuale"/>
@@ -3882,7 +3871,7 @@
           <w14:ligatures w14:val="standardContextual"/>
         </w:rPr>
       </w:pPr>
-      <w:hyperlink w:history="1" w:anchor="_Toc195300156">
+      <w:hyperlink w:anchor="_Toc195300156" w:history="1">
         <w:r>
           <w:rPr>
             <w:rStyle w:val="Collegamentoipertestuale"/>
@@ -3955,7 +3944,7 @@
           <w14:ligatures w14:val="standardContextual"/>
         </w:rPr>
       </w:pPr>
-      <w:hyperlink w:history="1" w:anchor="_Toc195300157">
+      <w:hyperlink w:anchor="_Toc195300157" w:history="1">
         <w:r>
           <w:rPr>
             <w:rStyle w:val="Collegamentoipertestuale"/>
@@ -4018,7 +4007,7 @@
         <w:sectPr>
           <w:footerReference w:type="even" r:id="rId13"/>
           <w:footerReference w:type="default" r:id="rId14"/>
-          <w:pgSz w:w="11900" w:h="16840" w:orient="portrait"/>
+          <w:pgSz w:w="11900" w:h="16840"/>
           <w:pgMar w:top="1417" w:right="1134" w:bottom="1134" w:left="1134" w:header="708" w:footer="708" w:gutter="0"/>
           <w:cols w:space="708"/>
           <w:docGrid w:linePitch="360"/>
@@ -4037,11 +4026,12 @@
       <w:pPr>
         <w:pStyle w:val="Titolo1"/>
       </w:pPr>
-      <w:bookmarkStart w:name="_Toc471905542" w:id="0"/>
-      <w:bookmarkStart w:name="_Toc474433544" w:id="1"/>
-      <w:bookmarkStart w:name="_Toc474433719" w:id="2"/>
-      <w:bookmarkStart w:name="_Toc195300113" w:id="3"/>
-      <w:r>
+      <w:bookmarkStart w:id="0" w:name="_Toc471905542"/>
+      <w:bookmarkStart w:id="1" w:name="_Toc474433544"/>
+      <w:bookmarkStart w:id="2" w:name="_Toc474433719"/>
+      <w:bookmarkStart w:id="3" w:name="_Toc195300113"/>
+      <w:r>
+        <w:lastRenderedPageBreak/>
         <w:t>Specifiche informali</w:t>
       </w:r>
       <w:bookmarkEnd w:id="0"/>
@@ -4237,6 +4227,7 @@
           <w:i/>
           <w:iCs/>
         </w:rPr>
+        <w:lastRenderedPageBreak/>
         <w:t>dell’orario prenotato. Il sistema dovrà inoltre garantire la protezione dei dati personali e una corretta gestione dei permessi e delle visibilità tra studenti e bibliotecari</w:t>
       </w:r>
     </w:p>
@@ -4249,11 +4240,12 @@
       <w:pPr>
         <w:pStyle w:val="Titolo1"/>
       </w:pPr>
-      <w:bookmarkStart w:name="_Toc471905543" w:id="4"/>
-      <w:bookmarkStart w:name="_Toc474433545" w:id="5"/>
-      <w:bookmarkStart w:name="_Toc474433720" w:id="6"/>
-      <w:bookmarkStart w:name="_Toc195300114" w:id="7"/>
-      <w:r>
+      <w:bookmarkStart w:id="4" w:name="_Toc471905543"/>
+      <w:bookmarkStart w:id="5" w:name="_Toc474433545"/>
+      <w:bookmarkStart w:id="6" w:name="_Toc474433720"/>
+      <w:bookmarkStart w:id="7" w:name="_Toc195300114"/>
+      <w:r>
+        <w:lastRenderedPageBreak/>
         <w:t>Analisi e specifica dei requisiti</w:t>
       </w:r>
       <w:bookmarkEnd w:id="4"/>
@@ -4267,10 +4259,10 @@
         <w:ind w:left="576" w:hanging="576"/>
         <w:jc w:val="both"/>
       </w:pPr>
-      <w:bookmarkStart w:name="_Toc471905544" w:id="8"/>
-      <w:bookmarkStart w:name="_Toc474433546" w:id="9"/>
-      <w:bookmarkStart w:name="_Toc474433721" w:id="10"/>
-      <w:bookmarkStart w:name="_Toc195300115" w:id="11"/>
+      <w:bookmarkStart w:id="8" w:name="_Toc471905544"/>
+      <w:bookmarkStart w:id="9" w:name="_Toc474433546"/>
+      <w:bookmarkStart w:id="10" w:name="_Toc474433721"/>
+      <w:bookmarkStart w:id="11" w:name="_Toc195300115"/>
       <w:r>
         <w:t>Analisi nomi-verbi</w:t>
       </w:r>
@@ -4868,6 +4860,7 @@
         <w:rPr>
           <w:i/>
         </w:rPr>
+        <w:lastRenderedPageBreak/>
         <w:t>LEGENDA:</w:t>
       </w:r>
       <w:r>
@@ -4944,7 +4937,7 @@
     <w:p>
       <w:pPr>
         <w:rPr>
-          <w:rFonts w:ascii="Times New Roman" w:hAnsi="Times New Roman" w:eastAsia="Times New Roman" w:cs="Times New Roman"/>
+          <w:rFonts w:ascii="Times New Roman" w:eastAsia="Times New Roman" w:hAnsi="Times New Roman" w:cs="Times New Roman"/>
           <w:i/>
           <w:highlight w:val="magenta"/>
         </w:rPr>
@@ -4963,11 +4956,12 @@
         <w:ind w:left="576" w:hanging="576"/>
         <w:jc w:val="both"/>
       </w:pPr>
-      <w:bookmarkStart w:name="_Toc471905545" w:id="12"/>
-      <w:bookmarkStart w:name="_Toc474433547" w:id="13"/>
-      <w:bookmarkStart w:name="_Toc474433722" w:id="14"/>
-      <w:bookmarkStart w:name="_Toc195300116" w:id="15"/>
-      <w:r>
+      <w:bookmarkStart w:id="12" w:name="_Toc471905545"/>
+      <w:bookmarkStart w:id="13" w:name="_Toc474433547"/>
+      <w:bookmarkStart w:id="14" w:name="_Toc474433722"/>
+      <w:bookmarkStart w:id="15" w:name="_Toc195300116"/>
+      <w:r>
+        <w:lastRenderedPageBreak/>
         <w:t>Revisione dei requisiti</w:t>
       </w:r>
       <w:bookmarkEnd w:id="12"/>
@@ -4979,13 +4973,13 @@
       <w:pPr>
         <w:spacing w:before="240"/>
       </w:pPr>
-      <w:bookmarkStart w:name="_Toc471222551" w:id="16"/>
-      <w:bookmarkStart w:name="_Toc471222590" w:id="17"/>
-      <w:bookmarkStart w:name="_Toc471224120" w:id="18"/>
-      <w:bookmarkStart w:name="_Toc471494130" w:id="19"/>
-      <w:bookmarkStart w:name="_Toc471905546" w:id="20"/>
-      <w:bookmarkStart w:name="_Toc474433548" w:id="21"/>
-      <w:bookmarkStart w:name="_Toc474433723" w:id="22"/>
+      <w:bookmarkStart w:id="16" w:name="_Toc471222551"/>
+      <w:bookmarkStart w:id="17" w:name="_Toc471222590"/>
+      <w:bookmarkStart w:id="18" w:name="_Toc471224120"/>
+      <w:bookmarkStart w:id="19" w:name="_Toc471494130"/>
+      <w:bookmarkStart w:id="20" w:name="_Toc471905546"/>
+      <w:bookmarkStart w:id="21" w:name="_Toc474433548"/>
+      <w:bookmarkStart w:id="22" w:name="_Toc474433723"/>
       <w:r>
         <w:t>Si riporta di seguito una versione revisionata della traccia.</w:t>
       </w:r>
@@ -6310,6 +6304,7 @@
         <w:rPr>
           <w:i/>
         </w:rPr>
+        <w:lastRenderedPageBreak/>
         <w:t>I</w:t>
       </w:r>
       <w:r>
@@ -6500,7 +6495,7 @@
         <w:ind w:left="576" w:hanging="576"/>
         <w:jc w:val="both"/>
       </w:pPr>
-      <w:bookmarkStart w:name="_Toc195300117" w:id="23"/>
+      <w:bookmarkStart w:id="23" w:name="_Toc195300117"/>
       <w:r>
         <w:t>Glossario dei termini</w:t>
       </w:r>
@@ -7521,14 +7516,15 @@
       <w:pPr>
         <w:pStyle w:val="Titolo2"/>
       </w:pPr>
-      <w:bookmarkStart w:name="_Toc471222552" w:id="24"/>
-      <w:bookmarkStart w:name="_Toc471222591" w:id="25"/>
-      <w:bookmarkStart w:name="_Toc471224121" w:id="26"/>
-      <w:bookmarkStart w:name="_Toc471905547" w:id="27"/>
-      <w:bookmarkStart w:name="_Toc474433549" w:id="28"/>
-      <w:bookmarkStart w:name="_Toc474433724" w:id="29"/>
-      <w:bookmarkStart w:name="_Toc195300118" w:id="30"/>
-      <w:r>
+      <w:bookmarkStart w:id="24" w:name="_Toc471222552"/>
+      <w:bookmarkStart w:id="25" w:name="_Toc471222591"/>
+      <w:bookmarkStart w:id="26" w:name="_Toc471224121"/>
+      <w:bookmarkStart w:id="27" w:name="_Toc471905547"/>
+      <w:bookmarkStart w:id="28" w:name="_Toc474433549"/>
+      <w:bookmarkStart w:id="29" w:name="_Toc474433724"/>
+      <w:bookmarkStart w:id="30" w:name="_Toc195300118"/>
+      <w:r>
+        <w:lastRenderedPageBreak/>
         <w:t>Classificazione dei requisiti</w:t>
       </w:r>
       <w:bookmarkEnd w:id="24"/>
@@ -7547,13 +7543,13 @@
           <w:numId w:val="2"/>
         </w:numPr>
       </w:pPr>
-      <w:bookmarkStart w:name="_Toc471222553" w:id="31"/>
-      <w:bookmarkStart w:name="_Toc471222592" w:id="32"/>
-      <w:bookmarkStart w:name="_Toc471224122" w:id="33"/>
-      <w:bookmarkStart w:name="_Toc471905548" w:id="34"/>
-      <w:bookmarkStart w:name="_Toc474433550" w:id="35"/>
-      <w:bookmarkStart w:name="_Toc474433725" w:id="36"/>
-      <w:bookmarkStart w:name="_Toc195300119" w:id="37"/>
+      <w:bookmarkStart w:id="31" w:name="_Toc471222553"/>
+      <w:bookmarkStart w:id="32" w:name="_Toc471222592"/>
+      <w:bookmarkStart w:id="33" w:name="_Toc471224122"/>
+      <w:bookmarkStart w:id="34" w:name="_Toc471905548"/>
+      <w:bookmarkStart w:id="35" w:name="_Toc474433550"/>
+      <w:bookmarkStart w:id="36" w:name="_Toc474433725"/>
+      <w:bookmarkStart w:id="37" w:name="_Toc195300119"/>
       <w:r>
         <w:rPr>
           <w:sz w:val="24"/>
@@ -7579,7 +7575,7 @@
         <w:spacing w:after="120"/>
         <w:jc w:val="both"/>
         <w:rPr>
-          <w:rFonts w:ascii="Constantia" w:hAnsi="Constantia" w:eastAsia="Times New Roman" w:cs="Times New Roman"/>
+          <w:rFonts w:ascii="Constantia" w:eastAsia="Times New Roman" w:hAnsi="Constantia" w:cs="Times New Roman"/>
           <w:sz w:val="10"/>
           <w:szCs w:val="10"/>
           <w:lang w:eastAsia="en-US"/>
@@ -7609,7 +7605,7 @@
             <w:pPr>
               <w:jc w:val="both"/>
               <w:rPr>
-                <w:rFonts w:ascii="Constantia" w:hAnsi="Constantia" w:eastAsia="Times New Roman" w:cs="Times New Roman"/>
+                <w:rFonts w:ascii="Constantia" w:eastAsia="Times New Roman" w:hAnsi="Constantia" w:cs="Times New Roman"/>
                 <w:b/>
                 <w:bCs/>
                 <w:color w:val="FFFFFF" w:themeColor="background1"/>
@@ -7617,7 +7613,7 @@
             </w:pPr>
             <w:r>
               <w:rPr>
-                <w:rFonts w:ascii="Constantia" w:hAnsi="Constantia" w:eastAsia="Times New Roman" w:cs="Times New Roman"/>
+                <w:rFonts w:ascii="Constantia" w:eastAsia="Times New Roman" w:hAnsi="Constantia" w:cs="Times New Roman"/>
                 <w:b/>
                 <w:bCs/>
                 <w:color w:val="FFFFFF" w:themeColor="background1"/>
@@ -7635,7 +7631,7 @@
             <w:pPr>
               <w:jc w:val="both"/>
               <w:rPr>
-                <w:rFonts w:ascii="Constantia" w:hAnsi="Constantia" w:eastAsia="Times New Roman" w:cs="Times New Roman"/>
+                <w:rFonts w:ascii="Constantia" w:eastAsia="Times New Roman" w:hAnsi="Constantia" w:cs="Times New Roman"/>
                 <w:b/>
                 <w:bCs/>
                 <w:color w:val="FFFFFF" w:themeColor="background1"/>
@@ -7643,7 +7639,7 @@
             </w:pPr>
             <w:r>
               <w:rPr>
-                <w:rFonts w:ascii="Constantia" w:hAnsi="Constantia" w:eastAsia="Times New Roman" w:cs="Times New Roman"/>
+                <w:rFonts w:ascii="Constantia" w:eastAsia="Times New Roman" w:hAnsi="Constantia" w:cs="Times New Roman"/>
                 <w:b/>
                 <w:bCs/>
                 <w:color w:val="FFFFFF" w:themeColor="background1"/>
@@ -7661,7 +7657,7 @@
             <w:pPr>
               <w:jc w:val="both"/>
               <w:rPr>
-                <w:rFonts w:ascii="Constantia" w:hAnsi="Constantia" w:eastAsia="Times New Roman" w:cs="Times New Roman"/>
+                <w:rFonts w:ascii="Constantia" w:eastAsia="Times New Roman" w:hAnsi="Constantia" w:cs="Times New Roman"/>
                 <w:b/>
                 <w:bCs/>
                 <w:color w:val="FFFFFF" w:themeColor="background1"/>
@@ -7669,7 +7665,7 @@
             </w:pPr>
             <w:r>
               <w:rPr>
-                <w:rFonts w:ascii="Constantia" w:hAnsi="Constantia" w:eastAsia="Times New Roman" w:cs="Times New Roman"/>
+                <w:rFonts w:ascii="Constantia" w:eastAsia="Times New Roman" w:hAnsi="Constantia" w:cs="Times New Roman"/>
                 <w:b/>
                 <w:bCs/>
                 <w:color w:val="FFFFFF" w:themeColor="background1"/>
@@ -7678,7 +7674,7 @@
             </w:r>
             <w:r>
               <w:rPr>
-                <w:rFonts w:ascii="Constantia" w:hAnsi="Constantia" w:eastAsia="Times New Roman" w:cs="Times New Roman"/>
+                <w:rFonts w:ascii="Constantia" w:eastAsia="Times New Roman" w:hAnsi="Constantia" w:cs="Times New Roman"/>
                 <w:b/>
                 <w:bCs/>
                 <w:color w:val="FFFFFF" w:themeColor="background1"/>
@@ -7687,7 +7683,7 @@
             </w:r>
             <w:r>
               <w:rPr>
-                <w:rFonts w:ascii="Constantia" w:hAnsi="Constantia" w:eastAsia="Times New Roman" w:cs="Times New Roman"/>
+                <w:rFonts w:ascii="Constantia" w:eastAsia="Times New Roman" w:hAnsi="Constantia" w:cs="Times New Roman"/>
                 <w:b/>
                 <w:bCs/>
                 <w:color w:val="FFFFFF" w:themeColor="background1"/>
@@ -7709,14 +7705,14 @@
             <w:pPr>
               <w:jc w:val="both"/>
               <w:rPr>
-                <w:rFonts w:ascii="Costantina" w:hAnsi="Costantina" w:eastAsia="Times New Roman" w:cs="Times New Roman"/>
+                <w:rFonts w:ascii="Costantina" w:eastAsia="Times New Roman" w:hAnsi="Costantina" w:cs="Times New Roman"/>
                 <w:b/>
                 <w:bCs/>
               </w:rPr>
             </w:pPr>
             <w:r>
               <w:rPr>
-                <w:rFonts w:ascii="Costantina" w:hAnsi="Costantina" w:eastAsia="Times New Roman" w:cs="Times New Roman"/>
+                <w:rFonts w:ascii="Costantina" w:eastAsia="Times New Roman" w:hAnsi="Costantina" w:cs="Times New Roman"/>
                 <w:b/>
                 <w:bCs/>
               </w:rPr>
@@ -7731,12 +7727,12 @@
           <w:p>
             <w:pPr>
               <w:rPr>
-                <w:rFonts w:ascii="Costantina" w:hAnsi="Costantina" w:eastAsia="Times New Roman" w:cs="Times New Roman"/>
-              </w:rPr>
-            </w:pPr>
-            <w:r>
-              <w:rPr>
-                <w:rFonts w:ascii="Costantina" w:hAnsi="Costantina" w:eastAsia="Times New Roman" w:cs="Times New Roman"/>
+                <w:rFonts w:ascii="Costantina" w:eastAsia="Times New Roman" w:hAnsi="Costantina" w:cs="Times New Roman"/>
+              </w:rPr>
+            </w:pPr>
+            <w:r>
+              <w:rPr>
+                <w:rFonts w:ascii="Costantina" w:eastAsia="Times New Roman" w:hAnsi="Costantina" w:cs="Times New Roman"/>
               </w:rPr>
               <w:t>Il sistema deve offrire all’Utente una funzionalità per registrarsi</w:t>
             </w:r>
@@ -7750,12 +7746,12 @@
             <w:pPr>
               <w:jc w:val="center"/>
               <w:rPr>
-                <w:rFonts w:ascii="Costantina" w:hAnsi="Costantina" w:eastAsia="Times New Roman" w:cs="Times New Roman"/>
-              </w:rPr>
-            </w:pPr>
-            <w:r>
-              <w:rPr>
-                <w:rFonts w:ascii="Costantina" w:hAnsi="Costantina" w:eastAsia="Times New Roman" w:cs="Times New Roman"/>
+                <w:rFonts w:ascii="Costantina" w:eastAsia="Times New Roman" w:hAnsi="Costantina" w:cs="Times New Roman"/>
+              </w:rPr>
+            </w:pPr>
+            <w:r>
+              <w:rPr>
+                <w:rFonts w:ascii="Costantina" w:eastAsia="Times New Roman" w:hAnsi="Costantina" w:cs="Times New Roman"/>
               </w:rPr>
               <w:t>1</w:t>
             </w:r>
@@ -7775,14 +7771,14 @@
             <w:pPr>
               <w:jc w:val="both"/>
               <w:rPr>
-                <w:rFonts w:ascii="Costantina" w:hAnsi="Costantina" w:eastAsia="Times New Roman" w:cs="Times New Roman"/>
+                <w:rFonts w:ascii="Costantina" w:eastAsia="Times New Roman" w:hAnsi="Costantina" w:cs="Times New Roman"/>
                 <w:b/>
                 <w:bCs/>
               </w:rPr>
             </w:pPr>
             <w:r>
               <w:rPr>
-                <w:rFonts w:ascii="Costantina" w:hAnsi="Costantina" w:eastAsia="Times New Roman" w:cs="Times New Roman"/>
+                <w:rFonts w:ascii="Costantina" w:eastAsia="Times New Roman" w:hAnsi="Costantina" w:cs="Times New Roman"/>
                 <w:b/>
                 <w:bCs/>
               </w:rPr>
@@ -7820,12 +7816,12 @@
             <w:pPr>
               <w:jc w:val="center"/>
               <w:rPr>
-                <w:rFonts w:ascii="Costantina" w:hAnsi="Costantina" w:eastAsia="Times New Roman" w:cs="Times New Roman"/>
-              </w:rPr>
-            </w:pPr>
-            <w:r>
-              <w:rPr>
-                <w:rFonts w:ascii="Costantina" w:hAnsi="Costantina" w:eastAsia="Times New Roman" w:cs="Times New Roman"/>
+                <w:rFonts w:ascii="Costantina" w:eastAsia="Times New Roman" w:hAnsi="Costantina" w:cs="Times New Roman"/>
+              </w:rPr>
+            </w:pPr>
+            <w:r>
+              <w:rPr>
+                <w:rFonts w:ascii="Costantina" w:eastAsia="Times New Roman" w:hAnsi="Costantina" w:cs="Times New Roman"/>
               </w:rPr>
               <w:t>3</w:t>
             </w:r>
@@ -7845,14 +7841,14 @@
             <w:pPr>
               <w:jc w:val="both"/>
               <w:rPr>
-                <w:rFonts w:ascii="Costantina" w:hAnsi="Costantina" w:eastAsia="Times New Roman" w:cs="Times New Roman"/>
+                <w:rFonts w:ascii="Costantina" w:eastAsia="Times New Roman" w:hAnsi="Costantina" w:cs="Times New Roman"/>
                 <w:b/>
                 <w:bCs/>
               </w:rPr>
             </w:pPr>
             <w:r>
               <w:rPr>
-                <w:rFonts w:ascii="Costantina" w:hAnsi="Costantina" w:eastAsia="Times New Roman" w:cs="Times New Roman"/>
+                <w:rFonts w:ascii="Costantina" w:eastAsia="Times New Roman" w:hAnsi="Costantina" w:cs="Times New Roman"/>
                 <w:b/>
                 <w:bCs/>
               </w:rPr>
@@ -7890,12 +7886,12 @@
             <w:pPr>
               <w:jc w:val="center"/>
               <w:rPr>
-                <w:rFonts w:ascii="Costantina" w:hAnsi="Costantina" w:eastAsia="Times New Roman" w:cs="Times New Roman"/>
-              </w:rPr>
-            </w:pPr>
-            <w:r>
-              <w:rPr>
-                <w:rFonts w:ascii="Costantina" w:hAnsi="Costantina" w:eastAsia="Times New Roman" w:cs="Times New Roman"/>
+                <w:rFonts w:ascii="Costantina" w:eastAsia="Times New Roman" w:hAnsi="Costantina" w:cs="Times New Roman"/>
+              </w:rPr>
+            </w:pPr>
+            <w:r>
+              <w:rPr>
+                <w:rFonts w:ascii="Costantina" w:eastAsia="Times New Roman" w:hAnsi="Costantina" w:cs="Times New Roman"/>
               </w:rPr>
               <w:t>4</w:t>
             </w:r>
@@ -7914,14 +7910,14 @@
             <w:pPr>
               <w:jc w:val="both"/>
               <w:rPr>
-                <w:rFonts w:ascii="Costantina" w:hAnsi="Costantina" w:eastAsia="Times New Roman" w:cs="Times New Roman"/>
+                <w:rFonts w:ascii="Costantina" w:eastAsia="Times New Roman" w:hAnsi="Costantina" w:cs="Times New Roman"/>
                 <w:b/>
                 <w:bCs/>
               </w:rPr>
             </w:pPr>
             <w:r>
               <w:rPr>
-                <w:rFonts w:ascii="Costantina" w:hAnsi="Costantina" w:eastAsia="Times New Roman" w:cs="Times New Roman"/>
+                <w:rFonts w:ascii="Costantina" w:eastAsia="Times New Roman" w:hAnsi="Costantina" w:cs="Times New Roman"/>
                 <w:b/>
                 <w:bCs/>
               </w:rPr>
@@ -7941,7 +7937,7 @@
             </w:pPr>
             <w:r>
               <w:rPr>
-                <w:rFonts w:ascii="Costantina" w:hAnsi="Costantina" w:eastAsia="Times New Roman" w:cs="Times New Roman"/>
+                <w:rFonts w:ascii="Costantina" w:eastAsia="Times New Roman" w:hAnsi="Costantina" w:cs="Times New Roman"/>
               </w:rPr>
               <w:t>Il sistema deve offrire al Bibliotecario una funzionalità per creare e gestire una o più Sale Studio</w:t>
             </w:r>
@@ -7955,12 +7951,12 @@
             <w:pPr>
               <w:jc w:val="center"/>
               <w:rPr>
-                <w:rFonts w:ascii="Costantina" w:hAnsi="Costantina" w:eastAsia="Times New Roman" w:cs="Times New Roman"/>
-              </w:rPr>
-            </w:pPr>
-            <w:r>
-              <w:rPr>
-                <w:rFonts w:ascii="Costantina" w:hAnsi="Costantina" w:eastAsia="Times New Roman" w:cs="Times New Roman"/>
+                <w:rFonts w:ascii="Costantina" w:eastAsia="Times New Roman" w:hAnsi="Costantina" w:cs="Times New Roman"/>
+              </w:rPr>
+            </w:pPr>
+            <w:r>
+              <w:rPr>
+                <w:rFonts w:ascii="Costantina" w:eastAsia="Times New Roman" w:hAnsi="Costantina" w:cs="Times New Roman"/>
               </w:rPr>
               <w:t>5</w:t>
             </w:r>
@@ -7980,14 +7976,14 @@
             <w:pPr>
               <w:jc w:val="both"/>
               <w:rPr>
-                <w:rFonts w:ascii="Costantina" w:hAnsi="Costantina" w:eastAsia="Times New Roman" w:cs="Times New Roman"/>
+                <w:rFonts w:ascii="Costantina" w:eastAsia="Times New Roman" w:hAnsi="Costantina" w:cs="Times New Roman"/>
                 <w:b/>
                 <w:bCs/>
               </w:rPr>
             </w:pPr>
             <w:r>
               <w:rPr>
-                <w:rFonts w:ascii="Costantina" w:hAnsi="Costantina" w:eastAsia="Times New Roman" w:cs="Times New Roman"/>
+                <w:rFonts w:ascii="Costantina" w:eastAsia="Times New Roman" w:hAnsi="Costantina" w:cs="Times New Roman"/>
                 <w:b/>
                 <w:bCs/>
               </w:rPr>
@@ -8004,12 +8000,12 @@
             <w:pPr>
               <w:jc w:val="both"/>
               <w:rPr>
-                <w:rFonts w:ascii="Costantina" w:hAnsi="Costantina" w:eastAsia="Times New Roman" w:cs="Times New Roman"/>
-              </w:rPr>
-            </w:pPr>
-            <w:r>
-              <w:rPr>
-                <w:rFonts w:ascii="Costantina" w:hAnsi="Costantina" w:eastAsia="Times New Roman" w:cs="Times New Roman"/>
+                <w:rFonts w:ascii="Costantina" w:eastAsia="Times New Roman" w:hAnsi="Costantina" w:cs="Times New Roman"/>
+              </w:rPr>
+            </w:pPr>
+            <w:r>
+              <w:rPr>
+                <w:rFonts w:ascii="Costantina" w:eastAsia="Times New Roman" w:hAnsi="Costantina" w:cs="Times New Roman"/>
               </w:rPr>
               <w:t>Il sistema deve offrire al Bibliotecario una funzionalità per visualizzare, in ogni momento, l'elenco delle Prenotazioni effettuate per ciascuna Sala</w:t>
             </w:r>
@@ -8024,12 +8020,12 @@
             <w:pPr>
               <w:jc w:val="center"/>
               <w:rPr>
-                <w:rFonts w:ascii="Costantina" w:hAnsi="Costantina" w:eastAsia="Times New Roman" w:cs="Times New Roman"/>
-              </w:rPr>
-            </w:pPr>
-            <w:r>
-              <w:rPr>
-                <w:rFonts w:ascii="Costantina" w:hAnsi="Costantina" w:eastAsia="Times New Roman" w:cs="Times New Roman"/>
+                <w:rFonts w:ascii="Costantina" w:eastAsia="Times New Roman" w:hAnsi="Costantina" w:cs="Times New Roman"/>
+              </w:rPr>
+            </w:pPr>
+            <w:r>
+              <w:rPr>
+                <w:rFonts w:ascii="Costantina" w:eastAsia="Times New Roman" w:hAnsi="Costantina" w:cs="Times New Roman"/>
               </w:rPr>
               <w:t>8</w:t>
             </w:r>
@@ -8048,14 +8044,14 @@
             <w:pPr>
               <w:jc w:val="both"/>
               <w:rPr>
-                <w:rFonts w:ascii="Costantina" w:hAnsi="Costantina" w:eastAsia="Times New Roman" w:cs="Times New Roman"/>
+                <w:rFonts w:ascii="Costantina" w:eastAsia="Times New Roman" w:hAnsi="Costantina" w:cs="Times New Roman"/>
                 <w:b/>
                 <w:bCs/>
               </w:rPr>
             </w:pPr>
             <w:r>
               <w:rPr>
-                <w:rFonts w:ascii="Costantina" w:hAnsi="Costantina" w:eastAsia="Times New Roman" w:cs="Times New Roman"/>
+                <w:rFonts w:ascii="Costantina" w:eastAsia="Times New Roman" w:hAnsi="Costantina" w:cs="Times New Roman"/>
                 <w:b/>
                 <w:bCs/>
               </w:rPr>
@@ -8070,13 +8066,13 @@
           <w:p>
             <w:pPr>
               <w:rPr>
-                <w:rFonts w:ascii="Costantina" w:hAnsi="Costantina" w:eastAsia="Times New Roman" w:cs="Arial"/>
+                <w:rFonts w:ascii="Costantina" w:eastAsia="Times New Roman" w:hAnsi="Costantina" w:cs="Arial"/>
                 <w:color w:val="000000"/>
               </w:rPr>
             </w:pPr>
             <w:r>
               <w:rPr>
-                <w:rFonts w:ascii="Costantina" w:hAnsi="Costantina" w:eastAsia="Times New Roman" w:cs="Arial"/>
+                <w:rFonts w:ascii="Costantina" w:eastAsia="Times New Roman" w:hAnsi="Costantina" w:cs="Arial"/>
                 <w:color w:val="000000"/>
               </w:rPr>
               <w:t>Il sistema deve offrire al Bibliotecario una funzionalità per monitorare, in ogni momento, lo stato delle Prenotazioni effettuate per ciascuna Sala</w:t>
@@ -8091,12 +8087,12 @@
             <w:pPr>
               <w:jc w:val="center"/>
               <w:rPr>
-                <w:rFonts w:ascii="Costantina" w:hAnsi="Costantina" w:eastAsia="Times New Roman" w:cs="Times New Roman"/>
-              </w:rPr>
-            </w:pPr>
-            <w:r>
-              <w:rPr>
-                <w:rFonts w:ascii="Costantina" w:hAnsi="Costantina" w:eastAsia="Times New Roman" w:cs="Times New Roman"/>
+                <w:rFonts w:ascii="Costantina" w:eastAsia="Times New Roman" w:hAnsi="Costantina" w:cs="Times New Roman"/>
+              </w:rPr>
+            </w:pPr>
+            <w:r>
+              <w:rPr>
+                <w:rFonts w:ascii="Costantina" w:eastAsia="Times New Roman" w:hAnsi="Costantina" w:cs="Times New Roman"/>
               </w:rPr>
               <w:t>9</w:t>
             </w:r>
@@ -8116,14 +8112,14 @@
             <w:pPr>
               <w:jc w:val="both"/>
               <w:rPr>
-                <w:rFonts w:ascii="Costantina" w:hAnsi="Costantina" w:eastAsia="Times New Roman" w:cs="Times New Roman"/>
+                <w:rFonts w:ascii="Costantina" w:eastAsia="Times New Roman" w:hAnsi="Costantina" w:cs="Times New Roman"/>
                 <w:b/>
                 <w:bCs/>
               </w:rPr>
             </w:pPr>
             <w:r>
               <w:rPr>
-                <w:rFonts w:ascii="Costantina" w:hAnsi="Costantina" w:eastAsia="Times New Roman" w:cs="Times New Roman"/>
+                <w:rFonts w:ascii="Costantina" w:eastAsia="Times New Roman" w:hAnsi="Costantina" w:cs="Times New Roman"/>
                 <w:b/>
                 <w:bCs/>
               </w:rPr>
@@ -8163,12 +8159,12 @@
             <w:pPr>
               <w:jc w:val="center"/>
               <w:rPr>
-                <w:rFonts w:ascii="Costantina" w:hAnsi="Costantina" w:eastAsia="Times New Roman" w:cs="Times New Roman"/>
-              </w:rPr>
-            </w:pPr>
-            <w:r>
-              <w:rPr>
-                <w:rFonts w:ascii="Costantina" w:hAnsi="Costantina" w:eastAsia="Times New Roman" w:cs="Times New Roman"/>
+                <w:rFonts w:ascii="Costantina" w:eastAsia="Times New Roman" w:hAnsi="Costantina" w:cs="Times New Roman"/>
+              </w:rPr>
+            </w:pPr>
+            <w:r>
+              <w:rPr>
+                <w:rFonts w:ascii="Costantina" w:eastAsia="Times New Roman" w:hAnsi="Costantina" w:cs="Times New Roman"/>
               </w:rPr>
               <w:t>10</w:t>
             </w:r>
@@ -8187,14 +8183,14 @@
             <w:pPr>
               <w:jc w:val="both"/>
               <w:rPr>
-                <w:rFonts w:ascii="Costantina" w:hAnsi="Costantina" w:eastAsia="Times New Roman" w:cs="Times New Roman"/>
+                <w:rFonts w:ascii="Costantina" w:eastAsia="Times New Roman" w:hAnsi="Costantina" w:cs="Times New Roman"/>
                 <w:b/>
                 <w:bCs/>
               </w:rPr>
             </w:pPr>
             <w:r>
               <w:rPr>
-                <w:rFonts w:ascii="Costantina" w:hAnsi="Costantina" w:eastAsia="Times New Roman" w:cs="Times New Roman"/>
+                <w:rFonts w:ascii="Costantina" w:eastAsia="Times New Roman" w:hAnsi="Costantina" w:cs="Times New Roman"/>
                 <w:b/>
                 <w:bCs/>
               </w:rPr>
@@ -8232,12 +8228,12 @@
             <w:pPr>
               <w:jc w:val="center"/>
               <w:rPr>
-                <w:rFonts w:ascii="Costantina" w:hAnsi="Costantina" w:eastAsia="Times New Roman" w:cs="Times New Roman"/>
-              </w:rPr>
-            </w:pPr>
-            <w:r>
-              <w:rPr>
-                <w:rFonts w:ascii="Costantina" w:hAnsi="Costantina" w:eastAsia="Times New Roman" w:cs="Times New Roman"/>
+                <w:rFonts w:ascii="Costantina" w:eastAsia="Times New Roman" w:hAnsi="Costantina" w:cs="Times New Roman"/>
+              </w:rPr>
+            </w:pPr>
+            <w:r>
+              <w:rPr>
+                <w:rFonts w:ascii="Costantina" w:eastAsia="Times New Roman" w:hAnsi="Costantina" w:cs="Times New Roman"/>
               </w:rPr>
               <w:t>11</w:t>
             </w:r>
@@ -8257,14 +8253,14 @@
             <w:pPr>
               <w:jc w:val="both"/>
               <w:rPr>
-                <w:rFonts w:ascii="Costantina" w:hAnsi="Costantina" w:eastAsia="Times New Roman" w:cs="Times New Roman"/>
+                <w:rFonts w:ascii="Costantina" w:eastAsia="Times New Roman" w:hAnsi="Costantina" w:cs="Times New Roman"/>
                 <w:b/>
                 <w:bCs/>
               </w:rPr>
             </w:pPr>
             <w:r>
               <w:rPr>
-                <w:rFonts w:ascii="Costantina" w:hAnsi="Costantina" w:eastAsia="Times New Roman" w:cs="Times New Roman"/>
+                <w:rFonts w:ascii="Costantina" w:eastAsia="Times New Roman" w:hAnsi="Costantina" w:cs="Times New Roman"/>
                 <w:b/>
                 <w:bCs/>
               </w:rPr>
@@ -8303,12 +8299,12 @@
             <w:pPr>
               <w:jc w:val="center"/>
               <w:rPr>
-                <w:rFonts w:ascii="Costantina" w:hAnsi="Costantina" w:eastAsia="Times New Roman" w:cs="Times New Roman"/>
-              </w:rPr>
-            </w:pPr>
-            <w:r>
-              <w:rPr>
-                <w:rFonts w:ascii="Costantina" w:hAnsi="Costantina" w:eastAsia="Times New Roman" w:cs="Times New Roman"/>
+                <w:rFonts w:ascii="Costantina" w:eastAsia="Times New Roman" w:hAnsi="Costantina" w:cs="Times New Roman"/>
+              </w:rPr>
+            </w:pPr>
+            <w:r>
+              <w:rPr>
+                <w:rFonts w:ascii="Costantina" w:eastAsia="Times New Roman" w:hAnsi="Costantina" w:cs="Times New Roman"/>
               </w:rPr>
               <w:t>12</w:t>
             </w:r>
@@ -8327,14 +8323,14 @@
             <w:pPr>
               <w:jc w:val="both"/>
               <w:rPr>
-                <w:rFonts w:ascii="Costantina" w:hAnsi="Costantina" w:eastAsia="Times New Roman" w:cs="Times New Roman"/>
+                <w:rFonts w:ascii="Costantina" w:eastAsia="Times New Roman" w:hAnsi="Costantina" w:cs="Times New Roman"/>
                 <w:b/>
                 <w:bCs/>
               </w:rPr>
             </w:pPr>
             <w:r>
               <w:rPr>
-                <w:rFonts w:ascii="Costantina" w:hAnsi="Costantina" w:eastAsia="Times New Roman" w:cs="Times New Roman"/>
+                <w:rFonts w:ascii="Costantina" w:eastAsia="Times New Roman" w:hAnsi="Costantina" w:cs="Times New Roman"/>
                 <w:b/>
                 <w:bCs/>
               </w:rPr>
@@ -8386,12 +8382,12 @@
             <w:pPr>
               <w:jc w:val="center"/>
               <w:rPr>
-                <w:rFonts w:ascii="Costantina" w:hAnsi="Costantina" w:eastAsia="Times New Roman" w:cs="Times New Roman"/>
-              </w:rPr>
-            </w:pPr>
-            <w:r>
-              <w:rPr>
-                <w:rFonts w:ascii="Costantina" w:hAnsi="Costantina" w:eastAsia="Times New Roman" w:cs="Times New Roman"/>
+                <w:rFonts w:ascii="Costantina" w:eastAsia="Times New Roman" w:hAnsi="Costantina" w:cs="Times New Roman"/>
+              </w:rPr>
+            </w:pPr>
+            <w:r>
+              <w:rPr>
+                <w:rFonts w:ascii="Costantina" w:eastAsia="Times New Roman" w:hAnsi="Costantina" w:cs="Times New Roman"/>
               </w:rPr>
               <w:t>15</w:t>
             </w:r>
@@ -8411,14 +8407,14 @@
             <w:pPr>
               <w:jc w:val="both"/>
               <w:rPr>
-                <w:rFonts w:ascii="Costantina" w:hAnsi="Costantina" w:eastAsia="Times New Roman" w:cs="Times New Roman"/>
+                <w:rFonts w:ascii="Costantina" w:eastAsia="Times New Roman" w:hAnsi="Costantina" w:cs="Times New Roman"/>
                 <w:b/>
                 <w:bCs/>
               </w:rPr>
             </w:pPr>
             <w:r>
               <w:rPr>
-                <w:rFonts w:ascii="Costantina" w:hAnsi="Costantina" w:eastAsia="Times New Roman" w:cs="Times New Roman"/>
+                <w:rFonts w:ascii="Costantina" w:eastAsia="Times New Roman" w:hAnsi="Costantina" w:cs="Times New Roman"/>
                 <w:b/>
                 <w:bCs/>
               </w:rPr>
@@ -8434,13 +8430,13 @@
           <w:p>
             <w:pPr>
               <w:rPr>
-                <w:rFonts w:ascii="Costantina" w:hAnsi="Costantina" w:eastAsia="Times New Roman" w:cs="Arial"/>
+                <w:rFonts w:ascii="Costantina" w:eastAsia="Times New Roman" w:hAnsi="Costantina" w:cs="Arial"/>
                 <w:color w:val="000000"/>
               </w:rPr>
             </w:pPr>
             <w:r>
               <w:rPr>
-                <w:rFonts w:ascii="Costantina" w:hAnsi="Costantina" w:eastAsia="Times New Roman" w:cs="Arial"/>
+                <w:rFonts w:ascii="Costantina" w:eastAsia="Times New Roman" w:hAnsi="Costantina" w:cs="Arial"/>
                 <w:color w:val="000000"/>
               </w:rPr>
               <w:t>Il sistema deve, una volta completata la Prenotazione, cambiare lo stato della stessa in “attiva”</w:t>
@@ -8456,12 +8452,12 @@
             <w:pPr>
               <w:jc w:val="center"/>
               <w:rPr>
-                <w:rFonts w:ascii="Costantina" w:hAnsi="Costantina" w:eastAsia="Times New Roman" w:cs="Times New Roman"/>
-              </w:rPr>
-            </w:pPr>
-            <w:r>
-              <w:rPr>
-                <w:rFonts w:ascii="Costantina" w:hAnsi="Costantina" w:eastAsia="Times New Roman" w:cs="Times New Roman"/>
+                <w:rFonts w:ascii="Costantina" w:eastAsia="Times New Roman" w:hAnsi="Costantina" w:cs="Times New Roman"/>
+              </w:rPr>
+            </w:pPr>
+            <w:r>
+              <w:rPr>
+                <w:rFonts w:ascii="Costantina" w:eastAsia="Times New Roman" w:hAnsi="Costantina" w:cs="Times New Roman"/>
               </w:rPr>
               <w:t>16</w:t>
             </w:r>
@@ -8480,14 +8476,14 @@
             <w:pPr>
               <w:jc w:val="both"/>
               <w:rPr>
-                <w:rFonts w:ascii="Costantina" w:hAnsi="Costantina" w:eastAsia="Times New Roman" w:cs="Times New Roman"/>
+                <w:rFonts w:ascii="Costantina" w:eastAsia="Times New Roman" w:hAnsi="Costantina" w:cs="Times New Roman"/>
                 <w:b/>
                 <w:bCs/>
               </w:rPr>
             </w:pPr>
             <w:r>
               <w:rPr>
-                <w:rFonts w:ascii="Costantina" w:hAnsi="Costantina" w:eastAsia="Times New Roman" w:cs="Times New Roman"/>
+                <w:rFonts w:ascii="Costantina" w:eastAsia="Times New Roman" w:hAnsi="Costantina" w:cs="Times New Roman"/>
                 <w:b/>
                 <w:bCs/>
               </w:rPr>
@@ -8525,12 +8521,12 @@
             <w:pPr>
               <w:jc w:val="center"/>
               <w:rPr>
-                <w:rFonts w:ascii="Costantina" w:hAnsi="Costantina" w:eastAsia="Times New Roman" w:cs="Times New Roman"/>
-              </w:rPr>
-            </w:pPr>
-            <w:r>
-              <w:rPr>
-                <w:rFonts w:ascii="Costantina" w:hAnsi="Costantina" w:eastAsia="Times New Roman" w:cs="Times New Roman"/>
+                <w:rFonts w:ascii="Costantina" w:eastAsia="Times New Roman" w:hAnsi="Costantina" w:cs="Times New Roman"/>
+              </w:rPr>
+            </w:pPr>
+            <w:r>
+              <w:rPr>
+                <w:rFonts w:ascii="Costantina" w:eastAsia="Times New Roman" w:hAnsi="Costantina" w:cs="Times New Roman"/>
               </w:rPr>
               <w:t>17</w:t>
             </w:r>
@@ -8550,14 +8546,14 @@
             <w:pPr>
               <w:jc w:val="both"/>
               <w:rPr>
-                <w:rFonts w:ascii="Costantina" w:hAnsi="Costantina" w:eastAsia="Times New Roman" w:cs="Times New Roman"/>
+                <w:rFonts w:ascii="Costantina" w:eastAsia="Times New Roman" w:hAnsi="Costantina" w:cs="Times New Roman"/>
                 <w:b/>
                 <w:bCs/>
               </w:rPr>
             </w:pPr>
             <w:r>
               <w:rPr>
-                <w:rFonts w:ascii="Costantina" w:hAnsi="Costantina" w:eastAsia="Times New Roman" w:cs="Times New Roman"/>
+                <w:rFonts w:ascii="Costantina" w:eastAsia="Times New Roman" w:hAnsi="Costantina" w:cs="Times New Roman"/>
                 <w:b/>
                 <w:bCs/>
               </w:rPr>
@@ -8597,12 +8593,12 @@
             <w:pPr>
               <w:jc w:val="center"/>
               <w:rPr>
-                <w:rFonts w:ascii="Costantina" w:hAnsi="Costantina" w:eastAsia="Times New Roman" w:cs="Times New Roman"/>
-              </w:rPr>
-            </w:pPr>
-            <w:r>
-              <w:rPr>
-                <w:rFonts w:ascii="Costantina" w:hAnsi="Costantina" w:eastAsia="Times New Roman" w:cs="Times New Roman"/>
+                <w:rFonts w:ascii="Costantina" w:eastAsia="Times New Roman" w:hAnsi="Costantina" w:cs="Times New Roman"/>
+              </w:rPr>
+            </w:pPr>
+            <w:r>
+              <w:rPr>
+                <w:rFonts w:ascii="Costantina" w:eastAsia="Times New Roman" w:hAnsi="Costantina" w:cs="Times New Roman"/>
               </w:rPr>
               <w:t>18</w:t>
             </w:r>
@@ -8621,14 +8617,14 @@
             <w:pPr>
               <w:jc w:val="both"/>
               <w:rPr>
-                <w:rFonts w:ascii="Costantina" w:hAnsi="Costantina" w:eastAsia="Times New Roman" w:cs="Times New Roman"/>
+                <w:rFonts w:ascii="Costantina" w:eastAsia="Times New Roman" w:hAnsi="Costantina" w:cs="Times New Roman"/>
                 <w:b/>
                 <w:bCs/>
               </w:rPr>
             </w:pPr>
             <w:r>
               <w:rPr>
-                <w:rFonts w:ascii="Costantina" w:hAnsi="Costantina" w:eastAsia="Times New Roman" w:cs="Times New Roman"/>
+                <w:rFonts w:ascii="Costantina" w:eastAsia="Times New Roman" w:hAnsi="Costantina" w:cs="Times New Roman"/>
                 <w:b/>
                 <w:bCs/>
               </w:rPr>
@@ -8666,12 +8662,12 @@
             <w:pPr>
               <w:jc w:val="center"/>
               <w:rPr>
-                <w:rFonts w:ascii="Costantina" w:hAnsi="Costantina" w:eastAsia="Times New Roman" w:cs="Times New Roman"/>
-              </w:rPr>
-            </w:pPr>
-            <w:r>
-              <w:rPr>
-                <w:rFonts w:ascii="Costantina" w:hAnsi="Costantina" w:eastAsia="Times New Roman" w:cs="Times New Roman"/>
+                <w:rFonts w:ascii="Costantina" w:eastAsia="Times New Roman" w:hAnsi="Costantina" w:cs="Times New Roman"/>
+              </w:rPr>
+            </w:pPr>
+            <w:r>
+              <w:rPr>
+                <w:rFonts w:ascii="Costantina" w:eastAsia="Times New Roman" w:hAnsi="Costantina" w:cs="Times New Roman"/>
               </w:rPr>
               <w:t>19</w:t>
             </w:r>
@@ -8691,14 +8687,14 @@
             <w:pPr>
               <w:jc w:val="both"/>
               <w:rPr>
-                <w:rFonts w:ascii="Costantina" w:hAnsi="Costantina" w:eastAsia="Times New Roman" w:cs="Times New Roman"/>
+                <w:rFonts w:ascii="Costantina" w:eastAsia="Times New Roman" w:hAnsi="Costantina" w:cs="Times New Roman"/>
                 <w:b/>
                 <w:bCs/>
               </w:rPr>
             </w:pPr>
             <w:r>
               <w:rPr>
-                <w:rFonts w:ascii="Costantina" w:hAnsi="Costantina" w:eastAsia="Times New Roman" w:cs="Times New Roman"/>
+                <w:rFonts w:ascii="Costantina" w:eastAsia="Times New Roman" w:hAnsi="Costantina" w:cs="Times New Roman"/>
                 <w:b/>
                 <w:bCs/>
               </w:rPr>
@@ -8752,12 +8748,12 @@
             <w:pPr>
               <w:jc w:val="center"/>
               <w:rPr>
-                <w:rFonts w:ascii="Costantina" w:hAnsi="Costantina" w:eastAsia="Times New Roman" w:cs="Times New Roman"/>
-              </w:rPr>
-            </w:pPr>
-            <w:r>
-              <w:rPr>
-                <w:rFonts w:ascii="Costantina" w:hAnsi="Costantina" w:eastAsia="Times New Roman" w:cs="Times New Roman"/>
+                <w:rFonts w:ascii="Costantina" w:eastAsia="Times New Roman" w:hAnsi="Costantina" w:cs="Times New Roman"/>
+              </w:rPr>
+            </w:pPr>
+            <w:r>
+              <w:rPr>
+                <w:rFonts w:ascii="Costantina" w:eastAsia="Times New Roman" w:hAnsi="Costantina" w:cs="Times New Roman"/>
               </w:rPr>
               <w:t>20</w:t>
             </w:r>
@@ -8776,14 +8772,14 @@
             <w:pPr>
               <w:jc w:val="both"/>
               <w:rPr>
-                <w:rFonts w:ascii="Costantina" w:hAnsi="Costantina" w:eastAsia="Times New Roman" w:cs="Times New Roman"/>
+                <w:rFonts w:ascii="Costantina" w:eastAsia="Times New Roman" w:hAnsi="Costantina" w:cs="Times New Roman"/>
                 <w:b/>
                 <w:bCs/>
               </w:rPr>
             </w:pPr>
             <w:r>
               <w:rPr>
-                <w:rFonts w:ascii="Costantina" w:hAnsi="Costantina" w:eastAsia="Times New Roman" w:cs="Times New Roman"/>
+                <w:rFonts w:ascii="Costantina" w:eastAsia="Times New Roman" w:hAnsi="Costantina" w:cs="Times New Roman"/>
                 <w:b/>
                 <w:bCs/>
               </w:rPr>
@@ -8828,12 +8824,12 @@
             <w:pPr>
               <w:jc w:val="center"/>
               <w:rPr>
-                <w:rFonts w:ascii="Costantina" w:hAnsi="Costantina" w:eastAsia="Times New Roman" w:cs="Times New Roman"/>
-              </w:rPr>
-            </w:pPr>
-            <w:r>
-              <w:rPr>
-                <w:rFonts w:ascii="Costantina" w:hAnsi="Costantina" w:eastAsia="Times New Roman" w:cs="Times New Roman"/>
+                <w:rFonts w:ascii="Costantina" w:eastAsia="Times New Roman" w:hAnsi="Costantina" w:cs="Times New Roman"/>
+              </w:rPr>
+            </w:pPr>
+            <w:r>
+              <w:rPr>
+                <w:rFonts w:ascii="Costantina" w:eastAsia="Times New Roman" w:hAnsi="Costantina" w:cs="Times New Roman"/>
               </w:rPr>
               <w:t>21</w:t>
             </w:r>
@@ -8853,14 +8849,14 @@
             <w:pPr>
               <w:jc w:val="both"/>
               <w:rPr>
-                <w:rFonts w:ascii="Costantina" w:hAnsi="Costantina" w:eastAsia="Times New Roman" w:cs="Times New Roman"/>
+                <w:rFonts w:ascii="Costantina" w:eastAsia="Times New Roman" w:hAnsi="Costantina" w:cs="Times New Roman"/>
                 <w:b/>
                 <w:bCs/>
               </w:rPr>
             </w:pPr>
             <w:r>
               <w:rPr>
-                <w:rFonts w:ascii="Costantina" w:hAnsi="Costantina" w:eastAsia="Times New Roman" w:cs="Times New Roman"/>
+                <w:rFonts w:ascii="Costantina" w:eastAsia="Times New Roman" w:hAnsi="Costantina" w:cs="Times New Roman"/>
                 <w:b/>
                 <w:bCs/>
               </w:rPr>
@@ -8900,12 +8896,12 @@
             <w:pPr>
               <w:jc w:val="center"/>
               <w:rPr>
-                <w:rFonts w:ascii="Costantina" w:hAnsi="Costantina" w:eastAsia="Times New Roman" w:cs="Times New Roman"/>
-              </w:rPr>
-            </w:pPr>
-            <w:r>
-              <w:rPr>
-                <w:rFonts w:ascii="Costantina" w:hAnsi="Costantina" w:eastAsia="Times New Roman" w:cs="Times New Roman"/>
+                <w:rFonts w:ascii="Costantina" w:eastAsia="Times New Roman" w:hAnsi="Costantina" w:cs="Times New Roman"/>
+              </w:rPr>
+            </w:pPr>
+            <w:r>
+              <w:rPr>
+                <w:rFonts w:ascii="Costantina" w:eastAsia="Times New Roman" w:hAnsi="Costantina" w:cs="Times New Roman"/>
               </w:rPr>
               <w:t>22</w:t>
             </w:r>
@@ -8924,14 +8920,14 @@
             <w:pPr>
               <w:jc w:val="both"/>
               <w:rPr>
-                <w:rFonts w:ascii="Costantina" w:hAnsi="Costantina" w:eastAsia="Times New Roman" w:cs="Times New Roman"/>
+                <w:rFonts w:ascii="Costantina" w:eastAsia="Times New Roman" w:hAnsi="Costantina" w:cs="Times New Roman"/>
                 <w:b/>
                 <w:bCs/>
               </w:rPr>
             </w:pPr>
             <w:r>
               <w:rPr>
-                <w:rFonts w:ascii="Costantina" w:hAnsi="Costantina" w:eastAsia="Times New Roman" w:cs="Times New Roman"/>
+                <w:rFonts w:ascii="Costantina" w:eastAsia="Times New Roman" w:hAnsi="Costantina" w:cs="Times New Roman"/>
                 <w:b/>
                 <w:bCs/>
               </w:rPr>
@@ -8976,12 +8972,12 @@
             <w:pPr>
               <w:jc w:val="center"/>
               <w:rPr>
-                <w:rFonts w:ascii="Costantina" w:hAnsi="Costantina" w:eastAsia="Times New Roman" w:cs="Times New Roman"/>
-              </w:rPr>
-            </w:pPr>
-            <w:r>
-              <w:rPr>
-                <w:rFonts w:ascii="Costantina" w:hAnsi="Costantina" w:eastAsia="Times New Roman" w:cs="Times New Roman"/>
+                <w:rFonts w:ascii="Costantina" w:eastAsia="Times New Roman" w:hAnsi="Costantina" w:cs="Times New Roman"/>
+              </w:rPr>
+            </w:pPr>
+            <w:r>
+              <w:rPr>
+                <w:rFonts w:ascii="Costantina" w:eastAsia="Times New Roman" w:hAnsi="Costantina" w:cs="Times New Roman"/>
               </w:rPr>
               <w:t>23</w:t>
             </w:r>
@@ -9001,17 +8997,18 @@
             <w:pPr>
               <w:jc w:val="both"/>
               <w:rPr>
-                <w:rFonts w:ascii="Costantina" w:hAnsi="Costantina" w:eastAsia="Times New Roman" w:cs="Times New Roman"/>
+                <w:rFonts w:ascii="Costantina" w:eastAsia="Times New Roman" w:hAnsi="Costantina" w:cs="Times New Roman"/>
                 <w:b/>
                 <w:bCs/>
               </w:rPr>
             </w:pPr>
             <w:r>
               <w:rPr>
-                <w:rFonts w:ascii="Costantina" w:hAnsi="Costantina" w:eastAsia="Times New Roman" w:cs="Times New Roman"/>
+                <w:rFonts w:ascii="Costantina" w:eastAsia="Times New Roman" w:hAnsi="Costantina" w:cs="Times New Roman"/>
                 <w:b/>
                 <w:bCs/>
               </w:rPr>
+              <w:lastRenderedPageBreak/>
               <w:t>RF19</w:t>
             </w:r>
           </w:p>
@@ -9048,12 +9045,12 @@
             <w:pPr>
               <w:jc w:val="center"/>
               <w:rPr>
-                <w:rFonts w:ascii="Costantina" w:hAnsi="Costantina" w:eastAsia="Times New Roman" w:cs="Times New Roman"/>
-              </w:rPr>
-            </w:pPr>
-            <w:r>
-              <w:rPr>
-                <w:rFonts w:ascii="Costantina" w:hAnsi="Costantina" w:eastAsia="Times New Roman" w:cs="Times New Roman"/>
+                <w:rFonts w:ascii="Costantina" w:eastAsia="Times New Roman" w:hAnsi="Costantina" w:cs="Times New Roman"/>
+              </w:rPr>
+            </w:pPr>
+            <w:r>
+              <w:rPr>
+                <w:rFonts w:ascii="Costantina" w:eastAsia="Times New Roman" w:hAnsi="Costantina" w:cs="Times New Roman"/>
               </w:rPr>
               <w:t>24</w:t>
             </w:r>
@@ -9072,14 +9069,14 @@
             <w:pPr>
               <w:jc w:val="both"/>
               <w:rPr>
-                <w:rFonts w:ascii="Costantina" w:hAnsi="Costantina" w:eastAsia="Times New Roman" w:cs="Times New Roman"/>
+                <w:rFonts w:ascii="Costantina" w:eastAsia="Times New Roman" w:hAnsi="Costantina" w:cs="Times New Roman"/>
                 <w:b/>
                 <w:bCs/>
               </w:rPr>
             </w:pPr>
             <w:r>
               <w:rPr>
-                <w:rFonts w:ascii="Costantina" w:hAnsi="Costantina" w:eastAsia="Times New Roman" w:cs="Times New Roman"/>
+                <w:rFonts w:ascii="Costantina" w:eastAsia="Times New Roman" w:hAnsi="Costantina" w:cs="Times New Roman"/>
                 <w:b/>
                 <w:bCs/>
               </w:rPr>
@@ -9117,12 +9114,12 @@
             <w:pPr>
               <w:jc w:val="center"/>
               <w:rPr>
-                <w:rFonts w:ascii="Costantina" w:hAnsi="Costantina" w:eastAsia="Times New Roman" w:cs="Times New Roman"/>
-              </w:rPr>
-            </w:pPr>
-            <w:r>
-              <w:rPr>
-                <w:rFonts w:ascii="Costantina" w:hAnsi="Costantina" w:eastAsia="Times New Roman" w:cs="Times New Roman"/>
+                <w:rFonts w:ascii="Costantina" w:eastAsia="Times New Roman" w:hAnsi="Costantina" w:cs="Times New Roman"/>
+              </w:rPr>
+            </w:pPr>
+            <w:r>
+              <w:rPr>
+                <w:rFonts w:ascii="Costantina" w:eastAsia="Times New Roman" w:hAnsi="Costantina" w:cs="Times New Roman"/>
               </w:rPr>
               <w:t>25</w:t>
             </w:r>
@@ -9142,14 +9139,14 @@
             <w:pPr>
               <w:jc w:val="both"/>
               <w:rPr>
-                <w:rFonts w:ascii="Costantina" w:hAnsi="Costantina" w:eastAsia="Times New Roman" w:cs="Times New Roman"/>
+                <w:rFonts w:ascii="Costantina" w:eastAsia="Times New Roman" w:hAnsi="Costantina" w:cs="Times New Roman"/>
                 <w:b/>
                 <w:bCs/>
               </w:rPr>
             </w:pPr>
             <w:r>
               <w:rPr>
-                <w:rFonts w:ascii="Costantina" w:hAnsi="Costantina" w:eastAsia="Times New Roman" w:cs="Times New Roman"/>
+                <w:rFonts w:ascii="Costantina" w:eastAsia="Times New Roman" w:hAnsi="Costantina" w:cs="Times New Roman"/>
                 <w:b/>
                 <w:bCs/>
               </w:rPr>
@@ -9189,12 +9186,12 @@
             <w:pPr>
               <w:jc w:val="center"/>
               <w:rPr>
-                <w:rFonts w:ascii="Costantina" w:hAnsi="Costantina" w:eastAsia="Times New Roman" w:cs="Times New Roman"/>
-              </w:rPr>
-            </w:pPr>
-            <w:r>
-              <w:rPr>
-                <w:rFonts w:ascii="Costantina" w:hAnsi="Costantina" w:eastAsia="Times New Roman" w:cs="Times New Roman"/>
+                <w:rFonts w:ascii="Costantina" w:eastAsia="Times New Roman" w:hAnsi="Costantina" w:cs="Times New Roman"/>
+              </w:rPr>
+            </w:pPr>
+            <w:r>
+              <w:rPr>
+                <w:rFonts w:ascii="Costantina" w:eastAsia="Times New Roman" w:hAnsi="Costantina" w:cs="Times New Roman"/>
               </w:rPr>
               <w:t>26</w:t>
             </w:r>
@@ -9213,14 +9210,14 @@
             <w:pPr>
               <w:jc w:val="both"/>
               <w:rPr>
-                <w:rFonts w:ascii="Costantina" w:hAnsi="Costantina" w:eastAsia="Times New Roman" w:cs="Times New Roman"/>
+                <w:rFonts w:ascii="Costantina" w:eastAsia="Times New Roman" w:hAnsi="Costantina" w:cs="Times New Roman"/>
                 <w:b/>
                 <w:bCs/>
               </w:rPr>
             </w:pPr>
             <w:r>
               <w:rPr>
-                <w:rFonts w:ascii="Costantina" w:hAnsi="Costantina" w:eastAsia="Times New Roman" w:cs="Times New Roman"/>
+                <w:rFonts w:ascii="Costantina" w:eastAsia="Times New Roman" w:hAnsi="Costantina" w:cs="Times New Roman"/>
                 <w:b/>
                 <w:bCs/>
               </w:rPr>
@@ -9258,12 +9255,12 @@
             <w:pPr>
               <w:jc w:val="center"/>
               <w:rPr>
-                <w:rFonts w:ascii="Costantina" w:hAnsi="Costantina" w:eastAsia="Times New Roman" w:cs="Times New Roman"/>
-              </w:rPr>
-            </w:pPr>
-            <w:r>
-              <w:rPr>
-                <w:rFonts w:ascii="Costantina" w:hAnsi="Costantina" w:eastAsia="Times New Roman" w:cs="Times New Roman"/>
+                <w:rFonts w:ascii="Costantina" w:eastAsia="Times New Roman" w:hAnsi="Costantina" w:cs="Times New Roman"/>
+              </w:rPr>
+            </w:pPr>
+            <w:r>
+              <w:rPr>
+                <w:rFonts w:ascii="Costantina" w:eastAsia="Times New Roman" w:hAnsi="Costantina" w:cs="Times New Roman"/>
               </w:rPr>
               <w:t>27</w:t>
             </w:r>
@@ -9283,14 +9280,14 @@
             <w:pPr>
               <w:jc w:val="both"/>
               <w:rPr>
-                <w:rFonts w:ascii="Costantina" w:hAnsi="Costantina" w:eastAsia="Times New Roman" w:cs="Times New Roman"/>
+                <w:rFonts w:ascii="Costantina" w:eastAsia="Times New Roman" w:hAnsi="Costantina" w:cs="Times New Roman"/>
                 <w:b/>
                 <w:bCs/>
               </w:rPr>
             </w:pPr>
             <w:r>
               <w:rPr>
-                <w:rFonts w:ascii="Costantina" w:hAnsi="Costantina" w:eastAsia="Times New Roman" w:cs="Times New Roman"/>
+                <w:rFonts w:ascii="Costantina" w:eastAsia="Times New Roman" w:hAnsi="Costantina" w:cs="Times New Roman"/>
                 <w:b/>
                 <w:bCs/>
               </w:rPr>
@@ -9330,12 +9327,12 @@
             <w:pPr>
               <w:jc w:val="center"/>
               <w:rPr>
-                <w:rFonts w:ascii="Costantina" w:hAnsi="Costantina" w:eastAsia="Times New Roman" w:cs="Times New Roman"/>
-              </w:rPr>
-            </w:pPr>
-            <w:r>
-              <w:rPr>
-                <w:rFonts w:ascii="Costantina" w:hAnsi="Costantina" w:eastAsia="Times New Roman" w:cs="Times New Roman"/>
+                <w:rFonts w:ascii="Costantina" w:eastAsia="Times New Roman" w:hAnsi="Costantina" w:cs="Times New Roman"/>
+              </w:rPr>
+            </w:pPr>
+            <w:r>
+              <w:rPr>
+                <w:rFonts w:ascii="Costantina" w:eastAsia="Times New Roman" w:hAnsi="Costantina" w:cs="Times New Roman"/>
               </w:rPr>
               <w:t>29</w:t>
             </w:r>
@@ -9346,7 +9343,7 @@
     <w:p>
       <w:pPr>
         <w:rPr>
-          <w:rFonts w:ascii="Costantina" w:hAnsi="Costantina" w:eastAsia="Times New Roman" w:cs="Times New Roman"/>
+          <w:rFonts w:ascii="Costantina" w:eastAsia="Times New Roman" w:hAnsi="Costantina" w:cs="Times New Roman"/>
           <w:lang w:eastAsia="en-US"/>
         </w:rPr>
       </w:pPr>
@@ -9359,15 +9356,15 @@
           <w:numId w:val="1"/>
         </w:numPr>
         <w:rPr>
-          <w:rFonts w:hint="eastAsia" w:ascii="Costantina" w:hAnsi="Costantina"/>
+          <w:rFonts w:ascii="Costantina" w:hAnsi="Costantina" w:hint="eastAsia"/>
           <w:sz w:val="24"/>
         </w:rPr>
       </w:pPr>
-      <w:bookmarkStart w:name="_Toc471224123" w:id="38"/>
-      <w:bookmarkStart w:name="_Toc471905549" w:id="39"/>
-      <w:bookmarkStart w:name="_Toc474433551" w:id="40"/>
-      <w:bookmarkStart w:name="_Toc474433726" w:id="41"/>
-      <w:bookmarkStart w:name="_Toc195300120" w:id="42"/>
+      <w:bookmarkStart w:id="38" w:name="_Toc471224123"/>
+      <w:bookmarkStart w:id="39" w:name="_Toc471905549"/>
+      <w:bookmarkStart w:id="40" w:name="_Toc474433551"/>
+      <w:bookmarkStart w:id="41" w:name="_Toc474433726"/>
+      <w:bookmarkStart w:id="42" w:name="_Toc195300120"/>
       <w:r>
         <w:rPr>
           <w:rFonts w:ascii="Costantina" w:hAnsi="Costantina"/>
@@ -9387,7 +9384,7 @@
         <w:ind w:left="709" w:hanging="709"/>
         <w:jc w:val="both"/>
         <w:rPr>
-          <w:rFonts w:ascii="Costantina" w:hAnsi="Costantina" w:eastAsia="Times New Roman" w:cs="Times New Roman"/>
+          <w:rFonts w:ascii="Costantina" w:eastAsia="Times New Roman" w:hAnsi="Costantina" w:cs="Times New Roman"/>
           <w:lang w:eastAsia="en-US"/>
         </w:rPr>
       </w:pPr>
@@ -9415,7 +9412,7 @@
             <w:pPr>
               <w:jc w:val="both"/>
               <w:rPr>
-                <w:rFonts w:ascii="Costantina" w:hAnsi="Costantina" w:eastAsia="Times New Roman" w:cs="Times New Roman"/>
+                <w:rFonts w:ascii="Costantina" w:eastAsia="Times New Roman" w:hAnsi="Costantina" w:cs="Times New Roman"/>
                 <w:b/>
                 <w:bCs/>
                 <w:color w:val="FFFFFF" w:themeColor="background1"/>
@@ -9423,7 +9420,7 @@
             </w:pPr>
             <w:r>
               <w:rPr>
-                <w:rFonts w:ascii="Costantina" w:hAnsi="Costantina" w:eastAsia="Times New Roman" w:cs="Times New Roman"/>
+                <w:rFonts w:ascii="Costantina" w:eastAsia="Times New Roman" w:hAnsi="Costantina" w:cs="Times New Roman"/>
                 <w:b/>
                 <w:bCs/>
                 <w:color w:val="FFFFFF" w:themeColor="background1"/>
@@ -9441,7 +9438,7 @@
             <w:pPr>
               <w:jc w:val="both"/>
               <w:rPr>
-                <w:rFonts w:ascii="Costantina" w:hAnsi="Costantina" w:eastAsia="Times New Roman" w:cs="Times New Roman"/>
+                <w:rFonts w:ascii="Costantina" w:eastAsia="Times New Roman" w:hAnsi="Costantina" w:cs="Times New Roman"/>
                 <w:b/>
                 <w:bCs/>
                 <w:color w:val="FFFFFF" w:themeColor="background1"/>
@@ -9449,7 +9446,7 @@
             </w:pPr>
             <w:r>
               <w:rPr>
-                <w:rFonts w:ascii="Costantina" w:hAnsi="Costantina" w:eastAsia="Times New Roman" w:cs="Times New Roman"/>
+                <w:rFonts w:ascii="Costantina" w:eastAsia="Times New Roman" w:hAnsi="Costantina" w:cs="Times New Roman"/>
                 <w:b/>
                 <w:bCs/>
                 <w:color w:val="FFFFFF" w:themeColor="background1"/>
@@ -9467,7 +9464,7 @@
             <w:pPr>
               <w:jc w:val="both"/>
               <w:rPr>
-                <w:rFonts w:ascii="Costantina" w:hAnsi="Costantina" w:eastAsia="Times New Roman" w:cs="Times New Roman"/>
+                <w:rFonts w:ascii="Costantina" w:eastAsia="Times New Roman" w:hAnsi="Costantina" w:cs="Times New Roman"/>
                 <w:b/>
                 <w:bCs/>
                 <w:color w:val="FFFFFF" w:themeColor="background1"/>
@@ -9475,7 +9472,7 @@
             </w:pPr>
             <w:r>
               <w:rPr>
-                <w:rFonts w:ascii="Costantina" w:hAnsi="Costantina" w:eastAsia="Times New Roman" w:cs="Times New Roman"/>
+                <w:rFonts w:ascii="Costantina" w:eastAsia="Times New Roman" w:hAnsi="Costantina" w:cs="Times New Roman"/>
                 <w:b/>
                 <w:bCs/>
                 <w:color w:val="FFFFFF" w:themeColor="background1"/>
@@ -9497,14 +9494,14 @@
             <w:pPr>
               <w:jc w:val="both"/>
               <w:rPr>
-                <w:rFonts w:ascii="Costantina" w:hAnsi="Costantina" w:eastAsia="Times New Roman" w:cs="Times New Roman"/>
+                <w:rFonts w:ascii="Costantina" w:eastAsia="Times New Roman" w:hAnsi="Costantina" w:cs="Times New Roman"/>
                 <w:b/>
                 <w:bCs/>
               </w:rPr>
             </w:pPr>
             <w:r>
               <w:rPr>
-                <w:rFonts w:ascii="Costantina" w:hAnsi="Costantina" w:eastAsia="Times New Roman" w:cs="Times New Roman"/>
+                <w:rFonts w:ascii="Costantina" w:eastAsia="Times New Roman" w:hAnsi="Costantina" w:cs="Times New Roman"/>
                 <w:b/>
                 <w:bCs/>
               </w:rPr>
@@ -9519,13 +9516,13 @@
           <w:p>
             <w:pPr>
               <w:rPr>
-                <w:rFonts w:ascii="Costantina" w:hAnsi="Costantina" w:eastAsia="Times New Roman" w:cs="Arial"/>
+                <w:rFonts w:ascii="Costantina" w:eastAsia="Times New Roman" w:hAnsi="Costantina" w:cs="Arial"/>
                 <w:color w:val="000000"/>
               </w:rPr>
             </w:pPr>
             <w:r>
               <w:rPr>
-                <w:rFonts w:ascii="Costantina" w:hAnsi="Costantina" w:eastAsia="Times New Roman" w:cs="Arial"/>
+                <w:rFonts w:ascii="Costantina" w:eastAsia="Times New Roman" w:hAnsi="Costantina" w:cs="Arial"/>
                 <w:color w:val="000000"/>
               </w:rPr>
               <w:t>Di ogni Utente si vuole memorizzare nome, cognome, email istituzionale, numero di matricola o codice identificativo interno, ruolo (Studente o Bibliotecario). Nel caso dello Studente si vuole memorizzare il contatore totale degli accessi effettuati</w:t>
@@ -9540,12 +9537,12 @@
             <w:pPr>
               <w:jc w:val="center"/>
               <w:rPr>
-                <w:rFonts w:ascii="Costantina" w:hAnsi="Costantina" w:eastAsia="Times New Roman" w:cs="Times New Roman"/>
-              </w:rPr>
-            </w:pPr>
-            <w:r>
-              <w:rPr>
-                <w:rFonts w:ascii="Costantina" w:hAnsi="Costantina" w:eastAsia="Times New Roman" w:cs="Times New Roman"/>
+                <w:rFonts w:ascii="Costantina" w:eastAsia="Times New Roman" w:hAnsi="Costantina" w:cs="Times New Roman"/>
+              </w:rPr>
+            </w:pPr>
+            <w:r>
+              <w:rPr>
+                <w:rFonts w:ascii="Costantina" w:eastAsia="Times New Roman" w:hAnsi="Costantina" w:cs="Times New Roman"/>
               </w:rPr>
               <w:t>2</w:t>
             </w:r>
@@ -9565,14 +9562,14 @@
             <w:pPr>
               <w:jc w:val="both"/>
               <w:rPr>
-                <w:rFonts w:ascii="Costantina" w:hAnsi="Costantina" w:eastAsia="Times New Roman" w:cs="Times New Roman"/>
+                <w:rFonts w:ascii="Costantina" w:eastAsia="Times New Roman" w:hAnsi="Costantina" w:cs="Times New Roman"/>
                 <w:b/>
                 <w:bCs/>
               </w:rPr>
             </w:pPr>
             <w:r>
               <w:rPr>
-                <w:rFonts w:ascii="Costantina" w:hAnsi="Costantina" w:eastAsia="Times New Roman" w:cs="Times New Roman"/>
+                <w:rFonts w:ascii="Costantina" w:eastAsia="Times New Roman" w:hAnsi="Costantina" w:cs="Times New Roman"/>
                 <w:b/>
                 <w:bCs/>
               </w:rPr>
@@ -9612,12 +9609,12 @@
             <w:pPr>
               <w:jc w:val="center"/>
               <w:rPr>
-                <w:rFonts w:ascii="Costantina" w:hAnsi="Costantina" w:eastAsia="Times New Roman" w:cs="Times New Roman"/>
-              </w:rPr>
-            </w:pPr>
-            <w:r>
-              <w:rPr>
-                <w:rFonts w:ascii="Costantina" w:hAnsi="Costantina" w:eastAsia="Times New Roman" w:cs="Times New Roman"/>
+                <w:rFonts w:ascii="Costantina" w:eastAsia="Times New Roman" w:hAnsi="Costantina" w:cs="Times New Roman"/>
+              </w:rPr>
+            </w:pPr>
+            <w:r>
+              <w:rPr>
+                <w:rFonts w:ascii="Costantina" w:eastAsia="Times New Roman" w:hAnsi="Costantina" w:cs="Times New Roman"/>
               </w:rPr>
               <w:t>6</w:t>
             </w:r>
@@ -9637,14 +9634,14 @@
             <w:pPr>
               <w:jc w:val="both"/>
               <w:rPr>
-                <w:rFonts w:ascii="Costantina" w:hAnsi="Costantina" w:eastAsia="Times New Roman" w:cs="Times New Roman"/>
+                <w:rFonts w:ascii="Costantina" w:eastAsia="Times New Roman" w:hAnsi="Costantina" w:cs="Times New Roman"/>
                 <w:b/>
                 <w:bCs/>
               </w:rPr>
             </w:pPr>
             <w:r>
               <w:rPr>
-                <w:rFonts w:ascii="Costantina" w:hAnsi="Costantina" w:eastAsia="Times New Roman" w:cs="Times New Roman"/>
+                <w:rFonts w:ascii="Costantina" w:eastAsia="Times New Roman" w:hAnsi="Costantina" w:cs="Times New Roman"/>
                 <w:b/>
                 <w:bCs/>
               </w:rPr>
@@ -9692,12 +9689,12 @@
             <w:pPr>
               <w:jc w:val="center"/>
               <w:rPr>
-                <w:rFonts w:ascii="Costantina" w:hAnsi="Costantina" w:eastAsia="Times New Roman" w:cs="Times New Roman"/>
-              </w:rPr>
-            </w:pPr>
-            <w:r>
-              <w:rPr>
-                <w:rFonts w:ascii="Costantina" w:hAnsi="Costantina" w:eastAsia="Times New Roman" w:cs="Times New Roman"/>
+                <w:rFonts w:ascii="Costantina" w:eastAsia="Times New Roman" w:hAnsi="Costantina" w:cs="Times New Roman"/>
+              </w:rPr>
+            </w:pPr>
+            <w:r>
+              <w:rPr>
+                <w:rFonts w:ascii="Costantina" w:eastAsia="Times New Roman" w:hAnsi="Costantina" w:cs="Times New Roman"/>
               </w:rPr>
               <w:t>7</w:t>
             </w:r>
@@ -9717,14 +9714,14 @@
             <w:pPr>
               <w:jc w:val="both"/>
               <w:rPr>
-                <w:rFonts w:ascii="Costantina" w:hAnsi="Costantina" w:eastAsia="Times New Roman" w:cs="Times New Roman"/>
+                <w:rFonts w:ascii="Costantina" w:eastAsia="Times New Roman" w:hAnsi="Costantina" w:cs="Times New Roman"/>
                 <w:b/>
                 <w:bCs/>
               </w:rPr>
             </w:pPr>
             <w:r>
               <w:rPr>
-                <w:rFonts w:ascii="Costantina" w:hAnsi="Costantina" w:eastAsia="Times New Roman" w:cs="Times New Roman"/>
+                <w:rFonts w:ascii="Costantina" w:eastAsia="Times New Roman" w:hAnsi="Costantina" w:cs="Times New Roman"/>
                 <w:b/>
                 <w:bCs/>
               </w:rPr>
@@ -9764,12 +9761,12 @@
             <w:pPr>
               <w:jc w:val="center"/>
               <w:rPr>
-                <w:rFonts w:ascii="Costantina" w:hAnsi="Costantina" w:eastAsia="Times New Roman" w:cs="Times New Roman"/>
-              </w:rPr>
-            </w:pPr>
-            <w:r>
-              <w:rPr>
-                <w:rFonts w:ascii="Costantina" w:hAnsi="Costantina" w:eastAsia="Times New Roman" w:cs="Times New Roman"/>
+                <w:rFonts w:ascii="Costantina" w:eastAsia="Times New Roman" w:hAnsi="Costantina" w:cs="Times New Roman"/>
+              </w:rPr>
+            </w:pPr>
+            <w:r>
+              <w:rPr>
+                <w:rFonts w:ascii="Costantina" w:eastAsia="Times New Roman" w:hAnsi="Costantina" w:cs="Times New Roman"/>
               </w:rPr>
               <w:t>13</w:t>
             </w:r>
@@ -9789,14 +9786,14 @@
             <w:pPr>
               <w:jc w:val="both"/>
               <w:rPr>
-                <w:rFonts w:ascii="Costantina" w:hAnsi="Costantina" w:eastAsia="Times New Roman" w:cs="Times New Roman"/>
+                <w:rFonts w:ascii="Costantina" w:eastAsia="Times New Roman" w:hAnsi="Costantina" w:cs="Times New Roman"/>
                 <w:b/>
                 <w:bCs/>
               </w:rPr>
             </w:pPr>
             <w:r>
               <w:rPr>
-                <w:rFonts w:ascii="Costantina" w:hAnsi="Costantina" w:eastAsia="Times New Roman" w:cs="Times New Roman"/>
+                <w:rFonts w:ascii="Costantina" w:eastAsia="Times New Roman" w:hAnsi="Costantina" w:cs="Times New Roman"/>
                 <w:b/>
                 <w:bCs/>
               </w:rPr>
@@ -9804,7 +9801,7 @@
             </w:r>
             <w:r>
               <w:rPr>
-                <w:rFonts w:ascii="Costantina" w:hAnsi="Costantina" w:eastAsia="Times New Roman" w:cs="Times New Roman"/>
+                <w:rFonts w:ascii="Costantina" w:eastAsia="Times New Roman" w:hAnsi="Costantina" w:cs="Times New Roman"/>
                 <w:b/>
                 <w:bCs/>
               </w:rPr>
@@ -9843,12 +9840,12 @@
             <w:pPr>
               <w:jc w:val="center"/>
               <w:rPr>
-                <w:rFonts w:ascii="Costantina" w:hAnsi="Costantina" w:eastAsia="Times New Roman" w:cs="Times New Roman"/>
-              </w:rPr>
-            </w:pPr>
-            <w:r>
-              <w:rPr>
-                <w:rFonts w:ascii="Costantina" w:hAnsi="Costantina" w:eastAsia="Times New Roman" w:cs="Times New Roman"/>
+                <w:rFonts w:ascii="Costantina" w:eastAsia="Times New Roman" w:hAnsi="Costantina" w:cs="Times New Roman"/>
+              </w:rPr>
+            </w:pPr>
+            <w:r>
+              <w:rPr>
+                <w:rFonts w:ascii="Costantina" w:eastAsia="Times New Roman" w:hAnsi="Costantina" w:cs="Times New Roman"/>
               </w:rPr>
               <w:t>14</w:t>
             </w:r>
@@ -9870,6 +9867,7 @@
         </w:numPr>
       </w:pPr>
       <w:r>
+        <w:lastRenderedPageBreak/>
         <w:t xml:space="preserve">Requisiti </w:t>
       </w:r>
       <w:r>
@@ -10023,7 +10021,7 @@
             </w:pPr>
             <w:r>
               <w:rPr>
-                <w:rFonts w:ascii="Costantina" w:hAnsi="Costantina" w:eastAsia="Times New Roman" w:cs="Times New Roman"/>
+                <w:rFonts w:ascii="Costantina" w:eastAsia="Times New Roman" w:hAnsi="Costantina" w:cs="Times New Roman"/>
                 <w:b/>
                 <w:bCs/>
                 <w:color w:val="000000"/>
@@ -10040,13 +10038,13 @@
           <w:p>
             <w:pPr>
               <w:rPr>
-                <w:rFonts w:ascii="Costantina" w:hAnsi="Costantina" w:eastAsia="Times New Roman" w:cs="Times New Roman"/>
+                <w:rFonts w:ascii="Costantina" w:eastAsia="Times New Roman" w:hAnsi="Costantina" w:cs="Times New Roman"/>
                 <w:color w:val="000000"/>
               </w:rPr>
             </w:pPr>
             <w:r>
               <w:rPr>
-                <w:rFonts w:ascii="Costantina" w:hAnsi="Costantina" w:eastAsia="Times New Roman" w:cs="Times New Roman"/>
+                <w:rFonts w:ascii="Costantina" w:eastAsia="Times New Roman" w:hAnsi="Costantina" w:cs="Times New Roman"/>
                 <w:color w:val="000000"/>
               </w:rPr>
               <w:t>Idoneità funzionale</w:t>
@@ -10129,7 +10127,7 @@
             </w:pPr>
             <w:r>
               <w:rPr>
-                <w:rFonts w:ascii="Costantina" w:hAnsi="Costantina" w:eastAsia="Times New Roman" w:cs="Times New Roman"/>
+                <w:rFonts w:ascii="Costantina" w:eastAsia="Times New Roman" w:hAnsi="Costantina" w:cs="Times New Roman"/>
                 <w:color w:val="000000"/>
               </w:rPr>
               <w:t>100%</w:t>
@@ -10493,7 +10491,7 @@
             </w:pPr>
             <w:r>
               <w:rPr>
-                <w:rFonts w:ascii="Costantina" w:hAnsi="Costantina" w:eastAsia="Times New Roman" w:cs="Times New Roman"/>
+                <w:rFonts w:ascii="Costantina" w:eastAsia="Times New Roman" w:hAnsi="Costantina" w:cs="Times New Roman"/>
                 <w:b/>
                 <w:bCs/>
                 <w:color w:val="000000"/>
@@ -10502,7 +10500,7 @@
             </w:r>
             <w:r>
               <w:rPr>
-                <w:rFonts w:ascii="Costantina" w:hAnsi="Costantina" w:eastAsia="Times New Roman" w:cs="Times New Roman"/>
+                <w:rFonts w:ascii="Costantina" w:eastAsia="Times New Roman" w:hAnsi="Costantina" w:cs="Times New Roman"/>
                 <w:b/>
                 <w:bCs/>
                 <w:color w:val="000000"/>
@@ -10525,7 +10523,7 @@
             </w:pPr>
             <w:r>
               <w:rPr>
-                <w:rFonts w:ascii="Costantina" w:hAnsi="Costantina" w:eastAsia="Times New Roman" w:cs="Times New Roman"/>
+                <w:rFonts w:ascii="Costantina" w:eastAsia="Times New Roman" w:hAnsi="Costantina" w:cs="Times New Roman"/>
                 <w:color w:val="000000"/>
               </w:rPr>
               <w:t>Sicurezza</w:t>
@@ -10658,7 +10656,7 @@
           <w:p>
             <w:pPr>
               <w:rPr>
-                <w:rFonts w:ascii="Costantina" w:hAnsi="Costantina" w:eastAsia="Times New Roman" w:cs="Times New Roman"/>
+                <w:rFonts w:ascii="Costantina" w:eastAsia="Times New Roman" w:hAnsi="Costantina" w:cs="Times New Roman"/>
                 <w:b/>
                 <w:bCs/>
                 <w:color w:val="000000"/>
@@ -10666,7 +10664,7 @@
             </w:pPr>
             <w:r>
               <w:rPr>
-                <w:rFonts w:ascii="Costantina" w:hAnsi="Costantina" w:eastAsia="Times New Roman" w:cs="Times New Roman"/>
+                <w:rFonts w:ascii="Costantina" w:eastAsia="Times New Roman" w:hAnsi="Costantina" w:cs="Times New Roman"/>
                 <w:b/>
                 <w:bCs/>
                 <w:color w:val="000000"/>
@@ -10683,13 +10681,13 @@
           <w:p>
             <w:pPr>
               <w:rPr>
-                <w:rFonts w:ascii="Costantina" w:hAnsi="Costantina" w:eastAsia="Times New Roman" w:cs="Times New Roman"/>
+                <w:rFonts w:ascii="Costantina" w:eastAsia="Times New Roman" w:hAnsi="Costantina" w:cs="Times New Roman"/>
                 <w:color w:val="000000"/>
               </w:rPr>
             </w:pPr>
             <w:r>
               <w:rPr>
-                <w:rFonts w:ascii="Costantina" w:hAnsi="Costantina" w:eastAsia="Times New Roman" w:cs="Times New Roman"/>
+                <w:rFonts w:ascii="Costantina" w:eastAsia="Times New Roman" w:hAnsi="Costantina" w:cs="Times New Roman"/>
                 <w:color w:val="000000"/>
               </w:rPr>
               <w:t>Usabilità</w:t>
@@ -11036,6 +11034,7 @@
                 <w:rFonts w:ascii="Costantina" w:hAnsi="Costantina" w:cs="Arial"/>
                 <w:color w:val="000000"/>
               </w:rPr>
+              <w:lastRenderedPageBreak/>
               <w:t>conferma o l’annullamento delle</w:t>
             </w:r>
             <w:r>
@@ -11086,6 +11085,7 @@
                 <w:rFonts w:ascii="Costantina" w:hAnsi="Costantina" w:cs="Arial"/>
                 <w:color w:val="000000"/>
               </w:rPr>
+              <w:lastRenderedPageBreak/>
               <w:t>Tempo di latenza </w:t>
             </w:r>
           </w:p>
@@ -11174,10 +11174,10 @@
           <w:numId w:val="1"/>
         </w:numPr>
       </w:pPr>
-      <w:bookmarkStart w:name="_Toc471905550" w:id="43"/>
-      <w:bookmarkStart w:name="_Toc474433552" w:id="44"/>
-      <w:bookmarkStart w:name="_Toc474433727" w:id="45"/>
-      <w:bookmarkStart w:name="_Toc195300121" w:id="46"/>
+      <w:bookmarkStart w:id="43" w:name="_Toc471905550"/>
+      <w:bookmarkStart w:id="44" w:name="_Toc474433552"/>
+      <w:bookmarkStart w:id="45" w:name="_Toc474433727"/>
+      <w:bookmarkStart w:id="46" w:name="_Toc195300121"/>
       <w:r>
         <w:rPr>
           <w:sz w:val="24"/>
@@ -11236,7 +11236,7 @@
             <w:pPr>
               <w:jc w:val="both"/>
               <w:rPr>
-                <w:rFonts w:ascii="Constantia" w:hAnsi="Constantia" w:eastAsia="Times New Roman" w:cs="Times New Roman"/>
+                <w:rFonts w:ascii="Constantia" w:eastAsia="Times New Roman" w:hAnsi="Constantia" w:cs="Times New Roman"/>
                 <w:b/>
                 <w:bCs/>
                 <w:color w:val="FFFFFF" w:themeColor="background1"/>
@@ -11244,7 +11244,7 @@
             </w:pPr>
             <w:r>
               <w:rPr>
-                <w:rFonts w:ascii="Constantia" w:hAnsi="Constantia" w:eastAsia="Times New Roman" w:cs="Times New Roman"/>
+                <w:rFonts w:ascii="Constantia" w:eastAsia="Times New Roman" w:hAnsi="Constantia" w:cs="Times New Roman"/>
                 <w:b/>
                 <w:bCs/>
                 <w:color w:val="FFFFFF" w:themeColor="background1"/>
@@ -11262,7 +11262,7 @@
             <w:pPr>
               <w:jc w:val="both"/>
               <w:rPr>
-                <w:rFonts w:ascii="Constantia" w:hAnsi="Constantia" w:eastAsia="Times New Roman" w:cs="Times New Roman"/>
+                <w:rFonts w:ascii="Constantia" w:eastAsia="Times New Roman" w:hAnsi="Constantia" w:cs="Times New Roman"/>
                 <w:b/>
                 <w:bCs/>
                 <w:color w:val="FFFFFF" w:themeColor="background1"/>
@@ -11270,7 +11270,7 @@
             </w:pPr>
             <w:r>
               <w:rPr>
-                <w:rFonts w:ascii="Constantia" w:hAnsi="Constantia" w:eastAsia="Times New Roman" w:cs="Times New Roman"/>
+                <w:rFonts w:ascii="Constantia" w:eastAsia="Times New Roman" w:hAnsi="Constantia" w:cs="Times New Roman"/>
                 <w:b/>
                 <w:bCs/>
                 <w:color w:val="FFFFFF" w:themeColor="background1"/>
@@ -11288,7 +11288,7 @@
             <w:pPr>
               <w:jc w:val="both"/>
               <w:rPr>
-                <w:rFonts w:ascii="Constantia" w:hAnsi="Constantia" w:eastAsia="Times New Roman" w:cs="Times New Roman"/>
+                <w:rFonts w:ascii="Constantia" w:eastAsia="Times New Roman" w:hAnsi="Constantia" w:cs="Times New Roman"/>
                 <w:b/>
                 <w:bCs/>
                 <w:color w:val="FFFFFF" w:themeColor="background1"/>
@@ -11296,7 +11296,7 @@
             </w:pPr>
             <w:r>
               <w:rPr>
-                <w:rFonts w:ascii="Constantia" w:hAnsi="Constantia" w:eastAsia="Times New Roman" w:cs="Times New Roman"/>
+                <w:rFonts w:ascii="Constantia" w:eastAsia="Times New Roman" w:hAnsi="Constantia" w:cs="Times New Roman"/>
                 <w:b/>
                 <w:bCs/>
                 <w:color w:val="FFFFFF" w:themeColor="background1"/>
@@ -11319,14 +11319,14 @@
             <w:pPr>
               <w:jc w:val="both"/>
               <w:rPr>
-                <w:rFonts w:ascii="Costantina" w:hAnsi="Costantina" w:eastAsia="Times New Roman" w:cs="Times New Roman"/>
+                <w:rFonts w:ascii="Costantina" w:eastAsia="Times New Roman" w:hAnsi="Costantina" w:cs="Times New Roman"/>
                 <w:b/>
                 <w:bCs/>
               </w:rPr>
             </w:pPr>
             <w:r>
               <w:rPr>
-                <w:rFonts w:ascii="Costantina" w:hAnsi="Costantina" w:eastAsia="Times New Roman" w:cs="Times New Roman"/>
+                <w:rFonts w:ascii="Costantina" w:eastAsia="Times New Roman" w:hAnsi="Costantina" w:cs="Times New Roman"/>
                 <w:b/>
                 <w:bCs/>
               </w:rPr>
@@ -11334,7 +11334,7 @@
             </w:r>
             <w:r>
               <w:rPr>
-                <w:rFonts w:ascii="Costantina" w:hAnsi="Costantina" w:eastAsia="Times New Roman" w:cs="Times New Roman"/>
+                <w:rFonts w:ascii="Costantina" w:eastAsia="Times New Roman" w:hAnsi="Costantina" w:cs="Times New Roman"/>
                 <w:b/>
                 <w:bCs/>
               </w:rPr>
@@ -11342,7 +11342,7 @@
             </w:r>
             <w:r>
               <w:rPr>
-                <w:rFonts w:ascii="Costantina" w:hAnsi="Costantina" w:eastAsia="Times New Roman" w:cs="Times New Roman"/>
+                <w:rFonts w:ascii="Costantina" w:eastAsia="Times New Roman" w:hAnsi="Costantina" w:cs="Times New Roman"/>
                 <w:b/>
                 <w:bCs/>
               </w:rPr>
@@ -11437,7 +11437,7 @@
             <w:pPr>
               <w:jc w:val="center"/>
               <w:rPr>
-                <w:rFonts w:ascii="Costantina" w:hAnsi="Costantina" w:eastAsia="Times New Roman" w:cs="Times New Roman"/>
+                <w:rFonts w:ascii="Costantina" w:eastAsia="Times New Roman" w:hAnsi="Costantina" w:cs="Times New Roman"/>
               </w:rPr>
             </w:pPr>
           </w:p>
@@ -11455,14 +11455,14 @@
             <w:pPr>
               <w:jc w:val="both"/>
               <w:rPr>
-                <w:rFonts w:ascii="Costantina" w:hAnsi="Costantina" w:eastAsia="Times New Roman" w:cs="Times New Roman"/>
+                <w:rFonts w:ascii="Costantina" w:eastAsia="Times New Roman" w:hAnsi="Costantina" w:cs="Times New Roman"/>
                 <w:b/>
                 <w:bCs/>
               </w:rPr>
             </w:pPr>
             <w:r>
               <w:rPr>
-                <w:rFonts w:ascii="Costantina" w:hAnsi="Costantina" w:eastAsia="Times New Roman" w:cs="Times New Roman"/>
+                <w:rFonts w:ascii="Costantina" w:eastAsia="Times New Roman" w:hAnsi="Costantina" w:cs="Times New Roman"/>
                 <w:b/>
                 <w:bCs/>
               </w:rPr>
@@ -11470,7 +11470,7 @@
             </w:r>
             <w:r>
               <w:rPr>
-                <w:rFonts w:ascii="Costantina" w:hAnsi="Costantina" w:eastAsia="Times New Roman" w:cs="Times New Roman"/>
+                <w:rFonts w:ascii="Costantina" w:eastAsia="Times New Roman" w:hAnsi="Costantina" w:cs="Times New Roman"/>
                 <w:b/>
                 <w:bCs/>
               </w:rPr>
@@ -11478,7 +11478,7 @@
             </w:r>
             <w:r>
               <w:rPr>
-                <w:rFonts w:ascii="Costantina" w:hAnsi="Costantina" w:eastAsia="Times New Roman" w:cs="Times New Roman"/>
+                <w:rFonts w:ascii="Costantina" w:eastAsia="Times New Roman" w:hAnsi="Costantina" w:cs="Times New Roman"/>
                 <w:b/>
                 <w:bCs/>
               </w:rPr>
@@ -11529,7 +11529,7 @@
             <w:pPr>
               <w:jc w:val="center"/>
               <w:rPr>
-                <w:rFonts w:ascii="Costantina" w:hAnsi="Costantina" w:eastAsia="Times New Roman" w:cs="Times New Roman"/>
+                <w:rFonts w:ascii="Costantina" w:eastAsia="Times New Roman" w:hAnsi="Costantina" w:cs="Times New Roman"/>
               </w:rPr>
             </w:pPr>
           </w:p>
@@ -11548,11 +11548,12 @@
       <w:pPr>
         <w:pStyle w:val="Titolo2"/>
       </w:pPr>
-      <w:bookmarkStart w:name="_Toc471905551" w:id="47"/>
-      <w:bookmarkStart w:name="_Toc474433553" w:id="48"/>
-      <w:bookmarkStart w:name="_Toc474433728" w:id="49"/>
-      <w:bookmarkStart w:name="_Toc195300122" w:id="50"/>
-      <w:r>
+      <w:bookmarkStart w:id="47" w:name="_Toc471905551"/>
+      <w:bookmarkStart w:id="48" w:name="_Toc474433553"/>
+      <w:bookmarkStart w:id="49" w:name="_Toc474433728"/>
+      <w:bookmarkStart w:id="50" w:name="_Toc195300122"/>
+      <w:r>
+        <w:lastRenderedPageBreak/>
         <w:t>Modellazione dei casi d’uso</w:t>
       </w:r>
       <w:bookmarkEnd w:id="47"/>
@@ -11568,13 +11569,13 @@
           <w:numId w:val="2"/>
         </w:numPr>
       </w:pPr>
-      <w:bookmarkStart w:name="_Toc471222556" w:id="51"/>
-      <w:bookmarkStart w:name="_Toc471222595" w:id="52"/>
-      <w:bookmarkStart w:name="_Toc471224126" w:id="53"/>
-      <w:bookmarkStart w:name="_Toc471905552" w:id="54"/>
-      <w:bookmarkStart w:name="_Toc474433554" w:id="55"/>
-      <w:bookmarkStart w:name="_Toc474433729" w:id="56"/>
-      <w:bookmarkStart w:name="_Toc195300123" w:id="57"/>
+      <w:bookmarkStart w:id="51" w:name="_Toc471222556"/>
+      <w:bookmarkStart w:id="52" w:name="_Toc471222595"/>
+      <w:bookmarkStart w:id="53" w:name="_Toc471224126"/>
+      <w:bookmarkStart w:id="54" w:name="_Toc471905552"/>
+      <w:bookmarkStart w:id="55" w:name="_Toc474433554"/>
+      <w:bookmarkStart w:id="56" w:name="_Toc474433729"/>
+      <w:bookmarkStart w:id="57" w:name="_Toc195300123"/>
       <w:r>
         <w:rPr>
           <w:sz w:val="24"/>
@@ -11603,7 +11604,7 @@
         </w:rPr>
         <w:sectPr>
           <w:footerReference w:type="default" r:id="rId15"/>
-          <w:pgSz w:w="11900" w:h="16840" w:orient="portrait"/>
+          <w:pgSz w:w="11900" w:h="16840"/>
           <w:pgMar w:top="1417" w:right="1134" w:bottom="1134" w:left="1134" w:header="708" w:footer="708" w:gutter="0"/>
           <w:pgNumType w:start="1"/>
           <w:cols w:space="708"/>
@@ -11765,9 +11766,9 @@
       <w:pPr>
         <w:sectPr>
           <w:type w:val="continuous"/>
-          <w:pgSz w:w="11900" w:h="16840" w:orient="portrait"/>
+          <w:pgSz w:w="11900" w:h="16840"/>
           <w:pgMar w:top="1417" w:right="1134" w:bottom="1134" w:left="1134" w:header="708" w:footer="708" w:gutter="0"/>
-          <w:cols w:space="708" w:num="2"/>
+          <w:cols w:num="2" w:space="708"/>
           <w:docGrid w:linePitch="360"/>
         </w:sectPr>
       </w:pPr>
@@ -11805,9 +11806,9 @@
         </w:rPr>
         <w:sectPr>
           <w:type w:val="continuous"/>
-          <w:pgSz w:w="11900" w:h="16840" w:orient="portrait"/>
+          <w:pgSz w:w="11900" w:h="16840"/>
           <w:pgMar w:top="1417" w:right="1134" w:bottom="1134" w:left="1134" w:header="708" w:footer="708" w:gutter="0"/>
-          <w:cols w:space="708" w:num="2"/>
+          <w:cols w:num="2" w:space="708"/>
           <w:docGrid w:linePitch="360"/>
         </w:sectPr>
       </w:pPr>
@@ -12164,7 +12165,7 @@
         </w:rPr>
         <w:sectPr>
           <w:type w:val="continuous"/>
-          <w:pgSz w:w="11900" w:h="16840" w:orient="portrait"/>
+          <w:pgSz w:w="11900" w:h="16840"/>
           <w:pgMar w:top="1417" w:right="1134" w:bottom="1134" w:left="1134" w:header="708" w:footer="708" w:gutter="0"/>
           <w:cols w:space="708"/>
           <w:docGrid w:linePitch="360"/>
@@ -12423,7 +12424,7 @@
       <w:proofErr w:type="spellStart"/>
       <w:r>
         <w:rPr>
-          <w:rFonts w:asciiTheme="minorHAnsi" w:hAnsiTheme="minorHAnsi" w:eastAsiaTheme="minorEastAsia" w:cstheme="minorBidi"/>
+          <w:rFonts w:asciiTheme="minorHAnsi" w:eastAsiaTheme="minorEastAsia" w:hAnsiTheme="minorHAnsi" w:cstheme="minorBidi"/>
         </w:rPr>
         <w:t>SelezionePostazioneSpecifica</w:t>
       </w:r>
@@ -12448,7 +12449,7 @@
         <w:spacing w:before="0" w:beforeAutospacing="0" w:after="0" w:afterAutospacing="0"/>
         <w:textAlignment w:val="baseline"/>
         <w:rPr>
-          <w:rFonts w:asciiTheme="minorHAnsi" w:hAnsiTheme="minorHAnsi" w:eastAsiaTheme="minorEastAsia" w:cstheme="minorBidi"/>
+          <w:rFonts w:asciiTheme="minorHAnsi" w:eastAsiaTheme="minorEastAsia" w:hAnsiTheme="minorHAnsi" w:cstheme="minorBidi"/>
         </w:rPr>
       </w:pPr>
       <w:r>
@@ -12475,7 +12476,7 @@
       <w:proofErr w:type="spellStart"/>
       <w:r>
         <w:rPr>
-          <w:rFonts w:asciiTheme="minorHAnsi" w:hAnsiTheme="minorHAnsi" w:eastAsiaTheme="minorEastAsia" w:cstheme="minorBidi"/>
+          <w:rFonts w:asciiTheme="minorHAnsi" w:eastAsiaTheme="minorEastAsia" w:hAnsiTheme="minorHAnsi" w:cstheme="minorBidi"/>
         </w:rPr>
         <w:t>SelezioneAreaSpecifica</w:t>
       </w:r>
@@ -12487,12 +12488,12 @@
         <w:tblpPr w:leftFromText="141" w:rightFromText="141" w:vertAnchor="text" w:horzAnchor="margin" w:tblpXSpec="center" w:tblpY="437"/>
         <w:tblW w:w="10768" w:type="dxa"/>
         <w:tblBorders>
-          <w:top w:val="single" w:color="auto" w:sz="4" w:space="0"/>
-          <w:left w:val="single" w:color="auto" w:sz="4" w:space="0"/>
-          <w:bottom w:val="single" w:color="auto" w:sz="4" w:space="0"/>
-          <w:right w:val="single" w:color="auto" w:sz="4" w:space="0"/>
-          <w:insideH w:val="single" w:color="auto" w:sz="4" w:space="0"/>
-          <w:insideV w:val="single" w:color="auto" w:sz="4" w:space="0"/>
+          <w:top w:val="single" w:sz="4" w:space="0" w:color="auto"/>
+          <w:left w:val="single" w:sz="4" w:space="0" w:color="auto"/>
+          <w:bottom w:val="single" w:sz="4" w:space="0" w:color="auto"/>
+          <w:right w:val="single" w:sz="4" w:space="0" w:color="auto"/>
+          <w:insideH w:val="single" w:sz="4" w:space="0" w:color="auto"/>
+          <w:insideV w:val="single" w:sz="4" w:space="0" w:color="auto"/>
         </w:tblBorders>
         <w:tblLayout w:type="fixed"/>
         <w:tblLook w:val="04A0" w:firstRow="1" w:lastRow="0" w:firstColumn="1" w:lastColumn="0" w:noHBand="0" w:noVBand="1"/>
@@ -12501,8 +12502,8 @@
         <w:gridCol w:w="3256"/>
         <w:gridCol w:w="1417"/>
         <w:gridCol w:w="1783"/>
-        <w:gridCol w:w="2630"/>
-        <w:gridCol w:w="1682"/>
+        <w:gridCol w:w="2753"/>
+        <w:gridCol w:w="1559"/>
       </w:tblGrid>
       <w:tr>
         <w:trPr>
@@ -12585,7 +12586,7 @@
         </w:tc>
         <w:tc>
           <w:tcPr>
-            <w:tcW w:w="2630" w:type="dxa"/>
+            <w:tcW w:w="2753" w:type="dxa"/>
             <w:shd w:val="clear" w:color="auto" w:fill="659ED5"/>
             <w:vAlign w:val="center"/>
             <w:hideMark/>
@@ -12635,7 +12636,7 @@
         </w:tc>
         <w:tc>
           <w:tcPr>
-            <w:tcW w:w="1682" w:type="dxa"/>
+            <w:tcW w:w="1559" w:type="dxa"/>
             <w:shd w:val="clear" w:color="auto" w:fill="659ED5"/>
             <w:vAlign w:val="center"/>
             <w:hideMark/>
@@ -12740,7 +12741,7 @@
         </w:tc>
         <w:tc>
           <w:tcPr>
-            <w:tcW w:w="2630" w:type="dxa"/>
+            <w:tcW w:w="2753" w:type="dxa"/>
             <w:vAlign w:val="center"/>
             <w:hideMark/>
           </w:tcPr>
@@ -12761,7 +12762,7 @@
         </w:tc>
         <w:tc>
           <w:tcPr>
-            <w:tcW w:w="1682" w:type="dxa"/>
+            <w:tcW w:w="1559" w:type="dxa"/>
             <w:vAlign w:val="center"/>
             <w:hideMark/>
           </w:tcPr>
@@ -12774,13 +12775,13 @@
             </w:pPr>
             <w:r>
               <w:rPr>
-                <w:rFonts w:ascii="Constantia" w:hAnsi="Constantia" w:eastAsia="Times New Roman" w:cs="Times New Roman"/>
+                <w:rFonts w:ascii="Constantia" w:eastAsia="Times New Roman" w:hAnsi="Constantia" w:cs="Times New Roman"/>
               </w:rPr>
               <w:t>RF0</w:t>
             </w:r>
             <w:r>
               <w:rPr>
-                <w:rFonts w:ascii="Constantia" w:hAnsi="Constantia" w:eastAsia="Times New Roman" w:cs="Times New Roman"/>
+                <w:rFonts w:ascii="Constantia" w:eastAsia="Times New Roman" w:hAnsi="Constantia" w:cs="Times New Roman"/>
               </w:rPr>
               <w:t>1</w:t>
             </w:r>
@@ -12872,7 +12873,7 @@
         </w:tc>
         <w:tc>
           <w:tcPr>
-            <w:tcW w:w="2630" w:type="dxa"/>
+            <w:tcW w:w="2753" w:type="dxa"/>
             <w:vAlign w:val="center"/>
             <w:hideMark/>
           </w:tcPr>
@@ -12893,7 +12894,7 @@
         </w:tc>
         <w:tc>
           <w:tcPr>
-            <w:tcW w:w="1682" w:type="dxa"/>
+            <w:tcW w:w="1559" w:type="dxa"/>
             <w:vAlign w:val="center"/>
             <w:hideMark/>
           </w:tcPr>
@@ -12906,13 +12907,13 @@
             </w:pPr>
             <w:r>
               <w:rPr>
-                <w:rFonts w:ascii="Constantia" w:hAnsi="Constantia" w:eastAsia="Times New Roman" w:cs="Times New Roman"/>
+                <w:rFonts w:ascii="Constantia" w:eastAsia="Times New Roman" w:hAnsi="Constantia" w:cs="Times New Roman"/>
               </w:rPr>
               <w:t>RF0</w:t>
             </w:r>
             <w:r>
               <w:rPr>
-                <w:rFonts w:ascii="Constantia" w:hAnsi="Constantia" w:eastAsia="Times New Roman" w:cs="Times New Roman"/>
+                <w:rFonts w:ascii="Constantia" w:eastAsia="Times New Roman" w:hAnsi="Constantia" w:cs="Times New Roman"/>
               </w:rPr>
               <w:t>2</w:t>
             </w:r>
@@ -13010,7 +13011,7 @@
         </w:tc>
         <w:tc>
           <w:tcPr>
-            <w:tcW w:w="2630" w:type="dxa"/>
+            <w:tcW w:w="2753" w:type="dxa"/>
             <w:vAlign w:val="center"/>
             <w:hideMark/>
           </w:tcPr>
@@ -13032,7 +13033,7 @@
         </w:tc>
         <w:tc>
           <w:tcPr>
-            <w:tcW w:w="1682" w:type="dxa"/>
+            <w:tcW w:w="1559" w:type="dxa"/>
             <w:vAlign w:val="center"/>
             <w:hideMark/>
           </w:tcPr>
@@ -13046,13 +13047,13 @@
             </w:pPr>
             <w:r>
               <w:rPr>
-                <w:rFonts w:ascii="Constantia" w:hAnsi="Constantia" w:eastAsia="Times New Roman" w:cs="Times New Roman"/>
+                <w:rFonts w:ascii="Constantia" w:eastAsia="Times New Roman" w:hAnsi="Constantia" w:cs="Times New Roman"/>
               </w:rPr>
               <w:t>RF0</w:t>
             </w:r>
             <w:r>
               <w:rPr>
-                <w:rFonts w:ascii="Constantia" w:hAnsi="Constantia" w:eastAsia="Times New Roman" w:cs="Times New Roman"/>
+                <w:rFonts w:ascii="Constantia" w:eastAsia="Times New Roman" w:hAnsi="Constantia" w:cs="Times New Roman"/>
               </w:rPr>
               <w:t>3</w:t>
             </w:r>
@@ -13148,7 +13149,7 @@
         </w:tc>
         <w:tc>
           <w:tcPr>
-            <w:tcW w:w="2630" w:type="dxa"/>
+            <w:tcW w:w="2753" w:type="dxa"/>
             <w:vAlign w:val="center"/>
           </w:tcPr>
           <w:p>
@@ -13169,7 +13170,7 @@
         </w:tc>
         <w:tc>
           <w:tcPr>
-            <w:tcW w:w="1682" w:type="dxa"/>
+            <w:tcW w:w="1559" w:type="dxa"/>
             <w:vAlign w:val="center"/>
           </w:tcPr>
           <w:p>
@@ -13177,12 +13178,12 @@
               <w:jc w:val="both"/>
               <w:cnfStyle w:val="000000000000" w:firstRow="0" w:lastRow="0" w:firstColumn="0" w:lastColumn="0" w:oddVBand="0" w:evenVBand="0" w:oddHBand="0" w:evenHBand="0" w:firstRowFirstColumn="0" w:firstRowLastColumn="0" w:lastRowFirstColumn="0" w:lastRowLastColumn="0"/>
               <w:rPr>
-                <w:rFonts w:ascii="Constantia" w:hAnsi="Constantia" w:eastAsia="Times New Roman" w:cs="Times New Roman"/>
-              </w:rPr>
-            </w:pPr>
-            <w:r>
-              <w:rPr>
-                <w:rFonts w:ascii="Constantia" w:hAnsi="Constantia" w:eastAsia="Times New Roman" w:cs="Times New Roman"/>
+                <w:rFonts w:ascii="Constantia" w:eastAsia="Times New Roman" w:hAnsi="Constantia" w:cs="Times New Roman"/>
+              </w:rPr>
+            </w:pPr>
+            <w:r>
+              <w:rPr>
+                <w:rFonts w:ascii="Constantia" w:eastAsia="Times New Roman" w:hAnsi="Constantia" w:cs="Times New Roman"/>
               </w:rPr>
               <w:t>RF04</w:t>
             </w:r>
@@ -13279,7 +13280,7 @@
         </w:tc>
         <w:tc>
           <w:tcPr>
-            <w:tcW w:w="2630" w:type="dxa"/>
+            <w:tcW w:w="2753" w:type="dxa"/>
             <w:vAlign w:val="center"/>
           </w:tcPr>
           <w:p>
@@ -13300,19 +13301,19 @@
         </w:tc>
         <w:tc>
           <w:tcPr>
-            <w:tcW w:w="1682" w:type="dxa"/>
+            <w:tcW w:w="1559" w:type="dxa"/>
             <w:vAlign w:val="center"/>
           </w:tcPr>
           <w:p>
             <w:pPr>
               <w:cnfStyle w:val="000000100000" w:firstRow="0" w:lastRow="0" w:firstColumn="0" w:lastColumn="0" w:oddVBand="0" w:evenVBand="0" w:oddHBand="1" w:evenHBand="0" w:firstRowFirstColumn="0" w:firstRowLastColumn="0" w:lastRowFirstColumn="0" w:lastRowLastColumn="0"/>
               <w:rPr>
-                <w:rFonts w:ascii="Constantia" w:hAnsi="Constantia" w:eastAsia="Times New Roman" w:cs="Times New Roman"/>
-              </w:rPr>
-            </w:pPr>
-            <w:r>
-              <w:rPr>
-                <w:rFonts w:ascii="Constantia" w:hAnsi="Constantia" w:eastAsia="Times New Roman" w:cs="Times New Roman"/>
+                <w:rFonts w:ascii="Constantia" w:eastAsia="Times New Roman" w:hAnsi="Constantia" w:cs="Times New Roman"/>
+              </w:rPr>
+            </w:pPr>
+            <w:r>
+              <w:rPr>
+                <w:rFonts w:ascii="Constantia" w:eastAsia="Times New Roman" w:hAnsi="Constantia" w:cs="Times New Roman"/>
               </w:rPr>
               <w:t>RF05, RF06,  RF18,  RF19</w:t>
             </w:r>
@@ -13340,6 +13341,7 @@
                 <w:rFonts w:ascii="Times New Roman" w:hAnsi="Times New Roman" w:cs="Times New Roman"/>
                 <w:color w:val="F37A41"/>
               </w:rPr>
+              <w:lastRenderedPageBreak/>
               <w:t>UC6</w:t>
             </w:r>
             <w:r>
@@ -13406,7 +13408,7 @@
         </w:tc>
         <w:tc>
           <w:tcPr>
-            <w:tcW w:w="2630" w:type="dxa"/>
+            <w:tcW w:w="2753" w:type="dxa"/>
             <w:vAlign w:val="center"/>
             <w:hideMark/>
           </w:tcPr>
@@ -13571,7 +13573,7 @@
         </w:tc>
         <w:tc>
           <w:tcPr>
-            <w:tcW w:w="1682" w:type="dxa"/>
+            <w:tcW w:w="1559" w:type="dxa"/>
             <w:vAlign w:val="center"/>
             <w:hideMark/>
           </w:tcPr>
@@ -13584,13 +13586,13 @@
             </w:pPr>
             <w:r>
               <w:rPr>
-                <w:rFonts w:ascii="Constantia" w:hAnsi="Constantia" w:eastAsia="Times New Roman" w:cs="Times New Roman"/>
+                <w:rFonts w:ascii="Constantia" w:eastAsia="Times New Roman" w:hAnsi="Constantia" w:cs="Times New Roman"/>
               </w:rPr>
               <w:t>RF</w:t>
             </w:r>
             <w:r>
               <w:rPr>
-                <w:rFonts w:ascii="Constantia" w:hAnsi="Constantia" w:eastAsia="Times New Roman" w:cs="Times New Roman"/>
+                <w:rFonts w:ascii="Constantia" w:eastAsia="Times New Roman" w:hAnsi="Constantia" w:cs="Times New Roman"/>
               </w:rPr>
               <w:t>09</w:t>
             </w:r>
@@ -13632,7 +13634,7 @@
             </w:r>
             <w:r>
               <w:rPr>
-                <w:rFonts w:ascii="Arial" w:hAnsi="Arial" w:cs="Arial" w:eastAsiaTheme="minorEastAsia"/>
+                <w:rFonts w:ascii="Arial" w:eastAsiaTheme="minorEastAsia" w:hAnsi="Arial" w:cs="Arial"/>
                 <w:b w:val="0"/>
                 <w:bCs w:val="0"/>
                 <w:color w:val="000000"/>
@@ -13710,7 +13712,7 @@
         </w:tc>
         <w:tc>
           <w:tcPr>
-            <w:tcW w:w="2630" w:type="dxa"/>
+            <w:tcW w:w="2753" w:type="dxa"/>
             <w:vAlign w:val="center"/>
           </w:tcPr>
           <w:p>
@@ -13730,25 +13732,25 @@
         </w:tc>
         <w:tc>
           <w:tcPr>
-            <w:tcW w:w="1682" w:type="dxa"/>
+            <w:tcW w:w="1559" w:type="dxa"/>
             <w:vAlign w:val="center"/>
           </w:tcPr>
           <w:p>
             <w:pPr>
               <w:cnfStyle w:val="000000100000" w:firstRow="0" w:lastRow="0" w:firstColumn="0" w:lastColumn="0" w:oddVBand="0" w:evenVBand="0" w:oddHBand="1" w:evenHBand="0" w:firstRowFirstColumn="0" w:firstRowLastColumn="0" w:lastRowFirstColumn="0" w:lastRowLastColumn="0"/>
               <w:rPr>
-                <w:rFonts w:ascii="Constantia" w:hAnsi="Constantia" w:eastAsia="Times New Roman" w:cs="Times New Roman"/>
-              </w:rPr>
-            </w:pPr>
-            <w:r>
-              <w:rPr>
-                <w:rFonts w:ascii="Constantia" w:hAnsi="Constantia" w:eastAsia="Times New Roman" w:cs="Times New Roman"/>
+                <w:rFonts w:ascii="Constantia" w:eastAsia="Times New Roman" w:hAnsi="Constantia" w:cs="Times New Roman"/>
+              </w:rPr>
+            </w:pPr>
+            <w:r>
+              <w:rPr>
+                <w:rFonts w:ascii="Constantia" w:eastAsia="Times New Roman" w:hAnsi="Constantia" w:cs="Times New Roman"/>
               </w:rPr>
               <w:t>RF12</w:t>
             </w:r>
             <w:r>
               <w:rPr>
-                <w:rFonts w:ascii="Constantia" w:hAnsi="Constantia" w:eastAsia="Times New Roman" w:cs="Times New Roman"/>
+                <w:rFonts w:ascii="Constantia" w:eastAsia="Times New Roman" w:hAnsi="Constantia" w:cs="Times New Roman"/>
               </w:rPr>
               <w:t>,  RF21</w:t>
             </w:r>
@@ -13858,7 +13860,7 @@
         </w:tc>
         <w:tc>
           <w:tcPr>
-            <w:tcW w:w="2630" w:type="dxa"/>
+            <w:tcW w:w="2753" w:type="dxa"/>
             <w:vAlign w:val="center"/>
             <w:hideMark/>
           </w:tcPr>
@@ -13918,7 +13920,7 @@
         </w:tc>
         <w:tc>
           <w:tcPr>
-            <w:tcW w:w="1682" w:type="dxa"/>
+            <w:tcW w:w="1559" w:type="dxa"/>
             <w:vAlign w:val="center"/>
             <w:hideMark/>
           </w:tcPr>
@@ -13931,13 +13933,13 @@
             </w:pPr>
             <w:r>
               <w:rPr>
-                <w:rFonts w:ascii="Constantia" w:hAnsi="Constantia" w:eastAsia="Times New Roman" w:cs="Times New Roman"/>
+                <w:rFonts w:ascii="Constantia" w:eastAsia="Times New Roman" w:hAnsi="Constantia" w:cs="Times New Roman"/>
               </w:rPr>
               <w:t>RF1</w:t>
             </w:r>
             <w:r>
               <w:rPr>
-                <w:rFonts w:ascii="Constantia" w:hAnsi="Constantia" w:eastAsia="Times New Roman" w:cs="Times New Roman"/>
+                <w:rFonts w:ascii="Constantia" w:eastAsia="Times New Roman" w:hAnsi="Constantia" w:cs="Times New Roman"/>
               </w:rPr>
               <w:t>3</w:t>
             </w:r>
@@ -14039,7 +14041,7 @@
         </w:tc>
         <w:tc>
           <w:tcPr>
-            <w:tcW w:w="2630" w:type="dxa"/>
+            <w:tcW w:w="2753" w:type="dxa"/>
             <w:vAlign w:val="center"/>
             <w:hideMark/>
           </w:tcPr>
@@ -14101,7 +14103,7 @@
         </w:tc>
         <w:tc>
           <w:tcPr>
-            <w:tcW w:w="1682" w:type="dxa"/>
+            <w:tcW w:w="1559" w:type="dxa"/>
             <w:vAlign w:val="center"/>
             <w:hideMark/>
           </w:tcPr>
@@ -14114,13 +14116,13 @@
             </w:pPr>
             <w:r>
               <w:rPr>
-                <w:rFonts w:ascii="Constantia" w:hAnsi="Constantia" w:eastAsia="Times New Roman" w:cs="Times New Roman"/>
+                <w:rFonts w:ascii="Constantia" w:eastAsia="Times New Roman" w:hAnsi="Constantia" w:cs="Times New Roman"/>
               </w:rPr>
               <w:t>RF1</w:t>
             </w:r>
             <w:r>
               <w:rPr>
-                <w:rFonts w:ascii="Constantia" w:hAnsi="Constantia" w:eastAsia="Times New Roman" w:cs="Times New Roman"/>
+                <w:rFonts w:ascii="Constantia" w:eastAsia="Times New Roman" w:hAnsi="Constantia" w:cs="Times New Roman"/>
               </w:rPr>
               <w:t>5</w:t>
             </w:r>
@@ -14165,7 +14167,7 @@
             </w:r>
             <w:r>
               <w:rPr>
-                <w:rFonts w:ascii="Arial" w:hAnsi="Arial" w:cs="Arial" w:eastAsiaTheme="minorEastAsia"/>
+                <w:rFonts w:ascii="Arial" w:eastAsiaTheme="minorEastAsia" w:hAnsi="Arial" w:cs="Arial"/>
                 <w:b w:val="0"/>
                 <w:bCs w:val="0"/>
                 <w:color w:val="000000"/>
@@ -14227,7 +14229,7 @@
         </w:tc>
         <w:tc>
           <w:tcPr>
-            <w:tcW w:w="2630" w:type="dxa"/>
+            <w:tcW w:w="2753" w:type="dxa"/>
             <w:vAlign w:val="center"/>
           </w:tcPr>
           <w:p>
@@ -14241,31 +14243,52 @@
               <w:rPr>
                 <w:rFonts w:ascii="Times New Roman" w:hAnsi="Times New Roman" w:cs="Times New Roman"/>
               </w:rPr>
-              <w:t>-</w:t>
-            </w:r>
-          </w:p>
-        </w:tc>
-        <w:tc>
-          <w:tcPr>
-            <w:tcW w:w="1682" w:type="dxa"/>
+              <w:t>Include:</w:t>
+            </w:r>
+          </w:p>
+          <w:p>
+            <w:pPr>
+              <w:pStyle w:val="Paragrafoelenco"/>
+              <w:numPr>
+                <w:ilvl w:val="0"/>
+                <w:numId w:val="73"/>
+              </w:numPr>
+              <w:cnfStyle w:val="000000000000" w:firstRow="0" w:lastRow="0" w:firstColumn="0" w:lastColumn="0" w:oddVBand="0" w:evenVBand="0" w:oddHBand="0" w:evenHBand="0" w:firstRowFirstColumn="0" w:firstRowLastColumn="0" w:lastRowFirstColumn="0" w:lastRowLastColumn="0"/>
+              <w:rPr>
+                <w:rFonts w:ascii="Times New Roman" w:hAnsi="Times New Roman" w:cs="Times New Roman"/>
+              </w:rPr>
+            </w:pPr>
+            <w:proofErr w:type="spellStart"/>
+            <w:r>
+              <w:rPr>
+                <w:rFonts w:ascii="Times New Roman" w:hAnsi="Times New Roman" w:cs="Times New Roman"/>
+              </w:rPr>
+              <w:t>AggiornamentoStatoPrenotazione</w:t>
+            </w:r>
+            <w:proofErr w:type="spellEnd"/>
+          </w:p>
+        </w:tc>
+        <w:tc>
+          <w:tcPr>
+            <w:tcW w:w="1559" w:type="dxa"/>
             <w:vAlign w:val="center"/>
           </w:tcPr>
           <w:p>
             <w:pPr>
               <w:cnfStyle w:val="000000000000" w:firstRow="0" w:lastRow="0" w:firstColumn="0" w:lastColumn="0" w:oddVBand="0" w:evenVBand="0" w:oddHBand="0" w:evenHBand="0" w:firstRowFirstColumn="0" w:firstRowLastColumn="0" w:lastRowFirstColumn="0" w:lastRowLastColumn="0"/>
               <w:rPr>
-                <w:rFonts w:ascii="Constantia" w:hAnsi="Constantia" w:eastAsia="Times New Roman" w:cs="Times New Roman"/>
-              </w:rPr>
-            </w:pPr>
-            <w:r>
-              <w:rPr>
-                <w:rFonts w:ascii="Constantia" w:hAnsi="Constantia" w:eastAsia="Times New Roman" w:cs="Times New Roman"/>
+                <w:rFonts w:ascii="Constantia" w:eastAsia="Times New Roman" w:hAnsi="Constantia" w:cs="Times New Roman"/>
+              </w:rPr>
+            </w:pPr>
+            <w:r>
+              <w:rPr>
+                <w:rFonts w:ascii="Constantia" w:eastAsia="Times New Roman" w:hAnsi="Constantia" w:cs="Times New Roman"/>
               </w:rPr>
               <w:t>RF1</w:t>
             </w:r>
             <w:r>
               <w:rPr>
-                <w:rFonts w:ascii="Constantia" w:hAnsi="Constantia" w:eastAsia="Times New Roman" w:cs="Times New Roman"/>
+                <w:rFonts w:ascii="Constantia" w:eastAsia="Times New Roman" w:hAnsi="Constantia" w:cs="Times New Roman"/>
               </w:rPr>
               <w:t>7</w:t>
             </w:r>
@@ -14308,7 +14331,7 @@
             </w:r>
             <w:r>
               <w:rPr>
-                <w:rFonts w:ascii="Arial" w:hAnsi="Arial" w:cs="Arial" w:eastAsiaTheme="minorEastAsia"/>
+                <w:rFonts w:ascii="Arial" w:eastAsiaTheme="minorEastAsia" w:hAnsi="Arial" w:cs="Arial"/>
                 <w:b w:val="0"/>
                 <w:bCs w:val="0"/>
                 <w:color w:val="000000"/>
@@ -14380,7 +14403,7 @@
         </w:tc>
         <w:tc>
           <w:tcPr>
-            <w:tcW w:w="2630" w:type="dxa"/>
+            <w:tcW w:w="2753" w:type="dxa"/>
             <w:vAlign w:val="center"/>
             <w:hideMark/>
           </w:tcPr>
@@ -14401,7 +14424,7 @@
         </w:tc>
         <w:tc>
           <w:tcPr>
-            <w:tcW w:w="1682" w:type="dxa"/>
+            <w:tcW w:w="1559" w:type="dxa"/>
             <w:vAlign w:val="center"/>
             <w:hideMark/>
           </w:tcPr>
@@ -14414,7 +14437,7 @@
             </w:pPr>
             <w:r>
               <w:rPr>
-                <w:rFonts w:ascii="Constantia" w:hAnsi="Constantia" w:eastAsia="Times New Roman" w:cs="Times New Roman"/>
+                <w:rFonts w:ascii="Constantia" w:eastAsia="Times New Roman" w:hAnsi="Constantia" w:cs="Times New Roman"/>
               </w:rPr>
               <w:t>RF20</w:t>
             </w:r>
@@ -14455,7 +14478,7 @@
             </w:r>
             <w:r>
               <w:rPr>
-                <w:rFonts w:ascii="Arial" w:hAnsi="Arial" w:cs="Arial" w:eastAsiaTheme="minorEastAsia"/>
+                <w:rFonts w:ascii="Arial" w:eastAsiaTheme="minorEastAsia" w:hAnsi="Arial" w:cs="Arial"/>
                 <w:b w:val="0"/>
                 <w:bCs w:val="0"/>
                 <w:color w:val="000000"/>
@@ -14518,7 +14541,7 @@
         </w:tc>
         <w:tc>
           <w:tcPr>
-            <w:tcW w:w="2630" w:type="dxa"/>
+            <w:tcW w:w="2753" w:type="dxa"/>
             <w:vAlign w:val="center"/>
           </w:tcPr>
           <w:p>
@@ -14538,25 +14561,25 @@
         </w:tc>
         <w:tc>
           <w:tcPr>
-            <w:tcW w:w="1682" w:type="dxa"/>
+            <w:tcW w:w="1559" w:type="dxa"/>
             <w:vAlign w:val="center"/>
           </w:tcPr>
           <w:p>
             <w:pPr>
               <w:cnfStyle w:val="000000000000" w:firstRow="0" w:lastRow="0" w:firstColumn="0" w:lastColumn="0" w:oddVBand="0" w:evenVBand="0" w:oddHBand="0" w:evenHBand="0" w:firstRowFirstColumn="0" w:firstRowLastColumn="0" w:lastRowFirstColumn="0" w:lastRowLastColumn="0"/>
               <w:rPr>
-                <w:rFonts w:ascii="Constantia" w:hAnsi="Constantia" w:eastAsia="Times New Roman" w:cs="Times New Roman"/>
-              </w:rPr>
-            </w:pPr>
-            <w:r>
-              <w:rPr>
-                <w:rFonts w:ascii="Constantia" w:hAnsi="Constantia" w:eastAsia="Times New Roman" w:cs="Times New Roman"/>
+                <w:rFonts w:ascii="Constantia" w:eastAsia="Times New Roman" w:hAnsi="Constantia" w:cs="Times New Roman"/>
+              </w:rPr>
+            </w:pPr>
+            <w:r>
+              <w:rPr>
+                <w:rFonts w:ascii="Constantia" w:eastAsia="Times New Roman" w:hAnsi="Constantia" w:cs="Times New Roman"/>
               </w:rPr>
               <w:t>RF</w:t>
             </w:r>
             <w:r>
               <w:rPr>
-                <w:rFonts w:ascii="Constantia" w:hAnsi="Constantia" w:eastAsia="Times New Roman" w:cs="Times New Roman"/>
+                <w:rFonts w:ascii="Constantia" w:eastAsia="Times New Roman" w:hAnsi="Constantia" w:cs="Times New Roman"/>
               </w:rPr>
               <w:t>22</w:t>
             </w:r>
@@ -14605,7 +14628,7 @@
             </w:r>
             <w:r>
               <w:rPr>
-                <w:rFonts w:ascii="Arial" w:hAnsi="Arial" w:cs="Arial" w:eastAsiaTheme="minorEastAsia"/>
+                <w:rFonts w:ascii="Arial" w:eastAsiaTheme="minorEastAsia" w:hAnsi="Arial" w:cs="Arial"/>
                 <w:b w:val="0"/>
                 <w:bCs w:val="0"/>
                 <w:color w:val="000000"/>
@@ -14683,7 +14706,7 @@
         </w:tc>
         <w:tc>
           <w:tcPr>
-            <w:tcW w:w="2630" w:type="dxa"/>
+            <w:tcW w:w="2753" w:type="dxa"/>
             <w:vAlign w:val="center"/>
           </w:tcPr>
           <w:p>
@@ -14711,7 +14734,7 @@
         </w:tc>
         <w:tc>
           <w:tcPr>
-            <w:tcW w:w="1682" w:type="dxa"/>
+            <w:tcW w:w="1559" w:type="dxa"/>
             <w:vAlign w:val="center"/>
           </w:tcPr>
           <w:p>
@@ -14723,13 +14746,13 @@
             </w:pPr>
             <w:r>
               <w:rPr>
-                <w:rFonts w:ascii="Constantia" w:hAnsi="Constantia" w:eastAsia="Times New Roman" w:cs="Times New Roman"/>
+                <w:rFonts w:ascii="Constantia" w:eastAsia="Times New Roman" w:hAnsi="Constantia" w:cs="Times New Roman"/>
               </w:rPr>
               <w:t>RF0</w:t>
             </w:r>
             <w:r>
               <w:rPr>
-                <w:rFonts w:ascii="Constantia" w:hAnsi="Constantia" w:eastAsia="Times New Roman" w:cs="Times New Roman"/>
+                <w:rFonts w:ascii="Constantia" w:eastAsia="Times New Roman" w:hAnsi="Constantia" w:cs="Times New Roman"/>
               </w:rPr>
               <w:t>7</w:t>
             </w:r>
@@ -14775,7 +14798,7 @@
             </w:r>
             <w:r>
               <w:rPr>
-                <w:rFonts w:ascii="Arial" w:hAnsi="Arial" w:cs="Arial" w:eastAsiaTheme="minorEastAsia"/>
+                <w:rFonts w:ascii="Arial" w:eastAsiaTheme="minorEastAsia" w:hAnsi="Arial" w:cs="Arial"/>
                 <w:b w:val="0"/>
                 <w:bCs w:val="0"/>
                 <w:color w:val="000000"/>
@@ -14837,7 +14860,7 @@
         </w:tc>
         <w:tc>
           <w:tcPr>
-            <w:tcW w:w="2630" w:type="dxa"/>
+            <w:tcW w:w="2753" w:type="dxa"/>
             <w:vAlign w:val="center"/>
           </w:tcPr>
           <w:p>
@@ -14865,7 +14888,7 @@
         </w:tc>
         <w:tc>
           <w:tcPr>
-            <w:tcW w:w="1682" w:type="dxa"/>
+            <w:tcW w:w="1559" w:type="dxa"/>
             <w:vAlign w:val="center"/>
           </w:tcPr>
           <w:p>
@@ -14877,13 +14900,13 @@
             </w:pPr>
             <w:r>
               <w:rPr>
-                <w:rFonts w:ascii="Constantia" w:hAnsi="Constantia" w:eastAsia="Times New Roman" w:cs="Times New Roman"/>
+                <w:rFonts w:ascii="Constantia" w:eastAsia="Times New Roman" w:hAnsi="Constantia" w:cs="Times New Roman"/>
               </w:rPr>
               <w:t>RF0</w:t>
             </w:r>
             <w:r>
               <w:rPr>
-                <w:rFonts w:ascii="Constantia" w:hAnsi="Constantia" w:eastAsia="Times New Roman" w:cs="Times New Roman"/>
+                <w:rFonts w:ascii="Constantia" w:eastAsia="Times New Roman" w:hAnsi="Constantia" w:cs="Times New Roman"/>
               </w:rPr>
               <w:t>8</w:t>
             </w:r>
@@ -14925,7 +14948,7 @@
             </w:r>
             <w:r>
               <w:rPr>
-                <w:rFonts w:ascii="Arial" w:hAnsi="Arial" w:cs="Arial" w:eastAsiaTheme="minorEastAsia"/>
+                <w:rFonts w:ascii="Arial" w:eastAsiaTheme="minorEastAsia" w:hAnsi="Arial" w:cs="Arial"/>
                 <w:b w:val="0"/>
                 <w:bCs w:val="0"/>
                 <w:color w:val="000000"/>
@@ -14987,7 +15010,7 @@
         </w:tc>
         <w:tc>
           <w:tcPr>
-            <w:tcW w:w="2630" w:type="dxa"/>
+            <w:tcW w:w="2753" w:type="dxa"/>
             <w:vAlign w:val="center"/>
           </w:tcPr>
           <w:p>
@@ -15022,20 +15045,34 @@
               <w:rPr>
                 <w:rFonts w:ascii="Times New Roman" w:hAnsi="Times New Roman" w:cs="Times New Roman"/>
               </w:rPr>
-              <w:t>AnnullaPrenotazione</w:t>
+              <w:t>Annulla</w:t>
+            </w:r>
+            <w:r>
+              <w:rPr>
+                <w:rFonts w:ascii="Times New Roman" w:hAnsi="Times New Roman" w:cs="Times New Roman"/>
+              </w:rPr>
+              <w:t>mentoPrenotazione</w:t>
             </w:r>
             <w:proofErr w:type="spellEnd"/>
             <w:r>
               <w:rPr>
                 <w:rFonts w:ascii="Times New Roman" w:hAnsi="Times New Roman" w:cs="Times New Roman"/>
               </w:rPr>
+              <w:t>, GestioneScadenzaAutomaticaPrenotazione</w:t>
+            </w:r>
+            <w:bookmarkStart w:id="58" w:name="_GoBack"/>
+            <w:bookmarkEnd w:id="58"/>
+            <w:r>
+              <w:rPr>
+                <w:rFonts w:ascii="Times New Roman" w:hAnsi="Times New Roman" w:cs="Times New Roman"/>
+              </w:rPr>
               <w:t xml:space="preserve"> e Check-in</w:t>
             </w:r>
           </w:p>
         </w:tc>
         <w:tc>
           <w:tcPr>
-            <w:tcW w:w="1682" w:type="dxa"/>
+            <w:tcW w:w="1559" w:type="dxa"/>
             <w:vAlign w:val="center"/>
           </w:tcPr>
           <w:p>
@@ -15047,43 +15084,43 @@
             </w:pPr>
             <w:r>
               <w:rPr>
-                <w:rFonts w:ascii="Constantia" w:hAnsi="Constantia" w:eastAsia="Times New Roman" w:cs="Times New Roman"/>
+                <w:rFonts w:ascii="Constantia" w:eastAsia="Times New Roman" w:hAnsi="Constantia" w:cs="Times New Roman"/>
               </w:rPr>
               <w:t>RF</w:t>
             </w:r>
             <w:r>
               <w:rPr>
-                <w:rFonts w:ascii="Constantia" w:hAnsi="Constantia" w:eastAsia="Times New Roman" w:cs="Times New Roman"/>
+                <w:rFonts w:ascii="Constantia" w:eastAsia="Times New Roman" w:hAnsi="Constantia" w:cs="Times New Roman"/>
               </w:rPr>
               <w:t>1</w:t>
             </w:r>
             <w:r>
               <w:rPr>
-                <w:rFonts w:ascii="Constantia" w:hAnsi="Constantia" w:eastAsia="Times New Roman" w:cs="Times New Roman"/>
+                <w:rFonts w:ascii="Constantia" w:eastAsia="Times New Roman" w:hAnsi="Constantia" w:cs="Times New Roman"/>
               </w:rPr>
               <w:t>1</w:t>
             </w:r>
             <w:r>
               <w:rPr>
-                <w:rFonts w:ascii="Constantia" w:hAnsi="Constantia" w:eastAsia="Times New Roman" w:cs="Times New Roman"/>
+                <w:rFonts w:ascii="Constantia" w:eastAsia="Times New Roman" w:hAnsi="Constantia" w:cs="Times New Roman"/>
               </w:rPr>
               <w:t>, RF1</w:t>
             </w:r>
             <w:r>
               <w:rPr>
-                <w:rFonts w:ascii="Constantia" w:hAnsi="Constantia" w:eastAsia="Times New Roman" w:cs="Times New Roman"/>
+                <w:rFonts w:ascii="Constantia" w:eastAsia="Times New Roman" w:hAnsi="Constantia" w:cs="Times New Roman"/>
               </w:rPr>
               <w:t>4</w:t>
             </w:r>
             <w:r>
               <w:rPr>
-                <w:rFonts w:ascii="Constantia" w:hAnsi="Constantia" w:eastAsia="Times New Roman" w:cs="Times New Roman"/>
+                <w:rFonts w:ascii="Constantia" w:eastAsia="Times New Roman" w:hAnsi="Constantia" w:cs="Times New Roman"/>
               </w:rPr>
               <w:t>, RF</w:t>
             </w:r>
             <w:r>
               <w:rPr>
-                <w:rFonts w:ascii="Constantia" w:hAnsi="Constantia" w:eastAsia="Times New Roman" w:cs="Times New Roman"/>
+                <w:rFonts w:ascii="Constantia" w:eastAsia="Times New Roman" w:hAnsi="Constantia" w:cs="Times New Roman"/>
               </w:rPr>
               <w:t>17</w:t>
             </w:r>
@@ -15172,7 +15209,7 @@
         </w:tc>
         <w:tc>
           <w:tcPr>
-            <w:tcW w:w="2630" w:type="dxa"/>
+            <w:tcW w:w="2753" w:type="dxa"/>
             <w:vAlign w:val="center"/>
           </w:tcPr>
           <w:p>
@@ -15214,19 +15251,19 @@
         </w:tc>
         <w:tc>
           <w:tcPr>
-            <w:tcW w:w="1682" w:type="dxa"/>
+            <w:tcW w:w="1559" w:type="dxa"/>
             <w:vAlign w:val="center"/>
           </w:tcPr>
           <w:p>
             <w:pPr>
               <w:cnfStyle w:val="000000000000" w:firstRow="0" w:lastRow="0" w:firstColumn="0" w:lastColumn="0" w:oddVBand="0" w:evenVBand="0" w:oddHBand="0" w:evenHBand="0" w:firstRowFirstColumn="0" w:firstRowLastColumn="0" w:lastRowFirstColumn="0" w:lastRowLastColumn="0"/>
               <w:rPr>
-                <w:rFonts w:ascii="Constantia" w:hAnsi="Constantia" w:eastAsia="Times New Roman" w:cs="Times New Roman"/>
-              </w:rPr>
-            </w:pPr>
-            <w:r>
-              <w:rPr>
-                <w:rFonts w:ascii="Constantia" w:hAnsi="Constantia" w:eastAsia="Times New Roman" w:cs="Times New Roman"/>
+                <w:rFonts w:ascii="Constantia" w:eastAsia="Times New Roman" w:hAnsi="Constantia" w:cs="Times New Roman"/>
+              </w:rPr>
+            </w:pPr>
+            <w:r>
+              <w:rPr>
+                <w:rFonts w:ascii="Constantia" w:eastAsia="Times New Roman" w:hAnsi="Constantia" w:cs="Times New Roman"/>
               </w:rPr>
               <w:t>RF23</w:t>
             </w:r>
@@ -15318,7 +15355,7 @@
         </w:tc>
         <w:tc>
           <w:tcPr>
-            <w:tcW w:w="2630" w:type="dxa"/>
+            <w:tcW w:w="2753" w:type="dxa"/>
             <w:vAlign w:val="center"/>
           </w:tcPr>
           <w:p>
@@ -15338,25 +15375,25 @@
         </w:tc>
         <w:tc>
           <w:tcPr>
-            <w:tcW w:w="1682" w:type="dxa"/>
+            <w:tcW w:w="1559" w:type="dxa"/>
             <w:vAlign w:val="center"/>
           </w:tcPr>
           <w:p>
             <w:pPr>
               <w:cnfStyle w:val="000000100000" w:firstRow="0" w:lastRow="0" w:firstColumn="0" w:lastColumn="0" w:oddVBand="0" w:evenVBand="0" w:oddHBand="1" w:evenHBand="0" w:firstRowFirstColumn="0" w:firstRowLastColumn="0" w:lastRowFirstColumn="0" w:lastRowLastColumn="0"/>
               <w:rPr>
-                <w:rFonts w:ascii="Constantia" w:hAnsi="Constantia" w:eastAsia="Times New Roman" w:cs="Times New Roman"/>
-              </w:rPr>
-            </w:pPr>
-            <w:r>
-              <w:rPr>
-                <w:rFonts w:ascii="Constantia" w:hAnsi="Constantia" w:eastAsia="Times New Roman" w:cs="Times New Roman"/>
+                <w:rFonts w:ascii="Constantia" w:eastAsia="Times New Roman" w:hAnsi="Constantia" w:cs="Times New Roman"/>
+              </w:rPr>
+            </w:pPr>
+            <w:r>
+              <w:rPr>
+                <w:rFonts w:ascii="Constantia" w:eastAsia="Times New Roman" w:hAnsi="Constantia" w:cs="Times New Roman"/>
               </w:rPr>
               <w:t>RF2</w:t>
             </w:r>
             <w:r>
               <w:rPr>
-                <w:rFonts w:ascii="Constantia" w:hAnsi="Constantia" w:eastAsia="Times New Roman" w:cs="Times New Roman"/>
+                <w:rFonts w:ascii="Constantia" w:eastAsia="Times New Roman" w:hAnsi="Constantia" w:cs="Times New Roman"/>
               </w:rPr>
               <w:t>3</w:t>
             </w:r>
@@ -15439,7 +15476,7 @@
         </w:tc>
         <w:tc>
           <w:tcPr>
-            <w:tcW w:w="2630" w:type="dxa"/>
+            <w:tcW w:w="2753" w:type="dxa"/>
             <w:vAlign w:val="center"/>
           </w:tcPr>
           <w:p>
@@ -15483,19 +15520,19 @@
         </w:tc>
         <w:tc>
           <w:tcPr>
-            <w:tcW w:w="1682" w:type="dxa"/>
+            <w:tcW w:w="1559" w:type="dxa"/>
             <w:vAlign w:val="center"/>
           </w:tcPr>
           <w:p>
             <w:pPr>
               <w:cnfStyle w:val="000000000000" w:firstRow="0" w:lastRow="0" w:firstColumn="0" w:lastColumn="0" w:oddVBand="0" w:evenVBand="0" w:oddHBand="0" w:evenHBand="0" w:firstRowFirstColumn="0" w:firstRowLastColumn="0" w:lastRowFirstColumn="0" w:lastRowLastColumn="0"/>
               <w:rPr>
-                <w:rFonts w:ascii="Constantia" w:hAnsi="Constantia" w:eastAsia="Times New Roman" w:cs="Times New Roman"/>
-              </w:rPr>
-            </w:pPr>
-            <w:r>
-              <w:rPr>
-                <w:rFonts w:ascii="Constantia" w:hAnsi="Constantia" w:eastAsia="Times New Roman" w:cs="Times New Roman"/>
+                <w:rFonts w:ascii="Constantia" w:eastAsia="Times New Roman" w:hAnsi="Constantia" w:cs="Times New Roman"/>
+              </w:rPr>
+            </w:pPr>
+            <w:r>
+              <w:rPr>
+                <w:rFonts w:ascii="Constantia" w:eastAsia="Times New Roman" w:hAnsi="Constantia" w:cs="Times New Roman"/>
               </w:rPr>
               <w:t>RF01</w:t>
             </w:r>
@@ -15581,7 +15618,7 @@
         </w:tc>
         <w:tc>
           <w:tcPr>
-            <w:tcW w:w="2630" w:type="dxa"/>
+            <w:tcW w:w="2753" w:type="dxa"/>
             <w:vAlign w:val="center"/>
           </w:tcPr>
           <w:p>
@@ -15625,19 +15662,19 @@
         </w:tc>
         <w:tc>
           <w:tcPr>
-            <w:tcW w:w="1682" w:type="dxa"/>
+            <w:tcW w:w="1559" w:type="dxa"/>
             <w:vAlign w:val="center"/>
           </w:tcPr>
           <w:p>
             <w:pPr>
               <w:cnfStyle w:val="000000100000" w:firstRow="0" w:lastRow="0" w:firstColumn="0" w:lastColumn="0" w:oddVBand="0" w:evenVBand="0" w:oddHBand="1" w:evenHBand="0" w:firstRowFirstColumn="0" w:firstRowLastColumn="0" w:lastRowFirstColumn="0" w:lastRowLastColumn="0"/>
               <w:rPr>
-                <w:rFonts w:ascii="Constantia" w:hAnsi="Constantia" w:eastAsia="Times New Roman" w:cs="Times New Roman"/>
-              </w:rPr>
-            </w:pPr>
-            <w:r>
-              <w:rPr>
-                <w:rFonts w:ascii="Constantia" w:hAnsi="Constantia" w:eastAsia="Times New Roman" w:cs="Times New Roman"/>
+                <w:rFonts w:ascii="Constantia" w:eastAsia="Times New Roman" w:hAnsi="Constantia" w:cs="Times New Roman"/>
+              </w:rPr>
+            </w:pPr>
+            <w:r>
+              <w:rPr>
+                <w:rFonts w:ascii="Constantia" w:eastAsia="Times New Roman" w:hAnsi="Constantia" w:cs="Times New Roman"/>
               </w:rPr>
               <w:t>RF01</w:t>
             </w:r>
@@ -15649,7 +15686,7 @@
       <w:pPr>
         <w:sectPr>
           <w:type w:val="continuous"/>
-          <w:pgSz w:w="11900" w:h="16840" w:orient="portrait"/>
+          <w:pgSz w:w="11900" w:h="16840"/>
           <w:pgMar w:top="1417" w:right="1134" w:bottom="1134" w:left="1134" w:header="708" w:footer="708" w:gutter="0"/>
           <w:cols w:space="708"/>
           <w:docGrid w:linePitch="360"/>
@@ -15664,17 +15701,18 @@
           <w:numId w:val="1"/>
         </w:numPr>
       </w:pPr>
-      <w:bookmarkStart w:name="_Toc471905553" w:id="58"/>
-      <w:bookmarkStart w:name="_Toc474433555" w:id="59"/>
-      <w:bookmarkStart w:name="_Toc474433730" w:id="60"/>
-      <w:bookmarkStart w:name="_Toc195300124" w:id="61"/>
-      <w:r>
+      <w:bookmarkStart w:id="59" w:name="_Toc471905553"/>
+      <w:bookmarkStart w:id="60" w:name="_Toc474433555"/>
+      <w:bookmarkStart w:id="61" w:name="_Toc474433730"/>
+      <w:bookmarkStart w:id="62" w:name="_Toc195300124"/>
+      <w:r>
+        <w:lastRenderedPageBreak/>
         <w:t>Diagramma dei casi d’uso</w:t>
       </w:r>
-      <w:bookmarkEnd w:id="58"/>
       <w:bookmarkEnd w:id="59"/>
       <w:bookmarkEnd w:id="60"/>
       <w:bookmarkEnd w:id="61"/>
+      <w:bookmarkEnd w:id="62"/>
     </w:p>
     <w:p>
       <w:pPr>
@@ -15793,23 +15831,23 @@
           <w:numId w:val="1"/>
         </w:numPr>
       </w:pPr>
-      <w:bookmarkStart w:name="_Toc471222558" w:id="62"/>
-      <w:bookmarkStart w:name="_Toc471222597" w:id="63"/>
-      <w:bookmarkStart w:name="_Toc471224128" w:id="64"/>
-      <w:bookmarkStart w:name="_Toc471905554" w:id="65"/>
-      <w:bookmarkStart w:name="_Toc474433556" w:id="66"/>
-      <w:bookmarkStart w:name="_Toc474433731" w:id="67"/>
-      <w:bookmarkStart w:name="_Toc195300125" w:id="68"/>
+      <w:bookmarkStart w:id="63" w:name="_Toc471222558"/>
+      <w:bookmarkStart w:id="64" w:name="_Toc471222597"/>
+      <w:bookmarkStart w:id="65" w:name="_Toc471224128"/>
+      <w:bookmarkStart w:id="66" w:name="_Toc471905554"/>
+      <w:bookmarkStart w:id="67" w:name="_Toc474433556"/>
+      <w:bookmarkStart w:id="68" w:name="_Toc474433731"/>
+      <w:bookmarkStart w:id="69" w:name="_Toc195300125"/>
       <w:r>
         <w:t>Scenari</w:t>
       </w:r>
-      <w:bookmarkEnd w:id="62"/>
       <w:bookmarkEnd w:id="63"/>
       <w:bookmarkEnd w:id="64"/>
       <w:bookmarkEnd w:id="65"/>
       <w:bookmarkEnd w:id="66"/>
       <w:bookmarkEnd w:id="67"/>
       <w:bookmarkEnd w:id="68"/>
+      <w:bookmarkEnd w:id="69"/>
     </w:p>
     <w:p>
       <w:pPr>
@@ -15903,12 +15941,12 @@
         <w:tblW w:w="9385" w:type="dxa"/>
         <w:tblInd w:w="108" w:type="dxa"/>
         <w:tblBorders>
-          <w:top w:val="single" w:color="auto" w:sz="4" w:space="0"/>
-          <w:left w:val="single" w:color="auto" w:sz="4" w:space="0"/>
-          <w:bottom w:val="single" w:color="auto" w:sz="4" w:space="0"/>
-          <w:right w:val="single" w:color="auto" w:sz="4" w:space="0"/>
-          <w:insideH w:val="single" w:color="auto" w:sz="4" w:space="0"/>
-          <w:insideV w:val="single" w:color="auto" w:sz="4" w:space="0"/>
+          <w:top w:val="single" w:sz="4" w:space="0" w:color="auto"/>
+          <w:left w:val="single" w:sz="4" w:space="0" w:color="auto"/>
+          <w:bottom w:val="single" w:sz="4" w:space="0" w:color="auto"/>
+          <w:right w:val="single" w:sz="4" w:space="0" w:color="auto"/>
+          <w:insideH w:val="single" w:sz="4" w:space="0" w:color="auto"/>
+          <w:insideV w:val="single" w:sz="4" w:space="0" w:color="auto"/>
         </w:tblBorders>
         <w:tblLook w:val="04A0" w:firstRow="1" w:lastRow="0" w:firstColumn="1" w:lastColumn="0" w:noHBand="0" w:noVBand="1"/>
       </w:tblPr>
@@ -15925,8 +15963,8 @@
             <w:cnfStyle w:val="001000000100" w:firstRow="0" w:lastRow="0" w:firstColumn="1" w:lastColumn="0" w:oddVBand="0" w:evenVBand="0" w:oddHBand="0" w:evenHBand="0" w:firstRowFirstColumn="1" w:firstRowLastColumn="0" w:lastRowFirstColumn="0" w:lastRowLastColumn="0"/>
             <w:tcW w:w="2297" w:type="dxa"/>
             <w:tcBorders>
-              <w:bottom w:val="none" w:color="auto" w:sz="0" w:space="0"/>
-              <w:right w:val="none" w:color="auto" w:sz="0" w:space="0"/>
+              <w:bottom w:val="none" w:sz="0" w:space="0" w:color="auto"/>
+              <w:right w:val="none" w:sz="0" w:space="0" w:color="auto"/>
             </w:tcBorders>
             <w:shd w:val="clear" w:color="auto" w:fill="659ED5"/>
           </w:tcPr>
@@ -15988,9 +16026,9 @@
             <w:cnfStyle w:val="001000000000" w:firstRow="0" w:lastRow="0" w:firstColumn="1" w:lastColumn="0" w:oddVBand="0" w:evenVBand="0" w:oddHBand="0" w:evenHBand="0" w:firstRowFirstColumn="0" w:firstRowLastColumn="0" w:lastRowFirstColumn="0" w:lastRowLastColumn="0"/>
             <w:tcW w:w="2297" w:type="dxa"/>
             <w:tcBorders>
-              <w:top w:val="none" w:color="auto" w:sz="0" w:space="0"/>
-              <w:bottom w:val="none" w:color="auto" w:sz="0" w:space="0"/>
-              <w:right w:val="none" w:color="auto" w:sz="0" w:space="0"/>
+              <w:top w:val="none" w:sz="0" w:space="0" w:color="auto"/>
+              <w:bottom w:val="none" w:sz="0" w:space="0" w:color="auto"/>
+              <w:right w:val="none" w:sz="0" w:space="0" w:color="auto"/>
             </w:tcBorders>
           </w:tcPr>
           <w:p>
@@ -16012,8 +16050,8 @@
           <w:tcPr>
             <w:tcW w:w="7088" w:type="dxa"/>
             <w:tcBorders>
-              <w:top w:val="none" w:color="auto" w:sz="0" w:space="0"/>
-              <w:bottom w:val="none" w:color="auto" w:sz="0" w:space="0"/>
+              <w:top w:val="none" w:sz="0" w:space="0" w:color="auto"/>
+              <w:bottom w:val="none" w:sz="0" w:space="0" w:color="auto"/>
             </w:tcBorders>
           </w:tcPr>
           <w:p>
@@ -16038,7 +16076,7 @@
             <w:cnfStyle w:val="001000000000" w:firstRow="0" w:lastRow="0" w:firstColumn="1" w:lastColumn="0" w:oddVBand="0" w:evenVBand="0" w:oddHBand="0" w:evenHBand="0" w:firstRowFirstColumn="0" w:firstRowLastColumn="0" w:lastRowFirstColumn="0" w:lastRowLastColumn="0"/>
             <w:tcW w:w="2297" w:type="dxa"/>
             <w:tcBorders>
-              <w:right w:val="none" w:color="auto" w:sz="0" w:space="0"/>
+              <w:right w:val="none" w:sz="0" w:space="0" w:color="auto"/>
             </w:tcBorders>
           </w:tcPr>
           <w:p>
@@ -16085,9 +16123,9 @@
             <w:cnfStyle w:val="001000000000" w:firstRow="0" w:lastRow="0" w:firstColumn="1" w:lastColumn="0" w:oddVBand="0" w:evenVBand="0" w:oddHBand="0" w:evenHBand="0" w:firstRowFirstColumn="0" w:firstRowLastColumn="0" w:lastRowFirstColumn="0" w:lastRowLastColumn="0"/>
             <w:tcW w:w="2297" w:type="dxa"/>
             <w:tcBorders>
-              <w:top w:val="none" w:color="auto" w:sz="0" w:space="0"/>
-              <w:bottom w:val="none" w:color="auto" w:sz="0" w:space="0"/>
-              <w:right w:val="none" w:color="auto" w:sz="0" w:space="0"/>
+              <w:top w:val="none" w:sz="0" w:space="0" w:color="auto"/>
+              <w:bottom w:val="none" w:sz="0" w:space="0" w:color="auto"/>
+              <w:right w:val="none" w:sz="0" w:space="0" w:color="auto"/>
             </w:tcBorders>
           </w:tcPr>
           <w:p>
@@ -16109,8 +16147,8 @@
           <w:tcPr>
             <w:tcW w:w="7088" w:type="dxa"/>
             <w:tcBorders>
-              <w:top w:val="none" w:color="auto" w:sz="0" w:space="0"/>
-              <w:bottom w:val="none" w:color="auto" w:sz="0" w:space="0"/>
+              <w:top w:val="none" w:sz="0" w:space="0" w:color="auto"/>
+              <w:bottom w:val="none" w:sz="0" w:space="0" w:color="auto"/>
             </w:tcBorders>
           </w:tcPr>
           <w:p>
@@ -16153,7 +16191,7 @@
             <w:cnfStyle w:val="001000000000" w:firstRow="0" w:lastRow="0" w:firstColumn="1" w:lastColumn="0" w:oddVBand="0" w:evenVBand="0" w:oddHBand="0" w:evenHBand="0" w:firstRowFirstColumn="0" w:firstRowLastColumn="0" w:lastRowFirstColumn="0" w:lastRowLastColumn="0"/>
             <w:tcW w:w="2297" w:type="dxa"/>
             <w:tcBorders>
-              <w:right w:val="none" w:color="auto" w:sz="0" w:space="0"/>
+              <w:right w:val="none" w:sz="0" w:space="0" w:color="auto"/>
             </w:tcBorders>
           </w:tcPr>
           <w:p>
@@ -16200,9 +16238,9 @@
             <w:cnfStyle w:val="001000000000" w:firstRow="0" w:lastRow="0" w:firstColumn="1" w:lastColumn="0" w:oddVBand="0" w:evenVBand="0" w:oddHBand="0" w:evenHBand="0" w:firstRowFirstColumn="0" w:firstRowLastColumn="0" w:lastRowFirstColumn="0" w:lastRowLastColumn="0"/>
             <w:tcW w:w="2297" w:type="dxa"/>
             <w:tcBorders>
-              <w:top w:val="none" w:color="auto" w:sz="0" w:space="0"/>
-              <w:bottom w:val="none" w:color="auto" w:sz="0" w:space="0"/>
-              <w:right w:val="none" w:color="auto" w:sz="0" w:space="0"/>
+              <w:top w:val="none" w:sz="0" w:space="0" w:color="auto"/>
+              <w:bottom w:val="none" w:sz="0" w:space="0" w:color="auto"/>
+              <w:right w:val="none" w:sz="0" w:space="0" w:color="auto"/>
             </w:tcBorders>
           </w:tcPr>
           <w:p>
@@ -16238,8 +16276,8 @@
           <w:tcPr>
             <w:tcW w:w="7088" w:type="dxa"/>
             <w:tcBorders>
-              <w:top w:val="none" w:color="auto" w:sz="0" w:space="0"/>
-              <w:bottom w:val="none" w:color="auto" w:sz="0" w:space="0"/>
+              <w:top w:val="none" w:sz="0" w:space="0" w:color="auto"/>
+              <w:bottom w:val="none" w:sz="0" w:space="0" w:color="auto"/>
             </w:tcBorders>
           </w:tcPr>
           <w:p>
@@ -16296,6 +16334,7 @@
                 <w:rFonts w:ascii="Times New Roman" w:hAnsi="Times New Roman"/>
                 <w:szCs w:val="21"/>
               </w:rPr>
+              <w:lastRenderedPageBreak/>
               <w:t>L</w:t>
             </w:r>
             <w:r>
@@ -16515,7 +16554,7 @@
             <w:cnfStyle w:val="001000000000" w:firstRow="0" w:lastRow="0" w:firstColumn="1" w:lastColumn="0" w:oddVBand="0" w:evenVBand="0" w:oddHBand="0" w:evenHBand="0" w:firstRowFirstColumn="0" w:firstRowLastColumn="0" w:lastRowFirstColumn="0" w:lastRowLastColumn="0"/>
             <w:tcW w:w="2297" w:type="dxa"/>
             <w:tcBorders>
-              <w:right w:val="none" w:color="auto" w:sz="0" w:space="0"/>
+              <w:right w:val="none" w:sz="0" w:space="0" w:color="auto"/>
             </w:tcBorders>
           </w:tcPr>
           <w:p>
@@ -16529,6 +16568,7 @@
               <w:rPr>
                 <w:rFonts w:ascii="Times New Roman" w:hAnsi="Times New Roman" w:cs="Times New Roman"/>
               </w:rPr>
+              <w:lastRenderedPageBreak/>
               <w:t>Post-Condizioni</w:t>
             </w:r>
           </w:p>
@@ -16571,9 +16611,9 @@
             <w:cnfStyle w:val="001000000000" w:firstRow="0" w:lastRow="0" w:firstColumn="1" w:lastColumn="0" w:oddVBand="0" w:evenVBand="0" w:oddHBand="0" w:evenHBand="0" w:firstRowFirstColumn="0" w:firstRowLastColumn="0" w:lastRowFirstColumn="0" w:lastRowLastColumn="0"/>
             <w:tcW w:w="2297" w:type="dxa"/>
             <w:tcBorders>
-              <w:top w:val="none" w:color="auto" w:sz="0" w:space="0"/>
-              <w:bottom w:val="none" w:color="auto" w:sz="0" w:space="0"/>
-              <w:right w:val="none" w:color="auto" w:sz="0" w:space="0"/>
+              <w:top w:val="none" w:sz="0" w:space="0" w:color="auto"/>
+              <w:bottom w:val="none" w:sz="0" w:space="0" w:color="auto"/>
+              <w:right w:val="none" w:sz="0" w:space="0" w:color="auto"/>
             </w:tcBorders>
           </w:tcPr>
           <w:p>
@@ -16595,8 +16635,8 @@
           <w:tcPr>
             <w:tcW w:w="7088" w:type="dxa"/>
             <w:tcBorders>
-              <w:top w:val="none" w:color="auto" w:sz="0" w:space="0"/>
-              <w:bottom w:val="none" w:color="auto" w:sz="0" w:space="0"/>
+              <w:top w:val="none" w:sz="0" w:space="0" w:color="auto"/>
+              <w:bottom w:val="none" w:sz="0" w:space="0" w:color="auto"/>
             </w:tcBorders>
           </w:tcPr>
           <w:p>
@@ -16626,8 +16666,8 @@
             <w:cnfStyle w:val="001000000000" w:firstRow="0" w:lastRow="0" w:firstColumn="1" w:lastColumn="0" w:oddVBand="0" w:evenVBand="0" w:oddHBand="0" w:evenHBand="0" w:firstRowFirstColumn="0" w:firstRowLastColumn="0" w:lastRowFirstColumn="0" w:lastRowLastColumn="0"/>
             <w:tcW w:w="2297" w:type="dxa"/>
             <w:tcBorders>
-              <w:bottom w:val="single" w:color="auto" w:sz="4" w:space="0"/>
-              <w:right w:val="none" w:color="auto" w:sz="0" w:space="0"/>
+              <w:bottom w:val="single" w:sz="4" w:space="0" w:color="auto"/>
+              <w:right w:val="none" w:sz="0" w:space="0" w:color="auto"/>
             </w:tcBorders>
           </w:tcPr>
           <w:p>
@@ -16663,7 +16703,7 @@
           <w:tcPr>
             <w:tcW w:w="7088" w:type="dxa"/>
             <w:tcBorders>
-              <w:bottom w:val="single" w:color="auto" w:sz="4" w:space="0"/>
+              <w:bottom w:val="single" w:sz="4" w:space="0" w:color="auto"/>
             </w:tcBorders>
             <w:shd w:val="clear" w:color="auto" w:fill="FFFFFF" w:themeFill="background1"/>
           </w:tcPr>
@@ -16762,12 +16802,12 @@
       <w:tr>
         <w:tblPrEx>
           <w:tblBorders>
-            <w:top w:val="single" w:color="000000" w:themeColor="text1" w:sz="4" w:space="0"/>
-            <w:left w:val="single" w:color="000000" w:themeColor="text1" w:sz="4" w:space="0"/>
-            <w:bottom w:val="single" w:color="000000" w:themeColor="text1" w:sz="4" w:space="0"/>
-            <w:right w:val="single" w:color="000000" w:themeColor="text1" w:sz="4" w:space="0"/>
-            <w:insideH w:val="none" w:color="auto" w:sz="0" w:space="0"/>
-            <w:insideV w:val="none" w:color="auto" w:sz="0" w:space="0"/>
+            <w:top w:val="single" w:sz="4" w:space="0" w:color="000000" w:themeColor="text1"/>
+            <w:left w:val="single" w:sz="4" w:space="0" w:color="000000" w:themeColor="text1"/>
+            <w:bottom w:val="single" w:sz="4" w:space="0" w:color="000000" w:themeColor="text1"/>
+            <w:right w:val="single" w:sz="4" w:space="0" w:color="000000" w:themeColor="text1"/>
+            <w:insideH w:val="none" w:sz="0" w:space="0" w:color="auto"/>
+            <w:insideV w:val="none" w:sz="0" w:space="0" w:color="auto"/>
           </w:tblBorders>
         </w:tblPrEx>
         <w:trPr>
@@ -16778,10 +16818,10 @@
             <w:cnfStyle w:val="001000000000" w:firstRow="0" w:lastRow="0" w:firstColumn="1" w:lastColumn="0" w:oddVBand="0" w:evenVBand="0" w:oddHBand="0" w:evenHBand="0" w:firstRowFirstColumn="0" w:firstRowLastColumn="0" w:lastRowFirstColumn="0" w:lastRowLastColumn="0"/>
             <w:tcW w:w="2297" w:type="dxa"/>
             <w:tcBorders>
-              <w:top w:val="single" w:color="auto" w:sz="4" w:space="0"/>
-              <w:left w:val="single" w:color="auto" w:sz="4" w:space="0"/>
-              <w:bottom w:val="single" w:color="auto" w:sz="4" w:space="0"/>
-              <w:right w:val="single" w:color="auto" w:sz="4" w:space="0"/>
+              <w:top w:val="single" w:sz="4" w:space="0" w:color="auto"/>
+              <w:left w:val="single" w:sz="4" w:space="0" w:color="auto"/>
+              <w:bottom w:val="single" w:sz="4" w:space="0" w:color="auto"/>
+              <w:right w:val="single" w:sz="4" w:space="0" w:color="auto"/>
             </w:tcBorders>
             <w:shd w:val="clear" w:color="auto" w:fill="4F81BD" w:themeFill="accent1"/>
           </w:tcPr>
@@ -16805,10 +16845,10 @@
           <w:tcPr>
             <w:tcW w:w="7088" w:type="dxa"/>
             <w:tcBorders>
-              <w:top w:val="single" w:color="auto" w:sz="4" w:space="0"/>
-              <w:left w:val="single" w:color="auto" w:sz="4" w:space="0"/>
-              <w:bottom w:val="single" w:color="auto" w:sz="4" w:space="0"/>
-              <w:right w:val="single" w:color="auto" w:sz="4" w:space="0"/>
+              <w:top w:val="single" w:sz="4" w:space="0" w:color="auto"/>
+              <w:left w:val="single" w:sz="4" w:space="0" w:color="auto"/>
+              <w:bottom w:val="single" w:sz="4" w:space="0" w:color="auto"/>
+              <w:right w:val="single" w:sz="4" w:space="0" w:color="auto"/>
             </w:tcBorders>
             <w:shd w:val="clear" w:color="auto" w:fill="4F81BD" w:themeFill="accent1"/>
           </w:tcPr>
@@ -16842,12 +16882,12 @@
       <w:tr>
         <w:tblPrEx>
           <w:tblBorders>
-            <w:top w:val="single" w:color="000000" w:themeColor="text1" w:sz="4" w:space="0"/>
-            <w:left w:val="single" w:color="000000" w:themeColor="text1" w:sz="4" w:space="0"/>
-            <w:bottom w:val="single" w:color="000000" w:themeColor="text1" w:sz="4" w:space="0"/>
-            <w:right w:val="single" w:color="000000" w:themeColor="text1" w:sz="4" w:space="0"/>
-            <w:insideH w:val="none" w:color="auto" w:sz="0" w:space="0"/>
-            <w:insideV w:val="none" w:color="auto" w:sz="0" w:space="0"/>
+            <w:top w:val="single" w:sz="4" w:space="0" w:color="000000" w:themeColor="text1"/>
+            <w:left w:val="single" w:sz="4" w:space="0" w:color="000000" w:themeColor="text1"/>
+            <w:bottom w:val="single" w:sz="4" w:space="0" w:color="000000" w:themeColor="text1"/>
+            <w:right w:val="single" w:sz="4" w:space="0" w:color="000000" w:themeColor="text1"/>
+            <w:insideH w:val="none" w:sz="0" w:space="0" w:color="auto"/>
+            <w:insideV w:val="none" w:sz="0" w:space="0" w:color="auto"/>
           </w:tblBorders>
         </w:tblPrEx>
         <w:tc>
@@ -16855,10 +16895,10 @@
             <w:cnfStyle w:val="001000000000" w:firstRow="0" w:lastRow="0" w:firstColumn="1" w:lastColumn="0" w:oddVBand="0" w:evenVBand="0" w:oddHBand="0" w:evenHBand="0" w:firstRowFirstColumn="0" w:firstRowLastColumn="0" w:lastRowFirstColumn="0" w:lastRowLastColumn="0"/>
             <w:tcW w:w="2297" w:type="dxa"/>
             <w:tcBorders>
-              <w:top w:val="single" w:color="auto" w:sz="4" w:space="0"/>
-              <w:left w:val="single" w:color="auto" w:sz="4" w:space="0"/>
-              <w:bottom w:val="single" w:color="auto" w:sz="4" w:space="0"/>
-              <w:right w:val="single" w:color="auto" w:sz="4" w:space="0"/>
+              <w:top w:val="single" w:sz="4" w:space="0" w:color="auto"/>
+              <w:left w:val="single" w:sz="4" w:space="0" w:color="auto"/>
+              <w:bottom w:val="single" w:sz="4" w:space="0" w:color="auto"/>
+              <w:right w:val="single" w:sz="4" w:space="0" w:color="auto"/>
             </w:tcBorders>
           </w:tcPr>
           <w:p>
@@ -16880,10 +16920,10 @@
           <w:tcPr>
             <w:tcW w:w="7088" w:type="dxa"/>
             <w:tcBorders>
-              <w:top w:val="single" w:color="auto" w:sz="4" w:space="0"/>
-              <w:left w:val="single" w:color="auto" w:sz="4" w:space="0"/>
-              <w:bottom w:val="single" w:color="auto" w:sz="4" w:space="0"/>
-              <w:right w:val="single" w:color="auto" w:sz="4" w:space="0"/>
+              <w:top w:val="single" w:sz="4" w:space="0" w:color="auto"/>
+              <w:left w:val="single" w:sz="4" w:space="0" w:color="auto"/>
+              <w:bottom w:val="single" w:sz="4" w:space="0" w:color="auto"/>
+              <w:right w:val="single" w:sz="4" w:space="0" w:color="auto"/>
             </w:tcBorders>
           </w:tcPr>
           <w:p>
@@ -16911,12 +16951,12 @@
       <w:tr>
         <w:tblPrEx>
           <w:tblBorders>
-            <w:top w:val="single" w:color="000000" w:themeColor="text1" w:sz="4" w:space="0"/>
-            <w:left w:val="single" w:color="000000" w:themeColor="text1" w:sz="4" w:space="0"/>
-            <w:bottom w:val="single" w:color="000000" w:themeColor="text1" w:sz="4" w:space="0"/>
-            <w:right w:val="single" w:color="000000" w:themeColor="text1" w:sz="4" w:space="0"/>
-            <w:insideH w:val="none" w:color="auto" w:sz="0" w:space="0"/>
-            <w:insideV w:val="none" w:color="auto" w:sz="0" w:space="0"/>
+            <w:top w:val="single" w:sz="4" w:space="0" w:color="000000" w:themeColor="text1"/>
+            <w:left w:val="single" w:sz="4" w:space="0" w:color="000000" w:themeColor="text1"/>
+            <w:bottom w:val="single" w:sz="4" w:space="0" w:color="000000" w:themeColor="text1"/>
+            <w:right w:val="single" w:sz="4" w:space="0" w:color="000000" w:themeColor="text1"/>
+            <w:insideH w:val="none" w:sz="0" w:space="0" w:color="auto"/>
+            <w:insideV w:val="none" w:sz="0" w:space="0" w:color="auto"/>
           </w:tblBorders>
         </w:tblPrEx>
         <w:trPr>
@@ -16927,10 +16967,10 @@
             <w:cnfStyle w:val="001000000000" w:firstRow="0" w:lastRow="0" w:firstColumn="1" w:lastColumn="0" w:oddVBand="0" w:evenVBand="0" w:oddHBand="0" w:evenHBand="0" w:firstRowFirstColumn="0" w:firstRowLastColumn="0" w:lastRowFirstColumn="0" w:lastRowLastColumn="0"/>
             <w:tcW w:w="2297" w:type="dxa"/>
             <w:tcBorders>
-              <w:top w:val="single" w:color="auto" w:sz="4" w:space="0"/>
-              <w:left w:val="single" w:color="auto" w:sz="4" w:space="0"/>
-              <w:bottom w:val="single" w:color="auto" w:sz="4" w:space="0"/>
-              <w:right w:val="single" w:color="auto" w:sz="4" w:space="0"/>
+              <w:top w:val="single" w:sz="4" w:space="0" w:color="auto"/>
+              <w:left w:val="single" w:sz="4" w:space="0" w:color="auto"/>
+              <w:bottom w:val="single" w:sz="4" w:space="0" w:color="auto"/>
+              <w:right w:val="single" w:sz="4" w:space="0" w:color="auto"/>
             </w:tcBorders>
           </w:tcPr>
           <w:p>
@@ -16952,10 +16992,10 @@
           <w:tcPr>
             <w:tcW w:w="7088" w:type="dxa"/>
             <w:tcBorders>
-              <w:top w:val="single" w:color="auto" w:sz="4" w:space="0"/>
-              <w:left w:val="single" w:color="auto" w:sz="4" w:space="0"/>
-              <w:bottom w:val="single" w:color="auto" w:sz="4" w:space="0"/>
-              <w:right w:val="single" w:color="auto" w:sz="4" w:space="0"/>
+              <w:top w:val="single" w:sz="4" w:space="0" w:color="auto"/>
+              <w:left w:val="single" w:sz="4" w:space="0" w:color="auto"/>
+              <w:bottom w:val="single" w:sz="4" w:space="0" w:color="auto"/>
+              <w:right w:val="single" w:sz="4" w:space="0" w:color="auto"/>
             </w:tcBorders>
           </w:tcPr>
           <w:p>
@@ -16977,12 +17017,12 @@
       <w:tr>
         <w:tblPrEx>
           <w:tblBorders>
-            <w:top w:val="single" w:color="000000" w:themeColor="text1" w:sz="4" w:space="0"/>
-            <w:left w:val="single" w:color="000000" w:themeColor="text1" w:sz="4" w:space="0"/>
-            <w:bottom w:val="single" w:color="000000" w:themeColor="text1" w:sz="4" w:space="0"/>
-            <w:right w:val="single" w:color="000000" w:themeColor="text1" w:sz="4" w:space="0"/>
-            <w:insideH w:val="none" w:color="auto" w:sz="0" w:space="0"/>
-            <w:insideV w:val="none" w:color="auto" w:sz="0" w:space="0"/>
+            <w:top w:val="single" w:sz="4" w:space="0" w:color="000000" w:themeColor="text1"/>
+            <w:left w:val="single" w:sz="4" w:space="0" w:color="000000" w:themeColor="text1"/>
+            <w:bottom w:val="single" w:sz="4" w:space="0" w:color="000000" w:themeColor="text1"/>
+            <w:right w:val="single" w:sz="4" w:space="0" w:color="000000" w:themeColor="text1"/>
+            <w:insideH w:val="none" w:sz="0" w:space="0" w:color="auto"/>
+            <w:insideV w:val="none" w:sz="0" w:space="0" w:color="auto"/>
           </w:tblBorders>
         </w:tblPrEx>
         <w:tc>
@@ -16990,10 +17030,10 @@
             <w:cnfStyle w:val="001000000000" w:firstRow="0" w:lastRow="0" w:firstColumn="1" w:lastColumn="0" w:oddVBand="0" w:evenVBand="0" w:oddHBand="0" w:evenHBand="0" w:firstRowFirstColumn="0" w:firstRowLastColumn="0" w:lastRowFirstColumn="0" w:lastRowLastColumn="0"/>
             <w:tcW w:w="2297" w:type="dxa"/>
             <w:tcBorders>
-              <w:top w:val="single" w:color="auto" w:sz="4" w:space="0"/>
-              <w:left w:val="single" w:color="auto" w:sz="4" w:space="0"/>
-              <w:bottom w:val="single" w:color="auto" w:sz="4" w:space="0"/>
-              <w:right w:val="single" w:color="auto" w:sz="4" w:space="0"/>
+              <w:top w:val="single" w:sz="4" w:space="0" w:color="auto"/>
+              <w:left w:val="single" w:sz="4" w:space="0" w:color="auto"/>
+              <w:bottom w:val="single" w:sz="4" w:space="0" w:color="auto"/>
+              <w:right w:val="single" w:sz="4" w:space="0" w:color="auto"/>
             </w:tcBorders>
           </w:tcPr>
           <w:p>
@@ -17015,10 +17055,10 @@
           <w:tcPr>
             <w:tcW w:w="7088" w:type="dxa"/>
             <w:tcBorders>
-              <w:top w:val="single" w:color="auto" w:sz="4" w:space="0"/>
-              <w:left w:val="single" w:color="auto" w:sz="4" w:space="0"/>
-              <w:bottom w:val="single" w:color="auto" w:sz="4" w:space="0"/>
-              <w:right w:val="single" w:color="auto" w:sz="4" w:space="0"/>
+              <w:top w:val="single" w:sz="4" w:space="0" w:color="auto"/>
+              <w:left w:val="single" w:sz="4" w:space="0" w:color="auto"/>
+              <w:bottom w:val="single" w:sz="4" w:space="0" w:color="auto"/>
+              <w:right w:val="single" w:sz="4" w:space="0" w:color="auto"/>
             </w:tcBorders>
           </w:tcPr>
           <w:p>
@@ -17058,12 +17098,12 @@
       <w:tr>
         <w:tblPrEx>
           <w:tblBorders>
-            <w:top w:val="single" w:color="000000" w:themeColor="text1" w:sz="4" w:space="0"/>
-            <w:left w:val="single" w:color="000000" w:themeColor="text1" w:sz="4" w:space="0"/>
-            <w:bottom w:val="single" w:color="000000" w:themeColor="text1" w:sz="4" w:space="0"/>
-            <w:right w:val="single" w:color="000000" w:themeColor="text1" w:sz="4" w:space="0"/>
-            <w:insideH w:val="none" w:color="auto" w:sz="0" w:space="0"/>
-            <w:insideV w:val="none" w:color="auto" w:sz="0" w:space="0"/>
+            <w:top w:val="single" w:sz="4" w:space="0" w:color="000000" w:themeColor="text1"/>
+            <w:left w:val="single" w:sz="4" w:space="0" w:color="000000" w:themeColor="text1"/>
+            <w:bottom w:val="single" w:sz="4" w:space="0" w:color="000000" w:themeColor="text1"/>
+            <w:right w:val="single" w:sz="4" w:space="0" w:color="000000" w:themeColor="text1"/>
+            <w:insideH w:val="none" w:sz="0" w:space="0" w:color="auto"/>
+            <w:insideV w:val="none" w:sz="0" w:space="0" w:color="auto"/>
           </w:tblBorders>
         </w:tblPrEx>
         <w:trPr>
@@ -17074,10 +17114,10 @@
             <w:cnfStyle w:val="001000000000" w:firstRow="0" w:lastRow="0" w:firstColumn="1" w:lastColumn="0" w:oddVBand="0" w:evenVBand="0" w:oddHBand="0" w:evenHBand="0" w:firstRowFirstColumn="0" w:firstRowLastColumn="0" w:lastRowFirstColumn="0" w:lastRowLastColumn="0"/>
             <w:tcW w:w="2297" w:type="dxa"/>
             <w:tcBorders>
-              <w:top w:val="single" w:color="auto" w:sz="4" w:space="0"/>
-              <w:left w:val="single" w:color="auto" w:sz="4" w:space="0"/>
-              <w:bottom w:val="single" w:color="auto" w:sz="4" w:space="0"/>
-              <w:right w:val="single" w:color="auto" w:sz="4" w:space="0"/>
+              <w:top w:val="single" w:sz="4" w:space="0" w:color="auto"/>
+              <w:left w:val="single" w:sz="4" w:space="0" w:color="auto"/>
+              <w:bottom w:val="single" w:sz="4" w:space="0" w:color="auto"/>
+              <w:right w:val="single" w:sz="4" w:space="0" w:color="auto"/>
             </w:tcBorders>
           </w:tcPr>
           <w:p>
@@ -17099,10 +17139,10 @@
           <w:tcPr>
             <w:tcW w:w="7088" w:type="dxa"/>
             <w:tcBorders>
-              <w:top w:val="single" w:color="auto" w:sz="4" w:space="0"/>
-              <w:left w:val="single" w:color="auto" w:sz="4" w:space="0"/>
-              <w:bottom w:val="single" w:color="auto" w:sz="4" w:space="0"/>
-              <w:right w:val="single" w:color="auto" w:sz="4" w:space="0"/>
+              <w:top w:val="single" w:sz="4" w:space="0" w:color="auto"/>
+              <w:left w:val="single" w:sz="4" w:space="0" w:color="auto"/>
+              <w:bottom w:val="single" w:sz="4" w:space="0" w:color="auto"/>
+              <w:right w:val="single" w:sz="4" w:space="0" w:color="auto"/>
             </w:tcBorders>
           </w:tcPr>
           <w:p>
@@ -17124,12 +17164,12 @@
       <w:tr>
         <w:tblPrEx>
           <w:tblBorders>
-            <w:top w:val="single" w:color="000000" w:themeColor="text1" w:sz="4" w:space="0"/>
-            <w:left w:val="single" w:color="000000" w:themeColor="text1" w:sz="4" w:space="0"/>
-            <w:bottom w:val="single" w:color="000000" w:themeColor="text1" w:sz="4" w:space="0"/>
-            <w:right w:val="single" w:color="000000" w:themeColor="text1" w:sz="4" w:space="0"/>
-            <w:insideH w:val="none" w:color="auto" w:sz="0" w:space="0"/>
-            <w:insideV w:val="none" w:color="auto" w:sz="0" w:space="0"/>
+            <w:top w:val="single" w:sz="4" w:space="0" w:color="000000" w:themeColor="text1"/>
+            <w:left w:val="single" w:sz="4" w:space="0" w:color="000000" w:themeColor="text1"/>
+            <w:bottom w:val="single" w:sz="4" w:space="0" w:color="000000" w:themeColor="text1"/>
+            <w:right w:val="single" w:sz="4" w:space="0" w:color="000000" w:themeColor="text1"/>
+            <w:insideH w:val="none" w:sz="0" w:space="0" w:color="auto"/>
+            <w:insideV w:val="none" w:sz="0" w:space="0" w:color="auto"/>
           </w:tblBorders>
         </w:tblPrEx>
         <w:tc>
@@ -17137,10 +17177,10 @@
             <w:cnfStyle w:val="001000000000" w:firstRow="0" w:lastRow="0" w:firstColumn="1" w:lastColumn="0" w:oddVBand="0" w:evenVBand="0" w:oddHBand="0" w:evenHBand="0" w:firstRowFirstColumn="0" w:firstRowLastColumn="0" w:lastRowFirstColumn="0" w:lastRowLastColumn="0"/>
             <w:tcW w:w="2297" w:type="dxa"/>
             <w:tcBorders>
-              <w:top w:val="single" w:color="auto" w:sz="4" w:space="0"/>
-              <w:left w:val="single" w:color="auto" w:sz="4" w:space="0"/>
-              <w:bottom w:val="single" w:color="auto" w:sz="4" w:space="0"/>
-              <w:right w:val="single" w:color="auto" w:sz="4" w:space="0"/>
+              <w:top w:val="single" w:sz="4" w:space="0" w:color="auto"/>
+              <w:left w:val="single" w:sz="4" w:space="0" w:color="auto"/>
+              <w:bottom w:val="single" w:sz="4" w:space="0" w:color="auto"/>
+              <w:right w:val="single" w:sz="4" w:space="0" w:color="auto"/>
             </w:tcBorders>
           </w:tcPr>
           <w:p>
@@ -17176,10 +17216,10 @@
           <w:tcPr>
             <w:tcW w:w="7088" w:type="dxa"/>
             <w:tcBorders>
-              <w:top w:val="single" w:color="auto" w:sz="4" w:space="0"/>
-              <w:left w:val="single" w:color="auto" w:sz="4" w:space="0"/>
-              <w:bottom w:val="single" w:color="auto" w:sz="4" w:space="0"/>
-              <w:right w:val="single" w:color="auto" w:sz="4" w:space="0"/>
+              <w:top w:val="single" w:sz="4" w:space="0" w:color="auto"/>
+              <w:left w:val="single" w:sz="4" w:space="0" w:color="auto"/>
+              <w:bottom w:val="single" w:sz="4" w:space="0" w:color="auto"/>
+              <w:right w:val="single" w:sz="4" w:space="0" w:color="auto"/>
             </w:tcBorders>
           </w:tcPr>
           <w:p>
@@ -17402,12 +17442,12 @@
       <w:tr>
         <w:tblPrEx>
           <w:tblBorders>
-            <w:top w:val="single" w:color="000000" w:themeColor="text1" w:sz="4" w:space="0"/>
-            <w:left w:val="single" w:color="000000" w:themeColor="text1" w:sz="4" w:space="0"/>
-            <w:bottom w:val="single" w:color="000000" w:themeColor="text1" w:sz="4" w:space="0"/>
-            <w:right w:val="single" w:color="000000" w:themeColor="text1" w:sz="4" w:space="0"/>
-            <w:insideH w:val="none" w:color="auto" w:sz="0" w:space="0"/>
-            <w:insideV w:val="none" w:color="auto" w:sz="0" w:space="0"/>
+            <w:top w:val="single" w:sz="4" w:space="0" w:color="000000" w:themeColor="text1"/>
+            <w:left w:val="single" w:sz="4" w:space="0" w:color="000000" w:themeColor="text1"/>
+            <w:bottom w:val="single" w:sz="4" w:space="0" w:color="000000" w:themeColor="text1"/>
+            <w:right w:val="single" w:sz="4" w:space="0" w:color="000000" w:themeColor="text1"/>
+            <w:insideH w:val="none" w:sz="0" w:space="0" w:color="auto"/>
+            <w:insideV w:val="none" w:sz="0" w:space="0" w:color="auto"/>
           </w:tblBorders>
         </w:tblPrEx>
         <w:trPr>
@@ -17418,10 +17458,10 @@
             <w:cnfStyle w:val="001000000000" w:firstRow="0" w:lastRow="0" w:firstColumn="1" w:lastColumn="0" w:oddVBand="0" w:evenVBand="0" w:oddHBand="0" w:evenHBand="0" w:firstRowFirstColumn="0" w:firstRowLastColumn="0" w:lastRowFirstColumn="0" w:lastRowLastColumn="0"/>
             <w:tcW w:w="2297" w:type="dxa"/>
             <w:tcBorders>
-              <w:top w:val="single" w:color="auto" w:sz="4" w:space="0"/>
-              <w:left w:val="single" w:color="auto" w:sz="4" w:space="0"/>
-              <w:bottom w:val="single" w:color="auto" w:sz="4" w:space="0"/>
-              <w:right w:val="single" w:color="auto" w:sz="4" w:space="0"/>
+              <w:top w:val="single" w:sz="4" w:space="0" w:color="auto"/>
+              <w:left w:val="single" w:sz="4" w:space="0" w:color="auto"/>
+              <w:bottom w:val="single" w:sz="4" w:space="0" w:color="auto"/>
+              <w:right w:val="single" w:sz="4" w:space="0" w:color="auto"/>
             </w:tcBorders>
           </w:tcPr>
           <w:p>
@@ -17443,10 +17483,10 @@
           <w:tcPr>
             <w:tcW w:w="7088" w:type="dxa"/>
             <w:tcBorders>
-              <w:top w:val="single" w:color="auto" w:sz="4" w:space="0"/>
-              <w:left w:val="single" w:color="auto" w:sz="4" w:space="0"/>
-              <w:bottom w:val="single" w:color="auto" w:sz="4" w:space="0"/>
-              <w:right w:val="single" w:color="auto" w:sz="4" w:space="0"/>
+              <w:top w:val="single" w:sz="4" w:space="0" w:color="auto"/>
+              <w:left w:val="single" w:sz="4" w:space="0" w:color="auto"/>
+              <w:bottom w:val="single" w:sz="4" w:space="0" w:color="auto"/>
+              <w:right w:val="single" w:sz="4" w:space="0" w:color="auto"/>
             </w:tcBorders>
           </w:tcPr>
           <w:p>
@@ -17470,12 +17510,12 @@
       <w:tr>
         <w:tblPrEx>
           <w:tblBorders>
-            <w:top w:val="single" w:color="000000" w:themeColor="text1" w:sz="4" w:space="0"/>
-            <w:left w:val="single" w:color="000000" w:themeColor="text1" w:sz="4" w:space="0"/>
-            <w:bottom w:val="single" w:color="000000" w:themeColor="text1" w:sz="4" w:space="0"/>
-            <w:right w:val="single" w:color="000000" w:themeColor="text1" w:sz="4" w:space="0"/>
-            <w:insideH w:val="none" w:color="auto" w:sz="0" w:space="0"/>
-            <w:insideV w:val="none" w:color="auto" w:sz="0" w:space="0"/>
+            <w:top w:val="single" w:sz="4" w:space="0" w:color="000000" w:themeColor="text1"/>
+            <w:left w:val="single" w:sz="4" w:space="0" w:color="000000" w:themeColor="text1"/>
+            <w:bottom w:val="single" w:sz="4" w:space="0" w:color="000000" w:themeColor="text1"/>
+            <w:right w:val="single" w:sz="4" w:space="0" w:color="000000" w:themeColor="text1"/>
+            <w:insideH w:val="none" w:sz="0" w:space="0" w:color="auto"/>
+            <w:insideV w:val="none" w:sz="0" w:space="0" w:color="auto"/>
           </w:tblBorders>
         </w:tblPrEx>
         <w:tc>
@@ -17483,10 +17523,10 @@
             <w:cnfStyle w:val="001000000000" w:firstRow="0" w:lastRow="0" w:firstColumn="1" w:lastColumn="0" w:oddVBand="0" w:evenVBand="0" w:oddHBand="0" w:evenHBand="0" w:firstRowFirstColumn="0" w:firstRowLastColumn="0" w:lastRowFirstColumn="0" w:lastRowLastColumn="0"/>
             <w:tcW w:w="2297" w:type="dxa"/>
             <w:tcBorders>
-              <w:top w:val="single" w:color="auto" w:sz="4" w:space="0"/>
-              <w:left w:val="single" w:color="auto" w:sz="4" w:space="0"/>
-              <w:bottom w:val="single" w:color="auto" w:sz="4" w:space="0"/>
-              <w:right w:val="single" w:color="auto" w:sz="4" w:space="0"/>
+              <w:top w:val="single" w:sz="4" w:space="0" w:color="auto"/>
+              <w:left w:val="single" w:sz="4" w:space="0" w:color="auto"/>
+              <w:bottom w:val="single" w:sz="4" w:space="0" w:color="auto"/>
+              <w:right w:val="single" w:sz="4" w:space="0" w:color="auto"/>
             </w:tcBorders>
           </w:tcPr>
           <w:p>
@@ -17508,10 +17548,10 @@
           <w:tcPr>
             <w:tcW w:w="7088" w:type="dxa"/>
             <w:tcBorders>
-              <w:top w:val="single" w:color="auto" w:sz="4" w:space="0"/>
-              <w:left w:val="single" w:color="auto" w:sz="4" w:space="0"/>
-              <w:bottom w:val="single" w:color="auto" w:sz="4" w:space="0"/>
-              <w:right w:val="single" w:color="auto" w:sz="4" w:space="0"/>
+              <w:top w:val="single" w:sz="4" w:space="0" w:color="auto"/>
+              <w:left w:val="single" w:sz="4" w:space="0" w:color="auto"/>
+              <w:bottom w:val="single" w:sz="4" w:space="0" w:color="auto"/>
+              <w:right w:val="single" w:sz="4" w:space="0" w:color="auto"/>
             </w:tcBorders>
           </w:tcPr>
           <w:p>
@@ -17535,12 +17575,12 @@
       <w:tr>
         <w:tblPrEx>
           <w:tblBorders>
-            <w:top w:val="single" w:color="000000" w:themeColor="text1" w:sz="4" w:space="0"/>
-            <w:left w:val="single" w:color="000000" w:themeColor="text1" w:sz="4" w:space="0"/>
-            <w:bottom w:val="single" w:color="000000" w:themeColor="text1" w:sz="4" w:space="0"/>
-            <w:right w:val="single" w:color="000000" w:themeColor="text1" w:sz="4" w:space="0"/>
-            <w:insideH w:val="none" w:color="auto" w:sz="0" w:space="0"/>
-            <w:insideV w:val="none" w:color="auto" w:sz="0" w:space="0"/>
+            <w:top w:val="single" w:sz="4" w:space="0" w:color="000000" w:themeColor="text1"/>
+            <w:left w:val="single" w:sz="4" w:space="0" w:color="000000" w:themeColor="text1"/>
+            <w:bottom w:val="single" w:sz="4" w:space="0" w:color="000000" w:themeColor="text1"/>
+            <w:right w:val="single" w:sz="4" w:space="0" w:color="000000" w:themeColor="text1"/>
+            <w:insideH w:val="none" w:sz="0" w:space="0" w:color="auto"/>
+            <w:insideV w:val="none" w:sz="0" w:space="0" w:color="auto"/>
           </w:tblBorders>
         </w:tblPrEx>
         <w:trPr>
@@ -17552,10 +17592,10 @@
             <w:cnfStyle w:val="001000000000" w:firstRow="0" w:lastRow="0" w:firstColumn="1" w:lastColumn="0" w:oddVBand="0" w:evenVBand="0" w:oddHBand="0" w:evenHBand="0" w:firstRowFirstColumn="0" w:firstRowLastColumn="0" w:lastRowFirstColumn="0" w:lastRowLastColumn="0"/>
             <w:tcW w:w="2297" w:type="dxa"/>
             <w:tcBorders>
-              <w:top w:val="single" w:color="auto" w:sz="4" w:space="0"/>
-              <w:left w:val="single" w:color="auto" w:sz="4" w:space="0"/>
-              <w:bottom w:val="single" w:color="auto" w:sz="4" w:space="0"/>
-              <w:right w:val="single" w:color="auto" w:sz="4" w:space="0"/>
+              <w:top w:val="single" w:sz="4" w:space="0" w:color="auto"/>
+              <w:left w:val="single" w:sz="4" w:space="0" w:color="auto"/>
+              <w:bottom w:val="single" w:sz="4" w:space="0" w:color="auto"/>
+              <w:right w:val="single" w:sz="4" w:space="0" w:color="auto"/>
             </w:tcBorders>
           </w:tcPr>
           <w:p>
@@ -17591,10 +17631,10 @@
           <w:tcPr>
             <w:tcW w:w="7088" w:type="dxa"/>
             <w:tcBorders>
-              <w:top w:val="single" w:color="auto" w:sz="4" w:space="0"/>
-              <w:left w:val="single" w:color="auto" w:sz="4" w:space="0"/>
-              <w:bottom w:val="single" w:color="auto" w:sz="4" w:space="0"/>
-              <w:right w:val="single" w:color="auto" w:sz="4" w:space="0"/>
+              <w:top w:val="single" w:sz="4" w:space="0" w:color="auto"/>
+              <w:left w:val="single" w:sz="4" w:space="0" w:color="auto"/>
+              <w:bottom w:val="single" w:sz="4" w:space="0" w:color="auto"/>
+              <w:right w:val="single" w:sz="4" w:space="0" w:color="auto"/>
             </w:tcBorders>
           </w:tcPr>
           <w:p>
@@ -17666,12 +17706,12 @@
       <w:tr>
         <w:tblPrEx>
           <w:tblBorders>
-            <w:top w:val="single" w:color="000000" w:themeColor="text1" w:sz="4" w:space="0"/>
-            <w:left w:val="single" w:color="000000" w:themeColor="text1" w:sz="4" w:space="0"/>
-            <w:bottom w:val="single" w:color="000000" w:themeColor="text1" w:sz="4" w:space="0"/>
-            <w:right w:val="single" w:color="000000" w:themeColor="text1" w:sz="4" w:space="0"/>
-            <w:insideH w:val="none" w:color="auto" w:sz="0" w:space="0"/>
-            <w:insideV w:val="none" w:color="auto" w:sz="0" w:space="0"/>
+            <w:top w:val="single" w:sz="4" w:space="0" w:color="000000" w:themeColor="text1"/>
+            <w:left w:val="single" w:sz="4" w:space="0" w:color="000000" w:themeColor="text1"/>
+            <w:bottom w:val="single" w:sz="4" w:space="0" w:color="000000" w:themeColor="text1"/>
+            <w:right w:val="single" w:sz="4" w:space="0" w:color="000000" w:themeColor="text1"/>
+            <w:insideH w:val="none" w:sz="0" w:space="0" w:color="auto"/>
+            <w:insideV w:val="none" w:sz="0" w:space="0" w:color="auto"/>
           </w:tblBorders>
         </w:tblPrEx>
         <w:tc>
@@ -17679,10 +17719,10 @@
             <w:cnfStyle w:val="001000000000" w:firstRow="0" w:lastRow="0" w:firstColumn="1" w:lastColumn="0" w:oddVBand="0" w:evenVBand="0" w:oddHBand="0" w:evenHBand="0" w:firstRowFirstColumn="0" w:firstRowLastColumn="0" w:lastRowFirstColumn="0" w:lastRowLastColumn="0"/>
             <w:tcW w:w="2297" w:type="dxa"/>
             <w:tcBorders>
-              <w:top w:val="single" w:color="auto" w:sz="4" w:space="0"/>
-              <w:left w:val="single" w:color="auto" w:sz="4" w:space="0"/>
-              <w:bottom w:val="single" w:color="auto" w:sz="4" w:space="0"/>
-              <w:right w:val="single" w:color="auto" w:sz="4" w:space="0"/>
+              <w:top w:val="single" w:sz="4" w:space="0" w:color="auto"/>
+              <w:left w:val="single" w:sz="4" w:space="0" w:color="auto"/>
+              <w:bottom w:val="single" w:sz="4" w:space="0" w:color="auto"/>
+              <w:right w:val="single" w:sz="4" w:space="0" w:color="auto"/>
             </w:tcBorders>
             <w:shd w:val="clear" w:color="auto" w:fill="4F81BD" w:themeFill="accent1"/>
           </w:tcPr>
@@ -17707,10 +17747,10 @@
           <w:tcPr>
             <w:tcW w:w="7088" w:type="dxa"/>
             <w:tcBorders>
-              <w:top w:val="single" w:color="auto" w:sz="4" w:space="0"/>
-              <w:left w:val="single" w:color="auto" w:sz="4" w:space="0"/>
-              <w:bottom w:val="single" w:color="auto" w:sz="4" w:space="0"/>
-              <w:right w:val="single" w:color="auto" w:sz="4" w:space="0"/>
+              <w:top w:val="single" w:sz="4" w:space="0" w:color="auto"/>
+              <w:left w:val="single" w:sz="4" w:space="0" w:color="auto"/>
+              <w:bottom w:val="single" w:sz="4" w:space="0" w:color="auto"/>
+              <w:right w:val="single" w:sz="4" w:space="0" w:color="auto"/>
             </w:tcBorders>
             <w:shd w:val="clear" w:color="auto" w:fill="4F81BD" w:themeFill="accent1"/>
           </w:tcPr>
@@ -17735,12 +17775,12 @@
       <w:tr>
         <w:tblPrEx>
           <w:tblBorders>
-            <w:top w:val="single" w:color="000000" w:themeColor="text1" w:sz="4" w:space="0"/>
-            <w:left w:val="single" w:color="000000" w:themeColor="text1" w:sz="4" w:space="0"/>
-            <w:bottom w:val="single" w:color="000000" w:themeColor="text1" w:sz="4" w:space="0"/>
-            <w:right w:val="single" w:color="000000" w:themeColor="text1" w:sz="4" w:space="0"/>
-            <w:insideH w:val="none" w:color="auto" w:sz="0" w:space="0"/>
-            <w:insideV w:val="none" w:color="auto" w:sz="0" w:space="0"/>
+            <w:top w:val="single" w:sz="4" w:space="0" w:color="000000" w:themeColor="text1"/>
+            <w:left w:val="single" w:sz="4" w:space="0" w:color="000000" w:themeColor="text1"/>
+            <w:bottom w:val="single" w:sz="4" w:space="0" w:color="000000" w:themeColor="text1"/>
+            <w:right w:val="single" w:sz="4" w:space="0" w:color="000000" w:themeColor="text1"/>
+            <w:insideH w:val="none" w:sz="0" w:space="0" w:color="auto"/>
+            <w:insideV w:val="none" w:sz="0" w:space="0" w:color="auto"/>
           </w:tblBorders>
         </w:tblPrEx>
         <w:trPr>
@@ -17751,10 +17791,10 @@
             <w:cnfStyle w:val="001000000000" w:firstRow="0" w:lastRow="0" w:firstColumn="1" w:lastColumn="0" w:oddVBand="0" w:evenVBand="0" w:oddHBand="0" w:evenHBand="0" w:firstRowFirstColumn="0" w:firstRowLastColumn="0" w:lastRowFirstColumn="0" w:lastRowLastColumn="0"/>
             <w:tcW w:w="2297" w:type="dxa"/>
             <w:tcBorders>
-              <w:top w:val="single" w:color="auto" w:sz="4" w:space="0"/>
-              <w:left w:val="single" w:color="auto" w:sz="4" w:space="0"/>
-              <w:bottom w:val="single" w:color="auto" w:sz="4" w:space="0"/>
-              <w:right w:val="single" w:color="auto" w:sz="4" w:space="0"/>
+              <w:top w:val="single" w:sz="4" w:space="0" w:color="auto"/>
+              <w:left w:val="single" w:sz="4" w:space="0" w:color="auto"/>
+              <w:bottom w:val="single" w:sz="4" w:space="0" w:color="auto"/>
+              <w:right w:val="single" w:sz="4" w:space="0" w:color="auto"/>
             </w:tcBorders>
           </w:tcPr>
           <w:p>
@@ -17776,10 +17816,10 @@
           <w:tcPr>
             <w:tcW w:w="7088" w:type="dxa"/>
             <w:tcBorders>
-              <w:top w:val="single" w:color="auto" w:sz="4" w:space="0"/>
-              <w:left w:val="single" w:color="auto" w:sz="4" w:space="0"/>
-              <w:bottom w:val="single" w:color="auto" w:sz="4" w:space="0"/>
-              <w:right w:val="single" w:color="auto" w:sz="4" w:space="0"/>
+              <w:top w:val="single" w:sz="4" w:space="0" w:color="auto"/>
+              <w:left w:val="single" w:sz="4" w:space="0" w:color="auto"/>
+              <w:bottom w:val="single" w:sz="4" w:space="0" w:color="auto"/>
+              <w:right w:val="single" w:sz="4" w:space="0" w:color="auto"/>
             </w:tcBorders>
           </w:tcPr>
           <w:p>
@@ -17801,12 +17841,12 @@
       <w:tr>
         <w:tblPrEx>
           <w:tblBorders>
-            <w:top w:val="single" w:color="000000" w:themeColor="text1" w:sz="4" w:space="0"/>
-            <w:left w:val="single" w:color="000000" w:themeColor="text1" w:sz="4" w:space="0"/>
-            <w:bottom w:val="single" w:color="000000" w:themeColor="text1" w:sz="4" w:space="0"/>
-            <w:right w:val="single" w:color="000000" w:themeColor="text1" w:sz="4" w:space="0"/>
-            <w:insideH w:val="none" w:color="auto" w:sz="0" w:space="0"/>
-            <w:insideV w:val="none" w:color="auto" w:sz="0" w:space="0"/>
+            <w:top w:val="single" w:sz="4" w:space="0" w:color="000000" w:themeColor="text1"/>
+            <w:left w:val="single" w:sz="4" w:space="0" w:color="000000" w:themeColor="text1"/>
+            <w:bottom w:val="single" w:sz="4" w:space="0" w:color="000000" w:themeColor="text1"/>
+            <w:right w:val="single" w:sz="4" w:space="0" w:color="000000" w:themeColor="text1"/>
+            <w:insideH w:val="none" w:sz="0" w:space="0" w:color="auto"/>
+            <w:insideV w:val="none" w:sz="0" w:space="0" w:color="auto"/>
           </w:tblBorders>
         </w:tblPrEx>
         <w:tc>
@@ -17814,10 +17854,10 @@
             <w:cnfStyle w:val="001000000000" w:firstRow="0" w:lastRow="0" w:firstColumn="1" w:lastColumn="0" w:oddVBand="0" w:evenVBand="0" w:oddHBand="0" w:evenHBand="0" w:firstRowFirstColumn="0" w:firstRowLastColumn="0" w:lastRowFirstColumn="0" w:lastRowLastColumn="0"/>
             <w:tcW w:w="2297" w:type="dxa"/>
             <w:tcBorders>
-              <w:top w:val="single" w:color="auto" w:sz="4" w:space="0"/>
-              <w:left w:val="single" w:color="auto" w:sz="4" w:space="0"/>
-              <w:bottom w:val="single" w:color="auto" w:sz="4" w:space="0"/>
-              <w:right w:val="single" w:color="auto" w:sz="4" w:space="0"/>
+              <w:top w:val="single" w:sz="4" w:space="0" w:color="auto"/>
+              <w:left w:val="single" w:sz="4" w:space="0" w:color="auto"/>
+              <w:bottom w:val="single" w:sz="4" w:space="0" w:color="auto"/>
+              <w:right w:val="single" w:sz="4" w:space="0" w:color="auto"/>
             </w:tcBorders>
           </w:tcPr>
           <w:p>
@@ -17839,10 +17879,10 @@
           <w:tcPr>
             <w:tcW w:w="7088" w:type="dxa"/>
             <w:tcBorders>
-              <w:top w:val="single" w:color="auto" w:sz="4" w:space="0"/>
-              <w:left w:val="single" w:color="auto" w:sz="4" w:space="0"/>
-              <w:bottom w:val="single" w:color="auto" w:sz="4" w:space="0"/>
-              <w:right w:val="single" w:color="auto" w:sz="4" w:space="0"/>
+              <w:top w:val="single" w:sz="4" w:space="0" w:color="auto"/>
+              <w:left w:val="single" w:sz="4" w:space="0" w:color="auto"/>
+              <w:bottom w:val="single" w:sz="4" w:space="0" w:color="auto"/>
+              <w:right w:val="single" w:sz="4" w:space="0" w:color="auto"/>
             </w:tcBorders>
           </w:tcPr>
           <w:p>
@@ -17864,12 +17904,12 @@
       <w:tr>
         <w:tblPrEx>
           <w:tblBorders>
-            <w:top w:val="single" w:color="000000" w:themeColor="text1" w:sz="4" w:space="0"/>
-            <w:left w:val="single" w:color="000000" w:themeColor="text1" w:sz="4" w:space="0"/>
-            <w:bottom w:val="single" w:color="000000" w:themeColor="text1" w:sz="4" w:space="0"/>
-            <w:right w:val="single" w:color="000000" w:themeColor="text1" w:sz="4" w:space="0"/>
-            <w:insideH w:val="none" w:color="auto" w:sz="0" w:space="0"/>
-            <w:insideV w:val="none" w:color="auto" w:sz="0" w:space="0"/>
+            <w:top w:val="single" w:sz="4" w:space="0" w:color="000000" w:themeColor="text1"/>
+            <w:left w:val="single" w:sz="4" w:space="0" w:color="000000" w:themeColor="text1"/>
+            <w:bottom w:val="single" w:sz="4" w:space="0" w:color="000000" w:themeColor="text1"/>
+            <w:right w:val="single" w:sz="4" w:space="0" w:color="000000" w:themeColor="text1"/>
+            <w:insideH w:val="none" w:sz="0" w:space="0" w:color="auto"/>
+            <w:insideV w:val="none" w:sz="0" w:space="0" w:color="auto"/>
           </w:tblBorders>
         </w:tblPrEx>
         <w:trPr>
@@ -17880,10 +17920,10 @@
             <w:cnfStyle w:val="001000000000" w:firstRow="0" w:lastRow="0" w:firstColumn="1" w:lastColumn="0" w:oddVBand="0" w:evenVBand="0" w:oddHBand="0" w:evenHBand="0" w:firstRowFirstColumn="0" w:firstRowLastColumn="0" w:lastRowFirstColumn="0" w:lastRowLastColumn="0"/>
             <w:tcW w:w="2297" w:type="dxa"/>
             <w:tcBorders>
-              <w:top w:val="single" w:color="auto" w:sz="4" w:space="0"/>
-              <w:left w:val="single" w:color="auto" w:sz="4" w:space="0"/>
-              <w:bottom w:val="single" w:color="auto" w:sz="4" w:space="0"/>
-              <w:right w:val="single" w:color="auto" w:sz="4" w:space="0"/>
+              <w:top w:val="single" w:sz="4" w:space="0" w:color="auto"/>
+              <w:left w:val="single" w:sz="4" w:space="0" w:color="auto"/>
+              <w:bottom w:val="single" w:sz="4" w:space="0" w:color="auto"/>
+              <w:right w:val="single" w:sz="4" w:space="0" w:color="auto"/>
             </w:tcBorders>
           </w:tcPr>
           <w:p>
@@ -17905,10 +17945,10 @@
           <w:tcPr>
             <w:tcW w:w="7088" w:type="dxa"/>
             <w:tcBorders>
-              <w:top w:val="single" w:color="auto" w:sz="4" w:space="0"/>
-              <w:left w:val="single" w:color="auto" w:sz="4" w:space="0"/>
-              <w:bottom w:val="single" w:color="auto" w:sz="4" w:space="0"/>
-              <w:right w:val="single" w:color="auto" w:sz="4" w:space="0"/>
+              <w:top w:val="single" w:sz="4" w:space="0" w:color="auto"/>
+              <w:left w:val="single" w:sz="4" w:space="0" w:color="auto"/>
+              <w:bottom w:val="single" w:sz="4" w:space="0" w:color="auto"/>
+              <w:right w:val="single" w:sz="4" w:space="0" w:color="auto"/>
             </w:tcBorders>
           </w:tcPr>
           <w:p>
@@ -17942,12 +17982,12 @@
       <w:tr>
         <w:tblPrEx>
           <w:tblBorders>
-            <w:top w:val="single" w:color="000000" w:themeColor="text1" w:sz="4" w:space="0"/>
-            <w:left w:val="single" w:color="000000" w:themeColor="text1" w:sz="4" w:space="0"/>
-            <w:bottom w:val="single" w:color="000000" w:themeColor="text1" w:sz="4" w:space="0"/>
-            <w:right w:val="single" w:color="000000" w:themeColor="text1" w:sz="4" w:space="0"/>
-            <w:insideH w:val="none" w:color="auto" w:sz="0" w:space="0"/>
-            <w:insideV w:val="none" w:color="auto" w:sz="0" w:space="0"/>
+            <w:top w:val="single" w:sz="4" w:space="0" w:color="000000" w:themeColor="text1"/>
+            <w:left w:val="single" w:sz="4" w:space="0" w:color="000000" w:themeColor="text1"/>
+            <w:bottom w:val="single" w:sz="4" w:space="0" w:color="000000" w:themeColor="text1"/>
+            <w:right w:val="single" w:sz="4" w:space="0" w:color="000000" w:themeColor="text1"/>
+            <w:insideH w:val="none" w:sz="0" w:space="0" w:color="auto"/>
+            <w:insideV w:val="none" w:sz="0" w:space="0" w:color="auto"/>
           </w:tblBorders>
         </w:tblPrEx>
         <w:tc>
@@ -17955,10 +17995,10 @@
             <w:cnfStyle w:val="001000000000" w:firstRow="0" w:lastRow="0" w:firstColumn="1" w:lastColumn="0" w:oddVBand="0" w:evenVBand="0" w:oddHBand="0" w:evenHBand="0" w:firstRowFirstColumn="0" w:firstRowLastColumn="0" w:lastRowFirstColumn="0" w:lastRowLastColumn="0"/>
             <w:tcW w:w="2297" w:type="dxa"/>
             <w:tcBorders>
-              <w:top w:val="single" w:color="auto" w:sz="4" w:space="0"/>
-              <w:left w:val="single" w:color="auto" w:sz="4" w:space="0"/>
-              <w:bottom w:val="single" w:color="auto" w:sz="4" w:space="0"/>
-              <w:right w:val="single" w:color="auto" w:sz="4" w:space="0"/>
+              <w:top w:val="single" w:sz="4" w:space="0" w:color="auto"/>
+              <w:left w:val="single" w:sz="4" w:space="0" w:color="auto"/>
+              <w:bottom w:val="single" w:sz="4" w:space="0" w:color="auto"/>
+              <w:right w:val="single" w:sz="4" w:space="0" w:color="auto"/>
             </w:tcBorders>
           </w:tcPr>
           <w:p>
@@ -17980,10 +18020,10 @@
           <w:tcPr>
             <w:tcW w:w="7088" w:type="dxa"/>
             <w:tcBorders>
-              <w:top w:val="single" w:color="auto" w:sz="4" w:space="0"/>
-              <w:left w:val="single" w:color="auto" w:sz="4" w:space="0"/>
-              <w:bottom w:val="single" w:color="auto" w:sz="4" w:space="0"/>
-              <w:right w:val="single" w:color="auto" w:sz="4" w:space="0"/>
+              <w:top w:val="single" w:sz="4" w:space="0" w:color="auto"/>
+              <w:left w:val="single" w:sz="4" w:space="0" w:color="auto"/>
+              <w:bottom w:val="single" w:sz="4" w:space="0" w:color="auto"/>
+              <w:right w:val="single" w:sz="4" w:space="0" w:color="auto"/>
             </w:tcBorders>
           </w:tcPr>
           <w:p>
@@ -18017,12 +18057,12 @@
       <w:tr>
         <w:tblPrEx>
           <w:tblBorders>
-            <w:top w:val="single" w:color="000000" w:themeColor="text1" w:sz="4" w:space="0"/>
-            <w:left w:val="single" w:color="000000" w:themeColor="text1" w:sz="4" w:space="0"/>
-            <w:bottom w:val="single" w:color="000000" w:themeColor="text1" w:sz="4" w:space="0"/>
-            <w:right w:val="single" w:color="000000" w:themeColor="text1" w:sz="4" w:space="0"/>
-            <w:insideH w:val="none" w:color="auto" w:sz="0" w:space="0"/>
-            <w:insideV w:val="none" w:color="auto" w:sz="0" w:space="0"/>
+            <w:top w:val="single" w:sz="4" w:space="0" w:color="000000" w:themeColor="text1"/>
+            <w:left w:val="single" w:sz="4" w:space="0" w:color="000000" w:themeColor="text1"/>
+            <w:bottom w:val="single" w:sz="4" w:space="0" w:color="000000" w:themeColor="text1"/>
+            <w:right w:val="single" w:sz="4" w:space="0" w:color="000000" w:themeColor="text1"/>
+            <w:insideH w:val="none" w:sz="0" w:space="0" w:color="auto"/>
+            <w:insideV w:val="none" w:sz="0" w:space="0" w:color="auto"/>
           </w:tblBorders>
         </w:tblPrEx>
         <w:trPr>
@@ -18033,10 +18073,10 @@
             <w:cnfStyle w:val="001000000000" w:firstRow="0" w:lastRow="0" w:firstColumn="1" w:lastColumn="0" w:oddVBand="0" w:evenVBand="0" w:oddHBand="0" w:evenHBand="0" w:firstRowFirstColumn="0" w:firstRowLastColumn="0" w:lastRowFirstColumn="0" w:lastRowLastColumn="0"/>
             <w:tcW w:w="2297" w:type="dxa"/>
             <w:tcBorders>
-              <w:top w:val="single" w:color="auto" w:sz="4" w:space="0"/>
-              <w:left w:val="single" w:color="auto" w:sz="4" w:space="0"/>
-              <w:bottom w:val="single" w:color="auto" w:sz="4" w:space="0"/>
-              <w:right w:val="single" w:color="auto" w:sz="4" w:space="0"/>
+              <w:top w:val="single" w:sz="4" w:space="0" w:color="auto"/>
+              <w:left w:val="single" w:sz="4" w:space="0" w:color="auto"/>
+              <w:bottom w:val="single" w:sz="4" w:space="0" w:color="auto"/>
+              <w:right w:val="single" w:sz="4" w:space="0" w:color="auto"/>
             </w:tcBorders>
           </w:tcPr>
           <w:p>
@@ -18072,10 +18112,10 @@
           <w:tcPr>
             <w:tcW w:w="7088" w:type="dxa"/>
             <w:tcBorders>
-              <w:top w:val="single" w:color="auto" w:sz="4" w:space="0"/>
-              <w:left w:val="single" w:color="auto" w:sz="4" w:space="0"/>
-              <w:bottom w:val="single" w:color="auto" w:sz="4" w:space="0"/>
-              <w:right w:val="single" w:color="auto" w:sz="4" w:space="0"/>
+              <w:top w:val="single" w:sz="4" w:space="0" w:color="auto"/>
+              <w:left w:val="single" w:sz="4" w:space="0" w:color="auto"/>
+              <w:bottom w:val="single" w:sz="4" w:space="0" w:color="auto"/>
+              <w:right w:val="single" w:sz="4" w:space="0" w:color="auto"/>
             </w:tcBorders>
           </w:tcPr>
           <w:p>
@@ -18133,12 +18173,12 @@
       <w:tr>
         <w:tblPrEx>
           <w:tblBorders>
-            <w:top w:val="single" w:color="000000" w:themeColor="text1" w:sz="4" w:space="0"/>
-            <w:left w:val="single" w:color="000000" w:themeColor="text1" w:sz="4" w:space="0"/>
-            <w:bottom w:val="single" w:color="000000" w:themeColor="text1" w:sz="4" w:space="0"/>
-            <w:right w:val="single" w:color="000000" w:themeColor="text1" w:sz="4" w:space="0"/>
-            <w:insideH w:val="none" w:color="auto" w:sz="0" w:space="0"/>
-            <w:insideV w:val="none" w:color="auto" w:sz="0" w:space="0"/>
+            <w:top w:val="single" w:sz="4" w:space="0" w:color="000000" w:themeColor="text1"/>
+            <w:left w:val="single" w:sz="4" w:space="0" w:color="000000" w:themeColor="text1"/>
+            <w:bottom w:val="single" w:sz="4" w:space="0" w:color="000000" w:themeColor="text1"/>
+            <w:right w:val="single" w:sz="4" w:space="0" w:color="000000" w:themeColor="text1"/>
+            <w:insideH w:val="none" w:sz="0" w:space="0" w:color="auto"/>
+            <w:insideV w:val="none" w:sz="0" w:space="0" w:color="auto"/>
           </w:tblBorders>
         </w:tblPrEx>
         <w:tc>
@@ -18146,10 +18186,10 @@
             <w:cnfStyle w:val="001000000000" w:firstRow="0" w:lastRow="0" w:firstColumn="1" w:lastColumn="0" w:oddVBand="0" w:evenVBand="0" w:oddHBand="0" w:evenHBand="0" w:firstRowFirstColumn="0" w:firstRowLastColumn="0" w:lastRowFirstColumn="0" w:lastRowLastColumn="0"/>
             <w:tcW w:w="2297" w:type="dxa"/>
             <w:tcBorders>
-              <w:top w:val="single" w:color="auto" w:sz="4" w:space="0"/>
-              <w:left w:val="single" w:color="auto" w:sz="4" w:space="0"/>
-              <w:bottom w:val="single" w:color="auto" w:sz="4" w:space="0"/>
-              <w:right w:val="single" w:color="auto" w:sz="4" w:space="0"/>
+              <w:top w:val="single" w:sz="4" w:space="0" w:color="auto"/>
+              <w:left w:val="single" w:sz="4" w:space="0" w:color="auto"/>
+              <w:bottom w:val="single" w:sz="4" w:space="0" w:color="auto"/>
+              <w:right w:val="single" w:sz="4" w:space="0" w:color="auto"/>
             </w:tcBorders>
           </w:tcPr>
           <w:p>
@@ -18171,10 +18211,10 @@
           <w:tcPr>
             <w:tcW w:w="7088" w:type="dxa"/>
             <w:tcBorders>
-              <w:top w:val="single" w:color="auto" w:sz="4" w:space="0"/>
-              <w:left w:val="single" w:color="auto" w:sz="4" w:space="0"/>
-              <w:bottom w:val="single" w:color="auto" w:sz="4" w:space="0"/>
-              <w:right w:val="single" w:color="auto" w:sz="4" w:space="0"/>
+              <w:top w:val="single" w:sz="4" w:space="0" w:color="auto"/>
+              <w:left w:val="single" w:sz="4" w:space="0" w:color="auto"/>
+              <w:bottom w:val="single" w:sz="4" w:space="0" w:color="auto"/>
+              <w:right w:val="single" w:sz="4" w:space="0" w:color="auto"/>
             </w:tcBorders>
           </w:tcPr>
           <w:p>
@@ -18198,12 +18238,12 @@
       <w:tr>
         <w:tblPrEx>
           <w:tblBorders>
-            <w:top w:val="single" w:color="000000" w:themeColor="text1" w:sz="4" w:space="0"/>
-            <w:left w:val="single" w:color="000000" w:themeColor="text1" w:sz="4" w:space="0"/>
-            <w:bottom w:val="single" w:color="000000" w:themeColor="text1" w:sz="4" w:space="0"/>
-            <w:right w:val="single" w:color="000000" w:themeColor="text1" w:sz="4" w:space="0"/>
-            <w:insideH w:val="none" w:color="auto" w:sz="0" w:space="0"/>
-            <w:insideV w:val="none" w:color="auto" w:sz="0" w:space="0"/>
+            <w:top w:val="single" w:sz="4" w:space="0" w:color="000000" w:themeColor="text1"/>
+            <w:left w:val="single" w:sz="4" w:space="0" w:color="000000" w:themeColor="text1"/>
+            <w:bottom w:val="single" w:sz="4" w:space="0" w:color="000000" w:themeColor="text1"/>
+            <w:right w:val="single" w:sz="4" w:space="0" w:color="000000" w:themeColor="text1"/>
+            <w:insideH w:val="none" w:sz="0" w:space="0" w:color="auto"/>
+            <w:insideV w:val="none" w:sz="0" w:space="0" w:color="auto"/>
           </w:tblBorders>
         </w:tblPrEx>
         <w:trPr>
@@ -18214,10 +18254,10 @@
             <w:cnfStyle w:val="001000000000" w:firstRow="0" w:lastRow="0" w:firstColumn="1" w:lastColumn="0" w:oddVBand="0" w:evenVBand="0" w:oddHBand="0" w:evenHBand="0" w:firstRowFirstColumn="0" w:firstRowLastColumn="0" w:lastRowFirstColumn="0" w:lastRowLastColumn="0"/>
             <w:tcW w:w="2297" w:type="dxa"/>
             <w:tcBorders>
-              <w:top w:val="single" w:color="auto" w:sz="4" w:space="0"/>
-              <w:left w:val="single" w:color="auto" w:sz="4" w:space="0"/>
-              <w:bottom w:val="single" w:color="auto" w:sz="4" w:space="0"/>
-              <w:right w:val="single" w:color="auto" w:sz="4" w:space="0"/>
+              <w:top w:val="single" w:sz="4" w:space="0" w:color="auto"/>
+              <w:left w:val="single" w:sz="4" w:space="0" w:color="auto"/>
+              <w:bottom w:val="single" w:sz="4" w:space="0" w:color="auto"/>
+              <w:right w:val="single" w:sz="4" w:space="0" w:color="auto"/>
             </w:tcBorders>
           </w:tcPr>
           <w:p>
@@ -18239,10 +18279,10 @@
           <w:tcPr>
             <w:tcW w:w="7088" w:type="dxa"/>
             <w:tcBorders>
-              <w:top w:val="single" w:color="auto" w:sz="4" w:space="0"/>
-              <w:left w:val="single" w:color="auto" w:sz="4" w:space="0"/>
-              <w:bottom w:val="single" w:color="auto" w:sz="4" w:space="0"/>
-              <w:right w:val="single" w:color="auto" w:sz="4" w:space="0"/>
+              <w:top w:val="single" w:sz="4" w:space="0" w:color="auto"/>
+              <w:left w:val="single" w:sz="4" w:space="0" w:color="auto"/>
+              <w:bottom w:val="single" w:sz="4" w:space="0" w:color="auto"/>
+              <w:right w:val="single" w:sz="4" w:space="0" w:color="auto"/>
             </w:tcBorders>
           </w:tcPr>
           <w:p>
@@ -18266,12 +18306,12 @@
       <w:tr>
         <w:tblPrEx>
           <w:tblBorders>
-            <w:top w:val="single" w:color="000000" w:themeColor="text1" w:sz="4" w:space="0"/>
-            <w:left w:val="single" w:color="000000" w:themeColor="text1" w:sz="4" w:space="0"/>
-            <w:bottom w:val="single" w:color="000000" w:themeColor="text1" w:sz="4" w:space="0"/>
-            <w:right w:val="single" w:color="000000" w:themeColor="text1" w:sz="4" w:space="0"/>
-            <w:insideH w:val="none" w:color="auto" w:sz="0" w:space="0"/>
-            <w:insideV w:val="none" w:color="auto" w:sz="0" w:space="0"/>
+            <w:top w:val="single" w:sz="4" w:space="0" w:color="000000" w:themeColor="text1"/>
+            <w:left w:val="single" w:sz="4" w:space="0" w:color="000000" w:themeColor="text1"/>
+            <w:bottom w:val="single" w:sz="4" w:space="0" w:color="000000" w:themeColor="text1"/>
+            <w:right w:val="single" w:sz="4" w:space="0" w:color="000000" w:themeColor="text1"/>
+            <w:insideH w:val="none" w:sz="0" w:space="0" w:color="auto"/>
+            <w:insideV w:val="none" w:sz="0" w:space="0" w:color="auto"/>
           </w:tblBorders>
         </w:tblPrEx>
         <w:trPr>
@@ -18282,10 +18322,10 @@
             <w:cnfStyle w:val="001000000000" w:firstRow="0" w:lastRow="0" w:firstColumn="1" w:lastColumn="0" w:oddVBand="0" w:evenVBand="0" w:oddHBand="0" w:evenHBand="0" w:firstRowFirstColumn="0" w:firstRowLastColumn="0" w:lastRowFirstColumn="0" w:lastRowLastColumn="0"/>
             <w:tcW w:w="2297" w:type="dxa"/>
             <w:tcBorders>
-              <w:top w:val="single" w:color="auto" w:sz="4" w:space="0"/>
-              <w:left w:val="single" w:color="auto" w:sz="4" w:space="0"/>
-              <w:bottom w:val="single" w:color="auto" w:sz="4" w:space="0"/>
-              <w:right w:val="single" w:color="auto" w:sz="4" w:space="0"/>
+              <w:top w:val="single" w:sz="4" w:space="0" w:color="auto"/>
+              <w:left w:val="single" w:sz="4" w:space="0" w:color="auto"/>
+              <w:bottom w:val="single" w:sz="4" w:space="0" w:color="auto"/>
+              <w:right w:val="single" w:sz="4" w:space="0" w:color="auto"/>
             </w:tcBorders>
           </w:tcPr>
           <w:p>
@@ -18321,10 +18361,10 @@
           <w:tcPr>
             <w:tcW w:w="7088" w:type="dxa"/>
             <w:tcBorders>
-              <w:top w:val="single" w:color="auto" w:sz="4" w:space="0"/>
-              <w:left w:val="single" w:color="auto" w:sz="4" w:space="0"/>
-              <w:bottom w:val="single" w:color="auto" w:sz="4" w:space="0"/>
-              <w:right w:val="single" w:color="auto" w:sz="4" w:space="0"/>
+              <w:top w:val="single" w:sz="4" w:space="0" w:color="auto"/>
+              <w:left w:val="single" w:sz="4" w:space="0" w:color="auto"/>
+              <w:bottom w:val="single" w:sz="4" w:space="0" w:color="auto"/>
+              <w:right w:val="single" w:sz="4" w:space="0" w:color="auto"/>
             </w:tcBorders>
           </w:tcPr>
           <w:p>
@@ -18346,12 +18386,12 @@
       <w:tr>
         <w:tblPrEx>
           <w:tblBorders>
-            <w:top w:val="single" w:color="000000" w:themeColor="text1" w:sz="4" w:space="0"/>
-            <w:left w:val="single" w:color="000000" w:themeColor="text1" w:sz="4" w:space="0"/>
-            <w:bottom w:val="single" w:color="000000" w:themeColor="text1" w:sz="4" w:space="0"/>
-            <w:right w:val="single" w:color="000000" w:themeColor="text1" w:sz="4" w:space="0"/>
-            <w:insideH w:val="none" w:color="auto" w:sz="0" w:space="0"/>
-            <w:insideV w:val="none" w:color="auto" w:sz="0" w:space="0"/>
+            <w:top w:val="single" w:sz="4" w:space="0" w:color="000000" w:themeColor="text1"/>
+            <w:left w:val="single" w:sz="4" w:space="0" w:color="000000" w:themeColor="text1"/>
+            <w:bottom w:val="single" w:sz="4" w:space="0" w:color="000000" w:themeColor="text1"/>
+            <w:right w:val="single" w:sz="4" w:space="0" w:color="000000" w:themeColor="text1"/>
+            <w:insideH w:val="none" w:sz="0" w:space="0" w:color="auto"/>
+            <w:insideV w:val="none" w:sz="0" w:space="0" w:color="auto"/>
           </w:tblBorders>
         </w:tblPrEx>
         <w:trPr>
@@ -18362,10 +18402,10 @@
             <w:cnfStyle w:val="001000000000" w:firstRow="0" w:lastRow="0" w:firstColumn="1" w:lastColumn="0" w:oddVBand="0" w:evenVBand="0" w:oddHBand="0" w:evenHBand="0" w:firstRowFirstColumn="0" w:firstRowLastColumn="0" w:lastRowFirstColumn="0" w:lastRowLastColumn="0"/>
             <w:tcW w:w="2297" w:type="dxa"/>
             <w:tcBorders>
-              <w:top w:val="single" w:color="auto" w:sz="4" w:space="0"/>
-              <w:left w:val="single" w:color="auto" w:sz="4" w:space="0"/>
-              <w:bottom w:val="single" w:color="auto" w:sz="4" w:space="0"/>
-              <w:right w:val="single" w:color="auto" w:sz="4" w:space="0"/>
+              <w:top w:val="single" w:sz="4" w:space="0" w:color="auto"/>
+              <w:left w:val="single" w:sz="4" w:space="0" w:color="auto"/>
+              <w:bottom w:val="single" w:sz="4" w:space="0" w:color="auto"/>
+              <w:right w:val="single" w:sz="4" w:space="0" w:color="auto"/>
             </w:tcBorders>
             <w:shd w:val="clear" w:color="auto" w:fill="4F81BD" w:themeFill="accent1"/>
           </w:tcPr>
@@ -18381,6 +18421,7 @@
                 <w:rFonts w:ascii="Times New Roman" w:hAnsi="Times New Roman" w:cs="Times New Roman"/>
                 <w:color w:val="FFFFFF" w:themeColor="background1"/>
               </w:rPr>
+              <w:lastRenderedPageBreak/>
               <w:t>Caso d’uso:</w:t>
             </w:r>
           </w:p>
@@ -18389,10 +18430,10 @@
           <w:tcPr>
             <w:tcW w:w="7088" w:type="dxa"/>
             <w:tcBorders>
-              <w:top w:val="single" w:color="auto" w:sz="4" w:space="0"/>
-              <w:left w:val="single" w:color="auto" w:sz="4" w:space="0"/>
-              <w:bottom w:val="single" w:color="auto" w:sz="4" w:space="0"/>
-              <w:right w:val="single" w:color="auto" w:sz="4" w:space="0"/>
+              <w:top w:val="single" w:sz="4" w:space="0" w:color="auto"/>
+              <w:left w:val="single" w:sz="4" w:space="0" w:color="auto"/>
+              <w:bottom w:val="single" w:sz="4" w:space="0" w:color="auto"/>
+              <w:right w:val="single" w:sz="4" w:space="0" w:color="auto"/>
             </w:tcBorders>
             <w:shd w:val="clear" w:color="auto" w:fill="4F81BD" w:themeFill="accent1"/>
           </w:tcPr>
@@ -18426,12 +18467,12 @@
       <w:tr>
         <w:tblPrEx>
           <w:tblBorders>
-            <w:top w:val="single" w:color="000000" w:themeColor="text1" w:sz="4" w:space="0"/>
-            <w:left w:val="single" w:color="000000" w:themeColor="text1" w:sz="4" w:space="0"/>
-            <w:bottom w:val="single" w:color="000000" w:themeColor="text1" w:sz="4" w:space="0"/>
-            <w:right w:val="single" w:color="000000" w:themeColor="text1" w:sz="4" w:space="0"/>
-            <w:insideH w:val="none" w:color="auto" w:sz="0" w:space="0"/>
-            <w:insideV w:val="none" w:color="auto" w:sz="0" w:space="0"/>
+            <w:top w:val="single" w:sz="4" w:space="0" w:color="000000" w:themeColor="text1"/>
+            <w:left w:val="single" w:sz="4" w:space="0" w:color="000000" w:themeColor="text1"/>
+            <w:bottom w:val="single" w:sz="4" w:space="0" w:color="000000" w:themeColor="text1"/>
+            <w:right w:val="single" w:sz="4" w:space="0" w:color="000000" w:themeColor="text1"/>
+            <w:insideH w:val="none" w:sz="0" w:space="0" w:color="auto"/>
+            <w:insideV w:val="none" w:sz="0" w:space="0" w:color="auto"/>
           </w:tblBorders>
         </w:tblPrEx>
         <w:tc>
@@ -18439,10 +18480,10 @@
             <w:cnfStyle w:val="001000000000" w:firstRow="0" w:lastRow="0" w:firstColumn="1" w:lastColumn="0" w:oddVBand="0" w:evenVBand="0" w:oddHBand="0" w:evenHBand="0" w:firstRowFirstColumn="0" w:firstRowLastColumn="0" w:lastRowFirstColumn="0" w:lastRowLastColumn="0"/>
             <w:tcW w:w="2297" w:type="dxa"/>
             <w:tcBorders>
-              <w:top w:val="single" w:color="auto" w:sz="4" w:space="0"/>
-              <w:left w:val="single" w:color="auto" w:sz="4" w:space="0"/>
-              <w:bottom w:val="single" w:color="auto" w:sz="4" w:space="0"/>
-              <w:right w:val="single" w:color="auto" w:sz="4" w:space="0"/>
+              <w:top w:val="single" w:sz="4" w:space="0" w:color="auto"/>
+              <w:left w:val="single" w:sz="4" w:space="0" w:color="auto"/>
+              <w:bottom w:val="single" w:sz="4" w:space="0" w:color="auto"/>
+              <w:right w:val="single" w:sz="4" w:space="0" w:color="auto"/>
             </w:tcBorders>
           </w:tcPr>
           <w:p>
@@ -18464,10 +18505,10 @@
           <w:tcPr>
             <w:tcW w:w="7088" w:type="dxa"/>
             <w:tcBorders>
-              <w:top w:val="single" w:color="auto" w:sz="4" w:space="0"/>
-              <w:left w:val="single" w:color="auto" w:sz="4" w:space="0"/>
-              <w:bottom w:val="single" w:color="auto" w:sz="4" w:space="0"/>
-              <w:right w:val="single" w:color="auto" w:sz="4" w:space="0"/>
+              <w:top w:val="single" w:sz="4" w:space="0" w:color="auto"/>
+              <w:left w:val="single" w:sz="4" w:space="0" w:color="auto"/>
+              <w:bottom w:val="single" w:sz="4" w:space="0" w:color="auto"/>
+              <w:right w:val="single" w:sz="4" w:space="0" w:color="auto"/>
             </w:tcBorders>
           </w:tcPr>
           <w:p>
@@ -18489,12 +18530,12 @@
       <w:tr>
         <w:tblPrEx>
           <w:tblBorders>
-            <w:top w:val="single" w:color="000000" w:themeColor="text1" w:sz="4" w:space="0"/>
-            <w:left w:val="single" w:color="000000" w:themeColor="text1" w:sz="4" w:space="0"/>
-            <w:bottom w:val="single" w:color="000000" w:themeColor="text1" w:sz="4" w:space="0"/>
-            <w:right w:val="single" w:color="000000" w:themeColor="text1" w:sz="4" w:space="0"/>
-            <w:insideH w:val="none" w:color="auto" w:sz="0" w:space="0"/>
-            <w:insideV w:val="none" w:color="auto" w:sz="0" w:space="0"/>
+            <w:top w:val="single" w:sz="4" w:space="0" w:color="000000" w:themeColor="text1"/>
+            <w:left w:val="single" w:sz="4" w:space="0" w:color="000000" w:themeColor="text1"/>
+            <w:bottom w:val="single" w:sz="4" w:space="0" w:color="000000" w:themeColor="text1"/>
+            <w:right w:val="single" w:sz="4" w:space="0" w:color="000000" w:themeColor="text1"/>
+            <w:insideH w:val="none" w:sz="0" w:space="0" w:color="auto"/>
+            <w:insideV w:val="none" w:sz="0" w:space="0" w:color="auto"/>
           </w:tblBorders>
         </w:tblPrEx>
         <w:trPr>
@@ -18505,10 +18546,10 @@
             <w:cnfStyle w:val="001000000000" w:firstRow="0" w:lastRow="0" w:firstColumn="1" w:lastColumn="0" w:oddVBand="0" w:evenVBand="0" w:oddHBand="0" w:evenHBand="0" w:firstRowFirstColumn="0" w:firstRowLastColumn="0" w:lastRowFirstColumn="0" w:lastRowLastColumn="0"/>
             <w:tcW w:w="2297" w:type="dxa"/>
             <w:tcBorders>
-              <w:top w:val="single" w:color="auto" w:sz="4" w:space="0"/>
-              <w:left w:val="single" w:color="auto" w:sz="4" w:space="0"/>
-              <w:bottom w:val="single" w:color="auto" w:sz="4" w:space="0"/>
-              <w:right w:val="single" w:color="auto" w:sz="4" w:space="0"/>
+              <w:top w:val="single" w:sz="4" w:space="0" w:color="auto"/>
+              <w:left w:val="single" w:sz="4" w:space="0" w:color="auto"/>
+              <w:bottom w:val="single" w:sz="4" w:space="0" w:color="auto"/>
+              <w:right w:val="single" w:sz="4" w:space="0" w:color="auto"/>
             </w:tcBorders>
           </w:tcPr>
           <w:p>
@@ -18530,10 +18571,10 @@
           <w:tcPr>
             <w:tcW w:w="7088" w:type="dxa"/>
             <w:tcBorders>
-              <w:top w:val="single" w:color="auto" w:sz="4" w:space="0"/>
-              <w:left w:val="single" w:color="auto" w:sz="4" w:space="0"/>
-              <w:bottom w:val="single" w:color="auto" w:sz="4" w:space="0"/>
-              <w:right w:val="single" w:color="auto" w:sz="4" w:space="0"/>
+              <w:top w:val="single" w:sz="4" w:space="0" w:color="auto"/>
+              <w:left w:val="single" w:sz="4" w:space="0" w:color="auto"/>
+              <w:bottom w:val="single" w:sz="4" w:space="0" w:color="auto"/>
+              <w:right w:val="single" w:sz="4" w:space="0" w:color="auto"/>
             </w:tcBorders>
           </w:tcPr>
           <w:p>
@@ -18555,12 +18596,12 @@
       <w:tr>
         <w:tblPrEx>
           <w:tblBorders>
-            <w:top w:val="single" w:color="000000" w:themeColor="text1" w:sz="4" w:space="0"/>
-            <w:left w:val="single" w:color="000000" w:themeColor="text1" w:sz="4" w:space="0"/>
-            <w:bottom w:val="single" w:color="000000" w:themeColor="text1" w:sz="4" w:space="0"/>
-            <w:right w:val="single" w:color="000000" w:themeColor="text1" w:sz="4" w:space="0"/>
-            <w:insideH w:val="none" w:color="auto" w:sz="0" w:space="0"/>
-            <w:insideV w:val="none" w:color="auto" w:sz="0" w:space="0"/>
+            <w:top w:val="single" w:sz="4" w:space="0" w:color="000000" w:themeColor="text1"/>
+            <w:left w:val="single" w:sz="4" w:space="0" w:color="000000" w:themeColor="text1"/>
+            <w:bottom w:val="single" w:sz="4" w:space="0" w:color="000000" w:themeColor="text1"/>
+            <w:right w:val="single" w:sz="4" w:space="0" w:color="000000" w:themeColor="text1"/>
+            <w:insideH w:val="none" w:sz="0" w:space="0" w:color="auto"/>
+            <w:insideV w:val="none" w:sz="0" w:space="0" w:color="auto"/>
           </w:tblBorders>
         </w:tblPrEx>
         <w:tc>
@@ -18568,10 +18609,10 @@
             <w:cnfStyle w:val="001000000000" w:firstRow="0" w:lastRow="0" w:firstColumn="1" w:lastColumn="0" w:oddVBand="0" w:evenVBand="0" w:oddHBand="0" w:evenHBand="0" w:firstRowFirstColumn="0" w:firstRowLastColumn="0" w:lastRowFirstColumn="0" w:lastRowLastColumn="0"/>
             <w:tcW w:w="2297" w:type="dxa"/>
             <w:tcBorders>
-              <w:top w:val="single" w:color="auto" w:sz="4" w:space="0"/>
-              <w:left w:val="single" w:color="auto" w:sz="4" w:space="0"/>
-              <w:bottom w:val="single" w:color="auto" w:sz="4" w:space="0"/>
-              <w:right w:val="single" w:color="auto" w:sz="4" w:space="0"/>
+              <w:top w:val="single" w:sz="4" w:space="0" w:color="auto"/>
+              <w:left w:val="single" w:sz="4" w:space="0" w:color="auto"/>
+              <w:bottom w:val="single" w:sz="4" w:space="0" w:color="auto"/>
+              <w:right w:val="single" w:sz="4" w:space="0" w:color="auto"/>
             </w:tcBorders>
           </w:tcPr>
           <w:p>
@@ -18593,10 +18634,10 @@
           <w:tcPr>
             <w:tcW w:w="7088" w:type="dxa"/>
             <w:tcBorders>
-              <w:top w:val="single" w:color="auto" w:sz="4" w:space="0"/>
-              <w:left w:val="single" w:color="auto" w:sz="4" w:space="0"/>
-              <w:bottom w:val="single" w:color="auto" w:sz="4" w:space="0"/>
-              <w:right w:val="single" w:color="auto" w:sz="4" w:space="0"/>
+              <w:top w:val="single" w:sz="4" w:space="0" w:color="auto"/>
+              <w:left w:val="single" w:sz="4" w:space="0" w:color="auto"/>
+              <w:bottom w:val="single" w:sz="4" w:space="0" w:color="auto"/>
+              <w:right w:val="single" w:sz="4" w:space="0" w:color="auto"/>
             </w:tcBorders>
           </w:tcPr>
           <w:p>
@@ -18618,12 +18659,12 @@
       <w:tr>
         <w:tblPrEx>
           <w:tblBorders>
-            <w:top w:val="single" w:color="000000" w:themeColor="text1" w:sz="4" w:space="0"/>
-            <w:left w:val="single" w:color="000000" w:themeColor="text1" w:sz="4" w:space="0"/>
-            <w:bottom w:val="single" w:color="000000" w:themeColor="text1" w:sz="4" w:space="0"/>
-            <w:right w:val="single" w:color="000000" w:themeColor="text1" w:sz="4" w:space="0"/>
-            <w:insideH w:val="none" w:color="auto" w:sz="0" w:space="0"/>
-            <w:insideV w:val="none" w:color="auto" w:sz="0" w:space="0"/>
+            <w:top w:val="single" w:sz="4" w:space="0" w:color="000000" w:themeColor="text1"/>
+            <w:left w:val="single" w:sz="4" w:space="0" w:color="000000" w:themeColor="text1"/>
+            <w:bottom w:val="single" w:sz="4" w:space="0" w:color="000000" w:themeColor="text1"/>
+            <w:right w:val="single" w:sz="4" w:space="0" w:color="000000" w:themeColor="text1"/>
+            <w:insideH w:val="none" w:sz="0" w:space="0" w:color="auto"/>
+            <w:insideV w:val="none" w:sz="0" w:space="0" w:color="auto"/>
           </w:tblBorders>
         </w:tblPrEx>
         <w:trPr>
@@ -18634,10 +18675,10 @@
             <w:cnfStyle w:val="001000000000" w:firstRow="0" w:lastRow="0" w:firstColumn="1" w:lastColumn="0" w:oddVBand="0" w:evenVBand="0" w:oddHBand="0" w:evenHBand="0" w:firstRowFirstColumn="0" w:firstRowLastColumn="0" w:lastRowFirstColumn="0" w:lastRowLastColumn="0"/>
             <w:tcW w:w="2297" w:type="dxa"/>
             <w:tcBorders>
-              <w:top w:val="single" w:color="auto" w:sz="4" w:space="0"/>
-              <w:left w:val="single" w:color="auto" w:sz="4" w:space="0"/>
-              <w:bottom w:val="single" w:color="auto" w:sz="4" w:space="0"/>
-              <w:right w:val="single" w:color="auto" w:sz="4" w:space="0"/>
+              <w:top w:val="single" w:sz="4" w:space="0" w:color="auto"/>
+              <w:left w:val="single" w:sz="4" w:space="0" w:color="auto"/>
+              <w:bottom w:val="single" w:sz="4" w:space="0" w:color="auto"/>
+              <w:right w:val="single" w:sz="4" w:space="0" w:color="auto"/>
             </w:tcBorders>
           </w:tcPr>
           <w:p>
@@ -18659,10 +18700,10 @@
           <w:tcPr>
             <w:tcW w:w="7088" w:type="dxa"/>
             <w:tcBorders>
-              <w:top w:val="single" w:color="auto" w:sz="4" w:space="0"/>
-              <w:left w:val="single" w:color="auto" w:sz="4" w:space="0"/>
-              <w:bottom w:val="single" w:color="auto" w:sz="4" w:space="0"/>
-              <w:right w:val="single" w:color="auto" w:sz="4" w:space="0"/>
+              <w:top w:val="single" w:sz="4" w:space="0" w:color="auto"/>
+              <w:left w:val="single" w:sz="4" w:space="0" w:color="auto"/>
+              <w:bottom w:val="single" w:sz="4" w:space="0" w:color="auto"/>
+              <w:right w:val="single" w:sz="4" w:space="0" w:color="auto"/>
             </w:tcBorders>
           </w:tcPr>
           <w:p>
@@ -18696,12 +18737,12 @@
       <w:tr>
         <w:tblPrEx>
           <w:tblBorders>
-            <w:top w:val="single" w:color="000000" w:themeColor="text1" w:sz="4" w:space="0"/>
-            <w:left w:val="single" w:color="000000" w:themeColor="text1" w:sz="4" w:space="0"/>
-            <w:bottom w:val="single" w:color="000000" w:themeColor="text1" w:sz="4" w:space="0"/>
-            <w:right w:val="single" w:color="000000" w:themeColor="text1" w:sz="4" w:space="0"/>
-            <w:insideH w:val="none" w:color="auto" w:sz="0" w:space="0"/>
-            <w:insideV w:val="none" w:color="auto" w:sz="0" w:space="0"/>
+            <w:top w:val="single" w:sz="4" w:space="0" w:color="000000" w:themeColor="text1"/>
+            <w:left w:val="single" w:sz="4" w:space="0" w:color="000000" w:themeColor="text1"/>
+            <w:bottom w:val="single" w:sz="4" w:space="0" w:color="000000" w:themeColor="text1"/>
+            <w:right w:val="single" w:sz="4" w:space="0" w:color="000000" w:themeColor="text1"/>
+            <w:insideH w:val="none" w:sz="0" w:space="0" w:color="auto"/>
+            <w:insideV w:val="none" w:sz="0" w:space="0" w:color="auto"/>
           </w:tblBorders>
         </w:tblPrEx>
         <w:tc>
@@ -18709,10 +18750,10 @@
             <w:cnfStyle w:val="001000000000" w:firstRow="0" w:lastRow="0" w:firstColumn="1" w:lastColumn="0" w:oddVBand="0" w:evenVBand="0" w:oddHBand="0" w:evenHBand="0" w:firstRowFirstColumn="0" w:firstRowLastColumn="0" w:lastRowFirstColumn="0" w:lastRowLastColumn="0"/>
             <w:tcW w:w="2297" w:type="dxa"/>
             <w:tcBorders>
-              <w:top w:val="single" w:color="auto" w:sz="4" w:space="0"/>
-              <w:left w:val="single" w:color="auto" w:sz="4" w:space="0"/>
-              <w:bottom w:val="single" w:color="auto" w:sz="4" w:space="0"/>
-              <w:right w:val="single" w:color="auto" w:sz="4" w:space="0"/>
+              <w:top w:val="single" w:sz="4" w:space="0" w:color="auto"/>
+              <w:left w:val="single" w:sz="4" w:space="0" w:color="auto"/>
+              <w:bottom w:val="single" w:sz="4" w:space="0" w:color="auto"/>
+              <w:right w:val="single" w:sz="4" w:space="0" w:color="auto"/>
             </w:tcBorders>
           </w:tcPr>
           <w:p>
@@ -18748,10 +18789,10 @@
           <w:tcPr>
             <w:tcW w:w="7088" w:type="dxa"/>
             <w:tcBorders>
-              <w:top w:val="single" w:color="auto" w:sz="4" w:space="0"/>
-              <w:left w:val="single" w:color="auto" w:sz="4" w:space="0"/>
-              <w:bottom w:val="single" w:color="auto" w:sz="4" w:space="0"/>
-              <w:right w:val="single" w:color="auto" w:sz="4" w:space="0"/>
+              <w:top w:val="single" w:sz="4" w:space="0" w:color="auto"/>
+              <w:left w:val="single" w:sz="4" w:space="0" w:color="auto"/>
+              <w:bottom w:val="single" w:sz="4" w:space="0" w:color="auto"/>
+              <w:right w:val="single" w:sz="4" w:space="0" w:color="auto"/>
             </w:tcBorders>
           </w:tcPr>
           <w:p>
@@ -19077,12 +19118,12 @@
       <w:tr>
         <w:tblPrEx>
           <w:tblBorders>
-            <w:top w:val="single" w:color="000000" w:themeColor="text1" w:sz="4" w:space="0"/>
-            <w:left w:val="single" w:color="000000" w:themeColor="text1" w:sz="4" w:space="0"/>
-            <w:bottom w:val="single" w:color="000000" w:themeColor="text1" w:sz="4" w:space="0"/>
-            <w:right w:val="single" w:color="000000" w:themeColor="text1" w:sz="4" w:space="0"/>
-            <w:insideH w:val="none" w:color="auto" w:sz="0" w:space="0"/>
-            <w:insideV w:val="none" w:color="auto" w:sz="0" w:space="0"/>
+            <w:top w:val="single" w:sz="4" w:space="0" w:color="000000" w:themeColor="text1"/>
+            <w:left w:val="single" w:sz="4" w:space="0" w:color="000000" w:themeColor="text1"/>
+            <w:bottom w:val="single" w:sz="4" w:space="0" w:color="000000" w:themeColor="text1"/>
+            <w:right w:val="single" w:sz="4" w:space="0" w:color="000000" w:themeColor="text1"/>
+            <w:insideH w:val="none" w:sz="0" w:space="0" w:color="auto"/>
+            <w:insideV w:val="none" w:sz="0" w:space="0" w:color="auto"/>
           </w:tblBorders>
         </w:tblPrEx>
         <w:trPr>
@@ -19093,10 +19134,10 @@
             <w:cnfStyle w:val="001000000000" w:firstRow="0" w:lastRow="0" w:firstColumn="1" w:lastColumn="0" w:oddVBand="0" w:evenVBand="0" w:oddHBand="0" w:evenHBand="0" w:firstRowFirstColumn="0" w:firstRowLastColumn="0" w:lastRowFirstColumn="0" w:lastRowLastColumn="0"/>
             <w:tcW w:w="2297" w:type="dxa"/>
             <w:tcBorders>
-              <w:top w:val="single" w:color="auto" w:sz="4" w:space="0"/>
-              <w:left w:val="single" w:color="auto" w:sz="4" w:space="0"/>
-              <w:bottom w:val="single" w:color="auto" w:sz="4" w:space="0"/>
-              <w:right w:val="single" w:color="auto" w:sz="4" w:space="0"/>
+              <w:top w:val="single" w:sz="4" w:space="0" w:color="auto"/>
+              <w:left w:val="single" w:sz="4" w:space="0" w:color="auto"/>
+              <w:bottom w:val="single" w:sz="4" w:space="0" w:color="auto"/>
+              <w:right w:val="single" w:sz="4" w:space="0" w:color="auto"/>
             </w:tcBorders>
           </w:tcPr>
           <w:p>
@@ -19118,10 +19159,10 @@
           <w:tcPr>
             <w:tcW w:w="7088" w:type="dxa"/>
             <w:tcBorders>
-              <w:top w:val="single" w:color="auto" w:sz="4" w:space="0"/>
-              <w:left w:val="single" w:color="auto" w:sz="4" w:space="0"/>
-              <w:bottom w:val="single" w:color="auto" w:sz="4" w:space="0"/>
-              <w:right w:val="single" w:color="auto" w:sz="4" w:space="0"/>
+              <w:top w:val="single" w:sz="4" w:space="0" w:color="auto"/>
+              <w:left w:val="single" w:sz="4" w:space="0" w:color="auto"/>
+              <w:bottom w:val="single" w:sz="4" w:space="0" w:color="auto"/>
+              <w:right w:val="single" w:sz="4" w:space="0" w:color="auto"/>
             </w:tcBorders>
           </w:tcPr>
           <w:p>
@@ -19145,12 +19186,12 @@
       <w:tr>
         <w:tblPrEx>
           <w:tblBorders>
-            <w:top w:val="single" w:color="000000" w:themeColor="text1" w:sz="4" w:space="0"/>
-            <w:left w:val="single" w:color="000000" w:themeColor="text1" w:sz="4" w:space="0"/>
-            <w:bottom w:val="single" w:color="000000" w:themeColor="text1" w:sz="4" w:space="0"/>
-            <w:right w:val="single" w:color="000000" w:themeColor="text1" w:sz="4" w:space="0"/>
-            <w:insideH w:val="none" w:color="auto" w:sz="0" w:space="0"/>
-            <w:insideV w:val="none" w:color="auto" w:sz="0" w:space="0"/>
+            <w:top w:val="single" w:sz="4" w:space="0" w:color="000000" w:themeColor="text1"/>
+            <w:left w:val="single" w:sz="4" w:space="0" w:color="000000" w:themeColor="text1"/>
+            <w:bottom w:val="single" w:sz="4" w:space="0" w:color="000000" w:themeColor="text1"/>
+            <w:right w:val="single" w:sz="4" w:space="0" w:color="000000" w:themeColor="text1"/>
+            <w:insideH w:val="none" w:sz="0" w:space="0" w:color="auto"/>
+            <w:insideV w:val="none" w:sz="0" w:space="0" w:color="auto"/>
           </w:tblBorders>
         </w:tblPrEx>
         <w:tc>
@@ -19158,10 +19199,10 @@
             <w:cnfStyle w:val="001000000000" w:firstRow="0" w:lastRow="0" w:firstColumn="1" w:lastColumn="0" w:oddVBand="0" w:evenVBand="0" w:oddHBand="0" w:evenHBand="0" w:firstRowFirstColumn="0" w:firstRowLastColumn="0" w:lastRowFirstColumn="0" w:lastRowLastColumn="0"/>
             <w:tcW w:w="2297" w:type="dxa"/>
             <w:tcBorders>
-              <w:top w:val="single" w:color="auto" w:sz="4" w:space="0"/>
-              <w:left w:val="single" w:color="auto" w:sz="4" w:space="0"/>
-              <w:bottom w:val="single" w:color="auto" w:sz="4" w:space="0"/>
-              <w:right w:val="single" w:color="auto" w:sz="4" w:space="0"/>
+              <w:top w:val="single" w:sz="4" w:space="0" w:color="auto"/>
+              <w:left w:val="single" w:sz="4" w:space="0" w:color="auto"/>
+              <w:bottom w:val="single" w:sz="4" w:space="0" w:color="auto"/>
+              <w:right w:val="single" w:sz="4" w:space="0" w:color="auto"/>
             </w:tcBorders>
           </w:tcPr>
           <w:p>
@@ -19183,10 +19224,10 @@
           <w:tcPr>
             <w:tcW w:w="7088" w:type="dxa"/>
             <w:tcBorders>
-              <w:top w:val="single" w:color="auto" w:sz="4" w:space="0"/>
-              <w:left w:val="single" w:color="auto" w:sz="4" w:space="0"/>
-              <w:bottom w:val="single" w:color="auto" w:sz="4" w:space="0"/>
-              <w:right w:val="single" w:color="auto" w:sz="4" w:space="0"/>
+              <w:top w:val="single" w:sz="4" w:space="0" w:color="auto"/>
+              <w:left w:val="single" w:sz="4" w:space="0" w:color="auto"/>
+              <w:bottom w:val="single" w:sz="4" w:space="0" w:color="auto"/>
+              <w:right w:val="single" w:sz="4" w:space="0" w:color="auto"/>
             </w:tcBorders>
           </w:tcPr>
           <w:p>
@@ -19230,12 +19271,12 @@
       <w:tr>
         <w:tblPrEx>
           <w:tblBorders>
-            <w:top w:val="single" w:color="000000" w:themeColor="text1" w:sz="4" w:space="0"/>
-            <w:left w:val="single" w:color="000000" w:themeColor="text1" w:sz="4" w:space="0"/>
-            <w:bottom w:val="single" w:color="000000" w:themeColor="text1" w:sz="4" w:space="0"/>
-            <w:right w:val="single" w:color="000000" w:themeColor="text1" w:sz="4" w:space="0"/>
-            <w:insideH w:val="none" w:color="auto" w:sz="0" w:space="0"/>
-            <w:insideV w:val="none" w:color="auto" w:sz="0" w:space="0"/>
+            <w:top w:val="single" w:sz="4" w:space="0" w:color="000000" w:themeColor="text1"/>
+            <w:left w:val="single" w:sz="4" w:space="0" w:color="000000" w:themeColor="text1"/>
+            <w:bottom w:val="single" w:sz="4" w:space="0" w:color="000000" w:themeColor="text1"/>
+            <w:right w:val="single" w:sz="4" w:space="0" w:color="000000" w:themeColor="text1"/>
+            <w:insideH w:val="none" w:sz="0" w:space="0" w:color="auto"/>
+            <w:insideV w:val="none" w:sz="0" w:space="0" w:color="auto"/>
           </w:tblBorders>
         </w:tblPrEx>
         <w:trPr>
@@ -19247,10 +19288,10 @@
             <w:cnfStyle w:val="001000000000" w:firstRow="0" w:lastRow="0" w:firstColumn="1" w:lastColumn="0" w:oddVBand="0" w:evenVBand="0" w:oddHBand="0" w:evenHBand="0" w:firstRowFirstColumn="0" w:firstRowLastColumn="0" w:lastRowFirstColumn="0" w:lastRowLastColumn="0"/>
             <w:tcW w:w="2297" w:type="dxa"/>
             <w:tcBorders>
-              <w:top w:val="single" w:color="auto" w:sz="4" w:space="0"/>
-              <w:left w:val="single" w:color="auto" w:sz="4" w:space="0"/>
-              <w:bottom w:val="single" w:color="auto" w:sz="4" w:space="0"/>
-              <w:right w:val="single" w:color="auto" w:sz="4" w:space="0"/>
+              <w:top w:val="single" w:sz="4" w:space="0" w:color="auto"/>
+              <w:left w:val="single" w:sz="4" w:space="0" w:color="auto"/>
+              <w:bottom w:val="single" w:sz="4" w:space="0" w:color="auto"/>
+              <w:right w:val="single" w:sz="4" w:space="0" w:color="auto"/>
             </w:tcBorders>
           </w:tcPr>
           <w:p>
@@ -19286,10 +19327,10 @@
           <w:tcPr>
             <w:tcW w:w="7088" w:type="dxa"/>
             <w:tcBorders>
-              <w:top w:val="single" w:color="auto" w:sz="4" w:space="0"/>
-              <w:left w:val="single" w:color="auto" w:sz="4" w:space="0"/>
-              <w:bottom w:val="single" w:color="auto" w:sz="4" w:space="0"/>
-              <w:right w:val="single" w:color="auto" w:sz="4" w:space="0"/>
+              <w:top w:val="single" w:sz="4" w:space="0" w:color="auto"/>
+              <w:left w:val="single" w:sz="4" w:space="0" w:color="auto"/>
+              <w:bottom w:val="single" w:sz="4" w:space="0" w:color="auto"/>
+              <w:right w:val="single" w:sz="4" w:space="0" w:color="auto"/>
             </w:tcBorders>
           </w:tcPr>
           <w:p>
@@ -19311,12 +19352,12 @@
       <w:tr>
         <w:tblPrEx>
           <w:tblBorders>
-            <w:top w:val="single" w:color="000000" w:themeColor="text1" w:sz="4" w:space="0"/>
-            <w:left w:val="single" w:color="000000" w:themeColor="text1" w:sz="4" w:space="0"/>
-            <w:bottom w:val="single" w:color="000000" w:themeColor="text1" w:sz="4" w:space="0"/>
-            <w:right w:val="single" w:color="000000" w:themeColor="text1" w:sz="4" w:space="0"/>
-            <w:insideH w:val="none" w:color="auto" w:sz="0" w:space="0"/>
-            <w:insideV w:val="none" w:color="auto" w:sz="0" w:space="0"/>
+            <w:top w:val="single" w:sz="4" w:space="0" w:color="000000" w:themeColor="text1"/>
+            <w:left w:val="single" w:sz="4" w:space="0" w:color="000000" w:themeColor="text1"/>
+            <w:bottom w:val="single" w:sz="4" w:space="0" w:color="000000" w:themeColor="text1"/>
+            <w:right w:val="single" w:sz="4" w:space="0" w:color="000000" w:themeColor="text1"/>
+            <w:insideH w:val="none" w:sz="0" w:space="0" w:color="auto"/>
+            <w:insideV w:val="none" w:sz="0" w:space="0" w:color="auto"/>
           </w:tblBorders>
         </w:tblPrEx>
         <w:tc>
@@ -19324,10 +19365,10 @@
             <w:cnfStyle w:val="001000000000" w:firstRow="0" w:lastRow="0" w:firstColumn="1" w:lastColumn="0" w:oddVBand="0" w:evenVBand="0" w:oddHBand="0" w:evenHBand="0" w:firstRowFirstColumn="0" w:firstRowLastColumn="0" w:lastRowFirstColumn="0" w:lastRowLastColumn="0"/>
             <w:tcW w:w="2297" w:type="dxa"/>
             <w:tcBorders>
-              <w:top w:val="single" w:color="auto" w:sz="4" w:space="0"/>
-              <w:left w:val="single" w:color="auto" w:sz="4" w:space="0"/>
-              <w:bottom w:val="single" w:color="auto" w:sz="4" w:space="0"/>
-              <w:right w:val="single" w:color="auto" w:sz="4" w:space="0"/>
+              <w:top w:val="single" w:sz="4" w:space="0" w:color="auto"/>
+              <w:left w:val="single" w:sz="4" w:space="0" w:color="auto"/>
+              <w:bottom w:val="single" w:sz="4" w:space="0" w:color="auto"/>
+              <w:right w:val="single" w:sz="4" w:space="0" w:color="auto"/>
             </w:tcBorders>
             <w:shd w:val="clear" w:color="auto" w:fill="4F81BD" w:themeFill="accent1"/>
           </w:tcPr>
@@ -19352,10 +19393,10 @@
           <w:tcPr>
             <w:tcW w:w="7088" w:type="dxa"/>
             <w:tcBorders>
-              <w:top w:val="single" w:color="auto" w:sz="4" w:space="0"/>
-              <w:left w:val="single" w:color="auto" w:sz="4" w:space="0"/>
-              <w:bottom w:val="single" w:color="auto" w:sz="4" w:space="0"/>
-              <w:right w:val="single" w:color="auto" w:sz="4" w:space="0"/>
+              <w:top w:val="single" w:sz="4" w:space="0" w:color="auto"/>
+              <w:left w:val="single" w:sz="4" w:space="0" w:color="auto"/>
+              <w:bottom w:val="single" w:sz="4" w:space="0" w:color="auto"/>
+              <w:right w:val="single" w:sz="4" w:space="0" w:color="auto"/>
             </w:tcBorders>
             <w:shd w:val="clear" w:color="auto" w:fill="4F81BD" w:themeFill="accent1"/>
           </w:tcPr>
@@ -19382,12 +19423,12 @@
       <w:tr>
         <w:tblPrEx>
           <w:tblBorders>
-            <w:top w:val="single" w:color="000000" w:themeColor="text1" w:sz="4" w:space="0"/>
-            <w:left w:val="single" w:color="000000" w:themeColor="text1" w:sz="4" w:space="0"/>
-            <w:bottom w:val="single" w:color="000000" w:themeColor="text1" w:sz="4" w:space="0"/>
-            <w:right w:val="single" w:color="000000" w:themeColor="text1" w:sz="4" w:space="0"/>
-            <w:insideH w:val="none" w:color="auto" w:sz="0" w:space="0"/>
-            <w:insideV w:val="none" w:color="auto" w:sz="0" w:space="0"/>
+            <w:top w:val="single" w:sz="4" w:space="0" w:color="000000" w:themeColor="text1"/>
+            <w:left w:val="single" w:sz="4" w:space="0" w:color="000000" w:themeColor="text1"/>
+            <w:bottom w:val="single" w:sz="4" w:space="0" w:color="000000" w:themeColor="text1"/>
+            <w:right w:val="single" w:sz="4" w:space="0" w:color="000000" w:themeColor="text1"/>
+            <w:insideH w:val="none" w:sz="0" w:space="0" w:color="auto"/>
+            <w:insideV w:val="none" w:sz="0" w:space="0" w:color="auto"/>
           </w:tblBorders>
         </w:tblPrEx>
         <w:trPr>
@@ -19398,10 +19439,10 @@
             <w:cnfStyle w:val="001000000000" w:firstRow="0" w:lastRow="0" w:firstColumn="1" w:lastColumn="0" w:oddVBand="0" w:evenVBand="0" w:oddHBand="0" w:evenHBand="0" w:firstRowFirstColumn="0" w:firstRowLastColumn="0" w:lastRowFirstColumn="0" w:lastRowLastColumn="0"/>
             <w:tcW w:w="2297" w:type="dxa"/>
             <w:tcBorders>
-              <w:top w:val="single" w:color="auto" w:sz="4" w:space="0"/>
-              <w:left w:val="single" w:color="auto" w:sz="4" w:space="0"/>
-              <w:bottom w:val="single" w:color="auto" w:sz="4" w:space="0"/>
-              <w:right w:val="single" w:color="auto" w:sz="4" w:space="0"/>
+              <w:top w:val="single" w:sz="4" w:space="0" w:color="auto"/>
+              <w:left w:val="single" w:sz="4" w:space="0" w:color="auto"/>
+              <w:bottom w:val="single" w:sz="4" w:space="0" w:color="auto"/>
+              <w:right w:val="single" w:sz="4" w:space="0" w:color="auto"/>
             </w:tcBorders>
           </w:tcPr>
           <w:p>
@@ -19423,10 +19464,10 @@
           <w:tcPr>
             <w:tcW w:w="7088" w:type="dxa"/>
             <w:tcBorders>
-              <w:top w:val="single" w:color="auto" w:sz="4" w:space="0"/>
-              <w:left w:val="single" w:color="auto" w:sz="4" w:space="0"/>
-              <w:bottom w:val="single" w:color="auto" w:sz="4" w:space="0"/>
-              <w:right w:val="single" w:color="auto" w:sz="4" w:space="0"/>
+              <w:top w:val="single" w:sz="4" w:space="0" w:color="auto"/>
+              <w:left w:val="single" w:sz="4" w:space="0" w:color="auto"/>
+              <w:bottom w:val="single" w:sz="4" w:space="0" w:color="auto"/>
+              <w:right w:val="single" w:sz="4" w:space="0" w:color="auto"/>
             </w:tcBorders>
           </w:tcPr>
           <w:p>
@@ -19448,12 +19489,12 @@
       <w:tr>
         <w:tblPrEx>
           <w:tblBorders>
-            <w:top w:val="single" w:color="000000" w:themeColor="text1" w:sz="4" w:space="0"/>
-            <w:left w:val="single" w:color="000000" w:themeColor="text1" w:sz="4" w:space="0"/>
-            <w:bottom w:val="single" w:color="000000" w:themeColor="text1" w:sz="4" w:space="0"/>
-            <w:right w:val="single" w:color="000000" w:themeColor="text1" w:sz="4" w:space="0"/>
-            <w:insideH w:val="none" w:color="auto" w:sz="0" w:space="0"/>
-            <w:insideV w:val="none" w:color="auto" w:sz="0" w:space="0"/>
+            <w:top w:val="single" w:sz="4" w:space="0" w:color="000000" w:themeColor="text1"/>
+            <w:left w:val="single" w:sz="4" w:space="0" w:color="000000" w:themeColor="text1"/>
+            <w:bottom w:val="single" w:sz="4" w:space="0" w:color="000000" w:themeColor="text1"/>
+            <w:right w:val="single" w:sz="4" w:space="0" w:color="000000" w:themeColor="text1"/>
+            <w:insideH w:val="none" w:sz="0" w:space="0" w:color="auto"/>
+            <w:insideV w:val="none" w:sz="0" w:space="0" w:color="auto"/>
           </w:tblBorders>
         </w:tblPrEx>
         <w:tc>
@@ -19461,10 +19502,10 @@
             <w:cnfStyle w:val="001000000000" w:firstRow="0" w:lastRow="0" w:firstColumn="1" w:lastColumn="0" w:oddVBand="0" w:evenVBand="0" w:oddHBand="0" w:evenHBand="0" w:firstRowFirstColumn="0" w:firstRowLastColumn="0" w:lastRowFirstColumn="0" w:lastRowLastColumn="0"/>
             <w:tcW w:w="2297" w:type="dxa"/>
             <w:tcBorders>
-              <w:top w:val="single" w:color="auto" w:sz="4" w:space="0"/>
-              <w:left w:val="single" w:color="auto" w:sz="4" w:space="0"/>
-              <w:bottom w:val="single" w:color="auto" w:sz="4" w:space="0"/>
-              <w:right w:val="single" w:color="auto" w:sz="4" w:space="0"/>
+              <w:top w:val="single" w:sz="4" w:space="0" w:color="auto"/>
+              <w:left w:val="single" w:sz="4" w:space="0" w:color="auto"/>
+              <w:bottom w:val="single" w:sz="4" w:space="0" w:color="auto"/>
+              <w:right w:val="single" w:sz="4" w:space="0" w:color="auto"/>
             </w:tcBorders>
           </w:tcPr>
           <w:p>
@@ -19486,10 +19527,10 @@
           <w:tcPr>
             <w:tcW w:w="7088" w:type="dxa"/>
             <w:tcBorders>
-              <w:top w:val="single" w:color="auto" w:sz="4" w:space="0"/>
-              <w:left w:val="single" w:color="auto" w:sz="4" w:space="0"/>
-              <w:bottom w:val="single" w:color="auto" w:sz="4" w:space="0"/>
-              <w:right w:val="single" w:color="auto" w:sz="4" w:space="0"/>
+              <w:top w:val="single" w:sz="4" w:space="0" w:color="auto"/>
+              <w:left w:val="single" w:sz="4" w:space="0" w:color="auto"/>
+              <w:bottom w:val="single" w:sz="4" w:space="0" w:color="auto"/>
+              <w:right w:val="single" w:sz="4" w:space="0" w:color="auto"/>
             </w:tcBorders>
           </w:tcPr>
           <w:p>
@@ -19511,12 +19552,12 @@
       <w:tr>
         <w:tblPrEx>
           <w:tblBorders>
-            <w:top w:val="single" w:color="000000" w:themeColor="text1" w:sz="4" w:space="0"/>
-            <w:left w:val="single" w:color="000000" w:themeColor="text1" w:sz="4" w:space="0"/>
-            <w:bottom w:val="single" w:color="000000" w:themeColor="text1" w:sz="4" w:space="0"/>
-            <w:right w:val="single" w:color="000000" w:themeColor="text1" w:sz="4" w:space="0"/>
-            <w:insideH w:val="none" w:color="auto" w:sz="0" w:space="0"/>
-            <w:insideV w:val="none" w:color="auto" w:sz="0" w:space="0"/>
+            <w:top w:val="single" w:sz="4" w:space="0" w:color="000000" w:themeColor="text1"/>
+            <w:left w:val="single" w:sz="4" w:space="0" w:color="000000" w:themeColor="text1"/>
+            <w:bottom w:val="single" w:sz="4" w:space="0" w:color="000000" w:themeColor="text1"/>
+            <w:right w:val="single" w:sz="4" w:space="0" w:color="000000" w:themeColor="text1"/>
+            <w:insideH w:val="none" w:sz="0" w:space="0" w:color="auto"/>
+            <w:insideV w:val="none" w:sz="0" w:space="0" w:color="auto"/>
           </w:tblBorders>
         </w:tblPrEx>
         <w:trPr>
@@ -19527,10 +19568,10 @@
             <w:cnfStyle w:val="001000000000" w:firstRow="0" w:lastRow="0" w:firstColumn="1" w:lastColumn="0" w:oddVBand="0" w:evenVBand="0" w:oddHBand="0" w:evenHBand="0" w:firstRowFirstColumn="0" w:firstRowLastColumn="0" w:lastRowFirstColumn="0" w:lastRowLastColumn="0"/>
             <w:tcW w:w="2297" w:type="dxa"/>
             <w:tcBorders>
-              <w:top w:val="single" w:color="auto" w:sz="4" w:space="0"/>
-              <w:left w:val="single" w:color="auto" w:sz="4" w:space="0"/>
-              <w:bottom w:val="single" w:color="auto" w:sz="4" w:space="0"/>
-              <w:right w:val="single" w:color="auto" w:sz="4" w:space="0"/>
+              <w:top w:val="single" w:sz="4" w:space="0" w:color="auto"/>
+              <w:left w:val="single" w:sz="4" w:space="0" w:color="auto"/>
+              <w:bottom w:val="single" w:sz="4" w:space="0" w:color="auto"/>
+              <w:right w:val="single" w:sz="4" w:space="0" w:color="auto"/>
             </w:tcBorders>
           </w:tcPr>
           <w:p>
@@ -19552,10 +19593,10 @@
           <w:tcPr>
             <w:tcW w:w="7088" w:type="dxa"/>
             <w:tcBorders>
-              <w:top w:val="single" w:color="auto" w:sz="4" w:space="0"/>
-              <w:left w:val="single" w:color="auto" w:sz="4" w:space="0"/>
-              <w:bottom w:val="single" w:color="auto" w:sz="4" w:space="0"/>
-              <w:right w:val="single" w:color="auto" w:sz="4" w:space="0"/>
+              <w:top w:val="single" w:sz="4" w:space="0" w:color="auto"/>
+              <w:left w:val="single" w:sz="4" w:space="0" w:color="auto"/>
+              <w:bottom w:val="single" w:sz="4" w:space="0" w:color="auto"/>
+              <w:right w:val="single" w:sz="4" w:space="0" w:color="auto"/>
             </w:tcBorders>
           </w:tcPr>
           <w:p>
@@ -19589,12 +19630,12 @@
       <w:tr>
         <w:tblPrEx>
           <w:tblBorders>
-            <w:top w:val="single" w:color="000000" w:themeColor="text1" w:sz="4" w:space="0"/>
-            <w:left w:val="single" w:color="000000" w:themeColor="text1" w:sz="4" w:space="0"/>
-            <w:bottom w:val="single" w:color="000000" w:themeColor="text1" w:sz="4" w:space="0"/>
-            <w:right w:val="single" w:color="000000" w:themeColor="text1" w:sz="4" w:space="0"/>
-            <w:insideH w:val="none" w:color="auto" w:sz="0" w:space="0"/>
-            <w:insideV w:val="none" w:color="auto" w:sz="0" w:space="0"/>
+            <w:top w:val="single" w:sz="4" w:space="0" w:color="000000" w:themeColor="text1"/>
+            <w:left w:val="single" w:sz="4" w:space="0" w:color="000000" w:themeColor="text1"/>
+            <w:bottom w:val="single" w:sz="4" w:space="0" w:color="000000" w:themeColor="text1"/>
+            <w:right w:val="single" w:sz="4" w:space="0" w:color="000000" w:themeColor="text1"/>
+            <w:insideH w:val="none" w:sz="0" w:space="0" w:color="auto"/>
+            <w:insideV w:val="none" w:sz="0" w:space="0" w:color="auto"/>
           </w:tblBorders>
         </w:tblPrEx>
         <w:tc>
@@ -19602,10 +19643,10 @@
             <w:cnfStyle w:val="001000000000" w:firstRow="0" w:lastRow="0" w:firstColumn="1" w:lastColumn="0" w:oddVBand="0" w:evenVBand="0" w:oddHBand="0" w:evenHBand="0" w:firstRowFirstColumn="0" w:firstRowLastColumn="0" w:lastRowFirstColumn="0" w:lastRowLastColumn="0"/>
             <w:tcW w:w="2297" w:type="dxa"/>
             <w:tcBorders>
-              <w:top w:val="single" w:color="auto" w:sz="4" w:space="0"/>
-              <w:left w:val="single" w:color="auto" w:sz="4" w:space="0"/>
-              <w:bottom w:val="single" w:color="auto" w:sz="4" w:space="0"/>
-              <w:right w:val="single" w:color="auto" w:sz="4" w:space="0"/>
+              <w:top w:val="single" w:sz="4" w:space="0" w:color="auto"/>
+              <w:left w:val="single" w:sz="4" w:space="0" w:color="auto"/>
+              <w:bottom w:val="single" w:sz="4" w:space="0" w:color="auto"/>
+              <w:right w:val="single" w:sz="4" w:space="0" w:color="auto"/>
             </w:tcBorders>
           </w:tcPr>
           <w:p>
@@ -19627,10 +19668,10 @@
           <w:tcPr>
             <w:tcW w:w="7088" w:type="dxa"/>
             <w:tcBorders>
-              <w:top w:val="single" w:color="auto" w:sz="4" w:space="0"/>
-              <w:left w:val="single" w:color="auto" w:sz="4" w:space="0"/>
-              <w:bottom w:val="single" w:color="auto" w:sz="4" w:space="0"/>
-              <w:right w:val="single" w:color="auto" w:sz="4" w:space="0"/>
+              <w:top w:val="single" w:sz="4" w:space="0" w:color="auto"/>
+              <w:left w:val="single" w:sz="4" w:space="0" w:color="auto"/>
+              <w:bottom w:val="single" w:sz="4" w:space="0" w:color="auto"/>
+              <w:right w:val="single" w:sz="4" w:space="0" w:color="auto"/>
             </w:tcBorders>
           </w:tcPr>
           <w:p>
@@ -19652,12 +19693,12 @@
       <w:tr>
         <w:tblPrEx>
           <w:tblBorders>
-            <w:top w:val="single" w:color="000000" w:themeColor="text1" w:sz="4" w:space="0"/>
-            <w:left w:val="single" w:color="000000" w:themeColor="text1" w:sz="4" w:space="0"/>
-            <w:bottom w:val="single" w:color="000000" w:themeColor="text1" w:sz="4" w:space="0"/>
-            <w:right w:val="single" w:color="000000" w:themeColor="text1" w:sz="4" w:space="0"/>
-            <w:insideH w:val="none" w:color="auto" w:sz="0" w:space="0"/>
-            <w:insideV w:val="none" w:color="auto" w:sz="0" w:space="0"/>
+            <w:top w:val="single" w:sz="4" w:space="0" w:color="000000" w:themeColor="text1"/>
+            <w:left w:val="single" w:sz="4" w:space="0" w:color="000000" w:themeColor="text1"/>
+            <w:bottom w:val="single" w:sz="4" w:space="0" w:color="000000" w:themeColor="text1"/>
+            <w:right w:val="single" w:sz="4" w:space="0" w:color="000000" w:themeColor="text1"/>
+            <w:insideH w:val="none" w:sz="0" w:space="0" w:color="auto"/>
+            <w:insideV w:val="none" w:sz="0" w:space="0" w:color="auto"/>
           </w:tblBorders>
         </w:tblPrEx>
         <w:trPr>
@@ -19668,10 +19709,10 @@
             <w:cnfStyle w:val="001000000000" w:firstRow="0" w:lastRow="0" w:firstColumn="1" w:lastColumn="0" w:oddVBand="0" w:evenVBand="0" w:oddHBand="0" w:evenHBand="0" w:firstRowFirstColumn="0" w:firstRowLastColumn="0" w:lastRowFirstColumn="0" w:lastRowLastColumn="0"/>
             <w:tcW w:w="2297" w:type="dxa"/>
             <w:tcBorders>
-              <w:top w:val="single" w:color="auto" w:sz="4" w:space="0"/>
-              <w:left w:val="single" w:color="auto" w:sz="4" w:space="0"/>
-              <w:bottom w:val="single" w:color="auto" w:sz="4" w:space="0"/>
-              <w:right w:val="single" w:color="auto" w:sz="4" w:space="0"/>
+              <w:top w:val="single" w:sz="4" w:space="0" w:color="auto"/>
+              <w:left w:val="single" w:sz="4" w:space="0" w:color="auto"/>
+              <w:bottom w:val="single" w:sz="4" w:space="0" w:color="auto"/>
+              <w:right w:val="single" w:sz="4" w:space="0" w:color="auto"/>
             </w:tcBorders>
           </w:tcPr>
           <w:p>
@@ -19707,10 +19748,10 @@
           <w:tcPr>
             <w:tcW w:w="7088" w:type="dxa"/>
             <w:tcBorders>
-              <w:top w:val="single" w:color="auto" w:sz="4" w:space="0"/>
-              <w:left w:val="single" w:color="auto" w:sz="4" w:space="0"/>
-              <w:bottom w:val="single" w:color="auto" w:sz="4" w:space="0"/>
-              <w:right w:val="single" w:color="auto" w:sz="4" w:space="0"/>
+              <w:top w:val="single" w:sz="4" w:space="0" w:color="auto"/>
+              <w:left w:val="single" w:sz="4" w:space="0" w:color="auto"/>
+              <w:bottom w:val="single" w:sz="4" w:space="0" w:color="auto"/>
+              <w:right w:val="single" w:sz="4" w:space="0" w:color="auto"/>
             </w:tcBorders>
           </w:tcPr>
           <w:p>
@@ -19816,12 +19857,12 @@
       <w:tr>
         <w:tblPrEx>
           <w:tblBorders>
-            <w:top w:val="single" w:color="000000" w:themeColor="text1" w:sz="4" w:space="0"/>
-            <w:left w:val="single" w:color="000000" w:themeColor="text1" w:sz="4" w:space="0"/>
-            <w:bottom w:val="single" w:color="000000" w:themeColor="text1" w:sz="4" w:space="0"/>
-            <w:right w:val="single" w:color="000000" w:themeColor="text1" w:sz="4" w:space="0"/>
-            <w:insideH w:val="none" w:color="auto" w:sz="0" w:space="0"/>
-            <w:insideV w:val="none" w:color="auto" w:sz="0" w:space="0"/>
+            <w:top w:val="single" w:sz="4" w:space="0" w:color="000000" w:themeColor="text1"/>
+            <w:left w:val="single" w:sz="4" w:space="0" w:color="000000" w:themeColor="text1"/>
+            <w:bottom w:val="single" w:sz="4" w:space="0" w:color="000000" w:themeColor="text1"/>
+            <w:right w:val="single" w:sz="4" w:space="0" w:color="000000" w:themeColor="text1"/>
+            <w:insideH w:val="none" w:sz="0" w:space="0" w:color="auto"/>
+            <w:insideV w:val="none" w:sz="0" w:space="0" w:color="auto"/>
           </w:tblBorders>
         </w:tblPrEx>
         <w:tc>
@@ -19829,10 +19870,10 @@
             <w:cnfStyle w:val="001000000000" w:firstRow="0" w:lastRow="0" w:firstColumn="1" w:lastColumn="0" w:oddVBand="0" w:evenVBand="0" w:oddHBand="0" w:evenHBand="0" w:firstRowFirstColumn="0" w:firstRowLastColumn="0" w:lastRowFirstColumn="0" w:lastRowLastColumn="0"/>
             <w:tcW w:w="2297" w:type="dxa"/>
             <w:tcBorders>
-              <w:top w:val="single" w:color="auto" w:sz="4" w:space="0"/>
-              <w:left w:val="single" w:color="auto" w:sz="4" w:space="0"/>
-              <w:bottom w:val="single" w:color="auto" w:sz="4" w:space="0"/>
-              <w:right w:val="single" w:color="auto" w:sz="4" w:space="0"/>
+              <w:top w:val="single" w:sz="4" w:space="0" w:color="auto"/>
+              <w:left w:val="single" w:sz="4" w:space="0" w:color="auto"/>
+              <w:bottom w:val="single" w:sz="4" w:space="0" w:color="auto"/>
+              <w:right w:val="single" w:sz="4" w:space="0" w:color="auto"/>
             </w:tcBorders>
           </w:tcPr>
           <w:p>
@@ -19854,10 +19895,10 @@
           <w:tcPr>
             <w:tcW w:w="7088" w:type="dxa"/>
             <w:tcBorders>
-              <w:top w:val="single" w:color="auto" w:sz="4" w:space="0"/>
-              <w:left w:val="single" w:color="auto" w:sz="4" w:space="0"/>
-              <w:bottom w:val="single" w:color="auto" w:sz="4" w:space="0"/>
-              <w:right w:val="single" w:color="auto" w:sz="4" w:space="0"/>
+              <w:top w:val="single" w:sz="4" w:space="0" w:color="auto"/>
+              <w:left w:val="single" w:sz="4" w:space="0" w:color="auto"/>
+              <w:bottom w:val="single" w:sz="4" w:space="0" w:color="auto"/>
+              <w:right w:val="single" w:sz="4" w:space="0" w:color="auto"/>
             </w:tcBorders>
           </w:tcPr>
           <w:p>
@@ -19887,12 +19928,12 @@
       <w:tr>
         <w:tblPrEx>
           <w:tblBorders>
-            <w:top w:val="single" w:color="000000" w:themeColor="text1" w:sz="4" w:space="0"/>
-            <w:left w:val="single" w:color="000000" w:themeColor="text1" w:sz="4" w:space="0"/>
-            <w:bottom w:val="single" w:color="000000" w:themeColor="text1" w:sz="4" w:space="0"/>
-            <w:right w:val="single" w:color="000000" w:themeColor="text1" w:sz="4" w:space="0"/>
-            <w:insideH w:val="none" w:color="auto" w:sz="0" w:space="0"/>
-            <w:insideV w:val="none" w:color="auto" w:sz="0" w:space="0"/>
+            <w:top w:val="single" w:sz="4" w:space="0" w:color="000000" w:themeColor="text1"/>
+            <w:left w:val="single" w:sz="4" w:space="0" w:color="000000" w:themeColor="text1"/>
+            <w:bottom w:val="single" w:sz="4" w:space="0" w:color="000000" w:themeColor="text1"/>
+            <w:right w:val="single" w:sz="4" w:space="0" w:color="000000" w:themeColor="text1"/>
+            <w:insideH w:val="none" w:sz="0" w:space="0" w:color="auto"/>
+            <w:insideV w:val="none" w:sz="0" w:space="0" w:color="auto"/>
           </w:tblBorders>
         </w:tblPrEx>
         <w:trPr>
@@ -19903,10 +19944,10 @@
             <w:cnfStyle w:val="001000000000" w:firstRow="0" w:lastRow="0" w:firstColumn="1" w:lastColumn="0" w:oddVBand="0" w:evenVBand="0" w:oddHBand="0" w:evenHBand="0" w:firstRowFirstColumn="0" w:firstRowLastColumn="0" w:lastRowFirstColumn="0" w:lastRowLastColumn="0"/>
             <w:tcW w:w="2297" w:type="dxa"/>
             <w:tcBorders>
-              <w:top w:val="single" w:color="auto" w:sz="4" w:space="0"/>
-              <w:left w:val="single" w:color="auto" w:sz="4" w:space="0"/>
-              <w:bottom w:val="single" w:color="auto" w:sz="4" w:space="0"/>
-              <w:right w:val="single" w:color="auto" w:sz="4" w:space="0"/>
+              <w:top w:val="single" w:sz="4" w:space="0" w:color="auto"/>
+              <w:left w:val="single" w:sz="4" w:space="0" w:color="auto"/>
+              <w:bottom w:val="single" w:sz="4" w:space="0" w:color="auto"/>
+              <w:right w:val="single" w:sz="4" w:space="0" w:color="auto"/>
             </w:tcBorders>
           </w:tcPr>
           <w:p>
@@ -19928,10 +19969,10 @@
           <w:tcPr>
             <w:tcW w:w="7088" w:type="dxa"/>
             <w:tcBorders>
-              <w:top w:val="single" w:color="auto" w:sz="4" w:space="0"/>
-              <w:left w:val="single" w:color="auto" w:sz="4" w:space="0"/>
-              <w:bottom w:val="single" w:color="auto" w:sz="4" w:space="0"/>
-              <w:right w:val="single" w:color="auto" w:sz="4" w:space="0"/>
+              <w:top w:val="single" w:sz="4" w:space="0" w:color="auto"/>
+              <w:left w:val="single" w:sz="4" w:space="0" w:color="auto"/>
+              <w:bottom w:val="single" w:sz="4" w:space="0" w:color="auto"/>
+              <w:right w:val="single" w:sz="4" w:space="0" w:color="auto"/>
             </w:tcBorders>
           </w:tcPr>
           <w:p>
@@ -19955,12 +19996,12 @@
       <w:tr>
         <w:tblPrEx>
           <w:tblBorders>
-            <w:top w:val="single" w:color="000000" w:themeColor="text1" w:sz="4" w:space="0"/>
-            <w:left w:val="single" w:color="000000" w:themeColor="text1" w:sz="4" w:space="0"/>
-            <w:bottom w:val="single" w:color="000000" w:themeColor="text1" w:sz="4" w:space="0"/>
-            <w:right w:val="single" w:color="000000" w:themeColor="text1" w:sz="4" w:space="0"/>
-            <w:insideH w:val="none" w:color="auto" w:sz="0" w:space="0"/>
-            <w:insideV w:val="none" w:color="auto" w:sz="0" w:space="0"/>
+            <w:top w:val="single" w:sz="4" w:space="0" w:color="000000" w:themeColor="text1"/>
+            <w:left w:val="single" w:sz="4" w:space="0" w:color="000000" w:themeColor="text1"/>
+            <w:bottom w:val="single" w:sz="4" w:space="0" w:color="000000" w:themeColor="text1"/>
+            <w:right w:val="single" w:sz="4" w:space="0" w:color="000000" w:themeColor="text1"/>
+            <w:insideH w:val="none" w:sz="0" w:space="0" w:color="auto"/>
+            <w:insideV w:val="none" w:sz="0" w:space="0" w:color="auto"/>
           </w:tblBorders>
         </w:tblPrEx>
         <w:trPr>
@@ -19971,10 +20012,10 @@
             <w:cnfStyle w:val="001000000000" w:firstRow="0" w:lastRow="0" w:firstColumn="1" w:lastColumn="0" w:oddVBand="0" w:evenVBand="0" w:oddHBand="0" w:evenHBand="0" w:firstRowFirstColumn="0" w:firstRowLastColumn="0" w:lastRowFirstColumn="0" w:lastRowLastColumn="0"/>
             <w:tcW w:w="2297" w:type="dxa"/>
             <w:tcBorders>
-              <w:top w:val="single" w:color="auto" w:sz="4" w:space="0"/>
-              <w:left w:val="single" w:color="auto" w:sz="4" w:space="0"/>
-              <w:bottom w:val="single" w:color="auto" w:sz="4" w:space="0"/>
-              <w:right w:val="single" w:color="auto" w:sz="4" w:space="0"/>
+              <w:top w:val="single" w:sz="4" w:space="0" w:color="auto"/>
+              <w:left w:val="single" w:sz="4" w:space="0" w:color="auto"/>
+              <w:bottom w:val="single" w:sz="4" w:space="0" w:color="auto"/>
+              <w:right w:val="single" w:sz="4" w:space="0" w:color="auto"/>
             </w:tcBorders>
           </w:tcPr>
           <w:p>
@@ -20010,10 +20051,10 @@
           <w:tcPr>
             <w:tcW w:w="7088" w:type="dxa"/>
             <w:tcBorders>
-              <w:top w:val="single" w:color="auto" w:sz="4" w:space="0"/>
-              <w:left w:val="single" w:color="auto" w:sz="4" w:space="0"/>
-              <w:bottom w:val="single" w:color="auto" w:sz="4" w:space="0"/>
-              <w:right w:val="single" w:color="auto" w:sz="4" w:space="0"/>
+              <w:top w:val="single" w:sz="4" w:space="0" w:color="auto"/>
+              <w:left w:val="single" w:sz="4" w:space="0" w:color="auto"/>
+              <w:bottom w:val="single" w:sz="4" w:space="0" w:color="auto"/>
+              <w:right w:val="single" w:sz="4" w:space="0" w:color="auto"/>
             </w:tcBorders>
           </w:tcPr>
           <w:p>
@@ -20041,12 +20082,12 @@
       <w:tr>
         <w:tblPrEx>
           <w:tblBorders>
-            <w:top w:val="single" w:color="000000" w:themeColor="text1" w:sz="4" w:space="0"/>
-            <w:left w:val="single" w:color="000000" w:themeColor="text1" w:sz="4" w:space="0"/>
-            <w:bottom w:val="single" w:color="000000" w:themeColor="text1" w:sz="4" w:space="0"/>
-            <w:right w:val="single" w:color="000000" w:themeColor="text1" w:sz="4" w:space="0"/>
-            <w:insideH w:val="none" w:color="auto" w:sz="0" w:space="0"/>
-            <w:insideV w:val="none" w:color="auto" w:sz="0" w:space="0"/>
+            <w:top w:val="single" w:sz="4" w:space="0" w:color="000000" w:themeColor="text1"/>
+            <w:left w:val="single" w:sz="4" w:space="0" w:color="000000" w:themeColor="text1"/>
+            <w:bottom w:val="single" w:sz="4" w:space="0" w:color="000000" w:themeColor="text1"/>
+            <w:right w:val="single" w:sz="4" w:space="0" w:color="000000" w:themeColor="text1"/>
+            <w:insideH w:val="none" w:sz="0" w:space="0" w:color="auto"/>
+            <w:insideV w:val="none" w:sz="0" w:space="0" w:color="auto"/>
           </w:tblBorders>
         </w:tblPrEx>
         <w:trPr>
@@ -20057,10 +20098,10 @@
             <w:cnfStyle w:val="001000000000" w:firstRow="0" w:lastRow="0" w:firstColumn="1" w:lastColumn="0" w:oddVBand="0" w:evenVBand="0" w:oddHBand="0" w:evenHBand="0" w:firstRowFirstColumn="0" w:firstRowLastColumn="0" w:lastRowFirstColumn="0" w:lastRowLastColumn="0"/>
             <w:tcW w:w="2297" w:type="dxa"/>
             <w:tcBorders>
-              <w:top w:val="single" w:color="auto" w:sz="4" w:space="0"/>
-              <w:left w:val="single" w:color="auto" w:sz="4" w:space="0"/>
-              <w:bottom w:val="single" w:color="auto" w:sz="4" w:space="0"/>
-              <w:right w:val="single" w:color="auto" w:sz="4" w:space="0"/>
+              <w:top w:val="single" w:sz="4" w:space="0" w:color="auto"/>
+              <w:left w:val="single" w:sz="4" w:space="0" w:color="auto"/>
+              <w:bottom w:val="single" w:sz="4" w:space="0" w:color="auto"/>
+              <w:right w:val="single" w:sz="4" w:space="0" w:color="auto"/>
             </w:tcBorders>
             <w:shd w:val="clear" w:color="auto" w:fill="4F81BD" w:themeFill="accent1"/>
           </w:tcPr>
@@ -20084,10 +20125,10 @@
           <w:tcPr>
             <w:tcW w:w="7088" w:type="dxa"/>
             <w:tcBorders>
-              <w:top w:val="single" w:color="auto" w:sz="4" w:space="0"/>
-              <w:left w:val="single" w:color="auto" w:sz="4" w:space="0"/>
-              <w:bottom w:val="single" w:color="auto" w:sz="4" w:space="0"/>
-              <w:right w:val="single" w:color="auto" w:sz="4" w:space="0"/>
+              <w:top w:val="single" w:sz="4" w:space="0" w:color="auto"/>
+              <w:left w:val="single" w:sz="4" w:space="0" w:color="auto"/>
+              <w:bottom w:val="single" w:sz="4" w:space="0" w:color="auto"/>
+              <w:right w:val="single" w:sz="4" w:space="0" w:color="auto"/>
             </w:tcBorders>
             <w:shd w:val="clear" w:color="auto" w:fill="4F81BD" w:themeFill="accent1"/>
           </w:tcPr>
@@ -20117,12 +20158,12 @@
       <w:tr>
         <w:tblPrEx>
           <w:tblBorders>
-            <w:top w:val="single" w:color="000000" w:themeColor="text1" w:sz="4" w:space="0"/>
-            <w:left w:val="single" w:color="000000" w:themeColor="text1" w:sz="4" w:space="0"/>
-            <w:bottom w:val="single" w:color="000000" w:themeColor="text1" w:sz="4" w:space="0"/>
-            <w:right w:val="single" w:color="000000" w:themeColor="text1" w:sz="4" w:space="0"/>
-            <w:insideH w:val="none" w:color="auto" w:sz="0" w:space="0"/>
-            <w:insideV w:val="none" w:color="auto" w:sz="0" w:space="0"/>
+            <w:top w:val="single" w:sz="4" w:space="0" w:color="000000" w:themeColor="text1"/>
+            <w:left w:val="single" w:sz="4" w:space="0" w:color="000000" w:themeColor="text1"/>
+            <w:bottom w:val="single" w:sz="4" w:space="0" w:color="000000" w:themeColor="text1"/>
+            <w:right w:val="single" w:sz="4" w:space="0" w:color="000000" w:themeColor="text1"/>
+            <w:insideH w:val="none" w:sz="0" w:space="0" w:color="auto"/>
+            <w:insideV w:val="none" w:sz="0" w:space="0" w:color="auto"/>
           </w:tblBorders>
         </w:tblPrEx>
         <w:tc>
@@ -20130,10 +20171,10 @@
             <w:cnfStyle w:val="001000000000" w:firstRow="0" w:lastRow="0" w:firstColumn="1" w:lastColumn="0" w:oddVBand="0" w:evenVBand="0" w:oddHBand="0" w:evenHBand="0" w:firstRowFirstColumn="0" w:firstRowLastColumn="0" w:lastRowFirstColumn="0" w:lastRowLastColumn="0"/>
             <w:tcW w:w="2297" w:type="dxa"/>
             <w:tcBorders>
-              <w:top w:val="single" w:color="auto" w:sz="4" w:space="0"/>
-              <w:left w:val="single" w:color="auto" w:sz="4" w:space="0"/>
-              <w:bottom w:val="single" w:color="auto" w:sz="4" w:space="0"/>
-              <w:right w:val="single" w:color="auto" w:sz="4" w:space="0"/>
+              <w:top w:val="single" w:sz="4" w:space="0" w:color="auto"/>
+              <w:left w:val="single" w:sz="4" w:space="0" w:color="auto"/>
+              <w:bottom w:val="single" w:sz="4" w:space="0" w:color="auto"/>
+              <w:right w:val="single" w:sz="4" w:space="0" w:color="auto"/>
             </w:tcBorders>
           </w:tcPr>
           <w:p>
@@ -20147,6 +20188,7 @@
               <w:rPr>
                 <w:rFonts w:ascii="Times New Roman" w:hAnsi="Times New Roman" w:cs="Times New Roman"/>
               </w:rPr>
+              <w:lastRenderedPageBreak/>
               <w:t>Attore primario</w:t>
             </w:r>
           </w:p>
@@ -20155,10 +20197,10 @@
           <w:tcPr>
             <w:tcW w:w="7088" w:type="dxa"/>
             <w:tcBorders>
-              <w:top w:val="single" w:color="auto" w:sz="4" w:space="0"/>
-              <w:left w:val="single" w:color="auto" w:sz="4" w:space="0"/>
-              <w:bottom w:val="single" w:color="auto" w:sz="4" w:space="0"/>
-              <w:right w:val="single" w:color="auto" w:sz="4" w:space="0"/>
+              <w:top w:val="single" w:sz="4" w:space="0" w:color="auto"/>
+              <w:left w:val="single" w:sz="4" w:space="0" w:color="auto"/>
+              <w:bottom w:val="single" w:sz="4" w:space="0" w:color="auto"/>
+              <w:right w:val="single" w:sz="4" w:space="0" w:color="auto"/>
             </w:tcBorders>
           </w:tcPr>
           <w:p>
@@ -20180,12 +20222,12 @@
       <w:tr>
         <w:tblPrEx>
           <w:tblBorders>
-            <w:top w:val="single" w:color="000000" w:themeColor="text1" w:sz="4" w:space="0"/>
-            <w:left w:val="single" w:color="000000" w:themeColor="text1" w:sz="4" w:space="0"/>
-            <w:bottom w:val="single" w:color="000000" w:themeColor="text1" w:sz="4" w:space="0"/>
-            <w:right w:val="single" w:color="000000" w:themeColor="text1" w:sz="4" w:space="0"/>
-            <w:insideH w:val="none" w:color="auto" w:sz="0" w:space="0"/>
-            <w:insideV w:val="none" w:color="auto" w:sz="0" w:space="0"/>
+            <w:top w:val="single" w:sz="4" w:space="0" w:color="000000" w:themeColor="text1"/>
+            <w:left w:val="single" w:sz="4" w:space="0" w:color="000000" w:themeColor="text1"/>
+            <w:bottom w:val="single" w:sz="4" w:space="0" w:color="000000" w:themeColor="text1"/>
+            <w:right w:val="single" w:sz="4" w:space="0" w:color="000000" w:themeColor="text1"/>
+            <w:insideH w:val="none" w:sz="0" w:space="0" w:color="auto"/>
+            <w:insideV w:val="none" w:sz="0" w:space="0" w:color="auto"/>
           </w:tblBorders>
         </w:tblPrEx>
         <w:trPr>
@@ -20196,10 +20238,10 @@
             <w:cnfStyle w:val="001000000000" w:firstRow="0" w:lastRow="0" w:firstColumn="1" w:lastColumn="0" w:oddVBand="0" w:evenVBand="0" w:oddHBand="0" w:evenHBand="0" w:firstRowFirstColumn="0" w:firstRowLastColumn="0" w:lastRowFirstColumn="0" w:lastRowLastColumn="0"/>
             <w:tcW w:w="2297" w:type="dxa"/>
             <w:tcBorders>
-              <w:top w:val="single" w:color="auto" w:sz="4" w:space="0"/>
-              <w:left w:val="single" w:color="auto" w:sz="4" w:space="0"/>
-              <w:bottom w:val="single" w:color="auto" w:sz="4" w:space="0"/>
-              <w:right w:val="single" w:color="auto" w:sz="4" w:space="0"/>
+              <w:top w:val="single" w:sz="4" w:space="0" w:color="auto"/>
+              <w:left w:val="single" w:sz="4" w:space="0" w:color="auto"/>
+              <w:bottom w:val="single" w:sz="4" w:space="0" w:color="auto"/>
+              <w:right w:val="single" w:sz="4" w:space="0" w:color="auto"/>
             </w:tcBorders>
           </w:tcPr>
           <w:p>
@@ -20221,10 +20263,10 @@
           <w:tcPr>
             <w:tcW w:w="7088" w:type="dxa"/>
             <w:tcBorders>
-              <w:top w:val="single" w:color="auto" w:sz="4" w:space="0"/>
-              <w:left w:val="single" w:color="auto" w:sz="4" w:space="0"/>
-              <w:bottom w:val="single" w:color="auto" w:sz="4" w:space="0"/>
-              <w:right w:val="single" w:color="auto" w:sz="4" w:space="0"/>
+              <w:top w:val="single" w:sz="4" w:space="0" w:color="auto"/>
+              <w:left w:val="single" w:sz="4" w:space="0" w:color="auto"/>
+              <w:bottom w:val="single" w:sz="4" w:space="0" w:color="auto"/>
+              <w:right w:val="single" w:sz="4" w:space="0" w:color="auto"/>
             </w:tcBorders>
           </w:tcPr>
           <w:p>
@@ -20246,12 +20288,12 @@
       <w:tr>
         <w:tblPrEx>
           <w:tblBorders>
-            <w:top w:val="single" w:color="000000" w:themeColor="text1" w:sz="4" w:space="0"/>
-            <w:left w:val="single" w:color="000000" w:themeColor="text1" w:sz="4" w:space="0"/>
-            <w:bottom w:val="single" w:color="000000" w:themeColor="text1" w:sz="4" w:space="0"/>
-            <w:right w:val="single" w:color="000000" w:themeColor="text1" w:sz="4" w:space="0"/>
-            <w:insideH w:val="none" w:color="auto" w:sz="0" w:space="0"/>
-            <w:insideV w:val="none" w:color="auto" w:sz="0" w:space="0"/>
+            <w:top w:val="single" w:sz="4" w:space="0" w:color="000000" w:themeColor="text1"/>
+            <w:left w:val="single" w:sz="4" w:space="0" w:color="000000" w:themeColor="text1"/>
+            <w:bottom w:val="single" w:sz="4" w:space="0" w:color="000000" w:themeColor="text1"/>
+            <w:right w:val="single" w:sz="4" w:space="0" w:color="000000" w:themeColor="text1"/>
+            <w:insideH w:val="none" w:sz="0" w:space="0" w:color="auto"/>
+            <w:insideV w:val="none" w:sz="0" w:space="0" w:color="auto"/>
           </w:tblBorders>
         </w:tblPrEx>
         <w:tc>
@@ -20259,10 +20301,10 @@
             <w:cnfStyle w:val="001000000000" w:firstRow="0" w:lastRow="0" w:firstColumn="1" w:lastColumn="0" w:oddVBand="0" w:evenVBand="0" w:oddHBand="0" w:evenHBand="0" w:firstRowFirstColumn="0" w:firstRowLastColumn="0" w:lastRowFirstColumn="0" w:lastRowLastColumn="0"/>
             <w:tcW w:w="2297" w:type="dxa"/>
             <w:tcBorders>
-              <w:top w:val="single" w:color="auto" w:sz="4" w:space="0"/>
-              <w:left w:val="single" w:color="auto" w:sz="4" w:space="0"/>
-              <w:bottom w:val="single" w:color="auto" w:sz="4" w:space="0"/>
-              <w:right w:val="single" w:color="auto" w:sz="4" w:space="0"/>
+              <w:top w:val="single" w:sz="4" w:space="0" w:color="auto"/>
+              <w:left w:val="single" w:sz="4" w:space="0" w:color="auto"/>
+              <w:bottom w:val="single" w:sz="4" w:space="0" w:color="auto"/>
+              <w:right w:val="single" w:sz="4" w:space="0" w:color="auto"/>
             </w:tcBorders>
           </w:tcPr>
           <w:p>
@@ -20284,10 +20326,10 @@
           <w:tcPr>
             <w:tcW w:w="7088" w:type="dxa"/>
             <w:tcBorders>
-              <w:top w:val="single" w:color="auto" w:sz="4" w:space="0"/>
-              <w:left w:val="single" w:color="auto" w:sz="4" w:space="0"/>
-              <w:bottom w:val="single" w:color="auto" w:sz="4" w:space="0"/>
-              <w:right w:val="single" w:color="auto" w:sz="4" w:space="0"/>
+              <w:top w:val="single" w:sz="4" w:space="0" w:color="auto"/>
+              <w:left w:val="single" w:sz="4" w:space="0" w:color="auto"/>
+              <w:bottom w:val="single" w:sz="4" w:space="0" w:color="auto"/>
+              <w:right w:val="single" w:sz="4" w:space="0" w:color="auto"/>
             </w:tcBorders>
           </w:tcPr>
           <w:p>
@@ -20315,12 +20357,12 @@
       <w:tr>
         <w:tblPrEx>
           <w:tblBorders>
-            <w:top w:val="single" w:color="000000" w:themeColor="text1" w:sz="4" w:space="0"/>
-            <w:left w:val="single" w:color="000000" w:themeColor="text1" w:sz="4" w:space="0"/>
-            <w:bottom w:val="single" w:color="000000" w:themeColor="text1" w:sz="4" w:space="0"/>
-            <w:right w:val="single" w:color="000000" w:themeColor="text1" w:sz="4" w:space="0"/>
-            <w:insideH w:val="none" w:color="auto" w:sz="0" w:space="0"/>
-            <w:insideV w:val="none" w:color="auto" w:sz="0" w:space="0"/>
+            <w:top w:val="single" w:sz="4" w:space="0" w:color="000000" w:themeColor="text1"/>
+            <w:left w:val="single" w:sz="4" w:space="0" w:color="000000" w:themeColor="text1"/>
+            <w:bottom w:val="single" w:sz="4" w:space="0" w:color="000000" w:themeColor="text1"/>
+            <w:right w:val="single" w:sz="4" w:space="0" w:color="000000" w:themeColor="text1"/>
+            <w:insideH w:val="none" w:sz="0" w:space="0" w:color="auto"/>
+            <w:insideV w:val="none" w:sz="0" w:space="0" w:color="auto"/>
           </w:tblBorders>
         </w:tblPrEx>
         <w:trPr>
@@ -20331,10 +20373,10 @@
             <w:cnfStyle w:val="001000000000" w:firstRow="0" w:lastRow="0" w:firstColumn="1" w:lastColumn="0" w:oddVBand="0" w:evenVBand="0" w:oddHBand="0" w:evenHBand="0" w:firstRowFirstColumn="0" w:firstRowLastColumn="0" w:lastRowFirstColumn="0" w:lastRowLastColumn="0"/>
             <w:tcW w:w="2297" w:type="dxa"/>
             <w:tcBorders>
-              <w:top w:val="single" w:color="auto" w:sz="4" w:space="0"/>
-              <w:left w:val="single" w:color="auto" w:sz="4" w:space="0"/>
-              <w:bottom w:val="single" w:color="auto" w:sz="4" w:space="0"/>
-              <w:right w:val="single" w:color="auto" w:sz="4" w:space="0"/>
+              <w:top w:val="single" w:sz="4" w:space="0" w:color="auto"/>
+              <w:left w:val="single" w:sz="4" w:space="0" w:color="auto"/>
+              <w:bottom w:val="single" w:sz="4" w:space="0" w:color="auto"/>
+              <w:right w:val="single" w:sz="4" w:space="0" w:color="auto"/>
             </w:tcBorders>
           </w:tcPr>
           <w:p>
@@ -20356,10 +20398,10 @@
           <w:tcPr>
             <w:tcW w:w="7088" w:type="dxa"/>
             <w:tcBorders>
-              <w:top w:val="single" w:color="auto" w:sz="4" w:space="0"/>
-              <w:left w:val="single" w:color="auto" w:sz="4" w:space="0"/>
-              <w:bottom w:val="single" w:color="auto" w:sz="4" w:space="0"/>
-              <w:right w:val="single" w:color="auto" w:sz="4" w:space="0"/>
+              <w:top w:val="single" w:sz="4" w:space="0" w:color="auto"/>
+              <w:left w:val="single" w:sz="4" w:space="0" w:color="auto"/>
+              <w:bottom w:val="single" w:sz="4" w:space="0" w:color="auto"/>
+              <w:right w:val="single" w:sz="4" w:space="0" w:color="auto"/>
             </w:tcBorders>
           </w:tcPr>
           <w:p>
@@ -20381,12 +20423,12 @@
       <w:tr>
         <w:tblPrEx>
           <w:tblBorders>
-            <w:top w:val="single" w:color="000000" w:themeColor="text1" w:sz="4" w:space="0"/>
-            <w:left w:val="single" w:color="000000" w:themeColor="text1" w:sz="4" w:space="0"/>
-            <w:bottom w:val="single" w:color="000000" w:themeColor="text1" w:sz="4" w:space="0"/>
-            <w:right w:val="single" w:color="000000" w:themeColor="text1" w:sz="4" w:space="0"/>
-            <w:insideH w:val="none" w:color="auto" w:sz="0" w:space="0"/>
-            <w:insideV w:val="none" w:color="auto" w:sz="0" w:space="0"/>
+            <w:top w:val="single" w:sz="4" w:space="0" w:color="000000" w:themeColor="text1"/>
+            <w:left w:val="single" w:sz="4" w:space="0" w:color="000000" w:themeColor="text1"/>
+            <w:bottom w:val="single" w:sz="4" w:space="0" w:color="000000" w:themeColor="text1"/>
+            <w:right w:val="single" w:sz="4" w:space="0" w:color="000000" w:themeColor="text1"/>
+            <w:insideH w:val="none" w:sz="0" w:space="0" w:color="auto"/>
+            <w:insideV w:val="none" w:sz="0" w:space="0" w:color="auto"/>
           </w:tblBorders>
         </w:tblPrEx>
         <w:tc>
@@ -20394,10 +20436,10 @@
             <w:cnfStyle w:val="001000000000" w:firstRow="0" w:lastRow="0" w:firstColumn="1" w:lastColumn="0" w:oddVBand="0" w:evenVBand="0" w:oddHBand="0" w:evenHBand="0" w:firstRowFirstColumn="0" w:firstRowLastColumn="0" w:lastRowFirstColumn="0" w:lastRowLastColumn="0"/>
             <w:tcW w:w="2297" w:type="dxa"/>
             <w:tcBorders>
-              <w:top w:val="single" w:color="auto" w:sz="4" w:space="0"/>
-              <w:left w:val="single" w:color="auto" w:sz="4" w:space="0"/>
-              <w:bottom w:val="single" w:color="auto" w:sz="4" w:space="0"/>
-              <w:right w:val="single" w:color="auto" w:sz="4" w:space="0"/>
+              <w:top w:val="single" w:sz="4" w:space="0" w:color="auto"/>
+              <w:left w:val="single" w:sz="4" w:space="0" w:color="auto"/>
+              <w:bottom w:val="single" w:sz="4" w:space="0" w:color="auto"/>
+              <w:right w:val="single" w:sz="4" w:space="0" w:color="auto"/>
             </w:tcBorders>
           </w:tcPr>
           <w:p>
@@ -20433,10 +20475,10 @@
           <w:tcPr>
             <w:tcW w:w="7088" w:type="dxa"/>
             <w:tcBorders>
-              <w:top w:val="single" w:color="auto" w:sz="4" w:space="0"/>
-              <w:left w:val="single" w:color="auto" w:sz="4" w:space="0"/>
-              <w:bottom w:val="single" w:color="auto" w:sz="4" w:space="0"/>
-              <w:right w:val="single" w:color="auto" w:sz="4" w:space="0"/>
+              <w:top w:val="single" w:sz="4" w:space="0" w:color="auto"/>
+              <w:left w:val="single" w:sz="4" w:space="0" w:color="auto"/>
+              <w:bottom w:val="single" w:sz="4" w:space="0" w:color="auto"/>
+              <w:right w:val="single" w:sz="4" w:space="0" w:color="auto"/>
             </w:tcBorders>
           </w:tcPr>
           <w:p>
@@ -20507,20 +20549,18 @@
               </w:rPr>
               <w:t>Se uno Studente annulla una prenotazione, essa entra nello stato “annullata”</w:t>
             </w:r>
-            <w:bookmarkStart w:name="_GoBack" w:id="69"/>
-            <w:bookmarkEnd w:id="69"/>
           </w:p>
         </w:tc>
       </w:tr>
       <w:tr>
         <w:tblPrEx>
           <w:tblBorders>
-            <w:top w:val="single" w:color="000000" w:themeColor="text1" w:sz="4" w:space="0"/>
-            <w:left w:val="single" w:color="000000" w:themeColor="text1" w:sz="4" w:space="0"/>
-            <w:bottom w:val="single" w:color="000000" w:themeColor="text1" w:sz="4" w:space="0"/>
-            <w:right w:val="single" w:color="000000" w:themeColor="text1" w:sz="4" w:space="0"/>
-            <w:insideH w:val="none" w:color="auto" w:sz="0" w:space="0"/>
-            <w:insideV w:val="none" w:color="auto" w:sz="0" w:space="0"/>
+            <w:top w:val="single" w:sz="4" w:space="0" w:color="000000" w:themeColor="text1"/>
+            <w:left w:val="single" w:sz="4" w:space="0" w:color="000000" w:themeColor="text1"/>
+            <w:bottom w:val="single" w:sz="4" w:space="0" w:color="000000" w:themeColor="text1"/>
+            <w:right w:val="single" w:sz="4" w:space="0" w:color="000000" w:themeColor="text1"/>
+            <w:insideH w:val="none" w:sz="0" w:space="0" w:color="auto"/>
+            <w:insideV w:val="none" w:sz="0" w:space="0" w:color="auto"/>
           </w:tblBorders>
         </w:tblPrEx>
         <w:trPr>
@@ -20531,10 +20571,10 @@
             <w:cnfStyle w:val="001000000000" w:firstRow="0" w:lastRow="0" w:firstColumn="1" w:lastColumn="0" w:oddVBand="0" w:evenVBand="0" w:oddHBand="0" w:evenHBand="0" w:firstRowFirstColumn="0" w:firstRowLastColumn="0" w:lastRowFirstColumn="0" w:lastRowLastColumn="0"/>
             <w:tcW w:w="2297" w:type="dxa"/>
             <w:tcBorders>
-              <w:top w:val="single" w:color="auto" w:sz="4" w:space="0"/>
-              <w:left w:val="single" w:color="auto" w:sz="4" w:space="0"/>
-              <w:bottom w:val="single" w:color="auto" w:sz="4" w:space="0"/>
-              <w:right w:val="single" w:color="auto" w:sz="4" w:space="0"/>
+              <w:top w:val="single" w:sz="4" w:space="0" w:color="auto"/>
+              <w:left w:val="single" w:sz="4" w:space="0" w:color="auto"/>
+              <w:bottom w:val="single" w:sz="4" w:space="0" w:color="auto"/>
+              <w:right w:val="single" w:sz="4" w:space="0" w:color="auto"/>
             </w:tcBorders>
           </w:tcPr>
           <w:p>
@@ -20556,10 +20596,10 @@
           <w:tcPr>
             <w:tcW w:w="7088" w:type="dxa"/>
             <w:tcBorders>
-              <w:top w:val="single" w:color="auto" w:sz="4" w:space="0"/>
-              <w:left w:val="single" w:color="auto" w:sz="4" w:space="0"/>
-              <w:bottom w:val="single" w:color="auto" w:sz="4" w:space="0"/>
-              <w:right w:val="single" w:color="auto" w:sz="4" w:space="0"/>
+              <w:top w:val="single" w:sz="4" w:space="0" w:color="auto"/>
+              <w:left w:val="single" w:sz="4" w:space="0" w:color="auto"/>
+              <w:bottom w:val="single" w:sz="4" w:space="0" w:color="auto"/>
+              <w:right w:val="single" w:sz="4" w:space="0" w:color="auto"/>
             </w:tcBorders>
           </w:tcPr>
           <w:p>
@@ -20583,12 +20623,12 @@
       <w:tr>
         <w:tblPrEx>
           <w:tblBorders>
-            <w:top w:val="single" w:color="000000" w:themeColor="text1" w:sz="4" w:space="0"/>
-            <w:left w:val="single" w:color="000000" w:themeColor="text1" w:sz="4" w:space="0"/>
-            <w:bottom w:val="single" w:color="000000" w:themeColor="text1" w:sz="4" w:space="0"/>
-            <w:right w:val="single" w:color="000000" w:themeColor="text1" w:sz="4" w:space="0"/>
-            <w:insideH w:val="none" w:color="auto" w:sz="0" w:space="0"/>
-            <w:insideV w:val="none" w:color="auto" w:sz="0" w:space="0"/>
+            <w:top w:val="single" w:sz="4" w:space="0" w:color="000000" w:themeColor="text1"/>
+            <w:left w:val="single" w:sz="4" w:space="0" w:color="000000" w:themeColor="text1"/>
+            <w:bottom w:val="single" w:sz="4" w:space="0" w:color="000000" w:themeColor="text1"/>
+            <w:right w:val="single" w:sz="4" w:space="0" w:color="000000" w:themeColor="text1"/>
+            <w:insideH w:val="none" w:sz="0" w:space="0" w:color="auto"/>
+            <w:insideV w:val="none" w:sz="0" w:space="0" w:color="auto"/>
           </w:tblBorders>
         </w:tblPrEx>
         <w:tc>
@@ -20596,10 +20636,10 @@
             <w:cnfStyle w:val="001000000000" w:firstRow="0" w:lastRow="0" w:firstColumn="1" w:lastColumn="0" w:oddVBand="0" w:evenVBand="0" w:oddHBand="0" w:evenHBand="0" w:firstRowFirstColumn="0" w:firstRowLastColumn="0" w:lastRowFirstColumn="0" w:lastRowLastColumn="0"/>
             <w:tcW w:w="2297" w:type="dxa"/>
             <w:tcBorders>
-              <w:top w:val="single" w:color="auto" w:sz="4" w:space="0"/>
-              <w:left w:val="single" w:color="auto" w:sz="4" w:space="0"/>
-              <w:bottom w:val="single" w:color="auto" w:sz="4" w:space="0"/>
-              <w:right w:val="single" w:color="auto" w:sz="4" w:space="0"/>
+              <w:top w:val="single" w:sz="4" w:space="0" w:color="auto"/>
+              <w:left w:val="single" w:sz="4" w:space="0" w:color="auto"/>
+              <w:bottom w:val="single" w:sz="4" w:space="0" w:color="auto"/>
+              <w:right w:val="single" w:sz="4" w:space="0" w:color="auto"/>
             </w:tcBorders>
           </w:tcPr>
           <w:p>
@@ -20621,10 +20661,10 @@
           <w:tcPr>
             <w:tcW w:w="7088" w:type="dxa"/>
             <w:tcBorders>
-              <w:top w:val="single" w:color="auto" w:sz="4" w:space="0"/>
-              <w:left w:val="single" w:color="auto" w:sz="4" w:space="0"/>
-              <w:bottom w:val="single" w:color="auto" w:sz="4" w:space="0"/>
-              <w:right w:val="single" w:color="auto" w:sz="4" w:space="0"/>
+              <w:top w:val="single" w:sz="4" w:space="0" w:color="auto"/>
+              <w:left w:val="single" w:sz="4" w:space="0" w:color="auto"/>
+              <w:bottom w:val="single" w:sz="4" w:space="0" w:color="auto"/>
+              <w:right w:val="single" w:sz="4" w:space="0" w:color="auto"/>
             </w:tcBorders>
           </w:tcPr>
           <w:p>
@@ -20648,12 +20688,12 @@
       <w:tr>
         <w:tblPrEx>
           <w:tblBorders>
-            <w:top w:val="single" w:color="000000" w:themeColor="text1" w:sz="4" w:space="0"/>
-            <w:left w:val="single" w:color="000000" w:themeColor="text1" w:sz="4" w:space="0"/>
-            <w:bottom w:val="single" w:color="000000" w:themeColor="text1" w:sz="4" w:space="0"/>
-            <w:right w:val="single" w:color="000000" w:themeColor="text1" w:sz="4" w:space="0"/>
-            <w:insideH w:val="none" w:color="auto" w:sz="0" w:space="0"/>
-            <w:insideV w:val="none" w:color="auto" w:sz="0" w:space="0"/>
+            <w:top w:val="single" w:sz="4" w:space="0" w:color="000000" w:themeColor="text1"/>
+            <w:left w:val="single" w:sz="4" w:space="0" w:color="000000" w:themeColor="text1"/>
+            <w:bottom w:val="single" w:sz="4" w:space="0" w:color="000000" w:themeColor="text1"/>
+            <w:right w:val="single" w:sz="4" w:space="0" w:color="000000" w:themeColor="text1"/>
+            <w:insideH w:val="none" w:sz="0" w:space="0" w:color="auto"/>
+            <w:insideV w:val="none" w:sz="0" w:space="0" w:color="auto"/>
           </w:tblBorders>
         </w:tblPrEx>
         <w:trPr>
@@ -20665,10 +20705,10 @@
             <w:cnfStyle w:val="001000000000" w:firstRow="0" w:lastRow="0" w:firstColumn="1" w:lastColumn="0" w:oddVBand="0" w:evenVBand="0" w:oddHBand="0" w:evenHBand="0" w:firstRowFirstColumn="0" w:firstRowLastColumn="0" w:lastRowFirstColumn="0" w:lastRowLastColumn="0"/>
             <w:tcW w:w="2297" w:type="dxa"/>
             <w:tcBorders>
-              <w:top w:val="single" w:color="auto" w:sz="4" w:space="0"/>
-              <w:left w:val="single" w:color="auto" w:sz="4" w:space="0"/>
-              <w:bottom w:val="single" w:color="auto" w:sz="4" w:space="0"/>
-              <w:right w:val="single" w:color="auto" w:sz="4" w:space="0"/>
+              <w:top w:val="single" w:sz="4" w:space="0" w:color="auto"/>
+              <w:left w:val="single" w:sz="4" w:space="0" w:color="auto"/>
+              <w:bottom w:val="single" w:sz="4" w:space="0" w:color="auto"/>
+              <w:right w:val="single" w:sz="4" w:space="0" w:color="auto"/>
             </w:tcBorders>
           </w:tcPr>
           <w:p>
@@ -20704,10 +20744,10 @@
           <w:tcPr>
             <w:tcW w:w="7088" w:type="dxa"/>
             <w:tcBorders>
-              <w:top w:val="single" w:color="auto" w:sz="4" w:space="0"/>
-              <w:left w:val="single" w:color="auto" w:sz="4" w:space="0"/>
-              <w:bottom w:val="single" w:color="auto" w:sz="4" w:space="0"/>
-              <w:right w:val="single" w:color="auto" w:sz="4" w:space="0"/>
+              <w:top w:val="single" w:sz="4" w:space="0" w:color="auto"/>
+              <w:left w:val="single" w:sz="4" w:space="0" w:color="auto"/>
+              <w:bottom w:val="single" w:sz="4" w:space="0" w:color="auto"/>
+              <w:right w:val="single" w:sz="4" w:space="0" w:color="auto"/>
             </w:tcBorders>
           </w:tcPr>
           <w:p>
@@ -20729,12 +20769,12 @@
       <w:tr>
         <w:tblPrEx>
           <w:tblBorders>
-            <w:top w:val="single" w:color="000000" w:themeColor="text1" w:sz="4" w:space="0"/>
-            <w:left w:val="single" w:color="000000" w:themeColor="text1" w:sz="4" w:space="0"/>
-            <w:bottom w:val="single" w:color="000000" w:themeColor="text1" w:sz="4" w:space="0"/>
-            <w:right w:val="single" w:color="000000" w:themeColor="text1" w:sz="4" w:space="0"/>
-            <w:insideH w:val="none" w:color="auto" w:sz="0" w:space="0"/>
-            <w:insideV w:val="none" w:color="auto" w:sz="0" w:space="0"/>
+            <w:top w:val="single" w:sz="4" w:space="0" w:color="000000" w:themeColor="text1"/>
+            <w:left w:val="single" w:sz="4" w:space="0" w:color="000000" w:themeColor="text1"/>
+            <w:bottom w:val="single" w:sz="4" w:space="0" w:color="000000" w:themeColor="text1"/>
+            <w:right w:val="single" w:sz="4" w:space="0" w:color="000000" w:themeColor="text1"/>
+            <w:insideH w:val="none" w:sz="0" w:space="0" w:color="auto"/>
+            <w:insideV w:val="none" w:sz="0" w:space="0" w:color="auto"/>
           </w:tblBorders>
         </w:tblPrEx>
         <w:trPr>
@@ -20745,10 +20785,10 @@
             <w:cnfStyle w:val="001000000000" w:firstRow="0" w:lastRow="0" w:firstColumn="1" w:lastColumn="0" w:oddVBand="0" w:evenVBand="0" w:oddHBand="0" w:evenHBand="0" w:firstRowFirstColumn="0" w:firstRowLastColumn="0" w:lastRowFirstColumn="0" w:lastRowLastColumn="0"/>
             <w:tcW w:w="2297" w:type="dxa"/>
             <w:tcBorders>
-              <w:top w:val="single" w:color="auto" w:sz="4" w:space="0"/>
-              <w:left w:val="single" w:color="auto" w:sz="4" w:space="0"/>
-              <w:bottom w:val="single" w:color="auto" w:sz="4" w:space="0"/>
-              <w:right w:val="single" w:color="auto" w:sz="4" w:space="0"/>
+              <w:top w:val="single" w:sz="4" w:space="0" w:color="auto"/>
+              <w:left w:val="single" w:sz="4" w:space="0" w:color="auto"/>
+              <w:bottom w:val="single" w:sz="4" w:space="0" w:color="auto"/>
+              <w:right w:val="single" w:sz="4" w:space="0" w:color="auto"/>
             </w:tcBorders>
           </w:tcPr>
           <w:p>
@@ -20784,10 +20824,10 @@
           <w:tcPr>
             <w:tcW w:w="7088" w:type="dxa"/>
             <w:tcBorders>
-              <w:top w:val="single" w:color="auto" w:sz="4" w:space="0"/>
-              <w:left w:val="single" w:color="auto" w:sz="4" w:space="0"/>
-              <w:bottom w:val="single" w:color="auto" w:sz="4" w:space="0"/>
-              <w:right w:val="single" w:color="auto" w:sz="4" w:space="0"/>
+              <w:top w:val="single" w:sz="4" w:space="0" w:color="auto"/>
+              <w:left w:val="single" w:sz="4" w:space="0" w:color="auto"/>
+              <w:bottom w:val="single" w:sz="4" w:space="0" w:color="auto"/>
+              <w:right w:val="single" w:sz="4" w:space="0" w:color="auto"/>
             </w:tcBorders>
           </w:tcPr>
           <w:p>
@@ -20819,11 +20859,11 @@
       <w:pPr>
         <w:pStyle w:val="Titolo2"/>
       </w:pPr>
-      <w:bookmarkStart w:name="_Toc471905555" w:id="70"/>
-      <w:bookmarkStart w:name="_Toc474433557" w:id="71"/>
-      <w:bookmarkStart w:name="_Toc474433732" w:id="72"/>
-      <w:bookmarkStart w:name="_Toc494725284" w:id="73"/>
-      <w:bookmarkStart w:name="_Toc195300126" w:id="74"/>
+      <w:bookmarkStart w:id="70" w:name="_Toc471905555"/>
+      <w:bookmarkStart w:id="71" w:name="_Toc474433557"/>
+      <w:bookmarkStart w:id="72" w:name="_Toc474433732"/>
+      <w:bookmarkStart w:id="73" w:name="_Toc494725284"/>
+      <w:bookmarkStart w:id="74" w:name="_Toc195300126"/>
       <w:r>
         <w:t>Diagramma delle classi</w:t>
       </w:r>
@@ -20937,10 +20977,10 @@
           <w:tcPr>
             <w:tcW w:w="4058" w:type="dxa"/>
             <w:tcBorders>
-              <w:top w:val="single" w:color="auto" w:sz="8" w:space="0"/>
-              <w:left w:val="single" w:color="auto" w:sz="8" w:space="0"/>
-              <w:bottom w:val="single" w:color="auto" w:sz="8" w:space="0"/>
-              <w:right w:val="single" w:color="auto" w:sz="8" w:space="0"/>
+              <w:top w:val="single" w:sz="8" w:space="0" w:color="auto"/>
+              <w:left w:val="single" w:sz="8" w:space="0" w:color="auto"/>
+              <w:bottom w:val="single" w:sz="8" w:space="0" w:color="auto"/>
+              <w:right w:val="single" w:sz="8" w:space="0" w:color="auto"/>
             </w:tcBorders>
             <w:shd w:val="clear" w:color="auto" w:fill="659FD5"/>
             <w:vAlign w:val="center"/>
@@ -20949,7 +20989,7 @@
             <w:pPr>
               <w:jc w:val="center"/>
               <w:rPr>
-                <w:rFonts w:ascii="Cambria" w:hAnsi="Cambria" w:cs="Cambria" w:eastAsiaTheme="minorEastAsia"/>
+                <w:rFonts w:ascii="Cambria" w:eastAsiaTheme="minorEastAsia" w:hAnsi="Cambria" w:cs="Cambria"/>
                 <w:b/>
                 <w:bCs/>
                 <w:color w:val="FFFFFF" w:themeColor="background1"/>
@@ -20958,7 +20998,7 @@
             </w:pPr>
             <w:r>
               <w:rPr>
-                <w:rFonts w:hint="cs" w:ascii="Arial" w:hAnsi="Arial" w:cs="Arial" w:eastAsiaTheme="minorEastAsia"/>
+                <w:rFonts w:ascii="Arial" w:eastAsiaTheme="minorEastAsia" w:hAnsi="Arial" w:cs="Arial" w:hint="cs"/>
                 <w:b/>
                 <w:color w:val="FFFFFF" w:themeColor="background1"/>
                 <w:lang w:eastAsia="it-IT"/>
@@ -20967,7 +21007,7 @@
             </w:r>
             <w:r>
               <w:rPr>
-                <w:rFonts w:ascii="Cambria" w:hAnsi="Cambria" w:cs="Cambria" w:eastAsiaTheme="minorEastAsia"/>
+                <w:rFonts w:ascii="Cambria" w:eastAsiaTheme="minorEastAsia" w:hAnsi="Cambria" w:cs="Cambria"/>
                 <w:b/>
                 <w:bCs/>
                 <w:color w:val="FFFFFF" w:themeColor="background1"/>
@@ -20981,10 +21021,10 @@
           <w:tcPr>
             <w:tcW w:w="4056" w:type="dxa"/>
             <w:tcBorders>
-              <w:top w:val="single" w:color="auto" w:sz="8" w:space="0"/>
-              <w:left w:val="single" w:color="auto" w:sz="8" w:space="0"/>
-              <w:bottom w:val="single" w:color="auto" w:sz="8" w:space="0"/>
-              <w:right w:val="single" w:color="auto" w:sz="8" w:space="0"/>
+              <w:top w:val="single" w:sz="8" w:space="0" w:color="auto"/>
+              <w:left w:val="single" w:sz="8" w:space="0" w:color="auto"/>
+              <w:bottom w:val="single" w:sz="8" w:space="0" w:color="auto"/>
+              <w:right w:val="single" w:sz="8" w:space="0" w:color="auto"/>
             </w:tcBorders>
             <w:shd w:val="clear" w:color="auto" w:fill="659FD5"/>
             <w:vAlign w:val="center"/>
@@ -21000,7 +21040,7 @@
             </w:pPr>
             <w:r>
               <w:rPr>
-                <w:rFonts w:hint="cs" w:ascii="Arial" w:hAnsi="Arial" w:cs="Arial"/>
+                <w:rFonts w:ascii="Arial" w:hAnsi="Arial" w:cs="Arial" w:hint="cs"/>
                 <w:b/>
                 <w:color w:val="FFFFFF" w:themeColor="background1"/>
               </w:rPr>
@@ -21018,10 +21058,10 @@
           <w:tcPr>
             <w:tcW w:w="4058" w:type="dxa"/>
             <w:tcBorders>
-              <w:top w:val="single" w:color="auto" w:sz="8" w:space="0"/>
-              <w:left w:val="single" w:color="auto" w:sz="8" w:space="0"/>
-              <w:bottom w:val="single" w:color="auto" w:sz="8" w:space="0"/>
-              <w:right w:val="single" w:color="auto" w:sz="8" w:space="0"/>
+              <w:top w:val="single" w:sz="8" w:space="0" w:color="auto"/>
+              <w:left w:val="single" w:sz="8" w:space="0" w:color="auto"/>
+              <w:bottom w:val="single" w:sz="8" w:space="0" w:color="auto"/>
+              <w:right w:val="single" w:sz="8" w:space="0" w:color="auto"/>
             </w:tcBorders>
             <w:shd w:val="clear" w:color="auto" w:fill="FABF8F" w:themeFill="accent6" w:themeFillTint="99"/>
             <w:vAlign w:val="center"/>
@@ -21047,10 +21087,10 @@
           <w:tcPr>
             <w:tcW w:w="4056" w:type="dxa"/>
             <w:tcBorders>
-              <w:top w:val="single" w:color="auto" w:sz="8" w:space="0"/>
-              <w:left w:val="single" w:color="auto" w:sz="8" w:space="0"/>
-              <w:bottom w:val="single" w:color="auto" w:sz="8" w:space="0"/>
-              <w:right w:val="single" w:color="auto" w:sz="8" w:space="0"/>
+              <w:top w:val="single" w:sz="8" w:space="0" w:color="auto"/>
+              <w:left w:val="single" w:sz="8" w:space="0" w:color="auto"/>
+              <w:bottom w:val="single" w:sz="8" w:space="0" w:color="auto"/>
+              <w:right w:val="single" w:sz="8" w:space="0" w:color="auto"/>
             </w:tcBorders>
             <w:shd w:val="clear" w:color="auto" w:fill="FABF8F" w:themeFill="accent6" w:themeFillTint="99"/>
             <w:vAlign w:val="center"/>
@@ -21082,10 +21122,10 @@
           <w:tcPr>
             <w:tcW w:w="4058" w:type="dxa"/>
             <w:tcBorders>
-              <w:top w:val="single" w:color="auto" w:sz="8" w:space="0"/>
-              <w:left w:val="single" w:color="auto" w:sz="8" w:space="0"/>
-              <w:bottom w:val="single" w:color="auto" w:sz="8" w:space="0"/>
-              <w:right w:val="single" w:color="auto" w:sz="8" w:space="0"/>
+              <w:top w:val="single" w:sz="8" w:space="0" w:color="auto"/>
+              <w:left w:val="single" w:sz="8" w:space="0" w:color="auto"/>
+              <w:bottom w:val="single" w:sz="8" w:space="0" w:color="auto"/>
+              <w:right w:val="single" w:sz="8" w:space="0" w:color="auto"/>
             </w:tcBorders>
             <w:shd w:val="clear" w:color="auto" w:fill="FABF8F" w:themeFill="accent6" w:themeFillTint="99"/>
             <w:vAlign w:val="center"/>
@@ -21111,10 +21151,10 @@
           <w:tcPr>
             <w:tcW w:w="4056" w:type="dxa"/>
             <w:tcBorders>
-              <w:top w:val="single" w:color="auto" w:sz="8" w:space="0"/>
-              <w:left w:val="single" w:color="auto" w:sz="8" w:space="0"/>
-              <w:bottom w:val="single" w:color="auto" w:sz="8" w:space="0"/>
-              <w:right w:val="single" w:color="auto" w:sz="8" w:space="0"/>
+              <w:top w:val="single" w:sz="8" w:space="0" w:color="auto"/>
+              <w:left w:val="single" w:sz="8" w:space="0" w:color="auto"/>
+              <w:bottom w:val="single" w:sz="8" w:space="0" w:color="auto"/>
+              <w:right w:val="single" w:sz="8" w:space="0" w:color="auto"/>
             </w:tcBorders>
             <w:shd w:val="clear" w:color="auto" w:fill="FABF8F" w:themeFill="accent6" w:themeFillTint="99"/>
             <w:vAlign w:val="center"/>
@@ -21146,10 +21186,10 @@
           <w:tcPr>
             <w:tcW w:w="4058" w:type="dxa"/>
             <w:tcBorders>
-              <w:top w:val="single" w:color="auto" w:sz="8" w:space="0"/>
-              <w:left w:val="single" w:color="auto" w:sz="8" w:space="0"/>
-              <w:bottom w:val="single" w:color="auto" w:sz="8" w:space="0"/>
-              <w:right w:val="single" w:color="auto" w:sz="8" w:space="0"/>
+              <w:top w:val="single" w:sz="8" w:space="0" w:color="auto"/>
+              <w:left w:val="single" w:sz="8" w:space="0" w:color="auto"/>
+              <w:bottom w:val="single" w:sz="8" w:space="0" w:color="auto"/>
+              <w:right w:val="single" w:sz="8" w:space="0" w:color="auto"/>
             </w:tcBorders>
             <w:shd w:val="clear" w:color="auto" w:fill="B2A1C7" w:themeFill="accent4" w:themeFillTint="99"/>
             <w:vAlign w:val="center"/>
@@ -21177,10 +21217,10 @@
           <w:tcPr>
             <w:tcW w:w="4056" w:type="dxa"/>
             <w:tcBorders>
-              <w:top w:val="single" w:color="auto" w:sz="8" w:space="0"/>
-              <w:left w:val="single" w:color="auto" w:sz="8" w:space="0"/>
-              <w:bottom w:val="single" w:color="auto" w:sz="8" w:space="0"/>
-              <w:right w:val="single" w:color="auto" w:sz="8" w:space="0"/>
+              <w:top w:val="single" w:sz="8" w:space="0" w:color="auto"/>
+              <w:left w:val="single" w:sz="8" w:space="0" w:color="auto"/>
+              <w:bottom w:val="single" w:sz="8" w:space="0" w:color="auto"/>
+              <w:right w:val="single" w:sz="8" w:space="0" w:color="auto"/>
             </w:tcBorders>
             <w:shd w:val="clear" w:color="auto" w:fill="B2A1C7" w:themeFill="accent4" w:themeFillTint="99"/>
             <w:vAlign w:val="center"/>
@@ -21212,10 +21252,10 @@
           <w:tcPr>
             <w:tcW w:w="4058" w:type="dxa"/>
             <w:tcBorders>
-              <w:top w:val="single" w:color="auto" w:sz="8" w:space="0"/>
-              <w:left w:val="single" w:color="auto" w:sz="8" w:space="0"/>
-              <w:bottom w:val="single" w:color="auto" w:sz="8" w:space="0"/>
-              <w:right w:val="single" w:color="auto" w:sz="8" w:space="0"/>
+              <w:top w:val="single" w:sz="8" w:space="0" w:color="auto"/>
+              <w:left w:val="single" w:sz="8" w:space="0" w:color="auto"/>
+              <w:bottom w:val="single" w:sz="8" w:space="0" w:color="auto"/>
+              <w:right w:val="single" w:sz="8" w:space="0" w:color="auto"/>
             </w:tcBorders>
             <w:shd w:val="clear" w:color="auto" w:fill="FABF8F" w:themeFill="accent6" w:themeFillTint="99"/>
             <w:vAlign w:val="center"/>
@@ -21243,10 +21283,10 @@
           <w:tcPr>
             <w:tcW w:w="4056" w:type="dxa"/>
             <w:tcBorders>
-              <w:top w:val="single" w:color="auto" w:sz="8" w:space="0"/>
-              <w:left w:val="single" w:color="auto" w:sz="8" w:space="0"/>
-              <w:bottom w:val="single" w:color="auto" w:sz="8" w:space="0"/>
-              <w:right w:val="single" w:color="auto" w:sz="8" w:space="0"/>
+              <w:top w:val="single" w:sz="8" w:space="0" w:color="auto"/>
+              <w:left w:val="single" w:sz="8" w:space="0" w:color="auto"/>
+              <w:bottom w:val="single" w:sz="8" w:space="0" w:color="auto"/>
+              <w:right w:val="single" w:sz="8" w:space="0" w:color="auto"/>
             </w:tcBorders>
             <w:shd w:val="clear" w:color="auto" w:fill="FABF8F" w:themeFill="accent6" w:themeFillTint="99"/>
             <w:vAlign w:val="center"/>
@@ -21278,10 +21318,10 @@
           <w:tcPr>
             <w:tcW w:w="4058" w:type="dxa"/>
             <w:tcBorders>
-              <w:top w:val="single" w:color="auto" w:sz="8" w:space="0"/>
-              <w:left w:val="single" w:color="auto" w:sz="8" w:space="0"/>
-              <w:bottom w:val="single" w:color="auto" w:sz="8" w:space="0"/>
-              <w:right w:val="single" w:color="auto" w:sz="8" w:space="0"/>
+              <w:top w:val="single" w:sz="8" w:space="0" w:color="auto"/>
+              <w:left w:val="single" w:sz="8" w:space="0" w:color="auto"/>
+              <w:bottom w:val="single" w:sz="8" w:space="0" w:color="auto"/>
+              <w:right w:val="single" w:sz="8" w:space="0" w:color="auto"/>
             </w:tcBorders>
             <w:shd w:val="clear" w:color="auto" w:fill="FABF8F" w:themeFill="accent6" w:themeFillTint="99"/>
             <w:vAlign w:val="center"/>
@@ -21309,10 +21349,10 @@
           <w:tcPr>
             <w:tcW w:w="4056" w:type="dxa"/>
             <w:tcBorders>
-              <w:top w:val="single" w:color="auto" w:sz="8" w:space="0"/>
-              <w:left w:val="single" w:color="auto" w:sz="8" w:space="0"/>
-              <w:bottom w:val="single" w:color="auto" w:sz="8" w:space="0"/>
-              <w:right w:val="single" w:color="auto" w:sz="8" w:space="0"/>
+              <w:top w:val="single" w:sz="8" w:space="0" w:color="auto"/>
+              <w:left w:val="single" w:sz="8" w:space="0" w:color="auto"/>
+              <w:bottom w:val="single" w:sz="8" w:space="0" w:color="auto"/>
+              <w:right w:val="single" w:sz="8" w:space="0" w:color="auto"/>
             </w:tcBorders>
             <w:shd w:val="clear" w:color="auto" w:fill="FABF8F" w:themeFill="accent6" w:themeFillTint="99"/>
             <w:vAlign w:val="center"/>
@@ -21344,10 +21384,10 @@
           <w:tcPr>
             <w:tcW w:w="4058" w:type="dxa"/>
             <w:tcBorders>
-              <w:top w:val="single" w:color="auto" w:sz="8" w:space="0"/>
-              <w:left w:val="single" w:color="auto" w:sz="8" w:space="0"/>
-              <w:bottom w:val="single" w:color="auto" w:sz="8" w:space="0"/>
-              <w:right w:val="single" w:color="auto" w:sz="8" w:space="0"/>
+              <w:top w:val="single" w:sz="8" w:space="0" w:color="auto"/>
+              <w:left w:val="single" w:sz="8" w:space="0" w:color="auto"/>
+              <w:bottom w:val="single" w:sz="8" w:space="0" w:color="auto"/>
+              <w:right w:val="single" w:sz="8" w:space="0" w:color="auto"/>
             </w:tcBorders>
             <w:shd w:val="clear" w:color="auto" w:fill="C2D69B" w:themeFill="accent3" w:themeFillTint="99"/>
             <w:vAlign w:val="center"/>
@@ -21375,10 +21415,10 @@
           <w:tcPr>
             <w:tcW w:w="4056" w:type="dxa"/>
             <w:tcBorders>
-              <w:top w:val="single" w:color="auto" w:sz="8" w:space="0"/>
-              <w:left w:val="single" w:color="auto" w:sz="8" w:space="0"/>
-              <w:bottom w:val="single" w:color="auto" w:sz="8" w:space="0"/>
-              <w:right w:val="single" w:color="auto" w:sz="8" w:space="0"/>
+              <w:top w:val="single" w:sz="8" w:space="0" w:color="auto"/>
+              <w:left w:val="single" w:sz="8" w:space="0" w:color="auto"/>
+              <w:bottom w:val="single" w:sz="8" w:space="0" w:color="auto"/>
+              <w:right w:val="single" w:sz="8" w:space="0" w:color="auto"/>
             </w:tcBorders>
             <w:shd w:val="clear" w:color="auto" w:fill="C2D69B" w:themeFill="accent3" w:themeFillTint="99"/>
             <w:vAlign w:val="center"/>
@@ -21410,10 +21450,10 @@
           <w:tcPr>
             <w:tcW w:w="4058" w:type="dxa"/>
             <w:tcBorders>
-              <w:top w:val="single" w:color="auto" w:sz="8" w:space="0"/>
-              <w:left w:val="single" w:color="auto" w:sz="8" w:space="0"/>
-              <w:bottom w:val="single" w:color="auto" w:sz="8" w:space="0"/>
-              <w:right w:val="single" w:color="auto" w:sz="8" w:space="0"/>
+              <w:top w:val="single" w:sz="8" w:space="0" w:color="auto"/>
+              <w:left w:val="single" w:sz="8" w:space="0" w:color="auto"/>
+              <w:bottom w:val="single" w:sz="8" w:space="0" w:color="auto"/>
+              <w:right w:val="single" w:sz="8" w:space="0" w:color="auto"/>
             </w:tcBorders>
             <w:shd w:val="clear" w:color="auto" w:fill="FABF8F" w:themeFill="accent6" w:themeFillTint="99"/>
             <w:vAlign w:val="center"/>
@@ -21441,10 +21481,10 @@
           <w:tcPr>
             <w:tcW w:w="4056" w:type="dxa"/>
             <w:tcBorders>
-              <w:top w:val="single" w:color="auto" w:sz="8" w:space="0"/>
-              <w:left w:val="single" w:color="auto" w:sz="8" w:space="0"/>
-              <w:bottom w:val="single" w:color="auto" w:sz="8" w:space="0"/>
-              <w:right w:val="single" w:color="auto" w:sz="8" w:space="0"/>
+              <w:top w:val="single" w:sz="8" w:space="0" w:color="auto"/>
+              <w:left w:val="single" w:sz="8" w:space="0" w:color="auto"/>
+              <w:bottom w:val="single" w:sz="8" w:space="0" w:color="auto"/>
+              <w:right w:val="single" w:sz="8" w:space="0" w:color="auto"/>
             </w:tcBorders>
             <w:shd w:val="clear" w:color="auto" w:fill="FABF8F" w:themeFill="accent6" w:themeFillTint="99"/>
             <w:vAlign w:val="center"/>
@@ -21478,10 +21518,10 @@
           <w:tcPr>
             <w:tcW w:w="4058" w:type="dxa"/>
             <w:tcBorders>
-              <w:top w:val="single" w:color="auto" w:sz="8" w:space="0"/>
-              <w:left w:val="single" w:color="auto" w:sz="8" w:space="0"/>
-              <w:bottom w:val="single" w:color="auto" w:sz="8" w:space="0"/>
-              <w:right w:val="single" w:color="auto" w:sz="8" w:space="0"/>
+              <w:top w:val="single" w:sz="8" w:space="0" w:color="auto"/>
+              <w:left w:val="single" w:sz="8" w:space="0" w:color="auto"/>
+              <w:bottom w:val="single" w:sz="8" w:space="0" w:color="auto"/>
+              <w:right w:val="single" w:sz="8" w:space="0" w:color="auto"/>
             </w:tcBorders>
             <w:shd w:val="clear" w:color="auto" w:fill="FABF8F" w:themeFill="accent6" w:themeFillTint="99"/>
             <w:vAlign w:val="center"/>
@@ -21509,10 +21549,10 @@
           <w:tcPr>
             <w:tcW w:w="4056" w:type="dxa"/>
             <w:tcBorders>
-              <w:top w:val="single" w:color="auto" w:sz="8" w:space="0"/>
-              <w:left w:val="single" w:color="auto" w:sz="8" w:space="0"/>
-              <w:bottom w:val="single" w:color="auto" w:sz="8" w:space="0"/>
-              <w:right w:val="single" w:color="auto" w:sz="8" w:space="0"/>
+              <w:top w:val="single" w:sz="8" w:space="0" w:color="auto"/>
+              <w:left w:val="single" w:sz="8" w:space="0" w:color="auto"/>
+              <w:bottom w:val="single" w:sz="8" w:space="0" w:color="auto"/>
+              <w:right w:val="single" w:sz="8" w:space="0" w:color="auto"/>
             </w:tcBorders>
             <w:shd w:val="clear" w:color="auto" w:fill="FABF8F" w:themeFill="accent6" w:themeFillTint="99"/>
             <w:vAlign w:val="center"/>
@@ -21546,10 +21586,10 @@
           <w:tcPr>
             <w:tcW w:w="4058" w:type="dxa"/>
             <w:tcBorders>
-              <w:top w:val="single" w:color="auto" w:sz="8" w:space="0"/>
-              <w:left w:val="single" w:color="auto" w:sz="8" w:space="0"/>
-              <w:bottom w:val="single" w:color="auto" w:sz="8" w:space="0"/>
-              <w:right w:val="single" w:color="auto" w:sz="8" w:space="0"/>
+              <w:top w:val="single" w:sz="8" w:space="0" w:color="auto"/>
+              <w:left w:val="single" w:sz="8" w:space="0" w:color="auto"/>
+              <w:bottom w:val="single" w:sz="8" w:space="0" w:color="auto"/>
+              <w:right w:val="single" w:sz="8" w:space="0" w:color="auto"/>
             </w:tcBorders>
             <w:shd w:val="clear" w:color="auto" w:fill="FABF8F" w:themeFill="accent6" w:themeFillTint="99"/>
             <w:vAlign w:val="center"/>
@@ -21577,10 +21617,10 @@
           <w:tcPr>
             <w:tcW w:w="4056" w:type="dxa"/>
             <w:tcBorders>
-              <w:top w:val="single" w:color="auto" w:sz="8" w:space="0"/>
-              <w:left w:val="single" w:color="auto" w:sz="8" w:space="0"/>
-              <w:bottom w:val="single" w:color="auto" w:sz="8" w:space="0"/>
-              <w:right w:val="single" w:color="auto" w:sz="8" w:space="0"/>
+              <w:top w:val="single" w:sz="8" w:space="0" w:color="auto"/>
+              <w:left w:val="single" w:sz="8" w:space="0" w:color="auto"/>
+              <w:bottom w:val="single" w:sz="8" w:space="0" w:color="auto"/>
+              <w:right w:val="single" w:sz="8" w:space="0" w:color="auto"/>
             </w:tcBorders>
             <w:shd w:val="clear" w:color="auto" w:fill="FABF8F" w:themeFill="accent6" w:themeFillTint="99"/>
             <w:vAlign w:val="center"/>
@@ -21614,10 +21654,10 @@
           <w:tcPr>
             <w:tcW w:w="4058" w:type="dxa"/>
             <w:tcBorders>
-              <w:top w:val="single" w:color="auto" w:sz="8" w:space="0"/>
-              <w:left w:val="single" w:color="auto" w:sz="8" w:space="0"/>
-              <w:bottom w:val="single" w:color="auto" w:sz="8" w:space="0"/>
-              <w:right w:val="single" w:color="auto" w:sz="8" w:space="0"/>
+              <w:top w:val="single" w:sz="8" w:space="0" w:color="auto"/>
+              <w:left w:val="single" w:sz="8" w:space="0" w:color="auto"/>
+              <w:bottom w:val="single" w:sz="8" w:space="0" w:color="auto"/>
+              <w:right w:val="single" w:sz="8" w:space="0" w:color="auto"/>
             </w:tcBorders>
             <w:shd w:val="clear" w:color="auto" w:fill="FABF8F" w:themeFill="accent6" w:themeFillTint="99"/>
             <w:vAlign w:val="center"/>
@@ -21643,10 +21683,10 @@
           <w:tcPr>
             <w:tcW w:w="4056" w:type="dxa"/>
             <w:tcBorders>
-              <w:top w:val="single" w:color="auto" w:sz="8" w:space="0"/>
-              <w:left w:val="single" w:color="auto" w:sz="8" w:space="0"/>
-              <w:bottom w:val="single" w:color="auto" w:sz="8" w:space="0"/>
-              <w:right w:val="single" w:color="auto" w:sz="8" w:space="0"/>
+              <w:top w:val="single" w:sz="8" w:space="0" w:color="auto"/>
+              <w:left w:val="single" w:sz="8" w:space="0" w:color="auto"/>
+              <w:bottom w:val="single" w:sz="8" w:space="0" w:color="auto"/>
+              <w:right w:val="single" w:sz="8" w:space="0" w:color="auto"/>
             </w:tcBorders>
             <w:shd w:val="clear" w:color="auto" w:fill="FABF8F" w:themeFill="accent6" w:themeFillTint="99"/>
             <w:vAlign w:val="center"/>
@@ -21678,10 +21718,10 @@
           <w:tcPr>
             <w:tcW w:w="4058" w:type="dxa"/>
             <w:tcBorders>
-              <w:top w:val="single" w:color="auto" w:sz="8" w:space="0"/>
-              <w:left w:val="single" w:color="auto" w:sz="8" w:space="0"/>
-              <w:bottom w:val="single" w:color="auto" w:sz="8" w:space="0"/>
-              <w:right w:val="single" w:color="auto" w:sz="8" w:space="0"/>
+              <w:top w:val="single" w:sz="8" w:space="0" w:color="auto"/>
+              <w:left w:val="single" w:sz="8" w:space="0" w:color="auto"/>
+              <w:bottom w:val="single" w:sz="8" w:space="0" w:color="auto"/>
+              <w:right w:val="single" w:sz="8" w:space="0" w:color="auto"/>
             </w:tcBorders>
             <w:shd w:val="clear" w:color="auto" w:fill="B2A1C7" w:themeFill="accent4" w:themeFillTint="99"/>
             <w:vAlign w:val="center"/>
@@ -21707,10 +21747,10 @@
           <w:tcPr>
             <w:tcW w:w="4056" w:type="dxa"/>
             <w:tcBorders>
-              <w:top w:val="single" w:color="auto" w:sz="8" w:space="0"/>
-              <w:left w:val="single" w:color="auto" w:sz="8" w:space="0"/>
-              <w:bottom w:val="single" w:color="auto" w:sz="8" w:space="0"/>
-              <w:right w:val="single" w:color="auto" w:sz="8" w:space="0"/>
+              <w:top w:val="single" w:sz="8" w:space="0" w:color="auto"/>
+              <w:left w:val="single" w:sz="8" w:space="0" w:color="auto"/>
+              <w:bottom w:val="single" w:sz="8" w:space="0" w:color="auto"/>
+              <w:right w:val="single" w:sz="8" w:space="0" w:color="auto"/>
             </w:tcBorders>
             <w:shd w:val="clear" w:color="auto" w:fill="B2A1C7" w:themeFill="accent4" w:themeFillTint="99"/>
             <w:vAlign w:val="center"/>
@@ -21749,10 +21789,10 @@
           <w:tcPr>
             <w:tcW w:w="4058" w:type="dxa"/>
             <w:tcBorders>
-              <w:top w:val="single" w:color="auto" w:sz="8" w:space="0"/>
-              <w:left w:val="single" w:color="auto" w:sz="8" w:space="0"/>
-              <w:bottom w:val="single" w:color="auto" w:sz="8" w:space="0"/>
-              <w:right w:val="single" w:color="auto" w:sz="8" w:space="0"/>
+              <w:top w:val="single" w:sz="8" w:space="0" w:color="auto"/>
+              <w:left w:val="single" w:sz="8" w:space="0" w:color="auto"/>
+              <w:bottom w:val="single" w:sz="8" w:space="0" w:color="auto"/>
+              <w:right w:val="single" w:sz="8" w:space="0" w:color="auto"/>
             </w:tcBorders>
             <w:shd w:val="clear" w:color="auto" w:fill="B2A1C7" w:themeFill="accent4" w:themeFillTint="99"/>
             <w:vAlign w:val="center"/>
@@ -21780,10 +21820,10 @@
           <w:tcPr>
             <w:tcW w:w="4056" w:type="dxa"/>
             <w:tcBorders>
-              <w:top w:val="single" w:color="auto" w:sz="8" w:space="0"/>
-              <w:left w:val="single" w:color="auto" w:sz="8" w:space="0"/>
-              <w:bottom w:val="single" w:color="auto" w:sz="8" w:space="0"/>
-              <w:right w:val="single" w:color="auto" w:sz="8" w:space="0"/>
+              <w:top w:val="single" w:sz="8" w:space="0" w:color="auto"/>
+              <w:left w:val="single" w:sz="8" w:space="0" w:color="auto"/>
+              <w:bottom w:val="single" w:sz="8" w:space="0" w:color="auto"/>
+              <w:right w:val="single" w:sz="8" w:space="0" w:color="auto"/>
             </w:tcBorders>
             <w:shd w:val="clear" w:color="auto" w:fill="B2A1C7" w:themeFill="accent4" w:themeFillTint="99"/>
             <w:vAlign w:val="center"/>
@@ -21815,10 +21855,10 @@
           <w:tcPr>
             <w:tcW w:w="4058" w:type="dxa"/>
             <w:tcBorders>
-              <w:top w:val="single" w:color="auto" w:sz="8" w:space="0"/>
-              <w:left w:val="single" w:color="auto" w:sz="8" w:space="0"/>
-              <w:bottom w:val="single" w:color="auto" w:sz="8" w:space="0"/>
-              <w:right w:val="single" w:color="auto" w:sz="8" w:space="0"/>
+              <w:top w:val="single" w:sz="8" w:space="0" w:color="auto"/>
+              <w:left w:val="single" w:sz="8" w:space="0" w:color="auto"/>
+              <w:bottom w:val="single" w:sz="8" w:space="0" w:color="auto"/>
+              <w:right w:val="single" w:sz="8" w:space="0" w:color="auto"/>
             </w:tcBorders>
             <w:vAlign w:val="center"/>
           </w:tcPr>
@@ -21843,10 +21883,10 @@
           <w:tcPr>
             <w:tcW w:w="4056" w:type="dxa"/>
             <w:tcBorders>
-              <w:top w:val="single" w:color="auto" w:sz="8" w:space="0"/>
-              <w:left w:val="single" w:color="auto" w:sz="8" w:space="0"/>
-              <w:bottom w:val="single" w:color="auto" w:sz="8" w:space="0"/>
-              <w:right w:val="single" w:color="auto" w:sz="8" w:space="0"/>
+              <w:top w:val="single" w:sz="8" w:space="0" w:color="auto"/>
+              <w:left w:val="single" w:sz="8" w:space="0" w:color="auto"/>
+              <w:bottom w:val="single" w:sz="8" w:space="0" w:color="auto"/>
+              <w:right w:val="single" w:sz="8" w:space="0" w:color="auto"/>
             </w:tcBorders>
             <w:vAlign w:val="center"/>
           </w:tcPr>
@@ -21877,10 +21917,10 @@
           <w:tcPr>
             <w:tcW w:w="4058" w:type="dxa"/>
             <w:tcBorders>
-              <w:top w:val="single" w:color="auto" w:sz="8" w:space="0"/>
-              <w:left w:val="single" w:color="auto" w:sz="8" w:space="0"/>
-              <w:bottom w:val="single" w:color="auto" w:sz="8" w:space="0"/>
-              <w:right w:val="single" w:color="auto" w:sz="8" w:space="0"/>
+              <w:top w:val="single" w:sz="8" w:space="0" w:color="auto"/>
+              <w:left w:val="single" w:sz="8" w:space="0" w:color="auto"/>
+              <w:bottom w:val="single" w:sz="8" w:space="0" w:color="auto"/>
+              <w:right w:val="single" w:sz="8" w:space="0" w:color="auto"/>
             </w:tcBorders>
             <w:shd w:val="clear" w:color="auto" w:fill="B2A1C7" w:themeFill="accent4" w:themeFillTint="99"/>
             <w:vAlign w:val="center"/>
@@ -21908,10 +21948,10 @@
           <w:tcPr>
             <w:tcW w:w="4056" w:type="dxa"/>
             <w:tcBorders>
-              <w:top w:val="single" w:color="auto" w:sz="8" w:space="0"/>
-              <w:left w:val="single" w:color="auto" w:sz="8" w:space="0"/>
-              <w:bottom w:val="single" w:color="auto" w:sz="8" w:space="0"/>
-              <w:right w:val="single" w:color="auto" w:sz="8" w:space="0"/>
+              <w:top w:val="single" w:sz="8" w:space="0" w:color="auto"/>
+              <w:left w:val="single" w:sz="8" w:space="0" w:color="auto"/>
+              <w:bottom w:val="single" w:sz="8" w:space="0" w:color="auto"/>
+              <w:right w:val="single" w:sz="8" w:space="0" w:color="auto"/>
             </w:tcBorders>
             <w:shd w:val="clear" w:color="auto" w:fill="B2A1C7" w:themeFill="accent4" w:themeFillTint="99"/>
             <w:vAlign w:val="center"/>
@@ -21993,6 +22033,7 @@
         <w:rPr>
           <w:i/>
         </w:rPr>
+        <w:lastRenderedPageBreak/>
         <w:t xml:space="preserve">Registrazione </w:t>
       </w:r>
       <w:r>
@@ -22089,7 +22130,7 @@
     <w:p>
       <w:pPr>
         <w:sectPr>
-          <w:pgSz w:w="11901" w:h="16840" w:orient="portrait"/>
+          <w:pgSz w:w="11901" w:h="16840"/>
           <w:pgMar w:top="1418" w:right="1134" w:bottom="1134" w:left="1134" w:header="709" w:footer="709" w:gutter="0"/>
           <w:cols w:space="708"/>
           <w:docGrid w:linePitch="360"/>
@@ -22100,11 +22141,12 @@
       <w:pPr>
         <w:pStyle w:val="Titolo2"/>
       </w:pPr>
-      <w:bookmarkStart w:name="_Toc471905556" w:id="75"/>
-      <w:bookmarkStart w:name="_Toc474433558" w:id="76"/>
-      <w:bookmarkStart w:name="_Toc474433733" w:id="77"/>
-      <w:bookmarkStart w:name="_Toc195300128" w:id="78"/>
-      <w:r>
+      <w:bookmarkStart w:id="75" w:name="_Toc471905556"/>
+      <w:bookmarkStart w:id="76" w:name="_Toc474433558"/>
+      <w:bookmarkStart w:id="77" w:name="_Toc474433733"/>
+      <w:bookmarkStart w:id="78" w:name="_Toc195300128"/>
+      <w:r>
+        <w:lastRenderedPageBreak/>
         <w:t>Diagrammi di sequenza</w:t>
       </w:r>
       <w:bookmarkEnd w:id="75"/>
@@ -22269,7 +22311,7 @@
           <w:numId w:val="2"/>
         </w:numPr>
       </w:pPr>
-      <w:bookmarkStart w:name="_Toc195300130" w:id="79"/>
+      <w:bookmarkStart w:id="79" w:name="_Toc195300130"/>
       <w:r>
         <w:t>Accesso</w:t>
       </w:r>
@@ -22435,7 +22477,7 @@
           <w:numId w:val="2"/>
         </w:numPr>
       </w:pPr>
-      <w:bookmarkStart w:name="_Toc195300131" w:id="80"/>
+      <w:bookmarkStart w:id="80" w:name="_Toc195300131"/>
       <w:proofErr w:type="spellStart"/>
       <w:r>
         <w:t>AggiungiAuto</w:t>
@@ -22559,6 +22601,7 @@
         <w:jc w:val="both"/>
       </w:pPr>
       <w:r>
+        <w:lastRenderedPageBreak/>
         <w:t>……..</w:t>
       </w:r>
     </w:p>
@@ -22661,10 +22704,10 @@
       <w:pPr>
         <w:pStyle w:val="Titolo1"/>
       </w:pPr>
-      <w:bookmarkStart w:name="_Toc471905558" w:id="81"/>
-      <w:bookmarkStart w:name="_Toc474433560" w:id="82"/>
-      <w:bookmarkStart w:name="_Toc474433735" w:id="83"/>
-      <w:bookmarkStart w:name="_Toc195300132" w:id="84"/>
+      <w:bookmarkStart w:id="81" w:name="_Toc471905558"/>
+      <w:bookmarkStart w:id="82" w:name="_Toc474433560"/>
+      <w:bookmarkStart w:id="83" w:name="_Toc474433735"/>
+      <w:bookmarkStart w:id="84" w:name="_Toc195300132"/>
       <w:r>
         <w:t>Piano di test</w:t>
       </w:r>
@@ -22835,7 +22878,7 @@
       <w:pPr>
         <w:pStyle w:val="Titolo2"/>
       </w:pPr>
-      <w:bookmarkStart w:name="_Toc195300133" w:id="85"/>
+      <w:bookmarkStart w:id="85" w:name="_Toc195300133"/>
       <w:r>
         <w:t>Registrazione</w:t>
       </w:r>
@@ -23912,6 +23955,7 @@
                 <w:sz w:val="22"/>
                 <w:szCs w:val="22"/>
               </w:rPr>
+              <w:lastRenderedPageBreak/>
               <w:t>TEST SUITE</w:t>
             </w:r>
           </w:p>
@@ -26691,7 +26735,7 @@
     <w:p>
       <w:pPr>
         <w:sectPr>
-          <w:pgSz w:w="11901" w:h="16840" w:orient="portrait"/>
+          <w:pgSz w:w="11901" w:h="16840"/>
           <w:pgMar w:top="1418" w:right="1134" w:bottom="1134" w:left="1134" w:header="709" w:footer="709" w:gutter="0"/>
           <w:cols w:space="708"/>
           <w:docGrid w:linePitch="360"/>
@@ -26702,11 +26746,12 @@
       <w:pPr>
         <w:pStyle w:val="Titolo1"/>
       </w:pPr>
-      <w:bookmarkStart w:name="_Toc471905559" w:id="86"/>
-      <w:bookmarkStart w:name="_Toc474433561" w:id="87"/>
-      <w:bookmarkStart w:name="_Toc474433736" w:id="88"/>
-      <w:bookmarkStart w:name="_Toc195300134" w:id="89"/>
-      <w:r>
+      <w:bookmarkStart w:id="86" w:name="_Toc471905559"/>
+      <w:bookmarkStart w:id="87" w:name="_Toc474433561"/>
+      <w:bookmarkStart w:id="88" w:name="_Toc474433736"/>
+      <w:bookmarkStart w:id="89" w:name="_Toc195300134"/>
+      <w:r>
+        <w:lastRenderedPageBreak/>
         <w:t>Progettazione</w:t>
       </w:r>
       <w:bookmarkEnd w:id="86"/>
@@ -26718,10 +26763,10 @@
       <w:pPr>
         <w:pStyle w:val="Titolo2"/>
       </w:pPr>
-      <w:bookmarkStart w:name="_Toc471905560" w:id="90"/>
-      <w:bookmarkStart w:name="_Toc474433562" w:id="91"/>
-      <w:bookmarkStart w:name="_Toc474433737" w:id="92"/>
-      <w:bookmarkStart w:name="_Toc195300135" w:id="93"/>
+      <w:bookmarkStart w:id="90" w:name="_Toc471905560"/>
+      <w:bookmarkStart w:id="91" w:name="_Toc474433562"/>
+      <w:bookmarkStart w:id="92" w:name="_Toc474433737"/>
+      <w:bookmarkStart w:id="93" w:name="_Toc195300135"/>
       <w:r>
         <w:t>Diagramma delle classi</w:t>
       </w:r>
@@ -26994,7 +27039,7 @@
           <w:numId w:val="2"/>
         </w:numPr>
       </w:pPr>
-      <w:bookmarkStart w:name="_Toc195300136" w:id="94"/>
+      <w:bookmarkStart w:id="94" w:name="_Toc195300136"/>
       <w:r>
         <w:t>Traduzione classi ed associazioni</w:t>
       </w:r>
@@ -27024,7 +27069,7 @@
           <w:numId w:val="2"/>
         </w:numPr>
       </w:pPr>
-      <w:bookmarkStart w:name="_Toc195300137" w:id="95"/>
+      <w:bookmarkStart w:id="95" w:name="_Toc195300137"/>
       <w:r>
         <w:t>Pattern BCED</w:t>
       </w:r>
@@ -27052,7 +27097,7 @@
           <w:numId w:val="2"/>
         </w:numPr>
       </w:pPr>
-      <w:bookmarkStart w:name="_Toc195300138" w:id="96"/>
+      <w:bookmarkStart w:id="96" w:name="_Toc195300138"/>
       <w:r>
         <w:t xml:space="preserve">Package </w:t>
       </w:r>
@@ -27146,7 +27191,7 @@
           <w:numId w:val="2"/>
         </w:numPr>
       </w:pPr>
-      <w:bookmarkStart w:name="_Toc195300139" w:id="97"/>
+      <w:bookmarkStart w:id="97" w:name="_Toc195300139"/>
       <w:r>
         <w:t>Package Controller</w:t>
       </w:r>
@@ -27240,7 +27285,7 @@
           <w:numId w:val="2"/>
         </w:numPr>
       </w:pPr>
-      <w:bookmarkStart w:name="_Toc195300140" w:id="98"/>
+      <w:bookmarkStart w:id="98" w:name="_Toc195300140"/>
       <w:r>
         <w:t xml:space="preserve">Package </w:t>
       </w:r>
@@ -27333,7 +27378,7 @@
           <w:numId w:val="2"/>
         </w:numPr>
       </w:pPr>
-      <w:bookmarkStart w:name="_Toc195300141" w:id="99"/>
+      <w:bookmarkStart w:id="99" w:name="_Toc195300141"/>
       <w:r>
         <w:t>Package Database</w:t>
       </w:r>
@@ -27855,6 +27900,7 @@
           <w:iCs/>
           <w:highlight w:val="yellow"/>
         </w:rPr>
+        <w:lastRenderedPageBreak/>
         <w:t>DBManager</w:t>
       </w:r>
       <w:proofErr w:type="spellEnd"/>
@@ -27913,10 +27959,10 @@
       <w:pPr>
         <w:pStyle w:val="Titolo2"/>
       </w:pPr>
-      <w:bookmarkStart w:name="_Toc471905561" w:id="100"/>
-      <w:bookmarkStart w:name="_Toc474433563" w:id="101"/>
-      <w:bookmarkStart w:name="_Toc474433738" w:id="102"/>
-      <w:bookmarkStart w:name="_Toc195300142" w:id="103"/>
+      <w:bookmarkStart w:id="100" w:name="_Toc471905561"/>
+      <w:bookmarkStart w:id="101" w:name="_Toc474433563"/>
+      <w:bookmarkStart w:id="102" w:name="_Toc474433738"/>
+      <w:bookmarkStart w:id="103" w:name="_Toc195300142"/>
       <w:r>
         <w:t>Diagrammi di sequenza</w:t>
       </w:r>
@@ -28017,7 +28063,7 @@
           <w:numId w:val="2"/>
         </w:numPr>
       </w:pPr>
-      <w:bookmarkStart w:name="_Toc195300143" w:id="104"/>
+      <w:bookmarkStart w:id="104" w:name="_Toc195300143"/>
       <w:r>
         <w:t>Registrazione</w:t>
       </w:r>
@@ -28252,10 +28298,10 @@
       <w:pPr>
         <w:pStyle w:val="Titolo1"/>
       </w:pPr>
-      <w:bookmarkStart w:name="_Toc471905562" w:id="105"/>
-      <w:bookmarkStart w:name="_Toc474433564" w:id="106"/>
-      <w:bookmarkStart w:name="_Toc474433739" w:id="107"/>
-      <w:bookmarkStart w:name="_Toc195300145" w:id="108"/>
+      <w:bookmarkStart w:id="105" w:name="_Toc471905562"/>
+      <w:bookmarkStart w:id="106" w:name="_Toc474433564"/>
+      <w:bookmarkStart w:id="107" w:name="_Toc474433739"/>
+      <w:bookmarkStart w:id="108" w:name="_Toc195300145"/>
       <w:r>
         <w:t>Implementazione</w:t>
       </w:r>
@@ -28452,7 +28498,7 @@
       <w:pPr>
         <w:pStyle w:val="Titolo2"/>
       </w:pPr>
-      <w:bookmarkStart w:name="_Toc195300146" w:id="109"/>
+      <w:bookmarkStart w:id="109" w:name="_Toc195300146"/>
       <w:r>
         <w:t>Package Database</w:t>
       </w:r>
@@ -28471,7 +28517,7 @@
       <w:pPr>
         <w:pStyle w:val="Titolo2"/>
       </w:pPr>
-      <w:bookmarkStart w:name="_Toc195300147" w:id="110"/>
+      <w:bookmarkStart w:id="110" w:name="_Toc195300147"/>
       <w:r>
         <w:t xml:space="preserve">Package </w:t>
       </w:r>
@@ -28499,7 +28545,7 @@
       <w:pPr>
         <w:pStyle w:val="Titolo2"/>
       </w:pPr>
-      <w:bookmarkStart w:name="_Toc195300148" w:id="111"/>
+      <w:bookmarkStart w:id="111" w:name="_Toc195300148"/>
       <w:r>
         <w:t>Package Controller</w:t>
       </w:r>
@@ -28515,7 +28561,7 @@
       <w:pPr>
         <w:pStyle w:val="Titolo2"/>
       </w:pPr>
-      <w:bookmarkStart w:name="_Toc195300149" w:id="112"/>
+      <w:bookmarkStart w:id="112" w:name="_Toc195300149"/>
       <w:r>
         <w:t xml:space="preserve">Package </w:t>
       </w:r>
@@ -28555,7 +28601,7 @@
         <w:pStyle w:val="Titolo2"/>
         <w:jc w:val="both"/>
       </w:pPr>
-      <w:bookmarkStart w:name="_Toc195300150" w:id="113"/>
+      <w:bookmarkStart w:id="113" w:name="_Toc195300150"/>
       <w:r>
         <w:t>Package DTO</w:t>
       </w:r>
@@ -28587,6 +28633,7 @@
         <w:t xml:space="preserve">, questa, per poterlo visualizzare </w:t>
       </w:r>
       <w:r>
+        <w:lastRenderedPageBreak/>
         <w:t xml:space="preserve">correttamente a video, dovrebbe conoscere di fatto la struttura interna di tale classe </w:t>
       </w:r>
       <w:proofErr w:type="spellStart"/>
@@ -28695,7 +28742,7 @@
       <w:pPr>
         <w:pStyle w:val="Titolo2"/>
       </w:pPr>
-      <w:bookmarkStart w:name="_Toc195300151" w:id="114"/>
+      <w:bookmarkStart w:id="114" w:name="_Toc195300151"/>
       <w:r>
         <w:t>Diagramma di Deployment</w:t>
       </w:r>
@@ -28767,19 +28814,20 @@
           <w:numId w:val="1"/>
         </w:numPr>
       </w:pPr>
-      <w:bookmarkStart w:name="_Toc471494147" w:id="115"/>
-      <w:bookmarkStart w:name="_Toc471905563" w:id="116"/>
-      <w:bookmarkStart w:name="_Toc474433565" w:id="117"/>
-      <w:bookmarkStart w:name="_Toc474433740" w:id="118"/>
-      <w:bookmarkStart w:name="_Toc195300152" w:id="119"/>
-      <w:r>
+      <w:bookmarkStart w:id="115" w:name="_Toc471494147"/>
+      <w:bookmarkStart w:id="116" w:name="_Toc471905563"/>
+      <w:bookmarkStart w:id="117" w:name="_Toc474433565"/>
+      <w:bookmarkStart w:id="118" w:name="_Toc474433740"/>
+      <w:bookmarkStart w:id="119" w:name="_Toc195300152"/>
+      <w:r>
+        <w:lastRenderedPageBreak/>
         <w:t>Testing</w:t>
       </w:r>
-      <w:bookmarkStart w:name="_Toc471494148" w:id="120"/>
-      <w:bookmarkStart w:name="_Toc471905564" w:id="121"/>
-      <w:bookmarkStart w:name="_Toc474433566" w:id="122"/>
-      <w:bookmarkStart w:name="_Toc474433741" w:id="123"/>
-      <w:bookmarkStart w:name="_Toc195300153" w:id="124"/>
+      <w:bookmarkStart w:id="120" w:name="_Toc471494148"/>
+      <w:bookmarkStart w:id="121" w:name="_Toc471905564"/>
+      <w:bookmarkStart w:id="122" w:name="_Toc474433566"/>
+      <w:bookmarkStart w:id="123" w:name="_Toc474433741"/>
+      <w:bookmarkStart w:id="124" w:name="_Toc195300153"/>
       <w:bookmarkEnd w:id="115"/>
       <w:bookmarkEnd w:id="116"/>
       <w:bookmarkEnd w:id="117"/>
@@ -28908,11 +28956,11 @@
           <w:numId w:val="2"/>
         </w:numPr>
       </w:pPr>
-      <w:bookmarkStart w:name="_Toc471494149" w:id="125"/>
-      <w:bookmarkStart w:name="_Toc471905565" w:id="126"/>
-      <w:bookmarkStart w:name="_Toc474433567" w:id="127"/>
-      <w:bookmarkStart w:name="_Toc474433742" w:id="128"/>
-      <w:bookmarkStart w:name="_Toc195300154" w:id="129"/>
+      <w:bookmarkStart w:id="125" w:name="_Toc471494149"/>
+      <w:bookmarkStart w:id="126" w:name="_Toc471905565"/>
+      <w:bookmarkStart w:id="127" w:name="_Toc474433567"/>
+      <w:bookmarkStart w:id="128" w:name="_Toc474433742"/>
+      <w:bookmarkStart w:id="129" w:name="_Toc195300154"/>
       <w:bookmarkEnd w:id="120"/>
       <w:bookmarkEnd w:id="121"/>
       <w:bookmarkEnd w:id="122"/>
@@ -28983,7 +29031,7 @@
           <w:numId w:val="2"/>
         </w:numPr>
       </w:pPr>
-      <w:bookmarkStart w:name="_Toc195300155" w:id="130"/>
+      <w:bookmarkStart w:id="130" w:name="_Toc195300155"/>
       <w:proofErr w:type="spellStart"/>
       <w:r>
         <w:t>inserisciAutoModifiche</w:t>
@@ -29222,6 +29270,7 @@
           <w:sz w:val="20"/>
           <w:szCs w:val="20"/>
         </w:rPr>
+        <w:lastRenderedPageBreak/>
         <w:drawing>
           <wp:anchor distT="0" distB="0" distL="114300" distR="114300" simplePos="0" relativeHeight="251658241" behindDoc="0" locked="0" layoutInCell="1" allowOverlap="1" wp14:anchorId="590DC9C8" wp14:editId="42DDB105">
             <wp:simplePos x="0" y="0"/>
@@ -29988,38 +30037,24 @@
           <w:szCs w:val="20"/>
         </w:rPr>
         <w:tab/>
-      </w:r>
-      <w:r>
+        <w:t>}</w:t>
+      </w:r>
+    </w:p>
+    <w:p>
+      <w:pPr>
         <w:rPr>
           <w:rFonts w:ascii="Times New Roman" w:hAnsi="Times New Roman" w:cs="Times New Roman"/>
           <w:sz w:val="20"/>
           <w:szCs w:val="20"/>
         </w:rPr>
-        <w:t>}</w:t>
-      </w:r>
-    </w:p>
-    <w:p>
-      <w:pPr>
+      </w:pPr>
+      <w:r>
         <w:rPr>
           <w:rFonts w:ascii="Times New Roman" w:hAnsi="Times New Roman" w:cs="Times New Roman"/>
           <w:sz w:val="20"/>
           <w:szCs w:val="20"/>
         </w:rPr>
-      </w:pPr>
-      <w:r>
-        <w:rPr>
-          <w:rFonts w:ascii="Times New Roman" w:hAnsi="Times New Roman" w:cs="Times New Roman"/>
-          <w:sz w:val="20"/>
-          <w:szCs w:val="20"/>
-        </w:rPr>
         <w:tab/>
-      </w:r>
-      <w:r>
-        <w:rPr>
-          <w:rFonts w:ascii="Times New Roman" w:hAnsi="Times New Roman" w:cs="Times New Roman"/>
-          <w:sz w:val="20"/>
-          <w:szCs w:val="20"/>
-        </w:rPr>
         <w:t>}</w:t>
       </w:r>
       <w:r>
@@ -30218,13 +30253,6 @@
           <w:szCs w:val="20"/>
         </w:rPr>
         <w:tab/>
-      </w:r>
-      <w:r>
-        <w:rPr>
-          <w:rFonts w:ascii="Times New Roman" w:hAnsi="Times New Roman" w:cs="Times New Roman"/>
-          <w:sz w:val="20"/>
-          <w:szCs w:val="20"/>
-        </w:rPr>
         <w:t>}</w:t>
       </w:r>
       <w:r>
@@ -30837,38 +30865,24 @@
           <w:szCs w:val="20"/>
         </w:rPr>
         <w:tab/>
-      </w:r>
-      <w:r>
+        <w:t>}</w:t>
+      </w:r>
+    </w:p>
+    <w:p>
+      <w:pPr>
         <w:rPr>
           <w:rFonts w:ascii="Times New Roman" w:hAnsi="Times New Roman" w:cs="Times New Roman"/>
           <w:sz w:val="20"/>
           <w:szCs w:val="20"/>
         </w:rPr>
-        <w:t>}</w:t>
-      </w:r>
-    </w:p>
-    <w:p>
-      <w:pPr>
+      </w:pPr>
+      <w:r>
         <w:rPr>
           <w:rFonts w:ascii="Times New Roman" w:hAnsi="Times New Roman" w:cs="Times New Roman"/>
           <w:sz w:val="20"/>
           <w:szCs w:val="20"/>
         </w:rPr>
-      </w:pPr>
-      <w:r>
-        <w:rPr>
-          <w:rFonts w:ascii="Times New Roman" w:hAnsi="Times New Roman" w:cs="Times New Roman"/>
-          <w:sz w:val="20"/>
-          <w:szCs w:val="20"/>
-        </w:rPr>
         <w:tab/>
-      </w:r>
-      <w:r>
-        <w:rPr>
-          <w:rFonts w:ascii="Times New Roman" w:hAnsi="Times New Roman" w:cs="Times New Roman"/>
-          <w:sz w:val="20"/>
-          <w:szCs w:val="20"/>
-        </w:rPr>
         <w:t>}</w:t>
       </w:r>
       <w:r>
@@ -31067,13 +31081,6 @@
           <w:szCs w:val="20"/>
         </w:rPr>
         <w:tab/>
-      </w:r>
-      <w:r>
-        <w:rPr>
-          <w:rFonts w:ascii="Times New Roman" w:hAnsi="Times New Roman" w:cs="Times New Roman"/>
-          <w:sz w:val="20"/>
-          <w:szCs w:val="20"/>
-        </w:rPr>
         <w:t>}</w:t>
       </w:r>
       <w:r>
@@ -31491,8 +31498,6 @@
       </w:r>
       <w:r>
         <w:tab/>
-      </w:r>
-      <w:r>
         <w:t xml:space="preserve">= </w:t>
       </w:r>
       <w:r>
@@ -32300,6 +32305,7 @@
                 <w:sz w:val="20"/>
                 <w:szCs w:val="20"/>
               </w:rPr>
+              <w:lastRenderedPageBreak/>
               <w:t>Percorso in cui l'auto da modificare esiste</w:t>
             </w:r>
             <w:r>
@@ -32321,6 +32327,7 @@
                 <w:sz w:val="20"/>
                 <w:szCs w:val="20"/>
               </w:rPr>
+              <w:lastRenderedPageBreak/>
               <w:t>sistema</w:t>
             </w:r>
             <w:r>
@@ -32343,6 +32350,7 @@
                 <w:sz w:val="20"/>
                 <w:szCs w:val="20"/>
               </w:rPr>
+              <w:lastRenderedPageBreak/>
               <w:t>La condizione al punto 7 del CFG è false</w:t>
             </w:r>
             <w:r>
@@ -32359,6 +32367,7 @@
                 <w:sz w:val="20"/>
                 <w:szCs w:val="20"/>
               </w:rPr>
+              <w:lastRenderedPageBreak/>
               <w:t xml:space="preserve">condizione al punto 14 del CFG è </w:t>
             </w:r>
             <w:proofErr w:type="spellStart"/>
@@ -32384,6 +32393,7 @@
                 <w:sz w:val="20"/>
                 <w:szCs w:val="20"/>
               </w:rPr>
+              <w:lastRenderedPageBreak/>
               <w:t xml:space="preserve">targa= CC123EE, modello=PANDA, cilindrata=800, </w:t>
             </w:r>
             <w:proofErr w:type="spellStart"/>
@@ -32474,6 +32484,7 @@
                 <w:sz w:val="20"/>
                 <w:szCs w:val="20"/>
               </w:rPr>
+              <w:lastRenderedPageBreak/>
               <w:t>presente in deposito</w:t>
             </w:r>
           </w:p>
@@ -32489,6 +32500,7 @@
                 <w:sz w:val="20"/>
                 <w:szCs w:val="20"/>
               </w:rPr>
+              <w:lastRenderedPageBreak/>
               <w:t xml:space="preserve">Errore, l'auto selezionata non rientra tra quelle </w:t>
             </w:r>
             <w:r>
@@ -32497,6 +32509,7 @@
                 <w:sz w:val="20"/>
                 <w:szCs w:val="20"/>
               </w:rPr>
+              <w:lastRenderedPageBreak/>
               <w:t>in deposito</w:t>
             </w:r>
             <w:r>
@@ -32515,6 +32528,7 @@
           </w:tcPr>
           <w:p>
             <w:r>
+              <w:lastRenderedPageBreak/>
               <w:t>...</w:t>
             </w:r>
           </w:p>
@@ -32604,9 +32618,10 @@
       <w:pPr>
         <w:pStyle w:val="Titolo2"/>
       </w:pPr>
-      <w:bookmarkStart w:name="_Toc195300156" w:id="131"/>
+      <w:bookmarkStart w:id="131" w:name="_Toc195300156"/>
       <w:proofErr w:type="spellStart"/>
       <w:r>
+        <w:lastRenderedPageBreak/>
         <w:t>JUnit</w:t>
       </w:r>
       <w:proofErr w:type="spellEnd"/>
@@ -32723,7 +32738,7 @@
     <w:p>
       <w:pPr>
         <w:sectPr>
-          <w:pgSz w:w="11900" w:h="16840" w:orient="portrait"/>
+          <w:pgSz w:w="11900" w:h="16840"/>
           <w:pgMar w:top="1417" w:right="1134" w:bottom="1134" w:left="1134" w:header="708" w:footer="708" w:gutter="0"/>
           <w:cols w:space="708"/>
           <w:docGrid w:linePitch="360"/>
@@ -32738,12 +32753,13 @@
           <w:numId w:val="1"/>
         </w:numPr>
       </w:pPr>
-      <w:bookmarkStart w:name="_Toc471494152" w:id="132"/>
-      <w:bookmarkStart w:name="_Toc471905566" w:id="133"/>
-      <w:bookmarkStart w:name="_Toc474433568" w:id="134"/>
-      <w:bookmarkStart w:name="_Toc474433743" w:id="135"/>
-      <w:bookmarkStart w:name="_Toc195300157" w:id="136"/>
-      <w:r>
+      <w:bookmarkStart w:id="132" w:name="_Toc471494152"/>
+      <w:bookmarkStart w:id="133" w:name="_Toc471905566"/>
+      <w:bookmarkStart w:id="134" w:name="_Toc474433568"/>
+      <w:bookmarkStart w:id="135" w:name="_Toc474433743"/>
+      <w:bookmarkStart w:id="136" w:name="_Toc195300157"/>
+      <w:r>
+        <w:lastRenderedPageBreak/>
         <w:t>Test funzionale</w:t>
       </w:r>
       <w:bookmarkEnd w:id="132"/>
@@ -32794,10 +32810,10 @@
             <w:tcW w:w="3256" w:type="dxa"/>
             <w:gridSpan w:val="3"/>
             <w:tcBorders>
-              <w:top w:val="single" w:color="C0504D" w:sz="4" w:space="0"/>
-              <w:left w:val="single" w:color="C0504D" w:sz="4" w:space="0"/>
-              <w:bottom w:val="single" w:color="C0504D" w:sz="4" w:space="0"/>
-              <w:right w:val="single" w:color="C0504D" w:sz="4" w:space="0"/>
+              <w:top w:val="single" w:sz="4" w:space="0" w:color="C0504D"/>
+              <w:left w:val="single" w:sz="4" w:space="0" w:color="C0504D"/>
+              <w:bottom w:val="single" w:sz="4" w:space="0" w:color="C0504D"/>
+              <w:right w:val="single" w:sz="4" w:space="0" w:color="C0504D"/>
             </w:tcBorders>
             <w:shd w:val="clear" w:color="auto" w:fill="FFFFFF" w:themeFill="background1"/>
             <w:vAlign w:val="center"/>
@@ -34708,7 +34724,7 @@
   <w:p>
     <w:pPr>
       <w:pStyle w:val="Pidipagina"/>
-      <w:framePr w:wrap="none" w:hAnchor="margin" w:vAnchor="text" w:xAlign="right" w:y="1"/>
+      <w:framePr w:wrap="none" w:vAnchor="text" w:hAnchor="margin" w:xAlign="right" w:y="1"/>
       <w:rPr>
         <w:rStyle w:val="Numeropagina"/>
       </w:rPr>
@@ -34755,7 +34771,7 @@
 </file>
 
 <file path=word/footer2.xml><?xml version="1.0" encoding="utf-8"?>
-<w:ftr xmlns:wpc="http://schemas.microsoft.com/office/word/2010/wordprocessingCanvas" xmlns:cx="http://schemas.microsoft.com/office/drawing/2014/chartex" xmlns:cx1="http://schemas.microsoft.com/office/drawing/2015/9/8/chartex" xmlns:mc="http://schemas.openxmlformats.org/markup-compatibility/2006" xmlns:o="urn:schemas-microsoft-com:office:office" xmlns:r="http://schemas.openxmlformats.org/officeDocument/2006/relationships" xmlns:m="http://schemas.openxmlformats.org/officeDocument/2006/math" xmlns:v="urn:schemas-microsoft-com:vml" xmlns:wp14="http://schemas.microsoft.com/office/word/2010/wordprocessingDrawing" xmlns:wp="http://schemas.openxmlformats.org/drawingml/2006/wordprocessingDrawing" xmlns:w10="urn:schemas-microsoft-com:office:word" xmlns:w="http://schemas.openxmlformats.org/wordprocessingml/2006/main" xmlns:w14="http://schemas.microsoft.com/office/word/2010/wordml" xmlns:w15="http://schemas.microsoft.com/office/word/2012/wordml" xmlns:w16se="http://schemas.microsoft.com/office/word/2015/wordml/symex" xmlns:wpg="http://schemas.microsoft.com/office/word/2010/wordprocessingGroup" xmlns:wpi="http://schemas.microsoft.com/office/word/2010/wordprocessingInk" xmlns:wne="http://schemas.microsoft.com/office/word/2006/wordml" xmlns:wps="http://schemas.microsoft.com/office/word/2010/wordprocessingShape" xmlns:a="http://schemas.openxmlformats.org/drawingml/2006/main" mc:Ignorable="w14 w15 w16se wp14">
+<w:ftr xmlns:wpc="http://schemas.microsoft.com/office/word/2010/wordprocessingCanvas" xmlns:cx="http://schemas.microsoft.com/office/drawing/2014/chartex" xmlns:cx1="http://schemas.microsoft.com/office/drawing/2015/9/8/chartex" xmlns:mc="http://schemas.openxmlformats.org/markup-compatibility/2006" xmlns:o="urn:schemas-microsoft-com:office:office" xmlns:r="http://schemas.openxmlformats.org/officeDocument/2006/relationships" xmlns:m="http://schemas.openxmlformats.org/officeDocument/2006/math" xmlns:v="urn:schemas-microsoft-com:vml" xmlns:wp14="http://schemas.microsoft.com/office/word/2010/wordprocessingDrawing" xmlns:wp="http://schemas.openxmlformats.org/drawingml/2006/wordprocessingDrawing" xmlns:w10="urn:schemas-microsoft-com:office:word" xmlns:w="http://schemas.openxmlformats.org/wordprocessingml/2006/main" xmlns:w14="http://schemas.microsoft.com/office/word/2010/wordml" xmlns:w15="http://schemas.microsoft.com/office/word/2012/wordml" xmlns:w16se="http://schemas.microsoft.com/office/word/2015/wordml/symex" xmlns:wpg="http://schemas.microsoft.com/office/word/2010/wordprocessingGroup" xmlns:wpi="http://schemas.microsoft.com/office/word/2010/wordprocessingInk" xmlns:wne="http://schemas.microsoft.com/office/word/2006/wordml" xmlns:wps="http://schemas.microsoft.com/office/word/2010/wordprocessingShape" mc:Ignorable="w14 w15 w16se wp14">
   <w:p>
     <w:pPr>
       <w:pStyle w:val="Pidipagina"/>
@@ -34826,7 +34842,7 @@
             </wp:anchor>
           </w:drawing>
         </mc:Choice>
-        <mc:Fallback xmlns:arto="http://schemas.microsoft.com/office/word/2006/arto" xmlns:w16sdtfl="http://schemas.microsoft.com/office/word/2024/wordml/sdtformatlock" xmlns:w16sdtdh="http://schemas.microsoft.com/office/word/2020/wordml/sdtdatahash" xmlns:w16du="http://schemas.microsoft.com/office/word/2023/wordml/word16du" xmlns:w16="http://schemas.microsoft.com/office/word/2018/wordml" xmlns:w16cid="http://schemas.microsoft.com/office/word/2016/wordml/cid" xmlns:w16cex="http://schemas.microsoft.com/office/word/2018/wordml/cex" xmlns:oel="http://schemas.microsoft.com/office/2019/extlst" xmlns:am3d="http://schemas.microsoft.com/office/drawing/2017/model3d" xmlns:aink="http://schemas.microsoft.com/office/drawing/2016/ink" xmlns:cx8="http://schemas.microsoft.com/office/drawing/2016/5/14/chartex" xmlns:cx7="http://schemas.microsoft.com/office/drawing/2016/5/13/chartex" xmlns:cx6="http://schemas.microsoft.com/office/drawing/2016/5/12/chartex" xmlns:cx5="http://schemas.microsoft.com/office/drawing/2016/5/11/chartex" xmlns:cx4="http://schemas.microsoft.com/office/drawing/2016/5/10/chartex" xmlns:cx3="http://schemas.microsoft.com/office/drawing/2016/5/9/chartex" xmlns:cx2="http://schemas.microsoft.com/office/drawing/2015/10/21/chartex">
+        <mc:Fallback xmlns:cx2="http://schemas.microsoft.com/office/drawing/2015/10/21/chartex" xmlns:cx3="http://schemas.microsoft.com/office/drawing/2016/5/9/chartex" xmlns:cx4="http://schemas.microsoft.com/office/drawing/2016/5/10/chartex" xmlns:cx5="http://schemas.microsoft.com/office/drawing/2016/5/11/chartex" xmlns:cx6="http://schemas.microsoft.com/office/drawing/2016/5/12/chartex" xmlns:cx7="http://schemas.microsoft.com/office/drawing/2016/5/13/chartex" xmlns:cx8="http://schemas.microsoft.com/office/drawing/2016/5/14/chartex" xmlns:aink="http://schemas.microsoft.com/office/drawing/2016/ink" xmlns:am3d="http://schemas.microsoft.com/office/drawing/2017/model3d" xmlns:oel="http://schemas.microsoft.com/office/2019/extlst" xmlns:w16cex="http://schemas.microsoft.com/office/word/2018/wordml/cex" xmlns:w16cid="http://schemas.microsoft.com/office/word/2016/wordml/cid" xmlns:w16="http://schemas.microsoft.com/office/word/2018/wordml" xmlns:w16du="http://schemas.microsoft.com/office/word/2023/wordml/word16du" xmlns:w16sdtdh="http://schemas.microsoft.com/office/word/2020/wordml/sdtdatahash" xmlns:w16sdtfl="http://schemas.microsoft.com/office/word/2024/wordml/sdtformatlock" xmlns:arto="http://schemas.microsoft.com/office/word/2006/arto" xmlns:a="http://schemas.openxmlformats.org/drawingml/2006/main">
           <w:pict w14:anchorId="2C069B67">
             <v:line id="Connettore 1 6" style="position:absolute;z-index:251659264;visibility:visible;mso-wrap-style:square;mso-width-percent:0;mso-height-percent:0;mso-wrap-distance-left:9pt;mso-wrap-distance-top:0;mso-wrap-distance-right:9pt;mso-wrap-distance-bottom:0;mso-position-horizontal:absolute;mso-position-horizontal-relative:text;mso-position-vertical:absolute;mso-position-vertical-relative:text;mso-width-percent:0;mso-height-percent:0;mso-width-relative:margin;mso-height-relative:margin" o:spid="_x0000_s1026" strokecolor="#659ed5" strokeweight="1.5pt" from="-4.45pt,-2.35pt" to="483.7pt,-2.35pt" w14:anchorId="3D5DA729" o:gfxdata="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"/>
           </w:pict>
@@ -34837,15 +34853,13 @@
       <w:t>Elaborato di Ingegneria del Software</w:t>
     </w:r>
     <w:r>
-      <w:ptab w:alignment="center" w:relativeTo="margin" w:leader="none"/>
+      <w:ptab w:relativeTo="margin" w:alignment="center" w:leader="none"/>
     </w:r>
     <w:r>
       <w:tab/>
     </w:r>
     <w:r>
       <w:tab/>
-    </w:r>
-    <w:r>
       <w:t xml:space="preserve">Studenti: Attardi Arianna, </w:t>
     </w:r>
   </w:p>
@@ -34859,8 +34873,6 @@
     </w:r>
     <w:r>
       <w:tab/>
-    </w:r>
-    <w:r>
       <w:t xml:space="preserve">Carandente Tartaglia Nicolò, </w:t>
     </w:r>
   </w:p>
@@ -34874,8 +34886,6 @@
     </w:r>
     <w:r>
       <w:tab/>
-    </w:r>
-    <w:r>
       <w:t>Della Gatta Michela.</w:t>
     </w:r>
   </w:p>
@@ -34883,7 +34893,7 @@
 </file>
 
 <file path=word/footer3.xml><?xml version="1.0" encoding="utf-8"?>
-<w:ftr xmlns:wpc="http://schemas.microsoft.com/office/word/2010/wordprocessingCanvas" xmlns:cx="http://schemas.microsoft.com/office/drawing/2014/chartex" xmlns:cx1="http://schemas.microsoft.com/office/drawing/2015/9/8/chartex" xmlns:mc="http://schemas.openxmlformats.org/markup-compatibility/2006" xmlns:o="urn:schemas-microsoft-com:office:office" xmlns:r="http://schemas.openxmlformats.org/officeDocument/2006/relationships" xmlns:m="http://schemas.openxmlformats.org/officeDocument/2006/math" xmlns:v="urn:schemas-microsoft-com:vml" xmlns:wp14="http://schemas.microsoft.com/office/word/2010/wordprocessingDrawing" xmlns:wp="http://schemas.openxmlformats.org/drawingml/2006/wordprocessingDrawing" xmlns:w10="urn:schemas-microsoft-com:office:word" xmlns:w="http://schemas.openxmlformats.org/wordprocessingml/2006/main" xmlns:w14="http://schemas.microsoft.com/office/word/2010/wordml" xmlns:w15="http://schemas.microsoft.com/office/word/2012/wordml" xmlns:w16se="http://schemas.microsoft.com/office/word/2015/wordml/symex" xmlns:wpg="http://schemas.microsoft.com/office/word/2010/wordprocessingGroup" xmlns:wpi="http://schemas.microsoft.com/office/word/2010/wordprocessingInk" xmlns:wne="http://schemas.microsoft.com/office/word/2006/wordml" xmlns:wps="http://schemas.microsoft.com/office/word/2010/wordprocessingShape" xmlns:a="http://schemas.openxmlformats.org/drawingml/2006/main" xmlns:pic="http://schemas.openxmlformats.org/drawingml/2006/picture" xmlns:a14="http://schemas.microsoft.com/office/drawing/2010/main" mc:Ignorable="w14 w15 w16se wp14">
+<w:ftr xmlns:wpc="http://schemas.microsoft.com/office/word/2010/wordprocessingCanvas" xmlns:cx="http://schemas.microsoft.com/office/drawing/2014/chartex" xmlns:cx1="http://schemas.microsoft.com/office/drawing/2015/9/8/chartex" xmlns:mc="http://schemas.openxmlformats.org/markup-compatibility/2006" xmlns:o="urn:schemas-microsoft-com:office:office" xmlns:r="http://schemas.openxmlformats.org/officeDocument/2006/relationships" xmlns:m="http://schemas.openxmlformats.org/officeDocument/2006/math" xmlns:v="urn:schemas-microsoft-com:vml" xmlns:wp14="http://schemas.microsoft.com/office/word/2010/wordprocessingDrawing" xmlns:wp="http://schemas.openxmlformats.org/drawingml/2006/wordprocessingDrawing" xmlns:w10="urn:schemas-microsoft-com:office:word" xmlns:w="http://schemas.openxmlformats.org/wordprocessingml/2006/main" xmlns:w14="http://schemas.microsoft.com/office/word/2010/wordml" xmlns:w15="http://schemas.microsoft.com/office/word/2012/wordml" xmlns:w16se="http://schemas.microsoft.com/office/word/2015/wordml/symex" xmlns:wpg="http://schemas.microsoft.com/office/word/2010/wordprocessingGroup" xmlns:wpi="http://schemas.microsoft.com/office/word/2010/wordprocessingInk" xmlns:wne="http://schemas.microsoft.com/office/word/2006/wordml" xmlns:wps="http://schemas.microsoft.com/office/word/2010/wordprocessingShape" mc:Ignorable="w14 w15 w16se wp14">
   <w:sdt>
     <w:sdtPr>
       <w:rPr>
@@ -34895,11 +34905,16 @@
         <w:docPartUnique/>
       </w:docPartObj>
     </w:sdtPr>
+    <w:sdtEndPr>
+      <w:rPr>
+        <w:rStyle w:val="Numeropagina"/>
+      </w:rPr>
+    </w:sdtEndPr>
     <w:sdtContent>
       <w:p>
         <w:pPr>
           <w:pStyle w:val="Pidipagina"/>
-          <w:framePr w:wrap="none" w:hAnchor="page" w:vAnchor="text" w:x="11261" w:y="7"/>
+          <w:framePr w:wrap="none" w:vAnchor="text" w:hAnchor="page" w:x="11261" w:y="7"/>
           <w:rPr>
             <w:rStyle w:val="Numeropagina"/>
           </w:rPr>
@@ -34927,7 +34942,7 @@
             <w:rStyle w:val="Numeropagina"/>
             <w:noProof/>
           </w:rPr>
-          <w:t>26</w:t>
+          <w:t>23</w:t>
         </w:r>
         <w:r>
           <w:rPr>
@@ -34937,11 +34952,6 @@
         </w:r>
       </w:p>
     </w:sdtContent>
-    <w:sdtEndPr>
-      <w:rPr>
-        <w:rStyle w:val="Numeropagina"/>
-      </w:rPr>
-    </w:sdtEndPr>
   </w:sdt>
   <w:p>
     <w:pPr>
@@ -35012,7 +35022,7 @@
             </wp:anchor>
           </w:drawing>
         </mc:Choice>
-        <mc:Fallback xmlns:arto="http://schemas.microsoft.com/office/word/2006/arto" xmlns:w16sdtfl="http://schemas.microsoft.com/office/word/2024/wordml/sdtformatlock" xmlns:w16sdtdh="http://schemas.microsoft.com/office/word/2020/wordml/sdtdatahash" xmlns:w16du="http://schemas.microsoft.com/office/word/2023/wordml/word16du" xmlns:w16="http://schemas.microsoft.com/office/word/2018/wordml" xmlns:w16cid="http://schemas.microsoft.com/office/word/2016/wordml/cid" xmlns:w16cex="http://schemas.microsoft.com/office/word/2018/wordml/cex" xmlns:oel="http://schemas.microsoft.com/office/2019/extlst" xmlns:am3d="http://schemas.microsoft.com/office/drawing/2017/model3d" xmlns:aink="http://schemas.microsoft.com/office/drawing/2016/ink" xmlns:cx8="http://schemas.microsoft.com/office/drawing/2016/5/14/chartex" xmlns:cx7="http://schemas.microsoft.com/office/drawing/2016/5/13/chartex" xmlns:cx6="http://schemas.microsoft.com/office/drawing/2016/5/12/chartex" xmlns:cx5="http://schemas.microsoft.com/office/drawing/2016/5/11/chartex" xmlns:cx4="http://schemas.microsoft.com/office/drawing/2016/5/10/chartex" xmlns:cx3="http://schemas.microsoft.com/office/drawing/2016/5/9/chartex" xmlns:cx2="http://schemas.microsoft.com/office/drawing/2015/10/21/chartex">
+        <mc:Fallback xmlns:cx2="http://schemas.microsoft.com/office/drawing/2015/10/21/chartex" xmlns:cx3="http://schemas.microsoft.com/office/drawing/2016/5/9/chartex" xmlns:cx4="http://schemas.microsoft.com/office/drawing/2016/5/10/chartex" xmlns:cx5="http://schemas.microsoft.com/office/drawing/2016/5/11/chartex" xmlns:cx6="http://schemas.microsoft.com/office/drawing/2016/5/12/chartex" xmlns:cx7="http://schemas.microsoft.com/office/drawing/2016/5/13/chartex" xmlns:cx8="http://schemas.microsoft.com/office/drawing/2016/5/14/chartex" xmlns:aink="http://schemas.microsoft.com/office/drawing/2016/ink" xmlns:am3d="http://schemas.microsoft.com/office/drawing/2017/model3d" xmlns:oel="http://schemas.microsoft.com/office/2019/extlst" xmlns:w16cex="http://schemas.microsoft.com/office/word/2018/wordml/cex" xmlns:w16cid="http://schemas.microsoft.com/office/word/2016/wordml/cid" xmlns:w16="http://schemas.microsoft.com/office/word/2018/wordml" xmlns:w16du="http://schemas.microsoft.com/office/word/2023/wordml/word16du" xmlns:w16sdtdh="http://schemas.microsoft.com/office/word/2020/wordml/sdtdatahash" xmlns:w16sdtfl="http://schemas.microsoft.com/office/word/2024/wordml/sdtformatlock" xmlns:arto="http://schemas.microsoft.com/office/word/2006/arto" xmlns:a14="http://schemas.microsoft.com/office/drawing/2010/main" xmlns:pic="http://schemas.openxmlformats.org/drawingml/2006/picture" xmlns:a="http://schemas.openxmlformats.org/drawingml/2006/main">
           <w:pict w14:anchorId="70708AE6">
             <v:line id="Connettore 1 6" style="position:absolute;z-index:251661312;visibility:visible;mso-wrap-style:square;mso-width-percent:0;mso-height-percent:0;mso-wrap-distance-left:9pt;mso-wrap-distance-top:0;mso-wrap-distance-right:9pt;mso-wrap-distance-bottom:0;mso-position-horizontal:absolute;mso-position-horizontal-relative:text;mso-position-vertical:absolute;mso-position-vertical-relative:text;mso-width-percent:0;mso-height-percent:0;mso-width-relative:margin;mso-height-relative:margin" o:spid="_x0000_s1026" strokecolor="#659ed5" strokeweight="1.5pt" from="-4.6pt,-3.35pt" to="485.95pt,-3.35pt" w14:anchorId="6EBEDD08" o:gfxdata="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"/>
           </w:pict>
@@ -35084,10 +35094,10 @@
       <w:t>Elaborato di Ingegneria del Software</w:t>
     </w:r>
     <w:r>
-      <w:ptab w:alignment="center" w:relativeTo="margin" w:leader="none"/>
+      <w:ptab w:relativeTo="margin" w:alignment="center" w:leader="none"/>
     </w:r>
     <w:r>
-      <w:ptab w:alignment="right" w:relativeTo="margin" w:leader="none"/>
+      <w:ptab w:relativeTo="margin" w:alignment="right" w:leader="none"/>
     </w:r>
     <w:r>
       <w:t xml:space="preserve">Studenti:, </w:t>
@@ -35097,7 +35107,7 @@
 </file>
 
 <file path=word/footer4.xml><?xml version="1.0" encoding="utf-8"?>
-<w:ftr xmlns:wpc="http://schemas.microsoft.com/office/word/2010/wordprocessingCanvas" xmlns:cx="http://schemas.microsoft.com/office/drawing/2014/chartex" xmlns:cx1="http://schemas.microsoft.com/office/drawing/2015/9/8/chartex" xmlns:mc="http://schemas.openxmlformats.org/markup-compatibility/2006" xmlns:o="urn:schemas-microsoft-com:office:office" xmlns:r="http://schemas.openxmlformats.org/officeDocument/2006/relationships" xmlns:m="http://schemas.openxmlformats.org/officeDocument/2006/math" xmlns:v="urn:schemas-microsoft-com:vml" xmlns:wp14="http://schemas.microsoft.com/office/word/2010/wordprocessingDrawing" xmlns:wp="http://schemas.openxmlformats.org/drawingml/2006/wordprocessingDrawing" xmlns:w10="urn:schemas-microsoft-com:office:word" xmlns:w="http://schemas.openxmlformats.org/wordprocessingml/2006/main" xmlns:w14="http://schemas.microsoft.com/office/word/2010/wordml" xmlns:w15="http://schemas.microsoft.com/office/word/2012/wordml" xmlns:w16se="http://schemas.microsoft.com/office/word/2015/wordml/symex" xmlns:wpg="http://schemas.microsoft.com/office/word/2010/wordprocessingGroup" xmlns:wpi="http://schemas.microsoft.com/office/word/2010/wordprocessingInk" xmlns:wne="http://schemas.microsoft.com/office/word/2006/wordml" xmlns:wps="http://schemas.microsoft.com/office/word/2010/wordprocessingShape" xmlns:a="http://schemas.openxmlformats.org/drawingml/2006/main" xmlns:pic="http://schemas.openxmlformats.org/drawingml/2006/picture" xmlns:a14="http://schemas.microsoft.com/office/drawing/2010/main" mc:Ignorable="w14 w15 w16se wp14">
+<w:ftr xmlns:wpc="http://schemas.microsoft.com/office/word/2010/wordprocessingCanvas" xmlns:cx="http://schemas.microsoft.com/office/drawing/2014/chartex" xmlns:cx1="http://schemas.microsoft.com/office/drawing/2015/9/8/chartex" xmlns:mc="http://schemas.openxmlformats.org/markup-compatibility/2006" xmlns:o="urn:schemas-microsoft-com:office:office" xmlns:r="http://schemas.openxmlformats.org/officeDocument/2006/relationships" xmlns:m="http://schemas.openxmlformats.org/officeDocument/2006/math" xmlns:v="urn:schemas-microsoft-com:vml" xmlns:wp14="http://schemas.microsoft.com/office/word/2010/wordprocessingDrawing" xmlns:wp="http://schemas.openxmlformats.org/drawingml/2006/wordprocessingDrawing" xmlns:w10="urn:schemas-microsoft-com:office:word" xmlns:w="http://schemas.openxmlformats.org/wordprocessingml/2006/main" xmlns:w14="http://schemas.microsoft.com/office/word/2010/wordml" xmlns:w15="http://schemas.microsoft.com/office/word/2012/wordml" xmlns:w16se="http://schemas.microsoft.com/office/word/2015/wordml/symex" xmlns:wpg="http://schemas.microsoft.com/office/word/2010/wordprocessingGroup" xmlns:wpi="http://schemas.microsoft.com/office/word/2010/wordprocessingInk" xmlns:wne="http://schemas.microsoft.com/office/word/2006/wordml" xmlns:wps="http://schemas.microsoft.com/office/word/2010/wordprocessingShape" mc:Ignorable="w14 w15 w16se wp14">
   <w:sdt>
     <w:sdtPr>
       <w:rPr>
@@ -35109,11 +35119,16 @@
         <w:docPartUnique/>
       </w:docPartObj>
     </w:sdtPr>
+    <w:sdtEndPr>
+      <w:rPr>
+        <w:rStyle w:val="Numeropagina"/>
+      </w:rPr>
+    </w:sdtEndPr>
     <w:sdtContent>
       <w:p>
         <w:pPr>
           <w:pStyle w:val="Pidipagina"/>
-          <w:framePr w:wrap="none" w:hAnchor="page" w:vAnchor="text" w:x="16126" w:y="-5"/>
+          <w:framePr w:wrap="none" w:vAnchor="text" w:hAnchor="page" w:x="16126" w:y="-5"/>
           <w:rPr>
             <w:rStyle w:val="Numeropagina"/>
           </w:rPr>
@@ -35151,11 +35166,6 @@
         </w:r>
       </w:p>
     </w:sdtContent>
-    <w:sdtEndPr>
-      <w:rPr>
-        <w:rStyle w:val="Numeropagina"/>
-      </w:rPr>
-    </w:sdtEndPr>
   </w:sdt>
   <w:p>
     <w:pPr>
@@ -35226,7 +35236,7 @@
             </wp:anchor>
           </w:drawing>
         </mc:Choice>
-        <mc:Fallback xmlns:arto="http://schemas.microsoft.com/office/word/2006/arto" xmlns:w16sdtfl="http://schemas.microsoft.com/office/word/2024/wordml/sdtformatlock" xmlns:w16sdtdh="http://schemas.microsoft.com/office/word/2020/wordml/sdtdatahash" xmlns:w16du="http://schemas.microsoft.com/office/word/2023/wordml/word16du" xmlns:w16="http://schemas.microsoft.com/office/word/2018/wordml" xmlns:w16cid="http://schemas.microsoft.com/office/word/2016/wordml/cid" xmlns:w16cex="http://schemas.microsoft.com/office/word/2018/wordml/cex" xmlns:oel="http://schemas.microsoft.com/office/2019/extlst" xmlns:am3d="http://schemas.microsoft.com/office/drawing/2017/model3d" xmlns:aink="http://schemas.microsoft.com/office/drawing/2016/ink" xmlns:cx8="http://schemas.microsoft.com/office/drawing/2016/5/14/chartex" xmlns:cx7="http://schemas.microsoft.com/office/drawing/2016/5/13/chartex" xmlns:cx6="http://schemas.microsoft.com/office/drawing/2016/5/12/chartex" xmlns:cx5="http://schemas.microsoft.com/office/drawing/2016/5/11/chartex" xmlns:cx4="http://schemas.microsoft.com/office/drawing/2016/5/10/chartex" xmlns:cx3="http://schemas.microsoft.com/office/drawing/2016/5/9/chartex" xmlns:cx2="http://schemas.microsoft.com/office/drawing/2015/10/21/chartex">
+        <mc:Fallback xmlns:cx2="http://schemas.microsoft.com/office/drawing/2015/10/21/chartex" xmlns:cx3="http://schemas.microsoft.com/office/drawing/2016/5/9/chartex" xmlns:cx4="http://schemas.microsoft.com/office/drawing/2016/5/10/chartex" xmlns:cx5="http://schemas.microsoft.com/office/drawing/2016/5/11/chartex" xmlns:cx6="http://schemas.microsoft.com/office/drawing/2016/5/12/chartex" xmlns:cx7="http://schemas.microsoft.com/office/drawing/2016/5/13/chartex" xmlns:cx8="http://schemas.microsoft.com/office/drawing/2016/5/14/chartex" xmlns:aink="http://schemas.microsoft.com/office/drawing/2016/ink" xmlns:am3d="http://schemas.microsoft.com/office/drawing/2017/model3d" xmlns:oel="http://schemas.microsoft.com/office/2019/extlst" xmlns:w16cex="http://schemas.microsoft.com/office/word/2018/wordml/cex" xmlns:w16cid="http://schemas.microsoft.com/office/word/2016/wordml/cid" xmlns:w16="http://schemas.microsoft.com/office/word/2018/wordml" xmlns:w16du="http://schemas.microsoft.com/office/word/2023/wordml/word16du" xmlns:w16sdtdh="http://schemas.microsoft.com/office/word/2020/wordml/sdtdatahash" xmlns:w16sdtfl="http://schemas.microsoft.com/office/word/2024/wordml/sdtformatlock" xmlns:arto="http://schemas.microsoft.com/office/word/2006/arto" xmlns:a14="http://schemas.microsoft.com/office/drawing/2010/main" xmlns:pic="http://schemas.openxmlformats.org/drawingml/2006/picture" xmlns:a="http://schemas.openxmlformats.org/drawingml/2006/main">
           <w:pict w14:anchorId="7EEC8D66">
             <v:line id="Connettore 1 6" style="position:absolute;z-index:251664384;visibility:visible;mso-wrap-style:square;mso-width-percent:0;mso-height-percent:0;mso-wrap-distance-left:9pt;mso-wrap-distance-top:0;mso-wrap-distance-right:9pt;mso-wrap-distance-bottom:0;mso-position-horizontal:absolute;mso-position-horizontal-relative:text;mso-position-vertical:absolute;mso-position-vertical-relative:text;mso-width-percent:0;mso-height-percent:0;mso-width-relative:margin;mso-height-relative:margin" o:spid="_x0000_s1026" strokecolor="#659ed5" strokeweight="1.5pt" from="-4.85pt,-3.05pt" to="706.15pt,-3.05pt" w14:anchorId="592E0DAD" o:gfxdata="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"/>
           </w:pict>
@@ -35298,10 +35308,10 @@
       <w:t>Elaborato di Ingegneria del Software</w:t>
     </w:r>
     <w:r>
-      <w:ptab w:alignment="center" w:relativeTo="margin" w:leader="none"/>
+      <w:ptab w:relativeTo="margin" w:alignment="center" w:leader="none"/>
     </w:r>
     <w:r>
-      <w:ptab w:alignment="right" w:relativeTo="margin" w:leader="none"/>
+      <w:ptab w:relativeTo="margin" w:alignment="right" w:leader="none"/>
     </w:r>
   </w:p>
   <w:p>
@@ -35495,7 +35505,7 @@
         <w:ind w:left="720" w:hanging="360"/>
       </w:pPr>
       <w:rPr>
-        <w:rFonts w:hint="default" w:ascii="Symbol" w:hAnsi="Symbol"/>
+        <w:rFonts w:ascii="Symbol" w:hAnsi="Symbol" w:hint="default"/>
       </w:rPr>
     </w:lvl>
     <w:lvl w:ilvl="1" w:tplc="04100003" w:tentative="1">
@@ -35507,7 +35517,7 @@
         <w:ind w:left="1440" w:hanging="360"/>
       </w:pPr>
       <w:rPr>
-        <w:rFonts w:hint="default" w:ascii="Courier New" w:hAnsi="Courier New" w:cs="Courier New"/>
+        <w:rFonts w:ascii="Courier New" w:hAnsi="Courier New" w:cs="Courier New" w:hint="default"/>
       </w:rPr>
     </w:lvl>
     <w:lvl w:ilvl="2" w:tplc="04100005" w:tentative="1">
@@ -35519,7 +35529,7 @@
         <w:ind w:left="2160" w:hanging="360"/>
       </w:pPr>
       <w:rPr>
-        <w:rFonts w:hint="default" w:ascii="Wingdings" w:hAnsi="Wingdings"/>
+        <w:rFonts w:ascii="Wingdings" w:hAnsi="Wingdings" w:hint="default"/>
       </w:rPr>
     </w:lvl>
     <w:lvl w:ilvl="3" w:tplc="04100001" w:tentative="1">
@@ -35531,7 +35541,7 @@
         <w:ind w:left="2880" w:hanging="360"/>
       </w:pPr>
       <w:rPr>
-        <w:rFonts w:hint="default" w:ascii="Symbol" w:hAnsi="Symbol"/>
+        <w:rFonts w:ascii="Symbol" w:hAnsi="Symbol" w:hint="default"/>
       </w:rPr>
     </w:lvl>
     <w:lvl w:ilvl="4" w:tplc="04100003" w:tentative="1">
@@ -35543,7 +35553,7 @@
         <w:ind w:left="3600" w:hanging="360"/>
       </w:pPr>
       <w:rPr>
-        <w:rFonts w:hint="default" w:ascii="Courier New" w:hAnsi="Courier New" w:cs="Courier New"/>
+        <w:rFonts w:ascii="Courier New" w:hAnsi="Courier New" w:cs="Courier New" w:hint="default"/>
       </w:rPr>
     </w:lvl>
     <w:lvl w:ilvl="5" w:tplc="04100005" w:tentative="1">
@@ -35555,7 +35565,7 @@
         <w:ind w:left="4320" w:hanging="360"/>
       </w:pPr>
       <w:rPr>
-        <w:rFonts w:hint="default" w:ascii="Wingdings" w:hAnsi="Wingdings"/>
+        <w:rFonts w:ascii="Wingdings" w:hAnsi="Wingdings" w:hint="default"/>
       </w:rPr>
     </w:lvl>
     <w:lvl w:ilvl="6" w:tplc="04100001" w:tentative="1">
@@ -35567,7 +35577,7 @@
         <w:ind w:left="5040" w:hanging="360"/>
       </w:pPr>
       <w:rPr>
-        <w:rFonts w:hint="default" w:ascii="Symbol" w:hAnsi="Symbol"/>
+        <w:rFonts w:ascii="Symbol" w:hAnsi="Symbol" w:hint="default"/>
       </w:rPr>
     </w:lvl>
     <w:lvl w:ilvl="7" w:tplc="04100003" w:tentative="1">
@@ -35579,7 +35589,7 @@
         <w:ind w:left="5760" w:hanging="360"/>
       </w:pPr>
       <w:rPr>
-        <w:rFonts w:hint="default" w:ascii="Courier New" w:hAnsi="Courier New" w:cs="Courier New"/>
+        <w:rFonts w:ascii="Courier New" w:hAnsi="Courier New" w:cs="Courier New" w:hint="default"/>
       </w:rPr>
     </w:lvl>
     <w:lvl w:ilvl="8" w:tplc="04100005" w:tentative="1">
@@ -35591,7 +35601,7 @@
         <w:ind w:left="6480" w:hanging="360"/>
       </w:pPr>
       <w:rPr>
-        <w:rFonts w:hint="default" w:ascii="Wingdings" w:hAnsi="Wingdings"/>
+        <w:rFonts w:ascii="Wingdings" w:hAnsi="Wingdings" w:hint="default"/>
       </w:rPr>
     </w:lvl>
   </w:abstractNum>
@@ -35817,7 +35827,7 @@
         <w:ind w:left="720" w:hanging="360"/>
       </w:pPr>
       <w:rPr>
-        <w:rFonts w:hint="default" w:ascii="Symbol" w:hAnsi="Symbol"/>
+        <w:rFonts w:ascii="Symbol" w:hAnsi="Symbol" w:hint="default"/>
         <w:sz w:val="20"/>
       </w:rPr>
     </w:lvl>
@@ -35833,7 +35843,7 @@
         <w:ind w:left="1440" w:hanging="360"/>
       </w:pPr>
       <w:rPr>
-        <w:rFonts w:hint="default" w:ascii="Courier New" w:hAnsi="Courier New"/>
+        <w:rFonts w:ascii="Courier New" w:hAnsi="Courier New" w:hint="default"/>
         <w:sz w:val="20"/>
       </w:rPr>
     </w:lvl>
@@ -35849,7 +35859,7 @@
         <w:ind w:left="2160" w:hanging="360"/>
       </w:pPr>
       <w:rPr>
-        <w:rFonts w:hint="default" w:ascii="Wingdings" w:hAnsi="Wingdings"/>
+        <w:rFonts w:ascii="Wingdings" w:hAnsi="Wingdings" w:hint="default"/>
         <w:sz w:val="20"/>
       </w:rPr>
     </w:lvl>
@@ -35865,7 +35875,7 @@
         <w:ind w:left="2880" w:hanging="360"/>
       </w:pPr>
       <w:rPr>
-        <w:rFonts w:hint="default" w:ascii="Wingdings" w:hAnsi="Wingdings"/>
+        <w:rFonts w:ascii="Wingdings" w:hAnsi="Wingdings" w:hint="default"/>
         <w:sz w:val="20"/>
       </w:rPr>
     </w:lvl>
@@ -35881,7 +35891,7 @@
         <w:ind w:left="3600" w:hanging="360"/>
       </w:pPr>
       <w:rPr>
-        <w:rFonts w:hint="default" w:ascii="Wingdings" w:hAnsi="Wingdings"/>
+        <w:rFonts w:ascii="Wingdings" w:hAnsi="Wingdings" w:hint="default"/>
         <w:sz w:val="20"/>
       </w:rPr>
     </w:lvl>
@@ -35897,7 +35907,7 @@
         <w:ind w:left="4320" w:hanging="360"/>
       </w:pPr>
       <w:rPr>
-        <w:rFonts w:hint="default" w:ascii="Wingdings" w:hAnsi="Wingdings"/>
+        <w:rFonts w:ascii="Wingdings" w:hAnsi="Wingdings" w:hint="default"/>
         <w:sz w:val="20"/>
       </w:rPr>
     </w:lvl>
@@ -35913,7 +35923,7 @@
         <w:ind w:left="5040" w:hanging="360"/>
       </w:pPr>
       <w:rPr>
-        <w:rFonts w:hint="default" w:ascii="Wingdings" w:hAnsi="Wingdings"/>
+        <w:rFonts w:ascii="Wingdings" w:hAnsi="Wingdings" w:hint="default"/>
         <w:sz w:val="20"/>
       </w:rPr>
     </w:lvl>
@@ -35929,7 +35939,7 @@
         <w:ind w:left="5760" w:hanging="360"/>
       </w:pPr>
       <w:rPr>
-        <w:rFonts w:hint="default" w:ascii="Wingdings" w:hAnsi="Wingdings"/>
+        <w:rFonts w:ascii="Wingdings" w:hAnsi="Wingdings" w:hint="default"/>
         <w:sz w:val="20"/>
       </w:rPr>
     </w:lvl>
@@ -35945,7 +35955,7 @@
         <w:ind w:left="6480" w:hanging="360"/>
       </w:pPr>
       <w:rPr>
-        <w:rFonts w:hint="default" w:ascii="Wingdings" w:hAnsi="Wingdings"/>
+        <w:rFonts w:ascii="Wingdings" w:hAnsi="Wingdings" w:hint="default"/>
         <w:sz w:val="20"/>
       </w:rPr>
     </w:lvl>
@@ -36581,7 +36591,7 @@
         <w:ind w:left="720" w:hanging="360"/>
       </w:pPr>
       <w:rPr>
-        <w:rFonts w:hint="default" w:ascii="Symbol" w:hAnsi="Symbol"/>
+        <w:rFonts w:ascii="Symbol" w:hAnsi="Symbol" w:hint="default"/>
         <w:sz w:val="20"/>
       </w:rPr>
     </w:lvl>
@@ -36597,7 +36607,7 @@
         <w:ind w:left="1440" w:hanging="360"/>
       </w:pPr>
       <w:rPr>
-        <w:rFonts w:hint="default" w:ascii="Courier New" w:hAnsi="Courier New"/>
+        <w:rFonts w:ascii="Courier New" w:hAnsi="Courier New" w:hint="default"/>
         <w:sz w:val="20"/>
       </w:rPr>
     </w:lvl>
@@ -36613,7 +36623,7 @@
         <w:ind w:left="2160" w:hanging="360"/>
       </w:pPr>
       <w:rPr>
-        <w:rFonts w:hint="default" w:ascii="Wingdings" w:hAnsi="Wingdings"/>
+        <w:rFonts w:ascii="Wingdings" w:hAnsi="Wingdings" w:hint="default"/>
         <w:sz w:val="20"/>
       </w:rPr>
     </w:lvl>
@@ -36629,7 +36639,7 @@
         <w:ind w:left="2880" w:hanging="360"/>
       </w:pPr>
       <w:rPr>
-        <w:rFonts w:hint="default" w:ascii="Wingdings" w:hAnsi="Wingdings"/>
+        <w:rFonts w:ascii="Wingdings" w:hAnsi="Wingdings" w:hint="default"/>
         <w:sz w:val="20"/>
       </w:rPr>
     </w:lvl>
@@ -36645,7 +36655,7 @@
         <w:ind w:left="3600" w:hanging="360"/>
       </w:pPr>
       <w:rPr>
-        <w:rFonts w:hint="default" w:ascii="Wingdings" w:hAnsi="Wingdings"/>
+        <w:rFonts w:ascii="Wingdings" w:hAnsi="Wingdings" w:hint="default"/>
         <w:sz w:val="20"/>
       </w:rPr>
     </w:lvl>
@@ -36661,7 +36671,7 @@
         <w:ind w:left="4320" w:hanging="360"/>
       </w:pPr>
       <w:rPr>
-        <w:rFonts w:hint="default" w:ascii="Wingdings" w:hAnsi="Wingdings"/>
+        <w:rFonts w:ascii="Wingdings" w:hAnsi="Wingdings" w:hint="default"/>
         <w:sz w:val="20"/>
       </w:rPr>
     </w:lvl>
@@ -36677,7 +36687,7 @@
         <w:ind w:left="5040" w:hanging="360"/>
       </w:pPr>
       <w:rPr>
-        <w:rFonts w:hint="default" w:ascii="Wingdings" w:hAnsi="Wingdings"/>
+        <w:rFonts w:ascii="Wingdings" w:hAnsi="Wingdings" w:hint="default"/>
         <w:sz w:val="20"/>
       </w:rPr>
     </w:lvl>
@@ -36693,7 +36703,7 @@
         <w:ind w:left="5760" w:hanging="360"/>
       </w:pPr>
       <w:rPr>
-        <w:rFonts w:hint="default" w:ascii="Wingdings" w:hAnsi="Wingdings"/>
+        <w:rFonts w:ascii="Wingdings" w:hAnsi="Wingdings" w:hint="default"/>
         <w:sz w:val="20"/>
       </w:rPr>
     </w:lvl>
@@ -36709,7 +36719,7 @@
         <w:ind w:left="6480" w:hanging="360"/>
       </w:pPr>
       <w:rPr>
-        <w:rFonts w:hint="default" w:ascii="Wingdings" w:hAnsi="Wingdings"/>
+        <w:rFonts w:ascii="Wingdings" w:hAnsi="Wingdings" w:hint="default"/>
         <w:sz w:val="20"/>
       </w:rPr>
     </w:lvl>
@@ -37405,7 +37415,7 @@
         <w:ind w:left="720" w:hanging="360"/>
       </w:pPr>
       <w:rPr>
-        <w:rFonts w:hint="default" w:ascii="Symbol" w:hAnsi="Symbol"/>
+        <w:rFonts w:ascii="Symbol" w:hAnsi="Symbol" w:hint="default"/>
       </w:rPr>
     </w:lvl>
     <w:lvl w:ilvl="1" w:tplc="04100003" w:tentative="1">
@@ -37417,7 +37427,7 @@
         <w:ind w:left="1440" w:hanging="360"/>
       </w:pPr>
       <w:rPr>
-        <w:rFonts w:hint="default" w:ascii="Courier New" w:hAnsi="Courier New" w:cs="Courier New"/>
+        <w:rFonts w:ascii="Courier New" w:hAnsi="Courier New" w:cs="Courier New" w:hint="default"/>
       </w:rPr>
     </w:lvl>
     <w:lvl w:ilvl="2" w:tplc="04100005" w:tentative="1">
@@ -37429,7 +37439,7 @@
         <w:ind w:left="2160" w:hanging="360"/>
       </w:pPr>
       <w:rPr>
-        <w:rFonts w:hint="default" w:ascii="Wingdings" w:hAnsi="Wingdings"/>
+        <w:rFonts w:ascii="Wingdings" w:hAnsi="Wingdings" w:hint="default"/>
       </w:rPr>
     </w:lvl>
     <w:lvl w:ilvl="3" w:tplc="04100001" w:tentative="1">
@@ -37441,7 +37451,7 @@
         <w:ind w:left="2880" w:hanging="360"/>
       </w:pPr>
       <w:rPr>
-        <w:rFonts w:hint="default" w:ascii="Symbol" w:hAnsi="Symbol"/>
+        <w:rFonts w:ascii="Symbol" w:hAnsi="Symbol" w:hint="default"/>
       </w:rPr>
     </w:lvl>
     <w:lvl w:ilvl="4" w:tplc="04100003" w:tentative="1">
@@ -37453,7 +37463,7 @@
         <w:ind w:left="3600" w:hanging="360"/>
       </w:pPr>
       <w:rPr>
-        <w:rFonts w:hint="default" w:ascii="Courier New" w:hAnsi="Courier New" w:cs="Courier New"/>
+        <w:rFonts w:ascii="Courier New" w:hAnsi="Courier New" w:cs="Courier New" w:hint="default"/>
       </w:rPr>
     </w:lvl>
     <w:lvl w:ilvl="5" w:tplc="04100005" w:tentative="1">
@@ -37465,7 +37475,7 @@
         <w:ind w:left="4320" w:hanging="360"/>
       </w:pPr>
       <w:rPr>
-        <w:rFonts w:hint="default" w:ascii="Wingdings" w:hAnsi="Wingdings"/>
+        <w:rFonts w:ascii="Wingdings" w:hAnsi="Wingdings" w:hint="default"/>
       </w:rPr>
     </w:lvl>
     <w:lvl w:ilvl="6" w:tplc="04100001" w:tentative="1">
@@ -37477,7 +37487,7 @@
         <w:ind w:left="5040" w:hanging="360"/>
       </w:pPr>
       <w:rPr>
-        <w:rFonts w:hint="default" w:ascii="Symbol" w:hAnsi="Symbol"/>
+        <w:rFonts w:ascii="Symbol" w:hAnsi="Symbol" w:hint="default"/>
       </w:rPr>
     </w:lvl>
     <w:lvl w:ilvl="7" w:tplc="04100003" w:tentative="1">
@@ -37489,7 +37499,7 @@
         <w:ind w:left="5760" w:hanging="360"/>
       </w:pPr>
       <w:rPr>
-        <w:rFonts w:hint="default" w:ascii="Courier New" w:hAnsi="Courier New" w:cs="Courier New"/>
+        <w:rFonts w:ascii="Courier New" w:hAnsi="Courier New" w:cs="Courier New" w:hint="default"/>
       </w:rPr>
     </w:lvl>
     <w:lvl w:ilvl="8" w:tplc="04100005" w:tentative="1">
@@ -37501,7 +37511,7 @@
         <w:ind w:left="6480" w:hanging="360"/>
       </w:pPr>
       <w:rPr>
-        <w:rFonts w:hint="default" w:ascii="Wingdings" w:hAnsi="Wingdings"/>
+        <w:rFonts w:ascii="Wingdings" w:hAnsi="Wingdings" w:hint="default"/>
       </w:rPr>
     </w:lvl>
   </w:abstractNum>
@@ -37752,7 +37762,7 @@
         <w:ind w:left="720" w:hanging="360"/>
       </w:pPr>
       <w:rPr>
-        <w:rFonts w:hint="default" w:ascii="Symbol" w:hAnsi="Symbol"/>
+        <w:rFonts w:ascii="Symbol" w:hAnsi="Symbol" w:hint="default"/>
         <w:sz w:val="20"/>
       </w:rPr>
     </w:lvl>
@@ -37768,7 +37778,7 @@
         <w:ind w:left="1440" w:hanging="360"/>
       </w:pPr>
       <w:rPr>
-        <w:rFonts w:hint="default" w:ascii="Courier New" w:hAnsi="Courier New"/>
+        <w:rFonts w:ascii="Courier New" w:hAnsi="Courier New" w:hint="default"/>
         <w:sz w:val="20"/>
       </w:rPr>
     </w:lvl>
@@ -37784,7 +37794,7 @@
         <w:ind w:left="2160" w:hanging="360"/>
       </w:pPr>
       <w:rPr>
-        <w:rFonts w:hint="default" w:ascii="Wingdings" w:hAnsi="Wingdings"/>
+        <w:rFonts w:ascii="Wingdings" w:hAnsi="Wingdings" w:hint="default"/>
         <w:sz w:val="20"/>
       </w:rPr>
     </w:lvl>
@@ -37800,7 +37810,7 @@
         <w:ind w:left="2880" w:hanging="360"/>
       </w:pPr>
       <w:rPr>
-        <w:rFonts w:hint="default" w:ascii="Wingdings" w:hAnsi="Wingdings"/>
+        <w:rFonts w:ascii="Wingdings" w:hAnsi="Wingdings" w:hint="default"/>
         <w:sz w:val="20"/>
       </w:rPr>
     </w:lvl>
@@ -37816,7 +37826,7 @@
         <w:ind w:left="3600" w:hanging="360"/>
       </w:pPr>
       <w:rPr>
-        <w:rFonts w:hint="default" w:ascii="Wingdings" w:hAnsi="Wingdings"/>
+        <w:rFonts w:ascii="Wingdings" w:hAnsi="Wingdings" w:hint="default"/>
         <w:sz w:val="20"/>
       </w:rPr>
     </w:lvl>
@@ -37832,7 +37842,7 @@
         <w:ind w:left="4320" w:hanging="360"/>
       </w:pPr>
       <w:rPr>
-        <w:rFonts w:hint="default" w:ascii="Wingdings" w:hAnsi="Wingdings"/>
+        <w:rFonts w:ascii="Wingdings" w:hAnsi="Wingdings" w:hint="default"/>
         <w:sz w:val="20"/>
       </w:rPr>
     </w:lvl>
@@ -37848,7 +37858,7 @@
         <w:ind w:left="5040" w:hanging="360"/>
       </w:pPr>
       <w:rPr>
-        <w:rFonts w:hint="default" w:ascii="Wingdings" w:hAnsi="Wingdings"/>
+        <w:rFonts w:ascii="Wingdings" w:hAnsi="Wingdings" w:hint="default"/>
         <w:sz w:val="20"/>
       </w:rPr>
     </w:lvl>
@@ -37864,7 +37874,7 @@
         <w:ind w:left="5760" w:hanging="360"/>
       </w:pPr>
       <w:rPr>
-        <w:rFonts w:hint="default" w:ascii="Wingdings" w:hAnsi="Wingdings"/>
+        <w:rFonts w:ascii="Wingdings" w:hAnsi="Wingdings" w:hint="default"/>
         <w:sz w:val="20"/>
       </w:rPr>
     </w:lvl>
@@ -37880,7 +37890,7 @@
         <w:ind w:left="6480" w:hanging="360"/>
       </w:pPr>
       <w:rPr>
-        <w:rFonts w:hint="default" w:ascii="Wingdings" w:hAnsi="Wingdings"/>
+        <w:rFonts w:ascii="Wingdings" w:hAnsi="Wingdings" w:hint="default"/>
         <w:sz w:val="20"/>
       </w:rPr>
     </w:lvl>
@@ -38367,7 +38377,7 @@
         <w:ind w:left="720" w:hanging="360"/>
       </w:pPr>
       <w:rPr>
-        <w:rFonts w:hint="default" w:ascii="Symbol" w:hAnsi="Symbol"/>
+        <w:rFonts w:ascii="Symbol" w:hAnsi="Symbol" w:hint="default"/>
         <w:sz w:val="20"/>
       </w:rPr>
     </w:lvl>
@@ -38383,7 +38393,7 @@
         <w:ind w:left="1440" w:hanging="360"/>
       </w:pPr>
       <w:rPr>
-        <w:rFonts w:hint="default" w:ascii="Courier New" w:hAnsi="Courier New"/>
+        <w:rFonts w:ascii="Courier New" w:hAnsi="Courier New" w:hint="default"/>
         <w:sz w:val="20"/>
       </w:rPr>
     </w:lvl>
@@ -38399,7 +38409,7 @@
         <w:ind w:left="2160" w:hanging="360"/>
       </w:pPr>
       <w:rPr>
-        <w:rFonts w:hint="default" w:ascii="Wingdings" w:hAnsi="Wingdings"/>
+        <w:rFonts w:ascii="Wingdings" w:hAnsi="Wingdings" w:hint="default"/>
         <w:sz w:val="20"/>
       </w:rPr>
     </w:lvl>
@@ -38415,7 +38425,7 @@
         <w:ind w:left="2880" w:hanging="360"/>
       </w:pPr>
       <w:rPr>
-        <w:rFonts w:hint="default" w:ascii="Wingdings" w:hAnsi="Wingdings"/>
+        <w:rFonts w:ascii="Wingdings" w:hAnsi="Wingdings" w:hint="default"/>
         <w:sz w:val="20"/>
       </w:rPr>
     </w:lvl>
@@ -38431,7 +38441,7 @@
         <w:ind w:left="3600" w:hanging="360"/>
       </w:pPr>
       <w:rPr>
-        <w:rFonts w:hint="default" w:ascii="Wingdings" w:hAnsi="Wingdings"/>
+        <w:rFonts w:ascii="Wingdings" w:hAnsi="Wingdings" w:hint="default"/>
         <w:sz w:val="20"/>
       </w:rPr>
     </w:lvl>
@@ -38447,7 +38457,7 @@
         <w:ind w:left="4320" w:hanging="360"/>
       </w:pPr>
       <w:rPr>
-        <w:rFonts w:hint="default" w:ascii="Wingdings" w:hAnsi="Wingdings"/>
+        <w:rFonts w:ascii="Wingdings" w:hAnsi="Wingdings" w:hint="default"/>
         <w:sz w:val="20"/>
       </w:rPr>
     </w:lvl>
@@ -38463,7 +38473,7 @@
         <w:ind w:left="5040" w:hanging="360"/>
       </w:pPr>
       <w:rPr>
-        <w:rFonts w:hint="default" w:ascii="Wingdings" w:hAnsi="Wingdings"/>
+        <w:rFonts w:ascii="Wingdings" w:hAnsi="Wingdings" w:hint="default"/>
         <w:sz w:val="20"/>
       </w:rPr>
     </w:lvl>
@@ -38479,7 +38489,7 @@
         <w:ind w:left="5760" w:hanging="360"/>
       </w:pPr>
       <w:rPr>
-        <w:rFonts w:hint="default" w:ascii="Wingdings" w:hAnsi="Wingdings"/>
+        <w:rFonts w:ascii="Wingdings" w:hAnsi="Wingdings" w:hint="default"/>
         <w:sz w:val="20"/>
       </w:rPr>
     </w:lvl>
@@ -38495,7 +38505,7 @@
         <w:ind w:left="6480" w:hanging="360"/>
       </w:pPr>
       <w:rPr>
-        <w:rFonts w:hint="default" w:ascii="Wingdings" w:hAnsi="Wingdings"/>
+        <w:rFonts w:ascii="Wingdings" w:hAnsi="Wingdings" w:hint="default"/>
         <w:sz w:val="20"/>
       </w:rPr>
     </w:lvl>
@@ -38513,7 +38523,7 @@
         <w:ind w:left="360" w:hanging="360"/>
       </w:pPr>
       <w:rPr>
-        <w:rFonts w:hint="default" w:ascii="Wingdings" w:hAnsi="Wingdings"/>
+        <w:rFonts w:ascii="Wingdings" w:hAnsi="Wingdings" w:hint="default"/>
       </w:rPr>
     </w:lvl>
     <w:lvl w:ilvl="1" w:tplc="FFFFFFFF" w:tentative="1">
@@ -38525,7 +38535,7 @@
         <w:ind w:left="1440" w:hanging="360"/>
       </w:pPr>
       <w:rPr>
-        <w:rFonts w:hint="default" w:ascii="Courier New" w:hAnsi="Courier New" w:cs="Courier New"/>
+        <w:rFonts w:ascii="Courier New" w:hAnsi="Courier New" w:cs="Courier New" w:hint="default"/>
       </w:rPr>
     </w:lvl>
     <w:lvl w:ilvl="2" w:tplc="FFFFFFFF" w:tentative="1">
@@ -38537,7 +38547,7 @@
         <w:ind w:left="2160" w:hanging="360"/>
       </w:pPr>
       <w:rPr>
-        <w:rFonts w:hint="default" w:ascii="Wingdings" w:hAnsi="Wingdings"/>
+        <w:rFonts w:ascii="Wingdings" w:hAnsi="Wingdings" w:hint="default"/>
       </w:rPr>
     </w:lvl>
     <w:lvl w:ilvl="3" w:tplc="FFFFFFFF" w:tentative="1">
@@ -38549,7 +38559,7 @@
         <w:ind w:left="2880" w:hanging="360"/>
       </w:pPr>
       <w:rPr>
-        <w:rFonts w:hint="default" w:ascii="Symbol" w:hAnsi="Symbol"/>
+        <w:rFonts w:ascii="Symbol" w:hAnsi="Symbol" w:hint="default"/>
       </w:rPr>
     </w:lvl>
     <w:lvl w:ilvl="4" w:tplc="FFFFFFFF" w:tentative="1">
@@ -38561,7 +38571,7 @@
         <w:ind w:left="3600" w:hanging="360"/>
       </w:pPr>
       <w:rPr>
-        <w:rFonts w:hint="default" w:ascii="Courier New" w:hAnsi="Courier New" w:cs="Courier New"/>
+        <w:rFonts w:ascii="Courier New" w:hAnsi="Courier New" w:cs="Courier New" w:hint="default"/>
       </w:rPr>
     </w:lvl>
     <w:lvl w:ilvl="5" w:tplc="FFFFFFFF" w:tentative="1">
@@ -38573,7 +38583,7 @@
         <w:ind w:left="4320" w:hanging="360"/>
       </w:pPr>
       <w:rPr>
-        <w:rFonts w:hint="default" w:ascii="Wingdings" w:hAnsi="Wingdings"/>
+        <w:rFonts w:ascii="Wingdings" w:hAnsi="Wingdings" w:hint="default"/>
       </w:rPr>
     </w:lvl>
     <w:lvl w:ilvl="6" w:tplc="FFFFFFFF" w:tentative="1">
@@ -38585,7 +38595,7 @@
         <w:ind w:left="5040" w:hanging="360"/>
       </w:pPr>
       <w:rPr>
-        <w:rFonts w:hint="default" w:ascii="Symbol" w:hAnsi="Symbol"/>
+        <w:rFonts w:ascii="Symbol" w:hAnsi="Symbol" w:hint="default"/>
       </w:rPr>
     </w:lvl>
     <w:lvl w:ilvl="7" w:tplc="FFFFFFFF" w:tentative="1">
@@ -38597,7 +38607,7 @@
         <w:ind w:left="5760" w:hanging="360"/>
       </w:pPr>
       <w:rPr>
-        <w:rFonts w:hint="default" w:ascii="Courier New" w:hAnsi="Courier New" w:cs="Courier New"/>
+        <w:rFonts w:ascii="Courier New" w:hAnsi="Courier New" w:cs="Courier New" w:hint="default"/>
       </w:rPr>
     </w:lvl>
     <w:lvl w:ilvl="8" w:tplc="FFFFFFFF" w:tentative="1">
@@ -38609,7 +38619,7 @@
         <w:ind w:left="6480" w:hanging="360"/>
       </w:pPr>
       <w:rPr>
-        <w:rFonts w:hint="default" w:ascii="Wingdings" w:hAnsi="Wingdings"/>
+        <w:rFonts w:ascii="Wingdings" w:hAnsi="Wingdings" w:hint="default"/>
       </w:rPr>
     </w:lvl>
   </w:abstractNum>
@@ -39265,7 +39275,7 @@
         <w:ind w:left="720" w:hanging="360"/>
       </w:pPr>
       <w:rPr>
-        <w:rFonts w:hint="default" w:ascii="Symbol" w:hAnsi="Symbol"/>
+        <w:rFonts w:ascii="Symbol" w:hAnsi="Symbol" w:hint="default"/>
       </w:rPr>
     </w:lvl>
     <w:lvl w:ilvl="1" w:tplc="04100003" w:tentative="1">
@@ -39277,7 +39287,7 @@
         <w:ind w:left="1440" w:hanging="360"/>
       </w:pPr>
       <w:rPr>
-        <w:rFonts w:hint="default" w:ascii="Courier New" w:hAnsi="Courier New" w:cs="Courier New"/>
+        <w:rFonts w:ascii="Courier New" w:hAnsi="Courier New" w:cs="Courier New" w:hint="default"/>
       </w:rPr>
     </w:lvl>
     <w:lvl w:ilvl="2" w:tplc="04100005">
@@ -39289,7 +39299,7 @@
         <w:ind w:left="2160" w:hanging="360"/>
       </w:pPr>
       <w:rPr>
-        <w:rFonts w:hint="default" w:ascii="Wingdings" w:hAnsi="Wingdings"/>
+        <w:rFonts w:ascii="Wingdings" w:hAnsi="Wingdings" w:hint="default"/>
       </w:rPr>
     </w:lvl>
     <w:lvl w:ilvl="3" w:tplc="04100001">
@@ -39301,7 +39311,7 @@
         <w:ind w:left="2880" w:hanging="360"/>
       </w:pPr>
       <w:rPr>
-        <w:rFonts w:hint="default" w:ascii="Symbol" w:hAnsi="Symbol"/>
+        <w:rFonts w:ascii="Symbol" w:hAnsi="Symbol" w:hint="default"/>
       </w:rPr>
     </w:lvl>
     <w:lvl w:ilvl="4" w:tplc="04100003" w:tentative="1">
@@ -39313,7 +39323,7 @@
         <w:ind w:left="3600" w:hanging="360"/>
       </w:pPr>
       <w:rPr>
-        <w:rFonts w:hint="default" w:ascii="Courier New" w:hAnsi="Courier New" w:cs="Courier New"/>
+        <w:rFonts w:ascii="Courier New" w:hAnsi="Courier New" w:cs="Courier New" w:hint="default"/>
       </w:rPr>
     </w:lvl>
     <w:lvl w:ilvl="5" w:tplc="04100005" w:tentative="1">
@@ -39325,7 +39335,7 @@
         <w:ind w:left="4320" w:hanging="360"/>
       </w:pPr>
       <w:rPr>
-        <w:rFonts w:hint="default" w:ascii="Wingdings" w:hAnsi="Wingdings"/>
+        <w:rFonts w:ascii="Wingdings" w:hAnsi="Wingdings" w:hint="default"/>
       </w:rPr>
     </w:lvl>
     <w:lvl w:ilvl="6" w:tplc="04100001" w:tentative="1">
@@ -39337,7 +39347,7 @@
         <w:ind w:left="5040" w:hanging="360"/>
       </w:pPr>
       <w:rPr>
-        <w:rFonts w:hint="default" w:ascii="Symbol" w:hAnsi="Symbol"/>
+        <w:rFonts w:ascii="Symbol" w:hAnsi="Symbol" w:hint="default"/>
       </w:rPr>
     </w:lvl>
     <w:lvl w:ilvl="7" w:tplc="04100003" w:tentative="1">
@@ -39349,7 +39359,7 @@
         <w:ind w:left="5760" w:hanging="360"/>
       </w:pPr>
       <w:rPr>
-        <w:rFonts w:hint="default" w:ascii="Courier New" w:hAnsi="Courier New" w:cs="Courier New"/>
+        <w:rFonts w:ascii="Courier New" w:hAnsi="Courier New" w:cs="Courier New" w:hint="default"/>
       </w:rPr>
     </w:lvl>
     <w:lvl w:ilvl="8" w:tplc="04100005" w:tentative="1">
@@ -39361,7 +39371,7 @@
         <w:ind w:left="6480" w:hanging="360"/>
       </w:pPr>
       <w:rPr>
-        <w:rFonts w:hint="default" w:ascii="Wingdings" w:hAnsi="Wingdings"/>
+        <w:rFonts w:ascii="Wingdings" w:hAnsi="Wingdings" w:hint="default"/>
       </w:rPr>
     </w:lvl>
   </w:abstractNum>
@@ -39378,7 +39388,7 @@
         <w:ind w:left="644" w:hanging="360"/>
       </w:pPr>
       <w:rPr>
-        <w:rFonts w:hint="default" w:ascii="Wingdings" w:hAnsi="Wingdings"/>
+        <w:rFonts w:ascii="Wingdings" w:hAnsi="Wingdings" w:hint="default"/>
       </w:rPr>
     </w:lvl>
     <w:lvl w:ilvl="1" w:tplc="04100003" w:tentative="1">
@@ -39390,7 +39400,7 @@
         <w:ind w:left="1364" w:hanging="360"/>
       </w:pPr>
       <w:rPr>
-        <w:rFonts w:hint="default" w:ascii="Courier New" w:hAnsi="Courier New" w:cs="Courier New"/>
+        <w:rFonts w:ascii="Courier New" w:hAnsi="Courier New" w:cs="Courier New" w:hint="default"/>
       </w:rPr>
     </w:lvl>
     <w:lvl w:ilvl="2" w:tplc="04100005" w:tentative="1">
@@ -39402,7 +39412,7 @@
         <w:ind w:left="2084" w:hanging="360"/>
       </w:pPr>
       <w:rPr>
-        <w:rFonts w:hint="default" w:ascii="Wingdings" w:hAnsi="Wingdings"/>
+        <w:rFonts w:ascii="Wingdings" w:hAnsi="Wingdings" w:hint="default"/>
       </w:rPr>
     </w:lvl>
     <w:lvl w:ilvl="3" w:tplc="04100001" w:tentative="1">
@@ -39414,7 +39424,7 @@
         <w:ind w:left="2804" w:hanging="360"/>
       </w:pPr>
       <w:rPr>
-        <w:rFonts w:hint="default" w:ascii="Symbol" w:hAnsi="Symbol"/>
+        <w:rFonts w:ascii="Symbol" w:hAnsi="Symbol" w:hint="default"/>
       </w:rPr>
     </w:lvl>
     <w:lvl w:ilvl="4" w:tplc="04100003" w:tentative="1">
@@ -39426,7 +39436,7 @@
         <w:ind w:left="3524" w:hanging="360"/>
       </w:pPr>
       <w:rPr>
-        <w:rFonts w:hint="default" w:ascii="Courier New" w:hAnsi="Courier New" w:cs="Courier New"/>
+        <w:rFonts w:ascii="Courier New" w:hAnsi="Courier New" w:cs="Courier New" w:hint="default"/>
       </w:rPr>
     </w:lvl>
     <w:lvl w:ilvl="5" w:tplc="04100005" w:tentative="1">
@@ -39438,7 +39448,7 @@
         <w:ind w:left="4244" w:hanging="360"/>
       </w:pPr>
       <w:rPr>
-        <w:rFonts w:hint="default" w:ascii="Wingdings" w:hAnsi="Wingdings"/>
+        <w:rFonts w:ascii="Wingdings" w:hAnsi="Wingdings" w:hint="default"/>
       </w:rPr>
     </w:lvl>
     <w:lvl w:ilvl="6" w:tplc="04100001" w:tentative="1">
@@ -39450,7 +39460,7 @@
         <w:ind w:left="4964" w:hanging="360"/>
       </w:pPr>
       <w:rPr>
-        <w:rFonts w:hint="default" w:ascii="Symbol" w:hAnsi="Symbol"/>
+        <w:rFonts w:ascii="Symbol" w:hAnsi="Symbol" w:hint="default"/>
       </w:rPr>
     </w:lvl>
     <w:lvl w:ilvl="7" w:tplc="04100003" w:tentative="1">
@@ -39462,7 +39472,7 @@
         <w:ind w:left="5684" w:hanging="360"/>
       </w:pPr>
       <w:rPr>
-        <w:rFonts w:hint="default" w:ascii="Courier New" w:hAnsi="Courier New" w:cs="Courier New"/>
+        <w:rFonts w:ascii="Courier New" w:hAnsi="Courier New" w:cs="Courier New" w:hint="default"/>
       </w:rPr>
     </w:lvl>
     <w:lvl w:ilvl="8" w:tplc="04100005" w:tentative="1">
@@ -39474,7 +39484,7 @@
         <w:ind w:left="6404" w:hanging="360"/>
       </w:pPr>
       <w:rPr>
-        <w:rFonts w:hint="default" w:ascii="Wingdings" w:hAnsi="Wingdings"/>
+        <w:rFonts w:ascii="Wingdings" w:hAnsi="Wingdings" w:hint="default"/>
       </w:rPr>
     </w:lvl>
   </w:abstractNum>
@@ -39787,7 +39797,7 @@
         <w:ind w:left="720" w:hanging="360"/>
       </w:pPr>
       <w:rPr>
-        <w:rFonts w:hint="default" w:ascii="Symbol" w:hAnsi="Symbol"/>
+        <w:rFonts w:ascii="Symbol" w:hAnsi="Symbol" w:hint="default"/>
         <w:sz w:val="20"/>
       </w:rPr>
     </w:lvl>
@@ -39803,7 +39813,7 @@
         <w:ind w:left="1440" w:hanging="360"/>
       </w:pPr>
       <w:rPr>
-        <w:rFonts w:hint="default" w:ascii="Courier New" w:hAnsi="Courier New"/>
+        <w:rFonts w:ascii="Courier New" w:hAnsi="Courier New" w:hint="default"/>
         <w:sz w:val="20"/>
       </w:rPr>
     </w:lvl>
@@ -39819,7 +39829,7 @@
         <w:ind w:left="2160" w:hanging="360"/>
       </w:pPr>
       <w:rPr>
-        <w:rFonts w:hint="default" w:ascii="Wingdings" w:hAnsi="Wingdings"/>
+        <w:rFonts w:ascii="Wingdings" w:hAnsi="Wingdings" w:hint="default"/>
         <w:sz w:val="20"/>
       </w:rPr>
     </w:lvl>
@@ -39835,7 +39845,7 @@
         <w:ind w:left="2880" w:hanging="360"/>
       </w:pPr>
       <w:rPr>
-        <w:rFonts w:hint="default" w:ascii="Wingdings" w:hAnsi="Wingdings"/>
+        <w:rFonts w:ascii="Wingdings" w:hAnsi="Wingdings" w:hint="default"/>
         <w:sz w:val="20"/>
       </w:rPr>
     </w:lvl>
@@ -39851,7 +39861,7 @@
         <w:ind w:left="3600" w:hanging="360"/>
       </w:pPr>
       <w:rPr>
-        <w:rFonts w:hint="default" w:ascii="Wingdings" w:hAnsi="Wingdings"/>
+        <w:rFonts w:ascii="Wingdings" w:hAnsi="Wingdings" w:hint="default"/>
         <w:sz w:val="20"/>
       </w:rPr>
     </w:lvl>
@@ -39867,7 +39877,7 @@
         <w:ind w:left="4320" w:hanging="360"/>
       </w:pPr>
       <w:rPr>
-        <w:rFonts w:hint="default" w:ascii="Wingdings" w:hAnsi="Wingdings"/>
+        <w:rFonts w:ascii="Wingdings" w:hAnsi="Wingdings" w:hint="default"/>
         <w:sz w:val="20"/>
       </w:rPr>
     </w:lvl>
@@ -39883,7 +39893,7 @@
         <w:ind w:left="5040" w:hanging="360"/>
       </w:pPr>
       <w:rPr>
-        <w:rFonts w:hint="default" w:ascii="Wingdings" w:hAnsi="Wingdings"/>
+        <w:rFonts w:ascii="Wingdings" w:hAnsi="Wingdings" w:hint="default"/>
         <w:sz w:val="20"/>
       </w:rPr>
     </w:lvl>
@@ -39899,7 +39909,7 @@
         <w:ind w:left="5760" w:hanging="360"/>
       </w:pPr>
       <w:rPr>
-        <w:rFonts w:hint="default" w:ascii="Wingdings" w:hAnsi="Wingdings"/>
+        <w:rFonts w:ascii="Wingdings" w:hAnsi="Wingdings" w:hint="default"/>
         <w:sz w:val="20"/>
       </w:rPr>
     </w:lvl>
@@ -39915,7 +39925,7 @@
         <w:ind w:left="6480" w:hanging="360"/>
       </w:pPr>
       <w:rPr>
-        <w:rFonts w:hint="default" w:ascii="Wingdings" w:hAnsi="Wingdings"/>
+        <w:rFonts w:ascii="Wingdings" w:hAnsi="Wingdings" w:hint="default"/>
         <w:sz w:val="20"/>
       </w:rPr>
     </w:lvl>
@@ -40362,6 +40372,119 @@
     </w:lvl>
   </w:abstractNum>
   <w:abstractNum w:abstractNumId="43" w15:restartNumberingAfterBreak="0">
+    <w:nsid w:val="3E127D8D"/>
+    <w:multiLevelType w:val="hybridMultilevel"/>
+    <w:tmpl w:val="D4820B12"/>
+    <w:lvl w:ilvl="0" w:tplc="04100001">
+      <w:start w:val="1"/>
+      <w:numFmt w:val="bullet"/>
+      <w:lvlText w:val=""/>
+      <w:lvlJc w:val="left"/>
+      <w:pPr>
+        <w:ind w:left="720" w:hanging="360"/>
+      </w:pPr>
+      <w:rPr>
+        <w:rFonts w:ascii="Symbol" w:hAnsi="Symbol" w:hint="default"/>
+      </w:rPr>
+    </w:lvl>
+    <w:lvl w:ilvl="1" w:tplc="04100003" w:tentative="1">
+      <w:start w:val="1"/>
+      <w:numFmt w:val="bullet"/>
+      <w:lvlText w:val="o"/>
+      <w:lvlJc w:val="left"/>
+      <w:pPr>
+        <w:ind w:left="1440" w:hanging="360"/>
+      </w:pPr>
+      <w:rPr>
+        <w:rFonts w:ascii="Courier New" w:hAnsi="Courier New" w:cs="Courier New" w:hint="default"/>
+      </w:rPr>
+    </w:lvl>
+    <w:lvl w:ilvl="2" w:tplc="04100005" w:tentative="1">
+      <w:start w:val="1"/>
+      <w:numFmt w:val="bullet"/>
+      <w:lvlText w:val=""/>
+      <w:lvlJc w:val="left"/>
+      <w:pPr>
+        <w:ind w:left="2160" w:hanging="360"/>
+      </w:pPr>
+      <w:rPr>
+        <w:rFonts w:ascii="Wingdings" w:hAnsi="Wingdings" w:hint="default"/>
+      </w:rPr>
+    </w:lvl>
+    <w:lvl w:ilvl="3" w:tplc="04100001" w:tentative="1">
+      <w:start w:val="1"/>
+      <w:numFmt w:val="bullet"/>
+      <w:lvlText w:val=""/>
+      <w:lvlJc w:val="left"/>
+      <w:pPr>
+        <w:ind w:left="2880" w:hanging="360"/>
+      </w:pPr>
+      <w:rPr>
+        <w:rFonts w:ascii="Symbol" w:hAnsi="Symbol" w:hint="default"/>
+      </w:rPr>
+    </w:lvl>
+    <w:lvl w:ilvl="4" w:tplc="04100003" w:tentative="1">
+      <w:start w:val="1"/>
+      <w:numFmt w:val="bullet"/>
+      <w:lvlText w:val="o"/>
+      <w:lvlJc w:val="left"/>
+      <w:pPr>
+        <w:ind w:left="3600" w:hanging="360"/>
+      </w:pPr>
+      <w:rPr>
+        <w:rFonts w:ascii="Courier New" w:hAnsi="Courier New" w:cs="Courier New" w:hint="default"/>
+      </w:rPr>
+    </w:lvl>
+    <w:lvl w:ilvl="5" w:tplc="04100005" w:tentative="1">
+      <w:start w:val="1"/>
+      <w:numFmt w:val="bullet"/>
+      <w:lvlText w:val=""/>
+      <w:lvlJc w:val="left"/>
+      <w:pPr>
+        <w:ind w:left="4320" w:hanging="360"/>
+      </w:pPr>
+      <w:rPr>
+        <w:rFonts w:ascii="Wingdings" w:hAnsi="Wingdings" w:hint="default"/>
+      </w:rPr>
+    </w:lvl>
+    <w:lvl w:ilvl="6" w:tplc="04100001" w:tentative="1">
+      <w:start w:val="1"/>
+      <w:numFmt w:val="bullet"/>
+      <w:lvlText w:val=""/>
+      <w:lvlJc w:val="left"/>
+      <w:pPr>
+        <w:ind w:left="5040" w:hanging="360"/>
+      </w:pPr>
+      <w:rPr>
+        <w:rFonts w:ascii="Symbol" w:hAnsi="Symbol" w:hint="default"/>
+      </w:rPr>
+    </w:lvl>
+    <w:lvl w:ilvl="7" w:tplc="04100003" w:tentative="1">
+      <w:start w:val="1"/>
+      <w:numFmt w:val="bullet"/>
+      <w:lvlText w:val="o"/>
+      <w:lvlJc w:val="left"/>
+      <w:pPr>
+        <w:ind w:left="5760" w:hanging="360"/>
+      </w:pPr>
+      <w:rPr>
+        <w:rFonts w:ascii="Courier New" w:hAnsi="Courier New" w:cs="Courier New" w:hint="default"/>
+      </w:rPr>
+    </w:lvl>
+    <w:lvl w:ilvl="8" w:tplc="04100005" w:tentative="1">
+      <w:start w:val="1"/>
+      <w:numFmt w:val="bullet"/>
+      <w:lvlText w:val=""/>
+      <w:lvlJc w:val="left"/>
+      <w:pPr>
+        <w:ind w:left="6480" w:hanging="360"/>
+      </w:pPr>
+      <w:rPr>
+        <w:rFonts w:ascii="Wingdings" w:hAnsi="Wingdings" w:hint="default"/>
+      </w:rPr>
+    </w:lvl>
+  </w:abstractNum>
+  <w:abstractNum w:abstractNumId="44" w15:restartNumberingAfterBreak="0">
     <w:nsid w:val="3F142FA7"/>
     <w:multiLevelType w:val="hybridMultilevel"/>
     <w:tmpl w:val="9E3839F8"/>
@@ -40374,7 +40497,7 @@
         <w:ind w:left="720" w:hanging="360"/>
       </w:pPr>
       <w:rPr>
-        <w:rFonts w:hint="default" w:ascii="Wingdings" w:hAnsi="Wingdings"/>
+        <w:rFonts w:ascii="Wingdings" w:hAnsi="Wingdings" w:hint="default"/>
       </w:rPr>
     </w:lvl>
     <w:lvl w:ilvl="1" w:tplc="04100003" w:tentative="1">
@@ -40386,7 +40509,7 @@
         <w:ind w:left="1440" w:hanging="360"/>
       </w:pPr>
       <w:rPr>
-        <w:rFonts w:hint="default" w:ascii="Courier New" w:hAnsi="Courier New" w:cs="Courier New"/>
+        <w:rFonts w:ascii="Courier New" w:hAnsi="Courier New" w:cs="Courier New" w:hint="default"/>
       </w:rPr>
     </w:lvl>
     <w:lvl w:ilvl="2" w:tplc="04100005" w:tentative="1">
@@ -40398,7 +40521,7 @@
         <w:ind w:left="2160" w:hanging="360"/>
       </w:pPr>
       <w:rPr>
-        <w:rFonts w:hint="default" w:ascii="Wingdings" w:hAnsi="Wingdings"/>
+        <w:rFonts w:ascii="Wingdings" w:hAnsi="Wingdings" w:hint="default"/>
       </w:rPr>
     </w:lvl>
     <w:lvl w:ilvl="3" w:tplc="04100001" w:tentative="1">
@@ -40410,7 +40533,7 @@
         <w:ind w:left="2880" w:hanging="360"/>
       </w:pPr>
       <w:rPr>
-        <w:rFonts w:hint="default" w:ascii="Symbol" w:hAnsi="Symbol"/>
+        <w:rFonts w:ascii="Symbol" w:hAnsi="Symbol" w:hint="default"/>
       </w:rPr>
     </w:lvl>
     <w:lvl w:ilvl="4" w:tplc="04100003" w:tentative="1">
@@ -40422,7 +40545,7 @@
         <w:ind w:left="3600" w:hanging="360"/>
       </w:pPr>
       <w:rPr>
-        <w:rFonts w:hint="default" w:ascii="Courier New" w:hAnsi="Courier New" w:cs="Courier New"/>
+        <w:rFonts w:ascii="Courier New" w:hAnsi="Courier New" w:cs="Courier New" w:hint="default"/>
       </w:rPr>
     </w:lvl>
     <w:lvl w:ilvl="5" w:tplc="04100005" w:tentative="1">
@@ -40434,7 +40557,7 @@
         <w:ind w:left="4320" w:hanging="360"/>
       </w:pPr>
       <w:rPr>
-        <w:rFonts w:hint="default" w:ascii="Wingdings" w:hAnsi="Wingdings"/>
+        <w:rFonts w:ascii="Wingdings" w:hAnsi="Wingdings" w:hint="default"/>
       </w:rPr>
     </w:lvl>
     <w:lvl w:ilvl="6" w:tplc="04100001" w:tentative="1">
@@ -40446,7 +40569,7 @@
         <w:ind w:left="5040" w:hanging="360"/>
       </w:pPr>
       <w:rPr>
-        <w:rFonts w:hint="default" w:ascii="Symbol" w:hAnsi="Symbol"/>
+        <w:rFonts w:ascii="Symbol" w:hAnsi="Symbol" w:hint="default"/>
       </w:rPr>
     </w:lvl>
     <w:lvl w:ilvl="7" w:tplc="04100003" w:tentative="1">
@@ -40458,7 +40581,7 @@
         <w:ind w:left="5760" w:hanging="360"/>
       </w:pPr>
       <w:rPr>
-        <w:rFonts w:hint="default" w:ascii="Courier New" w:hAnsi="Courier New" w:cs="Courier New"/>
+        <w:rFonts w:ascii="Courier New" w:hAnsi="Courier New" w:cs="Courier New" w:hint="default"/>
       </w:rPr>
     </w:lvl>
     <w:lvl w:ilvl="8" w:tplc="04100005" w:tentative="1">
@@ -40470,11 +40593,11 @@
         <w:ind w:left="6480" w:hanging="360"/>
       </w:pPr>
       <w:rPr>
-        <w:rFonts w:hint="default" w:ascii="Wingdings" w:hAnsi="Wingdings"/>
+        <w:rFonts w:ascii="Wingdings" w:hAnsi="Wingdings" w:hint="default"/>
       </w:rPr>
     </w:lvl>
   </w:abstractNum>
-  <w:abstractNum w:abstractNumId="44" w15:restartNumberingAfterBreak="0">
+  <w:abstractNum w:abstractNumId="45" w15:restartNumberingAfterBreak="0">
     <w:nsid w:val="3F32132A"/>
     <w:multiLevelType w:val="multilevel"/>
     <w:tmpl w:val="CE9CEE7E"/>
@@ -40590,7 +40713,7 @@
       </w:rPr>
     </w:lvl>
   </w:abstractNum>
-  <w:abstractNum w:abstractNumId="45" w15:restartNumberingAfterBreak="0">
+  <w:abstractNum w:abstractNumId="46" w15:restartNumberingAfterBreak="0">
     <w:nsid w:val="3F991084"/>
     <w:multiLevelType w:val="multilevel"/>
     <w:tmpl w:val="0410001F"/>
@@ -40706,7 +40829,7 @@
       </w:rPr>
     </w:lvl>
   </w:abstractNum>
-  <w:abstractNum w:abstractNumId="46" w15:restartNumberingAfterBreak="0">
+  <w:abstractNum w:abstractNumId="47" w15:restartNumberingAfterBreak="0">
     <w:nsid w:val="41D25CA7"/>
     <w:multiLevelType w:val="multilevel"/>
     <w:tmpl w:val="A9B07450"/>
@@ -40796,7 +40919,7 @@
       </w:pPr>
     </w:lvl>
   </w:abstractNum>
-  <w:abstractNum w:abstractNumId="47" w15:restartNumberingAfterBreak="0">
+  <w:abstractNum w:abstractNumId="48" w15:restartNumberingAfterBreak="0">
     <w:nsid w:val="43DC182D"/>
     <w:multiLevelType w:val="hybridMultilevel"/>
     <w:tmpl w:val="5146467C"/>
@@ -40809,7 +40932,7 @@
         <w:ind w:left="360" w:hanging="360"/>
       </w:pPr>
       <w:rPr>
-        <w:rFonts w:hint="default" w:ascii="Wingdings" w:hAnsi="Wingdings"/>
+        <w:rFonts w:ascii="Wingdings" w:hAnsi="Wingdings" w:hint="default"/>
       </w:rPr>
     </w:lvl>
     <w:lvl w:ilvl="1" w:tplc="04100003" w:tentative="1">
@@ -40821,7 +40944,7 @@
         <w:ind w:left="1440" w:hanging="360"/>
       </w:pPr>
       <w:rPr>
-        <w:rFonts w:hint="default" w:ascii="Courier New" w:hAnsi="Courier New" w:cs="Courier New"/>
+        <w:rFonts w:ascii="Courier New" w:hAnsi="Courier New" w:cs="Courier New" w:hint="default"/>
       </w:rPr>
     </w:lvl>
     <w:lvl w:ilvl="2" w:tplc="04100005" w:tentative="1">
@@ -40833,7 +40956,7 @@
         <w:ind w:left="2160" w:hanging="360"/>
       </w:pPr>
       <w:rPr>
-        <w:rFonts w:hint="default" w:ascii="Wingdings" w:hAnsi="Wingdings"/>
+        <w:rFonts w:ascii="Wingdings" w:hAnsi="Wingdings" w:hint="default"/>
       </w:rPr>
     </w:lvl>
     <w:lvl w:ilvl="3" w:tplc="04100001" w:tentative="1">
@@ -40845,7 +40968,7 @@
         <w:ind w:left="2880" w:hanging="360"/>
       </w:pPr>
       <w:rPr>
-        <w:rFonts w:hint="default" w:ascii="Symbol" w:hAnsi="Symbol"/>
+        <w:rFonts w:ascii="Symbol" w:hAnsi="Symbol" w:hint="default"/>
       </w:rPr>
     </w:lvl>
     <w:lvl w:ilvl="4" w:tplc="04100003" w:tentative="1">
@@ -40857,7 +40980,7 @@
         <w:ind w:left="3600" w:hanging="360"/>
       </w:pPr>
       <w:rPr>
-        <w:rFonts w:hint="default" w:ascii="Courier New" w:hAnsi="Courier New" w:cs="Courier New"/>
+        <w:rFonts w:ascii="Courier New" w:hAnsi="Courier New" w:cs="Courier New" w:hint="default"/>
       </w:rPr>
     </w:lvl>
     <w:lvl w:ilvl="5" w:tplc="04100005" w:tentative="1">
@@ -40869,7 +40992,7 @@
         <w:ind w:left="4320" w:hanging="360"/>
       </w:pPr>
       <w:rPr>
-        <w:rFonts w:hint="default" w:ascii="Wingdings" w:hAnsi="Wingdings"/>
+        <w:rFonts w:ascii="Wingdings" w:hAnsi="Wingdings" w:hint="default"/>
       </w:rPr>
     </w:lvl>
     <w:lvl w:ilvl="6" w:tplc="04100001" w:tentative="1">
@@ -40881,7 +41004,7 @@
         <w:ind w:left="5040" w:hanging="360"/>
       </w:pPr>
       <w:rPr>
-        <w:rFonts w:hint="default" w:ascii="Symbol" w:hAnsi="Symbol"/>
+        <w:rFonts w:ascii="Symbol" w:hAnsi="Symbol" w:hint="default"/>
       </w:rPr>
     </w:lvl>
     <w:lvl w:ilvl="7" w:tplc="04100003" w:tentative="1">
@@ -40893,7 +41016,7 @@
         <w:ind w:left="5760" w:hanging="360"/>
       </w:pPr>
       <w:rPr>
-        <w:rFonts w:hint="default" w:ascii="Courier New" w:hAnsi="Courier New" w:cs="Courier New"/>
+        <w:rFonts w:ascii="Courier New" w:hAnsi="Courier New" w:cs="Courier New" w:hint="default"/>
       </w:rPr>
     </w:lvl>
     <w:lvl w:ilvl="8" w:tplc="04100005" w:tentative="1">
@@ -40905,11 +41028,11 @@
         <w:ind w:left="6480" w:hanging="360"/>
       </w:pPr>
       <w:rPr>
-        <w:rFonts w:hint="default" w:ascii="Wingdings" w:hAnsi="Wingdings"/>
+        <w:rFonts w:ascii="Wingdings" w:hAnsi="Wingdings" w:hint="default"/>
       </w:rPr>
     </w:lvl>
   </w:abstractNum>
-  <w:abstractNum w:abstractNumId="48" w15:restartNumberingAfterBreak="0">
+  <w:abstractNum w:abstractNumId="49" w15:restartNumberingAfterBreak="0">
     <w:nsid w:val="445E0338"/>
     <w:multiLevelType w:val="multilevel"/>
     <w:tmpl w:val="16B45FA4"/>
@@ -41024,7 +41147,7 @@
       </w:rPr>
     </w:lvl>
   </w:abstractNum>
-  <w:abstractNum w:abstractNumId="49" w15:restartNumberingAfterBreak="0">
+  <w:abstractNum w:abstractNumId="50" w15:restartNumberingAfterBreak="0">
     <w:nsid w:val="45047E7D"/>
     <w:multiLevelType w:val="multilevel"/>
     <w:tmpl w:val="8290425C"/>
@@ -41114,7 +41237,7 @@
       </w:pPr>
     </w:lvl>
   </w:abstractNum>
-  <w:abstractNum w:abstractNumId="50" w15:restartNumberingAfterBreak="0">
+  <w:abstractNum w:abstractNumId="51" w15:restartNumberingAfterBreak="0">
     <w:nsid w:val="460C0B49"/>
     <w:multiLevelType w:val="multilevel"/>
     <w:tmpl w:val="AAA89A10"/>
@@ -41260,7 +41383,7 @@
       </w:rPr>
     </w:lvl>
   </w:abstractNum>
-  <w:abstractNum w:abstractNumId="51" w15:restartNumberingAfterBreak="0">
+  <w:abstractNum w:abstractNumId="52" w15:restartNumberingAfterBreak="0">
     <w:nsid w:val="46A60213"/>
     <w:multiLevelType w:val="multilevel"/>
     <w:tmpl w:val="09C4299A"/>
@@ -41376,7 +41499,7 @@
       </w:rPr>
     </w:lvl>
   </w:abstractNum>
-  <w:abstractNum w:abstractNumId="52" w15:restartNumberingAfterBreak="0">
+  <w:abstractNum w:abstractNumId="53" w15:restartNumberingAfterBreak="0">
     <w:nsid w:val="498C382E"/>
     <w:multiLevelType w:val="multilevel"/>
     <w:tmpl w:val="C652F494"/>
@@ -41521,7 +41644,7 @@
       </w:rPr>
     </w:lvl>
   </w:abstractNum>
-  <w:abstractNum w:abstractNumId="53" w15:restartNumberingAfterBreak="0">
+  <w:abstractNum w:abstractNumId="54" w15:restartNumberingAfterBreak="0">
     <w:nsid w:val="4D4519D8"/>
     <w:multiLevelType w:val="multilevel"/>
     <w:tmpl w:val="701C493A"/>
@@ -41537,7 +41660,7 @@
         <w:ind w:left="720" w:hanging="360"/>
       </w:pPr>
       <w:rPr>
-        <w:rFonts w:hint="default" w:ascii="Symbol" w:hAnsi="Symbol"/>
+        <w:rFonts w:ascii="Symbol" w:hAnsi="Symbol" w:hint="default"/>
         <w:sz w:val="20"/>
       </w:rPr>
     </w:lvl>
@@ -41553,7 +41676,7 @@
         <w:ind w:left="1440" w:hanging="360"/>
       </w:pPr>
       <w:rPr>
-        <w:rFonts w:hint="default" w:ascii="Courier New" w:hAnsi="Courier New"/>
+        <w:rFonts w:ascii="Courier New" w:hAnsi="Courier New" w:hint="default"/>
         <w:sz w:val="20"/>
       </w:rPr>
     </w:lvl>
@@ -41569,7 +41692,7 @@
         <w:ind w:left="2160" w:hanging="360"/>
       </w:pPr>
       <w:rPr>
-        <w:rFonts w:hint="default" w:ascii="Wingdings" w:hAnsi="Wingdings"/>
+        <w:rFonts w:ascii="Wingdings" w:hAnsi="Wingdings" w:hint="default"/>
         <w:sz w:val="20"/>
       </w:rPr>
     </w:lvl>
@@ -41585,7 +41708,7 @@
         <w:ind w:left="2880" w:hanging="360"/>
       </w:pPr>
       <w:rPr>
-        <w:rFonts w:hint="default" w:ascii="Wingdings" w:hAnsi="Wingdings"/>
+        <w:rFonts w:ascii="Wingdings" w:hAnsi="Wingdings" w:hint="default"/>
         <w:sz w:val="20"/>
       </w:rPr>
     </w:lvl>
@@ -41601,7 +41724,7 @@
         <w:ind w:left="3600" w:hanging="360"/>
       </w:pPr>
       <w:rPr>
-        <w:rFonts w:hint="default" w:ascii="Wingdings" w:hAnsi="Wingdings"/>
+        <w:rFonts w:ascii="Wingdings" w:hAnsi="Wingdings" w:hint="default"/>
         <w:sz w:val="20"/>
       </w:rPr>
     </w:lvl>
@@ -41617,7 +41740,7 @@
         <w:ind w:left="4320" w:hanging="360"/>
       </w:pPr>
       <w:rPr>
-        <w:rFonts w:hint="default" w:ascii="Wingdings" w:hAnsi="Wingdings"/>
+        <w:rFonts w:ascii="Wingdings" w:hAnsi="Wingdings" w:hint="default"/>
         <w:sz w:val="20"/>
       </w:rPr>
     </w:lvl>
@@ -41633,7 +41756,7 @@
         <w:ind w:left="5040" w:hanging="360"/>
       </w:pPr>
       <w:rPr>
-        <w:rFonts w:hint="default" w:ascii="Wingdings" w:hAnsi="Wingdings"/>
+        <w:rFonts w:ascii="Wingdings" w:hAnsi="Wingdings" w:hint="default"/>
         <w:sz w:val="20"/>
       </w:rPr>
     </w:lvl>
@@ -41649,7 +41772,7 @@
         <w:ind w:left="5760" w:hanging="360"/>
       </w:pPr>
       <w:rPr>
-        <w:rFonts w:hint="default" w:ascii="Wingdings" w:hAnsi="Wingdings"/>
+        <w:rFonts w:ascii="Wingdings" w:hAnsi="Wingdings" w:hint="default"/>
         <w:sz w:val="20"/>
       </w:rPr>
     </w:lvl>
@@ -41665,12 +41788,12 @@
         <w:ind w:left="6480" w:hanging="360"/>
       </w:pPr>
       <w:rPr>
-        <w:rFonts w:hint="default" w:ascii="Wingdings" w:hAnsi="Wingdings"/>
+        <w:rFonts w:ascii="Wingdings" w:hAnsi="Wingdings" w:hint="default"/>
         <w:sz w:val="20"/>
       </w:rPr>
     </w:lvl>
   </w:abstractNum>
-  <w:abstractNum w:abstractNumId="54" w15:restartNumberingAfterBreak="0">
+  <w:abstractNum w:abstractNumId="55" w15:restartNumberingAfterBreak="0">
     <w:nsid w:val="4FEC5CB2"/>
     <w:multiLevelType w:val="multilevel"/>
     <w:tmpl w:val="8290425C"/>
@@ -41760,7 +41883,7 @@
       </w:pPr>
     </w:lvl>
   </w:abstractNum>
-  <w:abstractNum w:abstractNumId="55" w15:restartNumberingAfterBreak="0">
+  <w:abstractNum w:abstractNumId="56" w15:restartNumberingAfterBreak="0">
     <w:nsid w:val="511735C9"/>
     <w:multiLevelType w:val="multilevel"/>
     <w:tmpl w:val="21B2250E"/>
@@ -41873,7 +41996,7 @@
       </w:pPr>
     </w:lvl>
   </w:abstractNum>
-  <w:abstractNum w:abstractNumId="56" w15:restartNumberingAfterBreak="0">
+  <w:abstractNum w:abstractNumId="57" w15:restartNumberingAfterBreak="0">
     <w:nsid w:val="535E724F"/>
     <w:multiLevelType w:val="hybridMultilevel"/>
     <w:tmpl w:val="FFFAD0C6"/>
@@ -41886,7 +42009,7 @@
         <w:ind w:left="720" w:hanging="360"/>
       </w:pPr>
       <w:rPr>
-        <w:rFonts w:hint="default" w:ascii="Symbol" w:hAnsi="Symbol"/>
+        <w:rFonts w:ascii="Symbol" w:hAnsi="Symbol" w:hint="default"/>
       </w:rPr>
     </w:lvl>
     <w:lvl w:ilvl="1" w:tplc="04100003" w:tentative="1">
@@ -41898,7 +42021,7 @@
         <w:ind w:left="1440" w:hanging="360"/>
       </w:pPr>
       <w:rPr>
-        <w:rFonts w:hint="default" w:ascii="Courier New" w:hAnsi="Courier New" w:cs="Courier New"/>
+        <w:rFonts w:ascii="Courier New" w:hAnsi="Courier New" w:cs="Courier New" w:hint="default"/>
       </w:rPr>
     </w:lvl>
     <w:lvl w:ilvl="2" w:tplc="04100005" w:tentative="1">
@@ -41910,7 +42033,7 @@
         <w:ind w:left="2160" w:hanging="360"/>
       </w:pPr>
       <w:rPr>
-        <w:rFonts w:hint="default" w:ascii="Wingdings" w:hAnsi="Wingdings"/>
+        <w:rFonts w:ascii="Wingdings" w:hAnsi="Wingdings" w:hint="default"/>
       </w:rPr>
     </w:lvl>
     <w:lvl w:ilvl="3" w:tplc="04100001" w:tentative="1">
@@ -41922,7 +42045,7 @@
         <w:ind w:left="2880" w:hanging="360"/>
       </w:pPr>
       <w:rPr>
-        <w:rFonts w:hint="default" w:ascii="Symbol" w:hAnsi="Symbol"/>
+        <w:rFonts w:ascii="Symbol" w:hAnsi="Symbol" w:hint="default"/>
       </w:rPr>
     </w:lvl>
     <w:lvl w:ilvl="4" w:tplc="04100003" w:tentative="1">
@@ -41934,7 +42057,7 @@
         <w:ind w:left="3600" w:hanging="360"/>
       </w:pPr>
       <w:rPr>
-        <w:rFonts w:hint="default" w:ascii="Courier New" w:hAnsi="Courier New" w:cs="Courier New"/>
+        <w:rFonts w:ascii="Courier New" w:hAnsi="Courier New" w:cs="Courier New" w:hint="default"/>
       </w:rPr>
     </w:lvl>
     <w:lvl w:ilvl="5" w:tplc="04100005" w:tentative="1">
@@ -41946,7 +42069,7 @@
         <w:ind w:left="4320" w:hanging="360"/>
       </w:pPr>
       <w:rPr>
-        <w:rFonts w:hint="default" w:ascii="Wingdings" w:hAnsi="Wingdings"/>
+        <w:rFonts w:ascii="Wingdings" w:hAnsi="Wingdings" w:hint="default"/>
       </w:rPr>
     </w:lvl>
     <w:lvl w:ilvl="6" w:tplc="04100001" w:tentative="1">
@@ -41958,7 +42081,7 @@
         <w:ind w:left="5040" w:hanging="360"/>
       </w:pPr>
       <w:rPr>
-        <w:rFonts w:hint="default" w:ascii="Symbol" w:hAnsi="Symbol"/>
+        <w:rFonts w:ascii="Symbol" w:hAnsi="Symbol" w:hint="default"/>
       </w:rPr>
     </w:lvl>
     <w:lvl w:ilvl="7" w:tplc="04100003" w:tentative="1">
@@ -41970,7 +42093,7 @@
         <w:ind w:left="5760" w:hanging="360"/>
       </w:pPr>
       <w:rPr>
-        <w:rFonts w:hint="default" w:ascii="Courier New" w:hAnsi="Courier New" w:cs="Courier New"/>
+        <w:rFonts w:ascii="Courier New" w:hAnsi="Courier New" w:cs="Courier New" w:hint="default"/>
       </w:rPr>
     </w:lvl>
     <w:lvl w:ilvl="8" w:tplc="04100005" w:tentative="1">
@@ -41982,11 +42105,11 @@
         <w:ind w:left="6480" w:hanging="360"/>
       </w:pPr>
       <w:rPr>
-        <w:rFonts w:hint="default" w:ascii="Wingdings" w:hAnsi="Wingdings"/>
+        <w:rFonts w:ascii="Wingdings" w:hAnsi="Wingdings" w:hint="default"/>
       </w:rPr>
     </w:lvl>
   </w:abstractNum>
-  <w:abstractNum w:abstractNumId="57" w15:restartNumberingAfterBreak="0">
+  <w:abstractNum w:abstractNumId="58" w15:restartNumberingAfterBreak="0">
     <w:nsid w:val="54940989"/>
     <w:multiLevelType w:val="multilevel"/>
     <w:tmpl w:val="44282C94"/>
@@ -42131,7 +42254,7 @@
       </w:rPr>
     </w:lvl>
   </w:abstractNum>
-  <w:abstractNum w:abstractNumId="58" w15:restartNumberingAfterBreak="0">
+  <w:abstractNum w:abstractNumId="59" w15:restartNumberingAfterBreak="0">
     <w:nsid w:val="56EE3CF8"/>
     <w:multiLevelType w:val="hybridMultilevel"/>
     <w:tmpl w:val="D12C20EC"/>
@@ -42220,7 +42343,7 @@
       </w:pPr>
     </w:lvl>
   </w:abstractNum>
-  <w:abstractNum w:abstractNumId="59" w15:restartNumberingAfterBreak="0">
+  <w:abstractNum w:abstractNumId="60" w15:restartNumberingAfterBreak="0">
     <w:nsid w:val="57FE7507"/>
     <w:multiLevelType w:val="multilevel"/>
     <w:tmpl w:val="8EB2B37A"/>
@@ -42336,7 +42459,7 @@
       </w:rPr>
     </w:lvl>
   </w:abstractNum>
-  <w:abstractNum w:abstractNumId="60" w15:restartNumberingAfterBreak="0">
+  <w:abstractNum w:abstractNumId="61" w15:restartNumberingAfterBreak="0">
     <w:nsid w:val="59566F0F"/>
     <w:multiLevelType w:val="multilevel"/>
     <w:tmpl w:val="7EECA278"/>
@@ -42426,7 +42549,7 @@
       </w:pPr>
     </w:lvl>
   </w:abstractNum>
-  <w:abstractNum w:abstractNumId="61" w15:restartNumberingAfterBreak="0">
+  <w:abstractNum w:abstractNumId="62" w15:restartNumberingAfterBreak="0">
     <w:nsid w:val="5D636745"/>
     <w:multiLevelType w:val="multilevel"/>
     <w:tmpl w:val="D68A200C"/>
@@ -42542,7 +42665,7 @@
       </w:rPr>
     </w:lvl>
   </w:abstractNum>
-  <w:abstractNum w:abstractNumId="62" w15:restartNumberingAfterBreak="0">
+  <w:abstractNum w:abstractNumId="63" w15:restartNumberingAfterBreak="0">
     <w:nsid w:val="608B7262"/>
     <w:multiLevelType w:val="multilevel"/>
     <w:tmpl w:val="B98CA9C4"/>
@@ -42634,7 +42757,7 @@
       </w:pPr>
     </w:lvl>
   </w:abstractNum>
-  <w:abstractNum w:abstractNumId="63" w15:restartNumberingAfterBreak="0">
+  <w:abstractNum w:abstractNumId="64" w15:restartNumberingAfterBreak="0">
     <w:nsid w:val="61B36032"/>
     <w:multiLevelType w:val="multilevel"/>
     <w:tmpl w:val="63A89A3E"/>
@@ -42724,7 +42847,7 @@
       </w:pPr>
     </w:lvl>
   </w:abstractNum>
-  <w:abstractNum w:abstractNumId="64" w15:restartNumberingAfterBreak="0">
+  <w:abstractNum w:abstractNumId="65" w15:restartNumberingAfterBreak="0">
     <w:nsid w:val="625D6743"/>
     <w:multiLevelType w:val="hybridMultilevel"/>
     <w:tmpl w:val="DFE8781C"/>
@@ -42736,7 +42859,7 @@
         <w:ind w:left="720" w:hanging="360"/>
       </w:pPr>
       <w:rPr>
-        <w:rFonts w:hint="default" w:ascii="Cambria" w:hAnsi="Cambria" w:eastAsiaTheme="minorEastAsia" w:cstheme="minorBidi"/>
+        <w:rFonts w:ascii="Cambria" w:eastAsiaTheme="minorEastAsia" w:hAnsi="Cambria" w:cstheme="minorBidi" w:hint="default"/>
       </w:rPr>
     </w:lvl>
     <w:lvl w:ilvl="1" w:tplc="04100003">
@@ -42748,7 +42871,7 @@
         <w:ind w:left="1440" w:hanging="360"/>
       </w:pPr>
       <w:rPr>
-        <w:rFonts w:hint="default" w:ascii="Courier New" w:hAnsi="Courier New"/>
+        <w:rFonts w:ascii="Courier New" w:hAnsi="Courier New" w:hint="default"/>
       </w:rPr>
     </w:lvl>
     <w:lvl w:ilvl="2" w:tplc="04100005" w:tentative="1">
@@ -42760,7 +42883,7 @@
         <w:ind w:left="2160" w:hanging="360"/>
       </w:pPr>
       <w:rPr>
-        <w:rFonts w:hint="default" w:ascii="Wingdings" w:hAnsi="Wingdings"/>
+        <w:rFonts w:ascii="Wingdings" w:hAnsi="Wingdings" w:hint="default"/>
       </w:rPr>
     </w:lvl>
     <w:lvl w:ilvl="3" w:tplc="04100001" w:tentative="1">
@@ -42772,7 +42895,7 @@
         <w:ind w:left="2880" w:hanging="360"/>
       </w:pPr>
       <w:rPr>
-        <w:rFonts w:hint="default" w:ascii="Symbol" w:hAnsi="Symbol"/>
+        <w:rFonts w:ascii="Symbol" w:hAnsi="Symbol" w:hint="default"/>
       </w:rPr>
     </w:lvl>
     <w:lvl w:ilvl="4" w:tplc="04100003" w:tentative="1">
@@ -42784,7 +42907,7 @@
         <w:ind w:left="3600" w:hanging="360"/>
       </w:pPr>
       <w:rPr>
-        <w:rFonts w:hint="default" w:ascii="Courier New" w:hAnsi="Courier New"/>
+        <w:rFonts w:ascii="Courier New" w:hAnsi="Courier New" w:hint="default"/>
       </w:rPr>
     </w:lvl>
     <w:lvl w:ilvl="5" w:tplc="04100005" w:tentative="1">
@@ -42796,7 +42919,7 @@
         <w:ind w:left="4320" w:hanging="360"/>
       </w:pPr>
       <w:rPr>
-        <w:rFonts w:hint="default" w:ascii="Wingdings" w:hAnsi="Wingdings"/>
+        <w:rFonts w:ascii="Wingdings" w:hAnsi="Wingdings" w:hint="default"/>
       </w:rPr>
     </w:lvl>
     <w:lvl w:ilvl="6" w:tplc="04100001" w:tentative="1">
@@ -42808,7 +42931,7 @@
         <w:ind w:left="5040" w:hanging="360"/>
       </w:pPr>
       <w:rPr>
-        <w:rFonts w:hint="default" w:ascii="Symbol" w:hAnsi="Symbol"/>
+        <w:rFonts w:ascii="Symbol" w:hAnsi="Symbol" w:hint="default"/>
       </w:rPr>
     </w:lvl>
     <w:lvl w:ilvl="7" w:tplc="04100003" w:tentative="1">
@@ -42820,7 +42943,7 @@
         <w:ind w:left="5760" w:hanging="360"/>
       </w:pPr>
       <w:rPr>
-        <w:rFonts w:hint="default" w:ascii="Courier New" w:hAnsi="Courier New"/>
+        <w:rFonts w:ascii="Courier New" w:hAnsi="Courier New" w:hint="default"/>
       </w:rPr>
     </w:lvl>
     <w:lvl w:ilvl="8" w:tplc="04100005" w:tentative="1">
@@ -42832,11 +42955,11 @@
         <w:ind w:left="6480" w:hanging="360"/>
       </w:pPr>
       <w:rPr>
-        <w:rFonts w:hint="default" w:ascii="Wingdings" w:hAnsi="Wingdings"/>
+        <w:rFonts w:ascii="Wingdings" w:hAnsi="Wingdings" w:hint="default"/>
       </w:rPr>
     </w:lvl>
   </w:abstractNum>
-  <w:abstractNum w:abstractNumId="65" w15:restartNumberingAfterBreak="0">
+  <w:abstractNum w:abstractNumId="66" w15:restartNumberingAfterBreak="0">
     <w:nsid w:val="648A45F5"/>
     <w:multiLevelType w:val="multilevel"/>
     <w:tmpl w:val="39247CEE"/>
@@ -42952,7 +43075,7 @@
       </w:rPr>
     </w:lvl>
   </w:abstractNum>
-  <w:abstractNum w:abstractNumId="66" w15:restartNumberingAfterBreak="0">
+  <w:abstractNum w:abstractNumId="67" w15:restartNumberingAfterBreak="0">
     <w:nsid w:val="6A477401"/>
     <w:multiLevelType w:val="hybridMultilevel"/>
     <w:tmpl w:val="96B64318"/>
@@ -42964,7 +43087,7 @@
         <w:ind w:left="720" w:hanging="360"/>
       </w:pPr>
       <w:rPr>
-        <w:rFonts w:hint="default" w:ascii="Cambria" w:hAnsi="Cambria" w:eastAsiaTheme="minorEastAsia" w:cstheme="minorBidi"/>
+        <w:rFonts w:ascii="Cambria" w:eastAsiaTheme="minorEastAsia" w:hAnsi="Cambria" w:cstheme="minorBidi" w:hint="default"/>
       </w:rPr>
     </w:lvl>
     <w:lvl w:ilvl="1" w:tplc="04100003" w:tentative="1">
@@ -42976,7 +43099,7 @@
         <w:ind w:left="1440" w:hanging="360"/>
       </w:pPr>
       <w:rPr>
-        <w:rFonts w:hint="default" w:ascii="Courier New" w:hAnsi="Courier New" w:cs="Courier New"/>
+        <w:rFonts w:ascii="Courier New" w:hAnsi="Courier New" w:cs="Courier New" w:hint="default"/>
       </w:rPr>
     </w:lvl>
     <w:lvl w:ilvl="2" w:tplc="04100005" w:tentative="1">
@@ -42988,7 +43111,7 @@
         <w:ind w:left="2160" w:hanging="360"/>
       </w:pPr>
       <w:rPr>
-        <w:rFonts w:hint="default" w:ascii="Wingdings" w:hAnsi="Wingdings"/>
+        <w:rFonts w:ascii="Wingdings" w:hAnsi="Wingdings" w:hint="default"/>
       </w:rPr>
     </w:lvl>
     <w:lvl w:ilvl="3" w:tplc="04100001" w:tentative="1">
@@ -43000,7 +43123,7 @@
         <w:ind w:left="2880" w:hanging="360"/>
       </w:pPr>
       <w:rPr>
-        <w:rFonts w:hint="default" w:ascii="Symbol" w:hAnsi="Symbol"/>
+        <w:rFonts w:ascii="Symbol" w:hAnsi="Symbol" w:hint="default"/>
       </w:rPr>
     </w:lvl>
     <w:lvl w:ilvl="4" w:tplc="04100003" w:tentative="1">
@@ -43012,7 +43135,7 @@
         <w:ind w:left="3600" w:hanging="360"/>
       </w:pPr>
       <w:rPr>
-        <w:rFonts w:hint="default" w:ascii="Courier New" w:hAnsi="Courier New" w:cs="Courier New"/>
+        <w:rFonts w:ascii="Courier New" w:hAnsi="Courier New" w:cs="Courier New" w:hint="default"/>
       </w:rPr>
     </w:lvl>
     <w:lvl w:ilvl="5" w:tplc="04100005" w:tentative="1">
@@ -43024,7 +43147,7 @@
         <w:ind w:left="4320" w:hanging="360"/>
       </w:pPr>
       <w:rPr>
-        <w:rFonts w:hint="default" w:ascii="Wingdings" w:hAnsi="Wingdings"/>
+        <w:rFonts w:ascii="Wingdings" w:hAnsi="Wingdings" w:hint="default"/>
       </w:rPr>
     </w:lvl>
     <w:lvl w:ilvl="6" w:tplc="04100001" w:tentative="1">
@@ -43036,7 +43159,7 @@
         <w:ind w:left="5040" w:hanging="360"/>
       </w:pPr>
       <w:rPr>
-        <w:rFonts w:hint="default" w:ascii="Symbol" w:hAnsi="Symbol"/>
+        <w:rFonts w:ascii="Symbol" w:hAnsi="Symbol" w:hint="default"/>
       </w:rPr>
     </w:lvl>
     <w:lvl w:ilvl="7" w:tplc="04100003" w:tentative="1">
@@ -43048,7 +43171,7 @@
         <w:ind w:left="5760" w:hanging="360"/>
       </w:pPr>
       <w:rPr>
-        <w:rFonts w:hint="default" w:ascii="Courier New" w:hAnsi="Courier New" w:cs="Courier New"/>
+        <w:rFonts w:ascii="Courier New" w:hAnsi="Courier New" w:cs="Courier New" w:hint="default"/>
       </w:rPr>
     </w:lvl>
     <w:lvl w:ilvl="8" w:tplc="04100005" w:tentative="1">
@@ -43060,11 +43183,11 @@
         <w:ind w:left="6480" w:hanging="360"/>
       </w:pPr>
       <w:rPr>
-        <w:rFonts w:hint="default" w:ascii="Wingdings" w:hAnsi="Wingdings"/>
+        <w:rFonts w:ascii="Wingdings" w:hAnsi="Wingdings" w:hint="default"/>
       </w:rPr>
     </w:lvl>
   </w:abstractNum>
-  <w:abstractNum w:abstractNumId="67" w15:restartNumberingAfterBreak="0">
+  <w:abstractNum w:abstractNumId="68" w15:restartNumberingAfterBreak="0">
     <w:nsid w:val="70681428"/>
     <w:multiLevelType w:val="multilevel"/>
     <w:tmpl w:val="E8D86184"/>
@@ -43080,7 +43203,7 @@
         <w:ind w:left="720" w:hanging="360"/>
       </w:pPr>
       <w:rPr>
-        <w:rFonts w:hint="default" w:ascii="Symbol" w:hAnsi="Symbol"/>
+        <w:rFonts w:ascii="Symbol" w:hAnsi="Symbol" w:hint="default"/>
         <w:sz w:val="20"/>
       </w:rPr>
     </w:lvl>
@@ -43096,7 +43219,7 @@
         <w:ind w:left="1440" w:hanging="360"/>
       </w:pPr>
       <w:rPr>
-        <w:rFonts w:hint="default" w:ascii="Courier New" w:hAnsi="Courier New"/>
+        <w:rFonts w:ascii="Courier New" w:hAnsi="Courier New" w:hint="default"/>
         <w:sz w:val="20"/>
       </w:rPr>
     </w:lvl>
@@ -43112,7 +43235,7 @@
         <w:ind w:left="2160" w:hanging="360"/>
       </w:pPr>
       <w:rPr>
-        <w:rFonts w:hint="default" w:ascii="Wingdings" w:hAnsi="Wingdings"/>
+        <w:rFonts w:ascii="Wingdings" w:hAnsi="Wingdings" w:hint="default"/>
         <w:sz w:val="20"/>
       </w:rPr>
     </w:lvl>
@@ -43128,7 +43251,7 @@
         <w:ind w:left="2880" w:hanging="360"/>
       </w:pPr>
       <w:rPr>
-        <w:rFonts w:hint="default" w:ascii="Wingdings" w:hAnsi="Wingdings"/>
+        <w:rFonts w:ascii="Wingdings" w:hAnsi="Wingdings" w:hint="default"/>
         <w:sz w:val="20"/>
       </w:rPr>
     </w:lvl>
@@ -43144,7 +43267,7 @@
         <w:ind w:left="3600" w:hanging="360"/>
       </w:pPr>
       <w:rPr>
-        <w:rFonts w:hint="default" w:ascii="Wingdings" w:hAnsi="Wingdings"/>
+        <w:rFonts w:ascii="Wingdings" w:hAnsi="Wingdings" w:hint="default"/>
         <w:sz w:val="20"/>
       </w:rPr>
     </w:lvl>
@@ -43160,7 +43283,7 @@
         <w:ind w:left="4320" w:hanging="360"/>
       </w:pPr>
       <w:rPr>
-        <w:rFonts w:hint="default" w:ascii="Wingdings" w:hAnsi="Wingdings"/>
+        <w:rFonts w:ascii="Wingdings" w:hAnsi="Wingdings" w:hint="default"/>
         <w:sz w:val="20"/>
       </w:rPr>
     </w:lvl>
@@ -43176,7 +43299,7 @@
         <w:ind w:left="5040" w:hanging="360"/>
       </w:pPr>
       <w:rPr>
-        <w:rFonts w:hint="default" w:ascii="Wingdings" w:hAnsi="Wingdings"/>
+        <w:rFonts w:ascii="Wingdings" w:hAnsi="Wingdings" w:hint="default"/>
         <w:sz w:val="20"/>
       </w:rPr>
     </w:lvl>
@@ -43192,7 +43315,7 @@
         <w:ind w:left="5760" w:hanging="360"/>
       </w:pPr>
       <w:rPr>
-        <w:rFonts w:hint="default" w:ascii="Wingdings" w:hAnsi="Wingdings"/>
+        <w:rFonts w:ascii="Wingdings" w:hAnsi="Wingdings" w:hint="default"/>
         <w:sz w:val="20"/>
       </w:rPr>
     </w:lvl>
@@ -43208,12 +43331,12 @@
         <w:ind w:left="6480" w:hanging="360"/>
       </w:pPr>
       <w:rPr>
-        <w:rFonts w:hint="default" w:ascii="Wingdings" w:hAnsi="Wingdings"/>
+        <w:rFonts w:ascii="Wingdings" w:hAnsi="Wingdings" w:hint="default"/>
         <w:sz w:val="20"/>
       </w:rPr>
     </w:lvl>
   </w:abstractNum>
-  <w:abstractNum w:abstractNumId="68" w15:restartNumberingAfterBreak="0">
+  <w:abstractNum w:abstractNumId="69" w15:restartNumberingAfterBreak="0">
     <w:nsid w:val="792D10F7"/>
     <w:multiLevelType w:val="multilevel"/>
     <w:tmpl w:val="5C56DE9E"/>
@@ -43303,7 +43426,7 @@
       </w:pPr>
     </w:lvl>
   </w:abstractNum>
-  <w:abstractNum w:abstractNumId="69" w15:restartNumberingAfterBreak="0">
+  <w:abstractNum w:abstractNumId="70" w15:restartNumberingAfterBreak="0">
     <w:nsid w:val="79FB7604"/>
     <w:multiLevelType w:val="multilevel"/>
     <w:tmpl w:val="8290425C"/>
@@ -43393,7 +43516,7 @@
       </w:pPr>
     </w:lvl>
   </w:abstractNum>
-  <w:abstractNum w:abstractNumId="70" w15:restartNumberingAfterBreak="0">
+  <w:abstractNum w:abstractNumId="71" w15:restartNumberingAfterBreak="0">
     <w:nsid w:val="7EB65393"/>
     <w:multiLevelType w:val="multilevel"/>
     <w:tmpl w:val="036210C4"/>
@@ -43519,16 +43642,16 @@
     <w:abstractNumId w:val="33"/>
   </w:num>
   <w:num w:numId="4">
-    <w:abstractNumId w:val="56"/>
+    <w:abstractNumId w:val="57"/>
   </w:num>
   <w:num w:numId="5">
-    <w:abstractNumId w:val="58"/>
+    <w:abstractNumId w:val="59"/>
   </w:num>
   <w:num w:numId="6">
     <w:abstractNumId w:val="1"/>
   </w:num>
   <w:num w:numId="7">
-    <w:abstractNumId w:val="66"/>
+    <w:abstractNumId w:val="67"/>
   </w:num>
   <w:num w:numId="8">
     <w:abstractNumId w:val="2"/>
@@ -43540,7 +43663,7 @@
     <w:abstractNumId w:val="17"/>
   </w:num>
   <w:num w:numId="11">
-    <w:abstractNumId w:val="60"/>
+    <w:abstractNumId w:val="61"/>
   </w:num>
   <w:num w:numId="12">
     <w:abstractNumId w:val="5"/>
@@ -43567,25 +43690,25 @@
     <w:abstractNumId w:val="15"/>
   </w:num>
   <w:num w:numId="20">
-    <w:abstractNumId w:val="63"/>
+    <w:abstractNumId w:val="64"/>
   </w:num>
   <w:num w:numId="21">
-    <w:abstractNumId w:val="69"/>
+    <w:abstractNumId w:val="70"/>
   </w:num>
   <w:num w:numId="22">
-    <w:abstractNumId w:val="54"/>
+    <w:abstractNumId w:val="55"/>
   </w:num>
   <w:num w:numId="23">
     <w:abstractNumId w:val="29"/>
   </w:num>
   <w:num w:numId="24">
-    <w:abstractNumId w:val="52"/>
+    <w:abstractNumId w:val="53"/>
   </w:num>
   <w:num w:numId="25">
     <w:abstractNumId w:val="24"/>
   </w:num>
   <w:num w:numId="26">
-    <w:abstractNumId w:val="57"/>
+    <w:abstractNumId w:val="58"/>
   </w:num>
   <w:num w:numId="27">
     <w:abstractNumId w:val="28"/>
@@ -43597,40 +43720,40 @@
     <w:abstractNumId w:val="3"/>
   </w:num>
   <w:num w:numId="30">
-    <w:abstractNumId w:val="68"/>
+    <w:abstractNumId w:val="69"/>
   </w:num>
   <w:num w:numId="31">
     <w:abstractNumId w:val="40"/>
   </w:num>
   <w:num w:numId="32">
-    <w:abstractNumId w:val="62"/>
+    <w:abstractNumId w:val="63"/>
   </w:num>
   <w:num w:numId="33">
     <w:abstractNumId w:val="10"/>
   </w:num>
   <w:num w:numId="34">
-    <w:abstractNumId w:val="49"/>
+    <w:abstractNumId w:val="50"/>
   </w:num>
   <w:num w:numId="35">
     <w:abstractNumId w:val="32"/>
   </w:num>
   <w:num w:numId="36">
-    <w:abstractNumId w:val="70"/>
+    <w:abstractNumId w:val="71"/>
   </w:num>
   <w:num w:numId="37">
-    <w:abstractNumId w:val="61"/>
+    <w:abstractNumId w:val="62"/>
   </w:num>
   <w:num w:numId="38">
-    <w:abstractNumId w:val="59"/>
+    <w:abstractNumId w:val="60"/>
   </w:num>
   <w:num w:numId="39">
-    <w:abstractNumId w:val="44"/>
+    <w:abstractNumId w:val="45"/>
   </w:num>
   <w:num w:numId="40">
     <w:abstractNumId w:val="25"/>
   </w:num>
   <w:num w:numId="41">
-    <w:abstractNumId w:val="65"/>
+    <w:abstractNumId w:val="66"/>
   </w:num>
   <w:num w:numId="42">
     <w:abstractNumId w:val="42"/>
@@ -43642,10 +43765,10 @@
     <w:abstractNumId w:val="30"/>
   </w:num>
   <w:num w:numId="45">
-    <w:abstractNumId w:val="51"/>
+    <w:abstractNumId w:val="52"/>
   </w:num>
   <w:num w:numId="46">
-    <w:abstractNumId w:val="45"/>
+    <w:abstractNumId w:val="46"/>
   </w:num>
   <w:num w:numId="47">
     <w:abstractNumId w:val="0"/>
@@ -43654,19 +43777,19 @@
     <w:abstractNumId w:val="41"/>
   </w:num>
   <w:num w:numId="49">
-    <w:abstractNumId w:val="50"/>
+    <w:abstractNumId w:val="51"/>
   </w:num>
   <w:num w:numId="50">
     <w:abstractNumId w:val="27"/>
   </w:num>
   <w:num w:numId="51">
-    <w:abstractNumId w:val="47"/>
+    <w:abstractNumId w:val="48"/>
   </w:num>
   <w:num w:numId="52">
-    <w:abstractNumId w:val="43"/>
+    <w:abstractNumId w:val="44"/>
   </w:num>
   <w:num w:numId="53">
-    <w:abstractNumId w:val="46"/>
+    <w:abstractNumId w:val="47"/>
   </w:num>
   <w:num w:numId="54">
     <w:abstractNumId w:val="16"/>
@@ -43675,10 +43798,10 @@
     <w:abstractNumId w:val="34"/>
   </w:num>
   <w:num w:numId="56">
-    <w:abstractNumId w:val="64"/>
+    <w:abstractNumId w:val="65"/>
   </w:num>
   <w:num w:numId="57">
-    <w:abstractNumId w:val="55"/>
+    <w:abstractNumId w:val="56"/>
   </w:num>
   <w:num w:numId="58">
     <w:abstractNumId w:val="18"/>
@@ -43693,7 +43816,7 @@
     <w:abstractNumId w:val="26"/>
   </w:num>
   <w:num w:numId="62">
-    <w:abstractNumId w:val="67"/>
+    <w:abstractNumId w:val="68"/>
   </w:num>
   <w:num w:numId="63">
     <w:abstractNumId w:val="38"/>
@@ -43702,7 +43825,7 @@
     <w:abstractNumId w:val="21"/>
   </w:num>
   <w:num w:numId="65">
-    <w:abstractNumId w:val="53"/>
+    <w:abstractNumId w:val="54"/>
   </w:num>
   <w:num w:numId="66">
     <w:abstractNumId w:val="36"/>
@@ -43714,7 +43837,7 @@
     <w:abstractNumId w:val="12"/>
   </w:num>
   <w:num w:numId="69">
-    <w:abstractNumId w:val="48"/>
+    <w:abstractNumId w:val="49"/>
   </w:num>
   <w:num w:numId="70">
     <w:abstractNumId w:val="20"/>
@@ -43725,16 +43848,19 @@
   <w:num w:numId="72">
     <w:abstractNumId w:val="8"/>
   </w:num>
+  <w:num w:numId="73">
+    <w:abstractNumId w:val="43"/>
+  </w:num>
   <w:numIdMacAtCleanup w:val="65"/>
 </w:numbering>
 </file>
 
 <file path=word/styles.xml><?xml version="1.0" encoding="utf-8"?>
-<w:styles xmlns:wp14="http://schemas.microsoft.com/office/word/2010/wordprocessingDrawing" xmlns:mc="http://schemas.openxmlformats.org/markup-compatibility/2006" xmlns:r="http://schemas.openxmlformats.org/officeDocument/2006/relationships" xmlns:w="http://schemas.openxmlformats.org/wordprocessingml/2006/main" xmlns:w14="http://schemas.microsoft.com/office/word/2010/wordml" xmlns:w15="http://schemas.microsoft.com/office/word/2012/wordml" xmlns:w16se="http://schemas.microsoft.com/office/word/2015/wordml/symex" mc:Ignorable="w14 w15 w16se wp14">
+<w:styles xmlns:mc="http://schemas.openxmlformats.org/markup-compatibility/2006" xmlns:r="http://schemas.openxmlformats.org/officeDocument/2006/relationships" xmlns:w="http://schemas.openxmlformats.org/wordprocessingml/2006/main" xmlns:w14="http://schemas.microsoft.com/office/word/2010/wordml" xmlns:w15="http://schemas.microsoft.com/office/word/2012/wordml" xmlns:w16se="http://schemas.microsoft.com/office/word/2015/wordml/symex" mc:Ignorable="w14 w15 w16se">
   <w:docDefaults>
     <w:rPrDefault>
       <w:rPr>
-        <w:rFonts w:asciiTheme="minorHAnsi" w:hAnsiTheme="minorHAnsi" w:eastAsiaTheme="minorEastAsia" w:cstheme="minorBidi"/>
+        <w:rFonts w:asciiTheme="minorHAnsi" w:eastAsiaTheme="minorEastAsia" w:hAnsiTheme="minorHAnsi" w:cstheme="minorBidi"/>
         <w:sz w:val="24"/>
         <w:szCs w:val="24"/>
         <w:lang w:val="it-IT" w:eastAsia="it-IT" w:bidi="ar-SA"/>
@@ -43745,14 +43871,14 @@
   <w:latentStyles w:defLockedState="0" w:defUIPriority="99" w:defSemiHidden="0" w:defUnhideWhenUsed="0" w:defQFormat="0" w:count="371">
     <w:lsdException w:name="Normal" w:uiPriority="0" w:qFormat="1"/>
     <w:lsdException w:name="heading 1" w:uiPriority="9" w:qFormat="1"/>
-    <w:lsdException w:name="heading 2" w:uiPriority="0" w:semiHidden="1" w:unhideWhenUsed="1" w:qFormat="1"/>
-    <w:lsdException w:name="heading 3" w:uiPriority="9" w:semiHidden="1" w:unhideWhenUsed="1" w:qFormat="1"/>
-    <w:lsdException w:name="heading 4" w:uiPriority="0" w:semiHidden="1" w:unhideWhenUsed="1" w:qFormat="1"/>
-    <w:lsdException w:name="heading 5" w:uiPriority="9" w:semiHidden="1" w:unhideWhenUsed="1" w:qFormat="1"/>
-    <w:lsdException w:name="heading 6" w:uiPriority="9" w:semiHidden="1" w:unhideWhenUsed="1" w:qFormat="1"/>
-    <w:lsdException w:name="heading 7" w:uiPriority="9" w:semiHidden="1" w:unhideWhenUsed="1" w:qFormat="1"/>
-    <w:lsdException w:name="heading 8" w:uiPriority="9" w:semiHidden="1" w:unhideWhenUsed="1" w:qFormat="1"/>
-    <w:lsdException w:name="heading 9" w:uiPriority="9" w:semiHidden="1" w:unhideWhenUsed="1" w:qFormat="1"/>
+    <w:lsdException w:name="heading 2" w:semiHidden="1" w:uiPriority="0" w:unhideWhenUsed="1" w:qFormat="1"/>
+    <w:lsdException w:name="heading 3" w:semiHidden="1" w:uiPriority="9" w:unhideWhenUsed="1" w:qFormat="1"/>
+    <w:lsdException w:name="heading 4" w:semiHidden="1" w:uiPriority="0" w:unhideWhenUsed="1" w:qFormat="1"/>
+    <w:lsdException w:name="heading 5" w:semiHidden="1" w:uiPriority="9" w:unhideWhenUsed="1" w:qFormat="1"/>
+    <w:lsdException w:name="heading 6" w:semiHidden="1" w:uiPriority="9" w:unhideWhenUsed="1" w:qFormat="1"/>
+    <w:lsdException w:name="heading 7" w:semiHidden="1" w:uiPriority="9" w:unhideWhenUsed="1" w:qFormat="1"/>
+    <w:lsdException w:name="heading 8" w:semiHidden="1" w:uiPriority="9" w:unhideWhenUsed="1" w:qFormat="1"/>
+    <w:lsdException w:name="heading 9" w:semiHidden="1" w:uiPriority="9" w:unhideWhenUsed="1" w:qFormat="1"/>
     <w:lsdException w:name="index 1" w:semiHidden="1" w:unhideWhenUsed="1"/>
     <w:lsdException w:name="index 2" w:semiHidden="1" w:unhideWhenUsed="1"/>
     <w:lsdException w:name="index 3" w:semiHidden="1" w:unhideWhenUsed="1"/>
@@ -43762,22 +43888,22 @@
     <w:lsdException w:name="index 7" w:semiHidden="1" w:unhideWhenUsed="1"/>
     <w:lsdException w:name="index 8" w:semiHidden="1" w:unhideWhenUsed="1"/>
     <w:lsdException w:name="index 9" w:semiHidden="1" w:unhideWhenUsed="1"/>
-    <w:lsdException w:name="toc 1" w:uiPriority="39" w:semiHidden="1" w:unhideWhenUsed="1"/>
-    <w:lsdException w:name="toc 2" w:uiPriority="39" w:semiHidden="1" w:unhideWhenUsed="1" w:qFormat="1"/>
-    <w:lsdException w:name="toc 3" w:uiPriority="39" w:semiHidden="1" w:unhideWhenUsed="1"/>
-    <w:lsdException w:name="toc 4" w:uiPriority="39" w:semiHidden="1" w:unhideWhenUsed="1"/>
-    <w:lsdException w:name="toc 5" w:uiPriority="39" w:semiHidden="1" w:unhideWhenUsed="1"/>
-    <w:lsdException w:name="toc 6" w:uiPriority="39" w:semiHidden="1" w:unhideWhenUsed="1"/>
-    <w:lsdException w:name="toc 7" w:uiPriority="39" w:semiHidden="1" w:unhideWhenUsed="1"/>
-    <w:lsdException w:name="toc 8" w:uiPriority="39" w:semiHidden="1" w:unhideWhenUsed="1"/>
-    <w:lsdException w:name="toc 9" w:uiPriority="39" w:semiHidden="1" w:unhideWhenUsed="1"/>
+    <w:lsdException w:name="toc 1" w:semiHidden="1" w:uiPriority="39" w:unhideWhenUsed="1"/>
+    <w:lsdException w:name="toc 2" w:semiHidden="1" w:uiPriority="39" w:unhideWhenUsed="1" w:qFormat="1"/>
+    <w:lsdException w:name="toc 3" w:semiHidden="1" w:uiPriority="39" w:unhideWhenUsed="1"/>
+    <w:lsdException w:name="toc 4" w:semiHidden="1" w:uiPriority="39" w:unhideWhenUsed="1"/>
+    <w:lsdException w:name="toc 5" w:semiHidden="1" w:uiPriority="39" w:unhideWhenUsed="1"/>
+    <w:lsdException w:name="toc 6" w:semiHidden="1" w:uiPriority="39" w:unhideWhenUsed="1"/>
+    <w:lsdException w:name="toc 7" w:semiHidden="1" w:uiPriority="39" w:unhideWhenUsed="1"/>
+    <w:lsdException w:name="toc 8" w:semiHidden="1" w:uiPriority="39" w:unhideWhenUsed="1"/>
+    <w:lsdException w:name="toc 9" w:semiHidden="1" w:uiPriority="39" w:unhideWhenUsed="1"/>
     <w:lsdException w:name="Normal Indent" w:semiHidden="1" w:unhideWhenUsed="1"/>
     <w:lsdException w:name="footnote text" w:semiHidden="1" w:unhideWhenUsed="1"/>
     <w:lsdException w:name="annotation text" w:semiHidden="1" w:unhideWhenUsed="1"/>
     <w:lsdException w:name="header" w:semiHidden="1" w:unhideWhenUsed="1"/>
     <w:lsdException w:name="footer" w:semiHidden="1" w:unhideWhenUsed="1"/>
     <w:lsdException w:name="index heading" w:semiHidden="1" w:unhideWhenUsed="1"/>
-    <w:lsdException w:name="caption" w:uiPriority="35" w:semiHidden="1" w:unhideWhenUsed="1" w:qFormat="1"/>
+    <w:lsdException w:name="caption" w:semiHidden="1" w:uiPriority="35" w:unhideWhenUsed="1" w:qFormat="1"/>
     <w:lsdException w:name="table of figures" w:semiHidden="1" w:unhideWhenUsed="1"/>
     <w:lsdException w:name="envelope address" w:semiHidden="1" w:unhideWhenUsed="1"/>
     <w:lsdException w:name="envelope return" w:semiHidden="1" w:unhideWhenUsed="1"/>
@@ -43808,7 +43934,7 @@
     <w:lsdException w:name="Title" w:uiPriority="10" w:qFormat="1"/>
     <w:lsdException w:name="Closing" w:semiHidden="1" w:unhideWhenUsed="1"/>
     <w:lsdException w:name="Signature" w:semiHidden="1" w:unhideWhenUsed="1"/>
-    <w:lsdException w:name="Default Paragraph Font" w:uiPriority="1" w:semiHidden="1" w:unhideWhenUsed="1"/>
+    <w:lsdException w:name="Default Paragraph Font" w:semiHidden="1" w:uiPriority="1" w:unhideWhenUsed="1"/>
     <w:lsdException w:name="Body Text" w:semiHidden="1" w:unhideWhenUsed="1"/>
     <w:lsdException w:name="Body Text Indent" w:semiHidden="1" w:unhideWhenUsed="1"/>
     <w:lsdException w:name="List Continue" w:semiHidden="1" w:unhideWhenUsed="1"/>
@@ -44008,8 +44134,8 @@
     <w:lsdException w:name="Subtle Reference" w:uiPriority="31" w:qFormat="1"/>
     <w:lsdException w:name="Intense Reference" w:uiPriority="32" w:qFormat="1"/>
     <w:lsdException w:name="Book Title" w:uiPriority="33" w:qFormat="1"/>
-    <w:lsdException w:name="Bibliography" w:uiPriority="37" w:semiHidden="1" w:unhideWhenUsed="1"/>
-    <w:lsdException w:name="TOC Heading" w:uiPriority="39" w:semiHidden="1" w:unhideWhenUsed="1" w:qFormat="1"/>
+    <w:lsdException w:name="Bibliography" w:semiHidden="1" w:uiPriority="37" w:unhideWhenUsed="1"/>
+    <w:lsdException w:name="TOC Heading" w:semiHidden="1" w:uiPriority="39" w:unhideWhenUsed="1" w:qFormat="1"/>
     <w:lsdException w:name="Grid Table 4" w:uiPriority="49"/>
     <w:lsdException w:name="Grid Table 5 Dark" w:uiPriority="50"/>
     <w:lsdException w:name="Grid Table 6 Colorful" w:uiPriority="51"/>
@@ -44106,7 +44232,7 @@
     <w:lsdException w:name="List Table 6 Colorful Accent 6" w:uiPriority="51"/>
     <w:lsdException w:name="List Table 7 Colorful Accent 6" w:uiPriority="52"/>
   </w:latentStyles>
-  <w:style w:type="paragraph" w:styleId="Normale" w:default="1">
+  <w:style w:type="paragraph" w:default="1" w:styleId="Normale">
     <w:name w:val="Normal"/>
     <w:qFormat/>
     <w:rsid w:val="0082171A"/>
@@ -44125,8 +44251,8 @@
         <w:numId w:val="2"/>
       </w:numPr>
       <w:pBdr>
-        <w:bottom w:val="single" w:color="659FD5" w:sz="12" w:space="1"/>
-        <w:right w:val="single" w:color="659FD5" w:sz="12" w:space="4"/>
+        <w:bottom w:val="single" w:sz="12" w:space="1" w:color="659FD5"/>
+        <w:right w:val="single" w:sz="12" w:space="4" w:color="659FD5"/>
       </w:pBdr>
       <w:spacing w:before="120" w:after="240"/>
       <w:outlineLvl w:val="0"/>
@@ -44152,8 +44278,8 @@
         <w:numId w:val="2"/>
       </w:numPr>
       <w:pBdr>
-        <w:bottom w:val="dotted" w:color="F37B41" w:sz="4" w:space="1"/>
-        <w:right w:val="dotted" w:color="F37B41" w:sz="4" w:space="4"/>
+        <w:bottom w:val="dotted" w:sz="4" w:space="1" w:color="F37B41"/>
+        <w:right w:val="dotted" w:sz="4" w:space="4" w:color="F37B41"/>
       </w:pBdr>
       <w:spacing w:before="120" w:after="120"/>
       <w:outlineLvl w:val="1"/>
@@ -44205,8 +44331,8 @@
         <w:ilvl w:val="3"/>
       </w:numPr>
       <w:pBdr>
-        <w:bottom w:val="double" w:color="DAEBF7" w:sz="4" w:space="1"/>
-        <w:right w:val="double" w:color="DAEBF7" w:sz="4" w:space="4"/>
+        <w:bottom w:val="double" w:sz="4" w:space="1" w:color="DAEBF7"/>
+        <w:right w:val="double" w:sz="4" w:space="4" w:color="DAEBF7"/>
       </w:pBdr>
       <w:shd w:val="clear" w:color="659FD5" w:fill="auto"/>
       <w:spacing w:after="60"/>
@@ -44233,17 +44359,17 @@
       <w:outlineLvl w:val="4"/>
     </w:pPr>
     <w:rPr>
-      <w:rFonts w:asciiTheme="majorHAnsi" w:hAnsiTheme="majorHAnsi" w:eastAsiaTheme="majorEastAsia" w:cstheme="majorBidi"/>
+      <w:rFonts w:asciiTheme="majorHAnsi" w:eastAsiaTheme="majorEastAsia" w:hAnsiTheme="majorHAnsi" w:cstheme="majorBidi"/>
       <w:color w:val="365F91" w:themeColor="accent1" w:themeShade="BF"/>
     </w:rPr>
   </w:style>
-  <w:style w:type="character" w:styleId="Carpredefinitoparagrafo" w:default="1">
+  <w:style w:type="character" w:default="1" w:styleId="Carpredefinitoparagrafo">
     <w:name w:val="Default Paragraph Font"/>
     <w:uiPriority w:val="1"/>
     <w:semiHidden/>
     <w:unhideWhenUsed/>
   </w:style>
-  <w:style w:type="table" w:styleId="Tabellanormale" w:default="1">
+  <w:style w:type="table" w:default="1" w:styleId="Tabellanormale">
     <w:name w:val="Normal Table"/>
     <w:uiPriority w:val="99"/>
     <w:semiHidden/>
@@ -44258,7 +44384,7 @@
       </w:tblCellMar>
     </w:tblPr>
   </w:style>
-  <w:style w:type="numbering" w:styleId="Nessunelenco" w:default="1">
+  <w:style w:type="numbering" w:default="1" w:styleId="Nessunelenco">
     <w:name w:val="No List"/>
     <w:uiPriority w:val="99"/>
     <w:semiHidden/>
@@ -44326,7 +44452,7 @@
       <w:szCs w:val="18"/>
     </w:rPr>
   </w:style>
-  <w:style w:type="character" w:styleId="Titolo4Carattere" w:customStyle="1">
+  <w:style w:type="character" w:customStyle="1" w:styleId="Titolo4Carattere">
     <w:name w:val="Titolo 4 Carattere"/>
     <w:basedOn w:val="Carpredefinitoparagrafo"/>
     <w:link w:val="Titolo4"/>
@@ -44342,7 +44468,7 @@
       <w:shd w:val="clear" w:color="659FD5" w:fill="auto"/>
     </w:rPr>
   </w:style>
-  <w:style w:type="character" w:styleId="Titolo3Carattere" w:customStyle="1">
+  <w:style w:type="character" w:customStyle="1" w:styleId="Titolo3Carattere">
     <w:name w:val="Titolo 3 Carattere"/>
     <w:basedOn w:val="Carpredefinitoparagrafo"/>
     <w:link w:val="Titolo3"/>
@@ -44357,7 +44483,7 @@
       <w:shd w:val="clear" w:color="659FD5" w:fill="DAEBF7"/>
     </w:rPr>
   </w:style>
-  <w:style w:type="character" w:styleId="Titolo1Carattere" w:customStyle="1">
+  <w:style w:type="character" w:customStyle="1" w:styleId="Titolo1Carattere">
     <w:name w:val="Titolo 1 Carattere"/>
     <w:aliases w:val="Titre principal Carattere,T1 Carattere,T11 Carattere,T12 Carattere,1 ghost Carattere,g Carattere,ghost Carattere,head:1# Carattere,Head 1 Carattere,Head 11 Carattere,head:1#1 Carattere,Head 12 Carattere,head:1#2 Carattere"/>
     <w:basedOn w:val="Carpredefinitoparagrafo"/>
@@ -44389,7 +44515,7 @@
       <w:szCs w:val="20"/>
     </w:rPr>
   </w:style>
-  <w:style w:type="character" w:styleId="Titolo2Carattere" w:customStyle="1">
+  <w:style w:type="character" w:customStyle="1" w:styleId="Titolo2Carattere">
     <w:name w:val="Titolo 2 Carattere"/>
     <w:basedOn w:val="Carpredefinitoparagrafo"/>
     <w:link w:val="Titolo2"/>
@@ -44416,7 +44542,7 @@
       <w:szCs w:val="18"/>
     </w:rPr>
   </w:style>
-  <w:style w:type="character" w:styleId="TestofumettoCarattere" w:customStyle="1">
+  <w:style w:type="character" w:customStyle="1" w:styleId="TestofumettoCarattere">
     <w:name w:val="Testo fumetto Carattere"/>
     <w:basedOn w:val="Carpredefinitoparagrafo"/>
     <w:link w:val="Testofumetto"/>
@@ -44443,7 +44569,7 @@
       </w:tabs>
     </w:pPr>
   </w:style>
-  <w:style w:type="character" w:styleId="IntestazioneCarattere" w:customStyle="1">
+  <w:style w:type="character" w:customStyle="1" w:styleId="IntestazioneCarattere">
     <w:name w:val="Intestazione Carattere"/>
     <w:basedOn w:val="Carpredefinitoparagrafo"/>
     <w:link w:val="Intestazione"/>
@@ -44464,7 +44590,7 @@
       </w:tabs>
     </w:pPr>
   </w:style>
-  <w:style w:type="character" w:styleId="PidipaginaCarattere" w:customStyle="1">
+  <w:style w:type="character" w:customStyle="1" w:styleId="PidipaginaCarattere">
     <w:name w:val="Piè di pagina Carattere"/>
     <w:basedOn w:val="Carpredefinitoparagrafo"/>
     <w:link w:val="Pidipagina"/>
@@ -44557,12 +44683,12 @@
     </w:rPr>
     <w:tblPr>
       <w:tblBorders>
-        <w:top w:val="single" w:color="auto" w:sz="4" w:space="0"/>
-        <w:left w:val="single" w:color="auto" w:sz="4" w:space="0"/>
-        <w:bottom w:val="single" w:color="auto" w:sz="4" w:space="0"/>
-        <w:right w:val="single" w:color="auto" w:sz="4" w:space="0"/>
-        <w:insideH w:val="single" w:color="auto" w:sz="4" w:space="0"/>
-        <w:insideV w:val="single" w:color="auto" w:sz="4" w:space="0"/>
+        <w:top w:val="single" w:sz="4" w:space="0" w:color="auto"/>
+        <w:left w:val="single" w:sz="4" w:space="0" w:color="auto"/>
+        <w:bottom w:val="single" w:sz="4" w:space="0" w:color="auto"/>
+        <w:right w:val="single" w:sz="4" w:space="0" w:color="auto"/>
+        <w:insideH w:val="single" w:sz="4" w:space="0" w:color="auto"/>
+        <w:insideV w:val="single" w:sz="4" w:space="0" w:color="auto"/>
       </w:tblBorders>
     </w:tblPr>
   </w:style>
@@ -44574,7 +44700,7 @@
     <w:unhideWhenUsed/>
     <w:rsid w:val="004D4C72"/>
   </w:style>
-  <w:style w:type="table" w:styleId="Tabellasemplice-21" w:customStyle="1">
+  <w:style w:type="table" w:customStyle="1" w:styleId="Tabellasemplice-21">
     <w:name w:val="Tabella semplice - 21"/>
     <w:basedOn w:val="Tabellanormale"/>
     <w:uiPriority w:val="42"/>
@@ -44589,8 +44715,8 @@
       <w:tblStyleRowBandSize w:val="1"/>
       <w:tblStyleColBandSize w:val="1"/>
       <w:tblBorders>
-        <w:top w:val="single" w:color="7F7F7F" w:themeColor="text1" w:themeTint="80" w:sz="4" w:space="0"/>
-        <w:bottom w:val="single" w:color="7F7F7F" w:themeColor="text1" w:themeTint="80" w:sz="4" w:space="0"/>
+        <w:top w:val="single" w:sz="4" w:space="0" w:color="7F7F7F" w:themeColor="text1" w:themeTint="80"/>
+        <w:bottom w:val="single" w:sz="4" w:space="0" w:color="7F7F7F" w:themeColor="text1" w:themeTint="80"/>
       </w:tblBorders>
     </w:tblPr>
     <w:tblStylePr w:type="firstRow">
@@ -44601,7 +44727,7 @@
       <w:tblPr/>
       <w:tcPr>
         <w:tcBorders>
-          <w:bottom w:val="single" w:color="7F7F7F" w:themeColor="text1" w:themeTint="80" w:sz="4" w:space="0"/>
+          <w:bottom w:val="single" w:sz="4" w:space="0" w:color="7F7F7F" w:themeColor="text1" w:themeTint="80"/>
         </w:tcBorders>
       </w:tcPr>
     </w:tblStylePr>
@@ -44613,7 +44739,7 @@
       <w:tblPr/>
       <w:tcPr>
         <w:tcBorders>
-          <w:top w:val="single" w:color="7F7F7F" w:themeColor="text1" w:themeTint="80" w:sz="4" w:space="0"/>
+          <w:top w:val="single" w:sz="4" w:space="0" w:color="7F7F7F" w:themeColor="text1" w:themeTint="80"/>
         </w:tcBorders>
       </w:tcPr>
     </w:tblStylePr>
@@ -44633,8 +44759,8 @@
       <w:tblPr/>
       <w:tcPr>
         <w:tcBorders>
-          <w:left w:val="single" w:color="7F7F7F" w:themeColor="text1" w:themeTint="80" w:sz="4" w:space="0"/>
-          <w:right w:val="single" w:color="7F7F7F" w:themeColor="text1" w:themeTint="80" w:sz="4" w:space="0"/>
+          <w:left w:val="single" w:sz="4" w:space="0" w:color="7F7F7F" w:themeColor="text1" w:themeTint="80"/>
+          <w:right w:val="single" w:sz="4" w:space="0" w:color="7F7F7F" w:themeColor="text1" w:themeTint="80"/>
         </w:tcBorders>
       </w:tcPr>
     </w:tblStylePr>
@@ -44642,8 +44768,8 @@
       <w:tblPr/>
       <w:tcPr>
         <w:tcBorders>
-          <w:left w:val="single" w:color="7F7F7F" w:themeColor="text1" w:themeTint="80" w:sz="4" w:space="0"/>
-          <w:right w:val="single" w:color="7F7F7F" w:themeColor="text1" w:themeTint="80" w:sz="4" w:space="0"/>
+          <w:left w:val="single" w:sz="4" w:space="0" w:color="7F7F7F" w:themeColor="text1" w:themeTint="80"/>
+          <w:right w:val="single" w:sz="4" w:space="0" w:color="7F7F7F" w:themeColor="text1" w:themeTint="80"/>
         </w:tcBorders>
       </w:tcPr>
     </w:tblStylePr>
@@ -44651,13 +44777,13 @@
       <w:tblPr/>
       <w:tcPr>
         <w:tcBorders>
-          <w:top w:val="single" w:color="7F7F7F" w:themeColor="text1" w:themeTint="80" w:sz="4" w:space="0"/>
-          <w:bottom w:val="single" w:color="7F7F7F" w:themeColor="text1" w:themeTint="80" w:sz="4" w:space="0"/>
+          <w:top w:val="single" w:sz="4" w:space="0" w:color="7F7F7F" w:themeColor="text1" w:themeTint="80"/>
+          <w:bottom w:val="single" w:sz="4" w:space="0" w:color="7F7F7F" w:themeColor="text1" w:themeTint="80"/>
         </w:tcBorders>
       </w:tcPr>
     </w:tblStylePr>
   </w:style>
-  <w:style w:type="table" w:styleId="Elencotab31" w:customStyle="1">
+  <w:style w:type="table" w:customStyle="1" w:styleId="Elencotab31">
     <w:name w:val="Elenco tab. 31"/>
     <w:basedOn w:val="Tabellanormale"/>
     <w:uiPriority w:val="48"/>
@@ -44672,10 +44798,10 @@
       <w:tblStyleRowBandSize w:val="1"/>
       <w:tblStyleColBandSize w:val="1"/>
       <w:tblBorders>
-        <w:top w:val="single" w:color="000000" w:themeColor="text1" w:sz="4" w:space="0"/>
-        <w:left w:val="single" w:color="000000" w:themeColor="text1" w:sz="4" w:space="0"/>
-        <w:bottom w:val="single" w:color="000000" w:themeColor="text1" w:sz="4" w:space="0"/>
-        <w:right w:val="single" w:color="000000" w:themeColor="text1" w:sz="4" w:space="0"/>
+        <w:top w:val="single" w:sz="4" w:space="0" w:color="000000" w:themeColor="text1"/>
+        <w:left w:val="single" w:sz="4" w:space="0" w:color="000000" w:themeColor="text1"/>
+        <w:bottom w:val="single" w:sz="4" w:space="0" w:color="000000" w:themeColor="text1"/>
+        <w:right w:val="single" w:sz="4" w:space="0" w:color="000000" w:themeColor="text1"/>
       </w:tblBorders>
     </w:tblPr>
     <w:tblStylePr w:type="firstRow">
@@ -44697,7 +44823,7 @@
       <w:tblPr/>
       <w:tcPr>
         <w:tcBorders>
-          <w:top w:val="double" w:color="000000" w:themeColor="text1" w:sz="4" w:space="0"/>
+          <w:top w:val="double" w:sz="4" w:space="0" w:color="000000" w:themeColor="text1"/>
         </w:tcBorders>
         <w:shd w:val="clear" w:color="auto" w:fill="FFFFFF" w:themeFill="background1"/>
       </w:tcPr>
@@ -44732,8 +44858,8 @@
       <w:tblPr/>
       <w:tcPr>
         <w:tcBorders>
-          <w:left w:val="single" w:color="000000" w:themeColor="text1" w:sz="4" w:space="0"/>
-          <w:right w:val="single" w:color="000000" w:themeColor="text1" w:sz="4" w:space="0"/>
+          <w:left w:val="single" w:sz="4" w:space="0" w:color="000000" w:themeColor="text1"/>
+          <w:right w:val="single" w:sz="4" w:space="0" w:color="000000" w:themeColor="text1"/>
         </w:tcBorders>
       </w:tcPr>
     </w:tblStylePr>
@@ -44741,8 +44867,8 @@
       <w:tblPr/>
       <w:tcPr>
         <w:tcBorders>
-          <w:top w:val="single" w:color="000000" w:themeColor="text1" w:sz="4" w:space="0"/>
-          <w:bottom w:val="single" w:color="000000" w:themeColor="text1" w:sz="4" w:space="0"/>
+          <w:top w:val="single" w:sz="4" w:space="0" w:color="000000" w:themeColor="text1"/>
+          <w:bottom w:val="single" w:sz="4" w:space="0" w:color="000000" w:themeColor="text1"/>
           <w:insideH w:val="nil"/>
         </w:tcBorders>
       </w:tcPr>
@@ -44769,7 +44895,7 @@
       <w:tblPr/>
       <w:tcPr>
         <w:tcBorders>
-          <w:top w:val="double" w:color="000000" w:themeColor="text1" w:sz="4" w:space="0"/>
+          <w:top w:val="double" w:sz="4" w:space="0" w:color="000000" w:themeColor="text1"/>
           <w:left w:val="nil"/>
         </w:tcBorders>
       </w:tcPr>
@@ -44778,13 +44904,13 @@
       <w:tblPr/>
       <w:tcPr>
         <w:tcBorders>
-          <w:top w:val="double" w:color="000000" w:themeColor="text1" w:sz="4" w:space="0"/>
+          <w:top w:val="double" w:sz="4" w:space="0" w:color="000000" w:themeColor="text1"/>
           <w:right w:val="nil"/>
         </w:tcBorders>
       </w:tcPr>
     </w:tblStylePr>
   </w:style>
-  <w:style w:type="table" w:styleId="Tabellasemplice41" w:customStyle="1">
+  <w:style w:type="table" w:customStyle="1" w:styleId="Tabellasemplice41">
     <w:name w:val="Tabella semplice 41"/>
     <w:basedOn w:val="Tabellanormale"/>
     <w:uiPriority w:val="44"/>
@@ -44846,7 +44972,7 @@
       <w:spacing w:before="100" w:beforeAutospacing="1" w:after="100" w:afterAutospacing="1"/>
     </w:pPr>
     <w:rPr>
-      <w:rFonts w:ascii="Times New Roman" w:hAnsi="Times New Roman" w:eastAsia="Times New Roman" w:cs="Times New Roman"/>
+      <w:rFonts w:ascii="Times New Roman" w:eastAsia="Times New Roman" w:hAnsi="Times New Roman" w:cs="Times New Roman"/>
     </w:rPr>
   </w:style>
   <w:style w:type="paragraph" w:styleId="Titolosommario">
@@ -44867,7 +44993,7 @@
       <w:outlineLvl w:val="9"/>
     </w:pPr>
     <w:rPr>
-      <w:rFonts w:asciiTheme="majorHAnsi" w:hAnsiTheme="majorHAnsi" w:eastAsiaTheme="majorEastAsia" w:cstheme="majorBidi"/>
+      <w:rFonts w:asciiTheme="majorHAnsi" w:eastAsiaTheme="majorEastAsia" w:hAnsiTheme="majorHAnsi" w:cstheme="majorBidi"/>
       <w:bCs/>
       <w:color w:val="365F91" w:themeColor="accent1" w:themeShade="BF"/>
       <w:sz w:val="28"/>
@@ -44989,7 +45115,7 @@
     <w:unhideWhenUsed/>
     <w:rsid w:val="00382F91"/>
   </w:style>
-  <w:style w:type="table" w:styleId="Tabellaelenco6acolori1" w:customStyle="1">
+  <w:style w:type="table" w:customStyle="1" w:styleId="Tabellaelenco6acolori1">
     <w:name w:val="Tabella elenco 6 a colori1"/>
     <w:basedOn w:val="Tabellanormale"/>
     <w:uiPriority w:val="51"/>
@@ -45005,8 +45131,8 @@
       <w:tblStyleRowBandSize w:val="1"/>
       <w:tblStyleColBandSize w:val="1"/>
       <w:tblBorders>
-        <w:top w:val="single" w:color="000000" w:themeColor="text1" w:sz="4" w:space="0"/>
-        <w:bottom w:val="single" w:color="000000" w:themeColor="text1" w:sz="4" w:space="0"/>
+        <w:top w:val="single" w:sz="4" w:space="0" w:color="000000" w:themeColor="text1"/>
+        <w:bottom w:val="single" w:sz="4" w:space="0" w:color="000000" w:themeColor="text1"/>
       </w:tblBorders>
     </w:tblPr>
     <w:tblStylePr w:type="firstRow">
@@ -45017,7 +45143,7 @@
       <w:tblPr/>
       <w:tcPr>
         <w:tcBorders>
-          <w:bottom w:val="single" w:color="000000" w:themeColor="text1" w:sz="4" w:space="0"/>
+          <w:bottom w:val="single" w:sz="4" w:space="0" w:color="000000" w:themeColor="text1"/>
         </w:tcBorders>
       </w:tcPr>
     </w:tblStylePr>
@@ -45029,7 +45155,7 @@
       <w:tblPr/>
       <w:tcPr>
         <w:tcBorders>
-          <w:top w:val="double" w:color="000000" w:themeColor="text1" w:sz="4" w:space="0"/>
+          <w:top w:val="double" w:sz="4" w:space="0" w:color="000000" w:themeColor="text1"/>
         </w:tcBorders>
       </w:tcPr>
     </w:tblStylePr>
@@ -45069,7 +45195,7 @@
       <w:u w:val="single"/>
     </w:rPr>
   </w:style>
-  <w:style w:type="character" w:styleId="Menzionenonrisolta1" w:customStyle="1">
+  <w:style w:type="character" w:customStyle="1" w:styleId="Menzionenonrisolta1">
     <w:name w:val="Menzione non risolta1"/>
     <w:basedOn w:val="Carpredefinitoparagrafo"/>
     <w:uiPriority w:val="99"/>
@@ -45093,7 +45219,7 @@
       <w:u w:val="single"/>
     </w:rPr>
   </w:style>
-  <w:style w:type="numbering" w:styleId="Elencocorrente1" w:customStyle="1">
+  <w:style w:type="numbering" w:customStyle="1" w:styleId="Elencocorrente1">
     <w:name w:val="Elenco corrente1"/>
     <w:uiPriority w:val="99"/>
     <w:rsid w:val="00FF0215"/>
@@ -45103,7 +45229,7 @@
       </w:numPr>
     </w:pPr>
   </w:style>
-  <w:style w:type="numbering" w:styleId="Elencocorrente2" w:customStyle="1">
+  <w:style w:type="numbering" w:customStyle="1" w:styleId="Elencocorrente2">
     <w:name w:val="Elenco corrente2"/>
     <w:uiPriority w:val="99"/>
     <w:rsid w:val="00FF0215"/>
@@ -45113,7 +45239,7 @@
       </w:numPr>
     </w:pPr>
   </w:style>
-  <w:style w:type="numbering" w:styleId="Elencocorrente3" w:customStyle="1">
+  <w:style w:type="numbering" w:customStyle="1" w:styleId="Elencocorrente3">
     <w:name w:val="Elenco corrente3"/>
     <w:uiPriority w:val="99"/>
     <w:rsid w:val="00FF0215"/>
@@ -45123,7 +45249,7 @@
       </w:numPr>
     </w:pPr>
   </w:style>
-  <w:style w:type="numbering" w:styleId="Elencocorrente4" w:customStyle="1">
+  <w:style w:type="numbering" w:customStyle="1" w:styleId="Elencocorrente4">
     <w:name w:val="Elenco corrente4"/>
     <w:uiPriority w:val="99"/>
     <w:rsid w:val="007E4F14"/>
@@ -45133,7 +45259,7 @@
       </w:numPr>
     </w:pPr>
   </w:style>
-  <w:style w:type="character" w:styleId="UnresolvedMention" w:customStyle="1">
+  <w:style w:type="character" w:customStyle="1" w:styleId="UnresolvedMention">
     <w:name w:val="Unresolved Mention"/>
     <w:basedOn w:val="Carpredefinitoparagrafo"/>
     <w:uiPriority w:val="99"/>
@@ -45145,7 +45271,7 @@
       <w:shd w:val="clear" w:color="auto" w:fill="E1DFDD"/>
     </w:rPr>
   </w:style>
-  <w:style w:type="numbering" w:styleId="Elencocorrente5" w:customStyle="1">
+  <w:style w:type="numbering" w:customStyle="1" w:styleId="Elencocorrente5">
     <w:name w:val="Elenco corrente5"/>
     <w:uiPriority w:val="99"/>
     <w:rsid w:val="00D10C54"/>
@@ -45155,7 +45281,7 @@
       </w:numPr>
     </w:pPr>
   </w:style>
-  <w:style w:type="numbering" w:styleId="Elencocorrente6" w:customStyle="1">
+  <w:style w:type="numbering" w:customStyle="1" w:styleId="Elencocorrente6">
     <w:name w:val="Elenco corrente6"/>
     <w:uiPriority w:val="99"/>
     <w:rsid w:val="00D10C54"/>
@@ -45165,7 +45291,7 @@
       </w:numPr>
     </w:pPr>
   </w:style>
-  <w:style w:type="numbering" w:styleId="Elencocorrente7" w:customStyle="1">
+  <w:style w:type="numbering" w:customStyle="1" w:styleId="Elencocorrente7">
     <w:name w:val="Elenco corrente7"/>
     <w:uiPriority w:val="99"/>
     <w:rsid w:val="00D10C54"/>
@@ -45175,7 +45301,7 @@
       </w:numPr>
     </w:pPr>
   </w:style>
-  <w:style w:type="numbering" w:styleId="Elencocorrente8" w:customStyle="1">
+  <w:style w:type="numbering" w:customStyle="1" w:styleId="Elencocorrente8">
     <w:name w:val="Elenco corrente8"/>
     <w:uiPriority w:val="99"/>
     <w:rsid w:val="00D10C54"/>
@@ -45185,7 +45311,7 @@
       </w:numPr>
     </w:pPr>
   </w:style>
-  <w:style w:type="numbering" w:styleId="Elencocorrente9" w:customStyle="1">
+  <w:style w:type="numbering" w:customStyle="1" w:styleId="Elencocorrente9">
     <w:name w:val="Elenco corrente9"/>
     <w:uiPriority w:val="99"/>
     <w:rsid w:val="00D10C54"/>
@@ -45195,7 +45321,7 @@
       </w:numPr>
     </w:pPr>
   </w:style>
-  <w:style w:type="numbering" w:styleId="Elencocorrente10" w:customStyle="1">
+  <w:style w:type="numbering" w:customStyle="1" w:styleId="Elencocorrente10">
     <w:name w:val="Elenco corrente10"/>
     <w:uiPriority w:val="99"/>
     <w:rsid w:val="00D10C54"/>
@@ -45205,7 +45331,7 @@
       </w:numPr>
     </w:pPr>
   </w:style>
-  <w:style w:type="numbering" w:styleId="Elencocorrente11" w:customStyle="1">
+  <w:style w:type="numbering" w:customStyle="1" w:styleId="Elencocorrente11">
     <w:name w:val="Elenco corrente11"/>
     <w:uiPriority w:val="99"/>
     <w:rsid w:val="00D10C54"/>
@@ -45215,7 +45341,7 @@
       </w:numPr>
     </w:pPr>
   </w:style>
-  <w:style w:type="numbering" w:styleId="Elencocorrente12" w:customStyle="1">
+  <w:style w:type="numbering" w:customStyle="1" w:styleId="Elencocorrente12">
     <w:name w:val="Elenco corrente12"/>
     <w:uiPriority w:val="99"/>
     <w:rsid w:val="00B95F26"/>
@@ -45225,7 +45351,7 @@
       </w:numPr>
     </w:pPr>
   </w:style>
-  <w:style w:type="numbering" w:styleId="Elencocorrente13" w:customStyle="1">
+  <w:style w:type="numbering" w:customStyle="1" w:styleId="Elencocorrente13">
     <w:name w:val="Elenco corrente13"/>
     <w:uiPriority w:val="99"/>
     <w:rsid w:val="0033313F"/>
@@ -45235,7 +45361,7 @@
       </w:numPr>
     </w:pPr>
   </w:style>
-  <w:style w:type="numbering" w:styleId="Elencocorrente14" w:customStyle="1">
+  <w:style w:type="numbering" w:customStyle="1" w:styleId="Elencocorrente14">
     <w:name w:val="Elenco corrente14"/>
     <w:uiPriority w:val="99"/>
     <w:rsid w:val="0033313F"/>
@@ -45251,7 +45377,7 @@
     <w:qFormat/>
     <w:rsid w:val="00660AEA"/>
   </w:style>
-  <w:style w:type="numbering" w:styleId="Elencocorrente15" w:customStyle="1">
+  <w:style w:type="numbering" w:customStyle="1" w:styleId="Elencocorrente15">
     <w:name w:val="Elenco corrente15"/>
     <w:uiPriority w:val="99"/>
     <w:rsid w:val="00FC28AB"/>
@@ -45261,7 +45387,7 @@
       </w:numPr>
     </w:pPr>
   </w:style>
-  <w:style w:type="numbering" w:styleId="Elencocorrente16" w:customStyle="1">
+  <w:style w:type="numbering" w:customStyle="1" w:styleId="Elencocorrente16">
     <w:name w:val="Elenco corrente16"/>
     <w:uiPriority w:val="99"/>
     <w:rsid w:val="00FC28AB"/>
@@ -45271,7 +45397,7 @@
       </w:numPr>
     </w:pPr>
   </w:style>
-  <w:style w:type="numbering" w:styleId="Elencocorrente17" w:customStyle="1">
+  <w:style w:type="numbering" w:customStyle="1" w:styleId="Elencocorrente17">
     <w:name w:val="Elenco corrente17"/>
     <w:uiPriority w:val="99"/>
     <w:rsid w:val="00FC28AB"/>
@@ -45281,7 +45407,7 @@
       </w:numPr>
     </w:pPr>
   </w:style>
-  <w:style w:type="numbering" w:styleId="Elencocorrente18" w:customStyle="1">
+  <w:style w:type="numbering" w:customStyle="1" w:styleId="Elencocorrente18">
     <w:name w:val="Elenco corrente18"/>
     <w:uiPriority w:val="99"/>
     <w:rsid w:val="00FC28AB"/>
@@ -45291,7 +45417,7 @@
       </w:numPr>
     </w:pPr>
   </w:style>
-  <w:style w:type="numbering" w:styleId="Elencocorrente19" w:customStyle="1">
+  <w:style w:type="numbering" w:customStyle="1" w:styleId="Elencocorrente19">
     <w:name w:val="Elenco corrente19"/>
     <w:uiPriority w:val="99"/>
     <w:rsid w:val="00FC28AB"/>
@@ -45301,7 +45427,7 @@
       </w:numPr>
     </w:pPr>
   </w:style>
-  <w:style w:type="numbering" w:styleId="Elencocorrente20" w:customStyle="1">
+  <w:style w:type="numbering" w:customStyle="1" w:styleId="Elencocorrente20">
     <w:name w:val="Elenco corrente20"/>
     <w:uiPriority w:val="99"/>
     <w:rsid w:val="00FC28AB"/>
@@ -45311,7 +45437,7 @@
       </w:numPr>
     </w:pPr>
   </w:style>
-  <w:style w:type="numbering" w:styleId="Elencocorrente21" w:customStyle="1">
+  <w:style w:type="numbering" w:customStyle="1" w:styleId="Elencocorrente21">
     <w:name w:val="Elenco corrente21"/>
     <w:uiPriority w:val="99"/>
     <w:rsid w:val="0083509B"/>
@@ -45321,7 +45447,7 @@
       </w:numPr>
     </w:pPr>
   </w:style>
-  <w:style w:type="numbering" w:styleId="Elencocorrente22" w:customStyle="1">
+  <w:style w:type="numbering" w:customStyle="1" w:styleId="Elencocorrente22">
     <w:name w:val="Elenco corrente22"/>
     <w:uiPriority w:val="99"/>
     <w:rsid w:val="0083509B"/>
@@ -45331,7 +45457,7 @@
       </w:numPr>
     </w:pPr>
   </w:style>
-  <w:style w:type="numbering" w:styleId="Elencocorrente23" w:customStyle="1">
+  <w:style w:type="numbering" w:customStyle="1" w:styleId="Elencocorrente23">
     <w:name w:val="Elenco corrente23"/>
     <w:uiPriority w:val="99"/>
     <w:rsid w:val="005A6E0F"/>
@@ -45341,7 +45467,7 @@
       </w:numPr>
     </w:pPr>
   </w:style>
-  <w:style w:type="numbering" w:styleId="Elencocorrente24" w:customStyle="1">
+  <w:style w:type="numbering" w:customStyle="1" w:styleId="Elencocorrente24">
     <w:name w:val="Elenco corrente24"/>
     <w:uiPriority w:val="99"/>
     <w:rsid w:val="004B7EE6"/>
@@ -45351,7 +45477,7 @@
       </w:numPr>
     </w:pPr>
   </w:style>
-  <w:style w:type="numbering" w:styleId="Elencocorrente25" w:customStyle="1">
+  <w:style w:type="numbering" w:customStyle="1" w:styleId="Elencocorrente25">
     <w:name w:val="Elenco corrente25"/>
     <w:uiPriority w:val="99"/>
     <w:rsid w:val="004B7EE6"/>
@@ -45361,7 +45487,7 @@
       </w:numPr>
     </w:pPr>
   </w:style>
-  <w:style w:type="numbering" w:styleId="Elencocorrente26" w:customStyle="1">
+  <w:style w:type="numbering" w:customStyle="1" w:styleId="Elencocorrente26">
     <w:name w:val="Elenco corrente26"/>
     <w:uiPriority w:val="99"/>
     <w:rsid w:val="004B7EE6"/>
@@ -45371,7 +45497,7 @@
       </w:numPr>
     </w:pPr>
   </w:style>
-  <w:style w:type="numbering" w:styleId="Elencocorrente27" w:customStyle="1">
+  <w:style w:type="numbering" w:customStyle="1" w:styleId="Elencocorrente27">
     <w:name w:val="Elenco corrente27"/>
     <w:uiPriority w:val="99"/>
     <w:rsid w:val="004B7EE6"/>
@@ -45381,7 +45507,7 @@
       </w:numPr>
     </w:pPr>
   </w:style>
-  <w:style w:type="numbering" w:styleId="Elencocorrente28" w:customStyle="1">
+  <w:style w:type="numbering" w:customStyle="1" w:styleId="Elencocorrente28">
     <w:name w:val="Elenco corrente28"/>
     <w:uiPriority w:val="99"/>
     <w:rsid w:val="004B7EE6"/>
@@ -45391,7 +45517,7 @@
       </w:numPr>
     </w:pPr>
   </w:style>
-  <w:style w:type="numbering" w:styleId="Elencocorrente29" w:customStyle="1">
+  <w:style w:type="numbering" w:customStyle="1" w:styleId="Elencocorrente29">
     <w:name w:val="Elenco corrente29"/>
     <w:uiPriority w:val="99"/>
     <w:rsid w:val="004B7EE6"/>
@@ -45401,7 +45527,7 @@
       </w:numPr>
     </w:pPr>
   </w:style>
-  <w:style w:type="numbering" w:styleId="Elencocorrente30" w:customStyle="1">
+  <w:style w:type="numbering" w:customStyle="1" w:styleId="Elencocorrente30">
     <w:name w:val="Elenco corrente30"/>
     <w:uiPriority w:val="99"/>
     <w:rsid w:val="004B7EE6"/>
@@ -45411,7 +45537,7 @@
       </w:numPr>
     </w:pPr>
   </w:style>
-  <w:style w:type="numbering" w:styleId="Elencocorrente31" w:customStyle="1">
+  <w:style w:type="numbering" w:customStyle="1" w:styleId="Elencocorrente31">
     <w:name w:val="Elenco corrente31"/>
     <w:uiPriority w:val="99"/>
     <w:rsid w:val="004B7EE6"/>
@@ -45421,7 +45547,7 @@
       </w:numPr>
     </w:pPr>
   </w:style>
-  <w:style w:type="numbering" w:styleId="Elencocorrente32" w:customStyle="1">
+  <w:style w:type="numbering" w:customStyle="1" w:styleId="Elencocorrente32">
     <w:name w:val="Elenco corrente32"/>
     <w:uiPriority w:val="99"/>
     <w:rsid w:val="004B7EE6"/>
@@ -45431,7 +45557,7 @@
       </w:numPr>
     </w:pPr>
   </w:style>
-  <w:style w:type="numbering" w:styleId="Elencocorrente33" w:customStyle="1">
+  <w:style w:type="numbering" w:customStyle="1" w:styleId="Elencocorrente33">
     <w:name w:val="Elenco corrente33"/>
     <w:uiPriority w:val="99"/>
     <w:rsid w:val="004B7EE6"/>
@@ -45441,7 +45567,7 @@
       </w:numPr>
     </w:pPr>
   </w:style>
-  <w:style w:type="numbering" w:styleId="Elencocorrente34" w:customStyle="1">
+  <w:style w:type="numbering" w:customStyle="1" w:styleId="Elencocorrente34">
     <w:name w:val="Elenco corrente34"/>
     <w:uiPriority w:val="99"/>
     <w:rsid w:val="004B7EE6"/>
@@ -45451,7 +45577,7 @@
       </w:numPr>
     </w:pPr>
   </w:style>
-  <w:style w:type="numbering" w:styleId="Elencocorrente35" w:customStyle="1">
+  <w:style w:type="numbering" w:customStyle="1" w:styleId="Elencocorrente35">
     <w:name w:val="Elenco corrente35"/>
     <w:uiPriority w:val="99"/>
     <w:rsid w:val="004B7EE6"/>
@@ -45461,7 +45587,7 @@
       </w:numPr>
     </w:pPr>
   </w:style>
-  <w:style w:type="numbering" w:styleId="Elencocorrente36" w:customStyle="1">
+  <w:style w:type="numbering" w:customStyle="1" w:styleId="Elencocorrente36">
     <w:name w:val="Elenco corrente36"/>
     <w:uiPriority w:val="99"/>
     <w:rsid w:val="004B7EE6"/>
@@ -45471,7 +45597,7 @@
       </w:numPr>
     </w:pPr>
   </w:style>
-  <w:style w:type="numbering" w:styleId="Elencocorrente37" w:customStyle="1">
+  <w:style w:type="numbering" w:customStyle="1" w:styleId="Elencocorrente37">
     <w:name w:val="Elenco corrente37"/>
     <w:uiPriority w:val="99"/>
     <w:rsid w:val="004B7EE6"/>
@@ -45481,7 +45607,7 @@
       </w:numPr>
     </w:pPr>
   </w:style>
-  <w:style w:type="numbering" w:styleId="Elencocorrente38" w:customStyle="1">
+  <w:style w:type="numbering" w:customStyle="1" w:styleId="Elencocorrente38">
     <w:name w:val="Elenco corrente38"/>
     <w:uiPriority w:val="99"/>
     <w:rsid w:val="00F66BB7"/>
@@ -45491,7 +45617,7 @@
       </w:numPr>
     </w:pPr>
   </w:style>
-  <w:style w:type="numbering" w:styleId="Elencocorrente39" w:customStyle="1">
+  <w:style w:type="numbering" w:customStyle="1" w:styleId="Elencocorrente39">
     <w:name w:val="Elenco corrente39"/>
     <w:uiPriority w:val="99"/>
     <w:rsid w:val="006304CD"/>
@@ -45501,7 +45627,7 @@
       </w:numPr>
     </w:pPr>
   </w:style>
-  <w:style w:type="numbering" w:styleId="Elencocorrente40" w:customStyle="1">
+  <w:style w:type="numbering" w:customStyle="1" w:styleId="Elencocorrente40">
     <w:name w:val="Elenco corrente40"/>
     <w:uiPriority w:val="99"/>
     <w:rsid w:val="006304CD"/>
@@ -45511,14 +45637,14 @@
       </w:numPr>
     </w:pPr>
   </w:style>
-  <w:style w:type="character" w:styleId="Titolo5Carattere" w:customStyle="1">
+  <w:style w:type="character" w:customStyle="1" w:styleId="Titolo5Carattere">
     <w:name w:val="Titolo 5 Carattere"/>
     <w:basedOn w:val="Carpredefinitoparagrafo"/>
     <w:link w:val="Titolo5"/>
     <w:uiPriority w:val="9"/>
     <w:rsid w:val="005F7342"/>
     <w:rPr>
-      <w:rFonts w:asciiTheme="majorHAnsi" w:hAnsiTheme="majorHAnsi" w:eastAsiaTheme="majorEastAsia" w:cstheme="majorBidi"/>
+      <w:rFonts w:asciiTheme="majorHAnsi" w:eastAsiaTheme="majorEastAsia" w:hAnsiTheme="majorHAnsi" w:cstheme="majorBidi"/>
       <w:color w:val="365F91" w:themeColor="accent1" w:themeShade="BF"/>
     </w:rPr>
   </w:style>
@@ -45541,7 +45667,7 @@
       <w:szCs w:val="18"/>
     </w:rPr>
   </w:style>
-  <w:style w:type="numbering" w:styleId="Elencocorrente41" w:customStyle="1">
+  <w:style w:type="numbering" w:customStyle="1" w:styleId="Elencocorrente41">
     <w:name w:val="Elenco corrente41"/>
     <w:uiPriority w:val="99"/>
     <w:rsid w:val="00F737B2"/>
@@ -45551,7 +45677,7 @@
       </w:numPr>
     </w:pPr>
   </w:style>
-  <w:style w:type="numbering" w:styleId="Elencocorrente42" w:customStyle="1">
+  <w:style w:type="numbering" w:customStyle="1" w:styleId="Elencocorrente42">
     <w:name w:val="Elenco corrente42"/>
     <w:uiPriority w:val="99"/>
     <w:rsid w:val="00F737B2"/>
@@ -45885,21 +46011,6 @@
 </file>
 
 <file path=customXml/item1.xml><?xml version="1.0" encoding="utf-8"?>
-<p:properties xmlns:p="http://schemas.microsoft.com/office/2006/metadata/properties" xmlns:xsi="http://www.w3.org/2001/XMLSchema-instance" xmlns:pc="http://schemas.microsoft.com/office/infopath/2007/PartnerControls">
-  <documentManagement/>
-</p:properties>
-</file>
-
-<file path=customXml/item2.xml><?xml version="1.0" encoding="utf-8"?>
-<?mso-contentType ?>
-<FormTemplates xmlns="http://schemas.microsoft.com/sharepoint/v3/contenttype/forms">
-  <Display>DocumentLibraryForm</Display>
-  <Edit>DocumentLibraryForm</Edit>
-  <New>DocumentLibraryForm</New>
-</FormTemplates>
-</file>
-
-<file path=customXml/item3.xml><?xml version="1.0" encoding="utf-8"?>
 <ct:contentTypeSchema xmlns:ct="http://schemas.microsoft.com/office/2006/metadata/contentType" xmlns:ma="http://schemas.microsoft.com/office/2006/metadata/properties/metaAttributes" ct:_="" ma:_="" ma:contentTypeName="Document" ma:contentTypeID="0x0101006F04A4F13508C741ACE8AA56FFE3D10B" ma:contentTypeVersion="3" ma:contentTypeDescription="Create a new document." ma:contentTypeScope="" ma:versionID="ae74d4b9aee1c489174765fe6dbf7085">
   <xsd:schema xmlns:xsd="http://www.w3.org/2001/XMLSchema" xmlns:xs="http://www.w3.org/2001/XMLSchema" xmlns:p="http://schemas.microsoft.com/office/2006/metadata/properties" xmlns:ns2="73091f6d-7efc-4d80-b345-57c665de3b33" targetNamespace="http://schemas.microsoft.com/office/2006/metadata/properties" ma:root="true" ma:fieldsID="ad47a26360bfbf964ac1e7e308878997" ns2:_="">
     <xsd:import namespace="73091f6d-7efc-4d80-b345-57c665de3b33"/>
@@ -46037,28 +46148,26 @@
 </ct:contentTypeSchema>
 </file>
 
+<file path=customXml/item2.xml><?xml version="1.0" encoding="utf-8"?>
+<?mso-contentType ?>
+<FormTemplates xmlns="http://schemas.microsoft.com/sharepoint/v3/contenttype/forms">
+  <Display>DocumentLibraryForm</Display>
+  <Edit>DocumentLibraryForm</Edit>
+  <New>DocumentLibraryForm</New>
+</FormTemplates>
+</file>
+
+<file path=customXml/item3.xml><?xml version="1.0" encoding="utf-8"?>
+<p:properties xmlns:p="http://schemas.microsoft.com/office/2006/metadata/properties" xmlns:xsi="http://www.w3.org/2001/XMLSchema-instance" xmlns:pc="http://schemas.microsoft.com/office/infopath/2007/PartnerControls">
+  <documentManagement/>
+</p:properties>
+</file>
+
 <file path=customXml/item4.xml><?xml version="1.0" encoding="utf-8"?>
 <b:Sources xmlns:b="http://schemas.openxmlformats.org/officeDocument/2006/bibliography" xmlns="http://schemas.openxmlformats.org/officeDocument/2006/bibliography" SelectedStyle="/APA.XSL" StyleName="APA"/>
 </file>
 
 <file path=customXml/itemProps1.xml><?xml version="1.0" encoding="utf-8"?>
-<ds:datastoreItem xmlns:ds="http://schemas.openxmlformats.org/officeDocument/2006/customXml" ds:itemID="{B1FF55AB-12A0-4DCC-B57A-E7539478881A}">
-  <ds:schemaRefs>
-    <ds:schemaRef ds:uri="http://schemas.microsoft.com/office/2006/metadata/properties"/>
-    <ds:schemaRef ds:uri="http://schemas.microsoft.com/office/infopath/2007/PartnerControls"/>
-  </ds:schemaRefs>
-</ds:datastoreItem>
-</file>
-
-<file path=customXml/itemProps2.xml><?xml version="1.0" encoding="utf-8"?>
-<ds:datastoreItem xmlns:ds="http://schemas.openxmlformats.org/officeDocument/2006/customXml" ds:itemID="{7A92FC2C-203E-4C0D-85A9-20D789DE0FA5}">
-  <ds:schemaRefs>
-    <ds:schemaRef ds:uri="http://schemas.microsoft.com/sharepoint/v3/contenttype/forms"/>
-  </ds:schemaRefs>
-</ds:datastoreItem>
-</file>
-
-<file path=customXml/itemProps3.xml><?xml version="1.0" encoding="utf-8"?>
 <ds:datastoreItem xmlns:ds="http://schemas.openxmlformats.org/officeDocument/2006/customXml" ds:itemID="{CA04803F-38A4-427F-83B5-157200DCBBE9}">
   <ds:schemaRefs>
     <ds:schemaRef ds:uri="http://schemas.microsoft.com/office/2006/metadata/contentType"/>
@@ -46076,8 +46185,25 @@
 </ds:datastoreItem>
 </file>
 
+<file path=customXml/itemProps2.xml><?xml version="1.0" encoding="utf-8"?>
+<ds:datastoreItem xmlns:ds="http://schemas.openxmlformats.org/officeDocument/2006/customXml" ds:itemID="{7A92FC2C-203E-4C0D-85A9-20D789DE0FA5}">
+  <ds:schemaRefs>
+    <ds:schemaRef ds:uri="http://schemas.microsoft.com/sharepoint/v3/contenttype/forms"/>
+  </ds:schemaRefs>
+</ds:datastoreItem>
+</file>
+
+<file path=customXml/itemProps3.xml><?xml version="1.0" encoding="utf-8"?>
+<ds:datastoreItem xmlns:ds="http://schemas.openxmlformats.org/officeDocument/2006/customXml" ds:itemID="{B1FF55AB-12A0-4DCC-B57A-E7539478881A}">
+  <ds:schemaRefs>
+    <ds:schemaRef ds:uri="http://schemas.microsoft.com/office/2006/metadata/properties"/>
+    <ds:schemaRef ds:uri="http://schemas.microsoft.com/office/infopath/2007/PartnerControls"/>
+  </ds:schemaRefs>
+</ds:datastoreItem>
+</file>
+
 <file path=customXml/itemProps4.xml><?xml version="1.0" encoding="utf-8"?>
-<ds:datastoreItem xmlns:ds="http://schemas.openxmlformats.org/officeDocument/2006/customXml" ds:itemID="{67BA39DC-8E47-4A62-AC12-A043870DA056}">
+<ds:datastoreItem xmlns:ds="http://schemas.openxmlformats.org/officeDocument/2006/customXml" ds:itemID="{97A73B1B-2229-40D7-910A-DEBF1F7EF427}">
   <ds:schemaRefs>
     <ds:schemaRef ds:uri="http://schemas.openxmlformats.org/officeDocument/2006/bibliography"/>
   </ds:schemaRefs>

--- a/Documentation/Documentazione.docx
+++ b/Documentation/Documentazione.docx
@@ -12143,6 +12143,32 @@
     </w:p>
     <w:p>
       <w:pPr>
+        <w:pStyle w:val="Paragrafoelenco"/>
+        <w:numPr>
+          <w:ilvl w:val="0"/>
+          <w:numId w:val="6"/>
+        </w:numPr>
+      </w:pPr>
+      <w:r>
+        <w:rPr>
+          <w:b/>
+          <w:bCs/>
+          <w:color w:val="F79646" w:themeColor="accent6"/>
+          <w:u w:val="single"/>
+        </w:rPr>
+        <w:t>UC13</w:t>
+      </w:r>
+      <w:r>
+        <w:t xml:space="preserve">: </w:t>
+      </w:r>
+      <w:proofErr w:type="spellStart"/>
+      <w:r>
+        <w:t>InvioPromemoria</w:t>
+      </w:r>
+      <w:proofErr w:type="spellEnd"/>
+    </w:p>
+    <w:p>
+      <w:pPr>
         <w:rPr>
           <w:b/>
           <w:bCs/>
@@ -12217,7 +12243,7 @@
           <w:color w:val="F37A41"/>
           <w:u w:val="single"/>
         </w:rPr>
-        <w:t>3</w:t>
+        <w:t>4</w:t>
       </w:r>
       <w:r>
         <w:t xml:space="preserve">: </w:t>
@@ -12258,7 +12284,7 @@
           <w:color w:val="F37A41"/>
           <w:u w:val="single"/>
         </w:rPr>
-        <w:t>4</w:t>
+        <w:t>5</w:t>
       </w:r>
       <w:r>
         <w:t xml:space="preserve">: </w:t>
@@ -12293,7 +12319,7 @@
           <w:color w:val="F37A41"/>
           <w:u w:val="single"/>
         </w:rPr>
-        <w:t>5</w:t>
+        <w:t>6</w:t>
       </w:r>
       <w:r>
         <w:t xml:space="preserve">: </w:t>
@@ -12319,7 +12345,7 @@
           <w:color w:val="F37A41"/>
           <w:u w:val="single"/>
         </w:rPr>
-        <w:t>UC16</w:t>
+        <w:t>UC17</w:t>
       </w:r>
       <w:r>
         <w:t>:</w:t>
@@ -12330,35 +12356,6 @@
       <w:proofErr w:type="spellStart"/>
       <w:r>
         <w:t>InvioNotifica</w:t>
-      </w:r>
-      <w:proofErr w:type="spellEnd"/>
-    </w:p>
-    <w:p>
-      <w:pPr>
-        <w:pStyle w:val="Paragrafoelenco"/>
-        <w:numPr>
-          <w:ilvl w:val="0"/>
-          <w:numId w:val="6"/>
-        </w:numPr>
-      </w:pPr>
-      <w:r>
-        <w:rPr>
-          <w:b/>
-          <w:bCs/>
-          <w:color w:val="F37A41"/>
-          <w:u w:val="single"/>
-        </w:rPr>
-        <w:t>UC17</w:t>
-      </w:r>
-      <w:r>
-        <w:t>:</w:t>
-      </w:r>
-      <w:r>
-        <w:t xml:space="preserve"> </w:t>
-      </w:r>
-      <w:proofErr w:type="spellStart"/>
-      <w:r>
-        <w:t>InvioPromemoria</w:t>
       </w:r>
       <w:proofErr w:type="spellEnd"/>
     </w:p>
@@ -14080,26 +14077,6 @@
             </w:r>
             <w:proofErr w:type="spellEnd"/>
           </w:p>
-          <w:p>
-            <w:pPr>
-              <w:numPr>
-                <w:ilvl w:val="0"/>
-                <w:numId w:val="62"/>
-              </w:numPr>
-              <w:cnfStyle w:val="000000100000" w:firstRow="0" w:lastRow="0" w:firstColumn="0" w:lastColumn="0" w:oddVBand="0" w:evenVBand="0" w:oddHBand="1" w:evenHBand="0" w:firstRowFirstColumn="0" w:firstRowLastColumn="0" w:lastRowFirstColumn="0" w:lastRowLastColumn="0"/>
-              <w:rPr>
-                <w:rFonts w:ascii="Times New Roman" w:hAnsi="Times New Roman" w:cs="Times New Roman"/>
-              </w:rPr>
-            </w:pPr>
-            <w:proofErr w:type="spellStart"/>
-            <w:r>
-              <w:rPr>
-                <w:rFonts w:ascii="Times New Roman" w:hAnsi="Times New Roman" w:cs="Times New Roman"/>
-              </w:rPr>
-              <w:t>InvioPromemoria</w:t>
-            </w:r>
-            <w:proofErr w:type="spellEnd"/>
-          </w:p>
         </w:tc>
         <w:tc>
           <w:tcPr>
@@ -15058,10 +15035,16 @@
               <w:rPr>
                 <w:rFonts w:ascii="Times New Roman" w:hAnsi="Times New Roman" w:cs="Times New Roman"/>
               </w:rPr>
-              <w:t>, GestioneScadenzaAutomaticaPrenotazione</w:t>
-            </w:r>
-            <w:bookmarkStart w:id="58" w:name="_GoBack"/>
-            <w:bookmarkEnd w:id="58"/>
+              <w:t xml:space="preserve">, </w:t>
+            </w:r>
+            <w:proofErr w:type="spellStart"/>
+            <w:r>
+              <w:rPr>
+                <w:rFonts w:ascii="Times New Roman" w:hAnsi="Times New Roman" w:cs="Times New Roman"/>
+              </w:rPr>
+              <w:t>GestioneScadenzaAutomaticaPrenotazione</w:t>
+            </w:r>
+            <w:proofErr w:type="spellEnd"/>
             <w:r>
               <w:rPr>
                 <w:rFonts w:ascii="Times New Roman" w:hAnsi="Times New Roman" w:cs="Times New Roman"/>
@@ -15369,7 +15352,7 @@
               <w:rPr>
                 <w:rFonts w:ascii="Times New Roman" w:hAnsi="Times New Roman" w:cs="Times New Roman"/>
               </w:rPr>
-              <w:t>Incluso in Check-in</w:t>
+              <w:t>-</w:t>
             </w:r>
           </w:p>
         </w:tc>
@@ -15701,18 +15684,18 @@
           <w:numId w:val="1"/>
         </w:numPr>
       </w:pPr>
-      <w:bookmarkStart w:id="59" w:name="_Toc471905553"/>
-      <w:bookmarkStart w:id="60" w:name="_Toc474433555"/>
-      <w:bookmarkStart w:id="61" w:name="_Toc474433730"/>
-      <w:bookmarkStart w:id="62" w:name="_Toc195300124"/>
+      <w:bookmarkStart w:id="58" w:name="_Toc471905553"/>
+      <w:bookmarkStart w:id="59" w:name="_Toc474433555"/>
+      <w:bookmarkStart w:id="60" w:name="_Toc474433730"/>
+      <w:bookmarkStart w:id="61" w:name="_Toc195300124"/>
       <w:r>
         <w:lastRenderedPageBreak/>
         <w:t>Diagramma dei casi d’uso</w:t>
       </w:r>
+      <w:bookmarkEnd w:id="58"/>
       <w:bookmarkEnd w:id="59"/>
       <w:bookmarkEnd w:id="60"/>
       <w:bookmarkEnd w:id="61"/>
-      <w:bookmarkEnd w:id="62"/>
     </w:p>
     <w:p>
       <w:pPr>
@@ -15831,23 +15814,23 @@
           <w:numId w:val="1"/>
         </w:numPr>
       </w:pPr>
-      <w:bookmarkStart w:id="63" w:name="_Toc471222558"/>
-      <w:bookmarkStart w:id="64" w:name="_Toc471222597"/>
-      <w:bookmarkStart w:id="65" w:name="_Toc471224128"/>
-      <w:bookmarkStart w:id="66" w:name="_Toc471905554"/>
-      <w:bookmarkStart w:id="67" w:name="_Toc474433556"/>
-      <w:bookmarkStart w:id="68" w:name="_Toc474433731"/>
-      <w:bookmarkStart w:id="69" w:name="_Toc195300125"/>
+      <w:bookmarkStart w:id="62" w:name="_Toc471222558"/>
+      <w:bookmarkStart w:id="63" w:name="_Toc471222597"/>
+      <w:bookmarkStart w:id="64" w:name="_Toc471224128"/>
+      <w:bookmarkStart w:id="65" w:name="_Toc471905554"/>
+      <w:bookmarkStart w:id="66" w:name="_Toc474433556"/>
+      <w:bookmarkStart w:id="67" w:name="_Toc474433731"/>
+      <w:bookmarkStart w:id="68" w:name="_Toc195300125"/>
       <w:r>
         <w:t>Scenari</w:t>
       </w:r>
+      <w:bookmarkEnd w:id="62"/>
       <w:bookmarkEnd w:id="63"/>
       <w:bookmarkEnd w:id="64"/>
       <w:bookmarkEnd w:id="65"/>
       <w:bookmarkEnd w:id="66"/>
       <w:bookmarkEnd w:id="67"/>
       <w:bookmarkEnd w:id="68"/>
-      <w:bookmarkEnd w:id="69"/>
     </w:p>
     <w:p>
       <w:pPr>
@@ -15856,76 +15839,6 @@
           <w:szCs w:val="10"/>
         </w:rPr>
       </w:pPr>
-    </w:p>
-    <w:p>
-      <w:pPr>
-        <w:jc w:val="both"/>
-        <w:rPr>
-          <w:highlight w:val="yellow"/>
-        </w:rPr>
-      </w:pPr>
-      <w:r>
-        <w:rPr>
-          <w:highlight w:val="yellow"/>
-        </w:rPr>
-        <w:t xml:space="preserve">Selezionare un caso d’uso (dunque una funzionalità) per ogni membro del gruppo, da sviluppare fino alla codifica in Java (dunque, diagramma di sequenza di analisi raffinato, diagramma di sequenza di progettazione, implementazione e test del caso d’uso scelto). </w:t>
-      </w:r>
-    </w:p>
-    <w:p>
-      <w:pPr>
-        <w:jc w:val="both"/>
-        <w:rPr>
-          <w:highlight w:val="yellow"/>
-        </w:rPr>
-      </w:pPr>
-      <w:r>
-        <w:rPr>
-          <w:highlight w:val="yellow"/>
-        </w:rPr>
-        <w:t xml:space="preserve">Riportare </w:t>
-      </w:r>
-      <w:r>
-        <w:rPr>
-          <w:highlight w:val="yellow"/>
-        </w:rPr>
-        <w:t xml:space="preserve">in questa sezione </w:t>
-      </w:r>
-      <w:r>
-        <w:rPr>
-          <w:highlight w:val="yellow"/>
-        </w:rPr>
-        <w:t xml:space="preserve">lo scenario principale per </w:t>
-      </w:r>
-      <w:r>
-        <w:rPr>
-          <w:highlight w:val="yellow"/>
-        </w:rPr>
-        <w:t xml:space="preserve">il </w:t>
-      </w:r>
-      <w:r>
-        <w:rPr>
-          <w:highlight w:val="yellow"/>
-        </w:rPr>
-        <w:t>cas</w:t>
-      </w:r>
-      <w:r>
-        <w:rPr>
-          <w:highlight w:val="yellow"/>
-        </w:rPr>
-        <w:t>o</w:t>
-      </w:r>
-      <w:r>
-        <w:rPr>
-          <w:highlight w:val="yellow"/>
-        </w:rPr>
-        <w:t xml:space="preserve"> d’uso </w:t>
-      </w:r>
-      <w:r>
-        <w:rPr>
-          <w:highlight w:val="yellow"/>
-        </w:rPr>
-        <w:t>scelto, come nel seguente esempio</w:t>
-      </w:r>
     </w:p>
     <w:p>
       <w:pPr>
@@ -16224,7 +16137,7 @@
               <w:rPr>
                 <w:rFonts w:ascii="Times New Roman" w:hAnsi="Times New Roman" w:cs="Times New Roman"/>
               </w:rPr>
-              <w:t>L’Utente è uno Studente o un Bibliotecario</w:t>
+              <w:t>-</w:t>
             </w:r>
           </w:p>
         </w:tc>
@@ -16334,7 +16247,6 @@
                 <w:rFonts w:ascii="Times New Roman" w:hAnsi="Times New Roman"/>
                 <w:szCs w:val="21"/>
               </w:rPr>
-              <w:lastRenderedPageBreak/>
               <w:t>L</w:t>
             </w:r>
             <w:r>
@@ -16489,6 +16401,7 @@
               <w:rPr>
                 <w:rFonts w:ascii="Times New Roman" w:hAnsi="Times New Roman" w:cs="Times New Roman"/>
               </w:rPr>
+              <w:lastRenderedPageBreak/>
               <w:t>Il sistema controlla che il numero di matricola non sia già registrato</w:t>
             </w:r>
           </w:p>
@@ -17306,7 +17219,13 @@
               <w:rPr>
                 <w:rFonts w:ascii="Times New Roman" w:hAnsi="Times New Roman" w:cs="Times New Roman"/>
               </w:rPr>
-              <w:t>Il sistema controlla che i dati inseriti siano validi sintatticamente</w:t>
+              <w:t>Il sistema controlla che i dati inser</w:t>
+            </w:r>
+            <w:r>
+              <w:rPr>
+                <w:rFonts w:ascii="Times New Roman" w:hAnsi="Times New Roman" w:cs="Times New Roman"/>
+              </w:rPr>
+              <w:t>iti siano validi</w:t>
             </w:r>
           </w:p>
           <w:p>
@@ -18421,7 +18340,6 @@
                 <w:rFonts w:ascii="Times New Roman" w:hAnsi="Times New Roman" w:cs="Times New Roman"/>
                 <w:color w:val="FFFFFF" w:themeColor="background1"/>
               </w:rPr>
-              <w:lastRenderedPageBreak/>
               <w:t>Caso d’uso:</w:t>
             </w:r>
           </w:p>
@@ -18767,6 +18685,7 @@
               <w:rPr>
                 <w:rFonts w:ascii="Times New Roman" w:hAnsi="Times New Roman" w:cs="Times New Roman"/>
               </w:rPr>
+              <w:lastRenderedPageBreak/>
               <w:t>Sequenza di eventi</w:t>
             </w:r>
           </w:p>
@@ -18817,7 +18736,19 @@
               <w:rPr>
                 <w:rFonts w:ascii="Times New Roman" w:hAnsi="Times New Roman" w:cs="Times New Roman"/>
               </w:rPr>
-              <w:t>inizia quando lo Studente vuole effettuare il check-in</w:t>
+              <w:t>inizia quando lo Stude</w:t>
+            </w:r>
+            <w:r>
+              <w:rPr>
+                <w:rFonts w:ascii="Times New Roman" w:hAnsi="Times New Roman" w:cs="Times New Roman"/>
+              </w:rPr>
+              <w:t>nte visualizza l’elenco delle P</w:t>
+            </w:r>
+            <w:r>
+              <w:rPr>
+                <w:rFonts w:ascii="Times New Roman" w:hAnsi="Times New Roman" w:cs="Times New Roman"/>
+              </w:rPr>
+              <w:t>renotazioni effettuate</w:t>
             </w:r>
           </w:p>
           <w:p>
@@ -18832,176 +18763,33 @@
                 <w:rFonts w:ascii="Times New Roman" w:hAnsi="Times New Roman" w:cs="Times New Roman"/>
               </w:rPr>
             </w:pPr>
-            <w:r>
-              <w:rPr>
-                <w:rFonts w:ascii="Times New Roman" w:hAnsi="Times New Roman" w:cs="Times New Roman"/>
-              </w:rPr>
-              <w:t>Il Servizio di Notifiche avvisa lo Studente dell’approssimarsi dell’orario prenotato</w:t>
-            </w:r>
-          </w:p>
-          <w:p>
-            <w:pPr>
-              <w:pStyle w:val="Paragrafoelenco"/>
-              <w:numPr>
-                <w:ilvl w:val="0"/>
-                <w:numId w:val="70"/>
-              </w:numPr>
-              <w:cnfStyle w:val="000000000000" w:firstRow="0" w:lastRow="0" w:firstColumn="0" w:lastColumn="0" w:oddVBand="0" w:evenVBand="0" w:oddHBand="0" w:evenHBand="0" w:firstRowFirstColumn="0" w:firstRowLastColumn="0" w:lastRowFirstColumn="0" w:lastRowLastColumn="0"/>
-              <w:rPr>
-                <w:rFonts w:ascii="Times New Roman" w:hAnsi="Times New Roman" w:cs="Times New Roman"/>
-              </w:rPr>
-            </w:pPr>
-            <w:r>
-              <w:rPr>
-                <w:rFonts w:ascii="Times New Roman" w:hAnsi="Times New Roman" w:cs="Times New Roman"/>
-                <w:i/>
-              </w:rPr>
-              <w:t>&lt;&lt;include&gt;&gt;</w:t>
-            </w:r>
-            <w:r>
-              <w:rPr>
-                <w:rFonts w:ascii="Times New Roman" w:hAnsi="Times New Roman" w:cs="Times New Roman"/>
+            <w:proofErr w:type="spellStart"/>
+            <w:r>
+              <w:rPr>
+                <w:rFonts w:ascii="Times New Roman" w:hAnsi="Times New Roman" w:cs="Times New Roman"/>
+                <w:b/>
+              </w:rPr>
+              <w:t>if</w:t>
+            </w:r>
+            <w:proofErr w:type="spellEnd"/>
+            <w:r>
+              <w:rPr>
+                <w:rFonts w:ascii="Times New Roman" w:hAnsi="Times New Roman" w:cs="Times New Roman"/>
+                <w:b/>
               </w:rPr>
               <w:t xml:space="preserve"> </w:t>
             </w:r>
-            <w:proofErr w:type="spellStart"/>
-            <w:r>
-              <w:rPr>
-                <w:rFonts w:ascii="Times New Roman" w:hAnsi="Times New Roman" w:cs="Times New Roman"/>
-                <w:i/>
-              </w:rPr>
-              <w:t>InvioPromemoria</w:t>
-            </w:r>
-            <w:proofErr w:type="spellEnd"/>
-          </w:p>
-          <w:p>
-            <w:pPr>
-              <w:pStyle w:val="Paragrafoelenco"/>
-              <w:numPr>
-                <w:ilvl w:val="0"/>
-                <w:numId w:val="70"/>
-              </w:numPr>
-              <w:cnfStyle w:val="000000000000" w:firstRow="0" w:lastRow="0" w:firstColumn="0" w:lastColumn="0" w:oddVBand="0" w:evenVBand="0" w:oddHBand="0" w:evenHBand="0" w:firstRowFirstColumn="0" w:firstRowLastColumn="0" w:lastRowFirstColumn="0" w:lastRowLastColumn="0"/>
-              <w:rPr>
-                <w:rFonts w:ascii="Times New Roman" w:hAnsi="Times New Roman" w:cs="Times New Roman"/>
-              </w:rPr>
-            </w:pPr>
-            <w:proofErr w:type="spellStart"/>
-            <w:r>
-              <w:rPr>
-                <w:rFonts w:ascii="Times New Roman" w:hAnsi="Times New Roman" w:cs="Times New Roman"/>
-                <w:highlight w:val="yellow"/>
-              </w:rPr>
-              <w:t>If</w:t>
-            </w:r>
-            <w:proofErr w:type="spellEnd"/>
-            <w:r>
-              <w:rPr>
-                <w:rFonts w:ascii="Times New Roman" w:hAnsi="Times New Roman" w:cs="Times New Roman"/>
-                <w:highlight w:val="yellow"/>
-              </w:rPr>
-              <w:t>(?)</w:t>
-            </w:r>
-            <w:r>
-              <w:rPr>
-                <w:rFonts w:ascii="Times New Roman" w:hAnsi="Times New Roman" w:cs="Times New Roman"/>
-              </w:rPr>
-              <w:t xml:space="preserve"> </w:t>
-            </w:r>
-            <w:r>
-              <w:rPr>
-                <w:rFonts w:ascii="Times New Roman" w:hAnsi="Times New Roman" w:cs="Times New Roman"/>
-              </w:rPr>
-              <w:t xml:space="preserve">Se l’intervallo di tempo per effettuare il check-in è scaduto, la prenotazione passa automaticamente nello stato “scaduta” e la postazione viene resa nuovamente disponibile </w:t>
-            </w:r>
-            <w:r>
-              <w:rPr>
-                <w:rFonts w:ascii="Times New Roman" w:hAnsi="Times New Roman" w:cs="Times New Roman"/>
-                <w:highlight w:val="yellow"/>
-              </w:rPr>
-              <w:t>altrimenti(?)</w:t>
-            </w:r>
-          </w:p>
-          <w:p>
-            <w:pPr>
-              <w:pStyle w:val="Paragrafoelenco"/>
-              <w:numPr>
-                <w:ilvl w:val="0"/>
-                <w:numId w:val="70"/>
-              </w:numPr>
-              <w:cnfStyle w:val="000000000000" w:firstRow="0" w:lastRow="0" w:firstColumn="0" w:lastColumn="0" w:oddVBand="0" w:evenVBand="0" w:oddHBand="0" w:evenHBand="0" w:firstRowFirstColumn="0" w:firstRowLastColumn="0" w:lastRowFirstColumn="0" w:lastRowLastColumn="0"/>
-              <w:rPr>
-                <w:rFonts w:ascii="Times New Roman" w:hAnsi="Times New Roman" w:cs="Times New Roman"/>
-                <w:highlight w:val="yellow"/>
-              </w:rPr>
-            </w:pPr>
-            <w:r>
-              <w:rPr>
-                <w:rFonts w:ascii="Times New Roman" w:hAnsi="Times New Roman" w:cs="Times New Roman"/>
-                <w:highlight w:val="yellow"/>
-              </w:rPr>
-              <w:t>Lo Studente visualizza l’elenco delle prenotazioni effettuate</w:t>
-            </w:r>
-          </w:p>
-          <w:p>
-            <w:pPr>
-              <w:pStyle w:val="Paragrafoelenco"/>
-              <w:numPr>
-                <w:ilvl w:val="0"/>
-                <w:numId w:val="70"/>
-              </w:numPr>
-              <w:cnfStyle w:val="000000000000" w:firstRow="0" w:lastRow="0" w:firstColumn="0" w:lastColumn="0" w:oddVBand="0" w:evenVBand="0" w:oddHBand="0" w:evenHBand="0" w:firstRowFirstColumn="0" w:firstRowLastColumn="0" w:lastRowFirstColumn="0" w:lastRowLastColumn="0"/>
-              <w:rPr>
-                <w:rFonts w:ascii="Times New Roman" w:hAnsi="Times New Roman" w:cs="Times New Roman"/>
-                <w:highlight w:val="yellow"/>
-              </w:rPr>
-            </w:pPr>
-            <w:r>
-              <w:rPr>
-                <w:rFonts w:ascii="Times New Roman" w:hAnsi="Times New Roman" w:cs="Times New Roman"/>
-                <w:i/>
-                <w:highlight w:val="yellow"/>
-              </w:rPr>
-              <w:t xml:space="preserve">Include </w:t>
-            </w:r>
-          </w:p>
-          <w:p>
-            <w:pPr>
-              <w:pStyle w:val="Paragrafoelenco"/>
-              <w:numPr>
-                <w:ilvl w:val="0"/>
-                <w:numId w:val="70"/>
-              </w:numPr>
-              <w:cnfStyle w:val="000000000000" w:firstRow="0" w:lastRow="0" w:firstColumn="0" w:lastColumn="0" w:oddVBand="0" w:evenVBand="0" w:oddHBand="0" w:evenHBand="0" w:firstRowFirstColumn="0" w:firstRowLastColumn="0" w:lastRowFirstColumn="0" w:lastRowLastColumn="0"/>
-              <w:rPr>
-                <w:rFonts w:ascii="Times New Roman" w:hAnsi="Times New Roman" w:cs="Times New Roman"/>
-                <w:highlight w:val="yellow"/>
-              </w:rPr>
-            </w:pPr>
-            <w:proofErr w:type="spellStart"/>
-            <w:r>
-              <w:rPr>
-                <w:rFonts w:ascii="Times New Roman" w:hAnsi="Times New Roman" w:cs="Times New Roman"/>
-                <w:b/>
-                <w:highlight w:val="yellow"/>
-              </w:rPr>
-              <w:t>if</w:t>
-            </w:r>
-            <w:proofErr w:type="spellEnd"/>
-            <w:r>
-              <w:rPr>
-                <w:rFonts w:ascii="Times New Roman" w:hAnsi="Times New Roman" w:cs="Times New Roman"/>
-                <w:b/>
-                <w:highlight w:val="yellow"/>
-              </w:rPr>
-              <w:t xml:space="preserve"> </w:t>
-            </w:r>
-            <w:r>
-              <w:rPr>
-                <w:rFonts w:ascii="Times New Roman" w:hAnsi="Times New Roman" w:cs="Times New Roman"/>
-                <w:highlight w:val="yellow"/>
-              </w:rPr>
-              <w:t>ci sono prenotazioni attive</w:t>
+            <w:r>
+              <w:rPr>
+                <w:rFonts w:ascii="Times New Roman" w:hAnsi="Times New Roman" w:cs="Times New Roman"/>
+              </w:rPr>
+              <w:t>ci sono P</w:t>
+            </w:r>
+            <w:r>
+              <w:rPr>
+                <w:rFonts w:ascii="Times New Roman" w:hAnsi="Times New Roman" w:cs="Times New Roman"/>
+              </w:rPr>
+              <w:t>renotazioni attive</w:t>
             </w:r>
           </w:p>
           <w:p>
@@ -19020,7 +18808,7 @@
               <w:rPr>
                 <w:rFonts w:ascii="Times New Roman" w:hAnsi="Times New Roman" w:cs="Times New Roman"/>
               </w:rPr>
-              <w:t>Lo Studente conferma la propria presenza</w:t>
+              <w:t>Lo Studente seleziona la Prenotazione di interesse</w:t>
             </w:r>
           </w:p>
           <w:p>
@@ -19033,15 +18821,28 @@
               <w:cnfStyle w:val="000000000000" w:firstRow="0" w:lastRow="0" w:firstColumn="0" w:lastColumn="0" w:oddVBand="0" w:evenVBand="0" w:oddHBand="0" w:evenHBand="0" w:firstRowFirstColumn="0" w:firstRowLastColumn="0" w:lastRowFirstColumn="0" w:lastRowLastColumn="0"/>
               <w:rPr>
                 <w:rFonts w:ascii="Times New Roman" w:hAnsi="Times New Roman" w:cs="Times New Roman"/>
-                <w:highlight w:val="yellow"/>
-              </w:rPr>
-            </w:pPr>
-            <w:r>
-              <w:rPr>
-                <w:rFonts w:ascii="Times New Roman" w:hAnsi="Times New Roman" w:cs="Times New Roman"/>
-                <w:highlight w:val="yellow"/>
-              </w:rPr>
-              <w:t>Il sistema verifica che la richiesta sia arrivata entro l’intervallo di tempo limitato configurato rispetto all’orario di inizio della prenotazione</w:t>
+              </w:rPr>
+            </w:pPr>
+            <w:proofErr w:type="spellStart"/>
+            <w:r>
+              <w:rPr>
+                <w:rFonts w:ascii="Times New Roman" w:hAnsi="Times New Roman" w:cs="Times New Roman"/>
+                <w:b/>
+              </w:rPr>
+              <w:t>if</w:t>
+            </w:r>
+            <w:proofErr w:type="spellEnd"/>
+            <w:r>
+              <w:rPr>
+                <w:rFonts w:ascii="Times New Roman" w:hAnsi="Times New Roman" w:cs="Times New Roman"/>
+              </w:rPr>
+              <w:t xml:space="preserve"> l’intervallo di tempo per effettuare il check-in </w:t>
+            </w:r>
+            <w:r>
+              <w:rPr>
+                <w:rFonts w:ascii="Times New Roman" w:hAnsi="Times New Roman" w:cs="Times New Roman"/>
+              </w:rPr>
+              <w:t>è valido</w:t>
             </w:r>
           </w:p>
           <w:p>
@@ -19054,22 +18855,20 @@
               <w:cnfStyle w:val="000000000000" w:firstRow="0" w:lastRow="0" w:firstColumn="0" w:lastColumn="0" w:oddVBand="0" w:evenVBand="0" w:oddHBand="0" w:evenHBand="0" w:firstRowFirstColumn="0" w:firstRowLastColumn="0" w:lastRowFirstColumn="0" w:lastRowLastColumn="0"/>
               <w:rPr>
                 <w:rFonts w:ascii="Times New Roman" w:hAnsi="Times New Roman" w:cs="Times New Roman"/>
-                <w:highlight w:val="yellow"/>
-              </w:rPr>
-            </w:pPr>
-            <w:r>
-              <w:rPr>
-                <w:rFonts w:ascii="Times New Roman" w:hAnsi="Times New Roman" w:cs="Times New Roman"/>
-                <w:highlight w:val="yellow"/>
-              </w:rPr>
-              <w:t>Se l’intervallo di tempo per effettuare il check-in è scaduto, la prenotazione passa automaticamente nello stato “scaduta” e la postazione viene resa nuovamente disponibile</w:t>
+              </w:rPr>
+            </w:pPr>
+            <w:r>
+              <w:rPr>
+                <w:rFonts w:ascii="Times New Roman" w:hAnsi="Times New Roman" w:cs="Times New Roman"/>
+              </w:rPr>
+              <w:t>Lo Studente conferma la propria presenza</w:t>
             </w:r>
           </w:p>
           <w:p>
             <w:pPr>
               <w:pStyle w:val="Paragrafoelenco"/>
               <w:numPr>
-                <w:ilvl w:val="1"/>
+                <w:ilvl w:val="2"/>
                 <w:numId w:val="70"/>
               </w:numPr>
               <w:cnfStyle w:val="000000000000" w:firstRow="0" w:lastRow="0" w:firstColumn="0" w:lastColumn="0" w:oddVBand="0" w:evenVBand="0" w:oddHBand="0" w:evenHBand="0" w:firstRowFirstColumn="0" w:firstRowLastColumn="0" w:lastRowFirstColumn="0" w:lastRowLastColumn="0"/>
@@ -19081,14 +18880,26 @@
               <w:rPr>
                 <w:rFonts w:ascii="Times New Roman" w:hAnsi="Times New Roman" w:cs="Times New Roman"/>
               </w:rPr>
-              <w:t>Lo stato della prenotazione cambia in “confermata”</w:t>
+              <w:t>Lo stato dell</w:t>
+            </w:r>
+            <w:r>
+              <w:rPr>
+                <w:rFonts w:ascii="Times New Roman" w:hAnsi="Times New Roman" w:cs="Times New Roman"/>
+              </w:rPr>
+              <w:t>a P</w:t>
+            </w:r>
+            <w:r>
+              <w:rPr>
+                <w:rFonts w:ascii="Times New Roman" w:hAnsi="Times New Roman" w:cs="Times New Roman"/>
+              </w:rPr>
+              <w:t>renotazione cambia in “confermata”</w:t>
             </w:r>
           </w:p>
           <w:p>
             <w:pPr>
               <w:pStyle w:val="Paragrafoelenco"/>
               <w:numPr>
-                <w:ilvl w:val="1"/>
+                <w:ilvl w:val="2"/>
                 <w:numId w:val="70"/>
               </w:numPr>
               <w:cnfStyle w:val="000000000000" w:firstRow="0" w:lastRow="0" w:firstColumn="0" w:lastColumn="0" w:oddVBand="0" w:evenVBand="0" w:oddHBand="0" w:evenHBand="0" w:firstRowFirstColumn="0" w:firstRowLastColumn="0" w:lastRowFirstColumn="0" w:lastRowLastColumn="0"/>
@@ -19178,7 +18989,21 @@
                 <w:rFonts w:ascii="Times New Roman" w:hAnsi="Times New Roman" w:cs="Times New Roman"/>
                 <w:iCs/>
               </w:rPr>
-              <w:t>Lo Studente ha confermato la propria presenza e lo stato della prenotazione è stato aggiornato</w:t>
+              <w:t>Lo Studente ha confermato la pro</w:t>
+            </w:r>
+            <w:r>
+              <w:rPr>
+                <w:rFonts w:ascii="Times New Roman" w:hAnsi="Times New Roman" w:cs="Times New Roman"/>
+                <w:iCs/>
+              </w:rPr>
+              <w:t>pria presenza e lo stato della P</w:t>
+            </w:r>
+            <w:r>
+              <w:rPr>
+                <w:rFonts w:ascii="Times New Roman" w:hAnsi="Times New Roman" w:cs="Times New Roman"/>
+                <w:iCs/>
+              </w:rPr>
+              <w:t>renotazione è stato aggiornato</w:t>
             </w:r>
           </w:p>
         </w:tc>
@@ -19238,24 +19063,6 @@
                 <w:iCs/>
               </w:rPr>
             </w:pPr>
-            <w:proofErr w:type="spellStart"/>
-            <w:r>
-              <w:rPr>
-                <w:rFonts w:ascii="Times New Roman" w:hAnsi="Times New Roman" w:cs="Times New Roman"/>
-                <w:i/>
-                <w:iCs/>
-              </w:rPr>
-              <w:t>InvioPromemoria</w:t>
-            </w:r>
-            <w:proofErr w:type="spellEnd"/>
-            <w:r>
-              <w:rPr>
-                <w:rFonts w:ascii="Times New Roman" w:hAnsi="Times New Roman" w:cs="Times New Roman"/>
-                <w:i/>
-                <w:iCs/>
-              </w:rPr>
-              <w:t xml:space="preserve">, </w:t>
-            </w:r>
             <w:proofErr w:type="spellStart"/>
             <w:r>
               <w:rPr>
@@ -19344,7 +19151,51 @@
               <w:rPr>
                 <w:rFonts w:ascii="Times New Roman" w:hAnsi="Times New Roman" w:cs="Times New Roman"/>
               </w:rPr>
-              <w:t>-</w:t>
+              <w:t>Al punto 2, se non ci sono Prenotazioni attive, il sistema non permette il check-in</w:t>
+            </w:r>
+          </w:p>
+          <w:p>
+            <w:pPr>
+              <w:cnfStyle w:val="000000100000" w:firstRow="0" w:lastRow="0" w:firstColumn="0" w:lastColumn="0" w:oddVBand="0" w:evenVBand="0" w:oddHBand="1" w:evenHBand="0" w:firstRowFirstColumn="0" w:firstRowLastColumn="0" w:lastRowFirstColumn="0" w:lastRowLastColumn="0"/>
+              <w:rPr>
+                <w:rFonts w:ascii="Times New Roman" w:hAnsi="Times New Roman" w:cs="Times New Roman"/>
+              </w:rPr>
+            </w:pPr>
+            <w:r>
+              <w:rPr>
+                <w:rFonts w:ascii="Times New Roman" w:hAnsi="Times New Roman" w:cs="Times New Roman"/>
+              </w:rPr>
+              <w:t xml:space="preserve">Al punto 2.2, se </w:t>
+            </w:r>
+            <w:r>
+              <w:rPr>
+                <w:rFonts w:ascii="Times New Roman" w:hAnsi="Times New Roman" w:cs="Times New Roman"/>
+              </w:rPr>
+              <w:t>l’intervallo di tempo per effett</w:t>
+            </w:r>
+            <w:r>
+              <w:rPr>
+                <w:rFonts w:ascii="Times New Roman" w:hAnsi="Times New Roman" w:cs="Times New Roman"/>
+              </w:rPr>
+              <w:t>uare il check-in è scaduto, la P</w:t>
+            </w:r>
+            <w:r>
+              <w:rPr>
+                <w:rFonts w:ascii="Times New Roman" w:hAnsi="Times New Roman" w:cs="Times New Roman"/>
+              </w:rPr>
+              <w:t>renotazione passa automaticame</w:t>
+            </w:r>
+            <w:r>
+              <w:rPr>
+                <w:rFonts w:ascii="Times New Roman" w:hAnsi="Times New Roman" w:cs="Times New Roman"/>
+              </w:rPr>
+              <w:t>nte nello stato “scaduta” e la P</w:t>
+            </w:r>
+            <w:r>
+              <w:rPr>
+                <w:rFonts w:ascii="Times New Roman" w:hAnsi="Times New Roman" w:cs="Times New Roman"/>
+              </w:rPr>
+              <w:t>ostazione viene resa nuovamente disponibile</w:t>
             </w:r>
           </w:p>
         </w:tc>
@@ -19616,7 +19467,19 @@
               <w:rPr>
                 <w:rFonts w:ascii="Times New Roman" w:hAnsi="Times New Roman" w:cs="Times New Roman"/>
               </w:rPr>
-              <w:t xml:space="preserve"> Studente vuole accedere al suo profilo personale per visualizzare l’elenco delle prenotazioni effettuate </w:t>
+              <w:t xml:space="preserve"> Studente vuole accedere al suo profilo personale p</w:t>
+            </w:r>
+            <w:r>
+              <w:rPr>
+                <w:rFonts w:ascii="Times New Roman" w:hAnsi="Times New Roman" w:cs="Times New Roman"/>
+              </w:rPr>
+              <w:t>er visualizzare l’elenco delle P</w:t>
+            </w:r>
+            <w:r>
+              <w:rPr>
+                <w:rFonts w:ascii="Times New Roman" w:hAnsi="Times New Roman" w:cs="Times New Roman"/>
+              </w:rPr>
+              <w:t xml:space="preserve">renotazioni effettuate </w:t>
             </w:r>
             <w:r>
               <w:rPr>
@@ -19804,7 +19667,13 @@
               <w:rPr>
                 <w:rFonts w:ascii="Times New Roman" w:hAnsi="Times New Roman" w:cs="Times New Roman"/>
               </w:rPr>
-              <w:t xml:space="preserve"> ci sono prenotazioni</w:t>
+              <w:t xml:space="preserve"> ci sono P</w:t>
+            </w:r>
+            <w:r>
+              <w:rPr>
+                <w:rFonts w:ascii="Times New Roman" w:hAnsi="Times New Roman" w:cs="Times New Roman"/>
+              </w:rPr>
+              <w:t>renotazioni</w:t>
             </w:r>
             <w:r>
               <w:rPr>
@@ -19830,7 +19699,19 @@
               <w:rPr>
                 <w:rFonts w:ascii="Times New Roman" w:hAnsi="Times New Roman" w:cs="Times New Roman"/>
               </w:rPr>
-              <w:t>Lo Studente visualizza l’elenco delle prenotazioni effettuate, con le relative informazioni di sala, data, orario e stato</w:t>
+              <w:t>Lo Stud</w:t>
+            </w:r>
+            <w:r>
+              <w:rPr>
+                <w:rFonts w:ascii="Times New Roman" w:hAnsi="Times New Roman" w:cs="Times New Roman"/>
+              </w:rPr>
+              <w:t>ente visualizza l’elenco delle P</w:t>
+            </w:r>
+            <w:r>
+              <w:rPr>
+                <w:rFonts w:ascii="Times New Roman" w:hAnsi="Times New Roman" w:cs="Times New Roman"/>
+              </w:rPr>
+              <w:t>renotazioni effettuate, con le relative informazioni di sala, data, orario e stato</w:t>
             </w:r>
           </w:p>
           <w:p>
@@ -19920,7 +19801,13 @@
               <w:rPr>
                 <w:rFonts w:ascii="Times New Roman" w:hAnsi="Times New Roman" w:cs="Times New Roman"/>
               </w:rPr>
-              <w:t>l’elenco delle prenotazioni effettuate e il numero totale di accessi effettuati alla biblioteca dello Studente</w:t>
+              <w:t>l’elenco delle P</w:t>
+            </w:r>
+            <w:r>
+              <w:rPr>
+                <w:rFonts w:ascii="Times New Roman" w:hAnsi="Times New Roman" w:cs="Times New Roman"/>
+              </w:rPr>
+              <w:t>renotazioni effettuate e il numero totale di accessi effettuati alla biblioteca dello Studente</w:t>
             </w:r>
           </w:p>
         </w:tc>
@@ -20074,7 +19961,19 @@
               <w:rPr>
                 <w:rFonts w:ascii="Times New Roman" w:hAnsi="Times New Roman" w:cs="Times New Roman"/>
               </w:rPr>
-              <w:t>, se lo Studente non ha effettuato prenotazioni, il sistema mostra una lista vuota</w:t>
+              <w:t>, se</w:t>
+            </w:r>
+            <w:r>
+              <w:rPr>
+                <w:rFonts w:ascii="Times New Roman" w:hAnsi="Times New Roman" w:cs="Times New Roman"/>
+              </w:rPr>
+              <w:t xml:space="preserve"> lo Studente non ha effettuato P</w:t>
+            </w:r>
+            <w:r>
+              <w:rPr>
+                <w:rFonts w:ascii="Times New Roman" w:hAnsi="Times New Roman" w:cs="Times New Roman"/>
+              </w:rPr>
+              <w:t>renotazioni, il sistema mostra una lista vuota</w:t>
             </w:r>
           </w:p>
         </w:tc>
@@ -20188,7 +20087,6 @@
               <w:rPr>
                 <w:rFonts w:ascii="Times New Roman" w:hAnsi="Times New Roman" w:cs="Times New Roman"/>
               </w:rPr>
-              <w:lastRenderedPageBreak/>
               <w:t>Attore primario</w:t>
             </w:r>
           </w:p>
@@ -20280,7 +20178,7 @@
               <w:rPr>
                 <w:rFonts w:ascii="Times New Roman" w:hAnsi="Times New Roman" w:cs="Times New Roman"/>
               </w:rPr>
-              <w:t>-</w:t>
+              <w:t>Servizio di Notifiche</w:t>
             </w:r>
           </w:p>
         </w:tc>
@@ -20343,7 +20241,19 @@
               <w:rPr>
                 <w:rFonts w:ascii="Times New Roman" w:hAnsi="Times New Roman" w:cs="Times New Roman"/>
               </w:rPr>
-              <w:t xml:space="preserve">Il sistema cambia lo stato della prenotazione </w:t>
+              <w:t>Il</w:t>
+            </w:r>
+            <w:r>
+              <w:rPr>
+                <w:rFonts w:ascii="Times New Roman" w:hAnsi="Times New Roman" w:cs="Times New Roman"/>
+              </w:rPr>
+              <w:t xml:space="preserve"> sistema cambia lo stato della P</w:t>
+            </w:r>
+            <w:r>
+              <w:rPr>
+                <w:rFonts w:ascii="Times New Roman" w:hAnsi="Times New Roman" w:cs="Times New Roman"/>
+              </w:rPr>
+              <w:t xml:space="preserve">renotazione </w:t>
             </w:r>
             <w:r>
               <w:rPr>
@@ -20415,7 +20325,13 @@
               <w:rPr>
                 <w:rFonts w:ascii="Times New Roman" w:hAnsi="Times New Roman" w:cs="Times New Roman"/>
               </w:rPr>
-              <w:t>Deve esistere una prenotazione</w:t>
+              <w:t>Deve esistere una P</w:t>
+            </w:r>
+            <w:r>
+              <w:rPr>
+                <w:rFonts w:ascii="Times New Roman" w:hAnsi="Times New Roman" w:cs="Times New Roman"/>
+              </w:rPr>
+              <w:t>renotazione</w:t>
             </w:r>
           </w:p>
         </w:tc>
@@ -20503,7 +20419,19 @@
               <w:rPr>
                 <w:rFonts w:ascii="Times New Roman" w:hAnsi="Times New Roman" w:cs="Times New Roman"/>
               </w:rPr>
-              <w:t>è richiesto un cambiamento dello stato di una prenotazione in risposta ad un’azione</w:t>
+              <w:t xml:space="preserve">è richiesto un </w:t>
+            </w:r>
+            <w:r>
+              <w:rPr>
+                <w:rFonts w:ascii="Times New Roman" w:hAnsi="Times New Roman" w:cs="Times New Roman"/>
+              </w:rPr>
+              <w:t>cambiamento dello stato di una P</w:t>
+            </w:r>
+            <w:r>
+              <w:rPr>
+                <w:rFonts w:ascii="Times New Roman" w:hAnsi="Times New Roman" w:cs="Times New Roman"/>
+              </w:rPr>
+              <w:t>renotazione in risposta ad un’azione</w:t>
             </w:r>
           </w:p>
           <w:p>
@@ -20522,13 +20450,25 @@
               <w:rPr>
                 <w:rFonts w:ascii="Times New Roman" w:hAnsi="Times New Roman" w:cs="Times New Roman"/>
               </w:rPr>
-              <w:t xml:space="preserve">Se uno Studente </w:t>
-            </w:r>
-            <w:r>
-              <w:rPr>
-                <w:rFonts w:ascii="Times New Roman" w:hAnsi="Times New Roman" w:cs="Times New Roman"/>
-              </w:rPr>
-              <w:t>ha effettuato una prenotazione, essa entra nello stato “attiva”</w:t>
+              <w:t>Se</w:t>
+            </w:r>
+            <w:r>
+              <w:rPr>
+                <w:rFonts w:ascii="Times New Roman" w:hAnsi="Times New Roman" w:cs="Times New Roman"/>
+              </w:rPr>
+              <w:t xml:space="preserve"> uno Studente </w:t>
+            </w:r>
+            <w:r>
+              <w:rPr>
+                <w:rFonts w:ascii="Times New Roman" w:hAnsi="Times New Roman" w:cs="Times New Roman"/>
+              </w:rPr>
+              <w:t>ha effettuato una P</w:t>
+            </w:r>
+            <w:r>
+              <w:rPr>
+                <w:rFonts w:ascii="Times New Roman" w:hAnsi="Times New Roman" w:cs="Times New Roman"/>
+              </w:rPr>
+              <w:t>renotazione, essa entra nello stato “attiva”</w:t>
             </w:r>
           </w:p>
           <w:p>
@@ -20547,7 +20487,68 @@
               <w:rPr>
                 <w:rFonts w:ascii="Times New Roman" w:hAnsi="Times New Roman" w:cs="Times New Roman"/>
               </w:rPr>
-              <w:t>Se uno Studente annulla una prenotazione, essa entra nello stato “annullata”</w:t>
+              <w:t xml:space="preserve">Se </w:t>
+            </w:r>
+            <w:r>
+              <w:rPr>
+                <w:rFonts w:ascii="Times New Roman" w:hAnsi="Times New Roman" w:cs="Times New Roman"/>
+              </w:rPr>
+              <w:t>uno Studente annulla una P</w:t>
+            </w:r>
+            <w:r>
+              <w:rPr>
+                <w:rFonts w:ascii="Times New Roman" w:hAnsi="Times New Roman" w:cs="Times New Roman"/>
+              </w:rPr>
+              <w:t>renotazione, essa entra nello stato “annullata”</w:t>
+            </w:r>
+          </w:p>
+          <w:p>
+            <w:pPr>
+              <w:pStyle w:val="Paragrafoelenco"/>
+              <w:numPr>
+                <w:ilvl w:val="0"/>
+                <w:numId w:val="72"/>
+              </w:numPr>
+              <w:cnfStyle w:val="000000000000" w:firstRow="0" w:lastRow="0" w:firstColumn="0" w:lastColumn="0" w:oddVBand="0" w:evenVBand="0" w:oddHBand="0" w:evenHBand="0" w:firstRowFirstColumn="0" w:firstRowLastColumn="0" w:lastRowFirstColumn="0" w:lastRowLastColumn="0"/>
+              <w:rPr>
+                <w:rFonts w:ascii="Times New Roman" w:hAnsi="Times New Roman" w:cs="Times New Roman"/>
+              </w:rPr>
+            </w:pPr>
+            <w:r>
+              <w:rPr>
+                <w:rFonts w:ascii="Times New Roman" w:hAnsi="Times New Roman" w:cs="Times New Roman"/>
+              </w:rPr>
+              <w:t>S</w:t>
+            </w:r>
+            <w:r>
+              <w:rPr>
+                <w:rFonts w:ascii="Times New Roman" w:hAnsi="Times New Roman" w:cs="Times New Roman"/>
+              </w:rPr>
+              <w:t xml:space="preserve">e </w:t>
+            </w:r>
+            <w:r>
+              <w:rPr>
+                <w:rFonts w:ascii="Times New Roman" w:hAnsi="Times New Roman" w:cs="Times New Roman"/>
+              </w:rPr>
+              <w:t>l’intervallo di tempo per effett</w:t>
+            </w:r>
+            <w:r>
+              <w:rPr>
+                <w:rFonts w:ascii="Times New Roman" w:hAnsi="Times New Roman" w:cs="Times New Roman"/>
+              </w:rPr>
+              <w:t>uare il check-in è scaduto, la P</w:t>
+            </w:r>
+            <w:r>
+              <w:rPr>
+                <w:rFonts w:ascii="Times New Roman" w:hAnsi="Times New Roman" w:cs="Times New Roman"/>
+              </w:rPr>
+              <w:t>renotazione passa automaticame</w:t>
+            </w:r>
+            <w:r>
+              <w:rPr>
+                <w:rFonts w:ascii="Times New Roman" w:hAnsi="Times New Roman" w:cs="Times New Roman"/>
+              </w:rPr>
+              <w:t>nte nello stato “scaduta”</w:t>
             </w:r>
           </w:p>
         </w:tc>
@@ -20615,7 +20616,14 @@
                 <w:rFonts w:ascii="Times New Roman" w:hAnsi="Times New Roman" w:cs="Times New Roman"/>
                 <w:iCs/>
               </w:rPr>
-              <w:t>Lo stato della prenotazione è stato aggiornamento correttamente</w:t>
+              <w:t>Lo stato della P</w:t>
+            </w:r>
+            <w:r>
+              <w:rPr>
+                <w:rFonts w:ascii="Times New Roman" w:hAnsi="Times New Roman" w:cs="Times New Roman"/>
+                <w:iCs/>
+              </w:rPr>
+              <w:t>renotazione è stato aggiornamento correttamente</w:t>
             </w:r>
           </w:p>
         </w:tc>
@@ -20722,6 +20730,7 @@
               <w:rPr>
                 <w:rFonts w:ascii="Times New Roman" w:hAnsi="Times New Roman" w:cs="Times New Roman"/>
               </w:rPr>
+              <w:lastRenderedPageBreak/>
               <w:t>Sequenza di eventi</w:t>
             </w:r>
           </w:p>
@@ -20760,6 +20769,578 @@
             <w:r>
               <w:rPr>
                 <w:rFonts w:ascii="Times New Roman" w:hAnsi="Times New Roman" w:cs="Times New Roman"/>
+              </w:rPr>
+              <w:t>-</w:t>
+            </w:r>
+          </w:p>
+        </w:tc>
+      </w:tr>
+      <w:tr>
+        <w:tblPrEx>
+          <w:tblBorders>
+            <w:top w:val="single" w:sz="4" w:space="0" w:color="000000" w:themeColor="text1"/>
+            <w:left w:val="single" w:sz="4" w:space="0" w:color="000000" w:themeColor="text1"/>
+            <w:bottom w:val="single" w:sz="4" w:space="0" w:color="000000" w:themeColor="text1"/>
+            <w:right w:val="single" w:sz="4" w:space="0" w:color="000000" w:themeColor="text1"/>
+            <w:insideH w:val="none" w:sz="0" w:space="0" w:color="auto"/>
+            <w:insideV w:val="none" w:sz="0" w:space="0" w:color="auto"/>
+          </w:tblBorders>
+        </w:tblPrEx>
+        <w:tc>
+          <w:tcPr>
+            <w:cnfStyle w:val="001000000000" w:firstRow="0" w:lastRow="0" w:firstColumn="1" w:lastColumn="0" w:oddVBand="0" w:evenVBand="0" w:oddHBand="0" w:evenHBand="0" w:firstRowFirstColumn="0" w:firstRowLastColumn="0" w:lastRowFirstColumn="0" w:lastRowLastColumn="0"/>
+            <w:tcW w:w="2297" w:type="dxa"/>
+            <w:tcBorders>
+              <w:top w:val="single" w:sz="4" w:space="0" w:color="auto"/>
+              <w:left w:val="single" w:sz="4" w:space="0" w:color="auto"/>
+              <w:bottom w:val="single" w:sz="4" w:space="0" w:color="auto"/>
+              <w:right w:val="single" w:sz="4" w:space="0" w:color="auto"/>
+            </w:tcBorders>
+            <w:shd w:val="clear" w:color="auto" w:fill="4F81BD" w:themeFill="accent1"/>
+          </w:tcPr>
+          <w:p>
+            <w:pPr>
+              <w:jc w:val="both"/>
+              <w:rPr>
+                <w:rFonts w:ascii="Times New Roman" w:hAnsi="Times New Roman" w:cs="Times New Roman"/>
+                <w:color w:val="FFFFFF" w:themeColor="background1"/>
+              </w:rPr>
+            </w:pPr>
+            <w:r>
+              <w:rPr>
+                <w:rFonts w:ascii="Times New Roman" w:hAnsi="Times New Roman" w:cs="Times New Roman"/>
+                <w:color w:val="FFFFFF" w:themeColor="background1"/>
+              </w:rPr>
+              <w:t>Caso d’uso:</w:t>
+            </w:r>
+          </w:p>
+        </w:tc>
+        <w:tc>
+          <w:tcPr>
+            <w:tcW w:w="7088" w:type="dxa"/>
+            <w:tcBorders>
+              <w:top w:val="single" w:sz="4" w:space="0" w:color="auto"/>
+              <w:left w:val="single" w:sz="4" w:space="0" w:color="auto"/>
+              <w:bottom w:val="single" w:sz="4" w:space="0" w:color="auto"/>
+              <w:right w:val="single" w:sz="4" w:space="0" w:color="auto"/>
+            </w:tcBorders>
+            <w:shd w:val="clear" w:color="auto" w:fill="4F81BD" w:themeFill="accent1"/>
+          </w:tcPr>
+          <w:p>
+            <w:pPr>
+              <w:jc w:val="both"/>
+              <w:cnfStyle w:val="000000000000" w:firstRow="0" w:lastRow="0" w:firstColumn="0" w:lastColumn="0" w:oddVBand="0" w:evenVBand="0" w:oddHBand="0" w:evenHBand="0" w:firstRowFirstColumn="0" w:firstRowLastColumn="0" w:lastRowFirstColumn="0" w:lastRowLastColumn="0"/>
+              <w:rPr>
+                <w:rFonts w:ascii="Times New Roman" w:hAnsi="Times New Roman" w:cs="Times New Roman"/>
+              </w:rPr>
+            </w:pPr>
+            <w:proofErr w:type="spellStart"/>
+            <w:r>
+              <w:rPr>
+                <w:rFonts w:ascii="Times New Roman" w:hAnsi="Times New Roman" w:cs="Times New Roman"/>
+                <w:color w:val="FFFFFF" w:themeColor="background1"/>
+              </w:rPr>
+              <w:t>InvioPromemoria</w:t>
+            </w:r>
+            <w:proofErr w:type="spellEnd"/>
+          </w:p>
+        </w:tc>
+      </w:tr>
+      <w:tr>
+        <w:tblPrEx>
+          <w:tblBorders>
+            <w:top w:val="single" w:sz="4" w:space="0" w:color="000000" w:themeColor="text1"/>
+            <w:left w:val="single" w:sz="4" w:space="0" w:color="000000" w:themeColor="text1"/>
+            <w:bottom w:val="single" w:sz="4" w:space="0" w:color="000000" w:themeColor="text1"/>
+            <w:right w:val="single" w:sz="4" w:space="0" w:color="000000" w:themeColor="text1"/>
+            <w:insideH w:val="none" w:sz="0" w:space="0" w:color="auto"/>
+            <w:insideV w:val="none" w:sz="0" w:space="0" w:color="auto"/>
+          </w:tblBorders>
+        </w:tblPrEx>
+        <w:trPr>
+          <w:cnfStyle w:val="000000100000" w:firstRow="0" w:lastRow="0" w:firstColumn="0" w:lastColumn="0" w:oddVBand="0" w:evenVBand="0" w:oddHBand="1" w:evenHBand="0" w:firstRowFirstColumn="0" w:firstRowLastColumn="0" w:lastRowFirstColumn="0" w:lastRowLastColumn="0"/>
+        </w:trPr>
+        <w:tc>
+          <w:tcPr>
+            <w:cnfStyle w:val="001000000000" w:firstRow="0" w:lastRow="0" w:firstColumn="1" w:lastColumn="0" w:oddVBand="0" w:evenVBand="0" w:oddHBand="0" w:evenHBand="0" w:firstRowFirstColumn="0" w:firstRowLastColumn="0" w:lastRowFirstColumn="0" w:lastRowLastColumn="0"/>
+            <w:tcW w:w="2297" w:type="dxa"/>
+            <w:tcBorders>
+              <w:top w:val="single" w:sz="4" w:space="0" w:color="auto"/>
+              <w:left w:val="single" w:sz="4" w:space="0" w:color="auto"/>
+              <w:bottom w:val="single" w:sz="4" w:space="0" w:color="auto"/>
+              <w:right w:val="single" w:sz="4" w:space="0" w:color="auto"/>
+            </w:tcBorders>
+          </w:tcPr>
+          <w:p>
+            <w:pPr>
+              <w:jc w:val="both"/>
+              <w:rPr>
+                <w:rFonts w:ascii="Times New Roman" w:hAnsi="Times New Roman" w:cs="Times New Roman"/>
+              </w:rPr>
+            </w:pPr>
+            <w:r>
+              <w:rPr>
+                <w:rFonts w:ascii="Times New Roman" w:hAnsi="Times New Roman" w:cs="Times New Roman"/>
+              </w:rPr>
+              <w:t>Attore primario</w:t>
+            </w:r>
+          </w:p>
+        </w:tc>
+        <w:tc>
+          <w:tcPr>
+            <w:tcW w:w="7088" w:type="dxa"/>
+            <w:tcBorders>
+              <w:top w:val="single" w:sz="4" w:space="0" w:color="auto"/>
+              <w:left w:val="single" w:sz="4" w:space="0" w:color="auto"/>
+              <w:bottom w:val="single" w:sz="4" w:space="0" w:color="auto"/>
+              <w:right w:val="single" w:sz="4" w:space="0" w:color="auto"/>
+            </w:tcBorders>
+          </w:tcPr>
+          <w:p>
+            <w:pPr>
+              <w:cnfStyle w:val="000000100000" w:firstRow="0" w:lastRow="0" w:firstColumn="0" w:lastColumn="0" w:oddVBand="0" w:evenVBand="0" w:oddHBand="1" w:evenHBand="0" w:firstRowFirstColumn="0" w:firstRowLastColumn="0" w:lastRowFirstColumn="0" w:lastRowLastColumn="0"/>
+              <w:rPr>
+                <w:rFonts w:ascii="Times New Roman" w:hAnsi="Times New Roman" w:cs="Times New Roman"/>
+              </w:rPr>
+            </w:pPr>
+            <w:r>
+              <w:rPr>
+                <w:rFonts w:ascii="Times New Roman" w:hAnsi="Times New Roman" w:cs="Times New Roman"/>
+              </w:rPr>
+              <w:t>Tempo</w:t>
+            </w:r>
+          </w:p>
+        </w:tc>
+      </w:tr>
+      <w:tr>
+        <w:tblPrEx>
+          <w:tblBorders>
+            <w:top w:val="single" w:sz="4" w:space="0" w:color="000000" w:themeColor="text1"/>
+            <w:left w:val="single" w:sz="4" w:space="0" w:color="000000" w:themeColor="text1"/>
+            <w:bottom w:val="single" w:sz="4" w:space="0" w:color="000000" w:themeColor="text1"/>
+            <w:right w:val="single" w:sz="4" w:space="0" w:color="000000" w:themeColor="text1"/>
+            <w:insideH w:val="none" w:sz="0" w:space="0" w:color="auto"/>
+            <w:insideV w:val="none" w:sz="0" w:space="0" w:color="auto"/>
+          </w:tblBorders>
+        </w:tblPrEx>
+        <w:tc>
+          <w:tcPr>
+            <w:cnfStyle w:val="001000000000" w:firstRow="0" w:lastRow="0" w:firstColumn="1" w:lastColumn="0" w:oddVBand="0" w:evenVBand="0" w:oddHBand="0" w:evenHBand="0" w:firstRowFirstColumn="0" w:firstRowLastColumn="0" w:lastRowFirstColumn="0" w:lastRowLastColumn="0"/>
+            <w:tcW w:w="2297" w:type="dxa"/>
+            <w:tcBorders>
+              <w:top w:val="single" w:sz="4" w:space="0" w:color="auto"/>
+              <w:left w:val="single" w:sz="4" w:space="0" w:color="auto"/>
+              <w:bottom w:val="single" w:sz="4" w:space="0" w:color="auto"/>
+              <w:right w:val="single" w:sz="4" w:space="0" w:color="auto"/>
+            </w:tcBorders>
+          </w:tcPr>
+          <w:p>
+            <w:pPr>
+              <w:jc w:val="both"/>
+              <w:rPr>
+                <w:rFonts w:ascii="Times New Roman" w:hAnsi="Times New Roman" w:cs="Times New Roman"/>
+              </w:rPr>
+            </w:pPr>
+            <w:r>
+              <w:rPr>
+                <w:rFonts w:ascii="Times New Roman" w:hAnsi="Times New Roman" w:cs="Times New Roman"/>
+              </w:rPr>
+              <w:t>Attore secondario</w:t>
+            </w:r>
+          </w:p>
+        </w:tc>
+        <w:tc>
+          <w:tcPr>
+            <w:tcW w:w="7088" w:type="dxa"/>
+            <w:tcBorders>
+              <w:top w:val="single" w:sz="4" w:space="0" w:color="auto"/>
+              <w:left w:val="single" w:sz="4" w:space="0" w:color="auto"/>
+              <w:bottom w:val="single" w:sz="4" w:space="0" w:color="auto"/>
+              <w:right w:val="single" w:sz="4" w:space="0" w:color="auto"/>
+            </w:tcBorders>
+          </w:tcPr>
+          <w:p>
+            <w:pPr>
+              <w:cnfStyle w:val="000000000000" w:firstRow="0" w:lastRow="0" w:firstColumn="0" w:lastColumn="0" w:oddVBand="0" w:evenVBand="0" w:oddHBand="0" w:evenHBand="0" w:firstRowFirstColumn="0" w:firstRowLastColumn="0" w:lastRowFirstColumn="0" w:lastRowLastColumn="0"/>
+              <w:rPr>
+                <w:rFonts w:ascii="Times New Roman" w:hAnsi="Times New Roman" w:cs="Times New Roman"/>
+              </w:rPr>
+            </w:pPr>
+            <w:r>
+              <w:rPr>
+                <w:rFonts w:ascii="Times New Roman" w:hAnsi="Times New Roman" w:cs="Times New Roman"/>
+              </w:rPr>
+              <w:t>Servizio di Notifiche</w:t>
+            </w:r>
+          </w:p>
+        </w:tc>
+      </w:tr>
+      <w:tr>
+        <w:tblPrEx>
+          <w:tblBorders>
+            <w:top w:val="single" w:sz="4" w:space="0" w:color="000000" w:themeColor="text1"/>
+            <w:left w:val="single" w:sz="4" w:space="0" w:color="000000" w:themeColor="text1"/>
+            <w:bottom w:val="single" w:sz="4" w:space="0" w:color="000000" w:themeColor="text1"/>
+            <w:right w:val="single" w:sz="4" w:space="0" w:color="000000" w:themeColor="text1"/>
+            <w:insideH w:val="none" w:sz="0" w:space="0" w:color="auto"/>
+            <w:insideV w:val="none" w:sz="0" w:space="0" w:color="auto"/>
+          </w:tblBorders>
+        </w:tblPrEx>
+        <w:trPr>
+          <w:cnfStyle w:val="000000100000" w:firstRow="0" w:lastRow="0" w:firstColumn="0" w:lastColumn="0" w:oddVBand="0" w:evenVBand="0" w:oddHBand="1" w:evenHBand="0" w:firstRowFirstColumn="0" w:firstRowLastColumn="0" w:lastRowFirstColumn="0" w:lastRowLastColumn="0"/>
+        </w:trPr>
+        <w:tc>
+          <w:tcPr>
+            <w:cnfStyle w:val="001000000000" w:firstRow="0" w:lastRow="0" w:firstColumn="1" w:lastColumn="0" w:oddVBand="0" w:evenVBand="0" w:oddHBand="0" w:evenHBand="0" w:firstRowFirstColumn="0" w:firstRowLastColumn="0" w:lastRowFirstColumn="0" w:lastRowLastColumn="0"/>
+            <w:tcW w:w="2297" w:type="dxa"/>
+            <w:tcBorders>
+              <w:top w:val="single" w:sz="4" w:space="0" w:color="auto"/>
+              <w:left w:val="single" w:sz="4" w:space="0" w:color="auto"/>
+              <w:bottom w:val="single" w:sz="4" w:space="0" w:color="auto"/>
+              <w:right w:val="single" w:sz="4" w:space="0" w:color="auto"/>
+            </w:tcBorders>
+          </w:tcPr>
+          <w:p>
+            <w:pPr>
+              <w:jc w:val="both"/>
+              <w:rPr>
+                <w:rFonts w:ascii="Times New Roman" w:hAnsi="Times New Roman" w:cs="Times New Roman"/>
+              </w:rPr>
+            </w:pPr>
+            <w:r>
+              <w:rPr>
+                <w:rFonts w:ascii="Times New Roman" w:hAnsi="Times New Roman" w:cs="Times New Roman"/>
+              </w:rPr>
+              <w:t>Descrizione</w:t>
+            </w:r>
+          </w:p>
+        </w:tc>
+        <w:tc>
+          <w:tcPr>
+            <w:tcW w:w="7088" w:type="dxa"/>
+            <w:tcBorders>
+              <w:top w:val="single" w:sz="4" w:space="0" w:color="auto"/>
+              <w:left w:val="single" w:sz="4" w:space="0" w:color="auto"/>
+              <w:bottom w:val="single" w:sz="4" w:space="0" w:color="auto"/>
+              <w:right w:val="single" w:sz="4" w:space="0" w:color="auto"/>
+            </w:tcBorders>
+          </w:tcPr>
+          <w:p>
+            <w:pPr>
+              <w:cnfStyle w:val="000000100000" w:firstRow="0" w:lastRow="0" w:firstColumn="0" w:lastColumn="0" w:oddVBand="0" w:evenVBand="0" w:oddHBand="1" w:evenHBand="0" w:firstRowFirstColumn="0" w:firstRowLastColumn="0" w:lastRowFirstColumn="0" w:lastRowLastColumn="0"/>
+              <w:rPr>
+                <w:rFonts w:ascii="Times New Roman" w:hAnsi="Times New Roman" w:cs="Times New Roman"/>
+              </w:rPr>
+            </w:pPr>
+            <w:r>
+              <w:rPr>
+                <w:rFonts w:ascii="Times New Roman" w:hAnsi="Times New Roman" w:cs="Times New Roman"/>
+              </w:rPr>
+              <w:t>Lo Studente viene avvisato dell’approssimarsi dell’orario prenotato</w:t>
+            </w:r>
+          </w:p>
+        </w:tc>
+      </w:tr>
+      <w:tr>
+        <w:tblPrEx>
+          <w:tblBorders>
+            <w:top w:val="single" w:sz="4" w:space="0" w:color="000000" w:themeColor="text1"/>
+            <w:left w:val="single" w:sz="4" w:space="0" w:color="000000" w:themeColor="text1"/>
+            <w:bottom w:val="single" w:sz="4" w:space="0" w:color="000000" w:themeColor="text1"/>
+            <w:right w:val="single" w:sz="4" w:space="0" w:color="000000" w:themeColor="text1"/>
+            <w:insideH w:val="none" w:sz="0" w:space="0" w:color="auto"/>
+            <w:insideV w:val="none" w:sz="0" w:space="0" w:color="auto"/>
+          </w:tblBorders>
+        </w:tblPrEx>
+        <w:tc>
+          <w:tcPr>
+            <w:cnfStyle w:val="001000000000" w:firstRow="0" w:lastRow="0" w:firstColumn="1" w:lastColumn="0" w:oddVBand="0" w:evenVBand="0" w:oddHBand="0" w:evenHBand="0" w:firstRowFirstColumn="0" w:firstRowLastColumn="0" w:lastRowFirstColumn="0" w:lastRowLastColumn="0"/>
+            <w:tcW w:w="2297" w:type="dxa"/>
+            <w:tcBorders>
+              <w:top w:val="single" w:sz="4" w:space="0" w:color="auto"/>
+              <w:left w:val="single" w:sz="4" w:space="0" w:color="auto"/>
+              <w:bottom w:val="single" w:sz="4" w:space="0" w:color="auto"/>
+              <w:right w:val="single" w:sz="4" w:space="0" w:color="auto"/>
+            </w:tcBorders>
+          </w:tcPr>
+          <w:p>
+            <w:pPr>
+              <w:jc w:val="both"/>
+              <w:rPr>
+                <w:rFonts w:ascii="Times New Roman" w:hAnsi="Times New Roman" w:cs="Times New Roman"/>
+              </w:rPr>
+            </w:pPr>
+            <w:r>
+              <w:rPr>
+                <w:rFonts w:ascii="Times New Roman" w:hAnsi="Times New Roman" w:cs="Times New Roman"/>
+              </w:rPr>
+              <w:t>Pre-Condizioni</w:t>
+            </w:r>
+          </w:p>
+        </w:tc>
+        <w:tc>
+          <w:tcPr>
+            <w:tcW w:w="7088" w:type="dxa"/>
+            <w:tcBorders>
+              <w:top w:val="single" w:sz="4" w:space="0" w:color="auto"/>
+              <w:left w:val="single" w:sz="4" w:space="0" w:color="auto"/>
+              <w:bottom w:val="single" w:sz="4" w:space="0" w:color="auto"/>
+              <w:right w:val="single" w:sz="4" w:space="0" w:color="auto"/>
+            </w:tcBorders>
+          </w:tcPr>
+          <w:p>
+            <w:pPr>
+              <w:cnfStyle w:val="000000000000" w:firstRow="0" w:lastRow="0" w:firstColumn="0" w:lastColumn="0" w:oddVBand="0" w:evenVBand="0" w:oddHBand="0" w:evenHBand="0" w:firstRowFirstColumn="0" w:firstRowLastColumn="0" w:lastRowFirstColumn="0" w:lastRowLastColumn="0"/>
+              <w:rPr>
+                <w:rFonts w:ascii="Times New Roman" w:hAnsi="Times New Roman" w:cs="Times New Roman"/>
+              </w:rPr>
+            </w:pPr>
+            <w:r>
+              <w:rPr>
+                <w:rFonts w:ascii="Times New Roman" w:hAnsi="Times New Roman" w:cs="Times New Roman"/>
+              </w:rPr>
+              <w:t>Lo Studente deve aver effettuato una Prenotazione</w:t>
+            </w:r>
+          </w:p>
+        </w:tc>
+      </w:tr>
+      <w:tr>
+        <w:tblPrEx>
+          <w:tblBorders>
+            <w:top w:val="single" w:sz="4" w:space="0" w:color="000000" w:themeColor="text1"/>
+            <w:left w:val="single" w:sz="4" w:space="0" w:color="000000" w:themeColor="text1"/>
+            <w:bottom w:val="single" w:sz="4" w:space="0" w:color="000000" w:themeColor="text1"/>
+            <w:right w:val="single" w:sz="4" w:space="0" w:color="000000" w:themeColor="text1"/>
+            <w:insideH w:val="none" w:sz="0" w:space="0" w:color="auto"/>
+            <w:insideV w:val="none" w:sz="0" w:space="0" w:color="auto"/>
+          </w:tblBorders>
+        </w:tblPrEx>
+        <w:trPr>
+          <w:cnfStyle w:val="000000100000" w:firstRow="0" w:lastRow="0" w:firstColumn="0" w:lastColumn="0" w:oddVBand="0" w:evenVBand="0" w:oddHBand="1" w:evenHBand="0" w:firstRowFirstColumn="0" w:firstRowLastColumn="0" w:lastRowFirstColumn="0" w:lastRowLastColumn="0"/>
+        </w:trPr>
+        <w:tc>
+          <w:tcPr>
+            <w:cnfStyle w:val="001000000000" w:firstRow="0" w:lastRow="0" w:firstColumn="1" w:lastColumn="0" w:oddVBand="0" w:evenVBand="0" w:oddHBand="0" w:evenHBand="0" w:firstRowFirstColumn="0" w:firstRowLastColumn="0" w:lastRowFirstColumn="0" w:lastRowLastColumn="0"/>
+            <w:tcW w:w="2297" w:type="dxa"/>
+            <w:tcBorders>
+              <w:top w:val="single" w:sz="4" w:space="0" w:color="auto"/>
+              <w:left w:val="single" w:sz="4" w:space="0" w:color="auto"/>
+              <w:bottom w:val="single" w:sz="4" w:space="0" w:color="auto"/>
+              <w:right w:val="single" w:sz="4" w:space="0" w:color="auto"/>
+            </w:tcBorders>
+          </w:tcPr>
+          <w:p>
+            <w:pPr>
+              <w:jc w:val="both"/>
+              <w:rPr>
+                <w:rFonts w:ascii="Times New Roman" w:hAnsi="Times New Roman" w:cs="Times New Roman"/>
+              </w:rPr>
+            </w:pPr>
+            <w:r>
+              <w:rPr>
+                <w:rFonts w:ascii="Times New Roman" w:hAnsi="Times New Roman" w:cs="Times New Roman"/>
+              </w:rPr>
+              <w:t>Sequenza di eventi</w:t>
+            </w:r>
+          </w:p>
+          <w:p>
+            <w:pPr>
+              <w:jc w:val="both"/>
+              <w:rPr>
+                <w:rFonts w:ascii="Times New Roman" w:hAnsi="Times New Roman" w:cs="Times New Roman"/>
+              </w:rPr>
+            </w:pPr>
+            <w:r>
+              <w:rPr>
+                <w:rFonts w:ascii="Times New Roman" w:hAnsi="Times New Roman" w:cs="Times New Roman"/>
+              </w:rPr>
+              <w:t>principale</w:t>
+            </w:r>
+          </w:p>
+        </w:tc>
+        <w:tc>
+          <w:tcPr>
+            <w:tcW w:w="7088" w:type="dxa"/>
+            <w:tcBorders>
+              <w:top w:val="single" w:sz="4" w:space="0" w:color="auto"/>
+              <w:left w:val="single" w:sz="4" w:space="0" w:color="auto"/>
+              <w:bottom w:val="single" w:sz="4" w:space="0" w:color="auto"/>
+              <w:right w:val="single" w:sz="4" w:space="0" w:color="auto"/>
+            </w:tcBorders>
+          </w:tcPr>
+          <w:p>
+            <w:pPr>
+              <w:pStyle w:val="Paragrafoelenco"/>
+              <w:numPr>
+                <w:ilvl w:val="0"/>
+                <w:numId w:val="74"/>
+              </w:numPr>
+              <w:cnfStyle w:val="000000100000" w:firstRow="0" w:lastRow="0" w:firstColumn="0" w:lastColumn="0" w:oddVBand="0" w:evenVBand="0" w:oddHBand="1" w:evenHBand="0" w:firstRowFirstColumn="0" w:firstRowLastColumn="0" w:lastRowFirstColumn="0" w:lastRowLastColumn="0"/>
+              <w:rPr>
+                <w:rFonts w:ascii="Times New Roman" w:hAnsi="Times New Roman" w:cs="Times New Roman"/>
+              </w:rPr>
+            </w:pPr>
+            <w:r>
+              <w:rPr>
+                <w:rFonts w:ascii="Times New Roman" w:hAnsi="Times New Roman" w:cs="Times New Roman"/>
+              </w:rPr>
+              <w:t>Il caso d’uso inizia all’approssimarsi dell’orario prenotato</w:t>
+            </w:r>
+          </w:p>
+          <w:p>
+            <w:pPr>
+              <w:pStyle w:val="Paragrafoelenco"/>
+              <w:numPr>
+                <w:ilvl w:val="0"/>
+                <w:numId w:val="74"/>
+              </w:numPr>
+              <w:cnfStyle w:val="000000100000" w:firstRow="0" w:lastRow="0" w:firstColumn="0" w:lastColumn="0" w:oddVBand="0" w:evenVBand="0" w:oddHBand="1" w:evenHBand="0" w:firstRowFirstColumn="0" w:firstRowLastColumn="0" w:lastRowFirstColumn="0" w:lastRowLastColumn="0"/>
+              <w:rPr>
+                <w:rFonts w:ascii="Times New Roman" w:hAnsi="Times New Roman" w:cs="Times New Roman"/>
+              </w:rPr>
+            </w:pPr>
+            <w:r>
+              <w:t>Il sistema invia un promemoria</w:t>
+            </w:r>
+            <w:r>
+              <w:t xml:space="preserve"> contenente sala, data e fascia or</w:t>
+            </w:r>
+            <w:r>
+              <w:t>aria e richiede al Servizio di Notifiche</w:t>
+            </w:r>
+            <w:r>
+              <w:t xml:space="preserve"> l’inoltro verso lo Studente</w:t>
+            </w:r>
+          </w:p>
+        </w:tc>
+      </w:tr>
+      <w:tr>
+        <w:tblPrEx>
+          <w:tblBorders>
+            <w:top w:val="single" w:sz="4" w:space="0" w:color="000000" w:themeColor="text1"/>
+            <w:left w:val="single" w:sz="4" w:space="0" w:color="000000" w:themeColor="text1"/>
+            <w:bottom w:val="single" w:sz="4" w:space="0" w:color="000000" w:themeColor="text1"/>
+            <w:right w:val="single" w:sz="4" w:space="0" w:color="000000" w:themeColor="text1"/>
+            <w:insideH w:val="none" w:sz="0" w:space="0" w:color="auto"/>
+            <w:insideV w:val="none" w:sz="0" w:space="0" w:color="auto"/>
+          </w:tblBorders>
+        </w:tblPrEx>
+        <w:tc>
+          <w:tcPr>
+            <w:cnfStyle w:val="001000000000" w:firstRow="0" w:lastRow="0" w:firstColumn="1" w:lastColumn="0" w:oddVBand="0" w:evenVBand="0" w:oddHBand="0" w:evenHBand="0" w:firstRowFirstColumn="0" w:firstRowLastColumn="0" w:lastRowFirstColumn="0" w:lastRowLastColumn="0"/>
+            <w:tcW w:w="2297" w:type="dxa"/>
+            <w:tcBorders>
+              <w:top w:val="single" w:sz="4" w:space="0" w:color="auto"/>
+              <w:left w:val="single" w:sz="4" w:space="0" w:color="auto"/>
+              <w:bottom w:val="single" w:sz="4" w:space="0" w:color="auto"/>
+              <w:right w:val="single" w:sz="4" w:space="0" w:color="auto"/>
+            </w:tcBorders>
+          </w:tcPr>
+          <w:p>
+            <w:pPr>
+              <w:jc w:val="both"/>
+              <w:rPr>
+                <w:rFonts w:ascii="Times New Roman" w:hAnsi="Times New Roman" w:cs="Times New Roman"/>
+              </w:rPr>
+            </w:pPr>
+            <w:r>
+              <w:rPr>
+                <w:rFonts w:ascii="Times New Roman" w:hAnsi="Times New Roman" w:cs="Times New Roman"/>
+              </w:rPr>
+              <w:t>Post-Condizioni</w:t>
+            </w:r>
+          </w:p>
+        </w:tc>
+        <w:tc>
+          <w:tcPr>
+            <w:tcW w:w="7088" w:type="dxa"/>
+            <w:tcBorders>
+              <w:top w:val="single" w:sz="4" w:space="0" w:color="auto"/>
+              <w:left w:val="single" w:sz="4" w:space="0" w:color="auto"/>
+              <w:bottom w:val="single" w:sz="4" w:space="0" w:color="auto"/>
+              <w:right w:val="single" w:sz="4" w:space="0" w:color="auto"/>
+            </w:tcBorders>
+          </w:tcPr>
+          <w:p>
+            <w:pPr>
+              <w:cnfStyle w:val="000000000000" w:firstRow="0" w:lastRow="0" w:firstColumn="0" w:lastColumn="0" w:oddVBand="0" w:evenVBand="0" w:oddHBand="0" w:evenHBand="0" w:firstRowFirstColumn="0" w:firstRowLastColumn="0" w:lastRowFirstColumn="0" w:lastRowLastColumn="0"/>
+              <w:rPr>
+                <w:rFonts w:ascii="Times New Roman" w:hAnsi="Times New Roman" w:cs="Times New Roman"/>
+                <w:iCs/>
+              </w:rPr>
+            </w:pPr>
+            <w:r>
+              <w:rPr>
+                <w:rFonts w:ascii="Times New Roman" w:hAnsi="Times New Roman" w:cs="Times New Roman"/>
+                <w:iCs/>
+              </w:rPr>
+              <w:t>Il promemoria è stato inviato</w:t>
+            </w:r>
+          </w:p>
+        </w:tc>
+      </w:tr>
+      <w:tr>
+        <w:tblPrEx>
+          <w:tblBorders>
+            <w:top w:val="single" w:sz="4" w:space="0" w:color="000000" w:themeColor="text1"/>
+            <w:left w:val="single" w:sz="4" w:space="0" w:color="000000" w:themeColor="text1"/>
+            <w:bottom w:val="single" w:sz="4" w:space="0" w:color="000000" w:themeColor="text1"/>
+            <w:right w:val="single" w:sz="4" w:space="0" w:color="000000" w:themeColor="text1"/>
+            <w:insideH w:val="none" w:sz="0" w:space="0" w:color="auto"/>
+            <w:insideV w:val="none" w:sz="0" w:space="0" w:color="auto"/>
+          </w:tblBorders>
+        </w:tblPrEx>
+        <w:trPr>
+          <w:cnfStyle w:val="000000100000" w:firstRow="0" w:lastRow="0" w:firstColumn="0" w:lastColumn="0" w:oddVBand="0" w:evenVBand="0" w:oddHBand="1" w:evenHBand="0" w:firstRowFirstColumn="0" w:firstRowLastColumn="0" w:lastRowFirstColumn="0" w:lastRowLastColumn="0"/>
+        </w:trPr>
+        <w:tc>
+          <w:tcPr>
+            <w:cnfStyle w:val="001000000000" w:firstRow="0" w:lastRow="0" w:firstColumn="1" w:lastColumn="0" w:oddVBand="0" w:evenVBand="0" w:oddHBand="0" w:evenHBand="0" w:firstRowFirstColumn="0" w:firstRowLastColumn="0" w:lastRowFirstColumn="0" w:lastRowLastColumn="0"/>
+            <w:tcW w:w="2297" w:type="dxa"/>
+            <w:tcBorders>
+              <w:top w:val="single" w:sz="4" w:space="0" w:color="auto"/>
+              <w:left w:val="single" w:sz="4" w:space="0" w:color="auto"/>
+              <w:bottom w:val="single" w:sz="4" w:space="0" w:color="auto"/>
+              <w:right w:val="single" w:sz="4" w:space="0" w:color="auto"/>
+            </w:tcBorders>
+          </w:tcPr>
+          <w:p>
+            <w:pPr>
+              <w:jc w:val="both"/>
+              <w:rPr>
+                <w:rFonts w:ascii="Times New Roman" w:hAnsi="Times New Roman" w:cs="Times New Roman"/>
+              </w:rPr>
+            </w:pPr>
+            <w:r>
+              <w:rPr>
+                <w:rFonts w:ascii="Times New Roman" w:hAnsi="Times New Roman" w:cs="Times New Roman"/>
+              </w:rPr>
+              <w:t>Casi d’uso correlati</w:t>
+            </w:r>
+          </w:p>
+        </w:tc>
+        <w:tc>
+          <w:tcPr>
+            <w:tcW w:w="7088" w:type="dxa"/>
+            <w:tcBorders>
+              <w:top w:val="single" w:sz="4" w:space="0" w:color="auto"/>
+              <w:left w:val="single" w:sz="4" w:space="0" w:color="auto"/>
+              <w:bottom w:val="single" w:sz="4" w:space="0" w:color="auto"/>
+              <w:right w:val="single" w:sz="4" w:space="0" w:color="auto"/>
+            </w:tcBorders>
+          </w:tcPr>
+          <w:p>
+            <w:pPr>
+              <w:cnfStyle w:val="000000100000" w:firstRow="0" w:lastRow="0" w:firstColumn="0" w:lastColumn="0" w:oddVBand="0" w:evenVBand="0" w:oddHBand="1" w:evenHBand="0" w:firstRowFirstColumn="0" w:firstRowLastColumn="0" w:lastRowFirstColumn="0" w:lastRowLastColumn="0"/>
+              <w:rPr>
+                <w:rFonts w:ascii="Times New Roman" w:hAnsi="Times New Roman" w:cs="Times New Roman"/>
+                <w:iCs/>
+              </w:rPr>
+            </w:pPr>
+            <w:r>
+              <w:rPr>
+                <w:rFonts w:ascii="Times New Roman" w:hAnsi="Times New Roman" w:cs="Times New Roman"/>
+                <w:iCs/>
               </w:rPr>
               <w:t>-</w:t>
             </w:r>
@@ -20843,6 +21424,8 @@
               </w:rPr>
               <w:t>-</w:t>
             </w:r>
+            <w:bookmarkStart w:id="69" w:name="_GoBack"/>
+            <w:bookmarkEnd w:id="69"/>
           </w:p>
         </w:tc>
       </w:tr>
@@ -34905,11 +35488,6 @@
         <w:docPartUnique/>
       </w:docPartObj>
     </w:sdtPr>
-    <w:sdtEndPr>
-      <w:rPr>
-        <w:rStyle w:val="Numeropagina"/>
-      </w:rPr>
-    </w:sdtEndPr>
     <w:sdtContent>
       <w:p>
         <w:pPr>
@@ -34942,7 +35520,7 @@
             <w:rStyle w:val="Numeropagina"/>
             <w:noProof/>
           </w:rPr>
-          <w:t>23</w:t>
+          <w:t>26</w:t>
         </w:r>
         <w:r>
           <w:rPr>
@@ -35119,11 +35697,6 @@
         <w:docPartUnique/>
       </w:docPartObj>
     </w:sdtPr>
-    <w:sdtEndPr>
-      <w:rPr>
-        <w:rStyle w:val="Numeropagina"/>
-      </w:rPr>
-    </w:sdtEndPr>
     <w:sdtContent>
       <w:p>
         <w:pPr>
@@ -41884,6 +42457,92 @@
     </w:lvl>
   </w:abstractNum>
   <w:abstractNum w:abstractNumId="56" w15:restartNumberingAfterBreak="0">
+    <w:nsid w:val="502D10A6"/>
+    <w:multiLevelType w:val="hybridMultilevel"/>
+    <w:tmpl w:val="E9AAC3C4"/>
+    <w:lvl w:ilvl="0" w:tplc="0410000F">
+      <w:start w:val="1"/>
+      <w:numFmt w:val="decimal"/>
+      <w:lvlText w:val="%1."/>
+      <w:lvlJc w:val="left"/>
+      <w:pPr>
+        <w:ind w:left="720" w:hanging="360"/>
+      </w:pPr>
+    </w:lvl>
+    <w:lvl w:ilvl="1" w:tplc="04100019" w:tentative="1">
+      <w:start w:val="1"/>
+      <w:numFmt w:val="lowerLetter"/>
+      <w:lvlText w:val="%2."/>
+      <w:lvlJc w:val="left"/>
+      <w:pPr>
+        <w:ind w:left="1440" w:hanging="360"/>
+      </w:pPr>
+    </w:lvl>
+    <w:lvl w:ilvl="2" w:tplc="0410001B" w:tentative="1">
+      <w:start w:val="1"/>
+      <w:numFmt w:val="lowerRoman"/>
+      <w:lvlText w:val="%3."/>
+      <w:lvlJc w:val="right"/>
+      <w:pPr>
+        <w:ind w:left="2160" w:hanging="180"/>
+      </w:pPr>
+    </w:lvl>
+    <w:lvl w:ilvl="3" w:tplc="0410000F" w:tentative="1">
+      <w:start w:val="1"/>
+      <w:numFmt w:val="decimal"/>
+      <w:lvlText w:val="%4."/>
+      <w:lvlJc w:val="left"/>
+      <w:pPr>
+        <w:ind w:left="2880" w:hanging="360"/>
+      </w:pPr>
+    </w:lvl>
+    <w:lvl w:ilvl="4" w:tplc="04100019" w:tentative="1">
+      <w:start w:val="1"/>
+      <w:numFmt w:val="lowerLetter"/>
+      <w:lvlText w:val="%5."/>
+      <w:lvlJc w:val="left"/>
+      <w:pPr>
+        <w:ind w:left="3600" w:hanging="360"/>
+      </w:pPr>
+    </w:lvl>
+    <w:lvl w:ilvl="5" w:tplc="0410001B" w:tentative="1">
+      <w:start w:val="1"/>
+      <w:numFmt w:val="lowerRoman"/>
+      <w:lvlText w:val="%6."/>
+      <w:lvlJc w:val="right"/>
+      <w:pPr>
+        <w:ind w:left="4320" w:hanging="180"/>
+      </w:pPr>
+    </w:lvl>
+    <w:lvl w:ilvl="6" w:tplc="0410000F" w:tentative="1">
+      <w:start w:val="1"/>
+      <w:numFmt w:val="decimal"/>
+      <w:lvlText w:val="%7."/>
+      <w:lvlJc w:val="left"/>
+      <w:pPr>
+        <w:ind w:left="5040" w:hanging="360"/>
+      </w:pPr>
+    </w:lvl>
+    <w:lvl w:ilvl="7" w:tplc="04100019" w:tentative="1">
+      <w:start w:val="1"/>
+      <w:numFmt w:val="lowerLetter"/>
+      <w:lvlText w:val="%8."/>
+      <w:lvlJc w:val="left"/>
+      <w:pPr>
+        <w:ind w:left="5760" w:hanging="360"/>
+      </w:pPr>
+    </w:lvl>
+    <w:lvl w:ilvl="8" w:tplc="0410001B" w:tentative="1">
+      <w:start w:val="1"/>
+      <w:numFmt w:val="lowerRoman"/>
+      <w:lvlText w:val="%9."/>
+      <w:lvlJc w:val="right"/>
+      <w:pPr>
+        <w:ind w:left="6480" w:hanging="180"/>
+      </w:pPr>
+    </w:lvl>
+  </w:abstractNum>
+  <w:abstractNum w:abstractNumId="57" w15:restartNumberingAfterBreak="0">
     <w:nsid w:val="511735C9"/>
     <w:multiLevelType w:val="multilevel"/>
     <w:tmpl w:val="21B2250E"/>
@@ -41996,7 +42655,7 @@
       </w:pPr>
     </w:lvl>
   </w:abstractNum>
-  <w:abstractNum w:abstractNumId="57" w15:restartNumberingAfterBreak="0">
+  <w:abstractNum w:abstractNumId="58" w15:restartNumberingAfterBreak="0">
     <w:nsid w:val="535E724F"/>
     <w:multiLevelType w:val="hybridMultilevel"/>
     <w:tmpl w:val="FFFAD0C6"/>
@@ -42109,7 +42768,7 @@
       </w:rPr>
     </w:lvl>
   </w:abstractNum>
-  <w:abstractNum w:abstractNumId="58" w15:restartNumberingAfterBreak="0">
+  <w:abstractNum w:abstractNumId="59" w15:restartNumberingAfterBreak="0">
     <w:nsid w:val="54940989"/>
     <w:multiLevelType w:val="multilevel"/>
     <w:tmpl w:val="44282C94"/>
@@ -42254,7 +42913,7 @@
       </w:rPr>
     </w:lvl>
   </w:abstractNum>
-  <w:abstractNum w:abstractNumId="59" w15:restartNumberingAfterBreak="0">
+  <w:abstractNum w:abstractNumId="60" w15:restartNumberingAfterBreak="0">
     <w:nsid w:val="56EE3CF8"/>
     <w:multiLevelType w:val="hybridMultilevel"/>
     <w:tmpl w:val="D12C20EC"/>
@@ -42343,7 +43002,7 @@
       </w:pPr>
     </w:lvl>
   </w:abstractNum>
-  <w:abstractNum w:abstractNumId="60" w15:restartNumberingAfterBreak="0">
+  <w:abstractNum w:abstractNumId="61" w15:restartNumberingAfterBreak="0">
     <w:nsid w:val="57FE7507"/>
     <w:multiLevelType w:val="multilevel"/>
     <w:tmpl w:val="8EB2B37A"/>
@@ -42459,7 +43118,7 @@
       </w:rPr>
     </w:lvl>
   </w:abstractNum>
-  <w:abstractNum w:abstractNumId="61" w15:restartNumberingAfterBreak="0">
+  <w:abstractNum w:abstractNumId="62" w15:restartNumberingAfterBreak="0">
     <w:nsid w:val="59566F0F"/>
     <w:multiLevelType w:val="multilevel"/>
     <w:tmpl w:val="7EECA278"/>
@@ -42549,7 +43208,7 @@
       </w:pPr>
     </w:lvl>
   </w:abstractNum>
-  <w:abstractNum w:abstractNumId="62" w15:restartNumberingAfterBreak="0">
+  <w:abstractNum w:abstractNumId="63" w15:restartNumberingAfterBreak="0">
     <w:nsid w:val="5D636745"/>
     <w:multiLevelType w:val="multilevel"/>
     <w:tmpl w:val="D68A200C"/>
@@ -42665,7 +43324,7 @@
       </w:rPr>
     </w:lvl>
   </w:abstractNum>
-  <w:abstractNum w:abstractNumId="63" w15:restartNumberingAfterBreak="0">
+  <w:abstractNum w:abstractNumId="64" w15:restartNumberingAfterBreak="0">
     <w:nsid w:val="608B7262"/>
     <w:multiLevelType w:val="multilevel"/>
     <w:tmpl w:val="B98CA9C4"/>
@@ -42757,7 +43416,7 @@
       </w:pPr>
     </w:lvl>
   </w:abstractNum>
-  <w:abstractNum w:abstractNumId="64" w15:restartNumberingAfterBreak="0">
+  <w:abstractNum w:abstractNumId="65" w15:restartNumberingAfterBreak="0">
     <w:nsid w:val="61B36032"/>
     <w:multiLevelType w:val="multilevel"/>
     <w:tmpl w:val="63A89A3E"/>
@@ -42847,7 +43506,7 @@
       </w:pPr>
     </w:lvl>
   </w:abstractNum>
-  <w:abstractNum w:abstractNumId="65" w15:restartNumberingAfterBreak="0">
+  <w:abstractNum w:abstractNumId="66" w15:restartNumberingAfterBreak="0">
     <w:nsid w:val="625D6743"/>
     <w:multiLevelType w:val="hybridMultilevel"/>
     <w:tmpl w:val="DFE8781C"/>
@@ -42959,7 +43618,7 @@
       </w:rPr>
     </w:lvl>
   </w:abstractNum>
-  <w:abstractNum w:abstractNumId="66" w15:restartNumberingAfterBreak="0">
+  <w:abstractNum w:abstractNumId="67" w15:restartNumberingAfterBreak="0">
     <w:nsid w:val="648A45F5"/>
     <w:multiLevelType w:val="multilevel"/>
     <w:tmpl w:val="39247CEE"/>
@@ -43075,7 +43734,7 @@
       </w:rPr>
     </w:lvl>
   </w:abstractNum>
-  <w:abstractNum w:abstractNumId="67" w15:restartNumberingAfterBreak="0">
+  <w:abstractNum w:abstractNumId="68" w15:restartNumberingAfterBreak="0">
     <w:nsid w:val="6A477401"/>
     <w:multiLevelType w:val="hybridMultilevel"/>
     <w:tmpl w:val="96B64318"/>
@@ -43187,7 +43846,7 @@
       </w:rPr>
     </w:lvl>
   </w:abstractNum>
-  <w:abstractNum w:abstractNumId="68" w15:restartNumberingAfterBreak="0">
+  <w:abstractNum w:abstractNumId="69" w15:restartNumberingAfterBreak="0">
     <w:nsid w:val="70681428"/>
     <w:multiLevelType w:val="multilevel"/>
     <w:tmpl w:val="E8D86184"/>
@@ -43336,7 +43995,7 @@
       </w:rPr>
     </w:lvl>
   </w:abstractNum>
-  <w:abstractNum w:abstractNumId="69" w15:restartNumberingAfterBreak="0">
+  <w:abstractNum w:abstractNumId="70" w15:restartNumberingAfterBreak="0">
     <w:nsid w:val="792D10F7"/>
     <w:multiLevelType w:val="multilevel"/>
     <w:tmpl w:val="5C56DE9E"/>
@@ -43426,7 +44085,7 @@
       </w:pPr>
     </w:lvl>
   </w:abstractNum>
-  <w:abstractNum w:abstractNumId="70" w15:restartNumberingAfterBreak="0">
+  <w:abstractNum w:abstractNumId="71" w15:restartNumberingAfterBreak="0">
     <w:nsid w:val="79FB7604"/>
     <w:multiLevelType w:val="multilevel"/>
     <w:tmpl w:val="8290425C"/>
@@ -43516,7 +44175,7 @@
       </w:pPr>
     </w:lvl>
   </w:abstractNum>
-  <w:abstractNum w:abstractNumId="71" w15:restartNumberingAfterBreak="0">
+  <w:abstractNum w:abstractNumId="72" w15:restartNumberingAfterBreak="0">
     <w:nsid w:val="7EB65393"/>
     <w:multiLevelType w:val="multilevel"/>
     <w:tmpl w:val="036210C4"/>
@@ -43642,16 +44301,16 @@
     <w:abstractNumId w:val="33"/>
   </w:num>
   <w:num w:numId="4">
-    <w:abstractNumId w:val="57"/>
+    <w:abstractNumId w:val="58"/>
   </w:num>
   <w:num w:numId="5">
-    <w:abstractNumId w:val="59"/>
+    <w:abstractNumId w:val="60"/>
   </w:num>
   <w:num w:numId="6">
     <w:abstractNumId w:val="1"/>
   </w:num>
   <w:num w:numId="7">
-    <w:abstractNumId w:val="67"/>
+    <w:abstractNumId w:val="68"/>
   </w:num>
   <w:num w:numId="8">
     <w:abstractNumId w:val="2"/>
@@ -43663,7 +44322,7 @@
     <w:abstractNumId w:val="17"/>
   </w:num>
   <w:num w:numId="11">
-    <w:abstractNumId w:val="61"/>
+    <w:abstractNumId w:val="62"/>
   </w:num>
   <w:num w:numId="12">
     <w:abstractNumId w:val="5"/>
@@ -43690,10 +44349,10 @@
     <w:abstractNumId w:val="15"/>
   </w:num>
   <w:num w:numId="20">
-    <w:abstractNumId w:val="64"/>
+    <w:abstractNumId w:val="65"/>
   </w:num>
   <w:num w:numId="21">
-    <w:abstractNumId w:val="70"/>
+    <w:abstractNumId w:val="71"/>
   </w:num>
   <w:num w:numId="22">
     <w:abstractNumId w:val="55"/>
@@ -43708,7 +44367,7 @@
     <w:abstractNumId w:val="24"/>
   </w:num>
   <w:num w:numId="26">
-    <w:abstractNumId w:val="58"/>
+    <w:abstractNumId w:val="59"/>
   </w:num>
   <w:num w:numId="27">
     <w:abstractNumId w:val="28"/>
@@ -43720,13 +44379,13 @@
     <w:abstractNumId w:val="3"/>
   </w:num>
   <w:num w:numId="30">
-    <w:abstractNumId w:val="69"/>
+    <w:abstractNumId w:val="70"/>
   </w:num>
   <w:num w:numId="31">
     <w:abstractNumId w:val="40"/>
   </w:num>
   <w:num w:numId="32">
-    <w:abstractNumId w:val="63"/>
+    <w:abstractNumId w:val="64"/>
   </w:num>
   <w:num w:numId="33">
     <w:abstractNumId w:val="10"/>
@@ -43738,13 +44397,13 @@
     <w:abstractNumId w:val="32"/>
   </w:num>
   <w:num w:numId="36">
-    <w:abstractNumId w:val="71"/>
+    <w:abstractNumId w:val="72"/>
   </w:num>
   <w:num w:numId="37">
-    <w:abstractNumId w:val="62"/>
+    <w:abstractNumId w:val="63"/>
   </w:num>
   <w:num w:numId="38">
-    <w:abstractNumId w:val="60"/>
+    <w:abstractNumId w:val="61"/>
   </w:num>
   <w:num w:numId="39">
     <w:abstractNumId w:val="45"/>
@@ -43753,7 +44412,7 @@
     <w:abstractNumId w:val="25"/>
   </w:num>
   <w:num w:numId="41">
-    <w:abstractNumId w:val="66"/>
+    <w:abstractNumId w:val="67"/>
   </w:num>
   <w:num w:numId="42">
     <w:abstractNumId w:val="42"/>
@@ -43798,10 +44457,10 @@
     <w:abstractNumId w:val="34"/>
   </w:num>
   <w:num w:numId="56">
-    <w:abstractNumId w:val="65"/>
+    <w:abstractNumId w:val="66"/>
   </w:num>
   <w:num w:numId="57">
-    <w:abstractNumId w:val="56"/>
+    <w:abstractNumId w:val="57"/>
   </w:num>
   <w:num w:numId="58">
     <w:abstractNumId w:val="18"/>
@@ -43816,7 +44475,7 @@
     <w:abstractNumId w:val="26"/>
   </w:num>
   <w:num w:numId="62">
-    <w:abstractNumId w:val="68"/>
+    <w:abstractNumId w:val="69"/>
   </w:num>
   <w:num w:numId="63">
     <w:abstractNumId w:val="38"/>
@@ -43850,6 +44509,9 @@
   </w:num>
   <w:num w:numId="73">
     <w:abstractNumId w:val="43"/>
+  </w:num>
+  <w:num w:numId="74">
+    <w:abstractNumId w:val="56"/>
   </w:num>
   <w:numIdMacAtCleanup w:val="65"/>
 </w:numbering>
@@ -46203,7 +46865,7 @@
 </file>
 
 <file path=customXml/itemProps4.xml><?xml version="1.0" encoding="utf-8"?>
-<ds:datastoreItem xmlns:ds="http://schemas.openxmlformats.org/officeDocument/2006/customXml" ds:itemID="{97A73B1B-2229-40D7-910A-DEBF1F7EF427}">
+<ds:datastoreItem xmlns:ds="http://schemas.openxmlformats.org/officeDocument/2006/customXml" ds:itemID="{6DC9D900-1491-4D18-B670-F7EA0870ED90}">
   <ds:schemaRefs>
     <ds:schemaRef ds:uri="http://schemas.openxmlformats.org/officeDocument/2006/bibliography"/>
   </ds:schemaRefs>

--- a/Documentation/Documentazione.docx
+++ b/Documentation/Documentazione.docx
@@ -59,14 +59,14 @@
                     </a:ln>
                     <a:extLst>
                       <a:ext uri="{909E8E84-426E-40dd-AFC4-6F175D3DCCD1}">
-                        <a14:hiddenFill xmlns:cx2="http://schemas.microsoft.com/office/drawing/2015/10/21/chartex" xmlns:cx3="http://schemas.microsoft.com/office/drawing/2016/5/9/chartex" xmlns:cx4="http://schemas.microsoft.com/office/drawing/2016/5/10/chartex" xmlns:cx5="http://schemas.microsoft.com/office/drawing/2016/5/11/chartex" xmlns:cx6="http://schemas.microsoft.com/office/drawing/2016/5/12/chartex" xmlns:cx7="http://schemas.microsoft.com/office/drawing/2016/5/13/chartex" xmlns:cx8="http://schemas.microsoft.com/office/drawing/2016/5/14/chartex" xmlns:aink="http://schemas.microsoft.com/office/drawing/2016/ink" xmlns:am3d="http://schemas.microsoft.com/office/drawing/2017/model3d" xmlns:oel="http://schemas.microsoft.com/office/2019/extlst" xmlns:w16cex="http://schemas.microsoft.com/office/word/2018/wordml/cex" xmlns:w16cid="http://schemas.microsoft.com/office/word/2016/wordml/cid" xmlns:w16="http://schemas.microsoft.com/office/word/2018/wordml" xmlns:w16du="http://schemas.microsoft.com/office/word/2023/wordml/word16du" xmlns:w16sdtdh="http://schemas.microsoft.com/office/word/2020/wordml/sdtdatahash" xmlns:w16sdtfl="http://schemas.microsoft.com/office/word/2024/wordml/sdtformatlock" xmlns:ask="http://schemas.microsoft.com/office/drawing/2018/sketchyshapes" xmlns:a14="http://schemas.microsoft.com/office/drawing/2010/main" xmlns:w="http://schemas.openxmlformats.org/wordprocessingml/2006/main" xmlns:w10="urn:schemas-microsoft-com:office:word" xmlns:v="urn:schemas-microsoft-com:vml" xmlns:o="urn:schemas-microsoft-com:office:office" xmlns:mv="urn:schemas-microsoft-com:mac:vml" xmlns:mo="http://schemas.microsoft.com/office/mac/office/2008/main" xmlns="" xmlns:arto="http://schemas.microsoft.com/office/word/2006/arto">
+                        <a14:hiddenFill xmlns:arto="http://schemas.microsoft.com/office/word/2006/arto" xmlns="" xmlns:mo="http://schemas.microsoft.com/office/mac/office/2008/main" xmlns:mv="urn:schemas-microsoft-com:mac:vml" xmlns:o="urn:schemas-microsoft-com:office:office" xmlns:v="urn:schemas-microsoft-com:vml" xmlns:w10="urn:schemas-microsoft-com:office:word" xmlns:w="http://schemas.openxmlformats.org/wordprocessingml/2006/main" xmlns:a14="http://schemas.microsoft.com/office/drawing/2010/main" xmlns:ask="http://schemas.microsoft.com/office/drawing/2018/sketchyshapes" xmlns:w16sdtfl="http://schemas.microsoft.com/office/word/2024/wordml/sdtformatlock" xmlns:w16sdtdh="http://schemas.microsoft.com/office/word/2020/wordml/sdtdatahash" xmlns:w16du="http://schemas.microsoft.com/office/word/2023/wordml/word16du" xmlns:w16="http://schemas.microsoft.com/office/word/2018/wordml" xmlns:w16cid="http://schemas.microsoft.com/office/word/2016/wordml/cid" xmlns:w16cex="http://schemas.microsoft.com/office/word/2018/wordml/cex" xmlns:oel="http://schemas.microsoft.com/office/2019/extlst" xmlns:am3d="http://schemas.microsoft.com/office/drawing/2017/model3d" xmlns:aink="http://schemas.microsoft.com/office/drawing/2016/ink" xmlns:cx8="http://schemas.microsoft.com/office/drawing/2016/5/14/chartex" xmlns:cx7="http://schemas.microsoft.com/office/drawing/2016/5/13/chartex" xmlns:cx6="http://schemas.microsoft.com/office/drawing/2016/5/12/chartex" xmlns:cx5="http://schemas.microsoft.com/office/drawing/2016/5/11/chartex" xmlns:cx4="http://schemas.microsoft.com/office/drawing/2016/5/10/chartex" xmlns:cx3="http://schemas.microsoft.com/office/drawing/2016/5/9/chartex" xmlns:cx2="http://schemas.microsoft.com/office/drawing/2015/10/21/chartex">
                           <a:solidFill>
                             <a:srgbClr val="FFFFFF"/>
                           </a:solidFill>
                         </a14:hiddenFill>
                       </a:ext>
                       <a:ext uri="{91240B29-F687-4f45-9708-019B960494DF}">
-                        <a14:hiddenLine xmlns:cx2="http://schemas.microsoft.com/office/drawing/2015/10/21/chartex" xmlns:cx3="http://schemas.microsoft.com/office/drawing/2016/5/9/chartex" xmlns:cx4="http://schemas.microsoft.com/office/drawing/2016/5/10/chartex" xmlns:cx5="http://schemas.microsoft.com/office/drawing/2016/5/11/chartex" xmlns:cx6="http://schemas.microsoft.com/office/drawing/2016/5/12/chartex" xmlns:cx7="http://schemas.microsoft.com/office/drawing/2016/5/13/chartex" xmlns:cx8="http://schemas.microsoft.com/office/drawing/2016/5/14/chartex" xmlns:aink="http://schemas.microsoft.com/office/drawing/2016/ink" xmlns:am3d="http://schemas.microsoft.com/office/drawing/2017/model3d" xmlns:oel="http://schemas.microsoft.com/office/2019/extlst" xmlns:w16cex="http://schemas.microsoft.com/office/word/2018/wordml/cex" xmlns:w16cid="http://schemas.microsoft.com/office/word/2016/wordml/cid" xmlns:w16="http://schemas.microsoft.com/office/word/2018/wordml" xmlns:w16du="http://schemas.microsoft.com/office/word/2023/wordml/word16du" xmlns:w16sdtdh="http://schemas.microsoft.com/office/word/2020/wordml/sdtdatahash" xmlns:w16sdtfl="http://schemas.microsoft.com/office/word/2024/wordml/sdtformatlock" xmlns:ask="http://schemas.microsoft.com/office/drawing/2018/sketchyshapes" xmlns:a14="http://schemas.microsoft.com/office/drawing/2010/main" xmlns:w="http://schemas.openxmlformats.org/wordprocessingml/2006/main" xmlns:w10="urn:schemas-microsoft-com:office:word" xmlns:v="urn:schemas-microsoft-com:vml" xmlns:o="urn:schemas-microsoft-com:office:office" xmlns:mv="urn:schemas-microsoft-com:mac:vml" xmlns:mo="http://schemas.microsoft.com/office/mac/office/2008/main" xmlns="" xmlns:arto="http://schemas.microsoft.com/office/word/2006/arto" w="9525">
+                        <a14:hiddenLine xmlns:arto="http://schemas.microsoft.com/office/word/2006/arto" xmlns="" xmlns:mo="http://schemas.microsoft.com/office/mac/office/2008/main" xmlns:mv="urn:schemas-microsoft-com:mac:vml" xmlns:o="urn:schemas-microsoft-com:office:office" xmlns:v="urn:schemas-microsoft-com:vml" xmlns:w10="urn:schemas-microsoft-com:office:word" xmlns:w="http://schemas.openxmlformats.org/wordprocessingml/2006/main" xmlns:a14="http://schemas.microsoft.com/office/drawing/2010/main" xmlns:ask="http://schemas.microsoft.com/office/drawing/2018/sketchyshapes" xmlns:w16sdtfl="http://schemas.microsoft.com/office/word/2024/wordml/sdtformatlock" xmlns:w16sdtdh="http://schemas.microsoft.com/office/word/2020/wordml/sdtdatahash" xmlns:w16du="http://schemas.microsoft.com/office/word/2023/wordml/word16du" xmlns:w16="http://schemas.microsoft.com/office/word/2018/wordml" xmlns:w16cid="http://schemas.microsoft.com/office/word/2016/wordml/cid" xmlns:w16cex="http://schemas.microsoft.com/office/word/2018/wordml/cex" xmlns:oel="http://schemas.microsoft.com/office/2019/extlst" xmlns:am3d="http://schemas.microsoft.com/office/drawing/2017/model3d" xmlns:aink="http://schemas.microsoft.com/office/drawing/2016/ink" xmlns:cx8="http://schemas.microsoft.com/office/drawing/2016/5/14/chartex" xmlns:cx7="http://schemas.microsoft.com/office/drawing/2016/5/13/chartex" xmlns:cx6="http://schemas.microsoft.com/office/drawing/2016/5/12/chartex" xmlns:cx5="http://schemas.microsoft.com/office/drawing/2016/5/11/chartex" xmlns:cx4="http://schemas.microsoft.com/office/drawing/2016/5/10/chartex" xmlns:cx3="http://schemas.microsoft.com/office/drawing/2016/5/9/chartex" xmlns:cx2="http://schemas.microsoft.com/office/drawing/2015/10/21/chartex" w="9525">
                           <a:solidFill>
                             <a:srgbClr val="000000"/>
                           </a:solidFill>
@@ -531,7 +531,7 @@
               </wp:anchor>
             </w:drawing>
           </mc:Choice>
-          <mc:Fallback xmlns:cx2="http://schemas.microsoft.com/office/drawing/2015/10/21/chartex" xmlns:cx3="http://schemas.microsoft.com/office/drawing/2016/5/9/chartex" xmlns:cx4="http://schemas.microsoft.com/office/drawing/2016/5/10/chartex" xmlns:cx5="http://schemas.microsoft.com/office/drawing/2016/5/11/chartex" xmlns:cx6="http://schemas.microsoft.com/office/drawing/2016/5/12/chartex" xmlns:cx7="http://schemas.microsoft.com/office/drawing/2016/5/13/chartex" xmlns:cx8="http://schemas.microsoft.com/office/drawing/2016/5/14/chartex" xmlns:aink="http://schemas.microsoft.com/office/drawing/2016/ink" xmlns:am3d="http://schemas.microsoft.com/office/drawing/2017/model3d" xmlns:oel="http://schemas.microsoft.com/office/2019/extlst" xmlns:w16cex="http://schemas.microsoft.com/office/word/2018/wordml/cex" xmlns:w16cid="http://schemas.microsoft.com/office/word/2016/wordml/cid" xmlns:w16="http://schemas.microsoft.com/office/word/2018/wordml" xmlns:w16du="http://schemas.microsoft.com/office/word/2023/wordml/word16du" xmlns:w16sdtdh="http://schemas.microsoft.com/office/word/2020/wordml/sdtdatahash" xmlns:w16sdtfl="http://schemas.microsoft.com/office/word/2024/wordml/sdtformatlock" xmlns:arto="http://schemas.microsoft.com/office/word/2006/arto" xmlns:a14="http://schemas.microsoft.com/office/drawing/2010/main" xmlns:pic="http://schemas.openxmlformats.org/drawingml/2006/picture" xmlns:a="http://schemas.openxmlformats.org/drawingml/2006/main">
+          <mc:Fallback xmlns:a="http://schemas.openxmlformats.org/drawingml/2006/main" xmlns:pic="http://schemas.openxmlformats.org/drawingml/2006/picture" xmlns:a14="http://schemas.microsoft.com/office/drawing/2010/main" xmlns:arto="http://schemas.microsoft.com/office/word/2006/arto" xmlns:w16sdtfl="http://schemas.microsoft.com/office/word/2024/wordml/sdtformatlock" xmlns:w16sdtdh="http://schemas.microsoft.com/office/word/2020/wordml/sdtdatahash" xmlns:w16du="http://schemas.microsoft.com/office/word/2023/wordml/word16du" xmlns:w16="http://schemas.microsoft.com/office/word/2018/wordml" xmlns:w16cid="http://schemas.microsoft.com/office/word/2016/wordml/cid" xmlns:w16cex="http://schemas.microsoft.com/office/word/2018/wordml/cex" xmlns:oel="http://schemas.microsoft.com/office/2019/extlst" xmlns:am3d="http://schemas.microsoft.com/office/drawing/2017/model3d" xmlns:aink="http://schemas.microsoft.com/office/drawing/2016/ink" xmlns:cx8="http://schemas.microsoft.com/office/drawing/2016/5/14/chartex" xmlns:cx7="http://schemas.microsoft.com/office/drawing/2016/5/13/chartex" xmlns:cx6="http://schemas.microsoft.com/office/drawing/2016/5/12/chartex" xmlns:cx5="http://schemas.microsoft.com/office/drawing/2016/5/11/chartex" xmlns:cx4="http://schemas.microsoft.com/office/drawing/2016/5/10/chartex" xmlns:cx3="http://schemas.microsoft.com/office/drawing/2016/5/9/chartex" xmlns:cx2="http://schemas.microsoft.com/office/drawing/2015/10/21/chartex">
             <w:pict w14:anchorId="7E85013C">
               <v:line id="Connettore 1 5" style="position:absolute;z-index:251667456;visibility:visible;mso-wrap-style:square;mso-wrap-distance-left:9pt;mso-wrap-distance-top:0;mso-wrap-distance-right:9pt;mso-wrap-distance-bottom:0;mso-position-horizontal:absolute;mso-position-horizontal-relative:text;mso-position-vertical:absolute;mso-position-vertical-relative:text" o:spid="_x0000_s1026" strokecolor="#f68c36 [3049]" strokeweight="2pt" from="124.4pt,6.2pt" to="356.55pt,6.2pt" w14:anchorId="34B80AA0" o:gfxdata="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">
                 <w10:wrap type="topAndBottom"/>
@@ -11654,7 +11654,10 @@
         </w:numPr>
       </w:pPr>
       <w:r>
-        <w:t>Utente registrato</w:t>
+        <w:t>Utente R</w:t>
+      </w:r>
+      <w:r>
+        <w:t>egistrato</w:t>
       </w:r>
     </w:p>
     <w:p>
@@ -11759,7 +11762,10 @@
         <w:t xml:space="preserve">di </w:t>
       </w:r>
       <w:r>
-        <w:t>notifiche</w:t>
+        <w:t>N</w:t>
+      </w:r>
+      <w:r>
+        <w:t>otifiche</w:t>
       </w:r>
     </w:p>
     <w:p>
@@ -12032,7 +12038,13 @@
       </w:r>
       <w:proofErr w:type="spellStart"/>
       <w:r>
-        <w:t>AnnullaPrenotazione</w:t>
+        <w:t>Annulla</w:t>
+      </w:r>
+      <w:r>
+        <w:t>mento</w:t>
+      </w:r>
+      <w:r>
+        <w:t>Prenotazione</w:t>
       </w:r>
       <w:proofErr w:type="spellEnd"/>
     </w:p>
@@ -13399,7 +13411,13 @@
               <w:rPr>
                 <w:rFonts w:ascii="Times New Roman" w:hAnsi="Times New Roman" w:cs="Times New Roman"/>
               </w:rPr>
-              <w:t>Servizio di notifiche</w:t>
+              <w:t>Servizio di N</w:t>
+            </w:r>
+            <w:r>
+              <w:rPr>
+                <w:rFonts w:ascii="Times New Roman" w:hAnsi="Times New Roman" w:cs="Times New Roman"/>
+              </w:rPr>
+              <w:t>otifiche</w:t>
             </w:r>
           </w:p>
         </w:tc>
@@ -13851,7 +13869,19 @@
               <w:rPr>
                 <w:rFonts w:ascii="Times New Roman" w:hAnsi="Times New Roman" w:cs="Times New Roman"/>
               </w:rPr>
-              <w:t>Servizio di notifiche</w:t>
+              <w:t xml:space="preserve">Servizio di </w:t>
+            </w:r>
+            <w:r>
+              <w:rPr>
+                <w:rFonts w:ascii="Times New Roman" w:hAnsi="Times New Roman" w:cs="Times New Roman"/>
+              </w:rPr>
+              <w:t>N</w:t>
+            </w:r>
+            <w:r>
+              <w:rPr>
+                <w:rFonts w:ascii="Times New Roman" w:hAnsi="Times New Roman" w:cs="Times New Roman"/>
+              </w:rPr>
+              <w:t>otifiche</w:t>
             </w:r>
           </w:p>
         </w:tc>
@@ -14577,32 +14607,51 @@
             <w:pPr>
               <w:rPr>
                 <w:rFonts w:ascii="Times New Roman" w:hAnsi="Times New Roman" w:cs="Times New Roman"/>
+                <w:color w:val="F37A41"/>
+              </w:rPr>
+            </w:pPr>
+            <w:r>
+              <w:rPr>
+                <w:rFonts w:ascii="Times New Roman" w:hAnsi="Times New Roman" w:cs="Times New Roman"/>
+                <w:color w:val="F37A41"/>
+              </w:rPr>
+              <w:t>UC1</w:t>
+            </w:r>
+            <w:r>
+              <w:rPr>
+                <w:rFonts w:ascii="Times New Roman" w:hAnsi="Times New Roman" w:cs="Times New Roman"/>
+                <w:color w:val="F37A41"/>
+              </w:rPr>
+              <w:t>3</w:t>
+            </w:r>
+            <w:r>
+              <w:rPr>
+                <w:rFonts w:ascii="Times New Roman" w:hAnsi="Times New Roman" w:cs="Times New Roman"/>
                 <w:b w:val="0"/>
                 <w:bCs w:val="0"/>
               </w:rPr>
-            </w:pPr>
-            <w:r>
-              <w:rPr>
-                <w:rFonts w:ascii="Times New Roman" w:hAnsi="Times New Roman" w:cs="Times New Roman"/>
-                <w:color w:val="F37A41"/>
-              </w:rPr>
-              <w:t>UC1</w:t>
-            </w:r>
-            <w:r>
-              <w:rPr>
-                <w:rFonts w:ascii="Times New Roman" w:hAnsi="Times New Roman" w:cs="Times New Roman"/>
-                <w:color w:val="F37A41"/>
-              </w:rPr>
-              <w:t>3</w:t>
+              <w:t xml:space="preserve">: </w:t>
             </w:r>
             <w:r>
               <w:rPr>
                 <w:rFonts w:ascii="Times New Roman" w:hAnsi="Times New Roman" w:cs="Times New Roman"/>
                 <w:b w:val="0"/>
                 <w:bCs w:val="0"/>
-              </w:rPr>
-              <w:t xml:space="preserve">: </w:t>
-            </w:r>
+                <w:color w:val="000000" w:themeColor="text1"/>
+              </w:rPr>
+              <w:t xml:space="preserve"> </w:t>
+            </w:r>
+            <w:proofErr w:type="spellStart"/>
+            <w:r>
+              <w:rPr>
+                <w:rFonts w:ascii="Times New Roman" w:hAnsi="Times New Roman" w:cs="Times New Roman"/>
+                <w:b w:val="0"/>
+                <w:bCs w:val="0"/>
+                <w:color w:val="000000" w:themeColor="text1"/>
+              </w:rPr>
+              <w:t>InvioPromemoria</w:t>
+            </w:r>
+            <w:proofErr w:type="spellEnd"/>
             <w:r>
               <w:rPr>
                 <w:rFonts w:ascii="Arial" w:eastAsiaTheme="minorEastAsia" w:hAnsi="Arial" w:cs="Arial"/>
@@ -14613,166 +14662,6 @@
               </w:rPr>
               <w:t xml:space="preserve"> </w:t>
             </w:r>
-            <w:proofErr w:type="spellStart"/>
-            <w:r>
-              <w:rPr>
-                <w:rFonts w:ascii="Times New Roman" w:hAnsi="Times New Roman" w:cs="Times New Roman"/>
-                <w:b w:val="0"/>
-                <w:bCs w:val="0"/>
-              </w:rPr>
-              <w:t>ConsultazioneDisponibilitàSale</w:t>
-            </w:r>
-            <w:proofErr w:type="spellEnd"/>
-            <w:r>
-              <w:rPr>
-                <w:rFonts w:ascii="Times New Roman" w:hAnsi="Times New Roman" w:cs="Times New Roman"/>
-                <w:b w:val="0"/>
-                <w:bCs w:val="0"/>
-              </w:rPr>
-              <w:t xml:space="preserve"> Studi</w:t>
-            </w:r>
-            <w:r>
-              <w:rPr>
-                <w:rFonts w:ascii="Times New Roman" w:hAnsi="Times New Roman" w:cs="Times New Roman"/>
-                <w:b w:val="0"/>
-                <w:bCs w:val="0"/>
-              </w:rPr>
-              <w:t>o</w:t>
-            </w:r>
-          </w:p>
-        </w:tc>
-        <w:tc>
-          <w:tcPr>
-            <w:tcW w:w="1417" w:type="dxa"/>
-            <w:vAlign w:val="center"/>
-          </w:tcPr>
-          <w:p>
-            <w:pPr>
-              <w:cnfStyle w:val="000000100000" w:firstRow="0" w:lastRow="0" w:firstColumn="0" w:lastColumn="0" w:oddVBand="0" w:evenVBand="0" w:oddHBand="1" w:evenHBand="0" w:firstRowFirstColumn="0" w:firstRowLastColumn="0" w:lastRowFirstColumn="0" w:lastRowLastColumn="0"/>
-              <w:rPr>
-                <w:rFonts w:ascii="Times New Roman" w:hAnsi="Times New Roman" w:cs="Times New Roman"/>
-              </w:rPr>
-            </w:pPr>
-            <w:r>
-              <w:rPr>
-                <w:rFonts w:ascii="Times New Roman" w:hAnsi="Times New Roman" w:cs="Times New Roman"/>
-              </w:rPr>
-              <w:t>Studente</w:t>
-            </w:r>
-          </w:p>
-        </w:tc>
-        <w:tc>
-          <w:tcPr>
-            <w:tcW w:w="1783" w:type="dxa"/>
-            <w:vAlign w:val="center"/>
-          </w:tcPr>
-          <w:p>
-            <w:pPr>
-              <w:cnfStyle w:val="000000100000" w:firstRow="0" w:lastRow="0" w:firstColumn="0" w:lastColumn="0" w:oddVBand="0" w:evenVBand="0" w:oddHBand="1" w:evenHBand="0" w:firstRowFirstColumn="0" w:firstRowLastColumn="0" w:lastRowFirstColumn="0" w:lastRowLastColumn="0"/>
-              <w:rPr>
-                <w:rFonts w:ascii="Times New Roman" w:hAnsi="Times New Roman" w:cs="Times New Roman"/>
-              </w:rPr>
-            </w:pPr>
-            <w:r>
-              <w:rPr>
-                <w:rFonts w:ascii="Times New Roman" w:hAnsi="Times New Roman" w:cs="Times New Roman"/>
-              </w:rPr>
-              <w:t>-</w:t>
-            </w:r>
-          </w:p>
-        </w:tc>
-        <w:tc>
-          <w:tcPr>
-            <w:tcW w:w="2753" w:type="dxa"/>
-            <w:vAlign w:val="center"/>
-          </w:tcPr>
-          <w:p>
-            <w:pPr>
-              <w:cnfStyle w:val="000000100000" w:firstRow="0" w:lastRow="0" w:firstColumn="0" w:lastColumn="0" w:oddVBand="0" w:evenVBand="0" w:oddHBand="1" w:evenHBand="0" w:firstRowFirstColumn="0" w:firstRowLastColumn="0" w:lastRowFirstColumn="0" w:lastRowLastColumn="0"/>
-              <w:rPr>
-                <w:rFonts w:ascii="Times New Roman" w:hAnsi="Times New Roman" w:cs="Times New Roman"/>
-              </w:rPr>
-            </w:pPr>
-            <w:r>
-              <w:rPr>
-                <w:rFonts w:ascii="Times New Roman" w:hAnsi="Times New Roman" w:cs="Times New Roman"/>
-              </w:rPr>
-              <w:t xml:space="preserve">Incluso in </w:t>
-            </w:r>
-            <w:proofErr w:type="spellStart"/>
-            <w:r>
-              <w:rPr>
-                <w:rFonts w:ascii="Times New Roman" w:hAnsi="Times New Roman" w:cs="Times New Roman"/>
-              </w:rPr>
-              <w:t>EffettuaPrenotazione</w:t>
-            </w:r>
-            <w:proofErr w:type="spellEnd"/>
-          </w:p>
-        </w:tc>
-        <w:tc>
-          <w:tcPr>
-            <w:tcW w:w="1559" w:type="dxa"/>
-            <w:vAlign w:val="center"/>
-          </w:tcPr>
-          <w:p>
-            <w:pPr>
-              <w:cnfStyle w:val="000000100000" w:firstRow="0" w:lastRow="0" w:firstColumn="0" w:lastColumn="0" w:oddVBand="0" w:evenVBand="0" w:oddHBand="1" w:evenHBand="0" w:firstRowFirstColumn="0" w:firstRowLastColumn="0" w:lastRowFirstColumn="0" w:lastRowLastColumn="0"/>
-              <w:rPr>
-                <w:rFonts w:ascii="Times New Roman" w:hAnsi="Times New Roman" w:cs="Times New Roman"/>
-              </w:rPr>
-            </w:pPr>
-            <w:r>
-              <w:rPr>
-                <w:rFonts w:ascii="Constantia" w:eastAsia="Times New Roman" w:hAnsi="Constantia" w:cs="Times New Roman"/>
-              </w:rPr>
-              <w:t>RF0</w:t>
-            </w:r>
-            <w:r>
-              <w:rPr>
-                <w:rFonts w:ascii="Constantia" w:eastAsia="Times New Roman" w:hAnsi="Constantia" w:cs="Times New Roman"/>
-              </w:rPr>
-              <w:t>7</w:t>
-            </w:r>
-          </w:p>
-        </w:tc>
-      </w:tr>
-      <w:tr>
-        <w:tc>
-          <w:tcPr>
-            <w:cnfStyle w:val="001000000000" w:firstRow="0" w:lastRow="0" w:firstColumn="1" w:lastColumn="0" w:oddVBand="0" w:evenVBand="0" w:oddHBand="0" w:evenHBand="0" w:firstRowFirstColumn="0" w:firstRowLastColumn="0" w:lastRowFirstColumn="0" w:lastRowLastColumn="0"/>
-            <w:tcW w:w="3256" w:type="dxa"/>
-            <w:vAlign w:val="center"/>
-          </w:tcPr>
-          <w:p>
-            <w:pPr>
-              <w:rPr>
-                <w:rFonts w:ascii="Times New Roman" w:hAnsi="Times New Roman" w:cs="Times New Roman"/>
-                <w:b w:val="0"/>
-                <w:bCs w:val="0"/>
-              </w:rPr>
-            </w:pPr>
-            <w:r>
-              <w:rPr>
-                <w:rFonts w:ascii="Times New Roman" w:hAnsi="Times New Roman" w:cs="Times New Roman"/>
-                <w:color w:val="F37A41"/>
-              </w:rPr>
-              <w:t>UC1</w:t>
-            </w:r>
-            <w:r>
-              <w:rPr>
-                <w:rFonts w:ascii="Times New Roman" w:hAnsi="Times New Roman" w:cs="Times New Roman"/>
-                <w:color w:val="F37A41"/>
-              </w:rPr>
-              <w:t>4</w:t>
-            </w:r>
-            <w:r>
-              <w:rPr>
-                <w:rFonts w:ascii="Times New Roman" w:hAnsi="Times New Roman" w:cs="Times New Roman"/>
-                <w:b w:val="0"/>
-                <w:bCs w:val="0"/>
-              </w:rPr>
-              <w:t xml:space="preserve">: </w:t>
-            </w:r>
             <w:r>
               <w:rPr>
                 <w:rFonts w:ascii="Arial" w:eastAsiaTheme="minorEastAsia" w:hAnsi="Arial" w:cs="Arial"/>
@@ -14783,16 +14672,162 @@
               </w:rPr>
               <w:t xml:space="preserve"> </w:t>
             </w:r>
-            <w:proofErr w:type="spellStart"/>
-            <w:r>
+          </w:p>
+        </w:tc>
+        <w:tc>
+          <w:tcPr>
+            <w:tcW w:w="1417" w:type="dxa"/>
+            <w:vAlign w:val="center"/>
+          </w:tcPr>
+          <w:p>
+            <w:pPr>
+              <w:cnfStyle w:val="000000100000" w:firstRow="0" w:lastRow="0" w:firstColumn="0" w:lastColumn="0" w:oddVBand="0" w:evenVBand="0" w:oddHBand="1" w:evenHBand="0" w:firstRowFirstColumn="0" w:firstRowLastColumn="0" w:lastRowFirstColumn="0" w:lastRowLastColumn="0"/>
+              <w:rPr>
+                <w:rFonts w:ascii="Times New Roman" w:hAnsi="Times New Roman" w:cs="Times New Roman"/>
+              </w:rPr>
+            </w:pPr>
+            <w:r>
+              <w:rPr>
+                <w:rFonts w:ascii="Times New Roman" w:hAnsi="Times New Roman" w:cs="Times New Roman"/>
+              </w:rPr>
+              <w:t>Tempo</w:t>
+            </w:r>
+          </w:p>
+        </w:tc>
+        <w:tc>
+          <w:tcPr>
+            <w:tcW w:w="1783" w:type="dxa"/>
+            <w:vAlign w:val="center"/>
+          </w:tcPr>
+          <w:p>
+            <w:pPr>
+              <w:cnfStyle w:val="000000100000" w:firstRow="0" w:lastRow="0" w:firstColumn="0" w:lastColumn="0" w:oddVBand="0" w:evenVBand="0" w:oddHBand="1" w:evenHBand="0" w:firstRowFirstColumn="0" w:firstRowLastColumn="0" w:lastRowFirstColumn="0" w:lastRowLastColumn="0"/>
+              <w:rPr>
+                <w:rFonts w:ascii="Times New Roman" w:hAnsi="Times New Roman" w:cs="Times New Roman"/>
+              </w:rPr>
+            </w:pPr>
+            <w:r>
+              <w:rPr>
+                <w:rFonts w:ascii="Times New Roman" w:hAnsi="Times New Roman" w:cs="Times New Roman"/>
+              </w:rPr>
+              <w:t>Servizio di Notifiche</w:t>
+            </w:r>
+          </w:p>
+        </w:tc>
+        <w:tc>
+          <w:tcPr>
+            <w:tcW w:w="2753" w:type="dxa"/>
+            <w:vAlign w:val="center"/>
+          </w:tcPr>
+          <w:p>
+            <w:pPr>
+              <w:cnfStyle w:val="000000100000" w:firstRow="0" w:lastRow="0" w:firstColumn="0" w:lastColumn="0" w:oddVBand="0" w:evenVBand="0" w:oddHBand="1" w:evenHBand="0" w:firstRowFirstColumn="0" w:firstRowLastColumn="0" w:lastRowFirstColumn="0" w:lastRowLastColumn="0"/>
+              <w:rPr>
+                <w:rFonts w:ascii="Times New Roman" w:hAnsi="Times New Roman" w:cs="Times New Roman"/>
+              </w:rPr>
+            </w:pPr>
+            <w:r>
+              <w:rPr>
+                <w:rFonts w:ascii="Times New Roman" w:hAnsi="Times New Roman" w:cs="Times New Roman"/>
+              </w:rPr>
+              <w:t>-</w:t>
+            </w:r>
+          </w:p>
+        </w:tc>
+        <w:tc>
+          <w:tcPr>
+            <w:tcW w:w="1559" w:type="dxa"/>
+            <w:vAlign w:val="center"/>
+          </w:tcPr>
+          <w:p>
+            <w:pPr>
+              <w:cnfStyle w:val="000000100000" w:firstRow="0" w:lastRow="0" w:firstColumn="0" w:lastColumn="0" w:oddVBand="0" w:evenVBand="0" w:oddHBand="1" w:evenHBand="0" w:firstRowFirstColumn="0" w:firstRowLastColumn="0" w:lastRowFirstColumn="0" w:lastRowLastColumn="0"/>
+              <w:rPr>
+                <w:rFonts w:ascii="Constantia" w:eastAsia="Times New Roman" w:hAnsi="Constantia" w:cs="Times New Roman"/>
+              </w:rPr>
+            </w:pPr>
+            <w:r>
+              <w:rPr>
+                <w:rFonts w:ascii="Constantia" w:eastAsia="Times New Roman" w:hAnsi="Constantia" w:cs="Times New Roman"/>
+              </w:rPr>
+              <w:t>RF23</w:t>
+            </w:r>
+          </w:p>
+        </w:tc>
+      </w:tr>
+      <w:tr>
+        <w:tc>
+          <w:tcPr>
+            <w:cnfStyle w:val="001000000000" w:firstRow="0" w:lastRow="0" w:firstColumn="1" w:lastColumn="0" w:oddVBand="0" w:evenVBand="0" w:oddHBand="0" w:evenHBand="0" w:firstRowFirstColumn="0" w:firstRowLastColumn="0" w:lastRowFirstColumn="0" w:lastRowLastColumn="0"/>
+            <w:tcW w:w="3256" w:type="dxa"/>
+            <w:vAlign w:val="center"/>
+          </w:tcPr>
+          <w:p>
+            <w:pPr>
               <w:rPr>
                 <w:rFonts w:ascii="Times New Roman" w:hAnsi="Times New Roman" w:cs="Times New Roman"/>
                 <w:b w:val="0"/>
                 <w:bCs w:val="0"/>
               </w:rPr>
-              <w:t>VisualizzazioneFasceOrarieDisponibili</w:t>
+            </w:pPr>
+            <w:r>
+              <w:rPr>
+                <w:rFonts w:ascii="Times New Roman" w:hAnsi="Times New Roman" w:cs="Times New Roman"/>
+                <w:color w:val="F37A41"/>
+              </w:rPr>
+              <w:t>UC1</w:t>
+            </w:r>
+            <w:r>
+              <w:rPr>
+                <w:rFonts w:ascii="Times New Roman" w:hAnsi="Times New Roman" w:cs="Times New Roman"/>
+                <w:color w:val="F37A41"/>
+              </w:rPr>
+              <w:t>4</w:t>
+            </w:r>
+            <w:r>
+              <w:rPr>
+                <w:rFonts w:ascii="Times New Roman" w:hAnsi="Times New Roman" w:cs="Times New Roman"/>
+                <w:b w:val="0"/>
+                <w:bCs w:val="0"/>
+              </w:rPr>
+              <w:t xml:space="preserve">: </w:t>
+            </w:r>
+            <w:r>
+              <w:rPr>
+                <w:rFonts w:ascii="Arial" w:eastAsiaTheme="minorEastAsia" w:hAnsi="Arial" w:cs="Arial"/>
+                <w:b w:val="0"/>
+                <w:bCs w:val="0"/>
+                <w:color w:val="000000"/>
+                <w:lang w:eastAsia="it-IT"/>
+              </w:rPr>
+              <w:t xml:space="preserve"> </w:t>
+            </w:r>
+            <w:proofErr w:type="spellStart"/>
+            <w:r>
+              <w:rPr>
+                <w:rFonts w:ascii="Times New Roman" w:hAnsi="Times New Roman" w:cs="Times New Roman"/>
+                <w:b w:val="0"/>
+                <w:bCs w:val="0"/>
+              </w:rPr>
+              <w:t>ConsultazioneDisponibilitàSale</w:t>
             </w:r>
             <w:proofErr w:type="spellEnd"/>
+            <w:r>
+              <w:rPr>
+                <w:rFonts w:ascii="Times New Roman" w:hAnsi="Times New Roman" w:cs="Times New Roman"/>
+                <w:b w:val="0"/>
+                <w:bCs w:val="0"/>
+              </w:rPr>
+              <w:t xml:space="preserve"> Studi</w:t>
+            </w:r>
+            <w:r>
+              <w:rPr>
+                <w:rFonts w:ascii="Times New Roman" w:hAnsi="Times New Roman" w:cs="Times New Roman"/>
+                <w:b w:val="0"/>
+                <w:bCs w:val="0"/>
+              </w:rPr>
+              <w:t>o</w:t>
+            </w:r>
           </w:p>
         </w:tc>
         <w:tc>
@@ -14885,7 +14920,7 @@
               <w:rPr>
                 <w:rFonts w:ascii="Constantia" w:eastAsia="Times New Roman" w:hAnsi="Constantia" w:cs="Times New Roman"/>
               </w:rPr>
-              <w:t>8</w:t>
+              <w:t>7</w:t>
             </w:r>
           </w:p>
         </w:tc>
@@ -14913,7 +14948,14 @@
                 <w:rFonts w:ascii="Times New Roman" w:hAnsi="Times New Roman" w:cs="Times New Roman"/>
                 <w:color w:val="F37A41"/>
               </w:rPr>
-              <w:t>UC15</w:t>
+              <w:t>UC1</w:t>
+            </w:r>
+            <w:r>
+              <w:rPr>
+                <w:rFonts w:ascii="Times New Roman" w:hAnsi="Times New Roman" w:cs="Times New Roman"/>
+                <w:color w:val="F37A41"/>
+              </w:rPr>
+              <w:t>5</w:t>
             </w:r>
             <w:r>
               <w:rPr>
@@ -14940,7 +14982,7 @@
                 <w:b w:val="0"/>
                 <w:bCs w:val="0"/>
               </w:rPr>
-              <w:t>AggiornamentoStatoPrenotazione</w:t>
+              <w:t>VisualizzazioneFasceOrarieDisponibili</w:t>
             </w:r>
             <w:proofErr w:type="spellEnd"/>
           </w:p>
@@ -14961,7 +15003,7 @@
               <w:rPr>
                 <w:rFonts w:ascii="Times New Roman" w:hAnsi="Times New Roman" w:cs="Times New Roman"/>
               </w:rPr>
-              <w:t>-</w:t>
+              <w:t>Studente</w:t>
             </w:r>
           </w:p>
         </w:tc>
@@ -15011,46 +15053,6 @@
               <w:t>EffettuaPrenotazione</w:t>
             </w:r>
             <w:proofErr w:type="spellEnd"/>
-            <w:r>
-              <w:rPr>
-                <w:rFonts w:ascii="Times New Roman" w:hAnsi="Times New Roman" w:cs="Times New Roman"/>
-              </w:rPr>
-              <w:t xml:space="preserve">, </w:t>
-            </w:r>
-            <w:proofErr w:type="spellStart"/>
-            <w:r>
-              <w:rPr>
-                <w:rFonts w:ascii="Times New Roman" w:hAnsi="Times New Roman" w:cs="Times New Roman"/>
-              </w:rPr>
-              <w:t>Annulla</w:t>
-            </w:r>
-            <w:r>
-              <w:rPr>
-                <w:rFonts w:ascii="Times New Roman" w:hAnsi="Times New Roman" w:cs="Times New Roman"/>
-              </w:rPr>
-              <w:t>mentoPrenotazione</w:t>
-            </w:r>
-            <w:proofErr w:type="spellEnd"/>
-            <w:r>
-              <w:rPr>
-                <w:rFonts w:ascii="Times New Roman" w:hAnsi="Times New Roman" w:cs="Times New Roman"/>
-              </w:rPr>
-              <w:t xml:space="preserve">, </w:t>
-            </w:r>
-            <w:proofErr w:type="spellStart"/>
-            <w:r>
-              <w:rPr>
-                <w:rFonts w:ascii="Times New Roman" w:hAnsi="Times New Roman" w:cs="Times New Roman"/>
-              </w:rPr>
-              <w:t>GestioneScadenzaAutomaticaPrenotazione</w:t>
-            </w:r>
-            <w:proofErr w:type="spellEnd"/>
-            <w:r>
-              <w:rPr>
-                <w:rFonts w:ascii="Times New Roman" w:hAnsi="Times New Roman" w:cs="Times New Roman"/>
-              </w:rPr>
-              <w:t xml:space="preserve"> e Check-in</w:t>
-            </w:r>
           </w:p>
         </w:tc>
         <w:tc>
@@ -15069,43 +15071,13 @@
               <w:rPr>
                 <w:rFonts w:ascii="Constantia" w:eastAsia="Times New Roman" w:hAnsi="Constantia" w:cs="Times New Roman"/>
               </w:rPr>
-              <w:t>RF</w:t>
+              <w:t>RF0</w:t>
             </w:r>
             <w:r>
               <w:rPr>
                 <w:rFonts w:ascii="Constantia" w:eastAsia="Times New Roman" w:hAnsi="Constantia" w:cs="Times New Roman"/>
               </w:rPr>
-              <w:t>1</w:t>
-            </w:r>
-            <w:r>
-              <w:rPr>
-                <w:rFonts w:ascii="Constantia" w:eastAsia="Times New Roman" w:hAnsi="Constantia" w:cs="Times New Roman"/>
-              </w:rPr>
-              <w:t>1</w:t>
-            </w:r>
-            <w:r>
-              <w:rPr>
-                <w:rFonts w:ascii="Constantia" w:eastAsia="Times New Roman" w:hAnsi="Constantia" w:cs="Times New Roman"/>
-              </w:rPr>
-              <w:t>, RF1</w:t>
-            </w:r>
-            <w:r>
-              <w:rPr>
-                <w:rFonts w:ascii="Constantia" w:eastAsia="Times New Roman" w:hAnsi="Constantia" w:cs="Times New Roman"/>
-              </w:rPr>
-              <w:t>4</w:t>
-            </w:r>
-            <w:r>
-              <w:rPr>
-                <w:rFonts w:ascii="Constantia" w:eastAsia="Times New Roman" w:hAnsi="Constantia" w:cs="Times New Roman"/>
-              </w:rPr>
-              <w:t>, RF</w:t>
-            </w:r>
-            <w:r>
-              <w:rPr>
-                <w:rFonts w:ascii="Constantia" w:eastAsia="Times New Roman" w:hAnsi="Constantia" w:cs="Times New Roman"/>
-              </w:rPr>
-              <w:t>17</w:t>
+              <w:t>8</w:t>
             </w:r>
           </w:p>
         </w:tc>
@@ -15121,25 +15093,43 @@
             <w:pPr>
               <w:rPr>
                 <w:rFonts w:ascii="Times New Roman" w:hAnsi="Times New Roman" w:cs="Times New Roman"/>
-                <w:color w:val="F37A41"/>
-              </w:rPr>
-            </w:pPr>
-            <w:r>
-              <w:rPr>
-                <w:rFonts w:ascii="Times New Roman" w:hAnsi="Times New Roman" w:cs="Times New Roman"/>
-                <w:color w:val="F37A41"/>
-              </w:rPr>
-              <w:t xml:space="preserve">UC16: </w:t>
-            </w:r>
-            <w:proofErr w:type="spellStart"/>
-            <w:r>
-              <w:rPr>
-                <w:rFonts w:ascii="Times New Roman" w:hAnsi="Times New Roman" w:cs="Times New Roman"/>
                 <w:b w:val="0"/>
                 <w:bCs w:val="0"/>
-                <w:color w:val="000000" w:themeColor="text1"/>
-              </w:rPr>
-              <w:t>InvioNotifica</w:t>
+              </w:rPr>
+            </w:pPr>
+            <w:r>
+              <w:rPr>
+                <w:rFonts w:ascii="Times New Roman" w:hAnsi="Times New Roman" w:cs="Times New Roman"/>
+                <w:color w:val="F37A41"/>
+              </w:rPr>
+              <w:t>UC16</w:t>
+            </w:r>
+            <w:r>
+              <w:rPr>
+                <w:rFonts w:ascii="Times New Roman" w:hAnsi="Times New Roman" w:cs="Times New Roman"/>
+                <w:b w:val="0"/>
+                <w:bCs w:val="0"/>
+              </w:rPr>
+              <w:t xml:space="preserve">: </w:t>
+            </w:r>
+            <w:r>
+              <w:rPr>
+                <w:rFonts w:ascii="Arial" w:eastAsiaTheme="minorEastAsia" w:hAnsi="Arial" w:cs="Arial"/>
+                <w:b w:val="0"/>
+                <w:bCs w:val="0"/>
+                <w:color w:val="000000"/>
+                <w:lang w:eastAsia="it-IT"/>
+              </w:rPr>
+              <w:t xml:space="preserve"> </w:t>
+            </w:r>
+            <w:proofErr w:type="spellStart"/>
+            <w:r>
+              <w:rPr>
+                <w:rFonts w:ascii="Times New Roman" w:hAnsi="Times New Roman" w:cs="Times New Roman"/>
+                <w:b w:val="0"/>
+                <w:bCs w:val="0"/>
+              </w:rPr>
+              <w:t>AggiornamentoStatoPrenotazione</w:t>
             </w:r>
             <w:proofErr w:type="spellEnd"/>
           </w:p>
@@ -15160,7 +15150,7 @@
               <w:rPr>
                 <w:rFonts w:ascii="Times New Roman" w:hAnsi="Times New Roman" w:cs="Times New Roman"/>
               </w:rPr>
-              <w:t>Studente</w:t>
+              <w:t>-</w:t>
             </w:r>
           </w:p>
         </w:tc>
@@ -15180,13 +15170,7 @@
               <w:rPr>
                 <w:rFonts w:ascii="Times New Roman" w:hAnsi="Times New Roman" w:cs="Times New Roman"/>
               </w:rPr>
-              <w:t xml:space="preserve">Servizio di </w:t>
-            </w:r>
-            <w:r>
-              <w:rPr>
-                <w:rFonts w:ascii="Times New Roman" w:hAnsi="Times New Roman" w:cs="Times New Roman"/>
-              </w:rPr>
-              <w:t>notifiche</w:t>
+              <w:t>-</w:t>
             </w:r>
           </w:p>
         </w:tc>
@@ -15220,16 +15204,42 @@
               <w:rPr>
                 <w:rFonts w:ascii="Times New Roman" w:hAnsi="Times New Roman" w:cs="Times New Roman"/>
               </w:rPr>
-              <w:t xml:space="preserve"> e </w:t>
+              <w:t xml:space="preserve">, </w:t>
             </w:r>
             <w:proofErr w:type="spellStart"/>
             <w:r>
               <w:rPr>
                 <w:rFonts w:ascii="Times New Roman" w:hAnsi="Times New Roman" w:cs="Times New Roman"/>
               </w:rPr>
-              <w:t>AnnullaPrenotazione</w:t>
+              <w:t>Annulla</w:t>
+            </w:r>
+            <w:r>
+              <w:rPr>
+                <w:rFonts w:ascii="Times New Roman" w:hAnsi="Times New Roman" w:cs="Times New Roman"/>
+              </w:rPr>
+              <w:t>mentoPrenotazione</w:t>
             </w:r>
             <w:proofErr w:type="spellEnd"/>
+            <w:r>
+              <w:rPr>
+                <w:rFonts w:ascii="Times New Roman" w:hAnsi="Times New Roman" w:cs="Times New Roman"/>
+              </w:rPr>
+              <w:t xml:space="preserve">, </w:t>
+            </w:r>
+            <w:proofErr w:type="spellStart"/>
+            <w:r>
+              <w:rPr>
+                <w:rFonts w:ascii="Times New Roman" w:hAnsi="Times New Roman" w:cs="Times New Roman"/>
+              </w:rPr>
+              <w:t>GestioneScadenzaAutomaticaPrenotazione</w:t>
+            </w:r>
+            <w:proofErr w:type="spellEnd"/>
+            <w:r>
+              <w:rPr>
+                <w:rFonts w:ascii="Times New Roman" w:hAnsi="Times New Roman" w:cs="Times New Roman"/>
+              </w:rPr>
+              <w:t xml:space="preserve"> e Check-in</w:t>
+            </w:r>
           </w:p>
         </w:tc>
         <w:tc>
@@ -15241,14 +15251,50 @@
             <w:pPr>
               <w:cnfStyle w:val="000000000000" w:firstRow="0" w:lastRow="0" w:firstColumn="0" w:lastColumn="0" w:oddVBand="0" w:evenVBand="0" w:oddHBand="0" w:evenHBand="0" w:firstRowFirstColumn="0" w:firstRowLastColumn="0" w:lastRowFirstColumn="0" w:lastRowLastColumn="0"/>
               <w:rPr>
+                <w:rFonts w:ascii="Times New Roman" w:hAnsi="Times New Roman" w:cs="Times New Roman"/>
+              </w:rPr>
+            </w:pPr>
+            <w:r>
+              <w:rPr>
                 <w:rFonts w:ascii="Constantia" w:eastAsia="Times New Roman" w:hAnsi="Constantia" w:cs="Times New Roman"/>
               </w:rPr>
-            </w:pPr>
+              <w:t>RF</w:t>
+            </w:r>
             <w:r>
               <w:rPr>
                 <w:rFonts w:ascii="Constantia" w:eastAsia="Times New Roman" w:hAnsi="Constantia" w:cs="Times New Roman"/>
               </w:rPr>
-              <w:t>RF23</w:t>
+              <w:t>1</w:t>
+            </w:r>
+            <w:r>
+              <w:rPr>
+                <w:rFonts w:ascii="Constantia" w:eastAsia="Times New Roman" w:hAnsi="Constantia" w:cs="Times New Roman"/>
+              </w:rPr>
+              <w:t>1</w:t>
+            </w:r>
+            <w:r>
+              <w:rPr>
+                <w:rFonts w:ascii="Constantia" w:eastAsia="Times New Roman" w:hAnsi="Constantia" w:cs="Times New Roman"/>
+              </w:rPr>
+              <w:t>, RF1</w:t>
+            </w:r>
+            <w:r>
+              <w:rPr>
+                <w:rFonts w:ascii="Constantia" w:eastAsia="Times New Roman" w:hAnsi="Constantia" w:cs="Times New Roman"/>
+              </w:rPr>
+              <w:t>4</w:t>
+            </w:r>
+            <w:r>
+              <w:rPr>
+                <w:rFonts w:ascii="Constantia" w:eastAsia="Times New Roman" w:hAnsi="Constantia" w:cs="Times New Roman"/>
+              </w:rPr>
+              <w:t>, RF</w:t>
+            </w:r>
+            <w:r>
+              <w:rPr>
+                <w:rFonts w:ascii="Constantia" w:eastAsia="Times New Roman" w:hAnsi="Constantia" w:cs="Times New Roman"/>
+              </w:rPr>
+              <w:t>17</w:t>
             </w:r>
           </w:p>
         </w:tc>
@@ -15275,7 +15321,14 @@
                 <w:rFonts w:ascii="Times New Roman" w:hAnsi="Times New Roman" w:cs="Times New Roman"/>
                 <w:color w:val="F37A41"/>
               </w:rPr>
-              <w:t xml:space="preserve">UC17: </w:t>
+              <w:t>UC17</w:t>
+            </w:r>
+            <w:r>
+              <w:rPr>
+                <w:rFonts w:ascii="Times New Roman" w:hAnsi="Times New Roman" w:cs="Times New Roman"/>
+                <w:color w:val="F37A41"/>
+              </w:rPr>
+              <w:t xml:space="preserve">: </w:t>
             </w:r>
             <w:proofErr w:type="spellStart"/>
             <w:r>
@@ -15285,7 +15338,7 @@
                 <w:bCs w:val="0"/>
                 <w:color w:val="000000" w:themeColor="text1"/>
               </w:rPr>
-              <w:t>InvioPromemoria</w:t>
+              <w:t>InvioNotifica</w:t>
             </w:r>
             <w:proofErr w:type="spellEnd"/>
           </w:p>
@@ -15306,7 +15359,7 @@
               <w:rPr>
                 <w:rFonts w:ascii="Times New Roman" w:hAnsi="Times New Roman" w:cs="Times New Roman"/>
               </w:rPr>
-              <w:t>Tempo</w:t>
+              <w:t>Studente</w:t>
             </w:r>
           </w:p>
         </w:tc>
@@ -15326,13 +15379,19 @@
               <w:rPr>
                 <w:rFonts w:ascii="Times New Roman" w:hAnsi="Times New Roman" w:cs="Times New Roman"/>
               </w:rPr>
-              <w:t>S</w:t>
-            </w:r>
-            <w:r>
-              <w:rPr>
-                <w:rFonts w:ascii="Times New Roman" w:hAnsi="Times New Roman" w:cs="Times New Roman"/>
-              </w:rPr>
-              <w:t>ervizio di notifiche</w:t>
+              <w:t xml:space="preserve">Servizio di </w:t>
+            </w:r>
+            <w:r>
+              <w:rPr>
+                <w:rFonts w:ascii="Times New Roman" w:hAnsi="Times New Roman" w:cs="Times New Roman"/>
+              </w:rPr>
+              <w:t>N</w:t>
+            </w:r>
+            <w:r>
+              <w:rPr>
+                <w:rFonts w:ascii="Times New Roman" w:hAnsi="Times New Roman" w:cs="Times New Roman"/>
+              </w:rPr>
+              <w:t>otifiche</w:t>
             </w:r>
           </w:p>
         </w:tc>
@@ -15352,8 +15411,30 @@
               <w:rPr>
                 <w:rFonts w:ascii="Times New Roman" w:hAnsi="Times New Roman" w:cs="Times New Roman"/>
               </w:rPr>
-              <w:t>-</w:t>
-            </w:r>
+              <w:t xml:space="preserve">Incluso in </w:t>
+            </w:r>
+            <w:proofErr w:type="spellStart"/>
+            <w:r>
+              <w:rPr>
+                <w:rFonts w:ascii="Times New Roman" w:hAnsi="Times New Roman" w:cs="Times New Roman"/>
+              </w:rPr>
+              <w:t>EffettuaPrenotazione</w:t>
+            </w:r>
+            <w:proofErr w:type="spellEnd"/>
+            <w:r>
+              <w:rPr>
+                <w:rFonts w:ascii="Times New Roman" w:hAnsi="Times New Roman" w:cs="Times New Roman"/>
+              </w:rPr>
+              <w:t xml:space="preserve"> e </w:t>
+            </w:r>
+            <w:proofErr w:type="spellStart"/>
+            <w:r>
+              <w:rPr>
+                <w:rFonts w:ascii="Times New Roman" w:hAnsi="Times New Roman" w:cs="Times New Roman"/>
+              </w:rPr>
+              <w:t>AnnullaPrenotazione</w:t>
+            </w:r>
+            <w:proofErr w:type="spellEnd"/>
           </w:p>
         </w:tc>
         <w:tc>
@@ -15372,13 +15453,7 @@
               <w:rPr>
                 <w:rFonts w:ascii="Constantia" w:eastAsia="Times New Roman" w:hAnsi="Constantia" w:cs="Times New Roman"/>
               </w:rPr>
-              <w:t>RF2</w:t>
-            </w:r>
-            <w:r>
-              <w:rPr>
-                <w:rFonts w:ascii="Constantia" w:eastAsia="Times New Roman" w:hAnsi="Constantia" w:cs="Times New Roman"/>
-              </w:rPr>
-              <w:t>3</w:t>
+              <w:t>RF23</w:t>
             </w:r>
           </w:p>
         </w:tc>
@@ -18569,7 +18644,19 @@
               <w:rPr>
                 <w:rFonts w:ascii="Times New Roman" w:hAnsi="Times New Roman" w:cs="Times New Roman"/>
               </w:rPr>
-              <w:t>Uno Studente effettua il check-in il giorno della prenotazione per confermare la propria presenza</w:t>
+              <w:t>Uno Studente effett</w:t>
+            </w:r>
+            <w:r>
+              <w:rPr>
+                <w:rFonts w:ascii="Times New Roman" w:hAnsi="Times New Roman" w:cs="Times New Roman"/>
+              </w:rPr>
+              <w:t>ua il check-in il giorno della P</w:t>
+            </w:r>
+            <w:r>
+              <w:rPr>
+                <w:rFonts w:ascii="Times New Roman" w:hAnsi="Times New Roman" w:cs="Times New Roman"/>
+              </w:rPr>
+              <w:t>renotazione per confermare la propria presenza</w:t>
             </w:r>
           </w:p>
         </w:tc>
@@ -18635,7 +18722,13 @@
               <w:rPr>
                 <w:rFonts w:ascii="Times New Roman" w:hAnsi="Times New Roman" w:cs="Times New Roman"/>
               </w:rPr>
-              <w:t>Lo Studente ha effettuato una prenotazione</w:t>
+              <w:t>Lo Studente ha effettuato una P</w:t>
+            </w:r>
+            <w:r>
+              <w:rPr>
+                <w:rFonts w:ascii="Times New Roman" w:hAnsi="Times New Roman" w:cs="Times New Roman"/>
+              </w:rPr>
+              <w:t>renotazione</w:t>
             </w:r>
             <w:r>
               <w:rPr>
@@ -19711,7 +19804,19 @@
               <w:rPr>
                 <w:rFonts w:ascii="Times New Roman" w:hAnsi="Times New Roman" w:cs="Times New Roman"/>
               </w:rPr>
-              <w:t>renotazioni effettuate, con le relative informazioni di sala, data, orario e stato</w:t>
+              <w:t>renotazioni effettuate, c</w:t>
+            </w:r>
+            <w:r>
+              <w:rPr>
+                <w:rFonts w:ascii="Times New Roman" w:hAnsi="Times New Roman" w:cs="Times New Roman"/>
+              </w:rPr>
+              <w:t>on le relative informazioni di S</w:t>
+            </w:r>
+            <w:r>
+              <w:rPr>
+                <w:rFonts w:ascii="Times New Roman" w:hAnsi="Times New Roman" w:cs="Times New Roman"/>
+              </w:rPr>
+              <w:t>ala, data, orario e stato</w:t>
             </w:r>
           </w:p>
           <w:p>
@@ -19892,7 +19997,7 @@
           </w:tblBorders>
         </w:tblPrEx>
         <w:trPr>
-          <w:trHeight w:val="1108"/>
+          <w:trHeight w:val="554"/>
         </w:trPr>
         <w:tc>
           <w:tcPr>
@@ -20518,13 +20623,7 @@
               <w:rPr>
                 <w:rFonts w:ascii="Times New Roman" w:hAnsi="Times New Roman" w:cs="Times New Roman"/>
               </w:rPr>
-              <w:t>S</w:t>
-            </w:r>
-            <w:r>
-              <w:rPr>
-                <w:rFonts w:ascii="Times New Roman" w:hAnsi="Times New Roman" w:cs="Times New Roman"/>
-              </w:rPr>
-              <w:t xml:space="preserve">e </w:t>
+              <w:t xml:space="preserve">Se </w:t>
             </w:r>
             <w:r>
               <w:rPr>
@@ -20706,7 +20805,7 @@
         </w:tblPrEx>
         <w:trPr>
           <w:cnfStyle w:val="000000100000" w:firstRow="0" w:lastRow="0" w:firstColumn="0" w:lastColumn="0" w:oddVBand="0" w:evenVBand="0" w:oddHBand="1" w:evenHBand="0" w:firstRowFirstColumn="0" w:firstRowLastColumn="0" w:lastRowFirstColumn="0" w:lastRowLastColumn="0"/>
-          <w:trHeight w:val="1108"/>
+          <w:trHeight w:val="532"/>
         </w:trPr>
         <w:tc>
           <w:tcPr>
@@ -20730,7 +20829,6 @@
               <w:rPr>
                 <w:rFonts w:ascii="Times New Roman" w:hAnsi="Times New Roman" w:cs="Times New Roman"/>
               </w:rPr>
-              <w:lastRenderedPageBreak/>
               <w:t>Sequenza di eventi</w:t>
             </w:r>
           </w:p>
@@ -21074,6 +21172,7 @@
               <w:rPr>
                 <w:rFonts w:ascii="Times New Roman" w:hAnsi="Times New Roman" w:cs="Times New Roman"/>
               </w:rPr>
+              <w:lastRenderedPageBreak/>
               <w:t>Pre-Condizioni</w:t>
             </w:r>
           </w:p>
@@ -21200,16 +21299,24 @@
               </w:rPr>
             </w:pPr>
             <w:r>
-              <w:t>Il sistema invia un promemoria</w:t>
-            </w:r>
-            <w:r>
-              <w:t xml:space="preserve"> contenente sala, data e fascia or</w:t>
-            </w:r>
-            <w:r>
-              <w:t>aria e richiede al Servizio di Notifiche</w:t>
-            </w:r>
-            <w:r>
-              <w:t xml:space="preserve"> l’inoltro verso lo Studente</w:t>
+              <w:rPr>
+                <w:rFonts w:ascii="Times New Roman" w:hAnsi="Times New Roman" w:cs="Times New Roman"/>
+              </w:rPr>
+              <w:t xml:space="preserve">Il sistema </w:t>
+            </w:r>
+            <w:r>
+              <w:rPr>
+                <w:rFonts w:ascii="Times New Roman" w:hAnsi="Times New Roman" w:cs="Times New Roman"/>
+              </w:rPr>
+              <w:t>invia un promemoria contenente S</w:t>
+            </w:r>
+            <w:bookmarkStart w:id="69" w:name="_GoBack"/>
+            <w:bookmarkEnd w:id="69"/>
+            <w:r>
+              <w:rPr>
+                <w:rFonts w:ascii="Times New Roman" w:hAnsi="Times New Roman" w:cs="Times New Roman"/>
+              </w:rPr>
+              <w:t>ala, data e fascia oraria e richiede al Servizio di Notifiche l’inoltro verso lo Studente</w:t>
             </w:r>
           </w:p>
         </w:tc>
@@ -21359,7 +21466,7 @@
           </w:tblBorders>
         </w:tblPrEx>
         <w:trPr>
-          <w:trHeight w:val="1108"/>
+          <w:trHeight w:val="700"/>
         </w:trPr>
         <w:tc>
           <w:tcPr>
@@ -21424,8 +21531,6 @@
               </w:rPr>
               <w:t>-</w:t>
             </w:r>
-            <w:bookmarkStart w:id="69" w:name="_GoBack"/>
-            <w:bookmarkEnd w:id="69"/>
           </w:p>
         </w:tc>
       </w:tr>
@@ -22616,7 +22721,6 @@
         <w:rPr>
           <w:i/>
         </w:rPr>
-        <w:lastRenderedPageBreak/>
         <w:t xml:space="preserve">Registrazione </w:t>
       </w:r>
       <w:r>
@@ -35425,7 +35529,7 @@
             </wp:anchor>
           </w:drawing>
         </mc:Choice>
-        <mc:Fallback xmlns:cx2="http://schemas.microsoft.com/office/drawing/2015/10/21/chartex" xmlns:cx3="http://schemas.microsoft.com/office/drawing/2016/5/9/chartex" xmlns:cx4="http://schemas.microsoft.com/office/drawing/2016/5/10/chartex" xmlns:cx5="http://schemas.microsoft.com/office/drawing/2016/5/11/chartex" xmlns:cx6="http://schemas.microsoft.com/office/drawing/2016/5/12/chartex" xmlns:cx7="http://schemas.microsoft.com/office/drawing/2016/5/13/chartex" xmlns:cx8="http://schemas.microsoft.com/office/drawing/2016/5/14/chartex" xmlns:aink="http://schemas.microsoft.com/office/drawing/2016/ink" xmlns:am3d="http://schemas.microsoft.com/office/drawing/2017/model3d" xmlns:oel="http://schemas.microsoft.com/office/2019/extlst" xmlns:w16cex="http://schemas.microsoft.com/office/word/2018/wordml/cex" xmlns:w16cid="http://schemas.microsoft.com/office/word/2016/wordml/cid" xmlns:w16="http://schemas.microsoft.com/office/word/2018/wordml" xmlns:w16du="http://schemas.microsoft.com/office/word/2023/wordml/word16du" xmlns:w16sdtdh="http://schemas.microsoft.com/office/word/2020/wordml/sdtdatahash" xmlns:w16sdtfl="http://schemas.microsoft.com/office/word/2024/wordml/sdtformatlock" xmlns:arto="http://schemas.microsoft.com/office/word/2006/arto" xmlns:a="http://schemas.openxmlformats.org/drawingml/2006/main">
+        <mc:Fallback xmlns:a="http://schemas.openxmlformats.org/drawingml/2006/main" xmlns:arto="http://schemas.microsoft.com/office/word/2006/arto" xmlns:w16sdtfl="http://schemas.microsoft.com/office/word/2024/wordml/sdtformatlock" xmlns:w16sdtdh="http://schemas.microsoft.com/office/word/2020/wordml/sdtdatahash" xmlns:w16du="http://schemas.microsoft.com/office/word/2023/wordml/word16du" xmlns:w16="http://schemas.microsoft.com/office/word/2018/wordml" xmlns:w16cid="http://schemas.microsoft.com/office/word/2016/wordml/cid" xmlns:w16cex="http://schemas.microsoft.com/office/word/2018/wordml/cex" xmlns:oel="http://schemas.microsoft.com/office/2019/extlst" xmlns:am3d="http://schemas.microsoft.com/office/drawing/2017/model3d" xmlns:aink="http://schemas.microsoft.com/office/drawing/2016/ink" xmlns:cx8="http://schemas.microsoft.com/office/drawing/2016/5/14/chartex" xmlns:cx7="http://schemas.microsoft.com/office/drawing/2016/5/13/chartex" xmlns:cx6="http://schemas.microsoft.com/office/drawing/2016/5/12/chartex" xmlns:cx5="http://schemas.microsoft.com/office/drawing/2016/5/11/chartex" xmlns:cx4="http://schemas.microsoft.com/office/drawing/2016/5/10/chartex" xmlns:cx3="http://schemas.microsoft.com/office/drawing/2016/5/9/chartex" xmlns:cx2="http://schemas.microsoft.com/office/drawing/2015/10/21/chartex">
           <w:pict w14:anchorId="2C069B67">
             <v:line id="Connettore 1 6" style="position:absolute;z-index:251659264;visibility:visible;mso-wrap-style:square;mso-width-percent:0;mso-height-percent:0;mso-wrap-distance-left:9pt;mso-wrap-distance-top:0;mso-wrap-distance-right:9pt;mso-wrap-distance-bottom:0;mso-position-horizontal:absolute;mso-position-horizontal-relative:text;mso-position-vertical:absolute;mso-position-vertical-relative:text;mso-width-percent:0;mso-height-percent:0;mso-width-relative:margin;mso-height-relative:margin" o:spid="_x0000_s1026" strokecolor="#659ed5" strokeweight="1.5pt" from="-4.45pt,-2.35pt" to="483.7pt,-2.35pt" w14:anchorId="3D5DA729" o:gfxdata="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"/>
           </w:pict>
@@ -35488,6 +35592,11 @@
         <w:docPartUnique/>
       </w:docPartObj>
     </w:sdtPr>
+    <w:sdtEndPr>
+      <w:rPr>
+        <w:rStyle w:val="Numeropagina"/>
+      </w:rPr>
+    </w:sdtEndPr>
     <w:sdtContent>
       <w:p>
         <w:pPr>
@@ -35520,7 +35629,7 @@
             <w:rStyle w:val="Numeropagina"/>
             <w:noProof/>
           </w:rPr>
-          <w:t>26</w:t>
+          <w:t>10</w:t>
         </w:r>
         <w:r>
           <w:rPr>
@@ -35600,7 +35709,7 @@
             </wp:anchor>
           </w:drawing>
         </mc:Choice>
-        <mc:Fallback xmlns:cx2="http://schemas.microsoft.com/office/drawing/2015/10/21/chartex" xmlns:cx3="http://schemas.microsoft.com/office/drawing/2016/5/9/chartex" xmlns:cx4="http://schemas.microsoft.com/office/drawing/2016/5/10/chartex" xmlns:cx5="http://schemas.microsoft.com/office/drawing/2016/5/11/chartex" xmlns:cx6="http://schemas.microsoft.com/office/drawing/2016/5/12/chartex" xmlns:cx7="http://schemas.microsoft.com/office/drawing/2016/5/13/chartex" xmlns:cx8="http://schemas.microsoft.com/office/drawing/2016/5/14/chartex" xmlns:aink="http://schemas.microsoft.com/office/drawing/2016/ink" xmlns:am3d="http://schemas.microsoft.com/office/drawing/2017/model3d" xmlns:oel="http://schemas.microsoft.com/office/2019/extlst" xmlns:w16cex="http://schemas.microsoft.com/office/word/2018/wordml/cex" xmlns:w16cid="http://schemas.microsoft.com/office/word/2016/wordml/cid" xmlns:w16="http://schemas.microsoft.com/office/word/2018/wordml" xmlns:w16du="http://schemas.microsoft.com/office/word/2023/wordml/word16du" xmlns:w16sdtdh="http://schemas.microsoft.com/office/word/2020/wordml/sdtdatahash" xmlns:w16sdtfl="http://schemas.microsoft.com/office/word/2024/wordml/sdtformatlock" xmlns:arto="http://schemas.microsoft.com/office/word/2006/arto" xmlns:a14="http://schemas.microsoft.com/office/drawing/2010/main" xmlns:pic="http://schemas.openxmlformats.org/drawingml/2006/picture" xmlns:a="http://schemas.openxmlformats.org/drawingml/2006/main">
+        <mc:Fallback xmlns:a="http://schemas.openxmlformats.org/drawingml/2006/main" xmlns:pic="http://schemas.openxmlformats.org/drawingml/2006/picture" xmlns:a14="http://schemas.microsoft.com/office/drawing/2010/main" xmlns:arto="http://schemas.microsoft.com/office/word/2006/arto" xmlns:w16sdtfl="http://schemas.microsoft.com/office/word/2024/wordml/sdtformatlock" xmlns:w16sdtdh="http://schemas.microsoft.com/office/word/2020/wordml/sdtdatahash" xmlns:w16du="http://schemas.microsoft.com/office/word/2023/wordml/word16du" xmlns:w16="http://schemas.microsoft.com/office/word/2018/wordml" xmlns:w16cid="http://schemas.microsoft.com/office/word/2016/wordml/cid" xmlns:w16cex="http://schemas.microsoft.com/office/word/2018/wordml/cex" xmlns:oel="http://schemas.microsoft.com/office/2019/extlst" xmlns:am3d="http://schemas.microsoft.com/office/drawing/2017/model3d" xmlns:aink="http://schemas.microsoft.com/office/drawing/2016/ink" xmlns:cx8="http://schemas.microsoft.com/office/drawing/2016/5/14/chartex" xmlns:cx7="http://schemas.microsoft.com/office/drawing/2016/5/13/chartex" xmlns:cx6="http://schemas.microsoft.com/office/drawing/2016/5/12/chartex" xmlns:cx5="http://schemas.microsoft.com/office/drawing/2016/5/11/chartex" xmlns:cx4="http://schemas.microsoft.com/office/drawing/2016/5/10/chartex" xmlns:cx3="http://schemas.microsoft.com/office/drawing/2016/5/9/chartex" xmlns:cx2="http://schemas.microsoft.com/office/drawing/2015/10/21/chartex">
           <w:pict w14:anchorId="70708AE6">
             <v:line id="Connettore 1 6" style="position:absolute;z-index:251661312;visibility:visible;mso-wrap-style:square;mso-width-percent:0;mso-height-percent:0;mso-wrap-distance-left:9pt;mso-wrap-distance-top:0;mso-wrap-distance-right:9pt;mso-wrap-distance-bottom:0;mso-position-horizontal:absolute;mso-position-horizontal-relative:text;mso-position-vertical:absolute;mso-position-vertical-relative:text;mso-width-percent:0;mso-height-percent:0;mso-width-relative:margin;mso-height-relative:margin" o:spid="_x0000_s1026" strokecolor="#659ed5" strokeweight="1.5pt" from="-4.6pt,-3.35pt" to="485.95pt,-3.35pt" w14:anchorId="6EBEDD08" o:gfxdata="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"/>
           </w:pict>
@@ -35697,6 +35806,11 @@
         <w:docPartUnique/>
       </w:docPartObj>
     </w:sdtPr>
+    <w:sdtEndPr>
+      <w:rPr>
+        <w:rStyle w:val="Numeropagina"/>
+      </w:rPr>
+    </w:sdtEndPr>
     <w:sdtContent>
       <w:p>
         <w:pPr>
@@ -35729,7 +35843,7 @@
             <w:rStyle w:val="Numeropagina"/>
             <w:noProof/>
           </w:rPr>
-          <w:t>31</w:t>
+          <w:t>30</w:t>
         </w:r>
         <w:r>
           <w:rPr>
@@ -35809,7 +35923,7 @@
             </wp:anchor>
           </w:drawing>
         </mc:Choice>
-        <mc:Fallback xmlns:cx2="http://schemas.microsoft.com/office/drawing/2015/10/21/chartex" xmlns:cx3="http://schemas.microsoft.com/office/drawing/2016/5/9/chartex" xmlns:cx4="http://schemas.microsoft.com/office/drawing/2016/5/10/chartex" xmlns:cx5="http://schemas.microsoft.com/office/drawing/2016/5/11/chartex" xmlns:cx6="http://schemas.microsoft.com/office/drawing/2016/5/12/chartex" xmlns:cx7="http://schemas.microsoft.com/office/drawing/2016/5/13/chartex" xmlns:cx8="http://schemas.microsoft.com/office/drawing/2016/5/14/chartex" xmlns:aink="http://schemas.microsoft.com/office/drawing/2016/ink" xmlns:am3d="http://schemas.microsoft.com/office/drawing/2017/model3d" xmlns:oel="http://schemas.microsoft.com/office/2019/extlst" xmlns:w16cex="http://schemas.microsoft.com/office/word/2018/wordml/cex" xmlns:w16cid="http://schemas.microsoft.com/office/word/2016/wordml/cid" xmlns:w16="http://schemas.microsoft.com/office/word/2018/wordml" xmlns:w16du="http://schemas.microsoft.com/office/word/2023/wordml/word16du" xmlns:w16sdtdh="http://schemas.microsoft.com/office/word/2020/wordml/sdtdatahash" xmlns:w16sdtfl="http://schemas.microsoft.com/office/word/2024/wordml/sdtformatlock" xmlns:arto="http://schemas.microsoft.com/office/word/2006/arto" xmlns:a14="http://schemas.microsoft.com/office/drawing/2010/main" xmlns:pic="http://schemas.openxmlformats.org/drawingml/2006/picture" xmlns:a="http://schemas.openxmlformats.org/drawingml/2006/main">
+        <mc:Fallback xmlns:a="http://schemas.openxmlformats.org/drawingml/2006/main" xmlns:pic="http://schemas.openxmlformats.org/drawingml/2006/picture" xmlns:a14="http://schemas.microsoft.com/office/drawing/2010/main" xmlns:arto="http://schemas.microsoft.com/office/word/2006/arto" xmlns:w16sdtfl="http://schemas.microsoft.com/office/word/2024/wordml/sdtformatlock" xmlns:w16sdtdh="http://schemas.microsoft.com/office/word/2020/wordml/sdtdatahash" xmlns:w16du="http://schemas.microsoft.com/office/word/2023/wordml/word16du" xmlns:w16="http://schemas.microsoft.com/office/word/2018/wordml" xmlns:w16cid="http://schemas.microsoft.com/office/word/2016/wordml/cid" xmlns:w16cex="http://schemas.microsoft.com/office/word/2018/wordml/cex" xmlns:oel="http://schemas.microsoft.com/office/2019/extlst" xmlns:am3d="http://schemas.microsoft.com/office/drawing/2017/model3d" xmlns:aink="http://schemas.microsoft.com/office/drawing/2016/ink" xmlns:cx8="http://schemas.microsoft.com/office/drawing/2016/5/14/chartex" xmlns:cx7="http://schemas.microsoft.com/office/drawing/2016/5/13/chartex" xmlns:cx6="http://schemas.microsoft.com/office/drawing/2016/5/12/chartex" xmlns:cx5="http://schemas.microsoft.com/office/drawing/2016/5/11/chartex" xmlns:cx4="http://schemas.microsoft.com/office/drawing/2016/5/10/chartex" xmlns:cx3="http://schemas.microsoft.com/office/drawing/2016/5/9/chartex" xmlns:cx2="http://schemas.microsoft.com/office/drawing/2015/10/21/chartex">
           <w:pict w14:anchorId="7EEC8D66">
             <v:line id="Connettore 1 6" style="position:absolute;z-index:251664384;visibility:visible;mso-wrap-style:square;mso-width-percent:0;mso-height-percent:0;mso-wrap-distance-left:9pt;mso-wrap-distance-top:0;mso-wrap-distance-right:9pt;mso-wrap-distance-bottom:0;mso-position-horizontal:absolute;mso-position-horizontal-relative:text;mso-position-vertical:absolute;mso-position-vertical-relative:text;mso-width-percent:0;mso-height-percent:0;mso-width-relative:margin;mso-height-relative:margin" o:spid="_x0000_s1026" strokecolor="#659ed5" strokeweight="1.5pt" from="-4.85pt,-3.05pt" to="706.15pt,-3.05pt" w14:anchorId="592E0DAD" o:gfxdata="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"/>
           </w:pict>
@@ -46673,6 +46787,15 @@
 </file>
 
 <file path=customXml/item1.xml><?xml version="1.0" encoding="utf-8"?>
+<?mso-contentType ?>
+<FormTemplates xmlns="http://schemas.microsoft.com/sharepoint/v3/contenttype/forms">
+  <Display>DocumentLibraryForm</Display>
+  <Edit>DocumentLibraryForm</Edit>
+  <New>DocumentLibraryForm</New>
+</FormTemplates>
+</file>
+
+<file path=customXml/item2.xml><?xml version="1.0" encoding="utf-8"?>
 <ct:contentTypeSchema xmlns:ct="http://schemas.microsoft.com/office/2006/metadata/contentType" xmlns:ma="http://schemas.microsoft.com/office/2006/metadata/properties/metaAttributes" ct:_="" ma:_="" ma:contentTypeName="Document" ma:contentTypeID="0x0101006F04A4F13508C741ACE8AA56FFE3D10B" ma:contentTypeVersion="3" ma:contentTypeDescription="Create a new document." ma:contentTypeScope="" ma:versionID="ae74d4b9aee1c489174765fe6dbf7085">
   <xsd:schema xmlns:xsd="http://www.w3.org/2001/XMLSchema" xmlns:xs="http://www.w3.org/2001/XMLSchema" xmlns:p="http://schemas.microsoft.com/office/2006/metadata/properties" xmlns:ns2="73091f6d-7efc-4d80-b345-57c665de3b33" targetNamespace="http://schemas.microsoft.com/office/2006/metadata/properties" ma:root="true" ma:fieldsID="ad47a26360bfbf964ac1e7e308878997" ns2:_="">
     <xsd:import namespace="73091f6d-7efc-4d80-b345-57c665de3b33"/>
@@ -46810,15 +46933,6 @@
 </ct:contentTypeSchema>
 </file>
 
-<file path=customXml/item2.xml><?xml version="1.0" encoding="utf-8"?>
-<?mso-contentType ?>
-<FormTemplates xmlns="http://schemas.microsoft.com/sharepoint/v3/contenttype/forms">
-  <Display>DocumentLibraryForm</Display>
-  <Edit>DocumentLibraryForm</Edit>
-  <New>DocumentLibraryForm</New>
-</FormTemplates>
-</file>
-
 <file path=customXml/item3.xml><?xml version="1.0" encoding="utf-8"?>
 <p:properties xmlns:p="http://schemas.microsoft.com/office/2006/metadata/properties" xmlns:xsi="http://www.w3.org/2001/XMLSchema-instance" xmlns:pc="http://schemas.microsoft.com/office/infopath/2007/PartnerControls">
   <documentManagement/>
@@ -46830,6 +46944,14 @@
 </file>
 
 <file path=customXml/itemProps1.xml><?xml version="1.0" encoding="utf-8"?>
+<ds:datastoreItem xmlns:ds="http://schemas.openxmlformats.org/officeDocument/2006/customXml" ds:itemID="{7A92FC2C-203E-4C0D-85A9-20D789DE0FA5}">
+  <ds:schemaRefs>
+    <ds:schemaRef ds:uri="http://schemas.microsoft.com/sharepoint/v3/contenttype/forms"/>
+  </ds:schemaRefs>
+</ds:datastoreItem>
+</file>
+
+<file path=customXml/itemProps2.xml><?xml version="1.0" encoding="utf-8"?>
 <ds:datastoreItem xmlns:ds="http://schemas.openxmlformats.org/officeDocument/2006/customXml" ds:itemID="{CA04803F-38A4-427F-83B5-157200DCBBE9}">
   <ds:schemaRefs>
     <ds:schemaRef ds:uri="http://schemas.microsoft.com/office/2006/metadata/contentType"/>
@@ -46847,14 +46969,6 @@
 </ds:datastoreItem>
 </file>
 
-<file path=customXml/itemProps2.xml><?xml version="1.0" encoding="utf-8"?>
-<ds:datastoreItem xmlns:ds="http://schemas.openxmlformats.org/officeDocument/2006/customXml" ds:itemID="{7A92FC2C-203E-4C0D-85A9-20D789DE0FA5}">
-  <ds:schemaRefs>
-    <ds:schemaRef ds:uri="http://schemas.microsoft.com/sharepoint/v3/contenttype/forms"/>
-  </ds:schemaRefs>
-</ds:datastoreItem>
-</file>
-
 <file path=customXml/itemProps3.xml><?xml version="1.0" encoding="utf-8"?>
 <ds:datastoreItem xmlns:ds="http://schemas.openxmlformats.org/officeDocument/2006/customXml" ds:itemID="{B1FF55AB-12A0-4DCC-B57A-E7539478881A}">
   <ds:schemaRefs>
@@ -46865,7 +46979,7 @@
 </file>
 
 <file path=customXml/itemProps4.xml><?xml version="1.0" encoding="utf-8"?>
-<ds:datastoreItem xmlns:ds="http://schemas.openxmlformats.org/officeDocument/2006/customXml" ds:itemID="{6DC9D900-1491-4D18-B670-F7EA0870ED90}">
+<ds:datastoreItem xmlns:ds="http://schemas.openxmlformats.org/officeDocument/2006/customXml" ds:itemID="{FC825C4F-0E87-429B-92DC-FA0B7ABE9541}">
   <ds:schemaRefs>
     <ds:schemaRef ds:uri="http://schemas.openxmlformats.org/officeDocument/2006/bibliography"/>
   </ds:schemaRefs>

--- a/Documentation/Documentazione.docx
+++ b/Documentation/Documentazione.docx
@@ -1,6 +1,6 @@
 
 <file path=word/document.xml><?xml version="1.0" encoding="utf-8"?>
-<w:document xmlns:wpc="http://schemas.microsoft.com/office/word/2010/wordprocessingCanvas" xmlns:cx="http://schemas.microsoft.com/office/drawing/2014/chartex" xmlns:cx1="http://schemas.microsoft.com/office/drawing/2015/9/8/chartex" xmlns:cx2="http://schemas.microsoft.com/office/drawing/2015/10/21/chartex" xmlns:cx3="http://schemas.microsoft.com/office/drawing/2016/5/9/chartex" xmlns:cx4="http://schemas.microsoft.com/office/drawing/2016/5/10/chartex" xmlns:cx5="http://schemas.microsoft.com/office/drawing/2016/5/11/chartex" xmlns:cx6="http://schemas.microsoft.com/office/drawing/2016/5/12/chartex" xmlns:cx7="http://schemas.microsoft.com/office/drawing/2016/5/13/chartex" xmlns:cx8="http://schemas.microsoft.com/office/drawing/2016/5/14/chartex" xmlns:mc="http://schemas.openxmlformats.org/markup-compatibility/2006" xmlns:aink="http://schemas.microsoft.com/office/drawing/2016/ink" xmlns:am3d="http://schemas.microsoft.com/office/drawing/2017/model3d" xmlns:o="urn:schemas-microsoft-com:office:office" xmlns:oel="http://schemas.microsoft.com/office/2019/extlst" xmlns:r="http://schemas.openxmlformats.org/officeDocument/2006/relationships" xmlns:m="http://schemas.openxmlformats.org/officeDocument/2006/math" xmlns:v="urn:schemas-microsoft-com:vml" xmlns:wp14="http://schemas.microsoft.com/office/word/2010/wordprocessingDrawing" xmlns:wp="http://schemas.openxmlformats.org/drawingml/2006/wordprocessingDrawing" xmlns:w10="urn:schemas-microsoft-com:office:word" xmlns:w="http://schemas.openxmlformats.org/wordprocessingml/2006/main" xmlns:w14="http://schemas.microsoft.com/office/word/2010/wordml" xmlns:w15="http://schemas.microsoft.com/office/word/2012/wordml" xmlns:w16cex="http://schemas.microsoft.com/office/word/2018/wordml/cex" xmlns:w16cid="http://schemas.microsoft.com/office/word/2016/wordml/cid" xmlns:w16="http://schemas.microsoft.com/office/word/2018/wordml" xmlns:w16du="http://schemas.microsoft.com/office/word/2023/wordml/word16du" xmlns:w16sdtdh="http://schemas.microsoft.com/office/word/2020/wordml/sdtdatahash" xmlns:w16sdtfl="http://schemas.microsoft.com/office/word/2024/wordml/sdtformatlock" xmlns:w16se="http://schemas.microsoft.com/office/word/2015/wordml/symex" xmlns:wpg="http://schemas.microsoft.com/office/word/2010/wordprocessingGroup" xmlns:wpi="http://schemas.microsoft.com/office/word/2010/wordprocessingInk" xmlns:wne="http://schemas.microsoft.com/office/word/2006/wordml" xmlns:wps="http://schemas.microsoft.com/office/word/2010/wordprocessingShape" mc:Ignorable="w14 w15 w16se w16cid w16 w16cex w16sdtdh w16sdtfl w16du wp14">
+<w:document xmlns:wpc="http://schemas.microsoft.com/office/word/2010/wordprocessingCanvas" xmlns:cx="http://schemas.microsoft.com/office/drawing/2014/chartex" xmlns:cx1="http://schemas.microsoft.com/office/drawing/2015/9/8/chartex" xmlns:mc="http://schemas.openxmlformats.org/markup-compatibility/2006" xmlns:o="urn:schemas-microsoft-com:office:office" xmlns:r="http://schemas.openxmlformats.org/officeDocument/2006/relationships" xmlns:m="http://schemas.openxmlformats.org/officeDocument/2006/math" xmlns:v="urn:schemas-microsoft-com:vml" xmlns:wp14="http://schemas.microsoft.com/office/word/2010/wordprocessingDrawing" xmlns:wp="http://schemas.openxmlformats.org/drawingml/2006/wordprocessingDrawing" xmlns:w10="urn:schemas-microsoft-com:office:word" xmlns:w="http://schemas.openxmlformats.org/wordprocessingml/2006/main" xmlns:w14="http://schemas.microsoft.com/office/word/2010/wordml" xmlns:w15="http://schemas.microsoft.com/office/word/2012/wordml" xmlns:w16se="http://schemas.microsoft.com/office/word/2015/wordml/symex" xmlns:wpg="http://schemas.microsoft.com/office/word/2010/wordprocessingGroup" xmlns:wpi="http://schemas.microsoft.com/office/word/2010/wordprocessingInk" xmlns:wne="http://schemas.microsoft.com/office/word/2006/wordml" xmlns:wps="http://schemas.microsoft.com/office/word/2010/wordprocessingShape" mc:Ignorable="w14 w15 w16se wp14">
   <w:body>
     <w:p>
       <w:r>
@@ -300,7 +300,20 @@
           <w:sz w:val="48"/>
           <w:szCs w:val="48"/>
         </w:rPr>
-        <w:t>“SISTEMA SOFTWARE PER GESTIONE PRENOTAZIONE DI POSTAZIONI IN BIBLIOTECA UNIVERSITARIA”</w:t>
+        <w:t xml:space="preserve">“SISTEMA SOFTWARE PER GESTIONE </w:t>
+      </w:r>
+      <w:r>
+        <w:rPr>
+          <w:rFonts w:cstheme="majorBidi"/>
+          <w:b/>
+          <w:bCs/>
+          <w:i/>
+          <w:iCs/>
+          <w:color w:val="F37A41"/>
+          <w:sz w:val="48"/>
+          <w:szCs w:val="48"/>
+        </w:rPr>
+        <w:t>PRENOTAZIONE DI POSTAZIONI IN BIBLIOTECA UNIVERSITARIA”</w:t>
       </w:r>
     </w:p>
     <w:p>
@@ -384,7 +397,7 @@
               </wp:anchor>
             </w:drawing>
           </mc:Choice>
-          <mc:Fallback xmlns:pic="http://schemas.openxmlformats.org/drawingml/2006/picture">
+          <mc:Fallback xmlns:pic="http://schemas.openxmlformats.org/drawingml/2006/picture" xmlns:w16sdtfl="http://schemas.microsoft.com/office/word/2024/wordml/sdtformatlock" xmlns:w16sdtdh="http://schemas.microsoft.com/office/word/2020/wordml/sdtdatahash" xmlns:w16du="http://schemas.microsoft.com/office/word/2023/wordml/word16du" xmlns:w16="http://schemas.microsoft.com/office/word/2018/wordml" xmlns:w16cid="http://schemas.microsoft.com/office/word/2016/wordml/cid" xmlns:w16cex="http://schemas.microsoft.com/office/word/2018/wordml/cex" xmlns:oel="http://schemas.microsoft.com/office/2019/extlst" xmlns:am3d="http://schemas.microsoft.com/office/drawing/2017/model3d" xmlns:aink="http://schemas.microsoft.com/office/drawing/2016/ink" xmlns:cx8="http://schemas.microsoft.com/office/drawing/2016/5/14/chartex" xmlns:cx7="http://schemas.microsoft.com/office/drawing/2016/5/13/chartex" xmlns:cx6="http://schemas.microsoft.com/office/drawing/2016/5/12/chartex" xmlns:cx5="http://schemas.microsoft.com/office/drawing/2016/5/11/chartex" xmlns:cx4="http://schemas.microsoft.com/office/drawing/2016/5/10/chartex" xmlns:cx3="http://schemas.microsoft.com/office/drawing/2016/5/9/chartex" xmlns:cx2="http://schemas.microsoft.com/office/drawing/2015/10/21/chartex">
             <w:pict>
               <v:line id="shape_0" from="124.4pt,6.2pt" to="356.5pt,6.2pt" stroked="t" o:allowincell="f" style="position:absolute" wp14:anchorId="32BE6CCD">
                 <v:stroke color="#f59240" weight="25560" joinstyle="round" endcap="flat"/>
@@ -540,6 +553,7 @@
           <w:docPartUnique/>
         </w:docPartObj>
       </w:sdtPr>
+      <w:sdtEndPr/>
       <w:sdtContent>
         <w:p>
           <w:pPr>
@@ -761,7 +775,14 @@
                 <w:rStyle w:val="Collegamentoindice"/>
                 <w:webHidden/>
               </w:rPr>
-              <w:t>2.2 Revisione dei requisiti</w:t>
+              <w:t>2.2</w:t>
+            </w:r>
+            <w:r>
+              <w:rPr>
+                <w:rStyle w:val="Collegamentoindice"/>
+                <w:webHidden/>
+              </w:rPr>
+              <w:t xml:space="preserve"> Revisione dei requisiti</w:t>
             </w:r>
             <w:r>
               <w:rPr>
@@ -954,7 +975,13 @@
               <w:rPr>
                 <w:webHidden/>
               </w:rPr>
-              <w:instrText>PAGEREF _Toc195300119 \h</w:instrText>
+              <w:instrText>PAGEREF _To</w:instrText>
+            </w:r>
+            <w:r>
+              <w:rPr>
+                <w:webHidden/>
+              </w:rPr>
+              <w:instrText>c195300119 \h</w:instrText>
             </w:r>
             <w:r>
               <w:rPr>
@@ -1855,7 +1882,14 @@
                 <w:rStyle w:val="Collegamentoindice"/>
                 <w:webHidden/>
               </w:rPr>
-              <w:t>4. Progettazione</w:t>
+              <w:t>4. Prog</w:t>
+            </w:r>
+            <w:r>
+              <w:rPr>
+                <w:rStyle w:val="Collegamentoindice"/>
+                <w:webHidden/>
+              </w:rPr>
+              <w:t>ettazione</w:t>
             </w:r>
             <w:r>
               <w:rPr>
@@ -2067,6 +2101,11 @@
                 <w:rStyle w:val="Collegamentoindice"/>
               </w:rPr>
               <w:tab/>
+            </w:r>
+            <w:r>
+              <w:rPr>
+                <w:rStyle w:val="Collegamentoindice"/>
+              </w:rPr>
               <w:t>20</w:t>
             </w:r>
             <w:r>
@@ -2273,7 +2312,14 @@
                 <w:rStyle w:val="Collegamentoindice"/>
                 <w:webHidden/>
               </w:rPr>
-              <w:t>4.1.2.4 Package Database</w:t>
+              <w:t>4</w:t>
+            </w:r>
+            <w:r>
+              <w:rPr>
+                <w:rStyle w:val="Collegamentoindice"/>
+                <w:webHidden/>
+              </w:rPr>
+              <w:t>.1.2.4 Package Database</w:t>
             </w:r>
             <w:r>
               <w:rPr>
@@ -2577,7 +2623,14 @@
                 <w:rStyle w:val="Collegamentoindice"/>
                 <w:webHidden/>
               </w:rPr>
-              <w:t>5.1 Package Database</w:t>
+              <w:t>5.1 P</w:t>
+            </w:r>
+            <w:r>
+              <w:rPr>
+                <w:rStyle w:val="Collegamentoindice"/>
+                <w:webHidden/>
+              </w:rPr>
+              <w:t>ackage Database</w:t>
             </w:r>
             <w:r>
               <w:rPr>
@@ -2877,7 +2930,14 @@
                 <w:rStyle w:val="Collegamentoindice"/>
                 <w:webHidden/>
               </w:rPr>
-              <w:t>5.6 Diagramma di Deployment</w:t>
+              <w:t>5.6 Diagr</w:t>
+            </w:r>
+            <w:r>
+              <w:rPr>
+                <w:rStyle w:val="Collegamentoindice"/>
+                <w:webHidden/>
+              </w:rPr>
+              <w:t>amma di Deployment</w:t>
             </w:r>
             <w:r>
               <w:rPr>
@@ -3337,48 +3397,71 @@
           <w:i/>
           <w:iCs/>
         </w:rPr>
-        <w:t>Sistema di Prenotazione di Postazioni in Biblioteca Universitaria</w:t>
-      </w:r>
-    </w:p>
-    <w:p>
-      <w:pPr>
-        <w:rPr>
-          <w:i/>
-          <w:iCs/>
-        </w:rPr>
-      </w:pPr>
-      <w:r>
-        <w:rPr>
-          <w:i/>
-          <w:iCs/>
-        </w:rPr>
-        <w:t>Si desidera sviluppare un sistema software per la gestione della prenotazione di postazioni di studio all’interno di una biblioteca universitaria. Il sistema dovrà consentire agli studenti di prenotare una postazione in specifiche fasce orarie, visualizzare le proprie prenotazioni e accedere ai servizi della biblioteca in modo organizzato. Il sistema coinvolge due tipologie di utenti: studenti e bibliotecari, ciascuna con funzionalità e permessi specifici.</w:t>
-      </w:r>
-    </w:p>
-    <w:p>
-      <w:pPr>
-        <w:rPr>
-          <w:i/>
-          <w:iCs/>
-        </w:rPr>
-      </w:pPr>
-    </w:p>
-    <w:p>
-      <w:pPr>
+        <w:t xml:space="preserve">Sistema di </w:t>
+      </w:r>
+      <w:r>
         <w:rPr>
           <w:b/>
           <w:bCs/>
           <w:i/>
           <w:iCs/>
         </w:rPr>
-      </w:pPr>
-      <w:r>
+        <w:t>Prenotazione di Postazioni in Biblioteca Universitaria</w:t>
+      </w:r>
+    </w:p>
+    <w:p>
+      <w:pPr>
+        <w:rPr>
+          <w:i/>
+          <w:iCs/>
+        </w:rPr>
+      </w:pPr>
+      <w:r>
+        <w:rPr>
+          <w:i/>
+          <w:iCs/>
+        </w:rPr>
+        <w:t>Si desidera sviluppare un sistema software per la gestione della prenotazione di postazioni di studio all’interno di una biblioteca universitaria. Il sistema dovrà consentire agli studenti di prenotare</w:t>
+      </w:r>
+      <w:r>
+        <w:rPr>
+          <w:i/>
+          <w:iCs/>
+        </w:rPr>
+        <w:t xml:space="preserve"> una postazione in specifiche fasce orarie, visualizzare le proprie prenotazioni e accedere ai servizi della biblioteca in modo organizzato. Il sistema coinvolge due tipologie di utenti: studenti e bibliotecari, ciascuna con funzionalità e permessi specifi</w:t>
+      </w:r>
+      <w:r>
+        <w:rPr>
+          <w:i/>
+          <w:iCs/>
+        </w:rPr>
+        <w:t>ci.</w:t>
+      </w:r>
+    </w:p>
+    <w:p>
+      <w:pPr>
+        <w:rPr>
+          <w:i/>
+          <w:iCs/>
+        </w:rPr>
+      </w:pPr>
+    </w:p>
+    <w:p>
+      <w:pPr>
         <w:rPr>
           <w:b/>
           <w:bCs/>
           <w:i/>
           <w:iCs/>
         </w:rPr>
+      </w:pPr>
+      <w:r>
+        <w:rPr>
+          <w:b/>
+          <w:bCs/>
+          <w:i/>
+          <w:iCs/>
+        </w:rPr>
         <w:t>Descrizione del Sistema:</w:t>
       </w:r>
     </w:p>
@@ -3394,7 +3477,14 @@
           <w:i/>
           <w:iCs/>
         </w:rPr>
-        <w:t>Il sistema consente la registrazione di utenti tramite autenticazione con credenziali personali. Al momento della registrazione, ciascun utente deve specificare il proprio ruolo, scegliendo tra studente o bibliotecario, oltre a fornire nome, cognome, email istituzionale e numero di matricola o codice identificativo interno.</w:t>
+        <w:t xml:space="preserve">Il sistema consente la registrazione di utenti tramite autenticazione con credenziali personali. Al momento della registrazione, ciascun utente deve specificare il proprio ruolo, scegliendo tra studente o bibliotecario, oltre </w:t>
+      </w:r>
+      <w:r>
+        <w:rPr>
+          <w:i/>
+          <w:iCs/>
+        </w:rPr>
+        <w:t>a fornire nome, cognome, email istituzionale e numero di matricola o codice identificativo interno.</w:t>
       </w:r>
     </w:p>
     <w:p>
@@ -3409,7 +3499,21 @@
           <w:i/>
           <w:iCs/>
         </w:rPr>
-        <w:t>Ogni bibliotecario ha la possibilità di creare e gestire una o più sale studio. Per ciascuna sala, mediante apposita interfaccia grafica, è possibile specificare un nome, una descrizione, il numero totale di postazioni disponibili e gli orari di apertura giornalieri. Ogni sala può essere suddivisa opzionalmente in aree differenti, ad esempio area silenziosa, area consultazione o area lavoro di gruppo. Il bibliotecario può inoltre visualizzare in ogni momento l’elenco delle prenotazioni effettuate per ciascuna sala e monitorarne lo stato.</w:t>
+        <w:t>Ogni bibliotecario ha la possibilità di creare e gestire una o più sale studio. Per ciascuna sala, mediante apposita interfaccia grafica, è possibile specif</w:t>
+      </w:r>
+      <w:r>
+        <w:rPr>
+          <w:i/>
+          <w:iCs/>
+        </w:rPr>
+        <w:t>icare un nome, una descrizione, il numero totale di postazioni disponibili e gli orari di apertura giornalieri. Ogni sala può essere suddivisa opzionalmente in aree differenti, ad esempio area silenziosa, area consultazione o area lavoro di gruppo. Il bibl</w:t>
+      </w:r>
+      <w:r>
+        <w:rPr>
+          <w:i/>
+          <w:iCs/>
+        </w:rPr>
+        <w:t>iotecario può inoltre visualizzare in ogni momento l’elenco delle prenotazioni effettuate per ciascuna sala e monitorarne lo stato.</w:t>
       </w:r>
     </w:p>
     <w:p>
@@ -3424,7 +3528,21 @@
           <w:i/>
           <w:iCs/>
         </w:rPr>
-        <w:t>Ogni studente autenticato dispone di una propria interfaccia nella quale può consultare le sale disponibili e verificare, per ciascun giorno, le fasce orarie prenotabili. Una prenotazione viene effettuata selezionando una sala, una data, una fascia oraria e, se prevista, una specifica area o una specifica postazione. Il sistema deve impedire che una stessa postazione venga assegnata contemporaneamente a più studenti nella medesima fascia oraria. Una volta completata la prenotazione, essa entra nello stato “attiva”.</w:t>
+        <w:t>Ogni studente autenticato dispone di una propria interfaccia nella quale può consultare le sale disponibili e verificare, pe</w:t>
+      </w:r>
+      <w:r>
+        <w:rPr>
+          <w:i/>
+          <w:iCs/>
+        </w:rPr>
+        <w:t>r ciascun giorno, le fasce orarie prenotabili. Una prenotazione viene effettuata selezionando una sala, una data, una fascia oraria e, se prevista, una specifica area o una specifica postazione. Il sistema deve impedire che una stessa postazione venga asse</w:t>
+      </w:r>
+      <w:r>
+        <w:rPr>
+          <w:i/>
+          <w:iCs/>
+        </w:rPr>
+        <w:t>gnata contemporaneamente a più studenti nella medesima fascia oraria. Una volta completata la prenotazione, essa entra nello stato “attiva”.</w:t>
       </w:r>
     </w:p>
     <w:p>
@@ -3439,7 +3557,21 @@
           <w:i/>
           <w:iCs/>
         </w:rPr>
-        <w:t>Lo studente può visualizzare all’interno del proprio profilo personale l’elenco delle prenotazioni effettuate, con le relative informazioni di sala, data, orario e stato. Deve inoltre essere possibile annullare una prenotazione entro un certo limite temporale precedente all’inizio della fascia prenotata. In caso di annullamento, la postazione torna automaticamente disponibile per altri utenti.</w:t>
+        <w:t xml:space="preserve">Lo studente può visualizzare all’interno del proprio profilo personale l’elenco delle prenotazioni effettuate, con </w:t>
+      </w:r>
+      <w:r>
+        <w:rPr>
+          <w:i/>
+          <w:iCs/>
+        </w:rPr>
+        <w:t>le relative informazioni di sala, data, orario e stato. Deve inoltre essere possibile annullare una prenotazione entro un certo limite temporale precedente all’inizio della fascia prenotata. In caso di annullamento, la postazione torna automaticamente disp</w:t>
+      </w:r>
+      <w:r>
+        <w:rPr>
+          <w:i/>
+          <w:iCs/>
+        </w:rPr>
+        <w:t>onibile per altri utenti.</w:t>
       </w:r>
     </w:p>
     <w:p>
@@ -3454,7 +3586,21 @@
           <w:i/>
           <w:iCs/>
         </w:rPr>
-        <w:t>Nel giorno della prenotazione, lo studente può effettuare il check-in tramite una apposita interfaccia grafica, selezionando la prenotazione attiva e confermando la propria presenza. Per semplicità, si può supporre che il check-in debba essere effettuato entro un intervallo di tempo limitato rispetto all’orario di inizio della prenotazione. Se il check-in non viene effettuato entro tale intervallo, la prenotazione passa automaticamente nello stato “scaduta” e la postazione viene resa nuovamente disponibile.</w:t>
+        <w:t>Nel giorno della prenotazione, lo studente può effettuare il check-in tramite una apposita interfaccia grafica, selezionando la prenotazione attiva e confermando la propria presenza. Per semplicità, si può supporre che il check-in</w:t>
+      </w:r>
+      <w:r>
+        <w:rPr>
+          <w:i/>
+          <w:iCs/>
+        </w:rPr>
+        <w:t xml:space="preserve"> debba essere effettuato entro un intervallo di tempo limitato rispetto all’orario di inizio della prenotazione. Se il check-in non viene effettuato entro tale intervallo, la prenotazione passa automaticamente nello stato “scaduta” e la postazione viene re</w:t>
+      </w:r>
+      <w:r>
+        <w:rPr>
+          <w:i/>
+          <w:iCs/>
+        </w:rPr>
+        <w:t>sa nuovamente disponibile.</w:t>
       </w:r>
     </w:p>
     <w:p>
@@ -3469,7 +3615,14 @@
           <w:i/>
           <w:iCs/>
         </w:rPr>
-        <w:t>Il bibliotecario, attraverso la propria interfaccia, può consultare in tempo reale la situazione delle sale, visualizzando il numero di postazioni occupate, il numero di postazioni libere e l’elenco delle prenotazioni attive per la giornata corrente. Deve inoltre essere possibile accedere a uno storico delle prenotazioni per ciascuna sala e per ciascuno studente.</w:t>
+        <w:t xml:space="preserve">Il bibliotecario, attraverso la propria interfaccia, può consultare in tempo reale la situazione delle sale, visualizzando il numero di postazioni occupate, il numero di postazioni libere e l’elenco delle prenotazioni attive per </w:t>
+      </w:r>
+      <w:r>
+        <w:rPr>
+          <w:i/>
+          <w:iCs/>
+        </w:rPr>
+        <w:t>la giornata corrente. Deve inoltre essere possibile accedere a uno storico delle prenotazioni per ciascuna sala e per ciascuno studente.</w:t>
       </w:r>
     </w:p>
     <w:p>
@@ -3484,7 +3637,21 @@
           <w:i/>
           <w:iCs/>
         </w:rPr>
-        <w:t>Ogni studente ha accesso a un profilo personale che consente di consultare le prenotazioni future, quelle passate, quelle annullate ed eventualmente il numero totale di accessi effettuati alla biblioteca. I bibliotecari, attraverso un’interfaccia dedicata, possono monitorare l’andamento complessivo del servizio, visualizzando il tasso di occupazione delle sale, il numero di prenotazioni giornaliere e il numero di prenotazioni non confermate tramite check-in.</w:t>
+        <w:t>Ogni studente ha accesso a un profilo personale che consente di consultare le prenotazioni future, quelle passate, quel</w:t>
+      </w:r>
+      <w:r>
+        <w:rPr>
+          <w:i/>
+          <w:iCs/>
+        </w:rPr>
+        <w:t>le annullate ed eventualmente il numero totale di accessi effettuati alla biblioteca. I bibliotecari, attraverso un’interfaccia dedicata, possono monitorare l’andamento complessivo del servizio, visualizzando il tasso di occupazione delle sale, il numero d</w:t>
+      </w:r>
+      <w:r>
+        <w:rPr>
+          <w:i/>
+          <w:iCs/>
+        </w:rPr>
+        <w:t>i prenotazioni giornaliere e il numero di prenotazioni non confermate tramite check-in.</w:t>
       </w:r>
     </w:p>
     <w:p>
@@ -3499,15 +3666,29 @@
           <w:i/>
           <w:iCs/>
         </w:rPr>
-        <w:t xml:space="preserve">Il sistema dovrà essere accessibile via web sia da desktop che da dispositivi mobili, con un’interfaccia grafica intuitiva e responsiva. È previsto un sistema di notifiche che avvisi gli studenti della conferma della prenotazione, di eventuali annullamenti e dell’approssimarsi </w:t>
+        <w:t>Il sistema dovrà essere accessibile via web sia da desktop che da dispositivi mobili, con un’interfaccia grafica intuitiva e responsiva. È previsto un sistema di notifi</w:t>
       </w:r>
       <w:r>
         <w:rPr>
           <w:i/>
           <w:iCs/>
         </w:rPr>
+        <w:t xml:space="preserve">che che avvisi gli studenti della conferma della prenotazione, di eventuali annullamenti e dell’approssimarsi </w:t>
+      </w:r>
+      <w:r>
+        <w:rPr>
+          <w:i/>
+          <w:iCs/>
+        </w:rPr>
         <w:lastRenderedPageBreak/>
-        <w:t>dell’orario prenotato. Il sistema dovrà inoltre garantire la protezione dei dati personali e una corretta gestione dei permessi e delle visibilità tra studenti e bibliotecari</w:t>
+        <w:t>dell’orario prenotato. Il sistema dovrà inoltre garantire la protezione dei dati personali e una corretta gestione dei permessi e delle visibilità</w:t>
+      </w:r>
+      <w:r>
+        <w:rPr>
+          <w:i/>
+          <w:iCs/>
+        </w:rPr>
+        <w:t xml:space="preserve"> tra studenti e bibliotecari</w:t>
       </w:r>
     </w:p>
     <w:p>
@@ -3664,7 +3845,10 @@
         <w:t>sale studio</w:t>
       </w:r>
       <w:r>
-        <w:t xml:space="preserve">. Per ciascuna sala, mediante apposita interfaccia grafica, è possibile specificare un </w:t>
+        <w:t>. Per ciascuna sala, med</w:t>
+      </w:r>
+      <w:r>
+        <w:t xml:space="preserve">iante apposita interfaccia grafica, è possibile specificare un </w:t>
       </w:r>
       <w:r>
         <w:rPr>
@@ -3727,7 +3911,10 @@
         <w:t xml:space="preserve"> differenti</w:t>
       </w:r>
       <w:r>
-        <w:t xml:space="preserve">, ad esempio area silenziosa, area consultazione o area lavoro di gruppo. </w:t>
+        <w:t>, ad esempio area silenzios</w:t>
+      </w:r>
+      <w:r>
+        <w:t xml:space="preserve">a, area consultazione o area lavoro di gruppo. </w:t>
       </w:r>
       <w:r>
         <w:rPr>
@@ -3809,7 +3996,13 @@
         <w:rPr>
           <w:highlight w:val="green"/>
         </w:rPr>
-        <w:t>specifica area</w:t>
+        <w:t>speci</w:t>
+      </w:r>
+      <w:r>
+        <w:rPr>
+          <w:highlight w:val="green"/>
+        </w:rPr>
+        <w:t>fica area</w:t>
       </w:r>
       <w:r>
         <w:t xml:space="preserve"> o una </w:t>
@@ -3843,7 +4036,13 @@
         <w:rPr>
           <w:highlight w:val="yellow"/>
         </w:rPr>
-        <w:t xml:space="preserve">Lo studente può visualizzare </w:t>
+        <w:t xml:space="preserve">Lo studente può </w:t>
+      </w:r>
+      <w:r>
+        <w:rPr>
+          <w:highlight w:val="yellow"/>
+        </w:rPr>
+        <w:t xml:space="preserve">visualizzare </w:t>
       </w:r>
       <w:r>
         <w:t xml:space="preserve">all’interno del proprio profilo personale </w:t>
@@ -3879,7 +4078,13 @@
         <w:rPr>
           <w:highlight w:val="yellow"/>
         </w:rPr>
-        <w:t>annullare una prenotazione entro un certo limite temporale precedente all’inizio della fascia prenotata.</w:t>
+        <w:t>annullare una prenotazione entro un certo limite temporale precedente a</w:t>
+      </w:r>
+      <w:r>
+        <w:rPr>
+          <w:highlight w:val="yellow"/>
+        </w:rPr>
+        <w:t>ll’inizio della fascia prenotata.</w:t>
       </w:r>
       <w:r>
         <w:t xml:space="preserve"> </w:t>
@@ -3907,7 +4112,10 @@
         <w:t>lo studente può effettuare il check-in</w:t>
       </w:r>
       <w:r>
-        <w:t xml:space="preserve"> tramite una apposita interfaccia grafica, selezionando la prenotazione attiva e confermando la propria presenza. Per semplicità, si può supporre che </w:t>
+        <w:t xml:space="preserve"> tramite una apposita interfaccia grafica, selezionando la pre</w:t>
+      </w:r>
+      <w:r>
+        <w:t xml:space="preserve">notazione attiva e confermando la propria presenza. Per semplicità, si può supporre che </w:t>
       </w:r>
       <w:r>
         <w:rPr>
@@ -3934,7 +4142,13 @@
         <w:rPr>
           <w:highlight w:val="yellow"/>
         </w:rPr>
-        <w:t>Se il check-in non viene effettuato entro tale intervallo, la prenotazione passa automaticamente nello stato “scaduta” e la postazione viene resa nuovamente disponibile.</w:t>
+        <w:t>Se il check-in non viene effettuato entro ta</w:t>
+      </w:r>
+      <w:r>
+        <w:rPr>
+          <w:highlight w:val="yellow"/>
+        </w:rPr>
+        <w:t>le intervallo, la prenotazione passa automaticamente nello stato “scaduta” e la postazione viene resa nuovamente disponibile.</w:t>
       </w:r>
     </w:p>
     <w:p>
@@ -3956,7 +4170,13 @@
         <w:rPr>
           <w:highlight w:val="yellow"/>
         </w:rPr>
-        <w:t>può consultare in tempo reale la situazione delle sale, visualizzando il numero di postazioni occupate, il numero di postazioni libere e l’elenco delle prenotazioni attive per la giornata corrente.</w:t>
+        <w:t>può consultare in tempo reale la situazione delle sale, visualizzando il nume</w:t>
+      </w:r>
+      <w:r>
+        <w:rPr>
+          <w:highlight w:val="yellow"/>
+        </w:rPr>
+        <w:t>ro di postazioni occupate, il numero di postazioni libere e l’elenco delle prenotazioni attive per la giornata corrente.</w:t>
       </w:r>
       <w:r>
         <w:t xml:space="preserve"> </w:t>
@@ -3978,7 +4198,13 @@
         <w:rPr>
           <w:highlight w:val="yellow"/>
         </w:rPr>
-        <w:t>Ogni studente ha accesso a un profilo personale che consente di consultare le prenotazioni future, quelle passate, quelle annullate ed eventualmente il numero totale di accessi effettuati alla biblioteca.</w:t>
+        <w:t>Ogni studente ha acc</w:t>
+      </w:r>
+      <w:r>
+        <w:rPr>
+          <w:highlight w:val="yellow"/>
+        </w:rPr>
+        <w:t>esso a un profilo personale che consente di consultare le prenotazioni future, quelle passate, quelle annullate ed eventualmente il numero totale di accessi effettuati alla biblioteca.</w:t>
       </w:r>
       <w:r>
         <w:t xml:space="preserve"> </w:t>
@@ -3996,7 +4222,13 @@
         <w:rPr>
           <w:highlight w:val="yellow"/>
         </w:rPr>
-        <w:t xml:space="preserve">possono monitorare l’andamento complessivo del servizio, </w:t>
+        <w:t xml:space="preserve">possono monitorare </w:t>
+      </w:r>
+      <w:r>
+        <w:rPr>
+          <w:highlight w:val="yellow"/>
+        </w:rPr>
+        <w:t xml:space="preserve">l’andamento complessivo del servizio, </w:t>
       </w:r>
       <w:r>
         <w:t>visualizzando il tasso di occupazione delle sale, il numero di prenotazioni giornaliere e il numero di prenotazioni non confermate tramite check-in.</w:t>
@@ -4012,7 +4244,13 @@
         <w:rPr>
           <w:highlight w:val="yellow"/>
         </w:rPr>
-        <w:t>Il sistema dovrà essere accessibile via web sia da desktop che da dispositivi mobili</w:t>
+        <w:t>Il sistema dovrà essere accessibile via web sia da desktop che da dis</w:t>
+      </w:r>
+      <w:r>
+        <w:rPr>
+          <w:highlight w:val="yellow"/>
+        </w:rPr>
+        <w:t>positivi mobili</w:t>
       </w:r>
       <w:r>
         <w:t xml:space="preserve">, con un’interfaccia grafica intuitiva e responsiva. </w:t>
@@ -4048,7 +4286,13 @@
         <w:rPr>
           <w:highlight w:val="yellow"/>
         </w:rPr>
-        <w:t>Il sistema dovrà inoltre garantire la protezione dei dati personali e una corretta gestione dei permessi e delle visibilità tra studenti e bibliotecari.</w:t>
+        <w:t>Il sistema dovrà inoltre</w:t>
+      </w:r>
+      <w:r>
+        <w:rPr>
+          <w:highlight w:val="yellow"/>
+        </w:rPr>
+        <w:t xml:space="preserve"> garantire la protezione dei dati personali e una corretta gestione dei permessi e delle visibilità tra studenti e bibliotecari.</w:t>
       </w:r>
     </w:p>
     <w:p>
@@ -4183,7 +4427,10 @@
       <w:bookmarkStart w:id="21" w:name="_Toc471224120"/>
       <w:bookmarkStart w:id="22" w:name="_Toc471494130"/>
       <w:r>
-        <w:t>Si riporta di seguito una versione revisionata della traccia.</w:t>
+        <w:t xml:space="preserve">Si riporta di seguito una versione </w:t>
+      </w:r>
+      <w:r>
+        <w:t>revisionata della traccia.</w:t>
       </w:r>
     </w:p>
     <w:p>
@@ -4217,7 +4464,13 @@
         <w:rPr>
           <w:i/>
         </w:rPr>
-        <w:t>Di ogni Utente si vuole memorizzare nome, cognome, email istituzionale, numero di matricola o codice identificativo interno, ruolo (Studente o Bibliotecario). Nel caso dello Studente si vuole memorizzare il contatore totale degli accessi effettuati.</w:t>
+        <w:t>Di ogni Utente si vuole memorizzare nome, cognome, email istituzionale, numero di matricola o codice identificativo interno, ruolo (Studente o Bibliotecario). N</w:t>
+      </w:r>
+      <w:r>
+        <w:rPr>
+          <w:i/>
+        </w:rPr>
+        <w:t>el caso dello Studente si vuole memorizzare il contatore totale degli accessi effettuati.</w:t>
       </w:r>
     </w:p>
     <w:p>
@@ -4268,7 +4521,13 @@
         <w:rPr>
           <w:i/>
         </w:rPr>
-        <w:t>Il sistema deve offrire al Bibliotecario una funzionalità per creare e gestire una o più Sale Studio.</w:t>
+        <w:t>Il sistema deve offri</w:t>
+      </w:r>
+      <w:r>
+        <w:rPr>
+          <w:i/>
+        </w:rPr>
+        <w:t>re al Bibliotecario una funzionalità per creare e gestire una o più Sale Studio.</w:t>
       </w:r>
     </w:p>
     <w:p>
@@ -4319,7 +4578,13 @@
         <w:rPr>
           <w:i/>
         </w:rPr>
-        <w:t>Il sistema deve offrire al Bibliotecario una funzionalità per visualizzare, in ogni momento, l'elenco delle Prenotazioni effettuate per ciascuna Sala.</w:t>
+        <w:t xml:space="preserve">Il </w:t>
+      </w:r>
+      <w:r>
+        <w:rPr>
+          <w:i/>
+        </w:rPr>
+        <w:t>sistema deve offrire al Bibliotecario una funzionalità per visualizzare, in ogni momento, l'elenco delle Prenotazioni effettuate per ciascuna Sala.</w:t>
       </w:r>
     </w:p>
     <w:p>
@@ -4336,7 +4601,13 @@
         <w:rPr>
           <w:i/>
         </w:rPr>
-        <w:t>Il sistema deve offrire al Bibliotecario una funzionalità per monitorare, in ogni momento, lo stato delle Prenotazioni effettuate per ciascuna Sala.</w:t>
+        <w:t>Il sistema deve offrire al Bibliotecario una funzionalità per monitorare, in ogni momento, lo stato delle Pr</w:t>
+      </w:r>
+      <w:r>
+        <w:rPr>
+          <w:i/>
+        </w:rPr>
+        <w:t>enotazioni effettuate per ciascuna Sala.</w:t>
       </w:r>
     </w:p>
     <w:p>
@@ -4387,7 +4658,13 @@
         <w:rPr>
           <w:i/>
         </w:rPr>
-        <w:t>Il sistema deve offrire allo Studente una funzionalità per effettuare una Prenotazione.</w:t>
+        <w:t xml:space="preserve">Il </w:t>
+      </w:r>
+      <w:r>
+        <w:rPr>
+          <w:i/>
+        </w:rPr>
+        <w:t>sistema deve offrire allo Studente una funzionalità per effettuare una Prenotazione.</w:t>
       </w:r>
     </w:p>
     <w:p>
@@ -4421,7 +4698,13 @@
         <w:rPr>
           <w:i/>
         </w:rPr>
-        <w:t>Di ogni Postazione si vuole memorizzare un codice identificativo.</w:t>
+        <w:t>Di ogni Postazione si vuole memorizzare u</w:t>
+      </w:r>
+      <w:r>
+        <w:rPr>
+          <w:i/>
+        </w:rPr>
+        <w:t>n codice identificativo.</w:t>
       </w:r>
     </w:p>
     <w:p>
@@ -4489,7 +4772,13 @@
         <w:rPr>
           <w:i/>
         </w:rPr>
-        <w:t>Il sistema deve offrire allo Studente una funzionalità per annullare una Prenotazione entro un certo limite temporale precedente all'inizio della fascia oraria prenotata.</w:t>
+        <w:t>Il sistema deve offrire allo Studente una funzionalità per annullare una Prenotazione entro un certo limite temporale precedente all'inizio dell</w:t>
+      </w:r>
+      <w:r>
+        <w:rPr>
+          <w:i/>
+        </w:rPr>
+        <w:t>a fascia oraria prenotata.</w:t>
       </w:r>
     </w:p>
     <w:p>
@@ -4523,7 +4812,13 @@
         <w:rPr>
           <w:i/>
         </w:rPr>
-        <w:t>Il sistema deve offrire allo Studente una funzionalità per effettuare il check-in della propria Prenotazione.</w:t>
+        <w:t>Il sistema deve offrire allo Studente una funzionalità per effettuare il check-in della propr</w:t>
+      </w:r>
+      <w:r>
+        <w:rPr>
+          <w:i/>
+        </w:rPr>
+        <w:t>ia Prenotazione.</w:t>
       </w:r>
     </w:p>
     <w:p>
@@ -4557,7 +4852,13 @@
         <w:rPr>
           <w:i/>
         </w:rPr>
-        <w:t>Il sistema deve modificare automaticamente lo stato della Prenotazione in “scaduta” e rendere nuovamente disponibile la Postazione qualora il check-in non venga effettuato entro il limite temporale previsto.</w:t>
+        <w:t>Il sistema deve modificare automaticamente lo stato della Prenotazione in “scaduta” e rendere nuovamente disponibile la Postazi</w:t>
+      </w:r>
+      <w:r>
+        <w:rPr>
+          <w:i/>
+        </w:rPr>
+        <w:t>one qualora il check-in non venga effettuato entro il limite temporale previsto.</w:t>
       </w:r>
     </w:p>
     <w:p>
@@ -4591,7 +4892,13 @@
         <w:rPr>
           <w:i/>
         </w:rPr>
-        <w:t>Il sistema deve offrire al Bibliotecario una funzionalità per visualizzare l'elenco delle Prenotazioni attive per la giornata corrente.</w:t>
+        <w:t>Il sistema deve offrire al Bibliotecario una funzionalit</w:t>
+      </w:r>
+      <w:r>
+        <w:rPr>
+          <w:i/>
+        </w:rPr>
+        <w:t>à per visualizzare l'elenco delle Prenotazioni attive per la giornata corrente.</w:t>
       </w:r>
     </w:p>
     <w:p>
@@ -4625,7 +4932,13 @@
         <w:rPr>
           <w:i/>
         </w:rPr>
-        <w:t>Il sistema deve offrire allo Studente una funzionalità per consultare il numero totale di accessi effettuati alla biblioteca.</w:t>
+        <w:t>Il sistema deve o</w:t>
+      </w:r>
+      <w:r>
+        <w:rPr>
+          <w:i/>
+        </w:rPr>
+        <w:t>ffrire allo Studente una funzionalità per consultare il numero totale di accessi effettuati alla biblioteca.</w:t>
       </w:r>
     </w:p>
     <w:p>
@@ -4660,7 +4973,13 @@
         <w:rPr>
           <w:i/>
         </w:rPr>
-        <w:t>Il sistema deve essere accessibile via web sia da desktop che da dispositivi mobili.</w:t>
+        <w:t>Il sistema deve essere accessibile v</w:t>
+      </w:r>
+      <w:r>
+        <w:rPr>
+          <w:i/>
+        </w:rPr>
+        <w:t>ia web sia da desktop che da dispositivi mobili.</w:t>
       </w:r>
     </w:p>
     <w:p>
@@ -4694,7 +5013,13 @@
         <w:rPr>
           <w:i/>
         </w:rPr>
-        <w:t>Il sistema deve garantire la protezione dei dati personali.</w:t>
+        <w:t>Il sistema deve garantire la protezio</w:t>
+      </w:r>
+      <w:r>
+        <w:rPr>
+          <w:i/>
+        </w:rPr>
+        <w:t>ne dei dati personali.</w:t>
       </w:r>
     </w:p>
     <w:p>
@@ -4888,7 +5213,13 @@
               <w:rPr>
                 <w:rFonts w:eastAsia="Cambria"/>
               </w:rPr>
-              <w:t>Persona che interagisce con il sistema come esterno, ossia prima di aver effettuato l’autenticazione</w:t>
+              <w:t>Persona che interagisce con il sistema come esterno, ossia</w:t>
+            </w:r>
+            <w:r>
+              <w:rPr>
+                <w:rFonts w:eastAsia="Cambria"/>
+              </w:rPr>
+              <w:t xml:space="preserve"> prima di aver effettuato l’autenticazione</w:t>
             </w:r>
           </w:p>
         </w:tc>
@@ -5011,7 +5342,16 @@
                 <w:sz w:val="22"/>
                 <w:szCs w:val="22"/>
               </w:rPr>
-              <w:t>Utente autenticato specializzato nel ruolo di Bibliotecario, responsabile della creazione e gestione delle Aule Studio e del monitoraggio del servizio</w:t>
+              <w:t xml:space="preserve">Utente autenticato specializzato nel ruolo di Bibliotecario, </w:t>
+            </w:r>
+            <w:r>
+              <w:rPr>
+                <w:rFonts w:ascii="Arial" w:hAnsi="Arial" w:cs="Arial"/>
+                <w:color w:val="000000"/>
+                <w:sz w:val="22"/>
+                <w:szCs w:val="22"/>
+              </w:rPr>
+              <w:t>responsabile della creazione e gestione delle Aule Studio e del monitoraggio del servizio</w:t>
             </w:r>
           </w:p>
         </w:tc>
@@ -5271,7 +5611,16 @@
                 <w:sz w:val="22"/>
                 <w:szCs w:val="22"/>
               </w:rPr>
-              <w:t>Atto formale che consente ad uno Studente di confermare la propria presenza per la Prenotazione effettuata</w:t>
+              <w:t>Atto formal</w:t>
+            </w:r>
+            <w:r>
+              <w:rPr>
+                <w:rFonts w:ascii="Arial" w:hAnsi="Arial" w:cs="Arial"/>
+                <w:color w:val="000000"/>
+                <w:sz w:val="22"/>
+                <w:szCs w:val="22"/>
+              </w:rPr>
+              <w:t>e che consente ad uno Studente di confermare la propria presenza per la Prenotazione effettuata</w:t>
             </w:r>
           </w:p>
         </w:tc>
@@ -5412,7 +5761,16 @@
                 <w:sz w:val="22"/>
                 <w:szCs w:val="22"/>
               </w:rPr>
-              <w:t>Funzione offerta dal servizio di Notifiche che consente di informare gli Studenti di eventi legati alla propria Prenotazione (conferma, annullamento…)</w:t>
+              <w:t xml:space="preserve">Funzione offerta dal servizio di </w:t>
+            </w:r>
+            <w:r>
+              <w:rPr>
+                <w:rFonts w:ascii="Arial" w:hAnsi="Arial" w:cs="Arial"/>
+                <w:color w:val="000000"/>
+                <w:sz w:val="22"/>
+                <w:szCs w:val="22"/>
+              </w:rPr>
+              <w:t>Notifiche che consente di informare gli Studenti di eventi legati alla propria Prenotazione (conferma, annullamento…)</w:t>
             </w:r>
           </w:p>
         </w:tc>
@@ -5643,7 +6001,13 @@
               <w:rPr>
                 <w:rFonts w:ascii="Costantina" w:eastAsia="Times New Roman" w:hAnsi="Costantina" w:cs="Times New Roman"/>
               </w:rPr>
-              <w:t>Il sistema deve offrire all’Utente una funzionalità per registrarsi</w:t>
+              <w:t xml:space="preserve">Il sistema </w:t>
+            </w:r>
+            <w:r>
+              <w:rPr>
+                <w:rFonts w:ascii="Costantina" w:eastAsia="Times New Roman" w:hAnsi="Costantina" w:cs="Times New Roman"/>
+              </w:rPr>
+              <w:t>deve offrire all’Utente una funzionalità per registrarsi</w:t>
             </w:r>
           </w:p>
         </w:tc>
@@ -5703,7 +6067,7 @@
           <w:p>
             <w:pPr>
               <w:rPr>
-                <w:rFonts w:ascii="Costantina" w:hAnsi="Costantina" w:cs="Arial" w:hint="eastAsia"/>
+                <w:rFonts w:ascii="Costantina" w:hAnsi="Costantina" w:cs="Arial"/>
                 <w:color w:val="000000"/>
               </w:rPr>
             </w:pPr>
@@ -5773,7 +6137,7 @@
           <w:p>
             <w:pPr>
               <w:rPr>
-                <w:rFonts w:ascii="Costantina" w:hAnsi="Costantina" w:cs="Arial" w:hint="eastAsia"/>
+                <w:rFonts w:ascii="Costantina" w:hAnsi="Costantina" w:cs="Arial"/>
                 <w:color w:val="000000"/>
               </w:rPr>
             </w:pPr>
@@ -5848,7 +6212,13 @@
               <w:rPr>
                 <w:rFonts w:ascii="Costantina" w:eastAsia="Times New Roman" w:hAnsi="Costantina" w:cs="Times New Roman"/>
               </w:rPr>
-              <w:t>Il sistema deve offrire al Bibliotecario una funzionalità per creare e gestire una o più Sale Studio</w:t>
+              <w:t xml:space="preserve">Il sistema deve offrire al </w:t>
+            </w:r>
+            <w:r>
+              <w:rPr>
+                <w:rFonts w:ascii="Costantina" w:eastAsia="Times New Roman" w:hAnsi="Costantina" w:cs="Times New Roman"/>
+              </w:rPr>
+              <w:t>Bibliotecario una funzionalità per creare e gestire una o più Sale Studio</w:t>
             </w:r>
           </w:p>
         </w:tc>
@@ -5984,7 +6354,14 @@
                 <w:rFonts w:ascii="Costantina" w:eastAsia="Times New Roman" w:hAnsi="Costantina" w:cs="Arial"/>
                 <w:color w:val="000000"/>
               </w:rPr>
-              <w:t>Il sistema deve offrire al Bibliotecario una funzionalità per monitorare, in ogni momento, lo stato delle Prenotazioni effettuate per ciascuna Sala</w:t>
+              <w:t xml:space="preserve">Il sistema deve </w:t>
+            </w:r>
+            <w:r>
+              <w:rPr>
+                <w:rFonts w:ascii="Costantina" w:eastAsia="Times New Roman" w:hAnsi="Costantina" w:cs="Arial"/>
+                <w:color w:val="000000"/>
+              </w:rPr>
+              <w:t>offrire al Bibliotecario una funzionalità per monitorare, in ogni momento, lo stato delle Prenotazioni effettuate per ciascuna Sala</w:t>
             </w:r>
           </w:p>
         </w:tc>
@@ -6125,7 +6502,14 @@
                 <w:rFonts w:ascii="Costantina" w:hAnsi="Costantina" w:cs="Arial"/>
                 <w:color w:val="000000"/>
               </w:rPr>
-              <w:t>Il sistema deve offrire allo Studente una funzionalità per verificare, per ciascun giorno, le fasce orarie prenotabili</w:t>
+              <w:t xml:space="preserve">Il sistema deve </w:t>
+            </w:r>
+            <w:r>
+              <w:rPr>
+                <w:rFonts w:ascii="Costantina" w:hAnsi="Costantina" w:cs="Arial"/>
+                <w:color w:val="000000"/>
+              </w:rPr>
+              <w:t>offrire allo Studente una funzionalità per verificare, per ciascun giorno, le fasce orarie prenotabili</w:t>
             </w:r>
           </w:p>
         </w:tc>
@@ -6265,7 +6649,14 @@
                 <w:rFonts w:ascii="Costantina" w:hAnsi="Costantina" w:cs="Arial"/>
                 <w:color w:val="000000"/>
               </w:rPr>
-              <w:t>Il sistema deve impedire che una stessa postazione venga assegnata contemporaneamente a più Studenti nella medesima fascia oraria</w:t>
+              <w:t xml:space="preserve">Il sistema deve impedire che una stessa </w:t>
+            </w:r>
+            <w:r>
+              <w:rPr>
+                <w:rFonts w:ascii="Costantina" w:hAnsi="Costantina" w:cs="Arial"/>
+                <w:color w:val="000000"/>
+              </w:rPr>
+              <w:t>postazione venga assegnata contemporaneamente a più Studenti nella medesima fascia oraria</w:t>
             </w:r>
           </w:p>
         </w:tc>
@@ -6404,7 +6795,14 @@
                 <w:rFonts w:ascii="Costantina" w:hAnsi="Costantina" w:cs="Arial"/>
                 <w:color w:val="000000"/>
               </w:rPr>
-              <w:t>Il sistema deve offrire allo Studente una funzionalità per visualizzare l'elenco delle Prenotazioni effettuate</w:t>
+              <w:t xml:space="preserve">Il sistema deve offrire allo Studente una </w:t>
+            </w:r>
+            <w:r>
+              <w:rPr>
+                <w:rFonts w:ascii="Costantina" w:hAnsi="Costantina" w:cs="Arial"/>
+                <w:color w:val="000000"/>
+              </w:rPr>
+              <w:t>funzionalità per visualizzare l'elenco delle Prenotazioni effettuate</w:t>
             </w:r>
           </w:p>
         </w:tc>
@@ -6757,7 +7155,14 @@
                 <w:rFonts w:ascii="Costantina" w:hAnsi="Costantina" w:cs="Arial"/>
                 <w:color w:val="000000"/>
               </w:rPr>
-              <w:t>Il sistema deve modificare automaticamente lo stato della Prenotazione in “scaduta” e rendere nuovamente disponibile la Postazione qualora il check-in non venga effettuato entro il limite temporale previsto</w:t>
+              <w:t>Il sistema deve modificare automaticamente lo stato della Prenotazione in “scaduta” e rendere nuovamente disponibile la Postazione</w:t>
+            </w:r>
+            <w:r>
+              <w:rPr>
+                <w:rFonts w:ascii="Costantina" w:hAnsi="Costantina" w:cs="Arial"/>
+                <w:color w:val="000000"/>
+              </w:rPr>
+              <w:t xml:space="preserve"> qualora il check-in non venga effettuato entro il limite temporale previsto</w:t>
             </w:r>
           </w:p>
         </w:tc>
@@ -6899,7 +7304,14 @@
                 <w:rFonts w:ascii="Costantina" w:hAnsi="Costantina" w:cs="Arial"/>
                 <w:color w:val="000000"/>
               </w:rPr>
-              <w:t>Il sistema deve offrire al Bibliotecario una funzionalità per visualizzare l'elenco delle Prenotazioni attive per la giornata corrente</w:t>
+              <w:t xml:space="preserve">Il sistema deve offrire al Bibliotecario </w:t>
+            </w:r>
+            <w:r>
+              <w:rPr>
+                <w:rFonts w:ascii="Costantina" w:hAnsi="Costantina" w:cs="Arial"/>
+                <w:color w:val="000000"/>
+              </w:rPr>
+              <w:t>una funzionalità per visualizzare l'elenco delle Prenotazioni attive per la giornata corrente</w:t>
             </w:r>
           </w:p>
         </w:tc>
@@ -6969,7 +7381,14 @@
                 <w:rFonts w:ascii="Costantina" w:hAnsi="Costantina" w:cs="Arial"/>
                 <w:color w:val="000000"/>
               </w:rPr>
-              <w:t>Il sistema deve offrire al Bibliotecario una funzionalità per accedere ad uno storico delle Prenotazioni effettuate per ciascuna Sala e per ciascuno Studente</w:t>
+              <w:t>Il sistema deve offrire al Bibliotecario una funzionalità per accedere ad uno storico delle Prenotazioni effettuate per ciascuna Sala e per ciascuno Stud</w:t>
+            </w:r>
+            <w:r>
+              <w:rPr>
+                <w:rFonts w:ascii="Costantina" w:hAnsi="Costantina" w:cs="Arial"/>
+                <w:color w:val="000000"/>
+              </w:rPr>
+              <w:t>ente</w:t>
             </w:r>
           </w:p>
         </w:tc>
@@ -7110,7 +7529,14 @@
                 <w:rFonts w:ascii="Costantina" w:hAnsi="Costantina" w:cs="Arial"/>
                 <w:color w:val="000000"/>
               </w:rPr>
-              <w:t>Il sistema deve fornire al Bibliotecario una funzionalità per monitorare l'andamento complessivo del servizio</w:t>
+              <w:t xml:space="preserve">Il sistema deve fornire al Bibliotecario una funzionalità per monitorare l'andamento complessivo del </w:t>
+            </w:r>
+            <w:r>
+              <w:rPr>
+                <w:rFonts w:ascii="Costantina" w:hAnsi="Costantina" w:cs="Arial"/>
+                <w:color w:val="000000"/>
+              </w:rPr>
+              <w:t>servizio</w:t>
             </w:r>
           </w:p>
         </w:tc>
@@ -7344,7 +7770,16 @@
                 <w:bCs/>
                 <w:color w:val="FFFFFF" w:themeColor="background1"/>
               </w:rPr>
-              <w:t>Origine (n. frase dei requisiti revisionati)</w:t>
+              <w:t xml:space="preserve">Origine (n. frase dei </w:t>
+            </w:r>
+            <w:r>
+              <w:rPr>
+                <w:rFonts w:ascii="Costantina" w:eastAsia="Times New Roman" w:hAnsi="Costantina" w:cs="Times New Roman"/>
+                <w:b/>
+                <w:bCs/>
+                <w:color w:val="FFFFFF" w:themeColor="background1"/>
+              </w:rPr>
+              <w:t>requisiti revisionati)</w:t>
             </w:r>
           </w:p>
         </w:tc>
@@ -7392,7 +7827,14 @@
                 <w:rFonts w:ascii="Costantina" w:eastAsia="Times New Roman" w:hAnsi="Costantina" w:cs="Arial"/>
                 <w:color w:val="000000"/>
               </w:rPr>
-              <w:t>Di ogni Utente si vuole memorizzare nome, cognome, email istituzionale, numero di matricola o codice identificativo interno, ruolo (Studente o Bibliotecario). Nel caso dello Studente si vuole memorizzare il contatore totale degli accessi effettuati</w:t>
+              <w:t>Di ogni Utente si vuole memorizzare nome, cognome, email istituzionale, numero di matricola o codice identificativo interno, ruolo (Studente o Bibliotecario). Nel caso dello Studente si vuole memorizzare il contatore totale deg</w:t>
+            </w:r>
+            <w:r>
+              <w:rPr>
+                <w:rFonts w:ascii="Costantina" w:eastAsia="Times New Roman" w:hAnsi="Costantina" w:cs="Arial"/>
+                <w:color w:val="000000"/>
+              </w:rPr>
+              <w:t>li accessi effettuati</w:t>
             </w:r>
           </w:p>
         </w:tc>
@@ -7608,7 +8050,14 @@
                 <w:rFonts w:ascii="Costantina" w:hAnsi="Costantina" w:cs="Arial"/>
                 <w:color w:val="000000"/>
               </w:rPr>
-              <w:t>Di ogni Prenotazione si vuole memorizzare la Sala, la data, la fascia oraria, l'eventuale area o Postazione specifica e lo stato</w:t>
+              <w:t xml:space="preserve">Di ogni Prenotazione si vuole </w:t>
+            </w:r>
+            <w:r>
+              <w:rPr>
+                <w:rFonts w:ascii="Costantina" w:hAnsi="Costantina" w:cs="Arial"/>
+                <w:color w:val="000000"/>
+              </w:rPr>
+              <w:t>memorizzare la Sala, la data, la fascia oraria, l'eventuale area o Postazione specifica e lo stato</w:t>
             </w:r>
           </w:p>
         </w:tc>
@@ -7721,7 +8170,10 @@
       </w:pPr>
       <w:r>
         <w:lastRenderedPageBreak/>
-        <w:t>Requisiti Non Funzionali di Qualità (si può fare riferimento alle caratteristiche dello Standard ISO 25010)</w:t>
+        <w:t xml:space="preserve">Requisiti Non Funzionali di Qualità (si può fare riferimento alle </w:t>
+      </w:r>
+      <w:r>
+        <w:t>caratteristiche dello Standard ISO 25010)</w:t>
       </w:r>
     </w:p>
     <w:p/>
@@ -7748,7 +8200,7 @@
           <w:p>
             <w:pPr>
               <w:rPr>
-                <w:rFonts w:ascii="Costantina" w:hAnsi="Costantina" w:hint="eastAsia"/>
+                <w:rFonts w:ascii="Costantina" w:hAnsi="Costantina"/>
               </w:rPr>
             </w:pPr>
             <w:r>
@@ -7766,7 +8218,7 @@
           <w:p>
             <w:pPr>
               <w:rPr>
-                <w:rFonts w:ascii="Costantina" w:hAnsi="Costantina" w:hint="eastAsia"/>
+                <w:rFonts w:ascii="Costantina" w:hAnsi="Costantina"/>
               </w:rPr>
             </w:pPr>
             <w:r>
@@ -7784,7 +8236,7 @@
           <w:p>
             <w:pPr>
               <w:rPr>
-                <w:rFonts w:ascii="Costantina" w:hAnsi="Costantina" w:hint="eastAsia"/>
+                <w:rFonts w:ascii="Costantina" w:hAnsi="Costantina"/>
               </w:rPr>
             </w:pPr>
             <w:r>
@@ -7802,7 +8254,7 @@
           <w:p>
             <w:pPr>
               <w:rPr>
-                <w:rFonts w:ascii="Costantina" w:hAnsi="Costantina" w:hint="eastAsia"/>
+                <w:rFonts w:ascii="Costantina" w:hAnsi="Costantina"/>
               </w:rPr>
             </w:pPr>
             <w:r>
@@ -7820,7 +8272,7 @@
           <w:p>
             <w:pPr>
               <w:rPr>
-                <w:rFonts w:ascii="Costantina" w:hAnsi="Costantina" w:hint="eastAsia"/>
+                <w:rFonts w:ascii="Costantina" w:hAnsi="Costantina"/>
               </w:rPr>
             </w:pPr>
             <w:r>
@@ -7838,7 +8290,7 @@
           <w:p>
             <w:pPr>
               <w:rPr>
-                <w:rFonts w:ascii="Costantina" w:hAnsi="Costantina" w:hint="eastAsia"/>
+                <w:rFonts w:ascii="Costantina" w:hAnsi="Costantina"/>
               </w:rPr>
             </w:pPr>
             <w:r>
@@ -7859,7 +8311,7 @@
           <w:p>
             <w:pPr>
               <w:rPr>
-                <w:rFonts w:ascii="Costantina" w:hAnsi="Costantina" w:hint="eastAsia"/>
+                <w:rFonts w:ascii="Costantina" w:hAnsi="Costantina"/>
                 <w:b/>
                 <w:bCs/>
               </w:rPr>
@@ -7898,7 +8350,7 @@
           <w:p>
             <w:pPr>
               <w:rPr>
-                <w:rFonts w:ascii="Costantina" w:hAnsi="Costantina" w:hint="eastAsia"/>
+                <w:rFonts w:ascii="Costantina" w:hAnsi="Costantina"/>
               </w:rPr>
             </w:pPr>
           </w:p>
@@ -7953,7 +8405,7 @@
           <w:p>
             <w:pPr>
               <w:rPr>
-                <w:rFonts w:ascii="Costantina" w:hAnsi="Costantina" w:hint="eastAsia"/>
+                <w:rFonts w:ascii="Costantina" w:hAnsi="Costantina"/>
               </w:rPr>
             </w:pPr>
             <w:r>
@@ -7996,7 +8448,7 @@
           <w:p>
             <w:pPr>
               <w:rPr>
-                <w:rFonts w:ascii="Costantina" w:hAnsi="Costantina" w:hint="eastAsia"/>
+                <w:rFonts w:ascii="Costantina" w:hAnsi="Costantina"/>
                 <w:b/>
                 <w:bCs/>
               </w:rPr>
@@ -8040,7 +8492,7 @@
           <w:p>
             <w:pPr>
               <w:rPr>
-                <w:rFonts w:ascii="Costantina" w:hAnsi="Costantina" w:hint="eastAsia"/>
+                <w:rFonts w:ascii="Costantina" w:hAnsi="Costantina"/>
               </w:rPr>
             </w:pPr>
             <w:r>
@@ -8080,7 +8532,7 @@
           <w:p>
             <w:pPr>
               <w:rPr>
-                <w:rFonts w:ascii="Costantina" w:hAnsi="Costantina" w:hint="eastAsia"/>
+                <w:rFonts w:ascii="Costantina" w:hAnsi="Costantina"/>
               </w:rPr>
             </w:pPr>
             <w:r>
@@ -8108,7 +8560,14 @@
                 <w:rFonts w:ascii="Costantina" w:hAnsi="Costantina" w:cs="Arial"/>
                 <w:color w:val="000000"/>
               </w:rPr>
-              <w:t>Load test, stress testing</w:t>
+              <w:t>Loa</w:t>
+            </w:r>
+            <w:r>
+              <w:rPr>
+                <w:rFonts w:ascii="Costantina" w:hAnsi="Costantina" w:cs="Arial"/>
+                <w:color w:val="000000"/>
+              </w:rPr>
+              <w:t>d test, stress testing</w:t>
             </w:r>
           </w:p>
         </w:tc>
@@ -8145,7 +8604,7 @@
           <w:p>
             <w:pPr>
               <w:rPr>
-                <w:rFonts w:ascii="Costantina" w:hAnsi="Costantina" w:hint="eastAsia"/>
+                <w:rFonts w:ascii="Costantina" w:hAnsi="Costantina"/>
               </w:rPr>
             </w:pPr>
             <w:r>
@@ -8204,7 +8663,7 @@
           <w:p>
             <w:pPr>
               <w:rPr>
-                <w:rFonts w:ascii="Costantina" w:hAnsi="Costantina" w:hint="eastAsia"/>
+                <w:rFonts w:ascii="Costantina" w:hAnsi="Costantina"/>
               </w:rPr>
             </w:pPr>
             <w:r>
@@ -8246,7 +8705,7 @@
           <w:p>
             <w:pPr>
               <w:rPr>
-                <w:rFonts w:ascii="Costantina" w:hAnsi="Costantina" w:hint="eastAsia"/>
+                <w:rFonts w:ascii="Costantina" w:hAnsi="Costantina"/>
                 <w:b/>
                 <w:bCs/>
               </w:rPr>
@@ -8271,7 +8730,7 @@
           <w:p>
             <w:pPr>
               <w:rPr>
-                <w:rFonts w:ascii="Costantina" w:hAnsi="Costantina" w:hint="eastAsia"/>
+                <w:rFonts w:ascii="Costantina" w:hAnsi="Costantina"/>
               </w:rPr>
             </w:pPr>
             <w:r>
@@ -8301,7 +8760,14 @@
                 <w:rFonts w:ascii="Costantina" w:hAnsi="Costantina" w:cs="Arial"/>
                 <w:color w:val="000000"/>
               </w:rPr>
-              <w:t>Il sistema deve applicare un controllo degli accessi basato sui ruoli separando le funzionalità tra Studente e Bibliotecario</w:t>
+              <w:t xml:space="preserve">Il sistema deve </w:t>
+            </w:r>
+            <w:r>
+              <w:rPr>
+                <w:rFonts w:ascii="Costantina" w:hAnsi="Costantina" w:cs="Arial"/>
+                <w:color w:val="000000"/>
+              </w:rPr>
+              <w:t>applicare un controllo degli accessi basato sui ruoli separando le funzionalità tra Studente e Bibliotecario</w:t>
             </w:r>
           </w:p>
         </w:tc>
@@ -8436,7 +8902,14 @@
                 <w:rFonts w:ascii="Costantina" w:hAnsi="Costantina" w:cs="Arial"/>
                 <w:color w:val="000000"/>
               </w:rPr>
-              <w:t>Il sistema deve permettere agli Studenti di completare una Prenotazione in modo intuitivo</w:t>
+              <w:t>Il siste</w:t>
+            </w:r>
+            <w:r>
+              <w:rPr>
+                <w:rFonts w:ascii="Costantina" w:hAnsi="Costantina" w:cs="Arial"/>
+                <w:color w:val="000000"/>
+              </w:rPr>
+              <w:t>ma deve permettere agli Studenti di completare una Prenotazione in modo intuitivo</w:t>
             </w:r>
           </w:p>
         </w:tc>
@@ -8538,7 +9011,7 @@
           <w:p>
             <w:pPr>
               <w:rPr>
-                <w:rFonts w:ascii="Costantina" w:hAnsi="Costantina" w:hint="eastAsia"/>
+                <w:rFonts w:ascii="Costantina" w:hAnsi="Costantina"/>
               </w:rPr>
             </w:pPr>
             <w:r>
@@ -8567,7 +9040,14 @@
                 <w:rFonts w:ascii="Costantina" w:hAnsi="Costantina" w:cs="Arial"/>
                 <w:color w:val="000000"/>
               </w:rPr>
-              <w:t>Il sistema deve essere accessibile via web sia da desktop che da dispositivi mobili</w:t>
+              <w:t xml:space="preserve">Il sistema deve essere accessibile via web sia da desktop che da dispositivi </w:t>
+            </w:r>
+            <w:r>
+              <w:rPr>
+                <w:rFonts w:ascii="Costantina" w:hAnsi="Costantina" w:cs="Arial"/>
+                <w:color w:val="000000"/>
+              </w:rPr>
+              <w:t>mobili</w:t>
             </w:r>
           </w:p>
         </w:tc>
@@ -8930,7 +9410,16 @@
                 <w:bCs/>
                 <w:color w:val="FFFFFF" w:themeColor="background1"/>
               </w:rPr>
-              <w:t>Origine (n. frase dei requisiti revisionati)</w:t>
+              <w:t xml:space="preserve">Origine (n. </w:t>
+            </w:r>
+            <w:r>
+              <w:rPr>
+                <w:rFonts w:ascii="Constantia" w:eastAsia="Times New Roman" w:hAnsi="Constantia" w:cs="Times New Roman"/>
+                <w:b/>
+                <w:bCs/>
+                <w:color w:val="FFFFFF" w:themeColor="background1"/>
+              </w:rPr>
+              <w:t>frase dei requisiti revisionati)</w:t>
             </w:r>
           </w:p>
         </w:tc>
@@ -9044,7 +9533,14 @@
                 <w:rFonts w:ascii="Costantina" w:hAnsi="Costantina" w:cs="Arial"/>
                 <w:color w:val="000000"/>
               </w:rPr>
-              <w:t>Il sistema deve consentire il check-in entro un intervallo di tempo limitato rispetto all’orario di inizio della Prenotazione </w:t>
+              <w:t>Il sistema deve consentire il check-in entro un intervallo di temp</w:t>
+            </w:r>
+            <w:r>
+              <w:rPr>
+                <w:rFonts w:ascii="Costantina" w:hAnsi="Costantina" w:cs="Arial"/>
+                <w:color w:val="000000"/>
+              </w:rPr>
+              <w:t>o limitato rispetto all’orario di inizio della Prenotazione </w:t>
             </w:r>
           </w:p>
         </w:tc>
@@ -13772,7 +14268,13 @@
               <w:rPr>
                 <w:rFonts w:ascii="Times New Roman" w:eastAsia="Cambria" w:hAnsi="Times New Roman" w:cs="Times New Roman"/>
               </w:rPr>
-              <w:t>Un Utente richiede la registrazione per ottenere l’accesso ai servizi del sistema</w:t>
+              <w:t xml:space="preserve">Un Utente richiede la </w:t>
+            </w:r>
+            <w:r>
+              <w:rPr>
+                <w:rFonts w:ascii="Times New Roman" w:eastAsia="Cambria" w:hAnsi="Times New Roman" w:cs="Times New Roman"/>
+              </w:rPr>
+              <w:t>registrazione per ottenere l’accesso ai servizi del sistema</w:t>
             </w:r>
           </w:p>
         </w:tc>
@@ -13908,7 +14410,35 @@
                 <w:rFonts w:ascii="Times New Roman" w:eastAsia="Cambria" w:hAnsi="Times New Roman"/>
                 <w:szCs w:val="21"/>
               </w:rPr>
-              <w:t>L’Utente deve specificare il proprio ruolo, scegliendo tra Studente o Bibliotecario, oltre a fornire nome, cognome, email istituzionale e numero di matricola o codice identificativo interno</w:t>
+              <w:t>L’Utente deve specificare il proprio ruolo, scegliendo tra Studente o Bibliotecario,</w:t>
+            </w:r>
+            <w:r>
+              <w:rPr>
+                <w:rFonts w:ascii="Times New Roman" w:eastAsia="Cambria" w:hAnsi="Times New Roman"/>
+                <w:szCs w:val="21"/>
+              </w:rPr>
+              <w:t xml:space="preserve"> oltre a fornire no</w:t>
+            </w:r>
+            <w:r>
+              <w:rPr>
+                <w:rFonts w:ascii="Times New Roman" w:eastAsia="Cambria" w:hAnsi="Times New Roman"/>
+                <w:szCs w:val="21"/>
+              </w:rPr>
+              <w:t>me, cognome, email, password e</w:t>
+            </w:r>
+            <w:r>
+              <w:rPr>
+                <w:rFonts w:ascii="Times New Roman" w:eastAsia="Cambria" w:hAnsi="Times New Roman"/>
+                <w:szCs w:val="21"/>
+              </w:rPr>
+              <w:t xml:space="preserve"> matricola</w:t>
+            </w:r>
+            <w:r>
+              <w:rPr>
+                <w:rFonts w:ascii="Times New Roman" w:eastAsia="Cambria" w:hAnsi="Times New Roman"/>
+                <w:szCs w:val="21"/>
+              </w:rPr>
+              <w:t xml:space="preserve"> o codice identificativo</w:t>
             </w:r>
           </w:p>
           <w:p>
@@ -13994,7 +14524,21 @@
                 <w:rFonts w:ascii="Times New Roman" w:eastAsia="Cambria" w:hAnsi="Times New Roman"/>
                 <w:szCs w:val="21"/>
               </w:rPr>
-              <w:t>Il sistema controlla che l’email istituzionale non sia già registrata</w:t>
+              <w:t>Il sist</w:t>
+            </w:r>
+            <w:r>
+              <w:rPr>
+                <w:rFonts w:ascii="Times New Roman" w:eastAsia="Cambria" w:hAnsi="Times New Roman"/>
+                <w:szCs w:val="21"/>
+              </w:rPr>
+              <w:t>ema controlla che l’email</w:t>
+            </w:r>
+            <w:r>
+              <w:rPr>
+                <w:rFonts w:ascii="Times New Roman" w:eastAsia="Cambria" w:hAnsi="Times New Roman"/>
+                <w:szCs w:val="21"/>
+              </w:rPr>
+              <w:t xml:space="preserve"> non sia già registrata</w:t>
             </w:r>
           </w:p>
           <w:p>
@@ -14048,7 +14592,49 @@
               <w:rPr>
                 <w:rFonts w:ascii="Times New Roman" w:eastAsia="Cambria" w:hAnsi="Times New Roman" w:cs="Times New Roman"/>
               </w:rPr>
-              <w:t>Il sistema controlla che il numero di matricola non sia già registrato</w:t>
+              <w:t>Il si</w:t>
+            </w:r>
+            <w:r>
+              <w:rPr>
+                <w:rFonts w:ascii="Times New Roman" w:eastAsia="Cambria" w:hAnsi="Times New Roman" w:cs="Times New Roman"/>
+              </w:rPr>
+              <w:t>stema controlla che la</w:t>
+            </w:r>
+            <w:r>
+              <w:rPr>
+                <w:rFonts w:ascii="Times New Roman" w:eastAsia="Cambria" w:hAnsi="Times New Roman" w:cs="Times New Roman"/>
+              </w:rPr>
+              <w:t xml:space="preserve"> matricola</w:t>
+            </w:r>
+            <w:r>
+              <w:rPr>
+                <w:rFonts w:ascii="Times New Roman" w:eastAsia="Cambria" w:hAnsi="Times New Roman" w:cs="Times New Roman"/>
+              </w:rPr>
+              <w:t xml:space="preserve"> o il codice</w:t>
+            </w:r>
+            <w:r>
+              <w:rPr>
+                <w:rFonts w:ascii="Times New Roman" w:eastAsia="Cambria" w:hAnsi="Times New Roman" w:cs="Times New Roman"/>
+              </w:rPr>
+              <w:t xml:space="preserve"> </w:t>
+            </w:r>
+            <w:r>
+              <w:rPr>
+                <w:rFonts w:ascii="Times New Roman" w:eastAsia="Cambria" w:hAnsi="Times New Roman" w:cs="Times New Roman"/>
+              </w:rPr>
+              <w:t xml:space="preserve">identificativo </w:t>
+            </w:r>
+            <w:r>
+              <w:rPr>
+                <w:rFonts w:ascii="Times New Roman" w:eastAsia="Cambria" w:hAnsi="Times New Roman" w:cs="Times New Roman"/>
+              </w:rPr>
+              <w:t>non sia</w:t>
+            </w:r>
+            <w:r>
+              <w:rPr>
+                <w:rFonts w:ascii="Times New Roman" w:eastAsia="Cambria" w:hAnsi="Times New Roman" w:cs="Times New Roman"/>
+              </w:rPr>
+              <w:t>no già registrati</w:t>
             </w:r>
           </w:p>
           <w:p>
@@ -14148,7 +14734,14 @@
                 <w:rFonts w:ascii="Times New Roman" w:eastAsia="Cambria" w:hAnsi="Times New Roman" w:cs="Times New Roman"/>
                 <w:iCs/>
               </w:rPr>
-              <w:t>Il sistema ha memorizzato i dati inseriti e l’Utente può effettuare l’accesso</w:t>
+              <w:t>Il sistema ha memor</w:t>
+            </w:r>
+            <w:r>
+              <w:rPr>
+                <w:rFonts w:ascii="Times New Roman" w:eastAsia="Cambria" w:hAnsi="Times New Roman" w:cs="Times New Roman"/>
+                <w:iCs/>
+              </w:rPr>
+              <w:t>izzato i dati inseriti e l’Utente può effettuare l’accesso</w:t>
             </w:r>
           </w:p>
         </w:tc>
@@ -14280,7 +14873,19 @@
               <w:rPr>
                 <w:rFonts w:ascii="Times New Roman" w:eastAsia="Cambria" w:hAnsi="Times New Roman" w:cs="Times New Roman"/>
               </w:rPr>
-              <w:t xml:space="preserve">Al punto 3.2, se l’email istituzionale è già registrata, il sistema restituisce un ERRORE all’Utente </w:t>
+              <w:t>Al pun</w:t>
+            </w:r>
+            <w:r>
+              <w:rPr>
+                <w:rFonts w:ascii="Times New Roman" w:eastAsia="Cambria" w:hAnsi="Times New Roman" w:cs="Times New Roman"/>
+              </w:rPr>
+              <w:t>to 3.2, se l’email</w:t>
+            </w:r>
+            <w:r>
+              <w:rPr>
+                <w:rFonts w:ascii="Times New Roman" w:eastAsia="Cambria" w:hAnsi="Times New Roman" w:cs="Times New Roman"/>
+              </w:rPr>
+              <w:t xml:space="preserve"> è già registrata, il sistema restituisce un ERRORE all’Utente </w:t>
             </w:r>
           </w:p>
           <w:p>
@@ -14294,7 +14899,13 @@
               <w:rPr>
                 <w:rFonts w:ascii="Times New Roman" w:eastAsia="Cambria" w:hAnsi="Times New Roman" w:cs="Times New Roman"/>
               </w:rPr>
-              <w:t>Al punto 3.2.2, se il numero di matricola è già registrato, il sistema restituisce un ERRORE all’Utente</w:t>
+              <w:t>Al punto 3.2.2, se la matricola o il codice identificativo sono già registrati</w:t>
+            </w:r>
+            <w:r>
+              <w:rPr>
+                <w:rFonts w:ascii="Times New Roman" w:eastAsia="Cambria" w:hAnsi="Times New Roman" w:cs="Times New Roman"/>
+              </w:rPr>
+              <w:t>, il sistema restituisce un ERRORE all’Utente</w:t>
             </w:r>
           </w:p>
         </w:tc>
@@ -14405,7 +15016,13 @@
               <w:rPr>
                 <w:rFonts w:ascii="Times New Roman" w:eastAsia="Cambria" w:hAnsi="Times New Roman" w:cs="Times New Roman"/>
               </w:rPr>
-              <w:t>Utente Registrato</w:t>
+              <w:t xml:space="preserve">Utente </w:t>
+            </w:r>
+            <w:r>
+              <w:rPr>
+                <w:rFonts w:ascii="Times New Roman" w:eastAsia="Cambria" w:hAnsi="Times New Roman" w:cs="Times New Roman"/>
+              </w:rPr>
+              <w:t>Registrato</w:t>
             </w:r>
           </w:p>
         </w:tc>
@@ -14618,7 +15235,13 @@
               <w:rPr>
                 <w:rFonts w:ascii="Times New Roman" w:eastAsia="Cambria" w:hAnsi="Times New Roman" w:cs="Times New Roman"/>
               </w:rPr>
-              <w:t>Il caso d’uso inizia quando l’Utente Registrato vuole accedere al sistema</w:t>
+              <w:t xml:space="preserve">Il caso d’uso inizia quando </w:t>
+            </w:r>
+            <w:r>
+              <w:rPr>
+                <w:rFonts w:ascii="Times New Roman" w:eastAsia="Cambria" w:hAnsi="Times New Roman" w:cs="Times New Roman"/>
+              </w:rPr>
+              <w:t>l’Utente Registrato vuole accedere al sistema</w:t>
             </w:r>
           </w:p>
           <w:p>
@@ -14717,7 +15340,13 @@
               <w:rPr>
                 <w:rFonts w:ascii="Times New Roman" w:eastAsia="Cambria" w:hAnsi="Times New Roman" w:cs="Times New Roman"/>
               </w:rPr>
-              <w:t>Il sistema controlla la corrispondenza tra i dati inseriti e quelli memorizzati</w:t>
+              <w:t xml:space="preserve">Il sistema controlla la corrispondenza tra i dati </w:t>
+            </w:r>
+            <w:r>
+              <w:rPr>
+                <w:rFonts w:ascii="Times New Roman" w:eastAsia="Cambria" w:hAnsi="Times New Roman" w:cs="Times New Roman"/>
+              </w:rPr>
+              <w:t>inseriti e quelli memorizzati</w:t>
             </w:r>
           </w:p>
           <w:p>
@@ -14858,7 +15487,13 @@
               <w:rPr>
                 <w:rFonts w:ascii="Times New Roman" w:eastAsia="Cambria" w:hAnsi="Times New Roman" w:cs="Times New Roman"/>
               </w:rPr>
-              <w:t>Casi d’uso correlati</w:t>
+              <w:t>Ca</w:t>
+            </w:r>
+            <w:r>
+              <w:rPr>
+                <w:rFonts w:ascii="Times New Roman" w:eastAsia="Cambria" w:hAnsi="Times New Roman" w:cs="Times New Roman"/>
+              </w:rPr>
+              <w:t>si d’uso correlati</w:t>
             </w:r>
           </w:p>
         </w:tc>
@@ -14961,7 +15596,13 @@
               <w:rPr>
                 <w:rFonts w:ascii="Times New Roman" w:eastAsia="Cambria" w:hAnsi="Times New Roman" w:cs="Times New Roman"/>
               </w:rPr>
-              <w:t>Al punto 4.2, se non c’è corrispondenza tra i dati inseriti e quelli memorizzati, il sistema restituisce un ERRORE all’Utente Registrato</w:t>
+              <w:t xml:space="preserve">Al punto 4.2, se non c’è corrispondenza tra i dati inseriti e quelli memorizzati, il </w:t>
+            </w:r>
+            <w:r>
+              <w:rPr>
+                <w:rFonts w:ascii="Times New Roman" w:eastAsia="Cambria" w:hAnsi="Times New Roman" w:cs="Times New Roman"/>
+              </w:rPr>
+              <w:t>sistema restituisce un ERRORE all’Utente Registrato</w:t>
             </w:r>
           </w:p>
         </w:tc>
@@ -15205,7 +15846,13 @@
               <w:rPr>
                 <w:rFonts w:ascii="Times New Roman" w:eastAsia="Cambria" w:hAnsi="Times New Roman" w:cs="Times New Roman"/>
               </w:rPr>
-              <w:t>L’Utente Registrato ha effettuato il Log-in</w:t>
+              <w:t xml:space="preserve">L’Utente Registrato </w:t>
+            </w:r>
+            <w:r>
+              <w:rPr>
+                <w:rFonts w:ascii="Times New Roman" w:eastAsia="Cambria" w:hAnsi="Times New Roman" w:cs="Times New Roman"/>
+              </w:rPr>
+              <w:t>ha effettuato il Log-in</w:t>
             </w:r>
           </w:p>
         </w:tc>
@@ -15342,7 +15989,14 @@
                 <w:rFonts w:ascii="Times New Roman" w:eastAsia="Cambria" w:hAnsi="Times New Roman" w:cs="Times New Roman"/>
                 <w:iCs/>
               </w:rPr>
-              <w:t>L’Utente Registrato ha abbandonato la sua area riservata ed è stato reindirizzato alla schermata di Log-in</w:t>
+              <w:t>L’Utente Registrato ha abbandonato la sua area</w:t>
+            </w:r>
+            <w:r>
+              <w:rPr>
+                <w:rFonts w:ascii="Times New Roman" w:eastAsia="Cambria" w:hAnsi="Times New Roman" w:cs="Times New Roman"/>
+                <w:iCs/>
+              </w:rPr>
+              <w:t xml:space="preserve"> riservata ed è stato reindirizzato alla schermata di Log-in</w:t>
             </w:r>
           </w:p>
         </w:tc>
@@ -15666,7 +16320,13 @@
               <w:rPr>
                 <w:rFonts w:ascii="Times New Roman" w:eastAsia="Cambria" w:hAnsi="Times New Roman" w:cs="Times New Roman"/>
               </w:rPr>
-              <w:t>Uno Studente effettua il check-in il giorno della Prenotazione per confermare la propria presenza</w:t>
+              <w:t xml:space="preserve">Uno Studente effettua il check-in il giorno della </w:t>
+            </w:r>
+            <w:r>
+              <w:rPr>
+                <w:rFonts w:ascii="Times New Roman" w:eastAsia="Cambria" w:hAnsi="Times New Roman" w:cs="Times New Roman"/>
+              </w:rPr>
+              <w:t>Prenotazione per confermare la propria presenza</w:t>
             </w:r>
           </w:p>
         </w:tc>
@@ -15782,7 +16442,13 @@
               <w:rPr>
                 <w:rFonts w:ascii="Times New Roman" w:eastAsia="Cambria" w:hAnsi="Times New Roman" w:cs="Times New Roman"/>
               </w:rPr>
-              <w:t>Il caso d’uso inizia quando lo Studente visualizza l’elenco delle Prenotazioni effettuate</w:t>
+              <w:t>Il caso d’uso inizia quan</w:t>
+            </w:r>
+            <w:r>
+              <w:rPr>
+                <w:rFonts w:ascii="Times New Roman" w:eastAsia="Cambria" w:hAnsi="Times New Roman" w:cs="Times New Roman"/>
+              </w:rPr>
+              <w:t>do lo Studente visualizza l’elenco delle Prenotazioni effettuate</w:t>
             </w:r>
           </w:p>
           <w:p>
@@ -15903,7 +16569,13 @@
                 <w:rFonts w:ascii="Times New Roman" w:eastAsia="Cambria" w:hAnsi="Times New Roman" w:cs="Times New Roman"/>
               </w:rPr>
               <w:lastRenderedPageBreak/>
-              <w:t>Lo stato della Prenotazione cambia in “confermata”</w:t>
+              <w:t xml:space="preserve">Lo </w:t>
+            </w:r>
+            <w:r>
+              <w:rPr>
+                <w:rFonts w:ascii="Times New Roman" w:eastAsia="Cambria" w:hAnsi="Times New Roman" w:cs="Times New Roman"/>
+              </w:rPr>
+              <w:t>stato della Prenotazione cambia in “confermata”</w:t>
             </w:r>
           </w:p>
           <w:p>
@@ -16118,7 +16790,13 @@
               <w:rPr>
                 <w:rFonts w:ascii="Times New Roman" w:eastAsia="Cambria" w:hAnsi="Times New Roman" w:cs="Times New Roman"/>
               </w:rPr>
-              <w:t>Al punto 2.2, se l’intervallo di tempo per effettuare il check-in è scaduto, la Prenotazione passa automaticamente nello stato “scaduta” e la Postazione viene resa nuovamente disponibile</w:t>
+              <w:t>Al punto 2.2, se l’intervallo di tempo per effettuare il check-in è scaduto, la Prenotazione passa automaticamente nello stato “scaduta” e l</w:t>
+            </w:r>
+            <w:r>
+              <w:rPr>
+                <w:rFonts w:ascii="Times New Roman" w:eastAsia="Cambria" w:hAnsi="Times New Roman" w:cs="Times New Roman"/>
+              </w:rPr>
+              <w:t>a Postazione viene resa nuovamente disponibile</w:t>
             </w:r>
           </w:p>
         </w:tc>
@@ -16320,7 +16998,13 @@
               <w:rPr>
                 <w:rFonts w:ascii="Times New Roman" w:eastAsia="Cambria" w:hAnsi="Times New Roman" w:cs="Times New Roman"/>
               </w:rPr>
-              <w:t>Lo Studente vuole accedere al suo profilo personale per visualizzare l’elenco delle Prenotazioni effettuate e per consultare il numero totale di accessi effettuati alla biblioteca</w:t>
+              <w:t xml:space="preserve">Lo Studente vuole accedere al suo profilo personale per visualizzare l’elenco delle Prenotazioni effettuate e per </w:t>
+            </w:r>
+            <w:r>
+              <w:rPr>
+                <w:rFonts w:ascii="Times New Roman" w:eastAsia="Cambria" w:hAnsi="Times New Roman" w:cs="Times New Roman"/>
+              </w:rPr>
+              <w:t>consultare il numero totale di accessi effettuati alla biblioteca</w:t>
             </w:r>
           </w:p>
         </w:tc>
@@ -16677,7 +17361,13 @@
               <w:rPr>
                 <w:rFonts w:ascii="Times New Roman" w:eastAsia="Cambria" w:hAnsi="Times New Roman" w:cs="Times New Roman"/>
               </w:rPr>
-              <w:t>Al punto 1.1, se lo Studente non ha effettuato Prenotazioni, il sistema mostra una lista vuota</w:t>
+              <w:t xml:space="preserve">Al punto 1.1, se lo Studente non ha effettuato Prenotazioni, il sistema mostra una lista </w:t>
+            </w:r>
+            <w:r>
+              <w:rPr>
+                <w:rFonts w:ascii="Times New Roman" w:eastAsia="Cambria" w:hAnsi="Times New Roman" w:cs="Times New Roman"/>
+              </w:rPr>
+              <w:t>vuota</w:t>
             </w:r>
           </w:p>
         </w:tc>
@@ -16959,7 +17649,13 @@
               <w:rPr>
                 <w:rFonts w:ascii="Times New Roman" w:eastAsia="Cambria" w:hAnsi="Times New Roman" w:cs="Times New Roman"/>
               </w:rPr>
-              <w:t>Sequenza di eventi</w:t>
+              <w:t xml:space="preserve">Sequenza di </w:t>
+            </w:r>
+            <w:r>
+              <w:rPr>
+                <w:rFonts w:ascii="Times New Roman" w:eastAsia="Cambria" w:hAnsi="Times New Roman" w:cs="Times New Roman"/>
+              </w:rPr>
+              <w:t>eventi</w:t>
             </w:r>
           </w:p>
           <w:p>
@@ -17035,7 +17731,13 @@
               <w:rPr>
                 <w:rFonts w:ascii="Times New Roman" w:eastAsia="Cambria" w:hAnsi="Times New Roman" w:cs="Times New Roman"/>
               </w:rPr>
-              <w:t>Se uno Studente annulla una Prenotazione, essa entra nello stato “annullata”</w:t>
+              <w:t>Se uno Studente annulla una Prenotazione, essa</w:t>
+            </w:r>
+            <w:r>
+              <w:rPr>
+                <w:rFonts w:ascii="Times New Roman" w:eastAsia="Cambria" w:hAnsi="Times New Roman" w:cs="Times New Roman"/>
+              </w:rPr>
+              <w:t xml:space="preserve"> entra nello stato “annullata”</w:t>
             </w:r>
           </w:p>
           <w:p>
@@ -17240,6 +17942,10 @@
           </w:tcPr>
           <w:p>
             <w:pPr>
+              <w:tabs>
+                <w:tab w:val="left" w:pos="1596"/>
+                <w:tab w:val="right" w:pos="2081"/>
+              </w:tabs>
               <w:jc w:val="both"/>
               <w:rPr>
                 <w:rFonts w:ascii="Times New Roman" w:hAnsi="Times New Roman" w:cs="Times New Roman"/>
@@ -17252,6 +17958,20 @@
                 <w:color w:val="FFFFFF" w:themeColor="background1"/>
               </w:rPr>
               <w:t>Caso d’uso:</w:t>
+            </w:r>
+            <w:r>
+              <w:rPr>
+                <w:rFonts w:ascii="Times New Roman" w:eastAsia="Cambria" w:hAnsi="Times New Roman" w:cs="Times New Roman"/>
+                <w:color w:val="FFFFFF" w:themeColor="background1"/>
+              </w:rPr>
+              <w:tab/>
+            </w:r>
+            <w:r>
+              <w:rPr>
+                <w:rFonts w:ascii="Times New Roman" w:eastAsia="Cambria" w:hAnsi="Times New Roman" w:cs="Times New Roman"/>
+                <w:color w:val="FFFFFF" w:themeColor="background1"/>
+              </w:rPr>
+              <w:tab/>
             </w:r>
           </w:p>
         </w:tc>
@@ -17469,7 +18189,13 @@
               <w:rPr>
                 <w:rFonts w:ascii="Times New Roman" w:eastAsia="Cambria" w:hAnsi="Times New Roman" w:cs="Times New Roman"/>
               </w:rPr>
-              <w:t>Lo Studente deve aver effettuato una Prenotazione</w:t>
+              <w:t xml:space="preserve">Lo Studente deve aver </w:t>
+            </w:r>
+            <w:r>
+              <w:rPr>
+                <w:rFonts w:ascii="Times New Roman" w:eastAsia="Cambria" w:hAnsi="Times New Roman" w:cs="Times New Roman"/>
+              </w:rPr>
+              <w:t>effettuato una Prenotazione</w:t>
             </w:r>
           </w:p>
         </w:tc>
@@ -17760,19 +18486,26 @@
               <w:left w:val="single" w:sz="2" w:space="0" w:color="000000"/>
               <w:bottom w:val="single" w:sz="2" w:space="0" w:color="000000"/>
             </w:tcBorders>
-            <w:shd w:val="clear" w:color="auto" w:fill="548DD4" w:themeFill="text2" w:themeFillTint="99"/>
+            <w:shd w:val="clear" w:color="auto" w:fill="4F81BD" w:themeFill="accent1"/>
             <w:vAlign w:val="center"/>
           </w:tcPr>
           <w:p>
             <w:pPr>
-              <w:rPr>
+              <w:tabs>
+                <w:tab w:val="left" w:pos="1596"/>
+                <w:tab w:val="right" w:pos="2081"/>
+              </w:tabs>
+              <w:jc w:val="both"/>
+              <w:rPr>
+                <w:rFonts w:ascii="Times New Roman" w:eastAsia="Cambria" w:hAnsi="Times New Roman" w:cs="Times New Roman"/>
+                <w:color w:val="FFFFFF" w:themeColor="background1"/>
                 <w:sz w:val="22"/>
                 <w:szCs w:val="22"/>
               </w:rPr>
             </w:pPr>
             <w:r>
               <w:rPr>
-                <w:rFonts w:ascii="Times New Roman" w:eastAsia="Times New Roman" w:hAnsi="Times New Roman" w:cs="Times New Roman"/>
+                <w:rFonts w:ascii="Times New Roman" w:eastAsia="Cambria" w:hAnsi="Times New Roman" w:cs="Times New Roman"/>
                 <w:b/>
                 <w:bCs/>
                 <w:color w:val="FFFFFF" w:themeColor="background1"/>
@@ -17792,12 +18525,19 @@
               <w:bottom w:val="single" w:sz="2" w:space="0" w:color="000000"/>
               <w:right w:val="single" w:sz="2" w:space="0" w:color="000000"/>
             </w:tcBorders>
-            <w:shd w:val="clear" w:color="auto" w:fill="548DD4" w:themeFill="text2" w:themeFillTint="99"/>
+            <w:shd w:val="clear" w:color="auto" w:fill="4F81BD" w:themeFill="accent1"/>
             <w:vAlign w:val="center"/>
           </w:tcPr>
           <w:p>
             <w:pPr>
-              <w:rPr>
+              <w:tabs>
+                <w:tab w:val="left" w:pos="1596"/>
+                <w:tab w:val="right" w:pos="2081"/>
+              </w:tabs>
+              <w:jc w:val="both"/>
+              <w:rPr>
+                <w:rFonts w:ascii="Times New Roman" w:eastAsia="Cambria" w:hAnsi="Times New Roman" w:cs="Times New Roman"/>
+                <w:color w:val="FFFFFF" w:themeColor="background1"/>
                 <w:sz w:val="22"/>
                 <w:szCs w:val="22"/>
               </w:rPr>
@@ -17805,7 +18545,7 @@
             <w:proofErr w:type="spellStart"/>
             <w:r>
               <w:rPr>
-                <w:rFonts w:ascii="Times New Roman" w:eastAsia="Times New Roman" w:hAnsi="Times New Roman" w:cs="Times New Roman"/>
+                <w:rFonts w:ascii="Times New Roman" w:eastAsia="Cambria" w:hAnsi="Times New Roman" w:cs="Times New Roman"/>
                 <w:b/>
                 <w:bCs/>
                 <w:color w:val="FFFFFF" w:themeColor="background1"/>
@@ -18095,7 +18835,18 @@
                 <w:sz w:val="22"/>
                 <w:szCs w:val="22"/>
               </w:rPr>
-              <w:t>Sequenza di eventi principale</w:t>
+              <w:t>Sequenza di e</w:t>
+            </w:r>
+            <w:r>
+              <w:rPr>
+                <w:rFonts w:ascii="Times New Roman" w:eastAsia="Times New Roman" w:hAnsi="Times New Roman" w:cs="Times New Roman"/>
+                <w:b/>
+                <w:bCs/>
+                <w:color w:val="1F1F1F"/>
+                <w:sz w:val="22"/>
+                <w:szCs w:val="22"/>
+              </w:rPr>
+              <w:t>venti principale</w:t>
             </w:r>
           </w:p>
         </w:tc>
@@ -18175,7 +18926,16 @@
                 <w:sz w:val="22"/>
                 <w:szCs w:val="22"/>
               </w:rPr>
-              <w:t xml:space="preserve">Il sistema verifica che la richiesta di annullamento avvenga entro il limite temporale stabilito rispetto all'orario di inizio. </w:t>
+              <w:t>Il sistema verifica che la richiesta di annullament</w:t>
+            </w:r>
+            <w:r>
+              <w:rPr>
+                <w:rFonts w:ascii="Times New Roman" w:eastAsia="Times New Roman" w:hAnsi="Times New Roman" w:cs="Times New Roman"/>
+                <w:color w:val="1F1F1F"/>
+                <w:sz w:val="22"/>
+                <w:szCs w:val="22"/>
+              </w:rPr>
+              <w:t xml:space="preserve">o avvenga entro il limite temporale stabilito rispetto all'orario di inizio. </w:t>
             </w:r>
           </w:p>
           <w:p>
@@ -18262,7 +19022,16 @@
                 <w:sz w:val="22"/>
                 <w:szCs w:val="22"/>
               </w:rPr>
-              <w:t xml:space="preserve">Il sistema rende nuovamente disponibile la postazione associata per la fascia oraria liberata. </w:t>
+              <w:t>Il sistema rende nuovamente disponibile la postazione associata per l</w:t>
+            </w:r>
+            <w:r>
+              <w:rPr>
+                <w:rFonts w:ascii="Times New Roman" w:eastAsia="Times New Roman" w:hAnsi="Times New Roman" w:cs="Times New Roman"/>
+                <w:color w:val="1F1F1F"/>
+                <w:sz w:val="22"/>
+                <w:szCs w:val="22"/>
+              </w:rPr>
+              <w:t xml:space="preserve">a fascia oraria liberata. </w:t>
             </w:r>
           </w:p>
           <w:p>
@@ -18543,7 +19312,16 @@
                 <w:sz w:val="22"/>
                 <w:szCs w:val="22"/>
               </w:rPr>
-              <w:t xml:space="preserve">Al punto 3, se il limite temporale per l'annullamento è stato superato, il sistema restituisce un messaggio di errore impedendo l'operazione e la prenotazione resta attiva. </w:t>
+              <w:t>Al punto 3, se il limite tempora</w:t>
+            </w:r>
+            <w:r>
+              <w:rPr>
+                <w:rFonts w:ascii="Times New Roman" w:eastAsia="Times New Roman" w:hAnsi="Times New Roman" w:cs="Times New Roman"/>
+                <w:color w:val="1F1F1F"/>
+                <w:sz w:val="22"/>
+                <w:szCs w:val="22"/>
+              </w:rPr>
+              <w:t xml:space="preserve">le per l'annullamento è stato superato, il sistema restituisce un messaggio di errore impedendo l'operazione e la prenotazione resta attiva. </w:t>
             </w:r>
           </w:p>
         </w:tc>
@@ -18559,7 +19337,7 @@
               <w:left w:val="single" w:sz="2" w:space="0" w:color="000000"/>
               <w:bottom w:val="single" w:sz="2" w:space="0" w:color="000000"/>
             </w:tcBorders>
-            <w:shd w:val="clear" w:color="auto" w:fill="659ED5"/>
+            <w:shd w:val="clear" w:color="auto" w:fill="4F81BD" w:themeFill="accent1"/>
             <w:vAlign w:val="center"/>
           </w:tcPr>
           <w:p>
@@ -18590,7 +19368,7 @@
               <w:bottom w:val="single" w:sz="2" w:space="0" w:color="000000"/>
               <w:right w:val="single" w:sz="2" w:space="0" w:color="000000"/>
             </w:tcBorders>
-            <w:shd w:val="clear" w:color="auto" w:fill="659ED5"/>
+            <w:shd w:val="clear" w:color="auto" w:fill="4F81BD" w:themeFill="accent1"/>
             <w:vAlign w:val="center"/>
           </w:tcPr>
           <w:p>
@@ -18885,7 +19663,18 @@
                 <w:sz w:val="22"/>
                 <w:szCs w:val="22"/>
               </w:rPr>
-              <w:t>Sequenza di eventi principale</w:t>
+              <w:t xml:space="preserve">Sequenza </w:t>
+            </w:r>
+            <w:r>
+              <w:rPr>
+                <w:rFonts w:ascii="Times New Roman" w:eastAsia="Times New Roman" w:hAnsi="Times New Roman" w:cs="Times New Roman"/>
+                <w:b/>
+                <w:bCs/>
+                <w:color w:val="1F1F1F"/>
+                <w:sz w:val="22"/>
+                <w:szCs w:val="22"/>
+              </w:rPr>
+              <w:t>di eventi principale</w:t>
             </w:r>
           </w:p>
         </w:tc>
@@ -18965,7 +19754,16 @@
                 <w:sz w:val="22"/>
                 <w:szCs w:val="22"/>
               </w:rPr>
-              <w:t xml:space="preserve">Il Bibliotecario inserisce o aggiorna i dati richiesti: nome, descrizione, numero totale di postazioni e orari di apertura giornalieri. </w:t>
+              <w:t>Il Bibliotecario inserisce o aggiorn</w:t>
+            </w:r>
+            <w:r>
+              <w:rPr>
+                <w:rFonts w:ascii="Times New Roman" w:eastAsia="Times New Roman" w:hAnsi="Times New Roman" w:cs="Times New Roman"/>
+                <w:color w:val="1F1F1F"/>
+                <w:sz w:val="22"/>
+                <w:szCs w:val="22"/>
+              </w:rPr>
+              <w:t xml:space="preserve">a i dati richiesti: nome, descrizione, numero totale di postazioni e orari di apertura giornalieri. </w:t>
             </w:r>
           </w:p>
           <w:p>
@@ -19022,7 +19820,16 @@
                 <w:sz w:val="22"/>
                 <w:szCs w:val="22"/>
               </w:rPr>
-              <w:t xml:space="preserve">Il Bibliotecario inserisce il codice identificativo e il tipo di area (es. silenziosa, consultazione). </w:t>
+              <w:t>Il Bibliotecario inserisce il codice identificativo e il tipo di area (es. silenziosa,</w:t>
+            </w:r>
+            <w:r>
+              <w:rPr>
+                <w:rFonts w:ascii="Times New Roman" w:eastAsia="Times New Roman" w:hAnsi="Times New Roman" w:cs="Times New Roman"/>
+                <w:color w:val="1F1F1F"/>
+                <w:sz w:val="22"/>
+                <w:szCs w:val="22"/>
+              </w:rPr>
+              <w:t xml:space="preserve"> consultazione). </w:t>
             </w:r>
           </w:p>
           <w:p>
@@ -19153,7 +19960,16 @@
                 <w:sz w:val="22"/>
                 <w:szCs w:val="22"/>
               </w:rPr>
-              <w:t xml:space="preserve">La sala studio è creata o modificata nel sistema, con i rispettivi parametri e le eventuali aree aggiornate stabilmente. </w:t>
+              <w:t>La sa</w:t>
+            </w:r>
+            <w:r>
+              <w:rPr>
+                <w:rFonts w:ascii="Times New Roman" w:eastAsia="Times New Roman" w:hAnsi="Times New Roman" w:cs="Times New Roman"/>
+                <w:color w:val="1F1F1F"/>
+                <w:sz w:val="22"/>
+                <w:szCs w:val="22"/>
+              </w:rPr>
+              <w:t xml:space="preserve">la studio è creata o modificata nel sistema, con i rispettivi parametri e le eventuali aree aggiornate stabilmente. </w:t>
             </w:r>
           </w:p>
         </w:tc>
@@ -19286,7 +20102,7 @@
               <w:left w:val="single" w:sz="2" w:space="0" w:color="000000"/>
               <w:bottom w:val="single" w:sz="2" w:space="0" w:color="000000"/>
             </w:tcBorders>
-            <w:shd w:val="clear" w:color="auto" w:fill="659ED5"/>
+            <w:shd w:val="clear" w:color="auto" w:fill="4F81BD" w:themeFill="accent1"/>
             <w:vAlign w:val="center"/>
           </w:tcPr>
           <w:p>
@@ -19317,7 +20133,7 @@
               <w:bottom w:val="single" w:sz="2" w:space="0" w:color="000000"/>
               <w:right w:val="single" w:sz="2" w:space="0" w:color="000000"/>
             </w:tcBorders>
-            <w:shd w:val="clear" w:color="auto" w:fill="659ED5"/>
+            <w:shd w:val="clear" w:color="auto" w:fill="4F81BD" w:themeFill="accent1"/>
             <w:vAlign w:val="center"/>
           </w:tcPr>
           <w:p>
@@ -19665,7 +20481,16 @@
                 <w:sz w:val="22"/>
                 <w:szCs w:val="22"/>
               </w:rPr>
-              <w:t xml:space="preserve">Il Bibliotecario seleziona la sala studio specifica di suo interesse (o sceglie una visualizzazione globale). </w:t>
+              <w:t>Il Bibliotecario seleziona la sala studio specifica di suo interesse (o s</w:t>
+            </w:r>
+            <w:r>
+              <w:rPr>
+                <w:rFonts w:ascii="Times New Roman" w:eastAsia="Times New Roman" w:hAnsi="Times New Roman" w:cs="Times New Roman"/>
+                <w:color w:val="1F1F1F"/>
+                <w:sz w:val="22"/>
+                <w:szCs w:val="22"/>
+              </w:rPr>
+              <w:t xml:space="preserve">ceglie una visualizzazione globale). </w:t>
             </w:r>
           </w:p>
           <w:p>
@@ -19728,7 +20553,16 @@
                 <w:sz w:val="22"/>
                 <w:szCs w:val="22"/>
               </w:rPr>
-              <w:t xml:space="preserve">Il sistema mostra l'elenco completo di tutte le prenotazioni in stato "attiva" previste per la giornata corrente nella sala selezionata. </w:t>
+              <w:t>Il sistema mostra l'elenco comple</w:t>
+            </w:r>
+            <w:r>
+              <w:rPr>
+                <w:rFonts w:ascii="Times New Roman" w:eastAsia="Times New Roman" w:hAnsi="Times New Roman" w:cs="Times New Roman"/>
+                <w:color w:val="1F1F1F"/>
+                <w:sz w:val="22"/>
+                <w:szCs w:val="22"/>
+              </w:rPr>
+              <w:t xml:space="preserve">to di tutte le prenotazioni in stato "attiva" previste per la giornata corrente nella sala selezionata. </w:t>
             </w:r>
           </w:p>
         </w:tc>
@@ -19824,7 +20658,18 @@
                 <w:sz w:val="22"/>
                 <w:szCs w:val="22"/>
               </w:rPr>
-              <w:t>Casi d'uso correlati</w:t>
+              <w:t>Casi d'uso correla</w:t>
+            </w:r>
+            <w:r>
+              <w:rPr>
+                <w:rFonts w:ascii="Times New Roman" w:eastAsia="Times New Roman" w:hAnsi="Times New Roman" w:cs="Times New Roman"/>
+                <w:b/>
+                <w:bCs/>
+                <w:color w:val="1F1F1F"/>
+                <w:sz w:val="22"/>
+                <w:szCs w:val="22"/>
+              </w:rPr>
+              <w:t>ti</w:t>
             </w:r>
           </w:p>
         </w:tc>
@@ -19922,7 +20767,7 @@
               <w:left w:val="single" w:sz="2" w:space="0" w:color="000000"/>
               <w:bottom w:val="single" w:sz="2" w:space="0" w:color="000000"/>
             </w:tcBorders>
-            <w:shd w:val="clear" w:color="auto" w:fill="659ED5"/>
+            <w:shd w:val="clear" w:color="auto" w:fill="4F81BD" w:themeFill="accent1"/>
             <w:vAlign w:val="center"/>
           </w:tcPr>
           <w:p>
@@ -19953,7 +20798,7 @@
               <w:bottom w:val="single" w:sz="2" w:space="0" w:color="000000"/>
               <w:right w:val="single" w:sz="2" w:space="0" w:color="000000"/>
             </w:tcBorders>
-            <w:shd w:val="clear" w:color="auto" w:fill="659ED5"/>
+            <w:shd w:val="clear" w:color="auto" w:fill="4F81BD" w:themeFill="accent1"/>
             <w:vAlign w:val="center"/>
           </w:tcPr>
           <w:p>
@@ -19973,7 +20818,18 @@
                 <w:sz w:val="22"/>
                 <w:szCs w:val="22"/>
               </w:rPr>
-              <w:t>ConsultazioneStoricoPrenotazioni</w:t>
+              <w:t>ConsultazioneSto</w:t>
+            </w:r>
+            <w:r>
+              <w:rPr>
+                <w:rFonts w:ascii="Times New Roman" w:eastAsia="Times New Roman" w:hAnsi="Times New Roman" w:cs="Times New Roman"/>
+                <w:b/>
+                <w:bCs/>
+                <w:color w:val="FFFFFF" w:themeColor="background1"/>
+                <w:sz w:val="22"/>
+                <w:szCs w:val="22"/>
+              </w:rPr>
+              <w:t>ricoPrenotazioni</w:t>
             </w:r>
             <w:proofErr w:type="spellEnd"/>
           </w:p>
@@ -20301,7 +21157,16 @@
                 <w:sz w:val="22"/>
                 <w:szCs w:val="22"/>
               </w:rPr>
-              <w:t xml:space="preserve">Il Bibliotecario specifica i criteri di ricerca desiderati, inserendo l'identificativo di una Sala Studio, la matricola di uno Studente, o entrambi. </w:t>
+              <w:t>Il Bibliotecario specifica i criteri di ri</w:t>
+            </w:r>
+            <w:r>
+              <w:rPr>
+                <w:rFonts w:ascii="Times New Roman" w:eastAsia="Times New Roman" w:hAnsi="Times New Roman" w:cs="Times New Roman"/>
+                <w:color w:val="1F1F1F"/>
+                <w:sz w:val="22"/>
+                <w:szCs w:val="22"/>
+              </w:rPr>
+              <w:t xml:space="preserve">cerca desiderati, inserendo l'identificativo di una Sala Studio, la matricola di uno Studente, o entrambi. </w:t>
             </w:r>
           </w:p>
           <w:p>
@@ -20405,7 +21270,16 @@
                 <w:sz w:val="22"/>
                 <w:szCs w:val="22"/>
               </w:rPr>
-              <w:t xml:space="preserve">Il Bibliotecario ha visualizzato i record storici filtrati secondo le richieste. </w:t>
+              <w:t>Il Bibliotecario ha visualizzato i record storici filtrati se</w:t>
+            </w:r>
+            <w:r>
+              <w:rPr>
+                <w:rFonts w:ascii="Times New Roman" w:eastAsia="Times New Roman" w:hAnsi="Times New Roman" w:cs="Times New Roman"/>
+                <w:color w:val="1F1F1F"/>
+                <w:sz w:val="22"/>
+                <w:szCs w:val="22"/>
+              </w:rPr>
+              <w:t xml:space="preserve">condo le richieste. </w:t>
             </w:r>
           </w:p>
         </w:tc>
@@ -20537,7 +21411,7 @@
               <w:left w:val="single" w:sz="2" w:space="0" w:color="000000"/>
               <w:bottom w:val="single" w:sz="2" w:space="0" w:color="000000"/>
             </w:tcBorders>
-            <w:shd w:val="clear" w:color="auto" w:fill="659ED5"/>
+            <w:shd w:val="clear" w:color="auto" w:fill="4F81BD" w:themeFill="accent1"/>
             <w:vAlign w:val="center"/>
           </w:tcPr>
           <w:p>
@@ -20568,7 +21442,7 @@
               <w:bottom w:val="single" w:sz="2" w:space="0" w:color="000000"/>
               <w:right w:val="single" w:sz="2" w:space="0" w:color="000000"/>
             </w:tcBorders>
-            <w:shd w:val="clear" w:color="auto" w:fill="659ED5"/>
+            <w:shd w:val="clear" w:color="auto" w:fill="4F81BD" w:themeFill="accent1"/>
             <w:vAlign w:val="center"/>
           </w:tcPr>
           <w:p>
@@ -20588,7 +21462,18 @@
                 <w:sz w:val="22"/>
                 <w:szCs w:val="22"/>
               </w:rPr>
-              <w:t>MonitoraggioAndamentoServizi</w:t>
+              <w:t>MonitoraggioAndamentoSer</w:t>
+            </w:r>
+            <w:r>
+              <w:rPr>
+                <w:rFonts w:ascii="Times New Roman" w:eastAsia="Times New Roman" w:hAnsi="Times New Roman" w:cs="Times New Roman"/>
+                <w:b/>
+                <w:bCs/>
+                <w:color w:val="FFFFFF" w:themeColor="background1"/>
+                <w:sz w:val="22"/>
+                <w:szCs w:val="22"/>
+              </w:rPr>
+              <w:t>vizi</w:t>
             </w:r>
             <w:proofErr w:type="spellEnd"/>
           </w:p>
@@ -20917,7 +21802,16 @@
                 <w:sz w:val="22"/>
                 <w:szCs w:val="22"/>
               </w:rPr>
-              <w:t>Il Bibliotecario definisce l'intervallo temporale di analisi di suo interesse (es. settimanale, mensile).</w:t>
+              <w:t>Il Bibliotecario de</w:t>
+            </w:r>
+            <w:r>
+              <w:rPr>
+                <w:rFonts w:ascii="Times New Roman" w:eastAsia="Times New Roman" w:hAnsi="Times New Roman" w:cs="Times New Roman"/>
+                <w:color w:val="1F1F1F"/>
+                <w:sz w:val="22"/>
+                <w:szCs w:val="22"/>
+              </w:rPr>
+              <w:t>finisce l'intervallo temporale di analisi di suo interesse (es. settimanale, mensile).</w:t>
             </w:r>
           </w:p>
           <w:p>
@@ -20980,7 +21874,16 @@
                 <w:sz w:val="22"/>
                 <w:szCs w:val="22"/>
               </w:rPr>
-              <w:t xml:space="preserve">Il sistema mostra il numero complessivo di prenotazioni giornaliere effettuate nel periodo. </w:t>
+              <w:t>Il sist</w:t>
+            </w:r>
+            <w:r>
+              <w:rPr>
+                <w:rFonts w:ascii="Times New Roman" w:eastAsia="Times New Roman" w:hAnsi="Times New Roman" w:cs="Times New Roman"/>
+                <w:color w:val="1F1F1F"/>
+                <w:sz w:val="22"/>
+                <w:szCs w:val="22"/>
+              </w:rPr>
+              <w:t xml:space="preserve">ema mostra il numero complessivo di prenotazioni giornaliere effettuate nel periodo. </w:t>
             </w:r>
           </w:p>
           <w:p>
@@ -21063,7 +21966,16 @@
                 <w:sz w:val="22"/>
                 <w:szCs w:val="22"/>
               </w:rPr>
-              <w:t xml:space="preserve">Il Bibliotecario ha visualizzato i report prestazionali e statistici relativi all'utilizzo dei servizi della biblioteca. </w:t>
+              <w:t>Il Bibli</w:t>
+            </w:r>
+            <w:r>
+              <w:rPr>
+                <w:rFonts w:ascii="Times New Roman" w:eastAsia="Times New Roman" w:hAnsi="Times New Roman" w:cs="Times New Roman"/>
+                <w:color w:val="1F1F1F"/>
+                <w:sz w:val="22"/>
+                <w:szCs w:val="22"/>
+              </w:rPr>
+              <w:t xml:space="preserve">otecario ha visualizzato i report prestazionali e statistici relativi all'utilizzo dei servizi della biblioteca. </w:t>
             </w:r>
           </w:p>
         </w:tc>
@@ -21179,7 +22091,16 @@
                 <w:sz w:val="22"/>
                 <w:szCs w:val="22"/>
               </w:rPr>
-              <w:t>Al punto 3, se nel sistema non sono ancora presenti dati o prenotazioni registrate per il periodo selezionato, il sistema mostra i grafici e gli indicatori azzerati, notificando l'assenza di record statistici.</w:t>
+              <w:t xml:space="preserve">Al punto 3, se nel sistema non sono ancora presenti dati o prenotazioni registrate per </w:t>
+            </w:r>
+            <w:r>
+              <w:rPr>
+                <w:rFonts w:ascii="Times New Roman" w:eastAsia="Times New Roman" w:hAnsi="Times New Roman" w:cs="Times New Roman"/>
+                <w:color w:val="1F1F1F"/>
+                <w:sz w:val="22"/>
+                <w:szCs w:val="22"/>
+              </w:rPr>
+              <w:t>il periodo selezionato, il sistema mostra i grafici e gli indicatori azzerati, notificando l'assenza di record statistici.</w:t>
             </w:r>
           </w:p>
         </w:tc>
@@ -21195,7 +22116,7 @@
               <w:left w:val="single" w:sz="2" w:space="0" w:color="000000"/>
               <w:bottom w:val="single" w:sz="2" w:space="0" w:color="000000"/>
             </w:tcBorders>
-            <w:shd w:val="clear" w:color="auto" w:fill="659ED5"/>
+            <w:shd w:val="clear" w:color="auto" w:fill="4F81BD" w:themeFill="accent1"/>
             <w:vAlign w:val="center"/>
           </w:tcPr>
           <w:p>
@@ -21226,7 +22147,7 @@
               <w:bottom w:val="single" w:sz="2" w:space="0" w:color="000000"/>
               <w:right w:val="single" w:sz="2" w:space="0" w:color="000000"/>
             </w:tcBorders>
-            <w:shd w:val="clear" w:color="auto" w:fill="659ED5"/>
+            <w:shd w:val="clear" w:color="auto" w:fill="4F81BD" w:themeFill="accent1"/>
             <w:vAlign w:val="center"/>
           </w:tcPr>
           <w:p>
@@ -21487,7 +22408,16 @@
                 <w:sz w:val="22"/>
                 <w:szCs w:val="22"/>
               </w:rPr>
-              <w:t xml:space="preserve">La prenotazione si trova in stato "attiva" ed è iniziato l'orario della relativa fascia prenotata. </w:t>
+              <w:t xml:space="preserve">La prenotazione si trova in stato "attiva" ed </w:t>
+            </w:r>
+            <w:r>
+              <w:rPr>
+                <w:rFonts w:ascii="Times New Roman" w:eastAsia="Times New Roman" w:hAnsi="Times New Roman" w:cs="Times New Roman"/>
+                <w:color w:val="1F1F1F"/>
+                <w:sz w:val="22"/>
+                <w:szCs w:val="22"/>
+              </w:rPr>
+              <w:t xml:space="preserve">è iniziato l'orario della relativa fascia prenotata. </w:t>
             </w:r>
           </w:p>
         </w:tc>
@@ -21657,7 +22587,16 @@
                 <w:sz w:val="22"/>
                 <w:szCs w:val="22"/>
               </w:rPr>
-              <w:t xml:space="preserve">Il sistema rende nuovamente disponibili per altri utenti le postazioni associate a tali prenotazioni scadute per la restante parte della fascia oraria. </w:t>
+              <w:t xml:space="preserve">Il </w:t>
+            </w:r>
+            <w:r>
+              <w:rPr>
+                <w:rFonts w:ascii="Times New Roman" w:eastAsia="Times New Roman" w:hAnsi="Times New Roman" w:cs="Times New Roman"/>
+                <w:color w:val="1F1F1F"/>
+                <w:sz w:val="22"/>
+                <w:szCs w:val="22"/>
+              </w:rPr>
+              <w:t xml:space="preserve">sistema rende nuovamente disponibili per altri utenti le postazioni associate a tali prenotazioni scadute per la restante parte della fascia oraria. </w:t>
             </w:r>
           </w:p>
         </w:tc>
@@ -21854,7 +22793,16 @@
                 <w:sz w:val="22"/>
                 <w:szCs w:val="22"/>
               </w:rPr>
-              <w:t>Al punto 2, se lo studente ha effettuato correttamente il check-in entro il tempo limite previsto, il sistema non interviene, la prenotazione assume (o mantiene) lo stato confermato e la postazione resta occupata per l'intera fascia oraria.</w:t>
+              <w:t>Al punto 2, se lo studente ha effettuato correttamente</w:t>
+            </w:r>
+            <w:r>
+              <w:rPr>
+                <w:rFonts w:ascii="Times New Roman" w:eastAsia="Times New Roman" w:hAnsi="Times New Roman" w:cs="Times New Roman"/>
+                <w:color w:val="1F1F1F"/>
+                <w:sz w:val="22"/>
+                <w:szCs w:val="22"/>
+              </w:rPr>
+              <w:t xml:space="preserve"> il check-in entro il tempo limite previsto, il sistema non interviene, la prenotazione assume (o mantiene) lo stato confermato e la postazione resta occupata per l'intera fascia oraria.</w:t>
             </w:r>
           </w:p>
         </w:tc>
@@ -21900,7 +22848,7 @@
               <w:bottom w:val="none" w:sz="0" w:space="0" w:color="auto"/>
               <w:right w:val="none" w:sz="0" w:space="0" w:color="auto"/>
             </w:tcBorders>
-            <w:shd w:val="clear" w:color="auto" w:fill="659ED5"/>
+            <w:shd w:val="clear" w:color="auto" w:fill="4F81BD" w:themeFill="accent1"/>
           </w:tcPr>
           <w:p>
             <w:pPr>
@@ -21920,7 +22868,7 @@
         <w:tc>
           <w:tcPr>
             <w:tcW w:w="7088" w:type="dxa"/>
-            <w:shd w:val="clear" w:color="auto" w:fill="659ED5"/>
+            <w:shd w:val="clear" w:color="auto" w:fill="4F81BD" w:themeFill="accent1"/>
           </w:tcPr>
           <w:p>
             <w:pPr>
@@ -23134,7 +24082,16 @@
                 <w:rFonts w:ascii="Times New Roman" w:eastAsia="Cambria" w:hAnsi="Times New Roman" w:cs="Times New Roman"/>
                 <w:color w:val="FFFFFF" w:themeColor="background1"/>
               </w:rPr>
-              <w:t>ConsultazioneDisponibilitàSaleStudio</w:t>
+              <w:t>Consultazion</w:t>
+            </w:r>
+            <w:bookmarkStart w:id="69" w:name="_GoBack"/>
+            <w:bookmarkEnd w:id="69"/>
+            <w:r>
+              <w:rPr>
+                <w:rFonts w:ascii="Times New Roman" w:eastAsia="Cambria" w:hAnsi="Times New Roman" w:cs="Times New Roman"/>
+                <w:color w:val="FFFFFF" w:themeColor="background1"/>
+              </w:rPr>
+              <w:t>eDisponibilitàSaleStudio</w:t>
             </w:r>
             <w:proofErr w:type="spellEnd"/>
             <w:r>
@@ -25792,19 +26749,19 @@
       <w:pPr>
         <w:pStyle w:val="Titolo2"/>
       </w:pPr>
-      <w:bookmarkStart w:id="69" w:name="_Toc195300126"/>
-      <w:bookmarkStart w:id="70" w:name="_Toc494725284"/>
-      <w:bookmarkStart w:id="71" w:name="_Toc474433732"/>
-      <w:bookmarkStart w:id="72" w:name="_Toc474433557"/>
-      <w:bookmarkStart w:id="73" w:name="_Toc471905555"/>
+      <w:bookmarkStart w:id="70" w:name="_Toc195300126"/>
+      <w:bookmarkStart w:id="71" w:name="_Toc494725284"/>
+      <w:bookmarkStart w:id="72" w:name="_Toc474433732"/>
+      <w:bookmarkStart w:id="73" w:name="_Toc474433557"/>
+      <w:bookmarkStart w:id="74" w:name="_Toc471905555"/>
       <w:r>
         <w:t>Diagramma delle classi</w:t>
       </w:r>
-      <w:bookmarkEnd w:id="69"/>
       <w:bookmarkEnd w:id="70"/>
       <w:bookmarkEnd w:id="71"/>
       <w:bookmarkEnd w:id="72"/>
       <w:bookmarkEnd w:id="73"/>
+      <w:bookmarkEnd w:id="74"/>
     </w:p>
     <w:p>
       <w:pPr>
@@ -25818,7 +26775,14 @@
           <w:color w:val="FF0000"/>
           <w:highlight w:val="yellow"/>
         </w:rPr>
-        <w:t xml:space="preserve">Sviluppare il Diagramma delle classi di analisi corrispondente al System Domain Model. </w:t>
+        <w:t xml:space="preserve">Sviluppare il Diagramma delle classi di analisi corrispondente al System Domain </w:t>
+      </w:r>
+      <w:r>
+        <w:rPr>
+          <w:color w:val="FF0000"/>
+          <w:highlight w:val="yellow"/>
+        </w:rPr>
+        <w:t xml:space="preserve">Model. </w:t>
       </w:r>
     </w:p>
     <w:p>
@@ -26937,7 +27901,13 @@
         <w:rPr>
           <w:highlight w:val="yellow"/>
         </w:rPr>
-        <w:t>Qui va aggiunta una descrizione/giustificazione di come è stata assegnata la responsabilità, tenendo presente anche i pattern GRASP.</w:t>
+        <w:t xml:space="preserve">Qui va aggiunta una descrizione/giustificazione di come è stata assegnata la responsabilità, </w:t>
+      </w:r>
+      <w:r>
+        <w:rPr>
+          <w:highlight w:val="yellow"/>
+        </w:rPr>
+        <w:t>tenendo presente anche i pattern GRASP.</w:t>
       </w:r>
       <w:r>
         <w:t>]</w:t>
@@ -27035,18 +28005,18 @@
       <w:pPr>
         <w:pStyle w:val="Titolo2"/>
       </w:pPr>
-      <w:bookmarkStart w:id="74" w:name="_Toc471905556"/>
-      <w:bookmarkStart w:id="75" w:name="_Toc474433558"/>
-      <w:bookmarkStart w:id="76" w:name="_Toc474433733"/>
-      <w:bookmarkStart w:id="77" w:name="_Toc195300128"/>
+      <w:bookmarkStart w:id="75" w:name="_Toc471905556"/>
+      <w:bookmarkStart w:id="76" w:name="_Toc474433558"/>
+      <w:bookmarkStart w:id="77" w:name="_Toc474433733"/>
+      <w:bookmarkStart w:id="78" w:name="_Toc195300128"/>
       <w:r>
         <w:lastRenderedPageBreak/>
         <w:t>Diagrammi di sequenza</w:t>
       </w:r>
-      <w:bookmarkEnd w:id="74"/>
       <w:bookmarkEnd w:id="75"/>
       <w:bookmarkEnd w:id="76"/>
       <w:bookmarkEnd w:id="77"/>
+      <w:bookmarkEnd w:id="78"/>
     </w:p>
     <w:p>
       <w:pPr>
@@ -27064,7 +28034,21 @@
         <w:rPr>
           <w:highlight w:val="yellow"/>
         </w:rPr>
-        <w:t xml:space="preserve">Riportare il diagramma di sequenza di analisi per le funzionalità (ossia i caso d’uso) da implementare (sceglierne una non banale per ogni membro del gruppo) e che saranno sviluppate fino alla codifica in Java ed al test. </w:t>
+        <w:t xml:space="preserve">Riportare il diagramma di sequenza di analisi per le funzionalità (ossia </w:t>
+      </w:r>
+      <w:proofErr w:type="gramStart"/>
+      <w:r>
+        <w:rPr>
+          <w:highlight w:val="yellow"/>
+        </w:rPr>
+        <w:t>i caso</w:t>
+      </w:r>
+      <w:proofErr w:type="gramEnd"/>
+      <w:r>
+        <w:rPr>
+          <w:highlight w:val="yellow"/>
+        </w:rPr>
+        <w:t xml:space="preserve"> d’uso) da implementare (sceglierne una non banale per ogni membro del gruppo) e che saranno sviluppate fino alla codifica in Java ed al test. </w:t>
       </w:r>
     </w:p>
     <w:p>
@@ -27077,7 +28061,10 @@
         <w:jc w:val="both"/>
       </w:pPr>
       <w:r>
-        <w:t>Si riportano alcuni esempi di diagrammi di sequenza di analisi per i casi d’uso precedentemente individuati.</w:t>
+        <w:t>Si riportano alcuni esempi di di</w:t>
+      </w:r>
+      <w:r>
+        <w:t>agrammi di sequenza di analisi per i casi d’uso precedentemente individuati.</w:t>
       </w:r>
     </w:p>
     <w:p>
@@ -27149,11 +28136,11 @@
           <w:numId w:val="2"/>
         </w:numPr>
       </w:pPr>
-      <w:bookmarkStart w:id="78" w:name="_Toc195300130"/>
+      <w:bookmarkStart w:id="79" w:name="_Toc195300130"/>
       <w:r>
         <w:t>Accesso</w:t>
       </w:r>
-      <w:bookmarkEnd w:id="78"/>
+      <w:bookmarkEnd w:id="79"/>
     </w:p>
     <w:p>
       <w:pPr>
@@ -27186,7 +28173,10 @@
         <w:t>Accesso</w:t>
       </w:r>
       <w:r>
-        <w:t xml:space="preserve">, ha fatto sorgere la necessità di definire un metodo, specifico per la classe </w:t>
+        <w:t xml:space="preserve">, ha fatto sorgere la necessità di definire </w:t>
+      </w:r>
+      <w:r>
+        <w:t xml:space="preserve">un metodo, specifico per la classe </w:t>
       </w:r>
       <w:r>
         <w:rPr>
@@ -27200,6 +28190,7 @@
         <w:t xml:space="preserve">, </w:t>
       </w:r>
       <w:proofErr w:type="spellStart"/>
+      <w:proofErr w:type="gramStart"/>
       <w:r>
         <w:rPr>
           <w:b/>
@@ -27216,6 +28207,7 @@
         <w:t>(</w:t>
       </w:r>
       <w:proofErr w:type="spellStart"/>
+      <w:proofErr w:type="gramEnd"/>
       <w:r>
         <w:rPr>
           <w:b/>
@@ -27304,12 +28296,12 @@
           <w:numId w:val="2"/>
         </w:numPr>
       </w:pPr>
-      <w:bookmarkStart w:id="79" w:name="_Toc195300131"/>
+      <w:bookmarkStart w:id="80" w:name="_Toc195300131"/>
       <w:proofErr w:type="spellStart"/>
       <w:r>
         <w:t>AggiungiAuto</w:t>
       </w:r>
-      <w:bookmarkEnd w:id="79"/>
+      <w:bookmarkEnd w:id="80"/>
       <w:proofErr w:type="spellEnd"/>
     </w:p>
     <w:p>
@@ -27432,7 +28424,10 @@
       </w:pPr>
       <w:r>
         <w:lastRenderedPageBreak/>
-        <w:t>……..</w:t>
+        <w:t>…</w:t>
+      </w:r>
+      <w:r>
+        <w:t>…..</w:t>
       </w:r>
     </w:p>
     <w:p>
@@ -27483,7 +28478,10 @@
         <w:t xml:space="preserve">Diagramma delle Classi </w:t>
       </w:r>
       <w:r>
-        <w:t>raffinato che riporta maggiori dettagli sugli attributi e le principali operazioni delle classi:</w:t>
+        <w:t>raffinato che riporta maggiori dettagli sugli attributi e le principali op</w:t>
+      </w:r>
+      <w:r>
+        <w:t>erazioni delle classi:</w:t>
       </w:r>
     </w:p>
     <w:p/>
@@ -27514,17 +28512,17 @@
       <w:pPr>
         <w:pStyle w:val="Titolo1"/>
       </w:pPr>
-      <w:bookmarkStart w:id="80" w:name="_Toc195300132"/>
-      <w:bookmarkStart w:id="81" w:name="_Toc474433735"/>
-      <w:bookmarkStart w:id="82" w:name="_Toc474433560"/>
-      <w:bookmarkStart w:id="83" w:name="_Toc471905558"/>
+      <w:bookmarkStart w:id="81" w:name="_Toc195300132"/>
+      <w:bookmarkStart w:id="82" w:name="_Toc474433735"/>
+      <w:bookmarkStart w:id="83" w:name="_Toc474433560"/>
+      <w:bookmarkStart w:id="84" w:name="_Toc471905558"/>
       <w:r>
         <w:t>Piano di test funzionale</w:t>
       </w:r>
-      <w:bookmarkEnd w:id="80"/>
       <w:bookmarkEnd w:id="81"/>
       <w:bookmarkEnd w:id="82"/>
       <w:bookmarkEnd w:id="83"/>
+      <w:bookmarkEnd w:id="84"/>
     </w:p>
     <w:p>
       <w:pPr>
@@ -27568,8 +28566,17 @@
           <w:i/>
           <w:highlight w:val="yellow"/>
         </w:rPr>
-        <w:t xml:space="preserve"> Testing</w:t>
-      </w:r>
+        <w:t xml:space="preserve"> </w:t>
+      </w:r>
+      <w:proofErr w:type="spellStart"/>
+      <w:r>
+        <w:rPr>
+          <w:i/>
+          <w:highlight w:val="yellow"/>
+        </w:rPr>
+        <w:t>Testing</w:t>
+      </w:r>
+      <w:proofErr w:type="spellEnd"/>
       <w:r>
         <w:rPr>
           <w:highlight w:val="yellow"/>
@@ -27631,8 +28638,20 @@
           <w:color w:val="E36C0A" w:themeColor="accent6" w:themeShade="BF"/>
           <w:u w:val="single"/>
         </w:rPr>
-        <w:t xml:space="preserve"> Testing</w:t>
-      </w:r>
+        <w:t xml:space="preserve"> </w:t>
+      </w:r>
+      <w:proofErr w:type="spellStart"/>
+      <w:r>
+        <w:rPr>
+          <w:b/>
+          <w:bCs/>
+          <w:i/>
+          <w:color w:val="E36C0A" w:themeColor="accent6" w:themeShade="BF"/>
+          <w:u w:val="single"/>
+        </w:rPr>
+        <w:t>Testing</w:t>
+      </w:r>
+      <w:proofErr w:type="spellEnd"/>
       <w:r>
         <w:t xml:space="preserve">. </w:t>
       </w:r>
@@ -27649,11 +28668,11 @@
       <w:pPr>
         <w:pStyle w:val="Titolo2"/>
       </w:pPr>
-      <w:bookmarkStart w:id="84" w:name="_Toc195300133"/>
+      <w:bookmarkStart w:id="85" w:name="_Toc195300133"/>
       <w:r>
         <w:t>Registrazione</w:t>
       </w:r>
-      <w:bookmarkEnd w:id="84"/>
+      <w:bookmarkEnd w:id="85"/>
       <w:r>
         <w:t xml:space="preserve"> Utente</w:t>
       </w:r>
@@ -28077,7 +29096,15 @@
                 <w:sz w:val="20"/>
                 <w:szCs w:val="20"/>
               </w:rPr>
-              <w:t>Stringa di caratteri alfanumerici di lunghezza = 10</w:t>
+              <w:t xml:space="preserve">Stringa di caratteri alfanumerici di </w:t>
+            </w:r>
+            <w:r>
+              <w:rPr>
+                <w:rFonts w:eastAsia="Cambria"/>
+                <w:sz w:val="20"/>
+                <w:szCs w:val="20"/>
+              </w:rPr>
+              <w:t>lunghezza = 10</w:t>
             </w:r>
           </w:p>
           <w:p>
@@ -28237,7 +29264,15 @@
                 <w:sz w:val="20"/>
                 <w:szCs w:val="20"/>
               </w:rPr>
-              <w:t xml:space="preserve">Stringa di caratteri alfanumerici di lunghezza &gt; 3 </w:t>
+              <w:t>Stringa di caratteri a</w:t>
+            </w:r>
+            <w:r>
+              <w:rPr>
+                <w:rFonts w:eastAsia="Cambria"/>
+                <w:sz w:val="20"/>
+                <w:szCs w:val="20"/>
+              </w:rPr>
+              <w:t xml:space="preserve">lfanumerici di lunghezza &gt; 3 </w:t>
             </w:r>
             <w:r>
               <w:rPr>
@@ -28414,7 +29449,7 @@
       <w:pPr>
         <w:jc w:val="both"/>
         <w:rPr>
-          <w:rFonts w:ascii="Constantia" w:hAnsi="Constantia" w:hint="eastAsia"/>
+          <w:rFonts w:ascii="Constantia" w:hAnsi="Constantia"/>
         </w:rPr>
       </w:pPr>
       <w:r>
@@ -28586,7 +29621,17 @@
                 <w:szCs w:val="22"/>
               </w:rPr>
               <w:lastRenderedPageBreak/>
-              <w:t>TEST SUITE</w:t>
+              <w:t>TEST S</w:t>
+            </w:r>
+            <w:r>
+              <w:rPr>
+                <w:rFonts w:eastAsia="Cambria"/>
+                <w:b/>
+                <w:color w:val="000000" w:themeColor="text1"/>
+                <w:sz w:val="22"/>
+                <w:szCs w:val="22"/>
+              </w:rPr>
+              <w:t>UITE</w:t>
             </w:r>
           </w:p>
         </w:tc>
@@ -29444,7 +30489,7 @@
                 <w:sz w:val="18"/>
                 <w:szCs w:val="18"/>
               </w:rPr>
-              <w:t>{Nome: “Ma-</w:t>
+              <w:t>{Nome: “</w:t>
             </w:r>
             <w:proofErr w:type="spellStart"/>
             <w:r>
@@ -29455,7 +30500,7 @@
                 <w:sz w:val="18"/>
                 <w:szCs w:val="18"/>
               </w:rPr>
-              <w:t>r.o</w:t>
+              <w:t>Ma-r.o</w:t>
             </w:r>
             <w:proofErr w:type="spellEnd"/>
             <w:r>
@@ -29699,9 +30744,8 @@
                 <w:sz w:val="18"/>
                 <w:szCs w:val="18"/>
               </w:rPr>
-              <w:t xml:space="preserve">{Nome: “Mario”, Cognome: “Rossiiiiiiiiiiiiiiiiiiiiiiiiiiiiiiiiiiiiiiiiiiiiiiiiiiiiiiiiiiiiiiiiiiiiiiiiiiiiiiiiiiiiiiiiiiiiiiiiiiiiiiiiiiiiiiiiiiiiiiiiiiiiiiii”, Patente: “NAH68I903B”, </w:t>
-            </w:r>
-            <w:proofErr w:type="spellStart"/>
+              <w:t>{Nome: “Mario”, Cognome: “Rossiiiiiiiiiiiiiiiiiiiiiiiiiiiiiiiiiiiiiiiiiiiiiiiiiiiiiiiiiiiiiiiiiiiiiiiiiiiiiiiiiiiiiiiiiiiiiiiiiiiiiiiiiiiiiiiiiiiiiiiiiiiiiiii”, Patente: “NAH68I9</w:t>
+            </w:r>
             <w:r>
               <w:rPr>
                 <w:rFonts w:eastAsia="Cambria"/>
@@ -29710,9 +30754,9 @@
                 <w:sz w:val="18"/>
                 <w:szCs w:val="18"/>
               </w:rPr>
-              <w:t>TipoPatente</w:t>
-            </w:r>
-            <w:proofErr w:type="spellEnd"/>
+              <w:t xml:space="preserve">03B”, </w:t>
+            </w:r>
+            <w:proofErr w:type="spellStart"/>
             <w:r>
               <w:rPr>
                 <w:rFonts w:eastAsia="Cambria"/>
@@ -29721,6 +30765,17 @@
                 <w:sz w:val="18"/>
                 <w:szCs w:val="18"/>
               </w:rPr>
+              <w:t>TipoPatente</w:t>
+            </w:r>
+            <w:proofErr w:type="spellEnd"/>
+            <w:r>
+              <w:rPr>
+                <w:rFonts w:eastAsia="Cambria"/>
+                <w:bCs/>
+                <w:color w:val="000000" w:themeColor="text1"/>
+                <w:sz w:val="18"/>
+                <w:szCs w:val="18"/>
+              </w:rPr>
               <w:t>: “B1”, Credito “230.50”}</w:t>
             </w:r>
           </w:p>
@@ -29973,49 +31028,59 @@
                 <w:sz w:val="18"/>
                 <w:szCs w:val="18"/>
               </w:rPr>
-              <w:t>: “B1”, Credito “230.50”}</w:t>
-            </w:r>
-          </w:p>
-        </w:tc>
-        <w:tc>
-          <w:tcPr>
-            <w:tcW w:w="1276" w:type="dxa"/>
-            <w:vAlign w:val="center"/>
-          </w:tcPr>
-          <w:p>
-            <w:pPr>
-              <w:rPr>
+              <w:t xml:space="preserve">: </w:t>
+            </w:r>
+            <w:r>
+              <w:rPr>
+                <w:rFonts w:eastAsia="Cambria"/>
                 <w:bCs/>
                 <w:color w:val="000000" w:themeColor="text1"/>
                 <w:sz w:val="18"/>
                 <w:szCs w:val="18"/>
               </w:rPr>
-            </w:pPr>
-            <w:r>
-              <w:rPr>
-                <w:rFonts w:eastAsia="Cambria"/>
+              <w:t>“B1”, Credito “230.50”}</w:t>
+            </w:r>
+          </w:p>
+        </w:tc>
+        <w:tc>
+          <w:tcPr>
+            <w:tcW w:w="1276" w:type="dxa"/>
+            <w:vAlign w:val="center"/>
+          </w:tcPr>
+          <w:p>
+            <w:pPr>
+              <w:rPr>
                 <w:bCs/>
                 <w:color w:val="000000" w:themeColor="text1"/>
                 <w:sz w:val="18"/>
                 <w:szCs w:val="18"/>
               </w:rPr>
-              <w:t>Formato Cognome errato!</w:t>
-            </w:r>
-          </w:p>
-        </w:tc>
-        <w:tc>
-          <w:tcPr>
-            <w:tcW w:w="1134" w:type="dxa"/>
-            <w:vAlign w:val="center"/>
-          </w:tcPr>
-          <w:p>
-            <w:pPr>
-              <w:rPr>
+            </w:pPr>
+            <w:r>
+              <w:rPr>
+                <w:rFonts w:eastAsia="Cambria"/>
                 <w:bCs/>
                 <w:color w:val="000000" w:themeColor="text1"/>
                 <w:sz w:val="18"/>
                 <w:szCs w:val="18"/>
               </w:rPr>
+              <w:t>Formato Cognome errato!</w:t>
+            </w:r>
+          </w:p>
+        </w:tc>
+        <w:tc>
+          <w:tcPr>
+            <w:tcW w:w="1134" w:type="dxa"/>
+            <w:vAlign w:val="center"/>
+          </w:tcPr>
+          <w:p>
+            <w:pPr>
+              <w:rPr>
+                <w:bCs/>
+                <w:color w:val="000000" w:themeColor="text1"/>
+                <w:sz w:val="18"/>
+                <w:szCs w:val="18"/>
+              </w:rPr>
             </w:pPr>
           </w:p>
         </w:tc>
@@ -30186,7 +31251,17 @@
                 <w:sz w:val="18"/>
                 <w:szCs w:val="18"/>
               </w:rPr>
-              <w:t>: “B1”, Credito “230.50”}</w:t>
+              <w:t xml:space="preserve">: </w:t>
+            </w:r>
+            <w:r>
+              <w:rPr>
+                <w:rFonts w:eastAsia="Cambria"/>
+                <w:bCs/>
+                <w:color w:val="000000" w:themeColor="text1"/>
+                <w:sz w:val="18"/>
+                <w:szCs w:val="18"/>
+              </w:rPr>
+              <w:t>“B1”, Credito “230.50”}</w:t>
             </w:r>
           </w:p>
         </w:tc>
@@ -30396,49 +31471,59 @@
                 <w:sz w:val="18"/>
                 <w:szCs w:val="18"/>
               </w:rPr>
-              <w:t>: “B1”, Credito “230.50”}</w:t>
-            </w:r>
-          </w:p>
-        </w:tc>
-        <w:tc>
-          <w:tcPr>
-            <w:tcW w:w="1276" w:type="dxa"/>
-            <w:vAlign w:val="center"/>
-          </w:tcPr>
-          <w:p>
-            <w:pPr>
-              <w:rPr>
+              <w:t xml:space="preserve">: “B1”, Credito </w:t>
+            </w:r>
+            <w:r>
+              <w:rPr>
+                <w:rFonts w:eastAsia="Cambria"/>
                 <w:bCs/>
                 <w:color w:val="000000" w:themeColor="text1"/>
                 <w:sz w:val="18"/>
                 <w:szCs w:val="18"/>
               </w:rPr>
-            </w:pPr>
-            <w:r>
-              <w:rPr>
-                <w:rFonts w:eastAsia="Cambria"/>
+              <w:t>“230.50”}</w:t>
+            </w:r>
+          </w:p>
+        </w:tc>
+        <w:tc>
+          <w:tcPr>
+            <w:tcW w:w="1276" w:type="dxa"/>
+            <w:vAlign w:val="center"/>
+          </w:tcPr>
+          <w:p>
+            <w:pPr>
+              <w:rPr>
                 <w:bCs/>
                 <w:color w:val="000000" w:themeColor="text1"/>
                 <w:sz w:val="18"/>
                 <w:szCs w:val="18"/>
               </w:rPr>
-              <w:t>Patente troppo breve!</w:t>
-            </w:r>
-          </w:p>
-        </w:tc>
-        <w:tc>
-          <w:tcPr>
-            <w:tcW w:w="1134" w:type="dxa"/>
-            <w:vAlign w:val="center"/>
-          </w:tcPr>
-          <w:p>
-            <w:pPr>
-              <w:rPr>
+            </w:pPr>
+            <w:r>
+              <w:rPr>
+                <w:rFonts w:eastAsia="Cambria"/>
                 <w:bCs/>
                 <w:color w:val="000000" w:themeColor="text1"/>
                 <w:sz w:val="18"/>
                 <w:szCs w:val="18"/>
               </w:rPr>
+              <w:t>Patente troppo breve!</w:t>
+            </w:r>
+          </w:p>
+        </w:tc>
+        <w:tc>
+          <w:tcPr>
+            <w:tcW w:w="1134" w:type="dxa"/>
+            <w:vAlign w:val="center"/>
+          </w:tcPr>
+          <w:p>
+            <w:pPr>
+              <w:rPr>
+                <w:bCs/>
+                <w:color w:val="000000" w:themeColor="text1"/>
+                <w:sz w:val="18"/>
+                <w:szCs w:val="18"/>
+              </w:rPr>
             </w:pPr>
           </w:p>
         </w:tc>
@@ -30609,7 +31694,17 @@
                 <w:sz w:val="18"/>
                 <w:szCs w:val="18"/>
               </w:rPr>
-              <w:t>: “B1”, Credito “230.50”}</w:t>
+              <w:t xml:space="preserve">: “B1”, </w:t>
+            </w:r>
+            <w:r>
+              <w:rPr>
+                <w:rFonts w:eastAsia="Cambria"/>
+                <w:bCs/>
+                <w:color w:val="000000" w:themeColor="text1"/>
+                <w:sz w:val="18"/>
+                <w:szCs w:val="18"/>
+              </w:rPr>
+              <w:t>Credito “230.50”}</w:t>
             </w:r>
           </w:p>
         </w:tc>
@@ -31043,34 +32138,34 @@
       <w:pPr>
         <w:pStyle w:val="Titolo1"/>
       </w:pPr>
-      <w:bookmarkStart w:id="85" w:name="_Toc471905559"/>
-      <w:bookmarkStart w:id="86" w:name="_Toc474433561"/>
-      <w:bookmarkStart w:id="87" w:name="_Toc195300134"/>
-      <w:bookmarkStart w:id="88" w:name="_Toc474433736"/>
+      <w:bookmarkStart w:id="86" w:name="_Toc471905559"/>
+      <w:bookmarkStart w:id="87" w:name="_Toc474433561"/>
+      <w:bookmarkStart w:id="88" w:name="_Toc195300134"/>
+      <w:bookmarkStart w:id="89" w:name="_Toc474433736"/>
       <w:r>
         <w:lastRenderedPageBreak/>
         <w:t>Progettazione</w:t>
       </w:r>
-      <w:bookmarkEnd w:id="85"/>
       <w:bookmarkEnd w:id="86"/>
       <w:bookmarkEnd w:id="87"/>
       <w:bookmarkEnd w:id="88"/>
+      <w:bookmarkEnd w:id="89"/>
     </w:p>
     <w:p>
       <w:pPr>
         <w:pStyle w:val="Titolo2"/>
       </w:pPr>
-      <w:bookmarkStart w:id="89" w:name="_Toc195300135"/>
-      <w:bookmarkStart w:id="90" w:name="_Toc474433737"/>
-      <w:bookmarkStart w:id="91" w:name="_Toc474433562"/>
-      <w:bookmarkStart w:id="92" w:name="_Toc471905560"/>
+      <w:bookmarkStart w:id="90" w:name="_Toc195300135"/>
+      <w:bookmarkStart w:id="91" w:name="_Toc474433737"/>
+      <w:bookmarkStart w:id="92" w:name="_Toc474433562"/>
+      <w:bookmarkStart w:id="93" w:name="_Toc471905560"/>
       <w:r>
         <w:t>Diagramma delle classi</w:t>
       </w:r>
-      <w:bookmarkEnd w:id="89"/>
       <w:bookmarkEnd w:id="90"/>
       <w:bookmarkEnd w:id="91"/>
       <w:bookmarkEnd w:id="92"/>
+      <w:bookmarkEnd w:id="93"/>
       <w:r>
         <w:t xml:space="preserve"> </w:t>
       </w:r>
@@ -31085,13 +32180,27 @@
         <w:rPr>
           <w:highlight w:val="yellow"/>
         </w:rPr>
-        <w:t xml:space="preserve">Riportare il diagramma delle classi di progettazione che rispetti il modello architetturale del BCED (senza violarne le regole di dipendenza fra i livelli). Il class </w:t>
+        <w:t xml:space="preserve">Riportare il diagramma delle classi di progettazione che rispetti il modello architetturale del BCED (senza violarne le regole di dipendenza fra i livelli). Il </w:t>
       </w:r>
       <w:proofErr w:type="spellStart"/>
       <w:r>
         <w:rPr>
           <w:highlight w:val="yellow"/>
         </w:rPr>
+        <w:t>class</w:t>
+      </w:r>
+      <w:proofErr w:type="spellEnd"/>
+      <w:r>
+        <w:rPr>
+          <w:highlight w:val="yellow"/>
+        </w:rPr>
+        <w:t xml:space="preserve"> </w:t>
+      </w:r>
+      <w:proofErr w:type="spellStart"/>
+      <w:r>
+        <w:rPr>
+          <w:highlight w:val="yellow"/>
+        </w:rPr>
         <w:t>diagram</w:t>
       </w:r>
       <w:proofErr w:type="spellEnd"/>
@@ -31113,7 +32222,13 @@
         <w:rPr>
           <w:highlight w:val="yellow"/>
         </w:rPr>
-        <w:t xml:space="preserve"> (corrispondenti a quelle di dominio), nonché le Classi </w:t>
+        <w:t xml:space="preserve"> (corrispondenti a quelle di dominio), nonché le C</w:t>
+      </w:r>
+      <w:r>
+        <w:rPr>
+          <w:highlight w:val="yellow"/>
+        </w:rPr>
+        <w:t xml:space="preserve">lassi </w:t>
       </w:r>
       <w:proofErr w:type="spellStart"/>
       <w:r>
@@ -31188,7 +32303,13 @@
         <w:rPr>
           <w:highlight w:val="yellow"/>
         </w:rPr>
-        <w:t xml:space="preserve">In questo diagramma saranno inoltre documentate le scelte di progetto fatte, come ad esempio: </w:t>
+        <w:t>In questo diagramma saranno inoltre documentate le scel</w:t>
+      </w:r>
+      <w:r>
+        <w:rPr>
+          <w:highlight w:val="yellow"/>
+        </w:rPr>
+        <w:t xml:space="preserve">te di progetto fatte, come ad esempio: </w:t>
       </w:r>
     </w:p>
     <w:p>
@@ -31224,7 +32345,13 @@
         <w:rPr>
           <w:highlight w:val="yellow"/>
         </w:rPr>
-        <w:t>Specificare argomenti e tipo di ritorno delle operazioni (per quelle più significative, coinvolte nei casi d’uso sviluppati fino alla implementazione).</w:t>
+        <w:t xml:space="preserve">Specificare argomenti e tipo di ritorno delle operazioni (per quelle più significative, coinvolte nei casi d’uso sviluppati fino alla </w:t>
+      </w:r>
+      <w:r>
+        <w:rPr>
+          <w:highlight w:val="yellow"/>
+        </w:rPr>
+        <w:t>implementazione).</w:t>
       </w:r>
     </w:p>
     <w:p>
@@ -31274,11 +32401,11 @@
           <w:numId w:val="2"/>
         </w:numPr>
       </w:pPr>
-      <w:bookmarkStart w:id="93" w:name="_Toc195300136"/>
+      <w:bookmarkStart w:id="94" w:name="_Toc195300136"/>
       <w:r>
         <w:t>Traduzione classi ed associazioni</w:t>
       </w:r>
-      <w:bookmarkEnd w:id="93"/>
+      <w:bookmarkEnd w:id="94"/>
     </w:p>
     <w:p/>
     <w:p>
@@ -31304,11 +32431,11 @@
           <w:numId w:val="2"/>
         </w:numPr>
       </w:pPr>
-      <w:bookmarkStart w:id="94" w:name="_Toc195300137"/>
+      <w:bookmarkStart w:id="95" w:name="_Toc195300137"/>
       <w:r>
         <w:t>Pattern BCED</w:t>
       </w:r>
-      <w:bookmarkEnd w:id="94"/>
+      <w:bookmarkEnd w:id="95"/>
     </w:p>
     <w:p>
       <w:pPr>
@@ -31332,7 +32459,7 @@
           <w:numId w:val="2"/>
         </w:numPr>
       </w:pPr>
-      <w:bookmarkStart w:id="95" w:name="_Toc195300138"/>
+      <w:bookmarkStart w:id="96" w:name="_Toc195300138"/>
       <w:r>
         <w:t xml:space="preserve">Package </w:t>
       </w:r>
@@ -31340,7 +32467,7 @@
       <w:r>
         <w:t>Boundary</w:t>
       </w:r>
-      <w:bookmarkEnd w:id="95"/>
+      <w:bookmarkEnd w:id="96"/>
       <w:proofErr w:type="spellEnd"/>
     </w:p>
     <w:p>
@@ -31366,7 +32493,13 @@
         <w:rPr>
           <w:highlight w:val="yellow"/>
         </w:rPr>
-        <w:t xml:space="preserve"> contiene tutti gli oggetti responsabili dell’interfaccia utente e della logica di presentazione; a questo livello tutte le classi corrispondono a delle interfacce e i relativi attributi non sono altro che gli elementi che le compongono, visualizzati a video.</w:t>
+        <w:t xml:space="preserve"> contiene tutti gli oggetti responsabili dell’interfaccia utente e</w:t>
+      </w:r>
+      <w:r>
+        <w:rPr>
+          <w:highlight w:val="yellow"/>
+        </w:rPr>
+        <w:t xml:space="preserve"> della logica di presentazione; a questo livello tutte le classi corrispondono a delle interfacce e i relativi attributi non sono altro che gli elementi che le compongono, visualizzati a video.</w:t>
       </w:r>
       <w:r>
         <w:t xml:space="preserve"> </w:t>
@@ -31420,11 +32553,11 @@
           <w:numId w:val="2"/>
         </w:numPr>
       </w:pPr>
-      <w:bookmarkStart w:id="96" w:name="_Toc195300139"/>
+      <w:bookmarkStart w:id="97" w:name="_Toc195300139"/>
       <w:r>
         <w:t>Package Controller</w:t>
       </w:r>
-      <w:bookmarkEnd w:id="96"/>
+      <w:bookmarkEnd w:id="97"/>
     </w:p>
     <w:p>
       <w:pPr>
@@ -31435,7 +32568,21 @@
         <w:rPr>
           <w:highlight w:val="yellow"/>
         </w:rPr>
-        <w:t xml:space="preserve">Questo package contiene gli oggetti che percepiscono gli eventi generati dalle interazioni con l’interfaccia utente e ne demandano la gestione all’unico componente del sistema software responsabile della gestione della Business Logic, il package </w:t>
+        <w:t xml:space="preserve">Questo package contiene gli oggetti che percepiscono gli eventi generati dalle interazioni con l’interfaccia utente e ne demandano la gestione all’unico componente del sistema software responsabile della gestione della Business </w:t>
+      </w:r>
+      <w:proofErr w:type="spellStart"/>
+      <w:r>
+        <w:rPr>
+          <w:highlight w:val="yellow"/>
+        </w:rPr>
+        <w:t>Logic</w:t>
+      </w:r>
+      <w:proofErr w:type="spellEnd"/>
+      <w:r>
+        <w:rPr>
+          <w:highlight w:val="yellow"/>
+        </w:rPr>
+        <w:t xml:space="preserve">, il package </w:t>
       </w:r>
       <w:proofErr w:type="spellStart"/>
       <w:r>
@@ -31469,7 +32616,14 @@
           <w:color w:val="FF0000"/>
           <w:highlight w:val="yellow"/>
         </w:rPr>
-        <w:t>Riportare il Package Controller</w:t>
+        <w:t>R</w:t>
+      </w:r>
+      <w:r>
+        <w:rPr>
+          <w:color w:val="FF0000"/>
+          <w:highlight w:val="yellow"/>
+        </w:rPr>
+        <w:t>iportare il Package Controller</w:t>
       </w:r>
     </w:p>
     <w:p>
@@ -31488,7 +32642,7 @@
           <w:numId w:val="2"/>
         </w:numPr>
       </w:pPr>
-      <w:bookmarkStart w:id="97" w:name="_Toc195300140"/>
+      <w:bookmarkStart w:id="98" w:name="_Toc195300140"/>
       <w:r>
         <w:t xml:space="preserve">Package </w:t>
       </w:r>
@@ -31496,7 +32650,7 @@
       <w:r>
         <w:t>Entity</w:t>
       </w:r>
-      <w:bookmarkEnd w:id="97"/>
+      <w:bookmarkEnd w:id="98"/>
       <w:proofErr w:type="spellEnd"/>
     </w:p>
     <w:p>
@@ -31527,7 +32681,14 @@
           <w:color w:val="FF0000"/>
           <w:highlight w:val="yellow"/>
         </w:rPr>
-        <w:t xml:space="preserve">Riportare il Package </w:t>
+        <w:t>Riportar</w:t>
+      </w:r>
+      <w:r>
+        <w:rPr>
+          <w:color w:val="FF0000"/>
+          <w:highlight w:val="yellow"/>
+        </w:rPr>
+        <w:t xml:space="preserve">e il Package </w:t>
       </w:r>
       <w:proofErr w:type="spellStart"/>
       <w:r>
@@ -31581,11 +32742,11 @@
           <w:numId w:val="2"/>
         </w:numPr>
       </w:pPr>
-      <w:bookmarkStart w:id="98" w:name="_Toc195300141"/>
+      <w:bookmarkStart w:id="99" w:name="_Toc195300141"/>
       <w:r>
         <w:t>Package Database</w:t>
       </w:r>
-      <w:bookmarkEnd w:id="98"/>
+      <w:bookmarkEnd w:id="99"/>
     </w:p>
     <w:p>
       <w:pPr>
@@ -31636,7 +32797,23 @@
           <w:color w:val="FF0000"/>
           <w:highlight w:val="green"/>
         </w:rPr>
-        <w:t xml:space="preserve">(ossia il Modello E-R  costruito ad esempio con l’editor di MySQL Workbench). </w:t>
+        <w:t>(ossia il Modello E-</w:t>
+      </w:r>
+      <w:proofErr w:type="gramStart"/>
+      <w:r>
+        <w:rPr>
+          <w:color w:val="FF0000"/>
+          <w:highlight w:val="green"/>
+        </w:rPr>
+        <w:t>R  costruito</w:t>
+      </w:r>
+      <w:proofErr w:type="gramEnd"/>
+      <w:r>
+        <w:rPr>
+          <w:color w:val="FF0000"/>
+          <w:highlight w:val="green"/>
+        </w:rPr>
+        <w:t xml:space="preserve"> ad esempio con l’editor di MySQL Workbench). </w:t>
       </w:r>
     </w:p>
     <w:p>
@@ -31834,7 +33011,27 @@
         <w:rPr>
           <w:highlight w:val="yellow"/>
         </w:rPr>
-        <w:t>Il Package Database contiene tutte le classi responsabili dell’estrazione dei dati dal DB, esponendo una vera e propria interfaccia che di fatto rende indipendenti le classi della Business Logic (</w:t>
+        <w:t>Il</w:t>
+      </w:r>
+      <w:r>
+        <w:rPr>
+          <w:highlight w:val="yellow"/>
+        </w:rPr>
+        <w:t xml:space="preserve"> Package Database contiene tutte le classi responsabili dell’estrazione dei dati dal DB, esponendo una vera e propria interfaccia che di fatto rende indipendenti le classi della Business </w:t>
+      </w:r>
+      <w:proofErr w:type="spellStart"/>
+      <w:r>
+        <w:rPr>
+          <w:highlight w:val="yellow"/>
+        </w:rPr>
+        <w:t>Logic</w:t>
+      </w:r>
+      <w:proofErr w:type="spellEnd"/>
+      <w:r>
+        <w:rPr>
+          <w:highlight w:val="yellow"/>
+        </w:rPr>
+        <w:t xml:space="preserve"> (</w:t>
       </w:r>
       <w:proofErr w:type="spellStart"/>
       <w:r>
@@ -31863,7 +33060,13 @@
         <w:rPr>
           <w:highlight w:val="yellow"/>
         </w:rPr>
-        <w:t>In particolare, tra le strategie di risoluzione del problema dell’</w:t>
+        <w:t>In partico</w:t>
+      </w:r>
+      <w:r>
+        <w:rPr>
+          <w:highlight w:val="yellow"/>
+        </w:rPr>
+        <w:t>lare, tra le strategie di risoluzione del problema dell’</w:t>
       </w:r>
       <w:proofErr w:type="spellStart"/>
       <w:r>
@@ -31881,34 +33084,44 @@
           <w:bCs/>
           <w:highlight w:val="yellow"/>
         </w:rPr>
-        <w:t xml:space="preserve"> mismatch</w:t>
-      </w:r>
-      <w:r>
-        <w:rPr>
-          <w:highlight w:val="yellow"/>
-        </w:rPr>
-        <w:t xml:space="preserve">, che nasce dalla mancata corrispondenza tra il modello Object </w:t>
+        <w:t xml:space="preserve"> </w:t>
       </w:r>
       <w:proofErr w:type="spellStart"/>
-      <w:r>
-        <w:rPr>
-          <w:highlight w:val="yellow"/>
-        </w:rPr>
-        <w:t>Oriented</w:t>
-      </w:r>
-      <w:proofErr w:type="spellEnd"/>
-      <w:r>
-        <w:rPr>
-          <w:highlight w:val="yellow"/>
-        </w:rPr>
-        <w:t xml:space="preserve"> e quello relazionale, si è deciso di adottare quella delle classi </w:t>
-      </w:r>
       <w:r>
         <w:rPr>
           <w:b/>
           <w:bCs/>
           <w:highlight w:val="yellow"/>
         </w:rPr>
+        <w:t>mismatch</w:t>
+      </w:r>
+      <w:proofErr w:type="spellEnd"/>
+      <w:r>
+        <w:rPr>
+          <w:highlight w:val="yellow"/>
+        </w:rPr>
+        <w:t xml:space="preserve">, che nasce dalla mancata corrispondenza tra il modello Object </w:t>
+      </w:r>
+      <w:proofErr w:type="spellStart"/>
+      <w:r>
+        <w:rPr>
+          <w:highlight w:val="yellow"/>
+        </w:rPr>
+        <w:t>Oriented</w:t>
+      </w:r>
+      <w:proofErr w:type="spellEnd"/>
+      <w:r>
+        <w:rPr>
+          <w:highlight w:val="yellow"/>
+        </w:rPr>
+        <w:t xml:space="preserve"> e quello relazionale, si è deciso di adottare quella delle classi </w:t>
+      </w:r>
+      <w:r>
+        <w:rPr>
+          <w:b/>
+          <w:bCs/>
+          <w:highlight w:val="yellow"/>
+        </w:rPr>
         <w:t xml:space="preserve">DAO </w:t>
       </w:r>
       <w:r>
@@ -31948,7 +33161,13 @@
         <w:rPr>
           <w:highlight w:val="yellow"/>
         </w:rPr>
-        <w:t xml:space="preserve">), implementati in funzione di un’ulteriore classe, </w:t>
+        <w:t>), implementati in funzione d</w:t>
+      </w:r>
+      <w:r>
+        <w:rPr>
+          <w:highlight w:val="yellow"/>
+        </w:rPr>
+        <w:t xml:space="preserve">i un’ulteriore classe, </w:t>
       </w:r>
       <w:proofErr w:type="spellStart"/>
       <w:r>
@@ -32011,17 +33230,17 @@
       <w:pPr>
         <w:pStyle w:val="Titolo2"/>
       </w:pPr>
-      <w:bookmarkStart w:id="99" w:name="_Toc195300142"/>
-      <w:bookmarkStart w:id="100" w:name="_Toc474433738"/>
-      <w:bookmarkStart w:id="101" w:name="_Toc474433563"/>
-      <w:bookmarkStart w:id="102" w:name="_Toc471905561"/>
+      <w:bookmarkStart w:id="100" w:name="_Toc195300142"/>
+      <w:bookmarkStart w:id="101" w:name="_Toc474433738"/>
+      <w:bookmarkStart w:id="102" w:name="_Toc474433563"/>
+      <w:bookmarkStart w:id="103" w:name="_Toc471905561"/>
       <w:r>
         <w:t>Diagrammi di sequenza</w:t>
       </w:r>
-      <w:bookmarkEnd w:id="99"/>
       <w:bookmarkEnd w:id="100"/>
       <w:bookmarkEnd w:id="101"/>
       <w:bookmarkEnd w:id="102"/>
+      <w:bookmarkEnd w:id="103"/>
     </w:p>
     <w:p>
       <w:pPr>
@@ -32047,7 +33266,14 @@
           <w:color w:val="FF0000"/>
           <w:highlight w:val="yellow"/>
         </w:rPr>
-        <w:t>Si riportino di seguito i diagrammi di sequenza di progetto per il/i casi d’uso sviluppati fino alla codifica in Java.</w:t>
+        <w:t>Si riportino di seguito i diagrammi di s</w:t>
+      </w:r>
+      <w:r>
+        <w:rPr>
+          <w:color w:val="FF0000"/>
+          <w:highlight w:val="yellow"/>
+        </w:rPr>
+        <w:t>equenza di progetto per il/i casi d’uso sviluppati fino alla codifica in Java.</w:t>
       </w:r>
     </w:p>
     <w:p>
@@ -32066,11 +33292,11 @@
           <w:numId w:val="2"/>
         </w:numPr>
       </w:pPr>
-      <w:bookmarkStart w:id="103" w:name="_Toc195300143"/>
+      <w:bookmarkStart w:id="104" w:name="_Toc195300143"/>
       <w:r>
         <w:t>Registrazione</w:t>
       </w:r>
-      <w:bookmarkEnd w:id="103"/>
+      <w:bookmarkEnd w:id="104"/>
     </w:p>
     <w:p>
       <w:pPr>
@@ -32166,7 +33392,16 @@
           <w:color w:val="13B0E3"/>
           <w:u w:val="single"/>
         </w:rPr>
-        <w:t>Diagramma delle Classi di Progettazione</w:t>
+        <w:t>Diagramma delle Classi di Progettazion</w:t>
+      </w:r>
+      <w:r>
+        <w:rPr>
+          <w:b/>
+          <w:bCs/>
+          <w:color w:val="13B0E3"/>
+          <w:u w:val="single"/>
+        </w:rPr>
+        <w:t>e</w:t>
       </w:r>
       <w:r>
         <w:t>, fino ad ottenere la seguente versione finale:</w:t>
@@ -32223,17 +33458,17 @@
       <w:pPr>
         <w:pStyle w:val="Titolo1"/>
       </w:pPr>
-      <w:bookmarkStart w:id="104" w:name="_Toc195300145"/>
-      <w:bookmarkStart w:id="105" w:name="_Toc474433739"/>
-      <w:bookmarkStart w:id="106" w:name="_Toc474433564"/>
-      <w:bookmarkStart w:id="107" w:name="_Toc471905562"/>
+      <w:bookmarkStart w:id="105" w:name="_Toc195300145"/>
+      <w:bookmarkStart w:id="106" w:name="_Toc474433739"/>
+      <w:bookmarkStart w:id="107" w:name="_Toc474433564"/>
+      <w:bookmarkStart w:id="108" w:name="_Toc471905562"/>
       <w:r>
         <w:t>Implementazione</w:t>
       </w:r>
-      <w:bookmarkEnd w:id="104"/>
       <w:bookmarkEnd w:id="105"/>
       <w:bookmarkEnd w:id="106"/>
       <w:bookmarkEnd w:id="107"/>
+      <w:bookmarkEnd w:id="108"/>
     </w:p>
     <w:p>
       <w:pPr>
@@ -32263,7 +33498,13 @@
         <w:rPr>
           <w:highlight w:val="yellow"/>
         </w:rPr>
-        <w:t>Elencare:</w:t>
+        <w:t>Elenc</w:t>
+      </w:r>
+      <w:r>
+        <w:rPr>
+          <w:highlight w:val="yellow"/>
+        </w:rPr>
+        <w:t>are:</w:t>
       </w:r>
     </w:p>
     <w:p>
@@ -32299,7 +33540,27 @@
         <w:rPr>
           <w:highlight w:val="yellow"/>
         </w:rPr>
-        <w:t>Elencare gli artefatti necessari per l’installazione ed esecuzione del programma, senza ovviamente l’ambiente di sviluppo come Eclipse (DB h2, eventuali librerie e versioni di Java che l’utilizzatore deve avere installati, file .class, .</w:t>
+        <w:t>Elencare gli artefatti necessari per l’installazione ed esecuzione del programma, senza ovviamente l’ambiente di sviluppo come Eclipse (DB h2, eventuali librerie e versioni di Java che l’utilizzatore deve av</w:t>
+      </w:r>
+      <w:r>
+        <w:rPr>
+          <w:highlight w:val="yellow"/>
+        </w:rPr>
+        <w:t>ere installati, file .</w:t>
+      </w:r>
+      <w:proofErr w:type="spellStart"/>
+      <w:r>
+        <w:rPr>
+          <w:highlight w:val="yellow"/>
+        </w:rPr>
+        <w:t>class</w:t>
+      </w:r>
+      <w:proofErr w:type="spellEnd"/>
+      <w:r>
+        <w:rPr>
+          <w:highlight w:val="yellow"/>
+        </w:rPr>
+        <w:t>, .</w:t>
       </w:r>
       <w:proofErr w:type="spellStart"/>
       <w:r>
@@ -32385,11 +33646,11 @@
       <w:pPr>
         <w:pStyle w:val="Titolo2"/>
       </w:pPr>
-      <w:bookmarkStart w:id="108" w:name="_Toc195300146"/>
+      <w:bookmarkStart w:id="109" w:name="_Toc195300146"/>
       <w:r>
         <w:t>Package Database</w:t>
       </w:r>
-      <w:bookmarkEnd w:id="108"/>
+      <w:bookmarkEnd w:id="109"/>
       <w:r>
         <w:t xml:space="preserve"> </w:t>
       </w:r>
@@ -32404,7 +33665,7 @@
       <w:pPr>
         <w:pStyle w:val="Titolo2"/>
       </w:pPr>
-      <w:bookmarkStart w:id="109" w:name="_Toc195300147"/>
+      <w:bookmarkStart w:id="110" w:name="_Toc195300147"/>
       <w:r>
         <w:t xml:space="preserve">Package </w:t>
       </w:r>
@@ -32412,7 +33673,7 @@
       <w:r>
         <w:t>Entity</w:t>
       </w:r>
-      <w:bookmarkEnd w:id="109"/>
+      <w:bookmarkEnd w:id="110"/>
       <w:proofErr w:type="spellEnd"/>
     </w:p>
     <w:p>
@@ -32432,11 +33693,14 @@
       <w:pPr>
         <w:pStyle w:val="Titolo2"/>
       </w:pPr>
-      <w:bookmarkStart w:id="110" w:name="_Toc195300148"/>
-      <w:r>
-        <w:t>Package Controller</w:t>
-      </w:r>
-      <w:bookmarkEnd w:id="110"/>
+      <w:bookmarkStart w:id="111" w:name="_Toc195300148"/>
+      <w:r>
+        <w:t>Package</w:t>
+      </w:r>
+      <w:r>
+        <w:t xml:space="preserve"> Controller</w:t>
+      </w:r>
+      <w:bookmarkEnd w:id="111"/>
     </w:p>
     <w:p>
       <w:r>
@@ -32448,7 +33712,7 @@
       <w:pPr>
         <w:pStyle w:val="Titolo2"/>
       </w:pPr>
-      <w:bookmarkStart w:id="111" w:name="_Toc195300149"/>
+      <w:bookmarkStart w:id="112" w:name="_Toc195300149"/>
       <w:r>
         <w:t xml:space="preserve">Package </w:t>
       </w:r>
@@ -32456,7 +33720,7 @@
       <w:r>
         <w:t>Boundary</w:t>
       </w:r>
-      <w:bookmarkEnd w:id="111"/>
+      <w:bookmarkEnd w:id="112"/>
       <w:proofErr w:type="spellEnd"/>
     </w:p>
     <w:p>
@@ -32481,111 +33745,9 @@
         <w:pStyle w:val="Titolo2"/>
         <w:jc w:val="both"/>
       </w:pPr>
-      <w:bookmarkStart w:id="112" w:name="_Toc195300150"/>
+      <w:bookmarkStart w:id="113" w:name="_Toc195300150"/>
       <w:r>
         <w:t>Package DTO</w:t>
-      </w:r>
-      <w:bookmarkEnd w:id="112"/>
-    </w:p>
-    <w:p>
-      <w:pPr>
-        <w:spacing w:after="120"/>
-        <w:jc w:val="both"/>
-      </w:pPr>
-      <w:r>
-        <w:t xml:space="preserve">L’introduzione di tale package, estraneo al pattern BCED, nasce dall’esigenza di mostrare sulla GUI collezioni di elementi. </w:t>
-      </w:r>
-    </w:p>
-    <w:p>
-      <w:pPr>
-        <w:spacing w:after="120"/>
-        <w:jc w:val="both"/>
-      </w:pPr>
-      <w:r>
-        <w:t xml:space="preserve">Da questo punto di vista, il problema principale è proprio quello che, qualora una determinata chiamata a funzione restituisse alla GUI un elenco di </w:t>
-      </w:r>
-      <w:proofErr w:type="spellStart"/>
-      <w:r>
-        <w:t>entity</w:t>
-      </w:r>
-      <w:proofErr w:type="spellEnd"/>
-      <w:r>
-        <w:t xml:space="preserve">, questa, per poterlo visualizzare </w:t>
-      </w:r>
-      <w:r>
-        <w:lastRenderedPageBreak/>
-        <w:t xml:space="preserve">correttamente a video, dovrebbe conoscere di fatto la struttura interna di tale classe </w:t>
-      </w:r>
-      <w:proofErr w:type="spellStart"/>
-      <w:r>
-        <w:t>Entity</w:t>
-      </w:r>
-      <w:proofErr w:type="spellEnd"/>
-      <w:r>
-        <w:t>, ma ciò porterebbe con sé un accoppiamento troppo elevato e quindi una chiara violazione dei vincoli del pattern a livelli adottato.</w:t>
-      </w:r>
-    </w:p>
-    <w:p>
-      <w:pPr>
-        <w:spacing w:after="120"/>
-        <w:jc w:val="both"/>
-      </w:pPr>
-      <w:r>
-        <w:t xml:space="preserve">Si introduce allora il concetto di </w:t>
-      </w:r>
-      <w:r>
-        <w:rPr>
-          <w:b/>
-          <w:bCs/>
-        </w:rPr>
-        <w:t>Data Transfer Object</w:t>
-      </w:r>
-      <w:r>
-        <w:t xml:space="preserve"> (</w:t>
-      </w:r>
-      <w:r>
-        <w:rPr>
-          <w:b/>
-          <w:bCs/>
-        </w:rPr>
-        <w:t>DTO</w:t>
-      </w:r>
-      <w:r>
-        <w:t>), un oggetto in grado di trasportare dati tra processi (nel caso in oggetto tra livelli). Le classi DTO hanno tipicamente una struttura che rispecchia quella dell’</w:t>
-      </w:r>
-      <w:proofErr w:type="spellStart"/>
-      <w:r>
-        <w:t>entity</w:t>
-      </w:r>
-      <w:proofErr w:type="spellEnd"/>
-      <w:r>
-        <w:t xml:space="preserve"> di cui vanno a supporto, in particolare gli attributi coincidono con quelli dell’</w:t>
-      </w:r>
-      <w:proofErr w:type="spellStart"/>
-      <w:r>
-        <w:t>entity</w:t>
-      </w:r>
-      <w:proofErr w:type="spellEnd"/>
-      <w:r>
-        <w:t xml:space="preserve"> che si intendono visualizzare a schermo.</w:t>
-      </w:r>
-    </w:p>
-    <w:p>
-      <w:pPr>
-        <w:spacing w:after="120"/>
-        <w:rPr>
-          <w:sz w:val="16"/>
-          <w:szCs w:val="16"/>
-        </w:rPr>
-      </w:pPr>
-    </w:p>
-    <w:p>
-      <w:pPr>
-        <w:pStyle w:val="Titolo2"/>
-      </w:pPr>
-      <w:bookmarkStart w:id="113" w:name="_Toc195300151"/>
-      <w:r>
-        <w:t>Diagramma di Deployment</w:t>
       </w:r>
       <w:bookmarkEnd w:id="113"/>
     </w:p>
@@ -32595,7 +33757,121 @@
         <w:jc w:val="both"/>
       </w:pPr>
       <w:r>
-        <w:t xml:space="preserve">I diagrammi di deployment sono utilizzati per mostrare l’architettura fisica del sistema software realizzato; sono particolarmente utili per valutare, durante lo sviluppo, come un’applicazione si distribuisce tra le varie macchine. </w:t>
+        <w:t xml:space="preserve">L’introduzione di tale package, estraneo al pattern BCED, nasce dall’esigenza di mostrare sulla GUI collezioni di elementi. </w:t>
+      </w:r>
+    </w:p>
+    <w:p>
+      <w:pPr>
+        <w:spacing w:after="120"/>
+        <w:jc w:val="both"/>
+      </w:pPr>
+      <w:r>
+        <w:t xml:space="preserve">Da questo punto di vista, il problema principale è proprio quello che, qualora una determinata chiamata a funzione restituisse alla GUI un elenco di </w:t>
+      </w:r>
+      <w:proofErr w:type="spellStart"/>
+      <w:r>
+        <w:t>entity</w:t>
+      </w:r>
+      <w:proofErr w:type="spellEnd"/>
+      <w:r>
+        <w:t xml:space="preserve">, questa, per poterlo visualizzare </w:t>
+      </w:r>
+      <w:r>
+        <w:lastRenderedPageBreak/>
+        <w:t>correttamente a video, dovrebbe conoscere di fatto la struttura in</w:t>
+      </w:r>
+      <w:r>
+        <w:t xml:space="preserve">terna di tale classe </w:t>
+      </w:r>
+      <w:proofErr w:type="spellStart"/>
+      <w:r>
+        <w:t>Entity</w:t>
+      </w:r>
+      <w:proofErr w:type="spellEnd"/>
+      <w:r>
+        <w:t>, ma ciò porterebbe con sé un accoppiamento troppo elevato e quindi una chiara violazione dei vincoli del pattern a livelli adottato.</w:t>
+      </w:r>
+    </w:p>
+    <w:p>
+      <w:pPr>
+        <w:spacing w:after="120"/>
+        <w:jc w:val="both"/>
+      </w:pPr>
+      <w:r>
+        <w:t xml:space="preserve">Si introduce allora il concetto di </w:t>
+      </w:r>
+      <w:r>
+        <w:rPr>
+          <w:b/>
+          <w:bCs/>
+        </w:rPr>
+        <w:t>Data Transfer Object</w:t>
+      </w:r>
+      <w:r>
+        <w:t xml:space="preserve"> (</w:t>
+      </w:r>
+      <w:r>
+        <w:rPr>
+          <w:b/>
+          <w:bCs/>
+        </w:rPr>
+        <w:t>DTO</w:t>
+      </w:r>
+      <w:r>
+        <w:t>), un oggetto in grado di trasporta</w:t>
+      </w:r>
+      <w:r>
+        <w:t>re dati tra processi (nel caso in oggetto tra livelli). Le classi DTO hanno tipicamente una struttura che rispecchia quella dell’</w:t>
+      </w:r>
+      <w:proofErr w:type="spellStart"/>
+      <w:r>
+        <w:t>entity</w:t>
+      </w:r>
+      <w:proofErr w:type="spellEnd"/>
+      <w:r>
+        <w:t xml:space="preserve"> di cui vanno a supporto, in particolare gli attributi coincidono con quelli dell’</w:t>
+      </w:r>
+      <w:proofErr w:type="spellStart"/>
+      <w:r>
+        <w:t>entity</w:t>
+      </w:r>
+      <w:proofErr w:type="spellEnd"/>
+      <w:r>
+        <w:t xml:space="preserve"> che si intendono visualizzare a </w:t>
+      </w:r>
+      <w:r>
+        <w:t>schermo.</w:t>
+      </w:r>
+    </w:p>
+    <w:p>
+      <w:pPr>
+        <w:spacing w:after="120"/>
+        <w:rPr>
+          <w:sz w:val="16"/>
+          <w:szCs w:val="16"/>
+        </w:rPr>
+      </w:pPr>
+    </w:p>
+    <w:p>
+      <w:pPr>
+        <w:pStyle w:val="Titolo2"/>
+      </w:pPr>
+      <w:bookmarkStart w:id="114" w:name="_Toc195300151"/>
+      <w:r>
+        <w:t>Diagramma di Deployment</w:t>
+      </w:r>
+      <w:bookmarkEnd w:id="114"/>
+    </w:p>
+    <w:p>
+      <w:pPr>
+        <w:spacing w:after="120"/>
+        <w:jc w:val="both"/>
+      </w:pPr>
+      <w:r>
+        <w:t xml:space="preserve">I diagrammi di deployment sono utilizzati per mostrare l’architettura fisica del sistema software realizzato; sono particolarmente utili per valutare, durante lo sviluppo, come un’applicazione si distribuisce tra le varie </w:t>
+      </w:r>
+      <w:r>
+        <w:t xml:space="preserve">macchine. </w:t>
       </w:r>
     </w:p>
     <w:p>
@@ -32640,25 +33916,25 @@
         <w:pStyle w:val="Titolo1"/>
         <w:spacing w:before="0"/>
       </w:pPr>
-      <w:bookmarkStart w:id="114" w:name="_Toc195300152"/>
-      <w:bookmarkStart w:id="115" w:name="_Toc474433740"/>
-      <w:bookmarkStart w:id="116" w:name="_Toc474433565"/>
-      <w:bookmarkStart w:id="117" w:name="_Toc471905563"/>
-      <w:bookmarkStart w:id="118" w:name="_Toc471494147"/>
+      <w:bookmarkStart w:id="115" w:name="_Toc195300152"/>
+      <w:bookmarkStart w:id="116" w:name="_Toc474433740"/>
+      <w:bookmarkStart w:id="117" w:name="_Toc474433565"/>
+      <w:bookmarkStart w:id="118" w:name="_Toc471905563"/>
+      <w:bookmarkStart w:id="119" w:name="_Toc471494147"/>
       <w:r>
         <w:lastRenderedPageBreak/>
         <w:t>Testing</w:t>
       </w:r>
-      <w:bookmarkStart w:id="119" w:name="_Toc471905564"/>
-      <w:bookmarkStart w:id="120" w:name="_Toc471494148"/>
-      <w:bookmarkStart w:id="121" w:name="_Toc474433566"/>
-      <w:bookmarkStart w:id="122" w:name="_Toc474433741"/>
-      <w:bookmarkStart w:id="123" w:name="_Toc195300153"/>
-      <w:bookmarkEnd w:id="114"/>
+      <w:bookmarkStart w:id="120" w:name="_Toc471905564"/>
+      <w:bookmarkStart w:id="121" w:name="_Toc471494148"/>
+      <w:bookmarkStart w:id="122" w:name="_Toc474433566"/>
+      <w:bookmarkStart w:id="123" w:name="_Toc474433741"/>
+      <w:bookmarkStart w:id="124" w:name="_Toc195300153"/>
       <w:bookmarkEnd w:id="115"/>
       <w:bookmarkEnd w:id="116"/>
       <w:bookmarkEnd w:id="117"/>
       <w:bookmarkEnd w:id="118"/>
+      <w:bookmarkEnd w:id="119"/>
     </w:p>
     <w:p>
       <w:pPr>
@@ -32718,7 +33994,13 @@
         <w:rPr>
           <w:highlight w:val="yellow"/>
         </w:rPr>
-        <w:t>- si indichino i percorsi linearmente indipendenti;</w:t>
+        <w:t xml:space="preserve">- si indichino i percorsi linearmente </w:t>
+      </w:r>
+      <w:r>
+        <w:rPr>
+          <w:highlight w:val="yellow"/>
+        </w:rPr>
+        <w:t>indipendenti;</w:t>
       </w:r>
     </w:p>
     <w:p>
@@ -32762,16 +34044,16 @@
           <w:numId w:val="2"/>
         </w:numPr>
       </w:pPr>
-      <w:bookmarkStart w:id="124" w:name="_Toc195300154"/>
-      <w:bookmarkStart w:id="125" w:name="_Toc474433742"/>
-      <w:bookmarkStart w:id="126" w:name="_Toc474433567"/>
-      <w:bookmarkStart w:id="127" w:name="_Toc471905565"/>
-      <w:bookmarkStart w:id="128" w:name="_Toc471494149"/>
-      <w:bookmarkEnd w:id="119"/>
+      <w:bookmarkStart w:id="125" w:name="_Toc195300154"/>
+      <w:bookmarkStart w:id="126" w:name="_Toc474433742"/>
+      <w:bookmarkStart w:id="127" w:name="_Toc474433567"/>
+      <w:bookmarkStart w:id="128" w:name="_Toc471905565"/>
+      <w:bookmarkStart w:id="129" w:name="_Toc471494149"/>
       <w:bookmarkEnd w:id="120"/>
       <w:bookmarkEnd w:id="121"/>
       <w:bookmarkEnd w:id="122"/>
       <w:bookmarkEnd w:id="123"/>
+      <w:bookmarkEnd w:id="124"/>
       <w:r>
         <w:t xml:space="preserve">Complessità </w:t>
       </w:r>
@@ -32779,11 +34061,11 @@
       <w:r>
         <w:t>ciclomatica</w:t>
       </w:r>
-      <w:bookmarkEnd w:id="124"/>
       <w:bookmarkEnd w:id="125"/>
       <w:bookmarkEnd w:id="126"/>
       <w:bookmarkEnd w:id="127"/>
       <w:bookmarkEnd w:id="128"/>
+      <w:bookmarkEnd w:id="129"/>
       <w:proofErr w:type="spellEnd"/>
     </w:p>
     <w:p>
@@ -32792,7 +34074,10 @@
         <w:jc w:val="both"/>
       </w:pPr>
       <w:r>
-        <w:t xml:space="preserve">Si intende costruire il Control Flow Graph per due dei metodi delle classi implementate e mostrare il calcolo del numero </w:t>
+        <w:t xml:space="preserve">Si intende costruire il Control Flow Graph per due dei metodi delle classi implementate </w:t>
+      </w:r>
+      <w:r>
+        <w:t xml:space="preserve">e mostrare il calcolo del numero </w:t>
       </w:r>
       <w:proofErr w:type="spellStart"/>
       <w:r>
@@ -32811,7 +34096,7 @@
           <w:numId w:val="2"/>
         </w:numPr>
       </w:pPr>
-      <w:bookmarkStart w:id="129" w:name="_Toc195300155"/>
+      <w:bookmarkStart w:id="130" w:name="_Toc195300155"/>
       <w:proofErr w:type="spellStart"/>
       <w:r>
         <w:t>inserisciAutoModifiche</w:t>
@@ -32824,7 +34109,7 @@
       <w:r>
         <w:t>GestioneParcoAuto</w:t>
       </w:r>
-      <w:bookmarkEnd w:id="129"/>
+      <w:bookmarkEnd w:id="130"/>
       <w:proofErr w:type="spellEnd"/>
     </w:p>
     <w:p>
@@ -32857,7 +34142,7 @@
           <w:sz w:val="20"/>
           <w:szCs w:val="20"/>
         </w:rPr>
-        <w:t xml:space="preserve">public String </w:t>
+        <w:t xml:space="preserve">public </w:t>
       </w:r>
       <w:proofErr w:type="spellStart"/>
       <w:r>
@@ -32866,7 +34151,7 @@
           <w:sz w:val="20"/>
           <w:szCs w:val="20"/>
         </w:rPr>
-        <w:t>inserisciAutoModifiche</w:t>
+        <w:t>String</w:t>
       </w:r>
       <w:proofErr w:type="spellEnd"/>
       <w:r>
@@ -32875,16 +34160,17 @@
           <w:sz w:val="20"/>
           <w:szCs w:val="20"/>
         </w:rPr>
-        <w:t xml:space="preserve">(String targa, String modello, String cilindrata, String </w:t>
+        <w:t xml:space="preserve"> </w:t>
       </w:r>
       <w:proofErr w:type="spellStart"/>
+      <w:proofErr w:type="gramStart"/>
       <w:r>
         <w:rPr>
           <w:rFonts w:ascii="Times New Roman" w:hAnsi="Times New Roman" w:cs="Times New Roman"/>
           <w:sz w:val="20"/>
           <w:szCs w:val="20"/>
         </w:rPr>
-        <w:t>costoGiornaliero</w:t>
+        <w:t>inserisciAutoModifiche</w:t>
       </w:r>
       <w:proofErr w:type="spellEnd"/>
       <w:r>
@@ -32893,16 +34179,133 @@
           <w:sz w:val="20"/>
           <w:szCs w:val="20"/>
         </w:rPr>
-        <w:t xml:space="preserve">, String </w:t>
+        <w:t>(</w:t>
       </w:r>
       <w:proofErr w:type="spellStart"/>
+      <w:proofErr w:type="gramEnd"/>
       <w:r>
         <w:rPr>
           <w:rFonts w:ascii="Times New Roman" w:hAnsi="Times New Roman" w:cs="Times New Roman"/>
           <w:sz w:val="20"/>
           <w:szCs w:val="20"/>
         </w:rPr>
-        <w:t>patenteRichiesta</w:t>
+        <w:t>String</w:t>
+      </w:r>
+      <w:proofErr w:type="spellEnd"/>
+      <w:r>
+        <w:rPr>
+          <w:rFonts w:ascii="Times New Roman" w:hAnsi="Times New Roman" w:cs="Times New Roman"/>
+          <w:sz w:val="20"/>
+          <w:szCs w:val="20"/>
+        </w:rPr>
+        <w:t xml:space="preserve"> targa, </w:t>
+      </w:r>
+      <w:proofErr w:type="spellStart"/>
+      <w:r>
+        <w:rPr>
+          <w:rFonts w:ascii="Times New Roman" w:hAnsi="Times New Roman" w:cs="Times New Roman"/>
+          <w:sz w:val="20"/>
+          <w:szCs w:val="20"/>
+        </w:rPr>
+        <w:t>String</w:t>
+      </w:r>
+      <w:proofErr w:type="spellEnd"/>
+      <w:r>
+        <w:rPr>
+          <w:rFonts w:ascii="Times New Roman" w:hAnsi="Times New Roman" w:cs="Times New Roman"/>
+          <w:sz w:val="20"/>
+          <w:szCs w:val="20"/>
+        </w:rPr>
+        <w:t xml:space="preserve"> modello, </w:t>
+      </w:r>
+      <w:proofErr w:type="spellStart"/>
+      <w:r>
+        <w:rPr>
+          <w:rFonts w:ascii="Times New Roman" w:hAnsi="Times New Roman" w:cs="Times New Roman"/>
+          <w:sz w:val="20"/>
+          <w:szCs w:val="20"/>
+        </w:rPr>
+        <w:t>String</w:t>
+      </w:r>
+      <w:proofErr w:type="spellEnd"/>
+      <w:r>
+        <w:rPr>
+          <w:rFonts w:ascii="Times New Roman" w:hAnsi="Times New Roman" w:cs="Times New Roman"/>
+          <w:sz w:val="20"/>
+          <w:szCs w:val="20"/>
+        </w:rPr>
+        <w:t xml:space="preserve"> cilindrata, </w:t>
+      </w:r>
+      <w:proofErr w:type="spellStart"/>
+      <w:r>
+        <w:rPr>
+          <w:rFonts w:ascii="Times New Roman" w:hAnsi="Times New Roman" w:cs="Times New Roman"/>
+          <w:sz w:val="20"/>
+          <w:szCs w:val="20"/>
+        </w:rPr>
+        <w:t>String</w:t>
+      </w:r>
+      <w:proofErr w:type="spellEnd"/>
+      <w:r>
+        <w:rPr>
+          <w:rFonts w:ascii="Times New Roman" w:hAnsi="Times New Roman" w:cs="Times New Roman"/>
+          <w:sz w:val="20"/>
+          <w:szCs w:val="20"/>
+        </w:rPr>
+        <w:t xml:space="preserve"> </w:t>
+      </w:r>
+      <w:proofErr w:type="spellStart"/>
+      <w:r>
+        <w:rPr>
+          <w:rFonts w:ascii="Times New Roman" w:hAnsi="Times New Roman" w:cs="Times New Roman"/>
+          <w:sz w:val="20"/>
+          <w:szCs w:val="20"/>
+        </w:rPr>
+        <w:t>costoGiornaliero</w:t>
+      </w:r>
+      <w:proofErr w:type="spellEnd"/>
+      <w:r>
+        <w:rPr>
+          <w:rFonts w:ascii="Times New Roman" w:hAnsi="Times New Roman" w:cs="Times New Roman"/>
+          <w:sz w:val="20"/>
+          <w:szCs w:val="20"/>
+        </w:rPr>
+        <w:t xml:space="preserve">, </w:t>
+      </w:r>
+      <w:proofErr w:type="spellStart"/>
+      <w:r>
+        <w:rPr>
+          <w:rFonts w:ascii="Times New Roman" w:hAnsi="Times New Roman" w:cs="Times New Roman"/>
+          <w:sz w:val="20"/>
+          <w:szCs w:val="20"/>
+        </w:rPr>
+        <w:t>String</w:t>
+      </w:r>
+      <w:proofErr w:type="spellEnd"/>
+      <w:r>
+        <w:rPr>
+          <w:rFonts w:ascii="Times New Roman" w:hAnsi="Times New Roman" w:cs="Times New Roman"/>
+          <w:sz w:val="20"/>
+          <w:szCs w:val="20"/>
+        </w:rPr>
+        <w:t xml:space="preserve"> </w:t>
+      </w:r>
+      <w:proofErr w:type="spellStart"/>
+      <w:r>
+        <w:rPr>
+          <w:rFonts w:ascii="Times New Roman" w:hAnsi="Times New Roman" w:cs="Times New Roman"/>
+          <w:sz w:val="20"/>
+          <w:szCs w:val="20"/>
+        </w:rPr>
+        <w:t>patenteRi</w:t>
+      </w:r>
+      <w:r>
+        <w:rPr>
+          <w:rFonts w:ascii="Times New Roman" w:hAnsi="Times New Roman" w:cs="Times New Roman"/>
+          <w:sz w:val="20"/>
+          <w:szCs w:val="20"/>
+        </w:rPr>
+        <w:t>chiesta</w:t>
       </w:r>
       <w:proofErr w:type="spellEnd"/>
       <w:r>
@@ -33013,6 +34416,7 @@
         <w:t xml:space="preserve"> elenco = new </w:t>
       </w:r>
       <w:proofErr w:type="spellStart"/>
+      <w:proofErr w:type="gramStart"/>
       <w:r>
         <w:rPr>
           <w:rFonts w:ascii="Times New Roman" w:hAnsi="Times New Roman" w:cs="Times New Roman"/>
@@ -33028,7 +34432,16 @@
           <w:sz w:val="20"/>
           <w:szCs w:val="20"/>
         </w:rPr>
-        <w:t>();</w:t>
+        <w:t>(</w:t>
+      </w:r>
+      <w:proofErr w:type="gramEnd"/>
+      <w:r>
+        <w:rPr>
+          <w:rFonts w:ascii="Times New Roman" w:hAnsi="Times New Roman" w:cs="Times New Roman"/>
+          <w:sz w:val="20"/>
+          <w:szCs w:val="20"/>
+        </w:rPr>
+        <w:t>);</w:t>
       </w:r>
       <w:r>
         <w:rPr>
@@ -33122,6 +34535,7 @@
         <w:t xml:space="preserve"> = </w:t>
       </w:r>
       <w:proofErr w:type="spellStart"/>
+      <w:proofErr w:type="gramStart"/>
       <w:r>
         <w:rPr>
           <w:rFonts w:ascii="Times New Roman" w:hAnsi="Times New Roman" w:cs="Times New Roman"/>
@@ -33131,6 +34545,7 @@
         <w:t>elenco.getListaAuto</w:t>
       </w:r>
       <w:proofErr w:type="spellEnd"/>
+      <w:proofErr w:type="gramEnd"/>
       <w:r>
         <w:rPr>
           <w:rFonts w:ascii="Times New Roman" w:hAnsi="Times New Roman" w:cs="Times New Roman"/>
@@ -33238,9 +34653,18 @@
           <w:szCs w:val="20"/>
         </w:rPr>
         <w:tab/>
+      </w:r>
+      <w:proofErr w:type="gramStart"/>
+      <w:r>
+        <w:rPr>
+          <w:rFonts w:ascii="Times New Roman" w:hAnsi="Times New Roman" w:cs="Times New Roman"/>
+          <w:sz w:val="20"/>
+          <w:szCs w:val="20"/>
+        </w:rPr>
         <w:t>for(</w:t>
       </w:r>
       <w:proofErr w:type="spellStart"/>
+      <w:proofErr w:type="gramEnd"/>
       <w:r>
         <w:rPr>
           <w:rFonts w:ascii="Times New Roman" w:hAnsi="Times New Roman" w:cs="Times New Roman"/>
@@ -33331,6 +34755,7 @@
         <w:t>(</w:t>
       </w:r>
       <w:proofErr w:type="spellStart"/>
+      <w:proofErr w:type="gramStart"/>
       <w:r>
         <w:rPr>
           <w:rFonts w:ascii="Times New Roman" w:hAnsi="Times New Roman" w:cs="Times New Roman"/>
@@ -33340,6 +34765,7 @@
         <w:t>targa.compareTo</w:t>
       </w:r>
       <w:proofErr w:type="spellEnd"/>
+      <w:proofErr w:type="gramEnd"/>
       <w:r>
         <w:rPr>
           <w:rFonts w:ascii="Times New Roman" w:hAnsi="Times New Roman" w:cs="Times New Roman"/>
@@ -33554,6 +34980,7 @@
         <w:t>if</w:t>
       </w:r>
       <w:proofErr w:type="spellEnd"/>
+      <w:proofErr w:type="gramStart"/>
       <w:r>
         <w:rPr>
           <w:rFonts w:ascii="Times New Roman" w:hAnsi="Times New Roman" w:cs="Times New Roman"/>
@@ -33572,6 +34999,7 @@
         <w:t>controlloTarga</w:t>
       </w:r>
       <w:proofErr w:type="spellEnd"/>
+      <w:proofErr w:type="gramEnd"/>
       <w:r>
         <w:rPr>
           <w:rFonts w:ascii="Times New Roman" w:hAnsi="Times New Roman" w:cs="Times New Roman"/>
@@ -33743,6 +35171,7 @@
         <w:t xml:space="preserve"> = </w:t>
       </w:r>
       <w:proofErr w:type="spellStart"/>
+      <w:proofErr w:type="gramStart"/>
       <w:r>
         <w:rPr>
           <w:rFonts w:ascii="Times New Roman" w:hAnsi="Times New Roman" w:cs="Times New Roman"/>
@@ -33758,7 +35187,16 @@
           <w:sz w:val="20"/>
           <w:szCs w:val="20"/>
         </w:rPr>
-        <w:t xml:space="preserve">(); </w:t>
+        <w:t>(</w:t>
+      </w:r>
+      <w:proofErr w:type="gramEnd"/>
+      <w:r>
+        <w:rPr>
+          <w:rFonts w:ascii="Times New Roman" w:hAnsi="Times New Roman" w:cs="Times New Roman"/>
+          <w:sz w:val="20"/>
+          <w:szCs w:val="20"/>
+        </w:rPr>
+        <w:t xml:space="preserve">); </w:t>
       </w:r>
       <w:r>
         <w:rPr>
@@ -33841,16 +35279,33 @@
           <w:szCs w:val="20"/>
         </w:rPr>
         <w:tab/>
-        <w:t>for(</w:t>
-      </w:r>
-      <w:proofErr w:type="spellStart"/>
+      </w:r>
+      <w:proofErr w:type="gramStart"/>
       <w:r>
         <w:rPr>
           <w:rFonts w:ascii="Times New Roman" w:hAnsi="Times New Roman" w:cs="Times New Roman"/>
           <w:sz w:val="20"/>
           <w:szCs w:val="20"/>
         </w:rPr>
-        <w:t>int</w:t>
+        <w:t>for(</w:t>
+      </w:r>
+      <w:proofErr w:type="spellStart"/>
+      <w:proofErr w:type="gramEnd"/>
+      <w:r>
+        <w:rPr>
+          <w:rFonts w:ascii="Times New Roman" w:hAnsi="Times New Roman" w:cs="Times New Roman"/>
+          <w:sz w:val="20"/>
+          <w:szCs w:val="20"/>
+        </w:rPr>
+        <w:t>in</w:t>
+      </w:r>
+      <w:r>
+        <w:rPr>
+          <w:rFonts w:ascii="Times New Roman" w:hAnsi="Times New Roman" w:cs="Times New Roman"/>
+          <w:sz w:val="20"/>
+          <w:szCs w:val="20"/>
+        </w:rPr>
+        <w:t>t</w:t>
       </w:r>
       <w:proofErr w:type="spellEnd"/>
       <w:r>
@@ -33934,6 +35389,7 @@
         <w:t>(</w:t>
       </w:r>
       <w:proofErr w:type="spellStart"/>
+      <w:proofErr w:type="gramStart"/>
       <w:r>
         <w:rPr>
           <w:rFonts w:ascii="Times New Roman" w:hAnsi="Times New Roman" w:cs="Times New Roman"/>
@@ -33943,6 +35399,7 @@
         <w:t>targa.compareTo</w:t>
       </w:r>
       <w:proofErr w:type="spellEnd"/>
+      <w:proofErr w:type="gramEnd"/>
       <w:r>
         <w:rPr>
           <w:rFonts w:ascii="Times New Roman" w:hAnsi="Times New Roman" w:cs="Times New Roman"/>
@@ -34157,6 +35614,7 @@
         <w:t>if</w:t>
       </w:r>
       <w:proofErr w:type="spellEnd"/>
+      <w:proofErr w:type="gramStart"/>
       <w:r>
         <w:rPr>
           <w:rFonts w:ascii="Times New Roman" w:hAnsi="Times New Roman" w:cs="Times New Roman"/>
@@ -34175,6 +35633,7 @@
         <w:t>controlloTarga</w:t>
       </w:r>
       <w:proofErr w:type="spellEnd"/>
+      <w:proofErr w:type="gramEnd"/>
       <w:r>
         <w:rPr>
           <w:rFonts w:ascii="Times New Roman" w:hAnsi="Times New Roman" w:cs="Times New Roman"/>
@@ -34519,7 +35978,15 @@
           <w:bCs/>
           <w:color w:val="1AA2E2"/>
         </w:rPr>
-        <w:t>NUMERO CICLOMATICO</w:t>
+        <w:t>NUMERO CICLOM</w:t>
+      </w:r>
+      <w:r>
+        <w:rPr>
+          <w:b/>
+          <w:bCs/>
+          <w:color w:val="1AA2E2"/>
+        </w:rPr>
+        <w:t>ATICO</w:t>
       </w:r>
       <w:r>
         <w:t>:</w:t>
@@ -35189,7 +36656,15 @@
                 <w:sz w:val="20"/>
                 <w:szCs w:val="20"/>
               </w:rPr>
-              <w:t>Errore, l'auto selezionata è inesistente!</w:t>
+              <w:t xml:space="preserve">Errore, l'auto </w:t>
+            </w:r>
+            <w:r>
+              <w:rPr>
+                <w:rFonts w:ascii="Times New Roman" w:eastAsia="Cambria" w:hAnsi="Times New Roman" w:cs="Times New Roman"/>
+                <w:sz w:val="20"/>
+                <w:szCs w:val="20"/>
+              </w:rPr>
+              <w:t>selezionata è inesistente!</w:t>
             </w:r>
           </w:p>
         </w:tc>
@@ -35646,7 +37121,7 @@
         <w:pStyle w:val="Titolo2"/>
         <w:spacing w:before="0"/>
       </w:pPr>
-      <w:bookmarkStart w:id="130" w:name="_Toc195300156"/>
+      <w:bookmarkStart w:id="131" w:name="_Toc195300156"/>
       <w:proofErr w:type="spellStart"/>
       <w:r>
         <w:lastRenderedPageBreak/>
@@ -35656,7 +37131,7 @@
       <w:r>
         <w:t xml:space="preserve"> – Test di Unità</w:t>
       </w:r>
-      <w:bookmarkEnd w:id="130"/>
+      <w:bookmarkEnd w:id="131"/>
     </w:p>
     <w:p>
       <w:pPr>
@@ -35747,20 +37222,20 @@
       <w:pPr>
         <w:pStyle w:val="Titolo2"/>
       </w:pPr>
-      <w:bookmarkStart w:id="131" w:name="_Toc195300157"/>
-      <w:bookmarkStart w:id="132" w:name="_Toc474433743"/>
-      <w:bookmarkStart w:id="133" w:name="_Toc474433568"/>
-      <w:bookmarkStart w:id="134" w:name="_Toc471905566"/>
-      <w:bookmarkStart w:id="135" w:name="_Toc471494152"/>
+      <w:bookmarkStart w:id="132" w:name="_Toc195300157"/>
+      <w:bookmarkStart w:id="133" w:name="_Toc474433743"/>
+      <w:bookmarkStart w:id="134" w:name="_Toc474433568"/>
+      <w:bookmarkStart w:id="135" w:name="_Toc471905566"/>
+      <w:bookmarkStart w:id="136" w:name="_Toc471494152"/>
       <w:r>
         <w:lastRenderedPageBreak/>
         <w:t>Test funzionale</w:t>
       </w:r>
-      <w:bookmarkEnd w:id="131"/>
       <w:bookmarkEnd w:id="132"/>
       <w:bookmarkEnd w:id="133"/>
       <w:bookmarkEnd w:id="134"/>
       <w:bookmarkEnd w:id="135"/>
+      <w:bookmarkEnd w:id="136"/>
     </w:p>
     <w:p>
       <w:pPr>
@@ -36598,7 +38073,17 @@
                 <w:sz w:val="18"/>
                 <w:szCs w:val="18"/>
               </w:rPr>
-              <w:t>Registrazione avvenuta con successo, controlla la mail per visualizzare le credenziali di accesso</w:t>
+              <w:t>Registrazione avvenuta con successo, controlla la mail per visualizzare le credenziali di acces</w:t>
+            </w:r>
+            <w:r>
+              <w:rPr>
+                <w:rFonts w:eastAsia="Cambria"/>
+                <w:bCs/>
+                <w:color w:val="000000" w:themeColor="text1"/>
+                <w:sz w:val="18"/>
+                <w:szCs w:val="18"/>
+              </w:rPr>
+              <w:t>so</w:t>
             </w:r>
           </w:p>
         </w:tc>
@@ -37011,7 +38496,17 @@
                 <w:sz w:val="18"/>
                 <w:szCs w:val="18"/>
               </w:rPr>
-              <w:t>Nome stringa con simboli</w:t>
+              <w:t xml:space="preserve">Nome stringa </w:t>
+            </w:r>
+            <w:r>
+              <w:rPr>
+                <w:rFonts w:eastAsia="Cambria"/>
+                <w:bCs/>
+                <w:color w:val="000000" w:themeColor="text1"/>
+                <w:sz w:val="18"/>
+                <w:szCs w:val="18"/>
+              </w:rPr>
+              <w:t>con simboli</w:t>
             </w:r>
           </w:p>
         </w:tc>
@@ -37102,7 +38597,7 @@
                 <w:sz w:val="18"/>
                 <w:szCs w:val="18"/>
               </w:rPr>
-              <w:t>{Nome: “Ma-</w:t>
+              <w:t>{Nome: “</w:t>
             </w:r>
             <w:proofErr w:type="spellStart"/>
             <w:r>
@@ -37113,7 +38608,7 @@
                 <w:sz w:val="18"/>
                 <w:szCs w:val="18"/>
               </w:rPr>
-              <w:t>r.o</w:t>
+              <w:t>Ma-r.o</w:t>
             </w:r>
             <w:proofErr w:type="spellEnd"/>
             <w:r>
@@ -37214,7 +38709,17 @@
                 <w:sz w:val="18"/>
                 <w:szCs w:val="18"/>
               </w:rPr>
-              <w:t>Errore, il formato del nome inserito non è valido!</w:t>
+              <w:t xml:space="preserve">Errore, il formato del nome inserito non è </w:t>
+            </w:r>
+            <w:r>
+              <w:rPr>
+                <w:rFonts w:eastAsia="Cambria"/>
+                <w:bCs/>
+                <w:color w:val="000000" w:themeColor="text1"/>
+                <w:sz w:val="18"/>
+                <w:szCs w:val="18"/>
+              </w:rPr>
+              <w:t>valido!</w:t>
             </w:r>
           </w:p>
         </w:tc>
@@ -37748,7 +39253,7 @@
 </file>
 
 <file path=word/endnotes.xml><?xml version="1.0" encoding="utf-8"?>
-<w:endnotes xmlns:wpc="http://schemas.microsoft.com/office/word/2010/wordprocessingCanvas" xmlns:cx="http://schemas.microsoft.com/office/drawing/2014/chartex" xmlns:cx1="http://schemas.microsoft.com/office/drawing/2015/9/8/chartex" xmlns:cx2="http://schemas.microsoft.com/office/drawing/2015/10/21/chartex" xmlns:cx3="http://schemas.microsoft.com/office/drawing/2016/5/9/chartex" xmlns:cx4="http://schemas.microsoft.com/office/drawing/2016/5/10/chartex" xmlns:cx5="http://schemas.microsoft.com/office/drawing/2016/5/11/chartex" xmlns:cx6="http://schemas.microsoft.com/office/drawing/2016/5/12/chartex" xmlns:cx7="http://schemas.microsoft.com/office/drawing/2016/5/13/chartex" xmlns:cx8="http://schemas.microsoft.com/office/drawing/2016/5/14/chartex" xmlns:mc="http://schemas.openxmlformats.org/markup-compatibility/2006" xmlns:aink="http://schemas.microsoft.com/office/drawing/2016/ink" xmlns:am3d="http://schemas.microsoft.com/office/drawing/2017/model3d" xmlns:o="urn:schemas-microsoft-com:office:office" xmlns:oel="http://schemas.microsoft.com/office/2019/extlst" xmlns:r="http://schemas.openxmlformats.org/officeDocument/2006/relationships" xmlns:m="http://schemas.openxmlformats.org/officeDocument/2006/math" xmlns:v="urn:schemas-microsoft-com:vml" xmlns:wp14="http://schemas.microsoft.com/office/word/2010/wordprocessingDrawing" xmlns:wp="http://schemas.openxmlformats.org/drawingml/2006/wordprocessingDrawing" xmlns:w10="urn:schemas-microsoft-com:office:word" xmlns:w="http://schemas.openxmlformats.org/wordprocessingml/2006/main" xmlns:w14="http://schemas.microsoft.com/office/word/2010/wordml" xmlns:w15="http://schemas.microsoft.com/office/word/2012/wordml" xmlns:w16cex="http://schemas.microsoft.com/office/word/2018/wordml/cex" xmlns:w16cid="http://schemas.microsoft.com/office/word/2016/wordml/cid" xmlns:w16="http://schemas.microsoft.com/office/word/2018/wordml" xmlns:w16du="http://schemas.microsoft.com/office/word/2023/wordml/word16du" xmlns:w16sdtdh="http://schemas.microsoft.com/office/word/2020/wordml/sdtdatahash" xmlns:w16sdtfl="http://schemas.microsoft.com/office/word/2024/wordml/sdtformatlock" xmlns:w16se="http://schemas.microsoft.com/office/word/2015/wordml/symex" xmlns:wpg="http://schemas.microsoft.com/office/word/2010/wordprocessingGroup" xmlns:wpi="http://schemas.microsoft.com/office/word/2010/wordprocessingInk" xmlns:wne="http://schemas.microsoft.com/office/word/2006/wordml" xmlns:wps="http://schemas.microsoft.com/office/word/2010/wordprocessingShape" mc:Ignorable="w14 w15 w16se w16cid w16 w16cex w16sdtdh w16sdtfl w16du wp14">
+<w:endnotes xmlns:wpc="http://schemas.microsoft.com/office/word/2010/wordprocessingCanvas" xmlns:cx="http://schemas.microsoft.com/office/drawing/2014/chartex" xmlns:cx1="http://schemas.microsoft.com/office/drawing/2015/9/8/chartex" xmlns:mc="http://schemas.openxmlformats.org/markup-compatibility/2006" xmlns:o="urn:schemas-microsoft-com:office:office" xmlns:r="http://schemas.openxmlformats.org/officeDocument/2006/relationships" xmlns:m="http://schemas.openxmlformats.org/officeDocument/2006/math" xmlns:v="urn:schemas-microsoft-com:vml" xmlns:wp14="http://schemas.microsoft.com/office/word/2010/wordprocessingDrawing" xmlns:wp="http://schemas.openxmlformats.org/drawingml/2006/wordprocessingDrawing" xmlns:w10="urn:schemas-microsoft-com:office:word" xmlns:w="http://schemas.openxmlformats.org/wordprocessingml/2006/main" xmlns:w14="http://schemas.microsoft.com/office/word/2010/wordml" xmlns:w15="http://schemas.microsoft.com/office/word/2012/wordml" xmlns:w16se="http://schemas.microsoft.com/office/word/2015/wordml/symex" xmlns:wpg="http://schemas.microsoft.com/office/word/2010/wordprocessingGroup" xmlns:wpi="http://schemas.microsoft.com/office/word/2010/wordprocessingInk" xmlns:wne="http://schemas.microsoft.com/office/word/2006/wordml" xmlns:wps="http://schemas.microsoft.com/office/word/2010/wordprocessingShape" mc:Ignorable="w14 w15 w16se wp14">
   <w:endnote w:type="separator" w:id="-1">
     <w:p>
       <w:r>
@@ -37767,7 +39272,7 @@
 </file>
 
 <file path=word/footer1.xml><?xml version="1.0" encoding="utf-8"?>
-<w:ftr xmlns:wpc="http://schemas.microsoft.com/office/word/2010/wordprocessingCanvas" xmlns:cx="http://schemas.microsoft.com/office/drawing/2014/chartex" xmlns:cx1="http://schemas.microsoft.com/office/drawing/2015/9/8/chartex" xmlns:cx2="http://schemas.microsoft.com/office/drawing/2015/10/21/chartex" xmlns:cx3="http://schemas.microsoft.com/office/drawing/2016/5/9/chartex" xmlns:cx4="http://schemas.microsoft.com/office/drawing/2016/5/10/chartex" xmlns:cx5="http://schemas.microsoft.com/office/drawing/2016/5/11/chartex" xmlns:cx6="http://schemas.microsoft.com/office/drawing/2016/5/12/chartex" xmlns:cx7="http://schemas.microsoft.com/office/drawing/2016/5/13/chartex" xmlns:cx8="http://schemas.microsoft.com/office/drawing/2016/5/14/chartex" xmlns:mc="http://schemas.openxmlformats.org/markup-compatibility/2006" xmlns:aink="http://schemas.microsoft.com/office/drawing/2016/ink" xmlns:am3d="http://schemas.microsoft.com/office/drawing/2017/model3d" xmlns:o="urn:schemas-microsoft-com:office:office" xmlns:oel="http://schemas.microsoft.com/office/2019/extlst" xmlns:r="http://schemas.openxmlformats.org/officeDocument/2006/relationships" xmlns:m="http://schemas.openxmlformats.org/officeDocument/2006/math" xmlns:v="urn:schemas-microsoft-com:vml" xmlns:wp14="http://schemas.microsoft.com/office/word/2010/wordprocessingDrawing" xmlns:wp="http://schemas.openxmlformats.org/drawingml/2006/wordprocessingDrawing" xmlns:w10="urn:schemas-microsoft-com:office:word" xmlns:w="http://schemas.openxmlformats.org/wordprocessingml/2006/main" xmlns:w14="http://schemas.microsoft.com/office/word/2010/wordml" xmlns:w15="http://schemas.microsoft.com/office/word/2012/wordml" xmlns:w16cex="http://schemas.microsoft.com/office/word/2018/wordml/cex" xmlns:w16cid="http://schemas.microsoft.com/office/word/2016/wordml/cid" xmlns:w16="http://schemas.microsoft.com/office/word/2018/wordml" xmlns:w16du="http://schemas.microsoft.com/office/word/2023/wordml/word16du" xmlns:w16sdtdh="http://schemas.microsoft.com/office/word/2020/wordml/sdtdatahash" xmlns:w16sdtfl="http://schemas.microsoft.com/office/word/2024/wordml/sdtformatlock" xmlns:w16se="http://schemas.microsoft.com/office/word/2015/wordml/symex" xmlns:wpg="http://schemas.microsoft.com/office/word/2010/wordprocessingGroup" xmlns:wpi="http://schemas.microsoft.com/office/word/2010/wordprocessingInk" xmlns:wne="http://schemas.microsoft.com/office/word/2006/wordml" xmlns:wps="http://schemas.microsoft.com/office/word/2010/wordprocessingShape" mc:Ignorable="w14 w15 w16se w16cid w16 w16cex w16sdtdh w16sdtfl w16du wp14">
+<w:ftr xmlns:wpc="http://schemas.microsoft.com/office/word/2010/wordprocessingCanvas" xmlns:cx="http://schemas.microsoft.com/office/drawing/2014/chartex" xmlns:cx1="http://schemas.microsoft.com/office/drawing/2015/9/8/chartex" xmlns:mc="http://schemas.openxmlformats.org/markup-compatibility/2006" xmlns:o="urn:schemas-microsoft-com:office:office" xmlns:r="http://schemas.openxmlformats.org/officeDocument/2006/relationships" xmlns:m="http://schemas.openxmlformats.org/officeDocument/2006/math" xmlns:v="urn:schemas-microsoft-com:vml" xmlns:wp14="http://schemas.microsoft.com/office/word/2010/wordprocessingDrawing" xmlns:wp="http://schemas.openxmlformats.org/drawingml/2006/wordprocessingDrawing" xmlns:w10="urn:schemas-microsoft-com:office:word" xmlns:w="http://schemas.openxmlformats.org/wordprocessingml/2006/main" xmlns:w14="http://schemas.microsoft.com/office/word/2010/wordml" xmlns:w15="http://schemas.microsoft.com/office/word/2012/wordml" xmlns:w16se="http://schemas.microsoft.com/office/word/2015/wordml/symex" xmlns:wpg="http://schemas.microsoft.com/office/word/2010/wordprocessingGroup" xmlns:wpi="http://schemas.microsoft.com/office/word/2010/wordprocessingInk" xmlns:wne="http://schemas.microsoft.com/office/word/2006/wordml" xmlns:wps="http://schemas.microsoft.com/office/word/2010/wordprocessingShape" mc:Ignorable="w14 w15 w16se wp14">
   <w:p>
     <w:pPr>
       <w:pStyle w:val="Pidipagina"/>
@@ -37862,7 +39367,7 @@
             </wp:anchor>
           </w:drawing>
         </mc:Choice>
-        <mc:Fallback>
+        <mc:Fallback xmlns:w16sdtfl="http://schemas.microsoft.com/office/word/2024/wordml/sdtformatlock" xmlns:w16sdtdh="http://schemas.microsoft.com/office/word/2020/wordml/sdtdatahash" xmlns:w16du="http://schemas.microsoft.com/office/word/2023/wordml/word16du" xmlns:w16="http://schemas.microsoft.com/office/word/2018/wordml" xmlns:w16cid="http://schemas.microsoft.com/office/word/2016/wordml/cid" xmlns:w16cex="http://schemas.microsoft.com/office/word/2018/wordml/cex" xmlns:oel="http://schemas.microsoft.com/office/2019/extlst" xmlns:am3d="http://schemas.microsoft.com/office/drawing/2017/model3d" xmlns:aink="http://schemas.microsoft.com/office/drawing/2016/ink" xmlns:cx8="http://schemas.microsoft.com/office/drawing/2016/5/14/chartex" xmlns:cx7="http://schemas.microsoft.com/office/drawing/2016/5/13/chartex" xmlns:cx6="http://schemas.microsoft.com/office/drawing/2016/5/12/chartex" xmlns:cx5="http://schemas.microsoft.com/office/drawing/2016/5/11/chartex" xmlns:cx4="http://schemas.microsoft.com/office/drawing/2016/5/10/chartex" xmlns:cx3="http://schemas.microsoft.com/office/drawing/2016/5/9/chartex" xmlns:cx2="http://schemas.microsoft.com/office/drawing/2015/10/21/chartex">
           <w:pict>
             <v:shapetype w14:anchorId="1C5D94EC" id="_x0000_t202" coordsize="21600,21600" o:spt="202" path="m,l,21600r21600,l21600,xe">
               <v:stroke joinstyle="miter"/>
@@ -37923,7 +39428,7 @@
 </file>
 
 <file path=word/footer10.xml><?xml version="1.0" encoding="utf-8"?>
-<w:ftr xmlns:wpc="http://schemas.microsoft.com/office/word/2010/wordprocessingCanvas" xmlns:cx="http://schemas.microsoft.com/office/drawing/2014/chartex" xmlns:cx1="http://schemas.microsoft.com/office/drawing/2015/9/8/chartex" xmlns:cx2="http://schemas.microsoft.com/office/drawing/2015/10/21/chartex" xmlns:cx3="http://schemas.microsoft.com/office/drawing/2016/5/9/chartex" xmlns:cx4="http://schemas.microsoft.com/office/drawing/2016/5/10/chartex" xmlns:cx5="http://schemas.microsoft.com/office/drawing/2016/5/11/chartex" xmlns:cx6="http://schemas.microsoft.com/office/drawing/2016/5/12/chartex" xmlns:cx7="http://schemas.microsoft.com/office/drawing/2016/5/13/chartex" xmlns:cx8="http://schemas.microsoft.com/office/drawing/2016/5/14/chartex" xmlns:mc="http://schemas.openxmlformats.org/markup-compatibility/2006" xmlns:aink="http://schemas.microsoft.com/office/drawing/2016/ink" xmlns:am3d="http://schemas.microsoft.com/office/drawing/2017/model3d" xmlns:o="urn:schemas-microsoft-com:office:office" xmlns:oel="http://schemas.microsoft.com/office/2019/extlst" xmlns:r="http://schemas.openxmlformats.org/officeDocument/2006/relationships" xmlns:m="http://schemas.openxmlformats.org/officeDocument/2006/math" xmlns:v="urn:schemas-microsoft-com:vml" xmlns:wp14="http://schemas.microsoft.com/office/word/2010/wordprocessingDrawing" xmlns:wp="http://schemas.openxmlformats.org/drawingml/2006/wordprocessingDrawing" xmlns:w10="urn:schemas-microsoft-com:office:word" xmlns:w="http://schemas.openxmlformats.org/wordprocessingml/2006/main" xmlns:w14="http://schemas.microsoft.com/office/word/2010/wordml" xmlns:w15="http://schemas.microsoft.com/office/word/2012/wordml" xmlns:w16cex="http://schemas.microsoft.com/office/word/2018/wordml/cex" xmlns:w16cid="http://schemas.microsoft.com/office/word/2016/wordml/cid" xmlns:w16="http://schemas.microsoft.com/office/word/2018/wordml" xmlns:w16du="http://schemas.microsoft.com/office/word/2023/wordml/word16du" xmlns:w16sdtdh="http://schemas.microsoft.com/office/word/2020/wordml/sdtdatahash" xmlns:w16sdtfl="http://schemas.microsoft.com/office/word/2024/wordml/sdtformatlock" xmlns:w16se="http://schemas.microsoft.com/office/word/2015/wordml/symex" xmlns:wpg="http://schemas.microsoft.com/office/word/2010/wordprocessingGroup" xmlns:wpi="http://schemas.microsoft.com/office/word/2010/wordprocessingInk" xmlns:wne="http://schemas.microsoft.com/office/word/2006/wordml" xmlns:wps="http://schemas.microsoft.com/office/word/2010/wordprocessingShape" mc:Ignorable="w14 w15 w16se w16cid w16 w16cex w16sdtdh w16sdtfl w16du wp14">
+<w:ftr xmlns:wpc="http://schemas.microsoft.com/office/word/2010/wordprocessingCanvas" xmlns:cx="http://schemas.microsoft.com/office/drawing/2014/chartex" xmlns:cx1="http://schemas.microsoft.com/office/drawing/2015/9/8/chartex" xmlns:mc="http://schemas.openxmlformats.org/markup-compatibility/2006" xmlns:o="urn:schemas-microsoft-com:office:office" xmlns:r="http://schemas.openxmlformats.org/officeDocument/2006/relationships" xmlns:m="http://schemas.openxmlformats.org/officeDocument/2006/math" xmlns:v="urn:schemas-microsoft-com:vml" xmlns:wp14="http://schemas.microsoft.com/office/word/2010/wordprocessingDrawing" xmlns:wp="http://schemas.openxmlformats.org/drawingml/2006/wordprocessingDrawing" xmlns:w10="urn:schemas-microsoft-com:office:word" xmlns:w="http://schemas.openxmlformats.org/wordprocessingml/2006/main" xmlns:w14="http://schemas.microsoft.com/office/word/2010/wordml" xmlns:w15="http://schemas.microsoft.com/office/word/2012/wordml" xmlns:w16se="http://schemas.microsoft.com/office/word/2015/wordml/symex" xmlns:wpg="http://schemas.microsoft.com/office/word/2010/wordprocessingGroup" xmlns:wpi="http://schemas.microsoft.com/office/word/2010/wordprocessingInk" xmlns:wne="http://schemas.microsoft.com/office/word/2006/wordml" xmlns:wps="http://schemas.microsoft.com/office/word/2010/wordprocessingShape" mc:Ignorable="w14 w15 w16se wp14">
   <w:p>
     <w:pPr>
       <w:pStyle w:val="Pidipagina"/>
@@ -37986,7 +39491,7 @@
             </wp:anchor>
           </w:drawing>
         </mc:Choice>
-        <mc:Fallback xmlns:pic="http://schemas.openxmlformats.org/drawingml/2006/picture">
+        <mc:Fallback xmlns:pic="http://schemas.openxmlformats.org/drawingml/2006/picture" xmlns:w16sdtfl="http://schemas.microsoft.com/office/word/2024/wordml/sdtformatlock" xmlns:w16sdtdh="http://schemas.microsoft.com/office/word/2020/wordml/sdtdatahash" xmlns:w16du="http://schemas.microsoft.com/office/word/2023/wordml/word16du" xmlns:w16="http://schemas.microsoft.com/office/word/2018/wordml" xmlns:w16cid="http://schemas.microsoft.com/office/word/2016/wordml/cid" xmlns:w16cex="http://schemas.microsoft.com/office/word/2018/wordml/cex" xmlns:oel="http://schemas.microsoft.com/office/2019/extlst" xmlns:am3d="http://schemas.microsoft.com/office/drawing/2017/model3d" xmlns:aink="http://schemas.microsoft.com/office/drawing/2016/ink" xmlns:cx8="http://schemas.microsoft.com/office/drawing/2016/5/14/chartex" xmlns:cx7="http://schemas.microsoft.com/office/drawing/2016/5/13/chartex" xmlns:cx6="http://schemas.microsoft.com/office/drawing/2016/5/12/chartex" xmlns:cx5="http://schemas.microsoft.com/office/drawing/2016/5/11/chartex" xmlns:cx4="http://schemas.microsoft.com/office/drawing/2016/5/10/chartex" xmlns:cx3="http://schemas.microsoft.com/office/drawing/2016/5/9/chartex" xmlns:cx2="http://schemas.microsoft.com/office/drawing/2015/10/21/chartex">
           <w:pict>
             <v:line id="shape_0" from="-4.6pt,-3.3pt" to="485.9pt,-3.3pt" stroked="t" o:allowincell="f" style="position:absolute" wp14:anchorId="00FEA600">
               <v:stroke color="#659ed5" weight="19080" joinstyle="round" endcap="flat"/>
@@ -38050,7 +39555,10 @@
       </w:drawing>
     </w:r>
     <w:r>
-      <w:t>Elaborato di Ingegneria del Software</w:t>
+      <w:t xml:space="preserve">Elaborato di Ingegneria del </w:t>
+    </w:r>
+    <w:r>
+      <w:t>Software</w:t>
     </w:r>
     <w:r>
       <w:tab/>
@@ -38107,6 +39615,7 @@
                               <w:docPartUnique/>
                             </w:docPartObj>
                           </w:sdtPr>
+                          <w:sdtEndPr/>
                           <w:sdtContent>
                             <w:p>
                               <w:pPr>
@@ -38136,8 +39645,9 @@
                               <w:r>
                                 <w:rPr>
                                   <w:rStyle w:val="Numeropagina"/>
+                                  <w:noProof/>
                                 </w:rPr>
-                                <w:t>26</w:t>
+                                <w:t>32</w:t>
                               </w:r>
                               <w:r>
                                 <w:rPr>
@@ -38165,7 +39675,7 @@
               <v:stroke joinstyle="miter"/>
               <v:path gradientshapeok="t" o:connecttype="rect"/>
             </v:shapetype>
-            <v:shape id="Cornice6" o:spid="_x0000_s1031" type="#_x0000_t202" style="position:absolute;margin-left:563.05pt;margin-top:.35pt;width:11.35pt;height:13.8pt;z-index:251666432;visibility:visible;mso-wrap-style:square;mso-wrap-distance-left:0;mso-wrap-distance-top:0;mso-wrap-distance-right:0;mso-wrap-distance-bottom:0;mso-position-horizontal:absolute;mso-position-horizontal-relative:page;mso-position-vertical:absolute;mso-position-vertical-relative:text;v-text-anchor:top" o:gfxdata="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" o:allowincell="f" stroked="f">
+            <v:shape id="Cornice6" o:spid="_x0000_s1031" type="#_x0000_t202" style="position:absolute;margin-left:563.05pt;margin-top:.35pt;width:11.35pt;height:13.8pt;z-index:251666432;visibility:visible;mso-wrap-style:square;mso-wrap-distance-left:0;mso-wrap-distance-top:0;mso-wrap-distance-right:0;mso-wrap-distance-bottom:0;mso-position-horizontal:absolute;mso-position-horizontal-relative:page;mso-position-vertical:absolute;mso-position-vertical-relative:text;v-text-anchor:top" o:gfxdata="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" o:allowincell="f" stroked="f">
               <v:fill opacity="0"/>
               <v:textbox style="mso-fit-shape-to-text:t" inset="0,0,0,0">
                 <w:txbxContent>
@@ -38177,6 +39687,7 @@
                         <w:docPartUnique/>
                       </w:docPartObj>
                     </w:sdtPr>
+                    <w:sdtEndPr/>
                     <w:sdtContent>
                       <w:p>
                         <w:pPr>
@@ -38206,8 +39717,9 @@
                         <w:r>
                           <w:rPr>
                             <w:rStyle w:val="Numeropagina"/>
+                            <w:noProof/>
                           </w:rPr>
-                          <w:t>26</w:t>
+                          <w:t>32</w:t>
                         </w:r>
                         <w:r>
                           <w:rPr>
@@ -38231,13 +39743,13 @@
 </file>
 
 <file path=word/footer11.xml><?xml version="1.0" encoding="utf-8"?>
-<w:ftr xmlns:wpc="http://schemas.microsoft.com/office/word/2010/wordprocessingCanvas" xmlns:cx="http://schemas.microsoft.com/office/drawing/2014/chartex" xmlns:cx1="http://schemas.microsoft.com/office/drawing/2015/9/8/chartex" xmlns:cx2="http://schemas.microsoft.com/office/drawing/2015/10/21/chartex" xmlns:cx3="http://schemas.microsoft.com/office/drawing/2016/5/9/chartex" xmlns:cx4="http://schemas.microsoft.com/office/drawing/2016/5/10/chartex" xmlns:cx5="http://schemas.microsoft.com/office/drawing/2016/5/11/chartex" xmlns:cx6="http://schemas.microsoft.com/office/drawing/2016/5/12/chartex" xmlns:cx7="http://schemas.microsoft.com/office/drawing/2016/5/13/chartex" xmlns:cx8="http://schemas.microsoft.com/office/drawing/2016/5/14/chartex" xmlns:mc="http://schemas.openxmlformats.org/markup-compatibility/2006" xmlns:aink="http://schemas.microsoft.com/office/drawing/2016/ink" xmlns:am3d="http://schemas.microsoft.com/office/drawing/2017/model3d" xmlns:o="urn:schemas-microsoft-com:office:office" xmlns:oel="http://schemas.microsoft.com/office/2019/extlst" xmlns:r="http://schemas.openxmlformats.org/officeDocument/2006/relationships" xmlns:m="http://schemas.openxmlformats.org/officeDocument/2006/math" xmlns:v="urn:schemas-microsoft-com:vml" xmlns:wp14="http://schemas.microsoft.com/office/word/2010/wordprocessingDrawing" xmlns:wp="http://schemas.openxmlformats.org/drawingml/2006/wordprocessingDrawing" xmlns:w10="urn:schemas-microsoft-com:office:word" xmlns:w="http://schemas.openxmlformats.org/wordprocessingml/2006/main" xmlns:w14="http://schemas.microsoft.com/office/word/2010/wordml" xmlns:w15="http://schemas.microsoft.com/office/word/2012/wordml" xmlns:w16cex="http://schemas.microsoft.com/office/word/2018/wordml/cex" xmlns:w16cid="http://schemas.microsoft.com/office/word/2016/wordml/cid" xmlns:w16="http://schemas.microsoft.com/office/word/2018/wordml" xmlns:w16du="http://schemas.microsoft.com/office/word/2023/wordml/word16du" xmlns:w16sdtdh="http://schemas.microsoft.com/office/word/2020/wordml/sdtdatahash" xmlns:w16sdtfl="http://schemas.microsoft.com/office/word/2024/wordml/sdtformatlock" xmlns:w16se="http://schemas.microsoft.com/office/word/2015/wordml/symex" xmlns:wpg="http://schemas.microsoft.com/office/word/2010/wordprocessingGroup" xmlns:wpi="http://schemas.microsoft.com/office/word/2010/wordprocessingInk" xmlns:wne="http://schemas.microsoft.com/office/word/2006/wordml" xmlns:wps="http://schemas.microsoft.com/office/word/2010/wordprocessingShape" mc:Ignorable="w14 w15 w16se w16cid w16 w16cex w16sdtdh w16sdtfl w16du wp14">
+<w:ftr xmlns:wpc="http://schemas.microsoft.com/office/word/2010/wordprocessingCanvas" xmlns:cx="http://schemas.microsoft.com/office/drawing/2014/chartex" xmlns:cx1="http://schemas.microsoft.com/office/drawing/2015/9/8/chartex" xmlns:mc="http://schemas.openxmlformats.org/markup-compatibility/2006" xmlns:o="urn:schemas-microsoft-com:office:office" xmlns:r="http://schemas.openxmlformats.org/officeDocument/2006/relationships" xmlns:m="http://schemas.openxmlformats.org/officeDocument/2006/math" xmlns:v="urn:schemas-microsoft-com:vml" xmlns:wp14="http://schemas.microsoft.com/office/word/2010/wordprocessingDrawing" xmlns:wp="http://schemas.openxmlformats.org/drawingml/2006/wordprocessingDrawing" xmlns:w10="urn:schemas-microsoft-com:office:word" xmlns:w="http://schemas.openxmlformats.org/wordprocessingml/2006/main" xmlns:w14="http://schemas.microsoft.com/office/word/2010/wordml" xmlns:w15="http://schemas.microsoft.com/office/word/2012/wordml" xmlns:w16se="http://schemas.microsoft.com/office/word/2015/wordml/symex" xmlns:wpg="http://schemas.microsoft.com/office/word/2010/wordprocessingGroup" xmlns:wpi="http://schemas.microsoft.com/office/word/2010/wordprocessingInk" xmlns:wne="http://schemas.microsoft.com/office/word/2006/wordml" xmlns:wps="http://schemas.microsoft.com/office/word/2010/wordprocessingShape" mc:Ignorable="w14 w15 w16se wp14">
   <w:p/>
 </w:ftr>
 </file>
 
 <file path=word/footer12.xml><?xml version="1.0" encoding="utf-8"?>
-<w:ftr xmlns:wpc="http://schemas.microsoft.com/office/word/2010/wordprocessingCanvas" xmlns:cx="http://schemas.microsoft.com/office/drawing/2014/chartex" xmlns:cx1="http://schemas.microsoft.com/office/drawing/2015/9/8/chartex" xmlns:cx2="http://schemas.microsoft.com/office/drawing/2015/10/21/chartex" xmlns:cx3="http://schemas.microsoft.com/office/drawing/2016/5/9/chartex" xmlns:cx4="http://schemas.microsoft.com/office/drawing/2016/5/10/chartex" xmlns:cx5="http://schemas.microsoft.com/office/drawing/2016/5/11/chartex" xmlns:cx6="http://schemas.microsoft.com/office/drawing/2016/5/12/chartex" xmlns:cx7="http://schemas.microsoft.com/office/drawing/2016/5/13/chartex" xmlns:cx8="http://schemas.microsoft.com/office/drawing/2016/5/14/chartex" xmlns:mc="http://schemas.openxmlformats.org/markup-compatibility/2006" xmlns:aink="http://schemas.microsoft.com/office/drawing/2016/ink" xmlns:am3d="http://schemas.microsoft.com/office/drawing/2017/model3d" xmlns:o="urn:schemas-microsoft-com:office:office" xmlns:oel="http://schemas.microsoft.com/office/2019/extlst" xmlns:r="http://schemas.openxmlformats.org/officeDocument/2006/relationships" xmlns:m="http://schemas.openxmlformats.org/officeDocument/2006/math" xmlns:v="urn:schemas-microsoft-com:vml" xmlns:wp14="http://schemas.microsoft.com/office/word/2010/wordprocessingDrawing" xmlns:wp="http://schemas.openxmlformats.org/drawingml/2006/wordprocessingDrawing" xmlns:w10="urn:schemas-microsoft-com:office:word" xmlns:w="http://schemas.openxmlformats.org/wordprocessingml/2006/main" xmlns:w14="http://schemas.microsoft.com/office/word/2010/wordml" xmlns:w15="http://schemas.microsoft.com/office/word/2012/wordml" xmlns:w16cex="http://schemas.microsoft.com/office/word/2018/wordml/cex" xmlns:w16cid="http://schemas.microsoft.com/office/word/2016/wordml/cid" xmlns:w16="http://schemas.microsoft.com/office/word/2018/wordml" xmlns:w16du="http://schemas.microsoft.com/office/word/2023/wordml/word16du" xmlns:w16sdtdh="http://schemas.microsoft.com/office/word/2020/wordml/sdtdatahash" xmlns:w16sdtfl="http://schemas.microsoft.com/office/word/2024/wordml/sdtformatlock" xmlns:w16se="http://schemas.microsoft.com/office/word/2015/wordml/symex" xmlns:wpg="http://schemas.microsoft.com/office/word/2010/wordprocessingGroup" xmlns:wpi="http://schemas.microsoft.com/office/word/2010/wordprocessingInk" xmlns:wne="http://schemas.microsoft.com/office/word/2006/wordml" xmlns:wps="http://schemas.microsoft.com/office/word/2010/wordprocessingShape" mc:Ignorable="w14 w15 w16se w16cid w16 w16cex w16sdtdh w16sdtfl w16du wp14">
+<w:ftr xmlns:wpc="http://schemas.microsoft.com/office/word/2010/wordprocessingCanvas" xmlns:cx="http://schemas.microsoft.com/office/drawing/2014/chartex" xmlns:cx1="http://schemas.microsoft.com/office/drawing/2015/9/8/chartex" xmlns:mc="http://schemas.openxmlformats.org/markup-compatibility/2006" xmlns:o="urn:schemas-microsoft-com:office:office" xmlns:r="http://schemas.openxmlformats.org/officeDocument/2006/relationships" xmlns:m="http://schemas.openxmlformats.org/officeDocument/2006/math" xmlns:v="urn:schemas-microsoft-com:vml" xmlns:wp14="http://schemas.microsoft.com/office/word/2010/wordprocessingDrawing" xmlns:wp="http://schemas.openxmlformats.org/drawingml/2006/wordprocessingDrawing" xmlns:w10="urn:schemas-microsoft-com:office:word" xmlns:w="http://schemas.openxmlformats.org/wordprocessingml/2006/main" xmlns:w14="http://schemas.microsoft.com/office/word/2010/wordml" xmlns:w15="http://schemas.microsoft.com/office/word/2012/wordml" xmlns:w16se="http://schemas.microsoft.com/office/word/2015/wordml/symex" xmlns:wpg="http://schemas.microsoft.com/office/word/2010/wordprocessingGroup" xmlns:wpi="http://schemas.microsoft.com/office/word/2010/wordprocessingInk" xmlns:wne="http://schemas.microsoft.com/office/word/2006/wordml" xmlns:wps="http://schemas.microsoft.com/office/word/2010/wordprocessingShape" mc:Ignorable="w14 w15 w16se wp14">
   <w:p>
     <w:pPr>
       <w:pStyle w:val="Pidipagina"/>
@@ -38247,7 +39759,7 @@
 </file>
 
 <file path=word/footer13.xml><?xml version="1.0" encoding="utf-8"?>
-<w:ftr xmlns:wpc="http://schemas.microsoft.com/office/word/2010/wordprocessingCanvas" xmlns:cx="http://schemas.microsoft.com/office/drawing/2014/chartex" xmlns:cx1="http://schemas.microsoft.com/office/drawing/2015/9/8/chartex" xmlns:cx2="http://schemas.microsoft.com/office/drawing/2015/10/21/chartex" xmlns:cx3="http://schemas.microsoft.com/office/drawing/2016/5/9/chartex" xmlns:cx4="http://schemas.microsoft.com/office/drawing/2016/5/10/chartex" xmlns:cx5="http://schemas.microsoft.com/office/drawing/2016/5/11/chartex" xmlns:cx6="http://schemas.microsoft.com/office/drawing/2016/5/12/chartex" xmlns:cx7="http://schemas.microsoft.com/office/drawing/2016/5/13/chartex" xmlns:cx8="http://schemas.microsoft.com/office/drawing/2016/5/14/chartex" xmlns:mc="http://schemas.openxmlformats.org/markup-compatibility/2006" xmlns:aink="http://schemas.microsoft.com/office/drawing/2016/ink" xmlns:am3d="http://schemas.microsoft.com/office/drawing/2017/model3d" xmlns:o="urn:schemas-microsoft-com:office:office" xmlns:oel="http://schemas.microsoft.com/office/2019/extlst" xmlns:r="http://schemas.openxmlformats.org/officeDocument/2006/relationships" xmlns:m="http://schemas.openxmlformats.org/officeDocument/2006/math" xmlns:v="urn:schemas-microsoft-com:vml" xmlns:wp14="http://schemas.microsoft.com/office/word/2010/wordprocessingDrawing" xmlns:wp="http://schemas.openxmlformats.org/drawingml/2006/wordprocessingDrawing" xmlns:w10="urn:schemas-microsoft-com:office:word" xmlns:w="http://schemas.openxmlformats.org/wordprocessingml/2006/main" xmlns:w14="http://schemas.microsoft.com/office/word/2010/wordml" xmlns:w15="http://schemas.microsoft.com/office/word/2012/wordml" xmlns:w16cex="http://schemas.microsoft.com/office/word/2018/wordml/cex" xmlns:w16cid="http://schemas.microsoft.com/office/word/2016/wordml/cid" xmlns:w16="http://schemas.microsoft.com/office/word/2018/wordml" xmlns:w16du="http://schemas.microsoft.com/office/word/2023/wordml/word16du" xmlns:w16sdtdh="http://schemas.microsoft.com/office/word/2020/wordml/sdtdatahash" xmlns:w16sdtfl="http://schemas.microsoft.com/office/word/2024/wordml/sdtformatlock" xmlns:w16se="http://schemas.microsoft.com/office/word/2015/wordml/symex" xmlns:wpg="http://schemas.microsoft.com/office/word/2010/wordprocessingGroup" xmlns:wpi="http://schemas.microsoft.com/office/word/2010/wordprocessingInk" xmlns:wne="http://schemas.microsoft.com/office/word/2006/wordml" xmlns:wps="http://schemas.microsoft.com/office/word/2010/wordprocessingShape" mc:Ignorable="w14 w15 w16se w16cid w16 w16cex w16sdtdh w16sdtfl w16du wp14">
+<w:ftr xmlns:wpc="http://schemas.microsoft.com/office/word/2010/wordprocessingCanvas" xmlns:cx="http://schemas.microsoft.com/office/drawing/2014/chartex" xmlns:cx1="http://schemas.microsoft.com/office/drawing/2015/9/8/chartex" xmlns:mc="http://schemas.openxmlformats.org/markup-compatibility/2006" xmlns:o="urn:schemas-microsoft-com:office:office" xmlns:r="http://schemas.openxmlformats.org/officeDocument/2006/relationships" xmlns:m="http://schemas.openxmlformats.org/officeDocument/2006/math" xmlns:v="urn:schemas-microsoft-com:vml" xmlns:wp14="http://schemas.microsoft.com/office/word/2010/wordprocessingDrawing" xmlns:wp="http://schemas.openxmlformats.org/drawingml/2006/wordprocessingDrawing" xmlns:w10="urn:schemas-microsoft-com:office:word" xmlns:w="http://schemas.openxmlformats.org/wordprocessingml/2006/main" xmlns:w14="http://schemas.microsoft.com/office/word/2010/wordml" xmlns:w15="http://schemas.microsoft.com/office/word/2012/wordml" xmlns:w16se="http://schemas.microsoft.com/office/word/2015/wordml/symex" xmlns:wpg="http://schemas.microsoft.com/office/word/2010/wordprocessingGroup" xmlns:wpi="http://schemas.microsoft.com/office/word/2010/wordprocessingInk" xmlns:wne="http://schemas.microsoft.com/office/word/2006/wordml" xmlns:wps="http://schemas.microsoft.com/office/word/2010/wordprocessingShape" mc:Ignorable="w14 w15 w16se wp14">
   <w:p>
     <w:pPr>
       <w:pStyle w:val="Pidipagina"/>
@@ -38310,7 +39822,7 @@
             </wp:anchor>
           </w:drawing>
         </mc:Choice>
-        <mc:Fallback xmlns:pic="http://schemas.openxmlformats.org/drawingml/2006/picture">
+        <mc:Fallback xmlns:pic="http://schemas.openxmlformats.org/drawingml/2006/picture" xmlns:w16sdtfl="http://schemas.microsoft.com/office/word/2024/wordml/sdtformatlock" xmlns:w16sdtdh="http://schemas.microsoft.com/office/word/2020/wordml/sdtdatahash" xmlns:w16du="http://schemas.microsoft.com/office/word/2023/wordml/word16du" xmlns:w16="http://schemas.microsoft.com/office/word/2018/wordml" xmlns:w16cid="http://schemas.microsoft.com/office/word/2016/wordml/cid" xmlns:w16cex="http://schemas.microsoft.com/office/word/2018/wordml/cex" xmlns:oel="http://schemas.microsoft.com/office/2019/extlst" xmlns:am3d="http://schemas.microsoft.com/office/drawing/2017/model3d" xmlns:aink="http://schemas.microsoft.com/office/drawing/2016/ink" xmlns:cx8="http://schemas.microsoft.com/office/drawing/2016/5/14/chartex" xmlns:cx7="http://schemas.microsoft.com/office/drawing/2016/5/13/chartex" xmlns:cx6="http://schemas.microsoft.com/office/drawing/2016/5/12/chartex" xmlns:cx5="http://schemas.microsoft.com/office/drawing/2016/5/11/chartex" xmlns:cx4="http://schemas.microsoft.com/office/drawing/2016/5/10/chartex" xmlns:cx3="http://schemas.microsoft.com/office/drawing/2016/5/9/chartex" xmlns:cx2="http://schemas.microsoft.com/office/drawing/2015/10/21/chartex">
           <w:pict>
             <v:line id="shape_0" from="-4.85pt,-3.05pt" to="706.1pt,-3.05pt" stroked="t" o:allowincell="f" style="position:absolute" wp14:anchorId="48C5BA8A">
               <v:stroke color="#659ed5" weight="19080" joinstyle="round" endcap="flat"/>
@@ -38430,6 +39942,7 @@
                               <w:docPartUnique/>
                             </w:docPartObj>
                           </w:sdtPr>
+                          <w:sdtEndPr/>
                           <w:sdtContent>
                             <w:p>
                               <w:pPr>
@@ -38459,8 +39972,9 @@
                               <w:r>
                                 <w:rPr>
                                   <w:rStyle w:val="Numeropagina"/>
+                                  <w:noProof/>
                                 </w:rPr>
-                                <w:t>34</w:t>
+                                <w:t>36</w:t>
                               </w:r>
                               <w:r>
                                 <w:rPr>
@@ -38488,7 +40002,7 @@
               <v:stroke joinstyle="miter"/>
               <v:path gradientshapeok="t" o:connecttype="rect"/>
             </v:shapetype>
-            <v:shape id="Cornice7" o:spid="_x0000_s1032" type="#_x0000_t202" style="position:absolute;margin-left:806.3pt;margin-top:-.25pt;width:11.45pt;height:13.8pt;z-index:251667456;visibility:visible;mso-wrap-style:square;mso-wrap-distance-left:0;mso-wrap-distance-top:0;mso-wrap-distance-right:0;mso-wrap-distance-bottom:0;mso-position-horizontal:absolute;mso-position-horizontal-relative:page;mso-position-vertical:absolute;mso-position-vertical-relative:text;v-text-anchor:top" o:gfxdata="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" o:allowincell="f" stroked="f">
+            <v:shape id="Cornice7" o:spid="_x0000_s1032" type="#_x0000_t202" style="position:absolute;margin-left:806.3pt;margin-top:-.25pt;width:11.45pt;height:13.8pt;z-index:251667456;visibility:visible;mso-wrap-style:square;mso-wrap-distance-left:0;mso-wrap-distance-top:0;mso-wrap-distance-right:0;mso-wrap-distance-bottom:0;mso-position-horizontal:absolute;mso-position-horizontal-relative:page;mso-position-vertical:absolute;mso-position-vertical-relative:text;v-text-anchor:top" o:gfxdata="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" o:allowincell="f" stroked="f">
               <v:fill opacity="0"/>
               <v:textbox style="mso-fit-shape-to-text:t" inset="0,0,0,0">
                 <w:txbxContent>
@@ -38500,6 +40014,7 @@
                         <w:docPartUnique/>
                       </w:docPartObj>
                     </w:sdtPr>
+                    <w:sdtEndPr/>
                     <w:sdtContent>
                       <w:p>
                         <w:pPr>
@@ -38529,8 +40044,9 @@
                         <w:r>
                           <w:rPr>
                             <w:rStyle w:val="Numeropagina"/>
+                            <w:noProof/>
                           </w:rPr>
-                          <w:t>34</w:t>
+                          <w:t>36</w:t>
                         </w:r>
                         <w:r>
                           <w:rPr>
@@ -38559,7 +40075,7 @@
 </file>
 
 <file path=word/footer14.xml><?xml version="1.0" encoding="utf-8"?>
-<w:ftr xmlns:wpc="http://schemas.microsoft.com/office/word/2010/wordprocessingCanvas" xmlns:cx="http://schemas.microsoft.com/office/drawing/2014/chartex" xmlns:cx1="http://schemas.microsoft.com/office/drawing/2015/9/8/chartex" xmlns:cx2="http://schemas.microsoft.com/office/drawing/2015/10/21/chartex" xmlns:cx3="http://schemas.microsoft.com/office/drawing/2016/5/9/chartex" xmlns:cx4="http://schemas.microsoft.com/office/drawing/2016/5/10/chartex" xmlns:cx5="http://schemas.microsoft.com/office/drawing/2016/5/11/chartex" xmlns:cx6="http://schemas.microsoft.com/office/drawing/2016/5/12/chartex" xmlns:cx7="http://schemas.microsoft.com/office/drawing/2016/5/13/chartex" xmlns:cx8="http://schemas.microsoft.com/office/drawing/2016/5/14/chartex" xmlns:mc="http://schemas.openxmlformats.org/markup-compatibility/2006" xmlns:aink="http://schemas.microsoft.com/office/drawing/2016/ink" xmlns:am3d="http://schemas.microsoft.com/office/drawing/2017/model3d" xmlns:o="urn:schemas-microsoft-com:office:office" xmlns:oel="http://schemas.microsoft.com/office/2019/extlst" xmlns:r="http://schemas.openxmlformats.org/officeDocument/2006/relationships" xmlns:m="http://schemas.openxmlformats.org/officeDocument/2006/math" xmlns:v="urn:schemas-microsoft-com:vml" xmlns:wp14="http://schemas.microsoft.com/office/word/2010/wordprocessingDrawing" xmlns:wp="http://schemas.openxmlformats.org/drawingml/2006/wordprocessingDrawing" xmlns:w10="urn:schemas-microsoft-com:office:word" xmlns:w="http://schemas.openxmlformats.org/wordprocessingml/2006/main" xmlns:w14="http://schemas.microsoft.com/office/word/2010/wordml" xmlns:w15="http://schemas.microsoft.com/office/word/2012/wordml" xmlns:w16cex="http://schemas.microsoft.com/office/word/2018/wordml/cex" xmlns:w16cid="http://schemas.microsoft.com/office/word/2016/wordml/cid" xmlns:w16="http://schemas.microsoft.com/office/word/2018/wordml" xmlns:w16du="http://schemas.microsoft.com/office/word/2023/wordml/word16du" xmlns:w16sdtdh="http://schemas.microsoft.com/office/word/2020/wordml/sdtdatahash" xmlns:w16sdtfl="http://schemas.microsoft.com/office/word/2024/wordml/sdtformatlock" xmlns:w16se="http://schemas.microsoft.com/office/word/2015/wordml/symex" xmlns:wpg="http://schemas.microsoft.com/office/word/2010/wordprocessingGroup" xmlns:wpi="http://schemas.microsoft.com/office/word/2010/wordprocessingInk" xmlns:wne="http://schemas.microsoft.com/office/word/2006/wordml" xmlns:wps="http://schemas.microsoft.com/office/word/2010/wordprocessingShape" mc:Ignorable="w14 w15 w16se w16cid w16 w16cex w16sdtdh w16sdtfl w16du wp14">
+<w:ftr xmlns:wpc="http://schemas.microsoft.com/office/word/2010/wordprocessingCanvas" xmlns:cx="http://schemas.microsoft.com/office/drawing/2014/chartex" xmlns:cx1="http://schemas.microsoft.com/office/drawing/2015/9/8/chartex" xmlns:mc="http://schemas.openxmlformats.org/markup-compatibility/2006" xmlns:o="urn:schemas-microsoft-com:office:office" xmlns:r="http://schemas.openxmlformats.org/officeDocument/2006/relationships" xmlns:m="http://schemas.openxmlformats.org/officeDocument/2006/math" xmlns:v="urn:schemas-microsoft-com:vml" xmlns:wp14="http://schemas.microsoft.com/office/word/2010/wordprocessingDrawing" xmlns:wp="http://schemas.openxmlformats.org/drawingml/2006/wordprocessingDrawing" xmlns:w10="urn:schemas-microsoft-com:office:word" xmlns:w="http://schemas.openxmlformats.org/wordprocessingml/2006/main" xmlns:w14="http://schemas.microsoft.com/office/word/2010/wordml" xmlns:w15="http://schemas.microsoft.com/office/word/2012/wordml" xmlns:w16se="http://schemas.microsoft.com/office/word/2015/wordml/symex" xmlns:wpg="http://schemas.microsoft.com/office/word/2010/wordprocessingGroup" xmlns:wpi="http://schemas.microsoft.com/office/word/2010/wordprocessingInk" xmlns:wne="http://schemas.microsoft.com/office/word/2006/wordml" xmlns:wps="http://schemas.microsoft.com/office/word/2010/wordprocessingShape" mc:Ignorable="w14 w15 w16se wp14">
   <w:p>
     <w:pPr>
       <w:pStyle w:val="Pidipagina"/>
@@ -38622,7 +40138,7 @@
             </wp:anchor>
           </w:drawing>
         </mc:Choice>
-        <mc:Fallback xmlns:pic="http://schemas.openxmlformats.org/drawingml/2006/picture">
+        <mc:Fallback xmlns:pic="http://schemas.openxmlformats.org/drawingml/2006/picture" xmlns:w16sdtfl="http://schemas.microsoft.com/office/word/2024/wordml/sdtformatlock" xmlns:w16sdtdh="http://schemas.microsoft.com/office/word/2020/wordml/sdtdatahash" xmlns:w16du="http://schemas.microsoft.com/office/word/2023/wordml/word16du" xmlns:w16="http://schemas.microsoft.com/office/word/2018/wordml" xmlns:w16cid="http://schemas.microsoft.com/office/word/2016/wordml/cid" xmlns:w16cex="http://schemas.microsoft.com/office/word/2018/wordml/cex" xmlns:oel="http://schemas.microsoft.com/office/2019/extlst" xmlns:am3d="http://schemas.microsoft.com/office/drawing/2017/model3d" xmlns:aink="http://schemas.microsoft.com/office/drawing/2016/ink" xmlns:cx8="http://schemas.microsoft.com/office/drawing/2016/5/14/chartex" xmlns:cx7="http://schemas.microsoft.com/office/drawing/2016/5/13/chartex" xmlns:cx6="http://schemas.microsoft.com/office/drawing/2016/5/12/chartex" xmlns:cx5="http://schemas.microsoft.com/office/drawing/2016/5/11/chartex" xmlns:cx4="http://schemas.microsoft.com/office/drawing/2016/5/10/chartex" xmlns:cx3="http://schemas.microsoft.com/office/drawing/2016/5/9/chartex" xmlns:cx2="http://schemas.microsoft.com/office/drawing/2015/10/21/chartex">
           <w:pict>
             <v:line id="shape_0" from="-4.85pt,-3.05pt" to="706.1pt,-3.05pt" stroked="t" o:allowincell="f" style="position:absolute" wp14:anchorId="48C5BA8A">
               <v:stroke color="#659ed5" weight="19080" joinstyle="round" endcap="flat"/>
@@ -38742,6 +40258,7 @@
                               <w:docPartUnique/>
                             </w:docPartObj>
                           </w:sdtPr>
+                          <w:sdtEndPr/>
                           <w:sdtContent>
                             <w:p>
                               <w:pPr>
@@ -38794,7 +40311,7 @@
             </wp:anchor>
           </w:drawing>
         </mc:Choice>
-        <mc:Fallback>
+        <mc:Fallback xmlns:w16sdtfl="http://schemas.microsoft.com/office/word/2024/wordml/sdtformatlock" xmlns:w16sdtdh="http://schemas.microsoft.com/office/word/2020/wordml/sdtdatahash" xmlns:w16du="http://schemas.microsoft.com/office/word/2023/wordml/word16du" xmlns:w16="http://schemas.microsoft.com/office/word/2018/wordml" xmlns:w16cid="http://schemas.microsoft.com/office/word/2016/wordml/cid" xmlns:w16cex="http://schemas.microsoft.com/office/word/2018/wordml/cex" xmlns:oel="http://schemas.microsoft.com/office/2019/extlst" xmlns:am3d="http://schemas.microsoft.com/office/drawing/2017/model3d" xmlns:aink="http://schemas.microsoft.com/office/drawing/2016/ink" xmlns:cx8="http://schemas.microsoft.com/office/drawing/2016/5/14/chartex" xmlns:cx7="http://schemas.microsoft.com/office/drawing/2016/5/13/chartex" xmlns:cx6="http://schemas.microsoft.com/office/drawing/2016/5/12/chartex" xmlns:cx5="http://schemas.microsoft.com/office/drawing/2016/5/11/chartex" xmlns:cx4="http://schemas.microsoft.com/office/drawing/2016/5/10/chartex" xmlns:cx3="http://schemas.microsoft.com/office/drawing/2016/5/9/chartex" xmlns:cx2="http://schemas.microsoft.com/office/drawing/2015/10/21/chartex">
           <w:pict>
             <v:shapetype w14:anchorId="4D8D95EF" id="_x0000_t202" coordsize="21600,21600" o:spt="202" path="m,l,21600r21600,l21600,xe">
               <v:stroke joinstyle="miter"/>
@@ -38871,7 +40388,7 @@
 </file>
 
 <file path=word/footer2.xml><?xml version="1.0" encoding="utf-8"?>
-<w:ftr xmlns:wpc="http://schemas.microsoft.com/office/word/2010/wordprocessingCanvas" xmlns:cx="http://schemas.microsoft.com/office/drawing/2014/chartex" xmlns:cx1="http://schemas.microsoft.com/office/drawing/2015/9/8/chartex" xmlns:cx2="http://schemas.microsoft.com/office/drawing/2015/10/21/chartex" xmlns:cx3="http://schemas.microsoft.com/office/drawing/2016/5/9/chartex" xmlns:cx4="http://schemas.microsoft.com/office/drawing/2016/5/10/chartex" xmlns:cx5="http://schemas.microsoft.com/office/drawing/2016/5/11/chartex" xmlns:cx6="http://schemas.microsoft.com/office/drawing/2016/5/12/chartex" xmlns:cx7="http://schemas.microsoft.com/office/drawing/2016/5/13/chartex" xmlns:cx8="http://schemas.microsoft.com/office/drawing/2016/5/14/chartex" xmlns:mc="http://schemas.openxmlformats.org/markup-compatibility/2006" xmlns:aink="http://schemas.microsoft.com/office/drawing/2016/ink" xmlns:am3d="http://schemas.microsoft.com/office/drawing/2017/model3d" xmlns:o="urn:schemas-microsoft-com:office:office" xmlns:oel="http://schemas.microsoft.com/office/2019/extlst" xmlns:r="http://schemas.openxmlformats.org/officeDocument/2006/relationships" xmlns:m="http://schemas.openxmlformats.org/officeDocument/2006/math" xmlns:v="urn:schemas-microsoft-com:vml" xmlns:wp14="http://schemas.microsoft.com/office/word/2010/wordprocessingDrawing" xmlns:wp="http://schemas.openxmlformats.org/drawingml/2006/wordprocessingDrawing" xmlns:w10="urn:schemas-microsoft-com:office:word" xmlns:w="http://schemas.openxmlformats.org/wordprocessingml/2006/main" xmlns:w14="http://schemas.microsoft.com/office/word/2010/wordml" xmlns:w15="http://schemas.microsoft.com/office/word/2012/wordml" xmlns:w16cex="http://schemas.microsoft.com/office/word/2018/wordml/cex" xmlns:w16cid="http://schemas.microsoft.com/office/word/2016/wordml/cid" xmlns:w16="http://schemas.microsoft.com/office/word/2018/wordml" xmlns:w16du="http://schemas.microsoft.com/office/word/2023/wordml/word16du" xmlns:w16sdtdh="http://schemas.microsoft.com/office/word/2020/wordml/sdtdatahash" xmlns:w16sdtfl="http://schemas.microsoft.com/office/word/2024/wordml/sdtformatlock" xmlns:w16se="http://schemas.microsoft.com/office/word/2015/wordml/symex" xmlns:wpg="http://schemas.microsoft.com/office/word/2010/wordprocessingGroup" xmlns:wpi="http://schemas.microsoft.com/office/word/2010/wordprocessingInk" xmlns:wne="http://schemas.microsoft.com/office/word/2006/wordml" xmlns:wps="http://schemas.microsoft.com/office/word/2010/wordprocessingShape" mc:Ignorable="w14 w15 w16se w16cid w16 w16cex w16sdtdh w16sdtfl w16du wp14">
+<w:ftr xmlns:wpc="http://schemas.microsoft.com/office/word/2010/wordprocessingCanvas" xmlns:cx="http://schemas.microsoft.com/office/drawing/2014/chartex" xmlns:cx1="http://schemas.microsoft.com/office/drawing/2015/9/8/chartex" xmlns:mc="http://schemas.openxmlformats.org/markup-compatibility/2006" xmlns:o="urn:schemas-microsoft-com:office:office" xmlns:r="http://schemas.openxmlformats.org/officeDocument/2006/relationships" xmlns:m="http://schemas.openxmlformats.org/officeDocument/2006/math" xmlns:v="urn:schemas-microsoft-com:vml" xmlns:wp14="http://schemas.microsoft.com/office/word/2010/wordprocessingDrawing" xmlns:wp="http://schemas.openxmlformats.org/drawingml/2006/wordprocessingDrawing" xmlns:w10="urn:schemas-microsoft-com:office:word" xmlns:w="http://schemas.openxmlformats.org/wordprocessingml/2006/main" xmlns:w14="http://schemas.microsoft.com/office/word/2010/wordml" xmlns:w15="http://schemas.microsoft.com/office/word/2012/wordml" xmlns:w16se="http://schemas.microsoft.com/office/word/2015/wordml/symex" xmlns:wpg="http://schemas.microsoft.com/office/word/2010/wordprocessingGroup" xmlns:wpi="http://schemas.microsoft.com/office/word/2010/wordprocessingInk" xmlns:wne="http://schemas.microsoft.com/office/word/2006/wordml" xmlns:wps="http://schemas.microsoft.com/office/word/2010/wordprocessingShape" mc:Ignorable="w14 w15 w16se wp14">
   <w:p>
     <w:pPr>
       <w:pStyle w:val="Pidipagina"/>
@@ -38935,7 +40452,7 @@
             </wp:anchor>
           </w:drawing>
         </mc:Choice>
-        <mc:Fallback xmlns:pic="http://schemas.openxmlformats.org/drawingml/2006/picture">
+        <mc:Fallback xmlns:pic="http://schemas.openxmlformats.org/drawingml/2006/picture" xmlns:w16sdtfl="http://schemas.microsoft.com/office/word/2024/wordml/sdtformatlock" xmlns:w16sdtdh="http://schemas.microsoft.com/office/word/2020/wordml/sdtdatahash" xmlns:w16du="http://schemas.microsoft.com/office/word/2023/wordml/word16du" xmlns:w16="http://schemas.microsoft.com/office/word/2018/wordml" xmlns:w16cid="http://schemas.microsoft.com/office/word/2016/wordml/cid" xmlns:w16cex="http://schemas.microsoft.com/office/word/2018/wordml/cex" xmlns:oel="http://schemas.microsoft.com/office/2019/extlst" xmlns:am3d="http://schemas.microsoft.com/office/drawing/2017/model3d" xmlns:aink="http://schemas.microsoft.com/office/drawing/2016/ink" xmlns:cx8="http://schemas.microsoft.com/office/drawing/2016/5/14/chartex" xmlns:cx7="http://schemas.microsoft.com/office/drawing/2016/5/13/chartex" xmlns:cx6="http://schemas.microsoft.com/office/drawing/2016/5/12/chartex" xmlns:cx5="http://schemas.microsoft.com/office/drawing/2016/5/11/chartex" xmlns:cx4="http://schemas.microsoft.com/office/drawing/2016/5/10/chartex" xmlns:cx3="http://schemas.microsoft.com/office/drawing/2016/5/9/chartex" xmlns:cx2="http://schemas.microsoft.com/office/drawing/2015/10/21/chartex">
           <w:pict>
             <v:line id="shape_0" from="-4.5pt,-2.35pt" to="483.6pt,-2.35pt" stroked="t" o:allowincell="f" style="position:absolute" wp14:anchorId="07B71F51">
               <v:stroke color="#659ed5" weight="19080" joinstyle="round" endcap="flat"/>
@@ -38957,6 +40474,8 @@
     </w:r>
     <w:r>
       <w:tab/>
+    </w:r>
+    <w:r>
       <w:t xml:space="preserve">Studenti: Attardi Arianna, </w:t>
     </w:r>
   </w:p>
@@ -38990,7 +40509,7 @@
 </file>
 
 <file path=word/footer3.xml><?xml version="1.0" encoding="utf-8"?>
-<w:ftr xmlns:wpc="http://schemas.microsoft.com/office/word/2010/wordprocessingCanvas" xmlns:cx="http://schemas.microsoft.com/office/drawing/2014/chartex" xmlns:cx1="http://schemas.microsoft.com/office/drawing/2015/9/8/chartex" xmlns:cx2="http://schemas.microsoft.com/office/drawing/2015/10/21/chartex" xmlns:cx3="http://schemas.microsoft.com/office/drawing/2016/5/9/chartex" xmlns:cx4="http://schemas.microsoft.com/office/drawing/2016/5/10/chartex" xmlns:cx5="http://schemas.microsoft.com/office/drawing/2016/5/11/chartex" xmlns:cx6="http://schemas.microsoft.com/office/drawing/2016/5/12/chartex" xmlns:cx7="http://schemas.microsoft.com/office/drawing/2016/5/13/chartex" xmlns:cx8="http://schemas.microsoft.com/office/drawing/2016/5/14/chartex" xmlns:mc="http://schemas.openxmlformats.org/markup-compatibility/2006" xmlns:aink="http://schemas.microsoft.com/office/drawing/2016/ink" xmlns:am3d="http://schemas.microsoft.com/office/drawing/2017/model3d" xmlns:o="urn:schemas-microsoft-com:office:office" xmlns:oel="http://schemas.microsoft.com/office/2019/extlst" xmlns:r="http://schemas.openxmlformats.org/officeDocument/2006/relationships" xmlns:m="http://schemas.openxmlformats.org/officeDocument/2006/math" xmlns:v="urn:schemas-microsoft-com:vml" xmlns:wp14="http://schemas.microsoft.com/office/word/2010/wordprocessingDrawing" xmlns:wp="http://schemas.openxmlformats.org/drawingml/2006/wordprocessingDrawing" xmlns:w10="urn:schemas-microsoft-com:office:word" xmlns:w="http://schemas.openxmlformats.org/wordprocessingml/2006/main" xmlns:w14="http://schemas.microsoft.com/office/word/2010/wordml" xmlns:w15="http://schemas.microsoft.com/office/word/2012/wordml" xmlns:w16cex="http://schemas.microsoft.com/office/word/2018/wordml/cex" xmlns:w16cid="http://schemas.microsoft.com/office/word/2016/wordml/cid" xmlns:w16="http://schemas.microsoft.com/office/word/2018/wordml" xmlns:w16du="http://schemas.microsoft.com/office/word/2023/wordml/word16du" xmlns:w16sdtdh="http://schemas.microsoft.com/office/word/2020/wordml/sdtdatahash" xmlns:w16sdtfl="http://schemas.microsoft.com/office/word/2024/wordml/sdtformatlock" xmlns:w16se="http://schemas.microsoft.com/office/word/2015/wordml/symex" xmlns:wpg="http://schemas.microsoft.com/office/word/2010/wordprocessingGroup" xmlns:wpi="http://schemas.microsoft.com/office/word/2010/wordprocessingInk" xmlns:wne="http://schemas.microsoft.com/office/word/2006/wordml" xmlns:wps="http://schemas.microsoft.com/office/word/2010/wordprocessingShape" mc:Ignorable="w14 w15 w16se w16cid w16 w16cex w16sdtdh w16sdtfl w16du wp14">
+<w:ftr xmlns:wpc="http://schemas.microsoft.com/office/word/2010/wordprocessingCanvas" xmlns:cx="http://schemas.microsoft.com/office/drawing/2014/chartex" xmlns:cx1="http://schemas.microsoft.com/office/drawing/2015/9/8/chartex" xmlns:mc="http://schemas.openxmlformats.org/markup-compatibility/2006" xmlns:o="urn:schemas-microsoft-com:office:office" xmlns:r="http://schemas.openxmlformats.org/officeDocument/2006/relationships" xmlns:m="http://schemas.openxmlformats.org/officeDocument/2006/math" xmlns:v="urn:schemas-microsoft-com:vml" xmlns:wp14="http://schemas.microsoft.com/office/word/2010/wordprocessingDrawing" xmlns:wp="http://schemas.openxmlformats.org/drawingml/2006/wordprocessingDrawing" xmlns:w10="urn:schemas-microsoft-com:office:word" xmlns:w="http://schemas.openxmlformats.org/wordprocessingml/2006/main" xmlns:w14="http://schemas.microsoft.com/office/word/2010/wordml" xmlns:w15="http://schemas.microsoft.com/office/word/2012/wordml" xmlns:w16se="http://schemas.microsoft.com/office/word/2015/wordml/symex" xmlns:wpg="http://schemas.microsoft.com/office/word/2010/wordprocessingGroup" xmlns:wpi="http://schemas.microsoft.com/office/word/2010/wordprocessingInk" xmlns:wne="http://schemas.microsoft.com/office/word/2006/wordml" xmlns:wps="http://schemas.microsoft.com/office/word/2010/wordprocessingShape" mc:Ignorable="w14 w15 w16se wp14">
   <w:p>
     <w:pPr>
       <w:pStyle w:val="Pidipagina"/>
@@ -39054,7 +40573,7 @@
             </wp:anchor>
           </w:drawing>
         </mc:Choice>
-        <mc:Fallback xmlns:pic="http://schemas.openxmlformats.org/drawingml/2006/picture">
+        <mc:Fallback xmlns:pic="http://schemas.openxmlformats.org/drawingml/2006/picture" xmlns:w16sdtfl="http://schemas.microsoft.com/office/word/2024/wordml/sdtformatlock" xmlns:w16sdtdh="http://schemas.microsoft.com/office/word/2020/wordml/sdtdatahash" xmlns:w16du="http://schemas.microsoft.com/office/word/2023/wordml/word16du" xmlns:w16="http://schemas.microsoft.com/office/word/2018/wordml" xmlns:w16cid="http://schemas.microsoft.com/office/word/2016/wordml/cid" xmlns:w16cex="http://schemas.microsoft.com/office/word/2018/wordml/cex" xmlns:oel="http://schemas.microsoft.com/office/2019/extlst" xmlns:am3d="http://schemas.microsoft.com/office/drawing/2017/model3d" xmlns:aink="http://schemas.microsoft.com/office/drawing/2016/ink" xmlns:cx8="http://schemas.microsoft.com/office/drawing/2016/5/14/chartex" xmlns:cx7="http://schemas.microsoft.com/office/drawing/2016/5/13/chartex" xmlns:cx6="http://schemas.microsoft.com/office/drawing/2016/5/12/chartex" xmlns:cx5="http://schemas.microsoft.com/office/drawing/2016/5/11/chartex" xmlns:cx4="http://schemas.microsoft.com/office/drawing/2016/5/10/chartex" xmlns:cx3="http://schemas.microsoft.com/office/drawing/2016/5/9/chartex" xmlns:cx2="http://schemas.microsoft.com/office/drawing/2015/10/21/chartex">
           <w:pict>
             <v:line id="shape_0" from="-4.5pt,-2.35pt" to="483.6pt,-2.35pt" stroked="t" o:allowincell="f" style="position:absolute" wp14:anchorId="07B71F51">
               <v:stroke color="#659ed5" weight="19080" joinstyle="round" endcap="flat"/>
@@ -39109,7 +40628,7 @@
 </file>
 
 <file path=word/footer4.xml><?xml version="1.0" encoding="utf-8"?>
-<w:ftr xmlns:wpc="http://schemas.microsoft.com/office/word/2010/wordprocessingCanvas" xmlns:cx="http://schemas.microsoft.com/office/drawing/2014/chartex" xmlns:cx1="http://schemas.microsoft.com/office/drawing/2015/9/8/chartex" xmlns:cx2="http://schemas.microsoft.com/office/drawing/2015/10/21/chartex" xmlns:cx3="http://schemas.microsoft.com/office/drawing/2016/5/9/chartex" xmlns:cx4="http://schemas.microsoft.com/office/drawing/2016/5/10/chartex" xmlns:cx5="http://schemas.microsoft.com/office/drawing/2016/5/11/chartex" xmlns:cx6="http://schemas.microsoft.com/office/drawing/2016/5/12/chartex" xmlns:cx7="http://schemas.microsoft.com/office/drawing/2016/5/13/chartex" xmlns:cx8="http://schemas.microsoft.com/office/drawing/2016/5/14/chartex" xmlns:mc="http://schemas.openxmlformats.org/markup-compatibility/2006" xmlns:aink="http://schemas.microsoft.com/office/drawing/2016/ink" xmlns:am3d="http://schemas.microsoft.com/office/drawing/2017/model3d" xmlns:o="urn:schemas-microsoft-com:office:office" xmlns:oel="http://schemas.microsoft.com/office/2019/extlst" xmlns:r="http://schemas.openxmlformats.org/officeDocument/2006/relationships" xmlns:m="http://schemas.openxmlformats.org/officeDocument/2006/math" xmlns:v="urn:schemas-microsoft-com:vml" xmlns:wp14="http://schemas.microsoft.com/office/word/2010/wordprocessingDrawing" xmlns:wp="http://schemas.openxmlformats.org/drawingml/2006/wordprocessingDrawing" xmlns:w10="urn:schemas-microsoft-com:office:word" xmlns:w="http://schemas.openxmlformats.org/wordprocessingml/2006/main" xmlns:w14="http://schemas.microsoft.com/office/word/2010/wordml" xmlns:w15="http://schemas.microsoft.com/office/word/2012/wordml" xmlns:w16cex="http://schemas.microsoft.com/office/word/2018/wordml/cex" xmlns:w16cid="http://schemas.microsoft.com/office/word/2016/wordml/cid" xmlns:w16="http://schemas.microsoft.com/office/word/2018/wordml" xmlns:w16du="http://schemas.microsoft.com/office/word/2023/wordml/word16du" xmlns:w16sdtdh="http://schemas.microsoft.com/office/word/2020/wordml/sdtdatahash" xmlns:w16sdtfl="http://schemas.microsoft.com/office/word/2024/wordml/sdtformatlock" xmlns:w16se="http://schemas.microsoft.com/office/word/2015/wordml/symex" xmlns:wpg="http://schemas.microsoft.com/office/word/2010/wordprocessingGroup" xmlns:wpi="http://schemas.microsoft.com/office/word/2010/wordprocessingInk" xmlns:wne="http://schemas.microsoft.com/office/word/2006/wordml" xmlns:wps="http://schemas.microsoft.com/office/word/2010/wordprocessingShape" mc:Ignorable="w14 w15 w16se w16cid w16 w16cex w16sdtdh w16sdtfl w16du wp14">
+<w:ftr xmlns:wpc="http://schemas.microsoft.com/office/word/2010/wordprocessingCanvas" xmlns:cx="http://schemas.microsoft.com/office/drawing/2014/chartex" xmlns:cx1="http://schemas.microsoft.com/office/drawing/2015/9/8/chartex" xmlns:mc="http://schemas.openxmlformats.org/markup-compatibility/2006" xmlns:o="urn:schemas-microsoft-com:office:office" xmlns:r="http://schemas.openxmlformats.org/officeDocument/2006/relationships" xmlns:m="http://schemas.openxmlformats.org/officeDocument/2006/math" xmlns:v="urn:schemas-microsoft-com:vml" xmlns:wp14="http://schemas.microsoft.com/office/word/2010/wordprocessingDrawing" xmlns:wp="http://schemas.openxmlformats.org/drawingml/2006/wordprocessingDrawing" xmlns:w10="urn:schemas-microsoft-com:office:word" xmlns:w="http://schemas.openxmlformats.org/wordprocessingml/2006/main" xmlns:w14="http://schemas.microsoft.com/office/word/2010/wordml" xmlns:w15="http://schemas.microsoft.com/office/word/2012/wordml" xmlns:w16se="http://schemas.microsoft.com/office/word/2015/wordml/symex" xmlns:wpg="http://schemas.microsoft.com/office/word/2010/wordprocessingGroup" xmlns:wpi="http://schemas.microsoft.com/office/word/2010/wordprocessingInk" xmlns:wne="http://schemas.microsoft.com/office/word/2006/wordml" xmlns:wps="http://schemas.microsoft.com/office/word/2010/wordprocessingShape" mc:Ignorable="w14 w15 w16se wp14">
   <w:p>
     <w:pPr>
       <w:pStyle w:val="Pidipagina"/>
@@ -39119,7 +40638,7 @@
 </file>
 
 <file path=word/footer5.xml><?xml version="1.0" encoding="utf-8"?>
-<w:ftr xmlns:wpc="http://schemas.microsoft.com/office/word/2010/wordprocessingCanvas" xmlns:cx="http://schemas.microsoft.com/office/drawing/2014/chartex" xmlns:cx1="http://schemas.microsoft.com/office/drawing/2015/9/8/chartex" xmlns:cx2="http://schemas.microsoft.com/office/drawing/2015/10/21/chartex" xmlns:cx3="http://schemas.microsoft.com/office/drawing/2016/5/9/chartex" xmlns:cx4="http://schemas.microsoft.com/office/drawing/2016/5/10/chartex" xmlns:cx5="http://schemas.microsoft.com/office/drawing/2016/5/11/chartex" xmlns:cx6="http://schemas.microsoft.com/office/drawing/2016/5/12/chartex" xmlns:cx7="http://schemas.microsoft.com/office/drawing/2016/5/13/chartex" xmlns:cx8="http://schemas.microsoft.com/office/drawing/2016/5/14/chartex" xmlns:mc="http://schemas.openxmlformats.org/markup-compatibility/2006" xmlns:aink="http://schemas.microsoft.com/office/drawing/2016/ink" xmlns:am3d="http://schemas.microsoft.com/office/drawing/2017/model3d" xmlns:o="urn:schemas-microsoft-com:office:office" xmlns:oel="http://schemas.microsoft.com/office/2019/extlst" xmlns:r="http://schemas.openxmlformats.org/officeDocument/2006/relationships" xmlns:m="http://schemas.openxmlformats.org/officeDocument/2006/math" xmlns:v="urn:schemas-microsoft-com:vml" xmlns:wp14="http://schemas.microsoft.com/office/word/2010/wordprocessingDrawing" xmlns:wp="http://schemas.openxmlformats.org/drawingml/2006/wordprocessingDrawing" xmlns:w10="urn:schemas-microsoft-com:office:word" xmlns:w="http://schemas.openxmlformats.org/wordprocessingml/2006/main" xmlns:w14="http://schemas.microsoft.com/office/word/2010/wordml" xmlns:w15="http://schemas.microsoft.com/office/word/2012/wordml" xmlns:w16cex="http://schemas.microsoft.com/office/word/2018/wordml/cex" xmlns:w16cid="http://schemas.microsoft.com/office/word/2016/wordml/cid" xmlns:w16="http://schemas.microsoft.com/office/word/2018/wordml" xmlns:w16du="http://schemas.microsoft.com/office/word/2023/wordml/word16du" xmlns:w16sdtdh="http://schemas.microsoft.com/office/word/2020/wordml/sdtdatahash" xmlns:w16sdtfl="http://schemas.microsoft.com/office/word/2024/wordml/sdtformatlock" xmlns:w16se="http://schemas.microsoft.com/office/word/2015/wordml/symex" xmlns:wpg="http://schemas.microsoft.com/office/word/2010/wordprocessingGroup" xmlns:wpi="http://schemas.microsoft.com/office/word/2010/wordprocessingInk" xmlns:wne="http://schemas.microsoft.com/office/word/2006/wordml" xmlns:wps="http://schemas.microsoft.com/office/word/2010/wordprocessingShape" mc:Ignorable="w14 w15 w16se w16cid w16 w16cex w16sdtdh w16sdtfl w16du wp14">
+<w:ftr xmlns:wpc="http://schemas.microsoft.com/office/word/2010/wordprocessingCanvas" xmlns:cx="http://schemas.microsoft.com/office/drawing/2014/chartex" xmlns:cx1="http://schemas.microsoft.com/office/drawing/2015/9/8/chartex" xmlns:mc="http://schemas.openxmlformats.org/markup-compatibility/2006" xmlns:o="urn:schemas-microsoft-com:office:office" xmlns:r="http://schemas.openxmlformats.org/officeDocument/2006/relationships" xmlns:m="http://schemas.openxmlformats.org/officeDocument/2006/math" xmlns:v="urn:schemas-microsoft-com:vml" xmlns:wp14="http://schemas.microsoft.com/office/word/2010/wordprocessingDrawing" xmlns:wp="http://schemas.openxmlformats.org/drawingml/2006/wordprocessingDrawing" xmlns:w10="urn:schemas-microsoft-com:office:word" xmlns:w="http://schemas.openxmlformats.org/wordprocessingml/2006/main" xmlns:w14="http://schemas.microsoft.com/office/word/2010/wordml" xmlns:w15="http://schemas.microsoft.com/office/word/2012/wordml" xmlns:w16se="http://schemas.microsoft.com/office/word/2015/wordml/symex" xmlns:wpg="http://schemas.microsoft.com/office/word/2010/wordprocessingGroup" xmlns:wpi="http://schemas.microsoft.com/office/word/2010/wordprocessingInk" xmlns:wne="http://schemas.microsoft.com/office/word/2006/wordml" xmlns:wps="http://schemas.microsoft.com/office/word/2010/wordprocessingShape" mc:Ignorable="w14 w15 w16se wp14">
   <w:p>
     <w:pPr>
       <w:pStyle w:val="Pidipagina"/>
@@ -39182,7 +40701,7 @@
             </wp:anchor>
           </w:drawing>
         </mc:Choice>
-        <mc:Fallback xmlns:pic="http://schemas.openxmlformats.org/drawingml/2006/picture">
+        <mc:Fallback xmlns:pic="http://schemas.openxmlformats.org/drawingml/2006/picture" xmlns:w16sdtfl="http://schemas.microsoft.com/office/word/2024/wordml/sdtformatlock" xmlns:w16sdtdh="http://schemas.microsoft.com/office/word/2020/wordml/sdtdatahash" xmlns:w16du="http://schemas.microsoft.com/office/word/2023/wordml/word16du" xmlns:w16="http://schemas.microsoft.com/office/word/2018/wordml" xmlns:w16cid="http://schemas.microsoft.com/office/word/2016/wordml/cid" xmlns:w16cex="http://schemas.microsoft.com/office/word/2018/wordml/cex" xmlns:oel="http://schemas.microsoft.com/office/2019/extlst" xmlns:am3d="http://schemas.microsoft.com/office/drawing/2017/model3d" xmlns:aink="http://schemas.microsoft.com/office/drawing/2016/ink" xmlns:cx8="http://schemas.microsoft.com/office/drawing/2016/5/14/chartex" xmlns:cx7="http://schemas.microsoft.com/office/drawing/2016/5/13/chartex" xmlns:cx6="http://schemas.microsoft.com/office/drawing/2016/5/12/chartex" xmlns:cx5="http://schemas.microsoft.com/office/drawing/2016/5/11/chartex" xmlns:cx4="http://schemas.microsoft.com/office/drawing/2016/5/10/chartex" xmlns:cx3="http://schemas.microsoft.com/office/drawing/2016/5/9/chartex" xmlns:cx2="http://schemas.microsoft.com/office/drawing/2015/10/21/chartex">
           <w:pict>
             <v:line id="shape_0" from="-4.6pt,-3.3pt" to="485.9pt,-3.3pt" stroked="t" o:allowincell="f" style="position:absolute" wp14:anchorId="00FEA600">
               <v:stroke color="#659ed5" weight="19080" joinstyle="round" endcap="flat"/>
@@ -39303,6 +40822,7 @@
                               <w:docPartUnique/>
                             </w:docPartObj>
                           </w:sdtPr>
+                          <w:sdtEndPr/>
                           <w:sdtContent>
                             <w:p>
                               <w:pPr>
@@ -39332,8 +40852,9 @@
                               <w:r>
                                 <w:rPr>
                                   <w:rStyle w:val="Numeropagina"/>
+                                  <w:noProof/>
                                 </w:rPr>
-                                <w:t>15</w:t>
+                                <w:t>13</w:t>
                               </w:r>
                               <w:r>
                                 <w:rPr>
@@ -39361,7 +40882,7 @@
               <v:stroke joinstyle="miter"/>
               <v:path gradientshapeok="t" o:connecttype="rect"/>
             </v:shapetype>
-            <v:shape id="Cornice2" o:spid="_x0000_s1027" type="#_x0000_t202" style="position:absolute;margin-left:563.05pt;margin-top:.35pt;width:10.05pt;height:13.8pt;z-index:251662336;visibility:visible;mso-wrap-style:square;mso-wrap-distance-left:0;mso-wrap-distance-top:0;mso-wrap-distance-right:0;mso-wrap-distance-bottom:0;mso-position-horizontal:absolute;mso-position-horizontal-relative:page;mso-position-vertical:absolute;mso-position-vertical-relative:text;v-text-anchor:top" o:gfxdata="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" o:allowincell="f" stroked="f">
+            <v:shape id="Cornice2" o:spid="_x0000_s1027" type="#_x0000_t202" style="position:absolute;margin-left:563.05pt;margin-top:.35pt;width:10.05pt;height:13.8pt;z-index:251662336;visibility:visible;mso-wrap-style:square;mso-wrap-distance-left:0;mso-wrap-distance-top:0;mso-wrap-distance-right:0;mso-wrap-distance-bottom:0;mso-position-horizontal:absolute;mso-position-horizontal-relative:page;mso-position-vertical:absolute;mso-position-vertical-relative:text;v-text-anchor:top" o:gfxdata="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" o:allowincell="f" stroked="f">
               <v:fill opacity="0"/>
               <v:textbox style="mso-fit-shape-to-text:t" inset="0,0,0,0">
                 <w:txbxContent>
@@ -39373,6 +40894,7 @@
                         <w:docPartUnique/>
                       </w:docPartObj>
                     </w:sdtPr>
+                    <w:sdtEndPr/>
                     <w:sdtContent>
                       <w:p>
                         <w:pPr>
@@ -39402,8 +40924,9 @@
                         <w:r>
                           <w:rPr>
                             <w:rStyle w:val="Numeropagina"/>
+                            <w:noProof/>
                           </w:rPr>
-                          <w:t>15</w:t>
+                          <w:t>13</w:t>
                         </w:r>
                         <w:r>
                           <w:rPr>
@@ -39427,7 +40950,7 @@
 </file>
 
 <file path=word/footer6.xml><?xml version="1.0" encoding="utf-8"?>
-<w:ftr xmlns:wpc="http://schemas.microsoft.com/office/word/2010/wordprocessingCanvas" xmlns:cx="http://schemas.microsoft.com/office/drawing/2014/chartex" xmlns:cx1="http://schemas.microsoft.com/office/drawing/2015/9/8/chartex" xmlns:cx2="http://schemas.microsoft.com/office/drawing/2015/10/21/chartex" xmlns:cx3="http://schemas.microsoft.com/office/drawing/2016/5/9/chartex" xmlns:cx4="http://schemas.microsoft.com/office/drawing/2016/5/10/chartex" xmlns:cx5="http://schemas.microsoft.com/office/drawing/2016/5/11/chartex" xmlns:cx6="http://schemas.microsoft.com/office/drawing/2016/5/12/chartex" xmlns:cx7="http://schemas.microsoft.com/office/drawing/2016/5/13/chartex" xmlns:cx8="http://schemas.microsoft.com/office/drawing/2016/5/14/chartex" xmlns:mc="http://schemas.openxmlformats.org/markup-compatibility/2006" xmlns:aink="http://schemas.microsoft.com/office/drawing/2016/ink" xmlns:am3d="http://schemas.microsoft.com/office/drawing/2017/model3d" xmlns:o="urn:schemas-microsoft-com:office:office" xmlns:oel="http://schemas.microsoft.com/office/2019/extlst" xmlns:r="http://schemas.openxmlformats.org/officeDocument/2006/relationships" xmlns:m="http://schemas.openxmlformats.org/officeDocument/2006/math" xmlns:v="urn:schemas-microsoft-com:vml" xmlns:wp14="http://schemas.microsoft.com/office/word/2010/wordprocessingDrawing" xmlns:wp="http://schemas.openxmlformats.org/drawingml/2006/wordprocessingDrawing" xmlns:w10="urn:schemas-microsoft-com:office:word" xmlns:w="http://schemas.openxmlformats.org/wordprocessingml/2006/main" xmlns:w14="http://schemas.microsoft.com/office/word/2010/wordml" xmlns:w15="http://schemas.microsoft.com/office/word/2012/wordml" xmlns:w16cex="http://schemas.microsoft.com/office/word/2018/wordml/cex" xmlns:w16cid="http://schemas.microsoft.com/office/word/2016/wordml/cid" xmlns:w16="http://schemas.microsoft.com/office/word/2018/wordml" xmlns:w16du="http://schemas.microsoft.com/office/word/2023/wordml/word16du" xmlns:w16sdtdh="http://schemas.microsoft.com/office/word/2020/wordml/sdtdatahash" xmlns:w16sdtfl="http://schemas.microsoft.com/office/word/2024/wordml/sdtformatlock" xmlns:w16se="http://schemas.microsoft.com/office/word/2015/wordml/symex" xmlns:wpg="http://schemas.microsoft.com/office/word/2010/wordprocessingGroup" xmlns:wpi="http://schemas.microsoft.com/office/word/2010/wordprocessingInk" xmlns:wne="http://schemas.microsoft.com/office/word/2006/wordml" xmlns:wps="http://schemas.microsoft.com/office/word/2010/wordprocessingShape" mc:Ignorable="w14 w15 w16se w16cid w16 w16cex w16sdtdh w16sdtfl w16du wp14">
+<w:ftr xmlns:wpc="http://schemas.microsoft.com/office/word/2010/wordprocessingCanvas" xmlns:cx="http://schemas.microsoft.com/office/drawing/2014/chartex" xmlns:cx1="http://schemas.microsoft.com/office/drawing/2015/9/8/chartex" xmlns:mc="http://schemas.openxmlformats.org/markup-compatibility/2006" xmlns:o="urn:schemas-microsoft-com:office:office" xmlns:r="http://schemas.openxmlformats.org/officeDocument/2006/relationships" xmlns:m="http://schemas.openxmlformats.org/officeDocument/2006/math" xmlns:v="urn:schemas-microsoft-com:vml" xmlns:wp14="http://schemas.microsoft.com/office/word/2010/wordprocessingDrawing" xmlns:wp="http://schemas.openxmlformats.org/drawingml/2006/wordprocessingDrawing" xmlns:w10="urn:schemas-microsoft-com:office:word" xmlns:w="http://schemas.openxmlformats.org/wordprocessingml/2006/main" xmlns:w14="http://schemas.microsoft.com/office/word/2010/wordml" xmlns:w15="http://schemas.microsoft.com/office/word/2012/wordml" xmlns:w16se="http://schemas.microsoft.com/office/word/2015/wordml/symex" xmlns:wpg="http://schemas.microsoft.com/office/word/2010/wordprocessingGroup" xmlns:wpi="http://schemas.microsoft.com/office/word/2010/wordprocessingInk" xmlns:wne="http://schemas.microsoft.com/office/word/2006/wordml" xmlns:wps="http://schemas.microsoft.com/office/word/2010/wordprocessingShape" mc:Ignorable="w14 w15 w16se wp14">
   <w:p>
     <w:pPr>
       <w:pStyle w:val="Pidipagina"/>
@@ -39490,7 +41013,7 @@
             </wp:anchor>
           </w:drawing>
         </mc:Choice>
-        <mc:Fallback xmlns:pic="http://schemas.openxmlformats.org/drawingml/2006/picture">
+        <mc:Fallback xmlns:pic="http://schemas.openxmlformats.org/drawingml/2006/picture" xmlns:w16sdtfl="http://schemas.microsoft.com/office/word/2024/wordml/sdtformatlock" xmlns:w16sdtdh="http://schemas.microsoft.com/office/word/2020/wordml/sdtdatahash" xmlns:w16du="http://schemas.microsoft.com/office/word/2023/wordml/word16du" xmlns:w16="http://schemas.microsoft.com/office/word/2018/wordml" xmlns:w16cid="http://schemas.microsoft.com/office/word/2016/wordml/cid" xmlns:w16cex="http://schemas.microsoft.com/office/word/2018/wordml/cex" xmlns:oel="http://schemas.microsoft.com/office/2019/extlst" xmlns:am3d="http://schemas.microsoft.com/office/drawing/2017/model3d" xmlns:aink="http://schemas.microsoft.com/office/drawing/2016/ink" xmlns:cx8="http://schemas.microsoft.com/office/drawing/2016/5/14/chartex" xmlns:cx7="http://schemas.microsoft.com/office/drawing/2016/5/13/chartex" xmlns:cx6="http://schemas.microsoft.com/office/drawing/2016/5/12/chartex" xmlns:cx5="http://schemas.microsoft.com/office/drawing/2016/5/11/chartex" xmlns:cx4="http://schemas.microsoft.com/office/drawing/2016/5/10/chartex" xmlns:cx3="http://schemas.microsoft.com/office/drawing/2016/5/9/chartex" xmlns:cx2="http://schemas.microsoft.com/office/drawing/2015/10/21/chartex">
           <w:pict>
             <v:line id="shape_0" from="-4.6pt,-3.3pt" to="485.9pt,-3.3pt" stroked="t" o:allowincell="f" style="position:absolute" wp14:anchorId="00FEA600">
               <v:stroke color="#659ed5" weight="19080" joinstyle="round" endcap="flat"/>
@@ -39611,6 +41134,7 @@
                               <w:docPartUnique/>
                             </w:docPartObj>
                           </w:sdtPr>
+                          <w:sdtEndPr/>
                           <w:sdtContent>
                             <w:p>
                               <w:pPr>
@@ -39663,7 +41187,7 @@
             </wp:anchor>
           </w:drawing>
         </mc:Choice>
-        <mc:Fallback>
+        <mc:Fallback xmlns:w16sdtfl="http://schemas.microsoft.com/office/word/2024/wordml/sdtformatlock" xmlns:w16sdtdh="http://schemas.microsoft.com/office/word/2020/wordml/sdtdatahash" xmlns:w16du="http://schemas.microsoft.com/office/word/2023/wordml/word16du" xmlns:w16="http://schemas.microsoft.com/office/word/2018/wordml" xmlns:w16cid="http://schemas.microsoft.com/office/word/2016/wordml/cid" xmlns:w16cex="http://schemas.microsoft.com/office/word/2018/wordml/cex" xmlns:oel="http://schemas.microsoft.com/office/2019/extlst" xmlns:am3d="http://schemas.microsoft.com/office/drawing/2017/model3d" xmlns:aink="http://schemas.microsoft.com/office/drawing/2016/ink" xmlns:cx8="http://schemas.microsoft.com/office/drawing/2016/5/14/chartex" xmlns:cx7="http://schemas.microsoft.com/office/drawing/2016/5/13/chartex" xmlns:cx6="http://schemas.microsoft.com/office/drawing/2016/5/12/chartex" xmlns:cx5="http://schemas.microsoft.com/office/drawing/2016/5/11/chartex" xmlns:cx4="http://schemas.microsoft.com/office/drawing/2016/5/10/chartex" xmlns:cx3="http://schemas.microsoft.com/office/drawing/2016/5/9/chartex" xmlns:cx2="http://schemas.microsoft.com/office/drawing/2015/10/21/chartex">
           <w:pict>
             <v:shapetype w14:anchorId="360C5C6B" id="_x0000_t202" coordsize="21600,21600" o:spt="202" path="m,l,21600r21600,l21600,xe">
               <v:stroke joinstyle="miter"/>
@@ -39735,7 +41259,7 @@
 </file>
 
 <file path=word/footer7.xml><?xml version="1.0" encoding="utf-8"?>
-<w:ftr xmlns:wpc="http://schemas.microsoft.com/office/word/2010/wordprocessingCanvas" xmlns:cx="http://schemas.microsoft.com/office/drawing/2014/chartex" xmlns:cx1="http://schemas.microsoft.com/office/drawing/2015/9/8/chartex" xmlns:cx2="http://schemas.microsoft.com/office/drawing/2015/10/21/chartex" xmlns:cx3="http://schemas.microsoft.com/office/drawing/2016/5/9/chartex" xmlns:cx4="http://schemas.microsoft.com/office/drawing/2016/5/10/chartex" xmlns:cx5="http://schemas.microsoft.com/office/drawing/2016/5/11/chartex" xmlns:cx6="http://schemas.microsoft.com/office/drawing/2016/5/12/chartex" xmlns:cx7="http://schemas.microsoft.com/office/drawing/2016/5/13/chartex" xmlns:cx8="http://schemas.microsoft.com/office/drawing/2016/5/14/chartex" xmlns:mc="http://schemas.openxmlformats.org/markup-compatibility/2006" xmlns:aink="http://schemas.microsoft.com/office/drawing/2016/ink" xmlns:am3d="http://schemas.microsoft.com/office/drawing/2017/model3d" xmlns:o="urn:schemas-microsoft-com:office:office" xmlns:oel="http://schemas.microsoft.com/office/2019/extlst" xmlns:r="http://schemas.openxmlformats.org/officeDocument/2006/relationships" xmlns:m="http://schemas.openxmlformats.org/officeDocument/2006/math" xmlns:v="urn:schemas-microsoft-com:vml" xmlns:wp14="http://schemas.microsoft.com/office/word/2010/wordprocessingDrawing" xmlns:wp="http://schemas.openxmlformats.org/drawingml/2006/wordprocessingDrawing" xmlns:w10="urn:schemas-microsoft-com:office:word" xmlns:w="http://schemas.openxmlformats.org/wordprocessingml/2006/main" xmlns:w14="http://schemas.microsoft.com/office/word/2010/wordml" xmlns:w15="http://schemas.microsoft.com/office/word/2012/wordml" xmlns:w16cex="http://schemas.microsoft.com/office/word/2018/wordml/cex" xmlns:w16cid="http://schemas.microsoft.com/office/word/2016/wordml/cid" xmlns:w16="http://schemas.microsoft.com/office/word/2018/wordml" xmlns:w16du="http://schemas.microsoft.com/office/word/2023/wordml/word16du" xmlns:w16sdtdh="http://schemas.microsoft.com/office/word/2020/wordml/sdtdatahash" xmlns:w16sdtfl="http://schemas.microsoft.com/office/word/2024/wordml/sdtformatlock" xmlns:w16se="http://schemas.microsoft.com/office/word/2015/wordml/symex" xmlns:wpg="http://schemas.microsoft.com/office/word/2010/wordprocessingGroup" xmlns:wpi="http://schemas.microsoft.com/office/word/2010/wordprocessingInk" xmlns:wne="http://schemas.microsoft.com/office/word/2006/wordml" xmlns:wps="http://schemas.microsoft.com/office/word/2010/wordprocessingShape" mc:Ignorable="w14 w15 w16se w16cid w16 w16cex w16sdtdh w16sdtfl w16du wp14">
+<w:ftr xmlns:wpc="http://schemas.microsoft.com/office/word/2010/wordprocessingCanvas" xmlns:cx="http://schemas.microsoft.com/office/drawing/2014/chartex" xmlns:cx1="http://schemas.microsoft.com/office/drawing/2015/9/8/chartex" xmlns:mc="http://schemas.openxmlformats.org/markup-compatibility/2006" xmlns:o="urn:schemas-microsoft-com:office:office" xmlns:r="http://schemas.openxmlformats.org/officeDocument/2006/relationships" xmlns:m="http://schemas.openxmlformats.org/officeDocument/2006/math" xmlns:v="urn:schemas-microsoft-com:vml" xmlns:wp14="http://schemas.microsoft.com/office/word/2010/wordprocessingDrawing" xmlns:wp="http://schemas.openxmlformats.org/drawingml/2006/wordprocessingDrawing" xmlns:w10="urn:schemas-microsoft-com:office:word" xmlns:w="http://schemas.openxmlformats.org/wordprocessingml/2006/main" xmlns:w14="http://schemas.microsoft.com/office/word/2010/wordml" xmlns:w15="http://schemas.microsoft.com/office/word/2012/wordml" xmlns:w16se="http://schemas.microsoft.com/office/word/2015/wordml/symex" xmlns:wpg="http://schemas.microsoft.com/office/word/2010/wordprocessingGroup" xmlns:wpi="http://schemas.microsoft.com/office/word/2010/wordprocessingInk" xmlns:wne="http://schemas.microsoft.com/office/word/2006/wordml" xmlns:wps="http://schemas.microsoft.com/office/word/2010/wordprocessingShape" mc:Ignorable="w14 w15 w16se wp14">
   <w:p>
     <w:pPr>
       <w:pStyle w:val="Pidipagina"/>
@@ -39798,7 +41322,7 @@
             </wp:anchor>
           </w:drawing>
         </mc:Choice>
-        <mc:Fallback xmlns:pic="http://schemas.openxmlformats.org/drawingml/2006/picture">
+        <mc:Fallback xmlns:pic="http://schemas.openxmlformats.org/drawingml/2006/picture" xmlns:w16sdtfl="http://schemas.microsoft.com/office/word/2024/wordml/sdtformatlock" xmlns:w16sdtdh="http://schemas.microsoft.com/office/word/2020/wordml/sdtdatahash" xmlns:w16du="http://schemas.microsoft.com/office/word/2023/wordml/word16du" xmlns:w16="http://schemas.microsoft.com/office/word/2018/wordml" xmlns:w16cid="http://schemas.microsoft.com/office/word/2016/wordml/cid" xmlns:w16cex="http://schemas.microsoft.com/office/word/2018/wordml/cex" xmlns:oel="http://schemas.microsoft.com/office/2019/extlst" xmlns:am3d="http://schemas.microsoft.com/office/drawing/2017/model3d" xmlns:aink="http://schemas.microsoft.com/office/drawing/2016/ink" xmlns:cx8="http://schemas.microsoft.com/office/drawing/2016/5/14/chartex" xmlns:cx7="http://schemas.microsoft.com/office/drawing/2016/5/13/chartex" xmlns:cx6="http://schemas.microsoft.com/office/drawing/2016/5/12/chartex" xmlns:cx5="http://schemas.microsoft.com/office/drawing/2016/5/11/chartex" xmlns:cx4="http://schemas.microsoft.com/office/drawing/2016/5/10/chartex" xmlns:cx3="http://schemas.microsoft.com/office/drawing/2016/5/9/chartex" xmlns:cx2="http://schemas.microsoft.com/office/drawing/2015/10/21/chartex">
           <w:pict>
             <v:line id="shape_0" from="-4.6pt,-3.3pt" to="485.9pt,-3.3pt" stroked="t" o:allowincell="f" style="position:absolute" wp14:anchorId="00FEA600">
               <v:stroke color="#659ed5" weight="19080" joinstyle="round" endcap="flat"/>
@@ -39862,7 +41386,10 @@
       </w:drawing>
     </w:r>
     <w:r>
-      <w:t>Elaborato di Ingegneria del Software</w:t>
+      <w:t xml:space="preserve">Elaborato </w:t>
+    </w:r>
+    <w:r>
+      <w:t>di Ingegneria del Software</w:t>
     </w:r>
     <w:r>
       <w:tab/>
@@ -39919,6 +41446,7 @@
                               <w:docPartUnique/>
                             </w:docPartObj>
                           </w:sdtPr>
+                          <w:sdtEndPr/>
                           <w:sdtContent>
                             <w:p>
                               <w:pPr>
@@ -39948,8 +41476,9 @@
                               <w:r>
                                 <w:rPr>
                                   <w:rStyle w:val="Numeropagina"/>
+                                  <w:noProof/>
                                 </w:rPr>
-                                <w:t>23</w:t>
+                                <w:t>22</w:t>
                               </w:r>
                               <w:r>
                                 <w:rPr>
@@ -39977,7 +41506,7 @@
               <v:stroke joinstyle="miter"/>
               <v:path gradientshapeok="t" o:connecttype="rect"/>
             </v:shapetype>
-            <v:shape id="Cornice4" o:spid="_x0000_s1029" type="#_x0000_t202" style="position:absolute;margin-left:563.05pt;margin-top:.35pt;width:11.35pt;height:13.8pt;z-index:251664384;visibility:visible;mso-wrap-style:square;mso-wrap-distance-left:0;mso-wrap-distance-top:0;mso-wrap-distance-right:0;mso-wrap-distance-bottom:0;mso-position-horizontal:absolute;mso-position-horizontal-relative:page;mso-position-vertical:absolute;mso-position-vertical-relative:text;v-text-anchor:top" o:gfxdata="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" o:allowincell="f" stroked="f">
+            <v:shape id="Cornice4" o:spid="_x0000_s1029" type="#_x0000_t202" style="position:absolute;margin-left:563.05pt;margin-top:.35pt;width:11.35pt;height:13.8pt;z-index:251664384;visibility:visible;mso-wrap-style:square;mso-wrap-distance-left:0;mso-wrap-distance-top:0;mso-wrap-distance-right:0;mso-wrap-distance-bottom:0;mso-position-horizontal:absolute;mso-position-horizontal-relative:page;mso-position-vertical:absolute;mso-position-vertical-relative:text;v-text-anchor:top" o:gfxdata="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" o:allowincell="f" stroked="f">
               <v:fill opacity="0"/>
               <v:textbox style="mso-fit-shape-to-text:t" inset="0,0,0,0">
                 <w:txbxContent>
@@ -39989,6 +41518,7 @@
                         <w:docPartUnique/>
                       </w:docPartObj>
                     </w:sdtPr>
+                    <w:sdtEndPr/>
                     <w:sdtContent>
                       <w:p>
                         <w:pPr>
@@ -40018,8 +41548,9 @@
                         <w:r>
                           <w:rPr>
                             <w:rStyle w:val="Numeropagina"/>
+                            <w:noProof/>
                           </w:rPr>
-                          <w:t>23</w:t>
+                          <w:t>22</w:t>
                         </w:r>
                         <w:r>
                           <w:rPr>
@@ -40043,7 +41574,7 @@
 </file>
 
 <file path=word/footer8.xml><?xml version="1.0" encoding="utf-8"?>
-<w:ftr xmlns:wpc="http://schemas.microsoft.com/office/word/2010/wordprocessingCanvas" xmlns:cx="http://schemas.microsoft.com/office/drawing/2014/chartex" xmlns:cx1="http://schemas.microsoft.com/office/drawing/2015/9/8/chartex" xmlns:cx2="http://schemas.microsoft.com/office/drawing/2015/10/21/chartex" xmlns:cx3="http://schemas.microsoft.com/office/drawing/2016/5/9/chartex" xmlns:cx4="http://schemas.microsoft.com/office/drawing/2016/5/10/chartex" xmlns:cx5="http://schemas.microsoft.com/office/drawing/2016/5/11/chartex" xmlns:cx6="http://schemas.microsoft.com/office/drawing/2016/5/12/chartex" xmlns:cx7="http://schemas.microsoft.com/office/drawing/2016/5/13/chartex" xmlns:cx8="http://schemas.microsoft.com/office/drawing/2016/5/14/chartex" xmlns:mc="http://schemas.openxmlformats.org/markup-compatibility/2006" xmlns:aink="http://schemas.microsoft.com/office/drawing/2016/ink" xmlns:am3d="http://schemas.microsoft.com/office/drawing/2017/model3d" xmlns:o="urn:schemas-microsoft-com:office:office" xmlns:oel="http://schemas.microsoft.com/office/2019/extlst" xmlns:r="http://schemas.openxmlformats.org/officeDocument/2006/relationships" xmlns:m="http://schemas.openxmlformats.org/officeDocument/2006/math" xmlns:v="urn:schemas-microsoft-com:vml" xmlns:wp14="http://schemas.microsoft.com/office/word/2010/wordprocessingDrawing" xmlns:wp="http://schemas.openxmlformats.org/drawingml/2006/wordprocessingDrawing" xmlns:w10="urn:schemas-microsoft-com:office:word" xmlns:w="http://schemas.openxmlformats.org/wordprocessingml/2006/main" xmlns:w14="http://schemas.microsoft.com/office/word/2010/wordml" xmlns:w15="http://schemas.microsoft.com/office/word/2012/wordml" xmlns:w16cex="http://schemas.microsoft.com/office/word/2018/wordml/cex" xmlns:w16cid="http://schemas.microsoft.com/office/word/2016/wordml/cid" xmlns:w16="http://schemas.microsoft.com/office/word/2018/wordml" xmlns:w16du="http://schemas.microsoft.com/office/word/2023/wordml/word16du" xmlns:w16sdtdh="http://schemas.microsoft.com/office/word/2020/wordml/sdtdatahash" xmlns:w16sdtfl="http://schemas.microsoft.com/office/word/2024/wordml/sdtformatlock" xmlns:w16se="http://schemas.microsoft.com/office/word/2015/wordml/symex" xmlns:wpg="http://schemas.microsoft.com/office/word/2010/wordprocessingGroup" xmlns:wpi="http://schemas.microsoft.com/office/word/2010/wordprocessingInk" xmlns:wne="http://schemas.microsoft.com/office/word/2006/wordml" xmlns:wps="http://schemas.microsoft.com/office/word/2010/wordprocessingShape" mc:Ignorable="w14 w15 w16se w16cid w16 w16cex w16sdtdh w16sdtfl w16du wp14">
+<w:ftr xmlns:wpc="http://schemas.microsoft.com/office/word/2010/wordprocessingCanvas" xmlns:cx="http://schemas.microsoft.com/office/drawing/2014/chartex" xmlns:cx1="http://schemas.microsoft.com/office/drawing/2015/9/8/chartex" xmlns:mc="http://schemas.openxmlformats.org/markup-compatibility/2006" xmlns:o="urn:schemas-microsoft-com:office:office" xmlns:r="http://schemas.openxmlformats.org/officeDocument/2006/relationships" xmlns:m="http://schemas.openxmlformats.org/officeDocument/2006/math" xmlns:v="urn:schemas-microsoft-com:vml" xmlns:wp14="http://schemas.microsoft.com/office/word/2010/wordprocessingDrawing" xmlns:wp="http://schemas.openxmlformats.org/drawingml/2006/wordprocessingDrawing" xmlns:w10="urn:schemas-microsoft-com:office:word" xmlns:w="http://schemas.openxmlformats.org/wordprocessingml/2006/main" xmlns:w14="http://schemas.microsoft.com/office/word/2010/wordml" xmlns:w15="http://schemas.microsoft.com/office/word/2012/wordml" xmlns:w16se="http://schemas.microsoft.com/office/word/2015/wordml/symex" xmlns:wpg="http://schemas.microsoft.com/office/word/2010/wordprocessingGroup" xmlns:wpi="http://schemas.microsoft.com/office/word/2010/wordprocessingInk" xmlns:wne="http://schemas.microsoft.com/office/word/2006/wordml" xmlns:wps="http://schemas.microsoft.com/office/word/2010/wordprocessingShape" mc:Ignorable="w14 w15 w16se wp14">
   <w:p>
     <w:pPr>
       <w:pStyle w:val="Pidipagina"/>
@@ -40106,7 +41637,7 @@
             </wp:anchor>
           </w:drawing>
         </mc:Choice>
-        <mc:Fallback xmlns:pic="http://schemas.openxmlformats.org/drawingml/2006/picture">
+        <mc:Fallback xmlns:pic="http://schemas.openxmlformats.org/drawingml/2006/picture" xmlns:w16sdtfl="http://schemas.microsoft.com/office/word/2024/wordml/sdtformatlock" xmlns:w16sdtdh="http://schemas.microsoft.com/office/word/2020/wordml/sdtdatahash" xmlns:w16du="http://schemas.microsoft.com/office/word/2023/wordml/word16du" xmlns:w16="http://schemas.microsoft.com/office/word/2018/wordml" xmlns:w16cid="http://schemas.microsoft.com/office/word/2016/wordml/cid" xmlns:w16cex="http://schemas.microsoft.com/office/word/2018/wordml/cex" xmlns:oel="http://schemas.microsoft.com/office/2019/extlst" xmlns:am3d="http://schemas.microsoft.com/office/drawing/2017/model3d" xmlns:aink="http://schemas.microsoft.com/office/drawing/2016/ink" xmlns:cx8="http://schemas.microsoft.com/office/drawing/2016/5/14/chartex" xmlns:cx7="http://schemas.microsoft.com/office/drawing/2016/5/13/chartex" xmlns:cx6="http://schemas.microsoft.com/office/drawing/2016/5/12/chartex" xmlns:cx5="http://schemas.microsoft.com/office/drawing/2016/5/11/chartex" xmlns:cx4="http://schemas.microsoft.com/office/drawing/2016/5/10/chartex" xmlns:cx3="http://schemas.microsoft.com/office/drawing/2016/5/9/chartex" xmlns:cx2="http://schemas.microsoft.com/office/drawing/2015/10/21/chartex">
           <w:pict>
             <v:line id="shape_0" from="-4.6pt,-3.3pt" to="485.9pt,-3.3pt" stroked="t" o:allowincell="f" style="position:absolute" wp14:anchorId="00FEA600">
               <v:stroke color="#659ed5" weight="19080" joinstyle="round" endcap="flat"/>
@@ -40227,6 +41758,7 @@
                               <w:docPartUnique/>
                             </w:docPartObj>
                           </w:sdtPr>
+                          <w:sdtEndPr/>
                           <w:sdtContent>
                             <w:p>
                               <w:pPr>
@@ -40256,8 +41788,9 @@
                               <w:r>
                                 <w:rPr>
                                   <w:rStyle w:val="Numeropagina"/>
+                                  <w:noProof/>
                                 </w:rPr>
-                                <w:t>23</w:t>
+                                <w:t>26</w:t>
                               </w:r>
                               <w:r>
                                 <w:rPr>
@@ -40285,7 +41818,7 @@
               <v:stroke joinstyle="miter"/>
               <v:path gradientshapeok="t" o:connecttype="rect"/>
             </v:shapetype>
-            <v:shape id="Cornice5" o:spid="_x0000_s1030" type="#_x0000_t202" style="position:absolute;margin-left:563.05pt;margin-top:.35pt;width:11.2pt;height:13.8pt;z-index:251665408;visibility:visible;mso-wrap-style:square;mso-wrap-distance-left:0;mso-wrap-distance-top:0;mso-wrap-distance-right:0;mso-wrap-distance-bottom:0;mso-position-horizontal:absolute;mso-position-horizontal-relative:page;mso-position-vertical:absolute;mso-position-vertical-relative:text;v-text-anchor:top" o:gfxdata="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" o:allowincell="f" stroked="f">
+            <v:shape id="Cornice5" o:spid="_x0000_s1030" type="#_x0000_t202" style="position:absolute;margin-left:563.05pt;margin-top:.35pt;width:11.2pt;height:13.8pt;z-index:251665408;visibility:visible;mso-wrap-style:square;mso-wrap-distance-left:0;mso-wrap-distance-top:0;mso-wrap-distance-right:0;mso-wrap-distance-bottom:0;mso-position-horizontal:absolute;mso-position-horizontal-relative:page;mso-position-vertical:absolute;mso-position-vertical-relative:text;v-text-anchor:top" o:gfxdata="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" o:allowincell="f" stroked="f">
               <v:fill opacity="0"/>
               <v:textbox style="mso-fit-shape-to-text:t" inset="0,0,0,0">
                 <w:txbxContent>
@@ -40297,6 +41830,7 @@
                         <w:docPartUnique/>
                       </w:docPartObj>
                     </w:sdtPr>
+                    <w:sdtEndPr/>
                     <w:sdtContent>
                       <w:p>
                         <w:pPr>
@@ -40326,8 +41860,9 @@
                         <w:r>
                           <w:rPr>
                             <w:rStyle w:val="Numeropagina"/>
+                            <w:noProof/>
                           </w:rPr>
-                          <w:t>23</w:t>
+                          <w:t>26</w:t>
                         </w:r>
                         <w:r>
                           <w:rPr>
@@ -40351,13 +41886,13 @@
 </file>
 
 <file path=word/footer9.xml><?xml version="1.0" encoding="utf-8"?>
-<w:ftr xmlns:wpc="http://schemas.microsoft.com/office/word/2010/wordprocessingCanvas" xmlns:cx="http://schemas.microsoft.com/office/drawing/2014/chartex" xmlns:cx1="http://schemas.microsoft.com/office/drawing/2015/9/8/chartex" xmlns:cx2="http://schemas.microsoft.com/office/drawing/2015/10/21/chartex" xmlns:cx3="http://schemas.microsoft.com/office/drawing/2016/5/9/chartex" xmlns:cx4="http://schemas.microsoft.com/office/drawing/2016/5/10/chartex" xmlns:cx5="http://schemas.microsoft.com/office/drawing/2016/5/11/chartex" xmlns:cx6="http://schemas.microsoft.com/office/drawing/2016/5/12/chartex" xmlns:cx7="http://schemas.microsoft.com/office/drawing/2016/5/13/chartex" xmlns:cx8="http://schemas.microsoft.com/office/drawing/2016/5/14/chartex" xmlns:mc="http://schemas.openxmlformats.org/markup-compatibility/2006" xmlns:aink="http://schemas.microsoft.com/office/drawing/2016/ink" xmlns:am3d="http://schemas.microsoft.com/office/drawing/2017/model3d" xmlns:o="urn:schemas-microsoft-com:office:office" xmlns:oel="http://schemas.microsoft.com/office/2019/extlst" xmlns:r="http://schemas.openxmlformats.org/officeDocument/2006/relationships" xmlns:m="http://schemas.openxmlformats.org/officeDocument/2006/math" xmlns:v="urn:schemas-microsoft-com:vml" xmlns:wp14="http://schemas.microsoft.com/office/word/2010/wordprocessingDrawing" xmlns:wp="http://schemas.openxmlformats.org/drawingml/2006/wordprocessingDrawing" xmlns:w10="urn:schemas-microsoft-com:office:word" xmlns:w="http://schemas.openxmlformats.org/wordprocessingml/2006/main" xmlns:w14="http://schemas.microsoft.com/office/word/2010/wordml" xmlns:w15="http://schemas.microsoft.com/office/word/2012/wordml" xmlns:w16cex="http://schemas.microsoft.com/office/word/2018/wordml/cex" xmlns:w16cid="http://schemas.microsoft.com/office/word/2016/wordml/cid" xmlns:w16="http://schemas.microsoft.com/office/word/2018/wordml" xmlns:w16du="http://schemas.microsoft.com/office/word/2023/wordml/word16du" xmlns:w16sdtdh="http://schemas.microsoft.com/office/word/2020/wordml/sdtdatahash" xmlns:w16sdtfl="http://schemas.microsoft.com/office/word/2024/wordml/sdtformatlock" xmlns:w16se="http://schemas.microsoft.com/office/word/2015/wordml/symex" xmlns:wpg="http://schemas.microsoft.com/office/word/2010/wordprocessingGroup" xmlns:wpi="http://schemas.microsoft.com/office/word/2010/wordprocessingInk" xmlns:wne="http://schemas.microsoft.com/office/word/2006/wordml" xmlns:wps="http://schemas.microsoft.com/office/word/2010/wordprocessingShape" mc:Ignorable="w14 w15 w16se w16cid w16 w16cex w16sdtdh w16sdtfl w16du wp14">
+<w:ftr xmlns:wpc="http://schemas.microsoft.com/office/word/2010/wordprocessingCanvas" xmlns:cx="http://schemas.microsoft.com/office/drawing/2014/chartex" xmlns:cx1="http://schemas.microsoft.com/office/drawing/2015/9/8/chartex" xmlns:mc="http://schemas.openxmlformats.org/markup-compatibility/2006" xmlns:o="urn:schemas-microsoft-com:office:office" xmlns:r="http://schemas.openxmlformats.org/officeDocument/2006/relationships" xmlns:m="http://schemas.openxmlformats.org/officeDocument/2006/math" xmlns:v="urn:schemas-microsoft-com:vml" xmlns:wp14="http://schemas.microsoft.com/office/word/2010/wordprocessingDrawing" xmlns:wp="http://schemas.openxmlformats.org/drawingml/2006/wordprocessingDrawing" xmlns:w10="urn:schemas-microsoft-com:office:word" xmlns:w="http://schemas.openxmlformats.org/wordprocessingml/2006/main" xmlns:w14="http://schemas.microsoft.com/office/word/2010/wordml" xmlns:w15="http://schemas.microsoft.com/office/word/2012/wordml" xmlns:w16se="http://schemas.microsoft.com/office/word/2015/wordml/symex" xmlns:wpg="http://schemas.microsoft.com/office/word/2010/wordprocessingGroup" xmlns:wpi="http://schemas.microsoft.com/office/word/2010/wordprocessingInk" xmlns:wne="http://schemas.microsoft.com/office/word/2006/wordml" xmlns:wps="http://schemas.microsoft.com/office/word/2010/wordprocessingShape" mc:Ignorable="w14 w15 w16se wp14">
   <w:p/>
 </w:ftr>
 </file>
 
 <file path=word/footnotes.xml><?xml version="1.0" encoding="utf-8"?>
-<w:footnotes xmlns:wpc="http://schemas.microsoft.com/office/word/2010/wordprocessingCanvas" xmlns:cx="http://schemas.microsoft.com/office/drawing/2014/chartex" xmlns:cx1="http://schemas.microsoft.com/office/drawing/2015/9/8/chartex" xmlns:cx2="http://schemas.microsoft.com/office/drawing/2015/10/21/chartex" xmlns:cx3="http://schemas.microsoft.com/office/drawing/2016/5/9/chartex" xmlns:cx4="http://schemas.microsoft.com/office/drawing/2016/5/10/chartex" xmlns:cx5="http://schemas.microsoft.com/office/drawing/2016/5/11/chartex" xmlns:cx6="http://schemas.microsoft.com/office/drawing/2016/5/12/chartex" xmlns:cx7="http://schemas.microsoft.com/office/drawing/2016/5/13/chartex" xmlns:cx8="http://schemas.microsoft.com/office/drawing/2016/5/14/chartex" xmlns:mc="http://schemas.openxmlformats.org/markup-compatibility/2006" xmlns:aink="http://schemas.microsoft.com/office/drawing/2016/ink" xmlns:am3d="http://schemas.microsoft.com/office/drawing/2017/model3d" xmlns:o="urn:schemas-microsoft-com:office:office" xmlns:oel="http://schemas.microsoft.com/office/2019/extlst" xmlns:r="http://schemas.openxmlformats.org/officeDocument/2006/relationships" xmlns:m="http://schemas.openxmlformats.org/officeDocument/2006/math" xmlns:v="urn:schemas-microsoft-com:vml" xmlns:wp14="http://schemas.microsoft.com/office/word/2010/wordprocessingDrawing" xmlns:wp="http://schemas.openxmlformats.org/drawingml/2006/wordprocessingDrawing" xmlns:w10="urn:schemas-microsoft-com:office:word" xmlns:w="http://schemas.openxmlformats.org/wordprocessingml/2006/main" xmlns:w14="http://schemas.microsoft.com/office/word/2010/wordml" xmlns:w15="http://schemas.microsoft.com/office/word/2012/wordml" xmlns:w16cex="http://schemas.microsoft.com/office/word/2018/wordml/cex" xmlns:w16cid="http://schemas.microsoft.com/office/word/2016/wordml/cid" xmlns:w16="http://schemas.microsoft.com/office/word/2018/wordml" xmlns:w16du="http://schemas.microsoft.com/office/word/2023/wordml/word16du" xmlns:w16sdtdh="http://schemas.microsoft.com/office/word/2020/wordml/sdtdatahash" xmlns:w16sdtfl="http://schemas.microsoft.com/office/word/2024/wordml/sdtformatlock" xmlns:w16se="http://schemas.microsoft.com/office/word/2015/wordml/symex" xmlns:wpg="http://schemas.microsoft.com/office/word/2010/wordprocessingGroup" xmlns:wpi="http://schemas.microsoft.com/office/word/2010/wordprocessingInk" xmlns:wne="http://schemas.microsoft.com/office/word/2006/wordml" xmlns:wps="http://schemas.microsoft.com/office/word/2010/wordprocessingShape" mc:Ignorable="w14 w15 w16se w16cid w16 w16cex w16sdtdh w16sdtfl w16du wp14">
+<w:footnotes xmlns:wpc="http://schemas.microsoft.com/office/word/2010/wordprocessingCanvas" xmlns:cx="http://schemas.microsoft.com/office/drawing/2014/chartex" xmlns:cx1="http://schemas.microsoft.com/office/drawing/2015/9/8/chartex" xmlns:mc="http://schemas.openxmlformats.org/markup-compatibility/2006" xmlns:o="urn:schemas-microsoft-com:office:office" xmlns:r="http://schemas.openxmlformats.org/officeDocument/2006/relationships" xmlns:m="http://schemas.openxmlformats.org/officeDocument/2006/math" xmlns:v="urn:schemas-microsoft-com:vml" xmlns:wp14="http://schemas.microsoft.com/office/word/2010/wordprocessingDrawing" xmlns:wp="http://schemas.openxmlformats.org/drawingml/2006/wordprocessingDrawing" xmlns:w10="urn:schemas-microsoft-com:office:word" xmlns:w="http://schemas.openxmlformats.org/wordprocessingml/2006/main" xmlns:w14="http://schemas.microsoft.com/office/word/2010/wordml" xmlns:w15="http://schemas.microsoft.com/office/word/2012/wordml" xmlns:w16se="http://schemas.microsoft.com/office/word/2015/wordml/symex" xmlns:wpg="http://schemas.microsoft.com/office/word/2010/wordprocessingGroup" xmlns:wpi="http://schemas.microsoft.com/office/word/2010/wordprocessingInk" xmlns:wne="http://schemas.microsoft.com/office/word/2006/wordml" xmlns:wps="http://schemas.microsoft.com/office/word/2010/wordprocessingShape" mc:Ignorable="w14 w15 w16se wp14">
   <w:footnote w:type="separator" w:id="-1">
     <w:p>
       <w:r>
@@ -40376,7 +41911,7 @@
 </file>
 
 <file path=word/numbering.xml><?xml version="1.0" encoding="utf-8"?>
-<w:numbering xmlns:wpc="http://schemas.microsoft.com/office/word/2010/wordprocessingCanvas" xmlns:cx="http://schemas.microsoft.com/office/drawing/2014/chartex" xmlns:cx1="http://schemas.microsoft.com/office/drawing/2015/9/8/chartex" xmlns:cx2="http://schemas.microsoft.com/office/drawing/2015/10/21/chartex" xmlns:cx3="http://schemas.microsoft.com/office/drawing/2016/5/9/chartex" xmlns:cx4="http://schemas.microsoft.com/office/drawing/2016/5/10/chartex" xmlns:cx5="http://schemas.microsoft.com/office/drawing/2016/5/11/chartex" xmlns:cx6="http://schemas.microsoft.com/office/drawing/2016/5/12/chartex" xmlns:cx7="http://schemas.microsoft.com/office/drawing/2016/5/13/chartex" xmlns:cx8="http://schemas.microsoft.com/office/drawing/2016/5/14/chartex" xmlns:mc="http://schemas.openxmlformats.org/markup-compatibility/2006" xmlns:aink="http://schemas.microsoft.com/office/drawing/2016/ink" xmlns:am3d="http://schemas.microsoft.com/office/drawing/2017/model3d" xmlns:o="urn:schemas-microsoft-com:office:office" xmlns:oel="http://schemas.microsoft.com/office/2019/extlst" xmlns:r="http://schemas.openxmlformats.org/officeDocument/2006/relationships" xmlns:m="http://schemas.openxmlformats.org/officeDocument/2006/math" xmlns:v="urn:schemas-microsoft-com:vml" xmlns:wp14="http://schemas.microsoft.com/office/word/2010/wordprocessingDrawing" xmlns:wp="http://schemas.openxmlformats.org/drawingml/2006/wordprocessingDrawing" xmlns:w10="urn:schemas-microsoft-com:office:word" xmlns:w="http://schemas.openxmlformats.org/wordprocessingml/2006/main" xmlns:w14="http://schemas.microsoft.com/office/word/2010/wordml" xmlns:w15="http://schemas.microsoft.com/office/word/2012/wordml" xmlns:w16cex="http://schemas.microsoft.com/office/word/2018/wordml/cex" xmlns:w16cid="http://schemas.microsoft.com/office/word/2016/wordml/cid" xmlns:w16="http://schemas.microsoft.com/office/word/2018/wordml" xmlns:w16du="http://schemas.microsoft.com/office/word/2023/wordml/word16du" xmlns:w16sdtdh="http://schemas.microsoft.com/office/word/2020/wordml/sdtdatahash" xmlns:w16sdtfl="http://schemas.microsoft.com/office/word/2024/wordml/sdtformatlock" xmlns:w16se="http://schemas.microsoft.com/office/word/2015/wordml/symex" xmlns:wpg="http://schemas.microsoft.com/office/word/2010/wordprocessingGroup" xmlns:wpi="http://schemas.microsoft.com/office/word/2010/wordprocessingInk" xmlns:wne="http://schemas.microsoft.com/office/word/2006/wordml" xmlns:wps="http://schemas.microsoft.com/office/word/2010/wordprocessingShape" mc:Ignorable="w14 w15 w16se w16cid w16 w16cex w16sdtdh w16sdtfl w16du wp14">
+<w:numbering xmlns:wpc="http://schemas.microsoft.com/office/word/2010/wordprocessingCanvas" xmlns:cx="http://schemas.microsoft.com/office/drawing/2014/chartex" xmlns:cx1="http://schemas.microsoft.com/office/drawing/2015/9/8/chartex" xmlns:mc="http://schemas.openxmlformats.org/markup-compatibility/2006" xmlns:o="urn:schemas-microsoft-com:office:office" xmlns:r="http://schemas.openxmlformats.org/officeDocument/2006/relationships" xmlns:m="http://schemas.openxmlformats.org/officeDocument/2006/math" xmlns:v="urn:schemas-microsoft-com:vml" xmlns:wp14="http://schemas.microsoft.com/office/word/2010/wordprocessingDrawing" xmlns:wp="http://schemas.openxmlformats.org/drawingml/2006/wordprocessingDrawing" xmlns:w10="urn:schemas-microsoft-com:office:word" xmlns:w="http://schemas.openxmlformats.org/wordprocessingml/2006/main" xmlns:w14="http://schemas.microsoft.com/office/word/2010/wordml" xmlns:w15="http://schemas.microsoft.com/office/word/2012/wordml" xmlns:w16se="http://schemas.microsoft.com/office/word/2015/wordml/symex" xmlns:wpg="http://schemas.microsoft.com/office/word/2010/wordprocessingGroup" xmlns:wpi="http://schemas.microsoft.com/office/word/2010/wordprocessingInk" xmlns:wne="http://schemas.microsoft.com/office/word/2006/wordml" xmlns:wps="http://schemas.microsoft.com/office/word/2010/wordprocessingShape" mc:Ignorable="w14 w15 w16se wp14">
   <w:abstractNum w:abstractNumId="0" w15:restartNumberingAfterBreak="0">
     <w:nsid w:val="00AE3CF0"/>
     <w:multiLevelType w:val="multilevel"/>
@@ -45663,131 +47198,131 @@
       </w:pPr>
     </w:lvl>
   </w:abstractNum>
-  <w:num w:numId="1" w16cid:durableId="143158366">
+  <w:num w:numId="1">
     <w:abstractNumId w:val="10"/>
   </w:num>
-  <w:num w:numId="2" w16cid:durableId="1739326324">
+  <w:num w:numId="2">
     <w:abstractNumId w:val="20"/>
   </w:num>
-  <w:num w:numId="3" w16cid:durableId="1692998301">
+  <w:num w:numId="3">
     <w:abstractNumId w:val="38"/>
   </w:num>
-  <w:num w:numId="4" w16cid:durableId="1381713419">
+  <w:num w:numId="4">
     <w:abstractNumId w:val="26"/>
   </w:num>
-  <w:num w:numId="5" w16cid:durableId="1206601398">
+  <w:num w:numId="5">
     <w:abstractNumId w:val="4"/>
   </w:num>
-  <w:num w:numId="6" w16cid:durableId="563757252">
+  <w:num w:numId="6">
     <w:abstractNumId w:val="3"/>
   </w:num>
-  <w:num w:numId="7" w16cid:durableId="1259097200">
+  <w:num w:numId="7">
     <w:abstractNumId w:val="2"/>
   </w:num>
-  <w:num w:numId="8" w16cid:durableId="538326238">
+  <w:num w:numId="8">
     <w:abstractNumId w:val="21"/>
   </w:num>
-  <w:num w:numId="9" w16cid:durableId="1738090565">
+  <w:num w:numId="9">
     <w:abstractNumId w:val="1"/>
   </w:num>
-  <w:num w:numId="10" w16cid:durableId="293293413">
+  <w:num w:numId="10">
     <w:abstractNumId w:val="36"/>
   </w:num>
-  <w:num w:numId="11" w16cid:durableId="514878459">
+  <w:num w:numId="11">
     <w:abstractNumId w:val="14"/>
   </w:num>
-  <w:num w:numId="12" w16cid:durableId="2036734399">
+  <w:num w:numId="12">
     <w:abstractNumId w:val="6"/>
   </w:num>
-  <w:num w:numId="13" w16cid:durableId="941495987">
+  <w:num w:numId="13">
     <w:abstractNumId w:val="18"/>
   </w:num>
-  <w:num w:numId="14" w16cid:durableId="2110001901">
+  <w:num w:numId="14">
     <w:abstractNumId w:val="34"/>
   </w:num>
-  <w:num w:numId="15" w16cid:durableId="318314096">
+  <w:num w:numId="15">
     <w:abstractNumId w:val="39"/>
   </w:num>
-  <w:num w:numId="16" w16cid:durableId="276911018">
+  <w:num w:numId="16">
     <w:abstractNumId w:val="28"/>
   </w:num>
-  <w:num w:numId="17" w16cid:durableId="1866282806">
+  <w:num w:numId="17">
     <w:abstractNumId w:val="5"/>
   </w:num>
-  <w:num w:numId="18" w16cid:durableId="214775830">
+  <w:num w:numId="18">
     <w:abstractNumId w:val="37"/>
   </w:num>
-  <w:num w:numId="19" w16cid:durableId="1545680287">
+  <w:num w:numId="19">
     <w:abstractNumId w:val="17"/>
   </w:num>
-  <w:num w:numId="20" w16cid:durableId="2140611997">
+  <w:num w:numId="20">
     <w:abstractNumId w:val="9"/>
   </w:num>
-  <w:num w:numId="21" w16cid:durableId="276255831">
+  <w:num w:numId="21">
     <w:abstractNumId w:val="24"/>
   </w:num>
-  <w:num w:numId="22" w16cid:durableId="683899280">
+  <w:num w:numId="22">
     <w:abstractNumId w:val="30"/>
   </w:num>
-  <w:num w:numId="23" w16cid:durableId="864098097">
+  <w:num w:numId="23">
     <w:abstractNumId w:val="13"/>
   </w:num>
-  <w:num w:numId="24" w16cid:durableId="6375252">
+  <w:num w:numId="24">
     <w:abstractNumId w:val="25"/>
   </w:num>
-  <w:num w:numId="25" w16cid:durableId="1342661489">
+  <w:num w:numId="25">
     <w:abstractNumId w:val="33"/>
   </w:num>
-  <w:num w:numId="26" w16cid:durableId="949240545">
+  <w:num w:numId="26">
     <w:abstractNumId w:val="8"/>
   </w:num>
-  <w:num w:numId="27" w16cid:durableId="602305382">
+  <w:num w:numId="27">
     <w:abstractNumId w:val="35"/>
   </w:num>
-  <w:num w:numId="28" w16cid:durableId="1835754069">
+  <w:num w:numId="28">
     <w:abstractNumId w:val="12"/>
   </w:num>
-  <w:num w:numId="29" w16cid:durableId="708533540">
+  <w:num w:numId="29">
     <w:abstractNumId w:val="15"/>
   </w:num>
-  <w:num w:numId="30" w16cid:durableId="1414543991">
+  <w:num w:numId="30">
     <w:abstractNumId w:val="29"/>
   </w:num>
-  <w:num w:numId="31" w16cid:durableId="2122335578">
+  <w:num w:numId="31">
     <w:abstractNumId w:val="27"/>
   </w:num>
-  <w:num w:numId="32" w16cid:durableId="1885213503">
+  <w:num w:numId="32">
     <w:abstractNumId w:val="31"/>
   </w:num>
-  <w:num w:numId="33" w16cid:durableId="1044526029">
+  <w:num w:numId="33">
     <w:abstractNumId w:val="22"/>
   </w:num>
-  <w:num w:numId="34" w16cid:durableId="80419929">
+  <w:num w:numId="34">
     <w:abstractNumId w:val="23"/>
   </w:num>
-  <w:num w:numId="35" w16cid:durableId="98569574">
+  <w:num w:numId="35">
     <w:abstractNumId w:val="11"/>
   </w:num>
-  <w:num w:numId="36" w16cid:durableId="27343497">
+  <w:num w:numId="36">
     <w:abstractNumId w:val="32"/>
   </w:num>
-  <w:num w:numId="37" w16cid:durableId="1198926930">
+  <w:num w:numId="37">
     <w:abstractNumId w:val="16"/>
   </w:num>
-  <w:num w:numId="38" w16cid:durableId="823933593">
+  <w:num w:numId="38">
     <w:abstractNumId w:val="7"/>
   </w:num>
-  <w:num w:numId="39" w16cid:durableId="819462754">
+  <w:num w:numId="39">
     <w:abstractNumId w:val="19"/>
   </w:num>
-  <w:num w:numId="40" w16cid:durableId="1773352973">
+  <w:num w:numId="40">
     <w:abstractNumId w:val="0"/>
   </w:num>
 </w:numbering>
 </file>
 
 <file path=word/styles.xml><?xml version="1.0" encoding="utf-8"?>
-<w:styles xmlns:mc="http://schemas.openxmlformats.org/markup-compatibility/2006" xmlns:r="http://schemas.openxmlformats.org/officeDocument/2006/relationships" xmlns:w="http://schemas.openxmlformats.org/wordprocessingml/2006/main" xmlns:w14="http://schemas.microsoft.com/office/word/2010/wordml" xmlns:w15="http://schemas.microsoft.com/office/word/2012/wordml" xmlns:w16cex="http://schemas.microsoft.com/office/word/2018/wordml/cex" xmlns:w16cid="http://schemas.microsoft.com/office/word/2016/wordml/cid" xmlns:w16="http://schemas.microsoft.com/office/word/2018/wordml" xmlns:w16du="http://schemas.microsoft.com/office/word/2023/wordml/word16du" xmlns:w16sdtdh="http://schemas.microsoft.com/office/word/2020/wordml/sdtdatahash" xmlns:w16sdtfl="http://schemas.microsoft.com/office/word/2024/wordml/sdtformatlock" xmlns:w16se="http://schemas.microsoft.com/office/word/2015/wordml/symex" mc:Ignorable="w14 w15 w16se w16cid w16 w16cex w16sdtdh w16sdtfl w16du">
+<w:styles xmlns:mc="http://schemas.openxmlformats.org/markup-compatibility/2006" xmlns:r="http://schemas.openxmlformats.org/officeDocument/2006/relationships" xmlns:w="http://schemas.openxmlformats.org/wordprocessingml/2006/main" xmlns:w14="http://schemas.microsoft.com/office/word/2010/wordml" xmlns:w15="http://schemas.microsoft.com/office/word/2012/wordml" xmlns:w16se="http://schemas.microsoft.com/office/word/2015/wordml/symex" mc:Ignorable="w14 w15 w16se">
   <w:docDefaults>
     <w:rPrDefault>
       <w:rPr>
@@ -45803,7 +47338,7 @@
       </w:pPr>
     </w:pPrDefault>
   </w:docDefaults>
-  <w:latentStyles w:defLockedState="0" w:defUIPriority="99" w:defSemiHidden="0" w:defUnhideWhenUsed="0" w:defQFormat="0" w:count="376">
+  <w:latentStyles w:defLockedState="0" w:defUIPriority="99" w:defSemiHidden="0" w:defUnhideWhenUsed="0" w:defQFormat="0" w:count="371">
     <w:lsdException w:name="Normal" w:uiPriority="0" w:qFormat="1"/>
     <w:lsdException w:name="heading 1" w:uiPriority="9" w:qFormat="1"/>
     <w:lsdException w:name="heading 2" w:semiHidden="1" w:uiPriority="0" w:unhideWhenUsed="1" w:qFormat="1"/>
@@ -46166,11 +47701,6 @@
     <w:lsdException w:name="List Table 5 Dark Accent 6" w:uiPriority="50"/>
     <w:lsdException w:name="List Table 6 Colorful Accent 6" w:uiPriority="51"/>
     <w:lsdException w:name="List Table 7 Colorful Accent 6" w:uiPriority="52"/>
-    <w:lsdException w:name="Mention" w:semiHidden="1" w:unhideWhenUsed="1"/>
-    <w:lsdException w:name="Smart Hyperlink" w:semiHidden="1" w:unhideWhenUsed="1"/>
-    <w:lsdException w:name="Hashtag" w:semiHidden="1" w:unhideWhenUsed="1"/>
-    <w:lsdException w:name="Unresolved Mention" w:semiHidden="1" w:unhideWhenUsed="1"/>
-    <w:lsdException w:name="Smart Link" w:semiHidden="1" w:unhideWhenUsed="1"/>
   </w:latentStyles>
   <w:style w:type="paragraph" w:default="1" w:styleId="Normale">
     <w:name w:val="Normal"/>
@@ -46303,6 +47833,7 @@
   <w:style w:type="character" w:default="1" w:styleId="Carpredefinitoparagrafo">
     <w:name w:val="Default Paragraph Font"/>
     <w:uiPriority w:val="1"/>
+    <w:semiHidden/>
     <w:unhideWhenUsed/>
   </w:style>
   <w:style w:type="table" w:default="1" w:styleId="Tabellanormale">
@@ -47733,6 +49264,12 @@
 </file>
 
 <file path=customXml/item1.xml><?xml version="1.0" encoding="utf-8"?>
+<p:properties xmlns:p="http://schemas.microsoft.com/office/2006/metadata/properties" xmlns:xsi="http://www.w3.org/2001/XMLSchema-instance" xmlns:pc="http://schemas.microsoft.com/office/infopath/2007/PartnerControls">
+  <documentManagement/>
+</p:properties>
+</file>
+
+<file path=customXml/item2.xml><?xml version="1.0" encoding="utf-8"?>
 <ct:contentTypeSchema xmlns:ct="http://schemas.microsoft.com/office/2006/metadata/contentType" xmlns:ma="http://schemas.microsoft.com/office/2006/metadata/properties/metaAttributes" ct:_="" ma:_="" ma:contentTypeName="Document" ma:contentTypeID="0x0101006F04A4F13508C741ACE8AA56FFE3D10B" ma:contentTypeVersion="3" ma:contentTypeDescription="Create a new document." ma:contentTypeScope="" ma:versionID="ae74d4b9aee1c489174765fe6dbf7085">
   <xsd:schema xmlns:xsd="http://www.w3.org/2001/XMLSchema" xmlns:xs="http://www.w3.org/2001/XMLSchema" xmlns:p="http://schemas.microsoft.com/office/2006/metadata/properties" xmlns:ns2="73091f6d-7efc-4d80-b345-57c665de3b33" targetNamespace="http://schemas.microsoft.com/office/2006/metadata/properties" ma:root="true" ma:fieldsID="ad47a26360bfbf964ac1e7e308878997" ns2:_="">
     <xsd:import namespace="73091f6d-7efc-4d80-b345-57c665de3b33"/>
@@ -47870,17 +49407,7 @@
 </ct:contentTypeSchema>
 </file>
 
-<file path=customXml/item2.xml><?xml version="1.0" encoding="utf-8"?>
-<p:properties xmlns:p="http://schemas.microsoft.com/office/2006/metadata/properties" xmlns:xsi="http://www.w3.org/2001/XMLSchema-instance" xmlns:pc="http://schemas.microsoft.com/office/infopath/2007/PartnerControls">
-  <documentManagement/>
-</p:properties>
-</file>
-
 <file path=customXml/item3.xml><?xml version="1.0" encoding="utf-8"?>
-<b:Sources xmlns:b="http://schemas.openxmlformats.org/officeDocument/2006/bibliography" xmlns="http://schemas.openxmlformats.org/officeDocument/2006/bibliography" SelectedStyle="/APA.XSL" StyleName="APA"/>
-</file>
-
-<file path=customXml/item4.xml><?xml version="1.0" encoding="utf-8"?>
 <?mso-contentType ?>
 <FormTemplates xmlns="http://schemas.microsoft.com/sharepoint/v3/contenttype/forms">
   <Display>DocumentLibraryForm</Display>
@@ -47889,7 +49416,20 @@
 </FormTemplates>
 </file>
 
+<file path=customXml/item4.xml><?xml version="1.0" encoding="utf-8"?>
+<b:Sources xmlns:b="http://schemas.openxmlformats.org/officeDocument/2006/bibliography" xmlns="http://schemas.openxmlformats.org/officeDocument/2006/bibliography" SelectedStyle="/APA.XSL" StyleName="APA"/>
+</file>
+
 <file path=customXml/itemProps1.xml><?xml version="1.0" encoding="utf-8"?>
+<ds:datastoreItem xmlns:ds="http://schemas.openxmlformats.org/officeDocument/2006/customXml" ds:itemID="{B1FF55AB-12A0-4DCC-B57A-E7539478881A}">
+  <ds:schemaRefs>
+    <ds:schemaRef ds:uri="http://schemas.microsoft.com/office/2006/metadata/properties"/>
+    <ds:schemaRef ds:uri="http://schemas.microsoft.com/office/infopath/2007/PartnerControls"/>
+  </ds:schemaRefs>
+</ds:datastoreItem>
+</file>
+
+<file path=customXml/itemProps2.xml><?xml version="1.0" encoding="utf-8"?>
 <ds:datastoreItem xmlns:ds="http://schemas.openxmlformats.org/officeDocument/2006/customXml" ds:itemID="{CA04803F-38A4-427F-83B5-157200DCBBE9}">
   <ds:schemaRefs>
     <ds:schemaRef ds:uri="http://schemas.microsoft.com/office/2006/metadata/contentType"/>
@@ -47907,27 +49447,18 @@
 </ds:datastoreItem>
 </file>
 
-<file path=customXml/itemProps2.xml><?xml version="1.0" encoding="utf-8"?>
-<ds:datastoreItem xmlns:ds="http://schemas.openxmlformats.org/officeDocument/2006/customXml" ds:itemID="{B1FF55AB-12A0-4DCC-B57A-E7539478881A}">
+<file path=customXml/itemProps3.xml><?xml version="1.0" encoding="utf-8"?>
+<ds:datastoreItem xmlns:ds="http://schemas.openxmlformats.org/officeDocument/2006/customXml" ds:itemID="{7A92FC2C-203E-4C0D-85A9-20D789DE0FA5}">
   <ds:schemaRefs>
-    <ds:schemaRef ds:uri="http://schemas.microsoft.com/office/2006/metadata/properties"/>
-    <ds:schemaRef ds:uri="http://schemas.microsoft.com/office/infopath/2007/PartnerControls"/>
-  </ds:schemaRefs>
-</ds:datastoreItem>
-</file>
-
-<file path=customXml/itemProps3.xml><?xml version="1.0" encoding="utf-8"?>
-<ds:datastoreItem xmlns:ds="http://schemas.openxmlformats.org/officeDocument/2006/customXml" ds:itemID="{FC825C4F-0E87-429B-92DC-FA0B7ABE9541}">
-  <ds:schemaRefs>
-    <ds:schemaRef ds:uri="http://schemas.openxmlformats.org/officeDocument/2006/bibliography"/>
+    <ds:schemaRef ds:uri="http://schemas.microsoft.com/sharepoint/v3/contenttype/forms"/>
   </ds:schemaRefs>
 </ds:datastoreItem>
 </file>
 
 <file path=customXml/itemProps4.xml><?xml version="1.0" encoding="utf-8"?>
-<ds:datastoreItem xmlns:ds="http://schemas.openxmlformats.org/officeDocument/2006/customXml" ds:itemID="{7A92FC2C-203E-4C0D-85A9-20D789DE0FA5}">
+<ds:datastoreItem xmlns:ds="http://schemas.openxmlformats.org/officeDocument/2006/customXml" ds:itemID="{AB263DD9-F1E7-467D-8657-0A4FC9CE6720}">
   <ds:schemaRefs>
-    <ds:schemaRef ds:uri="http://schemas.microsoft.com/sharepoint/v3/contenttype/forms"/>
+    <ds:schemaRef ds:uri="http://schemas.openxmlformats.org/officeDocument/2006/bibliography"/>
   </ds:schemaRefs>
 </ds:datastoreItem>
 </file>
--- a/Documentation/Documentazione.docx
+++ b/Documentation/Documentazione.docx
@@ -300,20 +300,7 @@
           <w:sz w:val="48"/>
           <w:szCs w:val="48"/>
         </w:rPr>
-        <w:t xml:space="preserve">“SISTEMA SOFTWARE PER GESTIONE </w:t>
-      </w:r>
-      <w:r>
-        <w:rPr>
-          <w:rFonts w:cstheme="majorBidi"/>
-          <w:b/>
-          <w:bCs/>
-          <w:i/>
-          <w:iCs/>
-          <w:color w:val="F37A41"/>
-          <w:sz w:val="48"/>
-          <w:szCs w:val="48"/>
-        </w:rPr>
-        <w:t>PRENOTAZIONE DI POSTAZIONI IN BIBLIOTECA UNIVERSITARIA”</w:t>
+        <w:t>“SISTEMA SOFTWARE PER GESTIONE PRENOTAZIONE DI POSTAZIONI IN BIBLIOTECA UNIVERSITARIA”</w:t>
       </w:r>
     </w:p>
     <w:p>
@@ -397,7 +384,7 @@
               </wp:anchor>
             </w:drawing>
           </mc:Choice>
-          <mc:Fallback xmlns:pic="http://schemas.openxmlformats.org/drawingml/2006/picture" xmlns:w16sdtfl="http://schemas.microsoft.com/office/word/2024/wordml/sdtformatlock" xmlns:w16sdtdh="http://schemas.microsoft.com/office/word/2020/wordml/sdtdatahash" xmlns:w16du="http://schemas.microsoft.com/office/word/2023/wordml/word16du" xmlns:w16="http://schemas.microsoft.com/office/word/2018/wordml" xmlns:w16cid="http://schemas.microsoft.com/office/word/2016/wordml/cid" xmlns:w16cex="http://schemas.microsoft.com/office/word/2018/wordml/cex" xmlns:oel="http://schemas.microsoft.com/office/2019/extlst" xmlns:am3d="http://schemas.microsoft.com/office/drawing/2017/model3d" xmlns:aink="http://schemas.microsoft.com/office/drawing/2016/ink" xmlns:cx8="http://schemas.microsoft.com/office/drawing/2016/5/14/chartex" xmlns:cx7="http://schemas.microsoft.com/office/drawing/2016/5/13/chartex" xmlns:cx6="http://schemas.microsoft.com/office/drawing/2016/5/12/chartex" xmlns:cx5="http://schemas.microsoft.com/office/drawing/2016/5/11/chartex" xmlns:cx4="http://schemas.microsoft.com/office/drawing/2016/5/10/chartex" xmlns:cx3="http://schemas.microsoft.com/office/drawing/2016/5/9/chartex" xmlns:cx2="http://schemas.microsoft.com/office/drawing/2015/10/21/chartex">
+          <mc:Fallback xmlns:cx2="http://schemas.microsoft.com/office/drawing/2015/10/21/chartex" xmlns:cx3="http://schemas.microsoft.com/office/drawing/2016/5/9/chartex" xmlns:cx4="http://schemas.microsoft.com/office/drawing/2016/5/10/chartex" xmlns:cx5="http://schemas.microsoft.com/office/drawing/2016/5/11/chartex" xmlns:cx6="http://schemas.microsoft.com/office/drawing/2016/5/12/chartex" xmlns:cx7="http://schemas.microsoft.com/office/drawing/2016/5/13/chartex" xmlns:cx8="http://schemas.microsoft.com/office/drawing/2016/5/14/chartex" xmlns:aink="http://schemas.microsoft.com/office/drawing/2016/ink" xmlns:am3d="http://schemas.microsoft.com/office/drawing/2017/model3d" xmlns:oel="http://schemas.microsoft.com/office/2019/extlst" xmlns:w16cex="http://schemas.microsoft.com/office/word/2018/wordml/cex" xmlns:w16cid="http://schemas.microsoft.com/office/word/2016/wordml/cid" xmlns:w16="http://schemas.microsoft.com/office/word/2018/wordml" xmlns:w16du="http://schemas.microsoft.com/office/word/2023/wordml/word16du" xmlns:w16sdtdh="http://schemas.microsoft.com/office/word/2020/wordml/sdtdatahash" xmlns:w16sdtfl="http://schemas.microsoft.com/office/word/2024/wordml/sdtformatlock" xmlns:pic="http://schemas.openxmlformats.org/drawingml/2006/picture">
             <w:pict>
               <v:line id="shape_0" from="124.4pt,6.2pt" to="356.5pt,6.2pt" stroked="t" o:allowincell="f" style="position:absolute" wp14:anchorId="32BE6CCD">
                 <v:stroke color="#f59240" weight="25560" joinstyle="round" endcap="flat"/>
@@ -775,14 +762,7 @@
                 <w:rStyle w:val="Collegamentoindice"/>
                 <w:webHidden/>
               </w:rPr>
-              <w:t>2.2</w:t>
-            </w:r>
-            <w:r>
-              <w:rPr>
-                <w:rStyle w:val="Collegamentoindice"/>
-                <w:webHidden/>
-              </w:rPr>
-              <w:t xml:space="preserve"> Revisione dei requisiti</w:t>
+              <w:t>2.2 Revisione dei requisiti</w:t>
             </w:r>
             <w:r>
               <w:rPr>
@@ -975,13 +955,7 @@
               <w:rPr>
                 <w:webHidden/>
               </w:rPr>
-              <w:instrText>PAGEREF _To</w:instrText>
-            </w:r>
-            <w:r>
-              <w:rPr>
-                <w:webHidden/>
-              </w:rPr>
-              <w:instrText>c195300119 \h</w:instrText>
+              <w:instrText>PAGEREF _Toc195300119 \h</w:instrText>
             </w:r>
             <w:r>
               <w:rPr>
@@ -1882,14 +1856,7 @@
                 <w:rStyle w:val="Collegamentoindice"/>
                 <w:webHidden/>
               </w:rPr>
-              <w:t>4. Prog</w:t>
-            </w:r>
-            <w:r>
-              <w:rPr>
-                <w:rStyle w:val="Collegamentoindice"/>
-                <w:webHidden/>
-              </w:rPr>
-              <w:t>ettazione</w:t>
+              <w:t>4. Progettazione</w:t>
             </w:r>
             <w:r>
               <w:rPr>
@@ -2101,11 +2068,6 @@
                 <w:rStyle w:val="Collegamentoindice"/>
               </w:rPr>
               <w:tab/>
-            </w:r>
-            <w:r>
-              <w:rPr>
-                <w:rStyle w:val="Collegamentoindice"/>
-              </w:rPr>
               <w:t>20</w:t>
             </w:r>
             <w:r>
@@ -2312,14 +2274,7 @@
                 <w:rStyle w:val="Collegamentoindice"/>
                 <w:webHidden/>
               </w:rPr>
-              <w:t>4</w:t>
-            </w:r>
-            <w:r>
-              <w:rPr>
-                <w:rStyle w:val="Collegamentoindice"/>
-                <w:webHidden/>
-              </w:rPr>
-              <w:t>.1.2.4 Package Database</w:t>
+              <w:t>4.1.2.4 Package Database</w:t>
             </w:r>
             <w:r>
               <w:rPr>
@@ -2623,14 +2578,7 @@
                 <w:rStyle w:val="Collegamentoindice"/>
                 <w:webHidden/>
               </w:rPr>
-              <w:t>5.1 P</w:t>
-            </w:r>
-            <w:r>
-              <w:rPr>
-                <w:rStyle w:val="Collegamentoindice"/>
-                <w:webHidden/>
-              </w:rPr>
-              <w:t>ackage Database</w:t>
+              <w:t>5.1 Package Database</w:t>
             </w:r>
             <w:r>
               <w:rPr>
@@ -2930,14 +2878,7 @@
                 <w:rStyle w:val="Collegamentoindice"/>
                 <w:webHidden/>
               </w:rPr>
-              <w:t>5.6 Diagr</w:t>
-            </w:r>
-            <w:r>
-              <w:rPr>
-                <w:rStyle w:val="Collegamentoindice"/>
-                <w:webHidden/>
-              </w:rPr>
-              <w:t>amma di Deployment</w:t>
+              <w:t>5.6 Diagramma di Deployment</w:t>
             </w:r>
             <w:r>
               <w:rPr>
@@ -3397,72 +3338,64 @@
           <w:i/>
           <w:iCs/>
         </w:rPr>
-        <w:t xml:space="preserve">Sistema di </w:t>
-      </w:r>
-      <w:r>
+        <w:t>Sistema di Prenotazione di Postazioni in Biblioteca Universitaria</w:t>
+      </w:r>
+    </w:p>
+    <w:p>
+      <w:pPr>
+        <w:rPr>
+          <w:i/>
+          <w:iCs/>
+        </w:rPr>
+      </w:pPr>
+      <w:r>
+        <w:rPr>
+          <w:i/>
+          <w:iCs/>
+        </w:rPr>
+        <w:t>Si desidera sviluppare un sistema software per la gestione della prenotazione di postazioni di studio all’interno di una biblioteca universitaria. Il sistema dovrà consentire agli studenti di prenotare una postazione in specifiche fasce orarie, visualizzare le proprie prenotazioni e accedere ai servizi della biblioteca in modo organizzato. Il sistema coinvolge due tipologie di utenti: studenti e bibliotecari, ciascuna con funzionalità e permessi specifici.</w:t>
+      </w:r>
+    </w:p>
+    <w:p>
+      <w:pPr>
+        <w:rPr>
+          <w:i/>
+          <w:iCs/>
+        </w:rPr>
+      </w:pPr>
+    </w:p>
+    <w:p>
+      <w:pPr>
         <w:rPr>
           <w:b/>
           <w:bCs/>
           <w:i/>
           <w:iCs/>
         </w:rPr>
-        <w:t>Prenotazione di Postazioni in Biblioteca Universitaria</w:t>
-      </w:r>
-    </w:p>
-    <w:p>
-      <w:pPr>
-        <w:rPr>
-          <w:i/>
-          <w:iCs/>
-        </w:rPr>
-      </w:pPr>
-      <w:r>
-        <w:rPr>
-          <w:i/>
-          <w:iCs/>
-        </w:rPr>
-        <w:t>Si desidera sviluppare un sistema software per la gestione della prenotazione di postazioni di studio all’interno di una biblioteca universitaria. Il sistema dovrà consentire agli studenti di prenotare</w:t>
-      </w:r>
-      <w:r>
-        <w:rPr>
-          <w:i/>
-          <w:iCs/>
-        </w:rPr>
-        <w:t xml:space="preserve"> una postazione in specifiche fasce orarie, visualizzare le proprie prenotazioni e accedere ai servizi della biblioteca in modo organizzato. Il sistema coinvolge due tipologie di utenti: studenti e bibliotecari, ciascuna con funzionalità e permessi specifi</w:t>
-      </w:r>
-      <w:r>
-        <w:rPr>
-          <w:i/>
-          <w:iCs/>
-        </w:rPr>
-        <w:t>ci.</w:t>
-      </w:r>
-    </w:p>
-    <w:p>
-      <w:pPr>
-        <w:rPr>
-          <w:i/>
-          <w:iCs/>
-        </w:rPr>
-      </w:pPr>
-    </w:p>
-    <w:p>
-      <w:pPr>
+      </w:pPr>
+      <w:r>
         <w:rPr>
           <w:b/>
           <w:bCs/>
           <w:i/>
           <w:iCs/>
         </w:rPr>
-      </w:pPr>
-      <w:r>
-        <w:rPr>
-          <w:b/>
-          <w:bCs/>
+        <w:t>Descrizione del Sistema:</w:t>
+      </w:r>
+    </w:p>
+    <w:p>
+      <w:pPr>
+        <w:rPr>
           <w:i/>
           <w:iCs/>
         </w:rPr>
-        <w:t>Descrizione del Sistema:</w:t>
+      </w:pPr>
+      <w:r>
+        <w:rPr>
+          <w:i/>
+          <w:iCs/>
+        </w:rPr>
+        <w:t>Il sistema consente la registrazione di utenti tramite autenticazione con credenziali personali. Al momento della registrazione, ciascun utente deve specificare il proprio ruolo, scegliendo tra studente o bibliotecario, oltre a fornire nome, cognome, email istituzionale e numero di matricola o codice identificativo interno.</w:t>
       </w:r>
     </w:p>
     <w:p>
@@ -3477,14 +3410,22 @@
           <w:i/>
           <w:iCs/>
         </w:rPr>
-        <w:t xml:space="preserve">Il sistema consente la registrazione di utenti tramite autenticazione con credenziali personali. Al momento della registrazione, ciascun utente deve specificare il proprio ruolo, scegliendo tra studente o bibliotecario, oltre </w:t>
-      </w:r>
-      <w:r>
+        <w:t>Ogni bibliotecario ha la possibilità di creare e gestire una o più sale studio. Per ciascuna sala, mediante apposita interfaccia grafica, è possibile specificare un nome, una descrizione, il numero totale di postazioni disponibili e gli orari di apertura giornalieri. Ogni sala può essere suddivisa opzionalmente in aree differenti, ad esempio area silenziosa, area consultazione o area lavoro di gruppo. Il bibliotecario può inoltre visualizzare in ogni momento l’elenco delle prenotazioni effettuate per ciascuna sala e monitorarne lo stato.</w:t>
+      </w:r>
+    </w:p>
+    <w:p>
+      <w:pPr>
         <w:rPr>
           <w:i/>
           <w:iCs/>
         </w:rPr>
-        <w:t>a fornire nome, cognome, email istituzionale e numero di matricola o codice identificativo interno.</w:t>
+      </w:pPr>
+      <w:r>
+        <w:rPr>
+          <w:i/>
+          <w:iCs/>
+        </w:rPr>
+        <w:t>Ogni studente autenticato dispone di una propria interfaccia nella quale può consultare le sale disponibili e verificare, per ciascun giorno, le fasce orarie prenotabili. Una prenotazione viene effettuata selezionando una sala, una data, una fascia oraria e, se prevista, una specifica area o una specifica postazione. Il sistema deve impedire che una stessa postazione venga assegnata contemporaneamente a più studenti nella medesima fascia oraria. Una volta completata la prenotazione, essa entra nello stato “attiva”.</w:t>
       </w:r>
     </w:p>
     <w:p>
@@ -3499,21 +3440,22 @@
           <w:i/>
           <w:iCs/>
         </w:rPr>
-        <w:t>Ogni bibliotecario ha la possibilità di creare e gestire una o più sale studio. Per ciascuna sala, mediante apposita interfaccia grafica, è possibile specif</w:t>
-      </w:r>
-      <w:r>
+        <w:t>Lo studente può visualizzare all’interno del proprio profilo personale l’elenco delle prenotazioni effettuate, con le relative informazioni di sala, data, orario e stato. Deve inoltre essere possibile annullare una prenotazione entro un certo limite temporale precedente all’inizio della fascia prenotata. In caso di annullamento, la postazione torna automaticamente disponibile per altri utenti.</w:t>
+      </w:r>
+    </w:p>
+    <w:p>
+      <w:pPr>
         <w:rPr>
           <w:i/>
           <w:iCs/>
         </w:rPr>
-        <w:t>icare un nome, una descrizione, il numero totale di postazioni disponibili e gli orari di apertura giornalieri. Ogni sala può essere suddivisa opzionalmente in aree differenti, ad esempio area silenziosa, area consultazione o area lavoro di gruppo. Il bibl</w:t>
-      </w:r>
+      </w:pPr>
       <w:r>
         <w:rPr>
           <w:i/>
           <w:iCs/>
         </w:rPr>
-        <w:t>iotecario può inoltre visualizzare in ogni momento l’elenco delle prenotazioni effettuate per ciascuna sala e monitorarne lo stato.</w:t>
+        <w:t>Nel giorno della prenotazione, lo studente può effettuare il check-in tramite una apposita interfaccia grafica, selezionando la prenotazione attiva e confermando la propria presenza. Per semplicità, si può supporre che il check-in debba essere effettuato entro un intervallo di tempo limitato rispetto all’orario di inizio della prenotazione. Se il check-in non viene effettuato entro tale intervallo, la prenotazione passa automaticamente nello stato “scaduta” e la postazione viene resa nuovamente disponibile.</w:t>
       </w:r>
     </w:p>
     <w:p>
@@ -3528,21 +3470,22 @@
           <w:i/>
           <w:iCs/>
         </w:rPr>
-        <w:t>Ogni studente autenticato dispone di una propria interfaccia nella quale può consultare le sale disponibili e verificare, pe</w:t>
-      </w:r>
-      <w:r>
+        <w:t>Il bibliotecario, attraverso la propria interfaccia, può consultare in tempo reale la situazione delle sale, visualizzando il numero di postazioni occupate, il numero di postazioni libere e l’elenco delle prenotazioni attive per la giornata corrente. Deve inoltre essere possibile accedere a uno storico delle prenotazioni per ciascuna sala e per ciascuno studente.</w:t>
+      </w:r>
+    </w:p>
+    <w:p>
+      <w:pPr>
         <w:rPr>
           <w:i/>
           <w:iCs/>
         </w:rPr>
-        <w:t>r ciascun giorno, le fasce orarie prenotabili. Una prenotazione viene effettuata selezionando una sala, una data, una fascia oraria e, se prevista, una specifica area o una specifica postazione. Il sistema deve impedire che una stessa postazione venga asse</w:t>
-      </w:r>
+      </w:pPr>
       <w:r>
         <w:rPr>
           <w:i/>
           <w:iCs/>
         </w:rPr>
-        <w:t>gnata contemporaneamente a più studenti nella medesima fascia oraria. Una volta completata la prenotazione, essa entra nello stato “attiva”.</w:t>
+        <w:t>Ogni studente ha accesso a un profilo personale che consente di consultare le prenotazioni future, quelle passate, quelle annullate ed eventualmente il numero totale di accessi effettuati alla biblioteca. I bibliotecari, attraverso un’interfaccia dedicata, possono monitorare l’andamento complessivo del servizio, visualizzando il tasso di occupazione delle sale, il numero di prenotazioni giornaliere e il numero di prenotazioni non confermate tramite check-in.</w:t>
       </w:r>
     </w:p>
     <w:p>
@@ -3557,138 +3500,15 @@
           <w:i/>
           <w:iCs/>
         </w:rPr>
-        <w:t xml:space="preserve">Lo studente può visualizzare all’interno del proprio profilo personale l’elenco delle prenotazioni effettuate, con </w:t>
+        <w:t xml:space="preserve">Il sistema dovrà essere accessibile via web sia da desktop che da dispositivi mobili, con un’interfaccia grafica intuitiva e responsiva. È previsto un sistema di notifiche che avvisi gli studenti della conferma della prenotazione, di eventuali annullamenti e dell’approssimarsi </w:t>
       </w:r>
       <w:r>
         <w:rPr>
           <w:i/>
           <w:iCs/>
         </w:rPr>
-        <w:t>le relative informazioni di sala, data, orario e stato. Deve inoltre essere possibile annullare una prenotazione entro un certo limite temporale precedente all’inizio della fascia prenotata. In caso di annullamento, la postazione torna automaticamente disp</w:t>
-      </w:r>
-      <w:r>
-        <w:rPr>
-          <w:i/>
-          <w:iCs/>
-        </w:rPr>
-        <w:t>onibile per altri utenti.</w:t>
-      </w:r>
-    </w:p>
-    <w:p>
-      <w:pPr>
-        <w:rPr>
-          <w:i/>
-          <w:iCs/>
-        </w:rPr>
-      </w:pPr>
-      <w:r>
-        <w:rPr>
-          <w:i/>
-          <w:iCs/>
-        </w:rPr>
-        <w:t>Nel giorno della prenotazione, lo studente può effettuare il check-in tramite una apposita interfaccia grafica, selezionando la prenotazione attiva e confermando la propria presenza. Per semplicità, si può supporre che il check-in</w:t>
-      </w:r>
-      <w:r>
-        <w:rPr>
-          <w:i/>
-          <w:iCs/>
-        </w:rPr>
-        <w:t xml:space="preserve"> debba essere effettuato entro un intervallo di tempo limitato rispetto all’orario di inizio della prenotazione. Se il check-in non viene effettuato entro tale intervallo, la prenotazione passa automaticamente nello stato “scaduta” e la postazione viene re</w:t>
-      </w:r>
-      <w:r>
-        <w:rPr>
-          <w:i/>
-          <w:iCs/>
-        </w:rPr>
-        <w:t>sa nuovamente disponibile.</w:t>
-      </w:r>
-    </w:p>
-    <w:p>
-      <w:pPr>
-        <w:rPr>
-          <w:i/>
-          <w:iCs/>
-        </w:rPr>
-      </w:pPr>
-      <w:r>
-        <w:rPr>
-          <w:i/>
-          <w:iCs/>
-        </w:rPr>
-        <w:t xml:space="preserve">Il bibliotecario, attraverso la propria interfaccia, può consultare in tempo reale la situazione delle sale, visualizzando il numero di postazioni occupate, il numero di postazioni libere e l’elenco delle prenotazioni attive per </w:t>
-      </w:r>
-      <w:r>
-        <w:rPr>
-          <w:i/>
-          <w:iCs/>
-        </w:rPr>
-        <w:t>la giornata corrente. Deve inoltre essere possibile accedere a uno storico delle prenotazioni per ciascuna sala e per ciascuno studente.</w:t>
-      </w:r>
-    </w:p>
-    <w:p>
-      <w:pPr>
-        <w:rPr>
-          <w:i/>
-          <w:iCs/>
-        </w:rPr>
-      </w:pPr>
-      <w:r>
-        <w:rPr>
-          <w:i/>
-          <w:iCs/>
-        </w:rPr>
-        <w:t>Ogni studente ha accesso a un profilo personale che consente di consultare le prenotazioni future, quelle passate, quel</w:t>
-      </w:r>
-      <w:r>
-        <w:rPr>
-          <w:i/>
-          <w:iCs/>
-        </w:rPr>
-        <w:t>le annullate ed eventualmente il numero totale di accessi effettuati alla biblioteca. I bibliotecari, attraverso un’interfaccia dedicata, possono monitorare l’andamento complessivo del servizio, visualizzando il tasso di occupazione delle sale, il numero d</w:t>
-      </w:r>
-      <w:r>
-        <w:rPr>
-          <w:i/>
-          <w:iCs/>
-        </w:rPr>
-        <w:t>i prenotazioni giornaliere e il numero di prenotazioni non confermate tramite check-in.</w:t>
-      </w:r>
-    </w:p>
-    <w:p>
-      <w:pPr>
-        <w:rPr>
-          <w:i/>
-          <w:iCs/>
-        </w:rPr>
-      </w:pPr>
-      <w:r>
-        <w:rPr>
-          <w:i/>
-          <w:iCs/>
-        </w:rPr>
-        <w:t>Il sistema dovrà essere accessibile via web sia da desktop che da dispositivi mobili, con un’interfaccia grafica intuitiva e responsiva. È previsto un sistema di notifi</w:t>
-      </w:r>
-      <w:r>
-        <w:rPr>
-          <w:i/>
-          <w:iCs/>
-        </w:rPr>
-        <w:t xml:space="preserve">che che avvisi gli studenti della conferma della prenotazione, di eventuali annullamenti e dell’approssimarsi </w:t>
-      </w:r>
-      <w:r>
-        <w:rPr>
-          <w:i/>
-          <w:iCs/>
-        </w:rPr>
         <w:lastRenderedPageBreak/>
-        <w:t>dell’orario prenotato. Il sistema dovrà inoltre garantire la protezione dei dati personali e una corretta gestione dei permessi e delle visibilità</w:t>
-      </w:r>
-      <w:r>
-        <w:rPr>
-          <w:i/>
-          <w:iCs/>
-        </w:rPr>
-        <w:t xml:space="preserve"> tra studenti e bibliotecari</w:t>
+        <w:t>dell’orario prenotato. Il sistema dovrà inoltre garantire la protezione dei dati personali e una corretta gestione dei permessi e delle visibilità tra studenti e bibliotecari</w:t>
       </w:r>
     </w:p>
     <w:p>
@@ -3845,10 +3665,7 @@
         <w:t>sale studio</w:t>
       </w:r>
       <w:r>
-        <w:t>. Per ciascuna sala, med</w:t>
-      </w:r>
-      <w:r>
-        <w:t xml:space="preserve">iante apposita interfaccia grafica, è possibile specificare un </w:t>
+        <w:t xml:space="preserve">. Per ciascuna sala, mediante apposita interfaccia grafica, è possibile specificare un </w:t>
       </w:r>
       <w:r>
         <w:rPr>
@@ -3911,10 +3728,7 @@
         <w:t xml:space="preserve"> differenti</w:t>
       </w:r>
       <w:r>
-        <w:t>, ad esempio area silenzios</w:t>
-      </w:r>
-      <w:r>
-        <w:t xml:space="preserve">a, area consultazione o area lavoro di gruppo. </w:t>
+        <w:t xml:space="preserve">, ad esempio area silenziosa, area consultazione o area lavoro di gruppo. </w:t>
       </w:r>
       <w:r>
         <w:rPr>
@@ -3996,13 +3810,7 @@
         <w:rPr>
           <w:highlight w:val="green"/>
         </w:rPr>
-        <w:t>speci</w:t>
-      </w:r>
-      <w:r>
-        <w:rPr>
-          <w:highlight w:val="green"/>
-        </w:rPr>
-        <w:t>fica area</w:t>
+        <w:t>specifica area</w:t>
       </w:r>
       <w:r>
         <w:t xml:space="preserve"> o una </w:t>
@@ -4036,55 +3844,43 @@
         <w:rPr>
           <w:highlight w:val="yellow"/>
         </w:rPr>
-        <w:t xml:space="preserve">Lo studente può </w:t>
+        <w:t xml:space="preserve">Lo studente può visualizzare </w:t>
+      </w:r>
+      <w:r>
+        <w:t xml:space="preserve">all’interno del proprio profilo personale </w:t>
       </w:r>
       <w:r>
         <w:rPr>
           <w:highlight w:val="yellow"/>
         </w:rPr>
-        <w:t xml:space="preserve">visualizzare </w:t>
-      </w:r>
-      <w:r>
-        <w:t xml:space="preserve">all’interno del proprio profilo personale </w:t>
+        <w:t>l’elenco delle prenotazioni effettuate</w:t>
+      </w:r>
+      <w:r>
+        <w:t xml:space="preserve">, con le relative informazioni di sala, data, orario e stato. </w:t>
       </w:r>
       <w:r>
         <w:rPr>
           <w:highlight w:val="yellow"/>
         </w:rPr>
-        <w:t>l’elenco delle prenotazioni effettuate</w:t>
-      </w:r>
-      <w:r>
-        <w:t xml:space="preserve">, con le relative informazioni di sala, data, orario e stato. </w:t>
+        <w:t>Deve</w:t>
+      </w:r>
+      <w:r>
+        <w:t xml:space="preserve"> inoltre </w:t>
       </w:r>
       <w:r>
         <w:rPr>
           <w:highlight w:val="yellow"/>
         </w:rPr>
-        <w:t>Deve</w:t>
-      </w:r>
-      <w:r>
-        <w:t xml:space="preserve"> inoltre </w:t>
+        <w:t>essere possibile</w:t>
+      </w:r>
+      <w:r>
+        <w:t xml:space="preserve"> </w:t>
       </w:r>
       <w:r>
         <w:rPr>
           <w:highlight w:val="yellow"/>
         </w:rPr>
-        <w:t>essere possibile</w:t>
-      </w:r>
-      <w:r>
-        <w:t xml:space="preserve"> </w:t>
-      </w:r>
-      <w:r>
-        <w:rPr>
-          <w:highlight w:val="yellow"/>
-        </w:rPr>
-        <w:t>annullare una prenotazione entro un certo limite temporale precedente a</w:t>
-      </w:r>
-      <w:r>
-        <w:rPr>
-          <w:highlight w:val="yellow"/>
-        </w:rPr>
-        <w:t>ll’inizio della fascia prenotata.</w:t>
+        <w:t>annullare una prenotazione entro un certo limite temporale precedente all’inizio della fascia prenotata.</w:t>
       </w:r>
       <w:r>
         <w:t xml:space="preserve"> </w:t>
@@ -4112,10 +3908,7 @@
         <w:t>lo studente può effettuare il check-in</w:t>
       </w:r>
       <w:r>
-        <w:t xml:space="preserve"> tramite una apposita interfaccia grafica, selezionando la pre</w:t>
-      </w:r>
-      <w:r>
-        <w:t xml:space="preserve">notazione attiva e confermando la propria presenza. Per semplicità, si può supporre che </w:t>
+        <w:t xml:space="preserve"> tramite una apposita interfaccia grafica, selezionando la prenotazione attiva e confermando la propria presenza. Per semplicità, si può supporre che </w:t>
       </w:r>
       <w:r>
         <w:rPr>
@@ -4142,13 +3935,7 @@
         <w:rPr>
           <w:highlight w:val="yellow"/>
         </w:rPr>
-        <w:t>Se il check-in non viene effettuato entro ta</w:t>
-      </w:r>
-      <w:r>
-        <w:rPr>
-          <w:highlight w:val="yellow"/>
-        </w:rPr>
-        <w:t>le intervallo, la prenotazione passa automaticamente nello stato “scaduta” e la postazione viene resa nuovamente disponibile.</w:t>
+        <w:t>Se il check-in non viene effettuato entro tale intervallo, la prenotazione passa automaticamente nello stato “scaduta” e la postazione viene resa nuovamente disponibile.</w:t>
       </w:r>
     </w:p>
     <w:p>
@@ -4170,13 +3957,7 @@
         <w:rPr>
           <w:highlight w:val="yellow"/>
         </w:rPr>
-        <w:t>può consultare in tempo reale la situazione delle sale, visualizzando il nume</w:t>
-      </w:r>
-      <w:r>
-        <w:rPr>
-          <w:highlight w:val="yellow"/>
-        </w:rPr>
-        <w:t>ro di postazioni occupate, il numero di postazioni libere e l’elenco delle prenotazioni attive per la giornata corrente.</w:t>
+        <w:t>può consultare in tempo reale la situazione delle sale, visualizzando il numero di postazioni occupate, il numero di postazioni libere e l’elenco delle prenotazioni attive per la giornata corrente.</w:t>
       </w:r>
       <w:r>
         <w:t xml:space="preserve"> </w:t>
@@ -4198,37 +3979,25 @@
         <w:rPr>
           <w:highlight w:val="yellow"/>
         </w:rPr>
-        <w:t>Ogni studente ha acc</w:t>
+        <w:t>Ogni studente ha accesso a un profilo personale che consente di consultare le prenotazioni future, quelle passate, quelle annullate ed eventualmente il numero totale di accessi effettuati alla biblioteca.</w:t>
+      </w:r>
+      <w:r>
+        <w:t xml:space="preserve"> </w:t>
       </w:r>
       <w:r>
         <w:rPr>
           <w:highlight w:val="yellow"/>
         </w:rPr>
-        <w:t>esso a un profilo personale che consente di consultare le prenotazioni future, quelle passate, quelle annullate ed eventualmente il numero totale di accessi effettuati alla biblioteca.</w:t>
-      </w:r>
-      <w:r>
-        <w:t xml:space="preserve"> </w:t>
+        <w:t>I bibliotecari</w:t>
+      </w:r>
+      <w:r>
+        <w:t xml:space="preserve">, attraverso un’interfaccia dedicata, </w:t>
       </w:r>
       <w:r>
         <w:rPr>
           <w:highlight w:val="yellow"/>
         </w:rPr>
-        <w:t>I bibliotecari</w:t>
-      </w:r>
-      <w:r>
-        <w:t xml:space="preserve">, attraverso un’interfaccia dedicata, </w:t>
-      </w:r>
-      <w:r>
-        <w:rPr>
-          <w:highlight w:val="yellow"/>
-        </w:rPr>
-        <w:t xml:space="preserve">possono monitorare </w:t>
-      </w:r>
-      <w:r>
-        <w:rPr>
-          <w:highlight w:val="yellow"/>
-        </w:rPr>
-        <w:t xml:space="preserve">l’andamento complessivo del servizio, </w:t>
+        <w:t xml:space="preserve">possono monitorare l’andamento complessivo del servizio, </w:t>
       </w:r>
       <w:r>
         <w:t>visualizzando il tasso di occupazione delle sale, il numero di prenotazioni giornaliere e il numero di prenotazioni non confermate tramite check-in.</w:t>
@@ -4244,55 +4013,43 @@
         <w:rPr>
           <w:highlight w:val="yellow"/>
         </w:rPr>
-        <w:t>Il sistema dovrà essere accessibile via web sia da desktop che da dis</w:t>
+        <w:t>Il sistema dovrà essere accessibile via web sia da desktop che da dispositivi mobili</w:t>
+      </w:r>
+      <w:r>
+        <w:t xml:space="preserve">, con un’interfaccia grafica intuitiva e responsiva. </w:t>
       </w:r>
       <w:r>
         <w:rPr>
           <w:highlight w:val="yellow"/>
         </w:rPr>
-        <w:t>positivi mobili</w:t>
-      </w:r>
-      <w:r>
-        <w:t xml:space="preserve">, con un’interfaccia grafica intuitiva e responsiva. </w:t>
+        <w:t>È previsto un</w:t>
+      </w:r>
+      <w:r>
+        <w:t xml:space="preserve"> </w:t>
+      </w:r>
+      <w:r>
+        <w:rPr>
+          <w:highlight w:val="red"/>
+        </w:rPr>
+        <w:t>sistema di notifiche</w:t>
+      </w:r>
+      <w:r>
+        <w:t xml:space="preserve"> </w:t>
       </w:r>
       <w:r>
         <w:rPr>
           <w:highlight w:val="yellow"/>
         </w:rPr>
-        <w:t>È previsto un</w:t>
+        <w:t>che avvisi gli studenti della conferma della prenotazione, di eventuali annullamenti e dell’approssimarsi dell’orario prenotato.</w:t>
       </w:r>
       <w:r>
         <w:t xml:space="preserve"> </w:t>
       </w:r>
       <w:r>
         <w:rPr>
-          <w:highlight w:val="red"/>
-        </w:rPr>
-        <w:t>sistema di notifiche</w:t>
-      </w:r>
-      <w:r>
-        <w:t xml:space="preserve"> </w:t>
-      </w:r>
-      <w:r>
-        <w:rPr>
           <w:highlight w:val="yellow"/>
         </w:rPr>
-        <w:t>che avvisi gli studenti della conferma della prenotazione, di eventuali annullamenti e dell’approssimarsi dell’orario prenotato.</w:t>
-      </w:r>
-      <w:r>
-        <w:t xml:space="preserve"> </w:t>
-      </w:r>
-      <w:r>
-        <w:rPr>
-          <w:highlight w:val="yellow"/>
-        </w:rPr>
-        <w:t>Il sistema dovrà inoltre</w:t>
-      </w:r>
-      <w:r>
-        <w:rPr>
-          <w:highlight w:val="yellow"/>
-        </w:rPr>
-        <w:t xml:space="preserve"> garantire la protezione dei dati personali e una corretta gestione dei permessi e delle visibilità tra studenti e bibliotecari.</w:t>
+        <w:t>Il sistema dovrà inoltre garantire la protezione dei dati personali e una corretta gestione dei permessi e delle visibilità tra studenti e bibliotecari.</w:t>
       </w:r>
     </w:p>
     <w:p>
@@ -4427,10 +4184,7 @@
       <w:bookmarkStart w:id="21" w:name="_Toc471224120"/>
       <w:bookmarkStart w:id="22" w:name="_Toc471494130"/>
       <w:r>
-        <w:t xml:space="preserve">Si riporta di seguito una versione </w:t>
-      </w:r>
-      <w:r>
-        <w:t>revisionata della traccia.</w:t>
+        <w:t>Si riporta di seguito una versione revisionata della traccia.</w:t>
       </w:r>
     </w:p>
     <w:p>
@@ -4464,13 +4218,7 @@
         <w:rPr>
           <w:i/>
         </w:rPr>
-        <w:t>Di ogni Utente si vuole memorizzare nome, cognome, email istituzionale, numero di matricola o codice identificativo interno, ruolo (Studente o Bibliotecario). N</w:t>
-      </w:r>
-      <w:r>
-        <w:rPr>
-          <w:i/>
-        </w:rPr>
-        <w:t>el caso dello Studente si vuole memorizzare il contatore totale degli accessi effettuati.</w:t>
+        <w:t>Di ogni Utente si vuole memorizzare nome, cognome, email istituzionale, numero di matricola o codice identificativo interno, ruolo (Studente o Bibliotecario). Nel caso dello Studente si vuole memorizzare il contatore totale degli accessi effettuati.</w:t>
       </w:r>
     </w:p>
     <w:p>
@@ -4521,13 +4269,7 @@
         <w:rPr>
           <w:i/>
         </w:rPr>
-        <w:t>Il sistema deve offri</w:t>
-      </w:r>
-      <w:r>
-        <w:rPr>
-          <w:i/>
-        </w:rPr>
-        <w:t>re al Bibliotecario una funzionalità per creare e gestire una o più Sale Studio.</w:t>
+        <w:t>Il sistema deve offrire al Bibliotecario una funzionalità per creare e gestire una o più Sale Studio.</w:t>
       </w:r>
     </w:p>
     <w:p>
@@ -4578,13 +4320,7 @@
         <w:rPr>
           <w:i/>
         </w:rPr>
-        <w:t xml:space="preserve">Il </w:t>
-      </w:r>
-      <w:r>
-        <w:rPr>
-          <w:i/>
-        </w:rPr>
-        <w:t>sistema deve offrire al Bibliotecario una funzionalità per visualizzare, in ogni momento, l'elenco delle Prenotazioni effettuate per ciascuna Sala.</w:t>
+        <w:t>Il sistema deve offrire al Bibliotecario una funzionalità per visualizzare, in ogni momento, l'elenco delle Prenotazioni effettuate per ciascuna Sala.</w:t>
       </w:r>
     </w:p>
     <w:p>
@@ -4601,13 +4337,7 @@
         <w:rPr>
           <w:i/>
         </w:rPr>
-        <w:t>Il sistema deve offrire al Bibliotecario una funzionalità per monitorare, in ogni momento, lo stato delle Pr</w:t>
-      </w:r>
-      <w:r>
-        <w:rPr>
-          <w:i/>
-        </w:rPr>
-        <w:t>enotazioni effettuate per ciascuna Sala.</w:t>
+        <w:t>Il sistema deve offrire al Bibliotecario una funzionalità per monitorare, in ogni momento, lo stato delle Prenotazioni effettuate per ciascuna Sala.</w:t>
       </w:r>
     </w:p>
     <w:p>
@@ -4658,13 +4388,7 @@
         <w:rPr>
           <w:i/>
         </w:rPr>
-        <w:t xml:space="preserve">Il </w:t>
-      </w:r>
-      <w:r>
-        <w:rPr>
-          <w:i/>
-        </w:rPr>
-        <w:t>sistema deve offrire allo Studente una funzionalità per effettuare una Prenotazione.</w:t>
+        <w:t>Il sistema deve offrire allo Studente una funzionalità per effettuare una Prenotazione.</w:t>
       </w:r>
     </w:p>
     <w:p>
@@ -4698,13 +4422,7 @@
         <w:rPr>
           <w:i/>
         </w:rPr>
-        <w:t>Di ogni Postazione si vuole memorizzare u</w:t>
-      </w:r>
-      <w:r>
-        <w:rPr>
-          <w:i/>
-        </w:rPr>
-        <w:t>n codice identificativo.</w:t>
+        <w:t>Di ogni Postazione si vuole memorizzare un codice identificativo.</w:t>
       </w:r>
     </w:p>
     <w:p>
@@ -4772,13 +4490,7 @@
         <w:rPr>
           <w:i/>
         </w:rPr>
-        <w:t>Il sistema deve offrire allo Studente una funzionalità per annullare una Prenotazione entro un certo limite temporale precedente all'inizio dell</w:t>
-      </w:r>
-      <w:r>
-        <w:rPr>
-          <w:i/>
-        </w:rPr>
-        <w:t>a fascia oraria prenotata.</w:t>
+        <w:t>Il sistema deve offrire allo Studente una funzionalità per annullare una Prenotazione entro un certo limite temporale precedente all'inizio della fascia oraria prenotata.</w:t>
       </w:r>
     </w:p>
     <w:p>
@@ -4812,13 +4524,7 @@
         <w:rPr>
           <w:i/>
         </w:rPr>
-        <w:t>Il sistema deve offrire allo Studente una funzionalità per effettuare il check-in della propr</w:t>
-      </w:r>
-      <w:r>
-        <w:rPr>
-          <w:i/>
-        </w:rPr>
-        <w:t>ia Prenotazione.</w:t>
+        <w:t>Il sistema deve offrire allo Studente una funzionalità per effettuare il check-in della propria Prenotazione.</w:t>
       </w:r>
     </w:p>
     <w:p>
@@ -4852,13 +4558,7 @@
         <w:rPr>
           <w:i/>
         </w:rPr>
-        <w:t>Il sistema deve modificare automaticamente lo stato della Prenotazione in “scaduta” e rendere nuovamente disponibile la Postazi</w:t>
-      </w:r>
-      <w:r>
-        <w:rPr>
-          <w:i/>
-        </w:rPr>
-        <w:t>one qualora il check-in non venga effettuato entro il limite temporale previsto.</w:t>
+        <w:t>Il sistema deve modificare automaticamente lo stato della Prenotazione in “scaduta” e rendere nuovamente disponibile la Postazione qualora il check-in non venga effettuato entro il limite temporale previsto.</w:t>
       </w:r>
     </w:p>
     <w:p>
@@ -4892,13 +4592,7 @@
         <w:rPr>
           <w:i/>
         </w:rPr>
-        <w:t>Il sistema deve offrire al Bibliotecario una funzionalit</w:t>
-      </w:r>
-      <w:r>
-        <w:rPr>
-          <w:i/>
-        </w:rPr>
-        <w:t>à per visualizzare l'elenco delle Prenotazioni attive per la giornata corrente.</w:t>
+        <w:t>Il sistema deve offrire al Bibliotecario una funzionalità per visualizzare l'elenco delle Prenotazioni attive per la giornata corrente.</w:t>
       </w:r>
     </w:p>
     <w:p>
@@ -4932,13 +4626,7 @@
         <w:rPr>
           <w:i/>
         </w:rPr>
-        <w:t>Il sistema deve o</w:t>
-      </w:r>
-      <w:r>
-        <w:rPr>
-          <w:i/>
-        </w:rPr>
-        <w:t>ffrire allo Studente una funzionalità per consultare il numero totale di accessi effettuati alla biblioteca.</w:t>
+        <w:t>Il sistema deve offrire allo Studente una funzionalità per consultare il numero totale di accessi effettuati alla biblioteca.</w:t>
       </w:r>
     </w:p>
     <w:p>
@@ -4973,13 +4661,7 @@
         <w:rPr>
           <w:i/>
         </w:rPr>
-        <w:t>Il sistema deve essere accessibile v</w:t>
-      </w:r>
-      <w:r>
-        <w:rPr>
-          <w:i/>
-        </w:rPr>
-        <w:t>ia web sia da desktop che da dispositivi mobili.</w:t>
+        <w:t>Il sistema deve essere accessibile via web sia da desktop che da dispositivi mobili.</w:t>
       </w:r>
     </w:p>
     <w:p>
@@ -5013,13 +4695,7 @@
         <w:rPr>
           <w:i/>
         </w:rPr>
-        <w:t>Il sistema deve garantire la protezio</w:t>
-      </w:r>
-      <w:r>
-        <w:rPr>
-          <w:i/>
-        </w:rPr>
-        <w:t>ne dei dati personali.</w:t>
+        <w:t>Il sistema deve garantire la protezione dei dati personali.</w:t>
       </w:r>
     </w:p>
     <w:p>
@@ -5213,13 +4889,7 @@
               <w:rPr>
                 <w:rFonts w:eastAsia="Cambria"/>
               </w:rPr>
-              <w:t>Persona che interagisce con il sistema come esterno, ossia</w:t>
-            </w:r>
-            <w:r>
-              <w:rPr>
-                <w:rFonts w:eastAsia="Cambria"/>
-              </w:rPr>
-              <w:t xml:space="preserve"> prima di aver effettuato l’autenticazione</w:t>
+              <w:t>Persona che interagisce con il sistema come esterno, ossia prima di aver effettuato l’autenticazione</w:t>
             </w:r>
           </w:p>
         </w:tc>
@@ -5342,16 +5012,7 @@
                 <w:sz w:val="22"/>
                 <w:szCs w:val="22"/>
               </w:rPr>
-              <w:t xml:space="preserve">Utente autenticato specializzato nel ruolo di Bibliotecario, </w:t>
-            </w:r>
-            <w:r>
-              <w:rPr>
-                <w:rFonts w:ascii="Arial" w:hAnsi="Arial" w:cs="Arial"/>
-                <w:color w:val="000000"/>
-                <w:sz w:val="22"/>
-                <w:szCs w:val="22"/>
-              </w:rPr>
-              <w:t>responsabile della creazione e gestione delle Aule Studio e del monitoraggio del servizio</w:t>
+              <w:t>Utente autenticato specializzato nel ruolo di Bibliotecario, responsabile della creazione e gestione delle Aule Studio e del monitoraggio del servizio</w:t>
             </w:r>
           </w:p>
         </w:tc>
@@ -5611,16 +5272,7 @@
                 <w:sz w:val="22"/>
                 <w:szCs w:val="22"/>
               </w:rPr>
-              <w:t>Atto formal</w:t>
-            </w:r>
-            <w:r>
-              <w:rPr>
-                <w:rFonts w:ascii="Arial" w:hAnsi="Arial" w:cs="Arial"/>
-                <w:color w:val="000000"/>
-                <w:sz w:val="22"/>
-                <w:szCs w:val="22"/>
-              </w:rPr>
-              <w:t>e che consente ad uno Studente di confermare la propria presenza per la Prenotazione effettuata</w:t>
+              <w:t>Atto formale che consente ad uno Studente di confermare la propria presenza per la Prenotazione effettuata</w:t>
             </w:r>
           </w:p>
         </w:tc>
@@ -5761,16 +5413,7 @@
                 <w:sz w:val="22"/>
                 <w:szCs w:val="22"/>
               </w:rPr>
-              <w:t xml:space="preserve">Funzione offerta dal servizio di </w:t>
-            </w:r>
-            <w:r>
-              <w:rPr>
-                <w:rFonts w:ascii="Arial" w:hAnsi="Arial" w:cs="Arial"/>
-                <w:color w:val="000000"/>
-                <w:sz w:val="22"/>
-                <w:szCs w:val="22"/>
-              </w:rPr>
-              <w:t>Notifiche che consente di informare gli Studenti di eventi legati alla propria Prenotazione (conferma, annullamento…)</w:t>
+              <w:t>Funzione offerta dal servizio di Notifiche che consente di informare gli Studenti di eventi legati alla propria Prenotazione (conferma, annullamento…)</w:t>
             </w:r>
           </w:p>
         </w:tc>
@@ -6001,13 +5644,7 @@
               <w:rPr>
                 <w:rFonts w:ascii="Costantina" w:eastAsia="Times New Roman" w:hAnsi="Costantina" w:cs="Times New Roman"/>
               </w:rPr>
-              <w:t xml:space="preserve">Il sistema </w:t>
-            </w:r>
-            <w:r>
-              <w:rPr>
-                <w:rFonts w:ascii="Costantina" w:eastAsia="Times New Roman" w:hAnsi="Costantina" w:cs="Times New Roman"/>
-              </w:rPr>
-              <w:t>deve offrire all’Utente una funzionalità per registrarsi</w:t>
+              <w:t>Il sistema deve offrire all’Utente una funzionalità per registrarsi</w:t>
             </w:r>
           </w:p>
         </w:tc>
@@ -6212,13 +5849,7 @@
               <w:rPr>
                 <w:rFonts w:ascii="Costantina" w:eastAsia="Times New Roman" w:hAnsi="Costantina" w:cs="Times New Roman"/>
               </w:rPr>
-              <w:t xml:space="preserve">Il sistema deve offrire al </w:t>
-            </w:r>
-            <w:r>
-              <w:rPr>
-                <w:rFonts w:ascii="Costantina" w:eastAsia="Times New Roman" w:hAnsi="Costantina" w:cs="Times New Roman"/>
-              </w:rPr>
-              <w:t>Bibliotecario una funzionalità per creare e gestire una o più Sale Studio</w:t>
+              <w:t>Il sistema deve offrire al Bibliotecario una funzionalità per creare e gestire una o più Sale Studio</w:t>
             </w:r>
           </w:p>
         </w:tc>
@@ -6354,14 +5985,7 @@
                 <w:rFonts w:ascii="Costantina" w:eastAsia="Times New Roman" w:hAnsi="Costantina" w:cs="Arial"/>
                 <w:color w:val="000000"/>
               </w:rPr>
-              <w:t xml:space="preserve">Il sistema deve </w:t>
-            </w:r>
-            <w:r>
-              <w:rPr>
-                <w:rFonts w:ascii="Costantina" w:eastAsia="Times New Roman" w:hAnsi="Costantina" w:cs="Arial"/>
-                <w:color w:val="000000"/>
-              </w:rPr>
-              <w:t>offrire al Bibliotecario una funzionalità per monitorare, in ogni momento, lo stato delle Prenotazioni effettuate per ciascuna Sala</w:t>
+              <w:t>Il sistema deve offrire al Bibliotecario una funzionalità per monitorare, in ogni momento, lo stato delle Prenotazioni effettuate per ciascuna Sala</w:t>
             </w:r>
           </w:p>
         </w:tc>
@@ -6502,14 +6126,7 @@
                 <w:rFonts w:ascii="Costantina" w:hAnsi="Costantina" w:cs="Arial"/>
                 <w:color w:val="000000"/>
               </w:rPr>
-              <w:t xml:space="preserve">Il sistema deve </w:t>
-            </w:r>
-            <w:r>
-              <w:rPr>
-                <w:rFonts w:ascii="Costantina" w:hAnsi="Costantina" w:cs="Arial"/>
-                <w:color w:val="000000"/>
-              </w:rPr>
-              <w:t>offrire allo Studente una funzionalità per verificare, per ciascun giorno, le fasce orarie prenotabili</w:t>
+              <w:t>Il sistema deve offrire allo Studente una funzionalità per verificare, per ciascun giorno, le fasce orarie prenotabili</w:t>
             </w:r>
           </w:p>
         </w:tc>
@@ -6649,14 +6266,7 @@
                 <w:rFonts w:ascii="Costantina" w:hAnsi="Costantina" w:cs="Arial"/>
                 <w:color w:val="000000"/>
               </w:rPr>
-              <w:t xml:space="preserve">Il sistema deve impedire che una stessa </w:t>
-            </w:r>
-            <w:r>
-              <w:rPr>
-                <w:rFonts w:ascii="Costantina" w:hAnsi="Costantina" w:cs="Arial"/>
-                <w:color w:val="000000"/>
-              </w:rPr>
-              <w:t>postazione venga assegnata contemporaneamente a più Studenti nella medesima fascia oraria</w:t>
+              <w:t>Il sistema deve impedire che una stessa postazione venga assegnata contemporaneamente a più Studenti nella medesima fascia oraria</w:t>
             </w:r>
           </w:p>
         </w:tc>
@@ -6795,14 +6405,7 @@
                 <w:rFonts w:ascii="Costantina" w:hAnsi="Costantina" w:cs="Arial"/>
                 <w:color w:val="000000"/>
               </w:rPr>
-              <w:t xml:space="preserve">Il sistema deve offrire allo Studente una </w:t>
-            </w:r>
-            <w:r>
-              <w:rPr>
-                <w:rFonts w:ascii="Costantina" w:hAnsi="Costantina" w:cs="Arial"/>
-                <w:color w:val="000000"/>
-              </w:rPr>
-              <w:t>funzionalità per visualizzare l'elenco delle Prenotazioni effettuate</w:t>
+              <w:t>Il sistema deve offrire allo Studente una funzionalità per visualizzare l'elenco delle Prenotazioni effettuate</w:t>
             </w:r>
           </w:p>
         </w:tc>
@@ -7155,14 +6758,7 @@
                 <w:rFonts w:ascii="Costantina" w:hAnsi="Costantina" w:cs="Arial"/>
                 <w:color w:val="000000"/>
               </w:rPr>
-              <w:t>Il sistema deve modificare automaticamente lo stato della Prenotazione in “scaduta” e rendere nuovamente disponibile la Postazione</w:t>
-            </w:r>
-            <w:r>
-              <w:rPr>
-                <w:rFonts w:ascii="Costantina" w:hAnsi="Costantina" w:cs="Arial"/>
-                <w:color w:val="000000"/>
-              </w:rPr>
-              <w:t xml:space="preserve"> qualora il check-in non venga effettuato entro il limite temporale previsto</w:t>
+              <w:t>Il sistema deve modificare automaticamente lo stato della Prenotazione in “scaduta” e rendere nuovamente disponibile la Postazione qualora il check-in non venga effettuato entro il limite temporale previsto</w:t>
             </w:r>
           </w:p>
         </w:tc>
@@ -7304,14 +6900,7 @@
                 <w:rFonts w:ascii="Costantina" w:hAnsi="Costantina" w:cs="Arial"/>
                 <w:color w:val="000000"/>
               </w:rPr>
-              <w:t xml:space="preserve">Il sistema deve offrire al Bibliotecario </w:t>
-            </w:r>
-            <w:r>
-              <w:rPr>
-                <w:rFonts w:ascii="Costantina" w:hAnsi="Costantina" w:cs="Arial"/>
-                <w:color w:val="000000"/>
-              </w:rPr>
-              <w:t>una funzionalità per visualizzare l'elenco delle Prenotazioni attive per la giornata corrente</w:t>
+              <w:t>Il sistema deve offrire al Bibliotecario una funzionalità per visualizzare l'elenco delle Prenotazioni attive per la giornata corrente</w:t>
             </w:r>
           </w:p>
         </w:tc>
@@ -7381,14 +6970,7 @@
                 <w:rFonts w:ascii="Costantina" w:hAnsi="Costantina" w:cs="Arial"/>
                 <w:color w:val="000000"/>
               </w:rPr>
-              <w:t>Il sistema deve offrire al Bibliotecario una funzionalità per accedere ad uno storico delle Prenotazioni effettuate per ciascuna Sala e per ciascuno Stud</w:t>
-            </w:r>
-            <w:r>
-              <w:rPr>
-                <w:rFonts w:ascii="Costantina" w:hAnsi="Costantina" w:cs="Arial"/>
-                <w:color w:val="000000"/>
-              </w:rPr>
-              <w:t>ente</w:t>
+              <w:t>Il sistema deve offrire al Bibliotecario una funzionalità per accedere ad uno storico delle Prenotazioni effettuate per ciascuna Sala e per ciascuno Studente</w:t>
             </w:r>
           </w:p>
         </w:tc>
@@ -7529,14 +7111,7 @@
                 <w:rFonts w:ascii="Costantina" w:hAnsi="Costantina" w:cs="Arial"/>
                 <w:color w:val="000000"/>
               </w:rPr>
-              <w:t xml:space="preserve">Il sistema deve fornire al Bibliotecario una funzionalità per monitorare l'andamento complessivo del </w:t>
-            </w:r>
-            <w:r>
-              <w:rPr>
-                <w:rFonts w:ascii="Costantina" w:hAnsi="Costantina" w:cs="Arial"/>
-                <w:color w:val="000000"/>
-              </w:rPr>
-              <w:t>servizio</w:t>
+              <w:t>Il sistema deve fornire al Bibliotecario una funzionalità per monitorare l'andamento complessivo del servizio</w:t>
             </w:r>
           </w:p>
         </w:tc>
@@ -7770,16 +7345,7 @@
                 <w:bCs/>
                 <w:color w:val="FFFFFF" w:themeColor="background1"/>
               </w:rPr>
-              <w:t xml:space="preserve">Origine (n. frase dei </w:t>
-            </w:r>
-            <w:r>
-              <w:rPr>
-                <w:rFonts w:ascii="Costantina" w:eastAsia="Times New Roman" w:hAnsi="Costantina" w:cs="Times New Roman"/>
-                <w:b/>
-                <w:bCs/>
-                <w:color w:val="FFFFFF" w:themeColor="background1"/>
-              </w:rPr>
-              <w:t>requisiti revisionati)</w:t>
+              <w:t>Origine (n. frase dei requisiti revisionati)</w:t>
             </w:r>
           </w:p>
         </w:tc>
@@ -7827,14 +7393,7 @@
                 <w:rFonts w:ascii="Costantina" w:eastAsia="Times New Roman" w:hAnsi="Costantina" w:cs="Arial"/>
                 <w:color w:val="000000"/>
               </w:rPr>
-              <w:t>Di ogni Utente si vuole memorizzare nome, cognome, email istituzionale, numero di matricola o codice identificativo interno, ruolo (Studente o Bibliotecario). Nel caso dello Studente si vuole memorizzare il contatore totale deg</w:t>
-            </w:r>
-            <w:r>
-              <w:rPr>
-                <w:rFonts w:ascii="Costantina" w:eastAsia="Times New Roman" w:hAnsi="Costantina" w:cs="Arial"/>
-                <w:color w:val="000000"/>
-              </w:rPr>
-              <w:t>li accessi effettuati</w:t>
+              <w:t>Di ogni Utente si vuole memorizzare nome, cognome, email istituzionale, numero di matricola o codice identificativo interno, ruolo (Studente o Bibliotecario). Nel caso dello Studente si vuole memorizzare il contatore totale degli accessi effettuati</w:t>
             </w:r>
           </w:p>
         </w:tc>
@@ -8050,14 +7609,7 @@
                 <w:rFonts w:ascii="Costantina" w:hAnsi="Costantina" w:cs="Arial"/>
                 <w:color w:val="000000"/>
               </w:rPr>
-              <w:t xml:space="preserve">Di ogni Prenotazione si vuole </w:t>
-            </w:r>
-            <w:r>
-              <w:rPr>
-                <w:rFonts w:ascii="Costantina" w:hAnsi="Costantina" w:cs="Arial"/>
-                <w:color w:val="000000"/>
-              </w:rPr>
-              <w:t>memorizzare la Sala, la data, la fascia oraria, l'eventuale area o Postazione specifica e lo stato</w:t>
+              <w:t>Di ogni Prenotazione si vuole memorizzare la Sala, la data, la fascia oraria, l'eventuale area o Postazione specifica e lo stato</w:t>
             </w:r>
           </w:p>
         </w:tc>
@@ -8170,10 +7722,7 @@
       </w:pPr>
       <w:r>
         <w:lastRenderedPageBreak/>
-        <w:t xml:space="preserve">Requisiti Non Funzionali di Qualità (si può fare riferimento alle </w:t>
-      </w:r>
-      <w:r>
-        <w:t>caratteristiche dello Standard ISO 25010)</w:t>
+        <w:t>Requisiti Non Funzionali di Qualità (si può fare riferimento alle caratteristiche dello Standard ISO 25010)</w:t>
       </w:r>
     </w:p>
     <w:p/>
@@ -8560,14 +8109,7 @@
                 <w:rFonts w:ascii="Costantina" w:hAnsi="Costantina" w:cs="Arial"/>
                 <w:color w:val="000000"/>
               </w:rPr>
-              <w:t>Loa</w:t>
-            </w:r>
-            <w:r>
-              <w:rPr>
-                <w:rFonts w:ascii="Costantina" w:hAnsi="Costantina" w:cs="Arial"/>
-                <w:color w:val="000000"/>
-              </w:rPr>
-              <w:t>d test, stress testing</w:t>
+              <w:t>Load test, stress testing</w:t>
             </w:r>
           </w:p>
         </w:tc>
@@ -8760,14 +8302,7 @@
                 <w:rFonts w:ascii="Costantina" w:hAnsi="Costantina" w:cs="Arial"/>
                 <w:color w:val="000000"/>
               </w:rPr>
-              <w:t xml:space="preserve">Il sistema deve </w:t>
-            </w:r>
-            <w:r>
-              <w:rPr>
-                <w:rFonts w:ascii="Costantina" w:hAnsi="Costantina" w:cs="Arial"/>
-                <w:color w:val="000000"/>
-              </w:rPr>
-              <w:t>applicare un controllo degli accessi basato sui ruoli separando le funzionalità tra Studente e Bibliotecario</w:t>
+              <w:t>Il sistema deve applicare un controllo degli accessi basato sui ruoli separando le funzionalità tra Studente e Bibliotecario</w:t>
             </w:r>
           </w:p>
         </w:tc>
@@ -8902,20 +8437,34 @@
                 <w:rFonts w:ascii="Costantina" w:hAnsi="Costantina" w:cs="Arial"/>
                 <w:color w:val="000000"/>
               </w:rPr>
-              <w:t>Il siste</w:t>
-            </w:r>
+              <w:t>Il sistema deve permettere agli Studenti di completare una Prenotazione in modo intuitivo</w:t>
+            </w:r>
+          </w:p>
+        </w:tc>
+        <w:tc>
+          <w:tcPr>
+            <w:tcW w:w="1823" w:type="dxa"/>
+            <w:vAlign w:val="center"/>
+          </w:tcPr>
+          <w:p>
+            <w:pPr>
+              <w:pStyle w:val="NormaleWeb"/>
+              <w:rPr>
+                <w:rFonts w:ascii="Costantina" w:hAnsi="Costantina"/>
+              </w:rPr>
+            </w:pPr>
             <w:r>
               <w:rPr>
                 <w:rFonts w:ascii="Costantina" w:hAnsi="Costantina" w:cs="Arial"/>
                 <w:color w:val="000000"/>
               </w:rPr>
-              <w:t>ma deve permettere agli Studenti di completare una Prenotazione in modo intuitivo</w:t>
-            </w:r>
-          </w:p>
-        </w:tc>
-        <w:tc>
-          <w:tcPr>
-            <w:tcW w:w="1823" w:type="dxa"/>
+              <w:t>Tempo completamento dell’operazione</w:t>
+            </w:r>
+          </w:p>
+        </w:tc>
+        <w:tc>
+          <w:tcPr>
+            <w:tcW w:w="1410" w:type="dxa"/>
             <w:vAlign w:val="center"/>
           </w:tcPr>
           <w:p>
@@ -8930,13 +8479,13 @@
                 <w:rFonts w:ascii="Costantina" w:hAnsi="Costantina" w:cs="Arial"/>
                 <w:color w:val="000000"/>
               </w:rPr>
-              <w:t>Tempo completamento dell’operazione</w:t>
-            </w:r>
-          </w:p>
-        </w:tc>
-        <w:tc>
-          <w:tcPr>
-            <w:tcW w:w="1410" w:type="dxa"/>
+              <w:t>≤ 5 minuti</w:t>
+            </w:r>
+          </w:p>
+        </w:tc>
+        <w:tc>
+          <w:tcPr>
+            <w:tcW w:w="1529" w:type="dxa"/>
             <w:vAlign w:val="center"/>
           </w:tcPr>
           <w:p>
@@ -8951,103 +8500,75 @@
                 <w:rFonts w:ascii="Costantina" w:hAnsi="Costantina" w:cs="Arial"/>
                 <w:color w:val="000000"/>
               </w:rPr>
-              <w:t>≤ 5 minuti</w:t>
-            </w:r>
-          </w:p>
-        </w:tc>
-        <w:tc>
-          <w:tcPr>
-            <w:tcW w:w="1529" w:type="dxa"/>
-            <w:vAlign w:val="center"/>
+              <w:t>Test con utenti reali</w:t>
+            </w:r>
+          </w:p>
+        </w:tc>
+      </w:tr>
+      <w:tr>
+        <w:tc>
+          <w:tcPr>
+            <w:tcW w:w="1153" w:type="dxa"/>
+            <w:shd w:val="clear" w:color="auto" w:fill="C6D9F1" w:themeFill="text2" w:themeFillTint="33"/>
           </w:tcPr>
           <w:p>
             <w:pPr>
               <w:pStyle w:val="NormaleWeb"/>
               <w:rPr>
                 <w:rFonts w:ascii="Costantina" w:hAnsi="Costantina"/>
-              </w:rPr>
-            </w:pPr>
-            <w:r>
+                <w:b/>
+                <w:bCs/>
+              </w:rPr>
+            </w:pPr>
+            <w:r>
+              <w:rPr>
+                <w:rFonts w:ascii="Costantina" w:hAnsi="Costantina" w:cs="Arial"/>
+                <w:b/>
+                <w:bCs/>
+                <w:color w:val="000000"/>
+              </w:rPr>
+              <w:t>RQ-QUAL-06</w:t>
+            </w:r>
+          </w:p>
+        </w:tc>
+        <w:tc>
+          <w:tcPr>
+            <w:tcW w:w="1604" w:type="dxa"/>
+            <w:shd w:val="clear" w:color="auto" w:fill="C6D9F1" w:themeFill="text2" w:themeFillTint="33"/>
+          </w:tcPr>
+          <w:p>
+            <w:pPr>
+              <w:rPr>
+                <w:rFonts w:ascii="Costantina" w:hAnsi="Costantina"/>
+              </w:rPr>
+            </w:pPr>
+            <w:r>
+              <w:rPr>
+                <w:rFonts w:ascii="Costantina" w:eastAsia="Cambria" w:hAnsi="Costantina"/>
+              </w:rPr>
+              <w:t>Portabilità</w:t>
+            </w:r>
+          </w:p>
+        </w:tc>
+        <w:tc>
+          <w:tcPr>
+            <w:tcW w:w="2103" w:type="dxa"/>
+            <w:shd w:val="clear" w:color="auto" w:fill="C6D9F1" w:themeFill="text2" w:themeFillTint="33"/>
+          </w:tcPr>
+          <w:p>
+            <w:pPr>
+              <w:pStyle w:val="NormaleWeb"/>
               <w:rPr>
                 <w:rFonts w:ascii="Costantina" w:hAnsi="Costantina" w:cs="Arial"/>
                 <w:color w:val="000000"/>
               </w:rPr>
-              <w:t>Test con utenti reali</w:t>
-            </w:r>
-          </w:p>
-        </w:tc>
-      </w:tr>
-      <w:tr>
-        <w:tc>
-          <w:tcPr>
-            <w:tcW w:w="1153" w:type="dxa"/>
-            <w:shd w:val="clear" w:color="auto" w:fill="C6D9F1" w:themeFill="text2" w:themeFillTint="33"/>
-          </w:tcPr>
-          <w:p>
-            <w:pPr>
-              <w:pStyle w:val="NormaleWeb"/>
-              <w:rPr>
-                <w:rFonts w:ascii="Costantina" w:hAnsi="Costantina"/>
-                <w:b/>
-                <w:bCs/>
-              </w:rPr>
-            </w:pPr>
-            <w:r>
-              <w:rPr>
-                <w:rFonts w:ascii="Costantina" w:hAnsi="Costantina" w:cs="Arial"/>
-                <w:b/>
-                <w:bCs/>
-                <w:color w:val="000000"/>
-              </w:rPr>
-              <w:t>RQ-QUAL-06</w:t>
-            </w:r>
-          </w:p>
-        </w:tc>
-        <w:tc>
-          <w:tcPr>
-            <w:tcW w:w="1604" w:type="dxa"/>
-            <w:shd w:val="clear" w:color="auto" w:fill="C6D9F1" w:themeFill="text2" w:themeFillTint="33"/>
-          </w:tcPr>
-          <w:p>
-            <w:pPr>
-              <w:rPr>
-                <w:rFonts w:ascii="Costantina" w:hAnsi="Costantina"/>
-              </w:rPr>
-            </w:pPr>
-            <w:r>
-              <w:rPr>
-                <w:rFonts w:ascii="Costantina" w:eastAsia="Cambria" w:hAnsi="Costantina"/>
-              </w:rPr>
-              <w:t>Portabilità</w:t>
-            </w:r>
-          </w:p>
-        </w:tc>
-        <w:tc>
-          <w:tcPr>
-            <w:tcW w:w="2103" w:type="dxa"/>
-            <w:shd w:val="clear" w:color="auto" w:fill="C6D9F1" w:themeFill="text2" w:themeFillTint="33"/>
-          </w:tcPr>
-          <w:p>
-            <w:pPr>
-              <w:pStyle w:val="NormaleWeb"/>
+            </w:pPr>
+            <w:r>
               <w:rPr>
                 <w:rFonts w:ascii="Costantina" w:hAnsi="Costantina" w:cs="Arial"/>
                 <w:color w:val="000000"/>
               </w:rPr>
-            </w:pPr>
-            <w:r>
-              <w:rPr>
-                <w:rFonts w:ascii="Costantina" w:hAnsi="Costantina" w:cs="Arial"/>
-                <w:color w:val="000000"/>
-              </w:rPr>
-              <w:t xml:space="preserve">Il sistema deve essere accessibile via web sia da desktop che da dispositivi </w:t>
-            </w:r>
-            <w:r>
-              <w:rPr>
-                <w:rFonts w:ascii="Costantina" w:hAnsi="Costantina" w:cs="Arial"/>
-                <w:color w:val="000000"/>
-              </w:rPr>
-              <w:t>mobili</w:t>
+              <w:t>Il sistema deve essere accessibile via web sia da desktop che da dispositivi mobili</w:t>
             </w:r>
           </w:p>
         </w:tc>
@@ -9410,16 +8931,7 @@
                 <w:bCs/>
                 <w:color w:val="FFFFFF" w:themeColor="background1"/>
               </w:rPr>
-              <w:t xml:space="preserve">Origine (n. </w:t>
-            </w:r>
-            <w:r>
-              <w:rPr>
-                <w:rFonts w:ascii="Constantia" w:eastAsia="Times New Roman" w:hAnsi="Constantia" w:cs="Times New Roman"/>
-                <w:b/>
-                <w:bCs/>
-                <w:color w:val="FFFFFF" w:themeColor="background1"/>
-              </w:rPr>
-              <w:t>frase dei requisiti revisionati)</w:t>
+              <w:t>Origine (n. frase dei requisiti revisionati)</w:t>
             </w:r>
           </w:p>
         </w:tc>
@@ -9533,14 +9045,7 @@
                 <w:rFonts w:ascii="Costantina" w:hAnsi="Costantina" w:cs="Arial"/>
                 <w:color w:val="000000"/>
               </w:rPr>
-              <w:t>Il sistema deve consentire il check-in entro un intervallo di temp</w:t>
-            </w:r>
-            <w:r>
-              <w:rPr>
-                <w:rFonts w:ascii="Costantina" w:hAnsi="Costantina" w:cs="Arial"/>
-                <w:color w:val="000000"/>
-              </w:rPr>
-              <w:t>o limitato rispetto all’orario di inizio della Prenotazione </w:t>
+              <w:t>Il sistema deve consentire il check-in entro un intervallo di tempo limitato rispetto all’orario di inizio della Prenotazione </w:t>
             </w:r>
           </w:p>
         </w:tc>
@@ -14268,13 +13773,7 @@
               <w:rPr>
                 <w:rFonts w:ascii="Times New Roman" w:eastAsia="Cambria" w:hAnsi="Times New Roman" w:cs="Times New Roman"/>
               </w:rPr>
-              <w:t xml:space="preserve">Un Utente richiede la </w:t>
-            </w:r>
-            <w:r>
-              <w:rPr>
-                <w:rFonts w:ascii="Times New Roman" w:eastAsia="Cambria" w:hAnsi="Times New Roman" w:cs="Times New Roman"/>
-              </w:rPr>
-              <w:t>registrazione per ottenere l’accesso ai servizi del sistema</w:t>
+              <w:t>Un Utente richiede la registrazione per ottenere l’accesso ai servizi del sistema</w:t>
             </w:r>
           </w:p>
         </w:tc>
@@ -14320,6 +13819,14 @@
               </w:rPr>
               <w:t>-</w:t>
             </w:r>
+            <w:r>
+              <w:rPr>
+                <w:rFonts w:ascii="Times New Roman" w:eastAsia="Cambria" w:hAnsi="Times New Roman" w:cs="Times New Roman"/>
+              </w:rPr>
+              <w:t xml:space="preserve"> </w:t>
+            </w:r>
+            <w:bookmarkStart w:id="69" w:name="_GoBack"/>
+            <w:bookmarkEnd w:id="69"/>
           </w:p>
         </w:tc>
       </w:tr>
@@ -14410,14 +13917,7 @@
                 <w:rFonts w:ascii="Times New Roman" w:eastAsia="Cambria" w:hAnsi="Times New Roman"/>
                 <w:szCs w:val="21"/>
               </w:rPr>
-              <w:t>L’Utente deve specificare il proprio ruolo, scegliendo tra Studente o Bibliotecario,</w:t>
-            </w:r>
-            <w:r>
-              <w:rPr>
-                <w:rFonts w:ascii="Times New Roman" w:eastAsia="Cambria" w:hAnsi="Times New Roman"/>
-                <w:szCs w:val="21"/>
-              </w:rPr>
-              <w:t xml:space="preserve"> oltre a fornire no</w:t>
+              <w:t>L’Utente deve specificare il proprio ruolo, scegliendo tra Studente o Bibliotecario, oltre a fornire no</w:t>
             </w:r>
             <w:r>
               <w:rPr>
@@ -14734,14 +14234,7 @@
                 <w:rFonts w:ascii="Times New Roman" w:eastAsia="Cambria" w:hAnsi="Times New Roman" w:cs="Times New Roman"/>
                 <w:iCs/>
               </w:rPr>
-              <w:t>Il sistema ha memor</w:t>
-            </w:r>
-            <w:r>
-              <w:rPr>
-                <w:rFonts w:ascii="Times New Roman" w:eastAsia="Cambria" w:hAnsi="Times New Roman" w:cs="Times New Roman"/>
-                <w:iCs/>
-              </w:rPr>
-              <w:t>izzato i dati inseriti e l’Utente può effettuare l’accesso</w:t>
+              <w:t>Il sistema ha memorizzato i dati inseriti e l’Utente può effettuare l’accesso</w:t>
             </w:r>
           </w:p>
         </w:tc>
@@ -15016,13 +14509,7 @@
               <w:rPr>
                 <w:rFonts w:ascii="Times New Roman" w:eastAsia="Cambria" w:hAnsi="Times New Roman" w:cs="Times New Roman"/>
               </w:rPr>
-              <w:t xml:space="preserve">Utente </w:t>
-            </w:r>
-            <w:r>
-              <w:rPr>
-                <w:rFonts w:ascii="Times New Roman" w:eastAsia="Cambria" w:hAnsi="Times New Roman" w:cs="Times New Roman"/>
-              </w:rPr>
-              <w:t>Registrato</w:t>
+              <w:t>Utente Registrato</w:t>
             </w:r>
           </w:p>
         </w:tc>
@@ -15235,13 +14722,7 @@
               <w:rPr>
                 <w:rFonts w:ascii="Times New Roman" w:eastAsia="Cambria" w:hAnsi="Times New Roman" w:cs="Times New Roman"/>
               </w:rPr>
-              <w:t xml:space="preserve">Il caso d’uso inizia quando </w:t>
-            </w:r>
-            <w:r>
-              <w:rPr>
-                <w:rFonts w:ascii="Times New Roman" w:eastAsia="Cambria" w:hAnsi="Times New Roman" w:cs="Times New Roman"/>
-              </w:rPr>
-              <w:t>l’Utente Registrato vuole accedere al sistema</w:t>
+              <w:t>Il caso d’uso inizia quando l’Utente Registrato vuole accedere al sistema</w:t>
             </w:r>
           </w:p>
           <w:p>
@@ -15340,13 +14821,7 @@
               <w:rPr>
                 <w:rFonts w:ascii="Times New Roman" w:eastAsia="Cambria" w:hAnsi="Times New Roman" w:cs="Times New Roman"/>
               </w:rPr>
-              <w:t xml:space="preserve">Il sistema controlla la corrispondenza tra i dati </w:t>
-            </w:r>
-            <w:r>
-              <w:rPr>
-                <w:rFonts w:ascii="Times New Roman" w:eastAsia="Cambria" w:hAnsi="Times New Roman" w:cs="Times New Roman"/>
-              </w:rPr>
-              <w:t>inseriti e quelli memorizzati</w:t>
+              <w:t>Il sistema controlla la corrispondenza tra i dati inseriti e quelli memorizzati</w:t>
             </w:r>
           </w:p>
           <w:p>
@@ -15487,13 +14962,7 @@
               <w:rPr>
                 <w:rFonts w:ascii="Times New Roman" w:eastAsia="Cambria" w:hAnsi="Times New Roman" w:cs="Times New Roman"/>
               </w:rPr>
-              <w:t>Ca</w:t>
-            </w:r>
-            <w:r>
-              <w:rPr>
-                <w:rFonts w:ascii="Times New Roman" w:eastAsia="Cambria" w:hAnsi="Times New Roman" w:cs="Times New Roman"/>
-              </w:rPr>
-              <w:t>si d’uso correlati</w:t>
+              <w:t>Casi d’uso correlati</w:t>
             </w:r>
           </w:p>
         </w:tc>
@@ -15596,13 +15065,7 @@
               <w:rPr>
                 <w:rFonts w:ascii="Times New Roman" w:eastAsia="Cambria" w:hAnsi="Times New Roman" w:cs="Times New Roman"/>
               </w:rPr>
-              <w:t xml:space="preserve">Al punto 4.2, se non c’è corrispondenza tra i dati inseriti e quelli memorizzati, il </w:t>
-            </w:r>
-            <w:r>
-              <w:rPr>
-                <w:rFonts w:ascii="Times New Roman" w:eastAsia="Cambria" w:hAnsi="Times New Roman" w:cs="Times New Roman"/>
-              </w:rPr>
-              <w:t>sistema restituisce un ERRORE all’Utente Registrato</w:t>
+              <w:t>Al punto 4.2, se non c’è corrispondenza tra i dati inseriti e quelli memorizzati, il sistema restituisce un ERRORE all’Utente Registrato</w:t>
             </w:r>
           </w:p>
         </w:tc>
@@ -15846,13 +15309,7 @@
               <w:rPr>
                 <w:rFonts w:ascii="Times New Roman" w:eastAsia="Cambria" w:hAnsi="Times New Roman" w:cs="Times New Roman"/>
               </w:rPr>
-              <w:t xml:space="preserve">L’Utente Registrato </w:t>
-            </w:r>
-            <w:r>
-              <w:rPr>
-                <w:rFonts w:ascii="Times New Roman" w:eastAsia="Cambria" w:hAnsi="Times New Roman" w:cs="Times New Roman"/>
-              </w:rPr>
-              <w:t>ha effettuato il Log-in</w:t>
+              <w:t>L’Utente Registrato ha effettuato il Log-in</w:t>
             </w:r>
           </w:p>
         </w:tc>
@@ -15989,14 +15446,7 @@
                 <w:rFonts w:ascii="Times New Roman" w:eastAsia="Cambria" w:hAnsi="Times New Roman" w:cs="Times New Roman"/>
                 <w:iCs/>
               </w:rPr>
-              <w:t>L’Utente Registrato ha abbandonato la sua area</w:t>
-            </w:r>
-            <w:r>
-              <w:rPr>
-                <w:rFonts w:ascii="Times New Roman" w:eastAsia="Cambria" w:hAnsi="Times New Roman" w:cs="Times New Roman"/>
-                <w:iCs/>
-              </w:rPr>
-              <w:t xml:space="preserve"> riservata ed è stato reindirizzato alla schermata di Log-in</w:t>
+              <w:t>L’Utente Registrato ha abbandonato la sua area riservata ed è stato reindirizzato alla schermata di Log-in</w:t>
             </w:r>
           </w:p>
         </w:tc>
@@ -16320,13 +15770,7 @@
               <w:rPr>
                 <w:rFonts w:ascii="Times New Roman" w:eastAsia="Cambria" w:hAnsi="Times New Roman" w:cs="Times New Roman"/>
               </w:rPr>
-              <w:t xml:space="preserve">Uno Studente effettua il check-in il giorno della </w:t>
-            </w:r>
-            <w:r>
-              <w:rPr>
-                <w:rFonts w:ascii="Times New Roman" w:eastAsia="Cambria" w:hAnsi="Times New Roman" w:cs="Times New Roman"/>
-              </w:rPr>
-              <w:t>Prenotazione per confermare la propria presenza</w:t>
+              <w:t>Uno Studente effettua il check-in il giorno della Prenotazione per confermare la propria presenza</w:t>
             </w:r>
           </w:p>
         </w:tc>
@@ -16442,13 +15886,7 @@
               <w:rPr>
                 <w:rFonts w:ascii="Times New Roman" w:eastAsia="Cambria" w:hAnsi="Times New Roman" w:cs="Times New Roman"/>
               </w:rPr>
-              <w:t>Il caso d’uso inizia quan</w:t>
-            </w:r>
-            <w:r>
-              <w:rPr>
-                <w:rFonts w:ascii="Times New Roman" w:eastAsia="Cambria" w:hAnsi="Times New Roman" w:cs="Times New Roman"/>
-              </w:rPr>
-              <w:t>do lo Studente visualizza l’elenco delle Prenotazioni effettuate</w:t>
+              <w:t>Il caso d’uso inizia quando lo Studente visualizza l’elenco delle Prenotazioni effettuate</w:t>
             </w:r>
           </w:p>
           <w:p>
@@ -16569,13 +16007,7 @@
                 <w:rFonts w:ascii="Times New Roman" w:eastAsia="Cambria" w:hAnsi="Times New Roman" w:cs="Times New Roman"/>
               </w:rPr>
               <w:lastRenderedPageBreak/>
-              <w:t xml:space="preserve">Lo </w:t>
-            </w:r>
-            <w:r>
-              <w:rPr>
-                <w:rFonts w:ascii="Times New Roman" w:eastAsia="Cambria" w:hAnsi="Times New Roman" w:cs="Times New Roman"/>
-              </w:rPr>
-              <w:t>stato della Prenotazione cambia in “confermata”</w:t>
+              <w:t>Lo stato della Prenotazione cambia in “confermata”</w:t>
             </w:r>
           </w:p>
           <w:p>
@@ -16790,13 +16222,7 @@
               <w:rPr>
                 <w:rFonts w:ascii="Times New Roman" w:eastAsia="Cambria" w:hAnsi="Times New Roman" w:cs="Times New Roman"/>
               </w:rPr>
-              <w:t>Al punto 2.2, se l’intervallo di tempo per effettuare il check-in è scaduto, la Prenotazione passa automaticamente nello stato “scaduta” e l</w:t>
-            </w:r>
-            <w:r>
-              <w:rPr>
-                <w:rFonts w:ascii="Times New Roman" w:eastAsia="Cambria" w:hAnsi="Times New Roman" w:cs="Times New Roman"/>
-              </w:rPr>
-              <w:t>a Postazione viene resa nuovamente disponibile</w:t>
+              <w:t>Al punto 2.2, se l’intervallo di tempo per effettuare il check-in è scaduto, la Prenotazione passa automaticamente nello stato “scaduta” e la Postazione viene resa nuovamente disponibile</w:t>
             </w:r>
           </w:p>
         </w:tc>
@@ -16998,13 +16424,7 @@
               <w:rPr>
                 <w:rFonts w:ascii="Times New Roman" w:eastAsia="Cambria" w:hAnsi="Times New Roman" w:cs="Times New Roman"/>
               </w:rPr>
-              <w:t xml:space="preserve">Lo Studente vuole accedere al suo profilo personale per visualizzare l’elenco delle Prenotazioni effettuate e per </w:t>
-            </w:r>
-            <w:r>
-              <w:rPr>
-                <w:rFonts w:ascii="Times New Roman" w:eastAsia="Cambria" w:hAnsi="Times New Roman" w:cs="Times New Roman"/>
-              </w:rPr>
-              <w:t>consultare il numero totale di accessi effettuati alla biblioteca</w:t>
+              <w:t>Lo Studente vuole accedere al suo profilo personale per visualizzare l’elenco delle Prenotazioni effettuate e per consultare il numero totale di accessi effettuati alla biblioteca</w:t>
             </w:r>
           </w:p>
         </w:tc>
@@ -17361,13 +16781,7 @@
               <w:rPr>
                 <w:rFonts w:ascii="Times New Roman" w:eastAsia="Cambria" w:hAnsi="Times New Roman" w:cs="Times New Roman"/>
               </w:rPr>
-              <w:t xml:space="preserve">Al punto 1.1, se lo Studente non ha effettuato Prenotazioni, il sistema mostra una lista </w:t>
-            </w:r>
-            <w:r>
-              <w:rPr>
-                <w:rFonts w:ascii="Times New Roman" w:eastAsia="Cambria" w:hAnsi="Times New Roman" w:cs="Times New Roman"/>
-              </w:rPr>
-              <w:t>vuota</w:t>
+              <w:t>Al punto 1.1, se lo Studente non ha effettuato Prenotazioni, il sistema mostra una lista vuota</w:t>
             </w:r>
           </w:p>
         </w:tc>
@@ -17649,13 +17063,7 @@
               <w:rPr>
                 <w:rFonts w:ascii="Times New Roman" w:eastAsia="Cambria" w:hAnsi="Times New Roman" w:cs="Times New Roman"/>
               </w:rPr>
-              <w:t xml:space="preserve">Sequenza di </w:t>
-            </w:r>
-            <w:r>
-              <w:rPr>
-                <w:rFonts w:ascii="Times New Roman" w:eastAsia="Cambria" w:hAnsi="Times New Roman" w:cs="Times New Roman"/>
-              </w:rPr>
-              <w:t>eventi</w:t>
+              <w:t>Sequenza di eventi</w:t>
             </w:r>
           </w:p>
           <w:p>
@@ -17731,13 +17139,7 @@
               <w:rPr>
                 <w:rFonts w:ascii="Times New Roman" w:eastAsia="Cambria" w:hAnsi="Times New Roman" w:cs="Times New Roman"/>
               </w:rPr>
-              <w:t>Se uno Studente annulla una Prenotazione, essa</w:t>
-            </w:r>
-            <w:r>
-              <w:rPr>
-                <w:rFonts w:ascii="Times New Roman" w:eastAsia="Cambria" w:hAnsi="Times New Roman" w:cs="Times New Roman"/>
-              </w:rPr>
-              <w:t xml:space="preserve"> entra nello stato “annullata”</w:t>
+              <w:t>Se uno Studente annulla una Prenotazione, essa entra nello stato “annullata”</w:t>
             </w:r>
           </w:p>
           <w:p>
@@ -18189,13 +17591,7 @@
               <w:rPr>
                 <w:rFonts w:ascii="Times New Roman" w:eastAsia="Cambria" w:hAnsi="Times New Roman" w:cs="Times New Roman"/>
               </w:rPr>
-              <w:t xml:space="preserve">Lo Studente deve aver </w:t>
-            </w:r>
-            <w:r>
-              <w:rPr>
-                <w:rFonts w:ascii="Times New Roman" w:eastAsia="Cambria" w:hAnsi="Times New Roman" w:cs="Times New Roman"/>
-              </w:rPr>
-              <w:t>effettuato una Prenotazione</w:t>
+              <w:t>Lo Studente deve aver effettuato una Prenotazione</w:t>
             </w:r>
           </w:p>
         </w:tc>
@@ -18835,18 +18231,7 @@
                 <w:sz w:val="22"/>
                 <w:szCs w:val="22"/>
               </w:rPr>
-              <w:t>Sequenza di e</w:t>
-            </w:r>
-            <w:r>
-              <w:rPr>
-                <w:rFonts w:ascii="Times New Roman" w:eastAsia="Times New Roman" w:hAnsi="Times New Roman" w:cs="Times New Roman"/>
-                <w:b/>
-                <w:bCs/>
-                <w:color w:val="1F1F1F"/>
-                <w:sz w:val="22"/>
-                <w:szCs w:val="22"/>
-              </w:rPr>
-              <w:t>venti principale</w:t>
+              <w:t>Sequenza di eventi principale</w:t>
             </w:r>
           </w:p>
         </w:tc>
@@ -18926,16 +18311,30 @@
                 <w:sz w:val="22"/>
                 <w:szCs w:val="22"/>
               </w:rPr>
-              <w:t>Il sistema verifica che la richiesta di annullament</w:t>
-            </w:r>
-            <w:r>
+              <w:t xml:space="preserve">Il sistema verifica che la richiesta di annullamento avvenga entro il limite temporale stabilito rispetto all'orario di inizio. </w:t>
+            </w:r>
+          </w:p>
+          <w:p>
+            <w:pPr>
+              <w:numPr>
+                <w:ilvl w:val="0"/>
+                <w:numId w:val="29"/>
+              </w:numPr>
               <w:rPr>
                 <w:rFonts w:ascii="Times New Roman" w:eastAsia="Times New Roman" w:hAnsi="Times New Roman" w:cs="Times New Roman"/>
                 <w:color w:val="1F1F1F"/>
                 <w:sz w:val="22"/>
                 <w:szCs w:val="22"/>
               </w:rPr>
-              <w:t xml:space="preserve">o avvenga entro il limite temporale stabilito rispetto all'orario di inizio. </w:t>
+            </w:pPr>
+            <w:r>
+              <w:rPr>
+                <w:rFonts w:ascii="Times New Roman" w:eastAsia="Times New Roman" w:hAnsi="Times New Roman" w:cs="Times New Roman"/>
+                <w:color w:val="1F1F1F"/>
+                <w:sz w:val="22"/>
+                <w:szCs w:val="22"/>
+              </w:rPr>
+              <w:t xml:space="preserve">Il sistema aggiorna lo stato della prenotazione in "annullata". </w:t>
             </w:r>
           </w:p>
           <w:p>
@@ -18945,12 +18344,20 @@
                 <w:numId w:val="29"/>
               </w:numPr>
               <w:rPr>
+                <w:sz w:val="22"/>
+                <w:szCs w:val="22"/>
+              </w:rPr>
+            </w:pPr>
+            <w:r>
+              <w:rPr>
                 <w:rFonts w:ascii="Times New Roman" w:eastAsia="Times New Roman" w:hAnsi="Times New Roman" w:cs="Times New Roman"/>
                 <w:color w:val="1F1F1F"/>
                 <w:sz w:val="22"/>
                 <w:szCs w:val="22"/>
               </w:rPr>
-            </w:pPr>
+              <w:t xml:space="preserve">&lt;&lt;include&gt;&gt; </w:t>
+            </w:r>
+            <w:proofErr w:type="spellStart"/>
             <w:r>
               <w:rPr>
                 <w:rFonts w:ascii="Times New Roman" w:eastAsia="Times New Roman" w:hAnsi="Times New Roman" w:cs="Times New Roman"/>
@@ -18958,7 +18365,17 @@
                 <w:sz w:val="22"/>
                 <w:szCs w:val="22"/>
               </w:rPr>
-              <w:t xml:space="preserve">Il sistema aggiorna lo stato della prenotazione in "annullata". </w:t>
+              <w:t>AggiornamentoStatoPrenotazione</w:t>
+            </w:r>
+            <w:proofErr w:type="spellEnd"/>
+            <w:r>
+              <w:rPr>
+                <w:rFonts w:ascii="Times New Roman" w:eastAsia="Times New Roman" w:hAnsi="Times New Roman" w:cs="Times New Roman"/>
+                <w:color w:val="1F1F1F"/>
+                <w:sz w:val="22"/>
+                <w:szCs w:val="22"/>
+              </w:rPr>
+              <w:t xml:space="preserve"> </w:t>
             </w:r>
           </w:p>
           <w:p>
@@ -18968,20 +18385,12 @@
                 <w:numId w:val="29"/>
               </w:numPr>
               <w:rPr>
-                <w:sz w:val="22"/>
-                <w:szCs w:val="22"/>
-              </w:rPr>
-            </w:pPr>
-            <w:r>
-              <w:rPr>
                 <w:rFonts w:ascii="Times New Roman" w:eastAsia="Times New Roman" w:hAnsi="Times New Roman" w:cs="Times New Roman"/>
                 <w:color w:val="1F1F1F"/>
                 <w:sz w:val="22"/>
                 <w:szCs w:val="22"/>
               </w:rPr>
-              <w:t xml:space="preserve">&lt;&lt;include&gt;&gt; </w:t>
-            </w:r>
-            <w:proofErr w:type="spellStart"/>
+            </w:pPr>
             <w:r>
               <w:rPr>
                 <w:rFonts w:ascii="Times New Roman" w:eastAsia="Times New Roman" w:hAnsi="Times New Roman" w:cs="Times New Roman"/>
@@ -18989,49 +18398,7 @@
                 <w:sz w:val="22"/>
                 <w:szCs w:val="22"/>
               </w:rPr>
-              <w:t>AggiornamentoStatoPrenotazione</w:t>
-            </w:r>
-            <w:proofErr w:type="spellEnd"/>
-            <w:r>
-              <w:rPr>
-                <w:rFonts w:ascii="Times New Roman" w:eastAsia="Times New Roman" w:hAnsi="Times New Roman" w:cs="Times New Roman"/>
-                <w:color w:val="1F1F1F"/>
-                <w:sz w:val="22"/>
-                <w:szCs w:val="22"/>
-              </w:rPr>
-              <w:t xml:space="preserve"> </w:t>
-            </w:r>
-          </w:p>
-          <w:p>
-            <w:pPr>
-              <w:numPr>
-                <w:ilvl w:val="0"/>
-                <w:numId w:val="29"/>
-              </w:numPr>
-              <w:rPr>
-                <w:rFonts w:ascii="Times New Roman" w:eastAsia="Times New Roman" w:hAnsi="Times New Roman" w:cs="Times New Roman"/>
-                <w:color w:val="1F1F1F"/>
-                <w:sz w:val="22"/>
-                <w:szCs w:val="22"/>
-              </w:rPr>
-            </w:pPr>
-            <w:r>
-              <w:rPr>
-                <w:rFonts w:ascii="Times New Roman" w:eastAsia="Times New Roman" w:hAnsi="Times New Roman" w:cs="Times New Roman"/>
-                <w:color w:val="1F1F1F"/>
-                <w:sz w:val="22"/>
-                <w:szCs w:val="22"/>
-              </w:rPr>
-              <w:t>Il sistema rende nuovamente disponibile la postazione associata per l</w:t>
-            </w:r>
-            <w:r>
-              <w:rPr>
-                <w:rFonts w:ascii="Times New Roman" w:eastAsia="Times New Roman" w:hAnsi="Times New Roman" w:cs="Times New Roman"/>
-                <w:color w:val="1F1F1F"/>
-                <w:sz w:val="22"/>
-                <w:szCs w:val="22"/>
-              </w:rPr>
-              <w:t xml:space="preserve">a fascia oraria liberata. </w:t>
+              <w:t xml:space="preserve">Il sistema rende nuovamente disponibile la postazione associata per la fascia oraria liberata. </w:t>
             </w:r>
           </w:p>
           <w:p>
@@ -19312,16 +18679,7 @@
                 <w:sz w:val="22"/>
                 <w:szCs w:val="22"/>
               </w:rPr>
-              <w:t>Al punto 3, se il limite tempora</w:t>
-            </w:r>
-            <w:r>
-              <w:rPr>
-                <w:rFonts w:ascii="Times New Roman" w:eastAsia="Times New Roman" w:hAnsi="Times New Roman" w:cs="Times New Roman"/>
-                <w:color w:val="1F1F1F"/>
-                <w:sz w:val="22"/>
-                <w:szCs w:val="22"/>
-              </w:rPr>
-              <w:t xml:space="preserve">le per l'annullamento è stato superato, il sistema restituisce un messaggio di errore impedendo l'operazione e la prenotazione resta attiva. </w:t>
+              <w:t xml:space="preserve">Al punto 3, se il limite temporale per l'annullamento è stato superato, il sistema restituisce un messaggio di errore impedendo l'operazione e la prenotazione resta attiva. </w:t>
             </w:r>
           </w:p>
         </w:tc>
@@ -19663,18 +19021,7 @@
                 <w:sz w:val="22"/>
                 <w:szCs w:val="22"/>
               </w:rPr>
-              <w:t xml:space="preserve">Sequenza </w:t>
-            </w:r>
-            <w:r>
-              <w:rPr>
-                <w:rFonts w:ascii="Times New Roman" w:eastAsia="Times New Roman" w:hAnsi="Times New Roman" w:cs="Times New Roman"/>
-                <w:b/>
-                <w:bCs/>
-                <w:color w:val="1F1F1F"/>
-                <w:sz w:val="22"/>
-                <w:szCs w:val="22"/>
-              </w:rPr>
-              <w:t>di eventi principale</w:t>
+              <w:t>Sequenza di eventi principale</w:t>
             </w:r>
           </w:p>
         </w:tc>
@@ -19754,8 +19101,33 @@
                 <w:sz w:val="22"/>
                 <w:szCs w:val="22"/>
               </w:rPr>
-              <w:t>Il Bibliotecario inserisce o aggiorn</w:t>
-            </w:r>
+              <w:t xml:space="preserve">Il Bibliotecario inserisce o aggiorna i dati richiesti: nome, descrizione, numero totale di postazioni e orari di apertura giornalieri. </w:t>
+            </w:r>
+          </w:p>
+          <w:p>
+            <w:pPr>
+              <w:numPr>
+                <w:ilvl w:val="0"/>
+                <w:numId w:val="30"/>
+              </w:numPr>
+              <w:rPr>
+                <w:sz w:val="22"/>
+                <w:szCs w:val="22"/>
+              </w:rPr>
+            </w:pPr>
+            <w:proofErr w:type="spellStart"/>
+            <w:r>
+              <w:rPr>
+                <w:rFonts w:ascii="Times New Roman" w:eastAsia="Times New Roman" w:hAnsi="Times New Roman" w:cs="Times New Roman"/>
+                <w:b/>
+                <w:bCs/>
+                <w:color w:val="1F1F1F"/>
+                <w:sz w:val="22"/>
+                <w:szCs w:val="22"/>
+              </w:rPr>
+              <w:t>if</w:t>
+            </w:r>
+            <w:proofErr w:type="spellEnd"/>
             <w:r>
               <w:rPr>
                 <w:rFonts w:ascii="Times New Roman" w:eastAsia="Times New Roman" w:hAnsi="Times New Roman" w:cs="Times New Roman"/>
@@ -19763,73 +19135,30 @@
                 <w:sz w:val="22"/>
                 <w:szCs w:val="22"/>
               </w:rPr>
-              <w:t xml:space="preserve">a i dati richiesti: nome, descrizione, numero totale di postazioni e orari di apertura giornalieri. </w:t>
+              <w:t xml:space="preserve"> il Bibliotecario desidera suddividere la sala in aree specifiche </w:t>
             </w:r>
           </w:p>
           <w:p>
             <w:pPr>
               <w:numPr>
-                <w:ilvl w:val="0"/>
+                <w:ilvl w:val="1"/>
                 <w:numId w:val="30"/>
               </w:numPr>
-              <w:rPr>
-                <w:sz w:val="22"/>
-                <w:szCs w:val="22"/>
-              </w:rPr>
-            </w:pPr>
-            <w:proofErr w:type="spellStart"/>
-            <w:r>
-              <w:rPr>
-                <w:rFonts w:ascii="Times New Roman" w:eastAsia="Times New Roman" w:hAnsi="Times New Roman" w:cs="Times New Roman"/>
-                <w:b/>
-                <w:bCs/>
-                <w:color w:val="1F1F1F"/>
-                <w:sz w:val="22"/>
-                <w:szCs w:val="22"/>
-              </w:rPr>
-              <w:t>if</w:t>
-            </w:r>
-            <w:proofErr w:type="spellEnd"/>
-            <w:r>
               <w:rPr>
                 <w:rFonts w:ascii="Times New Roman" w:eastAsia="Times New Roman" w:hAnsi="Times New Roman" w:cs="Times New Roman"/>
                 <w:color w:val="1F1F1F"/>
                 <w:sz w:val="22"/>
                 <w:szCs w:val="22"/>
               </w:rPr>
-              <w:t xml:space="preserve"> il Bibliotecario desidera suddividere la sala in aree specifiche </w:t>
-            </w:r>
-          </w:p>
-          <w:p>
-            <w:pPr>
-              <w:numPr>
-                <w:ilvl w:val="1"/>
-                <w:numId w:val="30"/>
-              </w:numPr>
+            </w:pPr>
+            <w:r>
               <w:rPr>
                 <w:rFonts w:ascii="Times New Roman" w:eastAsia="Times New Roman" w:hAnsi="Times New Roman" w:cs="Times New Roman"/>
                 <w:color w:val="1F1F1F"/>
                 <w:sz w:val="22"/>
                 <w:szCs w:val="22"/>
               </w:rPr>
-            </w:pPr>
-            <w:r>
-              <w:rPr>
-                <w:rFonts w:ascii="Times New Roman" w:eastAsia="Times New Roman" w:hAnsi="Times New Roman" w:cs="Times New Roman"/>
-                <w:color w:val="1F1F1F"/>
-                <w:sz w:val="22"/>
-                <w:szCs w:val="22"/>
-              </w:rPr>
-              <w:t>Il Bibliotecario inserisce il codice identificativo e il tipo di area (es. silenziosa,</w:t>
-            </w:r>
-            <w:r>
-              <w:rPr>
-                <w:rFonts w:ascii="Times New Roman" w:eastAsia="Times New Roman" w:hAnsi="Times New Roman" w:cs="Times New Roman"/>
-                <w:color w:val="1F1F1F"/>
-                <w:sz w:val="22"/>
-                <w:szCs w:val="22"/>
-              </w:rPr>
-              <w:t xml:space="preserve"> consultazione). </w:t>
+              <w:t xml:space="preserve">Il Bibliotecario inserisce il codice identificativo e il tipo di area (es. silenziosa, consultazione). </w:t>
             </w:r>
           </w:p>
           <w:p>
@@ -19960,16 +19289,7 @@
                 <w:sz w:val="22"/>
                 <w:szCs w:val="22"/>
               </w:rPr>
-              <w:t>La sa</w:t>
-            </w:r>
-            <w:r>
-              <w:rPr>
-                <w:rFonts w:ascii="Times New Roman" w:eastAsia="Times New Roman" w:hAnsi="Times New Roman" w:cs="Times New Roman"/>
-                <w:color w:val="1F1F1F"/>
-                <w:sz w:val="22"/>
-                <w:szCs w:val="22"/>
-              </w:rPr>
-              <w:t xml:space="preserve">la studio è creata o modificata nel sistema, con i rispettivi parametri e le eventuali aree aggiornate stabilmente. </w:t>
+              <w:t xml:space="preserve">La sala studio è creata o modificata nel sistema, con i rispettivi parametri e le eventuali aree aggiornate stabilmente. </w:t>
             </w:r>
           </w:p>
         </w:tc>
@@ -20481,8 +19801,20 @@
                 <w:sz w:val="22"/>
                 <w:szCs w:val="22"/>
               </w:rPr>
-              <w:t>Il Bibliotecario seleziona la sala studio specifica di suo interesse (o s</w:t>
-            </w:r>
+              <w:t xml:space="preserve">Il Bibliotecario seleziona la sala studio specifica di suo interesse (o sceglie una visualizzazione globale). </w:t>
+            </w:r>
+          </w:p>
+          <w:p>
+            <w:pPr>
+              <w:numPr>
+                <w:ilvl w:val="0"/>
+                <w:numId w:val="31"/>
+              </w:numPr>
+              <w:rPr>
+                <w:sz w:val="22"/>
+                <w:szCs w:val="22"/>
+              </w:rPr>
+            </w:pPr>
             <w:r>
               <w:rPr>
                 <w:rFonts w:ascii="Times New Roman" w:eastAsia="Times New Roman" w:hAnsi="Times New Roman" w:cs="Times New Roman"/>
@@ -20490,7 +19822,7 @@
                 <w:sz w:val="22"/>
                 <w:szCs w:val="22"/>
               </w:rPr>
-              <w:t xml:space="preserve">ceglie una visualizzazione globale). </w:t>
+              <w:t>Il sistema recupera i dati della giornata corrente dal database.</w:t>
             </w:r>
           </w:p>
           <w:p>
@@ -20511,7 +19843,7 @@
                 <w:sz w:val="22"/>
                 <w:szCs w:val="22"/>
               </w:rPr>
-              <w:t>Il sistema recupera i dati della giornata corrente dal database.</w:t>
+              <w:t xml:space="preserve">Il sistema calcola e mostra il numero di postazioni attualmente occupate e il numero di postazioni libere per la sala. </w:t>
             </w:r>
           </w:p>
           <w:p>
@@ -20532,37 +19864,7 @@
                 <w:sz w:val="22"/>
                 <w:szCs w:val="22"/>
               </w:rPr>
-              <w:t xml:space="preserve">Il sistema calcola e mostra il numero di postazioni attualmente occupate e il numero di postazioni libere per la sala. </w:t>
-            </w:r>
-          </w:p>
-          <w:p>
-            <w:pPr>
-              <w:numPr>
-                <w:ilvl w:val="0"/>
-                <w:numId w:val="31"/>
-              </w:numPr>
-              <w:rPr>
-                <w:sz w:val="22"/>
-                <w:szCs w:val="22"/>
-              </w:rPr>
-            </w:pPr>
-            <w:r>
-              <w:rPr>
-                <w:rFonts w:ascii="Times New Roman" w:eastAsia="Times New Roman" w:hAnsi="Times New Roman" w:cs="Times New Roman"/>
-                <w:color w:val="1F1F1F"/>
-                <w:sz w:val="22"/>
-                <w:szCs w:val="22"/>
-              </w:rPr>
-              <w:t>Il sistema mostra l'elenco comple</w:t>
-            </w:r>
-            <w:r>
-              <w:rPr>
-                <w:rFonts w:ascii="Times New Roman" w:eastAsia="Times New Roman" w:hAnsi="Times New Roman" w:cs="Times New Roman"/>
-                <w:color w:val="1F1F1F"/>
-                <w:sz w:val="22"/>
-                <w:szCs w:val="22"/>
-              </w:rPr>
-              <w:t xml:space="preserve">to di tutte le prenotazioni in stato "attiva" previste per la giornata corrente nella sala selezionata. </w:t>
+              <w:t xml:space="preserve">Il sistema mostra l'elenco completo di tutte le prenotazioni in stato "attiva" previste per la giornata corrente nella sala selezionata. </w:t>
             </w:r>
           </w:p>
         </w:tc>
@@ -20658,18 +19960,7 @@
                 <w:sz w:val="22"/>
                 <w:szCs w:val="22"/>
               </w:rPr>
-              <w:t>Casi d'uso correla</w:t>
-            </w:r>
-            <w:r>
-              <w:rPr>
-                <w:rFonts w:ascii="Times New Roman" w:eastAsia="Times New Roman" w:hAnsi="Times New Roman" w:cs="Times New Roman"/>
-                <w:b/>
-                <w:bCs/>
-                <w:color w:val="1F1F1F"/>
-                <w:sz w:val="22"/>
-                <w:szCs w:val="22"/>
-              </w:rPr>
-              <w:t>ti</w:t>
+              <w:t>Casi d'uso correlati</w:t>
             </w:r>
           </w:p>
         </w:tc>
@@ -20818,18 +20109,7 @@
                 <w:sz w:val="22"/>
                 <w:szCs w:val="22"/>
               </w:rPr>
-              <w:t>ConsultazioneSto</w:t>
-            </w:r>
-            <w:r>
-              <w:rPr>
-                <w:rFonts w:ascii="Times New Roman" w:eastAsia="Times New Roman" w:hAnsi="Times New Roman" w:cs="Times New Roman"/>
-                <w:b/>
-                <w:bCs/>
-                <w:color w:val="FFFFFF" w:themeColor="background1"/>
-                <w:sz w:val="22"/>
-                <w:szCs w:val="22"/>
-              </w:rPr>
-              <w:t>ricoPrenotazioni</w:t>
+              <w:t>ConsultazioneStoricoPrenotazioni</w:t>
             </w:r>
             <w:proofErr w:type="spellEnd"/>
           </w:p>
@@ -21157,16 +20437,7 @@
                 <w:sz w:val="22"/>
                 <w:szCs w:val="22"/>
               </w:rPr>
-              <w:t>Il Bibliotecario specifica i criteri di ri</w:t>
-            </w:r>
-            <w:r>
-              <w:rPr>
-                <w:rFonts w:ascii="Times New Roman" w:eastAsia="Times New Roman" w:hAnsi="Times New Roman" w:cs="Times New Roman"/>
-                <w:color w:val="1F1F1F"/>
-                <w:sz w:val="22"/>
-                <w:szCs w:val="22"/>
-              </w:rPr>
-              <w:t xml:space="preserve">cerca desiderati, inserendo l'identificativo di una Sala Studio, la matricola di uno Studente, o entrambi. </w:t>
+              <w:t xml:space="preserve">Il Bibliotecario specifica i criteri di ricerca desiderati, inserendo l'identificativo di una Sala Studio, la matricola di uno Studente, o entrambi. </w:t>
             </w:r>
           </w:p>
           <w:p>
@@ -21270,16 +20541,7 @@
                 <w:sz w:val="22"/>
                 <w:szCs w:val="22"/>
               </w:rPr>
-              <w:t>Il Bibliotecario ha visualizzato i record storici filtrati se</w:t>
-            </w:r>
-            <w:r>
-              <w:rPr>
-                <w:rFonts w:ascii="Times New Roman" w:eastAsia="Times New Roman" w:hAnsi="Times New Roman" w:cs="Times New Roman"/>
-                <w:color w:val="1F1F1F"/>
-                <w:sz w:val="22"/>
-                <w:szCs w:val="22"/>
-              </w:rPr>
-              <w:t xml:space="preserve">condo le richieste. </w:t>
+              <w:t xml:space="preserve">Il Bibliotecario ha visualizzato i record storici filtrati secondo le richieste. </w:t>
             </w:r>
           </w:p>
         </w:tc>
@@ -21462,18 +20724,7 @@
                 <w:sz w:val="22"/>
                 <w:szCs w:val="22"/>
               </w:rPr>
-              <w:t>MonitoraggioAndamentoSer</w:t>
-            </w:r>
-            <w:r>
-              <w:rPr>
-                <w:rFonts w:ascii="Times New Roman" w:eastAsia="Times New Roman" w:hAnsi="Times New Roman" w:cs="Times New Roman"/>
-                <w:b/>
-                <w:bCs/>
-                <w:color w:val="FFFFFF" w:themeColor="background1"/>
-                <w:sz w:val="22"/>
-                <w:szCs w:val="22"/>
-              </w:rPr>
-              <w:t>vizi</w:t>
+              <w:t>MonitoraggioAndamentoServizi</w:t>
             </w:r>
             <w:proofErr w:type="spellEnd"/>
           </w:p>
@@ -21802,8 +21053,20 @@
                 <w:sz w:val="22"/>
                 <w:szCs w:val="22"/>
               </w:rPr>
-              <w:t>Il Bibliotecario de</w:t>
-            </w:r>
+              <w:t>Il Bibliotecario definisce l'intervallo temporale di analisi di suo interesse (es. settimanale, mensile).</w:t>
+            </w:r>
+          </w:p>
+          <w:p>
+            <w:pPr>
+              <w:numPr>
+                <w:ilvl w:val="0"/>
+                <w:numId w:val="33"/>
+              </w:numPr>
+              <w:rPr>
+                <w:sz w:val="22"/>
+                <w:szCs w:val="22"/>
+              </w:rPr>
+            </w:pPr>
             <w:r>
               <w:rPr>
                 <w:rFonts w:ascii="Times New Roman" w:eastAsia="Times New Roman" w:hAnsi="Times New Roman" w:cs="Times New Roman"/>
@@ -21811,7 +21074,7 @@
                 <w:sz w:val="22"/>
                 <w:szCs w:val="22"/>
               </w:rPr>
-              <w:t>finisce l'intervallo temporale di analisi di suo interesse (es. settimanale, mensile).</w:t>
+              <w:t>Il sistema elabora i dati statistici aggregati memorizzati nell'archivio.</w:t>
             </w:r>
           </w:p>
           <w:p>
@@ -21832,7 +21095,7 @@
                 <w:sz w:val="22"/>
                 <w:szCs w:val="22"/>
               </w:rPr>
-              <w:t>Il sistema elabora i dati statistici aggregati memorizzati nell'archivio.</w:t>
+              <w:t xml:space="preserve">Il sistema calcola e mostra a schermo il tasso di occupazione medio delle sale studio. </w:t>
             </w:r>
           </w:p>
           <w:p>
@@ -21853,37 +21116,7 @@
                 <w:sz w:val="22"/>
                 <w:szCs w:val="22"/>
               </w:rPr>
-              <w:t xml:space="preserve">Il sistema calcola e mostra a schermo il tasso di occupazione medio delle sale studio. </w:t>
-            </w:r>
-          </w:p>
-          <w:p>
-            <w:pPr>
-              <w:numPr>
-                <w:ilvl w:val="0"/>
-                <w:numId w:val="33"/>
-              </w:numPr>
-              <w:rPr>
-                <w:sz w:val="22"/>
-                <w:szCs w:val="22"/>
-              </w:rPr>
-            </w:pPr>
-            <w:r>
-              <w:rPr>
-                <w:rFonts w:ascii="Times New Roman" w:eastAsia="Times New Roman" w:hAnsi="Times New Roman" w:cs="Times New Roman"/>
-                <w:color w:val="1F1F1F"/>
-                <w:sz w:val="22"/>
-                <w:szCs w:val="22"/>
-              </w:rPr>
-              <w:t>Il sist</w:t>
-            </w:r>
-            <w:r>
-              <w:rPr>
-                <w:rFonts w:ascii="Times New Roman" w:eastAsia="Times New Roman" w:hAnsi="Times New Roman" w:cs="Times New Roman"/>
-                <w:color w:val="1F1F1F"/>
-                <w:sz w:val="22"/>
-                <w:szCs w:val="22"/>
-              </w:rPr>
-              <w:t xml:space="preserve">ema mostra il numero complessivo di prenotazioni giornaliere effettuate nel periodo. </w:t>
+              <w:t xml:space="preserve">Il sistema mostra il numero complessivo di prenotazioni giornaliere effettuate nel periodo. </w:t>
             </w:r>
           </w:p>
           <w:p>
@@ -21966,16 +21199,7 @@
                 <w:sz w:val="22"/>
                 <w:szCs w:val="22"/>
               </w:rPr>
-              <w:t>Il Bibli</w:t>
-            </w:r>
-            <w:r>
-              <w:rPr>
-                <w:rFonts w:ascii="Times New Roman" w:eastAsia="Times New Roman" w:hAnsi="Times New Roman" w:cs="Times New Roman"/>
-                <w:color w:val="1F1F1F"/>
-                <w:sz w:val="22"/>
-                <w:szCs w:val="22"/>
-              </w:rPr>
-              <w:t xml:space="preserve">otecario ha visualizzato i report prestazionali e statistici relativi all'utilizzo dei servizi della biblioteca. </w:t>
+              <w:t xml:space="preserve">Il Bibliotecario ha visualizzato i report prestazionali e statistici relativi all'utilizzo dei servizi della biblioteca. </w:t>
             </w:r>
           </w:p>
         </w:tc>
@@ -22091,16 +21315,7 @@
                 <w:sz w:val="22"/>
                 <w:szCs w:val="22"/>
               </w:rPr>
-              <w:t xml:space="preserve">Al punto 3, se nel sistema non sono ancora presenti dati o prenotazioni registrate per </w:t>
-            </w:r>
-            <w:r>
-              <w:rPr>
-                <w:rFonts w:ascii="Times New Roman" w:eastAsia="Times New Roman" w:hAnsi="Times New Roman" w:cs="Times New Roman"/>
-                <w:color w:val="1F1F1F"/>
-                <w:sz w:val="22"/>
-                <w:szCs w:val="22"/>
-              </w:rPr>
-              <w:t>il periodo selezionato, il sistema mostra i grafici e gli indicatori azzerati, notificando l'assenza di record statistici.</w:t>
+              <w:t>Al punto 3, se nel sistema non sono ancora presenti dati o prenotazioni registrate per il periodo selezionato, il sistema mostra i grafici e gli indicatori azzerati, notificando l'assenza di record statistici.</w:t>
             </w:r>
           </w:p>
         </w:tc>
@@ -22408,16 +21623,7 @@
                 <w:sz w:val="22"/>
                 <w:szCs w:val="22"/>
               </w:rPr>
-              <w:t xml:space="preserve">La prenotazione si trova in stato "attiva" ed </w:t>
-            </w:r>
-            <w:r>
-              <w:rPr>
-                <w:rFonts w:ascii="Times New Roman" w:eastAsia="Times New Roman" w:hAnsi="Times New Roman" w:cs="Times New Roman"/>
-                <w:color w:val="1F1F1F"/>
-                <w:sz w:val="22"/>
-                <w:szCs w:val="22"/>
-              </w:rPr>
-              <w:t xml:space="preserve">è iniziato l'orario della relativa fascia prenotata. </w:t>
+              <w:t xml:space="preserve">La prenotazione si trova in stato "attiva" ed è iniziato l'orario della relativa fascia prenotata. </w:t>
             </w:r>
           </w:p>
         </w:tc>
@@ -22587,16 +21793,7 @@
                 <w:sz w:val="22"/>
                 <w:szCs w:val="22"/>
               </w:rPr>
-              <w:t xml:space="preserve">Il </w:t>
-            </w:r>
-            <w:r>
-              <w:rPr>
-                <w:rFonts w:ascii="Times New Roman" w:eastAsia="Times New Roman" w:hAnsi="Times New Roman" w:cs="Times New Roman"/>
-                <w:color w:val="1F1F1F"/>
-                <w:sz w:val="22"/>
-                <w:szCs w:val="22"/>
-              </w:rPr>
-              <w:t xml:space="preserve">sistema rende nuovamente disponibili per altri utenti le postazioni associate a tali prenotazioni scadute per la restante parte della fascia oraria. </w:t>
+              <w:t xml:space="preserve">Il sistema rende nuovamente disponibili per altri utenti le postazioni associate a tali prenotazioni scadute per la restante parte della fascia oraria. </w:t>
             </w:r>
           </w:p>
         </w:tc>
@@ -22793,16 +21990,7 @@
                 <w:sz w:val="22"/>
                 <w:szCs w:val="22"/>
               </w:rPr>
-              <w:t>Al punto 2, se lo studente ha effettuato correttamente</w:t>
-            </w:r>
-            <w:r>
-              <w:rPr>
-                <w:rFonts w:ascii="Times New Roman" w:eastAsia="Times New Roman" w:hAnsi="Times New Roman" w:cs="Times New Roman"/>
-                <w:color w:val="1F1F1F"/>
-                <w:sz w:val="22"/>
-                <w:szCs w:val="22"/>
-              </w:rPr>
-              <w:t xml:space="preserve"> il check-in entro il tempo limite previsto, il sistema non interviene, la prenotazione assume (o mantiene) lo stato confermato e la postazione resta occupata per l'intera fascia oraria.</w:t>
+              <w:t>Al punto 2, se lo studente ha effettuato correttamente il check-in entro il tempo limite previsto, il sistema non interviene, la prenotazione assume (o mantiene) lo stato confermato e la postazione resta occupata per l'intera fascia oraria.</w:t>
             </w:r>
           </w:p>
         </w:tc>
@@ -24082,16 +23270,7 @@
                 <w:rFonts w:ascii="Times New Roman" w:eastAsia="Cambria" w:hAnsi="Times New Roman" w:cs="Times New Roman"/>
                 <w:color w:val="FFFFFF" w:themeColor="background1"/>
               </w:rPr>
-              <w:t>Consultazion</w:t>
-            </w:r>
-            <w:bookmarkStart w:id="69" w:name="_GoBack"/>
-            <w:bookmarkEnd w:id="69"/>
-            <w:r>
-              <w:rPr>
-                <w:rFonts w:ascii="Times New Roman" w:eastAsia="Cambria" w:hAnsi="Times New Roman" w:cs="Times New Roman"/>
-                <w:color w:val="FFFFFF" w:themeColor="background1"/>
-              </w:rPr>
-              <w:t>eDisponibilitàSaleStudio</w:t>
+              <w:t>ConsultazioneDisponibilitàSaleStudio</w:t>
             </w:r>
             <w:proofErr w:type="spellEnd"/>
             <w:r>
@@ -26775,14 +25954,7 @@
           <w:color w:val="FF0000"/>
           <w:highlight w:val="yellow"/>
         </w:rPr>
-        <w:t xml:space="preserve">Sviluppare il Diagramma delle classi di analisi corrispondente al System Domain </w:t>
-      </w:r>
-      <w:r>
-        <w:rPr>
-          <w:color w:val="FF0000"/>
-          <w:highlight w:val="yellow"/>
-        </w:rPr>
-        <w:t xml:space="preserve">Model. </w:t>
+        <w:t xml:space="preserve">Sviluppare il Diagramma delle classi di analisi corrispondente al System Domain Model. </w:t>
       </w:r>
     </w:p>
     <w:p>
@@ -27901,13 +27073,7 @@
         <w:rPr>
           <w:highlight w:val="yellow"/>
         </w:rPr>
-        <w:t xml:space="preserve">Qui va aggiunta una descrizione/giustificazione di come è stata assegnata la responsabilità, </w:t>
-      </w:r>
-      <w:r>
-        <w:rPr>
-          <w:highlight w:val="yellow"/>
-        </w:rPr>
-        <w:t>tenendo presente anche i pattern GRASP.</w:t>
+        <w:t>Qui va aggiunta una descrizione/giustificazione di come è stata assegnata la responsabilità, tenendo presente anche i pattern GRASP.</w:t>
       </w:r>
       <w:r>
         <w:t>]</w:t>
@@ -28061,10 +27227,7 @@
         <w:jc w:val="both"/>
       </w:pPr>
       <w:r>
-        <w:t>Si riportano alcuni esempi di di</w:t>
-      </w:r>
-      <w:r>
-        <w:t>agrammi di sequenza di analisi per i casi d’uso precedentemente individuati.</w:t>
+        <w:t>Si riportano alcuni esempi di diagrammi di sequenza di analisi per i casi d’uso precedentemente individuati.</w:t>
       </w:r>
     </w:p>
     <w:p>
@@ -28173,10 +27336,7 @@
         <w:t>Accesso</w:t>
       </w:r>
       <w:r>
-        <w:t xml:space="preserve">, ha fatto sorgere la necessità di definire </w:t>
-      </w:r>
-      <w:r>
-        <w:t xml:space="preserve">un metodo, specifico per la classe </w:t>
+        <w:t xml:space="preserve">, ha fatto sorgere la necessità di definire un metodo, specifico per la classe </w:t>
       </w:r>
       <w:r>
         <w:rPr>
@@ -28424,10 +27584,7 @@
       </w:pPr>
       <w:r>
         <w:lastRenderedPageBreak/>
-        <w:t>…</w:t>
-      </w:r>
-      <w:r>
-        <w:t>…..</w:t>
+        <w:t>……..</w:t>
       </w:r>
     </w:p>
     <w:p>
@@ -28478,10 +27635,7 @@
         <w:t xml:space="preserve">Diagramma delle Classi </w:t>
       </w:r>
       <w:r>
-        <w:t>raffinato che riporta maggiori dettagli sugli attributi e le principali op</w:t>
-      </w:r>
-      <w:r>
-        <w:t>erazioni delle classi:</w:t>
+        <w:t>raffinato che riporta maggiori dettagli sugli attributi e le principali operazioni delle classi:</w:t>
       </w:r>
     </w:p>
     <w:p/>
@@ -29096,15 +28250,7 @@
                 <w:sz w:val="20"/>
                 <w:szCs w:val="20"/>
               </w:rPr>
-              <w:t xml:space="preserve">Stringa di caratteri alfanumerici di </w:t>
-            </w:r>
-            <w:r>
-              <w:rPr>
-                <w:rFonts w:eastAsia="Cambria"/>
-                <w:sz w:val="20"/>
-                <w:szCs w:val="20"/>
-              </w:rPr>
-              <w:t>lunghezza = 10</w:t>
+              <w:t>Stringa di caratteri alfanumerici di lunghezza = 10</w:t>
             </w:r>
           </w:p>
           <w:p>
@@ -29264,15 +28410,7 @@
                 <w:sz w:val="20"/>
                 <w:szCs w:val="20"/>
               </w:rPr>
-              <w:t>Stringa di caratteri a</w:t>
-            </w:r>
-            <w:r>
-              <w:rPr>
-                <w:rFonts w:eastAsia="Cambria"/>
-                <w:sz w:val="20"/>
-                <w:szCs w:val="20"/>
-              </w:rPr>
-              <w:t xml:space="preserve">lfanumerici di lunghezza &gt; 3 </w:t>
+              <w:t xml:space="preserve">Stringa di caratteri alfanumerici di lunghezza &gt; 3 </w:t>
             </w:r>
             <w:r>
               <w:rPr>
@@ -29621,17 +28759,7 @@
                 <w:szCs w:val="22"/>
               </w:rPr>
               <w:lastRenderedPageBreak/>
-              <w:t>TEST S</w:t>
-            </w:r>
-            <w:r>
-              <w:rPr>
-                <w:rFonts w:eastAsia="Cambria"/>
-                <w:b/>
-                <w:color w:val="000000" w:themeColor="text1"/>
-                <w:sz w:val="22"/>
-                <w:szCs w:val="22"/>
-              </w:rPr>
-              <w:t>UITE</w:t>
+              <w:t>TEST SUITE</w:t>
             </w:r>
           </w:p>
         </w:tc>
@@ -30744,8 +29872,9 @@
                 <w:sz w:val="18"/>
                 <w:szCs w:val="18"/>
               </w:rPr>
-              <w:t>{Nome: “Mario”, Cognome: “Rossiiiiiiiiiiiiiiiiiiiiiiiiiiiiiiiiiiiiiiiiiiiiiiiiiiiiiiiiiiiiiiiiiiiiiiiiiiiiiiiiiiiiiiiiiiiiiiiiiiiiiiiiiiiiiiiiiiiiiiiiiiiiiiii”, Patente: “NAH68I9</w:t>
-            </w:r>
+              <w:t xml:space="preserve">{Nome: “Mario”, Cognome: “Rossiiiiiiiiiiiiiiiiiiiiiiiiiiiiiiiiiiiiiiiiiiiiiiiiiiiiiiiiiiiiiiiiiiiiiiiiiiiiiiiiiiiiiiiiiiiiiiiiiiiiiiiiiiiiiiiiiiiiiiiiiiiiiiii”, Patente: “NAH68I903B”, </w:t>
+            </w:r>
+            <w:proofErr w:type="spellStart"/>
             <w:r>
               <w:rPr>
                 <w:rFonts w:eastAsia="Cambria"/>
@@ -30754,9 +29883,9 @@
                 <w:sz w:val="18"/>
                 <w:szCs w:val="18"/>
               </w:rPr>
-              <w:t xml:space="preserve">03B”, </w:t>
-            </w:r>
-            <w:proofErr w:type="spellStart"/>
+              <w:t>TipoPatente</w:t>
+            </w:r>
+            <w:proofErr w:type="spellEnd"/>
             <w:r>
               <w:rPr>
                 <w:rFonts w:eastAsia="Cambria"/>
@@ -30765,17 +29894,471 @@
                 <w:sz w:val="18"/>
                 <w:szCs w:val="18"/>
               </w:rPr>
-              <w:t>TipoPatente</w:t>
-            </w:r>
-            <w:proofErr w:type="spellEnd"/>
-            <w:r>
-              <w:rPr>
-                <w:rFonts w:eastAsia="Cambria"/>
+              <w:t>: “B1”, Credito “230.50”}</w:t>
+            </w:r>
+          </w:p>
+        </w:tc>
+        <w:tc>
+          <w:tcPr>
+            <w:tcW w:w="1276" w:type="dxa"/>
+            <w:shd w:val="clear" w:color="auto" w:fill="F3E3E1"/>
+            <w:vAlign w:val="center"/>
+          </w:tcPr>
+          <w:p>
+            <w:pPr>
+              <w:rPr>
                 <w:bCs/>
                 <w:color w:val="000000" w:themeColor="text1"/>
                 <w:sz w:val="18"/>
                 <w:szCs w:val="18"/>
               </w:rPr>
+            </w:pPr>
+            <w:r>
+              <w:rPr>
+                <w:rFonts w:eastAsia="Cambria"/>
+                <w:bCs/>
+                <w:color w:val="000000" w:themeColor="text1"/>
+                <w:sz w:val="18"/>
+                <w:szCs w:val="18"/>
+              </w:rPr>
+              <w:t>Cognome troppo lungo!</w:t>
+            </w:r>
+          </w:p>
+        </w:tc>
+        <w:tc>
+          <w:tcPr>
+            <w:tcW w:w="1134" w:type="dxa"/>
+            <w:shd w:val="clear" w:color="auto" w:fill="F3E3E1"/>
+            <w:vAlign w:val="center"/>
+          </w:tcPr>
+          <w:p>
+            <w:pPr>
+              <w:rPr>
+                <w:bCs/>
+                <w:color w:val="000000" w:themeColor="text1"/>
+                <w:sz w:val="18"/>
+                <w:szCs w:val="18"/>
+              </w:rPr>
+            </w:pPr>
+          </w:p>
+        </w:tc>
+      </w:tr>
+      <w:tr>
+        <w:tc>
+          <w:tcPr>
+            <w:tcW w:w="704" w:type="dxa"/>
+            <w:vAlign w:val="center"/>
+          </w:tcPr>
+          <w:p>
+            <w:pPr>
+              <w:rPr>
+                <w:bCs/>
+                <w:color w:val="000000" w:themeColor="text1"/>
+                <w:sz w:val="18"/>
+                <w:szCs w:val="18"/>
+              </w:rPr>
+            </w:pPr>
+            <w:r>
+              <w:rPr>
+                <w:rFonts w:eastAsia="Cambria"/>
+                <w:bCs/>
+                <w:color w:val="000000" w:themeColor="text1"/>
+                <w:sz w:val="18"/>
+                <w:szCs w:val="18"/>
+              </w:rPr>
+              <w:t>5</w:t>
+            </w:r>
+          </w:p>
+        </w:tc>
+        <w:tc>
+          <w:tcPr>
+            <w:tcW w:w="1275" w:type="dxa"/>
+            <w:vAlign w:val="center"/>
+          </w:tcPr>
+          <w:p>
+            <w:pPr>
+              <w:rPr>
+                <w:bCs/>
+                <w:color w:val="000000" w:themeColor="text1"/>
+                <w:sz w:val="18"/>
+                <w:szCs w:val="18"/>
+              </w:rPr>
+            </w:pPr>
+            <w:r>
+              <w:rPr>
+                <w:rFonts w:eastAsia="Cambria"/>
+                <w:bCs/>
+                <w:color w:val="000000" w:themeColor="text1"/>
+                <w:sz w:val="18"/>
+                <w:szCs w:val="18"/>
+              </w:rPr>
+              <w:t>Cognome stringa con simboli</w:t>
+            </w:r>
+          </w:p>
+        </w:tc>
+        <w:tc>
+          <w:tcPr>
+            <w:tcW w:w="1559" w:type="dxa"/>
+            <w:vAlign w:val="center"/>
+          </w:tcPr>
+          <w:p>
+            <w:pPr>
+              <w:rPr>
+                <w:bCs/>
+                <w:color w:val="000000" w:themeColor="text1"/>
+                <w:sz w:val="18"/>
+                <w:szCs w:val="18"/>
+              </w:rPr>
+            </w:pPr>
+            <w:r>
+              <w:rPr>
+                <w:rFonts w:eastAsia="Cambria"/>
+                <w:bCs/>
+                <w:color w:val="000000" w:themeColor="text1"/>
+                <w:sz w:val="18"/>
+                <w:szCs w:val="18"/>
+              </w:rPr>
+              <w:t>Nome valido,</w:t>
+            </w:r>
+          </w:p>
+          <w:p>
+            <w:pPr>
+              <w:rPr>
+                <w:bCs/>
+                <w:color w:val="000000" w:themeColor="text1"/>
+                <w:sz w:val="18"/>
+                <w:szCs w:val="18"/>
+              </w:rPr>
+            </w:pPr>
+            <w:r>
+              <w:rPr>
+                <w:rFonts w:eastAsia="Cambria"/>
+                <w:bCs/>
+                <w:color w:val="000000" w:themeColor="text1"/>
+                <w:sz w:val="18"/>
+                <w:szCs w:val="18"/>
+              </w:rPr>
+              <w:t xml:space="preserve">Cognome stringa con simboli [ERROR], Patente, </w:t>
+            </w:r>
+            <w:proofErr w:type="spellStart"/>
+            <w:r>
+              <w:rPr>
+                <w:rFonts w:eastAsia="Cambria"/>
+                <w:bCs/>
+                <w:color w:val="000000" w:themeColor="text1"/>
+                <w:sz w:val="18"/>
+                <w:szCs w:val="18"/>
+              </w:rPr>
+              <w:t>TipoPatente</w:t>
+            </w:r>
+            <w:proofErr w:type="spellEnd"/>
+            <w:r>
+              <w:rPr>
+                <w:rFonts w:eastAsia="Cambria"/>
+                <w:bCs/>
+                <w:color w:val="000000" w:themeColor="text1"/>
+                <w:sz w:val="18"/>
+                <w:szCs w:val="18"/>
+              </w:rPr>
+              <w:t>, Credito validi</w:t>
+            </w:r>
+          </w:p>
+        </w:tc>
+        <w:tc>
+          <w:tcPr>
+            <w:tcW w:w="1135" w:type="dxa"/>
+            <w:vAlign w:val="center"/>
+          </w:tcPr>
+          <w:p>
+            <w:pPr>
+              <w:rPr>
+                <w:bCs/>
+                <w:color w:val="000000" w:themeColor="text1"/>
+                <w:sz w:val="18"/>
+                <w:szCs w:val="18"/>
+              </w:rPr>
+            </w:pPr>
+          </w:p>
+        </w:tc>
+        <w:tc>
+          <w:tcPr>
+            <w:tcW w:w="2551" w:type="dxa"/>
+            <w:vAlign w:val="center"/>
+          </w:tcPr>
+          <w:p>
+            <w:pPr>
+              <w:rPr>
+                <w:bCs/>
+                <w:color w:val="000000" w:themeColor="text1"/>
+                <w:sz w:val="18"/>
+                <w:szCs w:val="18"/>
+              </w:rPr>
+            </w:pPr>
+            <w:r>
+              <w:rPr>
+                <w:rFonts w:eastAsia="Cambria"/>
+                <w:bCs/>
+                <w:color w:val="000000" w:themeColor="text1"/>
+                <w:sz w:val="18"/>
+                <w:szCs w:val="18"/>
+              </w:rPr>
+              <w:t>{Nome: “Mario”, Cognome: “</w:t>
+            </w:r>
+            <w:proofErr w:type="spellStart"/>
+            <w:r>
+              <w:rPr>
+                <w:rFonts w:eastAsia="Cambria"/>
+                <w:bCs/>
+                <w:color w:val="000000" w:themeColor="text1"/>
+                <w:sz w:val="18"/>
+                <w:szCs w:val="18"/>
+              </w:rPr>
+              <w:t>R!si</w:t>
+            </w:r>
+            <w:proofErr w:type="spellEnd"/>
+            <w:r>
+              <w:rPr>
+                <w:rFonts w:eastAsia="Cambria"/>
+                <w:bCs/>
+                <w:color w:val="000000" w:themeColor="text1"/>
+                <w:sz w:val="18"/>
+                <w:szCs w:val="18"/>
+              </w:rPr>
+              <w:t xml:space="preserve">-”, Patente: “NAH68I903B”, </w:t>
+            </w:r>
+            <w:proofErr w:type="spellStart"/>
+            <w:r>
+              <w:rPr>
+                <w:rFonts w:eastAsia="Cambria"/>
+                <w:bCs/>
+                <w:color w:val="000000" w:themeColor="text1"/>
+                <w:sz w:val="18"/>
+                <w:szCs w:val="18"/>
+              </w:rPr>
+              <w:t>TipoPatente</w:t>
+            </w:r>
+            <w:proofErr w:type="spellEnd"/>
+            <w:r>
+              <w:rPr>
+                <w:rFonts w:eastAsia="Cambria"/>
+                <w:bCs/>
+                <w:color w:val="000000" w:themeColor="text1"/>
+                <w:sz w:val="18"/>
+                <w:szCs w:val="18"/>
+              </w:rPr>
+              <w:t>: “B1”, Credito “230.50”}</w:t>
+            </w:r>
+          </w:p>
+        </w:tc>
+        <w:tc>
+          <w:tcPr>
+            <w:tcW w:w="1276" w:type="dxa"/>
+            <w:vAlign w:val="center"/>
+          </w:tcPr>
+          <w:p>
+            <w:pPr>
+              <w:rPr>
+                <w:bCs/>
+                <w:color w:val="000000" w:themeColor="text1"/>
+                <w:sz w:val="18"/>
+                <w:szCs w:val="18"/>
+              </w:rPr>
+            </w:pPr>
+            <w:r>
+              <w:rPr>
+                <w:rFonts w:eastAsia="Cambria"/>
+                <w:bCs/>
+                <w:color w:val="000000" w:themeColor="text1"/>
+                <w:sz w:val="18"/>
+                <w:szCs w:val="18"/>
+              </w:rPr>
+              <w:t>Formato Cognome errato!</w:t>
+            </w:r>
+          </w:p>
+        </w:tc>
+        <w:tc>
+          <w:tcPr>
+            <w:tcW w:w="1134" w:type="dxa"/>
+            <w:vAlign w:val="center"/>
+          </w:tcPr>
+          <w:p>
+            <w:pPr>
+              <w:rPr>
+                <w:bCs/>
+                <w:color w:val="000000" w:themeColor="text1"/>
+                <w:sz w:val="18"/>
+                <w:szCs w:val="18"/>
+              </w:rPr>
+            </w:pPr>
+          </w:p>
+        </w:tc>
+      </w:tr>
+      <w:tr>
+        <w:tc>
+          <w:tcPr>
+            <w:tcW w:w="704" w:type="dxa"/>
+            <w:shd w:val="clear" w:color="auto" w:fill="F3E3E1"/>
+            <w:vAlign w:val="center"/>
+          </w:tcPr>
+          <w:p>
+            <w:pPr>
+              <w:rPr>
+                <w:bCs/>
+                <w:color w:val="000000" w:themeColor="text1"/>
+                <w:sz w:val="18"/>
+                <w:szCs w:val="18"/>
+              </w:rPr>
+            </w:pPr>
+            <w:r>
+              <w:rPr>
+                <w:rFonts w:eastAsia="Cambria"/>
+                <w:bCs/>
+                <w:color w:val="000000" w:themeColor="text1"/>
+                <w:sz w:val="18"/>
+                <w:szCs w:val="18"/>
+              </w:rPr>
+              <w:t>6</w:t>
+            </w:r>
+          </w:p>
+        </w:tc>
+        <w:tc>
+          <w:tcPr>
+            <w:tcW w:w="1275" w:type="dxa"/>
+            <w:shd w:val="clear" w:color="auto" w:fill="F3E3E1"/>
+            <w:vAlign w:val="center"/>
+          </w:tcPr>
+          <w:p>
+            <w:pPr>
+              <w:rPr>
+                <w:bCs/>
+                <w:color w:val="000000" w:themeColor="text1"/>
+                <w:sz w:val="18"/>
+                <w:szCs w:val="18"/>
+              </w:rPr>
+            </w:pPr>
+            <w:r>
+              <w:rPr>
+                <w:rFonts w:eastAsia="Cambria"/>
+                <w:bCs/>
+                <w:color w:val="000000" w:themeColor="text1"/>
+                <w:sz w:val="18"/>
+                <w:szCs w:val="18"/>
+              </w:rPr>
+              <w:t>Patente stringa &gt; 10 caratteri</w:t>
+            </w:r>
+          </w:p>
+        </w:tc>
+        <w:tc>
+          <w:tcPr>
+            <w:tcW w:w="1559" w:type="dxa"/>
+            <w:shd w:val="clear" w:color="auto" w:fill="F3E3E1"/>
+            <w:vAlign w:val="center"/>
+          </w:tcPr>
+          <w:p>
+            <w:pPr>
+              <w:rPr>
+                <w:bCs/>
+                <w:color w:val="000000" w:themeColor="text1"/>
+                <w:sz w:val="18"/>
+                <w:szCs w:val="18"/>
+              </w:rPr>
+            </w:pPr>
+            <w:r>
+              <w:rPr>
+                <w:rFonts w:eastAsia="Cambria"/>
+                <w:bCs/>
+                <w:color w:val="000000" w:themeColor="text1"/>
+                <w:sz w:val="18"/>
+                <w:szCs w:val="18"/>
+              </w:rPr>
+              <w:t xml:space="preserve">Nome, Cognome validi, Patente stringa &gt; 10 caratteri [ERROR], </w:t>
+            </w:r>
+            <w:proofErr w:type="spellStart"/>
+            <w:r>
+              <w:rPr>
+                <w:rFonts w:eastAsia="Cambria"/>
+                <w:bCs/>
+                <w:color w:val="000000" w:themeColor="text1"/>
+                <w:sz w:val="18"/>
+                <w:szCs w:val="18"/>
+              </w:rPr>
+              <w:t>TipoPatente</w:t>
+            </w:r>
+            <w:proofErr w:type="spellEnd"/>
+            <w:r>
+              <w:rPr>
+                <w:rFonts w:eastAsia="Cambria"/>
+                <w:bCs/>
+                <w:color w:val="000000" w:themeColor="text1"/>
+                <w:sz w:val="18"/>
+                <w:szCs w:val="18"/>
+              </w:rPr>
+              <w:t>, Credito validi</w:t>
+            </w:r>
+          </w:p>
+        </w:tc>
+        <w:tc>
+          <w:tcPr>
+            <w:tcW w:w="1135" w:type="dxa"/>
+            <w:shd w:val="clear" w:color="auto" w:fill="F3E3E1"/>
+            <w:vAlign w:val="center"/>
+          </w:tcPr>
+          <w:p>
+            <w:pPr>
+              <w:rPr>
+                <w:bCs/>
+                <w:color w:val="000000" w:themeColor="text1"/>
+                <w:sz w:val="18"/>
+                <w:szCs w:val="18"/>
+              </w:rPr>
+            </w:pPr>
+          </w:p>
+        </w:tc>
+        <w:tc>
+          <w:tcPr>
+            <w:tcW w:w="2551" w:type="dxa"/>
+            <w:shd w:val="clear" w:color="auto" w:fill="F3E3E1"/>
+            <w:vAlign w:val="center"/>
+          </w:tcPr>
+          <w:p>
+            <w:pPr>
+              <w:rPr>
+                <w:bCs/>
+                <w:color w:val="000000" w:themeColor="text1"/>
+                <w:sz w:val="18"/>
+                <w:szCs w:val="18"/>
+              </w:rPr>
+            </w:pPr>
+            <w:r>
+              <w:rPr>
+                <w:rFonts w:eastAsia="Cambria"/>
+                <w:bCs/>
+                <w:color w:val="000000" w:themeColor="text1"/>
+                <w:sz w:val="18"/>
+                <w:szCs w:val="18"/>
+              </w:rPr>
+              <w:t xml:space="preserve">{Nome: “Mario”, Cognome: “Rossi”, Patente: “NA80830D023930DL23”, </w:t>
+            </w:r>
+            <w:proofErr w:type="spellStart"/>
+            <w:r>
+              <w:rPr>
+                <w:rFonts w:eastAsia="Cambria"/>
+                <w:bCs/>
+                <w:color w:val="000000" w:themeColor="text1"/>
+                <w:sz w:val="18"/>
+                <w:szCs w:val="18"/>
+              </w:rPr>
+              <w:t>TipoPatente</w:t>
+            </w:r>
+            <w:proofErr w:type="spellEnd"/>
+            <w:r>
+              <w:rPr>
+                <w:rFonts w:eastAsia="Cambria"/>
+                <w:bCs/>
+                <w:color w:val="000000" w:themeColor="text1"/>
+                <w:sz w:val="18"/>
+                <w:szCs w:val="18"/>
+              </w:rPr>
               <w:t>: “B1”, Credito “230.50”}</w:t>
             </w:r>
           </w:p>
@@ -30803,7 +30386,7 @@
                 <w:sz w:val="18"/>
                 <w:szCs w:val="18"/>
               </w:rPr>
-              <w:t>Cognome troppo lungo!</w:t>
+              <w:t>Patente troppo lunga!</w:t>
             </w:r>
           </w:p>
         </w:tc>
@@ -30848,7 +30431,7 @@
                 <w:sz w:val="18"/>
                 <w:szCs w:val="18"/>
               </w:rPr>
-              <w:t>5</w:t>
+              <w:t>7</w:t>
             </w:r>
           </w:p>
         </w:tc>
@@ -30874,7 +30457,7 @@
                 <w:sz w:val="18"/>
                 <w:szCs w:val="18"/>
               </w:rPr>
-              <w:t>Cognome stringa con simboli</w:t>
+              <w:t>Patente stringa &lt; 10 caratteri</w:t>
             </w:r>
           </w:p>
         </w:tc>
@@ -30900,18 +30483,20 @@
                 <w:sz w:val="18"/>
                 <w:szCs w:val="18"/>
               </w:rPr>
-              <w:t>Nome valido,</w:t>
-            </w:r>
-          </w:p>
-          <w:p>
-            <w:pPr>
-              <w:rPr>
+              <w:t xml:space="preserve">Nome, Cognome validi, Patente stringa &lt; 10 caratteri [ERROR], </w:t>
+            </w:r>
+            <w:proofErr w:type="spellStart"/>
+            <w:r>
+              <w:rPr>
+                <w:rFonts w:eastAsia="Cambria"/>
                 <w:bCs/>
                 <w:color w:val="000000" w:themeColor="text1"/>
                 <w:sz w:val="18"/>
                 <w:szCs w:val="18"/>
               </w:rPr>
-            </w:pPr>
+              <w:t>TipoPatente</w:t>
+            </w:r>
+            <w:proofErr w:type="spellEnd"/>
             <w:r>
               <w:rPr>
                 <w:rFonts w:eastAsia="Cambria"/>
@@ -30920,62 +30505,62 @@
                 <w:sz w:val="18"/>
                 <w:szCs w:val="18"/>
               </w:rPr>
-              <w:t xml:space="preserve">Cognome stringa con simboli [ERROR], Patente, </w:t>
-            </w:r>
-            <w:proofErr w:type="spellStart"/>
-            <w:r>
-              <w:rPr>
-                <w:rFonts w:eastAsia="Cambria"/>
+              <w:t>, Credito validi</w:t>
+            </w:r>
+          </w:p>
+        </w:tc>
+        <w:tc>
+          <w:tcPr>
+            <w:tcW w:w="1135" w:type="dxa"/>
+            <w:vAlign w:val="center"/>
+          </w:tcPr>
+          <w:p>
+            <w:pPr>
+              <w:rPr>
                 <w:bCs/>
                 <w:color w:val="000000" w:themeColor="text1"/>
                 <w:sz w:val="18"/>
                 <w:szCs w:val="18"/>
               </w:rPr>
-              <w:t>TipoPatente</w:t>
-            </w:r>
-            <w:proofErr w:type="spellEnd"/>
-            <w:r>
-              <w:rPr>
-                <w:rFonts w:eastAsia="Cambria"/>
+            </w:pPr>
+          </w:p>
+        </w:tc>
+        <w:tc>
+          <w:tcPr>
+            <w:tcW w:w="2551" w:type="dxa"/>
+            <w:vAlign w:val="center"/>
+          </w:tcPr>
+          <w:p>
+            <w:pPr>
+              <w:rPr>
                 <w:bCs/>
                 <w:color w:val="000000" w:themeColor="text1"/>
                 <w:sz w:val="18"/>
                 <w:szCs w:val="18"/>
               </w:rPr>
-              <w:t>, Credito validi</w:t>
-            </w:r>
-          </w:p>
-        </w:tc>
-        <w:tc>
-          <w:tcPr>
-            <w:tcW w:w="1135" w:type="dxa"/>
-            <w:vAlign w:val="center"/>
-          </w:tcPr>
-          <w:p>
-            <w:pPr>
-              <w:rPr>
+            </w:pPr>
+            <w:r>
+              <w:rPr>
+                <w:rFonts w:eastAsia="Cambria"/>
                 <w:bCs/>
                 <w:color w:val="000000" w:themeColor="text1"/>
                 <w:sz w:val="18"/>
                 <w:szCs w:val="18"/>
               </w:rPr>
-            </w:pPr>
-          </w:p>
-        </w:tc>
-        <w:tc>
-          <w:tcPr>
-            <w:tcW w:w="2551" w:type="dxa"/>
-            <w:vAlign w:val="center"/>
-          </w:tcPr>
-          <w:p>
-            <w:pPr>
-              <w:rPr>
+              <w:t xml:space="preserve">{Nome: “Mario”, Cognome: “Rossi”, Patente: “NA80LP”, </w:t>
+            </w:r>
+            <w:proofErr w:type="spellStart"/>
+            <w:r>
+              <w:rPr>
+                <w:rFonts w:eastAsia="Cambria"/>
                 <w:bCs/>
                 <w:color w:val="000000" w:themeColor="text1"/>
                 <w:sz w:val="18"/>
                 <w:szCs w:val="18"/>
               </w:rPr>
-            </w:pPr>
+              <w:t>TipoPatente</w:t>
+            </w:r>
+            <w:proofErr w:type="spellEnd"/>
             <w:r>
               <w:rPr>
                 <w:rFonts w:eastAsia="Cambria"/>
@@ -30984,20 +30569,24 @@
                 <w:sz w:val="18"/>
                 <w:szCs w:val="18"/>
               </w:rPr>
-              <w:t>{Nome: “Mario”, Cognome: “</w:t>
-            </w:r>
-            <w:proofErr w:type="spellStart"/>
-            <w:r>
-              <w:rPr>
-                <w:rFonts w:eastAsia="Cambria"/>
+              <w:t>: “B1”, Credito “230.50”}</w:t>
+            </w:r>
+          </w:p>
+        </w:tc>
+        <w:tc>
+          <w:tcPr>
+            <w:tcW w:w="1276" w:type="dxa"/>
+            <w:vAlign w:val="center"/>
+          </w:tcPr>
+          <w:p>
+            <w:pPr>
+              <w:rPr>
                 <w:bCs/>
                 <w:color w:val="000000" w:themeColor="text1"/>
                 <w:sz w:val="18"/>
                 <w:szCs w:val="18"/>
               </w:rPr>
-              <w:t>R!si</w:t>
-            </w:r>
-            <w:proofErr w:type="spellEnd"/>
+            </w:pPr>
             <w:r>
               <w:rPr>
                 <w:rFonts w:eastAsia="Cambria"/>
@@ -31006,30 +30595,43 @@
                 <w:sz w:val="18"/>
                 <w:szCs w:val="18"/>
               </w:rPr>
-              <w:t xml:space="preserve">-”, Patente: “NAH68I903B”, </w:t>
-            </w:r>
-            <w:proofErr w:type="spellStart"/>
-            <w:r>
-              <w:rPr>
-                <w:rFonts w:eastAsia="Cambria"/>
+              <w:t>Patente troppo breve!</w:t>
+            </w:r>
+          </w:p>
+        </w:tc>
+        <w:tc>
+          <w:tcPr>
+            <w:tcW w:w="1134" w:type="dxa"/>
+            <w:vAlign w:val="center"/>
+          </w:tcPr>
+          <w:p>
+            <w:pPr>
+              <w:rPr>
                 <w:bCs/>
                 <w:color w:val="000000" w:themeColor="text1"/>
                 <w:sz w:val="18"/>
                 <w:szCs w:val="18"/>
               </w:rPr>
-              <w:t>TipoPatente</w:t>
-            </w:r>
-            <w:proofErr w:type="spellEnd"/>
-            <w:r>
-              <w:rPr>
-                <w:rFonts w:eastAsia="Cambria"/>
+            </w:pPr>
+          </w:p>
+        </w:tc>
+      </w:tr>
+      <w:tr>
+        <w:tc>
+          <w:tcPr>
+            <w:tcW w:w="704" w:type="dxa"/>
+            <w:shd w:val="clear" w:color="auto" w:fill="F3E3E1"/>
+            <w:vAlign w:val="center"/>
+          </w:tcPr>
+          <w:p>
+            <w:pPr>
+              <w:rPr>
                 <w:bCs/>
                 <w:color w:val="000000" w:themeColor="text1"/>
                 <w:sz w:val="18"/>
                 <w:szCs w:val="18"/>
               </w:rPr>
-              <w:t xml:space="preserve">: </w:t>
-            </w:r>
+            </w:pPr>
             <w:r>
               <w:rPr>
                 <w:rFonts w:eastAsia="Cambria"/>
@@ -31038,13 +30640,14 @@
                 <w:sz w:val="18"/>
                 <w:szCs w:val="18"/>
               </w:rPr>
-              <w:t>“B1”, Credito “230.50”}</w:t>
-            </w:r>
-          </w:p>
-        </w:tc>
-        <w:tc>
-          <w:tcPr>
-            <w:tcW w:w="1276" w:type="dxa"/>
+              <w:t>8</w:t>
+            </w:r>
+          </w:p>
+        </w:tc>
+        <w:tc>
+          <w:tcPr>
+            <w:tcW w:w="1275" w:type="dxa"/>
+            <w:shd w:val="clear" w:color="auto" w:fill="F3E3E1"/>
             <w:vAlign w:val="center"/>
           </w:tcPr>
           <w:p>
@@ -31064,13 +30667,14 @@
                 <w:sz w:val="18"/>
                 <w:szCs w:val="18"/>
               </w:rPr>
-              <w:t>Formato Cognome errato!</w:t>
-            </w:r>
-          </w:p>
-        </w:tc>
-        <w:tc>
-          <w:tcPr>
-            <w:tcW w:w="1134" w:type="dxa"/>
+              <w:t>Patente stringa con caratteri speciali</w:t>
+            </w:r>
+          </w:p>
+        </w:tc>
+        <w:tc>
+          <w:tcPr>
+            <w:tcW w:w="1559" w:type="dxa"/>
+            <w:shd w:val="clear" w:color="auto" w:fill="F3E3E1"/>
             <w:vAlign w:val="center"/>
           </w:tcPr>
           <w:p>
@@ -31082,25 +30686,17 @@
                 <w:szCs w:val="18"/>
               </w:rPr>
             </w:pPr>
-          </w:p>
-        </w:tc>
-      </w:tr>
-      <w:tr>
-        <w:tc>
-          <w:tcPr>
-            <w:tcW w:w="704" w:type="dxa"/>
-            <w:shd w:val="clear" w:color="auto" w:fill="F3E3E1"/>
-            <w:vAlign w:val="center"/>
-          </w:tcPr>
-          <w:p>
-            <w:pPr>
-              <w:rPr>
+            <w:r>
+              <w:rPr>
+                <w:rFonts w:eastAsia="Cambria"/>
                 <w:bCs/>
                 <w:color w:val="000000" w:themeColor="text1"/>
                 <w:sz w:val="18"/>
                 <w:szCs w:val="18"/>
               </w:rPr>
-            </w:pPr>
+              <w:t xml:space="preserve">Nome, Cognome validi, Patente stringa con caratteri speciali [ERROR], </w:t>
+            </w:r>
+            <w:proofErr w:type="spellStart"/>
             <w:r>
               <w:rPr>
                 <w:rFonts w:eastAsia="Cambria"/>
@@ -31109,40 +30705,41 @@
                 <w:sz w:val="18"/>
                 <w:szCs w:val="18"/>
               </w:rPr>
-              <w:t>6</w:t>
-            </w:r>
-          </w:p>
-        </w:tc>
-        <w:tc>
-          <w:tcPr>
-            <w:tcW w:w="1275" w:type="dxa"/>
-            <w:shd w:val="clear" w:color="auto" w:fill="F3E3E1"/>
-            <w:vAlign w:val="center"/>
-          </w:tcPr>
-          <w:p>
-            <w:pPr>
-              <w:rPr>
+              <w:t>TipoPatente</w:t>
+            </w:r>
+            <w:proofErr w:type="spellEnd"/>
+            <w:r>
+              <w:rPr>
+                <w:rFonts w:eastAsia="Cambria"/>
                 <w:bCs/>
                 <w:color w:val="000000" w:themeColor="text1"/>
                 <w:sz w:val="18"/>
                 <w:szCs w:val="18"/>
               </w:rPr>
-            </w:pPr>
-            <w:r>
-              <w:rPr>
-                <w:rFonts w:eastAsia="Cambria"/>
+              <w:t>, Credito validi</w:t>
+            </w:r>
+          </w:p>
+        </w:tc>
+        <w:tc>
+          <w:tcPr>
+            <w:tcW w:w="1135" w:type="dxa"/>
+            <w:shd w:val="clear" w:color="auto" w:fill="F3E3E1"/>
+            <w:vAlign w:val="center"/>
+          </w:tcPr>
+          <w:p>
+            <w:pPr>
+              <w:rPr>
                 <w:bCs/>
                 <w:color w:val="000000" w:themeColor="text1"/>
                 <w:sz w:val="18"/>
                 <w:szCs w:val="18"/>
               </w:rPr>
-              <w:t>Patente stringa &gt; 10 caratteri</w:t>
-            </w:r>
-          </w:p>
-        </w:tc>
-        <w:tc>
-          <w:tcPr>
-            <w:tcW w:w="1559" w:type="dxa"/>
+            </w:pPr>
+          </w:p>
+        </w:tc>
+        <w:tc>
+          <w:tcPr>
+            <w:tcW w:w="2551" w:type="dxa"/>
             <w:shd w:val="clear" w:color="auto" w:fill="F3E3E1"/>
             <w:vAlign w:val="center"/>
           </w:tcPr>
@@ -31163,7 +30760,7 @@
                 <w:sz w:val="18"/>
                 <w:szCs w:val="18"/>
               </w:rPr>
-              <w:t xml:space="preserve">Nome, Cognome validi, Patente stringa &gt; 10 caratteri [ERROR], </w:t>
+              <w:t xml:space="preserve">{Nome: “Mario”, Cognome: “Rossi”, Patente: “NA.68@9!3-”, </w:t>
             </w:r>
             <w:proofErr w:type="spellStart"/>
             <w:r>
@@ -31185,526 +30782,7 @@
                 <w:sz w:val="18"/>
                 <w:szCs w:val="18"/>
               </w:rPr>
-              <w:t>, Credito validi</w:t>
-            </w:r>
-          </w:p>
-        </w:tc>
-        <w:tc>
-          <w:tcPr>
-            <w:tcW w:w="1135" w:type="dxa"/>
-            <w:shd w:val="clear" w:color="auto" w:fill="F3E3E1"/>
-            <w:vAlign w:val="center"/>
-          </w:tcPr>
-          <w:p>
-            <w:pPr>
-              <w:rPr>
-                <w:bCs/>
-                <w:color w:val="000000" w:themeColor="text1"/>
-                <w:sz w:val="18"/>
-                <w:szCs w:val="18"/>
-              </w:rPr>
-            </w:pPr>
-          </w:p>
-        </w:tc>
-        <w:tc>
-          <w:tcPr>
-            <w:tcW w:w="2551" w:type="dxa"/>
-            <w:shd w:val="clear" w:color="auto" w:fill="F3E3E1"/>
-            <w:vAlign w:val="center"/>
-          </w:tcPr>
-          <w:p>
-            <w:pPr>
-              <w:rPr>
-                <w:bCs/>
-                <w:color w:val="000000" w:themeColor="text1"/>
-                <w:sz w:val="18"/>
-                <w:szCs w:val="18"/>
-              </w:rPr>
-            </w:pPr>
-            <w:r>
-              <w:rPr>
-                <w:rFonts w:eastAsia="Cambria"/>
-                <w:bCs/>
-                <w:color w:val="000000" w:themeColor="text1"/>
-                <w:sz w:val="18"/>
-                <w:szCs w:val="18"/>
-              </w:rPr>
-              <w:t xml:space="preserve">{Nome: “Mario”, Cognome: “Rossi”, Patente: “NA80830D023930DL23”, </w:t>
-            </w:r>
-            <w:proofErr w:type="spellStart"/>
-            <w:r>
-              <w:rPr>
-                <w:rFonts w:eastAsia="Cambria"/>
-                <w:bCs/>
-                <w:color w:val="000000" w:themeColor="text1"/>
-                <w:sz w:val="18"/>
-                <w:szCs w:val="18"/>
-              </w:rPr>
-              <w:t>TipoPatente</w:t>
-            </w:r>
-            <w:proofErr w:type="spellEnd"/>
-            <w:r>
-              <w:rPr>
-                <w:rFonts w:eastAsia="Cambria"/>
-                <w:bCs/>
-                <w:color w:val="000000" w:themeColor="text1"/>
-                <w:sz w:val="18"/>
-                <w:szCs w:val="18"/>
-              </w:rPr>
-              <w:t xml:space="preserve">: </w:t>
-            </w:r>
-            <w:r>
-              <w:rPr>
-                <w:rFonts w:eastAsia="Cambria"/>
-                <w:bCs/>
-                <w:color w:val="000000" w:themeColor="text1"/>
-                <w:sz w:val="18"/>
-                <w:szCs w:val="18"/>
-              </w:rPr>
-              <w:t>“B1”, Credito “230.50”}</w:t>
-            </w:r>
-          </w:p>
-        </w:tc>
-        <w:tc>
-          <w:tcPr>
-            <w:tcW w:w="1276" w:type="dxa"/>
-            <w:shd w:val="clear" w:color="auto" w:fill="F3E3E1"/>
-            <w:vAlign w:val="center"/>
-          </w:tcPr>
-          <w:p>
-            <w:pPr>
-              <w:rPr>
-                <w:bCs/>
-                <w:color w:val="000000" w:themeColor="text1"/>
-                <w:sz w:val="18"/>
-                <w:szCs w:val="18"/>
-              </w:rPr>
-            </w:pPr>
-            <w:r>
-              <w:rPr>
-                <w:rFonts w:eastAsia="Cambria"/>
-                <w:bCs/>
-                <w:color w:val="000000" w:themeColor="text1"/>
-                <w:sz w:val="18"/>
-                <w:szCs w:val="18"/>
-              </w:rPr>
-              <w:t>Patente troppo lunga!</w:t>
-            </w:r>
-          </w:p>
-        </w:tc>
-        <w:tc>
-          <w:tcPr>
-            <w:tcW w:w="1134" w:type="dxa"/>
-            <w:shd w:val="clear" w:color="auto" w:fill="F3E3E1"/>
-            <w:vAlign w:val="center"/>
-          </w:tcPr>
-          <w:p>
-            <w:pPr>
-              <w:rPr>
-                <w:bCs/>
-                <w:color w:val="000000" w:themeColor="text1"/>
-                <w:sz w:val="18"/>
-                <w:szCs w:val="18"/>
-              </w:rPr>
-            </w:pPr>
-          </w:p>
-        </w:tc>
-      </w:tr>
-      <w:tr>
-        <w:tc>
-          <w:tcPr>
-            <w:tcW w:w="704" w:type="dxa"/>
-            <w:vAlign w:val="center"/>
-          </w:tcPr>
-          <w:p>
-            <w:pPr>
-              <w:rPr>
-                <w:bCs/>
-                <w:color w:val="000000" w:themeColor="text1"/>
-                <w:sz w:val="18"/>
-                <w:szCs w:val="18"/>
-              </w:rPr>
-            </w:pPr>
-            <w:r>
-              <w:rPr>
-                <w:rFonts w:eastAsia="Cambria"/>
-                <w:bCs/>
-                <w:color w:val="000000" w:themeColor="text1"/>
-                <w:sz w:val="18"/>
-                <w:szCs w:val="18"/>
-              </w:rPr>
-              <w:t>7</w:t>
-            </w:r>
-          </w:p>
-        </w:tc>
-        <w:tc>
-          <w:tcPr>
-            <w:tcW w:w="1275" w:type="dxa"/>
-            <w:vAlign w:val="center"/>
-          </w:tcPr>
-          <w:p>
-            <w:pPr>
-              <w:rPr>
-                <w:bCs/>
-                <w:color w:val="000000" w:themeColor="text1"/>
-                <w:sz w:val="18"/>
-                <w:szCs w:val="18"/>
-              </w:rPr>
-            </w:pPr>
-            <w:r>
-              <w:rPr>
-                <w:rFonts w:eastAsia="Cambria"/>
-                <w:bCs/>
-                <w:color w:val="000000" w:themeColor="text1"/>
-                <w:sz w:val="18"/>
-                <w:szCs w:val="18"/>
-              </w:rPr>
-              <w:t>Patente stringa &lt; 10 caratteri</w:t>
-            </w:r>
-          </w:p>
-        </w:tc>
-        <w:tc>
-          <w:tcPr>
-            <w:tcW w:w="1559" w:type="dxa"/>
-            <w:vAlign w:val="center"/>
-          </w:tcPr>
-          <w:p>
-            <w:pPr>
-              <w:rPr>
-                <w:bCs/>
-                <w:color w:val="000000" w:themeColor="text1"/>
-                <w:sz w:val="18"/>
-                <w:szCs w:val="18"/>
-              </w:rPr>
-            </w:pPr>
-            <w:r>
-              <w:rPr>
-                <w:rFonts w:eastAsia="Cambria"/>
-                <w:bCs/>
-                <w:color w:val="000000" w:themeColor="text1"/>
-                <w:sz w:val="18"/>
-                <w:szCs w:val="18"/>
-              </w:rPr>
-              <w:t xml:space="preserve">Nome, Cognome validi, Patente stringa &lt; 10 caratteri [ERROR], </w:t>
-            </w:r>
-            <w:proofErr w:type="spellStart"/>
-            <w:r>
-              <w:rPr>
-                <w:rFonts w:eastAsia="Cambria"/>
-                <w:bCs/>
-                <w:color w:val="000000" w:themeColor="text1"/>
-                <w:sz w:val="18"/>
-                <w:szCs w:val="18"/>
-              </w:rPr>
-              <w:t>TipoPatente</w:t>
-            </w:r>
-            <w:proofErr w:type="spellEnd"/>
-            <w:r>
-              <w:rPr>
-                <w:rFonts w:eastAsia="Cambria"/>
-                <w:bCs/>
-                <w:color w:val="000000" w:themeColor="text1"/>
-                <w:sz w:val="18"/>
-                <w:szCs w:val="18"/>
-              </w:rPr>
-              <w:t>, Credito validi</w:t>
-            </w:r>
-          </w:p>
-        </w:tc>
-        <w:tc>
-          <w:tcPr>
-            <w:tcW w:w="1135" w:type="dxa"/>
-            <w:vAlign w:val="center"/>
-          </w:tcPr>
-          <w:p>
-            <w:pPr>
-              <w:rPr>
-                <w:bCs/>
-                <w:color w:val="000000" w:themeColor="text1"/>
-                <w:sz w:val="18"/>
-                <w:szCs w:val="18"/>
-              </w:rPr>
-            </w:pPr>
-          </w:p>
-        </w:tc>
-        <w:tc>
-          <w:tcPr>
-            <w:tcW w:w="2551" w:type="dxa"/>
-            <w:vAlign w:val="center"/>
-          </w:tcPr>
-          <w:p>
-            <w:pPr>
-              <w:rPr>
-                <w:bCs/>
-                <w:color w:val="000000" w:themeColor="text1"/>
-                <w:sz w:val="18"/>
-                <w:szCs w:val="18"/>
-              </w:rPr>
-            </w:pPr>
-            <w:r>
-              <w:rPr>
-                <w:rFonts w:eastAsia="Cambria"/>
-                <w:bCs/>
-                <w:color w:val="000000" w:themeColor="text1"/>
-                <w:sz w:val="18"/>
-                <w:szCs w:val="18"/>
-              </w:rPr>
-              <w:t xml:space="preserve">{Nome: “Mario”, Cognome: “Rossi”, Patente: “NA80LP”, </w:t>
-            </w:r>
-            <w:proofErr w:type="spellStart"/>
-            <w:r>
-              <w:rPr>
-                <w:rFonts w:eastAsia="Cambria"/>
-                <w:bCs/>
-                <w:color w:val="000000" w:themeColor="text1"/>
-                <w:sz w:val="18"/>
-                <w:szCs w:val="18"/>
-              </w:rPr>
-              <w:t>TipoPatente</w:t>
-            </w:r>
-            <w:proofErr w:type="spellEnd"/>
-            <w:r>
-              <w:rPr>
-                <w:rFonts w:eastAsia="Cambria"/>
-                <w:bCs/>
-                <w:color w:val="000000" w:themeColor="text1"/>
-                <w:sz w:val="18"/>
-                <w:szCs w:val="18"/>
-              </w:rPr>
-              <w:t xml:space="preserve">: “B1”, Credito </w:t>
-            </w:r>
-            <w:r>
-              <w:rPr>
-                <w:rFonts w:eastAsia="Cambria"/>
-                <w:bCs/>
-                <w:color w:val="000000" w:themeColor="text1"/>
-                <w:sz w:val="18"/>
-                <w:szCs w:val="18"/>
-              </w:rPr>
-              <w:t>“230.50”}</w:t>
-            </w:r>
-          </w:p>
-        </w:tc>
-        <w:tc>
-          <w:tcPr>
-            <w:tcW w:w="1276" w:type="dxa"/>
-            <w:vAlign w:val="center"/>
-          </w:tcPr>
-          <w:p>
-            <w:pPr>
-              <w:rPr>
-                <w:bCs/>
-                <w:color w:val="000000" w:themeColor="text1"/>
-                <w:sz w:val="18"/>
-                <w:szCs w:val="18"/>
-              </w:rPr>
-            </w:pPr>
-            <w:r>
-              <w:rPr>
-                <w:rFonts w:eastAsia="Cambria"/>
-                <w:bCs/>
-                <w:color w:val="000000" w:themeColor="text1"/>
-                <w:sz w:val="18"/>
-                <w:szCs w:val="18"/>
-              </w:rPr>
-              <w:t>Patente troppo breve!</w:t>
-            </w:r>
-          </w:p>
-        </w:tc>
-        <w:tc>
-          <w:tcPr>
-            <w:tcW w:w="1134" w:type="dxa"/>
-            <w:vAlign w:val="center"/>
-          </w:tcPr>
-          <w:p>
-            <w:pPr>
-              <w:rPr>
-                <w:bCs/>
-                <w:color w:val="000000" w:themeColor="text1"/>
-                <w:sz w:val="18"/>
-                <w:szCs w:val="18"/>
-              </w:rPr>
-            </w:pPr>
-          </w:p>
-        </w:tc>
-      </w:tr>
-      <w:tr>
-        <w:tc>
-          <w:tcPr>
-            <w:tcW w:w="704" w:type="dxa"/>
-            <w:shd w:val="clear" w:color="auto" w:fill="F3E3E1"/>
-            <w:vAlign w:val="center"/>
-          </w:tcPr>
-          <w:p>
-            <w:pPr>
-              <w:rPr>
-                <w:bCs/>
-                <w:color w:val="000000" w:themeColor="text1"/>
-                <w:sz w:val="18"/>
-                <w:szCs w:val="18"/>
-              </w:rPr>
-            </w:pPr>
-            <w:r>
-              <w:rPr>
-                <w:rFonts w:eastAsia="Cambria"/>
-                <w:bCs/>
-                <w:color w:val="000000" w:themeColor="text1"/>
-                <w:sz w:val="18"/>
-                <w:szCs w:val="18"/>
-              </w:rPr>
-              <w:t>8</w:t>
-            </w:r>
-          </w:p>
-        </w:tc>
-        <w:tc>
-          <w:tcPr>
-            <w:tcW w:w="1275" w:type="dxa"/>
-            <w:shd w:val="clear" w:color="auto" w:fill="F3E3E1"/>
-            <w:vAlign w:val="center"/>
-          </w:tcPr>
-          <w:p>
-            <w:pPr>
-              <w:rPr>
-                <w:bCs/>
-                <w:color w:val="000000" w:themeColor="text1"/>
-                <w:sz w:val="18"/>
-                <w:szCs w:val="18"/>
-              </w:rPr>
-            </w:pPr>
-            <w:r>
-              <w:rPr>
-                <w:rFonts w:eastAsia="Cambria"/>
-                <w:bCs/>
-                <w:color w:val="000000" w:themeColor="text1"/>
-                <w:sz w:val="18"/>
-                <w:szCs w:val="18"/>
-              </w:rPr>
-              <w:t>Patente stringa con caratteri speciali</w:t>
-            </w:r>
-          </w:p>
-        </w:tc>
-        <w:tc>
-          <w:tcPr>
-            <w:tcW w:w="1559" w:type="dxa"/>
-            <w:shd w:val="clear" w:color="auto" w:fill="F3E3E1"/>
-            <w:vAlign w:val="center"/>
-          </w:tcPr>
-          <w:p>
-            <w:pPr>
-              <w:rPr>
-                <w:bCs/>
-                <w:color w:val="000000" w:themeColor="text1"/>
-                <w:sz w:val="18"/>
-                <w:szCs w:val="18"/>
-              </w:rPr>
-            </w:pPr>
-            <w:r>
-              <w:rPr>
-                <w:rFonts w:eastAsia="Cambria"/>
-                <w:bCs/>
-                <w:color w:val="000000" w:themeColor="text1"/>
-                <w:sz w:val="18"/>
-                <w:szCs w:val="18"/>
-              </w:rPr>
-              <w:t xml:space="preserve">Nome, Cognome validi, Patente stringa con caratteri speciali [ERROR], </w:t>
-            </w:r>
-            <w:proofErr w:type="spellStart"/>
-            <w:r>
-              <w:rPr>
-                <w:rFonts w:eastAsia="Cambria"/>
-                <w:bCs/>
-                <w:color w:val="000000" w:themeColor="text1"/>
-                <w:sz w:val="18"/>
-                <w:szCs w:val="18"/>
-              </w:rPr>
-              <w:t>TipoPatente</w:t>
-            </w:r>
-            <w:proofErr w:type="spellEnd"/>
-            <w:r>
-              <w:rPr>
-                <w:rFonts w:eastAsia="Cambria"/>
-                <w:bCs/>
-                <w:color w:val="000000" w:themeColor="text1"/>
-                <w:sz w:val="18"/>
-                <w:szCs w:val="18"/>
-              </w:rPr>
-              <w:t>, Credito validi</w:t>
-            </w:r>
-          </w:p>
-        </w:tc>
-        <w:tc>
-          <w:tcPr>
-            <w:tcW w:w="1135" w:type="dxa"/>
-            <w:shd w:val="clear" w:color="auto" w:fill="F3E3E1"/>
-            <w:vAlign w:val="center"/>
-          </w:tcPr>
-          <w:p>
-            <w:pPr>
-              <w:rPr>
-                <w:bCs/>
-                <w:color w:val="000000" w:themeColor="text1"/>
-                <w:sz w:val="18"/>
-                <w:szCs w:val="18"/>
-              </w:rPr>
-            </w:pPr>
-          </w:p>
-        </w:tc>
-        <w:tc>
-          <w:tcPr>
-            <w:tcW w:w="2551" w:type="dxa"/>
-            <w:shd w:val="clear" w:color="auto" w:fill="F3E3E1"/>
-            <w:vAlign w:val="center"/>
-          </w:tcPr>
-          <w:p>
-            <w:pPr>
-              <w:rPr>
-                <w:bCs/>
-                <w:color w:val="000000" w:themeColor="text1"/>
-                <w:sz w:val="18"/>
-                <w:szCs w:val="18"/>
-              </w:rPr>
-            </w:pPr>
-            <w:r>
-              <w:rPr>
-                <w:rFonts w:eastAsia="Cambria"/>
-                <w:bCs/>
-                <w:color w:val="000000" w:themeColor="text1"/>
-                <w:sz w:val="18"/>
-                <w:szCs w:val="18"/>
-              </w:rPr>
-              <w:t xml:space="preserve">{Nome: “Mario”, Cognome: “Rossi”, Patente: “NA.68@9!3-”, </w:t>
-            </w:r>
-            <w:proofErr w:type="spellStart"/>
-            <w:r>
-              <w:rPr>
-                <w:rFonts w:eastAsia="Cambria"/>
-                <w:bCs/>
-                <w:color w:val="000000" w:themeColor="text1"/>
-                <w:sz w:val="18"/>
-                <w:szCs w:val="18"/>
-              </w:rPr>
-              <w:t>TipoPatente</w:t>
-            </w:r>
-            <w:proofErr w:type="spellEnd"/>
-            <w:r>
-              <w:rPr>
-                <w:rFonts w:eastAsia="Cambria"/>
-                <w:bCs/>
-                <w:color w:val="000000" w:themeColor="text1"/>
-                <w:sz w:val="18"/>
-                <w:szCs w:val="18"/>
-              </w:rPr>
-              <w:t xml:space="preserve">: “B1”, </w:t>
-            </w:r>
-            <w:r>
-              <w:rPr>
-                <w:rFonts w:eastAsia="Cambria"/>
-                <w:bCs/>
-                <w:color w:val="000000" w:themeColor="text1"/>
-                <w:sz w:val="18"/>
-                <w:szCs w:val="18"/>
-              </w:rPr>
-              <w:t>Credito “230.50”}</w:t>
+              <w:t>: “B1”, Credito “230.50”}</w:t>
             </w:r>
           </w:p>
         </w:tc>
@@ -32222,13 +31300,7 @@
         <w:rPr>
           <w:highlight w:val="yellow"/>
         </w:rPr>
-        <w:t xml:space="preserve"> (corrispondenti a quelle di dominio), nonché le C</w:t>
-      </w:r>
-      <w:r>
-        <w:rPr>
-          <w:highlight w:val="yellow"/>
-        </w:rPr>
-        <w:t xml:space="preserve">lassi </w:t>
+        <w:t xml:space="preserve"> (corrispondenti a quelle di dominio), nonché le Classi </w:t>
       </w:r>
       <w:proofErr w:type="spellStart"/>
       <w:r>
@@ -32303,13 +31375,7 @@
         <w:rPr>
           <w:highlight w:val="yellow"/>
         </w:rPr>
-        <w:t>In questo diagramma saranno inoltre documentate le scel</w:t>
-      </w:r>
-      <w:r>
-        <w:rPr>
-          <w:highlight w:val="yellow"/>
-        </w:rPr>
-        <w:t xml:space="preserve">te di progetto fatte, come ad esempio: </w:t>
+        <w:t xml:space="preserve">In questo diagramma saranno inoltre documentate le scelte di progetto fatte, come ad esempio: </w:t>
       </w:r>
     </w:p>
     <w:p>
@@ -32345,13 +31411,7 @@
         <w:rPr>
           <w:highlight w:val="yellow"/>
         </w:rPr>
-        <w:t xml:space="preserve">Specificare argomenti e tipo di ritorno delle operazioni (per quelle più significative, coinvolte nei casi d’uso sviluppati fino alla </w:t>
-      </w:r>
-      <w:r>
-        <w:rPr>
-          <w:highlight w:val="yellow"/>
-        </w:rPr>
-        <w:t>implementazione).</w:t>
+        <w:t>Specificare argomenti e tipo di ritorno delle operazioni (per quelle più significative, coinvolte nei casi d’uso sviluppati fino alla implementazione).</w:t>
       </w:r>
     </w:p>
     <w:p>
@@ -32493,13 +31553,7 @@
         <w:rPr>
           <w:highlight w:val="yellow"/>
         </w:rPr>
-        <w:t xml:space="preserve"> contiene tutti gli oggetti responsabili dell’interfaccia utente e</w:t>
-      </w:r>
-      <w:r>
-        <w:rPr>
-          <w:highlight w:val="yellow"/>
-        </w:rPr>
-        <w:t xml:space="preserve"> della logica di presentazione; a questo livello tutte le classi corrispondono a delle interfacce e i relativi attributi non sono altro che gli elementi che le compongono, visualizzati a video.</w:t>
+        <w:t xml:space="preserve"> contiene tutti gli oggetti responsabili dell’interfaccia utente e della logica di presentazione; a questo livello tutte le classi corrispondono a delle interfacce e i relativi attributi non sono altro che gli elementi che le compongono, visualizzati a video.</w:t>
       </w:r>
       <w:r>
         <w:t xml:space="preserve"> </w:t>
@@ -32616,14 +31670,7 @@
           <w:color w:val="FF0000"/>
           <w:highlight w:val="yellow"/>
         </w:rPr>
-        <w:t>R</w:t>
-      </w:r>
-      <w:r>
-        <w:rPr>
-          <w:color w:val="FF0000"/>
-          <w:highlight w:val="yellow"/>
-        </w:rPr>
-        <w:t>iportare il Package Controller</w:t>
+        <w:t>Riportare il Package Controller</w:t>
       </w:r>
     </w:p>
     <w:p>
@@ -32681,14 +31728,7 @@
           <w:color w:val="FF0000"/>
           <w:highlight w:val="yellow"/>
         </w:rPr>
-        <w:t>Riportar</w:t>
-      </w:r>
-      <w:r>
-        <w:rPr>
-          <w:color w:val="FF0000"/>
-          <w:highlight w:val="yellow"/>
-        </w:rPr>
-        <w:t xml:space="preserve">e il Package </w:t>
+        <w:t xml:space="preserve">Riportare il Package </w:t>
       </w:r>
       <w:proofErr w:type="spellStart"/>
       <w:r>
@@ -33011,13 +32051,7 @@
         <w:rPr>
           <w:highlight w:val="yellow"/>
         </w:rPr>
-        <w:t>Il</w:t>
-      </w:r>
-      <w:r>
-        <w:rPr>
-          <w:highlight w:val="yellow"/>
-        </w:rPr>
-        <w:t xml:space="preserve"> Package Database contiene tutte le classi responsabili dell’estrazione dei dati dal DB, esponendo una vera e propria interfaccia che di fatto rende indipendenti le classi della Business </w:t>
+        <w:t xml:space="preserve">Il Package Database contiene tutte le classi responsabili dell’estrazione dei dati dal DB, esponendo una vera e propria interfaccia che di fatto rende indipendenti le classi della Business </w:t>
       </w:r>
       <w:proofErr w:type="spellStart"/>
       <w:r>
@@ -33060,13 +32094,7 @@
         <w:rPr>
           <w:highlight w:val="yellow"/>
         </w:rPr>
-        <w:t>In partico</w:t>
-      </w:r>
-      <w:r>
-        <w:rPr>
-          <w:highlight w:val="yellow"/>
-        </w:rPr>
-        <w:t>lare, tra le strategie di risoluzione del problema dell’</w:t>
+        <w:t>In particolare, tra le strategie di risoluzione del problema dell’</w:t>
       </w:r>
       <w:proofErr w:type="spellStart"/>
       <w:r>
@@ -33161,13 +32189,7 @@
         <w:rPr>
           <w:highlight w:val="yellow"/>
         </w:rPr>
-        <w:t>), implementati in funzione d</w:t>
-      </w:r>
-      <w:r>
-        <w:rPr>
-          <w:highlight w:val="yellow"/>
-        </w:rPr>
-        <w:t xml:space="preserve">i un’ulteriore classe, </w:t>
+        <w:t xml:space="preserve">), implementati in funzione di un’ulteriore classe, </w:t>
       </w:r>
       <w:proofErr w:type="spellStart"/>
       <w:r>
@@ -33266,14 +32288,7 @@
           <w:color w:val="FF0000"/>
           <w:highlight w:val="yellow"/>
         </w:rPr>
-        <w:t>Si riportino di seguito i diagrammi di s</w:t>
-      </w:r>
-      <w:r>
-        <w:rPr>
-          <w:color w:val="FF0000"/>
-          <w:highlight w:val="yellow"/>
-        </w:rPr>
-        <w:t>equenza di progetto per il/i casi d’uso sviluppati fino alla codifica in Java.</w:t>
+        <w:t>Si riportino di seguito i diagrammi di sequenza di progetto per il/i casi d’uso sviluppati fino alla codifica in Java.</w:t>
       </w:r>
     </w:p>
     <w:p>
@@ -33392,16 +32407,7 @@
           <w:color w:val="13B0E3"/>
           <w:u w:val="single"/>
         </w:rPr>
-        <w:t>Diagramma delle Classi di Progettazion</w:t>
-      </w:r>
-      <w:r>
-        <w:rPr>
-          <w:b/>
-          <w:bCs/>
-          <w:color w:val="13B0E3"/>
-          <w:u w:val="single"/>
-        </w:rPr>
-        <w:t>e</w:t>
+        <w:t>Diagramma delle Classi di Progettazione</w:t>
       </w:r>
       <w:r>
         <w:t>, fino ad ottenere la seguente versione finale:</w:t>
@@ -33498,13 +32504,7 @@
         <w:rPr>
           <w:highlight w:val="yellow"/>
         </w:rPr>
-        <w:t>Elenc</w:t>
-      </w:r>
-      <w:r>
-        <w:rPr>
-          <w:highlight w:val="yellow"/>
-        </w:rPr>
-        <w:t>are:</w:t>
+        <w:t>Elencare:</w:t>
       </w:r>
     </w:p>
     <w:p>
@@ -33540,13 +32540,7 @@
         <w:rPr>
           <w:highlight w:val="yellow"/>
         </w:rPr>
-        <w:t>Elencare gli artefatti necessari per l’installazione ed esecuzione del programma, senza ovviamente l’ambiente di sviluppo come Eclipse (DB h2, eventuali librerie e versioni di Java che l’utilizzatore deve av</w:t>
-      </w:r>
-      <w:r>
-        <w:rPr>
-          <w:highlight w:val="yellow"/>
-        </w:rPr>
-        <w:t>ere installati, file .</w:t>
+        <w:t>Elencare gli artefatti necessari per l’installazione ed esecuzione del programma, senza ovviamente l’ambiente di sviluppo come Eclipse (DB h2, eventuali librerie e versioni di Java che l’utilizzatore deve avere installati, file .</w:t>
       </w:r>
       <w:proofErr w:type="spellStart"/>
       <w:r>
@@ -33695,10 +32689,7 @@
       </w:pPr>
       <w:bookmarkStart w:id="111" w:name="_Toc195300148"/>
       <w:r>
-        <w:t>Package</w:t>
-      </w:r>
-      <w:r>
-        <w:t xml:space="preserve"> Controller</w:t>
+        <w:t>Package Controller</w:t>
       </w:r>
       <w:bookmarkEnd w:id="111"/>
     </w:p>
@@ -33778,10 +32769,7 @@
       </w:r>
       <w:r>
         <w:lastRenderedPageBreak/>
-        <w:t>correttamente a video, dovrebbe conoscere di fatto la struttura in</w:t>
-      </w:r>
-      <w:r>
-        <w:t xml:space="preserve">terna di tale classe </w:t>
+        <w:t xml:space="preserve">correttamente a video, dovrebbe conoscere di fatto la struttura interna di tale classe </w:t>
       </w:r>
       <w:proofErr w:type="spellStart"/>
       <w:r>
@@ -33818,10 +32806,7 @@
         <w:t>DTO</w:t>
       </w:r>
       <w:r>
-        <w:t>), un oggetto in grado di trasporta</w:t>
-      </w:r>
-      <w:r>
-        <w:t>re dati tra processi (nel caso in oggetto tra livelli). Le classi DTO hanno tipicamente una struttura che rispecchia quella dell’</w:t>
+        <w:t>), un oggetto in grado di trasportare dati tra processi (nel caso in oggetto tra livelli). Le classi DTO hanno tipicamente una struttura che rispecchia quella dell’</w:t>
       </w:r>
       <w:proofErr w:type="spellStart"/>
       <w:r>
@@ -33837,10 +32822,7 @@
       </w:r>
       <w:proofErr w:type="spellEnd"/>
       <w:r>
-        <w:t xml:space="preserve"> che si intendono visualizzare a </w:t>
-      </w:r>
-      <w:r>
-        <w:t>schermo.</w:t>
+        <w:t xml:space="preserve"> che si intendono visualizzare a schermo.</w:t>
       </w:r>
     </w:p>
     <w:p>
@@ -33868,10 +32850,7 @@
         <w:jc w:val="both"/>
       </w:pPr>
       <w:r>
-        <w:t xml:space="preserve">I diagrammi di deployment sono utilizzati per mostrare l’architettura fisica del sistema software realizzato; sono particolarmente utili per valutare, durante lo sviluppo, come un’applicazione si distribuisce tra le varie </w:t>
-      </w:r>
-      <w:r>
-        <w:t xml:space="preserve">macchine. </w:t>
+        <w:t xml:space="preserve">I diagrammi di deployment sono utilizzati per mostrare l’architettura fisica del sistema software realizzato; sono particolarmente utili per valutare, durante lo sviluppo, come un’applicazione si distribuisce tra le varie macchine. </w:t>
       </w:r>
     </w:p>
     <w:p>
@@ -33994,13 +32973,7 @@
         <w:rPr>
           <w:highlight w:val="yellow"/>
         </w:rPr>
-        <w:t xml:space="preserve">- si indichino i percorsi linearmente </w:t>
-      </w:r>
-      <w:r>
-        <w:rPr>
-          <w:highlight w:val="yellow"/>
-        </w:rPr>
-        <w:t>indipendenti;</w:t>
+        <w:t>- si indichino i percorsi linearmente indipendenti;</w:t>
       </w:r>
     </w:p>
     <w:p>
@@ -34074,10 +33047,7 @@
         <w:jc w:val="both"/>
       </w:pPr>
       <w:r>
-        <w:t xml:space="preserve">Si intende costruire il Control Flow Graph per due dei metodi delle classi implementate </w:t>
-      </w:r>
-      <w:r>
-        <w:t xml:space="preserve">e mostrare il calcolo del numero </w:t>
+        <w:t xml:space="preserve">Si intende costruire il Control Flow Graph per due dei metodi delle classi implementate e mostrare il calcolo del numero </w:t>
       </w:r>
       <w:proofErr w:type="spellStart"/>
       <w:r>
@@ -34297,15 +33267,7 @@
           <w:sz w:val="20"/>
           <w:szCs w:val="20"/>
         </w:rPr>
-        <w:t>patenteRi</w:t>
-      </w:r>
-      <w:r>
-        <w:rPr>
-          <w:rFonts w:ascii="Times New Roman" w:hAnsi="Times New Roman" w:cs="Times New Roman"/>
-          <w:sz w:val="20"/>
-          <w:szCs w:val="20"/>
-        </w:rPr>
-        <w:t>chiesta</w:t>
+        <w:t>patenteRichiesta</w:t>
       </w:r>
       <w:proofErr w:type="spellEnd"/>
       <w:r>
@@ -35297,15 +34259,7 @@
           <w:sz w:val="20"/>
           <w:szCs w:val="20"/>
         </w:rPr>
-        <w:t>in</w:t>
-      </w:r>
-      <w:r>
-        <w:rPr>
-          <w:rFonts w:ascii="Times New Roman" w:hAnsi="Times New Roman" w:cs="Times New Roman"/>
-          <w:sz w:val="20"/>
-          <w:szCs w:val="20"/>
-        </w:rPr>
-        <w:t>t</w:t>
+        <w:t>int</w:t>
       </w:r>
       <w:proofErr w:type="spellEnd"/>
       <w:r>
@@ -35978,15 +34932,7 @@
           <w:bCs/>
           <w:color w:val="1AA2E2"/>
         </w:rPr>
-        <w:t>NUMERO CICLOM</w:t>
-      </w:r>
-      <w:r>
-        <w:rPr>
-          <w:b/>
-          <w:bCs/>
-          <w:color w:val="1AA2E2"/>
-        </w:rPr>
-        <w:t>ATICO</w:t>
+        <w:t>NUMERO CICLOMATICO</w:t>
       </w:r>
       <w:r>
         <w:t>:</w:t>
@@ -36656,15 +35602,7 @@
                 <w:sz w:val="20"/>
                 <w:szCs w:val="20"/>
               </w:rPr>
-              <w:t xml:space="preserve">Errore, l'auto </w:t>
-            </w:r>
-            <w:r>
-              <w:rPr>
-                <w:rFonts w:ascii="Times New Roman" w:eastAsia="Cambria" w:hAnsi="Times New Roman" w:cs="Times New Roman"/>
-                <w:sz w:val="20"/>
-                <w:szCs w:val="20"/>
-              </w:rPr>
-              <w:t>selezionata è inesistente!</w:t>
+              <w:t>Errore, l'auto selezionata è inesistente!</w:t>
             </w:r>
           </w:p>
         </w:tc>
@@ -38073,17 +37011,7 @@
                 <w:sz w:val="18"/>
                 <w:szCs w:val="18"/>
               </w:rPr>
-              <w:t>Registrazione avvenuta con successo, controlla la mail per visualizzare le credenziali di acces</w:t>
-            </w:r>
-            <w:r>
-              <w:rPr>
-                <w:rFonts w:eastAsia="Cambria"/>
-                <w:bCs/>
-                <w:color w:val="000000" w:themeColor="text1"/>
-                <w:sz w:val="18"/>
-                <w:szCs w:val="18"/>
-              </w:rPr>
-              <w:t>so</w:t>
+              <w:t>Registrazione avvenuta con successo, controlla la mail per visualizzare le credenziali di accesso</w:t>
             </w:r>
           </w:p>
         </w:tc>
@@ -38496,35 +37424,36 @@
                 <w:sz w:val="18"/>
                 <w:szCs w:val="18"/>
               </w:rPr>
-              <w:t xml:space="preserve">Nome stringa </w:t>
-            </w:r>
-            <w:r>
-              <w:rPr>
-                <w:rFonts w:eastAsia="Cambria"/>
+              <w:t>Nome stringa con simboli</w:t>
+            </w:r>
+          </w:p>
+        </w:tc>
+        <w:tc>
+          <w:tcPr>
+            <w:tcW w:w="1683" w:type="dxa"/>
+            <w:gridSpan w:val="2"/>
+            <w:vAlign w:val="center"/>
+          </w:tcPr>
+          <w:p>
+            <w:pPr>
+              <w:rPr>
                 <w:bCs/>
                 <w:color w:val="000000" w:themeColor="text1"/>
                 <w:sz w:val="18"/>
                 <w:szCs w:val="18"/>
               </w:rPr>
-              <w:t>con simboli</w:t>
-            </w:r>
-          </w:p>
-        </w:tc>
-        <w:tc>
-          <w:tcPr>
-            <w:tcW w:w="1683" w:type="dxa"/>
-            <w:gridSpan w:val="2"/>
-            <w:vAlign w:val="center"/>
-          </w:tcPr>
-          <w:p>
-            <w:pPr>
-              <w:rPr>
+            </w:pPr>
+            <w:r>
+              <w:rPr>
+                <w:rFonts w:eastAsia="Cambria"/>
                 <w:bCs/>
                 <w:color w:val="000000" w:themeColor="text1"/>
                 <w:sz w:val="18"/>
                 <w:szCs w:val="18"/>
               </w:rPr>
-            </w:pPr>
+              <w:t xml:space="preserve">Nome stringa con simboli [ERROR], Cognome, Patente, </w:t>
+            </w:r>
+            <w:proofErr w:type="spellStart"/>
             <w:r>
               <w:rPr>
                 <w:rFonts w:eastAsia="Cambria"/>
@@ -38533,9 +37462,9 @@
                 <w:sz w:val="18"/>
                 <w:szCs w:val="18"/>
               </w:rPr>
-              <w:t xml:space="preserve">Nome stringa con simboli [ERROR], Cognome, Patente, </w:t>
-            </w:r>
-            <w:proofErr w:type="spellStart"/>
+              <w:t>TipoPatente</w:t>
+            </w:r>
+            <w:proofErr w:type="spellEnd"/>
             <w:r>
               <w:rPr>
                 <w:rFonts w:eastAsia="Cambria"/>
@@ -38544,24 +37473,29 @@
                 <w:sz w:val="18"/>
                 <w:szCs w:val="18"/>
               </w:rPr>
-              <w:t>TipoPatente</w:t>
-            </w:r>
-            <w:proofErr w:type="spellEnd"/>
-            <w:r>
-              <w:rPr>
-                <w:rFonts w:eastAsia="Cambria"/>
+              <w:t>, Credito validi</w:t>
+            </w:r>
+          </w:p>
+        </w:tc>
+        <w:tc>
+          <w:tcPr>
+            <w:tcW w:w="1134" w:type="dxa"/>
+            <w:vAlign w:val="center"/>
+          </w:tcPr>
+          <w:p>
+            <w:pPr>
+              <w:rPr>
                 <w:bCs/>
                 <w:color w:val="000000" w:themeColor="text1"/>
                 <w:sz w:val="18"/>
                 <w:szCs w:val="18"/>
               </w:rPr>
-              <w:t>, Credito validi</w:t>
-            </w:r>
-          </w:p>
-        </w:tc>
-        <w:tc>
-          <w:tcPr>
-            <w:tcW w:w="1134" w:type="dxa"/>
+            </w:pPr>
+          </w:p>
+        </w:tc>
+        <w:tc>
+          <w:tcPr>
+            <w:tcW w:w="3118" w:type="dxa"/>
             <w:vAlign w:val="center"/>
           </w:tcPr>
           <w:p>
@@ -38573,22 +37507,17 @@
                 <w:szCs w:val="18"/>
               </w:rPr>
             </w:pPr>
-          </w:p>
-        </w:tc>
-        <w:tc>
-          <w:tcPr>
-            <w:tcW w:w="3118" w:type="dxa"/>
-            <w:vAlign w:val="center"/>
-          </w:tcPr>
-          <w:p>
-            <w:pPr>
-              <w:rPr>
+            <w:r>
+              <w:rPr>
+                <w:rFonts w:eastAsia="Cambria"/>
                 <w:bCs/>
                 <w:color w:val="000000" w:themeColor="text1"/>
                 <w:sz w:val="18"/>
                 <w:szCs w:val="18"/>
               </w:rPr>
-            </w:pPr>
+              <w:t>{Nome: “</w:t>
+            </w:r>
+            <w:proofErr w:type="spellStart"/>
             <w:r>
               <w:rPr>
                 <w:rFonts w:eastAsia="Cambria"/>
@@ -38597,9 +37526,9 @@
                 <w:sz w:val="18"/>
                 <w:szCs w:val="18"/>
               </w:rPr>
-              <w:t>{Nome: “</w:t>
-            </w:r>
-            <w:proofErr w:type="spellStart"/>
+              <w:t>Ma-r.o</w:t>
+            </w:r>
+            <w:proofErr w:type="spellEnd"/>
             <w:r>
               <w:rPr>
                 <w:rFonts w:eastAsia="Cambria"/>
@@ -38608,9 +37537,9 @@
                 <w:sz w:val="18"/>
                 <w:szCs w:val="18"/>
               </w:rPr>
-              <w:t>Ma-r.o</w:t>
-            </w:r>
-            <w:proofErr w:type="spellEnd"/>
+              <w:t xml:space="preserve">”, Cognome: “Rossi”, Patente: “NAH68I903B”, </w:t>
+            </w:r>
+            <w:proofErr w:type="spellStart"/>
             <w:r>
               <w:rPr>
                 <w:rFonts w:eastAsia="Cambria"/>
@@ -38619,9 +37548,9 @@
                 <w:sz w:val="18"/>
                 <w:szCs w:val="18"/>
               </w:rPr>
-              <w:t xml:space="preserve">”, Cognome: “Rossi”, Patente: “NAH68I903B”, </w:t>
-            </w:r>
-            <w:proofErr w:type="spellStart"/>
+              <w:t>TipoPatente</w:t>
+            </w:r>
+            <w:proofErr w:type="spellEnd"/>
             <w:r>
               <w:rPr>
                 <w:rFonts w:eastAsia="Cambria"/>
@@ -38630,50 +37559,55 @@
                 <w:sz w:val="18"/>
                 <w:szCs w:val="18"/>
               </w:rPr>
-              <w:t>TipoPatente</w:t>
-            </w:r>
-            <w:proofErr w:type="spellEnd"/>
-            <w:r>
-              <w:rPr>
-                <w:rFonts w:eastAsia="Cambria"/>
+              <w:t>: “B1”, Credito “230.50”}</w:t>
+            </w:r>
+          </w:p>
+        </w:tc>
+        <w:tc>
+          <w:tcPr>
+            <w:tcW w:w="1277" w:type="dxa"/>
+            <w:vAlign w:val="center"/>
+          </w:tcPr>
+          <w:p>
+            <w:pPr>
+              <w:rPr>
                 <w:bCs/>
                 <w:color w:val="000000" w:themeColor="text1"/>
                 <w:sz w:val="18"/>
                 <w:szCs w:val="18"/>
               </w:rPr>
-              <w:t>: “B1”, Credito “230.50”}</w:t>
-            </w:r>
-          </w:p>
-        </w:tc>
-        <w:tc>
-          <w:tcPr>
-            <w:tcW w:w="1277" w:type="dxa"/>
-            <w:vAlign w:val="center"/>
-          </w:tcPr>
-          <w:p>
-            <w:pPr>
-              <w:rPr>
+            </w:pPr>
+            <w:r>
+              <w:rPr>
+                <w:rFonts w:eastAsia="Cambria"/>
                 <w:bCs/>
                 <w:color w:val="000000" w:themeColor="text1"/>
                 <w:sz w:val="18"/>
                 <w:szCs w:val="18"/>
               </w:rPr>
-            </w:pPr>
-            <w:r>
-              <w:rPr>
-                <w:rFonts w:eastAsia="Cambria"/>
+              <w:t>Formato Nome errato!</w:t>
+            </w:r>
+          </w:p>
+        </w:tc>
+        <w:tc>
+          <w:tcPr>
+            <w:tcW w:w="1133" w:type="dxa"/>
+            <w:vAlign w:val="center"/>
+          </w:tcPr>
+          <w:p>
+            <w:pPr>
+              <w:rPr>
                 <w:bCs/>
                 <w:color w:val="000000" w:themeColor="text1"/>
                 <w:sz w:val="18"/>
                 <w:szCs w:val="18"/>
               </w:rPr>
-              <w:t>Formato Nome errato!</w:t>
-            </w:r>
-          </w:p>
-        </w:tc>
-        <w:tc>
-          <w:tcPr>
-            <w:tcW w:w="1133" w:type="dxa"/>
+            </w:pPr>
+          </w:p>
+        </w:tc>
+        <w:tc>
+          <w:tcPr>
+            <w:tcW w:w="1417" w:type="dxa"/>
             <w:vAlign w:val="center"/>
           </w:tcPr>
           <w:p>
@@ -38685,41 +37619,15 @@
                 <w:szCs w:val="18"/>
               </w:rPr>
             </w:pPr>
-          </w:p>
-        </w:tc>
-        <w:tc>
-          <w:tcPr>
-            <w:tcW w:w="1417" w:type="dxa"/>
-            <w:vAlign w:val="center"/>
-          </w:tcPr>
-          <w:p>
-            <w:pPr>
-              <w:rPr>
+            <w:r>
+              <w:rPr>
+                <w:rFonts w:eastAsia="Cambria"/>
                 <w:bCs/>
                 <w:color w:val="000000" w:themeColor="text1"/>
                 <w:sz w:val="18"/>
                 <w:szCs w:val="18"/>
               </w:rPr>
-            </w:pPr>
-            <w:r>
-              <w:rPr>
-                <w:rFonts w:eastAsia="Cambria"/>
-                <w:bCs/>
-                <w:color w:val="000000" w:themeColor="text1"/>
-                <w:sz w:val="18"/>
-                <w:szCs w:val="18"/>
-              </w:rPr>
-              <w:t xml:space="preserve">Errore, il formato del nome inserito non è </w:t>
-            </w:r>
-            <w:r>
-              <w:rPr>
-                <w:rFonts w:eastAsia="Cambria"/>
-                <w:bCs/>
-                <w:color w:val="000000" w:themeColor="text1"/>
-                <w:sz w:val="18"/>
-                <w:szCs w:val="18"/>
-              </w:rPr>
-              <w:t>valido!</w:t>
+              <w:t>Errore, il formato del nome inserito non è valido!</w:t>
             </w:r>
           </w:p>
         </w:tc>
@@ -39367,7 +38275,7 @@
             </wp:anchor>
           </w:drawing>
         </mc:Choice>
-        <mc:Fallback xmlns:w16sdtfl="http://schemas.microsoft.com/office/word/2024/wordml/sdtformatlock" xmlns:w16sdtdh="http://schemas.microsoft.com/office/word/2020/wordml/sdtdatahash" xmlns:w16du="http://schemas.microsoft.com/office/word/2023/wordml/word16du" xmlns:w16="http://schemas.microsoft.com/office/word/2018/wordml" xmlns:w16cid="http://schemas.microsoft.com/office/word/2016/wordml/cid" xmlns:w16cex="http://schemas.microsoft.com/office/word/2018/wordml/cex" xmlns:oel="http://schemas.microsoft.com/office/2019/extlst" xmlns:am3d="http://schemas.microsoft.com/office/drawing/2017/model3d" xmlns:aink="http://schemas.microsoft.com/office/drawing/2016/ink" xmlns:cx8="http://schemas.microsoft.com/office/drawing/2016/5/14/chartex" xmlns:cx7="http://schemas.microsoft.com/office/drawing/2016/5/13/chartex" xmlns:cx6="http://schemas.microsoft.com/office/drawing/2016/5/12/chartex" xmlns:cx5="http://schemas.microsoft.com/office/drawing/2016/5/11/chartex" xmlns:cx4="http://schemas.microsoft.com/office/drawing/2016/5/10/chartex" xmlns:cx3="http://schemas.microsoft.com/office/drawing/2016/5/9/chartex" xmlns:cx2="http://schemas.microsoft.com/office/drawing/2015/10/21/chartex">
+        <mc:Fallback xmlns:cx2="http://schemas.microsoft.com/office/drawing/2015/10/21/chartex" xmlns:cx3="http://schemas.microsoft.com/office/drawing/2016/5/9/chartex" xmlns:cx4="http://schemas.microsoft.com/office/drawing/2016/5/10/chartex" xmlns:cx5="http://schemas.microsoft.com/office/drawing/2016/5/11/chartex" xmlns:cx6="http://schemas.microsoft.com/office/drawing/2016/5/12/chartex" xmlns:cx7="http://schemas.microsoft.com/office/drawing/2016/5/13/chartex" xmlns:cx8="http://schemas.microsoft.com/office/drawing/2016/5/14/chartex" xmlns:aink="http://schemas.microsoft.com/office/drawing/2016/ink" xmlns:am3d="http://schemas.microsoft.com/office/drawing/2017/model3d" xmlns:oel="http://schemas.microsoft.com/office/2019/extlst" xmlns:w16cex="http://schemas.microsoft.com/office/word/2018/wordml/cex" xmlns:w16cid="http://schemas.microsoft.com/office/word/2016/wordml/cid" xmlns:w16="http://schemas.microsoft.com/office/word/2018/wordml" xmlns:w16du="http://schemas.microsoft.com/office/word/2023/wordml/word16du" xmlns:w16sdtdh="http://schemas.microsoft.com/office/word/2020/wordml/sdtdatahash" xmlns:w16sdtfl="http://schemas.microsoft.com/office/word/2024/wordml/sdtformatlock">
           <w:pict>
             <v:shapetype w14:anchorId="1C5D94EC" id="_x0000_t202" coordsize="21600,21600" o:spt="202" path="m,l,21600r21600,l21600,xe">
               <v:stroke joinstyle="miter"/>
@@ -39491,7 +38399,7 @@
             </wp:anchor>
           </w:drawing>
         </mc:Choice>
-        <mc:Fallback xmlns:pic="http://schemas.openxmlformats.org/drawingml/2006/picture" xmlns:w16sdtfl="http://schemas.microsoft.com/office/word/2024/wordml/sdtformatlock" xmlns:w16sdtdh="http://schemas.microsoft.com/office/word/2020/wordml/sdtdatahash" xmlns:w16du="http://schemas.microsoft.com/office/word/2023/wordml/word16du" xmlns:w16="http://schemas.microsoft.com/office/word/2018/wordml" xmlns:w16cid="http://schemas.microsoft.com/office/word/2016/wordml/cid" xmlns:w16cex="http://schemas.microsoft.com/office/word/2018/wordml/cex" xmlns:oel="http://schemas.microsoft.com/office/2019/extlst" xmlns:am3d="http://schemas.microsoft.com/office/drawing/2017/model3d" xmlns:aink="http://schemas.microsoft.com/office/drawing/2016/ink" xmlns:cx8="http://schemas.microsoft.com/office/drawing/2016/5/14/chartex" xmlns:cx7="http://schemas.microsoft.com/office/drawing/2016/5/13/chartex" xmlns:cx6="http://schemas.microsoft.com/office/drawing/2016/5/12/chartex" xmlns:cx5="http://schemas.microsoft.com/office/drawing/2016/5/11/chartex" xmlns:cx4="http://schemas.microsoft.com/office/drawing/2016/5/10/chartex" xmlns:cx3="http://schemas.microsoft.com/office/drawing/2016/5/9/chartex" xmlns:cx2="http://schemas.microsoft.com/office/drawing/2015/10/21/chartex">
+        <mc:Fallback xmlns:cx2="http://schemas.microsoft.com/office/drawing/2015/10/21/chartex" xmlns:cx3="http://schemas.microsoft.com/office/drawing/2016/5/9/chartex" xmlns:cx4="http://schemas.microsoft.com/office/drawing/2016/5/10/chartex" xmlns:cx5="http://schemas.microsoft.com/office/drawing/2016/5/11/chartex" xmlns:cx6="http://schemas.microsoft.com/office/drawing/2016/5/12/chartex" xmlns:cx7="http://schemas.microsoft.com/office/drawing/2016/5/13/chartex" xmlns:cx8="http://schemas.microsoft.com/office/drawing/2016/5/14/chartex" xmlns:aink="http://schemas.microsoft.com/office/drawing/2016/ink" xmlns:am3d="http://schemas.microsoft.com/office/drawing/2017/model3d" xmlns:oel="http://schemas.microsoft.com/office/2019/extlst" xmlns:w16cex="http://schemas.microsoft.com/office/word/2018/wordml/cex" xmlns:w16cid="http://schemas.microsoft.com/office/word/2016/wordml/cid" xmlns:w16="http://schemas.microsoft.com/office/word/2018/wordml" xmlns:w16du="http://schemas.microsoft.com/office/word/2023/wordml/word16du" xmlns:w16sdtdh="http://schemas.microsoft.com/office/word/2020/wordml/sdtdatahash" xmlns:w16sdtfl="http://schemas.microsoft.com/office/word/2024/wordml/sdtformatlock" xmlns:pic="http://schemas.openxmlformats.org/drawingml/2006/picture">
           <w:pict>
             <v:line id="shape_0" from="-4.6pt,-3.3pt" to="485.9pt,-3.3pt" stroked="t" o:allowincell="f" style="position:absolute" wp14:anchorId="00FEA600">
               <v:stroke color="#659ed5" weight="19080" joinstyle="round" endcap="flat"/>
@@ -39555,10 +38463,7 @@
       </w:drawing>
     </w:r>
     <w:r>
-      <w:t xml:space="preserve">Elaborato di Ingegneria del </w:t>
-    </w:r>
-    <w:r>
-      <w:t>Software</w:t>
+      <w:t>Elaborato di Ingegneria del Software</w:t>
     </w:r>
     <w:r>
       <w:tab/>
@@ -39647,7 +38552,7 @@
                                   <w:rStyle w:val="Numeropagina"/>
                                   <w:noProof/>
                                 </w:rPr>
-                                <w:t>32</w:t>
+                                <w:t>31</w:t>
                               </w:r>
                               <w:r>
                                 <w:rPr>
@@ -39719,7 +38624,7 @@
                             <w:rStyle w:val="Numeropagina"/>
                             <w:noProof/>
                           </w:rPr>
-                          <w:t>32</w:t>
+                          <w:t>31</w:t>
                         </w:r>
                         <w:r>
                           <w:rPr>
@@ -39822,7 +38727,7 @@
             </wp:anchor>
           </w:drawing>
         </mc:Choice>
-        <mc:Fallback xmlns:pic="http://schemas.openxmlformats.org/drawingml/2006/picture" xmlns:w16sdtfl="http://schemas.microsoft.com/office/word/2024/wordml/sdtformatlock" xmlns:w16sdtdh="http://schemas.microsoft.com/office/word/2020/wordml/sdtdatahash" xmlns:w16du="http://schemas.microsoft.com/office/word/2023/wordml/word16du" xmlns:w16="http://schemas.microsoft.com/office/word/2018/wordml" xmlns:w16cid="http://schemas.microsoft.com/office/word/2016/wordml/cid" xmlns:w16cex="http://schemas.microsoft.com/office/word/2018/wordml/cex" xmlns:oel="http://schemas.microsoft.com/office/2019/extlst" xmlns:am3d="http://schemas.microsoft.com/office/drawing/2017/model3d" xmlns:aink="http://schemas.microsoft.com/office/drawing/2016/ink" xmlns:cx8="http://schemas.microsoft.com/office/drawing/2016/5/14/chartex" xmlns:cx7="http://schemas.microsoft.com/office/drawing/2016/5/13/chartex" xmlns:cx6="http://schemas.microsoft.com/office/drawing/2016/5/12/chartex" xmlns:cx5="http://schemas.microsoft.com/office/drawing/2016/5/11/chartex" xmlns:cx4="http://schemas.microsoft.com/office/drawing/2016/5/10/chartex" xmlns:cx3="http://schemas.microsoft.com/office/drawing/2016/5/9/chartex" xmlns:cx2="http://schemas.microsoft.com/office/drawing/2015/10/21/chartex">
+        <mc:Fallback xmlns:cx2="http://schemas.microsoft.com/office/drawing/2015/10/21/chartex" xmlns:cx3="http://schemas.microsoft.com/office/drawing/2016/5/9/chartex" xmlns:cx4="http://schemas.microsoft.com/office/drawing/2016/5/10/chartex" xmlns:cx5="http://schemas.microsoft.com/office/drawing/2016/5/11/chartex" xmlns:cx6="http://schemas.microsoft.com/office/drawing/2016/5/12/chartex" xmlns:cx7="http://schemas.microsoft.com/office/drawing/2016/5/13/chartex" xmlns:cx8="http://schemas.microsoft.com/office/drawing/2016/5/14/chartex" xmlns:aink="http://schemas.microsoft.com/office/drawing/2016/ink" xmlns:am3d="http://schemas.microsoft.com/office/drawing/2017/model3d" xmlns:oel="http://schemas.microsoft.com/office/2019/extlst" xmlns:w16cex="http://schemas.microsoft.com/office/word/2018/wordml/cex" xmlns:w16cid="http://schemas.microsoft.com/office/word/2016/wordml/cid" xmlns:w16="http://schemas.microsoft.com/office/word/2018/wordml" xmlns:w16du="http://schemas.microsoft.com/office/word/2023/wordml/word16du" xmlns:w16sdtdh="http://schemas.microsoft.com/office/word/2020/wordml/sdtdatahash" xmlns:w16sdtfl="http://schemas.microsoft.com/office/word/2024/wordml/sdtformatlock" xmlns:pic="http://schemas.openxmlformats.org/drawingml/2006/picture">
           <w:pict>
             <v:line id="shape_0" from="-4.85pt,-3.05pt" to="706.1pt,-3.05pt" stroked="t" o:allowincell="f" style="position:absolute" wp14:anchorId="48C5BA8A">
               <v:stroke color="#659ed5" weight="19080" joinstyle="round" endcap="flat"/>
@@ -40138,7 +39043,7 @@
             </wp:anchor>
           </w:drawing>
         </mc:Choice>
-        <mc:Fallback xmlns:pic="http://schemas.openxmlformats.org/drawingml/2006/picture" xmlns:w16sdtfl="http://schemas.microsoft.com/office/word/2024/wordml/sdtformatlock" xmlns:w16sdtdh="http://schemas.microsoft.com/office/word/2020/wordml/sdtdatahash" xmlns:w16du="http://schemas.microsoft.com/office/word/2023/wordml/word16du" xmlns:w16="http://schemas.microsoft.com/office/word/2018/wordml" xmlns:w16cid="http://schemas.microsoft.com/office/word/2016/wordml/cid" xmlns:w16cex="http://schemas.microsoft.com/office/word/2018/wordml/cex" xmlns:oel="http://schemas.microsoft.com/office/2019/extlst" xmlns:am3d="http://schemas.microsoft.com/office/drawing/2017/model3d" xmlns:aink="http://schemas.microsoft.com/office/drawing/2016/ink" xmlns:cx8="http://schemas.microsoft.com/office/drawing/2016/5/14/chartex" xmlns:cx7="http://schemas.microsoft.com/office/drawing/2016/5/13/chartex" xmlns:cx6="http://schemas.microsoft.com/office/drawing/2016/5/12/chartex" xmlns:cx5="http://schemas.microsoft.com/office/drawing/2016/5/11/chartex" xmlns:cx4="http://schemas.microsoft.com/office/drawing/2016/5/10/chartex" xmlns:cx3="http://schemas.microsoft.com/office/drawing/2016/5/9/chartex" xmlns:cx2="http://schemas.microsoft.com/office/drawing/2015/10/21/chartex">
+        <mc:Fallback xmlns:cx2="http://schemas.microsoft.com/office/drawing/2015/10/21/chartex" xmlns:cx3="http://schemas.microsoft.com/office/drawing/2016/5/9/chartex" xmlns:cx4="http://schemas.microsoft.com/office/drawing/2016/5/10/chartex" xmlns:cx5="http://schemas.microsoft.com/office/drawing/2016/5/11/chartex" xmlns:cx6="http://schemas.microsoft.com/office/drawing/2016/5/12/chartex" xmlns:cx7="http://schemas.microsoft.com/office/drawing/2016/5/13/chartex" xmlns:cx8="http://schemas.microsoft.com/office/drawing/2016/5/14/chartex" xmlns:aink="http://schemas.microsoft.com/office/drawing/2016/ink" xmlns:am3d="http://schemas.microsoft.com/office/drawing/2017/model3d" xmlns:oel="http://schemas.microsoft.com/office/2019/extlst" xmlns:w16cex="http://schemas.microsoft.com/office/word/2018/wordml/cex" xmlns:w16cid="http://schemas.microsoft.com/office/word/2016/wordml/cid" xmlns:w16="http://schemas.microsoft.com/office/word/2018/wordml" xmlns:w16du="http://schemas.microsoft.com/office/word/2023/wordml/word16du" xmlns:w16sdtdh="http://schemas.microsoft.com/office/word/2020/wordml/sdtdatahash" xmlns:w16sdtfl="http://schemas.microsoft.com/office/word/2024/wordml/sdtformatlock" xmlns:pic="http://schemas.openxmlformats.org/drawingml/2006/picture">
           <w:pict>
             <v:line id="shape_0" from="-4.85pt,-3.05pt" to="706.1pt,-3.05pt" stroked="t" o:allowincell="f" style="position:absolute" wp14:anchorId="48C5BA8A">
               <v:stroke color="#659ed5" weight="19080" joinstyle="round" endcap="flat"/>
@@ -40311,7 +39216,7 @@
             </wp:anchor>
           </w:drawing>
         </mc:Choice>
-        <mc:Fallback xmlns:w16sdtfl="http://schemas.microsoft.com/office/word/2024/wordml/sdtformatlock" xmlns:w16sdtdh="http://schemas.microsoft.com/office/word/2020/wordml/sdtdatahash" xmlns:w16du="http://schemas.microsoft.com/office/word/2023/wordml/word16du" xmlns:w16="http://schemas.microsoft.com/office/word/2018/wordml" xmlns:w16cid="http://schemas.microsoft.com/office/word/2016/wordml/cid" xmlns:w16cex="http://schemas.microsoft.com/office/word/2018/wordml/cex" xmlns:oel="http://schemas.microsoft.com/office/2019/extlst" xmlns:am3d="http://schemas.microsoft.com/office/drawing/2017/model3d" xmlns:aink="http://schemas.microsoft.com/office/drawing/2016/ink" xmlns:cx8="http://schemas.microsoft.com/office/drawing/2016/5/14/chartex" xmlns:cx7="http://schemas.microsoft.com/office/drawing/2016/5/13/chartex" xmlns:cx6="http://schemas.microsoft.com/office/drawing/2016/5/12/chartex" xmlns:cx5="http://schemas.microsoft.com/office/drawing/2016/5/11/chartex" xmlns:cx4="http://schemas.microsoft.com/office/drawing/2016/5/10/chartex" xmlns:cx3="http://schemas.microsoft.com/office/drawing/2016/5/9/chartex" xmlns:cx2="http://schemas.microsoft.com/office/drawing/2015/10/21/chartex">
+        <mc:Fallback xmlns:cx2="http://schemas.microsoft.com/office/drawing/2015/10/21/chartex" xmlns:cx3="http://schemas.microsoft.com/office/drawing/2016/5/9/chartex" xmlns:cx4="http://schemas.microsoft.com/office/drawing/2016/5/10/chartex" xmlns:cx5="http://schemas.microsoft.com/office/drawing/2016/5/11/chartex" xmlns:cx6="http://schemas.microsoft.com/office/drawing/2016/5/12/chartex" xmlns:cx7="http://schemas.microsoft.com/office/drawing/2016/5/13/chartex" xmlns:cx8="http://schemas.microsoft.com/office/drawing/2016/5/14/chartex" xmlns:aink="http://schemas.microsoft.com/office/drawing/2016/ink" xmlns:am3d="http://schemas.microsoft.com/office/drawing/2017/model3d" xmlns:oel="http://schemas.microsoft.com/office/2019/extlst" xmlns:w16cex="http://schemas.microsoft.com/office/word/2018/wordml/cex" xmlns:w16cid="http://schemas.microsoft.com/office/word/2016/wordml/cid" xmlns:w16="http://schemas.microsoft.com/office/word/2018/wordml" xmlns:w16du="http://schemas.microsoft.com/office/word/2023/wordml/word16du" xmlns:w16sdtdh="http://schemas.microsoft.com/office/word/2020/wordml/sdtdatahash" xmlns:w16sdtfl="http://schemas.microsoft.com/office/word/2024/wordml/sdtformatlock">
           <w:pict>
             <v:shapetype w14:anchorId="4D8D95EF" id="_x0000_t202" coordsize="21600,21600" o:spt="202" path="m,l,21600r21600,l21600,xe">
               <v:stroke joinstyle="miter"/>
@@ -40452,7 +39357,7 @@
             </wp:anchor>
           </w:drawing>
         </mc:Choice>
-        <mc:Fallback xmlns:pic="http://schemas.openxmlformats.org/drawingml/2006/picture" xmlns:w16sdtfl="http://schemas.microsoft.com/office/word/2024/wordml/sdtformatlock" xmlns:w16sdtdh="http://schemas.microsoft.com/office/word/2020/wordml/sdtdatahash" xmlns:w16du="http://schemas.microsoft.com/office/word/2023/wordml/word16du" xmlns:w16="http://schemas.microsoft.com/office/word/2018/wordml" xmlns:w16cid="http://schemas.microsoft.com/office/word/2016/wordml/cid" xmlns:w16cex="http://schemas.microsoft.com/office/word/2018/wordml/cex" xmlns:oel="http://schemas.microsoft.com/office/2019/extlst" xmlns:am3d="http://schemas.microsoft.com/office/drawing/2017/model3d" xmlns:aink="http://schemas.microsoft.com/office/drawing/2016/ink" xmlns:cx8="http://schemas.microsoft.com/office/drawing/2016/5/14/chartex" xmlns:cx7="http://schemas.microsoft.com/office/drawing/2016/5/13/chartex" xmlns:cx6="http://schemas.microsoft.com/office/drawing/2016/5/12/chartex" xmlns:cx5="http://schemas.microsoft.com/office/drawing/2016/5/11/chartex" xmlns:cx4="http://schemas.microsoft.com/office/drawing/2016/5/10/chartex" xmlns:cx3="http://schemas.microsoft.com/office/drawing/2016/5/9/chartex" xmlns:cx2="http://schemas.microsoft.com/office/drawing/2015/10/21/chartex">
+        <mc:Fallback xmlns:cx2="http://schemas.microsoft.com/office/drawing/2015/10/21/chartex" xmlns:cx3="http://schemas.microsoft.com/office/drawing/2016/5/9/chartex" xmlns:cx4="http://schemas.microsoft.com/office/drawing/2016/5/10/chartex" xmlns:cx5="http://schemas.microsoft.com/office/drawing/2016/5/11/chartex" xmlns:cx6="http://schemas.microsoft.com/office/drawing/2016/5/12/chartex" xmlns:cx7="http://schemas.microsoft.com/office/drawing/2016/5/13/chartex" xmlns:cx8="http://schemas.microsoft.com/office/drawing/2016/5/14/chartex" xmlns:aink="http://schemas.microsoft.com/office/drawing/2016/ink" xmlns:am3d="http://schemas.microsoft.com/office/drawing/2017/model3d" xmlns:oel="http://schemas.microsoft.com/office/2019/extlst" xmlns:w16cex="http://schemas.microsoft.com/office/word/2018/wordml/cex" xmlns:w16cid="http://schemas.microsoft.com/office/word/2016/wordml/cid" xmlns:w16="http://schemas.microsoft.com/office/word/2018/wordml" xmlns:w16du="http://schemas.microsoft.com/office/word/2023/wordml/word16du" xmlns:w16sdtdh="http://schemas.microsoft.com/office/word/2020/wordml/sdtdatahash" xmlns:w16sdtfl="http://schemas.microsoft.com/office/word/2024/wordml/sdtformatlock" xmlns:pic="http://schemas.openxmlformats.org/drawingml/2006/picture">
           <w:pict>
             <v:line id="shape_0" from="-4.5pt,-2.35pt" to="483.6pt,-2.35pt" stroked="t" o:allowincell="f" style="position:absolute" wp14:anchorId="07B71F51">
               <v:stroke color="#659ed5" weight="19080" joinstyle="round" endcap="flat"/>
@@ -40474,8 +39379,6 @@
     </w:r>
     <w:r>
       <w:tab/>
-    </w:r>
-    <w:r>
       <w:t xml:space="preserve">Studenti: Attardi Arianna, </w:t>
     </w:r>
   </w:p>
@@ -40573,7 +39476,7 @@
             </wp:anchor>
           </w:drawing>
         </mc:Choice>
-        <mc:Fallback xmlns:pic="http://schemas.openxmlformats.org/drawingml/2006/picture" xmlns:w16sdtfl="http://schemas.microsoft.com/office/word/2024/wordml/sdtformatlock" xmlns:w16sdtdh="http://schemas.microsoft.com/office/word/2020/wordml/sdtdatahash" xmlns:w16du="http://schemas.microsoft.com/office/word/2023/wordml/word16du" xmlns:w16="http://schemas.microsoft.com/office/word/2018/wordml" xmlns:w16cid="http://schemas.microsoft.com/office/word/2016/wordml/cid" xmlns:w16cex="http://schemas.microsoft.com/office/word/2018/wordml/cex" xmlns:oel="http://schemas.microsoft.com/office/2019/extlst" xmlns:am3d="http://schemas.microsoft.com/office/drawing/2017/model3d" xmlns:aink="http://schemas.microsoft.com/office/drawing/2016/ink" xmlns:cx8="http://schemas.microsoft.com/office/drawing/2016/5/14/chartex" xmlns:cx7="http://schemas.microsoft.com/office/drawing/2016/5/13/chartex" xmlns:cx6="http://schemas.microsoft.com/office/drawing/2016/5/12/chartex" xmlns:cx5="http://schemas.microsoft.com/office/drawing/2016/5/11/chartex" xmlns:cx4="http://schemas.microsoft.com/office/drawing/2016/5/10/chartex" xmlns:cx3="http://schemas.microsoft.com/office/drawing/2016/5/9/chartex" xmlns:cx2="http://schemas.microsoft.com/office/drawing/2015/10/21/chartex">
+        <mc:Fallback xmlns:cx2="http://schemas.microsoft.com/office/drawing/2015/10/21/chartex" xmlns:cx3="http://schemas.microsoft.com/office/drawing/2016/5/9/chartex" xmlns:cx4="http://schemas.microsoft.com/office/drawing/2016/5/10/chartex" xmlns:cx5="http://schemas.microsoft.com/office/drawing/2016/5/11/chartex" xmlns:cx6="http://schemas.microsoft.com/office/drawing/2016/5/12/chartex" xmlns:cx7="http://schemas.microsoft.com/office/drawing/2016/5/13/chartex" xmlns:cx8="http://schemas.microsoft.com/office/drawing/2016/5/14/chartex" xmlns:aink="http://schemas.microsoft.com/office/drawing/2016/ink" xmlns:am3d="http://schemas.microsoft.com/office/drawing/2017/model3d" xmlns:oel="http://schemas.microsoft.com/office/2019/extlst" xmlns:w16cex="http://schemas.microsoft.com/office/word/2018/wordml/cex" xmlns:w16cid="http://schemas.microsoft.com/office/word/2016/wordml/cid" xmlns:w16="http://schemas.microsoft.com/office/word/2018/wordml" xmlns:w16du="http://schemas.microsoft.com/office/word/2023/wordml/word16du" xmlns:w16sdtdh="http://schemas.microsoft.com/office/word/2020/wordml/sdtdatahash" xmlns:w16sdtfl="http://schemas.microsoft.com/office/word/2024/wordml/sdtformatlock" xmlns:pic="http://schemas.openxmlformats.org/drawingml/2006/picture">
           <w:pict>
             <v:line id="shape_0" from="-4.5pt,-2.35pt" to="483.6pt,-2.35pt" stroked="t" o:allowincell="f" style="position:absolute" wp14:anchorId="07B71F51">
               <v:stroke color="#659ed5" weight="19080" joinstyle="round" endcap="flat"/>
@@ -40701,7 +39604,7 @@
             </wp:anchor>
           </w:drawing>
         </mc:Choice>
-        <mc:Fallback xmlns:pic="http://schemas.openxmlformats.org/drawingml/2006/picture" xmlns:w16sdtfl="http://schemas.microsoft.com/office/word/2024/wordml/sdtformatlock" xmlns:w16sdtdh="http://schemas.microsoft.com/office/word/2020/wordml/sdtdatahash" xmlns:w16du="http://schemas.microsoft.com/office/word/2023/wordml/word16du" xmlns:w16="http://schemas.microsoft.com/office/word/2018/wordml" xmlns:w16cid="http://schemas.microsoft.com/office/word/2016/wordml/cid" xmlns:w16cex="http://schemas.microsoft.com/office/word/2018/wordml/cex" xmlns:oel="http://schemas.microsoft.com/office/2019/extlst" xmlns:am3d="http://schemas.microsoft.com/office/drawing/2017/model3d" xmlns:aink="http://schemas.microsoft.com/office/drawing/2016/ink" xmlns:cx8="http://schemas.microsoft.com/office/drawing/2016/5/14/chartex" xmlns:cx7="http://schemas.microsoft.com/office/drawing/2016/5/13/chartex" xmlns:cx6="http://schemas.microsoft.com/office/drawing/2016/5/12/chartex" xmlns:cx5="http://schemas.microsoft.com/office/drawing/2016/5/11/chartex" xmlns:cx4="http://schemas.microsoft.com/office/drawing/2016/5/10/chartex" xmlns:cx3="http://schemas.microsoft.com/office/drawing/2016/5/9/chartex" xmlns:cx2="http://schemas.microsoft.com/office/drawing/2015/10/21/chartex">
+        <mc:Fallback xmlns:cx2="http://schemas.microsoft.com/office/drawing/2015/10/21/chartex" xmlns:cx3="http://schemas.microsoft.com/office/drawing/2016/5/9/chartex" xmlns:cx4="http://schemas.microsoft.com/office/drawing/2016/5/10/chartex" xmlns:cx5="http://schemas.microsoft.com/office/drawing/2016/5/11/chartex" xmlns:cx6="http://schemas.microsoft.com/office/drawing/2016/5/12/chartex" xmlns:cx7="http://schemas.microsoft.com/office/drawing/2016/5/13/chartex" xmlns:cx8="http://schemas.microsoft.com/office/drawing/2016/5/14/chartex" xmlns:aink="http://schemas.microsoft.com/office/drawing/2016/ink" xmlns:am3d="http://schemas.microsoft.com/office/drawing/2017/model3d" xmlns:oel="http://schemas.microsoft.com/office/2019/extlst" xmlns:w16cex="http://schemas.microsoft.com/office/word/2018/wordml/cex" xmlns:w16cid="http://schemas.microsoft.com/office/word/2016/wordml/cid" xmlns:w16="http://schemas.microsoft.com/office/word/2018/wordml" xmlns:w16du="http://schemas.microsoft.com/office/word/2023/wordml/word16du" xmlns:w16sdtdh="http://schemas.microsoft.com/office/word/2020/wordml/sdtdatahash" xmlns:w16sdtfl="http://schemas.microsoft.com/office/word/2024/wordml/sdtformatlock" xmlns:pic="http://schemas.openxmlformats.org/drawingml/2006/picture">
           <w:pict>
             <v:line id="shape_0" from="-4.6pt,-3.3pt" to="485.9pt,-3.3pt" stroked="t" o:allowincell="f" style="position:absolute" wp14:anchorId="00FEA600">
               <v:stroke color="#659ed5" weight="19080" joinstyle="round" endcap="flat"/>
@@ -41013,7 +39916,7 @@
             </wp:anchor>
           </w:drawing>
         </mc:Choice>
-        <mc:Fallback xmlns:pic="http://schemas.openxmlformats.org/drawingml/2006/picture" xmlns:w16sdtfl="http://schemas.microsoft.com/office/word/2024/wordml/sdtformatlock" xmlns:w16sdtdh="http://schemas.microsoft.com/office/word/2020/wordml/sdtdatahash" xmlns:w16du="http://schemas.microsoft.com/office/word/2023/wordml/word16du" xmlns:w16="http://schemas.microsoft.com/office/word/2018/wordml" xmlns:w16cid="http://schemas.microsoft.com/office/word/2016/wordml/cid" xmlns:w16cex="http://schemas.microsoft.com/office/word/2018/wordml/cex" xmlns:oel="http://schemas.microsoft.com/office/2019/extlst" xmlns:am3d="http://schemas.microsoft.com/office/drawing/2017/model3d" xmlns:aink="http://schemas.microsoft.com/office/drawing/2016/ink" xmlns:cx8="http://schemas.microsoft.com/office/drawing/2016/5/14/chartex" xmlns:cx7="http://schemas.microsoft.com/office/drawing/2016/5/13/chartex" xmlns:cx6="http://schemas.microsoft.com/office/drawing/2016/5/12/chartex" xmlns:cx5="http://schemas.microsoft.com/office/drawing/2016/5/11/chartex" xmlns:cx4="http://schemas.microsoft.com/office/drawing/2016/5/10/chartex" xmlns:cx3="http://schemas.microsoft.com/office/drawing/2016/5/9/chartex" xmlns:cx2="http://schemas.microsoft.com/office/drawing/2015/10/21/chartex">
+        <mc:Fallback xmlns:cx2="http://schemas.microsoft.com/office/drawing/2015/10/21/chartex" xmlns:cx3="http://schemas.microsoft.com/office/drawing/2016/5/9/chartex" xmlns:cx4="http://schemas.microsoft.com/office/drawing/2016/5/10/chartex" xmlns:cx5="http://schemas.microsoft.com/office/drawing/2016/5/11/chartex" xmlns:cx6="http://schemas.microsoft.com/office/drawing/2016/5/12/chartex" xmlns:cx7="http://schemas.microsoft.com/office/drawing/2016/5/13/chartex" xmlns:cx8="http://schemas.microsoft.com/office/drawing/2016/5/14/chartex" xmlns:aink="http://schemas.microsoft.com/office/drawing/2016/ink" xmlns:am3d="http://schemas.microsoft.com/office/drawing/2017/model3d" xmlns:oel="http://schemas.microsoft.com/office/2019/extlst" xmlns:w16cex="http://schemas.microsoft.com/office/word/2018/wordml/cex" xmlns:w16cid="http://schemas.microsoft.com/office/word/2016/wordml/cid" xmlns:w16="http://schemas.microsoft.com/office/word/2018/wordml" xmlns:w16du="http://schemas.microsoft.com/office/word/2023/wordml/word16du" xmlns:w16sdtdh="http://schemas.microsoft.com/office/word/2020/wordml/sdtdatahash" xmlns:w16sdtfl="http://schemas.microsoft.com/office/word/2024/wordml/sdtformatlock" xmlns:pic="http://schemas.openxmlformats.org/drawingml/2006/picture">
           <w:pict>
             <v:line id="shape_0" from="-4.6pt,-3.3pt" to="485.9pt,-3.3pt" stroked="t" o:allowincell="f" style="position:absolute" wp14:anchorId="00FEA600">
               <v:stroke color="#659ed5" weight="19080" joinstyle="round" endcap="flat"/>
@@ -41187,7 +40090,7 @@
             </wp:anchor>
           </w:drawing>
         </mc:Choice>
-        <mc:Fallback xmlns:w16sdtfl="http://schemas.microsoft.com/office/word/2024/wordml/sdtformatlock" xmlns:w16sdtdh="http://schemas.microsoft.com/office/word/2020/wordml/sdtdatahash" xmlns:w16du="http://schemas.microsoft.com/office/word/2023/wordml/word16du" xmlns:w16="http://schemas.microsoft.com/office/word/2018/wordml" xmlns:w16cid="http://schemas.microsoft.com/office/word/2016/wordml/cid" xmlns:w16cex="http://schemas.microsoft.com/office/word/2018/wordml/cex" xmlns:oel="http://schemas.microsoft.com/office/2019/extlst" xmlns:am3d="http://schemas.microsoft.com/office/drawing/2017/model3d" xmlns:aink="http://schemas.microsoft.com/office/drawing/2016/ink" xmlns:cx8="http://schemas.microsoft.com/office/drawing/2016/5/14/chartex" xmlns:cx7="http://schemas.microsoft.com/office/drawing/2016/5/13/chartex" xmlns:cx6="http://schemas.microsoft.com/office/drawing/2016/5/12/chartex" xmlns:cx5="http://schemas.microsoft.com/office/drawing/2016/5/11/chartex" xmlns:cx4="http://schemas.microsoft.com/office/drawing/2016/5/10/chartex" xmlns:cx3="http://schemas.microsoft.com/office/drawing/2016/5/9/chartex" xmlns:cx2="http://schemas.microsoft.com/office/drawing/2015/10/21/chartex">
+        <mc:Fallback xmlns:cx2="http://schemas.microsoft.com/office/drawing/2015/10/21/chartex" xmlns:cx3="http://schemas.microsoft.com/office/drawing/2016/5/9/chartex" xmlns:cx4="http://schemas.microsoft.com/office/drawing/2016/5/10/chartex" xmlns:cx5="http://schemas.microsoft.com/office/drawing/2016/5/11/chartex" xmlns:cx6="http://schemas.microsoft.com/office/drawing/2016/5/12/chartex" xmlns:cx7="http://schemas.microsoft.com/office/drawing/2016/5/13/chartex" xmlns:cx8="http://schemas.microsoft.com/office/drawing/2016/5/14/chartex" xmlns:aink="http://schemas.microsoft.com/office/drawing/2016/ink" xmlns:am3d="http://schemas.microsoft.com/office/drawing/2017/model3d" xmlns:oel="http://schemas.microsoft.com/office/2019/extlst" xmlns:w16cex="http://schemas.microsoft.com/office/word/2018/wordml/cex" xmlns:w16cid="http://schemas.microsoft.com/office/word/2016/wordml/cid" xmlns:w16="http://schemas.microsoft.com/office/word/2018/wordml" xmlns:w16du="http://schemas.microsoft.com/office/word/2023/wordml/word16du" xmlns:w16sdtdh="http://schemas.microsoft.com/office/word/2020/wordml/sdtdatahash" xmlns:w16sdtfl="http://schemas.microsoft.com/office/word/2024/wordml/sdtformatlock">
           <w:pict>
             <v:shapetype w14:anchorId="360C5C6B" id="_x0000_t202" coordsize="21600,21600" o:spt="202" path="m,l,21600r21600,l21600,xe">
               <v:stroke joinstyle="miter"/>
@@ -41322,7 +40225,7 @@
             </wp:anchor>
           </w:drawing>
         </mc:Choice>
-        <mc:Fallback xmlns:pic="http://schemas.openxmlformats.org/drawingml/2006/picture" xmlns:w16sdtfl="http://schemas.microsoft.com/office/word/2024/wordml/sdtformatlock" xmlns:w16sdtdh="http://schemas.microsoft.com/office/word/2020/wordml/sdtdatahash" xmlns:w16du="http://schemas.microsoft.com/office/word/2023/wordml/word16du" xmlns:w16="http://schemas.microsoft.com/office/word/2018/wordml" xmlns:w16cid="http://schemas.microsoft.com/office/word/2016/wordml/cid" xmlns:w16cex="http://schemas.microsoft.com/office/word/2018/wordml/cex" xmlns:oel="http://schemas.microsoft.com/office/2019/extlst" xmlns:am3d="http://schemas.microsoft.com/office/drawing/2017/model3d" xmlns:aink="http://schemas.microsoft.com/office/drawing/2016/ink" xmlns:cx8="http://schemas.microsoft.com/office/drawing/2016/5/14/chartex" xmlns:cx7="http://schemas.microsoft.com/office/drawing/2016/5/13/chartex" xmlns:cx6="http://schemas.microsoft.com/office/drawing/2016/5/12/chartex" xmlns:cx5="http://schemas.microsoft.com/office/drawing/2016/5/11/chartex" xmlns:cx4="http://schemas.microsoft.com/office/drawing/2016/5/10/chartex" xmlns:cx3="http://schemas.microsoft.com/office/drawing/2016/5/9/chartex" xmlns:cx2="http://schemas.microsoft.com/office/drawing/2015/10/21/chartex">
+        <mc:Fallback xmlns:cx2="http://schemas.microsoft.com/office/drawing/2015/10/21/chartex" xmlns:cx3="http://schemas.microsoft.com/office/drawing/2016/5/9/chartex" xmlns:cx4="http://schemas.microsoft.com/office/drawing/2016/5/10/chartex" xmlns:cx5="http://schemas.microsoft.com/office/drawing/2016/5/11/chartex" xmlns:cx6="http://schemas.microsoft.com/office/drawing/2016/5/12/chartex" xmlns:cx7="http://schemas.microsoft.com/office/drawing/2016/5/13/chartex" xmlns:cx8="http://schemas.microsoft.com/office/drawing/2016/5/14/chartex" xmlns:aink="http://schemas.microsoft.com/office/drawing/2016/ink" xmlns:am3d="http://schemas.microsoft.com/office/drawing/2017/model3d" xmlns:oel="http://schemas.microsoft.com/office/2019/extlst" xmlns:w16cex="http://schemas.microsoft.com/office/word/2018/wordml/cex" xmlns:w16cid="http://schemas.microsoft.com/office/word/2016/wordml/cid" xmlns:w16="http://schemas.microsoft.com/office/word/2018/wordml" xmlns:w16du="http://schemas.microsoft.com/office/word/2023/wordml/word16du" xmlns:w16sdtdh="http://schemas.microsoft.com/office/word/2020/wordml/sdtdatahash" xmlns:w16sdtfl="http://schemas.microsoft.com/office/word/2024/wordml/sdtformatlock" xmlns:pic="http://schemas.openxmlformats.org/drawingml/2006/picture">
           <w:pict>
             <v:line id="shape_0" from="-4.6pt,-3.3pt" to="485.9pt,-3.3pt" stroked="t" o:allowincell="f" style="position:absolute" wp14:anchorId="00FEA600">
               <v:stroke color="#659ed5" weight="19080" joinstyle="round" endcap="flat"/>
@@ -41386,10 +40289,7 @@
       </w:drawing>
     </w:r>
     <w:r>
-      <w:t xml:space="preserve">Elaborato </w:t>
-    </w:r>
-    <w:r>
-      <w:t>di Ingegneria del Software</w:t>
+      <w:t>Elaborato di Ingegneria del Software</w:t>
     </w:r>
     <w:r>
       <w:tab/>
@@ -41478,7 +40378,7 @@
                                   <w:rStyle w:val="Numeropagina"/>
                                   <w:noProof/>
                                 </w:rPr>
-                                <w:t>22</w:t>
+                                <w:t>15</w:t>
                               </w:r>
                               <w:r>
                                 <w:rPr>
@@ -41550,7 +40450,7 @@
                             <w:rStyle w:val="Numeropagina"/>
                             <w:noProof/>
                           </w:rPr>
-                          <w:t>22</w:t>
+                          <w:t>15</w:t>
                         </w:r>
                         <w:r>
                           <w:rPr>
@@ -41637,7 +40537,7 @@
             </wp:anchor>
           </w:drawing>
         </mc:Choice>
-        <mc:Fallback xmlns:pic="http://schemas.openxmlformats.org/drawingml/2006/picture" xmlns:w16sdtfl="http://schemas.microsoft.com/office/word/2024/wordml/sdtformatlock" xmlns:w16sdtdh="http://schemas.microsoft.com/office/word/2020/wordml/sdtdatahash" xmlns:w16du="http://schemas.microsoft.com/office/word/2023/wordml/word16du" xmlns:w16="http://schemas.microsoft.com/office/word/2018/wordml" xmlns:w16cid="http://schemas.microsoft.com/office/word/2016/wordml/cid" xmlns:w16cex="http://schemas.microsoft.com/office/word/2018/wordml/cex" xmlns:oel="http://schemas.microsoft.com/office/2019/extlst" xmlns:am3d="http://schemas.microsoft.com/office/drawing/2017/model3d" xmlns:aink="http://schemas.microsoft.com/office/drawing/2016/ink" xmlns:cx8="http://schemas.microsoft.com/office/drawing/2016/5/14/chartex" xmlns:cx7="http://schemas.microsoft.com/office/drawing/2016/5/13/chartex" xmlns:cx6="http://schemas.microsoft.com/office/drawing/2016/5/12/chartex" xmlns:cx5="http://schemas.microsoft.com/office/drawing/2016/5/11/chartex" xmlns:cx4="http://schemas.microsoft.com/office/drawing/2016/5/10/chartex" xmlns:cx3="http://schemas.microsoft.com/office/drawing/2016/5/9/chartex" xmlns:cx2="http://schemas.microsoft.com/office/drawing/2015/10/21/chartex">
+        <mc:Fallback xmlns:cx2="http://schemas.microsoft.com/office/drawing/2015/10/21/chartex" xmlns:cx3="http://schemas.microsoft.com/office/drawing/2016/5/9/chartex" xmlns:cx4="http://schemas.microsoft.com/office/drawing/2016/5/10/chartex" xmlns:cx5="http://schemas.microsoft.com/office/drawing/2016/5/11/chartex" xmlns:cx6="http://schemas.microsoft.com/office/drawing/2016/5/12/chartex" xmlns:cx7="http://schemas.microsoft.com/office/drawing/2016/5/13/chartex" xmlns:cx8="http://schemas.microsoft.com/office/drawing/2016/5/14/chartex" xmlns:aink="http://schemas.microsoft.com/office/drawing/2016/ink" xmlns:am3d="http://schemas.microsoft.com/office/drawing/2017/model3d" xmlns:oel="http://schemas.microsoft.com/office/2019/extlst" xmlns:w16cex="http://schemas.microsoft.com/office/word/2018/wordml/cex" xmlns:w16cid="http://schemas.microsoft.com/office/word/2016/wordml/cid" xmlns:w16="http://schemas.microsoft.com/office/word/2018/wordml" xmlns:w16du="http://schemas.microsoft.com/office/word/2023/wordml/word16du" xmlns:w16sdtdh="http://schemas.microsoft.com/office/word/2020/wordml/sdtdatahash" xmlns:w16sdtfl="http://schemas.microsoft.com/office/word/2024/wordml/sdtformatlock" xmlns:pic="http://schemas.openxmlformats.org/drawingml/2006/picture">
           <w:pict>
             <v:line id="shape_0" from="-4.6pt,-3.3pt" to="485.9pt,-3.3pt" stroked="t" o:allowincell="f" style="position:absolute" wp14:anchorId="00FEA600">
               <v:stroke color="#659ed5" weight="19080" joinstyle="round" endcap="flat"/>
@@ -41790,7 +40690,7 @@
                                   <w:rStyle w:val="Numeropagina"/>
                                   <w:noProof/>
                                 </w:rPr>
-                                <w:t>26</w:t>
+                                <w:t>24</w:t>
                               </w:r>
                               <w:r>
                                 <w:rPr>
@@ -41862,7 +40762,7 @@
                             <w:rStyle w:val="Numeropagina"/>
                             <w:noProof/>
                           </w:rPr>
-                          <w:t>26</w:t>
+                          <w:t>24</w:t>
                         </w:r>
                         <w:r>
                           <w:rPr>
@@ -49270,6 +48170,15 @@
 </file>
 
 <file path=customXml/item2.xml><?xml version="1.0" encoding="utf-8"?>
+<?mso-contentType ?>
+<FormTemplates xmlns="http://schemas.microsoft.com/sharepoint/v3/contenttype/forms">
+  <Display>DocumentLibraryForm</Display>
+  <Edit>DocumentLibraryForm</Edit>
+  <New>DocumentLibraryForm</New>
+</FormTemplates>
+</file>
+
+<file path=customXml/item3.xml><?xml version="1.0" encoding="utf-8"?>
 <ct:contentTypeSchema xmlns:ct="http://schemas.microsoft.com/office/2006/metadata/contentType" xmlns:ma="http://schemas.microsoft.com/office/2006/metadata/properties/metaAttributes" ct:_="" ma:_="" ma:contentTypeName="Document" ma:contentTypeID="0x0101006F04A4F13508C741ACE8AA56FFE3D10B" ma:contentTypeVersion="3" ma:contentTypeDescription="Create a new document." ma:contentTypeScope="" ma:versionID="ae74d4b9aee1c489174765fe6dbf7085">
   <xsd:schema xmlns:xsd="http://www.w3.org/2001/XMLSchema" xmlns:xs="http://www.w3.org/2001/XMLSchema" xmlns:p="http://schemas.microsoft.com/office/2006/metadata/properties" xmlns:ns2="73091f6d-7efc-4d80-b345-57c665de3b33" targetNamespace="http://schemas.microsoft.com/office/2006/metadata/properties" ma:root="true" ma:fieldsID="ad47a26360bfbf964ac1e7e308878997" ns2:_="">
     <xsd:import namespace="73091f6d-7efc-4d80-b345-57c665de3b33"/>
@@ -49407,15 +48316,6 @@
 </ct:contentTypeSchema>
 </file>
 
-<file path=customXml/item3.xml><?xml version="1.0" encoding="utf-8"?>
-<?mso-contentType ?>
-<FormTemplates xmlns="http://schemas.microsoft.com/sharepoint/v3/contenttype/forms">
-  <Display>DocumentLibraryForm</Display>
-  <Edit>DocumentLibraryForm</Edit>
-  <New>DocumentLibraryForm</New>
-</FormTemplates>
-</file>
-
 <file path=customXml/item4.xml><?xml version="1.0" encoding="utf-8"?>
 <b:Sources xmlns:b="http://schemas.openxmlformats.org/officeDocument/2006/bibliography" xmlns="http://schemas.openxmlformats.org/officeDocument/2006/bibliography" SelectedStyle="/APA.XSL" StyleName="APA"/>
 </file>
@@ -49430,6 +48330,14 @@
 </file>
 
 <file path=customXml/itemProps2.xml><?xml version="1.0" encoding="utf-8"?>
+<ds:datastoreItem xmlns:ds="http://schemas.openxmlformats.org/officeDocument/2006/customXml" ds:itemID="{7A92FC2C-203E-4C0D-85A9-20D789DE0FA5}">
+  <ds:schemaRefs>
+    <ds:schemaRef ds:uri="http://schemas.microsoft.com/sharepoint/v3/contenttype/forms"/>
+  </ds:schemaRefs>
+</ds:datastoreItem>
+</file>
+
+<file path=customXml/itemProps3.xml><?xml version="1.0" encoding="utf-8"?>
 <ds:datastoreItem xmlns:ds="http://schemas.openxmlformats.org/officeDocument/2006/customXml" ds:itemID="{CA04803F-38A4-427F-83B5-157200DCBBE9}">
   <ds:schemaRefs>
     <ds:schemaRef ds:uri="http://schemas.microsoft.com/office/2006/metadata/contentType"/>
@@ -49447,16 +48355,8 @@
 </ds:datastoreItem>
 </file>
 
-<file path=customXml/itemProps3.xml><?xml version="1.0" encoding="utf-8"?>
-<ds:datastoreItem xmlns:ds="http://schemas.openxmlformats.org/officeDocument/2006/customXml" ds:itemID="{7A92FC2C-203E-4C0D-85A9-20D789DE0FA5}">
-  <ds:schemaRefs>
-    <ds:schemaRef ds:uri="http://schemas.microsoft.com/sharepoint/v3/contenttype/forms"/>
-  </ds:schemaRefs>
-</ds:datastoreItem>
-</file>
-
 <file path=customXml/itemProps4.xml><?xml version="1.0" encoding="utf-8"?>
-<ds:datastoreItem xmlns:ds="http://schemas.openxmlformats.org/officeDocument/2006/customXml" ds:itemID="{AB263DD9-F1E7-467D-8657-0A4FC9CE6720}">
+<ds:datastoreItem xmlns:ds="http://schemas.openxmlformats.org/officeDocument/2006/customXml" ds:itemID="{54E6695B-E244-4364-8FD9-587E8B160612}">
   <ds:schemaRefs>
     <ds:schemaRef ds:uri="http://schemas.openxmlformats.org/officeDocument/2006/bibliography"/>
   </ds:schemaRefs>

--- a/Documentation/Documentazione.docx
+++ b/Documentation/Documentazione.docx
@@ -1,6 +1,6 @@
 
 <file path=word/document.xml><?xml version="1.0" encoding="utf-8"?>
-<w:document xmlns:wpc="http://schemas.microsoft.com/office/word/2010/wordprocessingCanvas" xmlns:cx="http://schemas.microsoft.com/office/drawing/2014/chartex" xmlns:cx1="http://schemas.microsoft.com/office/drawing/2015/9/8/chartex" xmlns:cx2="http://schemas.microsoft.com/office/drawing/2015/10/21/chartex" xmlns:cx3="http://schemas.microsoft.com/office/drawing/2016/5/9/chartex" xmlns:cx4="http://schemas.microsoft.com/office/drawing/2016/5/10/chartex" xmlns:cx5="http://schemas.microsoft.com/office/drawing/2016/5/11/chartex" xmlns:cx6="http://schemas.microsoft.com/office/drawing/2016/5/12/chartex" xmlns:cx7="http://schemas.microsoft.com/office/drawing/2016/5/13/chartex" xmlns:cx8="http://schemas.microsoft.com/office/drawing/2016/5/14/chartex" xmlns:mc="http://schemas.openxmlformats.org/markup-compatibility/2006" xmlns:aink="http://schemas.microsoft.com/office/drawing/2016/ink" xmlns:am3d="http://schemas.microsoft.com/office/drawing/2017/model3d" xmlns:o="urn:schemas-microsoft-com:office:office" xmlns:oel="http://schemas.microsoft.com/office/2019/extlst" xmlns:r="http://schemas.openxmlformats.org/officeDocument/2006/relationships" xmlns:m="http://schemas.openxmlformats.org/officeDocument/2006/math" xmlns:v="urn:schemas-microsoft-com:vml" xmlns:wp14="http://schemas.microsoft.com/office/word/2010/wordprocessingDrawing" xmlns:wp="http://schemas.openxmlformats.org/drawingml/2006/wordprocessingDrawing" xmlns:w10="urn:schemas-microsoft-com:office:word" xmlns:w="http://schemas.openxmlformats.org/wordprocessingml/2006/main" xmlns:w14="http://schemas.microsoft.com/office/word/2010/wordml" xmlns:w15="http://schemas.microsoft.com/office/word/2012/wordml" xmlns:w16cex="http://schemas.microsoft.com/office/word/2018/wordml/cex" xmlns:w16cid="http://schemas.microsoft.com/office/word/2016/wordml/cid" xmlns:w16="http://schemas.microsoft.com/office/word/2018/wordml" xmlns:w16du="http://schemas.microsoft.com/office/word/2023/wordml/word16du" xmlns:w16sdtdh="http://schemas.microsoft.com/office/word/2020/wordml/sdtdatahash" xmlns:w16sdtfl="http://schemas.microsoft.com/office/word/2024/wordml/sdtformatlock" xmlns:w16se="http://schemas.microsoft.com/office/word/2015/wordml/symex" xmlns:wpg="http://schemas.microsoft.com/office/word/2010/wordprocessingGroup" xmlns:wpi="http://schemas.microsoft.com/office/word/2010/wordprocessingInk" xmlns:wne="http://schemas.microsoft.com/office/word/2006/wordml" xmlns:wps="http://schemas.microsoft.com/office/word/2010/wordprocessingShape" mc:Ignorable="w14 w15 w16se w16cid w16 w16cex w16sdtdh w16sdtfl w16du wp14">
+<w:document xmlns:wpc="http://schemas.microsoft.com/office/word/2010/wordprocessingCanvas" xmlns:cx="http://schemas.microsoft.com/office/drawing/2014/chartex" xmlns:cx1="http://schemas.microsoft.com/office/drawing/2015/9/8/chartex" xmlns:mc="http://schemas.openxmlformats.org/markup-compatibility/2006" xmlns:o="urn:schemas-microsoft-com:office:office" xmlns:r="http://schemas.openxmlformats.org/officeDocument/2006/relationships" xmlns:m="http://schemas.openxmlformats.org/officeDocument/2006/math" xmlns:v="urn:schemas-microsoft-com:vml" xmlns:wp14="http://schemas.microsoft.com/office/word/2010/wordprocessingDrawing" xmlns:wp="http://schemas.openxmlformats.org/drawingml/2006/wordprocessingDrawing" xmlns:w10="urn:schemas-microsoft-com:office:word" xmlns:w="http://schemas.openxmlformats.org/wordprocessingml/2006/main" xmlns:w14="http://schemas.microsoft.com/office/word/2010/wordml" xmlns:w15="http://schemas.microsoft.com/office/word/2012/wordml" xmlns:w16se="http://schemas.microsoft.com/office/word/2015/wordml/symex" xmlns:wpg="http://schemas.microsoft.com/office/word/2010/wordprocessingGroup" xmlns:wpi="http://schemas.microsoft.com/office/word/2010/wordprocessingInk" xmlns:wne="http://schemas.microsoft.com/office/word/2006/wordml" xmlns:wps="http://schemas.microsoft.com/office/word/2010/wordprocessingShape" mc:Ignorable="w14 w15 w16se wp14">
   <w:body>
     <w:p>
       <w:r>
@@ -384,7 +384,7 @@
               </wp:anchor>
             </w:drawing>
           </mc:Choice>
-          <mc:Fallback xmlns:pic="http://schemas.openxmlformats.org/drawingml/2006/picture" xmlns:a14="http://schemas.microsoft.com/office/drawing/2010/main" xmlns:a="http://schemas.openxmlformats.org/drawingml/2006/main">
+          <mc:Fallback xmlns:a="http://schemas.openxmlformats.org/drawingml/2006/main" xmlns:a14="http://schemas.microsoft.com/office/drawing/2010/main" xmlns:pic="http://schemas.openxmlformats.org/drawingml/2006/picture" xmlns:w16sdtfl="http://schemas.microsoft.com/office/word/2024/wordml/sdtformatlock" xmlns:w16sdtdh="http://schemas.microsoft.com/office/word/2020/wordml/sdtdatahash" xmlns:w16du="http://schemas.microsoft.com/office/word/2023/wordml/word16du" xmlns:w16="http://schemas.microsoft.com/office/word/2018/wordml" xmlns:w16cid="http://schemas.microsoft.com/office/word/2016/wordml/cid" xmlns:w16cex="http://schemas.microsoft.com/office/word/2018/wordml/cex" xmlns:oel="http://schemas.microsoft.com/office/2019/extlst" xmlns:am3d="http://schemas.microsoft.com/office/drawing/2017/model3d" xmlns:aink="http://schemas.microsoft.com/office/drawing/2016/ink" xmlns:cx8="http://schemas.microsoft.com/office/drawing/2016/5/14/chartex" xmlns:cx7="http://schemas.microsoft.com/office/drawing/2016/5/13/chartex" xmlns:cx6="http://schemas.microsoft.com/office/drawing/2016/5/12/chartex" xmlns:cx5="http://schemas.microsoft.com/office/drawing/2016/5/11/chartex" xmlns:cx4="http://schemas.microsoft.com/office/drawing/2016/5/10/chartex" xmlns:cx3="http://schemas.microsoft.com/office/drawing/2016/5/9/chartex" xmlns:cx2="http://schemas.microsoft.com/office/drawing/2015/10/21/chartex">
             <w:pict w14:anchorId="7AB62B22">
               <v:line id="shape_0" style="position:absolute" o:allowincell="f" stroked="t" from="124.4pt,6.2pt" to="356.5pt,6.2pt" wp14:anchorId="32BE6CCD">
                 <v:stroke weight="25560" color="#f59240" joinstyle="round" endcap="flat"/>
@@ -14738,7 +14738,19 @@
               <w:rPr>
                 <w:rFonts w:ascii="Times New Roman" w:eastAsia="Cambria" w:hAnsi="Times New Roman" w:cs="Times New Roman"/>
               </w:rPr>
-              <w:t>L’Utente Registrato inserisce email istituzionale e password</w:t>
+              <w:t>L’Utente Registra</w:t>
+            </w:r>
+            <w:r>
+              <w:rPr>
+                <w:rFonts w:ascii="Times New Roman" w:eastAsia="Cambria" w:hAnsi="Times New Roman" w:cs="Times New Roman"/>
+              </w:rPr>
+              <w:t>to inserisce email</w:t>
+            </w:r>
+            <w:r>
+              <w:rPr>
+                <w:rFonts w:ascii="Times New Roman" w:eastAsia="Cambria" w:hAnsi="Times New Roman" w:cs="Times New Roman"/>
+              </w:rPr>
+              <w:t xml:space="preserve"> e password</w:t>
             </w:r>
           </w:p>
           <w:p>
@@ -15505,7 +15517,7 @@
       </w:tr>
       <w:tr>
         <w:trPr>
-          <w:trHeight w:val="1108"/>
+          <w:trHeight w:val="560"/>
         </w:trPr>
         <w:tc>
           <w:tcPr>
@@ -16003,7 +16015,6 @@
               <w:rPr>
                 <w:rFonts w:ascii="Times New Roman" w:eastAsia="Cambria" w:hAnsi="Times New Roman" w:cs="Times New Roman"/>
               </w:rPr>
-              <w:lastRenderedPageBreak/>
               <w:t>Lo stato della Prenotazione cambia in “confermata”</w:t>
             </w:r>
           </w:p>
@@ -16198,6 +16209,20 @@
             <w:pPr>
               <w:cnfStyle w:val="000000100000" w:firstRow="0" w:lastRow="0" w:firstColumn="0" w:lastColumn="0" w:oddVBand="0" w:evenVBand="0" w:oddHBand="1" w:evenHBand="0" w:firstRowFirstColumn="0" w:firstRowLastColumn="0" w:lastRowFirstColumn="0" w:lastRowLastColumn="0"/>
               <w:rPr>
+                <w:rFonts w:ascii="Times New Roman" w:eastAsia="Cambria" w:hAnsi="Times New Roman" w:cs="Times New Roman"/>
+              </w:rPr>
+            </w:pPr>
+            <w:r>
+              <w:rPr>
+                <w:rFonts w:ascii="Times New Roman" w:eastAsia="Cambria" w:hAnsi="Times New Roman" w:cs="Times New Roman"/>
+              </w:rPr>
+              <w:t>Al punto 2, se non ci sono Prenotazioni attive, il sistema non permette il check-in</w:t>
+            </w:r>
+          </w:p>
+          <w:p>
+            <w:pPr>
+              <w:cnfStyle w:val="000000100000" w:firstRow="0" w:lastRow="0" w:firstColumn="0" w:lastColumn="0" w:oddVBand="0" w:evenVBand="0" w:oddHBand="1" w:evenHBand="0" w:firstRowFirstColumn="0" w:firstRowLastColumn="0" w:lastRowFirstColumn="0" w:lastRowLastColumn="0"/>
+              <w:rPr>
                 <w:rFonts w:ascii="Times New Roman" w:hAnsi="Times New Roman" w:cs="Times New Roman"/>
               </w:rPr>
             </w:pPr>
@@ -16205,7 +16230,7 @@
               <w:rPr>
                 <w:rFonts w:ascii="Times New Roman" w:eastAsia="Cambria" w:hAnsi="Times New Roman" w:cs="Times New Roman"/>
               </w:rPr>
-              <w:t>Al punto 2, se non ci sono Prenotazioni attive, il sistema non permette il check-in</w:t>
+              <w:t>Al punto 2.2, se si vuole effettuare il check-in prima dell’intervallo di tempo consentito, il sistema non lo permette</w:t>
             </w:r>
           </w:p>
           <w:p>
@@ -17788,7 +17813,7 @@
       </w:tr>
       <w:tr>
         <w:trPr>
-          <w:trHeight w:val="700"/>
+          <w:trHeight w:val="583"/>
         </w:trPr>
         <w:tc>
           <w:tcPr>
@@ -17864,8 +17889,8 @@
         <w:tblLook w:val="06A0" w:firstRow="1" w:lastRow="0" w:firstColumn="1" w:lastColumn="0" w:noHBand="1" w:noVBand="1"/>
       </w:tblPr>
       <w:tblGrid>
-        <w:gridCol w:w="2194"/>
-        <w:gridCol w:w="7172"/>
+        <w:gridCol w:w="2287"/>
+        <w:gridCol w:w="7079"/>
       </w:tblGrid>
       <w:tr>
         <w:trPr>
@@ -17873,7 +17898,7 @@
         </w:trPr>
         <w:tc>
           <w:tcPr>
-            <w:tcW w:w="2194" w:type="dxa"/>
+            <w:tcW w:w="2287" w:type="dxa"/>
             <w:tcBorders>
               <w:top w:val="single" w:sz="2" w:space="0" w:color="000000"/>
               <w:left w:val="single" w:sz="2" w:space="0" w:color="000000"/>
@@ -17911,7 +17936,7 @@
         </w:tc>
         <w:tc>
           <w:tcPr>
-            <w:tcW w:w="7172" w:type="dxa"/>
+            <w:tcW w:w="7079" w:type="dxa"/>
             <w:tcBorders>
               <w:top w:val="single" w:sz="2" w:space="0" w:color="000000"/>
               <w:left w:val="single" w:sz="2" w:space="0" w:color="000000"/>
@@ -17957,7 +17982,7 @@
         </w:trPr>
         <w:tc>
           <w:tcPr>
-            <w:tcW w:w="2194" w:type="dxa"/>
+            <w:tcW w:w="2287" w:type="dxa"/>
             <w:tcBorders>
               <w:left w:val="single" w:sz="2" w:space="0" w:color="000000"/>
               <w:bottom w:val="single" w:sz="2" w:space="0" w:color="000000"/>
@@ -17986,7 +18011,7 @@
         </w:tc>
         <w:tc>
           <w:tcPr>
-            <w:tcW w:w="7172" w:type="dxa"/>
+            <w:tcW w:w="7079" w:type="dxa"/>
             <w:tcBorders>
               <w:left w:val="single" w:sz="2" w:space="0" w:color="000000"/>
               <w:bottom w:val="single" w:sz="2" w:space="0" w:color="000000"/>
@@ -18019,7 +18044,7 @@
         </w:trPr>
         <w:tc>
           <w:tcPr>
-            <w:tcW w:w="2194" w:type="dxa"/>
+            <w:tcW w:w="2287" w:type="dxa"/>
             <w:tcBorders>
               <w:left w:val="single" w:sz="2" w:space="0" w:color="000000"/>
               <w:bottom w:val="single" w:sz="2" w:space="0" w:color="000000"/>
@@ -18048,7 +18073,7 @@
         </w:tc>
         <w:tc>
           <w:tcPr>
-            <w:tcW w:w="7172" w:type="dxa"/>
+            <w:tcW w:w="7079" w:type="dxa"/>
             <w:tcBorders>
               <w:left w:val="single" w:sz="2" w:space="0" w:color="000000"/>
               <w:bottom w:val="single" w:sz="2" w:space="0" w:color="000000"/>
@@ -18081,7 +18106,7 @@
         </w:trPr>
         <w:tc>
           <w:tcPr>
-            <w:tcW w:w="2194" w:type="dxa"/>
+            <w:tcW w:w="2287" w:type="dxa"/>
             <w:tcBorders>
               <w:left w:val="single" w:sz="2" w:space="0" w:color="000000"/>
               <w:bottom w:val="single" w:sz="2" w:space="0" w:color="000000"/>
@@ -18110,7 +18135,7 @@
         </w:tc>
         <w:tc>
           <w:tcPr>
-            <w:tcW w:w="7172" w:type="dxa"/>
+            <w:tcW w:w="7079" w:type="dxa"/>
             <w:tcBorders>
               <w:left w:val="single" w:sz="2" w:space="0" w:color="000000"/>
               <w:bottom w:val="single" w:sz="2" w:space="0" w:color="000000"/>
@@ -18143,7 +18168,7 @@
         </w:trPr>
         <w:tc>
           <w:tcPr>
-            <w:tcW w:w="2194" w:type="dxa"/>
+            <w:tcW w:w="2287" w:type="dxa"/>
             <w:tcBorders>
               <w:left w:val="single" w:sz="2" w:space="0" w:color="000000"/>
               <w:bottom w:val="single" w:sz="2" w:space="0" w:color="000000"/>
@@ -18172,7 +18197,7 @@
         </w:tc>
         <w:tc>
           <w:tcPr>
-            <w:tcW w:w="7172" w:type="dxa"/>
+            <w:tcW w:w="7079" w:type="dxa"/>
             <w:tcBorders>
               <w:left w:val="single" w:sz="2" w:space="0" w:color="000000"/>
               <w:bottom w:val="single" w:sz="2" w:space="0" w:color="000000"/>
@@ -18205,7 +18230,7 @@
         </w:trPr>
         <w:tc>
           <w:tcPr>
-            <w:tcW w:w="2194" w:type="dxa"/>
+            <w:tcW w:w="2287" w:type="dxa"/>
             <w:tcBorders>
               <w:left w:val="single" w:sz="2" w:space="0" w:color="000000"/>
               <w:bottom w:val="single" w:sz="2" w:space="0" w:color="000000"/>
@@ -18234,7 +18259,7 @@
         </w:tc>
         <w:tc>
           <w:tcPr>
-            <w:tcW w:w="7172" w:type="dxa"/>
+            <w:tcW w:w="7079" w:type="dxa"/>
             <w:tcBorders>
               <w:left w:val="single" w:sz="2" w:space="0" w:color="000000"/>
               <w:bottom w:val="single" w:sz="2" w:space="0" w:color="000000"/>
@@ -18470,7 +18495,7 @@
         </w:trPr>
         <w:tc>
           <w:tcPr>
-            <w:tcW w:w="2194" w:type="dxa"/>
+            <w:tcW w:w="2287" w:type="dxa"/>
             <w:tcBorders>
               <w:left w:val="single" w:sz="2" w:space="0" w:color="000000"/>
               <w:bottom w:val="single" w:sz="2" w:space="0" w:color="000000"/>
@@ -18499,7 +18524,7 @@
         </w:tc>
         <w:tc>
           <w:tcPr>
-            <w:tcW w:w="7172" w:type="dxa"/>
+            <w:tcW w:w="7079" w:type="dxa"/>
             <w:tcBorders>
               <w:left w:val="single" w:sz="2" w:space="0" w:color="000000"/>
               <w:bottom w:val="single" w:sz="2" w:space="0" w:color="000000"/>
@@ -18532,7 +18557,7 @@
         </w:trPr>
         <w:tc>
           <w:tcPr>
-            <w:tcW w:w="2194" w:type="dxa"/>
+            <w:tcW w:w="2287" w:type="dxa"/>
             <w:tcBorders>
               <w:left w:val="single" w:sz="2" w:space="0" w:color="000000"/>
               <w:bottom w:val="single" w:sz="2" w:space="0" w:color="000000"/>
@@ -18561,7 +18586,7 @@
         </w:tc>
         <w:tc>
           <w:tcPr>
-            <w:tcW w:w="7172" w:type="dxa"/>
+            <w:tcW w:w="7079" w:type="dxa"/>
             <w:tcBorders>
               <w:left w:val="single" w:sz="2" w:space="0" w:color="000000"/>
               <w:bottom w:val="single" w:sz="2" w:space="0" w:color="000000"/>
@@ -18625,7 +18650,7 @@
         </w:trPr>
         <w:tc>
           <w:tcPr>
-            <w:tcW w:w="2194" w:type="dxa"/>
+            <w:tcW w:w="2287" w:type="dxa"/>
             <w:tcBorders>
               <w:left w:val="single" w:sz="2" w:space="0" w:color="000000"/>
               <w:bottom w:val="single" w:sz="2" w:space="0" w:color="000000"/>
@@ -18654,7 +18679,7 @@
         </w:tc>
         <w:tc>
           <w:tcPr>
-            <w:tcW w:w="7172" w:type="dxa"/>
+            <w:tcW w:w="7079" w:type="dxa"/>
             <w:tcBorders>
               <w:left w:val="single" w:sz="2" w:space="0" w:color="000000"/>
               <w:bottom w:val="single" w:sz="2" w:space="0" w:color="000000"/>
@@ -18687,7 +18712,7 @@
         </w:trPr>
         <w:tc>
           <w:tcPr>
-            <w:tcW w:w="2194" w:type="dxa"/>
+            <w:tcW w:w="2287" w:type="dxa"/>
             <w:tcBorders>
               <w:left w:val="single" w:sz="2" w:space="0" w:color="000000"/>
               <w:bottom w:val="single" w:sz="2" w:space="0" w:color="000000"/>
@@ -18717,7 +18742,7 @@
         </w:tc>
         <w:tc>
           <w:tcPr>
-            <w:tcW w:w="7172" w:type="dxa"/>
+            <w:tcW w:w="7079" w:type="dxa"/>
             <w:tcBorders>
               <w:left w:val="single" w:sz="2" w:space="0" w:color="000000"/>
               <w:bottom w:val="single" w:sz="2" w:space="0" w:color="000000"/>
@@ -18755,7 +18780,7 @@
         </w:trPr>
         <w:tc>
           <w:tcPr>
-            <w:tcW w:w="2194" w:type="dxa"/>
+            <w:tcW w:w="2287" w:type="dxa"/>
             <w:tcBorders>
               <w:left w:val="single" w:sz="2" w:space="0" w:color="000000"/>
               <w:bottom w:val="single" w:sz="2" w:space="0" w:color="000000"/>
@@ -18784,7 +18809,7 @@
         </w:tc>
         <w:tc>
           <w:tcPr>
-            <w:tcW w:w="7172" w:type="dxa"/>
+            <w:tcW w:w="7079" w:type="dxa"/>
             <w:tcBorders>
               <w:left w:val="single" w:sz="2" w:space="0" w:color="000000"/>
               <w:bottom w:val="single" w:sz="2" w:space="0" w:color="000000"/>
@@ -18817,7 +18842,7 @@
         </w:trPr>
         <w:tc>
           <w:tcPr>
-            <w:tcW w:w="2194" w:type="dxa"/>
+            <w:tcW w:w="2287" w:type="dxa"/>
             <w:tcBorders>
               <w:left w:val="single" w:sz="2" w:space="0" w:color="000000"/>
               <w:bottom w:val="single" w:sz="2" w:space="0" w:color="000000"/>
@@ -18846,7 +18871,7 @@
         </w:tc>
         <w:tc>
           <w:tcPr>
-            <w:tcW w:w="7172" w:type="dxa"/>
+            <w:tcW w:w="7079" w:type="dxa"/>
             <w:tcBorders>
               <w:left w:val="single" w:sz="2" w:space="0" w:color="000000"/>
               <w:bottom w:val="single" w:sz="2" w:space="0" w:color="000000"/>
@@ -18862,6 +18887,14 @@
                 <w:szCs w:val="22"/>
               </w:rPr>
             </w:pPr>
+            <w:r>
+              <w:rPr>
+                <w:rFonts w:ascii="Times New Roman" w:eastAsia="Times New Roman" w:hAnsi="Times New Roman" w:cs="Times New Roman"/>
+                <w:sz w:val="22"/>
+                <w:szCs w:val="22"/>
+              </w:rPr>
+              <w:t>-</w:t>
+            </w:r>
           </w:p>
         </w:tc>
       </w:tr>
@@ -18871,7 +18904,7 @@
         </w:trPr>
         <w:tc>
           <w:tcPr>
-            <w:tcW w:w="2194" w:type="dxa"/>
+            <w:tcW w:w="2287" w:type="dxa"/>
             <w:tcBorders>
               <w:left w:val="single" w:sz="2" w:space="0" w:color="000000"/>
               <w:bottom w:val="single" w:sz="2" w:space="0" w:color="000000"/>
@@ -18900,7 +18933,7 @@
         </w:tc>
         <w:tc>
           <w:tcPr>
-            <w:tcW w:w="7172" w:type="dxa"/>
+            <w:tcW w:w="7079" w:type="dxa"/>
             <w:tcBorders>
               <w:left w:val="single" w:sz="2" w:space="0" w:color="000000"/>
               <w:bottom w:val="single" w:sz="2" w:space="0" w:color="000000"/>
@@ -18933,7 +18966,7 @@
         </w:trPr>
         <w:tc>
           <w:tcPr>
-            <w:tcW w:w="2194" w:type="dxa"/>
+            <w:tcW w:w="2287" w:type="dxa"/>
             <w:tcBorders>
               <w:left w:val="single" w:sz="2" w:space="0" w:color="000000"/>
               <w:bottom w:val="single" w:sz="2" w:space="0" w:color="000000"/>
@@ -18962,7 +18995,7 @@
         </w:tc>
         <w:tc>
           <w:tcPr>
-            <w:tcW w:w="7172" w:type="dxa"/>
+            <w:tcW w:w="7079" w:type="dxa"/>
             <w:tcBorders>
               <w:left w:val="single" w:sz="2" w:space="0" w:color="000000"/>
               <w:bottom w:val="single" w:sz="2" w:space="0" w:color="000000"/>
@@ -18995,7 +19028,7 @@
         </w:trPr>
         <w:tc>
           <w:tcPr>
-            <w:tcW w:w="2194" w:type="dxa"/>
+            <w:tcW w:w="2287" w:type="dxa"/>
             <w:tcBorders>
               <w:left w:val="single" w:sz="2" w:space="0" w:color="000000"/>
               <w:bottom w:val="single" w:sz="2" w:space="0" w:color="000000"/>
@@ -19024,7 +19057,7 @@
         </w:tc>
         <w:tc>
           <w:tcPr>
-            <w:tcW w:w="7172" w:type="dxa"/>
+            <w:tcW w:w="7079" w:type="dxa"/>
             <w:tcBorders>
               <w:left w:val="single" w:sz="2" w:space="0" w:color="000000"/>
               <w:bottom w:val="single" w:sz="2" w:space="0" w:color="000000"/>
@@ -19235,7 +19268,7 @@
         </w:trPr>
         <w:tc>
           <w:tcPr>
-            <w:tcW w:w="2194" w:type="dxa"/>
+            <w:tcW w:w="2287" w:type="dxa"/>
             <w:tcBorders>
               <w:left w:val="single" w:sz="2" w:space="0" w:color="000000"/>
               <w:bottom w:val="single" w:sz="2" w:space="0" w:color="000000"/>
@@ -19264,7 +19297,7 @@
         </w:tc>
         <w:tc>
           <w:tcPr>
-            <w:tcW w:w="7172" w:type="dxa"/>
+            <w:tcW w:w="7079" w:type="dxa"/>
             <w:tcBorders>
               <w:left w:val="single" w:sz="2" w:space="0" w:color="000000"/>
               <w:bottom w:val="single" w:sz="2" w:space="0" w:color="000000"/>
@@ -19297,8 +19330,71 @@
         </w:trPr>
         <w:tc>
           <w:tcPr>
-            <w:tcW w:w="2194" w:type="dxa"/>
+            <w:tcW w:w="2287" w:type="dxa"/>
             <w:tcBorders>
+              <w:left w:val="single" w:sz="2" w:space="0" w:color="000000"/>
+              <w:bottom w:val="single" w:sz="4" w:space="0" w:color="auto"/>
+            </w:tcBorders>
+            <w:vAlign w:val="center"/>
+          </w:tcPr>
+          <w:p>
+            <w:pPr>
+              <w:rPr>
+                <w:sz w:val="22"/>
+                <w:szCs w:val="22"/>
+              </w:rPr>
+            </w:pPr>
+            <w:r>
+              <w:rPr>
+                <w:rFonts w:ascii="Times New Roman" w:eastAsia="Times New Roman" w:hAnsi="Times New Roman" w:cs="Times New Roman"/>
+                <w:b/>
+                <w:bCs/>
+                <w:color w:val="1F1F1F"/>
+                <w:sz w:val="22"/>
+                <w:szCs w:val="22"/>
+              </w:rPr>
+              <w:t>Casi d'uso correlati</w:t>
+            </w:r>
+          </w:p>
+        </w:tc>
+        <w:tc>
+          <w:tcPr>
+            <w:tcW w:w="7079" w:type="dxa"/>
+            <w:tcBorders>
+              <w:left w:val="single" w:sz="2" w:space="0" w:color="000000"/>
+              <w:bottom w:val="single" w:sz="4" w:space="0" w:color="auto"/>
+              <w:right w:val="single" w:sz="2" w:space="0" w:color="000000"/>
+            </w:tcBorders>
+            <w:vAlign w:val="center"/>
+          </w:tcPr>
+          <w:p>
+            <w:pPr>
+              <w:rPr>
+                <w:rFonts w:ascii="Times New Roman" w:eastAsia="Times New Roman" w:hAnsi="Times New Roman" w:cs="Times New Roman"/>
+                <w:sz w:val="22"/>
+                <w:szCs w:val="22"/>
+              </w:rPr>
+            </w:pPr>
+            <w:r>
+              <w:rPr>
+                <w:rFonts w:ascii="Times New Roman" w:eastAsia="Times New Roman" w:hAnsi="Times New Roman" w:cs="Times New Roman"/>
+                <w:sz w:val="22"/>
+                <w:szCs w:val="22"/>
+              </w:rPr>
+              <w:t>-</w:t>
+            </w:r>
+          </w:p>
+        </w:tc>
+      </w:tr>
+      <w:tr>
+        <w:trPr>
+          <w:trHeight w:val="302"/>
+        </w:trPr>
+        <w:tc>
+          <w:tcPr>
+            <w:tcW w:w="2287" w:type="dxa"/>
+            <w:tcBorders>
+              <w:top w:val="single" w:sz="4" w:space="0" w:color="auto"/>
               <w:left w:val="single" w:sz="2" w:space="0" w:color="000000"/>
               <w:bottom w:val="single" w:sz="2" w:space="0" w:color="000000"/>
             </w:tcBorders>
@@ -19320,14 +19416,16 @@
                 <w:sz w:val="22"/>
                 <w:szCs w:val="22"/>
               </w:rPr>
-              <w:t>Casi d'uso correlati</w:t>
-            </w:r>
-          </w:p>
-        </w:tc>
-        <w:tc>
-          <w:tcPr>
-            <w:tcW w:w="7172" w:type="dxa"/>
+              <w:lastRenderedPageBreak/>
+              <w:t>Sequenza di eventi alternativi</w:t>
+            </w:r>
+          </w:p>
+        </w:tc>
+        <w:tc>
+          <w:tcPr>
+            <w:tcW w:w="7079" w:type="dxa"/>
             <w:tcBorders>
+              <w:top w:val="single" w:sz="4" w:space="0" w:color="auto"/>
               <w:left w:val="single" w:sz="2" w:space="0" w:color="000000"/>
               <w:bottom w:val="single" w:sz="2" w:space="0" w:color="000000"/>
               <w:right w:val="single" w:sz="2" w:space="0" w:color="000000"/>
@@ -19337,11 +19435,19 @@
           <w:p>
             <w:pPr>
               <w:rPr>
-                <w:rFonts w:ascii="Times New Roman" w:eastAsia="Times New Roman" w:hAnsi="Times New Roman" w:cs="Times New Roman"/>
                 <w:sz w:val="22"/>
                 <w:szCs w:val="22"/>
               </w:rPr>
             </w:pPr>
+            <w:r>
+              <w:rPr>
+                <w:rFonts w:ascii="Times New Roman" w:eastAsia="Times New Roman" w:hAnsi="Times New Roman" w:cs="Times New Roman"/>
+                <w:color w:val="1F1F1F"/>
+                <w:sz w:val="22"/>
+                <w:szCs w:val="22"/>
+              </w:rPr>
+              <w:t xml:space="preserve">Al punto 5, se i dati inseriti non sono validi (es. numero postazioni negativo o orari incoerenti), il sistema restituisce un messaggio di errore e invita il Bibliotecario a correggere i campi. </w:t>
+            </w:r>
           </w:p>
         </w:tc>
       </w:tr>
@@ -19351,70 +19457,7 @@
         </w:trPr>
         <w:tc>
           <w:tcPr>
-            <w:tcW w:w="2194" w:type="dxa"/>
-            <w:tcBorders>
-              <w:left w:val="single" w:sz="2" w:space="0" w:color="000000"/>
-              <w:bottom w:val="single" w:sz="2" w:space="0" w:color="000000"/>
-            </w:tcBorders>
-            <w:vAlign w:val="center"/>
-          </w:tcPr>
-          <w:p>
-            <w:pPr>
-              <w:rPr>
-                <w:sz w:val="22"/>
-                <w:szCs w:val="22"/>
-              </w:rPr>
-            </w:pPr>
-            <w:r>
-              <w:rPr>
-                <w:rFonts w:ascii="Times New Roman" w:eastAsia="Times New Roman" w:hAnsi="Times New Roman" w:cs="Times New Roman"/>
-                <w:b/>
-                <w:bCs/>
-                <w:color w:val="1F1F1F"/>
-                <w:sz w:val="22"/>
-                <w:szCs w:val="22"/>
-              </w:rPr>
-              <w:lastRenderedPageBreak/>
-              <w:t>Sequenza di eventi alternativi</w:t>
-            </w:r>
-          </w:p>
-        </w:tc>
-        <w:tc>
-          <w:tcPr>
-            <w:tcW w:w="7172" w:type="dxa"/>
-            <w:tcBorders>
-              <w:left w:val="single" w:sz="2" w:space="0" w:color="000000"/>
-              <w:bottom w:val="single" w:sz="2" w:space="0" w:color="000000"/>
-              <w:right w:val="single" w:sz="2" w:space="0" w:color="000000"/>
-            </w:tcBorders>
-            <w:vAlign w:val="center"/>
-          </w:tcPr>
-          <w:p>
-            <w:pPr>
-              <w:rPr>
-                <w:sz w:val="22"/>
-                <w:szCs w:val="22"/>
-              </w:rPr>
-            </w:pPr>
-            <w:r>
-              <w:rPr>
-                <w:rFonts w:ascii="Times New Roman" w:eastAsia="Times New Roman" w:hAnsi="Times New Roman" w:cs="Times New Roman"/>
-                <w:color w:val="1F1F1F"/>
-                <w:sz w:val="22"/>
-                <w:szCs w:val="22"/>
-              </w:rPr>
-              <w:t xml:space="preserve">Al punto 5, se i dati inseriti non sono validi (es. numero postazioni negativo o orari incoerenti), il sistema restituisce un messaggio di errore e invita il Bibliotecario a correggere i campi. </w:t>
-            </w:r>
-          </w:p>
-        </w:tc>
-      </w:tr>
-      <w:tr>
-        <w:trPr>
-          <w:trHeight w:val="302"/>
-        </w:trPr>
-        <w:tc>
-          <w:tcPr>
-            <w:tcW w:w="2194" w:type="dxa"/>
+            <w:tcW w:w="2287" w:type="dxa"/>
             <w:tcBorders>
               <w:left w:val="single" w:sz="2" w:space="0" w:color="000000"/>
               <w:bottom w:val="single" w:sz="2" w:space="0" w:color="000000"/>
@@ -19444,7 +19487,7 @@
         </w:tc>
         <w:tc>
           <w:tcPr>
-            <w:tcW w:w="7172" w:type="dxa"/>
+            <w:tcW w:w="7079" w:type="dxa"/>
             <w:tcBorders>
               <w:left w:val="single" w:sz="2" w:space="0" w:color="000000"/>
               <w:bottom w:val="single" w:sz="2" w:space="0" w:color="000000"/>
@@ -19482,7 +19525,7 @@
         </w:trPr>
         <w:tc>
           <w:tcPr>
-            <w:tcW w:w="2194" w:type="dxa"/>
+            <w:tcW w:w="2287" w:type="dxa"/>
             <w:tcBorders>
               <w:left w:val="single" w:sz="2" w:space="0" w:color="000000"/>
               <w:bottom w:val="single" w:sz="2" w:space="0" w:color="000000"/>
@@ -19511,7 +19554,7 @@
         </w:tc>
         <w:tc>
           <w:tcPr>
-            <w:tcW w:w="7172" w:type="dxa"/>
+            <w:tcW w:w="7079" w:type="dxa"/>
             <w:tcBorders>
               <w:left w:val="single" w:sz="2" w:space="0" w:color="000000"/>
               <w:bottom w:val="single" w:sz="2" w:space="0" w:color="000000"/>
@@ -19544,7 +19587,7 @@
         </w:trPr>
         <w:tc>
           <w:tcPr>
-            <w:tcW w:w="2194" w:type="dxa"/>
+            <w:tcW w:w="2287" w:type="dxa"/>
             <w:tcBorders>
               <w:left w:val="single" w:sz="2" w:space="0" w:color="000000"/>
               <w:bottom w:val="single" w:sz="2" w:space="0" w:color="000000"/>
@@ -19573,7 +19616,7 @@
         </w:tc>
         <w:tc>
           <w:tcPr>
-            <w:tcW w:w="7172" w:type="dxa"/>
+            <w:tcW w:w="7079" w:type="dxa"/>
             <w:tcBorders>
               <w:left w:val="single" w:sz="2" w:space="0" w:color="000000"/>
               <w:bottom w:val="single" w:sz="2" w:space="0" w:color="000000"/>
@@ -19589,6 +19632,14 @@
                 <w:szCs w:val="22"/>
               </w:rPr>
             </w:pPr>
+            <w:r>
+              <w:rPr>
+                <w:rFonts w:ascii="Times New Roman" w:eastAsia="Times New Roman" w:hAnsi="Times New Roman" w:cs="Times New Roman"/>
+                <w:sz w:val="22"/>
+                <w:szCs w:val="22"/>
+              </w:rPr>
+              <w:t>-</w:t>
+            </w:r>
           </w:p>
         </w:tc>
       </w:tr>
@@ -19598,7 +19649,7 @@
         </w:trPr>
         <w:tc>
           <w:tcPr>
-            <w:tcW w:w="2194" w:type="dxa"/>
+            <w:tcW w:w="2287" w:type="dxa"/>
             <w:tcBorders>
               <w:left w:val="single" w:sz="2" w:space="0" w:color="000000"/>
               <w:bottom w:val="single" w:sz="2" w:space="0" w:color="000000"/>
@@ -19627,7 +19678,7 @@
         </w:tc>
         <w:tc>
           <w:tcPr>
-            <w:tcW w:w="7172" w:type="dxa"/>
+            <w:tcW w:w="7079" w:type="dxa"/>
             <w:tcBorders>
               <w:left w:val="single" w:sz="2" w:space="0" w:color="000000"/>
               <w:bottom w:val="single" w:sz="2" w:space="0" w:color="000000"/>
@@ -19660,7 +19711,7 @@
         </w:trPr>
         <w:tc>
           <w:tcPr>
-            <w:tcW w:w="2194" w:type="dxa"/>
+            <w:tcW w:w="2287" w:type="dxa"/>
             <w:tcBorders>
               <w:left w:val="single" w:sz="2" w:space="0" w:color="000000"/>
               <w:bottom w:val="single" w:sz="2" w:space="0" w:color="000000"/>
@@ -19689,7 +19740,7 @@
         </w:tc>
         <w:tc>
           <w:tcPr>
-            <w:tcW w:w="7172" w:type="dxa"/>
+            <w:tcW w:w="7079" w:type="dxa"/>
             <w:tcBorders>
               <w:left w:val="single" w:sz="2" w:space="0" w:color="000000"/>
               <w:bottom w:val="single" w:sz="2" w:space="0" w:color="000000"/>
@@ -19722,7 +19773,7 @@
         </w:trPr>
         <w:tc>
           <w:tcPr>
-            <w:tcW w:w="2194" w:type="dxa"/>
+            <w:tcW w:w="2287" w:type="dxa"/>
             <w:tcBorders>
               <w:left w:val="single" w:sz="2" w:space="0" w:color="000000"/>
               <w:bottom w:val="single" w:sz="2" w:space="0" w:color="000000"/>
@@ -19751,7 +19802,7 @@
         </w:tc>
         <w:tc>
           <w:tcPr>
-            <w:tcW w:w="7172" w:type="dxa"/>
+            <w:tcW w:w="7079" w:type="dxa"/>
             <w:tcBorders>
               <w:left w:val="single" w:sz="2" w:space="0" w:color="000000"/>
               <w:bottom w:val="single" w:sz="2" w:space="0" w:color="000000"/>
@@ -19872,7 +19923,7 @@
         </w:trPr>
         <w:tc>
           <w:tcPr>
-            <w:tcW w:w="2194" w:type="dxa"/>
+            <w:tcW w:w="2287" w:type="dxa"/>
             <w:tcBorders>
               <w:left w:val="single" w:sz="2" w:space="0" w:color="000000"/>
               <w:bottom w:val="single" w:sz="2" w:space="0" w:color="000000"/>
@@ -19901,7 +19952,7 @@
         </w:tc>
         <w:tc>
           <w:tcPr>
-            <w:tcW w:w="7172" w:type="dxa"/>
+            <w:tcW w:w="7079" w:type="dxa"/>
             <w:tcBorders>
               <w:left w:val="single" w:sz="2" w:space="0" w:color="000000"/>
               <w:bottom w:val="single" w:sz="2" w:space="0" w:color="000000"/>
@@ -19934,7 +19985,7 @@
         </w:trPr>
         <w:tc>
           <w:tcPr>
-            <w:tcW w:w="2194" w:type="dxa"/>
+            <w:tcW w:w="2287" w:type="dxa"/>
             <w:tcBorders>
               <w:left w:val="single" w:sz="2" w:space="0" w:color="000000"/>
               <w:bottom w:val="single" w:sz="2" w:space="0" w:color="000000"/>
@@ -19963,7 +20014,7 @@
         </w:tc>
         <w:tc>
           <w:tcPr>
-            <w:tcW w:w="7172" w:type="dxa"/>
+            <w:tcW w:w="7079" w:type="dxa"/>
             <w:tcBorders>
               <w:left w:val="single" w:sz="2" w:space="0" w:color="000000"/>
               <w:bottom w:val="single" w:sz="2" w:space="0" w:color="000000"/>
@@ -19979,6 +20030,14 @@
                 <w:szCs w:val="22"/>
               </w:rPr>
             </w:pPr>
+            <w:r>
+              <w:rPr>
+                <w:rFonts w:ascii="Times New Roman" w:eastAsia="Times New Roman" w:hAnsi="Times New Roman" w:cs="Times New Roman"/>
+                <w:sz w:val="22"/>
+                <w:szCs w:val="22"/>
+              </w:rPr>
+              <w:t>-</w:t>
+            </w:r>
           </w:p>
         </w:tc>
       </w:tr>
@@ -19988,7 +20047,7 @@
         </w:trPr>
         <w:tc>
           <w:tcPr>
-            <w:tcW w:w="2194" w:type="dxa"/>
+            <w:tcW w:w="2287" w:type="dxa"/>
             <w:tcBorders>
               <w:left w:val="single" w:sz="2" w:space="0" w:color="000000"/>
               <w:bottom w:val="single" w:sz="2" w:space="0" w:color="000000"/>
@@ -20017,7 +20076,7 @@
         </w:tc>
         <w:tc>
           <w:tcPr>
-            <w:tcW w:w="7172" w:type="dxa"/>
+            <w:tcW w:w="7079" w:type="dxa"/>
             <w:tcBorders>
               <w:left w:val="single" w:sz="2" w:space="0" w:color="000000"/>
               <w:bottom w:val="single" w:sz="2" w:space="0" w:color="000000"/>
@@ -20050,7 +20109,7 @@
         </w:trPr>
         <w:tc>
           <w:tcPr>
-            <w:tcW w:w="2194" w:type="dxa"/>
+            <w:tcW w:w="2287" w:type="dxa"/>
             <w:tcBorders>
               <w:left w:val="single" w:sz="2" w:space="0" w:color="000000"/>
               <w:bottom w:val="single" w:sz="2" w:space="0" w:color="000000"/>
@@ -20080,7 +20139,7 @@
         </w:tc>
         <w:tc>
           <w:tcPr>
-            <w:tcW w:w="7172" w:type="dxa"/>
+            <w:tcW w:w="7079" w:type="dxa"/>
             <w:tcBorders>
               <w:left w:val="single" w:sz="2" w:space="0" w:color="000000"/>
               <w:bottom w:val="single" w:sz="2" w:space="0" w:color="000000"/>
@@ -20118,7 +20177,7 @@
         </w:trPr>
         <w:tc>
           <w:tcPr>
-            <w:tcW w:w="2194" w:type="dxa"/>
+            <w:tcW w:w="2287" w:type="dxa"/>
             <w:tcBorders>
               <w:left w:val="single" w:sz="2" w:space="0" w:color="000000"/>
               <w:bottom w:val="single" w:sz="2" w:space="0" w:color="000000"/>
@@ -20147,7 +20206,7 @@
         </w:tc>
         <w:tc>
           <w:tcPr>
-            <w:tcW w:w="7172" w:type="dxa"/>
+            <w:tcW w:w="7079" w:type="dxa"/>
             <w:tcBorders>
               <w:left w:val="single" w:sz="2" w:space="0" w:color="000000"/>
               <w:bottom w:val="single" w:sz="2" w:space="0" w:color="000000"/>
@@ -20180,7 +20239,7 @@
         </w:trPr>
         <w:tc>
           <w:tcPr>
-            <w:tcW w:w="2194" w:type="dxa"/>
+            <w:tcW w:w="2287" w:type="dxa"/>
             <w:tcBorders>
               <w:left w:val="single" w:sz="2" w:space="0" w:color="000000"/>
               <w:bottom w:val="single" w:sz="2" w:space="0" w:color="000000"/>
@@ -20209,7 +20268,7 @@
         </w:tc>
         <w:tc>
           <w:tcPr>
-            <w:tcW w:w="7172" w:type="dxa"/>
+            <w:tcW w:w="7079" w:type="dxa"/>
             <w:tcBorders>
               <w:left w:val="single" w:sz="2" w:space="0" w:color="000000"/>
               <w:bottom w:val="single" w:sz="2" w:space="0" w:color="000000"/>
@@ -20225,6 +20284,14 @@
                 <w:szCs w:val="22"/>
               </w:rPr>
             </w:pPr>
+            <w:r>
+              <w:rPr>
+                <w:rFonts w:ascii="Times New Roman" w:eastAsia="Times New Roman" w:hAnsi="Times New Roman" w:cs="Times New Roman"/>
+                <w:sz w:val="22"/>
+                <w:szCs w:val="22"/>
+              </w:rPr>
+              <w:t>-</w:t>
+            </w:r>
           </w:p>
         </w:tc>
       </w:tr>
@@ -20234,7 +20301,7 @@
         </w:trPr>
         <w:tc>
           <w:tcPr>
-            <w:tcW w:w="2194" w:type="dxa"/>
+            <w:tcW w:w="2287" w:type="dxa"/>
             <w:tcBorders>
               <w:left w:val="single" w:sz="2" w:space="0" w:color="000000"/>
               <w:bottom w:val="single" w:sz="2" w:space="0" w:color="000000"/>
@@ -20263,7 +20330,7 @@
         </w:tc>
         <w:tc>
           <w:tcPr>
-            <w:tcW w:w="7172" w:type="dxa"/>
+            <w:tcW w:w="7079" w:type="dxa"/>
             <w:tcBorders>
               <w:left w:val="single" w:sz="2" w:space="0" w:color="000000"/>
               <w:bottom w:val="single" w:sz="2" w:space="0" w:color="000000"/>
@@ -20296,7 +20363,7 @@
         </w:trPr>
         <w:tc>
           <w:tcPr>
-            <w:tcW w:w="2194" w:type="dxa"/>
+            <w:tcW w:w="2287" w:type="dxa"/>
             <w:tcBorders>
               <w:left w:val="single" w:sz="2" w:space="0" w:color="000000"/>
               <w:bottom w:val="single" w:sz="2" w:space="0" w:color="000000"/>
@@ -20325,7 +20392,7 @@
         </w:tc>
         <w:tc>
           <w:tcPr>
-            <w:tcW w:w="7172" w:type="dxa"/>
+            <w:tcW w:w="7079" w:type="dxa"/>
             <w:tcBorders>
               <w:left w:val="single" w:sz="2" w:space="0" w:color="000000"/>
               <w:bottom w:val="single" w:sz="2" w:space="0" w:color="000000"/>
@@ -20358,7 +20425,7 @@
         </w:trPr>
         <w:tc>
           <w:tcPr>
-            <w:tcW w:w="2194" w:type="dxa"/>
+            <w:tcW w:w="2287" w:type="dxa"/>
             <w:tcBorders>
               <w:left w:val="single" w:sz="2" w:space="0" w:color="000000"/>
               <w:bottom w:val="single" w:sz="2" w:space="0" w:color="000000"/>
@@ -20387,7 +20454,7 @@
         </w:tc>
         <w:tc>
           <w:tcPr>
-            <w:tcW w:w="7172" w:type="dxa"/>
+            <w:tcW w:w="7079" w:type="dxa"/>
             <w:tcBorders>
               <w:left w:val="single" w:sz="2" w:space="0" w:color="000000"/>
               <w:bottom w:val="single" w:sz="2" w:space="0" w:color="000000"/>
@@ -20487,7 +20554,7 @@
         </w:trPr>
         <w:tc>
           <w:tcPr>
-            <w:tcW w:w="2194" w:type="dxa"/>
+            <w:tcW w:w="2287" w:type="dxa"/>
             <w:tcBorders>
               <w:left w:val="single" w:sz="2" w:space="0" w:color="000000"/>
               <w:bottom w:val="single" w:sz="2" w:space="0" w:color="000000"/>
@@ -20516,7 +20583,7 @@
         </w:tc>
         <w:tc>
           <w:tcPr>
-            <w:tcW w:w="7172" w:type="dxa"/>
+            <w:tcW w:w="7079" w:type="dxa"/>
             <w:tcBorders>
               <w:left w:val="single" w:sz="2" w:space="0" w:color="000000"/>
               <w:bottom w:val="single" w:sz="2" w:space="0" w:color="000000"/>
@@ -20549,7 +20616,7 @@
         </w:trPr>
         <w:tc>
           <w:tcPr>
-            <w:tcW w:w="2194" w:type="dxa"/>
+            <w:tcW w:w="2287" w:type="dxa"/>
             <w:tcBorders>
               <w:left w:val="single" w:sz="2" w:space="0" w:color="000000"/>
               <w:bottom w:val="single" w:sz="2" w:space="0" w:color="000000"/>
@@ -20578,7 +20645,7 @@
         </w:tc>
         <w:tc>
           <w:tcPr>
-            <w:tcW w:w="7172" w:type="dxa"/>
+            <w:tcW w:w="7079" w:type="dxa"/>
             <w:tcBorders>
               <w:left w:val="single" w:sz="2" w:space="0" w:color="000000"/>
               <w:bottom w:val="single" w:sz="2" w:space="0" w:color="000000"/>
@@ -20594,6 +20661,14 @@
                 <w:szCs w:val="22"/>
               </w:rPr>
             </w:pPr>
+            <w:r>
+              <w:rPr>
+                <w:rFonts w:ascii="Times New Roman" w:eastAsia="Times New Roman" w:hAnsi="Times New Roman" w:cs="Times New Roman"/>
+                <w:sz w:val="22"/>
+                <w:szCs w:val="22"/>
+              </w:rPr>
+              <w:t>-</w:t>
+            </w:r>
           </w:p>
         </w:tc>
       </w:tr>
@@ -20603,7 +20678,7 @@
         </w:trPr>
         <w:tc>
           <w:tcPr>
-            <w:tcW w:w="2194" w:type="dxa"/>
+            <w:tcW w:w="2287" w:type="dxa"/>
             <w:tcBorders>
               <w:left w:val="single" w:sz="2" w:space="0" w:color="000000"/>
               <w:bottom w:val="single" w:sz="2" w:space="0" w:color="000000"/>
@@ -20632,7 +20707,7 @@
         </w:tc>
         <w:tc>
           <w:tcPr>
-            <w:tcW w:w="7172" w:type="dxa"/>
+            <w:tcW w:w="7079" w:type="dxa"/>
             <w:tcBorders>
               <w:left w:val="single" w:sz="2" w:space="0" w:color="000000"/>
               <w:bottom w:val="single" w:sz="2" w:space="0" w:color="000000"/>
@@ -20665,7 +20740,7 @@
         </w:trPr>
         <w:tc>
           <w:tcPr>
-            <w:tcW w:w="2194" w:type="dxa"/>
+            <w:tcW w:w="2287" w:type="dxa"/>
             <w:tcBorders>
               <w:left w:val="single" w:sz="2" w:space="0" w:color="000000"/>
               <w:bottom w:val="single" w:sz="2" w:space="0" w:color="000000"/>
@@ -20695,7 +20770,7 @@
         </w:tc>
         <w:tc>
           <w:tcPr>
-            <w:tcW w:w="7172" w:type="dxa"/>
+            <w:tcW w:w="7079" w:type="dxa"/>
             <w:tcBorders>
               <w:left w:val="single" w:sz="2" w:space="0" w:color="000000"/>
               <w:bottom w:val="single" w:sz="2" w:space="0" w:color="000000"/>
@@ -20733,7 +20808,7 @@
         </w:trPr>
         <w:tc>
           <w:tcPr>
-            <w:tcW w:w="2194" w:type="dxa"/>
+            <w:tcW w:w="2287" w:type="dxa"/>
             <w:tcBorders>
               <w:left w:val="single" w:sz="2" w:space="0" w:color="000000"/>
               <w:bottom w:val="single" w:sz="2" w:space="0" w:color="000000"/>
@@ -20762,7 +20837,7 @@
         </w:tc>
         <w:tc>
           <w:tcPr>
-            <w:tcW w:w="7172" w:type="dxa"/>
+            <w:tcW w:w="7079" w:type="dxa"/>
             <w:tcBorders>
               <w:left w:val="single" w:sz="2" w:space="0" w:color="000000"/>
               <w:bottom w:val="single" w:sz="2" w:space="0" w:color="000000"/>
@@ -20795,7 +20870,7 @@
         </w:trPr>
         <w:tc>
           <w:tcPr>
-            <w:tcW w:w="2194" w:type="dxa"/>
+            <w:tcW w:w="2287" w:type="dxa"/>
             <w:tcBorders>
               <w:left w:val="single" w:sz="2" w:space="0" w:color="000000"/>
               <w:bottom w:val="single" w:sz="2" w:space="0" w:color="000000"/>
@@ -20824,7 +20899,7 @@
         </w:tc>
         <w:tc>
           <w:tcPr>
-            <w:tcW w:w="7172" w:type="dxa"/>
+            <w:tcW w:w="7079" w:type="dxa"/>
             <w:tcBorders>
               <w:left w:val="single" w:sz="2" w:space="0" w:color="000000"/>
               <w:bottom w:val="single" w:sz="2" w:space="0" w:color="000000"/>
@@ -20840,6 +20915,14 @@
                 <w:szCs w:val="22"/>
               </w:rPr>
             </w:pPr>
+            <w:r>
+              <w:rPr>
+                <w:rFonts w:ascii="Times New Roman" w:eastAsia="Times New Roman" w:hAnsi="Times New Roman" w:cs="Times New Roman"/>
+                <w:sz w:val="22"/>
+                <w:szCs w:val="22"/>
+              </w:rPr>
+              <w:t>-</w:t>
+            </w:r>
           </w:p>
         </w:tc>
       </w:tr>
@@ -20849,7 +20932,7 @@
         </w:trPr>
         <w:tc>
           <w:tcPr>
-            <w:tcW w:w="2194" w:type="dxa"/>
+            <w:tcW w:w="2287" w:type="dxa"/>
             <w:tcBorders>
               <w:left w:val="single" w:sz="2" w:space="0" w:color="000000"/>
               <w:bottom w:val="single" w:sz="2" w:space="0" w:color="000000"/>
@@ -20878,7 +20961,7 @@
         </w:tc>
         <w:tc>
           <w:tcPr>
-            <w:tcW w:w="7172" w:type="dxa"/>
+            <w:tcW w:w="7079" w:type="dxa"/>
             <w:tcBorders>
               <w:left w:val="single" w:sz="2" w:space="0" w:color="000000"/>
               <w:bottom w:val="single" w:sz="2" w:space="0" w:color="000000"/>
@@ -20911,7 +20994,7 @@
         </w:trPr>
         <w:tc>
           <w:tcPr>
-            <w:tcW w:w="2194" w:type="dxa"/>
+            <w:tcW w:w="2287" w:type="dxa"/>
             <w:tcBorders>
               <w:left w:val="single" w:sz="2" w:space="0" w:color="000000"/>
               <w:bottom w:val="single" w:sz="2" w:space="0" w:color="000000"/>
@@ -20941,7 +21024,7 @@
         </w:tc>
         <w:tc>
           <w:tcPr>
-            <w:tcW w:w="7172" w:type="dxa"/>
+            <w:tcW w:w="7079" w:type="dxa"/>
             <w:tcBorders>
               <w:left w:val="single" w:sz="2" w:space="0" w:color="000000"/>
               <w:bottom w:val="single" w:sz="2" w:space="0" w:color="000000"/>
@@ -20974,7 +21057,7 @@
         </w:trPr>
         <w:tc>
           <w:tcPr>
-            <w:tcW w:w="2194" w:type="dxa"/>
+            <w:tcW w:w="2287" w:type="dxa"/>
             <w:tcBorders>
               <w:left w:val="single" w:sz="2" w:space="0" w:color="000000"/>
               <w:bottom w:val="single" w:sz="2" w:space="0" w:color="000000"/>
@@ -21003,7 +21086,7 @@
         </w:tc>
         <w:tc>
           <w:tcPr>
-            <w:tcW w:w="7172" w:type="dxa"/>
+            <w:tcW w:w="7079" w:type="dxa"/>
             <w:tcBorders>
               <w:left w:val="single" w:sz="2" w:space="0" w:color="000000"/>
               <w:bottom w:val="single" w:sz="2" w:space="0" w:color="000000"/>
@@ -21145,7 +21228,7 @@
         </w:trPr>
         <w:tc>
           <w:tcPr>
-            <w:tcW w:w="2194" w:type="dxa"/>
+            <w:tcW w:w="2287" w:type="dxa"/>
             <w:tcBorders>
               <w:left w:val="single" w:sz="2" w:space="0" w:color="000000"/>
               <w:bottom w:val="single" w:sz="2" w:space="0" w:color="000000"/>
@@ -21174,7 +21257,7 @@
         </w:tc>
         <w:tc>
           <w:tcPr>
-            <w:tcW w:w="7172" w:type="dxa"/>
+            <w:tcW w:w="7079" w:type="dxa"/>
             <w:tcBorders>
               <w:left w:val="single" w:sz="2" w:space="0" w:color="000000"/>
               <w:bottom w:val="single" w:sz="2" w:space="0" w:color="000000"/>
@@ -21207,7 +21290,7 @@
         </w:trPr>
         <w:tc>
           <w:tcPr>
-            <w:tcW w:w="2194" w:type="dxa"/>
+            <w:tcW w:w="2287" w:type="dxa"/>
             <w:tcBorders>
               <w:left w:val="single" w:sz="2" w:space="0" w:color="000000"/>
               <w:bottom w:val="single" w:sz="2" w:space="0" w:color="000000"/>
@@ -21236,7 +21319,7 @@
         </w:tc>
         <w:tc>
           <w:tcPr>
-            <w:tcW w:w="7172" w:type="dxa"/>
+            <w:tcW w:w="7079" w:type="dxa"/>
             <w:tcBorders>
               <w:left w:val="single" w:sz="2" w:space="0" w:color="000000"/>
               <w:bottom w:val="single" w:sz="2" w:space="0" w:color="000000"/>
@@ -21252,6 +21335,14 @@
                 <w:szCs w:val="22"/>
               </w:rPr>
             </w:pPr>
+            <w:r>
+              <w:rPr>
+                <w:rFonts w:ascii="Times New Roman" w:eastAsia="Times New Roman" w:hAnsi="Times New Roman" w:cs="Times New Roman"/>
+                <w:sz w:val="22"/>
+                <w:szCs w:val="22"/>
+              </w:rPr>
+              <w:t>-</w:t>
+            </w:r>
           </w:p>
         </w:tc>
       </w:tr>
@@ -21261,7 +21352,7 @@
         </w:trPr>
         <w:tc>
           <w:tcPr>
-            <w:tcW w:w="2194" w:type="dxa"/>
+            <w:tcW w:w="2287" w:type="dxa"/>
             <w:tcBorders>
               <w:left w:val="single" w:sz="2" w:space="0" w:color="000000"/>
               <w:bottom w:val="single" w:sz="2" w:space="0" w:color="000000"/>
@@ -21290,7 +21381,7 @@
         </w:tc>
         <w:tc>
           <w:tcPr>
-            <w:tcW w:w="7172" w:type="dxa"/>
+            <w:tcW w:w="7079" w:type="dxa"/>
             <w:tcBorders>
               <w:left w:val="single" w:sz="2" w:space="0" w:color="000000"/>
               <w:bottom w:val="single" w:sz="2" w:space="0" w:color="000000"/>
@@ -21323,7 +21414,7 @@
         </w:trPr>
         <w:tc>
           <w:tcPr>
-            <w:tcW w:w="2194" w:type="dxa"/>
+            <w:tcW w:w="2287" w:type="dxa"/>
             <w:tcBorders>
               <w:left w:val="single" w:sz="2" w:space="0" w:color="000000"/>
               <w:bottom w:val="single" w:sz="2" w:space="0" w:color="000000"/>
@@ -21353,7 +21444,7 @@
         </w:tc>
         <w:tc>
           <w:tcPr>
-            <w:tcW w:w="7172" w:type="dxa"/>
+            <w:tcW w:w="7079" w:type="dxa"/>
             <w:tcBorders>
               <w:left w:val="single" w:sz="2" w:space="0" w:color="000000"/>
               <w:bottom w:val="single" w:sz="2" w:space="0" w:color="000000"/>
@@ -21391,7 +21482,7 @@
         </w:trPr>
         <w:tc>
           <w:tcPr>
-            <w:tcW w:w="2194" w:type="dxa"/>
+            <w:tcW w:w="2287" w:type="dxa"/>
             <w:tcBorders>
               <w:left w:val="single" w:sz="2" w:space="0" w:color="000000"/>
               <w:bottom w:val="single" w:sz="2" w:space="0" w:color="000000"/>
@@ -21420,7 +21511,7 @@
         </w:tc>
         <w:tc>
           <w:tcPr>
-            <w:tcW w:w="7172" w:type="dxa"/>
+            <w:tcW w:w="7079" w:type="dxa"/>
             <w:tcBorders>
               <w:left w:val="single" w:sz="2" w:space="0" w:color="000000"/>
               <w:bottom w:val="single" w:sz="2" w:space="0" w:color="000000"/>
@@ -21453,7 +21544,7 @@
         </w:trPr>
         <w:tc>
           <w:tcPr>
-            <w:tcW w:w="2194" w:type="dxa"/>
+            <w:tcW w:w="2287" w:type="dxa"/>
             <w:tcBorders>
               <w:left w:val="single" w:sz="2" w:space="0" w:color="000000"/>
               <w:bottom w:val="single" w:sz="2" w:space="0" w:color="000000"/>
@@ -21482,7 +21573,7 @@
         </w:tc>
         <w:tc>
           <w:tcPr>
-            <w:tcW w:w="7172" w:type="dxa"/>
+            <w:tcW w:w="7079" w:type="dxa"/>
             <w:tcBorders>
               <w:left w:val="single" w:sz="2" w:space="0" w:color="000000"/>
               <w:bottom w:val="single" w:sz="2" w:space="0" w:color="000000"/>
@@ -21498,6 +21589,14 @@
                 <w:szCs w:val="22"/>
               </w:rPr>
             </w:pPr>
+            <w:r>
+              <w:rPr>
+                <w:rFonts w:ascii="Times New Roman" w:eastAsia="Times New Roman" w:hAnsi="Times New Roman" w:cs="Times New Roman"/>
+                <w:sz w:val="22"/>
+                <w:szCs w:val="22"/>
+              </w:rPr>
+              <w:t>-</w:t>
+            </w:r>
           </w:p>
         </w:tc>
       </w:tr>
@@ -21507,7 +21606,7 @@
         </w:trPr>
         <w:tc>
           <w:tcPr>
-            <w:tcW w:w="2194" w:type="dxa"/>
+            <w:tcW w:w="2287" w:type="dxa"/>
             <w:tcBorders>
               <w:left w:val="single" w:sz="2" w:space="0" w:color="000000"/>
               <w:bottom w:val="single" w:sz="2" w:space="0" w:color="000000"/>
@@ -21536,7 +21635,7 @@
         </w:tc>
         <w:tc>
           <w:tcPr>
-            <w:tcW w:w="7172" w:type="dxa"/>
+            <w:tcW w:w="7079" w:type="dxa"/>
             <w:tcBorders>
               <w:left w:val="single" w:sz="2" w:space="0" w:color="000000"/>
               <w:bottom w:val="single" w:sz="2" w:space="0" w:color="000000"/>
@@ -21569,7 +21668,7 @@
         </w:trPr>
         <w:tc>
           <w:tcPr>
-            <w:tcW w:w="2194" w:type="dxa"/>
+            <w:tcW w:w="2287" w:type="dxa"/>
             <w:tcBorders>
               <w:left w:val="single" w:sz="2" w:space="0" w:color="000000"/>
               <w:bottom w:val="single" w:sz="2" w:space="0" w:color="000000"/>
@@ -21598,7 +21697,7 @@
         </w:tc>
         <w:tc>
           <w:tcPr>
-            <w:tcW w:w="7172" w:type="dxa"/>
+            <w:tcW w:w="7079" w:type="dxa"/>
             <w:tcBorders>
               <w:left w:val="single" w:sz="2" w:space="0" w:color="000000"/>
               <w:bottom w:val="single" w:sz="2" w:space="0" w:color="000000"/>
@@ -21631,7 +21730,7 @@
         </w:trPr>
         <w:tc>
           <w:tcPr>
-            <w:tcW w:w="2194" w:type="dxa"/>
+            <w:tcW w:w="2287" w:type="dxa"/>
             <w:tcBorders>
               <w:left w:val="single" w:sz="2" w:space="0" w:color="000000"/>
               <w:bottom w:val="single" w:sz="2" w:space="0" w:color="000000"/>
@@ -21660,7 +21759,7 @@
         </w:tc>
         <w:tc>
           <w:tcPr>
-            <w:tcW w:w="7172" w:type="dxa"/>
+            <w:tcW w:w="7079" w:type="dxa"/>
             <w:tcBorders>
               <w:left w:val="single" w:sz="2" w:space="0" w:color="000000"/>
               <w:bottom w:val="single" w:sz="2" w:space="0" w:color="000000"/>
@@ -21801,7 +21900,7 @@
         </w:trPr>
         <w:tc>
           <w:tcPr>
-            <w:tcW w:w="2194" w:type="dxa"/>
+            <w:tcW w:w="2287" w:type="dxa"/>
             <w:tcBorders>
               <w:left w:val="single" w:sz="2" w:space="0" w:color="000000"/>
               <w:bottom w:val="single" w:sz="2" w:space="0" w:color="000000"/>
@@ -21830,7 +21929,7 @@
         </w:tc>
         <w:tc>
           <w:tcPr>
-            <w:tcW w:w="7172" w:type="dxa"/>
+            <w:tcW w:w="7079" w:type="dxa"/>
             <w:tcBorders>
               <w:left w:val="single" w:sz="2" w:space="0" w:color="000000"/>
               <w:bottom w:val="single" w:sz="2" w:space="0" w:color="000000"/>
@@ -21863,7 +21962,7 @@
         </w:trPr>
         <w:tc>
           <w:tcPr>
-            <w:tcW w:w="2194" w:type="dxa"/>
+            <w:tcW w:w="2287" w:type="dxa"/>
             <w:tcBorders>
               <w:left w:val="single" w:sz="2" w:space="0" w:color="000000"/>
               <w:bottom w:val="single" w:sz="2" w:space="0" w:color="000000"/>
@@ -21892,7 +21991,7 @@
         </w:tc>
         <w:tc>
           <w:tcPr>
-            <w:tcW w:w="7172" w:type="dxa"/>
+            <w:tcW w:w="7079" w:type="dxa"/>
             <w:tcBorders>
               <w:left w:val="single" w:sz="2" w:space="0" w:color="000000"/>
               <w:bottom w:val="single" w:sz="2" w:space="0" w:color="000000"/>
@@ -21903,6 +22002,7 @@
           <w:p>
             <w:pPr>
               <w:rPr>
+                <w:i/>
                 <w:sz w:val="22"/>
                 <w:szCs w:val="22"/>
               </w:rPr>
@@ -21911,6 +22011,7 @@
             <w:r>
               <w:rPr>
                 <w:rFonts w:ascii="Times New Roman" w:eastAsia="Times New Roman" w:hAnsi="Times New Roman" w:cs="Times New Roman"/>
+                <w:i/>
                 <w:color w:val="1F1F1F"/>
                 <w:sz w:val="22"/>
                 <w:szCs w:val="22"/>
@@ -21921,6 +22022,7 @@
             <w:r>
               <w:rPr>
                 <w:rFonts w:ascii="Times New Roman" w:eastAsia="Times New Roman" w:hAnsi="Times New Roman" w:cs="Times New Roman"/>
+                <w:i/>
                 <w:color w:val="1F1F1F"/>
                 <w:sz w:val="22"/>
                 <w:szCs w:val="22"/>
@@ -21936,7 +22038,7 @@
         </w:trPr>
         <w:tc>
           <w:tcPr>
-            <w:tcW w:w="2194" w:type="dxa"/>
+            <w:tcW w:w="2287" w:type="dxa"/>
             <w:tcBorders>
               <w:left w:val="single" w:sz="2" w:space="0" w:color="000000"/>
               <w:bottom w:val="single" w:sz="2" w:space="0" w:color="000000"/>
@@ -21965,7 +22067,7 @@
         </w:tc>
         <w:tc>
           <w:tcPr>
-            <w:tcW w:w="7172" w:type="dxa"/>
+            <w:tcW w:w="7079" w:type="dxa"/>
             <w:tcBorders>
               <w:left w:val="single" w:sz="2" w:space="0" w:color="000000"/>
               <w:bottom w:val="single" w:sz="2" w:space="0" w:color="000000"/>
@@ -22266,6 +22368,7 @@
               <w:rPr>
                 <w:rFonts w:ascii="Times New Roman" w:eastAsia="Cambria" w:hAnsi="Times New Roman" w:cs="Times New Roman"/>
               </w:rPr>
+              <w:lastRenderedPageBreak/>
               <w:t>Pre-Condizioni</w:t>
             </w:r>
           </w:p>
@@ -22322,7 +22425,6 @@
               <w:rPr>
                 <w:rFonts w:ascii="Times New Roman" w:eastAsia="Cambria" w:hAnsi="Times New Roman" w:cs="Times New Roman"/>
               </w:rPr>
-              <w:lastRenderedPageBreak/>
               <w:t>Sequenza di eventi</w:t>
             </w:r>
           </w:p>
@@ -23771,6 +23873,7 @@
                 <w:rFonts w:ascii="Times New Roman" w:eastAsia="Cambria" w:hAnsi="Times New Roman" w:cs="Times New Roman"/>
                 <w:color w:val="FFFFFF" w:themeColor="background1"/>
               </w:rPr>
+              <w:lastRenderedPageBreak/>
               <w:t>Caso d’uso:</w:t>
             </w:r>
           </w:p>
@@ -23873,7 +23976,6 @@
               <w:rPr>
                 <w:rFonts w:ascii="Times New Roman" w:eastAsia="Cambria" w:hAnsi="Times New Roman" w:cs="Times New Roman"/>
               </w:rPr>
-              <w:lastRenderedPageBreak/>
               <w:t>Attore secondario</w:t>
             </w:r>
           </w:p>
@@ -24221,7 +24323,7 @@
       </w:tr>
       <w:tr>
         <w:trPr>
-          <w:trHeight w:val="1108"/>
+          <w:trHeight w:val="822"/>
         </w:trPr>
         <w:tc>
           <w:tcPr>
@@ -24773,7 +24875,7 @@
       <w:tr>
         <w:trPr>
           <w:cnfStyle w:val="000000100000" w:firstRow="0" w:lastRow="0" w:firstColumn="0" w:lastColumn="0" w:oddVBand="0" w:evenVBand="0" w:oddHBand="1" w:evenHBand="0" w:firstRowFirstColumn="0" w:firstRowLastColumn="0" w:lastRowFirstColumn="0" w:lastRowLastColumn="0"/>
-          <w:trHeight w:val="1108"/>
+          <w:trHeight w:val="868"/>
         </w:trPr>
         <w:tc>
           <w:tcPr>
@@ -25945,16 +26047,16 @@
           <w:noProof/>
         </w:rPr>
         <w:drawing>
-          <wp:anchor distT="0" distB="0" distL="114300" distR="114300" simplePos="0" relativeHeight="251659264" behindDoc="0" locked="0" layoutInCell="1" allowOverlap="1" wp14:anchorId="73C6A04E" wp14:editId="6E81E9D2">
+          <wp:anchor distT="0" distB="0" distL="114300" distR="114300" simplePos="0" relativeHeight="251659264" behindDoc="0" locked="0" layoutInCell="1" allowOverlap="1" wp14:anchorId="73C6A04E" wp14:editId="5C1B9A5C">
             <wp:simplePos x="0" y="0"/>
             <wp:positionH relativeFrom="column">
               <wp:posOffset>-3810</wp:posOffset>
             </wp:positionH>
             <wp:positionV relativeFrom="paragraph">
-              <wp:posOffset>305435</wp:posOffset>
+              <wp:posOffset>303530</wp:posOffset>
             </wp:positionV>
-            <wp:extent cx="6004560" cy="3960495"/>
-            <wp:effectExtent l="0" t="0" r="0" b="1905"/>
+            <wp:extent cx="5972175" cy="3939540"/>
+            <wp:effectExtent l="0" t="0" r="9525" b="3810"/>
             <wp:wrapSquare wrapText="bothSides"/>
             <wp:docPr id="496280036" name="Immagine 19"/>
             <wp:cNvGraphicFramePr>
@@ -25985,7 +26087,7 @@
                   <pic:spPr bwMode="auto">
                     <a:xfrm>
                       <a:off x="0" y="0"/>
-                      <a:ext cx="6004560" cy="3960495"/>
+                      <a:ext cx="5972175" cy="3939540"/>
                     </a:xfrm>
                     <a:prstGeom prst="rect">
                       <a:avLst/>
@@ -26013,19 +26115,14 @@
     </w:p>
     <w:p>
       <w:pPr>
-        <w:spacing w:line="720" w:lineRule="auto"/>
+        <w:spacing w:after="160" w:line="259" w:lineRule="auto"/>
+        <w:jc w:val="both"/>
       </w:pPr>
     </w:p>
     <w:p>
       <w:pPr>
         <w:spacing w:after="160" w:line="259" w:lineRule="auto"/>
         <w:jc w:val="both"/>
-      </w:pPr>
-    </w:p>
-    <w:p>
-      <w:pPr>
-        <w:spacing w:after="160" w:line="259" w:lineRule="auto"/>
-        <w:jc w:val="both"/>
         <w:rPr>
           <w:color w:val="FF0000"/>
         </w:rPr>
@@ -26035,6 +26132,7 @@
           <w:color w:val="FF0000"/>
           <w:highlight w:val="yellow"/>
         </w:rPr>
+        <w:lastRenderedPageBreak/>
         <w:t>A seguire, una tabella che riassume alcune responsabilità:</w:t>
       </w:r>
       <w:r>
@@ -26156,15 +26254,15 @@
           <w:p>
             <w:pPr>
               <w:jc w:val="center"/>
-            </w:pPr>
-            <w:r>
-              <w:rPr>
-                <w:rFonts w:ascii="Times New Roman" w:eastAsia="Times New Roman" w:hAnsi="Times New Roman" w:cs="Times New Roman"/>
+              <w:rPr>
                 <w:i/>
-                <w:iCs/>
-                <w:color w:val="000000" w:themeColor="text1"/>
-              </w:rPr>
-              <w:t>AnnullamentoPrenotazione</w:t>
+              </w:rPr>
+            </w:pPr>
+            <w:r>
+              <w:rPr>
+                <w:i/>
+              </w:rPr>
+              <w:t>Registrazione</w:t>
             </w:r>
           </w:p>
         </w:tc>
@@ -26183,15 +26281,15 @@
           <w:p>
             <w:pPr>
               <w:jc w:val="center"/>
-            </w:pPr>
-            <w:r>
-              <w:rPr>
-                <w:rFonts w:ascii="Times New Roman" w:eastAsia="Times New Roman" w:hAnsi="Times New Roman" w:cs="Times New Roman"/>
+              <w:rPr>
                 <w:b/>
-                <w:bCs/>
-                <w:color w:val="000000" w:themeColor="text1"/>
-              </w:rPr>
-              <w:t>Prenotazione</w:t>
+              </w:rPr>
+            </w:pPr>
+            <w:r>
+              <w:rPr>
+                <w:b/>
+              </w:rPr>
+              <w:t>Biblioteca</w:t>
             </w:r>
           </w:p>
         </w:tc>
@@ -26216,15 +26314,15 @@
           <w:p>
             <w:pPr>
               <w:jc w:val="center"/>
-            </w:pPr>
-            <w:r>
-              <w:rPr>
-                <w:rFonts w:ascii="Times New Roman" w:eastAsia="Times New Roman" w:hAnsi="Times New Roman" w:cs="Times New Roman"/>
+              <w:rPr>
                 <w:i/>
-                <w:iCs/>
-                <w:color w:val="000000" w:themeColor="text1"/>
-              </w:rPr>
-              <w:t>GestioneAuleStudio</w:t>
+              </w:rPr>
+            </w:pPr>
+            <w:r>
+              <w:rPr>
+                <w:i/>
+              </w:rPr>
+              <w:t>Log-in</w:t>
             </w:r>
           </w:p>
         </w:tc>
@@ -26243,25 +26341,15 @@
           <w:p>
             <w:pPr>
               <w:jc w:val="center"/>
-            </w:pPr>
-            <w:r>
-              <w:rPr>
-                <w:rFonts w:ascii="Times New Roman" w:eastAsia="Times New Roman" w:hAnsi="Times New Roman" w:cs="Times New Roman"/>
+              <w:rPr>
                 <w:b/>
-                <w:bCs/>
-                <w:color w:val="000000" w:themeColor="text1"/>
-              </w:rPr>
-              <w:t>Bibliotecario</w:t>
-            </w:r>
-            <w:r>
-              <w:tab/>
-            </w:r>
-            <w:r>
-              <w:rPr>
-                <w:rFonts w:ascii="Times New Roman" w:eastAsia="Times New Roman" w:hAnsi="Times New Roman" w:cs="Times New Roman"/>
-                <w:color w:val="000000" w:themeColor="text1"/>
-              </w:rPr>
-              <w:t xml:space="preserve"> </w:t>
+              </w:rPr>
+            </w:pPr>
+            <w:r>
+              <w:rPr>
+                <w:b/>
+              </w:rPr>
+              <w:t>Biblioteca</w:t>
             </w:r>
           </w:p>
         </w:tc>
@@ -26286,15 +26374,15 @@
           <w:p>
             <w:pPr>
               <w:jc w:val="center"/>
-            </w:pPr>
-            <w:r>
-              <w:rPr>
-                <w:rFonts w:ascii="Times New Roman" w:eastAsia="Times New Roman" w:hAnsi="Times New Roman" w:cs="Times New Roman"/>
+              <w:rPr>
                 <w:i/>
-                <w:iCs/>
-                <w:color w:val="000000" w:themeColor="text1"/>
-              </w:rPr>
-              <w:t>MonitoraggioSale</w:t>
+              </w:rPr>
+            </w:pPr>
+            <w:r>
+              <w:rPr>
+                <w:i/>
+              </w:rPr>
+              <w:t>Log-out</w:t>
             </w:r>
           </w:p>
         </w:tc>
@@ -26316,12 +26404,9 @@
             </w:pPr>
             <w:r>
               <w:rPr>
-                <w:rFonts w:ascii="Times New Roman" w:eastAsia="Times New Roman" w:hAnsi="Times New Roman" w:cs="Times New Roman"/>
                 <w:b/>
-                <w:bCs/>
-                <w:color w:val="000000" w:themeColor="text1"/>
-              </w:rPr>
-              <w:t>SalaStudio</w:t>
+              </w:rPr>
+              <w:t>Utente</w:t>
             </w:r>
           </w:p>
         </w:tc>
@@ -26346,23 +26431,18 @@
           <w:p>
             <w:pPr>
               <w:jc w:val="center"/>
-            </w:pPr>
-            <w:r>
-              <w:rPr>
-                <w:rFonts w:ascii="Times New Roman" w:eastAsia="Times New Roman" w:hAnsi="Times New Roman" w:cs="Times New Roman"/>
+              <w:rPr>
                 <w:i/>
-                <w:iCs/>
-                <w:color w:val="000000" w:themeColor="text1"/>
-              </w:rPr>
-              <w:t>ConsultazioneStoricoPrenotazioni</w:t>
-            </w:r>
-            <w:r>
-              <w:rPr>
-                <w:rFonts w:ascii="Times New Roman" w:eastAsia="Times New Roman" w:hAnsi="Times New Roman" w:cs="Times New Roman"/>
-                <w:color w:val="000000" w:themeColor="text1"/>
-              </w:rPr>
-              <w:t xml:space="preserve"> </w:t>
-            </w:r>
+              </w:rPr>
+            </w:pPr>
+            <w:proofErr w:type="spellStart"/>
+            <w:r>
+              <w:rPr>
+                <w:i/>
+              </w:rPr>
+              <w:t>VisualizzaProfilo</w:t>
+            </w:r>
+            <w:proofErr w:type="spellEnd"/>
           </w:p>
         </w:tc>
         <w:tc>
@@ -26380,15 +26460,15 @@
           <w:p>
             <w:pPr>
               <w:jc w:val="center"/>
-            </w:pPr>
-            <w:r>
-              <w:rPr>
-                <w:rFonts w:ascii="Times New Roman" w:eastAsia="Times New Roman" w:hAnsi="Times New Roman" w:cs="Times New Roman"/>
+              <w:rPr>
                 <w:b/>
-                <w:bCs/>
-                <w:color w:val="000000" w:themeColor="text1"/>
-              </w:rPr>
-              <w:t>SalaStudio / Studente</w:t>
+              </w:rPr>
+            </w:pPr>
+            <w:r>
+              <w:rPr>
+                <w:b/>
+              </w:rPr>
+              <w:t>Studente</w:t>
             </w:r>
           </w:p>
         </w:tc>
@@ -26413,15 +26493,15 @@
           <w:p>
             <w:pPr>
               <w:jc w:val="center"/>
-            </w:pPr>
-            <w:r>
-              <w:rPr>
-                <w:rFonts w:ascii="Times New Roman" w:eastAsia="Times New Roman" w:hAnsi="Times New Roman" w:cs="Times New Roman"/>
+              <w:rPr>
                 <w:i/>
-                <w:iCs/>
-                <w:color w:val="000000" w:themeColor="text1"/>
-              </w:rPr>
-              <w:t>MonitoraggioAndamentoServizi</w:t>
+              </w:rPr>
+            </w:pPr>
+            <w:r>
+              <w:rPr>
+                <w:i/>
+              </w:rPr>
+              <w:t>Check-in</w:t>
             </w:r>
           </w:p>
         </w:tc>
@@ -26440,22 +26520,15 @@
           <w:p>
             <w:pPr>
               <w:jc w:val="center"/>
-            </w:pPr>
-            <w:r>
-              <w:rPr>
-                <w:rFonts w:ascii="Times New Roman" w:eastAsia="Times New Roman" w:hAnsi="Times New Roman" w:cs="Times New Roman"/>
+              <w:rPr>
                 <w:b/>
-                <w:bCs/>
-                <w:color w:val="000000" w:themeColor="text1"/>
-              </w:rPr>
-              <w:t>Bibliotecario</w:t>
-            </w:r>
-            <w:r>
-              <w:rPr>
-                <w:rFonts w:ascii="Times New Roman" w:eastAsia="Times New Roman" w:hAnsi="Times New Roman" w:cs="Times New Roman"/>
-                <w:color w:val="000000" w:themeColor="text1"/>
-              </w:rPr>
-              <w:t xml:space="preserve"> </w:t>
+              </w:rPr>
+            </w:pPr>
+            <w:r>
+              <w:rPr>
+                <w:b/>
+              </w:rPr>
+              <w:t>Studente</w:t>
             </w:r>
           </w:p>
         </w:tc>
@@ -26480,16 +26553,18 @@
           <w:p>
             <w:pPr>
               <w:jc w:val="center"/>
-            </w:pPr>
-            <w:r>
-              <w:rPr>
-                <w:rFonts w:ascii="Times New Roman" w:eastAsia="Times New Roman" w:hAnsi="Times New Roman" w:cs="Times New Roman"/>
+              <w:rPr>
                 <w:i/>
-                <w:iCs/>
-                <w:color w:val="000000" w:themeColor="text1"/>
-              </w:rPr>
-              <w:t>GestioneScadenzaAutomaticaPrenotazione</w:t>
-            </w:r>
+              </w:rPr>
+            </w:pPr>
+            <w:proofErr w:type="spellStart"/>
+            <w:r>
+              <w:rPr>
+                <w:i/>
+              </w:rPr>
+              <w:t>InvioPromemoria</w:t>
+            </w:r>
+            <w:proofErr w:type="spellEnd"/>
           </w:p>
         </w:tc>
         <w:tc>
@@ -26508,8 +26583,132 @@
             <w:pPr>
               <w:jc w:val="center"/>
               <w:rPr>
+                <w:b/>
+              </w:rPr>
+            </w:pPr>
+            <w:r>
+              <w:rPr>
+                <w:b/>
+              </w:rPr>
+              <w:t>Prenotazione</w:t>
+            </w:r>
+          </w:p>
+        </w:tc>
+      </w:tr>
+      <w:tr>
+        <w:trPr>
+          <w:trHeight w:val="340"/>
+          <w:jc w:val="center"/>
+        </w:trPr>
+        <w:tc>
+          <w:tcPr>
+            <w:tcW w:w="4464" w:type="dxa"/>
+            <w:tcBorders>
+              <w:top w:val="single" w:sz="8" w:space="0" w:color="000000" w:themeColor="text1"/>
+              <w:left w:val="single" w:sz="8" w:space="0" w:color="000000" w:themeColor="text1"/>
+              <w:bottom w:val="single" w:sz="8" w:space="0" w:color="000000" w:themeColor="text1"/>
+              <w:right w:val="single" w:sz="8" w:space="0" w:color="000000" w:themeColor="text1"/>
+            </w:tcBorders>
+            <w:shd w:val="clear" w:color="auto" w:fill="FFFFFF" w:themeFill="background1"/>
+            <w:vAlign w:val="center"/>
+          </w:tcPr>
+          <w:p>
+            <w:pPr>
+              <w:jc w:val="center"/>
+              <w:rPr>
+                <w:i/>
+              </w:rPr>
+            </w:pPr>
+            <w:r>
+              <w:rPr>
+                <w:i/>
+              </w:rPr>
+              <w:t>…</w:t>
+            </w:r>
+          </w:p>
+        </w:tc>
+        <w:tc>
+          <w:tcPr>
+            <w:tcW w:w="4464" w:type="dxa"/>
+            <w:tcBorders>
+              <w:top w:val="single" w:sz="8" w:space="0" w:color="000000" w:themeColor="text1"/>
+              <w:left w:val="single" w:sz="8" w:space="0" w:color="000000" w:themeColor="text1"/>
+              <w:bottom w:val="single" w:sz="8" w:space="0" w:color="000000" w:themeColor="text1"/>
+              <w:right w:val="single" w:sz="8" w:space="0" w:color="000000" w:themeColor="text1"/>
+            </w:tcBorders>
+            <w:shd w:val="clear" w:color="auto" w:fill="FFFFFF" w:themeFill="background1"/>
+            <w:vAlign w:val="center"/>
+          </w:tcPr>
+          <w:p>
+            <w:pPr>
+              <w:jc w:val="center"/>
+              <w:rPr>
+                <w:b/>
+              </w:rPr>
+            </w:pPr>
+            <w:r>
+              <w:rPr>
+                <w:b/>
+              </w:rPr>
+              <w:t>...</w:t>
+            </w:r>
+          </w:p>
+        </w:tc>
+      </w:tr>
+      <w:tr>
+        <w:trPr>
+          <w:trHeight w:val="340"/>
+          <w:jc w:val="center"/>
+        </w:trPr>
+        <w:tc>
+          <w:tcPr>
+            <w:tcW w:w="4464" w:type="dxa"/>
+            <w:tcBorders>
+              <w:top w:val="single" w:sz="8" w:space="0" w:color="000000" w:themeColor="text1"/>
+              <w:left w:val="single" w:sz="8" w:space="0" w:color="000000" w:themeColor="text1"/>
+              <w:bottom w:val="single" w:sz="8" w:space="0" w:color="000000" w:themeColor="text1"/>
+              <w:right w:val="single" w:sz="8" w:space="0" w:color="000000" w:themeColor="text1"/>
+            </w:tcBorders>
+            <w:shd w:val="clear" w:color="auto" w:fill="FFFFFF" w:themeFill="background1"/>
+            <w:vAlign w:val="center"/>
+          </w:tcPr>
+          <w:p>
+            <w:pPr>
+              <w:jc w:val="center"/>
+              <w:rPr>
+                <w:i/>
+              </w:rPr>
+            </w:pPr>
+            <w:proofErr w:type="spellStart"/>
+            <w:r>
+              <w:rPr>
                 <w:rFonts w:ascii="Times New Roman" w:eastAsia="Times New Roman" w:hAnsi="Times New Roman" w:cs="Times New Roman"/>
+                <w:i/>
+                <w:iCs/>
                 <w:color w:val="000000" w:themeColor="text1"/>
+              </w:rPr>
+              <w:t>GestioneAuleStudio</w:t>
+            </w:r>
+            <w:proofErr w:type="spellEnd"/>
+          </w:p>
+        </w:tc>
+        <w:tc>
+          <w:tcPr>
+            <w:tcW w:w="4464" w:type="dxa"/>
+            <w:tcBorders>
+              <w:top w:val="single" w:sz="8" w:space="0" w:color="000000" w:themeColor="text1"/>
+              <w:left w:val="single" w:sz="8" w:space="0" w:color="000000" w:themeColor="text1"/>
+              <w:bottom w:val="single" w:sz="8" w:space="0" w:color="000000" w:themeColor="text1"/>
+              <w:right w:val="single" w:sz="8" w:space="0" w:color="000000" w:themeColor="text1"/>
+            </w:tcBorders>
+            <w:shd w:val="clear" w:color="auto" w:fill="FFFFFF" w:themeFill="background1"/>
+            <w:vAlign w:val="center"/>
+          </w:tcPr>
+          <w:p>
+            <w:pPr>
+              <w:jc w:val="center"/>
+              <w:rPr>
+                <w:b/>
               </w:rPr>
             </w:pPr>
             <w:r>
@@ -26519,14 +26718,365 @@
                 <w:bCs/>
                 <w:color w:val="000000" w:themeColor="text1"/>
               </w:rPr>
-              <w:t>SalaStudio / Prenotazione</w:t>
-            </w:r>
-            <w:r>
+              <w:t>Bibliotecario</w:t>
+            </w:r>
+          </w:p>
+        </w:tc>
+      </w:tr>
+      <w:tr>
+        <w:trPr>
+          <w:trHeight w:val="340"/>
+          <w:jc w:val="center"/>
+        </w:trPr>
+        <w:tc>
+          <w:tcPr>
+            <w:tcW w:w="4464" w:type="dxa"/>
+            <w:tcBorders>
+              <w:top w:val="single" w:sz="8" w:space="0" w:color="000000" w:themeColor="text1"/>
+              <w:left w:val="single" w:sz="8" w:space="0" w:color="000000" w:themeColor="text1"/>
+              <w:bottom w:val="single" w:sz="8" w:space="0" w:color="000000" w:themeColor="text1"/>
+              <w:right w:val="single" w:sz="8" w:space="0" w:color="000000" w:themeColor="text1"/>
+            </w:tcBorders>
+            <w:shd w:val="clear" w:color="auto" w:fill="FFFFFF" w:themeFill="background1"/>
+            <w:vAlign w:val="center"/>
+          </w:tcPr>
+          <w:p>
+            <w:pPr>
+              <w:jc w:val="center"/>
               <w:rPr>
                 <w:rFonts w:ascii="Times New Roman" w:eastAsia="Times New Roman" w:hAnsi="Times New Roman" w:cs="Times New Roman"/>
+                <w:i/>
+                <w:iCs/>
                 <w:color w:val="000000" w:themeColor="text1"/>
               </w:rPr>
-              <w:t xml:space="preserve">  </w:t>
+            </w:pPr>
+            <w:proofErr w:type="spellStart"/>
+            <w:r>
+              <w:rPr>
+                <w:rFonts w:ascii="Times New Roman" w:eastAsia="Times New Roman" w:hAnsi="Times New Roman" w:cs="Times New Roman"/>
+                <w:i/>
+                <w:iCs/>
+                <w:color w:val="000000" w:themeColor="text1"/>
+              </w:rPr>
+              <w:t>MonitoraggioSale</w:t>
+            </w:r>
+            <w:proofErr w:type="spellEnd"/>
+          </w:p>
+        </w:tc>
+        <w:tc>
+          <w:tcPr>
+            <w:tcW w:w="4464" w:type="dxa"/>
+            <w:tcBorders>
+              <w:top w:val="single" w:sz="8" w:space="0" w:color="000000" w:themeColor="text1"/>
+              <w:left w:val="single" w:sz="8" w:space="0" w:color="000000" w:themeColor="text1"/>
+              <w:bottom w:val="single" w:sz="8" w:space="0" w:color="000000" w:themeColor="text1"/>
+              <w:right w:val="single" w:sz="8" w:space="0" w:color="000000" w:themeColor="text1"/>
+            </w:tcBorders>
+            <w:shd w:val="clear" w:color="auto" w:fill="FFFFFF" w:themeFill="background1"/>
+            <w:vAlign w:val="center"/>
+          </w:tcPr>
+          <w:p>
+            <w:pPr>
+              <w:jc w:val="center"/>
+              <w:rPr>
+                <w:rFonts w:ascii="Times New Roman" w:eastAsia="Times New Roman" w:hAnsi="Times New Roman" w:cs="Times New Roman"/>
+                <w:b/>
+                <w:bCs/>
+                <w:color w:val="000000" w:themeColor="text1"/>
+              </w:rPr>
+            </w:pPr>
+            <w:proofErr w:type="spellStart"/>
+            <w:r>
+              <w:rPr>
+                <w:rFonts w:ascii="Times New Roman" w:eastAsia="Times New Roman" w:hAnsi="Times New Roman" w:cs="Times New Roman"/>
+                <w:b/>
+                <w:bCs/>
+                <w:color w:val="000000" w:themeColor="text1"/>
+              </w:rPr>
+              <w:t>SalaStudio</w:t>
+            </w:r>
+            <w:proofErr w:type="spellEnd"/>
+          </w:p>
+        </w:tc>
+      </w:tr>
+      <w:tr>
+        <w:trPr>
+          <w:trHeight w:val="340"/>
+          <w:jc w:val="center"/>
+        </w:trPr>
+        <w:tc>
+          <w:tcPr>
+            <w:tcW w:w="4464" w:type="dxa"/>
+            <w:tcBorders>
+              <w:top w:val="single" w:sz="8" w:space="0" w:color="000000" w:themeColor="text1"/>
+              <w:left w:val="single" w:sz="8" w:space="0" w:color="000000" w:themeColor="text1"/>
+              <w:bottom w:val="single" w:sz="8" w:space="0" w:color="000000" w:themeColor="text1"/>
+              <w:right w:val="single" w:sz="8" w:space="0" w:color="000000" w:themeColor="text1"/>
+            </w:tcBorders>
+            <w:shd w:val="clear" w:color="auto" w:fill="FFFFFF" w:themeFill="background1"/>
+            <w:vAlign w:val="center"/>
+          </w:tcPr>
+          <w:p>
+            <w:pPr>
+              <w:jc w:val="center"/>
+              <w:rPr>
+                <w:rFonts w:ascii="Times New Roman" w:eastAsia="Times New Roman" w:hAnsi="Times New Roman" w:cs="Times New Roman"/>
+                <w:i/>
+                <w:iCs/>
+                <w:color w:val="000000" w:themeColor="text1"/>
+              </w:rPr>
+            </w:pPr>
+            <w:proofErr w:type="spellStart"/>
+            <w:r>
+              <w:rPr>
+                <w:rFonts w:ascii="Times New Roman" w:eastAsia="Times New Roman" w:hAnsi="Times New Roman" w:cs="Times New Roman"/>
+                <w:i/>
+                <w:iCs/>
+                <w:color w:val="000000" w:themeColor="text1"/>
+              </w:rPr>
+              <w:t>AnnullamentoPrenotazione</w:t>
+            </w:r>
+            <w:proofErr w:type="spellEnd"/>
+          </w:p>
+        </w:tc>
+        <w:tc>
+          <w:tcPr>
+            <w:tcW w:w="4464" w:type="dxa"/>
+            <w:tcBorders>
+              <w:top w:val="single" w:sz="8" w:space="0" w:color="000000" w:themeColor="text1"/>
+              <w:left w:val="single" w:sz="8" w:space="0" w:color="000000" w:themeColor="text1"/>
+              <w:bottom w:val="single" w:sz="8" w:space="0" w:color="000000" w:themeColor="text1"/>
+              <w:right w:val="single" w:sz="8" w:space="0" w:color="000000" w:themeColor="text1"/>
+            </w:tcBorders>
+            <w:shd w:val="clear" w:color="auto" w:fill="FFFFFF" w:themeFill="background1"/>
+            <w:vAlign w:val="center"/>
+          </w:tcPr>
+          <w:p>
+            <w:pPr>
+              <w:jc w:val="center"/>
+              <w:rPr>
+                <w:rFonts w:ascii="Times New Roman" w:eastAsia="Times New Roman" w:hAnsi="Times New Roman" w:cs="Times New Roman"/>
+                <w:b/>
+                <w:bCs/>
+                <w:color w:val="000000" w:themeColor="text1"/>
+              </w:rPr>
+            </w:pPr>
+            <w:r>
+              <w:rPr>
+                <w:rFonts w:ascii="Times New Roman" w:eastAsia="Times New Roman" w:hAnsi="Times New Roman" w:cs="Times New Roman"/>
+                <w:b/>
+                <w:bCs/>
+                <w:color w:val="000000" w:themeColor="text1"/>
+              </w:rPr>
+              <w:t>Prenotazione</w:t>
+            </w:r>
+          </w:p>
+        </w:tc>
+      </w:tr>
+      <w:tr>
+        <w:trPr>
+          <w:trHeight w:val="340"/>
+          <w:jc w:val="center"/>
+        </w:trPr>
+        <w:tc>
+          <w:tcPr>
+            <w:tcW w:w="4464" w:type="dxa"/>
+            <w:tcBorders>
+              <w:top w:val="single" w:sz="8" w:space="0" w:color="000000" w:themeColor="text1"/>
+              <w:left w:val="single" w:sz="8" w:space="0" w:color="000000" w:themeColor="text1"/>
+              <w:bottom w:val="single" w:sz="8" w:space="0" w:color="000000" w:themeColor="text1"/>
+              <w:right w:val="single" w:sz="8" w:space="0" w:color="000000" w:themeColor="text1"/>
+            </w:tcBorders>
+            <w:shd w:val="clear" w:color="auto" w:fill="FFFFFF" w:themeFill="background1"/>
+            <w:vAlign w:val="center"/>
+          </w:tcPr>
+          <w:p>
+            <w:pPr>
+              <w:jc w:val="center"/>
+            </w:pPr>
+            <w:proofErr w:type="spellStart"/>
+            <w:r>
+              <w:rPr>
+                <w:rFonts w:ascii="Times New Roman" w:eastAsia="Times New Roman" w:hAnsi="Times New Roman" w:cs="Times New Roman"/>
+                <w:i/>
+                <w:iCs/>
+                <w:color w:val="000000" w:themeColor="text1"/>
+              </w:rPr>
+              <w:t>GestioneScadenzaAutomaticaPrenotazione</w:t>
+            </w:r>
+            <w:proofErr w:type="spellEnd"/>
+          </w:p>
+        </w:tc>
+        <w:tc>
+          <w:tcPr>
+            <w:tcW w:w="4464" w:type="dxa"/>
+            <w:tcBorders>
+              <w:top w:val="single" w:sz="8" w:space="0" w:color="000000" w:themeColor="text1"/>
+              <w:left w:val="single" w:sz="8" w:space="0" w:color="000000" w:themeColor="text1"/>
+              <w:bottom w:val="single" w:sz="8" w:space="0" w:color="000000" w:themeColor="text1"/>
+              <w:right w:val="single" w:sz="8" w:space="0" w:color="000000" w:themeColor="text1"/>
+            </w:tcBorders>
+            <w:shd w:val="clear" w:color="auto" w:fill="FFFFFF" w:themeFill="background1"/>
+            <w:vAlign w:val="center"/>
+          </w:tcPr>
+          <w:p>
+            <w:pPr>
+              <w:jc w:val="center"/>
+            </w:pPr>
+            <w:proofErr w:type="spellStart"/>
+            <w:r>
+              <w:rPr>
+                <w:rFonts w:ascii="Times New Roman" w:eastAsia="Times New Roman" w:hAnsi="Times New Roman" w:cs="Times New Roman"/>
+                <w:b/>
+                <w:bCs/>
+                <w:color w:val="000000" w:themeColor="text1"/>
+              </w:rPr>
+              <w:t>SalaStudio</w:t>
+            </w:r>
+            <w:proofErr w:type="spellEnd"/>
+            <w:r>
+              <w:rPr>
+                <w:rFonts w:ascii="Times New Roman" w:eastAsia="Times New Roman" w:hAnsi="Times New Roman" w:cs="Times New Roman"/>
+                <w:b/>
+                <w:bCs/>
+                <w:color w:val="000000" w:themeColor="text1"/>
+              </w:rPr>
+              <w:t xml:space="preserve"> / Prenotazione</w:t>
+            </w:r>
+          </w:p>
+        </w:tc>
+      </w:tr>
+      <w:tr>
+        <w:trPr>
+          <w:trHeight w:val="340"/>
+          <w:jc w:val="center"/>
+        </w:trPr>
+        <w:tc>
+          <w:tcPr>
+            <w:tcW w:w="4464" w:type="dxa"/>
+            <w:tcBorders>
+              <w:top w:val="single" w:sz="8" w:space="0" w:color="000000" w:themeColor="text1"/>
+              <w:left w:val="single" w:sz="8" w:space="0" w:color="000000" w:themeColor="text1"/>
+              <w:bottom w:val="single" w:sz="8" w:space="0" w:color="000000" w:themeColor="text1"/>
+              <w:right w:val="single" w:sz="8" w:space="0" w:color="000000" w:themeColor="text1"/>
+            </w:tcBorders>
+            <w:shd w:val="clear" w:color="auto" w:fill="FFFFFF" w:themeFill="background1"/>
+            <w:vAlign w:val="center"/>
+          </w:tcPr>
+          <w:p>
+            <w:pPr>
+              <w:jc w:val="center"/>
+            </w:pPr>
+            <w:proofErr w:type="spellStart"/>
+            <w:r>
+              <w:rPr>
+                <w:rFonts w:ascii="Times New Roman" w:eastAsia="Times New Roman" w:hAnsi="Times New Roman" w:cs="Times New Roman"/>
+                <w:i/>
+                <w:iCs/>
+                <w:color w:val="000000" w:themeColor="text1"/>
+              </w:rPr>
+              <w:t>ConsultazioneStoricoPrenotazioni</w:t>
+            </w:r>
+            <w:proofErr w:type="spellEnd"/>
+          </w:p>
+        </w:tc>
+        <w:tc>
+          <w:tcPr>
+            <w:tcW w:w="4464" w:type="dxa"/>
+            <w:tcBorders>
+              <w:top w:val="single" w:sz="8" w:space="0" w:color="000000" w:themeColor="text1"/>
+              <w:left w:val="single" w:sz="8" w:space="0" w:color="000000" w:themeColor="text1"/>
+              <w:bottom w:val="single" w:sz="8" w:space="0" w:color="000000" w:themeColor="text1"/>
+              <w:right w:val="single" w:sz="8" w:space="0" w:color="000000" w:themeColor="text1"/>
+            </w:tcBorders>
+            <w:shd w:val="clear" w:color="auto" w:fill="FFFFFF" w:themeFill="background1"/>
+            <w:vAlign w:val="center"/>
+          </w:tcPr>
+          <w:p>
+            <w:pPr>
+              <w:jc w:val="center"/>
+            </w:pPr>
+            <w:proofErr w:type="spellStart"/>
+            <w:r>
+              <w:rPr>
+                <w:rFonts w:ascii="Times New Roman" w:eastAsia="Times New Roman" w:hAnsi="Times New Roman" w:cs="Times New Roman"/>
+                <w:b/>
+                <w:bCs/>
+                <w:color w:val="000000" w:themeColor="text1"/>
+              </w:rPr>
+              <w:t>SalaStudio</w:t>
+            </w:r>
+            <w:proofErr w:type="spellEnd"/>
+            <w:r>
+              <w:rPr>
+                <w:rFonts w:ascii="Times New Roman" w:eastAsia="Times New Roman" w:hAnsi="Times New Roman" w:cs="Times New Roman"/>
+                <w:b/>
+                <w:bCs/>
+                <w:color w:val="000000" w:themeColor="text1"/>
+              </w:rPr>
+              <w:t xml:space="preserve"> / Studente</w:t>
+            </w:r>
+          </w:p>
+        </w:tc>
+      </w:tr>
+      <w:tr>
+        <w:trPr>
+          <w:trHeight w:val="340"/>
+          <w:jc w:val="center"/>
+        </w:trPr>
+        <w:tc>
+          <w:tcPr>
+            <w:tcW w:w="4464" w:type="dxa"/>
+            <w:tcBorders>
+              <w:top w:val="single" w:sz="8" w:space="0" w:color="000000" w:themeColor="text1"/>
+              <w:left w:val="single" w:sz="8" w:space="0" w:color="000000" w:themeColor="text1"/>
+              <w:bottom w:val="single" w:sz="8" w:space="0" w:color="000000" w:themeColor="text1"/>
+              <w:right w:val="single" w:sz="8" w:space="0" w:color="000000" w:themeColor="text1"/>
+            </w:tcBorders>
+            <w:shd w:val="clear" w:color="auto" w:fill="FFFFFF" w:themeFill="background1"/>
+            <w:vAlign w:val="center"/>
+          </w:tcPr>
+          <w:p>
+            <w:pPr>
+              <w:jc w:val="center"/>
+            </w:pPr>
+            <w:proofErr w:type="spellStart"/>
+            <w:r>
+              <w:rPr>
+                <w:rFonts w:ascii="Times New Roman" w:eastAsia="Times New Roman" w:hAnsi="Times New Roman" w:cs="Times New Roman"/>
+                <w:i/>
+                <w:iCs/>
+                <w:color w:val="000000" w:themeColor="text1"/>
+              </w:rPr>
+              <w:t>MonitoraggioAndamentoServizi</w:t>
+            </w:r>
+            <w:proofErr w:type="spellEnd"/>
+          </w:p>
+        </w:tc>
+        <w:tc>
+          <w:tcPr>
+            <w:tcW w:w="4464" w:type="dxa"/>
+            <w:tcBorders>
+              <w:top w:val="single" w:sz="8" w:space="0" w:color="000000" w:themeColor="text1"/>
+              <w:left w:val="single" w:sz="8" w:space="0" w:color="000000" w:themeColor="text1"/>
+              <w:bottom w:val="single" w:sz="8" w:space="0" w:color="000000" w:themeColor="text1"/>
+              <w:right w:val="single" w:sz="8" w:space="0" w:color="000000" w:themeColor="text1"/>
+            </w:tcBorders>
+            <w:shd w:val="clear" w:color="auto" w:fill="FFFFFF" w:themeFill="background1"/>
+            <w:vAlign w:val="center"/>
+          </w:tcPr>
+          <w:p>
+            <w:pPr>
+              <w:jc w:val="center"/>
+            </w:pPr>
+            <w:r>
+              <w:rPr>
+                <w:rFonts w:ascii="Times New Roman" w:eastAsia="Times New Roman" w:hAnsi="Times New Roman" w:cs="Times New Roman"/>
+                <w:b/>
+                <w:bCs/>
+                <w:color w:val="000000" w:themeColor="text1"/>
+              </w:rPr>
+              <w:t>Bibliotecario</w:t>
             </w:r>
           </w:p>
         </w:tc>
@@ -26632,9 +27182,8 @@
                 <w:rFonts w:eastAsia="Cambria"/>
                 <w:i/>
                 <w:iCs/>
-                <w:color w:val="000000" w:themeColor="text1"/>
-              </w:rPr>
-              <w:t>ConsultazioneDisponibilitàSaleStudio</w:t>
+              </w:rPr>
+              <w:t>EffettuaPrenotazione</w:t>
             </w:r>
             <w:proofErr w:type="spellEnd"/>
           </w:p>
@@ -26659,17 +27208,13 @@
                 <w:color w:val="000000" w:themeColor="text1"/>
               </w:rPr>
             </w:pPr>
-            <w:proofErr w:type="spellStart"/>
-            <w:r>
-              <w:rPr>
-                <w:rFonts w:eastAsia="Cambria"/>
+            <w:r>
+              <w:rPr>
                 <w:b/>
                 <w:bCs/>
-                <w:color w:val="000000" w:themeColor="text1"/>
-              </w:rPr>
-              <w:t>SalaStudio</w:t>
-            </w:r>
-            <w:proofErr w:type="spellEnd"/>
+              </w:rPr>
+              <w:t>Studente</w:t>
+            </w:r>
           </w:p>
         </w:tc>
       </w:tr>
@@ -26693,20 +27238,21 @@
             <w:pPr>
               <w:jc w:val="center"/>
               <w:rPr>
-                <w:i/>
-                <w:iCs/>
-                <w:color w:val="000000" w:themeColor="text1"/>
-              </w:rPr>
-            </w:pPr>
-            <w:proofErr w:type="spellStart"/>
-            <w:r>
-              <w:rPr>
                 <w:rFonts w:eastAsia="Cambria"/>
                 <w:i/>
                 <w:iCs/>
                 <w:color w:val="000000" w:themeColor="text1"/>
               </w:rPr>
-              <w:t>VerificaFasceOrarieDisponibili</w:t>
+            </w:pPr>
+            <w:proofErr w:type="spellStart"/>
+            <w:r>
+              <w:rPr>
+                <w:rFonts w:eastAsia="Cambria"/>
+                <w:i/>
+                <w:iCs/>
+                <w:color w:val="000000" w:themeColor="text1"/>
+              </w:rPr>
+              <w:t>ConsultazioneDisponibilitàSaleStudio</w:t>
             </w:r>
             <w:proofErr w:type="spellEnd"/>
           </w:p>
@@ -26726,6 +27272,7 @@
             <w:pPr>
               <w:jc w:val="center"/>
               <w:rPr>
+                <w:rFonts w:eastAsia="Cambria"/>
                 <w:b/>
                 <w:bCs/>
                 <w:color w:val="000000" w:themeColor="text1"/>
@@ -26767,6 +27314,7 @@
               <w:rPr>
                 <w:i/>
                 <w:iCs/>
+                <w:color w:val="000000" w:themeColor="text1"/>
               </w:rPr>
             </w:pPr>
             <w:proofErr w:type="spellStart"/>
@@ -26775,8 +27323,18 @@
                 <w:rFonts w:eastAsia="Cambria"/>
                 <w:i/>
                 <w:iCs/>
-              </w:rPr>
-              <w:t>SelezioneAreaSpecifica</w:t>
+                <w:color w:val="000000" w:themeColor="text1"/>
+              </w:rPr>
+              <w:t>Visualizzazione</w:t>
+            </w:r>
+            <w:r>
+              <w:rPr>
+                <w:rFonts w:eastAsia="Cambria"/>
+                <w:i/>
+                <w:iCs/>
+                <w:color w:val="000000" w:themeColor="text1"/>
+              </w:rPr>
+              <w:t>FasceOrarieDisponibili</w:t>
             </w:r>
             <w:proofErr w:type="spellEnd"/>
           </w:p>
@@ -26798,15 +27356,20 @@
               <w:rPr>
                 <w:b/>
                 <w:bCs/>
-              </w:rPr>
-            </w:pPr>
-            <w:r>
-              <w:rPr>
+                <w:color w:val="000000" w:themeColor="text1"/>
+              </w:rPr>
+            </w:pPr>
+            <w:proofErr w:type="spellStart"/>
+            <w:r>
+              <w:rPr>
+                <w:rFonts w:eastAsia="Cambria"/>
                 <w:b/>
                 <w:bCs/>
-              </w:rPr>
-              <w:t>Area</w:t>
-            </w:r>
+                <w:color w:val="000000" w:themeColor="text1"/>
+              </w:rPr>
+              <w:t>SalaStudio</w:t>
+            </w:r>
+            <w:proofErr w:type="spellEnd"/>
           </w:p>
         </w:tc>
       </w:tr>
@@ -26830,18 +27393,20 @@
             <w:pPr>
               <w:jc w:val="center"/>
               <w:rPr>
-                <w:i/>
-                <w:iCs/>
-              </w:rPr>
-            </w:pPr>
-            <w:proofErr w:type="spellStart"/>
-            <w:r>
-              <w:rPr>
                 <w:rFonts w:eastAsia="Cambria"/>
                 <w:i/>
                 <w:iCs/>
-              </w:rPr>
-              <w:t>SelezionePostazioneSpecifica</w:t>
+                <w:color w:val="000000" w:themeColor="text1"/>
+              </w:rPr>
+            </w:pPr>
+            <w:proofErr w:type="spellStart"/>
+            <w:r>
+              <w:rPr>
+                <w:rFonts w:eastAsia="Cambria"/>
+                <w:i/>
+                <w:iCs/>
+              </w:rPr>
+              <w:t>AggiornamentoStatoPrenotazione</w:t>
             </w:r>
             <w:proofErr w:type="spellEnd"/>
           </w:p>
@@ -26861,17 +27426,18 @@
             <w:pPr>
               <w:jc w:val="center"/>
               <w:rPr>
-                <w:b/>
-                <w:bCs/>
-              </w:rPr>
-            </w:pPr>
-            <w:r>
-              <w:rPr>
                 <w:rFonts w:eastAsia="Cambria"/>
                 <w:b/>
                 <w:bCs/>
-              </w:rPr>
-              <w:t>Postazione</w:t>
+                <w:color w:val="000000" w:themeColor="text1"/>
+              </w:rPr>
+            </w:pPr>
+            <w:r>
+              <w:rPr>
+                <w:b/>
+                <w:bCs/>
+              </w:rPr>
+              <w:t>Prenotazione</w:t>
             </w:r>
           </w:p>
         </w:tc>
@@ -26894,17 +27460,21 @@
           </w:tcPr>
           <w:p>
             <w:pPr>
-              <w:spacing w:line="259" w:lineRule="auto"/>
               <w:jc w:val="center"/>
-            </w:pPr>
-            <w:proofErr w:type="spellStart"/>
-            <w:r>
               <w:rPr>
                 <w:rFonts w:eastAsia="Cambria"/>
                 <w:i/>
                 <w:iCs/>
               </w:rPr>
-              <w:t>ValidaDisponibilità</w:t>
+            </w:pPr>
+            <w:proofErr w:type="spellStart"/>
+            <w:r>
+              <w:rPr>
+                <w:rFonts w:eastAsia="Cambria"/>
+                <w:i/>
+                <w:iCs/>
+              </w:rPr>
+              <w:t>InvioNotifica</w:t>
             </w:r>
             <w:proofErr w:type="spellEnd"/>
           </w:p>
@@ -26922,20 +27492,21 @@
           </w:tcPr>
           <w:p>
             <w:pPr>
-              <w:spacing w:line="259" w:lineRule="auto"/>
               <w:jc w:val="center"/>
               <w:rPr>
                 <w:b/>
                 <w:bCs/>
               </w:rPr>
             </w:pPr>
+            <w:proofErr w:type="spellStart"/>
             <w:r>
               <w:rPr>
                 <w:b/>
                 <w:bCs/>
               </w:rPr>
-              <w:t>Postazione</w:t>
-            </w:r>
+              <w:t>ServizioDiNotifica</w:t>
+            </w:r>
+            <w:proofErr w:type="spellEnd"/>
           </w:p>
         </w:tc>
       </w:tr>
@@ -26959,18 +27530,19 @@
             <w:pPr>
               <w:jc w:val="center"/>
               <w:rPr>
-                <w:i/>
-                <w:iCs/>
-              </w:rPr>
-            </w:pPr>
-            <w:proofErr w:type="spellStart"/>
-            <w:r>
-              <w:rPr>
                 <w:rFonts w:eastAsia="Cambria"/>
                 <w:i/>
                 <w:iCs/>
               </w:rPr>
-              <w:t>EffettuaPrenotazione</w:t>
+            </w:pPr>
+            <w:proofErr w:type="spellStart"/>
+            <w:r>
+              <w:rPr>
+                <w:rFonts w:eastAsia="Cambria"/>
+                <w:i/>
+                <w:iCs/>
+              </w:rPr>
+              <w:t>SelezionePostazioneSpecifica</w:t>
             </w:r>
             <w:proofErr w:type="spellEnd"/>
           </w:p>
@@ -26996,10 +27568,11 @@
             </w:pPr>
             <w:r>
               <w:rPr>
+                <w:rFonts w:eastAsia="Cambria"/>
                 <w:b/>
                 <w:bCs/>
               </w:rPr>
-              <w:t>Studente</w:t>
+              <w:t>Postazione</w:t>
             </w:r>
           </w:p>
         </w:tc>
@@ -27022,8 +27595,11 @@
           </w:tcPr>
           <w:p>
             <w:pPr>
-              <w:spacing w:line="259" w:lineRule="auto"/>
               <w:jc w:val="center"/>
+              <w:rPr>
+                <w:i/>
+                <w:iCs/>
+              </w:rPr>
             </w:pPr>
             <w:proofErr w:type="spellStart"/>
             <w:r>
@@ -27032,7 +27608,7 @@
                 <w:i/>
                 <w:iCs/>
               </w:rPr>
-              <w:t>AggiornamentoStatoPrenotazione</w:t>
+              <w:t>SelezioneAreaSpecifica</w:t>
             </w:r>
             <w:proofErr w:type="spellEnd"/>
           </w:p>
@@ -27050,7 +27626,6 @@
           </w:tcPr>
           <w:p>
             <w:pPr>
-              <w:spacing w:line="259" w:lineRule="auto"/>
               <w:jc w:val="center"/>
               <w:rPr>
                 <w:b/>
@@ -27062,7 +27637,7 @@
                 <w:b/>
                 <w:bCs/>
               </w:rPr>
-              <w:t>Prenotazione</w:t>
+              <w:t>Area</w:t>
             </w:r>
           </w:p>
         </w:tc>
@@ -27087,20 +27662,15 @@
             <w:pPr>
               <w:spacing w:line="259" w:lineRule="auto"/>
               <w:jc w:val="center"/>
+            </w:pPr>
+            <w:proofErr w:type="spellStart"/>
+            <w:r>
               <w:rPr>
                 <w:rFonts w:eastAsia="Cambria"/>
                 <w:i/>
                 <w:iCs/>
               </w:rPr>
-            </w:pPr>
-            <w:proofErr w:type="spellStart"/>
-            <w:r>
-              <w:rPr>
-                <w:rFonts w:eastAsia="Cambria"/>
-                <w:i/>
-                <w:iCs/>
-              </w:rPr>
-              <w:t>InvioNotifica</w:t>
+              <w:t>ValidaDisponibilità</w:t>
             </w:r>
             <w:proofErr w:type="spellEnd"/>
           </w:p>
@@ -27125,15 +27695,13 @@
                 <w:bCs/>
               </w:rPr>
             </w:pPr>
-            <w:proofErr w:type="spellStart"/>
             <w:r>
               <w:rPr>
                 <w:b/>
                 <w:bCs/>
               </w:rPr>
-              <w:t>ServizioDiNotifica</w:t>
-            </w:r>
-            <w:proofErr w:type="spellEnd"/>
+              <w:t>Postazione</w:t>
+            </w:r>
           </w:p>
         </w:tc>
       </w:tr>
@@ -27163,6 +27731,11 @@
       <w:pPr>
         <w:shd w:val="clear" w:color="auto" w:fill="FFFFFF" w:themeFill="background1"/>
         <w:spacing w:after="240"/>
+        <w:rPr>
+          <w:rFonts w:ascii="Times New Roman" w:eastAsia="Times New Roman" w:hAnsi="Times New Roman" w:cs="Times New Roman"/>
+          <w:iCs/>
+          <w:color w:val="000000" w:themeColor="text1"/>
+        </w:rPr>
       </w:pPr>
       <w:r>
         <w:rPr>
@@ -27171,8 +27744,320 @@
           <w:iCs/>
           <w:color w:val="000000" w:themeColor="text1"/>
         </w:rPr>
-        <w:t>AnnullamentoPrenotazione</w:t>
-      </w:r>
+        <w:t xml:space="preserve">Registrazione </w:t>
+      </w:r>
+      <w:r>
+        <w:rPr>
+          <w:rFonts w:ascii="Times New Roman" w:eastAsia="Times New Roman" w:hAnsi="Times New Roman" w:cs="Times New Roman"/>
+          <w:iCs/>
+          <w:color w:val="000000" w:themeColor="text1"/>
+        </w:rPr>
+        <w:t xml:space="preserve">è responsabilità di </w:t>
+      </w:r>
+      <w:r>
+        <w:rPr>
+          <w:rFonts w:ascii="Times New Roman" w:eastAsia="Times New Roman" w:hAnsi="Times New Roman" w:cs="Times New Roman"/>
+          <w:b/>
+          <w:iCs/>
+          <w:color w:val="000000" w:themeColor="text1"/>
+        </w:rPr>
+        <w:t>Biblioteca</w:t>
+      </w:r>
+      <w:r>
+        <w:rPr>
+          <w:rFonts w:ascii="Times New Roman" w:eastAsia="Times New Roman" w:hAnsi="Times New Roman" w:cs="Times New Roman"/>
+          <w:iCs/>
+          <w:color w:val="000000" w:themeColor="text1"/>
+        </w:rPr>
+        <w:t>, in quanto &lt;&lt;Creator&gt;&gt; di Utente</w:t>
+      </w:r>
+    </w:p>
+    <w:p>
+      <w:pPr>
+        <w:shd w:val="clear" w:color="auto" w:fill="FFFFFF" w:themeFill="background1"/>
+        <w:spacing w:after="240"/>
+        <w:rPr>
+          <w:rFonts w:ascii="Times New Roman" w:eastAsia="Times New Roman" w:hAnsi="Times New Roman" w:cs="Times New Roman"/>
+          <w:iCs/>
+          <w:color w:val="000000" w:themeColor="text1"/>
+        </w:rPr>
+      </w:pPr>
+      <w:r>
+        <w:rPr>
+          <w:rFonts w:ascii="Times New Roman" w:eastAsia="Times New Roman" w:hAnsi="Times New Roman" w:cs="Times New Roman"/>
+          <w:i/>
+          <w:iCs/>
+          <w:color w:val="000000" w:themeColor="text1"/>
+        </w:rPr>
+        <w:t xml:space="preserve">Log-in </w:t>
+      </w:r>
+      <w:r>
+        <w:rPr>
+          <w:rFonts w:ascii="Times New Roman" w:eastAsia="Times New Roman" w:hAnsi="Times New Roman" w:cs="Times New Roman"/>
+          <w:iCs/>
+          <w:color w:val="000000" w:themeColor="text1"/>
+        </w:rPr>
+        <w:t xml:space="preserve">è responsabilità di </w:t>
+      </w:r>
+      <w:r>
+        <w:rPr>
+          <w:rFonts w:ascii="Times New Roman" w:eastAsia="Times New Roman" w:hAnsi="Times New Roman" w:cs="Times New Roman"/>
+          <w:b/>
+          <w:iCs/>
+          <w:color w:val="000000" w:themeColor="text1"/>
+        </w:rPr>
+        <w:t>Biblioteca</w:t>
+      </w:r>
+      <w:r>
+        <w:rPr>
+          <w:rFonts w:ascii="Times New Roman" w:eastAsia="Times New Roman" w:hAnsi="Times New Roman" w:cs="Times New Roman"/>
+          <w:iCs/>
+          <w:color w:val="000000" w:themeColor="text1"/>
+        </w:rPr>
+        <w:t>, in quanto &lt;&lt;Creator&gt;&gt; di Utente</w:t>
+      </w:r>
+    </w:p>
+    <w:p>
+      <w:pPr>
+        <w:shd w:val="clear" w:color="auto" w:fill="FFFFFF" w:themeFill="background1"/>
+        <w:spacing w:after="240"/>
+        <w:rPr>
+          <w:rFonts w:ascii="Times New Roman" w:eastAsia="Times New Roman" w:hAnsi="Times New Roman" w:cs="Times New Roman"/>
+          <w:iCs/>
+          <w:color w:val="000000" w:themeColor="text1"/>
+        </w:rPr>
+      </w:pPr>
+      <w:r>
+        <w:rPr>
+          <w:rFonts w:ascii="Times New Roman" w:eastAsia="Times New Roman" w:hAnsi="Times New Roman" w:cs="Times New Roman"/>
+          <w:i/>
+          <w:iCs/>
+          <w:color w:val="000000" w:themeColor="text1"/>
+        </w:rPr>
+        <w:t>Log-out</w:t>
+      </w:r>
+      <w:r>
+        <w:rPr>
+          <w:rFonts w:ascii="Times New Roman" w:eastAsia="Times New Roman" w:hAnsi="Times New Roman" w:cs="Times New Roman"/>
+          <w:iCs/>
+          <w:color w:val="000000" w:themeColor="text1"/>
+        </w:rPr>
+        <w:t xml:space="preserve"> è responsabilità di </w:t>
+      </w:r>
+      <w:r>
+        <w:rPr>
+          <w:rFonts w:ascii="Times New Roman" w:eastAsia="Times New Roman" w:hAnsi="Times New Roman" w:cs="Times New Roman"/>
+          <w:b/>
+          <w:iCs/>
+          <w:color w:val="000000" w:themeColor="text1"/>
+        </w:rPr>
+        <w:t>Utente</w:t>
+      </w:r>
+      <w:r>
+        <w:rPr>
+          <w:rFonts w:ascii="Times New Roman" w:eastAsia="Times New Roman" w:hAnsi="Times New Roman" w:cs="Times New Roman"/>
+          <w:iCs/>
+          <w:color w:val="000000" w:themeColor="text1"/>
+        </w:rPr>
+        <w:t>, in quanto &lt;&lt;Information Expert&gt;&gt;</w:t>
+      </w:r>
+    </w:p>
+    <w:p>
+      <w:pPr>
+        <w:shd w:val="clear" w:color="auto" w:fill="FFFFFF" w:themeFill="background1"/>
+        <w:spacing w:after="240"/>
+        <w:rPr>
+          <w:rFonts w:ascii="Times New Roman" w:eastAsia="Times New Roman" w:hAnsi="Times New Roman" w:cs="Times New Roman"/>
+          <w:iCs/>
+          <w:color w:val="000000" w:themeColor="text1"/>
+        </w:rPr>
+      </w:pPr>
+      <w:proofErr w:type="spellStart"/>
+      <w:r>
+        <w:rPr>
+          <w:rFonts w:ascii="Times New Roman" w:eastAsia="Times New Roman" w:hAnsi="Times New Roman" w:cs="Times New Roman"/>
+          <w:i/>
+          <w:iCs/>
+          <w:color w:val="000000" w:themeColor="text1"/>
+        </w:rPr>
+        <w:t>VisualizzaProfilo</w:t>
+      </w:r>
+      <w:proofErr w:type="spellEnd"/>
+      <w:r>
+        <w:rPr>
+          <w:rFonts w:ascii="Times New Roman" w:eastAsia="Times New Roman" w:hAnsi="Times New Roman" w:cs="Times New Roman"/>
+          <w:i/>
+          <w:iCs/>
+          <w:color w:val="000000" w:themeColor="text1"/>
+        </w:rPr>
+        <w:t xml:space="preserve"> </w:t>
+      </w:r>
+      <w:r>
+        <w:rPr>
+          <w:rFonts w:ascii="Times New Roman" w:eastAsia="Times New Roman" w:hAnsi="Times New Roman" w:cs="Times New Roman"/>
+          <w:iCs/>
+          <w:color w:val="000000" w:themeColor="text1"/>
+        </w:rPr>
+        <w:t xml:space="preserve">è responsabilità di </w:t>
+      </w:r>
+      <w:r>
+        <w:rPr>
+          <w:rFonts w:ascii="Times New Roman" w:eastAsia="Times New Roman" w:hAnsi="Times New Roman" w:cs="Times New Roman"/>
+          <w:b/>
+          <w:iCs/>
+          <w:color w:val="000000" w:themeColor="text1"/>
+        </w:rPr>
+        <w:t>Studente</w:t>
+      </w:r>
+      <w:r>
+        <w:rPr>
+          <w:rFonts w:ascii="Times New Roman" w:eastAsia="Times New Roman" w:hAnsi="Times New Roman" w:cs="Times New Roman"/>
+          <w:iCs/>
+          <w:color w:val="000000" w:themeColor="text1"/>
+        </w:rPr>
+        <w:t>, che è associato a Prenotazione (&lt;&lt;Information Expert)</w:t>
+      </w:r>
+    </w:p>
+    <w:p>
+      <w:pPr>
+        <w:shd w:val="clear" w:color="auto" w:fill="FFFFFF" w:themeFill="background1"/>
+        <w:spacing w:after="240"/>
+        <w:rPr>
+          <w:rFonts w:ascii="Times New Roman" w:eastAsia="Times New Roman" w:hAnsi="Times New Roman" w:cs="Times New Roman"/>
+          <w:iCs/>
+          <w:color w:val="000000" w:themeColor="text1"/>
+        </w:rPr>
+      </w:pPr>
+      <w:r>
+        <w:rPr>
+          <w:rFonts w:ascii="Times New Roman" w:eastAsia="Times New Roman" w:hAnsi="Times New Roman" w:cs="Times New Roman"/>
+          <w:i/>
+          <w:iCs/>
+          <w:color w:val="000000" w:themeColor="text1"/>
+        </w:rPr>
+        <w:t xml:space="preserve">Check-in </w:t>
+      </w:r>
+      <w:r>
+        <w:rPr>
+          <w:rFonts w:ascii="Times New Roman" w:eastAsia="Times New Roman" w:hAnsi="Times New Roman" w:cs="Times New Roman"/>
+          <w:iCs/>
+          <w:color w:val="000000" w:themeColor="text1"/>
+        </w:rPr>
+        <w:t xml:space="preserve">è responsabilità di </w:t>
+      </w:r>
+      <w:r>
+        <w:rPr>
+          <w:rFonts w:ascii="Times New Roman" w:eastAsia="Times New Roman" w:hAnsi="Times New Roman" w:cs="Times New Roman"/>
+          <w:b/>
+          <w:iCs/>
+          <w:color w:val="000000" w:themeColor="text1"/>
+        </w:rPr>
+        <w:t>Studente</w:t>
+      </w:r>
+      <w:r>
+        <w:rPr>
+          <w:rFonts w:ascii="Times New Roman" w:eastAsia="Times New Roman" w:hAnsi="Times New Roman" w:cs="Times New Roman"/>
+          <w:iCs/>
+          <w:color w:val="000000" w:themeColor="text1"/>
+        </w:rPr>
+        <w:t>, che è associato a Prenotazione (&lt;&lt;Information Expert)</w:t>
+      </w:r>
+    </w:p>
+    <w:p>
+      <w:pPr>
+        <w:shd w:val="clear" w:color="auto" w:fill="FFFFFF" w:themeFill="background1"/>
+        <w:spacing w:after="240"/>
+        <w:rPr>
+          <w:rFonts w:ascii="Times New Roman" w:eastAsia="Times New Roman" w:hAnsi="Times New Roman" w:cs="Times New Roman"/>
+          <w:iCs/>
+          <w:color w:val="000000" w:themeColor="text1"/>
+        </w:rPr>
+      </w:pPr>
+      <w:proofErr w:type="spellStart"/>
+      <w:r>
+        <w:rPr>
+          <w:rFonts w:ascii="Times New Roman" w:eastAsia="Times New Roman" w:hAnsi="Times New Roman" w:cs="Times New Roman"/>
+          <w:i/>
+          <w:iCs/>
+          <w:color w:val="000000" w:themeColor="text1"/>
+        </w:rPr>
+        <w:t>InvioPromemoria</w:t>
+      </w:r>
+      <w:proofErr w:type="spellEnd"/>
+      <w:r>
+        <w:rPr>
+          <w:rFonts w:ascii="Times New Roman" w:eastAsia="Times New Roman" w:hAnsi="Times New Roman" w:cs="Times New Roman"/>
+          <w:i/>
+          <w:iCs/>
+          <w:color w:val="000000" w:themeColor="text1"/>
+        </w:rPr>
+        <w:t xml:space="preserve"> </w:t>
+      </w:r>
+      <w:r>
+        <w:rPr>
+          <w:rFonts w:ascii="Times New Roman" w:eastAsia="Times New Roman" w:hAnsi="Times New Roman" w:cs="Times New Roman"/>
+          <w:iCs/>
+          <w:color w:val="000000" w:themeColor="text1"/>
+        </w:rPr>
+        <w:t xml:space="preserve">è responsabilità di </w:t>
+      </w:r>
+      <w:r>
+        <w:rPr>
+          <w:rFonts w:ascii="Times New Roman" w:eastAsia="Times New Roman" w:hAnsi="Times New Roman" w:cs="Times New Roman"/>
+          <w:b/>
+          <w:iCs/>
+          <w:color w:val="000000" w:themeColor="text1"/>
+        </w:rPr>
+        <w:t>Prenotazione</w:t>
+      </w:r>
+      <w:r>
+        <w:rPr>
+          <w:rFonts w:ascii="Times New Roman" w:eastAsia="Times New Roman" w:hAnsi="Times New Roman" w:cs="Times New Roman"/>
+          <w:iCs/>
+          <w:color w:val="000000" w:themeColor="text1"/>
+        </w:rPr>
+        <w:t>, in quanto &lt;&lt;Information Expert&gt;&gt; della fascia oraria prenotata</w:t>
+      </w:r>
+    </w:p>
+    <w:p>
+      <w:pPr>
+        <w:shd w:val="clear" w:color="auto" w:fill="FFFFFF" w:themeFill="background1"/>
+        <w:spacing w:after="240"/>
+        <w:rPr>
+          <w:rFonts w:ascii="Times New Roman" w:eastAsia="Times New Roman" w:hAnsi="Times New Roman" w:cs="Times New Roman"/>
+          <w:iCs/>
+          <w:color w:val="000000" w:themeColor="text1"/>
+        </w:rPr>
+      </w:pPr>
+      <w:r>
+        <w:rPr>
+          <w:rFonts w:ascii="Times New Roman" w:eastAsia="Times New Roman" w:hAnsi="Times New Roman" w:cs="Times New Roman"/>
+          <w:iCs/>
+          <w:color w:val="000000" w:themeColor="text1"/>
+        </w:rPr>
+        <w:t>…</w:t>
+      </w:r>
+    </w:p>
+    <w:p>
+      <w:pPr>
+        <w:shd w:val="clear" w:color="auto" w:fill="FFFFFF" w:themeFill="background1"/>
+        <w:spacing w:after="240"/>
+        <w:rPr>
+          <w:rFonts w:ascii="Times New Roman" w:eastAsia="Times New Roman" w:hAnsi="Times New Roman" w:cs="Times New Roman"/>
+          <w:color w:val="000000" w:themeColor="text1"/>
+        </w:rPr>
+      </w:pPr>
+      <w:proofErr w:type="spellStart"/>
+      <w:r>
+        <w:rPr>
+          <w:rFonts w:ascii="Times New Roman" w:eastAsia="Times New Roman" w:hAnsi="Times New Roman" w:cs="Times New Roman"/>
+          <w:i/>
+          <w:iCs/>
+          <w:color w:val="000000" w:themeColor="text1"/>
+        </w:rPr>
+        <w:t>GestioneAuleStudio</w:t>
+      </w:r>
+      <w:proofErr w:type="spellEnd"/>
       <w:r>
         <w:rPr>
           <w:rFonts w:ascii="Times New Roman" w:eastAsia="Times New Roman" w:hAnsi="Times New Roman" w:cs="Times New Roman"/>
@@ -27187,14 +28072,30 @@
           <w:bCs/>
           <w:color w:val="000000" w:themeColor="text1"/>
         </w:rPr>
-        <w:t>Prenotazione</w:t>
+        <w:t>Bibliotecario</w:t>
       </w:r>
       <w:r>
         <w:rPr>
           <w:rFonts w:ascii="Times New Roman" w:eastAsia="Times New Roman" w:hAnsi="Times New Roman" w:cs="Times New Roman"/>
           <w:color w:val="000000" w:themeColor="text1"/>
         </w:rPr>
-        <w:t xml:space="preserve">, in quanto &lt;&lt;Information Expert&gt;&gt; della propria fascia oraria e del proprio stato: non si cerca un'istanza dentro una collection, ma si legge/modifica un dato posseduto dall'istanza stessa. </w:t>
+        <w:t xml:space="preserve">, perché è &lt;&lt;Creator&gt;&gt; della classe </w:t>
+      </w:r>
+      <w:proofErr w:type="spellStart"/>
+      <w:r>
+        <w:rPr>
+          <w:rFonts w:ascii="Times New Roman" w:eastAsia="Times New Roman" w:hAnsi="Times New Roman" w:cs="Times New Roman"/>
+          <w:color w:val="000000" w:themeColor="text1"/>
+        </w:rPr>
+        <w:t>SalaStudio</w:t>
+      </w:r>
+      <w:proofErr w:type="spellEnd"/>
+      <w:r>
+        <w:rPr>
+          <w:rFonts w:ascii="Times New Roman" w:eastAsia="Times New Roman" w:hAnsi="Times New Roman" w:cs="Times New Roman"/>
+          <w:color w:val="000000" w:themeColor="text1"/>
+        </w:rPr>
+        <w:t xml:space="preserve">: il Bibliotecario è la classe collegata che possiede i dati di inizializzazione (nome, descrizione, orari) e, secondo il glossario, crea e gestisce le Sale Studio. </w:t>
       </w:r>
     </w:p>
     <w:p>
@@ -27202,6 +28103,7 @@
         <w:shd w:val="clear" w:color="auto" w:fill="FFFFFF" w:themeFill="background1"/>
         <w:spacing w:after="240"/>
       </w:pPr>
+      <w:proofErr w:type="spellStart"/>
       <w:r>
         <w:rPr>
           <w:rFonts w:ascii="Times New Roman" w:eastAsia="Times New Roman" w:hAnsi="Times New Roman" w:cs="Times New Roman"/>
@@ -27209,8 +28111,10 @@
           <w:iCs/>
           <w:color w:val="000000" w:themeColor="text1"/>
         </w:rPr>
-        <w:t>GestioneAuleStudio</w:t>
-      </w:r>
+        <w:lastRenderedPageBreak/>
+        <w:t>MonitoraggioSale</w:t>
+      </w:r>
+      <w:proofErr w:type="spellEnd"/>
       <w:r>
         <w:rPr>
           <w:rFonts w:ascii="Times New Roman" w:eastAsia="Times New Roman" w:hAnsi="Times New Roman" w:cs="Times New Roman"/>
@@ -27218,6 +28122,7 @@
         </w:rPr>
         <w:t xml:space="preserve"> è responsabilità di </w:t>
       </w:r>
+      <w:proofErr w:type="spellStart"/>
       <w:r>
         <w:rPr>
           <w:rFonts w:ascii="Times New Roman" w:eastAsia="Times New Roman" w:hAnsi="Times New Roman" w:cs="Times New Roman"/>
@@ -27225,21 +28130,43 @@
           <w:bCs/>
           <w:color w:val="000000" w:themeColor="text1"/>
         </w:rPr>
-        <w:t>Bibliotecario</w:t>
-      </w:r>
+        <w:t>SalaStudio</w:t>
+      </w:r>
+      <w:proofErr w:type="spellEnd"/>
       <w:r>
         <w:rPr>
           <w:rFonts w:ascii="Times New Roman" w:eastAsia="Times New Roman" w:hAnsi="Times New Roman" w:cs="Times New Roman"/>
           <w:color w:val="000000" w:themeColor="text1"/>
         </w:rPr>
-        <w:t xml:space="preserve">, perché è &lt;&lt;Creator&gt;&gt; della classe SalaStudio: il Bibliotecario è la classe collegata che possiede i dati di inizializzazione (nome, descrizione, orari) e, secondo il glossario, crea e gestisce le Sale Studio. </w:t>
+        <w:t>, in quanto &lt;&lt;Information Expert&gt;&gt;: è la classe-</w:t>
+      </w:r>
+      <w:proofErr w:type="spellStart"/>
+      <w:r>
+        <w:rPr>
+          <w:rFonts w:ascii="Times New Roman" w:eastAsia="Times New Roman" w:hAnsi="Times New Roman" w:cs="Times New Roman"/>
+          <w:color w:val="000000" w:themeColor="text1"/>
+        </w:rPr>
+        <w:t>collection</w:t>
+      </w:r>
+      <w:proofErr w:type="spellEnd"/>
+      <w:r>
+        <w:rPr>
+          <w:rFonts w:ascii="Times New Roman" w:eastAsia="Times New Roman" w:hAnsi="Times New Roman" w:cs="Times New Roman"/>
+          <w:color w:val="000000" w:themeColor="text1"/>
+        </w:rPr>
+        <w:t xml:space="preserve"> che aggrega le proprie Postazioni (e, tramite queste, le Prenotazioni correnti), quindi la ricerca di postazioni libere/occupate va assegnata a lei e non a una classe esterna. </w:t>
       </w:r>
     </w:p>
     <w:p>
       <w:pPr>
         <w:shd w:val="clear" w:color="auto" w:fill="FFFFFF" w:themeFill="background1"/>
         <w:spacing w:after="240"/>
-      </w:pPr>
+        <w:rPr>
+          <w:rFonts w:ascii="Times New Roman" w:eastAsia="Times New Roman" w:hAnsi="Times New Roman" w:cs="Times New Roman"/>
+          <w:color w:val="000000" w:themeColor="text1"/>
+        </w:rPr>
+      </w:pPr>
+      <w:proofErr w:type="spellStart"/>
       <w:r>
         <w:rPr>
           <w:rFonts w:ascii="Times New Roman" w:eastAsia="Times New Roman" w:hAnsi="Times New Roman" w:cs="Times New Roman"/>
@@ -27247,8 +28174,9 @@
           <w:iCs/>
           <w:color w:val="000000" w:themeColor="text1"/>
         </w:rPr>
-        <w:t>MonitoraggioSale</w:t>
-      </w:r>
+        <w:t>AnnullamentoPrenotazione</w:t>
+      </w:r>
+      <w:proofErr w:type="spellEnd"/>
       <w:r>
         <w:rPr>
           <w:rFonts w:ascii="Times New Roman" w:eastAsia="Times New Roman" w:hAnsi="Times New Roman" w:cs="Times New Roman"/>
@@ -27263,14 +28191,14 @@
           <w:bCs/>
           <w:color w:val="000000" w:themeColor="text1"/>
         </w:rPr>
-        <w:t>SalaStudio</w:t>
+        <w:t>Prenotazione</w:t>
       </w:r>
       <w:r>
         <w:rPr>
           <w:rFonts w:ascii="Times New Roman" w:eastAsia="Times New Roman" w:hAnsi="Times New Roman" w:cs="Times New Roman"/>
           <w:color w:val="000000" w:themeColor="text1"/>
         </w:rPr>
-        <w:t xml:space="preserve">, in quanto &lt;&lt;Information Expert&gt;&gt;: è la classe-collection che aggrega le proprie Postazioni (e, tramite queste, le Prenotazioni correnti), quindi la ricerca di postazioni libere/occupate va assegnata a lei e non a una classe esterna. </w:t>
+        <w:t xml:space="preserve">, in quanto &lt;&lt;Information Expert&gt;&gt; della propria fascia oraria e del proprio stato: non si cerca un'istanza dentro una collection, ma si legge/modifica un dato posseduto dall'istanza stessa. </w:t>
       </w:r>
     </w:p>
     <w:p>
@@ -27278,6 +28206,7 @@
         <w:shd w:val="clear" w:color="auto" w:fill="FFFFFF" w:themeFill="background1"/>
         <w:spacing w:after="240"/>
       </w:pPr>
+      <w:proofErr w:type="spellStart"/>
       <w:r>
         <w:rPr>
           <w:rFonts w:ascii="Times New Roman" w:eastAsia="Times New Roman" w:hAnsi="Times New Roman" w:cs="Times New Roman"/>
@@ -27285,8 +28214,9 @@
           <w:iCs/>
           <w:color w:val="000000" w:themeColor="text1"/>
         </w:rPr>
-        <w:t>ConsultazioneStoricoPrenotazioni</w:t>
-      </w:r>
+        <w:t>GestioneScadenzaAutomaticaPrenotazione</w:t>
+      </w:r>
+      <w:proofErr w:type="spellEnd"/>
       <w:r>
         <w:rPr>
           <w:rFonts w:ascii="Times New Roman" w:eastAsia="Times New Roman" w:hAnsi="Times New Roman" w:cs="Times New Roman"/>
@@ -27294,6 +28224,7 @@
         </w:rPr>
         <w:t xml:space="preserve"> è responsabilità di </w:t>
       </w:r>
+      <w:proofErr w:type="spellStart"/>
       <w:r>
         <w:rPr>
           <w:rFonts w:ascii="Times New Roman" w:eastAsia="Times New Roman" w:hAnsi="Times New Roman" w:cs="Times New Roman"/>
@@ -27303,12 +28234,29 @@
         </w:rPr>
         <w:t>SalaStudio</w:t>
       </w:r>
+      <w:proofErr w:type="spellEnd"/>
       <w:r>
         <w:rPr>
           <w:rFonts w:ascii="Times New Roman" w:eastAsia="Times New Roman" w:hAnsi="Times New Roman" w:cs="Times New Roman"/>
           <w:color w:val="000000" w:themeColor="text1"/>
         </w:rPr>
-        <w:t xml:space="preserve"> e </w:t>
+        <w:t xml:space="preserve">, in quanto &lt;&lt;Information Expert&gt;&gt; della </w:t>
+      </w:r>
+      <w:proofErr w:type="spellStart"/>
+      <w:r>
+        <w:rPr>
+          <w:rFonts w:ascii="Times New Roman" w:eastAsia="Times New Roman" w:hAnsi="Times New Roman" w:cs="Times New Roman"/>
+          <w:color w:val="000000" w:themeColor="text1"/>
+        </w:rPr>
+        <w:t>collection</w:t>
+      </w:r>
+      <w:proofErr w:type="spellEnd"/>
+      <w:r>
+        <w:rPr>
+          <w:rFonts w:ascii="Times New Roman" w:eastAsia="Times New Roman" w:hAnsi="Times New Roman" w:cs="Times New Roman"/>
+          <w:color w:val="000000" w:themeColor="text1"/>
+        </w:rPr>
+        <w:t xml:space="preserve"> di Prenotazioni ad essa associate, per la ricerca delle prenotazioni scadute; il cambio di stato in "scaduta" resta invece a </w:t>
       </w:r>
       <w:r>
         <w:rPr>
@@ -27317,14 +28265,38 @@
           <w:bCs/>
           <w:color w:val="000000" w:themeColor="text1"/>
         </w:rPr>
-        <w:t>Studente</w:t>
+        <w:t>Prenotazione</w:t>
       </w:r>
       <w:r>
         <w:rPr>
           <w:rFonts w:ascii="Times New Roman" w:eastAsia="Times New Roman" w:hAnsi="Times New Roman" w:cs="Times New Roman"/>
           <w:color w:val="000000" w:themeColor="text1"/>
         </w:rPr>
-        <w:t xml:space="preserve">, ciascuno come &lt;&lt;Information Expert&gt;&gt; della propria collection di Prenotazioni: SalaStudio possiede lo storico delle prenotazioni legate a sé, Studente possiede lo storico delle proprie. Poiché il Bibliotecario può filtrare per Sala, per Studente o per entrambi, la ricerca va assegnata alla classe-collection pertinente al criterio, rispettando anche il </w:t>
+        <w:t xml:space="preserve">, come &lt;&lt;Information Expert&gt;&gt; del proprio stato. </w:t>
+      </w:r>
+    </w:p>
+    <w:p>
+      <w:pPr>
+        <w:shd w:val="clear" w:color="auto" w:fill="FFFFFF" w:themeFill="background1"/>
+        <w:spacing w:after="240"/>
+      </w:pPr>
+      <w:proofErr w:type="spellStart"/>
+      <w:r>
+        <w:rPr>
+          <w:rFonts w:ascii="Times New Roman" w:eastAsia="Times New Roman" w:hAnsi="Times New Roman" w:cs="Times New Roman"/>
+          <w:i/>
+          <w:iCs/>
+          <w:color w:val="000000" w:themeColor="text1"/>
+        </w:rPr>
+        <w:t>ConsultazioneStoricoPrenotazioni</w:t>
+      </w:r>
+      <w:proofErr w:type="spellEnd"/>
+      <w:r>
+        <w:rPr>
+          <w:rFonts w:ascii="Times New Roman" w:eastAsia="Times New Roman" w:hAnsi="Times New Roman" w:cs="Times New Roman"/>
+          <w:color w:val="000000" w:themeColor="text1"/>
+        </w:rPr>
+        <w:t xml:space="preserve"> è responsabilità di </w:t>
       </w:r>
       <w:r>
         <w:rPr>
@@ -27333,6 +28305,38 @@
           <w:bCs/>
           <w:color w:val="000000" w:themeColor="text1"/>
         </w:rPr>
+        <w:t>SalaStudio</w:t>
+      </w:r>
+      <w:r>
+        <w:rPr>
+          <w:rFonts w:ascii="Times New Roman" w:eastAsia="Times New Roman" w:hAnsi="Times New Roman" w:cs="Times New Roman"/>
+          <w:color w:val="000000" w:themeColor="text1"/>
+        </w:rPr>
+        <w:t xml:space="preserve"> e </w:t>
+      </w:r>
+      <w:r>
+        <w:rPr>
+          <w:rFonts w:ascii="Times New Roman" w:eastAsia="Times New Roman" w:hAnsi="Times New Roman" w:cs="Times New Roman"/>
+          <w:b/>
+          <w:bCs/>
+          <w:color w:val="000000" w:themeColor="text1"/>
+        </w:rPr>
+        <w:t>Studente</w:t>
+      </w:r>
+      <w:r>
+        <w:rPr>
+          <w:rFonts w:ascii="Times New Roman" w:eastAsia="Times New Roman" w:hAnsi="Times New Roman" w:cs="Times New Roman"/>
+          <w:color w:val="000000" w:themeColor="text1"/>
+        </w:rPr>
+        <w:t xml:space="preserve">, ciascuno come &lt;&lt;Information Expert&gt;&gt; della propria collection di Prenotazioni: SalaStudio possiede lo storico delle prenotazioni legate a sé, Studente possiede lo storico delle proprie. Poiché il Bibliotecario può filtrare per Sala, per Studente o per entrambi, la ricerca va assegnata alla classe-collection pertinente al criterio, rispettando anche il </w:t>
+      </w:r>
+      <w:r>
+        <w:rPr>
+          <w:rFonts w:ascii="Times New Roman" w:eastAsia="Times New Roman" w:hAnsi="Times New Roman" w:cs="Times New Roman"/>
+          <w:b/>
+          <w:bCs/>
+          <w:color w:val="000000" w:themeColor="text1"/>
+        </w:rPr>
         <w:t>Low Coupling</w:t>
       </w:r>
       <w:r>
@@ -27382,62 +28386,6 @@
       </w:r>
     </w:p>
     <w:p>
-      <w:pPr>
-        <w:shd w:val="clear" w:color="auto" w:fill="FFFFFF" w:themeFill="background1"/>
-        <w:spacing w:after="240"/>
-      </w:pPr>
-      <w:r>
-        <w:rPr>
-          <w:rFonts w:ascii="Times New Roman" w:eastAsia="Times New Roman" w:hAnsi="Times New Roman" w:cs="Times New Roman"/>
-          <w:i/>
-          <w:iCs/>
-          <w:color w:val="000000" w:themeColor="text1"/>
-        </w:rPr>
-        <w:lastRenderedPageBreak/>
-        <w:t>GestioneScadenzaAutomaticaPrenotazione</w:t>
-      </w:r>
-      <w:r>
-        <w:rPr>
-          <w:rFonts w:ascii="Times New Roman" w:eastAsia="Times New Roman" w:hAnsi="Times New Roman" w:cs="Times New Roman"/>
-          <w:color w:val="000000" w:themeColor="text1"/>
-        </w:rPr>
-        <w:t xml:space="preserve"> è responsabilità di </w:t>
-      </w:r>
-      <w:r>
-        <w:rPr>
-          <w:rFonts w:ascii="Times New Roman" w:eastAsia="Times New Roman" w:hAnsi="Times New Roman" w:cs="Times New Roman"/>
-          <w:b/>
-          <w:bCs/>
-          <w:color w:val="000000" w:themeColor="text1"/>
-        </w:rPr>
-        <w:t>SalaStudio</w:t>
-      </w:r>
-      <w:r>
-        <w:rPr>
-          <w:rFonts w:ascii="Times New Roman" w:eastAsia="Times New Roman" w:hAnsi="Times New Roman" w:cs="Times New Roman"/>
-          <w:color w:val="000000" w:themeColor="text1"/>
-        </w:rPr>
-        <w:t xml:space="preserve">, in quanto &lt;&lt;Information Expert&gt;&gt; della collection di Prenotazioni ad essa associate, per la ricerca delle prenotazioni scadute; il cambio di stato in "scaduta" resta invece a </w:t>
-      </w:r>
-      <w:r>
-        <w:rPr>
-          <w:rFonts w:ascii="Times New Roman" w:eastAsia="Times New Roman" w:hAnsi="Times New Roman" w:cs="Times New Roman"/>
-          <w:b/>
-          <w:bCs/>
-          <w:color w:val="000000" w:themeColor="text1"/>
-        </w:rPr>
-        <w:t>Prenotazione</w:t>
-      </w:r>
-      <w:r>
-        <w:rPr>
-          <w:rFonts w:ascii="Times New Roman" w:eastAsia="Times New Roman" w:hAnsi="Times New Roman" w:cs="Times New Roman"/>
-          <w:color w:val="000000" w:themeColor="text1"/>
-        </w:rPr>
-        <w:t xml:space="preserve">, come &lt;&lt;Information Expert&gt;&gt; del proprio stato. </w:t>
-      </w:r>
-    </w:p>
-    <w:p/>
-    <w:p>
       <w:r>
         <w:t>........</w:t>
       </w:r>
@@ -27450,58 +28398,24 @@
           <w:i/>
           <w:iCs/>
         </w:rPr>
-        <w:t>ConsultazioneDisponibilitàSaleStudio</w:t>
+        <w:t>EffettuaPrenotazione</w:t>
       </w:r>
       <w:proofErr w:type="spellEnd"/>
       <w:r>
         <w:t>: l</w:t>
       </w:r>
       <w:r>
-        <w:t xml:space="preserve">a classe </w:t>
-      </w:r>
-      <w:proofErr w:type="spellStart"/>
+        <w:t xml:space="preserve">o </w:t>
+      </w:r>
       <w:r>
         <w:rPr>
           <w:b/>
           <w:bCs/>
         </w:rPr>
-        <w:t>SalaStudio</w:t>
-      </w:r>
-      <w:proofErr w:type="spellEnd"/>
-      <w:r>
-        <w:t xml:space="preserve"> è l'Information Expert per la verifica dello stato di affollamento complessivo. Ha la piena responsabilità di calcolare e restituire all'utente lo stato di occupazione in tempo reale.</w:t>
-      </w:r>
-      <w:r>
-        <w:br/>
-      </w:r>
-    </w:p>
-    <w:p>
-      <w:proofErr w:type="spellStart"/>
-      <w:r>
-        <w:rPr>
-          <w:i/>
-          <w:iCs/>
-        </w:rPr>
-        <w:t>VerificaDisponibilitàSaleStudio</w:t>
-      </w:r>
-      <w:proofErr w:type="spellEnd"/>
-      <w:r>
-        <w:t>: a</w:t>
-      </w:r>
-      <w:r>
-        <w:t xml:space="preserve">ssegnata a </w:t>
-      </w:r>
-      <w:proofErr w:type="spellStart"/>
-      <w:r>
-        <w:rPr>
-          <w:b/>
-          <w:bCs/>
-        </w:rPr>
-        <w:t>SalaStudio</w:t>
-      </w:r>
-      <w:proofErr w:type="spellEnd"/>
-      <w:r>
-        <w:t xml:space="preserve"> secondo il principio dell'Information Expert. La sala conosce i propri orari di esercizio ed è strettamente legata (tramite composizione) alle sue postazioni; ha quindi la responsabilità di incrociare i propri orari con i calendari delle postazioni interne per esporre le fasce orarie ancora libere per la prenotazione.</w:t>
+        <w:t>Studente</w:t>
+      </w:r>
+      <w:r>
+        <w:t xml:space="preserve"> è l'agente attivo che avvia l'azione e agisce come Information Expert del proprio profilo utente.</w:t>
       </w:r>
     </w:p>
     <w:p/>
@@ -27512,7 +28426,7 @@
           <w:i/>
           <w:iCs/>
         </w:rPr>
-        <w:t>SelezioneAreaSpecifica</w:t>
+        <w:t>ConsultazioneDisponibilitàSaleStudio</w:t>
       </w:r>
       <w:proofErr w:type="spellEnd"/>
       <w:r>
@@ -27521,15 +28435,49 @@
       <w:r>
         <w:t xml:space="preserve">a classe </w:t>
       </w:r>
+      <w:proofErr w:type="spellStart"/>
       <w:r>
         <w:rPr>
           <w:b/>
           <w:bCs/>
         </w:rPr>
-        <w:t>Area</w:t>
-      </w:r>
-      <w:r>
-        <w:t xml:space="preserve"> è l'Information Expert per le proprietà specifiche dei sotto-ambienti della sala.</w:t>
+        <w:t>SalaStudio</w:t>
+      </w:r>
+      <w:proofErr w:type="spellEnd"/>
+      <w:r>
+        <w:t xml:space="preserve"> è l'Information Expert per la verifica dello stato di affollamento complessivo. Ha la piena responsabilità di calcolare e restituire all'utente lo stato di occupazione in tempo reale.</w:t>
+      </w:r>
+      <w:r>
+        <w:br/>
+      </w:r>
+    </w:p>
+    <w:p>
+      <w:proofErr w:type="spellStart"/>
+      <w:r>
+        <w:rPr>
+          <w:i/>
+          <w:iCs/>
+        </w:rPr>
+        <w:t>VisualizzazioneFasceOrarieDisponibili</w:t>
+      </w:r>
+      <w:proofErr w:type="spellEnd"/>
+      <w:r>
+        <w:t>: a</w:t>
+      </w:r>
+      <w:r>
+        <w:t xml:space="preserve">ssegnata a </w:t>
+      </w:r>
+      <w:proofErr w:type="spellStart"/>
+      <w:r>
+        <w:rPr>
+          <w:b/>
+          <w:bCs/>
+        </w:rPr>
+        <w:t>SalaStudio</w:t>
+      </w:r>
+      <w:proofErr w:type="spellEnd"/>
+      <w:r>
+        <w:t xml:space="preserve"> secondo il principio dell'Information Expert. La sala conosce i propri orari di esercizio ed è strettamente legata (tramite composizione) alle sue postazioni; ha quindi la responsabilità di incrociare i propri orari con i calendari delle postazioni interne per esporre le fasce orarie ancora libere per la prenotazione.</w:t>
       </w:r>
     </w:p>
     <w:p/>
@@ -27540,32 +28488,24 @@
           <w:i/>
           <w:iCs/>
         </w:rPr>
-        <w:t>SelezionePostazioneSpecifica</w:t>
+        <w:t>AggiornamentoStatoPrenotazione</w:t>
       </w:r>
       <w:proofErr w:type="spellEnd"/>
       <w:r>
         <w:t>: l</w:t>
       </w:r>
       <w:r>
-        <w:t xml:space="preserve">a responsabilità è assegnata a </w:t>
+        <w:t xml:space="preserve">a classe </w:t>
       </w:r>
       <w:r>
         <w:rPr>
           <w:b/>
           <w:bCs/>
         </w:rPr>
-        <w:t>Postazione</w:t>
-      </w:r>
-      <w:r>
-        <w:t xml:space="preserve"> in quanto Information Expert delle proprie caratteristiche strutturali. Ciascuna istanza conosce univocamente il proprio “</w:t>
-      </w:r>
-      <w:proofErr w:type="spellStart"/>
-      <w:r>
-        <w:t>id_postazione</w:t>
-      </w:r>
-      <w:proofErr w:type="spellEnd"/>
-      <w:r>
-        <w:t>” e la propria collocazione fisica, permettendo al sistema di identificarla durante la scelta dell'utente.</w:t>
+        <w:t>Prenotazione</w:t>
+      </w:r>
+      <w:r>
+        <w:t xml:space="preserve"> è l'Information Expert del ciclo di vita dell'evento di riserva. Avendo il controllo diretto sull'attributo “stato”, ha la responsabilità di mutare il proprio valore a seguito delle azioni dello studente o del bibliotecario.</w:t>
       </w:r>
     </w:p>
     <w:p/>
@@ -27576,7 +28516,7 @@
           <w:i/>
           <w:iCs/>
         </w:rPr>
-        <w:t>ValidaDisponibilità</w:t>
+        <w:t>InvioNotifica</w:t>
       </w:r>
       <w:proofErr w:type="spellEnd"/>
       <w:r>
@@ -27585,120 +28525,136 @@
       <w:r>
         <w:t xml:space="preserve">ssegnata a </w:t>
       </w:r>
+      <w:proofErr w:type="spellStart"/>
       <w:r>
         <w:rPr>
           <w:b/>
           <w:bCs/>
         </w:rPr>
+        <w:t>ServizioDiNotifiche</w:t>
+      </w:r>
+      <w:proofErr w:type="spellEnd"/>
+      <w:r>
+        <w:t xml:space="preserve"> secondo il principio dell'Information Expert. È una classe specializzata che detiene le informazioni sul testo del messaggio e i meccanismi tecnici di trasmissione verso l'esterno, sollevando le classi dal carico di gestire la logica di comunicazione di rete.</w:t>
+      </w:r>
+    </w:p>
+    <w:p>
+      <w:pPr>
+        <w:rPr>
+          <w:i/>
+          <w:iCs/>
+        </w:rPr>
+      </w:pPr>
+    </w:p>
+    <w:p>
+      <w:proofErr w:type="spellStart"/>
+      <w:r>
+        <w:rPr>
+          <w:i/>
+          <w:iCs/>
+        </w:rPr>
+        <w:t>SelezionePostazioneSpecifica</w:t>
+      </w:r>
+      <w:proofErr w:type="spellEnd"/>
+      <w:r>
+        <w:t>: l</w:t>
+      </w:r>
+      <w:r>
+        <w:t xml:space="preserve">a responsabilità è assegnata a </w:t>
+      </w:r>
+      <w:r>
+        <w:rPr>
+          <w:b/>
+          <w:bCs/>
+        </w:rPr>
         <w:t>Postazione</w:t>
       </w:r>
       <w:r>
-        <w:t xml:space="preserve"> per il principio di Information Expert. La classe contiene l'attributo “</w:t>
+        <w:t xml:space="preserve"> in quanto Information Expert delle proprie caratteristiche strutturali. Ciascuna istanza conosce univocamente il proprio “</w:t>
       </w:r>
       <w:proofErr w:type="spellStart"/>
       <w:r>
-        <w:t>isDisponibile</w:t>
+        <w:t>id_postazione</w:t>
       </w:r>
       <w:proofErr w:type="spellEnd"/>
       <w:r>
-        <w:t>” per una determinata fascia oraria. È dunque l'entità software titolata a confermare se la sedia specifica sia libera da vincoli prima di procedere.</w:t>
+        <w:t>” e la propria collocazione fisica, permettendo al sistema di identificarla durante la scelta dell'utente.</w:t>
+      </w:r>
+    </w:p>
+    <w:p>
+      <w:pPr>
+        <w:rPr>
+          <w:i/>
+          <w:iCs/>
+        </w:rPr>
+      </w:pPr>
+    </w:p>
+    <w:p>
+      <w:proofErr w:type="spellStart"/>
+      <w:r>
+        <w:rPr>
+          <w:i/>
+          <w:iCs/>
+        </w:rPr>
+        <w:t>SelezioneAreaSpecifica</w:t>
+      </w:r>
+      <w:proofErr w:type="spellEnd"/>
+      <w:r>
+        <w:t>: l</w:t>
+      </w:r>
+      <w:r>
+        <w:t xml:space="preserve">a classe </w:t>
+      </w:r>
+      <w:r>
+        <w:rPr>
+          <w:b/>
+          <w:bCs/>
+        </w:rPr>
+        <w:t>Area</w:t>
+      </w:r>
+      <w:r>
+        <w:t xml:space="preserve"> è l'Information Expert per le proprietà specifiche dei sotto-ambienti della sala.</w:t>
       </w:r>
     </w:p>
     <w:p/>
     <w:p>
+      <w:bookmarkStart w:id="74" w:name="_GoBack"/>
+      <w:bookmarkEnd w:id="74"/>
       <w:proofErr w:type="spellStart"/>
       <w:r>
         <w:rPr>
           <w:i/>
           <w:iCs/>
         </w:rPr>
-        <w:t>EffettuaPrenotazione</w:t>
+        <w:t>ValidaDisponibilità</w:t>
       </w:r>
       <w:proofErr w:type="spellEnd"/>
       <w:r>
-        <w:t>: l</w:t>
-      </w:r>
-      <w:r>
-        <w:t xml:space="preserve">o </w:t>
+        <w:t>: a</w:t>
+      </w:r>
+      <w:r>
+        <w:t xml:space="preserve">ssegnata a </w:t>
       </w:r>
       <w:r>
         <w:rPr>
           <w:b/>
           <w:bCs/>
         </w:rPr>
-        <w:t>Studente</w:t>
-      </w:r>
-      <w:r>
-        <w:t xml:space="preserve"> è l'agente attivo che avvia l'azione e agisce come Information Expert del proprio profilo utente.</w:t>
+        <w:t>Postazione</w:t>
+      </w:r>
+      <w:r>
+        <w:t xml:space="preserve"> per il principio di Information Expert. La classe contiene l'attributo “</w:t>
+      </w:r>
+      <w:proofErr w:type="spellStart"/>
+      <w:r>
+        <w:t>isDisponibile</w:t>
+      </w:r>
+      <w:proofErr w:type="spellEnd"/>
+      <w:r>
+        <w:t>” per una determinata fascia oraria. È dunque l'entità software titolata a confermare se la sedia specifica sia libera da vincoli prima di procedere.</w:t>
       </w:r>
     </w:p>
     <w:p/>
-    <w:p>
-      <w:proofErr w:type="spellStart"/>
-      <w:r>
-        <w:rPr>
-          <w:i/>
-          <w:iCs/>
-        </w:rPr>
-        <w:t>AggiornamentoStatoPrenotazione</w:t>
-      </w:r>
-      <w:proofErr w:type="spellEnd"/>
-      <w:r>
-        <w:t xml:space="preserve">: </w:t>
-      </w:r>
-      <w:r>
-        <w:t>l</w:t>
-      </w:r>
-      <w:r>
-        <w:t xml:space="preserve">a classe </w:t>
-      </w:r>
-      <w:r>
-        <w:rPr>
-          <w:b/>
-          <w:bCs/>
-        </w:rPr>
-        <w:t>Prenotazione</w:t>
-      </w:r>
-      <w:r>
-        <w:t xml:space="preserve"> è l'Information Expert del ciclo di vita dell'evento di riserva. Avendo il controllo diretto sull'attributo “stato”, ha la responsabilità di mutare il proprio valore a seguito delle azioni dello studente o del </w:t>
-      </w:r>
-      <w:r>
-        <w:t>bibliotecario</w:t>
-      </w:r>
-      <w:r>
-        <w:t>.</w:t>
-      </w:r>
-    </w:p>
-    <w:p/>
-    <w:p>
-      <w:proofErr w:type="spellStart"/>
-      <w:r>
-        <w:rPr>
-          <w:i/>
-          <w:iCs/>
-        </w:rPr>
-        <w:t>InvioNotifica</w:t>
-      </w:r>
-      <w:proofErr w:type="spellEnd"/>
-      <w:r>
-        <w:t>: a</w:t>
-      </w:r>
-      <w:r>
-        <w:t xml:space="preserve">ssegnata a </w:t>
-      </w:r>
-      <w:proofErr w:type="spellStart"/>
-      <w:r>
-        <w:rPr>
-          <w:b/>
-          <w:bCs/>
-        </w:rPr>
-        <w:t>ServizioDiNotifiche</w:t>
-      </w:r>
-      <w:proofErr w:type="spellEnd"/>
-      <w:r>
-        <w:t xml:space="preserve"> secondo il principio dell'Information Expert. È una classe specializzata che detiene le informazioni sul testo del messaggio e i meccanismi tecnici di trasmissione verso l'esterno, sollevando le classi dal carico di gestire la logica di comunicazione di rete.</w:t>
-      </w:r>
-    </w:p>
     <w:p/>
     <w:p>
       <w:pPr>
@@ -27721,18 +28677,18 @@
       <w:pPr>
         <w:pStyle w:val="Titolo2"/>
       </w:pPr>
-      <w:bookmarkStart w:id="74" w:name="_Toc471905556"/>
-      <w:bookmarkStart w:id="75" w:name="_Toc474433558"/>
-      <w:bookmarkStart w:id="76" w:name="_Toc474433733"/>
-      <w:bookmarkStart w:id="77" w:name="_Toc195300128"/>
+      <w:bookmarkStart w:id="75" w:name="_Toc471905556"/>
+      <w:bookmarkStart w:id="76" w:name="_Toc474433558"/>
+      <w:bookmarkStart w:id="77" w:name="_Toc474433733"/>
+      <w:bookmarkStart w:id="78" w:name="_Toc195300128"/>
       <w:r>
         <w:lastRenderedPageBreak/>
         <w:t>Diagrammi di sequenza</w:t>
       </w:r>
-      <w:bookmarkEnd w:id="74"/>
       <w:bookmarkEnd w:id="75"/>
       <w:bookmarkEnd w:id="76"/>
       <w:bookmarkEnd w:id="77"/>
+      <w:bookmarkEnd w:id="78"/>
     </w:p>
     <w:p>
       <w:pPr>
@@ -27750,7 +28706,21 @@
         <w:rPr>
           <w:highlight w:val="yellow"/>
         </w:rPr>
-        <w:t xml:space="preserve">Riportare il diagramma di sequenza di analisi per le funzionalità (ossia i caso d’uso) da implementare (sceglierne una non banale per ogni membro del gruppo) e che saranno sviluppate fino alla codifica in Java ed al test. </w:t>
+        <w:t xml:space="preserve">Riportare il diagramma di sequenza di analisi per le funzionalità (ossia </w:t>
+      </w:r>
+      <w:proofErr w:type="gramStart"/>
+      <w:r>
+        <w:rPr>
+          <w:highlight w:val="yellow"/>
+        </w:rPr>
+        <w:t>i caso</w:t>
+      </w:r>
+      <w:proofErr w:type="gramEnd"/>
+      <w:r>
+        <w:rPr>
+          <w:highlight w:val="yellow"/>
+        </w:rPr>
+        <w:t xml:space="preserve"> d’uso) da implementare (sceglierne una non banale per ogni membro del gruppo) e che saranno sviluppate fino alla codifica in Java ed al test. </w:t>
       </w:r>
     </w:p>
     <w:p>
@@ -27770,11 +28740,11 @@
           <w:numId w:val="2"/>
         </w:numPr>
       </w:pPr>
-      <w:bookmarkStart w:id="78" w:name="_Toc195300130"/>
+      <w:bookmarkStart w:id="79" w:name="_Toc195300130"/>
       <w:r>
         <w:t>Accesso</w:t>
       </w:r>
-      <w:bookmarkEnd w:id="78"/>
+      <w:bookmarkEnd w:id="79"/>
     </w:p>
     <w:p>
       <w:pPr>
@@ -27821,6 +28791,7 @@
         <w:t xml:space="preserve">, </w:t>
       </w:r>
       <w:proofErr w:type="spellStart"/>
+      <w:proofErr w:type="gramStart"/>
       <w:r>
         <w:rPr>
           <w:b/>
@@ -27837,6 +28808,7 @@
         <w:t>(</w:t>
       </w:r>
       <w:proofErr w:type="spellStart"/>
+      <w:proofErr w:type="gramEnd"/>
       <w:r>
         <w:rPr>
           <w:b/>
@@ -27925,12 +28897,12 @@
           <w:numId w:val="2"/>
         </w:numPr>
       </w:pPr>
-      <w:bookmarkStart w:id="79" w:name="_Toc195300131"/>
+      <w:bookmarkStart w:id="80" w:name="_Toc195300131"/>
       <w:proofErr w:type="spellStart"/>
       <w:r>
         <w:t>AggiungiAuto</w:t>
       </w:r>
-      <w:bookmarkEnd w:id="79"/>
+      <w:bookmarkEnd w:id="80"/>
       <w:proofErr w:type="spellEnd"/>
     </w:p>
     <w:p>
@@ -29070,18 +30042,18 @@
       <w:pPr>
         <w:pStyle w:val="Titolo1"/>
       </w:pPr>
-      <w:bookmarkStart w:id="80" w:name="_Toc195300132"/>
-      <w:bookmarkStart w:id="81" w:name="_Toc474433735"/>
-      <w:bookmarkStart w:id="82" w:name="_Toc474433560"/>
-      <w:bookmarkStart w:id="83" w:name="_Toc471905558"/>
+      <w:bookmarkStart w:id="81" w:name="_Toc195300132"/>
+      <w:bookmarkStart w:id="82" w:name="_Toc474433735"/>
+      <w:bookmarkStart w:id="83" w:name="_Toc474433560"/>
+      <w:bookmarkStart w:id="84" w:name="_Toc471905558"/>
       <w:r>
         <w:lastRenderedPageBreak/>
         <w:t>Piano di test funzionale</w:t>
       </w:r>
-      <w:bookmarkEnd w:id="80"/>
       <w:bookmarkEnd w:id="81"/>
       <w:bookmarkEnd w:id="82"/>
       <w:bookmarkEnd w:id="83"/>
+      <w:bookmarkEnd w:id="84"/>
     </w:p>
     <w:p>
       <w:pPr>
@@ -29125,8 +30097,17 @@
           <w:i/>
           <w:highlight w:val="yellow"/>
         </w:rPr>
-        <w:t xml:space="preserve"> Testing</w:t>
-      </w:r>
+        <w:t xml:space="preserve"> </w:t>
+      </w:r>
+      <w:proofErr w:type="spellStart"/>
+      <w:r>
+        <w:rPr>
+          <w:i/>
+          <w:highlight w:val="yellow"/>
+        </w:rPr>
+        <w:t>Testing</w:t>
+      </w:r>
+      <w:proofErr w:type="spellEnd"/>
       <w:r>
         <w:rPr>
           <w:highlight w:val="yellow"/>
@@ -29188,8 +30169,20 @@
           <w:color w:val="E36C0A" w:themeColor="accent6" w:themeShade="BF"/>
           <w:u w:val="single"/>
         </w:rPr>
-        <w:t xml:space="preserve"> Testing</w:t>
-      </w:r>
+        <w:t xml:space="preserve"> </w:t>
+      </w:r>
+      <w:proofErr w:type="spellStart"/>
+      <w:r>
+        <w:rPr>
+          <w:b/>
+          <w:bCs/>
+          <w:i/>
+          <w:color w:val="E36C0A" w:themeColor="accent6" w:themeShade="BF"/>
+          <w:u w:val="single"/>
+        </w:rPr>
+        <w:t>Testing</w:t>
+      </w:r>
+      <w:proofErr w:type="spellEnd"/>
       <w:r>
         <w:t xml:space="preserve">. </w:t>
       </w:r>
@@ -29206,11 +30199,11 @@
       <w:pPr>
         <w:pStyle w:val="Titolo2"/>
       </w:pPr>
-      <w:bookmarkStart w:id="84" w:name="_Toc195300133"/>
+      <w:bookmarkStart w:id="85" w:name="_Toc195300133"/>
       <w:r>
         <w:t>Registrazione</w:t>
       </w:r>
-      <w:bookmarkEnd w:id="84"/>
+      <w:bookmarkEnd w:id="85"/>
       <w:r>
         <w:t xml:space="preserve"> Utente</w:t>
       </w:r>
@@ -31011,7 +32004,7 @@
                 <w:sz w:val="18"/>
                 <w:szCs w:val="18"/>
               </w:rPr>
-              <w:t>{Nome: “Ma-</w:t>
+              <w:t>{Nome: “</w:t>
             </w:r>
             <w:proofErr w:type="spellStart"/>
             <w:r>
@@ -31022,7 +32015,7 @@
                 <w:sz w:val="18"/>
                 <w:szCs w:val="18"/>
               </w:rPr>
-              <w:t>r.o</w:t>
+              <w:t>Ma-r.o</w:t>
             </w:r>
             <w:proofErr w:type="spellEnd"/>
             <w:r>
@@ -32610,34 +33603,34 @@
       <w:pPr>
         <w:pStyle w:val="Titolo1"/>
       </w:pPr>
-      <w:bookmarkStart w:id="85" w:name="_Toc471905559"/>
-      <w:bookmarkStart w:id="86" w:name="_Toc474433561"/>
-      <w:bookmarkStart w:id="87" w:name="_Toc195300134"/>
-      <w:bookmarkStart w:id="88" w:name="_Toc474433736"/>
+      <w:bookmarkStart w:id="86" w:name="_Toc471905559"/>
+      <w:bookmarkStart w:id="87" w:name="_Toc474433561"/>
+      <w:bookmarkStart w:id="88" w:name="_Toc195300134"/>
+      <w:bookmarkStart w:id="89" w:name="_Toc474433736"/>
       <w:r>
         <w:lastRenderedPageBreak/>
         <w:t>Progettazione</w:t>
       </w:r>
-      <w:bookmarkEnd w:id="85"/>
       <w:bookmarkEnd w:id="86"/>
       <w:bookmarkEnd w:id="87"/>
       <w:bookmarkEnd w:id="88"/>
+      <w:bookmarkEnd w:id="89"/>
     </w:p>
     <w:p>
       <w:pPr>
         <w:pStyle w:val="Titolo2"/>
       </w:pPr>
-      <w:bookmarkStart w:id="89" w:name="_Toc195300135"/>
-      <w:bookmarkStart w:id="90" w:name="_Toc474433737"/>
-      <w:bookmarkStart w:id="91" w:name="_Toc474433562"/>
-      <w:bookmarkStart w:id="92" w:name="_Toc471905560"/>
+      <w:bookmarkStart w:id="90" w:name="_Toc195300135"/>
+      <w:bookmarkStart w:id="91" w:name="_Toc474433737"/>
+      <w:bookmarkStart w:id="92" w:name="_Toc474433562"/>
+      <w:bookmarkStart w:id="93" w:name="_Toc471905560"/>
       <w:r>
         <w:t>Diagramma delle classi</w:t>
       </w:r>
-      <w:bookmarkEnd w:id="89"/>
       <w:bookmarkEnd w:id="90"/>
       <w:bookmarkEnd w:id="91"/>
       <w:bookmarkEnd w:id="92"/>
+      <w:bookmarkEnd w:id="93"/>
       <w:r>
         <w:t xml:space="preserve"> </w:t>
       </w:r>
@@ -32652,7 +33645,21 @@
         <w:rPr>
           <w:highlight w:val="yellow"/>
         </w:rPr>
-        <w:t xml:space="preserve">Riportare il diagramma delle classi di progettazione che rispetti il modello architetturale del BCED (senza violarne le regole di dipendenza fra i livelli). Il class </w:t>
+        <w:t xml:space="preserve">Riportare il diagramma delle classi di progettazione che rispetti il modello architetturale del BCED (senza violarne le regole di dipendenza fra i livelli). Il </w:t>
+      </w:r>
+      <w:proofErr w:type="spellStart"/>
+      <w:r>
+        <w:rPr>
+          <w:highlight w:val="yellow"/>
+        </w:rPr>
+        <w:t>class</w:t>
+      </w:r>
+      <w:proofErr w:type="spellEnd"/>
+      <w:r>
+        <w:rPr>
+          <w:highlight w:val="yellow"/>
+        </w:rPr>
+        <w:t xml:space="preserve"> </w:t>
       </w:r>
       <w:proofErr w:type="spellStart"/>
       <w:r>
@@ -32841,11 +33848,11 @@
           <w:numId w:val="2"/>
         </w:numPr>
       </w:pPr>
-      <w:bookmarkStart w:id="93" w:name="_Toc195300136"/>
+      <w:bookmarkStart w:id="94" w:name="_Toc195300136"/>
       <w:r>
         <w:t>Traduzione classi ed associazioni</w:t>
       </w:r>
-      <w:bookmarkEnd w:id="93"/>
+      <w:bookmarkEnd w:id="94"/>
     </w:p>
     <w:p/>
     <w:p>
@@ -32871,11 +33878,11 @@
           <w:numId w:val="2"/>
         </w:numPr>
       </w:pPr>
-      <w:bookmarkStart w:id="94" w:name="_Toc195300137"/>
+      <w:bookmarkStart w:id="95" w:name="_Toc195300137"/>
       <w:r>
         <w:t>Pattern BCED</w:t>
       </w:r>
-      <w:bookmarkEnd w:id="94"/>
+      <w:bookmarkEnd w:id="95"/>
     </w:p>
     <w:p>
       <w:pPr>
@@ -32899,7 +33906,7 @@
           <w:numId w:val="2"/>
         </w:numPr>
       </w:pPr>
-      <w:bookmarkStart w:id="95" w:name="_Toc195300138"/>
+      <w:bookmarkStart w:id="96" w:name="_Toc195300138"/>
       <w:r>
         <w:t xml:space="preserve">Package </w:t>
       </w:r>
@@ -32907,7 +33914,7 @@
       <w:r>
         <w:t>Boundary</w:t>
       </w:r>
-      <w:bookmarkEnd w:id="95"/>
+      <w:bookmarkEnd w:id="96"/>
       <w:proofErr w:type="spellEnd"/>
     </w:p>
     <w:p>
@@ -32987,11 +33994,11 @@
           <w:numId w:val="2"/>
         </w:numPr>
       </w:pPr>
-      <w:bookmarkStart w:id="96" w:name="_Toc195300139"/>
+      <w:bookmarkStart w:id="97" w:name="_Toc195300139"/>
       <w:r>
         <w:t>Package Controller</w:t>
       </w:r>
-      <w:bookmarkEnd w:id="96"/>
+      <w:bookmarkEnd w:id="97"/>
     </w:p>
     <w:p>
       <w:pPr>
@@ -33002,7 +34009,21 @@
         <w:rPr>
           <w:highlight w:val="yellow"/>
         </w:rPr>
-        <w:t xml:space="preserve">Questo package contiene gli oggetti che percepiscono gli eventi generati dalle interazioni con l’interfaccia utente e ne demandano la gestione all’unico componente del sistema software responsabile della gestione della Business Logic, il package </w:t>
+        <w:t xml:space="preserve">Questo package contiene gli oggetti che percepiscono gli eventi generati dalle interazioni con l’interfaccia utente e ne demandano la gestione all’unico componente del sistema software responsabile della gestione della Business </w:t>
+      </w:r>
+      <w:proofErr w:type="spellStart"/>
+      <w:r>
+        <w:rPr>
+          <w:highlight w:val="yellow"/>
+        </w:rPr>
+        <w:t>Logic</w:t>
+      </w:r>
+      <w:proofErr w:type="spellEnd"/>
+      <w:r>
+        <w:rPr>
+          <w:highlight w:val="yellow"/>
+        </w:rPr>
+        <w:t xml:space="preserve">, il package </w:t>
       </w:r>
       <w:proofErr w:type="spellStart"/>
       <w:r>
@@ -33055,7 +34076,7 @@
           <w:numId w:val="2"/>
         </w:numPr>
       </w:pPr>
-      <w:bookmarkStart w:id="97" w:name="_Toc195300140"/>
+      <w:bookmarkStart w:id="98" w:name="_Toc195300140"/>
       <w:r>
         <w:t xml:space="preserve">Package </w:t>
       </w:r>
@@ -33063,7 +34084,7 @@
       <w:r>
         <w:t>Entity</w:t>
       </w:r>
-      <w:bookmarkEnd w:id="97"/>
+      <w:bookmarkEnd w:id="98"/>
       <w:proofErr w:type="spellEnd"/>
     </w:p>
     <w:p>
@@ -33148,11 +34169,11 @@
           <w:numId w:val="2"/>
         </w:numPr>
       </w:pPr>
-      <w:bookmarkStart w:id="98" w:name="_Toc195300141"/>
+      <w:bookmarkStart w:id="99" w:name="_Toc195300141"/>
       <w:r>
         <w:t>Package Database</w:t>
       </w:r>
-      <w:bookmarkEnd w:id="98"/>
+      <w:bookmarkEnd w:id="99"/>
     </w:p>
     <w:p>
       <w:pPr>
@@ -33203,7 +34224,23 @@
           <w:color w:val="FF0000"/>
           <w:highlight w:val="green"/>
         </w:rPr>
-        <w:t xml:space="preserve">(ossia il Modello E-R  costruito ad esempio con l’editor di MySQL Workbench). </w:t>
+        <w:t>(ossia il Modello E-</w:t>
+      </w:r>
+      <w:proofErr w:type="gramStart"/>
+      <w:r>
+        <w:rPr>
+          <w:color w:val="FF0000"/>
+          <w:highlight w:val="green"/>
+        </w:rPr>
+        <w:t>R  costruito</w:t>
+      </w:r>
+      <w:proofErr w:type="gramEnd"/>
+      <w:r>
+        <w:rPr>
+          <w:color w:val="FF0000"/>
+          <w:highlight w:val="green"/>
+        </w:rPr>
+        <w:t xml:space="preserve"> ad esempio con l’editor di MySQL Workbench). </w:t>
       </w:r>
     </w:p>
     <w:p>
@@ -33401,7 +34438,21 @@
         <w:rPr>
           <w:highlight w:val="yellow"/>
         </w:rPr>
-        <w:t>Il Package Database contiene tutte le classi responsabili dell’estrazione dei dati dal DB, esponendo una vera e propria interfaccia che di fatto rende indipendenti le classi della Business Logic (</w:t>
+        <w:t xml:space="preserve">Il Package Database contiene tutte le classi responsabili dell’estrazione dei dati dal DB, esponendo una vera e propria interfaccia che di fatto rende indipendenti le classi della Business </w:t>
+      </w:r>
+      <w:proofErr w:type="spellStart"/>
+      <w:r>
+        <w:rPr>
+          <w:highlight w:val="yellow"/>
+        </w:rPr>
+        <w:t>Logic</w:t>
+      </w:r>
+      <w:proofErr w:type="spellEnd"/>
+      <w:r>
+        <w:rPr>
+          <w:highlight w:val="yellow"/>
+        </w:rPr>
+        <w:t xml:space="preserve"> (</w:t>
       </w:r>
       <w:proofErr w:type="spellStart"/>
       <w:r>
@@ -33448,8 +34499,18 @@
           <w:bCs/>
           <w:highlight w:val="yellow"/>
         </w:rPr>
-        <w:t xml:space="preserve"> mismatch</w:t>
-      </w:r>
+        <w:t xml:space="preserve"> </w:t>
+      </w:r>
+      <w:proofErr w:type="spellStart"/>
+      <w:r>
+        <w:rPr>
+          <w:b/>
+          <w:bCs/>
+          <w:highlight w:val="yellow"/>
+        </w:rPr>
+        <w:t>mismatch</w:t>
+      </w:r>
+      <w:proofErr w:type="spellEnd"/>
       <w:r>
         <w:rPr>
           <w:highlight w:val="yellow"/>
@@ -33578,17 +34639,17 @@
       <w:pPr>
         <w:pStyle w:val="Titolo2"/>
       </w:pPr>
-      <w:bookmarkStart w:id="99" w:name="_Toc195300142"/>
-      <w:bookmarkStart w:id="100" w:name="_Toc474433738"/>
-      <w:bookmarkStart w:id="101" w:name="_Toc474433563"/>
-      <w:bookmarkStart w:id="102" w:name="_Toc471905561"/>
+      <w:bookmarkStart w:id="100" w:name="_Toc195300142"/>
+      <w:bookmarkStart w:id="101" w:name="_Toc474433738"/>
+      <w:bookmarkStart w:id="102" w:name="_Toc474433563"/>
+      <w:bookmarkStart w:id="103" w:name="_Toc471905561"/>
       <w:r>
         <w:t>Diagrammi di sequenza</w:t>
       </w:r>
-      <w:bookmarkEnd w:id="99"/>
       <w:bookmarkEnd w:id="100"/>
       <w:bookmarkEnd w:id="101"/>
       <w:bookmarkEnd w:id="102"/>
+      <w:bookmarkEnd w:id="103"/>
     </w:p>
     <w:p>
       <w:pPr>
@@ -33633,11 +34694,11 @@
           <w:numId w:val="2"/>
         </w:numPr>
       </w:pPr>
-      <w:bookmarkStart w:id="103" w:name="_Toc195300143"/>
+      <w:bookmarkStart w:id="104" w:name="_Toc195300143"/>
       <w:r>
         <w:t>Registrazione</w:t>
       </w:r>
-      <w:bookmarkEnd w:id="103"/>
+      <w:bookmarkEnd w:id="104"/>
     </w:p>
     <w:p>
       <w:pPr>
@@ -33790,17 +34851,17 @@
       <w:pPr>
         <w:pStyle w:val="Titolo1"/>
       </w:pPr>
-      <w:bookmarkStart w:id="104" w:name="_Toc195300145"/>
-      <w:bookmarkStart w:id="105" w:name="_Toc474433739"/>
-      <w:bookmarkStart w:id="106" w:name="_Toc474433564"/>
-      <w:bookmarkStart w:id="107" w:name="_Toc471905562"/>
+      <w:bookmarkStart w:id="105" w:name="_Toc195300145"/>
+      <w:bookmarkStart w:id="106" w:name="_Toc474433739"/>
+      <w:bookmarkStart w:id="107" w:name="_Toc474433564"/>
+      <w:bookmarkStart w:id="108" w:name="_Toc471905562"/>
       <w:r>
         <w:t>Implementazione</w:t>
       </w:r>
-      <w:bookmarkEnd w:id="104"/>
       <w:bookmarkEnd w:id="105"/>
       <w:bookmarkEnd w:id="106"/>
       <w:bookmarkEnd w:id="107"/>
+      <w:bookmarkEnd w:id="108"/>
     </w:p>
     <w:p>
       <w:pPr>
@@ -33866,7 +34927,21 @@
         <w:rPr>
           <w:highlight w:val="yellow"/>
         </w:rPr>
-        <w:t>Elencare gli artefatti necessari per l’installazione ed esecuzione del programma, senza ovviamente l’ambiente di sviluppo come Eclipse (DB h2, eventuali librerie e versioni di Java che l’utilizzatore deve avere installati, file .class, .</w:t>
+        <w:t>Elencare gli artefatti necessari per l’installazione ed esecuzione del programma, senza ovviamente l’ambiente di sviluppo come Eclipse (DB h2, eventuali librerie e versioni di Java che l’utilizzatore deve avere installati, file .</w:t>
+      </w:r>
+      <w:proofErr w:type="spellStart"/>
+      <w:r>
+        <w:rPr>
+          <w:highlight w:val="yellow"/>
+        </w:rPr>
+        <w:t>class</w:t>
+      </w:r>
+      <w:proofErr w:type="spellEnd"/>
+      <w:r>
+        <w:rPr>
+          <w:highlight w:val="yellow"/>
+        </w:rPr>
+        <w:t>, .</w:t>
       </w:r>
       <w:proofErr w:type="spellStart"/>
       <w:r>
@@ -33952,11 +35027,11 @@
       <w:pPr>
         <w:pStyle w:val="Titolo2"/>
       </w:pPr>
-      <w:bookmarkStart w:id="108" w:name="_Toc195300146"/>
+      <w:bookmarkStart w:id="109" w:name="_Toc195300146"/>
       <w:r>
         <w:t>Package Database</w:t>
       </w:r>
-      <w:bookmarkEnd w:id="108"/>
+      <w:bookmarkEnd w:id="109"/>
       <w:r>
         <w:t xml:space="preserve"> </w:t>
       </w:r>
@@ -33971,7 +35046,7 @@
       <w:pPr>
         <w:pStyle w:val="Titolo2"/>
       </w:pPr>
-      <w:bookmarkStart w:id="109" w:name="_Toc195300147"/>
+      <w:bookmarkStart w:id="110" w:name="_Toc195300147"/>
       <w:r>
         <w:t xml:space="preserve">Package </w:t>
       </w:r>
@@ -33979,7 +35054,7 @@
       <w:r>
         <w:t>Entity</w:t>
       </w:r>
-      <w:bookmarkEnd w:id="109"/>
+      <w:bookmarkEnd w:id="110"/>
       <w:proofErr w:type="spellEnd"/>
     </w:p>
     <w:p>
@@ -33999,11 +35074,11 @@
       <w:pPr>
         <w:pStyle w:val="Titolo2"/>
       </w:pPr>
-      <w:bookmarkStart w:id="110" w:name="_Toc195300148"/>
+      <w:bookmarkStart w:id="111" w:name="_Toc195300148"/>
       <w:r>
         <w:t>Package Controller</w:t>
       </w:r>
-      <w:bookmarkEnd w:id="110"/>
+      <w:bookmarkEnd w:id="111"/>
     </w:p>
     <w:p>
       <w:r>
@@ -34015,7 +35090,7 @@
       <w:pPr>
         <w:pStyle w:val="Titolo2"/>
       </w:pPr>
-      <w:bookmarkStart w:id="111" w:name="_Toc195300149"/>
+      <w:bookmarkStart w:id="112" w:name="_Toc195300149"/>
       <w:r>
         <w:t xml:space="preserve">Package </w:t>
       </w:r>
@@ -34023,7 +35098,7 @@
       <w:r>
         <w:t>Boundary</w:t>
       </w:r>
-      <w:bookmarkEnd w:id="111"/>
+      <w:bookmarkEnd w:id="112"/>
       <w:proofErr w:type="spellEnd"/>
     </w:p>
     <w:p>
@@ -34048,11 +35123,11 @@
         <w:pStyle w:val="Titolo2"/>
         <w:jc w:val="both"/>
       </w:pPr>
-      <w:bookmarkStart w:id="112" w:name="_Toc195300150"/>
+      <w:bookmarkStart w:id="113" w:name="_Toc195300150"/>
       <w:r>
         <w:t>Package DTO</w:t>
       </w:r>
-      <w:bookmarkEnd w:id="112"/>
+      <w:bookmarkEnd w:id="113"/>
     </w:p>
     <w:p>
       <w:pPr>
@@ -34150,11 +35225,11 @@
       <w:pPr>
         <w:pStyle w:val="Titolo2"/>
       </w:pPr>
-      <w:bookmarkStart w:id="113" w:name="_Toc195300151"/>
+      <w:bookmarkStart w:id="114" w:name="_Toc195300151"/>
       <w:r>
         <w:t>Diagramma di Deployment</w:t>
       </w:r>
-      <w:bookmarkEnd w:id="113"/>
+      <w:bookmarkEnd w:id="114"/>
     </w:p>
     <w:p>
       <w:pPr>
@@ -34207,25 +35282,25 @@
         <w:pStyle w:val="Titolo1"/>
         <w:spacing w:before="0"/>
       </w:pPr>
-      <w:bookmarkStart w:id="114" w:name="_Toc195300152"/>
-      <w:bookmarkStart w:id="115" w:name="_Toc474433740"/>
-      <w:bookmarkStart w:id="116" w:name="_Toc474433565"/>
-      <w:bookmarkStart w:id="117" w:name="_Toc471905563"/>
-      <w:bookmarkStart w:id="118" w:name="_Toc471494147"/>
+      <w:bookmarkStart w:id="115" w:name="_Toc195300152"/>
+      <w:bookmarkStart w:id="116" w:name="_Toc474433740"/>
+      <w:bookmarkStart w:id="117" w:name="_Toc474433565"/>
+      <w:bookmarkStart w:id="118" w:name="_Toc471905563"/>
+      <w:bookmarkStart w:id="119" w:name="_Toc471494147"/>
       <w:r>
         <w:lastRenderedPageBreak/>
         <w:t>Testing</w:t>
       </w:r>
-      <w:bookmarkStart w:id="119" w:name="_Toc471905564"/>
-      <w:bookmarkStart w:id="120" w:name="_Toc471494148"/>
-      <w:bookmarkStart w:id="121" w:name="_Toc474433566"/>
-      <w:bookmarkStart w:id="122" w:name="_Toc474433741"/>
-      <w:bookmarkStart w:id="123" w:name="_Toc195300153"/>
-      <w:bookmarkEnd w:id="114"/>
+      <w:bookmarkStart w:id="120" w:name="_Toc471905564"/>
+      <w:bookmarkStart w:id="121" w:name="_Toc471494148"/>
+      <w:bookmarkStart w:id="122" w:name="_Toc474433566"/>
+      <w:bookmarkStart w:id="123" w:name="_Toc474433741"/>
+      <w:bookmarkStart w:id="124" w:name="_Toc195300153"/>
       <w:bookmarkEnd w:id="115"/>
       <w:bookmarkEnd w:id="116"/>
       <w:bookmarkEnd w:id="117"/>
       <w:bookmarkEnd w:id="118"/>
+      <w:bookmarkEnd w:id="119"/>
     </w:p>
     <w:p>
       <w:pPr>
@@ -34329,16 +35404,16 @@
           <w:numId w:val="2"/>
         </w:numPr>
       </w:pPr>
-      <w:bookmarkStart w:id="124" w:name="_Toc195300154"/>
-      <w:bookmarkStart w:id="125" w:name="_Toc474433742"/>
-      <w:bookmarkStart w:id="126" w:name="_Toc474433567"/>
-      <w:bookmarkStart w:id="127" w:name="_Toc471905565"/>
-      <w:bookmarkStart w:id="128" w:name="_Toc471494149"/>
-      <w:bookmarkEnd w:id="119"/>
+      <w:bookmarkStart w:id="125" w:name="_Toc195300154"/>
+      <w:bookmarkStart w:id="126" w:name="_Toc474433742"/>
+      <w:bookmarkStart w:id="127" w:name="_Toc474433567"/>
+      <w:bookmarkStart w:id="128" w:name="_Toc471905565"/>
+      <w:bookmarkStart w:id="129" w:name="_Toc471494149"/>
       <w:bookmarkEnd w:id="120"/>
       <w:bookmarkEnd w:id="121"/>
       <w:bookmarkEnd w:id="122"/>
       <w:bookmarkEnd w:id="123"/>
+      <w:bookmarkEnd w:id="124"/>
       <w:r>
         <w:t xml:space="preserve">Complessità </w:t>
       </w:r>
@@ -34346,11 +35421,11 @@
       <w:r>
         <w:t>ciclomatica</w:t>
       </w:r>
-      <w:bookmarkEnd w:id="124"/>
       <w:bookmarkEnd w:id="125"/>
       <w:bookmarkEnd w:id="126"/>
       <w:bookmarkEnd w:id="127"/>
       <w:bookmarkEnd w:id="128"/>
+      <w:bookmarkEnd w:id="129"/>
       <w:proofErr w:type="spellEnd"/>
     </w:p>
     <w:p>
@@ -34378,7 +35453,7 @@
           <w:numId w:val="2"/>
         </w:numPr>
       </w:pPr>
-      <w:bookmarkStart w:id="129" w:name="_Toc195300155"/>
+      <w:bookmarkStart w:id="130" w:name="_Toc195300155"/>
       <w:proofErr w:type="spellStart"/>
       <w:r>
         <w:t>inserisciAutoModifiche</w:t>
@@ -34391,7 +35466,7 @@
       <w:r>
         <w:t>GestioneParcoAuto</w:t>
       </w:r>
-      <w:bookmarkEnd w:id="129"/>
+      <w:bookmarkEnd w:id="130"/>
       <w:proofErr w:type="spellEnd"/>
     </w:p>
     <w:p>
@@ -34424,7 +35499,7 @@
           <w:sz w:val="20"/>
           <w:szCs w:val="20"/>
         </w:rPr>
-        <w:t xml:space="preserve">public String </w:t>
+        <w:t xml:space="preserve">public </w:t>
       </w:r>
       <w:proofErr w:type="spellStart"/>
       <w:r>
@@ -34433,7 +35508,7 @@
           <w:sz w:val="20"/>
           <w:szCs w:val="20"/>
         </w:rPr>
-        <w:t>inserisciAutoModifiche</w:t>
+        <w:t>String</w:t>
       </w:r>
       <w:proofErr w:type="spellEnd"/>
       <w:r>
@@ -34442,16 +35517,17 @@
           <w:sz w:val="20"/>
           <w:szCs w:val="20"/>
         </w:rPr>
-        <w:t xml:space="preserve">(String targa, String modello, String cilindrata, String </w:t>
+        <w:t xml:space="preserve"> </w:t>
       </w:r>
       <w:proofErr w:type="spellStart"/>
+      <w:proofErr w:type="gramStart"/>
       <w:r>
         <w:rPr>
           <w:rFonts w:ascii="Times New Roman" w:hAnsi="Times New Roman" w:cs="Times New Roman"/>
           <w:sz w:val="20"/>
           <w:szCs w:val="20"/>
         </w:rPr>
-        <w:t>costoGiornaliero</w:t>
+        <w:t>inserisciAutoModifiche</w:t>
       </w:r>
       <w:proofErr w:type="spellEnd"/>
       <w:r>
@@ -34460,7 +35536,116 @@
           <w:sz w:val="20"/>
           <w:szCs w:val="20"/>
         </w:rPr>
-        <w:t xml:space="preserve">, String </w:t>
+        <w:t>(</w:t>
+      </w:r>
+      <w:proofErr w:type="spellStart"/>
+      <w:proofErr w:type="gramEnd"/>
+      <w:r>
+        <w:rPr>
+          <w:rFonts w:ascii="Times New Roman" w:hAnsi="Times New Roman" w:cs="Times New Roman"/>
+          <w:sz w:val="20"/>
+          <w:szCs w:val="20"/>
+        </w:rPr>
+        <w:t>String</w:t>
+      </w:r>
+      <w:proofErr w:type="spellEnd"/>
+      <w:r>
+        <w:rPr>
+          <w:rFonts w:ascii="Times New Roman" w:hAnsi="Times New Roman" w:cs="Times New Roman"/>
+          <w:sz w:val="20"/>
+          <w:szCs w:val="20"/>
+        </w:rPr>
+        <w:t xml:space="preserve"> targa, </w:t>
+      </w:r>
+      <w:proofErr w:type="spellStart"/>
+      <w:r>
+        <w:rPr>
+          <w:rFonts w:ascii="Times New Roman" w:hAnsi="Times New Roman" w:cs="Times New Roman"/>
+          <w:sz w:val="20"/>
+          <w:szCs w:val="20"/>
+        </w:rPr>
+        <w:t>String</w:t>
+      </w:r>
+      <w:proofErr w:type="spellEnd"/>
+      <w:r>
+        <w:rPr>
+          <w:rFonts w:ascii="Times New Roman" w:hAnsi="Times New Roman" w:cs="Times New Roman"/>
+          <w:sz w:val="20"/>
+          <w:szCs w:val="20"/>
+        </w:rPr>
+        <w:t xml:space="preserve"> modello, </w:t>
+      </w:r>
+      <w:proofErr w:type="spellStart"/>
+      <w:r>
+        <w:rPr>
+          <w:rFonts w:ascii="Times New Roman" w:hAnsi="Times New Roman" w:cs="Times New Roman"/>
+          <w:sz w:val="20"/>
+          <w:szCs w:val="20"/>
+        </w:rPr>
+        <w:t>String</w:t>
+      </w:r>
+      <w:proofErr w:type="spellEnd"/>
+      <w:r>
+        <w:rPr>
+          <w:rFonts w:ascii="Times New Roman" w:hAnsi="Times New Roman" w:cs="Times New Roman"/>
+          <w:sz w:val="20"/>
+          <w:szCs w:val="20"/>
+        </w:rPr>
+        <w:t xml:space="preserve"> cilindrata, </w:t>
+      </w:r>
+      <w:proofErr w:type="spellStart"/>
+      <w:r>
+        <w:rPr>
+          <w:rFonts w:ascii="Times New Roman" w:hAnsi="Times New Roman" w:cs="Times New Roman"/>
+          <w:sz w:val="20"/>
+          <w:szCs w:val="20"/>
+        </w:rPr>
+        <w:t>String</w:t>
+      </w:r>
+      <w:proofErr w:type="spellEnd"/>
+      <w:r>
+        <w:rPr>
+          <w:rFonts w:ascii="Times New Roman" w:hAnsi="Times New Roman" w:cs="Times New Roman"/>
+          <w:sz w:val="20"/>
+          <w:szCs w:val="20"/>
+        </w:rPr>
+        <w:t xml:space="preserve"> </w:t>
+      </w:r>
+      <w:proofErr w:type="spellStart"/>
+      <w:r>
+        <w:rPr>
+          <w:rFonts w:ascii="Times New Roman" w:hAnsi="Times New Roman" w:cs="Times New Roman"/>
+          <w:sz w:val="20"/>
+          <w:szCs w:val="20"/>
+        </w:rPr>
+        <w:t>costoGiornaliero</w:t>
+      </w:r>
+      <w:proofErr w:type="spellEnd"/>
+      <w:r>
+        <w:rPr>
+          <w:rFonts w:ascii="Times New Roman" w:hAnsi="Times New Roman" w:cs="Times New Roman"/>
+          <w:sz w:val="20"/>
+          <w:szCs w:val="20"/>
+        </w:rPr>
+        <w:t xml:space="preserve">, </w:t>
+      </w:r>
+      <w:proofErr w:type="spellStart"/>
+      <w:r>
+        <w:rPr>
+          <w:rFonts w:ascii="Times New Roman" w:hAnsi="Times New Roman" w:cs="Times New Roman"/>
+          <w:sz w:val="20"/>
+          <w:szCs w:val="20"/>
+        </w:rPr>
+        <w:t>String</w:t>
+      </w:r>
+      <w:proofErr w:type="spellEnd"/>
+      <w:r>
+        <w:rPr>
+          <w:rFonts w:ascii="Times New Roman" w:hAnsi="Times New Roman" w:cs="Times New Roman"/>
+          <w:sz w:val="20"/>
+          <w:szCs w:val="20"/>
+        </w:rPr>
+        <w:t xml:space="preserve"> </w:t>
       </w:r>
       <w:proofErr w:type="spellStart"/>
       <w:r>
@@ -34580,6 +35765,7 @@
         <w:t xml:space="preserve"> elenco = new </w:t>
       </w:r>
       <w:proofErr w:type="spellStart"/>
+      <w:proofErr w:type="gramStart"/>
       <w:r>
         <w:rPr>
           <w:rFonts w:ascii="Times New Roman" w:hAnsi="Times New Roman" w:cs="Times New Roman"/>
@@ -34595,7 +35781,16 @@
           <w:sz w:val="20"/>
           <w:szCs w:val="20"/>
         </w:rPr>
-        <w:t>();</w:t>
+        <w:t>(</w:t>
+      </w:r>
+      <w:proofErr w:type="gramEnd"/>
+      <w:r>
+        <w:rPr>
+          <w:rFonts w:ascii="Times New Roman" w:hAnsi="Times New Roman" w:cs="Times New Roman"/>
+          <w:sz w:val="20"/>
+          <w:szCs w:val="20"/>
+        </w:rPr>
+        <w:t>);</w:t>
       </w:r>
       <w:r>
         <w:rPr>
@@ -34689,6 +35884,7 @@
         <w:t xml:space="preserve"> = </w:t>
       </w:r>
       <w:proofErr w:type="spellStart"/>
+      <w:proofErr w:type="gramStart"/>
       <w:r>
         <w:rPr>
           <w:rFonts w:ascii="Times New Roman" w:hAnsi="Times New Roman" w:cs="Times New Roman"/>
@@ -34698,6 +35894,7 @@
         <w:t>elenco.getListaAuto</w:t>
       </w:r>
       <w:proofErr w:type="spellEnd"/>
+      <w:proofErr w:type="gramEnd"/>
       <w:r>
         <w:rPr>
           <w:rFonts w:ascii="Times New Roman" w:hAnsi="Times New Roman" w:cs="Times New Roman"/>
@@ -34805,9 +36002,18 @@
           <w:szCs w:val="20"/>
         </w:rPr>
         <w:tab/>
+      </w:r>
+      <w:proofErr w:type="gramStart"/>
+      <w:r>
+        <w:rPr>
+          <w:rFonts w:ascii="Times New Roman" w:hAnsi="Times New Roman" w:cs="Times New Roman"/>
+          <w:sz w:val="20"/>
+          <w:szCs w:val="20"/>
+        </w:rPr>
         <w:t>for(</w:t>
       </w:r>
       <w:proofErr w:type="spellStart"/>
+      <w:proofErr w:type="gramEnd"/>
       <w:r>
         <w:rPr>
           <w:rFonts w:ascii="Times New Roman" w:hAnsi="Times New Roman" w:cs="Times New Roman"/>
@@ -34898,6 +36104,7 @@
         <w:t>(</w:t>
       </w:r>
       <w:proofErr w:type="spellStart"/>
+      <w:proofErr w:type="gramStart"/>
       <w:r>
         <w:rPr>
           <w:rFonts w:ascii="Times New Roman" w:hAnsi="Times New Roman" w:cs="Times New Roman"/>
@@ -34907,6 +36114,7 @@
         <w:t>targa.compareTo</w:t>
       </w:r>
       <w:proofErr w:type="spellEnd"/>
+      <w:proofErr w:type="gramEnd"/>
       <w:r>
         <w:rPr>
           <w:rFonts w:ascii="Times New Roman" w:hAnsi="Times New Roman" w:cs="Times New Roman"/>
@@ -35121,6 +36329,7 @@
         <w:t>if</w:t>
       </w:r>
       <w:proofErr w:type="spellEnd"/>
+      <w:proofErr w:type="gramStart"/>
       <w:r>
         <w:rPr>
           <w:rFonts w:ascii="Times New Roman" w:hAnsi="Times New Roman" w:cs="Times New Roman"/>
@@ -35139,6 +36348,7 @@
         <w:t>controlloTarga</w:t>
       </w:r>
       <w:proofErr w:type="spellEnd"/>
+      <w:proofErr w:type="gramEnd"/>
       <w:r>
         <w:rPr>
           <w:rFonts w:ascii="Times New Roman" w:hAnsi="Times New Roman" w:cs="Times New Roman"/>
@@ -35310,6 +36520,7 @@
         <w:t xml:space="preserve"> = </w:t>
       </w:r>
       <w:proofErr w:type="spellStart"/>
+      <w:proofErr w:type="gramStart"/>
       <w:r>
         <w:rPr>
           <w:rFonts w:ascii="Times New Roman" w:hAnsi="Times New Roman" w:cs="Times New Roman"/>
@@ -35325,7 +36536,16 @@
           <w:sz w:val="20"/>
           <w:szCs w:val="20"/>
         </w:rPr>
-        <w:t xml:space="preserve">(); </w:t>
+        <w:t>(</w:t>
+      </w:r>
+      <w:proofErr w:type="gramEnd"/>
+      <w:r>
+        <w:rPr>
+          <w:rFonts w:ascii="Times New Roman" w:hAnsi="Times New Roman" w:cs="Times New Roman"/>
+          <w:sz w:val="20"/>
+          <w:szCs w:val="20"/>
+        </w:rPr>
+        <w:t xml:space="preserve">); </w:t>
       </w:r>
       <w:r>
         <w:rPr>
@@ -35408,9 +36628,18 @@
           <w:szCs w:val="20"/>
         </w:rPr>
         <w:tab/>
+      </w:r>
+      <w:proofErr w:type="gramStart"/>
+      <w:r>
+        <w:rPr>
+          <w:rFonts w:ascii="Times New Roman" w:hAnsi="Times New Roman" w:cs="Times New Roman"/>
+          <w:sz w:val="20"/>
+          <w:szCs w:val="20"/>
+        </w:rPr>
         <w:t>for(</w:t>
       </w:r>
       <w:proofErr w:type="spellStart"/>
+      <w:proofErr w:type="gramEnd"/>
       <w:r>
         <w:rPr>
           <w:rFonts w:ascii="Times New Roman" w:hAnsi="Times New Roman" w:cs="Times New Roman"/>
@@ -35501,6 +36730,7 @@
         <w:t>(</w:t>
       </w:r>
       <w:proofErr w:type="spellStart"/>
+      <w:proofErr w:type="gramStart"/>
       <w:r>
         <w:rPr>
           <w:rFonts w:ascii="Times New Roman" w:hAnsi="Times New Roman" w:cs="Times New Roman"/>
@@ -35510,6 +36740,7 @@
         <w:t>targa.compareTo</w:t>
       </w:r>
       <w:proofErr w:type="spellEnd"/>
+      <w:proofErr w:type="gramEnd"/>
       <w:r>
         <w:rPr>
           <w:rFonts w:ascii="Times New Roman" w:hAnsi="Times New Roman" w:cs="Times New Roman"/>
@@ -35724,6 +36955,7 @@
         <w:t>if</w:t>
       </w:r>
       <w:proofErr w:type="spellEnd"/>
+      <w:proofErr w:type="gramStart"/>
       <w:r>
         <w:rPr>
           <w:rFonts w:ascii="Times New Roman" w:hAnsi="Times New Roman" w:cs="Times New Roman"/>
@@ -35742,6 +36974,7 @@
         <w:t>controlloTarga</w:t>
       </w:r>
       <w:proofErr w:type="spellEnd"/>
+      <w:proofErr w:type="gramEnd"/>
       <w:r>
         <w:rPr>
           <w:rFonts w:ascii="Times New Roman" w:hAnsi="Times New Roman" w:cs="Times New Roman"/>
@@ -37213,7 +38446,7 @@
         <w:pStyle w:val="Titolo2"/>
         <w:spacing w:before="0"/>
       </w:pPr>
-      <w:bookmarkStart w:id="130" w:name="_Toc195300156"/>
+      <w:bookmarkStart w:id="131" w:name="_Toc195300156"/>
       <w:proofErr w:type="spellStart"/>
       <w:r>
         <w:lastRenderedPageBreak/>
@@ -37223,7 +38456,7 @@
       <w:r>
         <w:t xml:space="preserve"> – Test di Unità</w:t>
       </w:r>
-      <w:bookmarkEnd w:id="130"/>
+      <w:bookmarkEnd w:id="131"/>
     </w:p>
     <w:p>
       <w:pPr>
@@ -37314,20 +38547,20 @@
       <w:pPr>
         <w:pStyle w:val="Titolo2"/>
       </w:pPr>
-      <w:bookmarkStart w:id="131" w:name="_Toc195300157"/>
-      <w:bookmarkStart w:id="132" w:name="_Toc474433743"/>
-      <w:bookmarkStart w:id="133" w:name="_Toc474433568"/>
-      <w:bookmarkStart w:id="134" w:name="_Toc471905566"/>
-      <w:bookmarkStart w:id="135" w:name="_Toc471494152"/>
+      <w:bookmarkStart w:id="132" w:name="_Toc195300157"/>
+      <w:bookmarkStart w:id="133" w:name="_Toc474433743"/>
+      <w:bookmarkStart w:id="134" w:name="_Toc474433568"/>
+      <w:bookmarkStart w:id="135" w:name="_Toc471905566"/>
+      <w:bookmarkStart w:id="136" w:name="_Toc471494152"/>
       <w:r>
         <w:lastRenderedPageBreak/>
         <w:t>Test funzionale</w:t>
       </w:r>
-      <w:bookmarkEnd w:id="131"/>
       <w:bookmarkEnd w:id="132"/>
       <w:bookmarkEnd w:id="133"/>
       <w:bookmarkEnd w:id="134"/>
       <w:bookmarkEnd w:id="135"/>
+      <w:bookmarkEnd w:id="136"/>
     </w:p>
     <w:p>
       <w:pPr>
@@ -38669,7 +39902,7 @@
                 <w:sz w:val="18"/>
                 <w:szCs w:val="18"/>
               </w:rPr>
-              <w:t>{Nome: “Ma-</w:t>
+              <w:t>{Nome: “</w:t>
             </w:r>
             <w:proofErr w:type="spellStart"/>
             <w:r>
@@ -38680,7 +39913,7 @@
                 <w:sz w:val="18"/>
                 <w:szCs w:val="18"/>
               </w:rPr>
-              <w:t>r.o</w:t>
+              <w:t>Ma-r.o</w:t>
             </w:r>
             <w:proofErr w:type="spellEnd"/>
             <w:r>
@@ -39315,7 +40548,7 @@
 </file>
 
 <file path=word/endnotes.xml><?xml version="1.0" encoding="utf-8"?>
-<w:endnotes xmlns:wpc="http://schemas.microsoft.com/office/word/2010/wordprocessingCanvas" xmlns:cx="http://schemas.microsoft.com/office/drawing/2014/chartex" xmlns:cx1="http://schemas.microsoft.com/office/drawing/2015/9/8/chartex" xmlns:cx2="http://schemas.microsoft.com/office/drawing/2015/10/21/chartex" xmlns:cx3="http://schemas.microsoft.com/office/drawing/2016/5/9/chartex" xmlns:cx4="http://schemas.microsoft.com/office/drawing/2016/5/10/chartex" xmlns:cx5="http://schemas.microsoft.com/office/drawing/2016/5/11/chartex" xmlns:cx6="http://schemas.microsoft.com/office/drawing/2016/5/12/chartex" xmlns:cx7="http://schemas.microsoft.com/office/drawing/2016/5/13/chartex" xmlns:cx8="http://schemas.microsoft.com/office/drawing/2016/5/14/chartex" xmlns:mc="http://schemas.openxmlformats.org/markup-compatibility/2006" xmlns:aink="http://schemas.microsoft.com/office/drawing/2016/ink" xmlns:am3d="http://schemas.microsoft.com/office/drawing/2017/model3d" xmlns:o="urn:schemas-microsoft-com:office:office" xmlns:oel="http://schemas.microsoft.com/office/2019/extlst" xmlns:r="http://schemas.openxmlformats.org/officeDocument/2006/relationships" xmlns:m="http://schemas.openxmlformats.org/officeDocument/2006/math" xmlns:v="urn:schemas-microsoft-com:vml" xmlns:wp14="http://schemas.microsoft.com/office/word/2010/wordprocessingDrawing" xmlns:wp="http://schemas.openxmlformats.org/drawingml/2006/wordprocessingDrawing" xmlns:w10="urn:schemas-microsoft-com:office:word" xmlns:w="http://schemas.openxmlformats.org/wordprocessingml/2006/main" xmlns:w14="http://schemas.microsoft.com/office/word/2010/wordml" xmlns:w15="http://schemas.microsoft.com/office/word/2012/wordml" xmlns:w16cex="http://schemas.microsoft.com/office/word/2018/wordml/cex" xmlns:w16cid="http://schemas.microsoft.com/office/word/2016/wordml/cid" xmlns:w16="http://schemas.microsoft.com/office/word/2018/wordml" xmlns:w16du="http://schemas.microsoft.com/office/word/2023/wordml/word16du" xmlns:w16sdtdh="http://schemas.microsoft.com/office/word/2020/wordml/sdtdatahash" xmlns:w16sdtfl="http://schemas.microsoft.com/office/word/2024/wordml/sdtformatlock" xmlns:w16se="http://schemas.microsoft.com/office/word/2015/wordml/symex" xmlns:wpg="http://schemas.microsoft.com/office/word/2010/wordprocessingGroup" xmlns:wpi="http://schemas.microsoft.com/office/word/2010/wordprocessingInk" xmlns:wne="http://schemas.microsoft.com/office/word/2006/wordml" xmlns:wps="http://schemas.microsoft.com/office/word/2010/wordprocessingShape" mc:Ignorable="w14 w15 w16se w16cid w16 w16cex w16sdtdh w16sdtfl w16du wp14">
+<w:endnotes xmlns:wpc="http://schemas.microsoft.com/office/word/2010/wordprocessingCanvas" xmlns:cx="http://schemas.microsoft.com/office/drawing/2014/chartex" xmlns:cx1="http://schemas.microsoft.com/office/drawing/2015/9/8/chartex" xmlns:mc="http://schemas.openxmlformats.org/markup-compatibility/2006" xmlns:o="urn:schemas-microsoft-com:office:office" xmlns:r="http://schemas.openxmlformats.org/officeDocument/2006/relationships" xmlns:m="http://schemas.openxmlformats.org/officeDocument/2006/math" xmlns:v="urn:schemas-microsoft-com:vml" xmlns:wp14="http://schemas.microsoft.com/office/word/2010/wordprocessingDrawing" xmlns:wp="http://schemas.openxmlformats.org/drawingml/2006/wordprocessingDrawing" xmlns:w10="urn:schemas-microsoft-com:office:word" xmlns:w="http://schemas.openxmlformats.org/wordprocessingml/2006/main" xmlns:w14="http://schemas.microsoft.com/office/word/2010/wordml" xmlns:w15="http://schemas.microsoft.com/office/word/2012/wordml" xmlns:w16se="http://schemas.microsoft.com/office/word/2015/wordml/symex" xmlns:wpg="http://schemas.microsoft.com/office/word/2010/wordprocessingGroup" xmlns:wpi="http://schemas.microsoft.com/office/word/2010/wordprocessingInk" xmlns:wne="http://schemas.microsoft.com/office/word/2006/wordml" xmlns:wps="http://schemas.microsoft.com/office/word/2010/wordprocessingShape" mc:Ignorable="w14 w15 w16se wp14">
   <w:endnote w:type="separator" w:id="-1">
     <w:p>
       <w:r>
@@ -39334,7 +40567,7 @@
 </file>
 
 <file path=word/footer1.xml><?xml version="1.0" encoding="utf-8"?>
-<w:ftr xmlns:wpc="http://schemas.microsoft.com/office/word/2010/wordprocessingCanvas" xmlns:cx="http://schemas.microsoft.com/office/drawing/2014/chartex" xmlns:cx1="http://schemas.microsoft.com/office/drawing/2015/9/8/chartex" xmlns:cx2="http://schemas.microsoft.com/office/drawing/2015/10/21/chartex" xmlns:cx3="http://schemas.microsoft.com/office/drawing/2016/5/9/chartex" xmlns:cx4="http://schemas.microsoft.com/office/drawing/2016/5/10/chartex" xmlns:cx5="http://schemas.microsoft.com/office/drawing/2016/5/11/chartex" xmlns:cx6="http://schemas.microsoft.com/office/drawing/2016/5/12/chartex" xmlns:cx7="http://schemas.microsoft.com/office/drawing/2016/5/13/chartex" xmlns:cx8="http://schemas.microsoft.com/office/drawing/2016/5/14/chartex" xmlns:mc="http://schemas.openxmlformats.org/markup-compatibility/2006" xmlns:aink="http://schemas.microsoft.com/office/drawing/2016/ink" xmlns:am3d="http://schemas.microsoft.com/office/drawing/2017/model3d" xmlns:o="urn:schemas-microsoft-com:office:office" xmlns:oel="http://schemas.microsoft.com/office/2019/extlst" xmlns:r="http://schemas.openxmlformats.org/officeDocument/2006/relationships" xmlns:m="http://schemas.openxmlformats.org/officeDocument/2006/math" xmlns:v="urn:schemas-microsoft-com:vml" xmlns:wp14="http://schemas.microsoft.com/office/word/2010/wordprocessingDrawing" xmlns:wp="http://schemas.openxmlformats.org/drawingml/2006/wordprocessingDrawing" xmlns:w10="urn:schemas-microsoft-com:office:word" xmlns:w="http://schemas.openxmlformats.org/wordprocessingml/2006/main" xmlns:w14="http://schemas.microsoft.com/office/word/2010/wordml" xmlns:w15="http://schemas.microsoft.com/office/word/2012/wordml" xmlns:w16cex="http://schemas.microsoft.com/office/word/2018/wordml/cex" xmlns:w16cid="http://schemas.microsoft.com/office/word/2016/wordml/cid" xmlns:w16="http://schemas.microsoft.com/office/word/2018/wordml" xmlns:w16du="http://schemas.microsoft.com/office/word/2023/wordml/word16du" xmlns:w16sdtdh="http://schemas.microsoft.com/office/word/2020/wordml/sdtdatahash" xmlns:w16sdtfl="http://schemas.microsoft.com/office/word/2024/wordml/sdtformatlock" xmlns:w16se="http://schemas.microsoft.com/office/word/2015/wordml/symex" xmlns:wpg="http://schemas.microsoft.com/office/word/2010/wordprocessingGroup" xmlns:wpi="http://schemas.microsoft.com/office/word/2010/wordprocessingInk" xmlns:wne="http://schemas.microsoft.com/office/word/2006/wordml" xmlns:wps="http://schemas.microsoft.com/office/word/2010/wordprocessingShape" mc:Ignorable="w14 w15 w16se w16cid w16 w16cex w16sdtdh w16sdtfl w16du wp14">
+<w:ftr xmlns:wpc="http://schemas.microsoft.com/office/word/2010/wordprocessingCanvas" xmlns:cx="http://schemas.microsoft.com/office/drawing/2014/chartex" xmlns:cx1="http://schemas.microsoft.com/office/drawing/2015/9/8/chartex" xmlns:mc="http://schemas.openxmlformats.org/markup-compatibility/2006" xmlns:o="urn:schemas-microsoft-com:office:office" xmlns:r="http://schemas.openxmlformats.org/officeDocument/2006/relationships" xmlns:m="http://schemas.openxmlformats.org/officeDocument/2006/math" xmlns:v="urn:schemas-microsoft-com:vml" xmlns:wp14="http://schemas.microsoft.com/office/word/2010/wordprocessingDrawing" xmlns:wp="http://schemas.openxmlformats.org/drawingml/2006/wordprocessingDrawing" xmlns:w10="urn:schemas-microsoft-com:office:word" xmlns:w="http://schemas.openxmlformats.org/wordprocessingml/2006/main" xmlns:w14="http://schemas.microsoft.com/office/word/2010/wordml" xmlns:w15="http://schemas.microsoft.com/office/word/2012/wordml" xmlns:w16se="http://schemas.microsoft.com/office/word/2015/wordml/symex" xmlns:wpg="http://schemas.microsoft.com/office/word/2010/wordprocessingGroup" xmlns:wpi="http://schemas.microsoft.com/office/word/2010/wordprocessingInk" xmlns:wne="http://schemas.microsoft.com/office/word/2006/wordml" xmlns:wps="http://schemas.microsoft.com/office/word/2010/wordprocessingShape" mc:Ignorable="w14 w15 w16se wp14">
   <w:p>
     <w:pPr>
       <w:pStyle w:val="Pidipagina"/>
@@ -39435,7 +40668,7 @@
               <v:stroke joinstyle="miter"/>
               <v:path gradientshapeok="t" o:connecttype="rect"/>
             </v:shapetype>
-            <v:shape id="Cornice1" o:spid="_x0000_s1026" type="#_x0000_t202" style="position:absolute;margin-left:-50.05pt;margin-top:.05pt;width:1.15pt;height:1.15pt;z-index:251669504;visibility:visible;mso-wrap-style:square;mso-wrap-distance-left:0;mso-wrap-distance-top:0;mso-wrap-distance-right:0;mso-wrap-distance-bottom:0;mso-position-horizontal:right;mso-position-horizontal-relative:margin;mso-position-vertical:absolute;mso-position-vertical-relative:text;v-text-anchor:top" o:gfxdata="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" stroked="f">
+            <v:shape id="Cornice1" o:spid="_x0000_s1026" type="#_x0000_t202" style="position:absolute;margin-left:-50.05pt;margin-top:.05pt;width:1.15pt;height:1.15pt;z-index:251669504;visibility:visible;mso-wrap-style:square;mso-wrap-distance-left:0;mso-wrap-distance-top:0;mso-wrap-distance-right:0;mso-wrap-distance-bottom:0;mso-position-horizontal:right;mso-position-horizontal-relative:margin;mso-position-vertical:absolute;mso-position-vertical-relative:text;v-text-anchor:top" o:gfxdata="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" stroked="f">
               <v:fill opacity="0"/>
               <v:textbox style="mso-fit-shape-to-text:t" inset="0,0,0,0">
                 <w:txbxContent>
@@ -39490,7 +40723,7 @@
 </file>
 
 <file path=word/footer10.xml><?xml version="1.0" encoding="utf-8"?>
-<w:ftr xmlns:wpc="http://schemas.microsoft.com/office/word/2010/wordprocessingCanvas" xmlns:cx="http://schemas.microsoft.com/office/drawing/2014/chartex" xmlns:cx1="http://schemas.microsoft.com/office/drawing/2015/9/8/chartex" xmlns:cx2="http://schemas.microsoft.com/office/drawing/2015/10/21/chartex" xmlns:cx3="http://schemas.microsoft.com/office/drawing/2016/5/9/chartex" xmlns:cx4="http://schemas.microsoft.com/office/drawing/2016/5/10/chartex" xmlns:cx5="http://schemas.microsoft.com/office/drawing/2016/5/11/chartex" xmlns:cx6="http://schemas.microsoft.com/office/drawing/2016/5/12/chartex" xmlns:cx7="http://schemas.microsoft.com/office/drawing/2016/5/13/chartex" xmlns:cx8="http://schemas.microsoft.com/office/drawing/2016/5/14/chartex" xmlns:mc="http://schemas.openxmlformats.org/markup-compatibility/2006" xmlns:aink="http://schemas.microsoft.com/office/drawing/2016/ink" xmlns:am3d="http://schemas.microsoft.com/office/drawing/2017/model3d" xmlns:o="urn:schemas-microsoft-com:office:office" xmlns:oel="http://schemas.microsoft.com/office/2019/extlst" xmlns:r="http://schemas.openxmlformats.org/officeDocument/2006/relationships" xmlns:m="http://schemas.openxmlformats.org/officeDocument/2006/math" xmlns:v="urn:schemas-microsoft-com:vml" xmlns:wp14="http://schemas.microsoft.com/office/word/2010/wordprocessingDrawing" xmlns:wp="http://schemas.openxmlformats.org/drawingml/2006/wordprocessingDrawing" xmlns:w10="urn:schemas-microsoft-com:office:word" xmlns:w="http://schemas.openxmlformats.org/wordprocessingml/2006/main" xmlns:w14="http://schemas.microsoft.com/office/word/2010/wordml" xmlns:w15="http://schemas.microsoft.com/office/word/2012/wordml" xmlns:w16cex="http://schemas.microsoft.com/office/word/2018/wordml/cex" xmlns:w16cid="http://schemas.microsoft.com/office/word/2016/wordml/cid" xmlns:w16="http://schemas.microsoft.com/office/word/2018/wordml" xmlns:w16du="http://schemas.microsoft.com/office/word/2023/wordml/word16du" xmlns:w16sdtdh="http://schemas.microsoft.com/office/word/2020/wordml/sdtdatahash" xmlns:w16sdtfl="http://schemas.microsoft.com/office/word/2024/wordml/sdtformatlock" xmlns:w16se="http://schemas.microsoft.com/office/word/2015/wordml/symex" xmlns:wpg="http://schemas.microsoft.com/office/word/2010/wordprocessingGroup" xmlns:wpi="http://schemas.microsoft.com/office/word/2010/wordprocessingInk" xmlns:wne="http://schemas.microsoft.com/office/word/2006/wordml" xmlns:wps="http://schemas.microsoft.com/office/word/2010/wordprocessingShape" mc:Ignorable="w14 w15 w16se w16cid w16 w16cex w16sdtdh w16sdtfl w16du wp14">
+<w:ftr xmlns:wpc="http://schemas.microsoft.com/office/word/2010/wordprocessingCanvas" xmlns:cx="http://schemas.microsoft.com/office/drawing/2014/chartex" xmlns:cx1="http://schemas.microsoft.com/office/drawing/2015/9/8/chartex" xmlns:mc="http://schemas.openxmlformats.org/markup-compatibility/2006" xmlns:o="urn:schemas-microsoft-com:office:office" xmlns:r="http://schemas.openxmlformats.org/officeDocument/2006/relationships" xmlns:m="http://schemas.openxmlformats.org/officeDocument/2006/math" xmlns:v="urn:schemas-microsoft-com:vml" xmlns:wp14="http://schemas.microsoft.com/office/word/2010/wordprocessingDrawing" xmlns:wp="http://schemas.openxmlformats.org/drawingml/2006/wordprocessingDrawing" xmlns:w10="urn:schemas-microsoft-com:office:word" xmlns:w="http://schemas.openxmlformats.org/wordprocessingml/2006/main" xmlns:w14="http://schemas.microsoft.com/office/word/2010/wordml" xmlns:w15="http://schemas.microsoft.com/office/word/2012/wordml" xmlns:w16se="http://schemas.microsoft.com/office/word/2015/wordml/symex" xmlns:wpg="http://schemas.microsoft.com/office/word/2010/wordprocessingGroup" xmlns:wpi="http://schemas.microsoft.com/office/word/2010/wordprocessingInk" xmlns:wne="http://schemas.microsoft.com/office/word/2006/wordml" xmlns:wps="http://schemas.microsoft.com/office/word/2010/wordprocessingShape" mc:Ignorable="w14 w15 w16se wp14">
   <w:p>
     <w:pPr>
       <w:pStyle w:val="Pidipagina"/>
@@ -39553,7 +40786,7 @@
             </wp:anchor>
           </w:drawing>
         </mc:Choice>
-        <mc:Fallback xmlns:pic="http://schemas.openxmlformats.org/drawingml/2006/picture" xmlns:a="http://schemas.openxmlformats.org/drawingml/2006/main">
+        <mc:Fallback xmlns:a="http://schemas.openxmlformats.org/drawingml/2006/main" xmlns:pic="http://schemas.openxmlformats.org/drawingml/2006/picture" xmlns:w16sdtfl="http://schemas.microsoft.com/office/word/2024/wordml/sdtformatlock" xmlns:w16sdtdh="http://schemas.microsoft.com/office/word/2020/wordml/sdtdatahash" xmlns:w16du="http://schemas.microsoft.com/office/word/2023/wordml/word16du" xmlns:w16="http://schemas.microsoft.com/office/word/2018/wordml" xmlns:w16cid="http://schemas.microsoft.com/office/word/2016/wordml/cid" xmlns:w16cex="http://schemas.microsoft.com/office/word/2018/wordml/cex" xmlns:oel="http://schemas.microsoft.com/office/2019/extlst" xmlns:am3d="http://schemas.microsoft.com/office/drawing/2017/model3d" xmlns:aink="http://schemas.microsoft.com/office/drawing/2016/ink" xmlns:cx8="http://schemas.microsoft.com/office/drawing/2016/5/14/chartex" xmlns:cx7="http://schemas.microsoft.com/office/drawing/2016/5/13/chartex" xmlns:cx6="http://schemas.microsoft.com/office/drawing/2016/5/12/chartex" xmlns:cx5="http://schemas.microsoft.com/office/drawing/2016/5/11/chartex" xmlns:cx4="http://schemas.microsoft.com/office/drawing/2016/5/10/chartex" xmlns:cx3="http://schemas.microsoft.com/office/drawing/2016/5/9/chartex" xmlns:cx2="http://schemas.microsoft.com/office/drawing/2015/10/21/chartex">
           <w:pict w14:anchorId="233D2310">
             <v:line id="shape_0" style="position:absolute" o:allowincell="f" stroked="t" from="-4.6pt,-3.3pt" to="485.9pt,-3.3pt" wp14:anchorId="00FEA600">
               <v:stroke weight="19080" color="#659ed5" joinstyle="round" endcap="flat"/>
@@ -39705,7 +40938,7 @@
                                   <w:rStyle w:val="Numeropagina"/>
                                   <w:noProof/>
                                 </w:rPr>
-                                <w:t>31</w:t>
+                                <w:t>36</w:t>
                               </w:r>
                               <w:r>
                                 <w:rPr>
@@ -39733,7 +40966,7 @@
               <v:stroke joinstyle="miter"/>
               <v:path gradientshapeok="t" o:connecttype="rect"/>
             </v:shapetype>
-            <v:shape id="Cornice6" o:spid="_x0000_s1031" type="#_x0000_t202" style="position:absolute;margin-left:563.05pt;margin-top:.35pt;width:11.35pt;height:13.8pt;z-index:251666432;visibility:visible;mso-wrap-style:square;mso-wrap-distance-left:0;mso-wrap-distance-top:0;mso-wrap-distance-right:0;mso-wrap-distance-bottom:0;mso-position-horizontal:absolute;mso-position-horizontal-relative:page;mso-position-vertical:absolute;mso-position-vertical-relative:text;v-text-anchor:top" o:gfxdata="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" o:allowincell="f" stroked="f">
+            <v:shape id="Cornice6" o:spid="_x0000_s1031" type="#_x0000_t202" style="position:absolute;margin-left:563.05pt;margin-top:.35pt;width:11.35pt;height:13.8pt;z-index:251666432;visibility:visible;mso-wrap-style:square;mso-wrap-distance-left:0;mso-wrap-distance-top:0;mso-wrap-distance-right:0;mso-wrap-distance-bottom:0;mso-position-horizontal:absolute;mso-position-horizontal-relative:page;mso-position-vertical:absolute;mso-position-vertical-relative:text;v-text-anchor:top" o:gfxdata="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" o:allowincell="f" stroked="f">
               <v:fill opacity="0"/>
               <v:textbox style="mso-fit-shape-to-text:t" inset="0,0,0,0">
                 <w:txbxContent>
@@ -39776,7 +41009,7 @@
                             <w:rStyle w:val="Numeropagina"/>
                             <w:noProof/>
                           </w:rPr>
-                          <w:t>31</w:t>
+                          <w:t>36</w:t>
                         </w:r>
                         <w:r>
                           <w:rPr>
@@ -39800,13 +41033,13 @@
 </file>
 
 <file path=word/footer11.xml><?xml version="1.0" encoding="utf-8"?>
-<w:ftr xmlns:wpc="http://schemas.microsoft.com/office/word/2010/wordprocessingCanvas" xmlns:cx="http://schemas.microsoft.com/office/drawing/2014/chartex" xmlns:cx1="http://schemas.microsoft.com/office/drawing/2015/9/8/chartex" xmlns:cx2="http://schemas.microsoft.com/office/drawing/2015/10/21/chartex" xmlns:cx3="http://schemas.microsoft.com/office/drawing/2016/5/9/chartex" xmlns:cx4="http://schemas.microsoft.com/office/drawing/2016/5/10/chartex" xmlns:cx5="http://schemas.microsoft.com/office/drawing/2016/5/11/chartex" xmlns:cx6="http://schemas.microsoft.com/office/drawing/2016/5/12/chartex" xmlns:cx7="http://schemas.microsoft.com/office/drawing/2016/5/13/chartex" xmlns:cx8="http://schemas.microsoft.com/office/drawing/2016/5/14/chartex" xmlns:mc="http://schemas.openxmlformats.org/markup-compatibility/2006" xmlns:aink="http://schemas.microsoft.com/office/drawing/2016/ink" xmlns:am3d="http://schemas.microsoft.com/office/drawing/2017/model3d" xmlns:o="urn:schemas-microsoft-com:office:office" xmlns:oel="http://schemas.microsoft.com/office/2019/extlst" xmlns:r="http://schemas.openxmlformats.org/officeDocument/2006/relationships" xmlns:m="http://schemas.openxmlformats.org/officeDocument/2006/math" xmlns:v="urn:schemas-microsoft-com:vml" xmlns:wp14="http://schemas.microsoft.com/office/word/2010/wordprocessingDrawing" xmlns:wp="http://schemas.openxmlformats.org/drawingml/2006/wordprocessingDrawing" xmlns:w10="urn:schemas-microsoft-com:office:word" xmlns:w="http://schemas.openxmlformats.org/wordprocessingml/2006/main" xmlns:w14="http://schemas.microsoft.com/office/word/2010/wordml" xmlns:w15="http://schemas.microsoft.com/office/word/2012/wordml" xmlns:w16cex="http://schemas.microsoft.com/office/word/2018/wordml/cex" xmlns:w16cid="http://schemas.microsoft.com/office/word/2016/wordml/cid" xmlns:w16="http://schemas.microsoft.com/office/word/2018/wordml" xmlns:w16du="http://schemas.microsoft.com/office/word/2023/wordml/word16du" xmlns:w16sdtdh="http://schemas.microsoft.com/office/word/2020/wordml/sdtdatahash" xmlns:w16sdtfl="http://schemas.microsoft.com/office/word/2024/wordml/sdtformatlock" xmlns:w16se="http://schemas.microsoft.com/office/word/2015/wordml/symex" xmlns:wpg="http://schemas.microsoft.com/office/word/2010/wordprocessingGroup" xmlns:wpi="http://schemas.microsoft.com/office/word/2010/wordprocessingInk" xmlns:wne="http://schemas.microsoft.com/office/word/2006/wordml" xmlns:wps="http://schemas.microsoft.com/office/word/2010/wordprocessingShape" mc:Ignorable="w14 w15 w16se w16cid w16 w16cex w16sdtdh w16sdtfl w16du wp14">
+<w:ftr xmlns:wpc="http://schemas.microsoft.com/office/word/2010/wordprocessingCanvas" xmlns:cx="http://schemas.microsoft.com/office/drawing/2014/chartex" xmlns:cx1="http://schemas.microsoft.com/office/drawing/2015/9/8/chartex" xmlns:mc="http://schemas.openxmlformats.org/markup-compatibility/2006" xmlns:o="urn:schemas-microsoft-com:office:office" xmlns:r="http://schemas.openxmlformats.org/officeDocument/2006/relationships" xmlns:m="http://schemas.openxmlformats.org/officeDocument/2006/math" xmlns:v="urn:schemas-microsoft-com:vml" xmlns:wp14="http://schemas.microsoft.com/office/word/2010/wordprocessingDrawing" xmlns:wp="http://schemas.openxmlformats.org/drawingml/2006/wordprocessingDrawing" xmlns:w10="urn:schemas-microsoft-com:office:word" xmlns:w="http://schemas.openxmlformats.org/wordprocessingml/2006/main" xmlns:w14="http://schemas.microsoft.com/office/word/2010/wordml" xmlns:w15="http://schemas.microsoft.com/office/word/2012/wordml" xmlns:w16se="http://schemas.microsoft.com/office/word/2015/wordml/symex" xmlns:wpg="http://schemas.microsoft.com/office/word/2010/wordprocessingGroup" xmlns:wpi="http://schemas.microsoft.com/office/word/2010/wordprocessingInk" xmlns:wne="http://schemas.microsoft.com/office/word/2006/wordml" xmlns:wps="http://schemas.microsoft.com/office/word/2010/wordprocessingShape" mc:Ignorable="w14 w15 w16se wp14">
   <w:p/>
 </w:ftr>
 </file>
 
 <file path=word/footer12.xml><?xml version="1.0" encoding="utf-8"?>
-<w:ftr xmlns:wpc="http://schemas.microsoft.com/office/word/2010/wordprocessingCanvas" xmlns:cx="http://schemas.microsoft.com/office/drawing/2014/chartex" xmlns:cx1="http://schemas.microsoft.com/office/drawing/2015/9/8/chartex" xmlns:cx2="http://schemas.microsoft.com/office/drawing/2015/10/21/chartex" xmlns:cx3="http://schemas.microsoft.com/office/drawing/2016/5/9/chartex" xmlns:cx4="http://schemas.microsoft.com/office/drawing/2016/5/10/chartex" xmlns:cx5="http://schemas.microsoft.com/office/drawing/2016/5/11/chartex" xmlns:cx6="http://schemas.microsoft.com/office/drawing/2016/5/12/chartex" xmlns:cx7="http://schemas.microsoft.com/office/drawing/2016/5/13/chartex" xmlns:cx8="http://schemas.microsoft.com/office/drawing/2016/5/14/chartex" xmlns:mc="http://schemas.openxmlformats.org/markup-compatibility/2006" xmlns:aink="http://schemas.microsoft.com/office/drawing/2016/ink" xmlns:am3d="http://schemas.microsoft.com/office/drawing/2017/model3d" xmlns:o="urn:schemas-microsoft-com:office:office" xmlns:oel="http://schemas.microsoft.com/office/2019/extlst" xmlns:r="http://schemas.openxmlformats.org/officeDocument/2006/relationships" xmlns:m="http://schemas.openxmlformats.org/officeDocument/2006/math" xmlns:v="urn:schemas-microsoft-com:vml" xmlns:wp14="http://schemas.microsoft.com/office/word/2010/wordprocessingDrawing" xmlns:wp="http://schemas.openxmlformats.org/drawingml/2006/wordprocessingDrawing" xmlns:w10="urn:schemas-microsoft-com:office:word" xmlns:w="http://schemas.openxmlformats.org/wordprocessingml/2006/main" xmlns:w14="http://schemas.microsoft.com/office/word/2010/wordml" xmlns:w15="http://schemas.microsoft.com/office/word/2012/wordml" xmlns:w16cex="http://schemas.microsoft.com/office/word/2018/wordml/cex" xmlns:w16cid="http://schemas.microsoft.com/office/word/2016/wordml/cid" xmlns:w16="http://schemas.microsoft.com/office/word/2018/wordml" xmlns:w16du="http://schemas.microsoft.com/office/word/2023/wordml/word16du" xmlns:w16sdtdh="http://schemas.microsoft.com/office/word/2020/wordml/sdtdatahash" xmlns:w16sdtfl="http://schemas.microsoft.com/office/word/2024/wordml/sdtformatlock" xmlns:w16se="http://schemas.microsoft.com/office/word/2015/wordml/symex" xmlns:wpg="http://schemas.microsoft.com/office/word/2010/wordprocessingGroup" xmlns:wpi="http://schemas.microsoft.com/office/word/2010/wordprocessingInk" xmlns:wne="http://schemas.microsoft.com/office/word/2006/wordml" xmlns:wps="http://schemas.microsoft.com/office/word/2010/wordprocessingShape" mc:Ignorable="w14 w15 w16se w16cid w16 w16cex w16sdtdh w16sdtfl w16du wp14">
+<w:ftr xmlns:wpc="http://schemas.microsoft.com/office/word/2010/wordprocessingCanvas" xmlns:cx="http://schemas.microsoft.com/office/drawing/2014/chartex" xmlns:cx1="http://schemas.microsoft.com/office/drawing/2015/9/8/chartex" xmlns:mc="http://schemas.openxmlformats.org/markup-compatibility/2006" xmlns:o="urn:schemas-microsoft-com:office:office" xmlns:r="http://schemas.openxmlformats.org/officeDocument/2006/relationships" xmlns:m="http://schemas.openxmlformats.org/officeDocument/2006/math" xmlns:v="urn:schemas-microsoft-com:vml" xmlns:wp14="http://schemas.microsoft.com/office/word/2010/wordprocessingDrawing" xmlns:wp="http://schemas.openxmlformats.org/drawingml/2006/wordprocessingDrawing" xmlns:w10="urn:schemas-microsoft-com:office:word" xmlns:w="http://schemas.openxmlformats.org/wordprocessingml/2006/main" xmlns:w14="http://schemas.microsoft.com/office/word/2010/wordml" xmlns:w15="http://schemas.microsoft.com/office/word/2012/wordml" xmlns:w16se="http://schemas.microsoft.com/office/word/2015/wordml/symex" xmlns:wpg="http://schemas.microsoft.com/office/word/2010/wordprocessingGroup" xmlns:wpi="http://schemas.microsoft.com/office/word/2010/wordprocessingInk" xmlns:wne="http://schemas.microsoft.com/office/word/2006/wordml" xmlns:wps="http://schemas.microsoft.com/office/word/2010/wordprocessingShape" mc:Ignorable="w14 w15 w16se wp14">
   <w:p>
     <w:pPr>
       <w:pStyle w:val="Pidipagina"/>
@@ -39816,7 +41049,7 @@
 </file>
 
 <file path=word/footer13.xml><?xml version="1.0" encoding="utf-8"?>
-<w:ftr xmlns:wpc="http://schemas.microsoft.com/office/word/2010/wordprocessingCanvas" xmlns:cx="http://schemas.microsoft.com/office/drawing/2014/chartex" xmlns:cx1="http://schemas.microsoft.com/office/drawing/2015/9/8/chartex" xmlns:cx2="http://schemas.microsoft.com/office/drawing/2015/10/21/chartex" xmlns:cx3="http://schemas.microsoft.com/office/drawing/2016/5/9/chartex" xmlns:cx4="http://schemas.microsoft.com/office/drawing/2016/5/10/chartex" xmlns:cx5="http://schemas.microsoft.com/office/drawing/2016/5/11/chartex" xmlns:cx6="http://schemas.microsoft.com/office/drawing/2016/5/12/chartex" xmlns:cx7="http://schemas.microsoft.com/office/drawing/2016/5/13/chartex" xmlns:cx8="http://schemas.microsoft.com/office/drawing/2016/5/14/chartex" xmlns:mc="http://schemas.openxmlformats.org/markup-compatibility/2006" xmlns:aink="http://schemas.microsoft.com/office/drawing/2016/ink" xmlns:am3d="http://schemas.microsoft.com/office/drawing/2017/model3d" xmlns:o="urn:schemas-microsoft-com:office:office" xmlns:oel="http://schemas.microsoft.com/office/2019/extlst" xmlns:r="http://schemas.openxmlformats.org/officeDocument/2006/relationships" xmlns:m="http://schemas.openxmlformats.org/officeDocument/2006/math" xmlns:v="urn:schemas-microsoft-com:vml" xmlns:wp14="http://schemas.microsoft.com/office/word/2010/wordprocessingDrawing" xmlns:wp="http://schemas.openxmlformats.org/drawingml/2006/wordprocessingDrawing" xmlns:w10="urn:schemas-microsoft-com:office:word" xmlns:w="http://schemas.openxmlformats.org/wordprocessingml/2006/main" xmlns:w14="http://schemas.microsoft.com/office/word/2010/wordml" xmlns:w15="http://schemas.microsoft.com/office/word/2012/wordml" xmlns:w16cex="http://schemas.microsoft.com/office/word/2018/wordml/cex" xmlns:w16cid="http://schemas.microsoft.com/office/word/2016/wordml/cid" xmlns:w16="http://schemas.microsoft.com/office/word/2018/wordml" xmlns:w16du="http://schemas.microsoft.com/office/word/2023/wordml/word16du" xmlns:w16sdtdh="http://schemas.microsoft.com/office/word/2020/wordml/sdtdatahash" xmlns:w16sdtfl="http://schemas.microsoft.com/office/word/2024/wordml/sdtformatlock" xmlns:w16se="http://schemas.microsoft.com/office/word/2015/wordml/symex" xmlns:wpg="http://schemas.microsoft.com/office/word/2010/wordprocessingGroup" xmlns:wpi="http://schemas.microsoft.com/office/word/2010/wordprocessingInk" xmlns:wne="http://schemas.microsoft.com/office/word/2006/wordml" xmlns:wps="http://schemas.microsoft.com/office/word/2010/wordprocessingShape" mc:Ignorable="w14 w15 w16se w16cid w16 w16cex w16sdtdh w16sdtfl w16du wp14">
+<w:ftr xmlns:wpc="http://schemas.microsoft.com/office/word/2010/wordprocessingCanvas" xmlns:cx="http://schemas.microsoft.com/office/drawing/2014/chartex" xmlns:cx1="http://schemas.microsoft.com/office/drawing/2015/9/8/chartex" xmlns:mc="http://schemas.openxmlformats.org/markup-compatibility/2006" xmlns:o="urn:schemas-microsoft-com:office:office" xmlns:r="http://schemas.openxmlformats.org/officeDocument/2006/relationships" xmlns:m="http://schemas.openxmlformats.org/officeDocument/2006/math" xmlns:v="urn:schemas-microsoft-com:vml" xmlns:wp14="http://schemas.microsoft.com/office/word/2010/wordprocessingDrawing" xmlns:wp="http://schemas.openxmlformats.org/drawingml/2006/wordprocessingDrawing" xmlns:w10="urn:schemas-microsoft-com:office:word" xmlns:w="http://schemas.openxmlformats.org/wordprocessingml/2006/main" xmlns:w14="http://schemas.microsoft.com/office/word/2010/wordml" xmlns:w15="http://schemas.microsoft.com/office/word/2012/wordml" xmlns:w16se="http://schemas.microsoft.com/office/word/2015/wordml/symex" xmlns:wpg="http://schemas.microsoft.com/office/word/2010/wordprocessingGroup" xmlns:wpi="http://schemas.microsoft.com/office/word/2010/wordprocessingInk" xmlns:wne="http://schemas.microsoft.com/office/word/2006/wordml" xmlns:wps="http://schemas.microsoft.com/office/word/2010/wordprocessingShape" mc:Ignorable="w14 w15 w16se wp14">
   <w:p>
     <w:pPr>
       <w:pStyle w:val="Pidipagina"/>
@@ -39879,7 +41112,7 @@
             </wp:anchor>
           </w:drawing>
         </mc:Choice>
-        <mc:Fallback xmlns:pic="http://schemas.openxmlformats.org/drawingml/2006/picture" xmlns:a="http://schemas.openxmlformats.org/drawingml/2006/main">
+        <mc:Fallback xmlns:a="http://schemas.openxmlformats.org/drawingml/2006/main" xmlns:pic="http://schemas.openxmlformats.org/drawingml/2006/picture" xmlns:w16sdtfl="http://schemas.microsoft.com/office/word/2024/wordml/sdtformatlock" xmlns:w16sdtdh="http://schemas.microsoft.com/office/word/2020/wordml/sdtdatahash" xmlns:w16du="http://schemas.microsoft.com/office/word/2023/wordml/word16du" xmlns:w16="http://schemas.microsoft.com/office/word/2018/wordml" xmlns:w16cid="http://schemas.microsoft.com/office/word/2016/wordml/cid" xmlns:w16cex="http://schemas.microsoft.com/office/word/2018/wordml/cex" xmlns:oel="http://schemas.microsoft.com/office/2019/extlst" xmlns:am3d="http://schemas.microsoft.com/office/drawing/2017/model3d" xmlns:aink="http://schemas.microsoft.com/office/drawing/2016/ink" xmlns:cx8="http://schemas.microsoft.com/office/drawing/2016/5/14/chartex" xmlns:cx7="http://schemas.microsoft.com/office/drawing/2016/5/13/chartex" xmlns:cx6="http://schemas.microsoft.com/office/drawing/2016/5/12/chartex" xmlns:cx5="http://schemas.microsoft.com/office/drawing/2016/5/11/chartex" xmlns:cx4="http://schemas.microsoft.com/office/drawing/2016/5/10/chartex" xmlns:cx3="http://schemas.microsoft.com/office/drawing/2016/5/9/chartex" xmlns:cx2="http://schemas.microsoft.com/office/drawing/2015/10/21/chartex">
           <w:pict w14:anchorId="6689A102">
             <v:line id="shape_0" style="position:absolute" o:allowincell="f" stroked="t" from="-4.85pt,-3.05pt" to="706.1pt,-3.05pt" wp14:anchorId="48C5BA8A">
               <v:stroke weight="19080" color="#659ed5" joinstyle="round" endcap="flat"/>
@@ -40030,7 +41263,7 @@
                                   <w:rStyle w:val="Numeropagina"/>
                                   <w:noProof/>
                                 </w:rPr>
-                                <w:t>36</w:t>
+                                <w:t>45</w:t>
                               </w:r>
                               <w:r>
                                 <w:rPr>
@@ -40058,7 +41291,7 @@
               <v:stroke joinstyle="miter"/>
               <v:path gradientshapeok="t" o:connecttype="rect"/>
             </v:shapetype>
-            <v:shape id="Cornice7" o:spid="_x0000_s1032" type="#_x0000_t202" style="position:absolute;margin-left:806.3pt;margin-top:-.25pt;width:11.45pt;height:13.8pt;z-index:251667456;visibility:visible;mso-wrap-style:square;mso-wrap-distance-left:0;mso-wrap-distance-top:0;mso-wrap-distance-right:0;mso-wrap-distance-bottom:0;mso-position-horizontal:absolute;mso-position-horizontal-relative:page;mso-position-vertical:absolute;mso-position-vertical-relative:text;v-text-anchor:top" o:gfxdata="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" o:allowincell="f" stroked="f">
+            <v:shape id="Cornice7" o:spid="_x0000_s1032" type="#_x0000_t202" style="position:absolute;margin-left:806.3pt;margin-top:-.25pt;width:11.45pt;height:13.8pt;z-index:251667456;visibility:visible;mso-wrap-style:square;mso-wrap-distance-left:0;mso-wrap-distance-top:0;mso-wrap-distance-right:0;mso-wrap-distance-bottom:0;mso-position-horizontal:absolute;mso-position-horizontal-relative:page;mso-position-vertical:absolute;mso-position-vertical-relative:text;v-text-anchor:top" o:gfxdata="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" o:allowincell="f" stroked="f">
               <v:fill opacity="0"/>
               <v:textbox style="mso-fit-shape-to-text:t" inset="0,0,0,0">
                 <w:txbxContent>
@@ -40101,7 +41334,7 @@
                             <w:rStyle w:val="Numeropagina"/>
                             <w:noProof/>
                           </w:rPr>
-                          <w:t>36</w:t>
+                          <w:t>45</w:t>
                         </w:r>
                         <w:r>
                           <w:rPr>
@@ -40130,7 +41363,7 @@
 </file>
 
 <file path=word/footer14.xml><?xml version="1.0" encoding="utf-8"?>
-<w:ftr xmlns:wpc="http://schemas.microsoft.com/office/word/2010/wordprocessingCanvas" xmlns:cx="http://schemas.microsoft.com/office/drawing/2014/chartex" xmlns:cx1="http://schemas.microsoft.com/office/drawing/2015/9/8/chartex" xmlns:cx2="http://schemas.microsoft.com/office/drawing/2015/10/21/chartex" xmlns:cx3="http://schemas.microsoft.com/office/drawing/2016/5/9/chartex" xmlns:cx4="http://schemas.microsoft.com/office/drawing/2016/5/10/chartex" xmlns:cx5="http://schemas.microsoft.com/office/drawing/2016/5/11/chartex" xmlns:cx6="http://schemas.microsoft.com/office/drawing/2016/5/12/chartex" xmlns:cx7="http://schemas.microsoft.com/office/drawing/2016/5/13/chartex" xmlns:cx8="http://schemas.microsoft.com/office/drawing/2016/5/14/chartex" xmlns:mc="http://schemas.openxmlformats.org/markup-compatibility/2006" xmlns:aink="http://schemas.microsoft.com/office/drawing/2016/ink" xmlns:am3d="http://schemas.microsoft.com/office/drawing/2017/model3d" xmlns:o="urn:schemas-microsoft-com:office:office" xmlns:oel="http://schemas.microsoft.com/office/2019/extlst" xmlns:r="http://schemas.openxmlformats.org/officeDocument/2006/relationships" xmlns:m="http://schemas.openxmlformats.org/officeDocument/2006/math" xmlns:v="urn:schemas-microsoft-com:vml" xmlns:wp14="http://schemas.microsoft.com/office/word/2010/wordprocessingDrawing" xmlns:wp="http://schemas.openxmlformats.org/drawingml/2006/wordprocessingDrawing" xmlns:w10="urn:schemas-microsoft-com:office:word" xmlns:w="http://schemas.openxmlformats.org/wordprocessingml/2006/main" xmlns:w14="http://schemas.microsoft.com/office/word/2010/wordml" xmlns:w15="http://schemas.microsoft.com/office/word/2012/wordml" xmlns:w16cex="http://schemas.microsoft.com/office/word/2018/wordml/cex" xmlns:w16cid="http://schemas.microsoft.com/office/word/2016/wordml/cid" xmlns:w16="http://schemas.microsoft.com/office/word/2018/wordml" xmlns:w16du="http://schemas.microsoft.com/office/word/2023/wordml/word16du" xmlns:w16sdtdh="http://schemas.microsoft.com/office/word/2020/wordml/sdtdatahash" xmlns:w16sdtfl="http://schemas.microsoft.com/office/word/2024/wordml/sdtformatlock" xmlns:w16se="http://schemas.microsoft.com/office/word/2015/wordml/symex" xmlns:wpg="http://schemas.microsoft.com/office/word/2010/wordprocessingGroup" xmlns:wpi="http://schemas.microsoft.com/office/word/2010/wordprocessingInk" xmlns:wne="http://schemas.microsoft.com/office/word/2006/wordml" xmlns:wps="http://schemas.microsoft.com/office/word/2010/wordprocessingShape" mc:Ignorable="w14 w15 w16se w16cid w16 w16cex w16sdtdh w16sdtfl w16du wp14">
+<w:ftr xmlns:wpc="http://schemas.microsoft.com/office/word/2010/wordprocessingCanvas" xmlns:cx="http://schemas.microsoft.com/office/drawing/2014/chartex" xmlns:cx1="http://schemas.microsoft.com/office/drawing/2015/9/8/chartex" xmlns:mc="http://schemas.openxmlformats.org/markup-compatibility/2006" xmlns:o="urn:schemas-microsoft-com:office:office" xmlns:r="http://schemas.openxmlformats.org/officeDocument/2006/relationships" xmlns:m="http://schemas.openxmlformats.org/officeDocument/2006/math" xmlns:v="urn:schemas-microsoft-com:vml" xmlns:wp14="http://schemas.microsoft.com/office/word/2010/wordprocessingDrawing" xmlns:wp="http://schemas.openxmlformats.org/drawingml/2006/wordprocessingDrawing" xmlns:w10="urn:schemas-microsoft-com:office:word" xmlns:w="http://schemas.openxmlformats.org/wordprocessingml/2006/main" xmlns:w14="http://schemas.microsoft.com/office/word/2010/wordml" xmlns:w15="http://schemas.microsoft.com/office/word/2012/wordml" xmlns:w16se="http://schemas.microsoft.com/office/word/2015/wordml/symex" xmlns:wpg="http://schemas.microsoft.com/office/word/2010/wordprocessingGroup" xmlns:wpi="http://schemas.microsoft.com/office/word/2010/wordprocessingInk" xmlns:wne="http://schemas.microsoft.com/office/word/2006/wordml" xmlns:wps="http://schemas.microsoft.com/office/word/2010/wordprocessingShape" mc:Ignorable="w14 w15 w16se wp14">
   <w:p>
     <w:pPr>
       <w:pStyle w:val="Pidipagina"/>
@@ -40193,7 +41426,7 @@
             </wp:anchor>
           </w:drawing>
         </mc:Choice>
-        <mc:Fallback xmlns:pic="http://schemas.openxmlformats.org/drawingml/2006/picture" xmlns:a="http://schemas.openxmlformats.org/drawingml/2006/main">
+        <mc:Fallback xmlns:a="http://schemas.openxmlformats.org/drawingml/2006/main" xmlns:pic="http://schemas.openxmlformats.org/drawingml/2006/picture" xmlns:w16sdtfl="http://schemas.microsoft.com/office/word/2024/wordml/sdtformatlock" xmlns:w16sdtdh="http://schemas.microsoft.com/office/word/2020/wordml/sdtdatahash" xmlns:w16du="http://schemas.microsoft.com/office/word/2023/wordml/word16du" xmlns:w16="http://schemas.microsoft.com/office/word/2018/wordml" xmlns:w16cid="http://schemas.microsoft.com/office/word/2016/wordml/cid" xmlns:w16cex="http://schemas.microsoft.com/office/word/2018/wordml/cex" xmlns:oel="http://schemas.microsoft.com/office/2019/extlst" xmlns:am3d="http://schemas.microsoft.com/office/drawing/2017/model3d" xmlns:aink="http://schemas.microsoft.com/office/drawing/2016/ink" xmlns:cx8="http://schemas.microsoft.com/office/drawing/2016/5/14/chartex" xmlns:cx7="http://schemas.microsoft.com/office/drawing/2016/5/13/chartex" xmlns:cx6="http://schemas.microsoft.com/office/drawing/2016/5/12/chartex" xmlns:cx5="http://schemas.microsoft.com/office/drawing/2016/5/11/chartex" xmlns:cx4="http://schemas.microsoft.com/office/drawing/2016/5/10/chartex" xmlns:cx3="http://schemas.microsoft.com/office/drawing/2016/5/9/chartex" xmlns:cx2="http://schemas.microsoft.com/office/drawing/2015/10/21/chartex">
           <w:pict w14:anchorId="1F16A622">
             <v:line id="shape_0" style="position:absolute" o:allowincell="f" stroked="t" from="-4.85pt,-3.05pt" to="706.1pt,-3.05pt" wp14:anchorId="48C5BA8A">
               <v:stroke weight="19080" color="#659ed5" joinstyle="round" endcap="flat"/>
@@ -40371,7 +41604,7 @@
               <v:stroke joinstyle="miter"/>
               <v:path gradientshapeok="t" o:connecttype="rect"/>
             </v:shapetype>
-            <v:shape id="_x0000_s1033" type="#_x0000_t202" style="position:absolute;margin-left:806.3pt;margin-top:-.25pt;width:11.45pt;height:13.8pt;z-index:251668480;visibility:visible;mso-wrap-style:square;mso-wrap-distance-left:0;mso-wrap-distance-top:0;mso-wrap-distance-right:0;mso-wrap-distance-bottom:0;mso-position-horizontal:absolute;mso-position-horizontal-relative:page;mso-position-vertical:absolute;mso-position-vertical-relative:text;v-text-anchor:top" o:gfxdata="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" o:allowincell="f" stroked="f">
+            <v:shape id="_x0000_s1033" type="#_x0000_t202" style="position:absolute;margin-left:806.3pt;margin-top:-.25pt;width:11.45pt;height:13.8pt;z-index:251668480;visibility:visible;mso-wrap-style:square;mso-wrap-distance-left:0;mso-wrap-distance-top:0;mso-wrap-distance-right:0;mso-wrap-distance-bottom:0;mso-position-horizontal:absolute;mso-position-horizontal-relative:page;mso-position-vertical:absolute;mso-position-vertical-relative:text;v-text-anchor:top" o:gfxdata="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" o:allowincell="f" stroked="f">
               <v:fill opacity="0"/>
               <v:textbox style="mso-fit-shape-to-text:t" inset="0,0,0,0">
                 <w:txbxContent>
@@ -40442,7 +41675,7 @@
 </file>
 
 <file path=word/footer2.xml><?xml version="1.0" encoding="utf-8"?>
-<w:ftr xmlns:wpc="http://schemas.microsoft.com/office/word/2010/wordprocessingCanvas" xmlns:cx="http://schemas.microsoft.com/office/drawing/2014/chartex" xmlns:cx1="http://schemas.microsoft.com/office/drawing/2015/9/8/chartex" xmlns:cx2="http://schemas.microsoft.com/office/drawing/2015/10/21/chartex" xmlns:cx3="http://schemas.microsoft.com/office/drawing/2016/5/9/chartex" xmlns:cx4="http://schemas.microsoft.com/office/drawing/2016/5/10/chartex" xmlns:cx5="http://schemas.microsoft.com/office/drawing/2016/5/11/chartex" xmlns:cx6="http://schemas.microsoft.com/office/drawing/2016/5/12/chartex" xmlns:cx7="http://schemas.microsoft.com/office/drawing/2016/5/13/chartex" xmlns:cx8="http://schemas.microsoft.com/office/drawing/2016/5/14/chartex" xmlns:mc="http://schemas.openxmlformats.org/markup-compatibility/2006" xmlns:aink="http://schemas.microsoft.com/office/drawing/2016/ink" xmlns:am3d="http://schemas.microsoft.com/office/drawing/2017/model3d" xmlns:o="urn:schemas-microsoft-com:office:office" xmlns:oel="http://schemas.microsoft.com/office/2019/extlst" xmlns:r="http://schemas.openxmlformats.org/officeDocument/2006/relationships" xmlns:m="http://schemas.openxmlformats.org/officeDocument/2006/math" xmlns:v="urn:schemas-microsoft-com:vml" xmlns:wp14="http://schemas.microsoft.com/office/word/2010/wordprocessingDrawing" xmlns:wp="http://schemas.openxmlformats.org/drawingml/2006/wordprocessingDrawing" xmlns:w10="urn:schemas-microsoft-com:office:word" xmlns:w="http://schemas.openxmlformats.org/wordprocessingml/2006/main" xmlns:w14="http://schemas.microsoft.com/office/word/2010/wordml" xmlns:w15="http://schemas.microsoft.com/office/word/2012/wordml" xmlns:w16cex="http://schemas.microsoft.com/office/word/2018/wordml/cex" xmlns:w16cid="http://schemas.microsoft.com/office/word/2016/wordml/cid" xmlns:w16="http://schemas.microsoft.com/office/word/2018/wordml" xmlns:w16du="http://schemas.microsoft.com/office/word/2023/wordml/word16du" xmlns:w16sdtdh="http://schemas.microsoft.com/office/word/2020/wordml/sdtdatahash" xmlns:w16sdtfl="http://schemas.microsoft.com/office/word/2024/wordml/sdtformatlock" xmlns:w16se="http://schemas.microsoft.com/office/word/2015/wordml/symex" xmlns:wpg="http://schemas.microsoft.com/office/word/2010/wordprocessingGroup" xmlns:wpi="http://schemas.microsoft.com/office/word/2010/wordprocessingInk" xmlns:wne="http://schemas.microsoft.com/office/word/2006/wordml" xmlns:wps="http://schemas.microsoft.com/office/word/2010/wordprocessingShape" mc:Ignorable="w14 w15 w16se w16cid w16 w16cex w16sdtdh w16sdtfl w16du wp14">
+<w:ftr xmlns:wpc="http://schemas.microsoft.com/office/word/2010/wordprocessingCanvas" xmlns:cx="http://schemas.microsoft.com/office/drawing/2014/chartex" xmlns:cx1="http://schemas.microsoft.com/office/drawing/2015/9/8/chartex" xmlns:mc="http://schemas.openxmlformats.org/markup-compatibility/2006" xmlns:o="urn:schemas-microsoft-com:office:office" xmlns:r="http://schemas.openxmlformats.org/officeDocument/2006/relationships" xmlns:m="http://schemas.openxmlformats.org/officeDocument/2006/math" xmlns:v="urn:schemas-microsoft-com:vml" xmlns:wp14="http://schemas.microsoft.com/office/word/2010/wordprocessingDrawing" xmlns:wp="http://schemas.openxmlformats.org/drawingml/2006/wordprocessingDrawing" xmlns:w10="urn:schemas-microsoft-com:office:word" xmlns:w="http://schemas.openxmlformats.org/wordprocessingml/2006/main" xmlns:w14="http://schemas.microsoft.com/office/word/2010/wordml" xmlns:w15="http://schemas.microsoft.com/office/word/2012/wordml" xmlns:w16se="http://schemas.microsoft.com/office/word/2015/wordml/symex" xmlns:wpg="http://schemas.microsoft.com/office/word/2010/wordprocessingGroup" xmlns:wpi="http://schemas.microsoft.com/office/word/2010/wordprocessingInk" xmlns:wne="http://schemas.microsoft.com/office/word/2006/wordml" xmlns:wps="http://schemas.microsoft.com/office/word/2010/wordprocessingShape" mc:Ignorable="w14 w15 w16se wp14">
   <w:p>
     <w:pPr>
       <w:pStyle w:val="Pidipagina"/>
@@ -40506,7 +41739,7 @@
             </wp:anchor>
           </w:drawing>
         </mc:Choice>
-        <mc:Fallback xmlns:pic="http://schemas.openxmlformats.org/drawingml/2006/picture" xmlns:a="http://schemas.openxmlformats.org/drawingml/2006/main">
+        <mc:Fallback xmlns:a="http://schemas.openxmlformats.org/drawingml/2006/main" xmlns:pic="http://schemas.openxmlformats.org/drawingml/2006/picture" xmlns:w16sdtfl="http://schemas.microsoft.com/office/word/2024/wordml/sdtformatlock" xmlns:w16sdtdh="http://schemas.microsoft.com/office/word/2020/wordml/sdtdatahash" xmlns:w16du="http://schemas.microsoft.com/office/word/2023/wordml/word16du" xmlns:w16="http://schemas.microsoft.com/office/word/2018/wordml" xmlns:w16cid="http://schemas.microsoft.com/office/word/2016/wordml/cid" xmlns:w16cex="http://schemas.microsoft.com/office/word/2018/wordml/cex" xmlns:oel="http://schemas.microsoft.com/office/2019/extlst" xmlns:am3d="http://schemas.microsoft.com/office/drawing/2017/model3d" xmlns:aink="http://schemas.microsoft.com/office/drawing/2016/ink" xmlns:cx8="http://schemas.microsoft.com/office/drawing/2016/5/14/chartex" xmlns:cx7="http://schemas.microsoft.com/office/drawing/2016/5/13/chartex" xmlns:cx6="http://schemas.microsoft.com/office/drawing/2016/5/12/chartex" xmlns:cx5="http://schemas.microsoft.com/office/drawing/2016/5/11/chartex" xmlns:cx4="http://schemas.microsoft.com/office/drawing/2016/5/10/chartex" xmlns:cx3="http://schemas.microsoft.com/office/drawing/2016/5/9/chartex" xmlns:cx2="http://schemas.microsoft.com/office/drawing/2015/10/21/chartex">
           <w:pict w14:anchorId="3AA83756">
             <v:line id="shape_0" style="position:absolute" o:allowincell="f" stroked="t" from="-4.5pt,-2.35pt" to="483.6pt,-2.35pt" wp14:anchorId="07B71F51">
               <v:stroke weight="19080" color="#659ed5" joinstyle="round" endcap="flat"/>
@@ -40561,7 +41794,7 @@
 </file>
 
 <file path=word/footer3.xml><?xml version="1.0" encoding="utf-8"?>
-<w:ftr xmlns:wpc="http://schemas.microsoft.com/office/word/2010/wordprocessingCanvas" xmlns:cx="http://schemas.microsoft.com/office/drawing/2014/chartex" xmlns:cx1="http://schemas.microsoft.com/office/drawing/2015/9/8/chartex" xmlns:cx2="http://schemas.microsoft.com/office/drawing/2015/10/21/chartex" xmlns:cx3="http://schemas.microsoft.com/office/drawing/2016/5/9/chartex" xmlns:cx4="http://schemas.microsoft.com/office/drawing/2016/5/10/chartex" xmlns:cx5="http://schemas.microsoft.com/office/drawing/2016/5/11/chartex" xmlns:cx6="http://schemas.microsoft.com/office/drawing/2016/5/12/chartex" xmlns:cx7="http://schemas.microsoft.com/office/drawing/2016/5/13/chartex" xmlns:cx8="http://schemas.microsoft.com/office/drawing/2016/5/14/chartex" xmlns:mc="http://schemas.openxmlformats.org/markup-compatibility/2006" xmlns:aink="http://schemas.microsoft.com/office/drawing/2016/ink" xmlns:am3d="http://schemas.microsoft.com/office/drawing/2017/model3d" xmlns:o="urn:schemas-microsoft-com:office:office" xmlns:oel="http://schemas.microsoft.com/office/2019/extlst" xmlns:r="http://schemas.openxmlformats.org/officeDocument/2006/relationships" xmlns:m="http://schemas.openxmlformats.org/officeDocument/2006/math" xmlns:v="urn:schemas-microsoft-com:vml" xmlns:wp14="http://schemas.microsoft.com/office/word/2010/wordprocessingDrawing" xmlns:wp="http://schemas.openxmlformats.org/drawingml/2006/wordprocessingDrawing" xmlns:w10="urn:schemas-microsoft-com:office:word" xmlns:w="http://schemas.openxmlformats.org/wordprocessingml/2006/main" xmlns:w14="http://schemas.microsoft.com/office/word/2010/wordml" xmlns:w15="http://schemas.microsoft.com/office/word/2012/wordml" xmlns:w16cex="http://schemas.microsoft.com/office/word/2018/wordml/cex" xmlns:w16cid="http://schemas.microsoft.com/office/word/2016/wordml/cid" xmlns:w16="http://schemas.microsoft.com/office/word/2018/wordml" xmlns:w16du="http://schemas.microsoft.com/office/word/2023/wordml/word16du" xmlns:w16sdtdh="http://schemas.microsoft.com/office/word/2020/wordml/sdtdatahash" xmlns:w16sdtfl="http://schemas.microsoft.com/office/word/2024/wordml/sdtformatlock" xmlns:w16se="http://schemas.microsoft.com/office/word/2015/wordml/symex" xmlns:wpg="http://schemas.microsoft.com/office/word/2010/wordprocessingGroup" xmlns:wpi="http://schemas.microsoft.com/office/word/2010/wordprocessingInk" xmlns:wne="http://schemas.microsoft.com/office/word/2006/wordml" xmlns:wps="http://schemas.microsoft.com/office/word/2010/wordprocessingShape" mc:Ignorable="w14 w15 w16se w16cid w16 w16cex w16sdtdh w16sdtfl w16du wp14">
+<w:ftr xmlns:wpc="http://schemas.microsoft.com/office/word/2010/wordprocessingCanvas" xmlns:cx="http://schemas.microsoft.com/office/drawing/2014/chartex" xmlns:cx1="http://schemas.microsoft.com/office/drawing/2015/9/8/chartex" xmlns:mc="http://schemas.openxmlformats.org/markup-compatibility/2006" xmlns:o="urn:schemas-microsoft-com:office:office" xmlns:r="http://schemas.openxmlformats.org/officeDocument/2006/relationships" xmlns:m="http://schemas.openxmlformats.org/officeDocument/2006/math" xmlns:v="urn:schemas-microsoft-com:vml" xmlns:wp14="http://schemas.microsoft.com/office/word/2010/wordprocessingDrawing" xmlns:wp="http://schemas.openxmlformats.org/drawingml/2006/wordprocessingDrawing" xmlns:w10="urn:schemas-microsoft-com:office:word" xmlns:w="http://schemas.openxmlformats.org/wordprocessingml/2006/main" xmlns:w14="http://schemas.microsoft.com/office/word/2010/wordml" xmlns:w15="http://schemas.microsoft.com/office/word/2012/wordml" xmlns:w16se="http://schemas.microsoft.com/office/word/2015/wordml/symex" xmlns:wpg="http://schemas.microsoft.com/office/word/2010/wordprocessingGroup" xmlns:wpi="http://schemas.microsoft.com/office/word/2010/wordprocessingInk" xmlns:wne="http://schemas.microsoft.com/office/word/2006/wordml" xmlns:wps="http://schemas.microsoft.com/office/word/2010/wordprocessingShape" mc:Ignorable="w14 w15 w16se wp14">
   <w:p>
     <w:pPr>
       <w:pStyle w:val="Pidipagina"/>
@@ -40625,7 +41858,7 @@
             </wp:anchor>
           </w:drawing>
         </mc:Choice>
-        <mc:Fallback xmlns:pic="http://schemas.openxmlformats.org/drawingml/2006/picture" xmlns:a="http://schemas.openxmlformats.org/drawingml/2006/main">
+        <mc:Fallback xmlns:a="http://schemas.openxmlformats.org/drawingml/2006/main" xmlns:pic="http://schemas.openxmlformats.org/drawingml/2006/picture" xmlns:w16sdtfl="http://schemas.microsoft.com/office/word/2024/wordml/sdtformatlock" xmlns:w16sdtdh="http://schemas.microsoft.com/office/word/2020/wordml/sdtdatahash" xmlns:w16du="http://schemas.microsoft.com/office/word/2023/wordml/word16du" xmlns:w16="http://schemas.microsoft.com/office/word/2018/wordml" xmlns:w16cid="http://schemas.microsoft.com/office/word/2016/wordml/cid" xmlns:w16cex="http://schemas.microsoft.com/office/word/2018/wordml/cex" xmlns:oel="http://schemas.microsoft.com/office/2019/extlst" xmlns:am3d="http://schemas.microsoft.com/office/drawing/2017/model3d" xmlns:aink="http://schemas.microsoft.com/office/drawing/2016/ink" xmlns:cx8="http://schemas.microsoft.com/office/drawing/2016/5/14/chartex" xmlns:cx7="http://schemas.microsoft.com/office/drawing/2016/5/13/chartex" xmlns:cx6="http://schemas.microsoft.com/office/drawing/2016/5/12/chartex" xmlns:cx5="http://schemas.microsoft.com/office/drawing/2016/5/11/chartex" xmlns:cx4="http://schemas.microsoft.com/office/drawing/2016/5/10/chartex" xmlns:cx3="http://schemas.microsoft.com/office/drawing/2016/5/9/chartex" xmlns:cx2="http://schemas.microsoft.com/office/drawing/2015/10/21/chartex">
           <w:pict w14:anchorId="076FEA23">
             <v:line id="shape_0" style="position:absolute" o:allowincell="f" stroked="t" from="-4.5pt,-2.35pt" to="483.6pt,-2.35pt" wp14:anchorId="07B71F51">
               <v:stroke weight="19080" color="#659ed5" joinstyle="round" endcap="flat"/>
@@ -40680,7 +41913,7 @@
 </file>
 
 <file path=word/footer4.xml><?xml version="1.0" encoding="utf-8"?>
-<w:ftr xmlns:wpc="http://schemas.microsoft.com/office/word/2010/wordprocessingCanvas" xmlns:cx="http://schemas.microsoft.com/office/drawing/2014/chartex" xmlns:cx1="http://schemas.microsoft.com/office/drawing/2015/9/8/chartex" xmlns:cx2="http://schemas.microsoft.com/office/drawing/2015/10/21/chartex" xmlns:cx3="http://schemas.microsoft.com/office/drawing/2016/5/9/chartex" xmlns:cx4="http://schemas.microsoft.com/office/drawing/2016/5/10/chartex" xmlns:cx5="http://schemas.microsoft.com/office/drawing/2016/5/11/chartex" xmlns:cx6="http://schemas.microsoft.com/office/drawing/2016/5/12/chartex" xmlns:cx7="http://schemas.microsoft.com/office/drawing/2016/5/13/chartex" xmlns:cx8="http://schemas.microsoft.com/office/drawing/2016/5/14/chartex" xmlns:mc="http://schemas.openxmlformats.org/markup-compatibility/2006" xmlns:aink="http://schemas.microsoft.com/office/drawing/2016/ink" xmlns:am3d="http://schemas.microsoft.com/office/drawing/2017/model3d" xmlns:o="urn:schemas-microsoft-com:office:office" xmlns:oel="http://schemas.microsoft.com/office/2019/extlst" xmlns:r="http://schemas.openxmlformats.org/officeDocument/2006/relationships" xmlns:m="http://schemas.openxmlformats.org/officeDocument/2006/math" xmlns:v="urn:schemas-microsoft-com:vml" xmlns:wp14="http://schemas.microsoft.com/office/word/2010/wordprocessingDrawing" xmlns:wp="http://schemas.openxmlformats.org/drawingml/2006/wordprocessingDrawing" xmlns:w10="urn:schemas-microsoft-com:office:word" xmlns:w="http://schemas.openxmlformats.org/wordprocessingml/2006/main" xmlns:w14="http://schemas.microsoft.com/office/word/2010/wordml" xmlns:w15="http://schemas.microsoft.com/office/word/2012/wordml" xmlns:w16cex="http://schemas.microsoft.com/office/word/2018/wordml/cex" xmlns:w16cid="http://schemas.microsoft.com/office/word/2016/wordml/cid" xmlns:w16="http://schemas.microsoft.com/office/word/2018/wordml" xmlns:w16du="http://schemas.microsoft.com/office/word/2023/wordml/word16du" xmlns:w16sdtdh="http://schemas.microsoft.com/office/word/2020/wordml/sdtdatahash" xmlns:w16sdtfl="http://schemas.microsoft.com/office/word/2024/wordml/sdtformatlock" xmlns:w16se="http://schemas.microsoft.com/office/word/2015/wordml/symex" xmlns:wpg="http://schemas.microsoft.com/office/word/2010/wordprocessingGroup" xmlns:wpi="http://schemas.microsoft.com/office/word/2010/wordprocessingInk" xmlns:wne="http://schemas.microsoft.com/office/word/2006/wordml" xmlns:wps="http://schemas.microsoft.com/office/word/2010/wordprocessingShape" mc:Ignorable="w14 w15 w16se w16cid w16 w16cex w16sdtdh w16sdtfl w16du wp14">
+<w:ftr xmlns:wpc="http://schemas.microsoft.com/office/word/2010/wordprocessingCanvas" xmlns:cx="http://schemas.microsoft.com/office/drawing/2014/chartex" xmlns:cx1="http://schemas.microsoft.com/office/drawing/2015/9/8/chartex" xmlns:mc="http://schemas.openxmlformats.org/markup-compatibility/2006" xmlns:o="urn:schemas-microsoft-com:office:office" xmlns:r="http://schemas.openxmlformats.org/officeDocument/2006/relationships" xmlns:m="http://schemas.openxmlformats.org/officeDocument/2006/math" xmlns:v="urn:schemas-microsoft-com:vml" xmlns:wp14="http://schemas.microsoft.com/office/word/2010/wordprocessingDrawing" xmlns:wp="http://schemas.openxmlformats.org/drawingml/2006/wordprocessingDrawing" xmlns:w10="urn:schemas-microsoft-com:office:word" xmlns:w="http://schemas.openxmlformats.org/wordprocessingml/2006/main" xmlns:w14="http://schemas.microsoft.com/office/word/2010/wordml" xmlns:w15="http://schemas.microsoft.com/office/word/2012/wordml" xmlns:w16se="http://schemas.microsoft.com/office/word/2015/wordml/symex" xmlns:wpg="http://schemas.microsoft.com/office/word/2010/wordprocessingGroup" xmlns:wpi="http://schemas.microsoft.com/office/word/2010/wordprocessingInk" xmlns:wne="http://schemas.microsoft.com/office/word/2006/wordml" xmlns:wps="http://schemas.microsoft.com/office/word/2010/wordprocessingShape" mc:Ignorable="w14 w15 w16se wp14">
   <w:p>
     <w:pPr>
       <w:pStyle w:val="Pidipagina"/>
@@ -40690,7 +41923,7 @@
 </file>
 
 <file path=word/footer5.xml><?xml version="1.0" encoding="utf-8"?>
-<w:ftr xmlns:wpc="http://schemas.microsoft.com/office/word/2010/wordprocessingCanvas" xmlns:cx="http://schemas.microsoft.com/office/drawing/2014/chartex" xmlns:cx1="http://schemas.microsoft.com/office/drawing/2015/9/8/chartex" xmlns:cx2="http://schemas.microsoft.com/office/drawing/2015/10/21/chartex" xmlns:cx3="http://schemas.microsoft.com/office/drawing/2016/5/9/chartex" xmlns:cx4="http://schemas.microsoft.com/office/drawing/2016/5/10/chartex" xmlns:cx5="http://schemas.microsoft.com/office/drawing/2016/5/11/chartex" xmlns:cx6="http://schemas.microsoft.com/office/drawing/2016/5/12/chartex" xmlns:cx7="http://schemas.microsoft.com/office/drawing/2016/5/13/chartex" xmlns:cx8="http://schemas.microsoft.com/office/drawing/2016/5/14/chartex" xmlns:mc="http://schemas.openxmlformats.org/markup-compatibility/2006" xmlns:aink="http://schemas.microsoft.com/office/drawing/2016/ink" xmlns:am3d="http://schemas.microsoft.com/office/drawing/2017/model3d" xmlns:o="urn:schemas-microsoft-com:office:office" xmlns:oel="http://schemas.microsoft.com/office/2019/extlst" xmlns:r="http://schemas.openxmlformats.org/officeDocument/2006/relationships" xmlns:m="http://schemas.openxmlformats.org/officeDocument/2006/math" xmlns:v="urn:schemas-microsoft-com:vml" xmlns:wp14="http://schemas.microsoft.com/office/word/2010/wordprocessingDrawing" xmlns:wp="http://schemas.openxmlformats.org/drawingml/2006/wordprocessingDrawing" xmlns:w10="urn:schemas-microsoft-com:office:word" xmlns:w="http://schemas.openxmlformats.org/wordprocessingml/2006/main" xmlns:w14="http://schemas.microsoft.com/office/word/2010/wordml" xmlns:w15="http://schemas.microsoft.com/office/word/2012/wordml" xmlns:w16cex="http://schemas.microsoft.com/office/word/2018/wordml/cex" xmlns:w16cid="http://schemas.microsoft.com/office/word/2016/wordml/cid" xmlns:w16="http://schemas.microsoft.com/office/word/2018/wordml" xmlns:w16du="http://schemas.microsoft.com/office/word/2023/wordml/word16du" xmlns:w16sdtdh="http://schemas.microsoft.com/office/word/2020/wordml/sdtdatahash" xmlns:w16sdtfl="http://schemas.microsoft.com/office/word/2024/wordml/sdtformatlock" xmlns:w16se="http://schemas.microsoft.com/office/word/2015/wordml/symex" xmlns:wpg="http://schemas.microsoft.com/office/word/2010/wordprocessingGroup" xmlns:wpi="http://schemas.microsoft.com/office/word/2010/wordprocessingInk" xmlns:wne="http://schemas.microsoft.com/office/word/2006/wordml" xmlns:wps="http://schemas.microsoft.com/office/word/2010/wordprocessingShape" mc:Ignorable="w14 w15 w16se w16cid w16 w16cex w16sdtdh w16sdtfl w16du wp14">
+<w:ftr xmlns:wpc="http://schemas.microsoft.com/office/word/2010/wordprocessingCanvas" xmlns:cx="http://schemas.microsoft.com/office/drawing/2014/chartex" xmlns:cx1="http://schemas.microsoft.com/office/drawing/2015/9/8/chartex" xmlns:mc="http://schemas.openxmlformats.org/markup-compatibility/2006" xmlns:o="urn:schemas-microsoft-com:office:office" xmlns:r="http://schemas.openxmlformats.org/officeDocument/2006/relationships" xmlns:m="http://schemas.openxmlformats.org/officeDocument/2006/math" xmlns:v="urn:schemas-microsoft-com:vml" xmlns:wp14="http://schemas.microsoft.com/office/word/2010/wordprocessingDrawing" xmlns:wp="http://schemas.openxmlformats.org/drawingml/2006/wordprocessingDrawing" xmlns:w10="urn:schemas-microsoft-com:office:word" xmlns:w="http://schemas.openxmlformats.org/wordprocessingml/2006/main" xmlns:w14="http://schemas.microsoft.com/office/word/2010/wordml" xmlns:w15="http://schemas.microsoft.com/office/word/2012/wordml" xmlns:w16se="http://schemas.microsoft.com/office/word/2015/wordml/symex" xmlns:wpg="http://schemas.microsoft.com/office/word/2010/wordprocessingGroup" xmlns:wpi="http://schemas.microsoft.com/office/word/2010/wordprocessingInk" xmlns:wne="http://schemas.microsoft.com/office/word/2006/wordml" xmlns:wps="http://schemas.microsoft.com/office/word/2010/wordprocessingShape" mc:Ignorable="w14 w15 w16se wp14">
   <w:p>
     <w:pPr>
       <w:pStyle w:val="Pidipagina"/>
@@ -40753,7 +41986,7 @@
             </wp:anchor>
           </w:drawing>
         </mc:Choice>
-        <mc:Fallback xmlns:pic="http://schemas.openxmlformats.org/drawingml/2006/picture" xmlns:a="http://schemas.openxmlformats.org/drawingml/2006/main">
+        <mc:Fallback xmlns:a="http://schemas.openxmlformats.org/drawingml/2006/main" xmlns:pic="http://schemas.openxmlformats.org/drawingml/2006/picture" xmlns:w16sdtfl="http://schemas.microsoft.com/office/word/2024/wordml/sdtformatlock" xmlns:w16sdtdh="http://schemas.microsoft.com/office/word/2020/wordml/sdtdatahash" xmlns:w16du="http://schemas.microsoft.com/office/word/2023/wordml/word16du" xmlns:w16="http://schemas.microsoft.com/office/word/2018/wordml" xmlns:w16cid="http://schemas.microsoft.com/office/word/2016/wordml/cid" xmlns:w16cex="http://schemas.microsoft.com/office/word/2018/wordml/cex" xmlns:oel="http://schemas.microsoft.com/office/2019/extlst" xmlns:am3d="http://schemas.microsoft.com/office/drawing/2017/model3d" xmlns:aink="http://schemas.microsoft.com/office/drawing/2016/ink" xmlns:cx8="http://schemas.microsoft.com/office/drawing/2016/5/14/chartex" xmlns:cx7="http://schemas.microsoft.com/office/drawing/2016/5/13/chartex" xmlns:cx6="http://schemas.microsoft.com/office/drawing/2016/5/12/chartex" xmlns:cx5="http://schemas.microsoft.com/office/drawing/2016/5/11/chartex" xmlns:cx4="http://schemas.microsoft.com/office/drawing/2016/5/10/chartex" xmlns:cx3="http://schemas.microsoft.com/office/drawing/2016/5/9/chartex" xmlns:cx2="http://schemas.microsoft.com/office/drawing/2015/10/21/chartex">
           <w:pict w14:anchorId="488B45B5">
             <v:line id="shape_0" style="position:absolute" o:allowincell="f" stroked="t" from="-4.6pt,-3.3pt" to="485.9pt,-3.3pt" wp14:anchorId="00FEA600">
               <v:stroke weight="19080" color="#659ed5" joinstyle="round" endcap="flat"/>
@@ -40933,7 +42166,7 @@
               <v:stroke joinstyle="miter"/>
               <v:path gradientshapeok="t" o:connecttype="rect"/>
             </v:shapetype>
-            <v:shape id="Cornice2" o:spid="_x0000_s1027" type="#_x0000_t202" style="position:absolute;margin-left:563.05pt;margin-top:.35pt;width:10.05pt;height:13.8pt;z-index:251662336;visibility:visible;mso-wrap-style:square;mso-wrap-distance-left:0;mso-wrap-distance-top:0;mso-wrap-distance-right:0;mso-wrap-distance-bottom:0;mso-position-horizontal:absolute;mso-position-horizontal-relative:page;mso-position-vertical:absolute;mso-position-vertical-relative:text;v-text-anchor:top" o:gfxdata="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" o:allowincell="f" stroked="f">
+            <v:shape id="Cornice2" o:spid="_x0000_s1027" type="#_x0000_t202" style="position:absolute;margin-left:563.05pt;margin-top:.35pt;width:10.05pt;height:13.8pt;z-index:251662336;visibility:visible;mso-wrap-style:square;mso-wrap-distance-left:0;mso-wrap-distance-top:0;mso-wrap-distance-right:0;mso-wrap-distance-bottom:0;mso-position-horizontal:absolute;mso-position-horizontal-relative:page;mso-position-vertical:absolute;mso-position-vertical-relative:text;v-text-anchor:top" o:gfxdata="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" o:allowincell="f" stroked="f">
               <v:fill opacity="0"/>
               <v:textbox style="mso-fit-shape-to-text:t" inset="0,0,0,0">
                 <w:txbxContent>
@@ -41000,7 +42233,7 @@
 </file>
 
 <file path=word/footer6.xml><?xml version="1.0" encoding="utf-8"?>
-<w:ftr xmlns:wpc="http://schemas.microsoft.com/office/word/2010/wordprocessingCanvas" xmlns:cx="http://schemas.microsoft.com/office/drawing/2014/chartex" xmlns:cx1="http://schemas.microsoft.com/office/drawing/2015/9/8/chartex" xmlns:cx2="http://schemas.microsoft.com/office/drawing/2015/10/21/chartex" xmlns:cx3="http://schemas.microsoft.com/office/drawing/2016/5/9/chartex" xmlns:cx4="http://schemas.microsoft.com/office/drawing/2016/5/10/chartex" xmlns:cx5="http://schemas.microsoft.com/office/drawing/2016/5/11/chartex" xmlns:cx6="http://schemas.microsoft.com/office/drawing/2016/5/12/chartex" xmlns:cx7="http://schemas.microsoft.com/office/drawing/2016/5/13/chartex" xmlns:cx8="http://schemas.microsoft.com/office/drawing/2016/5/14/chartex" xmlns:mc="http://schemas.openxmlformats.org/markup-compatibility/2006" xmlns:aink="http://schemas.microsoft.com/office/drawing/2016/ink" xmlns:am3d="http://schemas.microsoft.com/office/drawing/2017/model3d" xmlns:o="urn:schemas-microsoft-com:office:office" xmlns:oel="http://schemas.microsoft.com/office/2019/extlst" xmlns:r="http://schemas.openxmlformats.org/officeDocument/2006/relationships" xmlns:m="http://schemas.openxmlformats.org/officeDocument/2006/math" xmlns:v="urn:schemas-microsoft-com:vml" xmlns:wp14="http://schemas.microsoft.com/office/word/2010/wordprocessingDrawing" xmlns:wp="http://schemas.openxmlformats.org/drawingml/2006/wordprocessingDrawing" xmlns:w10="urn:schemas-microsoft-com:office:word" xmlns:w="http://schemas.openxmlformats.org/wordprocessingml/2006/main" xmlns:w14="http://schemas.microsoft.com/office/word/2010/wordml" xmlns:w15="http://schemas.microsoft.com/office/word/2012/wordml" xmlns:w16cex="http://schemas.microsoft.com/office/word/2018/wordml/cex" xmlns:w16cid="http://schemas.microsoft.com/office/word/2016/wordml/cid" xmlns:w16="http://schemas.microsoft.com/office/word/2018/wordml" xmlns:w16du="http://schemas.microsoft.com/office/word/2023/wordml/word16du" xmlns:w16sdtdh="http://schemas.microsoft.com/office/word/2020/wordml/sdtdatahash" xmlns:w16sdtfl="http://schemas.microsoft.com/office/word/2024/wordml/sdtformatlock" xmlns:w16se="http://schemas.microsoft.com/office/word/2015/wordml/symex" xmlns:wpg="http://schemas.microsoft.com/office/word/2010/wordprocessingGroup" xmlns:wpi="http://schemas.microsoft.com/office/word/2010/wordprocessingInk" xmlns:wne="http://schemas.microsoft.com/office/word/2006/wordml" xmlns:wps="http://schemas.microsoft.com/office/word/2010/wordprocessingShape" mc:Ignorable="w14 w15 w16se w16cid w16 w16cex w16sdtdh w16sdtfl w16du wp14">
+<w:ftr xmlns:wpc="http://schemas.microsoft.com/office/word/2010/wordprocessingCanvas" xmlns:cx="http://schemas.microsoft.com/office/drawing/2014/chartex" xmlns:cx1="http://schemas.microsoft.com/office/drawing/2015/9/8/chartex" xmlns:mc="http://schemas.openxmlformats.org/markup-compatibility/2006" xmlns:o="urn:schemas-microsoft-com:office:office" xmlns:r="http://schemas.openxmlformats.org/officeDocument/2006/relationships" xmlns:m="http://schemas.openxmlformats.org/officeDocument/2006/math" xmlns:v="urn:schemas-microsoft-com:vml" xmlns:wp14="http://schemas.microsoft.com/office/word/2010/wordprocessingDrawing" xmlns:wp="http://schemas.openxmlformats.org/drawingml/2006/wordprocessingDrawing" xmlns:w10="urn:schemas-microsoft-com:office:word" xmlns:w="http://schemas.openxmlformats.org/wordprocessingml/2006/main" xmlns:w14="http://schemas.microsoft.com/office/word/2010/wordml" xmlns:w15="http://schemas.microsoft.com/office/word/2012/wordml" xmlns:w16se="http://schemas.microsoft.com/office/word/2015/wordml/symex" xmlns:wpg="http://schemas.microsoft.com/office/word/2010/wordprocessingGroup" xmlns:wpi="http://schemas.microsoft.com/office/word/2010/wordprocessingInk" xmlns:wne="http://schemas.microsoft.com/office/word/2006/wordml" xmlns:wps="http://schemas.microsoft.com/office/word/2010/wordprocessingShape" mc:Ignorable="w14 w15 w16se wp14">
   <w:p>
     <w:pPr>
       <w:pStyle w:val="Pidipagina"/>
@@ -41063,7 +42296,7 @@
             </wp:anchor>
           </w:drawing>
         </mc:Choice>
-        <mc:Fallback xmlns:pic="http://schemas.openxmlformats.org/drawingml/2006/picture" xmlns:a="http://schemas.openxmlformats.org/drawingml/2006/main">
+        <mc:Fallback xmlns:a="http://schemas.openxmlformats.org/drawingml/2006/main" xmlns:pic="http://schemas.openxmlformats.org/drawingml/2006/picture" xmlns:w16sdtfl="http://schemas.microsoft.com/office/word/2024/wordml/sdtformatlock" xmlns:w16sdtdh="http://schemas.microsoft.com/office/word/2020/wordml/sdtdatahash" xmlns:w16du="http://schemas.microsoft.com/office/word/2023/wordml/word16du" xmlns:w16="http://schemas.microsoft.com/office/word/2018/wordml" xmlns:w16cid="http://schemas.microsoft.com/office/word/2016/wordml/cid" xmlns:w16cex="http://schemas.microsoft.com/office/word/2018/wordml/cex" xmlns:oel="http://schemas.microsoft.com/office/2019/extlst" xmlns:am3d="http://schemas.microsoft.com/office/drawing/2017/model3d" xmlns:aink="http://schemas.microsoft.com/office/drawing/2016/ink" xmlns:cx8="http://schemas.microsoft.com/office/drawing/2016/5/14/chartex" xmlns:cx7="http://schemas.microsoft.com/office/drawing/2016/5/13/chartex" xmlns:cx6="http://schemas.microsoft.com/office/drawing/2016/5/12/chartex" xmlns:cx5="http://schemas.microsoft.com/office/drawing/2016/5/11/chartex" xmlns:cx4="http://schemas.microsoft.com/office/drawing/2016/5/10/chartex" xmlns:cx3="http://schemas.microsoft.com/office/drawing/2016/5/9/chartex" xmlns:cx2="http://schemas.microsoft.com/office/drawing/2015/10/21/chartex">
           <w:pict w14:anchorId="44F961BF">
             <v:line id="shape_0" style="position:absolute" o:allowincell="f" stroked="t" from="-4.6pt,-3.3pt" to="485.9pt,-3.3pt" wp14:anchorId="00FEA600">
               <v:stroke weight="19080" color="#659ed5" joinstyle="round" endcap="flat"/>
@@ -41242,7 +42475,7 @@
               <v:stroke joinstyle="miter"/>
               <v:path gradientshapeok="t" o:connecttype="rect"/>
             </v:shapetype>
-            <v:shape id="_x0000_s1028" type="#_x0000_t202" style="position:absolute;margin-left:563.05pt;margin-top:.35pt;width:10.05pt;height:13.8pt;z-index:251663360;visibility:visible;mso-wrap-style:square;mso-wrap-distance-left:0;mso-wrap-distance-top:0;mso-wrap-distance-right:0;mso-wrap-distance-bottom:0;mso-position-horizontal:absolute;mso-position-horizontal-relative:page;mso-position-vertical:absolute;mso-position-vertical-relative:text;v-text-anchor:top" o:gfxdata="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" o:allowincell="f" stroked="f">
+            <v:shape id="_x0000_s1028" type="#_x0000_t202" style="position:absolute;margin-left:563.05pt;margin-top:.35pt;width:10.05pt;height:13.8pt;z-index:251663360;visibility:visible;mso-wrap-style:square;mso-wrap-distance-left:0;mso-wrap-distance-top:0;mso-wrap-distance-right:0;mso-wrap-distance-bottom:0;mso-position-horizontal:absolute;mso-position-horizontal-relative:page;mso-position-vertical:absolute;mso-position-vertical-relative:text;v-text-anchor:top" o:gfxdata="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" o:allowincell="f" stroked="f">
               <v:fill opacity="0"/>
               <v:textbox style="mso-fit-shape-to-text:t" inset="0,0,0,0">
                 <w:txbxContent>
@@ -41308,7 +42541,7 @@
 </file>
 
 <file path=word/footer7.xml><?xml version="1.0" encoding="utf-8"?>
-<w:ftr xmlns:wpc="http://schemas.microsoft.com/office/word/2010/wordprocessingCanvas" xmlns:cx="http://schemas.microsoft.com/office/drawing/2014/chartex" xmlns:cx1="http://schemas.microsoft.com/office/drawing/2015/9/8/chartex" xmlns:cx2="http://schemas.microsoft.com/office/drawing/2015/10/21/chartex" xmlns:cx3="http://schemas.microsoft.com/office/drawing/2016/5/9/chartex" xmlns:cx4="http://schemas.microsoft.com/office/drawing/2016/5/10/chartex" xmlns:cx5="http://schemas.microsoft.com/office/drawing/2016/5/11/chartex" xmlns:cx6="http://schemas.microsoft.com/office/drawing/2016/5/12/chartex" xmlns:cx7="http://schemas.microsoft.com/office/drawing/2016/5/13/chartex" xmlns:cx8="http://schemas.microsoft.com/office/drawing/2016/5/14/chartex" xmlns:mc="http://schemas.openxmlformats.org/markup-compatibility/2006" xmlns:aink="http://schemas.microsoft.com/office/drawing/2016/ink" xmlns:am3d="http://schemas.microsoft.com/office/drawing/2017/model3d" xmlns:o="urn:schemas-microsoft-com:office:office" xmlns:oel="http://schemas.microsoft.com/office/2019/extlst" xmlns:r="http://schemas.openxmlformats.org/officeDocument/2006/relationships" xmlns:m="http://schemas.openxmlformats.org/officeDocument/2006/math" xmlns:v="urn:schemas-microsoft-com:vml" xmlns:wp14="http://schemas.microsoft.com/office/word/2010/wordprocessingDrawing" xmlns:wp="http://schemas.openxmlformats.org/drawingml/2006/wordprocessingDrawing" xmlns:w10="urn:schemas-microsoft-com:office:word" xmlns:w="http://schemas.openxmlformats.org/wordprocessingml/2006/main" xmlns:w14="http://schemas.microsoft.com/office/word/2010/wordml" xmlns:w15="http://schemas.microsoft.com/office/word/2012/wordml" xmlns:w16cex="http://schemas.microsoft.com/office/word/2018/wordml/cex" xmlns:w16cid="http://schemas.microsoft.com/office/word/2016/wordml/cid" xmlns:w16="http://schemas.microsoft.com/office/word/2018/wordml" xmlns:w16du="http://schemas.microsoft.com/office/word/2023/wordml/word16du" xmlns:w16sdtdh="http://schemas.microsoft.com/office/word/2020/wordml/sdtdatahash" xmlns:w16sdtfl="http://schemas.microsoft.com/office/word/2024/wordml/sdtformatlock" xmlns:w16se="http://schemas.microsoft.com/office/word/2015/wordml/symex" xmlns:wpg="http://schemas.microsoft.com/office/word/2010/wordprocessingGroup" xmlns:wpi="http://schemas.microsoft.com/office/word/2010/wordprocessingInk" xmlns:wne="http://schemas.microsoft.com/office/word/2006/wordml" xmlns:wps="http://schemas.microsoft.com/office/word/2010/wordprocessingShape" mc:Ignorable="w14 w15 w16se w16cid w16 w16cex w16sdtdh w16sdtfl w16du wp14">
+<w:ftr xmlns:wpc="http://schemas.microsoft.com/office/word/2010/wordprocessingCanvas" xmlns:cx="http://schemas.microsoft.com/office/drawing/2014/chartex" xmlns:cx1="http://schemas.microsoft.com/office/drawing/2015/9/8/chartex" xmlns:mc="http://schemas.openxmlformats.org/markup-compatibility/2006" xmlns:o="urn:schemas-microsoft-com:office:office" xmlns:r="http://schemas.openxmlformats.org/officeDocument/2006/relationships" xmlns:m="http://schemas.openxmlformats.org/officeDocument/2006/math" xmlns:v="urn:schemas-microsoft-com:vml" xmlns:wp14="http://schemas.microsoft.com/office/word/2010/wordprocessingDrawing" xmlns:wp="http://schemas.openxmlformats.org/drawingml/2006/wordprocessingDrawing" xmlns:w10="urn:schemas-microsoft-com:office:word" xmlns:w="http://schemas.openxmlformats.org/wordprocessingml/2006/main" xmlns:w14="http://schemas.microsoft.com/office/word/2010/wordml" xmlns:w15="http://schemas.microsoft.com/office/word/2012/wordml" xmlns:w16se="http://schemas.microsoft.com/office/word/2015/wordml/symex" xmlns:wpg="http://schemas.microsoft.com/office/word/2010/wordprocessingGroup" xmlns:wpi="http://schemas.microsoft.com/office/word/2010/wordprocessingInk" xmlns:wne="http://schemas.microsoft.com/office/word/2006/wordml" xmlns:wps="http://schemas.microsoft.com/office/word/2010/wordprocessingShape" mc:Ignorable="w14 w15 w16se wp14">
   <w:p>
     <w:pPr>
       <w:pStyle w:val="Pidipagina"/>
@@ -41371,7 +42604,7 @@
             </wp:anchor>
           </w:drawing>
         </mc:Choice>
-        <mc:Fallback xmlns:pic="http://schemas.openxmlformats.org/drawingml/2006/picture" xmlns:a="http://schemas.openxmlformats.org/drawingml/2006/main">
+        <mc:Fallback xmlns:a="http://schemas.openxmlformats.org/drawingml/2006/main" xmlns:pic="http://schemas.openxmlformats.org/drawingml/2006/picture" xmlns:w16sdtfl="http://schemas.microsoft.com/office/word/2024/wordml/sdtformatlock" xmlns:w16sdtdh="http://schemas.microsoft.com/office/word/2020/wordml/sdtdatahash" xmlns:w16du="http://schemas.microsoft.com/office/word/2023/wordml/word16du" xmlns:w16="http://schemas.microsoft.com/office/word/2018/wordml" xmlns:w16cid="http://schemas.microsoft.com/office/word/2016/wordml/cid" xmlns:w16cex="http://schemas.microsoft.com/office/word/2018/wordml/cex" xmlns:oel="http://schemas.microsoft.com/office/2019/extlst" xmlns:am3d="http://schemas.microsoft.com/office/drawing/2017/model3d" xmlns:aink="http://schemas.microsoft.com/office/drawing/2016/ink" xmlns:cx8="http://schemas.microsoft.com/office/drawing/2016/5/14/chartex" xmlns:cx7="http://schemas.microsoft.com/office/drawing/2016/5/13/chartex" xmlns:cx6="http://schemas.microsoft.com/office/drawing/2016/5/12/chartex" xmlns:cx5="http://schemas.microsoft.com/office/drawing/2016/5/11/chartex" xmlns:cx4="http://schemas.microsoft.com/office/drawing/2016/5/10/chartex" xmlns:cx3="http://schemas.microsoft.com/office/drawing/2016/5/9/chartex" xmlns:cx2="http://schemas.microsoft.com/office/drawing/2015/10/21/chartex">
           <w:pict w14:anchorId="09159EB1">
             <v:line id="shape_0" style="position:absolute" o:allowincell="f" stroked="t" from="-4.6pt,-3.3pt" to="485.9pt,-3.3pt" wp14:anchorId="00FEA600">
               <v:stroke weight="19080" color="#659ed5" joinstyle="round" endcap="flat"/>
@@ -41523,7 +42756,7 @@
                                   <w:rStyle w:val="Numeropagina"/>
                                   <w:noProof/>
                                 </w:rPr>
-                                <w:t>15</w:t>
+                                <w:t>25</w:t>
                               </w:r>
                               <w:r>
                                 <w:rPr>
@@ -41551,7 +42784,7 @@
               <v:stroke joinstyle="miter"/>
               <v:path gradientshapeok="t" o:connecttype="rect"/>
             </v:shapetype>
-            <v:shape id="Cornice4" o:spid="_x0000_s1029" type="#_x0000_t202" style="position:absolute;margin-left:563.05pt;margin-top:.35pt;width:11.35pt;height:13.8pt;z-index:251664384;visibility:visible;mso-wrap-style:square;mso-wrap-distance-left:0;mso-wrap-distance-top:0;mso-wrap-distance-right:0;mso-wrap-distance-bottom:0;mso-position-horizontal:absolute;mso-position-horizontal-relative:page;mso-position-vertical:absolute;mso-position-vertical-relative:text;v-text-anchor:top" o:gfxdata="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" o:allowincell="f" stroked="f">
+            <v:shape id="Cornice4" o:spid="_x0000_s1029" type="#_x0000_t202" style="position:absolute;margin-left:563.05pt;margin-top:.35pt;width:11.35pt;height:13.8pt;z-index:251664384;visibility:visible;mso-wrap-style:square;mso-wrap-distance-left:0;mso-wrap-distance-top:0;mso-wrap-distance-right:0;mso-wrap-distance-bottom:0;mso-position-horizontal:absolute;mso-position-horizontal-relative:page;mso-position-vertical:absolute;mso-position-vertical-relative:text;v-text-anchor:top" o:gfxdata="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" o:allowincell="f" stroked="f">
               <v:fill opacity="0"/>
               <v:textbox style="mso-fit-shape-to-text:t" inset="0,0,0,0">
                 <w:txbxContent>
@@ -41594,7 +42827,7 @@
                             <w:rStyle w:val="Numeropagina"/>
                             <w:noProof/>
                           </w:rPr>
-                          <w:t>15</w:t>
+                          <w:t>25</w:t>
                         </w:r>
                         <w:r>
                           <w:rPr>
@@ -41618,7 +42851,7 @@
 </file>
 
 <file path=word/footer8.xml><?xml version="1.0" encoding="utf-8"?>
-<w:ftr xmlns:wpc="http://schemas.microsoft.com/office/word/2010/wordprocessingCanvas" xmlns:cx="http://schemas.microsoft.com/office/drawing/2014/chartex" xmlns:cx1="http://schemas.microsoft.com/office/drawing/2015/9/8/chartex" xmlns:cx2="http://schemas.microsoft.com/office/drawing/2015/10/21/chartex" xmlns:cx3="http://schemas.microsoft.com/office/drawing/2016/5/9/chartex" xmlns:cx4="http://schemas.microsoft.com/office/drawing/2016/5/10/chartex" xmlns:cx5="http://schemas.microsoft.com/office/drawing/2016/5/11/chartex" xmlns:cx6="http://schemas.microsoft.com/office/drawing/2016/5/12/chartex" xmlns:cx7="http://schemas.microsoft.com/office/drawing/2016/5/13/chartex" xmlns:cx8="http://schemas.microsoft.com/office/drawing/2016/5/14/chartex" xmlns:mc="http://schemas.openxmlformats.org/markup-compatibility/2006" xmlns:aink="http://schemas.microsoft.com/office/drawing/2016/ink" xmlns:am3d="http://schemas.microsoft.com/office/drawing/2017/model3d" xmlns:o="urn:schemas-microsoft-com:office:office" xmlns:oel="http://schemas.microsoft.com/office/2019/extlst" xmlns:r="http://schemas.openxmlformats.org/officeDocument/2006/relationships" xmlns:m="http://schemas.openxmlformats.org/officeDocument/2006/math" xmlns:v="urn:schemas-microsoft-com:vml" xmlns:wp14="http://schemas.microsoft.com/office/word/2010/wordprocessingDrawing" xmlns:wp="http://schemas.openxmlformats.org/drawingml/2006/wordprocessingDrawing" xmlns:w10="urn:schemas-microsoft-com:office:word" xmlns:w="http://schemas.openxmlformats.org/wordprocessingml/2006/main" xmlns:w14="http://schemas.microsoft.com/office/word/2010/wordml" xmlns:w15="http://schemas.microsoft.com/office/word/2012/wordml" xmlns:w16cex="http://schemas.microsoft.com/office/word/2018/wordml/cex" xmlns:w16cid="http://schemas.microsoft.com/office/word/2016/wordml/cid" xmlns:w16="http://schemas.microsoft.com/office/word/2018/wordml" xmlns:w16du="http://schemas.microsoft.com/office/word/2023/wordml/word16du" xmlns:w16sdtdh="http://schemas.microsoft.com/office/word/2020/wordml/sdtdatahash" xmlns:w16sdtfl="http://schemas.microsoft.com/office/word/2024/wordml/sdtformatlock" xmlns:w16se="http://schemas.microsoft.com/office/word/2015/wordml/symex" xmlns:wpg="http://schemas.microsoft.com/office/word/2010/wordprocessingGroup" xmlns:wpi="http://schemas.microsoft.com/office/word/2010/wordprocessingInk" xmlns:wne="http://schemas.microsoft.com/office/word/2006/wordml" xmlns:wps="http://schemas.microsoft.com/office/word/2010/wordprocessingShape" mc:Ignorable="w14 w15 w16se w16cid w16 w16cex w16sdtdh w16sdtfl w16du wp14">
+<w:ftr xmlns:wpc="http://schemas.microsoft.com/office/word/2010/wordprocessingCanvas" xmlns:cx="http://schemas.microsoft.com/office/drawing/2014/chartex" xmlns:cx1="http://schemas.microsoft.com/office/drawing/2015/9/8/chartex" xmlns:mc="http://schemas.openxmlformats.org/markup-compatibility/2006" xmlns:o="urn:schemas-microsoft-com:office:office" xmlns:r="http://schemas.openxmlformats.org/officeDocument/2006/relationships" xmlns:m="http://schemas.openxmlformats.org/officeDocument/2006/math" xmlns:v="urn:schemas-microsoft-com:vml" xmlns:wp14="http://schemas.microsoft.com/office/word/2010/wordprocessingDrawing" xmlns:wp="http://schemas.openxmlformats.org/drawingml/2006/wordprocessingDrawing" xmlns:w10="urn:schemas-microsoft-com:office:word" xmlns:w="http://schemas.openxmlformats.org/wordprocessingml/2006/main" xmlns:w14="http://schemas.microsoft.com/office/word/2010/wordml" xmlns:w15="http://schemas.microsoft.com/office/word/2012/wordml" xmlns:w16se="http://schemas.microsoft.com/office/word/2015/wordml/symex" xmlns:wpg="http://schemas.microsoft.com/office/word/2010/wordprocessingGroup" xmlns:wpi="http://schemas.microsoft.com/office/word/2010/wordprocessingInk" xmlns:wne="http://schemas.microsoft.com/office/word/2006/wordml" xmlns:wps="http://schemas.microsoft.com/office/word/2010/wordprocessingShape" mc:Ignorable="w14 w15 w16se wp14">
   <w:p>
     <w:pPr>
       <w:pStyle w:val="Pidipagina"/>
@@ -41681,7 +42914,7 @@
             </wp:anchor>
           </w:drawing>
         </mc:Choice>
-        <mc:Fallback xmlns:pic="http://schemas.openxmlformats.org/drawingml/2006/picture" xmlns:a="http://schemas.openxmlformats.org/drawingml/2006/main">
+        <mc:Fallback xmlns:a="http://schemas.openxmlformats.org/drawingml/2006/main" xmlns:pic="http://schemas.openxmlformats.org/drawingml/2006/picture" xmlns:w16sdtfl="http://schemas.microsoft.com/office/word/2024/wordml/sdtformatlock" xmlns:w16sdtdh="http://schemas.microsoft.com/office/word/2020/wordml/sdtdatahash" xmlns:w16du="http://schemas.microsoft.com/office/word/2023/wordml/word16du" xmlns:w16="http://schemas.microsoft.com/office/word/2018/wordml" xmlns:w16cid="http://schemas.microsoft.com/office/word/2016/wordml/cid" xmlns:w16cex="http://schemas.microsoft.com/office/word/2018/wordml/cex" xmlns:oel="http://schemas.microsoft.com/office/2019/extlst" xmlns:am3d="http://schemas.microsoft.com/office/drawing/2017/model3d" xmlns:aink="http://schemas.microsoft.com/office/drawing/2016/ink" xmlns:cx8="http://schemas.microsoft.com/office/drawing/2016/5/14/chartex" xmlns:cx7="http://schemas.microsoft.com/office/drawing/2016/5/13/chartex" xmlns:cx6="http://schemas.microsoft.com/office/drawing/2016/5/12/chartex" xmlns:cx5="http://schemas.microsoft.com/office/drawing/2016/5/11/chartex" xmlns:cx4="http://schemas.microsoft.com/office/drawing/2016/5/10/chartex" xmlns:cx3="http://schemas.microsoft.com/office/drawing/2016/5/9/chartex" xmlns:cx2="http://schemas.microsoft.com/office/drawing/2015/10/21/chartex">
           <w:pict w14:anchorId="44C62662">
             <v:line id="shape_0" style="position:absolute" o:allowincell="f" stroked="t" from="-4.6pt,-3.3pt" to="485.9pt,-3.3pt" wp14:anchorId="00FEA600">
               <v:stroke weight="19080" color="#659ed5" joinstyle="round" endcap="flat"/>
@@ -41833,7 +43066,7 @@
                                   <w:rStyle w:val="Numeropagina"/>
                                   <w:noProof/>
                                 </w:rPr>
-                                <w:t>24</w:t>
+                                <w:t>35</w:t>
                               </w:r>
                               <w:r>
                                 <w:rPr>
@@ -41861,7 +43094,7 @@
               <v:stroke joinstyle="miter"/>
               <v:path gradientshapeok="t" o:connecttype="rect"/>
             </v:shapetype>
-            <v:shape id="Cornice5" o:spid="_x0000_s1030" type="#_x0000_t202" style="position:absolute;margin-left:563.05pt;margin-top:.35pt;width:11.2pt;height:13.8pt;z-index:251665408;visibility:visible;mso-wrap-style:square;mso-wrap-distance-left:0;mso-wrap-distance-top:0;mso-wrap-distance-right:0;mso-wrap-distance-bottom:0;mso-position-horizontal:absolute;mso-position-horizontal-relative:page;mso-position-vertical:absolute;mso-position-vertical-relative:text;v-text-anchor:top" o:gfxdata="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" o:allowincell="f" stroked="f">
+            <v:shape id="Cornice5" o:spid="_x0000_s1030" type="#_x0000_t202" style="position:absolute;margin-left:563.05pt;margin-top:.35pt;width:11.2pt;height:13.8pt;z-index:251665408;visibility:visible;mso-wrap-style:square;mso-wrap-distance-left:0;mso-wrap-distance-top:0;mso-wrap-distance-right:0;mso-wrap-distance-bottom:0;mso-position-horizontal:absolute;mso-position-horizontal-relative:page;mso-position-vertical:absolute;mso-position-vertical-relative:text;v-text-anchor:top" o:gfxdata="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" o:allowincell="f" stroked="f">
               <v:fill opacity="0"/>
               <v:textbox style="mso-fit-shape-to-text:t" inset="0,0,0,0">
                 <w:txbxContent>
@@ -41904,7 +43137,7 @@
                             <w:rStyle w:val="Numeropagina"/>
                             <w:noProof/>
                           </w:rPr>
-                          <w:t>24</w:t>
+                          <w:t>35</w:t>
                         </w:r>
                         <w:r>
                           <w:rPr>
@@ -41928,13 +43161,13 @@
 </file>
 
 <file path=word/footer9.xml><?xml version="1.0" encoding="utf-8"?>
-<w:ftr xmlns:wpc="http://schemas.microsoft.com/office/word/2010/wordprocessingCanvas" xmlns:cx="http://schemas.microsoft.com/office/drawing/2014/chartex" xmlns:cx1="http://schemas.microsoft.com/office/drawing/2015/9/8/chartex" xmlns:cx2="http://schemas.microsoft.com/office/drawing/2015/10/21/chartex" xmlns:cx3="http://schemas.microsoft.com/office/drawing/2016/5/9/chartex" xmlns:cx4="http://schemas.microsoft.com/office/drawing/2016/5/10/chartex" xmlns:cx5="http://schemas.microsoft.com/office/drawing/2016/5/11/chartex" xmlns:cx6="http://schemas.microsoft.com/office/drawing/2016/5/12/chartex" xmlns:cx7="http://schemas.microsoft.com/office/drawing/2016/5/13/chartex" xmlns:cx8="http://schemas.microsoft.com/office/drawing/2016/5/14/chartex" xmlns:mc="http://schemas.openxmlformats.org/markup-compatibility/2006" xmlns:aink="http://schemas.microsoft.com/office/drawing/2016/ink" xmlns:am3d="http://schemas.microsoft.com/office/drawing/2017/model3d" xmlns:o="urn:schemas-microsoft-com:office:office" xmlns:oel="http://schemas.microsoft.com/office/2019/extlst" xmlns:r="http://schemas.openxmlformats.org/officeDocument/2006/relationships" xmlns:m="http://schemas.openxmlformats.org/officeDocument/2006/math" xmlns:v="urn:schemas-microsoft-com:vml" xmlns:wp14="http://schemas.microsoft.com/office/word/2010/wordprocessingDrawing" xmlns:wp="http://schemas.openxmlformats.org/drawingml/2006/wordprocessingDrawing" xmlns:w10="urn:schemas-microsoft-com:office:word" xmlns:w="http://schemas.openxmlformats.org/wordprocessingml/2006/main" xmlns:w14="http://schemas.microsoft.com/office/word/2010/wordml" xmlns:w15="http://schemas.microsoft.com/office/word/2012/wordml" xmlns:w16cex="http://schemas.microsoft.com/office/word/2018/wordml/cex" xmlns:w16cid="http://schemas.microsoft.com/office/word/2016/wordml/cid" xmlns:w16="http://schemas.microsoft.com/office/word/2018/wordml" xmlns:w16du="http://schemas.microsoft.com/office/word/2023/wordml/word16du" xmlns:w16sdtdh="http://schemas.microsoft.com/office/word/2020/wordml/sdtdatahash" xmlns:w16sdtfl="http://schemas.microsoft.com/office/word/2024/wordml/sdtformatlock" xmlns:w16se="http://schemas.microsoft.com/office/word/2015/wordml/symex" xmlns:wpg="http://schemas.microsoft.com/office/word/2010/wordprocessingGroup" xmlns:wpi="http://schemas.microsoft.com/office/word/2010/wordprocessingInk" xmlns:wne="http://schemas.microsoft.com/office/word/2006/wordml" xmlns:wps="http://schemas.microsoft.com/office/word/2010/wordprocessingShape" mc:Ignorable="w14 w15 w16se w16cid w16 w16cex w16sdtdh w16sdtfl w16du wp14">
+<w:ftr xmlns:wpc="http://schemas.microsoft.com/office/word/2010/wordprocessingCanvas" xmlns:cx="http://schemas.microsoft.com/office/drawing/2014/chartex" xmlns:cx1="http://schemas.microsoft.com/office/drawing/2015/9/8/chartex" xmlns:mc="http://schemas.openxmlformats.org/markup-compatibility/2006" xmlns:o="urn:schemas-microsoft-com:office:office" xmlns:r="http://schemas.openxmlformats.org/officeDocument/2006/relationships" xmlns:m="http://schemas.openxmlformats.org/officeDocument/2006/math" xmlns:v="urn:schemas-microsoft-com:vml" xmlns:wp14="http://schemas.microsoft.com/office/word/2010/wordprocessingDrawing" xmlns:wp="http://schemas.openxmlformats.org/drawingml/2006/wordprocessingDrawing" xmlns:w10="urn:schemas-microsoft-com:office:word" xmlns:w="http://schemas.openxmlformats.org/wordprocessingml/2006/main" xmlns:w14="http://schemas.microsoft.com/office/word/2010/wordml" xmlns:w15="http://schemas.microsoft.com/office/word/2012/wordml" xmlns:w16se="http://schemas.microsoft.com/office/word/2015/wordml/symex" xmlns:wpg="http://schemas.microsoft.com/office/word/2010/wordprocessingGroup" xmlns:wpi="http://schemas.microsoft.com/office/word/2010/wordprocessingInk" xmlns:wne="http://schemas.microsoft.com/office/word/2006/wordml" xmlns:wps="http://schemas.microsoft.com/office/word/2010/wordprocessingShape" mc:Ignorable="w14 w15 w16se wp14">
   <w:p/>
 </w:ftr>
 </file>
 
 <file path=word/footnotes.xml><?xml version="1.0" encoding="utf-8"?>
-<w:footnotes xmlns:wpc="http://schemas.microsoft.com/office/word/2010/wordprocessingCanvas" xmlns:cx="http://schemas.microsoft.com/office/drawing/2014/chartex" xmlns:cx1="http://schemas.microsoft.com/office/drawing/2015/9/8/chartex" xmlns:cx2="http://schemas.microsoft.com/office/drawing/2015/10/21/chartex" xmlns:cx3="http://schemas.microsoft.com/office/drawing/2016/5/9/chartex" xmlns:cx4="http://schemas.microsoft.com/office/drawing/2016/5/10/chartex" xmlns:cx5="http://schemas.microsoft.com/office/drawing/2016/5/11/chartex" xmlns:cx6="http://schemas.microsoft.com/office/drawing/2016/5/12/chartex" xmlns:cx7="http://schemas.microsoft.com/office/drawing/2016/5/13/chartex" xmlns:cx8="http://schemas.microsoft.com/office/drawing/2016/5/14/chartex" xmlns:mc="http://schemas.openxmlformats.org/markup-compatibility/2006" xmlns:aink="http://schemas.microsoft.com/office/drawing/2016/ink" xmlns:am3d="http://schemas.microsoft.com/office/drawing/2017/model3d" xmlns:o="urn:schemas-microsoft-com:office:office" xmlns:oel="http://schemas.microsoft.com/office/2019/extlst" xmlns:r="http://schemas.openxmlformats.org/officeDocument/2006/relationships" xmlns:m="http://schemas.openxmlformats.org/officeDocument/2006/math" xmlns:v="urn:schemas-microsoft-com:vml" xmlns:wp14="http://schemas.microsoft.com/office/word/2010/wordprocessingDrawing" xmlns:wp="http://schemas.openxmlformats.org/drawingml/2006/wordprocessingDrawing" xmlns:w10="urn:schemas-microsoft-com:office:word" xmlns:w="http://schemas.openxmlformats.org/wordprocessingml/2006/main" xmlns:w14="http://schemas.microsoft.com/office/word/2010/wordml" xmlns:w15="http://schemas.microsoft.com/office/word/2012/wordml" xmlns:w16cex="http://schemas.microsoft.com/office/word/2018/wordml/cex" xmlns:w16cid="http://schemas.microsoft.com/office/word/2016/wordml/cid" xmlns:w16="http://schemas.microsoft.com/office/word/2018/wordml" xmlns:w16du="http://schemas.microsoft.com/office/word/2023/wordml/word16du" xmlns:w16sdtdh="http://schemas.microsoft.com/office/word/2020/wordml/sdtdatahash" xmlns:w16sdtfl="http://schemas.microsoft.com/office/word/2024/wordml/sdtformatlock" xmlns:w16se="http://schemas.microsoft.com/office/word/2015/wordml/symex" xmlns:wpg="http://schemas.microsoft.com/office/word/2010/wordprocessingGroup" xmlns:wpi="http://schemas.microsoft.com/office/word/2010/wordprocessingInk" xmlns:wne="http://schemas.microsoft.com/office/word/2006/wordml" xmlns:wps="http://schemas.microsoft.com/office/word/2010/wordprocessingShape" mc:Ignorable="w14 w15 w16se w16cid w16 w16cex w16sdtdh w16sdtfl w16du wp14">
+<w:footnotes xmlns:wpc="http://schemas.microsoft.com/office/word/2010/wordprocessingCanvas" xmlns:cx="http://schemas.microsoft.com/office/drawing/2014/chartex" xmlns:cx1="http://schemas.microsoft.com/office/drawing/2015/9/8/chartex" xmlns:mc="http://schemas.openxmlformats.org/markup-compatibility/2006" xmlns:o="urn:schemas-microsoft-com:office:office" xmlns:r="http://schemas.openxmlformats.org/officeDocument/2006/relationships" xmlns:m="http://schemas.openxmlformats.org/officeDocument/2006/math" xmlns:v="urn:schemas-microsoft-com:vml" xmlns:wp14="http://schemas.microsoft.com/office/word/2010/wordprocessingDrawing" xmlns:wp="http://schemas.openxmlformats.org/drawingml/2006/wordprocessingDrawing" xmlns:w10="urn:schemas-microsoft-com:office:word" xmlns:w="http://schemas.openxmlformats.org/wordprocessingml/2006/main" xmlns:w14="http://schemas.microsoft.com/office/word/2010/wordml" xmlns:w15="http://schemas.microsoft.com/office/word/2012/wordml" xmlns:w16se="http://schemas.microsoft.com/office/word/2015/wordml/symex" xmlns:wpg="http://schemas.microsoft.com/office/word/2010/wordprocessingGroup" xmlns:wpi="http://schemas.microsoft.com/office/word/2010/wordprocessingInk" xmlns:wne="http://schemas.microsoft.com/office/word/2006/wordml" xmlns:wps="http://schemas.microsoft.com/office/word/2010/wordprocessingShape" mc:Ignorable="w14 w15 w16se wp14">
   <w:footnote w:type="separator" w:id="-1">
     <w:p>
       <w:r>
@@ -41953,7 +43186,7 @@
 </file>
 
 <file path=word/numbering.xml><?xml version="1.0" encoding="utf-8"?>
-<w:numbering xmlns:wpc="http://schemas.microsoft.com/office/word/2010/wordprocessingCanvas" xmlns:cx="http://schemas.microsoft.com/office/drawing/2014/chartex" xmlns:cx1="http://schemas.microsoft.com/office/drawing/2015/9/8/chartex" xmlns:cx2="http://schemas.microsoft.com/office/drawing/2015/10/21/chartex" xmlns:cx3="http://schemas.microsoft.com/office/drawing/2016/5/9/chartex" xmlns:cx4="http://schemas.microsoft.com/office/drawing/2016/5/10/chartex" xmlns:cx5="http://schemas.microsoft.com/office/drawing/2016/5/11/chartex" xmlns:cx6="http://schemas.microsoft.com/office/drawing/2016/5/12/chartex" xmlns:cx7="http://schemas.microsoft.com/office/drawing/2016/5/13/chartex" xmlns:cx8="http://schemas.microsoft.com/office/drawing/2016/5/14/chartex" xmlns:mc="http://schemas.openxmlformats.org/markup-compatibility/2006" xmlns:aink="http://schemas.microsoft.com/office/drawing/2016/ink" xmlns:am3d="http://schemas.microsoft.com/office/drawing/2017/model3d" xmlns:o="urn:schemas-microsoft-com:office:office" xmlns:oel="http://schemas.microsoft.com/office/2019/extlst" xmlns:r="http://schemas.openxmlformats.org/officeDocument/2006/relationships" xmlns:m="http://schemas.openxmlformats.org/officeDocument/2006/math" xmlns:v="urn:schemas-microsoft-com:vml" xmlns:wp14="http://schemas.microsoft.com/office/word/2010/wordprocessingDrawing" xmlns:wp="http://schemas.openxmlformats.org/drawingml/2006/wordprocessingDrawing" xmlns:w10="urn:schemas-microsoft-com:office:word" xmlns:w="http://schemas.openxmlformats.org/wordprocessingml/2006/main" xmlns:w14="http://schemas.microsoft.com/office/word/2010/wordml" xmlns:w15="http://schemas.microsoft.com/office/word/2012/wordml" xmlns:w16cex="http://schemas.microsoft.com/office/word/2018/wordml/cex" xmlns:w16cid="http://schemas.microsoft.com/office/word/2016/wordml/cid" xmlns:w16="http://schemas.microsoft.com/office/word/2018/wordml" xmlns:w16du="http://schemas.microsoft.com/office/word/2023/wordml/word16du" xmlns:w16sdtdh="http://schemas.microsoft.com/office/word/2020/wordml/sdtdatahash" xmlns:w16sdtfl="http://schemas.microsoft.com/office/word/2024/wordml/sdtformatlock" xmlns:w16se="http://schemas.microsoft.com/office/word/2015/wordml/symex" xmlns:wpg="http://schemas.microsoft.com/office/word/2010/wordprocessingGroup" xmlns:wpi="http://schemas.microsoft.com/office/word/2010/wordprocessingInk" xmlns:wne="http://schemas.microsoft.com/office/word/2006/wordml" xmlns:wps="http://schemas.microsoft.com/office/word/2010/wordprocessingShape" mc:Ignorable="w14 w15 w16se w16cid w16 w16cex w16sdtdh w16sdtfl w16du wp14">
+<w:numbering xmlns:wpc="http://schemas.microsoft.com/office/word/2010/wordprocessingCanvas" xmlns:cx="http://schemas.microsoft.com/office/drawing/2014/chartex" xmlns:cx1="http://schemas.microsoft.com/office/drawing/2015/9/8/chartex" xmlns:mc="http://schemas.openxmlformats.org/markup-compatibility/2006" xmlns:o="urn:schemas-microsoft-com:office:office" xmlns:r="http://schemas.openxmlformats.org/officeDocument/2006/relationships" xmlns:m="http://schemas.openxmlformats.org/officeDocument/2006/math" xmlns:v="urn:schemas-microsoft-com:vml" xmlns:wp14="http://schemas.microsoft.com/office/word/2010/wordprocessingDrawing" xmlns:wp="http://schemas.openxmlformats.org/drawingml/2006/wordprocessingDrawing" xmlns:w10="urn:schemas-microsoft-com:office:word" xmlns:w="http://schemas.openxmlformats.org/wordprocessingml/2006/main" xmlns:w14="http://schemas.microsoft.com/office/word/2010/wordml" xmlns:w15="http://schemas.microsoft.com/office/word/2012/wordml" xmlns:w16se="http://schemas.microsoft.com/office/word/2015/wordml/symex" xmlns:wpg="http://schemas.microsoft.com/office/word/2010/wordprocessingGroup" xmlns:wpi="http://schemas.microsoft.com/office/word/2010/wordprocessingInk" xmlns:wne="http://schemas.microsoft.com/office/word/2006/wordml" xmlns:wps="http://schemas.microsoft.com/office/word/2010/wordprocessingShape" mc:Ignorable="w14 w15 w16se wp14">
   <w:abstractNum w:abstractNumId="0" w15:restartNumberingAfterBreak="0">
     <w:nsid w:val="00AE3CF0"/>
     <w:multiLevelType w:val="multilevel"/>
@@ -41965,9 +43198,9 @@
       <w:lvlJc w:val="left"/>
       <w:pPr>
         <w:tabs>
-          <w:tab w:val="num" w:pos="720"/>
+          <w:tab w:val="num" w:pos="360"/>
         </w:tabs>
-        <w:ind w:left="720" w:hanging="360"/>
+        <w:ind w:left="360" w:hanging="360"/>
       </w:pPr>
     </w:lvl>
     <w:lvl w:ilvl="1" w:tentative="1">
@@ -41977,9 +43210,9 @@
       <w:lvlJc w:val="left"/>
       <w:pPr>
         <w:tabs>
-          <w:tab w:val="num" w:pos="1440"/>
+          <w:tab w:val="num" w:pos="1080"/>
         </w:tabs>
-        <w:ind w:left="1440" w:hanging="360"/>
+        <w:ind w:left="1080" w:hanging="360"/>
       </w:pPr>
     </w:lvl>
     <w:lvl w:ilvl="2" w:tentative="1">
@@ -41989,9 +43222,9 @@
       <w:lvlJc w:val="left"/>
       <w:pPr>
         <w:tabs>
-          <w:tab w:val="num" w:pos="2160"/>
+          <w:tab w:val="num" w:pos="1800"/>
         </w:tabs>
-        <w:ind w:left="2160" w:hanging="360"/>
+        <w:ind w:left="1800" w:hanging="360"/>
       </w:pPr>
     </w:lvl>
     <w:lvl w:ilvl="3" w:tentative="1">
@@ -42001,9 +43234,9 @@
       <w:lvlJc w:val="left"/>
       <w:pPr>
         <w:tabs>
-          <w:tab w:val="num" w:pos="2880"/>
+          <w:tab w:val="num" w:pos="2520"/>
         </w:tabs>
-        <w:ind w:left="2880" w:hanging="360"/>
+        <w:ind w:left="2520" w:hanging="360"/>
       </w:pPr>
     </w:lvl>
     <w:lvl w:ilvl="4" w:tentative="1">
@@ -42013,9 +43246,9 @@
       <w:lvlJc w:val="left"/>
       <w:pPr>
         <w:tabs>
-          <w:tab w:val="num" w:pos="3600"/>
+          <w:tab w:val="num" w:pos="3240"/>
         </w:tabs>
-        <w:ind w:left="3600" w:hanging="360"/>
+        <w:ind w:left="3240" w:hanging="360"/>
       </w:pPr>
     </w:lvl>
     <w:lvl w:ilvl="5" w:tentative="1">
@@ -42025,9 +43258,9 @@
       <w:lvlJc w:val="left"/>
       <w:pPr>
         <w:tabs>
-          <w:tab w:val="num" w:pos="4320"/>
+          <w:tab w:val="num" w:pos="3960"/>
         </w:tabs>
-        <w:ind w:left="4320" w:hanging="360"/>
+        <w:ind w:left="3960" w:hanging="360"/>
       </w:pPr>
     </w:lvl>
     <w:lvl w:ilvl="6" w:tentative="1">
@@ -42037,9 +43270,9 @@
       <w:lvlJc w:val="left"/>
       <w:pPr>
         <w:tabs>
-          <w:tab w:val="num" w:pos="5040"/>
+          <w:tab w:val="num" w:pos="4680"/>
         </w:tabs>
-        <w:ind w:left="5040" w:hanging="360"/>
+        <w:ind w:left="4680" w:hanging="360"/>
       </w:pPr>
     </w:lvl>
     <w:lvl w:ilvl="7" w:tentative="1">
@@ -42049,9 +43282,9 @@
       <w:lvlJc w:val="left"/>
       <w:pPr>
         <w:tabs>
-          <w:tab w:val="num" w:pos="5760"/>
+          <w:tab w:val="num" w:pos="5400"/>
         </w:tabs>
-        <w:ind w:left="5760" w:hanging="360"/>
+        <w:ind w:left="5400" w:hanging="360"/>
       </w:pPr>
     </w:lvl>
     <w:lvl w:ilvl="8" w:tentative="1">
@@ -42061,9 +43294,9 @@
       <w:lvlJc w:val="left"/>
       <w:pPr>
         <w:tabs>
-          <w:tab w:val="num" w:pos="6480"/>
+          <w:tab w:val="num" w:pos="6120"/>
         </w:tabs>
-        <w:ind w:left="6480" w:hanging="360"/>
+        <w:ind w:left="6120" w:hanging="360"/>
       </w:pPr>
     </w:lvl>
   </w:abstractNum>
@@ -42910,9 +44143,9 @@
       <w:lvlJc w:val="left"/>
       <w:pPr>
         <w:tabs>
-          <w:tab w:val="num" w:pos="720"/>
+          <w:tab w:val="num" w:pos="360"/>
         </w:tabs>
-        <w:ind w:left="720" w:hanging="360"/>
+        <w:ind w:left="360" w:hanging="360"/>
       </w:pPr>
     </w:lvl>
     <w:lvl w:ilvl="1" w:tentative="1">
@@ -42922,9 +44155,9 @@
       <w:lvlJc w:val="left"/>
       <w:pPr>
         <w:tabs>
-          <w:tab w:val="num" w:pos="1440"/>
+          <w:tab w:val="num" w:pos="1080"/>
         </w:tabs>
-        <w:ind w:left="1440" w:hanging="360"/>
+        <w:ind w:left="1080" w:hanging="360"/>
       </w:pPr>
     </w:lvl>
     <w:lvl w:ilvl="2" w:tentative="1">
@@ -42934,9 +44167,9 @@
       <w:lvlJc w:val="left"/>
       <w:pPr>
         <w:tabs>
-          <w:tab w:val="num" w:pos="2160"/>
+          <w:tab w:val="num" w:pos="1800"/>
         </w:tabs>
-        <w:ind w:left="2160" w:hanging="360"/>
+        <w:ind w:left="1800" w:hanging="360"/>
       </w:pPr>
     </w:lvl>
     <w:lvl w:ilvl="3" w:tentative="1">
@@ -42946,9 +44179,9 @@
       <w:lvlJc w:val="left"/>
       <w:pPr>
         <w:tabs>
-          <w:tab w:val="num" w:pos="2880"/>
+          <w:tab w:val="num" w:pos="2520"/>
         </w:tabs>
-        <w:ind w:left="2880" w:hanging="360"/>
+        <w:ind w:left="2520" w:hanging="360"/>
       </w:pPr>
     </w:lvl>
     <w:lvl w:ilvl="4" w:tentative="1">
@@ -42958,9 +44191,9 @@
       <w:lvlJc w:val="left"/>
       <w:pPr>
         <w:tabs>
-          <w:tab w:val="num" w:pos="3600"/>
+          <w:tab w:val="num" w:pos="3240"/>
         </w:tabs>
-        <w:ind w:left="3600" w:hanging="360"/>
+        <w:ind w:left="3240" w:hanging="360"/>
       </w:pPr>
     </w:lvl>
     <w:lvl w:ilvl="5" w:tentative="1">
@@ -42970,9 +44203,9 @@
       <w:lvlJc w:val="left"/>
       <w:pPr>
         <w:tabs>
-          <w:tab w:val="num" w:pos="4320"/>
+          <w:tab w:val="num" w:pos="3960"/>
         </w:tabs>
-        <w:ind w:left="4320" w:hanging="360"/>
+        <w:ind w:left="3960" w:hanging="360"/>
       </w:pPr>
     </w:lvl>
     <w:lvl w:ilvl="6" w:tentative="1">
@@ -42982,9 +44215,9 @@
       <w:lvlJc w:val="left"/>
       <w:pPr>
         <w:tabs>
-          <w:tab w:val="num" w:pos="5040"/>
+          <w:tab w:val="num" w:pos="4680"/>
         </w:tabs>
-        <w:ind w:left="5040" w:hanging="360"/>
+        <w:ind w:left="4680" w:hanging="360"/>
       </w:pPr>
     </w:lvl>
     <w:lvl w:ilvl="7" w:tentative="1">
@@ -42994,9 +44227,9 @@
       <w:lvlJc w:val="left"/>
       <w:pPr>
         <w:tabs>
-          <w:tab w:val="num" w:pos="5760"/>
+          <w:tab w:val="num" w:pos="5400"/>
         </w:tabs>
-        <w:ind w:left="5760" w:hanging="360"/>
+        <w:ind w:left="5400" w:hanging="360"/>
       </w:pPr>
     </w:lvl>
     <w:lvl w:ilvl="8" w:tentative="1">
@@ -43006,9 +44239,9 @@
       <w:lvlJc w:val="left"/>
       <w:pPr>
         <w:tabs>
-          <w:tab w:val="num" w:pos="6480"/>
+          <w:tab w:val="num" w:pos="6120"/>
         </w:tabs>
-        <w:ind w:left="6480" w:hanging="360"/>
+        <w:ind w:left="6120" w:hanging="360"/>
       </w:pPr>
     </w:lvl>
   </w:abstractNum>
@@ -44130,9 +45363,9 @@
       <w:lvlJc w:val="left"/>
       <w:pPr>
         <w:tabs>
-          <w:tab w:val="num" w:pos="720"/>
+          <w:tab w:val="num" w:pos="360"/>
         </w:tabs>
-        <w:ind w:left="720" w:hanging="360"/>
+        <w:ind w:left="360" w:hanging="360"/>
       </w:pPr>
     </w:lvl>
     <w:lvl w:ilvl="1" w:tentative="1">
@@ -44142,9 +45375,9 @@
       <w:lvlJc w:val="left"/>
       <w:pPr>
         <w:tabs>
-          <w:tab w:val="num" w:pos="1440"/>
+          <w:tab w:val="num" w:pos="1080"/>
         </w:tabs>
-        <w:ind w:left="1440" w:hanging="360"/>
+        <w:ind w:left="1080" w:hanging="360"/>
       </w:pPr>
     </w:lvl>
     <w:lvl w:ilvl="2" w:tentative="1">
@@ -44154,9 +45387,9 @@
       <w:lvlJc w:val="left"/>
       <w:pPr>
         <w:tabs>
-          <w:tab w:val="num" w:pos="2160"/>
+          <w:tab w:val="num" w:pos="1800"/>
         </w:tabs>
-        <w:ind w:left="2160" w:hanging="360"/>
+        <w:ind w:left="1800" w:hanging="360"/>
       </w:pPr>
     </w:lvl>
     <w:lvl w:ilvl="3" w:tentative="1">
@@ -44166,9 +45399,9 @@
       <w:lvlJc w:val="left"/>
       <w:pPr>
         <w:tabs>
-          <w:tab w:val="num" w:pos="2880"/>
+          <w:tab w:val="num" w:pos="2520"/>
         </w:tabs>
-        <w:ind w:left="2880" w:hanging="360"/>
+        <w:ind w:left="2520" w:hanging="360"/>
       </w:pPr>
     </w:lvl>
     <w:lvl w:ilvl="4" w:tentative="1">
@@ -44178,9 +45411,9 @@
       <w:lvlJc w:val="left"/>
       <w:pPr>
         <w:tabs>
-          <w:tab w:val="num" w:pos="3600"/>
+          <w:tab w:val="num" w:pos="3240"/>
         </w:tabs>
-        <w:ind w:left="3600" w:hanging="360"/>
+        <w:ind w:left="3240" w:hanging="360"/>
       </w:pPr>
     </w:lvl>
     <w:lvl w:ilvl="5" w:tentative="1">
@@ -44190,9 +45423,9 @@
       <w:lvlJc w:val="left"/>
       <w:pPr>
         <w:tabs>
-          <w:tab w:val="num" w:pos="4320"/>
+          <w:tab w:val="num" w:pos="3960"/>
         </w:tabs>
-        <w:ind w:left="4320" w:hanging="360"/>
+        <w:ind w:left="3960" w:hanging="360"/>
       </w:pPr>
     </w:lvl>
     <w:lvl w:ilvl="6" w:tentative="1">
@@ -44202,9 +45435,9 @@
       <w:lvlJc w:val="left"/>
       <w:pPr>
         <w:tabs>
-          <w:tab w:val="num" w:pos="5040"/>
+          <w:tab w:val="num" w:pos="4680"/>
         </w:tabs>
-        <w:ind w:left="5040" w:hanging="360"/>
+        <w:ind w:left="4680" w:hanging="360"/>
       </w:pPr>
     </w:lvl>
     <w:lvl w:ilvl="7" w:tentative="1">
@@ -44214,9 +45447,9 @@
       <w:lvlJc w:val="left"/>
       <w:pPr>
         <w:tabs>
-          <w:tab w:val="num" w:pos="5760"/>
+          <w:tab w:val="num" w:pos="5400"/>
         </w:tabs>
-        <w:ind w:left="5760" w:hanging="360"/>
+        <w:ind w:left="5400" w:hanging="360"/>
       </w:pPr>
     </w:lvl>
     <w:lvl w:ilvl="8" w:tentative="1">
@@ -44226,9 +45459,9 @@
       <w:lvlJc w:val="left"/>
       <w:pPr>
         <w:tabs>
-          <w:tab w:val="num" w:pos="6480"/>
+          <w:tab w:val="num" w:pos="6120"/>
         </w:tabs>
-        <w:ind w:left="6480" w:hanging="360"/>
+        <w:ind w:left="6120" w:hanging="360"/>
       </w:pPr>
     </w:lvl>
   </w:abstractNum>
@@ -44532,9 +45765,9 @@
       <w:lvlJc w:val="left"/>
       <w:pPr>
         <w:tabs>
-          <w:tab w:val="num" w:pos="720"/>
+          <w:tab w:val="num" w:pos="360"/>
         </w:tabs>
-        <w:ind w:left="720" w:hanging="360"/>
+        <w:ind w:left="360" w:hanging="360"/>
       </w:pPr>
     </w:lvl>
     <w:lvl w:ilvl="1" w:tentative="1">
@@ -44544,9 +45777,9 @@
       <w:lvlJc w:val="left"/>
       <w:pPr>
         <w:tabs>
-          <w:tab w:val="num" w:pos="1440"/>
+          <w:tab w:val="num" w:pos="1080"/>
         </w:tabs>
-        <w:ind w:left="1440" w:hanging="360"/>
+        <w:ind w:left="1080" w:hanging="360"/>
       </w:pPr>
     </w:lvl>
     <w:lvl w:ilvl="2" w:tentative="1">
@@ -44556,9 +45789,9 @@
       <w:lvlJc w:val="left"/>
       <w:pPr>
         <w:tabs>
-          <w:tab w:val="num" w:pos="2160"/>
+          <w:tab w:val="num" w:pos="1800"/>
         </w:tabs>
-        <w:ind w:left="2160" w:hanging="360"/>
+        <w:ind w:left="1800" w:hanging="360"/>
       </w:pPr>
     </w:lvl>
     <w:lvl w:ilvl="3" w:tentative="1">
@@ -44568,9 +45801,9 @@
       <w:lvlJc w:val="left"/>
       <w:pPr>
         <w:tabs>
-          <w:tab w:val="num" w:pos="2880"/>
+          <w:tab w:val="num" w:pos="2520"/>
         </w:tabs>
-        <w:ind w:left="2880" w:hanging="360"/>
+        <w:ind w:left="2520" w:hanging="360"/>
       </w:pPr>
     </w:lvl>
     <w:lvl w:ilvl="4" w:tentative="1">
@@ -44580,9 +45813,9 @@
       <w:lvlJc w:val="left"/>
       <w:pPr>
         <w:tabs>
-          <w:tab w:val="num" w:pos="3600"/>
+          <w:tab w:val="num" w:pos="3240"/>
         </w:tabs>
-        <w:ind w:left="3600" w:hanging="360"/>
+        <w:ind w:left="3240" w:hanging="360"/>
       </w:pPr>
     </w:lvl>
     <w:lvl w:ilvl="5" w:tentative="1">
@@ -44592,9 +45825,9 @@
       <w:lvlJc w:val="left"/>
       <w:pPr>
         <w:tabs>
-          <w:tab w:val="num" w:pos="4320"/>
+          <w:tab w:val="num" w:pos="3960"/>
         </w:tabs>
-        <w:ind w:left="4320" w:hanging="360"/>
+        <w:ind w:left="3960" w:hanging="360"/>
       </w:pPr>
     </w:lvl>
     <w:lvl w:ilvl="6" w:tentative="1">
@@ -44604,9 +45837,9 @@
       <w:lvlJc w:val="left"/>
       <w:pPr>
         <w:tabs>
-          <w:tab w:val="num" w:pos="5040"/>
+          <w:tab w:val="num" w:pos="4680"/>
         </w:tabs>
-        <w:ind w:left="5040" w:hanging="360"/>
+        <w:ind w:left="4680" w:hanging="360"/>
       </w:pPr>
     </w:lvl>
     <w:lvl w:ilvl="7" w:tentative="1">
@@ -44616,9 +45849,9 @@
       <w:lvlJc w:val="left"/>
       <w:pPr>
         <w:tabs>
-          <w:tab w:val="num" w:pos="5760"/>
+          <w:tab w:val="num" w:pos="5400"/>
         </w:tabs>
-        <w:ind w:left="5760" w:hanging="360"/>
+        <w:ind w:left="5400" w:hanging="360"/>
       </w:pPr>
     </w:lvl>
     <w:lvl w:ilvl="8" w:tentative="1">
@@ -44628,9 +45861,9 @@
       <w:lvlJc w:val="left"/>
       <w:pPr>
         <w:tabs>
-          <w:tab w:val="num" w:pos="6480"/>
+          <w:tab w:val="num" w:pos="6120"/>
         </w:tabs>
-        <w:ind w:left="6480" w:hanging="360"/>
+        <w:ind w:left="6120" w:hanging="360"/>
       </w:pPr>
     </w:lvl>
   </w:abstractNum>
@@ -44992,11 +46225,11 @@
   <w:abstractNum w:abstractNumId="24" w15:restartNumberingAfterBreak="0">
     <w:nsid w:val="510C06BD"/>
     <w:multiLevelType w:val="multilevel"/>
-    <w:tmpl w:val="4C40AFF8"/>
+    <w:tmpl w:val="6096B2F4"/>
     <w:lvl w:ilvl="0">
       <w:start w:val="1"/>
       <w:numFmt w:val="decimal"/>
-      <w:lvlText w:val="%1"/>
+      <w:lvlText w:val="%1."/>
       <w:lvlJc w:val="left"/>
       <w:pPr>
         <w:tabs>
@@ -46458,9 +47691,9 @@
       <w:lvlJc w:val="left"/>
       <w:pPr>
         <w:tabs>
-          <w:tab w:val="num" w:pos="720"/>
+          <w:tab w:val="num" w:pos="360"/>
         </w:tabs>
-        <w:ind w:left="720" w:hanging="360"/>
+        <w:ind w:left="360" w:hanging="360"/>
       </w:pPr>
     </w:lvl>
     <w:lvl w:ilvl="1" w:tentative="1">
@@ -46470,9 +47703,9 @@
       <w:lvlJc w:val="left"/>
       <w:pPr>
         <w:tabs>
-          <w:tab w:val="num" w:pos="1440"/>
+          <w:tab w:val="num" w:pos="1080"/>
         </w:tabs>
-        <w:ind w:left="1440" w:hanging="360"/>
+        <w:ind w:left="1080" w:hanging="360"/>
       </w:pPr>
     </w:lvl>
     <w:lvl w:ilvl="2" w:tentative="1">
@@ -46482,9 +47715,9 @@
       <w:lvlJc w:val="left"/>
       <w:pPr>
         <w:tabs>
-          <w:tab w:val="num" w:pos="2160"/>
+          <w:tab w:val="num" w:pos="1800"/>
         </w:tabs>
-        <w:ind w:left="2160" w:hanging="360"/>
+        <w:ind w:left="1800" w:hanging="360"/>
       </w:pPr>
     </w:lvl>
     <w:lvl w:ilvl="3" w:tentative="1">
@@ -46494,9 +47727,9 @@
       <w:lvlJc w:val="left"/>
       <w:pPr>
         <w:tabs>
-          <w:tab w:val="num" w:pos="2880"/>
+          <w:tab w:val="num" w:pos="2520"/>
         </w:tabs>
-        <w:ind w:left="2880" w:hanging="360"/>
+        <w:ind w:left="2520" w:hanging="360"/>
       </w:pPr>
     </w:lvl>
     <w:lvl w:ilvl="4" w:tentative="1">
@@ -46506,9 +47739,9 @@
       <w:lvlJc w:val="left"/>
       <w:pPr>
         <w:tabs>
-          <w:tab w:val="num" w:pos="3600"/>
+          <w:tab w:val="num" w:pos="3240"/>
         </w:tabs>
-        <w:ind w:left="3600" w:hanging="360"/>
+        <w:ind w:left="3240" w:hanging="360"/>
       </w:pPr>
     </w:lvl>
     <w:lvl w:ilvl="5" w:tentative="1">
@@ -46518,9 +47751,9 @@
       <w:lvlJc w:val="left"/>
       <w:pPr>
         <w:tabs>
-          <w:tab w:val="num" w:pos="4320"/>
+          <w:tab w:val="num" w:pos="3960"/>
         </w:tabs>
-        <w:ind w:left="4320" w:hanging="360"/>
+        <w:ind w:left="3960" w:hanging="360"/>
       </w:pPr>
     </w:lvl>
     <w:lvl w:ilvl="6" w:tentative="1">
@@ -46530,9 +47763,9 @@
       <w:lvlJc w:val="left"/>
       <w:pPr>
         <w:tabs>
-          <w:tab w:val="num" w:pos="5040"/>
+          <w:tab w:val="num" w:pos="4680"/>
         </w:tabs>
-        <w:ind w:left="5040" w:hanging="360"/>
+        <w:ind w:left="4680" w:hanging="360"/>
       </w:pPr>
     </w:lvl>
     <w:lvl w:ilvl="7" w:tentative="1">
@@ -46542,9 +47775,9 @@
       <w:lvlJc w:val="left"/>
       <w:pPr>
         <w:tabs>
-          <w:tab w:val="num" w:pos="5760"/>
+          <w:tab w:val="num" w:pos="5400"/>
         </w:tabs>
-        <w:ind w:left="5760" w:hanging="360"/>
+        <w:ind w:left="5400" w:hanging="360"/>
       </w:pPr>
     </w:lvl>
     <w:lvl w:ilvl="8" w:tentative="1">
@@ -46554,9 +47787,9 @@
       <w:lvlJc w:val="left"/>
       <w:pPr>
         <w:tabs>
-          <w:tab w:val="num" w:pos="6480"/>
+          <w:tab w:val="num" w:pos="6120"/>
         </w:tabs>
-        <w:ind w:left="6480" w:hanging="360"/>
+        <w:ind w:left="6120" w:hanging="360"/>
       </w:pPr>
     </w:lvl>
   </w:abstractNum>
@@ -47584,143 +48817,143 @@
       </w:pPr>
     </w:lvl>
   </w:abstractNum>
-  <w:num w:numId="1" w16cid:durableId="841744459">
+  <w:num w:numId="1">
     <w:abstractNumId w:val="11"/>
   </w:num>
-  <w:num w:numId="2" w16cid:durableId="691564835">
+  <w:num w:numId="2">
     <w:abstractNumId w:val="22"/>
   </w:num>
-  <w:num w:numId="3" w16cid:durableId="101388463">
+  <w:num w:numId="3">
     <w:abstractNumId w:val="41"/>
   </w:num>
-  <w:num w:numId="4" w16cid:durableId="2029790986">
+  <w:num w:numId="4">
     <w:abstractNumId w:val="28"/>
   </w:num>
-  <w:num w:numId="5" w16cid:durableId="2145656955">
+  <w:num w:numId="5">
     <w:abstractNumId w:val="4"/>
   </w:num>
-  <w:num w:numId="6" w16cid:durableId="1559974554">
+  <w:num w:numId="6">
     <w:abstractNumId w:val="3"/>
   </w:num>
-  <w:num w:numId="7" w16cid:durableId="1800562034">
+  <w:num w:numId="7">
     <w:abstractNumId w:val="2"/>
   </w:num>
-  <w:num w:numId="8" w16cid:durableId="1715809853">
+  <w:num w:numId="8">
     <w:abstractNumId w:val="23"/>
   </w:num>
-  <w:num w:numId="9" w16cid:durableId="2053722545">
+  <w:num w:numId="9">
     <w:abstractNumId w:val="1"/>
   </w:num>
-  <w:num w:numId="10" w16cid:durableId="1692220972">
+  <w:num w:numId="10">
     <w:abstractNumId w:val="39"/>
   </w:num>
-  <w:num w:numId="11" w16cid:durableId="272828529">
+  <w:num w:numId="11">
     <w:abstractNumId w:val="15"/>
   </w:num>
-  <w:num w:numId="12" w16cid:durableId="1223558819">
+  <w:num w:numId="12">
     <w:abstractNumId w:val="6"/>
   </w:num>
-  <w:num w:numId="13" w16cid:durableId="1748502815">
+  <w:num w:numId="13">
     <w:abstractNumId w:val="19"/>
   </w:num>
-  <w:num w:numId="14" w16cid:durableId="819733155">
+  <w:num w:numId="14">
     <w:abstractNumId w:val="37"/>
   </w:num>
-  <w:num w:numId="15" w16cid:durableId="691032926">
+  <w:num w:numId="15">
     <w:abstractNumId w:val="42"/>
   </w:num>
-  <w:num w:numId="16" w16cid:durableId="459880423">
+  <w:num w:numId="16">
     <w:abstractNumId w:val="30"/>
   </w:num>
-  <w:num w:numId="17" w16cid:durableId="2060738298">
+  <w:num w:numId="17">
     <w:abstractNumId w:val="5"/>
   </w:num>
-  <w:num w:numId="18" w16cid:durableId="444161316">
+  <w:num w:numId="18">
     <w:abstractNumId w:val="40"/>
   </w:num>
-  <w:num w:numId="19" w16cid:durableId="535630023">
+  <w:num w:numId="19">
     <w:abstractNumId w:val="18"/>
   </w:num>
-  <w:num w:numId="20" w16cid:durableId="1893348205">
+  <w:num w:numId="20">
     <w:abstractNumId w:val="9"/>
   </w:num>
-  <w:num w:numId="21" w16cid:durableId="1443191020">
+  <w:num w:numId="21">
     <w:abstractNumId w:val="26"/>
   </w:num>
-  <w:num w:numId="22" w16cid:durableId="1794328153">
+  <w:num w:numId="22">
     <w:abstractNumId w:val="33"/>
   </w:num>
-  <w:num w:numId="23" w16cid:durableId="942683762">
+  <w:num w:numId="23">
     <w:abstractNumId w:val="14"/>
   </w:num>
-  <w:num w:numId="24" w16cid:durableId="568611575">
+  <w:num w:numId="24">
     <w:abstractNumId w:val="27"/>
   </w:num>
-  <w:num w:numId="25" w16cid:durableId="1500076582">
+  <w:num w:numId="25">
     <w:abstractNumId w:val="36"/>
   </w:num>
-  <w:num w:numId="26" w16cid:durableId="691422571">
+  <w:num w:numId="26">
     <w:abstractNumId w:val="8"/>
   </w:num>
-  <w:num w:numId="27" w16cid:durableId="24213455">
+  <w:num w:numId="27">
     <w:abstractNumId w:val="38"/>
   </w:num>
-  <w:num w:numId="28" w16cid:durableId="258755812">
+  <w:num w:numId="28">
     <w:abstractNumId w:val="13"/>
   </w:num>
-  <w:num w:numId="29" w16cid:durableId="1639073064">
+  <w:num w:numId="29">
     <w:abstractNumId w:val="16"/>
   </w:num>
-  <w:num w:numId="30" w16cid:durableId="364912655">
+  <w:num w:numId="30">
     <w:abstractNumId w:val="32"/>
   </w:num>
-  <w:num w:numId="31" w16cid:durableId="1670250996">
+  <w:num w:numId="31">
     <w:abstractNumId w:val="29"/>
   </w:num>
-  <w:num w:numId="32" w16cid:durableId="373116541">
+  <w:num w:numId="32">
     <w:abstractNumId w:val="34"/>
   </w:num>
-  <w:num w:numId="33" w16cid:durableId="540900672">
+  <w:num w:numId="33">
     <w:abstractNumId w:val="24"/>
   </w:num>
-  <w:num w:numId="34" w16cid:durableId="544368319">
+  <w:num w:numId="34">
     <w:abstractNumId w:val="25"/>
   </w:num>
-  <w:num w:numId="35" w16cid:durableId="908611511">
+  <w:num w:numId="35">
     <w:abstractNumId w:val="12"/>
   </w:num>
-  <w:num w:numId="36" w16cid:durableId="1976133716">
+  <w:num w:numId="36">
     <w:abstractNumId w:val="35"/>
   </w:num>
-  <w:num w:numId="37" w16cid:durableId="859124920">
+  <w:num w:numId="37">
     <w:abstractNumId w:val="17"/>
   </w:num>
-  <w:num w:numId="38" w16cid:durableId="153106077">
+  <w:num w:numId="38">
     <w:abstractNumId w:val="7"/>
   </w:num>
-  <w:num w:numId="39" w16cid:durableId="941687238">
+  <w:num w:numId="39">
     <w:abstractNumId w:val="20"/>
   </w:num>
-  <w:num w:numId="40" w16cid:durableId="875121355">
+  <w:num w:numId="40">
     <w:abstractNumId w:val="0"/>
   </w:num>
-  <w:num w:numId="41" w16cid:durableId="1850410260">
+  <w:num w:numId="41">
     <w:abstractNumId w:val="43"/>
   </w:num>
-  <w:num w:numId="42" w16cid:durableId="237982402">
+  <w:num w:numId="42">
     <w:abstractNumId w:val="10"/>
   </w:num>
-  <w:num w:numId="43" w16cid:durableId="1198347451">
+  <w:num w:numId="43">
     <w:abstractNumId w:val="31"/>
   </w:num>
-  <w:num w:numId="44" w16cid:durableId="1736003097">
+  <w:num w:numId="44">
     <w:abstractNumId w:val="21"/>
   </w:num>
 </w:numbering>
 </file>
 
 <file path=word/styles.xml><?xml version="1.0" encoding="utf-8"?>
-<w:styles xmlns:mc="http://schemas.openxmlformats.org/markup-compatibility/2006" xmlns:r="http://schemas.openxmlformats.org/officeDocument/2006/relationships" xmlns:w="http://schemas.openxmlformats.org/wordprocessingml/2006/main" xmlns:w14="http://schemas.microsoft.com/office/word/2010/wordml" xmlns:w15="http://schemas.microsoft.com/office/word/2012/wordml" xmlns:w16cex="http://schemas.microsoft.com/office/word/2018/wordml/cex" xmlns:w16cid="http://schemas.microsoft.com/office/word/2016/wordml/cid" xmlns:w16="http://schemas.microsoft.com/office/word/2018/wordml" xmlns:w16du="http://schemas.microsoft.com/office/word/2023/wordml/word16du" xmlns:w16sdtdh="http://schemas.microsoft.com/office/word/2020/wordml/sdtdatahash" xmlns:w16sdtfl="http://schemas.microsoft.com/office/word/2024/wordml/sdtformatlock" xmlns:w16se="http://schemas.microsoft.com/office/word/2015/wordml/symex" mc:Ignorable="w14 w15 w16se w16cid w16 w16cex w16sdtdh w16sdtfl w16du">
+<w:styles xmlns:mc="http://schemas.openxmlformats.org/markup-compatibility/2006" xmlns:r="http://schemas.openxmlformats.org/officeDocument/2006/relationships" xmlns:w="http://schemas.openxmlformats.org/wordprocessingml/2006/main" xmlns:w14="http://schemas.microsoft.com/office/word/2010/wordml" xmlns:w15="http://schemas.microsoft.com/office/word/2012/wordml" xmlns:w16se="http://schemas.microsoft.com/office/word/2015/wordml/symex" mc:Ignorable="w14 w15 w16se">
   <w:docDefaults>
     <w:rPrDefault>
       <w:rPr>
@@ -47736,7 +48969,7 @@
       </w:pPr>
     </w:pPrDefault>
   </w:docDefaults>
-  <w:latentStyles w:defLockedState="0" w:defUIPriority="99" w:defSemiHidden="0" w:defUnhideWhenUsed="0" w:defQFormat="0" w:count="376">
+  <w:latentStyles w:defLockedState="0" w:defUIPriority="99" w:defSemiHidden="0" w:defUnhideWhenUsed="0" w:defQFormat="0" w:count="371">
     <w:lsdException w:name="Normal" w:uiPriority="0" w:qFormat="1"/>
     <w:lsdException w:name="heading 1" w:uiPriority="9" w:qFormat="1"/>
     <w:lsdException w:name="heading 2" w:semiHidden="1" w:uiPriority="0" w:unhideWhenUsed="1" w:qFormat="1"/>
@@ -48099,11 +49332,6 @@
     <w:lsdException w:name="List Table 5 Dark Accent 6" w:uiPriority="50"/>
     <w:lsdException w:name="List Table 6 Colorful Accent 6" w:uiPriority="51"/>
     <w:lsdException w:name="List Table 7 Colorful Accent 6" w:uiPriority="52"/>
-    <w:lsdException w:name="Mention" w:semiHidden="1" w:unhideWhenUsed="1"/>
-    <w:lsdException w:name="Smart Hyperlink" w:semiHidden="1" w:unhideWhenUsed="1"/>
-    <w:lsdException w:name="Hashtag" w:semiHidden="1" w:unhideWhenUsed="1"/>
-    <w:lsdException w:name="Unresolved Mention" w:semiHidden="1" w:unhideWhenUsed="1"/>
-    <w:lsdException w:name="Smart Link" w:semiHidden="1" w:unhideWhenUsed="1"/>
   </w:latentStyles>
   <w:style w:type="paragraph" w:default="1" w:styleId="Normale">
     <w:name w:val="Normal"/>
@@ -48236,6 +49464,7 @@
   <w:style w:type="character" w:default="1" w:styleId="Carpredefinitoparagrafo">
     <w:name w:val="Default Paragraph Font"/>
     <w:uiPriority w:val="1"/>
+    <w:semiHidden/>
     <w:unhideWhenUsed/>
   </w:style>
   <w:style w:type="table" w:default="1" w:styleId="Tabellanormale">
@@ -49672,7 +50901,12 @@
 </file>
 
 <file path=customXml/item2.xml><?xml version="1.0" encoding="utf-8"?>
-<b:Sources xmlns:b="http://schemas.openxmlformats.org/officeDocument/2006/bibliography" xmlns="http://schemas.openxmlformats.org/officeDocument/2006/bibliography" SelectedStyle="/APA.XSL" StyleName="APA"/>
+<?mso-contentType ?>
+<FormTemplates xmlns="http://schemas.microsoft.com/sharepoint/v3/contenttype/forms">
+  <Display>DocumentLibraryForm</Display>
+  <Edit>DocumentLibraryForm</Edit>
+  <New>DocumentLibraryForm</New>
+</FormTemplates>
 </file>
 
 <file path=customXml/item3.xml><?xml version="1.0" encoding="utf-8"?>
@@ -49814,12 +51048,7 @@
 </file>
 
 <file path=customXml/item4.xml><?xml version="1.0" encoding="utf-8"?>
-<?mso-contentType ?>
-<FormTemplates xmlns="http://schemas.microsoft.com/sharepoint/v3/contenttype/forms">
-  <Display>DocumentLibraryForm</Display>
-  <Edit>DocumentLibraryForm</Edit>
-  <New>DocumentLibraryForm</New>
-</FormTemplates>
+<b:Sources xmlns:b="http://schemas.openxmlformats.org/officeDocument/2006/bibliography" xmlns="http://schemas.openxmlformats.org/officeDocument/2006/bibliography" SelectedStyle="/APA.XSL" StyleName="APA"/>
 </file>
 
 <file path=customXml/itemProps1.xml><?xml version="1.0" encoding="utf-8"?>
@@ -49832,9 +51061,9 @@
 </file>
 
 <file path=customXml/itemProps2.xml><?xml version="1.0" encoding="utf-8"?>
-<ds:datastoreItem xmlns:ds="http://schemas.openxmlformats.org/officeDocument/2006/customXml" ds:itemID="{54E6695B-E244-4364-8FD9-587E8B160612}">
+<ds:datastoreItem xmlns:ds="http://schemas.openxmlformats.org/officeDocument/2006/customXml" ds:itemID="{7A92FC2C-203E-4C0D-85A9-20D789DE0FA5}">
   <ds:schemaRefs>
-    <ds:schemaRef ds:uri="http://schemas.openxmlformats.org/officeDocument/2006/bibliography"/>
+    <ds:schemaRef ds:uri="http://schemas.microsoft.com/sharepoint/v3/contenttype/forms"/>
   </ds:schemaRefs>
 </ds:datastoreItem>
 </file>
@@ -49858,9 +51087,9 @@
 </file>
 
 <file path=customXml/itemProps4.xml><?xml version="1.0" encoding="utf-8"?>
-<ds:datastoreItem xmlns:ds="http://schemas.openxmlformats.org/officeDocument/2006/customXml" ds:itemID="{7A92FC2C-203E-4C0D-85A9-20D789DE0FA5}">
+<ds:datastoreItem xmlns:ds="http://schemas.openxmlformats.org/officeDocument/2006/customXml" ds:itemID="{472B792A-49A5-49A9-87A9-5C81F6E11523}">
   <ds:schemaRefs>
-    <ds:schemaRef ds:uri="http://schemas.microsoft.com/sharepoint/v3/contenttype/forms"/>
+    <ds:schemaRef ds:uri="http://schemas.openxmlformats.org/officeDocument/2006/bibliography"/>
   </ds:schemaRefs>
 </ds:datastoreItem>
 </file>
--- a/Documentation/Documentazione.docx
+++ b/Documentation/Documentazione.docx
@@ -384,7 +384,7 @@
               </wp:anchor>
             </w:drawing>
           </mc:Choice>
-          <mc:Fallback xmlns:a="http://schemas.openxmlformats.org/drawingml/2006/main" xmlns:a14="http://schemas.microsoft.com/office/drawing/2010/main" xmlns:pic="http://schemas.openxmlformats.org/drawingml/2006/picture" xmlns:w16sdtfl="http://schemas.microsoft.com/office/word/2024/wordml/sdtformatlock" xmlns:w16sdtdh="http://schemas.microsoft.com/office/word/2020/wordml/sdtdatahash" xmlns:w16du="http://schemas.microsoft.com/office/word/2023/wordml/word16du" xmlns:w16="http://schemas.microsoft.com/office/word/2018/wordml" xmlns:w16cid="http://schemas.microsoft.com/office/word/2016/wordml/cid" xmlns:w16cex="http://schemas.microsoft.com/office/word/2018/wordml/cex" xmlns:oel="http://schemas.microsoft.com/office/2019/extlst" xmlns:am3d="http://schemas.microsoft.com/office/drawing/2017/model3d" xmlns:aink="http://schemas.microsoft.com/office/drawing/2016/ink" xmlns:cx8="http://schemas.microsoft.com/office/drawing/2016/5/14/chartex" xmlns:cx7="http://schemas.microsoft.com/office/drawing/2016/5/13/chartex" xmlns:cx6="http://schemas.microsoft.com/office/drawing/2016/5/12/chartex" xmlns:cx5="http://schemas.microsoft.com/office/drawing/2016/5/11/chartex" xmlns:cx4="http://schemas.microsoft.com/office/drawing/2016/5/10/chartex" xmlns:cx3="http://schemas.microsoft.com/office/drawing/2016/5/9/chartex" xmlns:cx2="http://schemas.microsoft.com/office/drawing/2015/10/21/chartex">
+          <mc:Fallback xmlns:cx2="http://schemas.microsoft.com/office/drawing/2015/10/21/chartex" xmlns:cx3="http://schemas.microsoft.com/office/drawing/2016/5/9/chartex" xmlns:cx4="http://schemas.microsoft.com/office/drawing/2016/5/10/chartex" xmlns:cx5="http://schemas.microsoft.com/office/drawing/2016/5/11/chartex" xmlns:cx6="http://schemas.microsoft.com/office/drawing/2016/5/12/chartex" xmlns:cx7="http://schemas.microsoft.com/office/drawing/2016/5/13/chartex" xmlns:cx8="http://schemas.microsoft.com/office/drawing/2016/5/14/chartex" xmlns:aink="http://schemas.microsoft.com/office/drawing/2016/ink" xmlns:am3d="http://schemas.microsoft.com/office/drawing/2017/model3d" xmlns:oel="http://schemas.microsoft.com/office/2019/extlst" xmlns:w16cex="http://schemas.microsoft.com/office/word/2018/wordml/cex" xmlns:w16cid="http://schemas.microsoft.com/office/word/2016/wordml/cid" xmlns:w16="http://schemas.microsoft.com/office/word/2018/wordml" xmlns:w16du="http://schemas.microsoft.com/office/word/2023/wordml/word16du" xmlns:w16sdtdh="http://schemas.microsoft.com/office/word/2020/wordml/sdtdatahash" xmlns:w16sdtfl="http://schemas.microsoft.com/office/word/2024/wordml/sdtformatlock" xmlns:pic="http://schemas.openxmlformats.org/drawingml/2006/picture" xmlns:a14="http://schemas.microsoft.com/office/drawing/2010/main" xmlns:a="http://schemas.openxmlformats.org/drawingml/2006/main">
             <w:pict w14:anchorId="7AB62B22">
               <v:line id="shape_0" style="position:absolute" o:allowincell="f" stroked="t" from="124.4pt,6.2pt" to="356.5pt,6.2pt" wp14:anchorId="32BE6CCD">
                 <v:stroke weight="25560" color="#f59240" joinstyle="round" endcap="flat"/>
@@ -28618,8 +28618,6 @@
     </w:p>
     <w:p/>
     <w:p>
-      <w:bookmarkStart w:id="74" w:name="_GoBack"/>
-      <w:bookmarkEnd w:id="74"/>
       <w:proofErr w:type="spellStart"/>
       <w:r>
         <w:rPr>
@@ -28677,18 +28675,18 @@
       <w:pPr>
         <w:pStyle w:val="Titolo2"/>
       </w:pPr>
-      <w:bookmarkStart w:id="75" w:name="_Toc471905556"/>
-      <w:bookmarkStart w:id="76" w:name="_Toc474433558"/>
-      <w:bookmarkStart w:id="77" w:name="_Toc474433733"/>
-      <w:bookmarkStart w:id="78" w:name="_Toc195300128"/>
+      <w:bookmarkStart w:id="74" w:name="_Toc471905556"/>
+      <w:bookmarkStart w:id="75" w:name="_Toc474433558"/>
+      <w:bookmarkStart w:id="76" w:name="_Toc474433733"/>
+      <w:bookmarkStart w:id="77" w:name="_Toc195300128"/>
       <w:r>
         <w:lastRenderedPageBreak/>
         <w:t>Diagrammi di sequenza</w:t>
       </w:r>
+      <w:bookmarkEnd w:id="74"/>
       <w:bookmarkEnd w:id="75"/>
       <w:bookmarkEnd w:id="76"/>
       <w:bookmarkEnd w:id="77"/>
-      <w:bookmarkEnd w:id="78"/>
     </w:p>
     <w:p>
       <w:pPr>
@@ -28740,15 +28738,21 @@
           <w:numId w:val="2"/>
         </w:numPr>
       </w:pPr>
-      <w:bookmarkStart w:id="79" w:name="_Toc195300130"/>
-      <w:r>
-        <w:t>Accesso</w:t>
-      </w:r>
-      <w:bookmarkEnd w:id="79"/>
+      <w:r>
+        <w:t>Registrazione</w:t>
+      </w:r>
     </w:p>
     <w:p>
       <w:pPr>
-        <w:jc w:val="both"/>
+        <w:rPr>
+          <w:rStyle w:val="Titolo3Carattere"/>
+          <w:rFonts w:eastAsiaTheme="minorEastAsia" w:cstheme="minorBidi"/>
+          <w:b w:val="0"/>
+          <w:bCs w:val="0"/>
+          <w:color w:val="auto"/>
+          <w:sz w:val="24"/>
+          <w:shd w:val="clear" w:color="auto" w:fill="auto"/>
+        </w:rPr>
       </w:pPr>
       <w:r>
         <w:t xml:space="preserve">La creazione del suddetto </w:t>
@@ -28774,30 +28778,46 @@
           <w:i/>
           <w:iCs/>
         </w:rPr>
-        <w:t>Accesso</w:t>
-      </w:r>
-      <w:r>
-        <w:t xml:space="preserve">, ha fatto sorgere la necessità di definire un metodo, specifico per la classe </w:t>
-      </w:r>
+        <w:t>Registrazione</w:t>
+      </w:r>
+      <w:r>
+        <w:t>, ha fatto sor</w:t>
+      </w:r>
+      <w:r>
+        <w:t>gere la necessità di definire dei metodi, specifici</w:t>
+      </w:r>
+      <w:r>
+        <w:t xml:space="preserve"> per la classe </w:t>
+      </w:r>
+      <w:proofErr w:type="spellStart"/>
       <w:r>
         <w:rPr>
           <w:b/>
           <w:bCs/>
           <w:color w:val="FABF8F" w:themeColor="accent6" w:themeTint="99"/>
         </w:rPr>
-        <w:t>Autonoleggio</w:t>
-      </w:r>
+        <w:t>SistemaBiblioteca</w:t>
+      </w:r>
+      <w:proofErr w:type="spellEnd"/>
       <w:r>
         <w:t xml:space="preserve">, </w:t>
       </w:r>
+      <w:r>
+        <w:rPr>
+          <w:b/>
+        </w:rPr>
+        <w:t>validaDatiSintatticamente(nome,cognome,email,ruolo,parametro,password)</w:t>
+      </w:r>
+      <w:r>
+        <w:t xml:space="preserve">, </w:t>
+      </w:r>
       <w:proofErr w:type="spellStart"/>
-      <w:proofErr w:type="gramStart"/>
       <w:r>
         <w:rPr>
           <w:b/>
           <w:bCs/>
         </w:rPr>
-        <w:t>verificaCredenziali</w:t>
+        <w:t>verificaEmailNonRegistrata</w:t>
       </w:r>
       <w:proofErr w:type="spellEnd"/>
       <w:r>
@@ -28805,49 +28825,116 @@
           <w:b/>
           <w:bCs/>
         </w:rPr>
-        <w:t>(</w:t>
-      </w:r>
-      <w:proofErr w:type="spellStart"/>
-      <w:proofErr w:type="gramEnd"/>
+        <w:t>(email</w:t>
+      </w:r>
       <w:r>
         <w:rPr>
           <w:b/>
           <w:bCs/>
         </w:rPr>
-        <w:t>nomeUtente</w:t>
-      </w:r>
-      <w:proofErr w:type="spellEnd"/>
+        <w:t>)</w:t>
+      </w:r>
+      <w:r>
+        <w:rPr>
+          <w:bCs/>
+        </w:rPr>
+        <w:t>,</w:t>
+      </w:r>
       <w:r>
         <w:rPr>
           <w:b/>
           <w:bCs/>
         </w:rPr>
-        <w:t>, password)</w:t>
-      </w:r>
-      <w:r>
-        <w:t>, privato, per consentire all’autonoleggio di verificare che le credenziali inserite dall’utente siano valide.</w:t>
+        <w:t xml:space="preserve"> </w:t>
+      </w:r>
+      <w:proofErr w:type="spellStart"/>
+      <w:r>
+        <w:rPr>
+          <w:b/>
+          <w:bCs/>
+        </w:rPr>
+        <w:t>verificaMatricola</w:t>
+      </w:r>
+      <w:proofErr w:type="spellEnd"/>
+      <w:r>
+        <w:rPr>
+          <w:b/>
+          <w:bCs/>
+        </w:rPr>
+        <w:t>(matricola)</w:t>
+      </w:r>
+      <w:r>
+        <w:rPr>
+          <w:bCs/>
+        </w:rPr>
+        <w:t>,</w:t>
+      </w:r>
+      <w:r>
+        <w:rPr>
+          <w:b/>
+          <w:bCs/>
+        </w:rPr>
+        <w:t xml:space="preserve"> </w:t>
+      </w:r>
+      <w:proofErr w:type="spellStart"/>
+      <w:r>
+        <w:rPr>
+          <w:b/>
+          <w:bCs/>
+        </w:rPr>
+        <w:t>verificaCodiceIdentificativo</w:t>
+      </w:r>
+      <w:proofErr w:type="spellEnd"/>
+      <w:r>
+        <w:rPr>
+          <w:b/>
+          <w:bCs/>
+        </w:rPr>
+        <w:t>(</w:t>
+      </w:r>
+      <w:proofErr w:type="spellStart"/>
+      <w:r>
+        <w:rPr>
+          <w:b/>
+          <w:bCs/>
+        </w:rPr>
+        <w:t>codice_identificativo</w:t>
+      </w:r>
+      <w:proofErr w:type="spellEnd"/>
+      <w:r>
+        <w:rPr>
+          <w:b/>
+          <w:bCs/>
+        </w:rPr>
+        <w:t>)</w:t>
+      </w:r>
+      <w:r>
+        <w:t>, privati, per consentire alla Biblioteca</w:t>
+      </w:r>
+      <w:r>
+        <w:t xml:space="preserve"> di </w:t>
+      </w:r>
+      <w:r>
+        <w:t>validare i dati sintatticamente e verificare che l’email, la matricola e il codice identificativo inseriti dall’utente non siano già presenti nel sistema</w:t>
+      </w:r>
+      <w:r>
+        <w:t>.</w:t>
       </w:r>
     </w:p>
     <w:p>
       <w:pPr>
-        <w:rPr>
-          <w:rStyle w:val="Titolo3Carattere"/>
-        </w:rPr>
-      </w:pPr>
-    </w:p>
-    <w:p>
-      <w:pPr>
         <w:jc w:val="center"/>
       </w:pPr>
       <w:r>
         <w:rPr>
           <w:noProof/>
         </w:rPr>
+        <w:lastRenderedPageBreak/>
         <w:drawing>
-          <wp:inline distT="0" distB="0" distL="0" distR="0" wp14:anchorId="750820C4" wp14:editId="53DDE568">
-            <wp:extent cx="3442970" cy="1828800"/>
+          <wp:inline distT="0" distB="0" distL="0" distR="0" wp14:anchorId="0CA63908" wp14:editId="60CC94EF">
+            <wp:extent cx="6120130" cy="6973570"/>
             <wp:effectExtent l="0" t="0" r="0" b="0"/>
-            <wp:docPr id="17" name="Immagine 1" descr="Immagine che contiene testo, schermata, linea, diagramma&#10;&#10;Descrizione generata automaticamente"/>
+            <wp:docPr id="34" name="Immagine 34"/>
             <wp:cNvGraphicFramePr>
               <a:graphicFrameLocks xmlns:a="http://schemas.openxmlformats.org/drawingml/2006/main" noChangeAspect="1"/>
             </wp:cNvGraphicFramePr>
@@ -28855,26 +28942,29 @@
               <a:graphicData uri="http://schemas.openxmlformats.org/drawingml/2006/picture">
                 <pic:pic xmlns:pic="http://schemas.openxmlformats.org/drawingml/2006/picture">
                   <pic:nvPicPr>
-                    <pic:cNvPr id="17" name="Immagine 1" descr="Immagine che contiene testo, schermata, linea, diagramma&#10;&#10;Descrizione generata automaticamente"/>
-                    <pic:cNvPicPr>
-                      <a:picLocks noChangeAspect="1" noChangeArrowheads="1"/>
-                    </pic:cNvPicPr>
+                    <pic:cNvPr id="34" name="RegistrazioneNonRaffinato.jpg"/>
+                    <pic:cNvPicPr/>
                   </pic:nvPicPr>
                   <pic:blipFill>
-                    <a:blip r:embed="rId22"/>
+                    <a:blip r:embed="rId22">
+                      <a:extLst>
+                        <a:ext uri="{28A0092B-C50C-407E-A947-70E740481C1C}">
+                          <a14:useLocalDpi xmlns:a14="http://schemas.microsoft.com/office/drawing/2010/main" val="0"/>
+                        </a:ext>
+                      </a:extLst>
+                    </a:blip>
                     <a:stretch>
                       <a:fillRect/>
                     </a:stretch>
                   </pic:blipFill>
-                  <pic:spPr bwMode="auto">
+                  <pic:spPr>
                     <a:xfrm>
                       <a:off x="0" y="0"/>
-                      <a:ext cx="3442970" cy="1828800"/>
+                      <a:ext cx="6120130" cy="6973570"/>
                     </a:xfrm>
                     <a:prstGeom prst="rect">
                       <a:avLst/>
                     </a:prstGeom>
-                    <a:noFill/>
                   </pic:spPr>
                 </pic:pic>
               </a:graphicData>
@@ -28897,13 +28987,10 @@
           <w:numId w:val="2"/>
         </w:numPr>
       </w:pPr>
-      <w:bookmarkStart w:id="80" w:name="_Toc195300131"/>
-      <w:proofErr w:type="spellStart"/>
-      <w:r>
-        <w:t>AggiungiAuto</w:t>
-      </w:r>
-      <w:bookmarkEnd w:id="80"/>
-      <w:proofErr w:type="spellEnd"/>
+      <w:r>
+        <w:lastRenderedPageBreak/>
+        <w:t>Log-in</w:t>
+      </w:r>
     </w:p>
     <w:p>
       <w:pPr>
@@ -28916,10 +29003,10 @@
           <w:noProof/>
         </w:rPr>
         <w:drawing>
-          <wp:inline distT="0" distB="0" distL="0" distR="0" wp14:anchorId="02B69755" wp14:editId="31D85579">
-            <wp:extent cx="4812030" cy="2134870"/>
+          <wp:inline distT="0" distB="0" distL="0" distR="0" wp14:anchorId="17739359" wp14:editId="3F88D313">
+            <wp:extent cx="6120130" cy="6009005"/>
             <wp:effectExtent l="0" t="0" r="0" b="0"/>
-            <wp:docPr id="18" name="Immagine5" descr="Immagine che contiene testo, schermata, linea, diagramma&#10;&#10;Descrizione generata automaticamente"/>
+            <wp:docPr id="35" name="Immagine 35"/>
             <wp:cNvGraphicFramePr>
               <a:graphicFrameLocks xmlns:a="http://schemas.openxmlformats.org/drawingml/2006/main" noChangeAspect="1"/>
             </wp:cNvGraphicFramePr>
@@ -28927,26 +29014,29 @@
               <a:graphicData uri="http://schemas.openxmlformats.org/drawingml/2006/picture">
                 <pic:pic xmlns:pic="http://schemas.openxmlformats.org/drawingml/2006/picture">
                   <pic:nvPicPr>
-                    <pic:cNvPr id="18" name="Immagine5" descr="Immagine che contiene testo, schermata, linea, diagramma&#10;&#10;Descrizione generata automaticamente"/>
-                    <pic:cNvPicPr>
-                      <a:picLocks noChangeAspect="1" noChangeArrowheads="1"/>
-                    </pic:cNvPicPr>
+                    <pic:cNvPr id="35" name="Log-inNonRaffinato.jpg"/>
+                    <pic:cNvPicPr/>
                   </pic:nvPicPr>
                   <pic:blipFill>
-                    <a:blip r:embed="rId23"/>
+                    <a:blip r:embed="rId23">
+                      <a:extLst>
+                        <a:ext uri="{28A0092B-C50C-407E-A947-70E740481C1C}">
+                          <a14:useLocalDpi xmlns:a14="http://schemas.microsoft.com/office/drawing/2010/main" val="0"/>
+                        </a:ext>
+                      </a:extLst>
+                    </a:blip>
                     <a:stretch>
                       <a:fillRect/>
                     </a:stretch>
                   </pic:blipFill>
-                  <pic:spPr bwMode="auto">
+                  <pic:spPr>
                     <a:xfrm>
                       <a:off x="0" y="0"/>
-                      <a:ext cx="4812030" cy="2134870"/>
+                      <a:ext cx="6120130" cy="6009005"/>
                     </a:xfrm>
                     <a:prstGeom prst="rect">
                       <a:avLst/>
                     </a:prstGeom>
-                    <a:noFill/>
                   </pic:spPr>
                 </pic:pic>
               </a:graphicData>
@@ -28967,22 +29057,19 @@
       </w:pPr>
     </w:p>
     <w:p>
-      <w:pPr>
-        <w:pStyle w:val="Paragrafoelenco"/>
-        <w:ind w:left="0"/>
-        <w:jc w:val="both"/>
-      </w:pPr>
       <w:r>
         <w:t xml:space="preserve">Per le stesse ragioni, è stato necessario inserire all’interno della classe </w:t>
       </w:r>
+      <w:proofErr w:type="spellStart"/>
       <w:r>
         <w:rPr>
           <w:b/>
           <w:bCs/>
           <w:color w:val="FABF8F" w:themeColor="accent6" w:themeTint="99"/>
         </w:rPr>
-        <w:t>Autonoleggio</w:t>
-      </w:r>
+        <w:t>SistemaBiblioteca</w:t>
+      </w:r>
+      <w:proofErr w:type="spellEnd"/>
       <w:r>
         <w:rPr>
           <w:color w:val="FABF8F" w:themeColor="accent6" w:themeTint="99"/>
@@ -28990,34 +29077,568 @@
         <w:t xml:space="preserve"> </w:t>
       </w:r>
       <w:r>
-        <w:t xml:space="preserve">il metodo privato </w:t>
-      </w:r>
+        <w:t>i metodi</w:t>
+      </w:r>
+      <w:r>
+        <w:t xml:space="preserve"> p</w:t>
+      </w:r>
+      <w:r>
+        <w:t>rivati</w:t>
+      </w:r>
+      <w:r>
+        <w:t xml:space="preserve"> </w:t>
+      </w:r>
+      <w:proofErr w:type="spellStart"/>
       <w:r>
         <w:rPr>
           <w:b/>
           <w:bCs/>
         </w:rPr>
-        <w:t>verificaPresenzaAuto(targa)</w:t>
-      </w:r>
-      <w:r>
-        <w:t>, col fine ultimo di individuare se l’auto che il gestore intende aggiungere è già presente all’interno del parco auto.</w:t>
+        <w:t>verificaDatiValidi</w:t>
+      </w:r>
+      <w:proofErr w:type="spellEnd"/>
+      <w:r>
+        <w:rPr>
+          <w:b/>
+          <w:bCs/>
+        </w:rPr>
+        <w:t>(</w:t>
+      </w:r>
+      <w:proofErr w:type="spellStart"/>
+      <w:proofErr w:type="gramStart"/>
+      <w:r>
+        <w:rPr>
+          <w:b/>
+          <w:bCs/>
+        </w:rPr>
+        <w:t>email,password</w:t>
+      </w:r>
+      <w:proofErr w:type="spellEnd"/>
+      <w:proofErr w:type="gramEnd"/>
+      <w:r>
+        <w:rPr>
+          <w:b/>
+          <w:bCs/>
+        </w:rPr>
+        <w:t>)</w:t>
+      </w:r>
+      <w:r>
+        <w:rPr>
+          <w:bCs/>
+        </w:rPr>
+        <w:t xml:space="preserve">, </w:t>
+      </w:r>
+      <w:proofErr w:type="spellStart"/>
+      <w:r>
+        <w:rPr>
+          <w:b/>
+          <w:bCs/>
+        </w:rPr>
+        <w:t>verificaCorrispondenzaCredenziali</w:t>
+      </w:r>
+      <w:proofErr w:type="spellEnd"/>
+      <w:r>
+        <w:rPr>
+          <w:b/>
+          <w:bCs/>
+        </w:rPr>
+        <w:t>(</w:t>
+      </w:r>
+      <w:proofErr w:type="spellStart"/>
+      <w:r>
+        <w:rPr>
+          <w:b/>
+          <w:bCs/>
+        </w:rPr>
+        <w:t>email,password</w:t>
+      </w:r>
+      <w:proofErr w:type="spellEnd"/>
+      <w:r>
+        <w:rPr>
+          <w:b/>
+          <w:bCs/>
+        </w:rPr>
+        <w:t>)</w:t>
+      </w:r>
+      <w:r>
+        <w:t>, col fine ultimo di</w:t>
+      </w:r>
+      <w:r>
+        <w:t xml:space="preserve"> verificare sia la validità dei dati inseriti </w:t>
+      </w:r>
+      <w:r>
+        <w:t xml:space="preserve">che </w:t>
+      </w:r>
+      <w:r>
+        <w:t>quella del</w:t>
+      </w:r>
+      <w:r>
+        <w:t>le c</w:t>
+      </w:r>
+      <w:r>
+        <w:t>redenziali.</w:t>
       </w:r>
     </w:p>
     <w:p>
       <w:pPr>
         <w:pStyle w:val="Paragrafoelenco"/>
         <w:ind w:left="0"/>
-        <w:jc w:val="both"/>
+        <w:rPr>
+          <w:rStyle w:val="Titolo3Carattere"/>
+        </w:rPr>
       </w:pPr>
     </w:p>
     <w:p>
       <w:pPr>
         <w:pStyle w:val="Titolo3"/>
-      </w:pPr>
+        <w:numPr>
+          <w:ilvl w:val="2"/>
+          <w:numId w:val="2"/>
+        </w:numPr>
+      </w:pPr>
+      <w:r>
+        <w:lastRenderedPageBreak/>
+        <w:t>Log-</w:t>
+      </w:r>
+      <w:r>
+        <w:t>out</w:t>
+      </w:r>
+    </w:p>
+    <w:p>
+      <w:pPr>
+        <w:pStyle w:val="Paragrafoelenco"/>
+        <w:spacing w:after="240"/>
+        <w:ind w:left="0"/>
+        <w:jc w:val="center"/>
+      </w:pPr>
+      <w:r>
+        <w:rPr>
+          <w:noProof/>
+        </w:rPr>
+        <w:drawing>
+          <wp:inline distT="0" distB="0" distL="0" distR="0" wp14:anchorId="638F7621" wp14:editId="45BF52C1">
+            <wp:extent cx="3990975" cy="2047875"/>
+            <wp:effectExtent l="0" t="0" r="9525" b="9525"/>
+            <wp:docPr id="36" name="Immagine 36"/>
+            <wp:cNvGraphicFramePr>
+              <a:graphicFrameLocks xmlns:a="http://schemas.openxmlformats.org/drawingml/2006/main" noChangeAspect="1"/>
+            </wp:cNvGraphicFramePr>
+            <a:graphic xmlns:a="http://schemas.openxmlformats.org/drawingml/2006/main">
+              <a:graphicData uri="http://schemas.openxmlformats.org/drawingml/2006/picture">
+                <pic:pic xmlns:pic="http://schemas.openxmlformats.org/drawingml/2006/picture">
+                  <pic:nvPicPr>
+                    <pic:cNvPr id="36" name="Log-outNonRaffinato.jpg"/>
+                    <pic:cNvPicPr/>
+                  </pic:nvPicPr>
+                  <pic:blipFill>
+                    <a:blip r:embed="rId24">
+                      <a:extLst>
+                        <a:ext uri="{28A0092B-C50C-407E-A947-70E740481C1C}">
+                          <a14:useLocalDpi xmlns:a14="http://schemas.microsoft.com/office/drawing/2010/main" val="0"/>
+                        </a:ext>
+                      </a:extLst>
+                    </a:blip>
+                    <a:stretch>
+                      <a:fillRect/>
+                    </a:stretch>
+                  </pic:blipFill>
+                  <pic:spPr>
+                    <a:xfrm>
+                      <a:off x="0" y="0"/>
+                      <a:ext cx="3990975" cy="2047875"/>
+                    </a:xfrm>
+                    <a:prstGeom prst="rect">
+                      <a:avLst/>
+                    </a:prstGeom>
+                  </pic:spPr>
+                </pic:pic>
+              </a:graphicData>
+            </a:graphic>
+          </wp:inline>
+        </w:drawing>
+      </w:r>
+    </w:p>
+    <w:p>
+      <w:pPr>
+        <w:pStyle w:val="Paragrafoelenco"/>
+        <w:spacing w:after="240"/>
+        <w:ind w:left="0"/>
+      </w:pPr>
+    </w:p>
+    <w:p>
+      <w:pPr>
+        <w:pStyle w:val="Titolo3"/>
+        <w:numPr>
+          <w:ilvl w:val="2"/>
+          <w:numId w:val="2"/>
+        </w:numPr>
+      </w:pPr>
+      <w:proofErr w:type="spellStart"/>
+      <w:r>
+        <w:t>VisualizzaProfilo</w:t>
+      </w:r>
+      <w:proofErr w:type="spellEnd"/>
+    </w:p>
+    <w:p>
+      <w:pPr>
+        <w:pStyle w:val="Paragrafoelenco"/>
+        <w:spacing w:after="240"/>
+        <w:ind w:left="0"/>
+        <w:jc w:val="center"/>
+      </w:pPr>
+      <w:r>
+        <w:rPr>
+          <w:noProof/>
+        </w:rPr>
+        <w:drawing>
+          <wp:inline distT="0" distB="0" distL="0" distR="0" wp14:anchorId="7CB24173" wp14:editId="484FC6F9">
+            <wp:extent cx="6120130" cy="2115820"/>
+            <wp:effectExtent l="0" t="0" r="0" b="0"/>
+            <wp:docPr id="37" name="Immagine 37"/>
+            <wp:cNvGraphicFramePr>
+              <a:graphicFrameLocks xmlns:a="http://schemas.openxmlformats.org/drawingml/2006/main" noChangeAspect="1"/>
+            </wp:cNvGraphicFramePr>
+            <a:graphic xmlns:a="http://schemas.openxmlformats.org/drawingml/2006/main">
+              <a:graphicData uri="http://schemas.openxmlformats.org/drawingml/2006/picture">
+                <pic:pic xmlns:pic="http://schemas.openxmlformats.org/drawingml/2006/picture">
+                  <pic:nvPicPr>
+                    <pic:cNvPr id="37" name="VisualizzaProfiloNonRaffinato.jpg"/>
+                    <pic:cNvPicPr/>
+                  </pic:nvPicPr>
+                  <pic:blipFill>
+                    <a:blip r:embed="rId25">
+                      <a:extLst>
+                        <a:ext uri="{28A0092B-C50C-407E-A947-70E740481C1C}">
+                          <a14:useLocalDpi xmlns:a14="http://schemas.microsoft.com/office/drawing/2010/main" val="0"/>
+                        </a:ext>
+                      </a:extLst>
+                    </a:blip>
+                    <a:stretch>
+                      <a:fillRect/>
+                    </a:stretch>
+                  </pic:blipFill>
+                  <pic:spPr>
+                    <a:xfrm>
+                      <a:off x="0" y="0"/>
+                      <a:ext cx="6120130" cy="2115820"/>
+                    </a:xfrm>
+                    <a:prstGeom prst="rect">
+                      <a:avLst/>
+                    </a:prstGeom>
+                  </pic:spPr>
+                </pic:pic>
+              </a:graphicData>
+            </a:graphic>
+          </wp:inline>
+        </w:drawing>
+      </w:r>
+    </w:p>
+    <w:p>
+      <w:pPr>
+        <w:pStyle w:val="Paragrafoelenco"/>
+        <w:spacing w:after="240"/>
+        <w:ind w:left="0"/>
+      </w:pPr>
+    </w:p>
+    <w:p>
+      <w:pPr>
+        <w:pStyle w:val="Titolo3"/>
+        <w:numPr>
+          <w:ilvl w:val="2"/>
+          <w:numId w:val="2"/>
+        </w:numPr>
+      </w:pPr>
+      <w:r>
+        <w:lastRenderedPageBreak/>
+        <w:t>Check-in</w:t>
+      </w:r>
+    </w:p>
+    <w:p>
+      <w:pPr>
+        <w:pStyle w:val="Paragrafoelenco"/>
+        <w:spacing w:after="240"/>
+        <w:ind w:left="0"/>
+        <w:jc w:val="center"/>
+      </w:pPr>
+      <w:r>
+        <w:rPr>
+          <w:noProof/>
+        </w:rPr>
+        <w:drawing>
+          <wp:inline distT="0" distB="0" distL="0" distR="0" wp14:anchorId="060CBE64" wp14:editId="5DA9EE6C">
+            <wp:extent cx="6120130" cy="6869430"/>
+            <wp:effectExtent l="0" t="0" r="0" b="7620"/>
+            <wp:docPr id="38" name="Immagine 38"/>
+            <wp:cNvGraphicFramePr>
+              <a:graphicFrameLocks xmlns:a="http://schemas.openxmlformats.org/drawingml/2006/main" noChangeAspect="1"/>
+            </wp:cNvGraphicFramePr>
+            <a:graphic xmlns:a="http://schemas.openxmlformats.org/drawingml/2006/main">
+              <a:graphicData uri="http://schemas.openxmlformats.org/drawingml/2006/picture">
+                <pic:pic xmlns:pic="http://schemas.openxmlformats.org/drawingml/2006/picture">
+                  <pic:nvPicPr>
+                    <pic:cNvPr id="38" name="Check-inNonRaffinato.jpg"/>
+                    <pic:cNvPicPr/>
+                  </pic:nvPicPr>
+                  <pic:blipFill>
+                    <a:blip r:embed="rId26">
+                      <a:extLst>
+                        <a:ext uri="{28A0092B-C50C-407E-A947-70E740481C1C}">
+                          <a14:useLocalDpi xmlns:a14="http://schemas.microsoft.com/office/drawing/2010/main" val="0"/>
+                        </a:ext>
+                      </a:extLst>
+                    </a:blip>
+                    <a:stretch>
+                      <a:fillRect/>
+                    </a:stretch>
+                  </pic:blipFill>
+                  <pic:spPr>
+                    <a:xfrm>
+                      <a:off x="0" y="0"/>
+                      <a:ext cx="6120130" cy="6869430"/>
+                    </a:xfrm>
+                    <a:prstGeom prst="rect">
+                      <a:avLst/>
+                    </a:prstGeom>
+                  </pic:spPr>
+                </pic:pic>
+              </a:graphicData>
+            </a:graphic>
+          </wp:inline>
+        </w:drawing>
+      </w:r>
+    </w:p>
+    <w:p>
+      <w:r>
+        <w:t xml:space="preserve">Per le stesse ragioni, è stato necessario inserire all’interno della classe </w:t>
+      </w:r>
+      <w:proofErr w:type="spellStart"/>
+      <w:r>
+        <w:rPr>
+          <w:b/>
+          <w:bCs/>
+          <w:color w:val="FABF8F" w:themeColor="accent6" w:themeTint="99"/>
+        </w:rPr>
+        <w:t>SistemaBiblioteca</w:t>
+      </w:r>
+      <w:proofErr w:type="spellEnd"/>
+      <w:r>
+        <w:rPr>
+          <w:color w:val="FABF8F" w:themeColor="accent6" w:themeTint="99"/>
+        </w:rPr>
+        <w:t xml:space="preserve"> </w:t>
+      </w:r>
+      <w:r>
+        <w:t>i</w:t>
+      </w:r>
+      <w:r>
+        <w:t>l</w:t>
+      </w:r>
+      <w:r>
+        <w:t xml:space="preserve"> metod</w:t>
+      </w:r>
+      <w:r>
+        <w:t>o</w:t>
+      </w:r>
+      <w:r>
+        <w:t xml:space="preserve"> privat</w:t>
+      </w:r>
+      <w:r>
+        <w:t>o</w:t>
+      </w:r>
+      <w:r>
+        <w:t xml:space="preserve"> </w:t>
+      </w:r>
+      <w:proofErr w:type="spellStart"/>
+      <w:proofErr w:type="gramStart"/>
+      <w:r>
+        <w:rPr>
+          <w:b/>
+          <w:bCs/>
+        </w:rPr>
+        <w:t>verifica</w:t>
+      </w:r>
+      <w:r>
+        <w:rPr>
+          <w:b/>
+          <w:bCs/>
+        </w:rPr>
+        <w:t>IntervalloCheckin</w:t>
+      </w:r>
+      <w:proofErr w:type="spellEnd"/>
+      <w:r>
+        <w:rPr>
+          <w:b/>
+          <w:bCs/>
+        </w:rPr>
+        <w:t>(</w:t>
+      </w:r>
+      <w:proofErr w:type="gramEnd"/>
+      <w:r>
+        <w:rPr>
+          <w:b/>
+          <w:bCs/>
+        </w:rPr>
+        <w:t>)</w:t>
+      </w:r>
+      <w:r>
+        <w:t>, col fine ultimo di</w:t>
+      </w:r>
+      <w:r>
+        <w:t xml:space="preserve"> verificare se la richiesta di check-in sia avvenuta in un intervallo di tempo valido</w:t>
+      </w:r>
+    </w:p>
+    <w:p/>
+    <w:p>
+      <w:pPr>
+        <w:pStyle w:val="Titolo3"/>
+        <w:numPr>
+          <w:ilvl w:val="2"/>
+          <w:numId w:val="2"/>
+        </w:numPr>
+      </w:pPr>
+      <w:proofErr w:type="spellStart"/>
+      <w:r>
+        <w:lastRenderedPageBreak/>
+        <w:t>AggiornamentoStatoPrenotazione</w:t>
+      </w:r>
+      <w:proofErr w:type="spellEnd"/>
+    </w:p>
+    <w:p>
+      <w:pPr>
+        <w:jc w:val="center"/>
+      </w:pPr>
+      <w:r>
+        <w:rPr>
+          <w:noProof/>
+        </w:rPr>
+        <w:drawing>
+          <wp:inline distT="0" distB="0" distL="0" distR="0" wp14:anchorId="01875CB3" wp14:editId="5DF77673">
+            <wp:extent cx="5676900" cy="4743450"/>
+            <wp:effectExtent l="0" t="0" r="0" b="0"/>
+            <wp:docPr id="39" name="Immagine 39"/>
+            <wp:cNvGraphicFramePr>
+              <a:graphicFrameLocks xmlns:a="http://schemas.openxmlformats.org/drawingml/2006/main" noChangeAspect="1"/>
+            </wp:cNvGraphicFramePr>
+            <a:graphic xmlns:a="http://schemas.openxmlformats.org/drawingml/2006/main">
+              <a:graphicData uri="http://schemas.openxmlformats.org/drawingml/2006/picture">
+                <pic:pic xmlns:pic="http://schemas.openxmlformats.org/drawingml/2006/picture">
+                  <pic:nvPicPr>
+                    <pic:cNvPr id="39" name="AggiornamentoStatoPrenotazione.jpg"/>
+                    <pic:cNvPicPr/>
+                  </pic:nvPicPr>
+                  <pic:blipFill>
+                    <a:blip r:embed="rId27">
+                      <a:extLst>
+                        <a:ext uri="{28A0092B-C50C-407E-A947-70E740481C1C}">
+                          <a14:useLocalDpi xmlns:a14="http://schemas.microsoft.com/office/drawing/2010/main" val="0"/>
+                        </a:ext>
+                      </a:extLst>
+                    </a:blip>
+                    <a:stretch>
+                      <a:fillRect/>
+                    </a:stretch>
+                  </pic:blipFill>
+                  <pic:spPr>
+                    <a:xfrm>
+                      <a:off x="0" y="0"/>
+                      <a:ext cx="5676900" cy="4743450"/>
+                    </a:xfrm>
+                    <a:prstGeom prst="rect">
+                      <a:avLst/>
+                    </a:prstGeom>
+                  </pic:spPr>
+                </pic:pic>
+              </a:graphicData>
+            </a:graphic>
+          </wp:inline>
+        </w:drawing>
+      </w:r>
+    </w:p>
+    <w:p/>
+    <w:p>
+      <w:pPr>
+        <w:pStyle w:val="Titolo3"/>
+        <w:numPr>
+          <w:ilvl w:val="2"/>
+          <w:numId w:val="2"/>
+        </w:numPr>
+      </w:pPr>
+      <w:proofErr w:type="spellStart"/>
+      <w:r>
+        <w:t>InvioPromemoria</w:t>
+      </w:r>
+      <w:proofErr w:type="spellEnd"/>
+    </w:p>
+    <w:p>
+      <w:r>
+        <w:rPr>
+          <w:noProof/>
+        </w:rPr>
+        <w:drawing>
+          <wp:inline distT="0" distB="0" distL="0" distR="0" wp14:anchorId="6E7CE27C" wp14:editId="2A89CF5A">
+            <wp:extent cx="6120130" cy="1318260"/>
+            <wp:effectExtent l="0" t="0" r="0" b="0"/>
+            <wp:docPr id="40" name="Immagine 40"/>
+            <wp:cNvGraphicFramePr>
+              <a:graphicFrameLocks xmlns:a="http://schemas.openxmlformats.org/drawingml/2006/main" noChangeAspect="1"/>
+            </wp:cNvGraphicFramePr>
+            <a:graphic xmlns:a="http://schemas.openxmlformats.org/drawingml/2006/main">
+              <a:graphicData uri="http://schemas.openxmlformats.org/drawingml/2006/picture">
+                <pic:pic xmlns:pic="http://schemas.openxmlformats.org/drawingml/2006/picture">
+                  <pic:nvPicPr>
+                    <pic:cNvPr id="40" name="InvioPromemoria.jpg"/>
+                    <pic:cNvPicPr/>
+                  </pic:nvPicPr>
+                  <pic:blipFill>
+                    <a:blip r:embed="rId28">
+                      <a:extLst>
+                        <a:ext uri="{28A0092B-C50C-407E-A947-70E740481C1C}">
+                          <a14:useLocalDpi xmlns:a14="http://schemas.microsoft.com/office/drawing/2010/main" val="0"/>
+                        </a:ext>
+                      </a:extLst>
+                    </a:blip>
+                    <a:stretch>
+                      <a:fillRect/>
+                    </a:stretch>
+                  </pic:blipFill>
+                  <pic:spPr>
+                    <a:xfrm>
+                      <a:off x="0" y="0"/>
+                      <a:ext cx="6120130" cy="1318260"/>
+                    </a:xfrm>
+                    <a:prstGeom prst="rect">
+                      <a:avLst/>
+                    </a:prstGeom>
+                  </pic:spPr>
+                </pic:pic>
+              </a:graphicData>
+            </a:graphic>
+          </wp:inline>
+        </w:drawing>
+      </w:r>
+    </w:p>
+    <w:p/>
+    <w:p>
+      <w:pPr>
+        <w:pStyle w:val="Paragrafoelenco"/>
+        <w:spacing w:after="240"/>
+        <w:ind w:left="0"/>
+      </w:pPr>
+    </w:p>
+    <w:p>
+      <w:pPr>
+        <w:pStyle w:val="Titolo3"/>
+        <w:numPr>
+          <w:ilvl w:val="2"/>
+          <w:numId w:val="2"/>
+        </w:numPr>
+      </w:pPr>
+      <w:proofErr w:type="spellStart"/>
       <w:r>
         <w:lastRenderedPageBreak/>
         <w:t>AnnullamentoPrenotazione</w:t>
       </w:r>
+      <w:proofErr w:type="spellEnd"/>
     </w:p>
     <w:p>
       <w:pPr>
@@ -29043,7 +29664,7 @@
                     <pic:cNvPicPr/>
                   </pic:nvPicPr>
                   <pic:blipFill>
-                    <a:blip r:embed="rId24">
+                    <a:blip r:embed="rId29">
                       <a:extLst>
                         <a:ext uri="{28A0092B-C50C-407E-A947-70E740481C1C}">
                           <a14:useLocalDpi xmlns:a14="http://schemas.microsoft.com/office/drawing/2010/main"/>
@@ -29074,10 +29695,16 @@
     <w:p>
       <w:pPr>
         <w:pStyle w:val="Titolo3"/>
-      </w:pPr>
+        <w:numPr>
+          <w:ilvl w:val="2"/>
+          <w:numId w:val="2"/>
+        </w:numPr>
+      </w:pPr>
+      <w:proofErr w:type="spellStart"/>
       <w:r>
         <w:t>GestioneAuleStudio</w:t>
       </w:r>
+      <w:proofErr w:type="spellEnd"/>
     </w:p>
     <w:p>
       <w:pPr>
@@ -29103,7 +29730,7 @@
                     <pic:cNvPicPr/>
                   </pic:nvPicPr>
                   <pic:blipFill>
-                    <a:blip r:embed="rId25">
+                    <a:blip r:embed="rId30">
                       <a:extLst>
                         <a:ext uri="{28A0092B-C50C-407E-A947-70E740481C1C}">
                           <a14:useLocalDpi xmlns:a14="http://schemas.microsoft.com/office/drawing/2010/main"/>
@@ -29133,11 +29760,17 @@
     <w:p>
       <w:pPr>
         <w:pStyle w:val="Titolo3"/>
-      </w:pPr>
+        <w:numPr>
+          <w:ilvl w:val="2"/>
+          <w:numId w:val="2"/>
+        </w:numPr>
+      </w:pPr>
+      <w:proofErr w:type="spellStart"/>
       <w:r>
         <w:lastRenderedPageBreak/>
         <w:t>MonitoraggioSale</w:t>
       </w:r>
+      <w:proofErr w:type="spellEnd"/>
     </w:p>
     <w:p>
       <w:pPr>
@@ -29163,7 +29796,7 @@
                     <pic:cNvPicPr/>
                   </pic:nvPicPr>
                   <pic:blipFill>
-                    <a:blip r:embed="rId26">
+                    <a:blip r:embed="rId31">
                       <a:extLst>
                         <a:ext uri="{28A0092B-C50C-407E-A947-70E740481C1C}">
                           <a14:useLocalDpi xmlns:a14="http://schemas.microsoft.com/office/drawing/2010/main"/>
@@ -29203,10 +29836,16 @@
     <w:p>
       <w:pPr>
         <w:pStyle w:val="Titolo3"/>
-      </w:pPr>
+        <w:numPr>
+          <w:ilvl w:val="2"/>
+          <w:numId w:val="2"/>
+        </w:numPr>
+      </w:pPr>
+      <w:proofErr w:type="spellStart"/>
       <w:r>
         <w:t>ConsultazioneStoricoPrenotazioni</w:t>
       </w:r>
+      <w:proofErr w:type="spellEnd"/>
     </w:p>
     <w:p>
       <w:pPr>
@@ -29232,7 +29871,7 @@
                     <pic:cNvPicPr/>
                   </pic:nvPicPr>
                   <pic:blipFill>
-                    <a:blip r:embed="rId27">
+                    <a:blip r:embed="rId32">
                       <a:extLst>
                         <a:ext uri="{28A0092B-C50C-407E-A947-70E740481C1C}">
                           <a14:useLocalDpi xmlns:a14="http://schemas.microsoft.com/office/drawing/2010/main"/>
@@ -29277,11 +29916,17 @@
     <w:p>
       <w:pPr>
         <w:pStyle w:val="Titolo3"/>
-      </w:pPr>
+        <w:numPr>
+          <w:ilvl w:val="2"/>
+          <w:numId w:val="2"/>
+        </w:numPr>
+      </w:pPr>
+      <w:proofErr w:type="spellStart"/>
       <w:r>
         <w:lastRenderedPageBreak/>
         <w:t>MonitoraggioAndamentoServizi</w:t>
       </w:r>
+      <w:proofErr w:type="spellEnd"/>
     </w:p>
     <w:p>
       <w:pPr>
@@ -29307,7 +29952,7 @@
                     <pic:cNvPicPr/>
                   </pic:nvPicPr>
                   <pic:blipFill>
-                    <a:blip r:embed="rId28">
+                    <a:blip r:embed="rId33">
                       <a:extLst>
                         <a:ext uri="{28A0092B-C50C-407E-A947-70E740481C1C}">
                           <a14:useLocalDpi xmlns:a14="http://schemas.microsoft.com/office/drawing/2010/main"/>
@@ -29347,8 +29992,10 @@
     <w:p>
       <w:pPr>
         <w:pStyle w:val="Titolo3"/>
-        <w:shd w:val="clear" w:color="auto" w:fill="DAEBF7"/>
-        <w:spacing w:line="259" w:lineRule="auto"/>
+        <w:numPr>
+          <w:ilvl w:val="2"/>
+          <w:numId w:val="2"/>
+        </w:numPr>
       </w:pPr>
       <w:proofErr w:type="spellStart"/>
       <w:r>
@@ -29380,7 +30027,7 @@
                     <pic:cNvPicPr/>
                   </pic:nvPicPr>
                   <pic:blipFill>
-                    <a:blip r:embed="rId29">
+                    <a:blip r:embed="rId34">
                       <a:extLst>
                         <a:ext uri="{28A0092B-C50C-407E-A947-70E740481C1C}">
                           <a14:useLocalDpi xmlns:a14="http://schemas.microsoft.com/office/drawing/2010/main"/>
@@ -29415,6 +30062,10 @@
     <w:p>
       <w:pPr>
         <w:pStyle w:val="Titolo3"/>
+        <w:numPr>
+          <w:ilvl w:val="2"/>
+          <w:numId w:val="2"/>
+        </w:numPr>
       </w:pPr>
       <w:proofErr w:type="spellStart"/>
       <w:r>
@@ -29457,7 +30108,7 @@
                     </pic:cNvPicPr>
                   </pic:nvPicPr>
                   <pic:blipFill>
-                    <a:blip r:embed="rId30">
+                    <a:blip r:embed="rId35">
                       <a:extLst>
                         <a:ext uri="{28A0092B-C50C-407E-A947-70E740481C1C}">
                           <a14:useLocalDpi xmlns:a14="http://schemas.microsoft.com/office/drawing/2010/main" val="0"/>
@@ -29508,6 +30159,10 @@
     <w:p>
       <w:pPr>
         <w:pStyle w:val="Titolo3"/>
+        <w:numPr>
+          <w:ilvl w:val="2"/>
+          <w:numId w:val="2"/>
+        </w:numPr>
       </w:pPr>
       <w:proofErr w:type="spellStart"/>
       <w:r>
@@ -29547,7 +30202,7 @@
                     </pic:cNvPicPr>
                   </pic:nvPicPr>
                   <pic:blipFill>
-                    <a:blip r:embed="rId31">
+                    <a:blip r:embed="rId36">
                       <a:extLst>
                         <a:ext uri="{28A0092B-C50C-407E-A947-70E740481C1C}">
                           <a14:useLocalDpi xmlns:a14="http://schemas.microsoft.com/office/drawing/2010/main" val="0"/>
@@ -29589,6 +30244,10 @@
     <w:p>
       <w:pPr>
         <w:pStyle w:val="Titolo3"/>
+        <w:numPr>
+          <w:ilvl w:val="2"/>
+          <w:numId w:val="2"/>
+        </w:numPr>
       </w:pPr>
       <w:proofErr w:type="spellStart"/>
       <w:r>
@@ -29627,7 +30286,7 @@
                     </pic:cNvPicPr>
                   </pic:nvPicPr>
                   <pic:blipFill>
-                    <a:blip r:embed="rId32">
+                    <a:blip r:embed="rId37">
                       <a:extLst>
                         <a:ext uri="{28A0092B-C50C-407E-A947-70E740481C1C}">
                           <a14:useLocalDpi xmlns:a14="http://schemas.microsoft.com/office/drawing/2010/main" val="0"/>
@@ -29669,6 +30328,10 @@
     <w:p>
       <w:pPr>
         <w:pStyle w:val="Titolo3"/>
+        <w:numPr>
+          <w:ilvl w:val="2"/>
+          <w:numId w:val="2"/>
+        </w:numPr>
       </w:pPr>
       <w:proofErr w:type="spellStart"/>
       <w:r>
@@ -29713,7 +30376,7 @@
                     </pic:cNvPicPr>
                   </pic:nvPicPr>
                   <pic:blipFill>
-                    <a:blip r:embed="rId33">
+                    <a:blip r:embed="rId38">
                       <a:extLst>
                         <a:ext uri="{28A0092B-C50C-407E-A947-70E740481C1C}">
                           <a14:useLocalDpi xmlns:a14="http://schemas.microsoft.com/office/drawing/2010/main" val="0"/>
@@ -29756,6 +30419,10 @@
     <w:p>
       <w:pPr>
         <w:pStyle w:val="Titolo3"/>
+        <w:numPr>
+          <w:ilvl w:val="2"/>
+          <w:numId w:val="2"/>
+        </w:numPr>
       </w:pPr>
       <w:proofErr w:type="spellStart"/>
       <w:r>
@@ -29806,7 +30473,7 @@
                     </pic:cNvPicPr>
                   </pic:nvPicPr>
                   <pic:blipFill>
-                    <a:blip r:embed="rId34">
+                    <a:blip r:embed="rId39">
                       <a:extLst>
                         <a:ext uri="{28A0092B-C50C-407E-A947-70E740481C1C}">
                           <a14:useLocalDpi xmlns:a14="http://schemas.microsoft.com/office/drawing/2010/main" val="0"/>
@@ -29890,7 +30557,13 @@
     <w:p>
       <w:pPr>
         <w:pStyle w:val="Titolo3"/>
-      </w:pPr>
+        <w:numPr>
+          <w:ilvl w:val="2"/>
+          <w:numId w:val="2"/>
+        </w:numPr>
+      </w:pPr>
+      <w:bookmarkStart w:id="78" w:name="_GoBack"/>
+      <w:bookmarkEnd w:id="78"/>
       <w:proofErr w:type="spellStart"/>
       <w:r>
         <w:lastRenderedPageBreak/>
@@ -29929,7 +30602,7 @@
                     </pic:cNvPicPr>
                   </pic:nvPicPr>
                   <pic:blipFill>
-                    <a:blip r:embed="rId35">
+                    <a:blip r:embed="rId40">
                       <a:extLst>
                         <a:ext uri="{28A0092B-C50C-407E-A947-70E740481C1C}">
                           <a14:useLocalDpi xmlns:a14="http://schemas.microsoft.com/office/drawing/2010/main" val="0"/>
@@ -30042,18 +30715,18 @@
       <w:pPr>
         <w:pStyle w:val="Titolo1"/>
       </w:pPr>
-      <w:bookmarkStart w:id="81" w:name="_Toc195300132"/>
-      <w:bookmarkStart w:id="82" w:name="_Toc474433735"/>
-      <w:bookmarkStart w:id="83" w:name="_Toc474433560"/>
-      <w:bookmarkStart w:id="84" w:name="_Toc471905558"/>
+      <w:bookmarkStart w:id="79" w:name="_Toc195300132"/>
+      <w:bookmarkStart w:id="80" w:name="_Toc474433735"/>
+      <w:bookmarkStart w:id="81" w:name="_Toc474433560"/>
+      <w:bookmarkStart w:id="82" w:name="_Toc471905558"/>
       <w:r>
         <w:lastRenderedPageBreak/>
         <w:t>Piano di test funzionale</w:t>
       </w:r>
+      <w:bookmarkEnd w:id="79"/>
+      <w:bookmarkEnd w:id="80"/>
       <w:bookmarkEnd w:id="81"/>
       <w:bookmarkEnd w:id="82"/>
-      <w:bookmarkEnd w:id="83"/>
-      <w:bookmarkEnd w:id="84"/>
     </w:p>
     <w:p>
       <w:pPr>
@@ -30199,11 +30872,11 @@
       <w:pPr>
         <w:pStyle w:val="Titolo2"/>
       </w:pPr>
-      <w:bookmarkStart w:id="85" w:name="_Toc195300133"/>
+      <w:bookmarkStart w:id="83" w:name="_Toc195300133"/>
       <w:r>
         <w:t>Registrazione</w:t>
       </w:r>
-      <w:bookmarkEnd w:id="85"/>
+      <w:bookmarkEnd w:id="83"/>
       <w:r>
         <w:t xml:space="preserve"> Utente</w:t>
       </w:r>
@@ -33586,8 +34259,8 @@
     <w:p>
       <w:pPr>
         <w:sectPr>
-          <w:footerReference w:type="default" r:id="rId36"/>
-          <w:footerReference w:type="first" r:id="rId37"/>
+          <w:footerReference w:type="default" r:id="rId41"/>
+          <w:footerReference w:type="first" r:id="rId42"/>
           <w:pgSz w:w="11906" w:h="16838"/>
           <w:pgMar w:top="1418" w:right="1134" w:bottom="1134" w:left="1134" w:header="0" w:footer="709" w:gutter="0"/>
           <w:cols w:space="720"/>
@@ -33603,34 +34276,34 @@
       <w:pPr>
         <w:pStyle w:val="Titolo1"/>
       </w:pPr>
-      <w:bookmarkStart w:id="86" w:name="_Toc471905559"/>
-      <w:bookmarkStart w:id="87" w:name="_Toc474433561"/>
-      <w:bookmarkStart w:id="88" w:name="_Toc195300134"/>
-      <w:bookmarkStart w:id="89" w:name="_Toc474433736"/>
+      <w:bookmarkStart w:id="84" w:name="_Toc471905559"/>
+      <w:bookmarkStart w:id="85" w:name="_Toc474433561"/>
+      <w:bookmarkStart w:id="86" w:name="_Toc195300134"/>
+      <w:bookmarkStart w:id="87" w:name="_Toc474433736"/>
       <w:r>
         <w:lastRenderedPageBreak/>
         <w:t>Progettazione</w:t>
       </w:r>
+      <w:bookmarkEnd w:id="84"/>
+      <w:bookmarkEnd w:id="85"/>
       <w:bookmarkEnd w:id="86"/>
       <w:bookmarkEnd w:id="87"/>
+    </w:p>
+    <w:p>
+      <w:pPr>
+        <w:pStyle w:val="Titolo2"/>
+      </w:pPr>
+      <w:bookmarkStart w:id="88" w:name="_Toc195300135"/>
+      <w:bookmarkStart w:id="89" w:name="_Toc474433737"/>
+      <w:bookmarkStart w:id="90" w:name="_Toc474433562"/>
+      <w:bookmarkStart w:id="91" w:name="_Toc471905560"/>
+      <w:r>
+        <w:t>Diagramma delle classi</w:t>
+      </w:r>
       <w:bookmarkEnd w:id="88"/>
       <w:bookmarkEnd w:id="89"/>
-    </w:p>
-    <w:p>
-      <w:pPr>
-        <w:pStyle w:val="Titolo2"/>
-      </w:pPr>
-      <w:bookmarkStart w:id="90" w:name="_Toc195300135"/>
-      <w:bookmarkStart w:id="91" w:name="_Toc474433737"/>
-      <w:bookmarkStart w:id="92" w:name="_Toc474433562"/>
-      <w:bookmarkStart w:id="93" w:name="_Toc471905560"/>
-      <w:r>
-        <w:t>Diagramma delle classi</w:t>
-      </w:r>
       <w:bookmarkEnd w:id="90"/>
       <w:bookmarkEnd w:id="91"/>
-      <w:bookmarkEnd w:id="92"/>
-      <w:bookmarkEnd w:id="93"/>
       <w:r>
         <w:t xml:space="preserve"> </w:t>
       </w:r>
@@ -33848,11 +34521,11 @@
           <w:numId w:val="2"/>
         </w:numPr>
       </w:pPr>
-      <w:bookmarkStart w:id="94" w:name="_Toc195300136"/>
+      <w:bookmarkStart w:id="92" w:name="_Toc195300136"/>
       <w:r>
         <w:t>Traduzione classi ed associazioni</w:t>
       </w:r>
-      <w:bookmarkEnd w:id="94"/>
+      <w:bookmarkEnd w:id="92"/>
     </w:p>
     <w:p/>
     <w:p>
@@ -33878,11 +34551,11 @@
           <w:numId w:val="2"/>
         </w:numPr>
       </w:pPr>
-      <w:bookmarkStart w:id="95" w:name="_Toc195300137"/>
+      <w:bookmarkStart w:id="93" w:name="_Toc195300137"/>
       <w:r>
         <w:t>Pattern BCED</w:t>
       </w:r>
-      <w:bookmarkEnd w:id="95"/>
+      <w:bookmarkEnd w:id="93"/>
     </w:p>
     <w:p>
       <w:pPr>
@@ -33906,7 +34579,7 @@
           <w:numId w:val="2"/>
         </w:numPr>
       </w:pPr>
-      <w:bookmarkStart w:id="96" w:name="_Toc195300138"/>
+      <w:bookmarkStart w:id="94" w:name="_Toc195300138"/>
       <w:r>
         <w:t xml:space="preserve">Package </w:t>
       </w:r>
@@ -33914,7 +34587,7 @@
       <w:r>
         <w:t>Boundary</w:t>
       </w:r>
-      <w:bookmarkEnd w:id="96"/>
+      <w:bookmarkEnd w:id="94"/>
       <w:proofErr w:type="spellEnd"/>
     </w:p>
     <w:p>
@@ -33994,11 +34667,11 @@
           <w:numId w:val="2"/>
         </w:numPr>
       </w:pPr>
-      <w:bookmarkStart w:id="97" w:name="_Toc195300139"/>
+      <w:bookmarkStart w:id="95" w:name="_Toc195300139"/>
       <w:r>
         <w:t>Package Controller</w:t>
       </w:r>
-      <w:bookmarkEnd w:id="97"/>
+      <w:bookmarkEnd w:id="95"/>
     </w:p>
     <w:p>
       <w:pPr>
@@ -34076,7 +34749,7 @@
           <w:numId w:val="2"/>
         </w:numPr>
       </w:pPr>
-      <w:bookmarkStart w:id="98" w:name="_Toc195300140"/>
+      <w:bookmarkStart w:id="96" w:name="_Toc195300140"/>
       <w:r>
         <w:t xml:space="preserve">Package </w:t>
       </w:r>
@@ -34084,7 +34757,7 @@
       <w:r>
         <w:t>Entity</w:t>
       </w:r>
-      <w:bookmarkEnd w:id="98"/>
+      <w:bookmarkEnd w:id="96"/>
       <w:proofErr w:type="spellEnd"/>
     </w:p>
     <w:p>
@@ -34169,11 +34842,11 @@
           <w:numId w:val="2"/>
         </w:numPr>
       </w:pPr>
-      <w:bookmarkStart w:id="99" w:name="_Toc195300141"/>
+      <w:bookmarkStart w:id="97" w:name="_Toc195300141"/>
       <w:r>
         <w:t>Package Database</w:t>
       </w:r>
-      <w:bookmarkEnd w:id="99"/>
+      <w:bookmarkEnd w:id="97"/>
     </w:p>
     <w:p>
       <w:pPr>
@@ -34307,7 +34980,7 @@
                     </pic:cNvPicPr>
                   </pic:nvPicPr>
                   <pic:blipFill>
-                    <a:blip r:embed="rId38"/>
+                    <a:blip r:embed="rId43"/>
                     <a:stretch>
                       <a:fillRect/>
                     </a:stretch>
@@ -34639,17 +35312,17 @@
       <w:pPr>
         <w:pStyle w:val="Titolo2"/>
       </w:pPr>
-      <w:bookmarkStart w:id="100" w:name="_Toc195300142"/>
-      <w:bookmarkStart w:id="101" w:name="_Toc474433738"/>
-      <w:bookmarkStart w:id="102" w:name="_Toc474433563"/>
-      <w:bookmarkStart w:id="103" w:name="_Toc471905561"/>
+      <w:bookmarkStart w:id="98" w:name="_Toc195300142"/>
+      <w:bookmarkStart w:id="99" w:name="_Toc474433738"/>
+      <w:bookmarkStart w:id="100" w:name="_Toc474433563"/>
+      <w:bookmarkStart w:id="101" w:name="_Toc471905561"/>
       <w:r>
         <w:t>Diagrammi di sequenza</w:t>
       </w:r>
+      <w:bookmarkEnd w:id="98"/>
+      <w:bookmarkEnd w:id="99"/>
       <w:bookmarkEnd w:id="100"/>
       <w:bookmarkEnd w:id="101"/>
-      <w:bookmarkEnd w:id="102"/>
-      <w:bookmarkEnd w:id="103"/>
     </w:p>
     <w:p>
       <w:pPr>
@@ -34694,11 +35367,11 @@
           <w:numId w:val="2"/>
         </w:numPr>
       </w:pPr>
-      <w:bookmarkStart w:id="104" w:name="_Toc195300143"/>
+      <w:bookmarkStart w:id="102" w:name="_Toc195300143"/>
       <w:r>
         <w:t>Registrazione</w:t>
       </w:r>
-      <w:bookmarkEnd w:id="104"/>
+      <w:bookmarkEnd w:id="102"/>
     </w:p>
     <w:p>
       <w:pPr>
@@ -34726,7 +35399,7 @@
                     </pic:cNvPicPr>
                   </pic:nvPicPr>
                   <pic:blipFill>
-                    <a:blip r:embed="rId39"/>
+                    <a:blip r:embed="rId44"/>
                     <a:srcRect l="1060" t="3556" r="5656" b="39381"/>
                     <a:stretch>
                       <a:fillRect/>
@@ -34851,17 +35524,17 @@
       <w:pPr>
         <w:pStyle w:val="Titolo1"/>
       </w:pPr>
-      <w:bookmarkStart w:id="105" w:name="_Toc195300145"/>
-      <w:bookmarkStart w:id="106" w:name="_Toc474433739"/>
-      <w:bookmarkStart w:id="107" w:name="_Toc474433564"/>
-      <w:bookmarkStart w:id="108" w:name="_Toc471905562"/>
+      <w:bookmarkStart w:id="103" w:name="_Toc195300145"/>
+      <w:bookmarkStart w:id="104" w:name="_Toc474433739"/>
+      <w:bookmarkStart w:id="105" w:name="_Toc474433564"/>
+      <w:bookmarkStart w:id="106" w:name="_Toc471905562"/>
       <w:r>
         <w:t>Implementazione</w:t>
       </w:r>
+      <w:bookmarkEnd w:id="103"/>
+      <w:bookmarkEnd w:id="104"/>
       <w:bookmarkEnd w:id="105"/>
       <w:bookmarkEnd w:id="106"/>
-      <w:bookmarkEnd w:id="107"/>
-      <w:bookmarkEnd w:id="108"/>
     </w:p>
     <w:p>
       <w:pPr>
@@ -35027,11 +35700,11 @@
       <w:pPr>
         <w:pStyle w:val="Titolo2"/>
       </w:pPr>
-      <w:bookmarkStart w:id="109" w:name="_Toc195300146"/>
+      <w:bookmarkStart w:id="107" w:name="_Toc195300146"/>
       <w:r>
         <w:t>Package Database</w:t>
       </w:r>
-      <w:bookmarkEnd w:id="109"/>
+      <w:bookmarkEnd w:id="107"/>
       <w:r>
         <w:t xml:space="preserve"> </w:t>
       </w:r>
@@ -35046,13 +35719,57 @@
       <w:pPr>
         <w:pStyle w:val="Titolo2"/>
       </w:pPr>
-      <w:bookmarkStart w:id="110" w:name="_Toc195300147"/>
+      <w:bookmarkStart w:id="108" w:name="_Toc195300147"/>
       <w:r>
         <w:t xml:space="preserve">Package </w:t>
       </w:r>
       <w:proofErr w:type="spellStart"/>
       <w:r>
         <w:t>Entity</w:t>
+      </w:r>
+      <w:bookmarkEnd w:id="108"/>
+      <w:proofErr w:type="spellEnd"/>
+    </w:p>
+    <w:p>
+      <w:pPr>
+        <w:spacing w:after="120"/>
+      </w:pPr>
+      <w:r>
+        <w:t>TBD</w:t>
+      </w:r>
+    </w:p>
+    <w:p>
+      <w:pPr>
+        <w:spacing w:after="120"/>
+      </w:pPr>
+    </w:p>
+    <w:p>
+      <w:pPr>
+        <w:pStyle w:val="Titolo2"/>
+      </w:pPr>
+      <w:bookmarkStart w:id="109" w:name="_Toc195300148"/>
+      <w:r>
+        <w:t>Package Controller</w:t>
+      </w:r>
+      <w:bookmarkEnd w:id="109"/>
+    </w:p>
+    <w:p>
+      <w:r>
+        <w:t>TBD</w:t>
+      </w:r>
+    </w:p>
+    <w:p/>
+    <w:p>
+      <w:pPr>
+        <w:pStyle w:val="Titolo2"/>
+      </w:pPr>
+      <w:bookmarkStart w:id="110" w:name="_Toc195300149"/>
+      <w:r>
+        <w:t xml:space="preserve">Package </w:t>
+      </w:r>
+      <w:proofErr w:type="spellStart"/>
+      <w:r>
+        <w:t>Boundary</w:t>
       </w:r>
       <w:bookmarkEnd w:id="110"/>
       <w:proofErr w:type="spellEnd"/>
@@ -35068,168 +35785,124 @@
     <w:p>
       <w:pPr>
         <w:spacing w:after="120"/>
+        <w:rPr>
+          <w:sz w:val="2"/>
+          <w:szCs w:val="2"/>
+        </w:rPr>
       </w:pPr>
     </w:p>
     <w:p>
       <w:pPr>
         <w:pStyle w:val="Titolo2"/>
-      </w:pPr>
-      <w:bookmarkStart w:id="111" w:name="_Toc195300148"/>
-      <w:r>
-        <w:t>Package Controller</w:t>
+        <w:jc w:val="both"/>
+      </w:pPr>
+      <w:bookmarkStart w:id="111" w:name="_Toc195300150"/>
+      <w:r>
+        <w:t>Package DTO</w:t>
       </w:r>
       <w:bookmarkEnd w:id="111"/>
     </w:p>
     <w:p>
-      <w:r>
-        <w:t>TBD</w:t>
-      </w:r>
-    </w:p>
-    <w:p/>
-    <w:p>
-      <w:pPr>
-        <w:pStyle w:val="Titolo2"/>
-      </w:pPr>
-      <w:bookmarkStart w:id="112" w:name="_Toc195300149"/>
-      <w:r>
-        <w:t xml:space="preserve">Package </w:t>
-      </w:r>
-      <w:proofErr w:type="spellStart"/>
-      <w:r>
-        <w:t>Boundary</w:t>
-      </w:r>
-      <w:bookmarkEnd w:id="112"/>
-      <w:proofErr w:type="spellEnd"/>
+      <w:pPr>
+        <w:spacing w:after="120"/>
+        <w:jc w:val="both"/>
+      </w:pPr>
+      <w:r>
+        <w:t xml:space="preserve">L’introduzione di tale package, estraneo al pattern BCED, nasce dall’esigenza di mostrare sulla GUI collezioni di elementi. </w:t>
+      </w:r>
     </w:p>
     <w:p>
       <w:pPr>
         <w:spacing w:after="120"/>
-      </w:pPr>
-      <w:r>
-        <w:t>TBD</w:t>
+        <w:jc w:val="both"/>
+      </w:pPr>
+      <w:r>
+        <w:t xml:space="preserve">Da questo punto di vista, il problema principale è proprio quello che, qualora una determinata chiamata a funzione restituisse alla GUI un elenco di </w:t>
+      </w:r>
+      <w:proofErr w:type="spellStart"/>
+      <w:r>
+        <w:t>entity</w:t>
+      </w:r>
+      <w:proofErr w:type="spellEnd"/>
+      <w:r>
+        <w:t xml:space="preserve">, questa, per poterlo visualizzare </w:t>
+      </w:r>
+      <w:r>
+        <w:lastRenderedPageBreak/>
+        <w:t xml:space="preserve">correttamente a video, dovrebbe conoscere di fatto la struttura interna di tale classe </w:t>
+      </w:r>
+      <w:proofErr w:type="spellStart"/>
+      <w:r>
+        <w:t>Entity</w:t>
+      </w:r>
+      <w:proofErr w:type="spellEnd"/>
+      <w:r>
+        <w:t>, ma ciò porterebbe con sé un accoppiamento troppo elevato e quindi una chiara violazione dei vincoli del pattern a livelli adottato.</w:t>
       </w:r>
     </w:p>
     <w:p>
       <w:pPr>
         <w:spacing w:after="120"/>
-        <w:rPr>
-          <w:sz w:val="2"/>
-          <w:szCs w:val="2"/>
-        </w:rPr>
-      </w:pPr>
+        <w:jc w:val="both"/>
+      </w:pPr>
+      <w:r>
+        <w:t xml:space="preserve">Si introduce allora il concetto di </w:t>
+      </w:r>
+      <w:r>
+        <w:rPr>
+          <w:b/>
+          <w:bCs/>
+        </w:rPr>
+        <w:t>Data Transfer Object</w:t>
+      </w:r>
+      <w:r>
+        <w:t xml:space="preserve"> (</w:t>
+      </w:r>
+      <w:r>
+        <w:rPr>
+          <w:b/>
+          <w:bCs/>
+        </w:rPr>
+        <w:t>DTO</w:t>
+      </w:r>
+      <w:r>
+        <w:t>), un oggetto in grado di trasportare dati tra processi (nel caso in oggetto tra livelli). Le classi DTO hanno tipicamente una struttura che rispecchia quella dell’</w:t>
+      </w:r>
+      <w:proofErr w:type="spellStart"/>
+      <w:r>
+        <w:t>entity</w:t>
+      </w:r>
+      <w:proofErr w:type="spellEnd"/>
+      <w:r>
+        <w:t xml:space="preserve"> di cui vanno a supporto, in particolare gli attributi coincidono con quelli dell’</w:t>
+      </w:r>
+      <w:proofErr w:type="spellStart"/>
+      <w:r>
+        <w:t>entity</w:t>
+      </w:r>
+      <w:proofErr w:type="spellEnd"/>
+      <w:r>
+        <w:t xml:space="preserve"> che si intendono visualizzare a schermo.</w:t>
+      </w:r>
     </w:p>
     <w:p>
       <w:pPr>
-        <w:pStyle w:val="Titolo2"/>
-        <w:jc w:val="both"/>
-      </w:pPr>
-      <w:bookmarkStart w:id="113" w:name="_Toc195300150"/>
-      <w:r>
-        <w:t>Package DTO</w:t>
-      </w:r>
-      <w:bookmarkEnd w:id="113"/>
+        <w:spacing w:after="120"/>
+        <w:rPr>
+          <w:sz w:val="16"/>
+          <w:szCs w:val="16"/>
+        </w:rPr>
+      </w:pPr>
     </w:p>
     <w:p>
       <w:pPr>
-        <w:spacing w:after="120"/>
-        <w:jc w:val="both"/>
-      </w:pPr>
-      <w:r>
-        <w:t xml:space="preserve">L’introduzione di tale package, estraneo al pattern BCED, nasce dall’esigenza di mostrare sulla GUI collezioni di elementi. </w:t>
-      </w:r>
-    </w:p>
-    <w:p>
-      <w:pPr>
-        <w:spacing w:after="120"/>
-        <w:jc w:val="both"/>
-      </w:pPr>
-      <w:r>
-        <w:t xml:space="preserve">Da questo punto di vista, il problema principale è proprio quello che, qualora una determinata chiamata a funzione restituisse alla GUI un elenco di </w:t>
-      </w:r>
-      <w:proofErr w:type="spellStart"/>
-      <w:r>
-        <w:t>entity</w:t>
-      </w:r>
-      <w:proofErr w:type="spellEnd"/>
-      <w:r>
-        <w:t xml:space="preserve">, questa, per poterlo visualizzare </w:t>
-      </w:r>
-      <w:r>
-        <w:lastRenderedPageBreak/>
-        <w:t xml:space="preserve">correttamente a video, dovrebbe conoscere di fatto la struttura interna di tale classe </w:t>
-      </w:r>
-      <w:proofErr w:type="spellStart"/>
-      <w:r>
-        <w:t>Entity</w:t>
-      </w:r>
-      <w:proofErr w:type="spellEnd"/>
-      <w:r>
-        <w:t>, ma ciò porterebbe con sé un accoppiamento troppo elevato e quindi una chiara violazione dei vincoli del pattern a livelli adottato.</w:t>
-      </w:r>
-    </w:p>
-    <w:p>
-      <w:pPr>
-        <w:spacing w:after="120"/>
-        <w:jc w:val="both"/>
-      </w:pPr>
-      <w:r>
-        <w:t xml:space="preserve">Si introduce allora il concetto di </w:t>
-      </w:r>
-      <w:r>
-        <w:rPr>
-          <w:b/>
-          <w:bCs/>
-        </w:rPr>
-        <w:t>Data Transfer Object</w:t>
-      </w:r>
-      <w:r>
-        <w:t xml:space="preserve"> (</w:t>
-      </w:r>
-      <w:r>
-        <w:rPr>
-          <w:b/>
-          <w:bCs/>
-        </w:rPr>
-        <w:t>DTO</w:t>
-      </w:r>
-      <w:r>
-        <w:t>), un oggetto in grado di trasportare dati tra processi (nel caso in oggetto tra livelli). Le classi DTO hanno tipicamente una struttura che rispecchia quella dell’</w:t>
-      </w:r>
-      <w:proofErr w:type="spellStart"/>
-      <w:r>
-        <w:t>entity</w:t>
-      </w:r>
-      <w:proofErr w:type="spellEnd"/>
-      <w:r>
-        <w:t xml:space="preserve"> di cui vanno a supporto, in particolare gli attributi coincidono con quelli dell’</w:t>
-      </w:r>
-      <w:proofErr w:type="spellStart"/>
-      <w:r>
-        <w:t>entity</w:t>
-      </w:r>
-      <w:proofErr w:type="spellEnd"/>
-      <w:r>
-        <w:t xml:space="preserve"> che si intendono visualizzare a schermo.</w:t>
-      </w:r>
-    </w:p>
-    <w:p>
-      <w:pPr>
-        <w:spacing w:after="120"/>
-        <w:rPr>
-          <w:sz w:val="16"/>
-          <w:szCs w:val="16"/>
-        </w:rPr>
-      </w:pPr>
-    </w:p>
-    <w:p>
-      <w:pPr>
         <w:pStyle w:val="Titolo2"/>
       </w:pPr>
-      <w:bookmarkStart w:id="114" w:name="_Toc195300151"/>
+      <w:bookmarkStart w:id="112" w:name="_Toc195300151"/>
       <w:r>
         <w:t>Diagramma di Deployment</w:t>
       </w:r>
-      <w:bookmarkEnd w:id="114"/>
+      <w:bookmarkEnd w:id="112"/>
     </w:p>
     <w:p>
       <w:pPr>
@@ -35282,25 +35955,25 @@
         <w:pStyle w:val="Titolo1"/>
         <w:spacing w:before="0"/>
       </w:pPr>
-      <w:bookmarkStart w:id="115" w:name="_Toc195300152"/>
-      <w:bookmarkStart w:id="116" w:name="_Toc474433740"/>
-      <w:bookmarkStart w:id="117" w:name="_Toc474433565"/>
-      <w:bookmarkStart w:id="118" w:name="_Toc471905563"/>
-      <w:bookmarkStart w:id="119" w:name="_Toc471494147"/>
+      <w:bookmarkStart w:id="113" w:name="_Toc195300152"/>
+      <w:bookmarkStart w:id="114" w:name="_Toc474433740"/>
+      <w:bookmarkStart w:id="115" w:name="_Toc474433565"/>
+      <w:bookmarkStart w:id="116" w:name="_Toc471905563"/>
+      <w:bookmarkStart w:id="117" w:name="_Toc471494147"/>
       <w:r>
         <w:lastRenderedPageBreak/>
         <w:t>Testing</w:t>
       </w:r>
-      <w:bookmarkStart w:id="120" w:name="_Toc471905564"/>
-      <w:bookmarkStart w:id="121" w:name="_Toc471494148"/>
-      <w:bookmarkStart w:id="122" w:name="_Toc474433566"/>
-      <w:bookmarkStart w:id="123" w:name="_Toc474433741"/>
-      <w:bookmarkStart w:id="124" w:name="_Toc195300153"/>
+      <w:bookmarkStart w:id="118" w:name="_Toc471905564"/>
+      <w:bookmarkStart w:id="119" w:name="_Toc471494148"/>
+      <w:bookmarkStart w:id="120" w:name="_Toc474433566"/>
+      <w:bookmarkStart w:id="121" w:name="_Toc474433741"/>
+      <w:bookmarkStart w:id="122" w:name="_Toc195300153"/>
+      <w:bookmarkEnd w:id="113"/>
+      <w:bookmarkEnd w:id="114"/>
       <w:bookmarkEnd w:id="115"/>
       <w:bookmarkEnd w:id="116"/>
       <w:bookmarkEnd w:id="117"/>
-      <w:bookmarkEnd w:id="118"/>
-      <w:bookmarkEnd w:id="119"/>
     </w:p>
     <w:p>
       <w:pPr>
@@ -35404,28 +36077,28 @@
           <w:numId w:val="2"/>
         </w:numPr>
       </w:pPr>
-      <w:bookmarkStart w:id="125" w:name="_Toc195300154"/>
-      <w:bookmarkStart w:id="126" w:name="_Toc474433742"/>
-      <w:bookmarkStart w:id="127" w:name="_Toc474433567"/>
-      <w:bookmarkStart w:id="128" w:name="_Toc471905565"/>
-      <w:bookmarkStart w:id="129" w:name="_Toc471494149"/>
+      <w:bookmarkStart w:id="123" w:name="_Toc195300154"/>
+      <w:bookmarkStart w:id="124" w:name="_Toc474433742"/>
+      <w:bookmarkStart w:id="125" w:name="_Toc474433567"/>
+      <w:bookmarkStart w:id="126" w:name="_Toc471905565"/>
+      <w:bookmarkStart w:id="127" w:name="_Toc471494149"/>
+      <w:bookmarkEnd w:id="118"/>
+      <w:bookmarkEnd w:id="119"/>
       <w:bookmarkEnd w:id="120"/>
       <w:bookmarkEnd w:id="121"/>
       <w:bookmarkEnd w:id="122"/>
+      <w:r>
+        <w:t xml:space="preserve">Complessità </w:t>
+      </w:r>
+      <w:proofErr w:type="spellStart"/>
+      <w:r>
+        <w:t>ciclomatica</w:t>
+      </w:r>
       <w:bookmarkEnd w:id="123"/>
       <w:bookmarkEnd w:id="124"/>
-      <w:r>
-        <w:t xml:space="preserve">Complessità </w:t>
-      </w:r>
-      <w:proofErr w:type="spellStart"/>
-      <w:r>
-        <w:t>ciclomatica</w:t>
-      </w:r>
       <w:bookmarkEnd w:id="125"/>
       <w:bookmarkEnd w:id="126"/>
       <w:bookmarkEnd w:id="127"/>
-      <w:bookmarkEnd w:id="128"/>
-      <w:bookmarkEnd w:id="129"/>
       <w:proofErr w:type="spellEnd"/>
     </w:p>
     <w:p>
@@ -35453,7 +36126,7 @@
           <w:numId w:val="2"/>
         </w:numPr>
       </w:pPr>
-      <w:bookmarkStart w:id="130" w:name="_Toc195300155"/>
+      <w:bookmarkStart w:id="128" w:name="_Toc195300155"/>
       <w:proofErr w:type="spellStart"/>
       <w:r>
         <w:t>inserisciAutoModifiche</w:t>
@@ -35466,7 +36139,7 @@
       <w:r>
         <w:t>GestioneParcoAuto</w:t>
       </w:r>
-      <w:bookmarkEnd w:id="130"/>
+      <w:bookmarkEnd w:id="128"/>
       <w:proofErr w:type="spellEnd"/>
     </w:p>
     <w:p>
@@ -35716,7 +36389,7 @@
                     </pic:cNvPicPr>
                   </pic:nvPicPr>
                   <pic:blipFill>
-                    <a:blip r:embed="rId40"/>
+                    <a:blip r:embed="rId45"/>
                     <a:srcRect l="25117" t="1899" r="45879" b="8651"/>
                     <a:stretch>
                       <a:fillRect/>
@@ -38446,7 +39119,7 @@
         <w:pStyle w:val="Titolo2"/>
         <w:spacing w:before="0"/>
       </w:pPr>
-      <w:bookmarkStart w:id="131" w:name="_Toc195300156"/>
+      <w:bookmarkStart w:id="129" w:name="_Toc195300156"/>
       <w:proofErr w:type="spellStart"/>
       <w:r>
         <w:lastRenderedPageBreak/>
@@ -38456,7 +39129,7 @@
       <w:r>
         <w:t xml:space="preserve"> – Test di Unità</w:t>
       </w:r>
-      <w:bookmarkEnd w:id="131"/>
+      <w:bookmarkEnd w:id="129"/>
     </w:p>
     <w:p>
       <w:pPr>
@@ -38530,8 +39203,8 @@
     <w:p>
       <w:pPr>
         <w:sectPr>
-          <w:footerReference w:type="default" r:id="rId41"/>
-          <w:footerReference w:type="first" r:id="rId42"/>
+          <w:footerReference w:type="default" r:id="rId46"/>
+          <w:footerReference w:type="first" r:id="rId47"/>
           <w:pgSz w:w="11906" w:h="16838"/>
           <w:pgMar w:top="1417" w:right="1134" w:bottom="1134" w:left="1134" w:header="0" w:footer="708" w:gutter="0"/>
           <w:cols w:space="720"/>
@@ -38547,20 +39220,20 @@
       <w:pPr>
         <w:pStyle w:val="Titolo2"/>
       </w:pPr>
-      <w:bookmarkStart w:id="132" w:name="_Toc195300157"/>
-      <w:bookmarkStart w:id="133" w:name="_Toc474433743"/>
-      <w:bookmarkStart w:id="134" w:name="_Toc474433568"/>
-      <w:bookmarkStart w:id="135" w:name="_Toc471905566"/>
-      <w:bookmarkStart w:id="136" w:name="_Toc471494152"/>
+      <w:bookmarkStart w:id="130" w:name="_Toc195300157"/>
+      <w:bookmarkStart w:id="131" w:name="_Toc474433743"/>
+      <w:bookmarkStart w:id="132" w:name="_Toc474433568"/>
+      <w:bookmarkStart w:id="133" w:name="_Toc471905566"/>
+      <w:bookmarkStart w:id="134" w:name="_Toc471494152"/>
       <w:r>
         <w:lastRenderedPageBreak/>
         <w:t>Test funzionale</w:t>
       </w:r>
+      <w:bookmarkEnd w:id="130"/>
+      <w:bookmarkEnd w:id="131"/>
       <w:bookmarkEnd w:id="132"/>
       <w:bookmarkEnd w:id="133"/>
       <w:bookmarkEnd w:id="134"/>
-      <w:bookmarkEnd w:id="135"/>
-      <w:bookmarkEnd w:id="136"/>
     </w:p>
     <w:p>
       <w:pPr>
@@ -40534,9 +41207,9 @@
     </w:tbl>
     <w:p/>
     <w:sectPr>
-      <w:footerReference w:type="even" r:id="rId43"/>
-      <w:footerReference w:type="default" r:id="rId44"/>
-      <w:footerReference w:type="first" r:id="rId45"/>
+      <w:footerReference w:type="even" r:id="rId48"/>
+      <w:footerReference w:type="default" r:id="rId49"/>
+      <w:footerReference w:type="first" r:id="rId50"/>
       <w:pgSz w:w="16838" w:h="11906" w:orient="landscape"/>
       <w:pgMar w:top="1134" w:right="1134" w:bottom="1134" w:left="1417" w:header="0" w:footer="708" w:gutter="0"/>
       <w:cols w:space="720"/>
@@ -40786,7 +41459,7 @@
             </wp:anchor>
           </w:drawing>
         </mc:Choice>
-        <mc:Fallback xmlns:a="http://schemas.openxmlformats.org/drawingml/2006/main" xmlns:pic="http://schemas.openxmlformats.org/drawingml/2006/picture" xmlns:w16sdtfl="http://schemas.microsoft.com/office/word/2024/wordml/sdtformatlock" xmlns:w16sdtdh="http://schemas.microsoft.com/office/word/2020/wordml/sdtdatahash" xmlns:w16du="http://schemas.microsoft.com/office/word/2023/wordml/word16du" xmlns:w16="http://schemas.microsoft.com/office/word/2018/wordml" xmlns:w16cid="http://schemas.microsoft.com/office/word/2016/wordml/cid" xmlns:w16cex="http://schemas.microsoft.com/office/word/2018/wordml/cex" xmlns:oel="http://schemas.microsoft.com/office/2019/extlst" xmlns:am3d="http://schemas.microsoft.com/office/drawing/2017/model3d" xmlns:aink="http://schemas.microsoft.com/office/drawing/2016/ink" xmlns:cx8="http://schemas.microsoft.com/office/drawing/2016/5/14/chartex" xmlns:cx7="http://schemas.microsoft.com/office/drawing/2016/5/13/chartex" xmlns:cx6="http://schemas.microsoft.com/office/drawing/2016/5/12/chartex" xmlns:cx5="http://schemas.microsoft.com/office/drawing/2016/5/11/chartex" xmlns:cx4="http://schemas.microsoft.com/office/drawing/2016/5/10/chartex" xmlns:cx3="http://schemas.microsoft.com/office/drawing/2016/5/9/chartex" xmlns:cx2="http://schemas.microsoft.com/office/drawing/2015/10/21/chartex">
+        <mc:Fallback xmlns:cx2="http://schemas.microsoft.com/office/drawing/2015/10/21/chartex" xmlns:cx3="http://schemas.microsoft.com/office/drawing/2016/5/9/chartex" xmlns:cx4="http://schemas.microsoft.com/office/drawing/2016/5/10/chartex" xmlns:cx5="http://schemas.microsoft.com/office/drawing/2016/5/11/chartex" xmlns:cx6="http://schemas.microsoft.com/office/drawing/2016/5/12/chartex" xmlns:cx7="http://schemas.microsoft.com/office/drawing/2016/5/13/chartex" xmlns:cx8="http://schemas.microsoft.com/office/drawing/2016/5/14/chartex" xmlns:aink="http://schemas.microsoft.com/office/drawing/2016/ink" xmlns:am3d="http://schemas.microsoft.com/office/drawing/2017/model3d" xmlns:oel="http://schemas.microsoft.com/office/2019/extlst" xmlns:w16cex="http://schemas.microsoft.com/office/word/2018/wordml/cex" xmlns:w16cid="http://schemas.microsoft.com/office/word/2016/wordml/cid" xmlns:w16="http://schemas.microsoft.com/office/word/2018/wordml" xmlns:w16du="http://schemas.microsoft.com/office/word/2023/wordml/word16du" xmlns:w16sdtdh="http://schemas.microsoft.com/office/word/2020/wordml/sdtdatahash" xmlns:w16sdtfl="http://schemas.microsoft.com/office/word/2024/wordml/sdtformatlock" xmlns:pic="http://schemas.openxmlformats.org/drawingml/2006/picture" xmlns:a="http://schemas.openxmlformats.org/drawingml/2006/main">
           <w:pict w14:anchorId="233D2310">
             <v:line id="shape_0" style="position:absolute" o:allowincell="f" stroked="t" from="-4.6pt,-3.3pt" to="485.9pt,-3.3pt" wp14:anchorId="00FEA600">
               <v:stroke weight="19080" color="#659ed5" joinstyle="round" endcap="flat"/>
@@ -40938,7 +41611,7 @@
                                   <w:rStyle w:val="Numeropagina"/>
                                   <w:noProof/>
                                 </w:rPr>
-                                <w:t>36</w:t>
+                                <w:t>48</w:t>
                               </w:r>
                               <w:r>
                                 <w:rPr>
@@ -41009,7 +41682,7 @@
                             <w:rStyle w:val="Numeropagina"/>
                             <w:noProof/>
                           </w:rPr>
-                          <w:t>36</w:t>
+                          <w:t>48</w:t>
                         </w:r>
                         <w:r>
                           <w:rPr>
@@ -41112,7 +41785,7 @@
             </wp:anchor>
           </w:drawing>
         </mc:Choice>
-        <mc:Fallback xmlns:a="http://schemas.openxmlformats.org/drawingml/2006/main" xmlns:pic="http://schemas.openxmlformats.org/drawingml/2006/picture" xmlns:w16sdtfl="http://schemas.microsoft.com/office/word/2024/wordml/sdtformatlock" xmlns:w16sdtdh="http://schemas.microsoft.com/office/word/2020/wordml/sdtdatahash" xmlns:w16du="http://schemas.microsoft.com/office/word/2023/wordml/word16du" xmlns:w16="http://schemas.microsoft.com/office/word/2018/wordml" xmlns:w16cid="http://schemas.microsoft.com/office/word/2016/wordml/cid" xmlns:w16cex="http://schemas.microsoft.com/office/word/2018/wordml/cex" xmlns:oel="http://schemas.microsoft.com/office/2019/extlst" xmlns:am3d="http://schemas.microsoft.com/office/drawing/2017/model3d" xmlns:aink="http://schemas.microsoft.com/office/drawing/2016/ink" xmlns:cx8="http://schemas.microsoft.com/office/drawing/2016/5/14/chartex" xmlns:cx7="http://schemas.microsoft.com/office/drawing/2016/5/13/chartex" xmlns:cx6="http://schemas.microsoft.com/office/drawing/2016/5/12/chartex" xmlns:cx5="http://schemas.microsoft.com/office/drawing/2016/5/11/chartex" xmlns:cx4="http://schemas.microsoft.com/office/drawing/2016/5/10/chartex" xmlns:cx3="http://schemas.microsoft.com/office/drawing/2016/5/9/chartex" xmlns:cx2="http://schemas.microsoft.com/office/drawing/2015/10/21/chartex">
+        <mc:Fallback xmlns:cx2="http://schemas.microsoft.com/office/drawing/2015/10/21/chartex" xmlns:cx3="http://schemas.microsoft.com/office/drawing/2016/5/9/chartex" xmlns:cx4="http://schemas.microsoft.com/office/drawing/2016/5/10/chartex" xmlns:cx5="http://schemas.microsoft.com/office/drawing/2016/5/11/chartex" xmlns:cx6="http://schemas.microsoft.com/office/drawing/2016/5/12/chartex" xmlns:cx7="http://schemas.microsoft.com/office/drawing/2016/5/13/chartex" xmlns:cx8="http://schemas.microsoft.com/office/drawing/2016/5/14/chartex" xmlns:aink="http://schemas.microsoft.com/office/drawing/2016/ink" xmlns:am3d="http://schemas.microsoft.com/office/drawing/2017/model3d" xmlns:oel="http://schemas.microsoft.com/office/2019/extlst" xmlns:w16cex="http://schemas.microsoft.com/office/word/2018/wordml/cex" xmlns:w16cid="http://schemas.microsoft.com/office/word/2016/wordml/cid" xmlns:w16="http://schemas.microsoft.com/office/word/2018/wordml" xmlns:w16du="http://schemas.microsoft.com/office/word/2023/wordml/word16du" xmlns:w16sdtdh="http://schemas.microsoft.com/office/word/2020/wordml/sdtdatahash" xmlns:w16sdtfl="http://schemas.microsoft.com/office/word/2024/wordml/sdtformatlock" xmlns:pic="http://schemas.openxmlformats.org/drawingml/2006/picture" xmlns:a="http://schemas.openxmlformats.org/drawingml/2006/main">
           <w:pict w14:anchorId="6689A102">
             <v:line id="shape_0" style="position:absolute" o:allowincell="f" stroked="t" from="-4.85pt,-3.05pt" to="706.1pt,-3.05pt" wp14:anchorId="48C5BA8A">
               <v:stroke weight="19080" color="#659ed5" joinstyle="round" endcap="flat"/>
@@ -41263,7 +41936,7 @@
                                   <w:rStyle w:val="Numeropagina"/>
                                   <w:noProof/>
                                 </w:rPr>
-                                <w:t>45</w:t>
+                                <w:t>50</w:t>
                               </w:r>
                               <w:r>
                                 <w:rPr>
@@ -41334,7 +42007,7 @@
                             <w:rStyle w:val="Numeropagina"/>
                             <w:noProof/>
                           </w:rPr>
-                          <w:t>45</w:t>
+                          <w:t>50</w:t>
                         </w:r>
                         <w:r>
                           <w:rPr>
@@ -41426,7 +42099,7 @@
             </wp:anchor>
           </w:drawing>
         </mc:Choice>
-        <mc:Fallback xmlns:a="http://schemas.openxmlformats.org/drawingml/2006/main" xmlns:pic="http://schemas.openxmlformats.org/drawingml/2006/picture" xmlns:w16sdtfl="http://schemas.microsoft.com/office/word/2024/wordml/sdtformatlock" xmlns:w16sdtdh="http://schemas.microsoft.com/office/word/2020/wordml/sdtdatahash" xmlns:w16du="http://schemas.microsoft.com/office/word/2023/wordml/word16du" xmlns:w16="http://schemas.microsoft.com/office/word/2018/wordml" xmlns:w16cid="http://schemas.microsoft.com/office/word/2016/wordml/cid" xmlns:w16cex="http://schemas.microsoft.com/office/word/2018/wordml/cex" xmlns:oel="http://schemas.microsoft.com/office/2019/extlst" xmlns:am3d="http://schemas.microsoft.com/office/drawing/2017/model3d" xmlns:aink="http://schemas.microsoft.com/office/drawing/2016/ink" xmlns:cx8="http://schemas.microsoft.com/office/drawing/2016/5/14/chartex" xmlns:cx7="http://schemas.microsoft.com/office/drawing/2016/5/13/chartex" xmlns:cx6="http://schemas.microsoft.com/office/drawing/2016/5/12/chartex" xmlns:cx5="http://schemas.microsoft.com/office/drawing/2016/5/11/chartex" xmlns:cx4="http://schemas.microsoft.com/office/drawing/2016/5/10/chartex" xmlns:cx3="http://schemas.microsoft.com/office/drawing/2016/5/9/chartex" xmlns:cx2="http://schemas.microsoft.com/office/drawing/2015/10/21/chartex">
+        <mc:Fallback xmlns:cx2="http://schemas.microsoft.com/office/drawing/2015/10/21/chartex" xmlns:cx3="http://schemas.microsoft.com/office/drawing/2016/5/9/chartex" xmlns:cx4="http://schemas.microsoft.com/office/drawing/2016/5/10/chartex" xmlns:cx5="http://schemas.microsoft.com/office/drawing/2016/5/11/chartex" xmlns:cx6="http://schemas.microsoft.com/office/drawing/2016/5/12/chartex" xmlns:cx7="http://schemas.microsoft.com/office/drawing/2016/5/13/chartex" xmlns:cx8="http://schemas.microsoft.com/office/drawing/2016/5/14/chartex" xmlns:aink="http://schemas.microsoft.com/office/drawing/2016/ink" xmlns:am3d="http://schemas.microsoft.com/office/drawing/2017/model3d" xmlns:oel="http://schemas.microsoft.com/office/2019/extlst" xmlns:w16cex="http://schemas.microsoft.com/office/word/2018/wordml/cex" xmlns:w16cid="http://schemas.microsoft.com/office/word/2016/wordml/cid" xmlns:w16="http://schemas.microsoft.com/office/word/2018/wordml" xmlns:w16du="http://schemas.microsoft.com/office/word/2023/wordml/word16du" xmlns:w16sdtdh="http://schemas.microsoft.com/office/word/2020/wordml/sdtdatahash" xmlns:w16sdtfl="http://schemas.microsoft.com/office/word/2024/wordml/sdtformatlock" xmlns:pic="http://schemas.openxmlformats.org/drawingml/2006/picture" xmlns:a="http://schemas.openxmlformats.org/drawingml/2006/main">
           <w:pict w14:anchorId="1F16A622">
             <v:line id="shape_0" style="position:absolute" o:allowincell="f" stroked="t" from="-4.85pt,-3.05pt" to="706.1pt,-3.05pt" wp14:anchorId="48C5BA8A">
               <v:stroke weight="19080" color="#659ed5" joinstyle="round" endcap="flat"/>
@@ -41739,7 +42412,7 @@
             </wp:anchor>
           </w:drawing>
         </mc:Choice>
-        <mc:Fallback xmlns:a="http://schemas.openxmlformats.org/drawingml/2006/main" xmlns:pic="http://schemas.openxmlformats.org/drawingml/2006/picture" xmlns:w16sdtfl="http://schemas.microsoft.com/office/word/2024/wordml/sdtformatlock" xmlns:w16sdtdh="http://schemas.microsoft.com/office/word/2020/wordml/sdtdatahash" xmlns:w16du="http://schemas.microsoft.com/office/word/2023/wordml/word16du" xmlns:w16="http://schemas.microsoft.com/office/word/2018/wordml" xmlns:w16cid="http://schemas.microsoft.com/office/word/2016/wordml/cid" xmlns:w16cex="http://schemas.microsoft.com/office/word/2018/wordml/cex" xmlns:oel="http://schemas.microsoft.com/office/2019/extlst" xmlns:am3d="http://schemas.microsoft.com/office/drawing/2017/model3d" xmlns:aink="http://schemas.microsoft.com/office/drawing/2016/ink" xmlns:cx8="http://schemas.microsoft.com/office/drawing/2016/5/14/chartex" xmlns:cx7="http://schemas.microsoft.com/office/drawing/2016/5/13/chartex" xmlns:cx6="http://schemas.microsoft.com/office/drawing/2016/5/12/chartex" xmlns:cx5="http://schemas.microsoft.com/office/drawing/2016/5/11/chartex" xmlns:cx4="http://schemas.microsoft.com/office/drawing/2016/5/10/chartex" xmlns:cx3="http://schemas.microsoft.com/office/drawing/2016/5/9/chartex" xmlns:cx2="http://schemas.microsoft.com/office/drawing/2015/10/21/chartex">
+        <mc:Fallback xmlns:cx2="http://schemas.microsoft.com/office/drawing/2015/10/21/chartex" xmlns:cx3="http://schemas.microsoft.com/office/drawing/2016/5/9/chartex" xmlns:cx4="http://schemas.microsoft.com/office/drawing/2016/5/10/chartex" xmlns:cx5="http://schemas.microsoft.com/office/drawing/2016/5/11/chartex" xmlns:cx6="http://schemas.microsoft.com/office/drawing/2016/5/12/chartex" xmlns:cx7="http://schemas.microsoft.com/office/drawing/2016/5/13/chartex" xmlns:cx8="http://schemas.microsoft.com/office/drawing/2016/5/14/chartex" xmlns:aink="http://schemas.microsoft.com/office/drawing/2016/ink" xmlns:am3d="http://schemas.microsoft.com/office/drawing/2017/model3d" xmlns:oel="http://schemas.microsoft.com/office/2019/extlst" xmlns:w16cex="http://schemas.microsoft.com/office/word/2018/wordml/cex" xmlns:w16cid="http://schemas.microsoft.com/office/word/2016/wordml/cid" xmlns:w16="http://schemas.microsoft.com/office/word/2018/wordml" xmlns:w16du="http://schemas.microsoft.com/office/word/2023/wordml/word16du" xmlns:w16sdtdh="http://schemas.microsoft.com/office/word/2020/wordml/sdtdatahash" xmlns:w16sdtfl="http://schemas.microsoft.com/office/word/2024/wordml/sdtformatlock" xmlns:pic="http://schemas.openxmlformats.org/drawingml/2006/picture" xmlns:a="http://schemas.openxmlformats.org/drawingml/2006/main">
           <w:pict w14:anchorId="3AA83756">
             <v:line id="shape_0" style="position:absolute" o:allowincell="f" stroked="t" from="-4.5pt,-2.35pt" to="483.6pt,-2.35pt" wp14:anchorId="07B71F51">
               <v:stroke weight="19080" color="#659ed5" joinstyle="round" endcap="flat"/>
@@ -41858,7 +42531,7 @@
             </wp:anchor>
           </w:drawing>
         </mc:Choice>
-        <mc:Fallback xmlns:a="http://schemas.openxmlformats.org/drawingml/2006/main" xmlns:pic="http://schemas.openxmlformats.org/drawingml/2006/picture" xmlns:w16sdtfl="http://schemas.microsoft.com/office/word/2024/wordml/sdtformatlock" xmlns:w16sdtdh="http://schemas.microsoft.com/office/word/2020/wordml/sdtdatahash" xmlns:w16du="http://schemas.microsoft.com/office/word/2023/wordml/word16du" xmlns:w16="http://schemas.microsoft.com/office/word/2018/wordml" xmlns:w16cid="http://schemas.microsoft.com/office/word/2016/wordml/cid" xmlns:w16cex="http://schemas.microsoft.com/office/word/2018/wordml/cex" xmlns:oel="http://schemas.microsoft.com/office/2019/extlst" xmlns:am3d="http://schemas.microsoft.com/office/drawing/2017/model3d" xmlns:aink="http://schemas.microsoft.com/office/drawing/2016/ink" xmlns:cx8="http://schemas.microsoft.com/office/drawing/2016/5/14/chartex" xmlns:cx7="http://schemas.microsoft.com/office/drawing/2016/5/13/chartex" xmlns:cx6="http://schemas.microsoft.com/office/drawing/2016/5/12/chartex" xmlns:cx5="http://schemas.microsoft.com/office/drawing/2016/5/11/chartex" xmlns:cx4="http://schemas.microsoft.com/office/drawing/2016/5/10/chartex" xmlns:cx3="http://schemas.microsoft.com/office/drawing/2016/5/9/chartex" xmlns:cx2="http://schemas.microsoft.com/office/drawing/2015/10/21/chartex">
+        <mc:Fallback xmlns:cx2="http://schemas.microsoft.com/office/drawing/2015/10/21/chartex" xmlns:cx3="http://schemas.microsoft.com/office/drawing/2016/5/9/chartex" xmlns:cx4="http://schemas.microsoft.com/office/drawing/2016/5/10/chartex" xmlns:cx5="http://schemas.microsoft.com/office/drawing/2016/5/11/chartex" xmlns:cx6="http://schemas.microsoft.com/office/drawing/2016/5/12/chartex" xmlns:cx7="http://schemas.microsoft.com/office/drawing/2016/5/13/chartex" xmlns:cx8="http://schemas.microsoft.com/office/drawing/2016/5/14/chartex" xmlns:aink="http://schemas.microsoft.com/office/drawing/2016/ink" xmlns:am3d="http://schemas.microsoft.com/office/drawing/2017/model3d" xmlns:oel="http://schemas.microsoft.com/office/2019/extlst" xmlns:w16cex="http://schemas.microsoft.com/office/word/2018/wordml/cex" xmlns:w16cid="http://schemas.microsoft.com/office/word/2016/wordml/cid" xmlns:w16="http://schemas.microsoft.com/office/word/2018/wordml" xmlns:w16du="http://schemas.microsoft.com/office/word/2023/wordml/word16du" xmlns:w16sdtdh="http://schemas.microsoft.com/office/word/2020/wordml/sdtdatahash" xmlns:w16sdtfl="http://schemas.microsoft.com/office/word/2024/wordml/sdtformatlock" xmlns:pic="http://schemas.openxmlformats.org/drawingml/2006/picture" xmlns:a="http://schemas.openxmlformats.org/drawingml/2006/main">
           <w:pict w14:anchorId="076FEA23">
             <v:line id="shape_0" style="position:absolute" o:allowincell="f" stroked="t" from="-4.5pt,-2.35pt" to="483.6pt,-2.35pt" wp14:anchorId="07B71F51">
               <v:stroke weight="19080" color="#659ed5" joinstyle="round" endcap="flat"/>
@@ -41986,7 +42659,7 @@
             </wp:anchor>
           </w:drawing>
         </mc:Choice>
-        <mc:Fallback xmlns:a="http://schemas.openxmlformats.org/drawingml/2006/main" xmlns:pic="http://schemas.openxmlformats.org/drawingml/2006/picture" xmlns:w16sdtfl="http://schemas.microsoft.com/office/word/2024/wordml/sdtformatlock" xmlns:w16sdtdh="http://schemas.microsoft.com/office/word/2020/wordml/sdtdatahash" xmlns:w16du="http://schemas.microsoft.com/office/word/2023/wordml/word16du" xmlns:w16="http://schemas.microsoft.com/office/word/2018/wordml" xmlns:w16cid="http://schemas.microsoft.com/office/word/2016/wordml/cid" xmlns:w16cex="http://schemas.microsoft.com/office/word/2018/wordml/cex" xmlns:oel="http://schemas.microsoft.com/office/2019/extlst" xmlns:am3d="http://schemas.microsoft.com/office/drawing/2017/model3d" xmlns:aink="http://schemas.microsoft.com/office/drawing/2016/ink" xmlns:cx8="http://schemas.microsoft.com/office/drawing/2016/5/14/chartex" xmlns:cx7="http://schemas.microsoft.com/office/drawing/2016/5/13/chartex" xmlns:cx6="http://schemas.microsoft.com/office/drawing/2016/5/12/chartex" xmlns:cx5="http://schemas.microsoft.com/office/drawing/2016/5/11/chartex" xmlns:cx4="http://schemas.microsoft.com/office/drawing/2016/5/10/chartex" xmlns:cx3="http://schemas.microsoft.com/office/drawing/2016/5/9/chartex" xmlns:cx2="http://schemas.microsoft.com/office/drawing/2015/10/21/chartex">
+        <mc:Fallback xmlns:cx2="http://schemas.microsoft.com/office/drawing/2015/10/21/chartex" xmlns:cx3="http://schemas.microsoft.com/office/drawing/2016/5/9/chartex" xmlns:cx4="http://schemas.microsoft.com/office/drawing/2016/5/10/chartex" xmlns:cx5="http://schemas.microsoft.com/office/drawing/2016/5/11/chartex" xmlns:cx6="http://schemas.microsoft.com/office/drawing/2016/5/12/chartex" xmlns:cx7="http://schemas.microsoft.com/office/drawing/2016/5/13/chartex" xmlns:cx8="http://schemas.microsoft.com/office/drawing/2016/5/14/chartex" xmlns:aink="http://schemas.microsoft.com/office/drawing/2016/ink" xmlns:am3d="http://schemas.microsoft.com/office/drawing/2017/model3d" xmlns:oel="http://schemas.microsoft.com/office/2019/extlst" xmlns:w16cex="http://schemas.microsoft.com/office/word/2018/wordml/cex" xmlns:w16cid="http://schemas.microsoft.com/office/word/2016/wordml/cid" xmlns:w16="http://schemas.microsoft.com/office/word/2018/wordml" xmlns:w16du="http://schemas.microsoft.com/office/word/2023/wordml/word16du" xmlns:w16sdtdh="http://schemas.microsoft.com/office/word/2020/wordml/sdtdatahash" xmlns:w16sdtfl="http://schemas.microsoft.com/office/word/2024/wordml/sdtformatlock" xmlns:pic="http://schemas.openxmlformats.org/drawingml/2006/picture" xmlns:a="http://schemas.openxmlformats.org/drawingml/2006/main">
           <w:pict w14:anchorId="488B45B5">
             <v:line id="shape_0" style="position:absolute" o:allowincell="f" stroked="t" from="-4.6pt,-3.3pt" to="485.9pt,-3.3pt" wp14:anchorId="00FEA600">
               <v:stroke weight="19080" color="#659ed5" joinstyle="round" endcap="flat"/>
@@ -42296,7 +42969,7 @@
             </wp:anchor>
           </w:drawing>
         </mc:Choice>
-        <mc:Fallback xmlns:a="http://schemas.openxmlformats.org/drawingml/2006/main" xmlns:pic="http://schemas.openxmlformats.org/drawingml/2006/picture" xmlns:w16sdtfl="http://schemas.microsoft.com/office/word/2024/wordml/sdtformatlock" xmlns:w16sdtdh="http://schemas.microsoft.com/office/word/2020/wordml/sdtdatahash" xmlns:w16du="http://schemas.microsoft.com/office/word/2023/wordml/word16du" xmlns:w16="http://schemas.microsoft.com/office/word/2018/wordml" xmlns:w16cid="http://schemas.microsoft.com/office/word/2016/wordml/cid" xmlns:w16cex="http://schemas.microsoft.com/office/word/2018/wordml/cex" xmlns:oel="http://schemas.microsoft.com/office/2019/extlst" xmlns:am3d="http://schemas.microsoft.com/office/drawing/2017/model3d" xmlns:aink="http://schemas.microsoft.com/office/drawing/2016/ink" xmlns:cx8="http://schemas.microsoft.com/office/drawing/2016/5/14/chartex" xmlns:cx7="http://schemas.microsoft.com/office/drawing/2016/5/13/chartex" xmlns:cx6="http://schemas.microsoft.com/office/drawing/2016/5/12/chartex" xmlns:cx5="http://schemas.microsoft.com/office/drawing/2016/5/11/chartex" xmlns:cx4="http://schemas.microsoft.com/office/drawing/2016/5/10/chartex" xmlns:cx3="http://schemas.microsoft.com/office/drawing/2016/5/9/chartex" xmlns:cx2="http://schemas.microsoft.com/office/drawing/2015/10/21/chartex">
+        <mc:Fallback xmlns:cx2="http://schemas.microsoft.com/office/drawing/2015/10/21/chartex" xmlns:cx3="http://schemas.microsoft.com/office/drawing/2016/5/9/chartex" xmlns:cx4="http://schemas.microsoft.com/office/drawing/2016/5/10/chartex" xmlns:cx5="http://schemas.microsoft.com/office/drawing/2016/5/11/chartex" xmlns:cx6="http://schemas.microsoft.com/office/drawing/2016/5/12/chartex" xmlns:cx7="http://schemas.microsoft.com/office/drawing/2016/5/13/chartex" xmlns:cx8="http://schemas.microsoft.com/office/drawing/2016/5/14/chartex" xmlns:aink="http://schemas.microsoft.com/office/drawing/2016/ink" xmlns:am3d="http://schemas.microsoft.com/office/drawing/2017/model3d" xmlns:oel="http://schemas.microsoft.com/office/2019/extlst" xmlns:w16cex="http://schemas.microsoft.com/office/word/2018/wordml/cex" xmlns:w16cid="http://schemas.microsoft.com/office/word/2016/wordml/cid" xmlns:w16="http://schemas.microsoft.com/office/word/2018/wordml" xmlns:w16du="http://schemas.microsoft.com/office/word/2023/wordml/word16du" xmlns:w16sdtdh="http://schemas.microsoft.com/office/word/2020/wordml/sdtdatahash" xmlns:w16sdtfl="http://schemas.microsoft.com/office/word/2024/wordml/sdtformatlock" xmlns:pic="http://schemas.openxmlformats.org/drawingml/2006/picture" xmlns:a="http://schemas.openxmlformats.org/drawingml/2006/main">
           <w:pict w14:anchorId="44F961BF">
             <v:line id="shape_0" style="position:absolute" o:allowincell="f" stroked="t" from="-4.6pt,-3.3pt" to="485.9pt,-3.3pt" wp14:anchorId="00FEA600">
               <v:stroke weight="19080" color="#659ed5" joinstyle="round" endcap="flat"/>
@@ -42604,7 +43277,7 @@
             </wp:anchor>
           </w:drawing>
         </mc:Choice>
-        <mc:Fallback xmlns:a="http://schemas.openxmlformats.org/drawingml/2006/main" xmlns:pic="http://schemas.openxmlformats.org/drawingml/2006/picture" xmlns:w16sdtfl="http://schemas.microsoft.com/office/word/2024/wordml/sdtformatlock" xmlns:w16sdtdh="http://schemas.microsoft.com/office/word/2020/wordml/sdtdatahash" xmlns:w16du="http://schemas.microsoft.com/office/word/2023/wordml/word16du" xmlns:w16="http://schemas.microsoft.com/office/word/2018/wordml" xmlns:w16cid="http://schemas.microsoft.com/office/word/2016/wordml/cid" xmlns:w16cex="http://schemas.microsoft.com/office/word/2018/wordml/cex" xmlns:oel="http://schemas.microsoft.com/office/2019/extlst" xmlns:am3d="http://schemas.microsoft.com/office/drawing/2017/model3d" xmlns:aink="http://schemas.microsoft.com/office/drawing/2016/ink" xmlns:cx8="http://schemas.microsoft.com/office/drawing/2016/5/14/chartex" xmlns:cx7="http://schemas.microsoft.com/office/drawing/2016/5/13/chartex" xmlns:cx6="http://schemas.microsoft.com/office/drawing/2016/5/12/chartex" xmlns:cx5="http://schemas.microsoft.com/office/drawing/2016/5/11/chartex" xmlns:cx4="http://schemas.microsoft.com/office/drawing/2016/5/10/chartex" xmlns:cx3="http://schemas.microsoft.com/office/drawing/2016/5/9/chartex" xmlns:cx2="http://schemas.microsoft.com/office/drawing/2015/10/21/chartex">
+        <mc:Fallback xmlns:cx2="http://schemas.microsoft.com/office/drawing/2015/10/21/chartex" xmlns:cx3="http://schemas.microsoft.com/office/drawing/2016/5/9/chartex" xmlns:cx4="http://schemas.microsoft.com/office/drawing/2016/5/10/chartex" xmlns:cx5="http://schemas.microsoft.com/office/drawing/2016/5/11/chartex" xmlns:cx6="http://schemas.microsoft.com/office/drawing/2016/5/12/chartex" xmlns:cx7="http://schemas.microsoft.com/office/drawing/2016/5/13/chartex" xmlns:cx8="http://schemas.microsoft.com/office/drawing/2016/5/14/chartex" xmlns:aink="http://schemas.microsoft.com/office/drawing/2016/ink" xmlns:am3d="http://schemas.microsoft.com/office/drawing/2017/model3d" xmlns:oel="http://schemas.microsoft.com/office/2019/extlst" xmlns:w16cex="http://schemas.microsoft.com/office/word/2018/wordml/cex" xmlns:w16cid="http://schemas.microsoft.com/office/word/2016/wordml/cid" xmlns:w16="http://schemas.microsoft.com/office/word/2018/wordml" xmlns:w16du="http://schemas.microsoft.com/office/word/2023/wordml/word16du" xmlns:w16sdtdh="http://schemas.microsoft.com/office/word/2020/wordml/sdtdatahash" xmlns:w16sdtfl="http://schemas.microsoft.com/office/word/2024/wordml/sdtformatlock" xmlns:pic="http://schemas.openxmlformats.org/drawingml/2006/picture" xmlns:a="http://schemas.openxmlformats.org/drawingml/2006/main">
           <w:pict w14:anchorId="09159EB1">
             <v:line id="shape_0" style="position:absolute" o:allowincell="f" stroked="t" from="-4.6pt,-3.3pt" to="485.9pt,-3.3pt" wp14:anchorId="00FEA600">
               <v:stroke weight="19080" color="#659ed5" joinstyle="round" endcap="flat"/>
@@ -42914,7 +43587,7 @@
             </wp:anchor>
           </w:drawing>
         </mc:Choice>
-        <mc:Fallback xmlns:a="http://schemas.openxmlformats.org/drawingml/2006/main" xmlns:pic="http://schemas.openxmlformats.org/drawingml/2006/picture" xmlns:w16sdtfl="http://schemas.microsoft.com/office/word/2024/wordml/sdtformatlock" xmlns:w16sdtdh="http://schemas.microsoft.com/office/word/2020/wordml/sdtdatahash" xmlns:w16du="http://schemas.microsoft.com/office/word/2023/wordml/word16du" xmlns:w16="http://schemas.microsoft.com/office/word/2018/wordml" xmlns:w16cid="http://schemas.microsoft.com/office/word/2016/wordml/cid" xmlns:w16cex="http://schemas.microsoft.com/office/word/2018/wordml/cex" xmlns:oel="http://schemas.microsoft.com/office/2019/extlst" xmlns:am3d="http://schemas.microsoft.com/office/drawing/2017/model3d" xmlns:aink="http://schemas.microsoft.com/office/drawing/2016/ink" xmlns:cx8="http://schemas.microsoft.com/office/drawing/2016/5/14/chartex" xmlns:cx7="http://schemas.microsoft.com/office/drawing/2016/5/13/chartex" xmlns:cx6="http://schemas.microsoft.com/office/drawing/2016/5/12/chartex" xmlns:cx5="http://schemas.microsoft.com/office/drawing/2016/5/11/chartex" xmlns:cx4="http://schemas.microsoft.com/office/drawing/2016/5/10/chartex" xmlns:cx3="http://schemas.microsoft.com/office/drawing/2016/5/9/chartex" xmlns:cx2="http://schemas.microsoft.com/office/drawing/2015/10/21/chartex">
+        <mc:Fallback xmlns:cx2="http://schemas.microsoft.com/office/drawing/2015/10/21/chartex" xmlns:cx3="http://schemas.microsoft.com/office/drawing/2016/5/9/chartex" xmlns:cx4="http://schemas.microsoft.com/office/drawing/2016/5/10/chartex" xmlns:cx5="http://schemas.microsoft.com/office/drawing/2016/5/11/chartex" xmlns:cx6="http://schemas.microsoft.com/office/drawing/2016/5/12/chartex" xmlns:cx7="http://schemas.microsoft.com/office/drawing/2016/5/13/chartex" xmlns:cx8="http://schemas.microsoft.com/office/drawing/2016/5/14/chartex" xmlns:aink="http://schemas.microsoft.com/office/drawing/2016/ink" xmlns:am3d="http://schemas.microsoft.com/office/drawing/2017/model3d" xmlns:oel="http://schemas.microsoft.com/office/2019/extlst" xmlns:w16cex="http://schemas.microsoft.com/office/word/2018/wordml/cex" xmlns:w16cid="http://schemas.microsoft.com/office/word/2016/wordml/cid" xmlns:w16="http://schemas.microsoft.com/office/word/2018/wordml" xmlns:w16du="http://schemas.microsoft.com/office/word/2023/wordml/word16du" xmlns:w16sdtdh="http://schemas.microsoft.com/office/word/2020/wordml/sdtdatahash" xmlns:w16sdtfl="http://schemas.microsoft.com/office/word/2024/wordml/sdtformatlock" xmlns:pic="http://schemas.openxmlformats.org/drawingml/2006/picture" xmlns:a="http://schemas.openxmlformats.org/drawingml/2006/main">
           <w:pict w14:anchorId="44C62662">
             <v:line id="shape_0" style="position:absolute" o:allowincell="f" stroked="t" from="-4.6pt,-3.3pt" to="485.9pt,-3.3pt" wp14:anchorId="00FEA600">
               <v:stroke weight="19080" color="#659ed5" joinstyle="round" endcap="flat"/>
@@ -43066,7 +43739,7 @@
                                   <w:rStyle w:val="Numeropagina"/>
                                   <w:noProof/>
                                 </w:rPr>
-                                <w:t>35</w:t>
+                                <w:t>39</w:t>
                               </w:r>
                               <w:r>
                                 <w:rPr>
@@ -43137,7 +43810,7 @@
                             <w:rStyle w:val="Numeropagina"/>
                             <w:noProof/>
                           </w:rPr>
-                          <w:t>35</w:t>
+                          <w:t>39</w:t>
                         </w:r>
                         <w:r>
                           <w:rPr>
@@ -48948,6 +49621,36 @@
   </w:num>
   <w:num w:numId="44">
     <w:abstractNumId w:val="21"/>
+  </w:num>
+  <w:num w:numId="45">
+    <w:abstractNumId w:val="1"/>
+    <w:lvlOverride w:ilvl="0">
+      <w:startOverride w:val="1"/>
+    </w:lvlOverride>
+    <w:lvlOverride w:ilvl="1">
+      <w:startOverride w:val="1"/>
+    </w:lvlOverride>
+    <w:lvlOverride w:ilvl="2">
+      <w:startOverride w:val="1"/>
+    </w:lvlOverride>
+    <w:lvlOverride w:ilvl="3">
+      <w:startOverride w:val="1"/>
+    </w:lvlOverride>
+    <w:lvlOverride w:ilvl="4">
+      <w:startOverride w:val="1"/>
+    </w:lvlOverride>
+    <w:lvlOverride w:ilvl="5">
+      <w:startOverride w:val="1"/>
+    </w:lvlOverride>
+    <w:lvlOverride w:ilvl="6">
+      <w:startOverride w:val="1"/>
+    </w:lvlOverride>
+    <w:lvlOverride w:ilvl="7">
+      <w:startOverride w:val="1"/>
+    </w:lvlOverride>
+    <w:lvlOverride w:ilvl="8">
+      <w:startOverride w:val="1"/>
+    </w:lvlOverride>
   </w:num>
 </w:numbering>
 </file>
@@ -50901,15 +51604,6 @@
 </file>
 
 <file path=customXml/item2.xml><?xml version="1.0" encoding="utf-8"?>
-<?mso-contentType ?>
-<FormTemplates xmlns="http://schemas.microsoft.com/sharepoint/v3/contenttype/forms">
-  <Display>DocumentLibraryForm</Display>
-  <Edit>DocumentLibraryForm</Edit>
-  <New>DocumentLibraryForm</New>
-</FormTemplates>
-</file>
-
-<file path=customXml/item3.xml><?xml version="1.0" encoding="utf-8"?>
 <ct:contentTypeSchema xmlns:ct="http://schemas.microsoft.com/office/2006/metadata/contentType" xmlns:ma="http://schemas.microsoft.com/office/2006/metadata/properties/metaAttributes" ct:_="" ma:_="" ma:contentTypeName="Document" ma:contentTypeID="0x0101006F04A4F13508C741ACE8AA56FFE3D10B" ma:contentTypeVersion="3" ma:contentTypeDescription="Create a new document." ma:contentTypeScope="" ma:versionID="ae74d4b9aee1c489174765fe6dbf7085">
   <xsd:schema xmlns:xsd="http://www.w3.org/2001/XMLSchema" xmlns:xs="http://www.w3.org/2001/XMLSchema" xmlns:p="http://schemas.microsoft.com/office/2006/metadata/properties" xmlns:ns2="73091f6d-7efc-4d80-b345-57c665de3b33" targetNamespace="http://schemas.microsoft.com/office/2006/metadata/properties" ma:root="true" ma:fieldsID="ad47a26360bfbf964ac1e7e308878997" ns2:_="">
     <xsd:import namespace="73091f6d-7efc-4d80-b345-57c665de3b33"/>
@@ -51047,6 +51741,15 @@
 </ct:contentTypeSchema>
 </file>
 
+<file path=customXml/item3.xml><?xml version="1.0" encoding="utf-8"?>
+<?mso-contentType ?>
+<FormTemplates xmlns="http://schemas.microsoft.com/sharepoint/v3/contenttype/forms">
+  <Display>DocumentLibraryForm</Display>
+  <Edit>DocumentLibraryForm</Edit>
+  <New>DocumentLibraryForm</New>
+</FormTemplates>
+</file>
+
 <file path=customXml/item4.xml><?xml version="1.0" encoding="utf-8"?>
 <b:Sources xmlns:b="http://schemas.openxmlformats.org/officeDocument/2006/bibliography" xmlns="http://schemas.openxmlformats.org/officeDocument/2006/bibliography" SelectedStyle="/APA.XSL" StyleName="APA"/>
 </file>
@@ -51061,14 +51764,6 @@
 </file>
 
 <file path=customXml/itemProps2.xml><?xml version="1.0" encoding="utf-8"?>
-<ds:datastoreItem xmlns:ds="http://schemas.openxmlformats.org/officeDocument/2006/customXml" ds:itemID="{7A92FC2C-203E-4C0D-85A9-20D789DE0FA5}">
-  <ds:schemaRefs>
-    <ds:schemaRef ds:uri="http://schemas.microsoft.com/sharepoint/v3/contenttype/forms"/>
-  </ds:schemaRefs>
-</ds:datastoreItem>
-</file>
-
-<file path=customXml/itemProps3.xml><?xml version="1.0" encoding="utf-8"?>
 <ds:datastoreItem xmlns:ds="http://schemas.openxmlformats.org/officeDocument/2006/customXml" ds:itemID="{CA04803F-38A4-427F-83B5-157200DCBBE9}">
   <ds:schemaRefs>
     <ds:schemaRef ds:uri="http://schemas.microsoft.com/office/2006/metadata/contentType"/>
@@ -51086,8 +51781,16 @@
 </ds:datastoreItem>
 </file>
 
+<file path=customXml/itemProps3.xml><?xml version="1.0" encoding="utf-8"?>
+<ds:datastoreItem xmlns:ds="http://schemas.openxmlformats.org/officeDocument/2006/customXml" ds:itemID="{7A92FC2C-203E-4C0D-85A9-20D789DE0FA5}">
+  <ds:schemaRefs>
+    <ds:schemaRef ds:uri="http://schemas.microsoft.com/sharepoint/v3/contenttype/forms"/>
+  </ds:schemaRefs>
+</ds:datastoreItem>
+</file>
+
 <file path=customXml/itemProps4.xml><?xml version="1.0" encoding="utf-8"?>
-<ds:datastoreItem xmlns:ds="http://schemas.openxmlformats.org/officeDocument/2006/customXml" ds:itemID="{472B792A-49A5-49A9-87A9-5C81F6E11523}">
+<ds:datastoreItem xmlns:ds="http://schemas.openxmlformats.org/officeDocument/2006/customXml" ds:itemID="{138A58E7-4083-42CB-88FC-C0F31033F4EC}">
   <ds:schemaRefs>
     <ds:schemaRef ds:uri="http://schemas.openxmlformats.org/officeDocument/2006/bibliography"/>
   </ds:schemaRefs>

--- a/Documentation/Documentazione.docx
+++ b/Documentation/Documentazione.docx
@@ -384,7 +384,7 @@
               </wp:anchor>
             </w:drawing>
           </mc:Choice>
-          <mc:Fallback xmlns:cx2="http://schemas.microsoft.com/office/drawing/2015/10/21/chartex" xmlns:cx3="http://schemas.microsoft.com/office/drawing/2016/5/9/chartex" xmlns:cx4="http://schemas.microsoft.com/office/drawing/2016/5/10/chartex" xmlns:cx5="http://schemas.microsoft.com/office/drawing/2016/5/11/chartex" xmlns:cx6="http://schemas.microsoft.com/office/drawing/2016/5/12/chartex" xmlns:cx7="http://schemas.microsoft.com/office/drawing/2016/5/13/chartex" xmlns:cx8="http://schemas.microsoft.com/office/drawing/2016/5/14/chartex" xmlns:aink="http://schemas.microsoft.com/office/drawing/2016/ink" xmlns:am3d="http://schemas.microsoft.com/office/drawing/2017/model3d" xmlns:oel="http://schemas.microsoft.com/office/2019/extlst" xmlns:w16cex="http://schemas.microsoft.com/office/word/2018/wordml/cex" xmlns:w16cid="http://schemas.microsoft.com/office/word/2016/wordml/cid" xmlns:w16="http://schemas.microsoft.com/office/word/2018/wordml" xmlns:w16du="http://schemas.microsoft.com/office/word/2023/wordml/word16du" xmlns:w16sdtdh="http://schemas.microsoft.com/office/word/2020/wordml/sdtdatahash" xmlns:w16sdtfl="http://schemas.microsoft.com/office/word/2024/wordml/sdtformatlock" xmlns:pic="http://schemas.openxmlformats.org/drawingml/2006/picture" xmlns:a14="http://schemas.microsoft.com/office/drawing/2010/main" xmlns:a="http://schemas.openxmlformats.org/drawingml/2006/main">
+          <mc:Fallback xmlns:a="http://schemas.openxmlformats.org/drawingml/2006/main" xmlns:a14="http://schemas.microsoft.com/office/drawing/2010/main" xmlns:pic="http://schemas.openxmlformats.org/drawingml/2006/picture" xmlns:w16sdtfl="http://schemas.microsoft.com/office/word/2024/wordml/sdtformatlock" xmlns:w16sdtdh="http://schemas.microsoft.com/office/word/2020/wordml/sdtdatahash" xmlns:w16du="http://schemas.microsoft.com/office/word/2023/wordml/word16du" xmlns:w16="http://schemas.microsoft.com/office/word/2018/wordml" xmlns:w16cid="http://schemas.microsoft.com/office/word/2016/wordml/cid" xmlns:w16cex="http://schemas.microsoft.com/office/word/2018/wordml/cex" xmlns:oel="http://schemas.microsoft.com/office/2019/extlst" xmlns:am3d="http://schemas.microsoft.com/office/drawing/2017/model3d" xmlns:aink="http://schemas.microsoft.com/office/drawing/2016/ink" xmlns:cx8="http://schemas.microsoft.com/office/drawing/2016/5/14/chartex" xmlns:cx7="http://schemas.microsoft.com/office/drawing/2016/5/13/chartex" xmlns:cx6="http://schemas.microsoft.com/office/drawing/2016/5/12/chartex" xmlns:cx5="http://schemas.microsoft.com/office/drawing/2016/5/11/chartex" xmlns:cx4="http://schemas.microsoft.com/office/drawing/2016/5/10/chartex" xmlns:cx3="http://schemas.microsoft.com/office/drawing/2016/5/9/chartex" xmlns:cx2="http://schemas.microsoft.com/office/drawing/2015/10/21/chartex">
             <w:pict w14:anchorId="7AB62B22">
               <v:line id="shape_0" style="position:absolute" o:allowincell="f" stroked="t" from="124.4pt,6.2pt" to="356.5pt,6.2pt" wp14:anchorId="32BE6CCD">
                 <v:stroke weight="25560" color="#f59240" joinstyle="round" endcap="flat"/>
@@ -4268,7 +4268,13 @@
         <w:rPr>
           <w:i/>
         </w:rPr>
-        <w:t>Il sistema deve offrire al Bibliotecario una funzionalità per creare e gestire una o più Sale Studio.</w:t>
+        <w:t xml:space="preserve">Il sistema deve offrire al Bibliotecario una funzionalità per creare </w:t>
+      </w:r>
+      <w:r>
+        <w:rPr>
+          <w:i/>
+        </w:rPr>
+        <w:t>una o più Sale Studio.</w:t>
       </w:r>
     </w:p>
     <w:p>
@@ -4285,7 +4291,36 @@
         <w:rPr>
           <w:i/>
         </w:rPr>
+        <w:t>Il sistema deve offrire al Bibliotecario una funzionalità per</w:t>
+      </w:r>
+      <w:r>
+        <w:rPr>
+          <w:i/>
+        </w:rPr>
+        <w:t xml:space="preserve"> gestire una o più Sale Studio.</w:t>
+      </w:r>
+    </w:p>
+    <w:p>
+      <w:pPr>
+        <w:numPr>
+          <w:ilvl w:val="0"/>
+          <w:numId w:val="15"/>
+        </w:numPr>
+        <w:rPr>
+          <w:i/>
+        </w:rPr>
+      </w:pPr>
+      <w:r>
+        <w:rPr>
+          <w:i/>
+        </w:rPr>
         <w:t>Di ogni Sala si vuole memorizzare un nome, una descrizione, il numero totale di postazioni disponibili e gli orari di apertura</w:t>
+      </w:r>
+      <w:r>
+        <w:rPr>
+          <w:i/>
+        </w:rPr>
+        <w:t>.</w:t>
       </w:r>
     </w:p>
     <w:p>
@@ -5744,7 +5779,7 @@
         <w:tc>
           <w:tcPr>
             <w:tcW w:w="981" w:type="dxa"/>
-            <w:shd w:val="clear" w:color="auto" w:fill="CBE0F2"/>
+            <w:shd w:val="clear" w:color="auto" w:fill="auto"/>
           </w:tcPr>
           <w:p>
             <w:pPr>
@@ -5768,7 +5803,7 @@
         <w:tc>
           <w:tcPr>
             <w:tcW w:w="7119" w:type="dxa"/>
-            <w:shd w:val="clear" w:color="auto" w:fill="CBE0F2"/>
+            <w:shd w:val="clear" w:color="auto" w:fill="auto"/>
           </w:tcPr>
           <w:p>
             <w:pPr>
@@ -5789,7 +5824,7 @@
         <w:tc>
           <w:tcPr>
             <w:tcW w:w="1539" w:type="dxa"/>
-            <w:shd w:val="clear" w:color="auto" w:fill="CBE0F2"/>
+            <w:shd w:val="clear" w:color="auto" w:fill="FFFFFF" w:themeFill="background1"/>
           </w:tcPr>
           <w:p>
             <w:pPr>
@@ -5814,6 +5849,7 @@
         <w:tc>
           <w:tcPr>
             <w:tcW w:w="981" w:type="dxa"/>
+            <w:shd w:val="clear" w:color="auto" w:fill="C6D9F1" w:themeFill="text2" w:themeFillTint="33"/>
           </w:tcPr>
           <w:p>
             <w:pPr>
@@ -5837,6 +5873,7 @@
         <w:tc>
           <w:tcPr>
             <w:tcW w:w="7119" w:type="dxa"/>
+            <w:shd w:val="clear" w:color="auto" w:fill="C6D9F1" w:themeFill="text2" w:themeFillTint="33"/>
           </w:tcPr>
           <w:p>
             <w:pPr>
@@ -5848,13 +5885,26 @@
               <w:rPr>
                 <w:rFonts w:ascii="Costantina" w:eastAsia="Times New Roman" w:hAnsi="Costantina" w:cs="Times New Roman"/>
               </w:rPr>
-              <w:t>Il sistema deve offrire al Bibliotecario una funzionalità per creare e gestire una o più Sale Studio</w:t>
+              <w:t>Il sistema deve offrire al Bibliotecar</w:t>
+            </w:r>
+            <w:r>
+              <w:rPr>
+                <w:rFonts w:ascii="Costantina" w:eastAsia="Times New Roman" w:hAnsi="Costantina" w:cs="Times New Roman"/>
+              </w:rPr>
+              <w:t xml:space="preserve">io una funzionalità per creare </w:t>
+            </w:r>
+            <w:r>
+              <w:rPr>
+                <w:rFonts w:ascii="Costantina" w:eastAsia="Times New Roman" w:hAnsi="Costantina" w:cs="Times New Roman"/>
+              </w:rPr>
+              <w:t>una o più Sale Studio</w:t>
             </w:r>
           </w:p>
         </w:tc>
         <w:tc>
           <w:tcPr>
             <w:tcW w:w="1539" w:type="dxa"/>
+            <w:shd w:val="clear" w:color="auto" w:fill="C6D9F1" w:themeFill="text2" w:themeFillTint="33"/>
           </w:tcPr>
           <w:p>
             <w:pPr>
@@ -5879,7 +5929,6 @@
         <w:tc>
           <w:tcPr>
             <w:tcW w:w="981" w:type="dxa"/>
-            <w:shd w:val="clear" w:color="auto" w:fill="CBE0F2"/>
           </w:tcPr>
           <w:p>
             <w:pPr>
@@ -5903,11 +5952,9 @@
         <w:tc>
           <w:tcPr>
             <w:tcW w:w="7119" w:type="dxa"/>
-            <w:shd w:val="clear" w:color="auto" w:fill="CBE0F2"/>
-          </w:tcPr>
-          <w:p>
-            <w:pPr>
-              <w:jc w:val="both"/>
+          </w:tcPr>
+          <w:p>
+            <w:pPr>
               <w:rPr>
                 <w:rFonts w:ascii="Costantina" w:eastAsia="Times New Roman" w:hAnsi="Costantina" w:cs="Times New Roman"/>
               </w:rPr>
@@ -5916,14 +5963,13 @@
               <w:rPr>
                 <w:rFonts w:ascii="Costantina" w:eastAsia="Times New Roman" w:hAnsi="Costantina" w:cs="Times New Roman"/>
               </w:rPr>
-              <w:t>Il sistema deve offrire al Bibliotecario una funzionalità per visualizzare, in ogni momento, l'elenco delle Prenotazioni effettuate per ciascuna Sala</w:t>
+              <w:t>Il sistema deve offrire al Bibliotecario una funzionalità per gestire una o più Sale Studio</w:t>
             </w:r>
           </w:p>
         </w:tc>
         <w:tc>
           <w:tcPr>
             <w:tcW w:w="1539" w:type="dxa"/>
-            <w:shd w:val="clear" w:color="auto" w:fill="CBE0F2"/>
           </w:tcPr>
           <w:p>
             <w:pPr>
@@ -5936,7 +5982,7 @@
               <w:rPr>
                 <w:rFonts w:ascii="Costantina" w:eastAsia="Times New Roman" w:hAnsi="Costantina" w:cs="Times New Roman"/>
               </w:rPr>
-              <w:t>8</w:t>
+              <w:t>6</w:t>
             </w:r>
           </w:p>
         </w:tc>
@@ -5948,6 +5994,7 @@
         <w:tc>
           <w:tcPr>
             <w:tcW w:w="981" w:type="dxa"/>
+            <w:shd w:val="clear" w:color="auto" w:fill="CBE0F2"/>
           </w:tcPr>
           <w:p>
             <w:pPr>
@@ -5971,26 +6018,27 @@
         <w:tc>
           <w:tcPr>
             <w:tcW w:w="7119" w:type="dxa"/>
-          </w:tcPr>
-          <w:p>
-            <w:pPr>
-              <w:rPr>
-                <w:rFonts w:ascii="Costantina" w:eastAsia="Times New Roman" w:hAnsi="Costantina" w:cs="Arial"/>
-                <w:color w:val="000000"/>
-              </w:rPr>
-            </w:pPr>
-            <w:r>
-              <w:rPr>
-                <w:rFonts w:ascii="Costantina" w:eastAsia="Times New Roman" w:hAnsi="Costantina" w:cs="Arial"/>
-                <w:color w:val="000000"/>
-              </w:rPr>
-              <w:t>Il sistema deve offrire al Bibliotecario una funzionalità per monitorare, in ogni momento, lo stato delle Prenotazioni effettuate per ciascuna Sala</w:t>
+            <w:shd w:val="clear" w:color="auto" w:fill="CBE0F2"/>
+          </w:tcPr>
+          <w:p>
+            <w:pPr>
+              <w:jc w:val="both"/>
+              <w:rPr>
+                <w:rFonts w:ascii="Costantina" w:eastAsia="Times New Roman" w:hAnsi="Costantina" w:cs="Times New Roman"/>
+              </w:rPr>
+            </w:pPr>
+            <w:r>
+              <w:rPr>
+                <w:rFonts w:ascii="Costantina" w:eastAsia="Times New Roman" w:hAnsi="Costantina" w:cs="Times New Roman"/>
+              </w:rPr>
+              <w:t>Il sistema deve offrire al Bibliotecario una funzionalità per visualizzare, in ogni momento, l'elenco delle Prenotazioni effettuate per ciascuna Sala</w:t>
             </w:r>
           </w:p>
         </w:tc>
         <w:tc>
           <w:tcPr>
             <w:tcW w:w="1539" w:type="dxa"/>
+            <w:shd w:val="clear" w:color="auto" w:fill="CBE0F2"/>
           </w:tcPr>
           <w:p>
             <w:pPr>
@@ -6015,7 +6063,6 @@
         <w:tc>
           <w:tcPr>
             <w:tcW w:w="981" w:type="dxa"/>
-            <w:shd w:val="clear" w:color="auto" w:fill="C6D9F1" w:themeFill="text2" w:themeFillTint="33"/>
           </w:tcPr>
           <w:p>
             <w:pPr>
@@ -6039,30 +6086,26 @@
         <w:tc>
           <w:tcPr>
             <w:tcW w:w="7119" w:type="dxa"/>
-            <w:shd w:val="clear" w:color="auto" w:fill="C6D9F1" w:themeFill="text2" w:themeFillTint="33"/>
-          </w:tcPr>
-          <w:p>
-            <w:pPr>
-              <w:pStyle w:val="NormaleWeb"/>
-              <w:jc w:val="both"/>
-              <w:rPr>
-                <w:rFonts w:ascii="Costantina" w:hAnsi="Costantina" w:cs="Arial"/>
+          </w:tcPr>
+          <w:p>
+            <w:pPr>
+              <w:rPr>
+                <w:rFonts w:ascii="Costantina" w:eastAsia="Times New Roman" w:hAnsi="Costantina" w:cs="Arial"/>
                 <w:color w:val="000000"/>
               </w:rPr>
             </w:pPr>
             <w:r>
               <w:rPr>
-                <w:rFonts w:ascii="Costantina" w:hAnsi="Costantina" w:cs="Arial"/>
+                <w:rFonts w:ascii="Costantina" w:eastAsia="Times New Roman" w:hAnsi="Costantina" w:cs="Arial"/>
                 <w:color w:val="000000"/>
               </w:rPr>
-              <w:t>Il sistema deve offrire allo Studente una funzionalità per consultare le Sale disponibili</w:t>
+              <w:t>Il sistema deve offrire al Bibliotecario una funzionalità per monitorare, in ogni momento, lo stato delle Prenotazioni effettuate per ciascuna Sala</w:t>
             </w:r>
           </w:p>
         </w:tc>
         <w:tc>
           <w:tcPr>
             <w:tcW w:w="1539" w:type="dxa"/>
-            <w:shd w:val="clear" w:color="auto" w:fill="C6D9F1" w:themeFill="text2" w:themeFillTint="33"/>
           </w:tcPr>
           <w:p>
             <w:pPr>
@@ -6087,6 +6130,7 @@
         <w:tc>
           <w:tcPr>
             <w:tcW w:w="981" w:type="dxa"/>
+            <w:shd w:val="clear" w:color="auto" w:fill="C6D9F1" w:themeFill="text2" w:themeFillTint="33"/>
           </w:tcPr>
           <w:p>
             <w:pPr>
@@ -6110,6 +6154,7 @@
         <w:tc>
           <w:tcPr>
             <w:tcW w:w="7119" w:type="dxa"/>
+            <w:shd w:val="clear" w:color="auto" w:fill="C6D9F1" w:themeFill="text2" w:themeFillTint="33"/>
           </w:tcPr>
           <w:p>
             <w:pPr>
@@ -6125,13 +6170,14 @@
                 <w:rFonts w:ascii="Costantina" w:hAnsi="Costantina" w:cs="Arial"/>
                 <w:color w:val="000000"/>
               </w:rPr>
-              <w:t>Il sistema deve offrire allo Studente una funzionalità per verificare, per ciascun giorno, le fasce orarie prenotabili</w:t>
+              <w:t>Il sistema deve offrire allo Studente una funzionalità per consultare le Sale disponibili</w:t>
             </w:r>
           </w:p>
         </w:tc>
         <w:tc>
           <w:tcPr>
             <w:tcW w:w="1539" w:type="dxa"/>
+            <w:shd w:val="clear" w:color="auto" w:fill="C6D9F1" w:themeFill="text2" w:themeFillTint="33"/>
           </w:tcPr>
           <w:p>
             <w:pPr>
@@ -6156,7 +6202,6 @@
         <w:tc>
           <w:tcPr>
             <w:tcW w:w="981" w:type="dxa"/>
-            <w:shd w:val="clear" w:color="auto" w:fill="C6D9F1" w:themeFill="text2" w:themeFillTint="33"/>
           </w:tcPr>
           <w:p>
             <w:pPr>
@@ -6180,7 +6225,6 @@
         <w:tc>
           <w:tcPr>
             <w:tcW w:w="7119" w:type="dxa"/>
-            <w:shd w:val="clear" w:color="auto" w:fill="C6D9F1" w:themeFill="text2" w:themeFillTint="33"/>
           </w:tcPr>
           <w:p>
             <w:pPr>
@@ -6193,16 +6237,16 @@
             </w:pPr>
             <w:r>
               <w:rPr>
-                <w:rFonts w:ascii="Costantina" w:hAnsi="Costantina"/>
-              </w:rPr>
-              <w:t>Il sistema deve offrire allo Studente una funzionalità per effettuare una Prenotazione</w:t>
+                <w:rFonts w:ascii="Costantina" w:hAnsi="Costantina" w:cs="Arial"/>
+                <w:color w:val="000000"/>
+              </w:rPr>
+              <w:t>Il sistema deve offrire allo Studente una funzionalità per verificare, per ciascun giorno, le fasce orarie prenotabili</w:t>
             </w:r>
           </w:p>
         </w:tc>
         <w:tc>
           <w:tcPr>
             <w:tcW w:w="1539" w:type="dxa"/>
-            <w:shd w:val="clear" w:color="auto" w:fill="C6D9F1" w:themeFill="text2" w:themeFillTint="33"/>
           </w:tcPr>
           <w:p>
             <w:pPr>
@@ -6227,6 +6271,7 @@
         <w:tc>
           <w:tcPr>
             <w:tcW w:w="981" w:type="dxa"/>
+            <w:shd w:val="clear" w:color="auto" w:fill="C6D9F1" w:themeFill="text2" w:themeFillTint="33"/>
           </w:tcPr>
           <w:p>
             <w:pPr>
@@ -6250,6 +6295,7 @@
         <w:tc>
           <w:tcPr>
             <w:tcW w:w="7119" w:type="dxa"/>
+            <w:shd w:val="clear" w:color="auto" w:fill="C6D9F1" w:themeFill="text2" w:themeFillTint="33"/>
           </w:tcPr>
           <w:p>
             <w:pPr>
@@ -6262,16 +6308,16 @@
             </w:pPr>
             <w:r>
               <w:rPr>
-                <w:rFonts w:ascii="Costantina" w:hAnsi="Costantina" w:cs="Arial"/>
-                <w:color w:val="000000"/>
-              </w:rPr>
-              <w:t>Il sistema deve impedire che una stessa postazione venga assegnata contemporaneamente a più Studenti nella medesima fascia oraria</w:t>
+                <w:rFonts w:ascii="Costantina" w:hAnsi="Costantina"/>
+              </w:rPr>
+              <w:t>Il sistema deve offrire allo Studente una funzionalità per effettuare una Prenotazione</w:t>
             </w:r>
           </w:p>
         </w:tc>
         <w:tc>
           <w:tcPr>
             <w:tcW w:w="1539" w:type="dxa"/>
+            <w:shd w:val="clear" w:color="auto" w:fill="C6D9F1" w:themeFill="text2" w:themeFillTint="33"/>
           </w:tcPr>
           <w:p>
             <w:pPr>
@@ -6284,7 +6330,7 @@
               <w:rPr>
                 <w:rFonts w:ascii="Costantina" w:eastAsia="Times New Roman" w:hAnsi="Costantina" w:cs="Times New Roman"/>
               </w:rPr>
-              <w:t>15</w:t>
+              <w:t>13</w:t>
             </w:r>
           </w:p>
         </w:tc>
@@ -6296,7 +6342,6 @@
         <w:tc>
           <w:tcPr>
             <w:tcW w:w="981" w:type="dxa"/>
-            <w:shd w:val="clear" w:color="auto" w:fill="C6D9F1" w:themeFill="text2" w:themeFillTint="33"/>
           </w:tcPr>
           <w:p>
             <w:pPr>
@@ -6320,28 +6365,28 @@
         <w:tc>
           <w:tcPr>
             <w:tcW w:w="7119" w:type="dxa"/>
-            <w:shd w:val="clear" w:color="auto" w:fill="C6D9F1" w:themeFill="text2" w:themeFillTint="33"/>
-          </w:tcPr>
-          <w:p>
-            <w:pPr>
-              <w:rPr>
-                <w:rFonts w:ascii="Costantina" w:eastAsia="Times New Roman" w:hAnsi="Costantina" w:cs="Arial"/>
+          </w:tcPr>
+          <w:p>
+            <w:pPr>
+              <w:pStyle w:val="NormaleWeb"/>
+              <w:jc w:val="both"/>
+              <w:rPr>
+                <w:rFonts w:ascii="Costantina" w:hAnsi="Costantina" w:cs="Arial"/>
                 <w:color w:val="000000"/>
               </w:rPr>
             </w:pPr>
             <w:r>
               <w:rPr>
-                <w:rFonts w:ascii="Costantina" w:eastAsia="Times New Roman" w:hAnsi="Costantina" w:cs="Arial"/>
+                <w:rFonts w:ascii="Costantina" w:hAnsi="Costantina" w:cs="Arial"/>
                 <w:color w:val="000000"/>
               </w:rPr>
-              <w:t>Il sistema deve, una volta completata la Prenotazione, cambiare lo stato della stessa in “attiva”</w:t>
+              <w:t>Il sistema deve impedire che una stessa postazione venga assegnata contemporaneamente a più Studenti nella medesima fascia oraria</w:t>
             </w:r>
           </w:p>
         </w:tc>
         <w:tc>
           <w:tcPr>
             <w:tcW w:w="1539" w:type="dxa"/>
-            <w:shd w:val="clear" w:color="auto" w:fill="C6D9F1" w:themeFill="text2" w:themeFillTint="33"/>
           </w:tcPr>
           <w:p>
             <w:pPr>
@@ -6366,6 +6411,7 @@
         <w:tc>
           <w:tcPr>
             <w:tcW w:w="981" w:type="dxa"/>
+            <w:shd w:val="clear" w:color="auto" w:fill="C6D9F1" w:themeFill="text2" w:themeFillTint="33"/>
           </w:tcPr>
           <w:p>
             <w:pPr>
@@ -6389,28 +6435,28 @@
         <w:tc>
           <w:tcPr>
             <w:tcW w:w="7119" w:type="dxa"/>
-          </w:tcPr>
-          <w:p>
-            <w:pPr>
-              <w:pStyle w:val="NormaleWeb"/>
-              <w:jc w:val="both"/>
-              <w:rPr>
-                <w:rFonts w:ascii="Costantina" w:hAnsi="Costantina" w:cs="Arial"/>
+            <w:shd w:val="clear" w:color="auto" w:fill="C6D9F1" w:themeFill="text2" w:themeFillTint="33"/>
+          </w:tcPr>
+          <w:p>
+            <w:pPr>
+              <w:rPr>
+                <w:rFonts w:ascii="Costantina" w:eastAsia="Times New Roman" w:hAnsi="Costantina" w:cs="Arial"/>
                 <w:color w:val="000000"/>
               </w:rPr>
             </w:pPr>
             <w:r>
               <w:rPr>
-                <w:rFonts w:ascii="Costantina" w:hAnsi="Costantina" w:cs="Arial"/>
+                <w:rFonts w:ascii="Costantina" w:eastAsia="Times New Roman" w:hAnsi="Costantina" w:cs="Arial"/>
                 <w:color w:val="000000"/>
               </w:rPr>
-              <w:t>Il sistema deve offrire allo Studente una funzionalità per visualizzare l'elenco delle Prenotazioni effettuate</w:t>
+              <w:t>Il sistema deve, una volta completata la Prenotazione, cambiare lo stato della stessa in “attiva”</w:t>
             </w:r>
           </w:p>
         </w:tc>
         <w:tc>
           <w:tcPr>
             <w:tcW w:w="1539" w:type="dxa"/>
+            <w:shd w:val="clear" w:color="auto" w:fill="C6D9F1" w:themeFill="text2" w:themeFillTint="33"/>
           </w:tcPr>
           <w:p>
             <w:pPr>
@@ -6435,7 +6481,6 @@
         <w:tc>
           <w:tcPr>
             <w:tcW w:w="981" w:type="dxa"/>
-            <w:shd w:val="clear" w:color="auto" w:fill="C6D9F1" w:themeFill="text2" w:themeFillTint="33"/>
           </w:tcPr>
           <w:p>
             <w:pPr>
@@ -6459,7 +6504,6 @@
         <w:tc>
           <w:tcPr>
             <w:tcW w:w="7119" w:type="dxa"/>
-            <w:shd w:val="clear" w:color="auto" w:fill="C6D9F1" w:themeFill="text2" w:themeFillTint="33"/>
           </w:tcPr>
           <w:p>
             <w:pPr>
@@ -6475,14 +6519,13 @@
                 <w:rFonts w:ascii="Costantina" w:hAnsi="Costantina" w:cs="Arial"/>
                 <w:color w:val="000000"/>
               </w:rPr>
-              <w:t>Il sistema deve offrire allo Studente una funzionalità per annullare una Prenotazione entro un certo limite temporale precedente all'inizio della fascia oraria prenotata</w:t>
+              <w:t>Il sistema deve offrire allo Studente una funzionalità per visualizzare l'elenco delle Prenotazioni effettuate</w:t>
             </w:r>
           </w:p>
         </w:tc>
         <w:tc>
           <w:tcPr>
             <w:tcW w:w="1539" w:type="dxa"/>
-            <w:shd w:val="clear" w:color="auto" w:fill="C6D9F1" w:themeFill="text2" w:themeFillTint="33"/>
           </w:tcPr>
           <w:p>
             <w:pPr>
@@ -6507,6 +6550,7 @@
         <w:tc>
           <w:tcPr>
             <w:tcW w:w="981" w:type="dxa"/>
+            <w:shd w:val="clear" w:color="auto" w:fill="C6D9F1" w:themeFill="text2" w:themeFillTint="33"/>
           </w:tcPr>
           <w:p>
             <w:pPr>
@@ -6530,6 +6574,7 @@
         <w:tc>
           <w:tcPr>
             <w:tcW w:w="7119" w:type="dxa"/>
+            <w:shd w:val="clear" w:color="auto" w:fill="C6D9F1" w:themeFill="text2" w:themeFillTint="33"/>
           </w:tcPr>
           <w:p>
             <w:pPr>
@@ -6545,13 +6590,14 @@
                 <w:rFonts w:ascii="Costantina" w:hAnsi="Costantina" w:cs="Arial"/>
                 <w:color w:val="000000"/>
               </w:rPr>
-              <w:t>Il sistema deve, in caso di annullamento di una Prenotazione, rendere la Postazione disponibile per altri Utenti in maniera automatica</w:t>
+              <w:t>Il sistema deve offrire allo Studente una funzionalità per annullare una Prenotazione entro un certo limite temporale precedente all'inizio della fascia oraria prenotata</w:t>
             </w:r>
           </w:p>
         </w:tc>
         <w:tc>
           <w:tcPr>
             <w:tcW w:w="1539" w:type="dxa"/>
+            <w:shd w:val="clear" w:color="auto" w:fill="C6D9F1" w:themeFill="text2" w:themeFillTint="33"/>
           </w:tcPr>
           <w:p>
             <w:pPr>
@@ -6576,7 +6622,6 @@
         <w:tc>
           <w:tcPr>
             <w:tcW w:w="981" w:type="dxa"/>
-            <w:shd w:val="clear" w:color="auto" w:fill="C6D9F1" w:themeFill="text2" w:themeFillTint="33"/>
           </w:tcPr>
           <w:p>
             <w:pPr>
@@ -6600,7 +6645,6 @@
         <w:tc>
           <w:tcPr>
             <w:tcW w:w="7119" w:type="dxa"/>
-            <w:shd w:val="clear" w:color="auto" w:fill="C6D9F1" w:themeFill="text2" w:themeFillTint="33"/>
           </w:tcPr>
           <w:p>
             <w:pPr>
@@ -6616,14 +6660,13 @@
                 <w:rFonts w:ascii="Costantina" w:hAnsi="Costantina" w:cs="Arial"/>
                 <w:color w:val="000000"/>
               </w:rPr>
-              <w:t>Il sistema deve offrire allo Studente una funzionalità per effettuare il check-in della propria Prenotazione</w:t>
+              <w:t>Il sistema deve, in caso di annullamento di una Prenotazione, rendere la Postazione disponibile per altri Utenti in maniera automatica</w:t>
             </w:r>
           </w:p>
         </w:tc>
         <w:tc>
           <w:tcPr>
             <w:tcW w:w="1539" w:type="dxa"/>
-            <w:shd w:val="clear" w:color="auto" w:fill="C6D9F1" w:themeFill="text2" w:themeFillTint="33"/>
           </w:tcPr>
           <w:p>
             <w:pPr>
@@ -6648,6 +6691,7 @@
         <w:tc>
           <w:tcPr>
             <w:tcW w:w="981" w:type="dxa"/>
+            <w:shd w:val="clear" w:color="auto" w:fill="C6D9F1" w:themeFill="text2" w:themeFillTint="33"/>
           </w:tcPr>
           <w:p>
             <w:pPr>
@@ -6671,6 +6715,7 @@
         <w:tc>
           <w:tcPr>
             <w:tcW w:w="7119" w:type="dxa"/>
+            <w:shd w:val="clear" w:color="auto" w:fill="C6D9F1" w:themeFill="text2" w:themeFillTint="33"/>
           </w:tcPr>
           <w:p>
             <w:pPr>
@@ -6686,13 +6731,14 @@
                 <w:rFonts w:ascii="Costantina" w:hAnsi="Costantina" w:cs="Arial"/>
                 <w:color w:val="000000"/>
               </w:rPr>
-              <w:t>Il sistema deve garantire una gestione della configurazione del tempo limite per poter effettuare il check-in</w:t>
+              <w:t>Il sistema deve offrire allo Studente una funzionalità per effettuare il check-in della propria Prenotazione</w:t>
             </w:r>
           </w:p>
         </w:tc>
         <w:tc>
           <w:tcPr>
             <w:tcW w:w="1539" w:type="dxa"/>
+            <w:shd w:val="clear" w:color="auto" w:fill="C6D9F1" w:themeFill="text2" w:themeFillTint="33"/>
           </w:tcPr>
           <w:p>
             <w:pPr>
@@ -6717,7 +6763,6 @@
         <w:tc>
           <w:tcPr>
             <w:tcW w:w="981" w:type="dxa"/>
-            <w:shd w:val="clear" w:color="auto" w:fill="C6D9F1" w:themeFill="text2" w:themeFillTint="33"/>
           </w:tcPr>
           <w:p>
             <w:pPr>
@@ -6741,7 +6786,6 @@
         <w:tc>
           <w:tcPr>
             <w:tcW w:w="7119" w:type="dxa"/>
-            <w:shd w:val="clear" w:color="auto" w:fill="C6D9F1" w:themeFill="text2" w:themeFillTint="33"/>
           </w:tcPr>
           <w:p>
             <w:pPr>
@@ -6757,14 +6801,13 @@
                 <w:rFonts w:ascii="Costantina" w:hAnsi="Costantina" w:cs="Arial"/>
                 <w:color w:val="000000"/>
               </w:rPr>
-              <w:t>Il sistema deve modificare automaticamente lo stato della Prenotazione in “scaduta” e rendere nuovamente disponibile la Postazione qualora il check-in non venga effettuato entro il limite temporale previsto</w:t>
+              <w:t>Il sistema deve garantire una gestione della configurazione del tempo limite per poter effettuare il check-in</w:t>
             </w:r>
           </w:p>
         </w:tc>
         <w:tc>
           <w:tcPr>
             <w:tcW w:w="1539" w:type="dxa"/>
-            <w:shd w:val="clear" w:color="auto" w:fill="C6D9F1" w:themeFill="text2" w:themeFillTint="33"/>
           </w:tcPr>
           <w:p>
             <w:pPr>
@@ -6789,6 +6832,7 @@
         <w:tc>
           <w:tcPr>
             <w:tcW w:w="981" w:type="dxa"/>
+            <w:shd w:val="clear" w:color="auto" w:fill="C6D9F1" w:themeFill="text2" w:themeFillTint="33"/>
           </w:tcPr>
           <w:p>
             <w:pPr>
@@ -6812,6 +6856,7 @@
         <w:tc>
           <w:tcPr>
             <w:tcW w:w="7119" w:type="dxa"/>
+            <w:shd w:val="clear" w:color="auto" w:fill="C6D9F1" w:themeFill="text2" w:themeFillTint="33"/>
           </w:tcPr>
           <w:p>
             <w:pPr>
@@ -6827,13 +6872,14 @@
                 <w:rFonts w:ascii="Costantina" w:hAnsi="Costantina" w:cs="Arial"/>
                 <w:color w:val="000000"/>
               </w:rPr>
-              <w:t>Il sistema deve offrire al Bibliotecario una funzionalità per visualizzare il numero di Postazioni libere ed occupate</w:t>
+              <w:t>Il sistema deve modificare automaticamente lo stato della Prenotazione in “scaduta” e rendere nuovamente disponibile la Postazione qualora il check-in non venga effettuato entro il limite temporale previsto</w:t>
             </w:r>
           </w:p>
         </w:tc>
         <w:tc>
           <w:tcPr>
             <w:tcW w:w="1539" w:type="dxa"/>
+            <w:shd w:val="clear" w:color="auto" w:fill="C6D9F1" w:themeFill="text2" w:themeFillTint="33"/>
           </w:tcPr>
           <w:p>
             <w:pPr>
@@ -6858,7 +6904,6 @@
         <w:tc>
           <w:tcPr>
             <w:tcW w:w="981" w:type="dxa"/>
-            <w:shd w:val="clear" w:color="auto" w:fill="C6D9F1" w:themeFill="text2" w:themeFillTint="33"/>
           </w:tcPr>
           <w:p>
             <w:pPr>
@@ -6883,7 +6928,6 @@
         <w:tc>
           <w:tcPr>
             <w:tcW w:w="7119" w:type="dxa"/>
-            <w:shd w:val="clear" w:color="auto" w:fill="C6D9F1" w:themeFill="text2" w:themeFillTint="33"/>
           </w:tcPr>
           <w:p>
             <w:pPr>
@@ -6899,14 +6943,13 @@
                 <w:rFonts w:ascii="Costantina" w:hAnsi="Costantina" w:cs="Arial"/>
                 <w:color w:val="000000"/>
               </w:rPr>
-              <w:t>Il sistema deve offrire al Bibliotecario una funzionalità per visualizzare l'elenco delle Prenotazioni attive per la giornata corrente</w:t>
+              <w:t>Il sistema deve offrire al Bibliotecario una funzionalità per visualizzare il numero di Postazioni libere ed occupate</w:t>
             </w:r>
           </w:p>
         </w:tc>
         <w:tc>
           <w:tcPr>
             <w:tcW w:w="1539" w:type="dxa"/>
-            <w:shd w:val="clear" w:color="auto" w:fill="C6D9F1" w:themeFill="text2" w:themeFillTint="33"/>
           </w:tcPr>
           <w:p>
             <w:pPr>
@@ -6931,6 +6974,7 @@
         <w:tc>
           <w:tcPr>
             <w:tcW w:w="981" w:type="dxa"/>
+            <w:shd w:val="clear" w:color="auto" w:fill="C6D9F1" w:themeFill="text2" w:themeFillTint="33"/>
           </w:tcPr>
           <w:p>
             <w:pPr>
@@ -6954,6 +6998,7 @@
         <w:tc>
           <w:tcPr>
             <w:tcW w:w="7119" w:type="dxa"/>
+            <w:shd w:val="clear" w:color="auto" w:fill="C6D9F1" w:themeFill="text2" w:themeFillTint="33"/>
           </w:tcPr>
           <w:p>
             <w:pPr>
@@ -6969,13 +7014,14 @@
                 <w:rFonts w:ascii="Costantina" w:hAnsi="Costantina" w:cs="Arial"/>
                 <w:color w:val="000000"/>
               </w:rPr>
-              <w:t>Il sistema deve offrire al Bibliotecario una funzionalità per accedere ad uno storico delle Prenotazioni effettuate per ciascuna Sala e per ciascuno Studente</w:t>
+              <w:t>Il sistema deve offrire al Bibliotecario una funzionalità per visualizzare l'elenco delle Prenotazioni attive per la giornata corrente</w:t>
             </w:r>
           </w:p>
         </w:tc>
         <w:tc>
           <w:tcPr>
             <w:tcW w:w="1539" w:type="dxa"/>
+            <w:shd w:val="clear" w:color="auto" w:fill="C6D9F1" w:themeFill="text2" w:themeFillTint="33"/>
           </w:tcPr>
           <w:p>
             <w:pPr>
@@ -7000,7 +7046,6 @@
         <w:tc>
           <w:tcPr>
             <w:tcW w:w="981" w:type="dxa"/>
-            <w:shd w:val="clear" w:color="auto" w:fill="C6D9F1" w:themeFill="text2" w:themeFillTint="33"/>
           </w:tcPr>
           <w:p>
             <w:pPr>
@@ -7024,7 +7069,6 @@
         <w:tc>
           <w:tcPr>
             <w:tcW w:w="7119" w:type="dxa"/>
-            <w:shd w:val="clear" w:color="auto" w:fill="C6D9F1" w:themeFill="text2" w:themeFillTint="33"/>
           </w:tcPr>
           <w:p>
             <w:pPr>
@@ -7040,14 +7084,13 @@
                 <w:rFonts w:ascii="Costantina" w:hAnsi="Costantina" w:cs="Arial"/>
                 <w:color w:val="000000"/>
               </w:rPr>
-              <w:t>Il sistema deve offrire allo Studente una funzionalità per consultare il numero totale di accessi effettuati alla biblioteca</w:t>
+              <w:t>Il sistema deve offrire al Bibliotecario una funzionalità per accedere ad uno storico delle Prenotazioni effettuate per ciascuna Sala e per ciascuno Studente</w:t>
             </w:r>
           </w:p>
         </w:tc>
         <w:tc>
           <w:tcPr>
             <w:tcW w:w="1539" w:type="dxa"/>
-            <w:shd w:val="clear" w:color="auto" w:fill="C6D9F1" w:themeFill="text2" w:themeFillTint="33"/>
           </w:tcPr>
           <w:p>
             <w:pPr>
@@ -7072,6 +7115,7 @@
         <w:tc>
           <w:tcPr>
             <w:tcW w:w="981" w:type="dxa"/>
+            <w:shd w:val="clear" w:color="auto" w:fill="C6D9F1" w:themeFill="text2" w:themeFillTint="33"/>
           </w:tcPr>
           <w:p>
             <w:pPr>
@@ -7095,6 +7139,7 @@
         <w:tc>
           <w:tcPr>
             <w:tcW w:w="7119" w:type="dxa"/>
+            <w:shd w:val="clear" w:color="auto" w:fill="C6D9F1" w:themeFill="text2" w:themeFillTint="33"/>
           </w:tcPr>
           <w:p>
             <w:pPr>
@@ -7110,13 +7155,14 @@
                 <w:rFonts w:ascii="Costantina" w:hAnsi="Costantina" w:cs="Arial"/>
                 <w:color w:val="000000"/>
               </w:rPr>
-              <w:t>Il sistema deve fornire al Bibliotecario una funzionalità per monitorare l'andamento complessivo del servizio</w:t>
+              <w:t>Il sistema deve offrire allo Studente una funzionalità per consultare il numero totale di accessi effettuati alla biblioteca</w:t>
             </w:r>
           </w:p>
         </w:tc>
         <w:tc>
           <w:tcPr>
             <w:tcW w:w="1539" w:type="dxa"/>
+            <w:shd w:val="clear" w:color="auto" w:fill="C6D9F1" w:themeFill="text2" w:themeFillTint="33"/>
           </w:tcPr>
           <w:p>
             <w:pPr>
@@ -7141,7 +7187,6 @@
         <w:tc>
           <w:tcPr>
             <w:tcW w:w="981" w:type="dxa"/>
-            <w:shd w:val="clear" w:color="auto" w:fill="C6D9F1" w:themeFill="text2" w:themeFillTint="33"/>
           </w:tcPr>
           <w:p>
             <w:pPr>
@@ -7161,6 +7206,83 @@
               <w:t>RF23</w:t>
             </w:r>
           </w:p>
+          <w:p>
+            <w:pPr>
+              <w:rPr>
+                <w:rFonts w:ascii="Costantina" w:eastAsia="Times New Roman" w:hAnsi="Costantina" w:cs="Times New Roman"/>
+              </w:rPr>
+            </w:pPr>
+          </w:p>
+        </w:tc>
+        <w:tc>
+          <w:tcPr>
+            <w:tcW w:w="7119" w:type="dxa"/>
+          </w:tcPr>
+          <w:p>
+            <w:pPr>
+              <w:pStyle w:val="NormaleWeb"/>
+              <w:jc w:val="both"/>
+              <w:rPr>
+                <w:rFonts w:ascii="Costantina" w:hAnsi="Costantina" w:cs="Arial"/>
+                <w:color w:val="000000"/>
+              </w:rPr>
+            </w:pPr>
+            <w:r>
+              <w:rPr>
+                <w:rFonts w:ascii="Costantina" w:hAnsi="Costantina" w:cs="Arial"/>
+                <w:color w:val="000000"/>
+              </w:rPr>
+              <w:t>Il sistema deve fornire al Bibliotecario una funzionalità per monitorare l'andamento complessivo del servizio</w:t>
+            </w:r>
+          </w:p>
+        </w:tc>
+        <w:tc>
+          <w:tcPr>
+            <w:tcW w:w="1539" w:type="dxa"/>
+          </w:tcPr>
+          <w:p>
+            <w:pPr>
+              <w:jc w:val="center"/>
+              <w:rPr>
+                <w:rFonts w:ascii="Costantina" w:eastAsia="Times New Roman" w:hAnsi="Costantina" w:cs="Times New Roman"/>
+              </w:rPr>
+            </w:pPr>
+            <w:r>
+              <w:rPr>
+                <w:rFonts w:ascii="Costantina" w:eastAsia="Times New Roman" w:hAnsi="Costantina" w:cs="Times New Roman"/>
+              </w:rPr>
+              <w:t>28</w:t>
+            </w:r>
+          </w:p>
+        </w:tc>
+      </w:tr>
+      <w:tr>
+        <w:trPr>
+          <w:trHeight w:val="595"/>
+        </w:trPr>
+        <w:tc>
+          <w:tcPr>
+            <w:tcW w:w="981" w:type="dxa"/>
+            <w:shd w:val="clear" w:color="auto" w:fill="C6D9F1" w:themeFill="text2" w:themeFillTint="33"/>
+          </w:tcPr>
+          <w:p>
+            <w:pPr>
+              <w:jc w:val="both"/>
+              <w:rPr>
+                <w:rFonts w:ascii="Costantina" w:eastAsia="Times New Roman" w:hAnsi="Costantina" w:cs="Times New Roman"/>
+                <w:b/>
+                <w:bCs/>
+              </w:rPr>
+            </w:pPr>
+            <w:r>
+              <w:rPr>
+                <w:rFonts w:ascii="Costantina" w:eastAsia="Times New Roman" w:hAnsi="Costantina" w:cs="Times New Roman"/>
+                <w:b/>
+                <w:bCs/>
+              </w:rPr>
+              <w:t>RF24</w:t>
+            </w:r>
+          </w:p>
         </w:tc>
         <w:tc>
           <w:tcPr>
@@ -7201,7 +7323,7 @@
               <w:rPr>
                 <w:rFonts w:ascii="Costantina" w:eastAsia="Times New Roman" w:hAnsi="Costantina" w:cs="Times New Roman"/>
               </w:rPr>
-              <w:t>29</w:t>
+              <w:t>30</w:t>
             </w:r>
           </w:p>
         </w:tc>
@@ -7483,7 +7605,7 @@
               <w:rPr>
                 <w:rFonts w:ascii="Costantina" w:eastAsia="Times New Roman" w:hAnsi="Costantina" w:cs="Times New Roman"/>
               </w:rPr>
-              <w:t>6</w:t>
+              <w:t>7</w:t>
             </w:r>
           </w:p>
         </w:tc>
@@ -7556,7 +7678,7 @@
               <w:rPr>
                 <w:rFonts w:ascii="Costantina" w:eastAsia="Times New Roman" w:hAnsi="Costantina" w:cs="Times New Roman"/>
               </w:rPr>
-              <w:t>7</w:t>
+              <w:t>8</w:t>
             </w:r>
           </w:p>
         </w:tc>
@@ -7628,7 +7750,7 @@
               <w:rPr>
                 <w:rFonts w:ascii="Costantina" w:eastAsia="Times New Roman" w:hAnsi="Costantina" w:cs="Times New Roman"/>
               </w:rPr>
-              <w:t>13</w:t>
+              <w:t>14</w:t>
             </w:r>
           </w:p>
         </w:tc>
@@ -7699,7 +7821,7 @@
               <w:rPr>
                 <w:rFonts w:ascii="Costantina" w:eastAsia="Times New Roman" w:hAnsi="Costantina" w:cs="Times New Roman"/>
               </w:rPr>
-              <w:t>14</w:t>
+              <w:t>15</w:t>
             </w:r>
           </w:p>
         </w:tc>
@@ -8636,6 +8758,9 @@
         </w:tc>
       </w:tr>
       <w:tr>
+        <w:trPr>
+          <w:trHeight w:val="1266"/>
+        </w:trPr>
         <w:tc>
           <w:tcPr>
             <w:tcW w:w="1153" w:type="dxa"/>
@@ -9405,7 +9530,10 @@
       </w:r>
       <w:proofErr w:type="spellStart"/>
       <w:r>
-        <w:t>GestioneAuleStudio</w:t>
+        <w:t>Creazione</w:t>
+      </w:r>
+      <w:r>
+        <w:t>AuleStudio</w:t>
       </w:r>
       <w:proofErr w:type="spellEnd"/>
     </w:p>
@@ -9431,7 +9559,7 @@
       </w:r>
       <w:proofErr w:type="spellStart"/>
       <w:r>
-        <w:t>MonitoraggioSale</w:t>
+        <w:t>ModificaAuleStudio</w:t>
       </w:r>
       <w:proofErr w:type="spellEnd"/>
     </w:p>
@@ -9453,11 +9581,14 @@
         <w:t>UC6</w:t>
       </w:r>
       <w:r>
-        <w:t xml:space="preserve">: </w:t>
+        <w:t>:</w:t>
+      </w:r>
+      <w:r>
+        <w:t xml:space="preserve"> </w:t>
       </w:r>
       <w:proofErr w:type="spellStart"/>
       <w:r>
-        <w:t>EffettuaPrenotazione</w:t>
+        <w:t>EliminazioneAuleStudio</w:t>
       </w:r>
       <w:proofErr w:type="spellEnd"/>
     </w:p>
@@ -9479,11 +9610,14 @@
         <w:t>UC7</w:t>
       </w:r>
       <w:r>
-        <w:t xml:space="preserve">: </w:t>
+        <w:t>:</w:t>
+      </w:r>
+      <w:r>
+        <w:t xml:space="preserve"> </w:t>
       </w:r>
       <w:proofErr w:type="spellStart"/>
       <w:r>
-        <w:t>VisualizzaProfilo</w:t>
+        <w:t>MonitoraggioSale</w:t>
       </w:r>
       <w:proofErr w:type="spellEnd"/>
     </w:p>
@@ -9509,7 +9643,7 @@
       </w:r>
       <w:proofErr w:type="spellStart"/>
       <w:r>
-        <w:t>AnnullamentoPrenotazione</w:t>
+        <w:t>EffettuaPrenotazione</w:t>
       </w:r>
       <w:proofErr w:type="spellEnd"/>
     </w:p>
@@ -9531,8 +9665,13 @@
         <w:t>UC9</w:t>
       </w:r>
       <w:r>
-        <w:t>: Check-in</w:t>
-      </w:r>
+        <w:t xml:space="preserve">: </w:t>
+      </w:r>
+      <w:proofErr w:type="spellStart"/>
+      <w:r>
+        <w:t>VisualizzaProfilo</w:t>
+      </w:r>
+      <w:proofErr w:type="spellEnd"/>
     </w:p>
     <w:p>
       <w:pPr>
@@ -9556,7 +9695,7 @@
       </w:r>
       <w:proofErr w:type="spellStart"/>
       <w:r>
-        <w:t>GestioneScadenzaAutomaticaPrenotazione</w:t>
+        <w:t>AnnullamentoPrenotazione</w:t>
       </w:r>
       <w:proofErr w:type="spellEnd"/>
     </w:p>
@@ -9580,11 +9719,9 @@
       <w:r>
         <w:t xml:space="preserve">: </w:t>
       </w:r>
-      <w:proofErr w:type="spellStart"/>
-      <w:r>
-        <w:t>ConsultazioneStoricoPrenotazioni</w:t>
-      </w:r>
-      <w:proofErr w:type="spellEnd"/>
+      <w:r>
+        <w:t>Check-in</w:t>
+      </w:r>
     </w:p>
     <w:p>
       <w:pPr>
@@ -9604,7 +9741,65 @@
         <w:t>UC12</w:t>
       </w:r>
       <w:r>
+        <w:t>:</w:t>
+      </w:r>
+      <w:r>
+        <w:t xml:space="preserve"> </w:t>
+      </w:r>
+      <w:proofErr w:type="spellStart"/>
+      <w:r>
+        <w:t>GestioneScadenzaAutomaticaPrenotazione</w:t>
+      </w:r>
+      <w:proofErr w:type="spellEnd"/>
+    </w:p>
+    <w:p>
+      <w:pPr>
+        <w:pStyle w:val="Paragrafoelenco"/>
+        <w:numPr>
+          <w:ilvl w:val="0"/>
+          <w:numId w:val="4"/>
+        </w:numPr>
+      </w:pPr>
+      <w:r>
+        <w:rPr>
+          <w:b/>
+          <w:bCs/>
+          <w:color w:val="F79646" w:themeColor="accent6"/>
+          <w:u w:val="single"/>
+        </w:rPr>
+        <w:t>UC13</w:t>
+      </w:r>
+      <w:r>
         <w:t xml:space="preserve">: </w:t>
+      </w:r>
+      <w:proofErr w:type="spellStart"/>
+      <w:r>
+        <w:t>ConsultazioneStoricoPrenotazioni</w:t>
+      </w:r>
+      <w:proofErr w:type="spellEnd"/>
+    </w:p>
+    <w:p>
+      <w:pPr>
+        <w:pStyle w:val="Paragrafoelenco"/>
+        <w:numPr>
+          <w:ilvl w:val="0"/>
+          <w:numId w:val="4"/>
+        </w:numPr>
+      </w:pPr>
+      <w:r>
+        <w:rPr>
+          <w:b/>
+          <w:bCs/>
+          <w:color w:val="F79646" w:themeColor="accent6"/>
+          <w:u w:val="single"/>
+        </w:rPr>
+        <w:t>UC14</w:t>
+      </w:r>
+      <w:r>
+        <w:t>:</w:t>
+      </w:r>
+      <w:r>
+        <w:t xml:space="preserve"> </w:t>
       </w:r>
       <w:proofErr w:type="spellStart"/>
       <w:r>
@@ -9627,7 +9822,16 @@
           <w:color w:val="F79646" w:themeColor="accent6"/>
           <w:u w:val="single"/>
         </w:rPr>
-        <w:t>UC13</w:t>
+        <w:t>UC1</w:t>
+      </w:r>
+      <w:r>
+        <w:rPr>
+          <w:b/>
+          <w:bCs/>
+          <w:color w:val="F79646" w:themeColor="accent6"/>
+          <w:u w:val="single"/>
+        </w:rPr>
+        <w:t>5</w:t>
       </w:r>
       <w:r>
         <w:t xml:space="preserve">: </w:t>
@@ -9697,7 +9901,7 @@
           <w:color w:val="F37A41"/>
           <w:u w:val="single"/>
         </w:rPr>
-        <w:t>UC14</w:t>
+        <w:t>UC16</w:t>
       </w:r>
       <w:r>
         <w:t xml:space="preserve">: </w:t>
@@ -9723,7 +9927,7 @@
           <w:color w:val="F37A41"/>
           <w:u w:val="single"/>
         </w:rPr>
-        <w:t>UC15</w:t>
+        <w:t>UC17</w:t>
       </w:r>
       <w:r>
         <w:t xml:space="preserve">: </w:t>
@@ -9749,7 +9953,7 @@
           <w:color w:val="F37A41"/>
           <w:u w:val="single"/>
         </w:rPr>
-        <w:t>UC16</w:t>
+        <w:t>UC18</w:t>
       </w:r>
       <w:r>
         <w:t xml:space="preserve">: </w:t>
@@ -9775,7 +9979,7 @@
           <w:color w:val="F37A41"/>
           <w:u w:val="single"/>
         </w:rPr>
-        <w:t>UC17</w:t>
+        <w:t>UC19</w:t>
       </w:r>
       <w:r>
         <w:t xml:space="preserve">: </w:t>
@@ -9820,45 +10024,33 @@
         <w:rPr>
           <w:rFonts w:ascii="Arial" w:hAnsi="Arial" w:cs="Arial"/>
           <w:color w:val="000000"/>
-          <w:sz w:val="22"/>
-          <w:szCs w:val="22"/>
-        </w:rPr>
-      </w:pPr>
-      <w:r>
-        <w:rPr>
-          <w:rFonts w:ascii="Arial" w:hAnsi="Arial" w:cs="Arial"/>
+        </w:rPr>
+      </w:pPr>
+      <w:r>
+        <w:rPr>
+          <w:rFonts w:asciiTheme="minorHAnsi" w:eastAsiaTheme="minorEastAsia" w:hAnsiTheme="minorHAnsi" w:cstheme="minorBidi"/>
           <w:b/>
           <w:bCs/>
-          <w:color w:val="F79646" w:themeColor="accent6"/>
-          <w:sz w:val="22"/>
-          <w:szCs w:val="22"/>
+          <w:color w:val="F37A41"/>
           <w:u w:val="single"/>
         </w:rPr>
-        <w:t>UC18</w:t>
-      </w:r>
+        <w:t>UC20</w:t>
+      </w:r>
+      <w:r>
+        <w:t xml:space="preserve">: </w:t>
+      </w:r>
+      <w:proofErr w:type="spellStart"/>
+      <w:r>
+        <w:rPr>
+          <w:rFonts w:asciiTheme="minorHAnsi" w:eastAsiaTheme="minorEastAsia" w:hAnsiTheme="minorHAnsi" w:cstheme="minorBidi"/>
+        </w:rPr>
+        <w:t>SelezionePostazioneSpecifica</w:t>
+      </w:r>
+      <w:proofErr w:type="spellEnd"/>
       <w:r>
         <w:rPr>
           <w:rFonts w:ascii="Arial" w:hAnsi="Arial" w:cs="Arial"/>
           <w:color w:val="000000"/>
-          <w:sz w:val="22"/>
-          <w:szCs w:val="22"/>
-        </w:rPr>
-        <w:t xml:space="preserve">: </w:t>
-      </w:r>
-      <w:proofErr w:type="spellStart"/>
-      <w:r>
-        <w:rPr>
-          <w:rFonts w:asciiTheme="minorHAnsi" w:eastAsiaTheme="minorEastAsia" w:hAnsiTheme="minorHAnsi" w:cstheme="minorBidi"/>
-        </w:rPr>
-        <w:t>SelezionePostazioneSpecifica</w:t>
-      </w:r>
-      <w:proofErr w:type="spellEnd"/>
-      <w:r>
-        <w:rPr>
-          <w:rFonts w:ascii="Arial" w:hAnsi="Arial" w:cs="Arial"/>
-          <w:color w:val="000000"/>
-          <w:sz w:val="22"/>
-          <w:szCs w:val="22"/>
         </w:rPr>
         <w:t>                </w:t>
       </w:r>
@@ -9878,23 +10070,15 @@
       </w:pPr>
       <w:r>
         <w:rPr>
-          <w:rFonts w:ascii="Arial" w:hAnsi="Arial" w:cs="Arial"/>
+          <w:rFonts w:asciiTheme="minorHAnsi" w:eastAsiaTheme="minorEastAsia" w:hAnsiTheme="minorHAnsi" w:cstheme="minorBidi"/>
           <w:b/>
           <w:bCs/>
-          <w:color w:val="F79646" w:themeColor="accent6"/>
-          <w:sz w:val="22"/>
-          <w:szCs w:val="22"/>
+          <w:color w:val="F37A41"/>
           <w:u w:val="single"/>
         </w:rPr>
-        <w:t>UC19</w:t>
-      </w:r>
-      <w:r>
-        <w:rPr>
-          <w:rFonts w:ascii="Arial" w:hAnsi="Arial" w:cs="Arial"/>
-          <w:color w:val="000000"/>
-          <w:sz w:val="22"/>
-          <w:szCs w:val="22"/>
-        </w:rPr>
+        <w:t>UC21</w:t>
+      </w:r>
+      <w:r>
         <w:t xml:space="preserve">: </w:t>
       </w:r>
       <w:proofErr w:type="spellStart"/>
@@ -9910,7 +10094,7 @@
       <w:tblPr>
         <w:tblStyle w:val="Tabellasemplice-21"/>
         <w:tblpPr w:leftFromText="141" w:rightFromText="141" w:vertAnchor="text" w:horzAnchor="margin" w:tblpXSpec="center" w:tblpY="437"/>
-        <w:tblW w:w="10768" w:type="dxa"/>
+        <w:tblW w:w="10910" w:type="dxa"/>
         <w:jc w:val="center"/>
         <w:tblLayout w:type="fixed"/>
         <w:tblLook w:val="04A0" w:firstRow="1" w:lastRow="0" w:firstColumn="1" w:lastColumn="0" w:noHBand="0" w:noVBand="1"/>
@@ -9920,7 +10104,7 @@
         <w:gridCol w:w="1417"/>
         <w:gridCol w:w="1783"/>
         <w:gridCol w:w="2752"/>
-        <w:gridCol w:w="1560"/>
+        <w:gridCol w:w="1702"/>
       </w:tblGrid>
       <w:tr>
         <w:trPr>
@@ -10048,13 +10232,29 @@
                 <w:rFonts w:ascii="Times New Roman" w:eastAsia="Cambria" w:hAnsi="Times New Roman" w:cs="Times New Roman"/>
                 <w:color w:val="FFFFFF" w:themeColor="background1"/>
               </w:rPr>
-              <w:t>. / Ext.</w:t>
-            </w:r>
-          </w:p>
-        </w:tc>
-        <w:tc>
-          <w:tcPr>
-            <w:tcW w:w="1560" w:type="dxa"/>
+              <w:t xml:space="preserve">. / </w:t>
+            </w:r>
+            <w:proofErr w:type="spellStart"/>
+            <w:r>
+              <w:rPr>
+                <w:rFonts w:ascii="Times New Roman" w:eastAsia="Cambria" w:hAnsi="Times New Roman" w:cs="Times New Roman"/>
+                <w:color w:val="FFFFFF" w:themeColor="background1"/>
+              </w:rPr>
+              <w:t>Ext</w:t>
+            </w:r>
+            <w:proofErr w:type="spellEnd"/>
+            <w:r>
+              <w:rPr>
+                <w:rFonts w:ascii="Times New Roman" w:eastAsia="Cambria" w:hAnsi="Times New Roman" w:cs="Times New Roman"/>
+                <w:color w:val="FFFFFF" w:themeColor="background1"/>
+              </w:rPr>
+              <w:t>.</w:t>
+            </w:r>
+          </w:p>
+        </w:tc>
+        <w:tc>
+          <w:tcPr>
+            <w:tcW w:w="1702" w:type="dxa"/>
             <w:tcBorders>
               <w:top w:val="single" w:sz="4" w:space="0" w:color="000000"/>
               <w:left w:val="single" w:sz="4" w:space="0" w:color="000000"/>
@@ -10197,7 +10397,7 @@
         </w:tc>
         <w:tc>
           <w:tcPr>
-            <w:tcW w:w="1560" w:type="dxa"/>
+            <w:tcW w:w="1702" w:type="dxa"/>
             <w:tcBorders>
               <w:left w:val="single" w:sz="4" w:space="0" w:color="000000"/>
               <w:right w:val="single" w:sz="4" w:space="0" w:color="000000"/>
@@ -10341,7 +10541,7 @@
         </w:tc>
         <w:tc>
           <w:tcPr>
-            <w:tcW w:w="1560" w:type="dxa"/>
+            <w:tcW w:w="1702" w:type="dxa"/>
             <w:tcBorders>
               <w:top w:val="single" w:sz="4" w:space="0" w:color="000000"/>
               <w:left w:val="single" w:sz="4" w:space="0" w:color="000000"/>
@@ -10484,7 +10684,7 @@
         </w:tc>
         <w:tc>
           <w:tcPr>
-            <w:tcW w:w="1560" w:type="dxa"/>
+            <w:tcW w:w="1702" w:type="dxa"/>
             <w:tcBorders>
               <w:left w:val="single" w:sz="4" w:space="0" w:color="000000"/>
               <w:right w:val="single" w:sz="4" w:space="0" w:color="000000"/>
@@ -10555,7 +10755,7 @@
                 <w:b w:val="0"/>
                 <w:bCs w:val="0"/>
               </w:rPr>
-              <w:t>GestioneAuleStudio</w:t>
+              <w:t>CreazioneAuleStudio</w:t>
             </w:r>
             <w:proofErr w:type="spellEnd"/>
           </w:p>
@@ -10643,7 +10843,7 @@
         </w:tc>
         <w:tc>
           <w:tcPr>
-            <w:tcW w:w="1560" w:type="dxa"/>
+            <w:tcW w:w="1702" w:type="dxa"/>
             <w:tcBorders>
               <w:top w:val="single" w:sz="4" w:space="0" w:color="000000"/>
               <w:left w:val="single" w:sz="4" w:space="0" w:color="000000"/>
@@ -10689,7 +10889,7 @@
             <w:pPr>
               <w:jc w:val="both"/>
               <w:rPr>
-                <w:rFonts w:ascii="Times New Roman" w:hAnsi="Times New Roman" w:cs="Times New Roman"/>
+                <w:rFonts w:ascii="Times New Roman" w:eastAsia="Cambria" w:hAnsi="Times New Roman" w:cs="Times New Roman"/>
                 <w:color w:val="F37A41"/>
               </w:rPr>
             </w:pPr>
@@ -10706,16 +10906,24 @@
                 <w:b w:val="0"/>
                 <w:bCs w:val="0"/>
               </w:rPr>
-              <w:t xml:space="preserve">: </w:t>
-            </w:r>
-            <w:proofErr w:type="spellStart"/>
+              <w:t>:</w:t>
+            </w:r>
             <w:r>
               <w:rPr>
                 <w:rFonts w:ascii="Times New Roman" w:eastAsia="Cambria" w:hAnsi="Times New Roman" w:cs="Times New Roman"/>
                 <w:b w:val="0"/>
                 <w:bCs w:val="0"/>
               </w:rPr>
-              <w:t>MonitoraggioSale</w:t>
+              <w:t xml:space="preserve"> </w:t>
+            </w:r>
+            <w:proofErr w:type="spellStart"/>
+            <w:r>
+              <w:rPr>
+                <w:rFonts w:ascii="Times New Roman" w:eastAsia="Cambria" w:hAnsi="Times New Roman" w:cs="Times New Roman"/>
+                <w:b w:val="0"/>
+                <w:bCs w:val="0"/>
+              </w:rPr>
+              <w:t>ModificaAuleStudio</w:t>
             </w:r>
             <w:proofErr w:type="spellEnd"/>
           </w:p>
@@ -10734,7 +10942,7 @@
               <w:jc w:val="both"/>
               <w:cnfStyle w:val="000000100000" w:firstRow="0" w:lastRow="0" w:firstColumn="0" w:lastColumn="0" w:oddVBand="0" w:evenVBand="0" w:oddHBand="1" w:evenHBand="0" w:firstRowFirstColumn="0" w:firstRowLastColumn="0" w:lastRowFirstColumn="0" w:lastRowLastColumn="0"/>
               <w:rPr>
-                <w:rFonts w:ascii="Times New Roman" w:hAnsi="Times New Roman" w:cs="Times New Roman"/>
+                <w:rFonts w:ascii="Times New Roman" w:eastAsia="Cambria" w:hAnsi="Times New Roman" w:cs="Times New Roman"/>
               </w:rPr>
             </w:pPr>
             <w:r>
@@ -10759,7 +10967,7 @@
               <w:jc w:val="both"/>
               <w:cnfStyle w:val="000000100000" w:firstRow="0" w:lastRow="0" w:firstColumn="0" w:lastColumn="0" w:oddVBand="0" w:evenVBand="0" w:oddHBand="1" w:evenHBand="0" w:firstRowFirstColumn="0" w:firstRowLastColumn="0" w:lastRowFirstColumn="0" w:lastRowLastColumn="0"/>
               <w:rPr>
-                <w:rFonts w:ascii="Times New Roman" w:hAnsi="Times New Roman" w:cs="Times New Roman"/>
+                <w:rFonts w:ascii="Times New Roman" w:eastAsia="Cambria" w:hAnsi="Times New Roman" w:cs="Times New Roman"/>
               </w:rPr>
             </w:pPr>
             <w:r>
@@ -10784,7 +10992,7 @@
               <w:jc w:val="both"/>
               <w:cnfStyle w:val="000000100000" w:firstRow="0" w:lastRow="0" w:firstColumn="0" w:lastColumn="0" w:oddVBand="0" w:evenVBand="0" w:oddHBand="1" w:evenHBand="0" w:firstRowFirstColumn="0" w:firstRowLastColumn="0" w:lastRowFirstColumn="0" w:lastRowLastColumn="0"/>
               <w:rPr>
-                <w:rFonts w:ascii="Times New Roman" w:hAnsi="Times New Roman" w:cs="Times New Roman"/>
+                <w:rFonts w:ascii="Times New Roman" w:eastAsia="Cambria" w:hAnsi="Times New Roman" w:cs="Times New Roman"/>
               </w:rPr>
             </w:pPr>
             <w:r>
@@ -10797,7 +11005,7 @@
         </w:tc>
         <w:tc>
           <w:tcPr>
-            <w:tcW w:w="1560" w:type="dxa"/>
+            <w:tcW w:w="1702" w:type="dxa"/>
             <w:tcBorders>
               <w:left w:val="single" w:sz="4" w:space="0" w:color="000000"/>
               <w:right w:val="single" w:sz="4" w:space="0" w:color="000000"/>
@@ -10815,7 +11023,326 @@
               <w:rPr>
                 <w:rFonts w:ascii="Constantia" w:eastAsia="Times New Roman" w:hAnsi="Constantia" w:cs="Times New Roman"/>
               </w:rPr>
-              <w:t>RF05, RF06,  RF18,  RF19</w:t>
+              <w:t>RF05</w:t>
+            </w:r>
+          </w:p>
+        </w:tc>
+      </w:tr>
+      <w:tr>
+        <w:trPr>
+          <w:trHeight w:val="429"/>
+          <w:jc w:val="center"/>
+        </w:trPr>
+        <w:tc>
+          <w:tcPr>
+            <w:cnfStyle w:val="001000000000" w:firstRow="0" w:lastRow="0" w:firstColumn="1" w:lastColumn="0" w:oddVBand="0" w:evenVBand="0" w:oddHBand="0" w:evenHBand="0" w:firstRowFirstColumn="0" w:firstRowLastColumn="0" w:lastRowFirstColumn="0" w:lastRowLastColumn="0"/>
+            <w:tcW w:w="3256" w:type="dxa"/>
+            <w:tcBorders>
+              <w:left w:val="single" w:sz="4" w:space="0" w:color="000000"/>
+              <w:right w:val="single" w:sz="4" w:space="0" w:color="000000"/>
+            </w:tcBorders>
+            <w:vAlign w:val="center"/>
+          </w:tcPr>
+          <w:p>
+            <w:pPr>
+              <w:jc w:val="both"/>
+              <w:rPr>
+                <w:rFonts w:ascii="Times New Roman" w:eastAsia="Cambria" w:hAnsi="Times New Roman" w:cs="Times New Roman"/>
+                <w:b w:val="0"/>
+                <w:bCs w:val="0"/>
+              </w:rPr>
+            </w:pPr>
+            <w:r>
+              <w:rPr>
+                <w:rFonts w:ascii="Times New Roman" w:eastAsia="Cambria" w:hAnsi="Times New Roman" w:cs="Times New Roman"/>
+                <w:color w:val="F37A41"/>
+              </w:rPr>
+              <w:lastRenderedPageBreak/>
+              <w:t>UC6</w:t>
+            </w:r>
+            <w:r>
+              <w:rPr>
+                <w:rFonts w:ascii="Times New Roman" w:eastAsia="Cambria" w:hAnsi="Times New Roman" w:cs="Times New Roman"/>
+                <w:b w:val="0"/>
+                <w:bCs w:val="0"/>
+              </w:rPr>
+              <w:t>:</w:t>
+            </w:r>
+            <w:r>
+              <w:rPr>
+                <w:rFonts w:ascii="Times New Roman" w:eastAsia="Cambria" w:hAnsi="Times New Roman" w:cs="Times New Roman"/>
+                <w:b w:val="0"/>
+                <w:bCs w:val="0"/>
+              </w:rPr>
+              <w:t xml:space="preserve"> </w:t>
+            </w:r>
+            <w:proofErr w:type="spellStart"/>
+            <w:r>
+              <w:rPr>
+                <w:rFonts w:ascii="Times New Roman" w:eastAsia="Cambria" w:hAnsi="Times New Roman" w:cs="Times New Roman"/>
+                <w:b w:val="0"/>
+                <w:bCs w:val="0"/>
+              </w:rPr>
+              <w:t>EliminazioneAuleStudio</w:t>
+            </w:r>
+            <w:proofErr w:type="spellEnd"/>
+          </w:p>
+        </w:tc>
+        <w:tc>
+          <w:tcPr>
+            <w:tcW w:w="1417" w:type="dxa"/>
+            <w:tcBorders>
+              <w:left w:val="single" w:sz="4" w:space="0" w:color="000000"/>
+              <w:right w:val="single" w:sz="4" w:space="0" w:color="000000"/>
+            </w:tcBorders>
+            <w:vAlign w:val="center"/>
+          </w:tcPr>
+          <w:p>
+            <w:pPr>
+              <w:jc w:val="both"/>
+              <w:cnfStyle w:val="000000000000" w:firstRow="0" w:lastRow="0" w:firstColumn="0" w:lastColumn="0" w:oddVBand="0" w:evenVBand="0" w:oddHBand="0" w:evenHBand="0" w:firstRowFirstColumn="0" w:firstRowLastColumn="0" w:lastRowFirstColumn="0" w:lastRowLastColumn="0"/>
+              <w:rPr>
+                <w:rFonts w:ascii="Times New Roman" w:eastAsia="Cambria" w:hAnsi="Times New Roman" w:cs="Times New Roman"/>
+              </w:rPr>
+            </w:pPr>
+            <w:r>
+              <w:rPr>
+                <w:rFonts w:ascii="Times New Roman" w:eastAsia="Cambria" w:hAnsi="Times New Roman" w:cs="Times New Roman"/>
+              </w:rPr>
+              <w:t>Bibliotecario</w:t>
+            </w:r>
+          </w:p>
+        </w:tc>
+        <w:tc>
+          <w:tcPr>
+            <w:tcW w:w="1783" w:type="dxa"/>
+            <w:tcBorders>
+              <w:left w:val="single" w:sz="4" w:space="0" w:color="000000"/>
+              <w:right w:val="single" w:sz="4" w:space="0" w:color="000000"/>
+            </w:tcBorders>
+            <w:vAlign w:val="center"/>
+          </w:tcPr>
+          <w:p>
+            <w:pPr>
+              <w:jc w:val="both"/>
+              <w:cnfStyle w:val="000000000000" w:firstRow="0" w:lastRow="0" w:firstColumn="0" w:lastColumn="0" w:oddVBand="0" w:evenVBand="0" w:oddHBand="0" w:evenHBand="0" w:firstRowFirstColumn="0" w:firstRowLastColumn="0" w:lastRowFirstColumn="0" w:lastRowLastColumn="0"/>
+              <w:rPr>
+                <w:rFonts w:ascii="Times New Roman" w:eastAsia="Cambria" w:hAnsi="Times New Roman" w:cs="Times New Roman"/>
+              </w:rPr>
+            </w:pPr>
+            <w:r>
+              <w:rPr>
+                <w:rFonts w:ascii="Times New Roman" w:eastAsia="Cambria" w:hAnsi="Times New Roman" w:cs="Times New Roman"/>
+              </w:rPr>
+              <w:t>-</w:t>
+            </w:r>
+          </w:p>
+        </w:tc>
+        <w:tc>
+          <w:tcPr>
+            <w:tcW w:w="2752" w:type="dxa"/>
+            <w:tcBorders>
+              <w:left w:val="single" w:sz="4" w:space="0" w:color="000000"/>
+              <w:right w:val="single" w:sz="4" w:space="0" w:color="000000"/>
+            </w:tcBorders>
+            <w:vAlign w:val="center"/>
+          </w:tcPr>
+          <w:p>
+            <w:pPr>
+              <w:jc w:val="both"/>
+              <w:cnfStyle w:val="000000000000" w:firstRow="0" w:lastRow="0" w:firstColumn="0" w:lastColumn="0" w:oddVBand="0" w:evenVBand="0" w:oddHBand="0" w:evenHBand="0" w:firstRowFirstColumn="0" w:firstRowLastColumn="0" w:lastRowFirstColumn="0" w:lastRowLastColumn="0"/>
+              <w:rPr>
+                <w:rFonts w:ascii="Times New Roman" w:eastAsia="Cambria" w:hAnsi="Times New Roman" w:cs="Times New Roman"/>
+              </w:rPr>
+            </w:pPr>
+            <w:r>
+              <w:rPr>
+                <w:rFonts w:ascii="Times New Roman" w:eastAsia="Cambria" w:hAnsi="Times New Roman" w:cs="Times New Roman"/>
+              </w:rPr>
+              <w:t>-</w:t>
+            </w:r>
+          </w:p>
+        </w:tc>
+        <w:tc>
+          <w:tcPr>
+            <w:tcW w:w="1702" w:type="dxa"/>
+            <w:tcBorders>
+              <w:left w:val="single" w:sz="4" w:space="0" w:color="000000"/>
+              <w:right w:val="single" w:sz="4" w:space="0" w:color="000000"/>
+            </w:tcBorders>
+            <w:vAlign w:val="center"/>
+          </w:tcPr>
+          <w:p>
+            <w:pPr>
+              <w:cnfStyle w:val="000000000000" w:firstRow="0" w:lastRow="0" w:firstColumn="0" w:lastColumn="0" w:oddVBand="0" w:evenVBand="0" w:oddHBand="0" w:evenHBand="0" w:firstRowFirstColumn="0" w:firstRowLastColumn="0" w:lastRowFirstColumn="0" w:lastRowLastColumn="0"/>
+              <w:rPr>
+                <w:rFonts w:ascii="Constantia" w:eastAsia="Times New Roman" w:hAnsi="Constantia" w:cs="Times New Roman"/>
+              </w:rPr>
+            </w:pPr>
+            <w:r>
+              <w:rPr>
+                <w:rFonts w:ascii="Constantia" w:eastAsia="Times New Roman" w:hAnsi="Constantia" w:cs="Times New Roman"/>
+              </w:rPr>
+              <w:t>RF05</w:t>
+            </w:r>
+          </w:p>
+        </w:tc>
+      </w:tr>
+      <w:tr>
+        <w:trPr>
+          <w:cnfStyle w:val="000000100000" w:firstRow="0" w:lastRow="0" w:firstColumn="0" w:lastColumn="0" w:oddVBand="0" w:evenVBand="0" w:oddHBand="1" w:evenHBand="0" w:firstRowFirstColumn="0" w:firstRowLastColumn="0" w:lastRowFirstColumn="0" w:lastRowLastColumn="0"/>
+          <w:trHeight w:val="429"/>
+          <w:jc w:val="center"/>
+        </w:trPr>
+        <w:tc>
+          <w:tcPr>
+            <w:cnfStyle w:val="001000000000" w:firstRow="0" w:lastRow="0" w:firstColumn="1" w:lastColumn="0" w:oddVBand="0" w:evenVBand="0" w:oddHBand="0" w:evenHBand="0" w:firstRowFirstColumn="0" w:firstRowLastColumn="0" w:lastRowFirstColumn="0" w:lastRowLastColumn="0"/>
+            <w:tcW w:w="3256" w:type="dxa"/>
+            <w:tcBorders>
+              <w:left w:val="single" w:sz="4" w:space="0" w:color="000000"/>
+              <w:right w:val="single" w:sz="4" w:space="0" w:color="000000"/>
+            </w:tcBorders>
+            <w:vAlign w:val="center"/>
+          </w:tcPr>
+          <w:p>
+            <w:pPr>
+              <w:jc w:val="both"/>
+              <w:rPr>
+                <w:rFonts w:ascii="Times New Roman" w:hAnsi="Times New Roman" w:cs="Times New Roman"/>
+                <w:color w:val="F37A41"/>
+              </w:rPr>
+            </w:pPr>
+            <w:r>
+              <w:rPr>
+                <w:rFonts w:ascii="Times New Roman" w:eastAsia="Cambria" w:hAnsi="Times New Roman" w:cs="Times New Roman"/>
+                <w:color w:val="F37A41"/>
+              </w:rPr>
+              <w:t>UC7</w:t>
+            </w:r>
+            <w:r>
+              <w:rPr>
+                <w:rFonts w:ascii="Times New Roman" w:eastAsia="Cambria" w:hAnsi="Times New Roman" w:cs="Times New Roman"/>
+                <w:b w:val="0"/>
+                <w:bCs w:val="0"/>
+              </w:rPr>
+              <w:t>:</w:t>
+            </w:r>
+            <w:r>
+              <w:rPr>
+                <w:rFonts w:ascii="Times New Roman" w:eastAsia="Cambria" w:hAnsi="Times New Roman" w:cs="Times New Roman"/>
+                <w:b w:val="0"/>
+                <w:bCs w:val="0"/>
+              </w:rPr>
+              <w:t xml:space="preserve"> </w:t>
+            </w:r>
+            <w:proofErr w:type="spellStart"/>
+            <w:r>
+              <w:rPr>
+                <w:rFonts w:ascii="Times New Roman" w:eastAsia="Cambria" w:hAnsi="Times New Roman" w:cs="Times New Roman"/>
+                <w:b w:val="0"/>
+                <w:bCs w:val="0"/>
+              </w:rPr>
+              <w:t>MonitoraggioSale</w:t>
+            </w:r>
+            <w:proofErr w:type="spellEnd"/>
+          </w:p>
+        </w:tc>
+        <w:tc>
+          <w:tcPr>
+            <w:tcW w:w="1417" w:type="dxa"/>
+            <w:tcBorders>
+              <w:left w:val="single" w:sz="4" w:space="0" w:color="000000"/>
+              <w:right w:val="single" w:sz="4" w:space="0" w:color="000000"/>
+            </w:tcBorders>
+            <w:vAlign w:val="center"/>
+          </w:tcPr>
+          <w:p>
+            <w:pPr>
+              <w:jc w:val="both"/>
+              <w:cnfStyle w:val="000000100000" w:firstRow="0" w:lastRow="0" w:firstColumn="0" w:lastColumn="0" w:oddVBand="0" w:evenVBand="0" w:oddHBand="1" w:evenHBand="0" w:firstRowFirstColumn="0" w:firstRowLastColumn="0" w:lastRowFirstColumn="0" w:lastRowLastColumn="0"/>
+              <w:rPr>
+                <w:rFonts w:ascii="Times New Roman" w:hAnsi="Times New Roman" w:cs="Times New Roman"/>
+              </w:rPr>
+            </w:pPr>
+            <w:r>
+              <w:rPr>
+                <w:rFonts w:ascii="Times New Roman" w:eastAsia="Cambria" w:hAnsi="Times New Roman" w:cs="Times New Roman"/>
+              </w:rPr>
+              <w:t>Bibliotecario</w:t>
+            </w:r>
+          </w:p>
+        </w:tc>
+        <w:tc>
+          <w:tcPr>
+            <w:tcW w:w="1783" w:type="dxa"/>
+            <w:tcBorders>
+              <w:left w:val="single" w:sz="4" w:space="0" w:color="000000"/>
+              <w:right w:val="single" w:sz="4" w:space="0" w:color="000000"/>
+            </w:tcBorders>
+            <w:vAlign w:val="center"/>
+          </w:tcPr>
+          <w:p>
+            <w:pPr>
+              <w:jc w:val="both"/>
+              <w:cnfStyle w:val="000000100000" w:firstRow="0" w:lastRow="0" w:firstColumn="0" w:lastColumn="0" w:oddVBand="0" w:evenVBand="0" w:oddHBand="1" w:evenHBand="0" w:firstRowFirstColumn="0" w:firstRowLastColumn="0" w:lastRowFirstColumn="0" w:lastRowLastColumn="0"/>
+              <w:rPr>
+                <w:rFonts w:ascii="Times New Roman" w:hAnsi="Times New Roman" w:cs="Times New Roman"/>
+              </w:rPr>
+            </w:pPr>
+            <w:r>
+              <w:rPr>
+                <w:rFonts w:ascii="Times New Roman" w:eastAsia="Cambria" w:hAnsi="Times New Roman" w:cs="Times New Roman"/>
+              </w:rPr>
+              <w:t>-</w:t>
+            </w:r>
+          </w:p>
+        </w:tc>
+        <w:tc>
+          <w:tcPr>
+            <w:tcW w:w="2752" w:type="dxa"/>
+            <w:tcBorders>
+              <w:left w:val="single" w:sz="4" w:space="0" w:color="000000"/>
+              <w:right w:val="single" w:sz="4" w:space="0" w:color="000000"/>
+            </w:tcBorders>
+            <w:vAlign w:val="center"/>
+          </w:tcPr>
+          <w:p>
+            <w:pPr>
+              <w:jc w:val="both"/>
+              <w:cnfStyle w:val="000000100000" w:firstRow="0" w:lastRow="0" w:firstColumn="0" w:lastColumn="0" w:oddVBand="0" w:evenVBand="0" w:oddHBand="1" w:evenHBand="0" w:firstRowFirstColumn="0" w:firstRowLastColumn="0" w:lastRowFirstColumn="0" w:lastRowLastColumn="0"/>
+              <w:rPr>
+                <w:rFonts w:ascii="Times New Roman" w:hAnsi="Times New Roman" w:cs="Times New Roman"/>
+              </w:rPr>
+            </w:pPr>
+            <w:r>
+              <w:rPr>
+                <w:rFonts w:ascii="Times New Roman" w:eastAsia="Cambria" w:hAnsi="Times New Roman" w:cs="Times New Roman"/>
+              </w:rPr>
+              <w:t>-</w:t>
+            </w:r>
+          </w:p>
+        </w:tc>
+        <w:tc>
+          <w:tcPr>
+            <w:tcW w:w="1702" w:type="dxa"/>
+            <w:tcBorders>
+              <w:left w:val="single" w:sz="4" w:space="0" w:color="000000"/>
+              <w:right w:val="single" w:sz="4" w:space="0" w:color="000000"/>
+            </w:tcBorders>
+            <w:vAlign w:val="center"/>
+          </w:tcPr>
+          <w:p>
+            <w:pPr>
+              <w:cnfStyle w:val="000000100000" w:firstRow="0" w:lastRow="0" w:firstColumn="0" w:lastColumn="0" w:oddVBand="0" w:evenVBand="0" w:oddHBand="1" w:evenHBand="0" w:firstRowFirstColumn="0" w:firstRowLastColumn="0" w:lastRowFirstColumn="0" w:lastRowLastColumn="0"/>
+              <w:rPr>
+                <w:rFonts w:ascii="Constantia" w:eastAsia="Times New Roman" w:hAnsi="Constantia" w:cs="Times New Roman"/>
+              </w:rPr>
+            </w:pPr>
+            <w:r>
+              <w:rPr>
+                <w:rFonts w:ascii="Constantia" w:eastAsia="Times New Roman" w:hAnsi="Constantia" w:cs="Times New Roman"/>
+              </w:rPr>
+              <w:t>RF06,  RF19,  RF20</w:t>
             </w:r>
           </w:p>
         </w:tc>
@@ -10849,8 +11376,7 @@
                 <w:rFonts w:ascii="Times New Roman" w:eastAsia="Cambria" w:hAnsi="Times New Roman" w:cs="Times New Roman"/>
                 <w:color w:val="F37A41"/>
               </w:rPr>
-              <w:lastRenderedPageBreak/>
-              <w:t>UC6</w:t>
+              <w:t>UC8</w:t>
             </w:r>
             <w:r>
               <w:rPr>
@@ -10858,7 +11384,15 @@
                 <w:b w:val="0"/>
                 <w:bCs w:val="0"/>
               </w:rPr>
-              <w:t xml:space="preserve">: </w:t>
+              <w:t>:</w:t>
+            </w:r>
+            <w:r>
+              <w:rPr>
+                <w:rFonts w:ascii="Times New Roman" w:eastAsia="Cambria" w:hAnsi="Times New Roman" w:cs="Times New Roman"/>
+                <w:b w:val="0"/>
+                <w:bCs w:val="0"/>
+              </w:rPr>
+              <w:t xml:space="preserve"> </w:t>
             </w:r>
             <w:proofErr w:type="spellStart"/>
             <w:r>
@@ -11105,7 +11639,7 @@
         </w:tc>
         <w:tc>
           <w:tcPr>
-            <w:tcW w:w="1560" w:type="dxa"/>
+            <w:tcW w:w="1702" w:type="dxa"/>
             <w:tcBorders>
               <w:top w:val="single" w:sz="4" w:space="0" w:color="000000"/>
               <w:left w:val="single" w:sz="4" w:space="0" w:color="000000"/>
@@ -11125,7 +11659,7 @@
               <w:rPr>
                 <w:rFonts w:ascii="Constantia" w:eastAsia="Times New Roman" w:hAnsi="Constantia" w:cs="Times New Roman"/>
               </w:rPr>
-              <w:t>RF09</w:t>
+              <w:t>RF10</w:t>
             </w:r>
           </w:p>
         </w:tc>
@@ -11158,7 +11692,7 @@
                 <w:rFonts w:ascii="Times New Roman" w:eastAsia="Cambria" w:hAnsi="Times New Roman" w:cs="Times New Roman"/>
                 <w:color w:val="F37A41"/>
               </w:rPr>
-              <w:t>UC7</w:t>
+              <w:t>UC9</w:t>
             </w:r>
             <w:r>
               <w:rPr>
@@ -11170,21 +11704,11 @@
             </w:r>
             <w:r>
               <w:rPr>
-                <w:rFonts w:ascii="Arial" w:eastAsiaTheme="minorEastAsia" w:hAnsi="Arial" w:cs="Arial"/>
+                <w:rFonts w:ascii="Times New Roman" w:eastAsia="Cambria" w:hAnsi="Times New Roman" w:cs="Times New Roman"/>
                 <w:b w:val="0"/>
                 <w:bCs w:val="0"/>
-                <w:color w:val="000000"/>
-                <w:lang w:eastAsia="it-IT"/>
               </w:rPr>
               <w:t xml:space="preserve"> </w:t>
-            </w:r>
-            <w:r>
-              <w:rPr>
-                <w:rFonts w:ascii="Times New Roman" w:eastAsia="Cambria" w:hAnsi="Times New Roman" w:cs="Times New Roman"/>
-                <w:b w:val="0"/>
-                <w:bCs w:val="0"/>
-              </w:rPr>
-              <w:t> </w:t>
             </w:r>
             <w:proofErr w:type="spellStart"/>
             <w:r>
@@ -11272,7 +11796,7 @@
         </w:tc>
         <w:tc>
           <w:tcPr>
-            <w:tcW w:w="1560" w:type="dxa"/>
+            <w:tcW w:w="1702" w:type="dxa"/>
             <w:tcBorders>
               <w:left w:val="single" w:sz="4" w:space="0" w:color="000000"/>
               <w:right w:val="single" w:sz="4" w:space="0" w:color="000000"/>
@@ -11290,7 +11814,7 @@
               <w:rPr>
                 <w:rFonts w:ascii="Constantia" w:eastAsia="Times New Roman" w:hAnsi="Constantia" w:cs="Times New Roman"/>
               </w:rPr>
-              <w:t>RF12,  RF21</w:t>
+              <w:t>RF13,  RF22</w:t>
             </w:r>
           </w:p>
         </w:tc>
@@ -11324,7 +11848,7 @@
                 <w:rFonts w:ascii="Times New Roman" w:eastAsia="Cambria" w:hAnsi="Times New Roman" w:cs="Times New Roman"/>
                 <w:color w:val="F37A41"/>
               </w:rPr>
-              <w:t>UC8</w:t>
+              <w:t>UC10</w:t>
             </w:r>
             <w:r>
               <w:rPr>
@@ -11333,6 +11857,16 @@
                 <w:bCs w:val="0"/>
               </w:rPr>
               <w:t xml:space="preserve">: </w:t>
+            </w:r>
+            <w:r>
+              <w:rPr>
+                <w:rFonts w:ascii="Arial" w:eastAsiaTheme="minorEastAsia" w:hAnsi="Arial" w:cs="Arial"/>
+                <w:b w:val="0"/>
+                <w:bCs w:val="0"/>
+                <w:color w:val="000000"/>
+                <w:lang w:eastAsia="it-IT"/>
+              </w:rPr>
+              <w:t xml:space="preserve"> </w:t>
             </w:r>
             <w:proofErr w:type="spellStart"/>
             <w:r>
@@ -11468,7 +12002,7 @@
         </w:tc>
         <w:tc>
           <w:tcPr>
-            <w:tcW w:w="1560" w:type="dxa"/>
+            <w:tcW w:w="1702" w:type="dxa"/>
             <w:tcBorders>
               <w:top w:val="single" w:sz="4" w:space="0" w:color="000000"/>
               <w:left w:val="single" w:sz="4" w:space="0" w:color="000000"/>
@@ -11488,7 +12022,7 @@
               <w:rPr>
                 <w:rFonts w:ascii="Constantia" w:eastAsia="Times New Roman" w:hAnsi="Constantia" w:cs="Times New Roman"/>
               </w:rPr>
-              <w:t>RF13</w:t>
+              <w:t>RF14</w:t>
             </w:r>
           </w:p>
         </w:tc>
@@ -11521,7 +12055,7 @@
                 <w:rFonts w:ascii="Times New Roman" w:eastAsia="Cambria" w:hAnsi="Times New Roman" w:cs="Times New Roman"/>
                 <w:color w:val="F37A41"/>
               </w:rPr>
-              <w:t>UC9</w:t>
+              <w:t>UC11</w:t>
             </w:r>
             <w:r>
               <w:rPr>
@@ -11529,7 +12063,15 @@
                 <w:b w:val="0"/>
                 <w:bCs w:val="0"/>
               </w:rPr>
-              <w:t>: Check-in</w:t>
+              <w:t xml:space="preserve">: </w:t>
+            </w:r>
+            <w:r>
+              <w:rPr>
+                <w:rFonts w:ascii="Times New Roman" w:eastAsia="Cambria" w:hAnsi="Times New Roman" w:cs="Times New Roman"/>
+                <w:b w:val="0"/>
+                <w:bCs w:val="0"/>
+              </w:rPr>
+              <w:t>Check-in</w:t>
             </w:r>
           </w:p>
         </w:tc>
@@ -11628,7 +12170,7 @@
         </w:tc>
         <w:tc>
           <w:tcPr>
-            <w:tcW w:w="1560" w:type="dxa"/>
+            <w:tcW w:w="1702" w:type="dxa"/>
             <w:tcBorders>
               <w:left w:val="single" w:sz="4" w:space="0" w:color="000000"/>
               <w:right w:val="single" w:sz="4" w:space="0" w:color="000000"/>
@@ -11646,7 +12188,7 @@
               <w:rPr>
                 <w:rFonts w:ascii="Constantia" w:eastAsia="Times New Roman" w:hAnsi="Constantia" w:cs="Times New Roman"/>
               </w:rPr>
-              <w:t>RF15</w:t>
+              <w:t>RF16</w:t>
             </w:r>
           </w:p>
         </w:tc>
@@ -11679,13 +12221,14 @@
                 <w:rFonts w:ascii="Times New Roman" w:eastAsia="Cambria" w:hAnsi="Times New Roman" w:cs="Times New Roman"/>
                 <w:color w:val="F37A41"/>
               </w:rPr>
-              <w:t>UC10</w:t>
+              <w:t>UC12</w:t>
             </w:r>
             <w:r>
               <w:rPr>
                 <w:rFonts w:ascii="Times New Roman" w:eastAsia="Cambria" w:hAnsi="Times New Roman" w:cs="Times New Roman"/>
                 <w:b w:val="0"/>
                 <w:bCs w:val="0"/>
+                <w:color w:val="000000" w:themeColor="text1"/>
               </w:rPr>
               <w:t xml:space="preserve">: </w:t>
             </w:r>
@@ -11812,7 +12355,7 @@
         </w:tc>
         <w:tc>
           <w:tcPr>
-            <w:tcW w:w="1560" w:type="dxa"/>
+            <w:tcW w:w="1702" w:type="dxa"/>
             <w:tcBorders>
               <w:top w:val="single" w:sz="4" w:space="0" w:color="000000"/>
               <w:left w:val="single" w:sz="4" w:space="0" w:color="000000"/>
@@ -11832,7 +12375,7 @@
               <w:rPr>
                 <w:rFonts w:ascii="Constantia" w:eastAsia="Times New Roman" w:hAnsi="Constantia" w:cs="Times New Roman"/>
               </w:rPr>
-              <w:t>RF17</w:t>
+              <w:t>RF18</w:t>
             </w:r>
           </w:p>
         </w:tc>
@@ -11865,7 +12408,7 @@
                 <w:rFonts w:ascii="Times New Roman" w:eastAsia="Cambria" w:hAnsi="Times New Roman" w:cs="Times New Roman"/>
                 <w:color w:val="F37A41"/>
               </w:rPr>
-              <w:t>UC11</w:t>
+              <w:t>UC13</w:t>
             </w:r>
             <w:r>
               <w:rPr>
@@ -11877,11 +12420,10 @@
             </w:r>
             <w:r>
               <w:rPr>
-                <w:rFonts w:ascii="Arial" w:eastAsiaTheme="minorEastAsia" w:hAnsi="Arial" w:cs="Arial"/>
+                <w:rFonts w:ascii="Times New Roman" w:eastAsia="Cambria" w:hAnsi="Times New Roman" w:cs="Times New Roman"/>
                 <w:b w:val="0"/>
                 <w:bCs w:val="0"/>
-                <w:color w:val="000000"/>
-                <w:lang w:eastAsia="it-IT"/>
+                <w:color w:val="000000" w:themeColor="text1"/>
               </w:rPr>
               <w:t xml:space="preserve"> </w:t>
             </w:r>
@@ -11971,7 +12513,7 @@
         </w:tc>
         <w:tc>
           <w:tcPr>
-            <w:tcW w:w="1560" w:type="dxa"/>
+            <w:tcW w:w="1702" w:type="dxa"/>
             <w:tcBorders>
               <w:left w:val="single" w:sz="4" w:space="0" w:color="000000"/>
               <w:right w:val="single" w:sz="4" w:space="0" w:color="000000"/>
@@ -11989,7 +12531,7 @@
               <w:rPr>
                 <w:rFonts w:ascii="Constantia" w:eastAsia="Times New Roman" w:hAnsi="Constantia" w:cs="Times New Roman"/>
               </w:rPr>
-              <w:t>RF20</w:t>
+              <w:t>RF21</w:t>
             </w:r>
           </w:p>
         </w:tc>
@@ -12024,14 +12566,13 @@
                 <w:rFonts w:ascii="Times New Roman" w:eastAsia="Cambria" w:hAnsi="Times New Roman" w:cs="Times New Roman"/>
                 <w:color w:val="F37A41"/>
               </w:rPr>
-              <w:t>UC12</w:t>
+              <w:t>UC14</w:t>
             </w:r>
             <w:r>
               <w:rPr>
                 <w:rFonts w:ascii="Times New Roman" w:eastAsia="Cambria" w:hAnsi="Times New Roman" w:cs="Times New Roman"/>
                 <w:b w:val="0"/>
                 <w:bCs w:val="0"/>
-                <w:color w:val="000000" w:themeColor="text1"/>
               </w:rPr>
               <w:t xml:space="preserve">: </w:t>
             </w:r>
@@ -12138,7 +12679,7 @@
         </w:tc>
         <w:tc>
           <w:tcPr>
-            <w:tcW w:w="1560" w:type="dxa"/>
+            <w:tcW w:w="1702" w:type="dxa"/>
             <w:tcBorders>
               <w:top w:val="single" w:sz="4" w:space="0" w:color="000000"/>
               <w:left w:val="single" w:sz="4" w:space="0" w:color="000000"/>
@@ -12158,7 +12699,7 @@
               <w:rPr>
                 <w:rFonts w:ascii="Constantia" w:eastAsia="Times New Roman" w:hAnsi="Constantia" w:cs="Times New Roman"/>
               </w:rPr>
-              <w:t>RF22</w:t>
+              <w:t>RF23</w:t>
             </w:r>
           </w:p>
         </w:tc>
@@ -12190,7 +12731,7 @@
                 <w:rFonts w:ascii="Times New Roman" w:eastAsia="Cambria" w:hAnsi="Times New Roman" w:cs="Times New Roman"/>
                 <w:color w:val="F37A41"/>
               </w:rPr>
-              <w:t>UC13</w:t>
+              <w:t>UC15</w:t>
             </w:r>
             <w:r>
               <w:rPr>
@@ -12199,15 +12740,6 @@
                 <w:bCs w:val="0"/>
               </w:rPr>
               <w:t xml:space="preserve">: </w:t>
-            </w:r>
-            <w:r>
-              <w:rPr>
-                <w:rFonts w:ascii="Times New Roman" w:eastAsia="Cambria" w:hAnsi="Times New Roman" w:cs="Times New Roman"/>
-                <w:b w:val="0"/>
-                <w:bCs w:val="0"/>
-                <w:color w:val="000000" w:themeColor="text1"/>
-              </w:rPr>
-              <w:t xml:space="preserve"> </w:t>
             </w:r>
             <w:proofErr w:type="spellStart"/>
             <w:r>
@@ -12306,7 +12838,7 @@
         </w:tc>
         <w:tc>
           <w:tcPr>
-            <w:tcW w:w="1560" w:type="dxa"/>
+            <w:tcW w:w="1702" w:type="dxa"/>
             <w:tcBorders>
               <w:left w:val="single" w:sz="4" w:space="0" w:color="000000"/>
               <w:right w:val="single" w:sz="4" w:space="0" w:color="000000"/>
@@ -12324,7 +12856,7 @@
               <w:rPr>
                 <w:rFonts w:ascii="Constantia" w:eastAsia="Times New Roman" w:hAnsi="Constantia" w:cs="Times New Roman"/>
               </w:rPr>
-              <w:t>RF23</w:t>
+              <w:t>RF24</w:t>
             </w:r>
           </w:p>
         </w:tc>
@@ -12358,7 +12890,7 @@
                 <w:rFonts w:ascii="Times New Roman" w:eastAsia="Cambria" w:hAnsi="Times New Roman" w:cs="Times New Roman"/>
                 <w:color w:val="F37A41"/>
               </w:rPr>
-              <w:t>UC14</w:t>
+              <w:t>UC16</w:t>
             </w:r>
             <w:r>
               <w:rPr>
@@ -12367,16 +12899,6 @@
                 <w:bCs w:val="0"/>
               </w:rPr>
               <w:t xml:space="preserve">: </w:t>
-            </w:r>
-            <w:r>
-              <w:rPr>
-                <w:rFonts w:ascii="Arial" w:eastAsiaTheme="minorEastAsia" w:hAnsi="Arial" w:cs="Arial"/>
-                <w:b w:val="0"/>
-                <w:bCs w:val="0"/>
-                <w:color w:val="000000"/>
-                <w:lang w:eastAsia="it-IT"/>
-              </w:rPr>
-              <w:t xml:space="preserve"> </w:t>
             </w:r>
             <w:proofErr w:type="spellStart"/>
             <w:r>
@@ -12486,7 +13008,7 @@
         </w:tc>
         <w:tc>
           <w:tcPr>
-            <w:tcW w:w="1560" w:type="dxa"/>
+            <w:tcW w:w="1702" w:type="dxa"/>
             <w:tcBorders>
               <w:top w:val="single" w:sz="4" w:space="0" w:color="000000"/>
               <w:left w:val="single" w:sz="4" w:space="0" w:color="000000"/>
@@ -12506,7 +13028,7 @@
               <w:rPr>
                 <w:rFonts w:ascii="Constantia" w:eastAsia="Times New Roman" w:hAnsi="Constantia" w:cs="Times New Roman"/>
               </w:rPr>
-              <w:t>RF07</w:t>
+              <w:t>RF08</w:t>
             </w:r>
           </w:p>
         </w:tc>
@@ -12539,7 +13061,7 @@
                 <w:rFonts w:ascii="Times New Roman" w:eastAsia="Cambria" w:hAnsi="Times New Roman" w:cs="Times New Roman"/>
                 <w:color w:val="F37A41"/>
               </w:rPr>
-              <w:t>UC15</w:t>
+              <w:t>UC17</w:t>
             </w:r>
             <w:r>
               <w:rPr>
@@ -12551,11 +13073,8 @@
             </w:r>
             <w:r>
               <w:rPr>
-                <w:rFonts w:ascii="Arial" w:eastAsiaTheme="minorEastAsia" w:hAnsi="Arial" w:cs="Arial"/>
-                <w:b w:val="0"/>
-                <w:bCs w:val="0"/>
-                <w:color w:val="000000"/>
-                <w:lang w:eastAsia="it-IT"/>
+                <w:rFonts w:ascii="Times New Roman" w:eastAsia="Cambria" w:hAnsi="Times New Roman" w:cs="Times New Roman"/>
+                <w:color w:val="F37A41"/>
               </w:rPr>
               <w:t xml:space="preserve"> </w:t>
             </w:r>
@@ -12653,7 +13172,7 @@
         </w:tc>
         <w:tc>
           <w:tcPr>
-            <w:tcW w:w="1560" w:type="dxa"/>
+            <w:tcW w:w="1702" w:type="dxa"/>
             <w:tcBorders>
               <w:left w:val="single" w:sz="4" w:space="0" w:color="000000"/>
               <w:right w:val="single" w:sz="4" w:space="0" w:color="000000"/>
@@ -12671,7 +13190,7 @@
               <w:rPr>
                 <w:rFonts w:ascii="Constantia" w:eastAsia="Times New Roman" w:hAnsi="Constantia" w:cs="Times New Roman"/>
               </w:rPr>
-              <w:t>RF08</w:t>
+              <w:t>RF09</w:t>
             </w:r>
           </w:p>
         </w:tc>
@@ -12695,36 +13214,34 @@
           <w:p>
             <w:pPr>
               <w:rPr>
+                <w:rFonts w:ascii="Times New Roman" w:eastAsia="Cambria" w:hAnsi="Times New Roman" w:cs="Times New Roman"/>
+                <w:color w:val="F37A41"/>
+              </w:rPr>
+            </w:pPr>
+            <w:r>
+              <w:rPr>
+                <w:rFonts w:ascii="Times New Roman" w:eastAsia="Cambria" w:hAnsi="Times New Roman" w:cs="Times New Roman"/>
+                <w:color w:val="F37A41"/>
+              </w:rPr>
+              <w:t>UC18</w:t>
+            </w:r>
+            <w:r>
+              <w:rPr>
+                <w:rFonts w:ascii="Times New Roman" w:eastAsia="Cambria" w:hAnsi="Times New Roman" w:cs="Times New Roman"/>
+                <w:b w:val="0"/>
+                <w:bCs w:val="0"/>
+              </w:rPr>
+              <w:t>:</w:t>
+            </w:r>
+          </w:p>
+          <w:p>
+            <w:pPr>
+              <w:rPr>
                 <w:rFonts w:ascii="Times New Roman" w:hAnsi="Times New Roman" w:cs="Times New Roman"/>
                 <w:b w:val="0"/>
                 <w:bCs w:val="0"/>
               </w:rPr>
             </w:pPr>
-            <w:r>
-              <w:rPr>
-                <w:rFonts w:ascii="Times New Roman" w:eastAsia="Cambria" w:hAnsi="Times New Roman" w:cs="Times New Roman"/>
-                <w:color w:val="F37A41"/>
-              </w:rPr>
-              <w:t>UC16</w:t>
-            </w:r>
-            <w:r>
-              <w:rPr>
-                <w:rFonts w:ascii="Times New Roman" w:eastAsia="Cambria" w:hAnsi="Times New Roman" w:cs="Times New Roman"/>
-                <w:b w:val="0"/>
-                <w:bCs w:val="0"/>
-              </w:rPr>
-              <w:t xml:space="preserve">: </w:t>
-            </w:r>
-            <w:r>
-              <w:rPr>
-                <w:rFonts w:ascii="Arial" w:eastAsiaTheme="minorEastAsia" w:hAnsi="Arial" w:cs="Arial"/>
-                <w:b w:val="0"/>
-                <w:bCs w:val="0"/>
-                <w:color w:val="000000"/>
-                <w:lang w:eastAsia="it-IT"/>
-              </w:rPr>
-              <w:t xml:space="preserve"> </w:t>
-            </w:r>
             <w:proofErr w:type="spellStart"/>
             <w:r>
               <w:rPr>
@@ -12859,7 +13376,7 @@
         </w:tc>
         <w:tc>
           <w:tcPr>
-            <w:tcW w:w="1560" w:type="dxa"/>
+            <w:tcW w:w="1702" w:type="dxa"/>
             <w:tcBorders>
               <w:top w:val="single" w:sz="4" w:space="0" w:color="000000"/>
               <w:left w:val="single" w:sz="4" w:space="0" w:color="000000"/>
@@ -12879,7 +13396,13 @@
               <w:rPr>
                 <w:rFonts w:ascii="Constantia" w:eastAsia="Times New Roman" w:hAnsi="Constantia" w:cs="Times New Roman"/>
               </w:rPr>
-              <w:t>RF11, RF14, RF17</w:t>
+              <w:t>RF12, RF15</w:t>
+            </w:r>
+            <w:r>
+              <w:rPr>
+                <w:rFonts w:ascii="Constantia" w:eastAsia="Times New Roman" w:hAnsi="Constantia" w:cs="Times New Roman"/>
+              </w:rPr>
+              <w:t>, RF18</w:t>
             </w:r>
           </w:p>
         </w:tc>
@@ -12911,7 +13434,22 @@
                 <w:rFonts w:ascii="Times New Roman" w:eastAsia="Cambria" w:hAnsi="Times New Roman" w:cs="Times New Roman"/>
                 <w:color w:val="F37A41"/>
               </w:rPr>
-              <w:t xml:space="preserve">UC17: </w:t>
+              <w:t>UC19</w:t>
+            </w:r>
+            <w:r>
+              <w:rPr>
+                <w:rFonts w:ascii="Times New Roman" w:eastAsia="Cambria" w:hAnsi="Times New Roman" w:cs="Times New Roman"/>
+                <w:b w:val="0"/>
+                <w:bCs w:val="0"/>
+              </w:rPr>
+              <w:t>:</w:t>
+            </w:r>
+            <w:r>
+              <w:rPr>
+                <w:rFonts w:ascii="Times New Roman" w:eastAsia="Cambria" w:hAnsi="Times New Roman" w:cs="Times New Roman"/>
+                <w:color w:val="F37A41"/>
+              </w:rPr>
+              <w:t xml:space="preserve"> </w:t>
             </w:r>
             <w:proofErr w:type="spellStart"/>
             <w:r>
@@ -13022,7 +13560,7 @@
         </w:tc>
         <w:tc>
           <w:tcPr>
-            <w:tcW w:w="1560" w:type="dxa"/>
+            <w:tcW w:w="1702" w:type="dxa"/>
             <w:tcBorders>
               <w:left w:val="single" w:sz="4" w:space="0" w:color="000000"/>
               <w:right w:val="single" w:sz="4" w:space="0" w:color="000000"/>
@@ -13040,7 +13578,7 @@
               <w:rPr>
                 <w:rFonts w:ascii="Constantia" w:eastAsia="Times New Roman" w:hAnsi="Constantia" w:cs="Times New Roman"/>
               </w:rPr>
-              <w:t>RF23</w:t>
+              <w:t>RF24</w:t>
             </w:r>
           </w:p>
         </w:tc>
@@ -13073,7 +13611,30 @@
                 <w:rFonts w:ascii="Times New Roman" w:eastAsia="Cambria" w:hAnsi="Times New Roman" w:cs="Times New Roman"/>
                 <w:color w:val="F37A41"/>
               </w:rPr>
-              <w:t xml:space="preserve">UC18: </w:t>
+              <w:t>UC20</w:t>
+            </w:r>
+            <w:r>
+              <w:rPr>
+                <w:rFonts w:ascii="Times New Roman" w:eastAsia="Cambria" w:hAnsi="Times New Roman" w:cs="Times New Roman"/>
+                <w:b w:val="0"/>
+                <w:bCs w:val="0"/>
+              </w:rPr>
+              <w:t>:</w:t>
+            </w:r>
+            <w:r>
+              <w:rPr>
+                <w:rFonts w:ascii="Times New Roman" w:eastAsia="Cambria" w:hAnsi="Times New Roman" w:cs="Times New Roman"/>
+                <w:color w:val="F37A41"/>
+              </w:rPr>
+              <w:t xml:space="preserve"> </w:t>
+            </w:r>
+            <w:r>
+              <w:rPr>
+                <w:rFonts w:ascii="Times New Roman" w:eastAsia="Cambria" w:hAnsi="Times New Roman" w:cs="Times New Roman"/>
+                <w:b w:val="0"/>
+                <w:color w:val="F37A41"/>
+              </w:rPr>
+              <w:t xml:space="preserve"> </w:t>
             </w:r>
             <w:proofErr w:type="spellStart"/>
             <w:r>
@@ -13186,7 +13747,7 @@
         </w:tc>
         <w:tc>
           <w:tcPr>
-            <w:tcW w:w="1560" w:type="dxa"/>
+            <w:tcW w:w="1702" w:type="dxa"/>
             <w:tcBorders>
               <w:top w:val="single" w:sz="4" w:space="0" w:color="000000"/>
               <w:left w:val="single" w:sz="4" w:space="0" w:color="000000"/>
@@ -13238,7 +13799,31 @@
                 <w:rFonts w:ascii="Times New Roman" w:eastAsia="Cambria" w:hAnsi="Times New Roman" w:cs="Times New Roman"/>
                 <w:color w:val="F37A41"/>
               </w:rPr>
-              <w:t xml:space="preserve">UC19: </w:t>
+              <w:t>UC2</w:t>
+            </w:r>
+            <w:r>
+              <w:rPr>
+                <w:rFonts w:ascii="Times New Roman" w:eastAsia="Cambria" w:hAnsi="Times New Roman" w:cs="Times New Roman"/>
+                <w:color w:val="F37A41"/>
+              </w:rPr>
+              <w:t>1</w:t>
+            </w:r>
+            <w:bookmarkStart w:id="58" w:name="_GoBack"/>
+            <w:bookmarkEnd w:id="58"/>
+            <w:r>
+              <w:rPr>
+                <w:rFonts w:ascii="Times New Roman" w:eastAsia="Cambria" w:hAnsi="Times New Roman" w:cs="Times New Roman"/>
+                <w:b w:val="0"/>
+                <w:bCs w:val="0"/>
+              </w:rPr>
+              <w:t>:</w:t>
+            </w:r>
+            <w:r>
+              <w:rPr>
+                <w:rFonts w:ascii="Times New Roman" w:eastAsia="Cambria" w:hAnsi="Times New Roman" w:cs="Times New Roman"/>
+                <w:color w:val="F37A41"/>
+              </w:rPr>
+              <w:t xml:space="preserve"> </w:t>
             </w:r>
             <w:proofErr w:type="spellStart"/>
             <w:r>
@@ -13345,7 +13930,7 @@
         </w:tc>
         <w:tc>
           <w:tcPr>
-            <w:tcW w:w="1560" w:type="dxa"/>
+            <w:tcW w:w="1702" w:type="dxa"/>
             <w:tcBorders>
               <w:left w:val="single" w:sz="4" w:space="0" w:color="000000"/>
               <w:right w:val="single" w:sz="4" w:space="0" w:color="000000"/>
@@ -13390,18 +13975,18 @@
           <w:numId w:val="2"/>
         </w:numPr>
       </w:pPr>
-      <w:bookmarkStart w:id="58" w:name="_Toc195300124"/>
-      <w:bookmarkStart w:id="59" w:name="_Toc474433730"/>
-      <w:bookmarkStart w:id="60" w:name="_Toc474433555"/>
-      <w:bookmarkStart w:id="61" w:name="_Toc471905553"/>
+      <w:bookmarkStart w:id="59" w:name="_Toc195300124"/>
+      <w:bookmarkStart w:id="60" w:name="_Toc474433730"/>
+      <w:bookmarkStart w:id="61" w:name="_Toc474433555"/>
+      <w:bookmarkStart w:id="62" w:name="_Toc471905553"/>
       <w:r>
         <w:lastRenderedPageBreak/>
         <w:t>Diagramma dei casi d’uso</w:t>
       </w:r>
-      <w:bookmarkEnd w:id="58"/>
       <w:bookmarkEnd w:id="59"/>
       <w:bookmarkEnd w:id="60"/>
       <w:bookmarkEnd w:id="61"/>
+      <w:bookmarkEnd w:id="62"/>
     </w:p>
     <w:p>
       <w:pPr>
@@ -13522,23 +14107,23 @@
           <w:numId w:val="2"/>
         </w:numPr>
       </w:pPr>
-      <w:bookmarkStart w:id="62" w:name="_Toc471222558"/>
-      <w:bookmarkStart w:id="63" w:name="_Toc471222597"/>
-      <w:bookmarkStart w:id="64" w:name="_Toc471224128"/>
-      <w:bookmarkStart w:id="65" w:name="_Toc471905554"/>
-      <w:bookmarkStart w:id="66" w:name="_Toc474433731"/>
-      <w:bookmarkStart w:id="67" w:name="_Toc474433556"/>
-      <w:bookmarkStart w:id="68" w:name="_Toc195300125"/>
+      <w:bookmarkStart w:id="63" w:name="_Toc471222558"/>
+      <w:bookmarkStart w:id="64" w:name="_Toc471222597"/>
+      <w:bookmarkStart w:id="65" w:name="_Toc471224128"/>
+      <w:bookmarkStart w:id="66" w:name="_Toc471905554"/>
+      <w:bookmarkStart w:id="67" w:name="_Toc474433731"/>
+      <w:bookmarkStart w:id="68" w:name="_Toc474433556"/>
+      <w:bookmarkStart w:id="69" w:name="_Toc195300125"/>
       <w:r>
         <w:t>Scenari</w:t>
       </w:r>
-      <w:bookmarkEnd w:id="62"/>
       <w:bookmarkEnd w:id="63"/>
       <w:bookmarkEnd w:id="64"/>
       <w:bookmarkEnd w:id="65"/>
       <w:bookmarkEnd w:id="66"/>
       <w:bookmarkEnd w:id="67"/>
       <w:bookmarkEnd w:id="68"/>
+      <w:bookmarkEnd w:id="69"/>
     </w:p>
     <w:p>
       <w:pPr>
@@ -26027,19 +26612,19 @@
       <w:pPr>
         <w:pStyle w:val="Titolo2"/>
       </w:pPr>
-      <w:bookmarkStart w:id="69" w:name="_Toc195300126"/>
-      <w:bookmarkStart w:id="70" w:name="_Toc494725284"/>
-      <w:bookmarkStart w:id="71" w:name="_Toc474433732"/>
-      <w:bookmarkStart w:id="72" w:name="_Toc474433557"/>
-      <w:bookmarkStart w:id="73" w:name="_Toc471905555"/>
+      <w:bookmarkStart w:id="70" w:name="_Toc195300126"/>
+      <w:bookmarkStart w:id="71" w:name="_Toc494725284"/>
+      <w:bookmarkStart w:id="72" w:name="_Toc474433732"/>
+      <w:bookmarkStart w:id="73" w:name="_Toc474433557"/>
+      <w:bookmarkStart w:id="74" w:name="_Toc471905555"/>
       <w:r>
         <w:t>Diagramma delle classi</w:t>
       </w:r>
-      <w:bookmarkEnd w:id="69"/>
       <w:bookmarkEnd w:id="70"/>
       <w:bookmarkEnd w:id="71"/>
       <w:bookmarkEnd w:id="72"/>
       <w:bookmarkEnd w:id="73"/>
+      <w:bookmarkEnd w:id="74"/>
     </w:p>
     <w:p>
       <w:r>
@@ -28675,18 +29260,18 @@
       <w:pPr>
         <w:pStyle w:val="Titolo2"/>
       </w:pPr>
-      <w:bookmarkStart w:id="74" w:name="_Toc471905556"/>
-      <w:bookmarkStart w:id="75" w:name="_Toc474433558"/>
-      <w:bookmarkStart w:id="76" w:name="_Toc474433733"/>
-      <w:bookmarkStart w:id="77" w:name="_Toc195300128"/>
+      <w:bookmarkStart w:id="75" w:name="_Toc471905556"/>
+      <w:bookmarkStart w:id="76" w:name="_Toc474433558"/>
+      <w:bookmarkStart w:id="77" w:name="_Toc474433733"/>
+      <w:bookmarkStart w:id="78" w:name="_Toc195300128"/>
       <w:r>
         <w:lastRenderedPageBreak/>
         <w:t>Diagrammi di sequenza</w:t>
       </w:r>
-      <w:bookmarkEnd w:id="74"/>
       <w:bookmarkEnd w:id="75"/>
       <w:bookmarkEnd w:id="76"/>
       <w:bookmarkEnd w:id="77"/>
+      <w:bookmarkEnd w:id="78"/>
     </w:p>
     <w:p>
       <w:pPr>
@@ -29164,19 +29749,7 @@
         <w:t>, col fine ultimo di</w:t>
       </w:r>
       <w:r>
-        <w:t xml:space="preserve"> verificare sia la validità dei dati inseriti </w:t>
-      </w:r>
-      <w:r>
-        <w:t xml:space="preserve">che </w:t>
-      </w:r>
-      <w:r>
-        <w:t>quella del</w:t>
-      </w:r>
-      <w:r>
-        <w:t>le c</w:t>
-      </w:r>
-      <w:r>
-        <w:t>redenziali.</w:t>
+        <w:t xml:space="preserve"> verificare sia la validità dei dati inseriti che quella delle credenziali.</w:t>
       </w:r>
     </w:p>
     <w:p>
@@ -29198,10 +29771,7 @@
       </w:pPr>
       <w:r>
         <w:lastRenderedPageBreak/>
-        <w:t>Log-</w:t>
-      </w:r>
-      <w:r>
-        <w:t>out</w:t>
+        <w:t>Log-out</w:t>
       </w:r>
     </w:p>
     <w:p>
@@ -29428,25 +29998,7 @@
         <w:t xml:space="preserve"> </w:t>
       </w:r>
       <w:r>
-        <w:t>i</w:t>
-      </w:r>
-      <w:r>
-        <w:t>l</w:t>
-      </w:r>
-      <w:r>
-        <w:t xml:space="preserve"> metod</w:t>
-      </w:r>
-      <w:r>
-        <w:t>o</w:t>
-      </w:r>
-      <w:r>
-        <w:t xml:space="preserve"> privat</w:t>
-      </w:r>
-      <w:r>
-        <w:t>o</w:t>
-      </w:r>
-      <w:r>
-        <w:t xml:space="preserve"> </w:t>
+        <w:t xml:space="preserve">il metodo privato </w:t>
       </w:r>
       <w:proofErr w:type="spellStart"/>
       <w:proofErr w:type="gramStart"/>
@@ -29455,36 +30007,26 @@
           <w:b/>
           <w:bCs/>
         </w:rPr>
-        <w:t>verifica</w:t>
-      </w:r>
+        <w:t>verificaIntervalloCheckin</w:t>
+      </w:r>
+      <w:proofErr w:type="spellEnd"/>
       <w:r>
         <w:rPr>
           <w:b/>
           <w:bCs/>
         </w:rPr>
-        <w:t>IntervalloCheckin</w:t>
-      </w:r>
-      <w:proofErr w:type="spellEnd"/>
+        <w:t>(</w:t>
+      </w:r>
+      <w:proofErr w:type="gramEnd"/>
       <w:r>
         <w:rPr>
           <w:b/>
           <w:bCs/>
         </w:rPr>
-        <w:t>(</w:t>
-      </w:r>
-      <w:proofErr w:type="gramEnd"/>
-      <w:r>
-        <w:rPr>
-          <w:b/>
-          <w:bCs/>
-        </w:rPr>
         <w:t>)</w:t>
       </w:r>
       <w:r>
-        <w:t>, col fine ultimo di</w:t>
-      </w:r>
-      <w:r>
-        <w:t xml:space="preserve"> verificare se la richiesta di check-in sia avvenuta in un intervallo di tempo valido</w:t>
+        <w:t>, col fine ultimo di verificare se la richiesta di check-in sia avvenuta in un intervallo di tempo valido</w:t>
       </w:r>
     </w:p>
     <w:p/>
@@ -30562,8 +31104,6 @@
           <w:numId w:val="2"/>
         </w:numPr>
       </w:pPr>
-      <w:bookmarkStart w:id="78" w:name="_GoBack"/>
-      <w:bookmarkEnd w:id="78"/>
       <w:proofErr w:type="spellStart"/>
       <w:r>
         <w:lastRenderedPageBreak/>
@@ -41459,7 +41999,7 @@
             </wp:anchor>
           </w:drawing>
         </mc:Choice>
-        <mc:Fallback xmlns:cx2="http://schemas.microsoft.com/office/drawing/2015/10/21/chartex" xmlns:cx3="http://schemas.microsoft.com/office/drawing/2016/5/9/chartex" xmlns:cx4="http://schemas.microsoft.com/office/drawing/2016/5/10/chartex" xmlns:cx5="http://schemas.microsoft.com/office/drawing/2016/5/11/chartex" xmlns:cx6="http://schemas.microsoft.com/office/drawing/2016/5/12/chartex" xmlns:cx7="http://schemas.microsoft.com/office/drawing/2016/5/13/chartex" xmlns:cx8="http://schemas.microsoft.com/office/drawing/2016/5/14/chartex" xmlns:aink="http://schemas.microsoft.com/office/drawing/2016/ink" xmlns:am3d="http://schemas.microsoft.com/office/drawing/2017/model3d" xmlns:oel="http://schemas.microsoft.com/office/2019/extlst" xmlns:w16cex="http://schemas.microsoft.com/office/word/2018/wordml/cex" xmlns:w16cid="http://schemas.microsoft.com/office/word/2016/wordml/cid" xmlns:w16="http://schemas.microsoft.com/office/word/2018/wordml" xmlns:w16du="http://schemas.microsoft.com/office/word/2023/wordml/word16du" xmlns:w16sdtdh="http://schemas.microsoft.com/office/word/2020/wordml/sdtdatahash" xmlns:w16sdtfl="http://schemas.microsoft.com/office/word/2024/wordml/sdtformatlock" xmlns:pic="http://schemas.openxmlformats.org/drawingml/2006/picture" xmlns:a="http://schemas.openxmlformats.org/drawingml/2006/main">
+        <mc:Fallback xmlns:a="http://schemas.openxmlformats.org/drawingml/2006/main" xmlns:pic="http://schemas.openxmlformats.org/drawingml/2006/picture" xmlns:w16sdtfl="http://schemas.microsoft.com/office/word/2024/wordml/sdtformatlock" xmlns:w16sdtdh="http://schemas.microsoft.com/office/word/2020/wordml/sdtdatahash" xmlns:w16du="http://schemas.microsoft.com/office/word/2023/wordml/word16du" xmlns:w16="http://schemas.microsoft.com/office/word/2018/wordml" xmlns:w16cid="http://schemas.microsoft.com/office/word/2016/wordml/cid" xmlns:w16cex="http://schemas.microsoft.com/office/word/2018/wordml/cex" xmlns:oel="http://schemas.microsoft.com/office/2019/extlst" xmlns:am3d="http://schemas.microsoft.com/office/drawing/2017/model3d" xmlns:aink="http://schemas.microsoft.com/office/drawing/2016/ink" xmlns:cx8="http://schemas.microsoft.com/office/drawing/2016/5/14/chartex" xmlns:cx7="http://schemas.microsoft.com/office/drawing/2016/5/13/chartex" xmlns:cx6="http://schemas.microsoft.com/office/drawing/2016/5/12/chartex" xmlns:cx5="http://schemas.microsoft.com/office/drawing/2016/5/11/chartex" xmlns:cx4="http://schemas.microsoft.com/office/drawing/2016/5/10/chartex" xmlns:cx3="http://schemas.microsoft.com/office/drawing/2016/5/9/chartex" xmlns:cx2="http://schemas.microsoft.com/office/drawing/2015/10/21/chartex">
           <w:pict w14:anchorId="233D2310">
             <v:line id="shape_0" style="position:absolute" o:allowincell="f" stroked="t" from="-4.6pt,-3.3pt" to="485.9pt,-3.3pt" wp14:anchorId="00FEA600">
               <v:stroke weight="19080" color="#659ed5" joinstyle="round" endcap="flat"/>
@@ -41611,7 +42151,7 @@
                                   <w:rStyle w:val="Numeropagina"/>
                                   <w:noProof/>
                                 </w:rPr>
-                                <w:t>48</w:t>
+                                <w:t>49</w:t>
                               </w:r>
                               <w:r>
                                 <w:rPr>
@@ -41682,7 +42222,7 @@
                             <w:rStyle w:val="Numeropagina"/>
                             <w:noProof/>
                           </w:rPr>
-                          <w:t>48</w:t>
+                          <w:t>49</w:t>
                         </w:r>
                         <w:r>
                           <w:rPr>
@@ -41785,7 +42325,7 @@
             </wp:anchor>
           </w:drawing>
         </mc:Choice>
-        <mc:Fallback xmlns:cx2="http://schemas.microsoft.com/office/drawing/2015/10/21/chartex" xmlns:cx3="http://schemas.microsoft.com/office/drawing/2016/5/9/chartex" xmlns:cx4="http://schemas.microsoft.com/office/drawing/2016/5/10/chartex" xmlns:cx5="http://schemas.microsoft.com/office/drawing/2016/5/11/chartex" xmlns:cx6="http://schemas.microsoft.com/office/drawing/2016/5/12/chartex" xmlns:cx7="http://schemas.microsoft.com/office/drawing/2016/5/13/chartex" xmlns:cx8="http://schemas.microsoft.com/office/drawing/2016/5/14/chartex" xmlns:aink="http://schemas.microsoft.com/office/drawing/2016/ink" xmlns:am3d="http://schemas.microsoft.com/office/drawing/2017/model3d" xmlns:oel="http://schemas.microsoft.com/office/2019/extlst" xmlns:w16cex="http://schemas.microsoft.com/office/word/2018/wordml/cex" xmlns:w16cid="http://schemas.microsoft.com/office/word/2016/wordml/cid" xmlns:w16="http://schemas.microsoft.com/office/word/2018/wordml" xmlns:w16du="http://schemas.microsoft.com/office/word/2023/wordml/word16du" xmlns:w16sdtdh="http://schemas.microsoft.com/office/word/2020/wordml/sdtdatahash" xmlns:w16sdtfl="http://schemas.microsoft.com/office/word/2024/wordml/sdtformatlock" xmlns:pic="http://schemas.openxmlformats.org/drawingml/2006/picture" xmlns:a="http://schemas.openxmlformats.org/drawingml/2006/main">
+        <mc:Fallback xmlns:a="http://schemas.openxmlformats.org/drawingml/2006/main" xmlns:pic="http://schemas.openxmlformats.org/drawingml/2006/picture" xmlns:w16sdtfl="http://schemas.microsoft.com/office/word/2024/wordml/sdtformatlock" xmlns:w16sdtdh="http://schemas.microsoft.com/office/word/2020/wordml/sdtdatahash" xmlns:w16du="http://schemas.microsoft.com/office/word/2023/wordml/word16du" xmlns:w16="http://schemas.microsoft.com/office/word/2018/wordml" xmlns:w16cid="http://schemas.microsoft.com/office/word/2016/wordml/cid" xmlns:w16cex="http://schemas.microsoft.com/office/word/2018/wordml/cex" xmlns:oel="http://schemas.microsoft.com/office/2019/extlst" xmlns:am3d="http://schemas.microsoft.com/office/drawing/2017/model3d" xmlns:aink="http://schemas.microsoft.com/office/drawing/2016/ink" xmlns:cx8="http://schemas.microsoft.com/office/drawing/2016/5/14/chartex" xmlns:cx7="http://schemas.microsoft.com/office/drawing/2016/5/13/chartex" xmlns:cx6="http://schemas.microsoft.com/office/drawing/2016/5/12/chartex" xmlns:cx5="http://schemas.microsoft.com/office/drawing/2016/5/11/chartex" xmlns:cx4="http://schemas.microsoft.com/office/drawing/2016/5/10/chartex" xmlns:cx3="http://schemas.microsoft.com/office/drawing/2016/5/9/chartex" xmlns:cx2="http://schemas.microsoft.com/office/drawing/2015/10/21/chartex">
           <w:pict w14:anchorId="6689A102">
             <v:line id="shape_0" style="position:absolute" o:allowincell="f" stroked="t" from="-4.85pt,-3.05pt" to="706.1pt,-3.05pt" wp14:anchorId="48C5BA8A">
               <v:stroke weight="19080" color="#659ed5" joinstyle="round" endcap="flat"/>
@@ -42099,7 +42639,7 @@
             </wp:anchor>
           </w:drawing>
         </mc:Choice>
-        <mc:Fallback xmlns:cx2="http://schemas.microsoft.com/office/drawing/2015/10/21/chartex" xmlns:cx3="http://schemas.microsoft.com/office/drawing/2016/5/9/chartex" xmlns:cx4="http://schemas.microsoft.com/office/drawing/2016/5/10/chartex" xmlns:cx5="http://schemas.microsoft.com/office/drawing/2016/5/11/chartex" xmlns:cx6="http://schemas.microsoft.com/office/drawing/2016/5/12/chartex" xmlns:cx7="http://schemas.microsoft.com/office/drawing/2016/5/13/chartex" xmlns:cx8="http://schemas.microsoft.com/office/drawing/2016/5/14/chartex" xmlns:aink="http://schemas.microsoft.com/office/drawing/2016/ink" xmlns:am3d="http://schemas.microsoft.com/office/drawing/2017/model3d" xmlns:oel="http://schemas.microsoft.com/office/2019/extlst" xmlns:w16cex="http://schemas.microsoft.com/office/word/2018/wordml/cex" xmlns:w16cid="http://schemas.microsoft.com/office/word/2016/wordml/cid" xmlns:w16="http://schemas.microsoft.com/office/word/2018/wordml" xmlns:w16du="http://schemas.microsoft.com/office/word/2023/wordml/word16du" xmlns:w16sdtdh="http://schemas.microsoft.com/office/word/2020/wordml/sdtdatahash" xmlns:w16sdtfl="http://schemas.microsoft.com/office/word/2024/wordml/sdtformatlock" xmlns:pic="http://schemas.openxmlformats.org/drawingml/2006/picture" xmlns:a="http://schemas.openxmlformats.org/drawingml/2006/main">
+        <mc:Fallback xmlns:a="http://schemas.openxmlformats.org/drawingml/2006/main" xmlns:pic="http://schemas.openxmlformats.org/drawingml/2006/picture" xmlns:w16sdtfl="http://schemas.microsoft.com/office/word/2024/wordml/sdtformatlock" xmlns:w16sdtdh="http://schemas.microsoft.com/office/word/2020/wordml/sdtdatahash" xmlns:w16du="http://schemas.microsoft.com/office/word/2023/wordml/word16du" xmlns:w16="http://schemas.microsoft.com/office/word/2018/wordml" xmlns:w16cid="http://schemas.microsoft.com/office/word/2016/wordml/cid" xmlns:w16cex="http://schemas.microsoft.com/office/word/2018/wordml/cex" xmlns:oel="http://schemas.microsoft.com/office/2019/extlst" xmlns:am3d="http://schemas.microsoft.com/office/drawing/2017/model3d" xmlns:aink="http://schemas.microsoft.com/office/drawing/2016/ink" xmlns:cx8="http://schemas.microsoft.com/office/drawing/2016/5/14/chartex" xmlns:cx7="http://schemas.microsoft.com/office/drawing/2016/5/13/chartex" xmlns:cx6="http://schemas.microsoft.com/office/drawing/2016/5/12/chartex" xmlns:cx5="http://schemas.microsoft.com/office/drawing/2016/5/11/chartex" xmlns:cx4="http://schemas.microsoft.com/office/drawing/2016/5/10/chartex" xmlns:cx3="http://schemas.microsoft.com/office/drawing/2016/5/9/chartex" xmlns:cx2="http://schemas.microsoft.com/office/drawing/2015/10/21/chartex">
           <w:pict w14:anchorId="1F16A622">
             <v:line id="shape_0" style="position:absolute" o:allowincell="f" stroked="t" from="-4.85pt,-3.05pt" to="706.1pt,-3.05pt" wp14:anchorId="48C5BA8A">
               <v:stroke weight="19080" color="#659ed5" joinstyle="round" endcap="flat"/>
@@ -42412,7 +42952,7 @@
             </wp:anchor>
           </w:drawing>
         </mc:Choice>
-        <mc:Fallback xmlns:cx2="http://schemas.microsoft.com/office/drawing/2015/10/21/chartex" xmlns:cx3="http://schemas.microsoft.com/office/drawing/2016/5/9/chartex" xmlns:cx4="http://schemas.microsoft.com/office/drawing/2016/5/10/chartex" xmlns:cx5="http://schemas.microsoft.com/office/drawing/2016/5/11/chartex" xmlns:cx6="http://schemas.microsoft.com/office/drawing/2016/5/12/chartex" xmlns:cx7="http://schemas.microsoft.com/office/drawing/2016/5/13/chartex" xmlns:cx8="http://schemas.microsoft.com/office/drawing/2016/5/14/chartex" xmlns:aink="http://schemas.microsoft.com/office/drawing/2016/ink" xmlns:am3d="http://schemas.microsoft.com/office/drawing/2017/model3d" xmlns:oel="http://schemas.microsoft.com/office/2019/extlst" xmlns:w16cex="http://schemas.microsoft.com/office/word/2018/wordml/cex" xmlns:w16cid="http://schemas.microsoft.com/office/word/2016/wordml/cid" xmlns:w16="http://schemas.microsoft.com/office/word/2018/wordml" xmlns:w16du="http://schemas.microsoft.com/office/word/2023/wordml/word16du" xmlns:w16sdtdh="http://schemas.microsoft.com/office/word/2020/wordml/sdtdatahash" xmlns:w16sdtfl="http://schemas.microsoft.com/office/word/2024/wordml/sdtformatlock" xmlns:pic="http://schemas.openxmlformats.org/drawingml/2006/picture" xmlns:a="http://schemas.openxmlformats.org/drawingml/2006/main">
+        <mc:Fallback xmlns:a="http://schemas.openxmlformats.org/drawingml/2006/main" xmlns:pic="http://schemas.openxmlformats.org/drawingml/2006/picture" xmlns:w16sdtfl="http://schemas.microsoft.com/office/word/2024/wordml/sdtformatlock" xmlns:w16sdtdh="http://schemas.microsoft.com/office/word/2020/wordml/sdtdatahash" xmlns:w16du="http://schemas.microsoft.com/office/word/2023/wordml/word16du" xmlns:w16="http://schemas.microsoft.com/office/word/2018/wordml" xmlns:w16cid="http://schemas.microsoft.com/office/word/2016/wordml/cid" xmlns:w16cex="http://schemas.microsoft.com/office/word/2018/wordml/cex" xmlns:oel="http://schemas.microsoft.com/office/2019/extlst" xmlns:am3d="http://schemas.microsoft.com/office/drawing/2017/model3d" xmlns:aink="http://schemas.microsoft.com/office/drawing/2016/ink" xmlns:cx8="http://schemas.microsoft.com/office/drawing/2016/5/14/chartex" xmlns:cx7="http://schemas.microsoft.com/office/drawing/2016/5/13/chartex" xmlns:cx6="http://schemas.microsoft.com/office/drawing/2016/5/12/chartex" xmlns:cx5="http://schemas.microsoft.com/office/drawing/2016/5/11/chartex" xmlns:cx4="http://schemas.microsoft.com/office/drawing/2016/5/10/chartex" xmlns:cx3="http://schemas.microsoft.com/office/drawing/2016/5/9/chartex" xmlns:cx2="http://schemas.microsoft.com/office/drawing/2015/10/21/chartex">
           <w:pict w14:anchorId="3AA83756">
             <v:line id="shape_0" style="position:absolute" o:allowincell="f" stroked="t" from="-4.5pt,-2.35pt" to="483.6pt,-2.35pt" wp14:anchorId="07B71F51">
               <v:stroke weight="19080" color="#659ed5" joinstyle="round" endcap="flat"/>
@@ -42531,7 +43071,7 @@
             </wp:anchor>
           </w:drawing>
         </mc:Choice>
-        <mc:Fallback xmlns:cx2="http://schemas.microsoft.com/office/drawing/2015/10/21/chartex" xmlns:cx3="http://schemas.microsoft.com/office/drawing/2016/5/9/chartex" xmlns:cx4="http://schemas.microsoft.com/office/drawing/2016/5/10/chartex" xmlns:cx5="http://schemas.microsoft.com/office/drawing/2016/5/11/chartex" xmlns:cx6="http://schemas.microsoft.com/office/drawing/2016/5/12/chartex" xmlns:cx7="http://schemas.microsoft.com/office/drawing/2016/5/13/chartex" xmlns:cx8="http://schemas.microsoft.com/office/drawing/2016/5/14/chartex" xmlns:aink="http://schemas.microsoft.com/office/drawing/2016/ink" xmlns:am3d="http://schemas.microsoft.com/office/drawing/2017/model3d" xmlns:oel="http://schemas.microsoft.com/office/2019/extlst" xmlns:w16cex="http://schemas.microsoft.com/office/word/2018/wordml/cex" xmlns:w16cid="http://schemas.microsoft.com/office/word/2016/wordml/cid" xmlns:w16="http://schemas.microsoft.com/office/word/2018/wordml" xmlns:w16du="http://schemas.microsoft.com/office/word/2023/wordml/word16du" xmlns:w16sdtdh="http://schemas.microsoft.com/office/word/2020/wordml/sdtdatahash" xmlns:w16sdtfl="http://schemas.microsoft.com/office/word/2024/wordml/sdtformatlock" xmlns:pic="http://schemas.openxmlformats.org/drawingml/2006/picture" xmlns:a="http://schemas.openxmlformats.org/drawingml/2006/main">
+        <mc:Fallback xmlns:a="http://schemas.openxmlformats.org/drawingml/2006/main" xmlns:pic="http://schemas.openxmlformats.org/drawingml/2006/picture" xmlns:w16sdtfl="http://schemas.microsoft.com/office/word/2024/wordml/sdtformatlock" xmlns:w16sdtdh="http://schemas.microsoft.com/office/word/2020/wordml/sdtdatahash" xmlns:w16du="http://schemas.microsoft.com/office/word/2023/wordml/word16du" xmlns:w16="http://schemas.microsoft.com/office/word/2018/wordml" xmlns:w16cid="http://schemas.microsoft.com/office/word/2016/wordml/cid" xmlns:w16cex="http://schemas.microsoft.com/office/word/2018/wordml/cex" xmlns:oel="http://schemas.microsoft.com/office/2019/extlst" xmlns:am3d="http://schemas.microsoft.com/office/drawing/2017/model3d" xmlns:aink="http://schemas.microsoft.com/office/drawing/2016/ink" xmlns:cx8="http://schemas.microsoft.com/office/drawing/2016/5/14/chartex" xmlns:cx7="http://schemas.microsoft.com/office/drawing/2016/5/13/chartex" xmlns:cx6="http://schemas.microsoft.com/office/drawing/2016/5/12/chartex" xmlns:cx5="http://schemas.microsoft.com/office/drawing/2016/5/11/chartex" xmlns:cx4="http://schemas.microsoft.com/office/drawing/2016/5/10/chartex" xmlns:cx3="http://schemas.microsoft.com/office/drawing/2016/5/9/chartex" xmlns:cx2="http://schemas.microsoft.com/office/drawing/2015/10/21/chartex">
           <w:pict w14:anchorId="076FEA23">
             <v:line id="shape_0" style="position:absolute" o:allowincell="f" stroked="t" from="-4.5pt,-2.35pt" to="483.6pt,-2.35pt" wp14:anchorId="07B71F51">
               <v:stroke weight="19080" color="#659ed5" joinstyle="round" endcap="flat"/>
@@ -42659,7 +43199,7 @@
             </wp:anchor>
           </w:drawing>
         </mc:Choice>
-        <mc:Fallback xmlns:cx2="http://schemas.microsoft.com/office/drawing/2015/10/21/chartex" xmlns:cx3="http://schemas.microsoft.com/office/drawing/2016/5/9/chartex" xmlns:cx4="http://schemas.microsoft.com/office/drawing/2016/5/10/chartex" xmlns:cx5="http://schemas.microsoft.com/office/drawing/2016/5/11/chartex" xmlns:cx6="http://schemas.microsoft.com/office/drawing/2016/5/12/chartex" xmlns:cx7="http://schemas.microsoft.com/office/drawing/2016/5/13/chartex" xmlns:cx8="http://schemas.microsoft.com/office/drawing/2016/5/14/chartex" xmlns:aink="http://schemas.microsoft.com/office/drawing/2016/ink" xmlns:am3d="http://schemas.microsoft.com/office/drawing/2017/model3d" xmlns:oel="http://schemas.microsoft.com/office/2019/extlst" xmlns:w16cex="http://schemas.microsoft.com/office/word/2018/wordml/cex" xmlns:w16cid="http://schemas.microsoft.com/office/word/2016/wordml/cid" xmlns:w16="http://schemas.microsoft.com/office/word/2018/wordml" xmlns:w16du="http://schemas.microsoft.com/office/word/2023/wordml/word16du" xmlns:w16sdtdh="http://schemas.microsoft.com/office/word/2020/wordml/sdtdatahash" xmlns:w16sdtfl="http://schemas.microsoft.com/office/word/2024/wordml/sdtformatlock" xmlns:pic="http://schemas.openxmlformats.org/drawingml/2006/picture" xmlns:a="http://schemas.openxmlformats.org/drawingml/2006/main">
+        <mc:Fallback xmlns:a="http://schemas.openxmlformats.org/drawingml/2006/main" xmlns:pic="http://schemas.openxmlformats.org/drawingml/2006/picture" xmlns:w16sdtfl="http://schemas.microsoft.com/office/word/2024/wordml/sdtformatlock" xmlns:w16sdtdh="http://schemas.microsoft.com/office/word/2020/wordml/sdtdatahash" xmlns:w16du="http://schemas.microsoft.com/office/word/2023/wordml/word16du" xmlns:w16="http://schemas.microsoft.com/office/word/2018/wordml" xmlns:w16cid="http://schemas.microsoft.com/office/word/2016/wordml/cid" xmlns:w16cex="http://schemas.microsoft.com/office/word/2018/wordml/cex" xmlns:oel="http://schemas.microsoft.com/office/2019/extlst" xmlns:am3d="http://schemas.microsoft.com/office/drawing/2017/model3d" xmlns:aink="http://schemas.microsoft.com/office/drawing/2016/ink" xmlns:cx8="http://schemas.microsoft.com/office/drawing/2016/5/14/chartex" xmlns:cx7="http://schemas.microsoft.com/office/drawing/2016/5/13/chartex" xmlns:cx6="http://schemas.microsoft.com/office/drawing/2016/5/12/chartex" xmlns:cx5="http://schemas.microsoft.com/office/drawing/2016/5/11/chartex" xmlns:cx4="http://schemas.microsoft.com/office/drawing/2016/5/10/chartex" xmlns:cx3="http://schemas.microsoft.com/office/drawing/2016/5/9/chartex" xmlns:cx2="http://schemas.microsoft.com/office/drawing/2015/10/21/chartex">
           <w:pict w14:anchorId="488B45B5">
             <v:line id="shape_0" style="position:absolute" o:allowincell="f" stroked="t" from="-4.6pt,-3.3pt" to="485.9pt,-3.3pt" wp14:anchorId="00FEA600">
               <v:stroke weight="19080" color="#659ed5" joinstyle="round" endcap="flat"/>
@@ -42811,7 +43351,7 @@
                                   <w:rStyle w:val="Numeropagina"/>
                                   <w:noProof/>
                                 </w:rPr>
-                                <w:t>13</w:t>
+                                <w:t>12</w:t>
                               </w:r>
                               <w:r>
                                 <w:rPr>
@@ -42882,7 +43422,7 @@
                             <w:rStyle w:val="Numeropagina"/>
                             <w:noProof/>
                           </w:rPr>
-                          <w:t>13</w:t>
+                          <w:t>12</w:t>
                         </w:r>
                         <w:r>
                           <w:rPr>
@@ -42969,7 +43509,7 @@
             </wp:anchor>
           </w:drawing>
         </mc:Choice>
-        <mc:Fallback xmlns:cx2="http://schemas.microsoft.com/office/drawing/2015/10/21/chartex" xmlns:cx3="http://schemas.microsoft.com/office/drawing/2016/5/9/chartex" xmlns:cx4="http://schemas.microsoft.com/office/drawing/2016/5/10/chartex" xmlns:cx5="http://schemas.microsoft.com/office/drawing/2016/5/11/chartex" xmlns:cx6="http://schemas.microsoft.com/office/drawing/2016/5/12/chartex" xmlns:cx7="http://schemas.microsoft.com/office/drawing/2016/5/13/chartex" xmlns:cx8="http://schemas.microsoft.com/office/drawing/2016/5/14/chartex" xmlns:aink="http://schemas.microsoft.com/office/drawing/2016/ink" xmlns:am3d="http://schemas.microsoft.com/office/drawing/2017/model3d" xmlns:oel="http://schemas.microsoft.com/office/2019/extlst" xmlns:w16cex="http://schemas.microsoft.com/office/word/2018/wordml/cex" xmlns:w16cid="http://schemas.microsoft.com/office/word/2016/wordml/cid" xmlns:w16="http://schemas.microsoft.com/office/word/2018/wordml" xmlns:w16du="http://schemas.microsoft.com/office/word/2023/wordml/word16du" xmlns:w16sdtdh="http://schemas.microsoft.com/office/word/2020/wordml/sdtdatahash" xmlns:w16sdtfl="http://schemas.microsoft.com/office/word/2024/wordml/sdtformatlock" xmlns:pic="http://schemas.openxmlformats.org/drawingml/2006/picture" xmlns:a="http://schemas.openxmlformats.org/drawingml/2006/main">
+        <mc:Fallback xmlns:a="http://schemas.openxmlformats.org/drawingml/2006/main" xmlns:pic="http://schemas.openxmlformats.org/drawingml/2006/picture" xmlns:w16sdtfl="http://schemas.microsoft.com/office/word/2024/wordml/sdtformatlock" xmlns:w16sdtdh="http://schemas.microsoft.com/office/word/2020/wordml/sdtdatahash" xmlns:w16du="http://schemas.microsoft.com/office/word/2023/wordml/word16du" xmlns:w16="http://schemas.microsoft.com/office/word/2018/wordml" xmlns:w16cid="http://schemas.microsoft.com/office/word/2016/wordml/cid" xmlns:w16cex="http://schemas.microsoft.com/office/word/2018/wordml/cex" xmlns:oel="http://schemas.microsoft.com/office/2019/extlst" xmlns:am3d="http://schemas.microsoft.com/office/drawing/2017/model3d" xmlns:aink="http://schemas.microsoft.com/office/drawing/2016/ink" xmlns:cx8="http://schemas.microsoft.com/office/drawing/2016/5/14/chartex" xmlns:cx7="http://schemas.microsoft.com/office/drawing/2016/5/13/chartex" xmlns:cx6="http://schemas.microsoft.com/office/drawing/2016/5/12/chartex" xmlns:cx5="http://schemas.microsoft.com/office/drawing/2016/5/11/chartex" xmlns:cx4="http://schemas.microsoft.com/office/drawing/2016/5/10/chartex" xmlns:cx3="http://schemas.microsoft.com/office/drawing/2016/5/9/chartex" xmlns:cx2="http://schemas.microsoft.com/office/drawing/2015/10/21/chartex">
           <w:pict w14:anchorId="44F961BF">
             <v:line id="shape_0" style="position:absolute" o:allowincell="f" stroked="t" from="-4.6pt,-3.3pt" to="485.9pt,-3.3pt" wp14:anchorId="00FEA600">
               <v:stroke weight="19080" color="#659ed5" joinstyle="round" endcap="flat"/>
@@ -43277,7 +43817,7 @@
             </wp:anchor>
           </w:drawing>
         </mc:Choice>
-        <mc:Fallback xmlns:cx2="http://schemas.microsoft.com/office/drawing/2015/10/21/chartex" xmlns:cx3="http://schemas.microsoft.com/office/drawing/2016/5/9/chartex" xmlns:cx4="http://schemas.microsoft.com/office/drawing/2016/5/10/chartex" xmlns:cx5="http://schemas.microsoft.com/office/drawing/2016/5/11/chartex" xmlns:cx6="http://schemas.microsoft.com/office/drawing/2016/5/12/chartex" xmlns:cx7="http://schemas.microsoft.com/office/drawing/2016/5/13/chartex" xmlns:cx8="http://schemas.microsoft.com/office/drawing/2016/5/14/chartex" xmlns:aink="http://schemas.microsoft.com/office/drawing/2016/ink" xmlns:am3d="http://schemas.microsoft.com/office/drawing/2017/model3d" xmlns:oel="http://schemas.microsoft.com/office/2019/extlst" xmlns:w16cex="http://schemas.microsoft.com/office/word/2018/wordml/cex" xmlns:w16cid="http://schemas.microsoft.com/office/word/2016/wordml/cid" xmlns:w16="http://schemas.microsoft.com/office/word/2018/wordml" xmlns:w16du="http://schemas.microsoft.com/office/word/2023/wordml/word16du" xmlns:w16sdtdh="http://schemas.microsoft.com/office/word/2020/wordml/sdtdatahash" xmlns:w16sdtfl="http://schemas.microsoft.com/office/word/2024/wordml/sdtformatlock" xmlns:pic="http://schemas.openxmlformats.org/drawingml/2006/picture" xmlns:a="http://schemas.openxmlformats.org/drawingml/2006/main">
+        <mc:Fallback xmlns:a="http://schemas.openxmlformats.org/drawingml/2006/main" xmlns:pic="http://schemas.openxmlformats.org/drawingml/2006/picture" xmlns:w16sdtfl="http://schemas.microsoft.com/office/word/2024/wordml/sdtformatlock" xmlns:w16sdtdh="http://schemas.microsoft.com/office/word/2020/wordml/sdtdatahash" xmlns:w16du="http://schemas.microsoft.com/office/word/2023/wordml/word16du" xmlns:w16="http://schemas.microsoft.com/office/word/2018/wordml" xmlns:w16cid="http://schemas.microsoft.com/office/word/2016/wordml/cid" xmlns:w16cex="http://schemas.microsoft.com/office/word/2018/wordml/cex" xmlns:oel="http://schemas.microsoft.com/office/2019/extlst" xmlns:am3d="http://schemas.microsoft.com/office/drawing/2017/model3d" xmlns:aink="http://schemas.microsoft.com/office/drawing/2016/ink" xmlns:cx8="http://schemas.microsoft.com/office/drawing/2016/5/14/chartex" xmlns:cx7="http://schemas.microsoft.com/office/drawing/2016/5/13/chartex" xmlns:cx6="http://schemas.microsoft.com/office/drawing/2016/5/12/chartex" xmlns:cx5="http://schemas.microsoft.com/office/drawing/2016/5/11/chartex" xmlns:cx4="http://schemas.microsoft.com/office/drawing/2016/5/10/chartex" xmlns:cx3="http://schemas.microsoft.com/office/drawing/2016/5/9/chartex" xmlns:cx2="http://schemas.microsoft.com/office/drawing/2015/10/21/chartex">
           <w:pict w14:anchorId="09159EB1">
             <v:line id="shape_0" style="position:absolute" o:allowincell="f" stroked="t" from="-4.6pt,-3.3pt" to="485.9pt,-3.3pt" wp14:anchorId="00FEA600">
               <v:stroke weight="19080" color="#659ed5" joinstyle="round" endcap="flat"/>
@@ -43429,7 +43969,7 @@
                                   <w:rStyle w:val="Numeropagina"/>
                                   <w:noProof/>
                                 </w:rPr>
-                                <w:t>25</w:t>
+                                <w:t>23</w:t>
                               </w:r>
                               <w:r>
                                 <w:rPr>
@@ -43500,7 +44040,7 @@
                             <w:rStyle w:val="Numeropagina"/>
                             <w:noProof/>
                           </w:rPr>
-                          <w:t>25</w:t>
+                          <w:t>23</w:t>
                         </w:r>
                         <w:r>
                           <w:rPr>
@@ -43587,7 +44127,7 @@
             </wp:anchor>
           </w:drawing>
         </mc:Choice>
-        <mc:Fallback xmlns:cx2="http://schemas.microsoft.com/office/drawing/2015/10/21/chartex" xmlns:cx3="http://schemas.microsoft.com/office/drawing/2016/5/9/chartex" xmlns:cx4="http://schemas.microsoft.com/office/drawing/2016/5/10/chartex" xmlns:cx5="http://schemas.microsoft.com/office/drawing/2016/5/11/chartex" xmlns:cx6="http://schemas.microsoft.com/office/drawing/2016/5/12/chartex" xmlns:cx7="http://schemas.microsoft.com/office/drawing/2016/5/13/chartex" xmlns:cx8="http://schemas.microsoft.com/office/drawing/2016/5/14/chartex" xmlns:aink="http://schemas.microsoft.com/office/drawing/2016/ink" xmlns:am3d="http://schemas.microsoft.com/office/drawing/2017/model3d" xmlns:oel="http://schemas.microsoft.com/office/2019/extlst" xmlns:w16cex="http://schemas.microsoft.com/office/word/2018/wordml/cex" xmlns:w16cid="http://schemas.microsoft.com/office/word/2016/wordml/cid" xmlns:w16="http://schemas.microsoft.com/office/word/2018/wordml" xmlns:w16du="http://schemas.microsoft.com/office/word/2023/wordml/word16du" xmlns:w16sdtdh="http://schemas.microsoft.com/office/word/2020/wordml/sdtdatahash" xmlns:w16sdtfl="http://schemas.microsoft.com/office/word/2024/wordml/sdtformatlock" xmlns:pic="http://schemas.openxmlformats.org/drawingml/2006/picture" xmlns:a="http://schemas.openxmlformats.org/drawingml/2006/main">
+        <mc:Fallback xmlns:a="http://schemas.openxmlformats.org/drawingml/2006/main" xmlns:pic="http://schemas.openxmlformats.org/drawingml/2006/picture" xmlns:w16sdtfl="http://schemas.microsoft.com/office/word/2024/wordml/sdtformatlock" xmlns:w16sdtdh="http://schemas.microsoft.com/office/word/2020/wordml/sdtdatahash" xmlns:w16du="http://schemas.microsoft.com/office/word/2023/wordml/word16du" xmlns:w16="http://schemas.microsoft.com/office/word/2018/wordml" xmlns:w16cid="http://schemas.microsoft.com/office/word/2016/wordml/cid" xmlns:w16cex="http://schemas.microsoft.com/office/word/2018/wordml/cex" xmlns:oel="http://schemas.microsoft.com/office/2019/extlst" xmlns:am3d="http://schemas.microsoft.com/office/drawing/2017/model3d" xmlns:aink="http://schemas.microsoft.com/office/drawing/2016/ink" xmlns:cx8="http://schemas.microsoft.com/office/drawing/2016/5/14/chartex" xmlns:cx7="http://schemas.microsoft.com/office/drawing/2016/5/13/chartex" xmlns:cx6="http://schemas.microsoft.com/office/drawing/2016/5/12/chartex" xmlns:cx5="http://schemas.microsoft.com/office/drawing/2016/5/11/chartex" xmlns:cx4="http://schemas.microsoft.com/office/drawing/2016/5/10/chartex" xmlns:cx3="http://schemas.microsoft.com/office/drawing/2016/5/9/chartex" xmlns:cx2="http://schemas.microsoft.com/office/drawing/2015/10/21/chartex">
           <w:pict w14:anchorId="44C62662">
             <v:line id="shape_0" style="position:absolute" o:allowincell="f" stroked="t" from="-4.6pt,-3.3pt" to="485.9pt,-3.3pt" wp14:anchorId="00FEA600">
               <v:stroke weight="19080" color="#659ed5" joinstyle="round" endcap="flat"/>
@@ -43739,7 +44279,7 @@
                                   <w:rStyle w:val="Numeropagina"/>
                                   <w:noProof/>
                                 </w:rPr>
-                                <w:t>39</w:t>
+                                <w:t>40</w:t>
                               </w:r>
                               <w:r>
                                 <w:rPr>
@@ -43810,7 +44350,7 @@
                             <w:rStyle w:val="Numeropagina"/>
                             <w:noProof/>
                           </w:rPr>
-                          <w:t>39</w:t>
+                          <w:t>40</w:t>
                         </w:r>
                         <w:r>
                           <w:rPr>
@@ -51598,12 +52138,21 @@
 </file>
 
 <file path=customXml/item1.xml><?xml version="1.0" encoding="utf-8"?>
+<?mso-contentType ?>
+<FormTemplates xmlns="http://schemas.microsoft.com/sharepoint/v3/contenttype/forms">
+  <Display>DocumentLibraryForm</Display>
+  <Edit>DocumentLibraryForm</Edit>
+  <New>DocumentLibraryForm</New>
+</FormTemplates>
+</file>
+
+<file path=customXml/item2.xml><?xml version="1.0" encoding="utf-8"?>
 <p:properties xmlns:p="http://schemas.microsoft.com/office/2006/metadata/properties" xmlns:xsi="http://www.w3.org/2001/XMLSchema-instance" xmlns:pc="http://schemas.microsoft.com/office/infopath/2007/PartnerControls">
   <documentManagement/>
 </p:properties>
 </file>
 
-<file path=customXml/item2.xml><?xml version="1.0" encoding="utf-8"?>
+<file path=customXml/item3.xml><?xml version="1.0" encoding="utf-8"?>
 <ct:contentTypeSchema xmlns:ct="http://schemas.microsoft.com/office/2006/metadata/contentType" xmlns:ma="http://schemas.microsoft.com/office/2006/metadata/properties/metaAttributes" ct:_="" ma:_="" ma:contentTypeName="Document" ma:contentTypeID="0x0101006F04A4F13508C741ACE8AA56FFE3D10B" ma:contentTypeVersion="3" ma:contentTypeDescription="Create a new document." ma:contentTypeScope="" ma:versionID="ae74d4b9aee1c489174765fe6dbf7085">
   <xsd:schema xmlns:xsd="http://www.w3.org/2001/XMLSchema" xmlns:xs="http://www.w3.org/2001/XMLSchema" xmlns:p="http://schemas.microsoft.com/office/2006/metadata/properties" xmlns:ns2="73091f6d-7efc-4d80-b345-57c665de3b33" targetNamespace="http://schemas.microsoft.com/office/2006/metadata/properties" ma:root="true" ma:fieldsID="ad47a26360bfbf964ac1e7e308878997" ns2:_="">
     <xsd:import namespace="73091f6d-7efc-4d80-b345-57c665de3b33"/>
@@ -51741,20 +52290,19 @@
 </ct:contentTypeSchema>
 </file>
 
-<file path=customXml/item3.xml><?xml version="1.0" encoding="utf-8"?>
-<?mso-contentType ?>
-<FormTemplates xmlns="http://schemas.microsoft.com/sharepoint/v3/contenttype/forms">
-  <Display>DocumentLibraryForm</Display>
-  <Edit>DocumentLibraryForm</Edit>
-  <New>DocumentLibraryForm</New>
-</FormTemplates>
-</file>
-
 <file path=customXml/item4.xml><?xml version="1.0" encoding="utf-8"?>
 <b:Sources xmlns:b="http://schemas.openxmlformats.org/officeDocument/2006/bibliography" xmlns="http://schemas.openxmlformats.org/officeDocument/2006/bibliography" SelectedStyle="/APA.XSL" StyleName="APA"/>
 </file>
 
 <file path=customXml/itemProps1.xml><?xml version="1.0" encoding="utf-8"?>
+<ds:datastoreItem xmlns:ds="http://schemas.openxmlformats.org/officeDocument/2006/customXml" ds:itemID="{7A92FC2C-203E-4C0D-85A9-20D789DE0FA5}">
+  <ds:schemaRefs>
+    <ds:schemaRef ds:uri="http://schemas.microsoft.com/sharepoint/v3/contenttype/forms"/>
+  </ds:schemaRefs>
+</ds:datastoreItem>
+</file>
+
+<file path=customXml/itemProps2.xml><?xml version="1.0" encoding="utf-8"?>
 <ds:datastoreItem xmlns:ds="http://schemas.openxmlformats.org/officeDocument/2006/customXml" ds:itemID="{B1FF55AB-12A0-4DCC-B57A-E7539478881A}">
   <ds:schemaRefs>
     <ds:schemaRef ds:uri="http://schemas.microsoft.com/office/2006/metadata/properties"/>
@@ -51763,7 +52311,7 @@
 </ds:datastoreItem>
 </file>
 
-<file path=customXml/itemProps2.xml><?xml version="1.0" encoding="utf-8"?>
+<file path=customXml/itemProps3.xml><?xml version="1.0" encoding="utf-8"?>
 <ds:datastoreItem xmlns:ds="http://schemas.openxmlformats.org/officeDocument/2006/customXml" ds:itemID="{CA04803F-38A4-427F-83B5-157200DCBBE9}">
   <ds:schemaRefs>
     <ds:schemaRef ds:uri="http://schemas.microsoft.com/office/2006/metadata/contentType"/>
@@ -51781,16 +52329,8 @@
 </ds:datastoreItem>
 </file>
 
-<file path=customXml/itemProps3.xml><?xml version="1.0" encoding="utf-8"?>
-<ds:datastoreItem xmlns:ds="http://schemas.openxmlformats.org/officeDocument/2006/customXml" ds:itemID="{7A92FC2C-203E-4C0D-85A9-20D789DE0FA5}">
-  <ds:schemaRefs>
-    <ds:schemaRef ds:uri="http://schemas.microsoft.com/sharepoint/v3/contenttype/forms"/>
-  </ds:schemaRefs>
-</ds:datastoreItem>
-</file>
-
 <file path=customXml/itemProps4.xml><?xml version="1.0" encoding="utf-8"?>
-<ds:datastoreItem xmlns:ds="http://schemas.openxmlformats.org/officeDocument/2006/customXml" ds:itemID="{138A58E7-4083-42CB-88FC-C0F31033F4EC}">
+<ds:datastoreItem xmlns:ds="http://schemas.openxmlformats.org/officeDocument/2006/customXml" ds:itemID="{5F7344D3-F60F-4496-A58D-3AC19C7BACC4}">
   <ds:schemaRefs>
     <ds:schemaRef ds:uri="http://schemas.openxmlformats.org/officeDocument/2006/bibliography"/>
   </ds:schemaRefs>

--- a/Documentation/Documentazione.docx
+++ b/Documentation/Documentazione.docx
@@ -31942,26 +31942,23 @@
         <w:jc w:val="center"/>
       </w:pPr>
       <w:r>
-        <w:rPr>
-          <w:noProof/>
-        </w:rPr>
         <w:drawing>
-          <wp:inline distT="0" distB="0" distL="0" distR="0" wp14:anchorId="1F517DF9" wp14:editId="47CB0A79">
-            <wp:extent cx="4572000" cy="3235242"/>
+          <wp:inline wp14:editId="44785216" wp14:anchorId="7B718D0F">
+            <wp:extent cx="4572000" cy="2154457"/>
             <wp:effectExtent l="0" t="0" r="0" b="0"/>
-            <wp:docPr id="1796537258" name="drawing"/>
+            <wp:docPr id="1112562846" name="drawing"/>
             <wp:cNvGraphicFramePr>
-              <a:graphicFrameLocks xmlns:a="http://schemas.openxmlformats.org/drawingml/2006/main" noChangeAspect="1"/>
+              <a:graphicFrameLocks noChangeAspect="1"/>
             </wp:cNvGraphicFramePr>
-            <a:graphic xmlns:a="http://schemas.openxmlformats.org/drawingml/2006/main">
-              <a:graphicData uri="http://schemas.openxmlformats.org/drawingml/2006/picture">
+            <a:graphic>
+              <a:graphicData xmlns:a="http://schemas.openxmlformats.org/drawingml/2006/main" uri="http://schemas.openxmlformats.org/drawingml/2006/picture">
                 <pic:pic xmlns:pic="http://schemas.openxmlformats.org/drawingml/2006/picture">
                   <pic:nvPicPr>
-                    <pic:cNvPr id="1796537258" name="Picture 1796537258"/>
+                    <pic:cNvPr id="1112562846" name="Picture 1112562846"/>
                     <pic:cNvPicPr/>
                   </pic:nvPicPr>
                   <pic:blipFill>
-                    <a:blip r:embed="rId29">
+                    <a:blip xmlns:r="http://schemas.openxmlformats.org/officeDocument/2006/relationships" r:embed="rId2042273215">
                       <a:extLst>
                         <a:ext uri="{28A0092B-C50C-407E-A947-70E740481C1C}">
                           <a14:useLocalDpi xmlns:a14="http://schemas.microsoft.com/office/drawing/2010/main"/>
@@ -31973,9 +31970,9 @@
                     </a:stretch>
                   </pic:blipFill>
                   <pic:spPr>
-                    <a:xfrm>
+                    <a:xfrm rot="0">
                       <a:off x="0" y="0"/>
-                      <a:ext cx="4572000" cy="3235242"/>
+                      <a:ext cx="4572000" cy="2154457"/>
                     </a:xfrm>
                     <a:prstGeom prst="rect">
                       <a:avLst/>
@@ -31992,42 +31989,47 @@
     <w:p>
       <w:pPr>
         <w:pStyle w:val="Titolo3"/>
-        <w:numPr>
-          <w:ilvl w:val="2"/>
-          <w:numId w:val="2"/>
-        </w:numPr>
-      </w:pPr>
-      <w:proofErr w:type="spellStart"/>
-      <w:r>
-        <w:t>GestioneAuleStudio</w:t>
-      </w:r>
-      <w:proofErr w:type="spellEnd"/>
+        <w:rPr/>
+      </w:pPr>
+      <w:r>
+        <w:rPr/>
+        <w:t>Creaz</w:t>
+      </w:r>
+      <w:r>
+        <w:rPr/>
+        <w:t>ioneAul</w:t>
+      </w:r>
+      <w:r>
+        <w:rPr/>
+        <w:t>a</w:t>
+      </w:r>
+      <w:r>
+        <w:rPr/>
+        <w:t>Studio</w:t>
+      </w:r>
     </w:p>
     <w:p>
       <w:pPr>
         <w:jc w:val="center"/>
       </w:pPr>
       <w:r>
-        <w:rPr>
-          <w:noProof/>
-        </w:rPr>
         <w:drawing>
-          <wp:inline distT="0" distB="0" distL="0" distR="0" wp14:anchorId="327F12C8" wp14:editId="2743FCEE">
-            <wp:extent cx="4572000" cy="4195148"/>
+          <wp:inline wp14:editId="12CAB694" wp14:anchorId="20757ABD">
+            <wp:extent cx="4572000" cy="3448554"/>
             <wp:effectExtent l="0" t="0" r="0" b="0"/>
-            <wp:docPr id="1731676634" name="drawing"/>
+            <wp:docPr id="315263666" name="drawing"/>
             <wp:cNvGraphicFramePr>
-              <a:graphicFrameLocks xmlns:a="http://schemas.openxmlformats.org/drawingml/2006/main" noChangeAspect="1"/>
+              <a:graphicFrameLocks noChangeAspect="1"/>
             </wp:cNvGraphicFramePr>
-            <a:graphic xmlns:a="http://schemas.openxmlformats.org/drawingml/2006/main">
-              <a:graphicData uri="http://schemas.openxmlformats.org/drawingml/2006/picture">
+            <a:graphic>
+              <a:graphicData xmlns:a="http://schemas.openxmlformats.org/drawingml/2006/main" uri="http://schemas.openxmlformats.org/drawingml/2006/picture">
                 <pic:pic xmlns:pic="http://schemas.openxmlformats.org/drawingml/2006/picture">
                   <pic:nvPicPr>
-                    <pic:cNvPr id="1731676634" name="Picture 1731676634"/>
+                    <pic:cNvPr id="315263666" name="Picture 315263666"/>
                     <pic:cNvPicPr/>
                   </pic:nvPicPr>
                   <pic:blipFill>
-                    <a:blip r:embed="rId30">
+                    <a:blip xmlns:r="http://schemas.openxmlformats.org/officeDocument/2006/relationships" r:embed="rId84186421">
                       <a:extLst>
                         <a:ext uri="{28A0092B-C50C-407E-A947-70E740481C1C}">
                           <a14:useLocalDpi xmlns:a14="http://schemas.microsoft.com/office/drawing/2010/main"/>
@@ -32039,9 +32041,9 @@
                     </a:stretch>
                   </pic:blipFill>
                   <pic:spPr>
-                    <a:xfrm>
+                    <a:xfrm rot="0">
                       <a:off x="0" y="0"/>
-                      <a:ext cx="4572000" cy="4195148"/>
+                      <a:ext cx="4572000" cy="3448554"/>
                     </a:xfrm>
                     <a:prstGeom prst="rect">
                       <a:avLst/>
@@ -32057,42 +32059,44 @@
     <w:p>
       <w:pPr>
         <w:pStyle w:val="Titolo3"/>
-        <w:numPr>
-          <w:ilvl w:val="2"/>
-          <w:numId w:val="2"/>
-        </w:numPr>
-      </w:pPr>
-      <w:proofErr w:type="spellStart"/>
-      <w:r>
-        <w:t>MonitoraggioSale</w:t>
-      </w:r>
-      <w:proofErr w:type="spellEnd"/>
+        <w:rPr/>
+      </w:pPr>
+      <w:r>
+        <w:rPr/>
+        <w:t>Modif</w:t>
+      </w:r>
+      <w:r>
+        <w:rPr/>
+        <w:t>i</w:t>
+      </w:r>
+      <w:r>
+        <w:rPr/>
+        <w:t>caAulaStudio</w:t>
+      </w:r>
     </w:p>
     <w:p>
       <w:pPr>
+        <w:pStyle w:val="Normale"/>
         <w:jc w:val="center"/>
       </w:pPr>
       <w:r>
-        <w:rPr>
-          <w:noProof/>
-        </w:rPr>
         <w:drawing>
-          <wp:inline distT="0" distB="0" distL="0" distR="0" wp14:anchorId="3F131842" wp14:editId="5049358F">
-            <wp:extent cx="4572000" cy="3142807"/>
+          <wp:inline wp14:editId="6BD56A61" wp14:anchorId="1EBD097E">
+            <wp:extent cx="4572000" cy="4401350"/>
             <wp:effectExtent l="0" t="0" r="0" b="0"/>
-            <wp:docPr id="35188188" name="drawing"/>
+            <wp:docPr id="90958843" name="drawing"/>
             <wp:cNvGraphicFramePr>
-              <a:graphicFrameLocks xmlns:a="http://schemas.openxmlformats.org/drawingml/2006/main" noChangeAspect="1"/>
+              <a:graphicFrameLocks noChangeAspect="1"/>
             </wp:cNvGraphicFramePr>
-            <a:graphic xmlns:a="http://schemas.openxmlformats.org/drawingml/2006/main">
-              <a:graphicData uri="http://schemas.openxmlformats.org/drawingml/2006/picture">
+            <a:graphic>
+              <a:graphicData xmlns:a="http://schemas.openxmlformats.org/drawingml/2006/main" uri="http://schemas.openxmlformats.org/drawingml/2006/picture">
                 <pic:pic xmlns:pic="http://schemas.openxmlformats.org/drawingml/2006/picture">
                   <pic:nvPicPr>
-                    <pic:cNvPr id="35188188" name="Picture 35188188"/>
+                    <pic:cNvPr id="90958843" name="Picture 90958843"/>
                     <pic:cNvPicPr/>
                   </pic:nvPicPr>
                   <pic:blipFill>
-                    <a:blip r:embed="rId31">
+                    <a:blip xmlns:r="http://schemas.openxmlformats.org/officeDocument/2006/relationships" r:embed="rId256545068">
                       <a:extLst>
                         <a:ext uri="{28A0092B-C50C-407E-A947-70E740481C1C}">
                           <a14:useLocalDpi xmlns:a14="http://schemas.microsoft.com/office/drawing/2010/main"/>
@@ -32104,9 +32108,9 @@
                     </a:stretch>
                   </pic:blipFill>
                   <pic:spPr>
-                    <a:xfrm>
+                    <a:xfrm rot="0">
                       <a:off x="0" y="0"/>
-                      <a:ext cx="4572000" cy="3142807"/>
+                      <a:ext cx="4572000" cy="4401350"/>
                     </a:xfrm>
                     <a:prstGeom prst="rect">
                       <a:avLst/>
@@ -32121,53 +32125,36 @@
     </w:p>
     <w:p>
       <w:pPr>
-        <w:jc w:val="both"/>
-      </w:pPr>
+        <w:pStyle w:val="Titolo3"/>
+        <w:rPr/>
+      </w:pPr>
+      <w:r>
+        <w:rPr/>
+        <w:t>MonitoraggioSale</w:t>
+      </w:r>
     </w:p>
     <w:p>
       <w:pPr>
-        <w:jc w:val="both"/>
-      </w:pPr>
-    </w:p>
-    <w:p>
-      <w:pPr>
-        <w:pStyle w:val="Titolo3"/>
-        <w:numPr>
-          <w:ilvl w:val="2"/>
-          <w:numId w:val="2"/>
-        </w:numPr>
-      </w:pPr>
-      <w:proofErr w:type="spellStart"/>
-      <w:r>
-        <w:t>ConsultazioneStoricoPrenotazioni</w:t>
-      </w:r>
-      <w:proofErr w:type="spellEnd"/>
-    </w:p>
-    <w:p>
-      <w:pPr>
         <w:jc w:val="center"/>
       </w:pPr>
       <w:r>
-        <w:rPr>
-          <w:noProof/>
-        </w:rPr>
         <w:drawing>
-          <wp:inline distT="0" distB="0" distL="0" distR="0" wp14:anchorId="7E4C0A11" wp14:editId="42CCD213">
-            <wp:extent cx="4572000" cy="3050371"/>
+          <wp:inline wp14:editId="698BF862" wp14:anchorId="292FFB7A">
+            <wp:extent cx="4572000" cy="5306491"/>
             <wp:effectExtent l="0" t="0" r="0" b="0"/>
-            <wp:docPr id="1247196958" name="drawing"/>
+            <wp:docPr id="891713446" name="drawing"/>
             <wp:cNvGraphicFramePr>
-              <a:graphicFrameLocks xmlns:a="http://schemas.openxmlformats.org/drawingml/2006/main" noChangeAspect="1"/>
+              <a:graphicFrameLocks noChangeAspect="1"/>
             </wp:cNvGraphicFramePr>
-            <a:graphic xmlns:a="http://schemas.openxmlformats.org/drawingml/2006/main">
-              <a:graphicData uri="http://schemas.openxmlformats.org/drawingml/2006/picture">
+            <a:graphic>
+              <a:graphicData xmlns:a="http://schemas.openxmlformats.org/drawingml/2006/main" uri="http://schemas.openxmlformats.org/drawingml/2006/picture">
                 <pic:pic xmlns:pic="http://schemas.openxmlformats.org/drawingml/2006/picture">
                   <pic:nvPicPr>
-                    <pic:cNvPr id="1247196958" name="Picture 1247196958"/>
+                    <pic:cNvPr id="891713446" name="Picture 891713446"/>
                     <pic:cNvPicPr/>
                   </pic:nvPicPr>
                   <pic:blipFill>
-                    <a:blip r:embed="rId32">
+                    <a:blip xmlns:r="http://schemas.openxmlformats.org/officeDocument/2006/relationships" r:embed="rId1243912681">
                       <a:extLst>
                         <a:ext uri="{28A0092B-C50C-407E-A947-70E740481C1C}">
                           <a14:useLocalDpi xmlns:a14="http://schemas.microsoft.com/office/drawing/2010/main"/>
@@ -32179,9 +32166,9 @@
                     </a:stretch>
                   </pic:blipFill>
                   <pic:spPr>
-                    <a:xfrm>
+                    <a:xfrm rot="0">
                       <a:off x="0" y="0"/>
-                      <a:ext cx="4572000" cy="3050371"/>
+                      <a:ext cx="4572000" cy="5306491"/>
                     </a:xfrm>
                     <a:prstGeom prst="rect">
                       <a:avLst/>
@@ -32205,11 +32192,6 @@
       </w:pPr>
     </w:p>
     <w:p>
-      <w:r>
-        <w:br w:type="page"/>
-      </w:r>
-    </w:p>
-    <w:p>
       <w:pPr>
         <w:pStyle w:val="Titolo3"/>
         <w:numPr>
@@ -32219,7 +32201,7 @@
       </w:pPr>
       <w:proofErr w:type="spellStart"/>
       <w:r>
-        <w:t>MonitoraggioAndamentoServizi</w:t>
+        <w:t>ConsultazioneStoricoPrenotazioni</w:t>
       </w:r>
       <w:proofErr w:type="spellEnd"/>
     </w:p>
@@ -32228,26 +32210,23 @@
         <w:jc w:val="center"/>
       </w:pPr>
       <w:r>
-        <w:rPr>
-          <w:noProof/>
-        </w:rPr>
         <w:drawing>
-          <wp:inline distT="0" distB="0" distL="0" distR="0" wp14:anchorId="46F20C08" wp14:editId="3B26F95B">
-            <wp:extent cx="4572000" cy="2509978"/>
+          <wp:inline wp14:editId="016E7559" wp14:anchorId="1826C41B">
+            <wp:extent cx="4572000" cy="2886830"/>
             <wp:effectExtent l="0" t="0" r="0" b="0"/>
-            <wp:docPr id="652935562" name="drawing"/>
+            <wp:docPr id="1555282240" name="drawing"/>
             <wp:cNvGraphicFramePr>
-              <a:graphicFrameLocks xmlns:a="http://schemas.openxmlformats.org/drawingml/2006/main" noChangeAspect="1"/>
+              <a:graphicFrameLocks noChangeAspect="1"/>
             </wp:cNvGraphicFramePr>
-            <a:graphic xmlns:a="http://schemas.openxmlformats.org/drawingml/2006/main">
-              <a:graphicData uri="http://schemas.openxmlformats.org/drawingml/2006/picture">
+            <a:graphic>
+              <a:graphicData xmlns:a="http://schemas.openxmlformats.org/drawingml/2006/main" uri="http://schemas.openxmlformats.org/drawingml/2006/picture">
                 <pic:pic xmlns:pic="http://schemas.openxmlformats.org/drawingml/2006/picture">
                   <pic:nvPicPr>
-                    <pic:cNvPr id="652935562" name="Picture 652935562"/>
+                    <pic:cNvPr id="1555282240" name="Picture 1555282240"/>
                     <pic:cNvPicPr/>
                   </pic:nvPicPr>
                   <pic:blipFill>
-                    <a:blip r:embed="rId33">
+                    <a:blip xmlns:r="http://schemas.openxmlformats.org/officeDocument/2006/relationships" r:embed="rId2070561265">
                       <a:extLst>
                         <a:ext uri="{28A0092B-C50C-407E-A947-70E740481C1C}">
                           <a14:useLocalDpi xmlns:a14="http://schemas.microsoft.com/office/drawing/2010/main"/>
@@ -32259,9 +32238,9 @@
                     </a:stretch>
                   </pic:blipFill>
                   <pic:spPr>
-                    <a:xfrm>
+                    <a:xfrm rot="0">
                       <a:off x="0" y="0"/>
-                      <a:ext cx="4572000" cy="2509978"/>
+                      <a:ext cx="4572000" cy="2886830"/>
                     </a:xfrm>
                     <a:prstGeom prst="rect">
                       <a:avLst/>
@@ -32285,6 +32264,11 @@
       </w:pPr>
     </w:p>
     <w:p>
+      <w:r>
+        <w:br w:type="page"/>
+      </w:r>
+    </w:p>
+    <w:p>
       <w:pPr>
         <w:pStyle w:val="Titolo3"/>
         <w:numPr>
@@ -32294,7 +32278,7 @@
       </w:pPr>
       <w:proofErr w:type="spellStart"/>
       <w:r>
-        <w:t>GestioneScadenzaAutomaticaPrenotazione</w:t>
+        <w:t>MonitoraggioAndamentoServizi</w:t>
       </w:r>
       <w:proofErr w:type="spellEnd"/>
     </w:p>
@@ -32303,26 +32287,23 @@
         <w:jc w:val="center"/>
       </w:pPr>
       <w:r>
-        <w:rPr>
-          <w:noProof/>
-        </w:rPr>
         <w:drawing>
-          <wp:inline distT="0" distB="0" distL="0" distR="0" wp14:anchorId="32561537" wp14:editId="00BBCC33">
-            <wp:extent cx="4572000" cy="2758844"/>
+          <wp:inline wp14:editId="14E055D1" wp14:anchorId="6747104F">
+            <wp:extent cx="4572000" cy="4024498"/>
             <wp:effectExtent l="0" t="0" r="0" b="0"/>
-            <wp:docPr id="1424059944" name="drawing"/>
+            <wp:docPr id="952213443" name="drawing"/>
             <wp:cNvGraphicFramePr>
-              <a:graphicFrameLocks xmlns:a="http://schemas.openxmlformats.org/drawingml/2006/main" noChangeAspect="1"/>
+              <a:graphicFrameLocks noChangeAspect="1"/>
             </wp:cNvGraphicFramePr>
-            <a:graphic xmlns:a="http://schemas.openxmlformats.org/drawingml/2006/main">
-              <a:graphicData uri="http://schemas.openxmlformats.org/drawingml/2006/picture">
+            <a:graphic>
+              <a:graphicData xmlns:a="http://schemas.openxmlformats.org/drawingml/2006/main" uri="http://schemas.openxmlformats.org/drawingml/2006/picture">
                 <pic:pic xmlns:pic="http://schemas.openxmlformats.org/drawingml/2006/picture">
                   <pic:nvPicPr>
-                    <pic:cNvPr id="1424059944" name="Picture 1424059944"/>
+                    <pic:cNvPr id="952213443" name="Picture 952213443"/>
                     <pic:cNvPicPr/>
                   </pic:nvPicPr>
                   <pic:blipFill>
-                    <a:blip r:embed="rId34">
+                    <a:blip xmlns:r="http://schemas.openxmlformats.org/officeDocument/2006/relationships" r:embed="rId571517808">
                       <a:extLst>
                         <a:ext uri="{28A0092B-C50C-407E-A947-70E740481C1C}">
                           <a14:useLocalDpi xmlns:a14="http://schemas.microsoft.com/office/drawing/2010/main"/>
@@ -32334,9 +32315,81 @@
                     </a:stretch>
                   </pic:blipFill>
                   <pic:spPr>
-                    <a:xfrm>
+                    <a:xfrm rot="0">
                       <a:off x="0" y="0"/>
-                      <a:ext cx="4572000" cy="2758844"/>
+                      <a:ext cx="4572000" cy="4024498"/>
+                    </a:xfrm>
+                    <a:prstGeom prst="rect">
+                      <a:avLst/>
+                    </a:prstGeom>
+                  </pic:spPr>
+                </pic:pic>
+              </a:graphicData>
+            </a:graphic>
+          </wp:inline>
+        </w:drawing>
+      </w:r>
+    </w:p>
+    <w:p>
+      <w:pPr>
+        <w:jc w:val="both"/>
+      </w:pPr>
+    </w:p>
+    <w:p>
+      <w:pPr>
+        <w:jc w:val="both"/>
+      </w:pPr>
+    </w:p>
+    <w:p>
+      <w:pPr>
+        <w:pStyle w:val="Titolo3"/>
+        <w:numPr>
+          <w:ilvl w:val="2"/>
+          <w:numId w:val="2"/>
+        </w:numPr>
+      </w:pPr>
+      <w:proofErr w:type="spellStart"/>
+      <w:r>
+        <w:t>GestioneScadenzaAutomaticaPrenotazione</w:t>
+      </w:r>
+      <w:proofErr w:type="spellEnd"/>
+    </w:p>
+    <w:p>
+      <w:pPr>
+        <w:jc w:val="center"/>
+      </w:pPr>
+      <w:r>
+        <w:drawing>
+          <wp:inline wp14:editId="472D94E3" wp14:anchorId="140DAA58">
+            <wp:extent cx="4572000" cy="1806047"/>
+            <wp:effectExtent l="0" t="0" r="0" b="0"/>
+            <wp:docPr id="1146625040" name="drawing"/>
+            <wp:cNvGraphicFramePr>
+              <a:graphicFrameLocks noChangeAspect="1"/>
+            </wp:cNvGraphicFramePr>
+            <a:graphic>
+              <a:graphicData xmlns:a="http://schemas.openxmlformats.org/drawingml/2006/main" uri="http://schemas.openxmlformats.org/drawingml/2006/picture">
+                <pic:pic xmlns:pic="http://schemas.openxmlformats.org/drawingml/2006/picture">
+                  <pic:nvPicPr>
+                    <pic:cNvPr id="1146625040" name="Picture 1146625040"/>
+                    <pic:cNvPicPr/>
+                  </pic:nvPicPr>
+                  <pic:blipFill>
+                    <a:blip xmlns:r="http://schemas.openxmlformats.org/officeDocument/2006/relationships" r:embed="rId1836285463">
+                      <a:extLst>
+                        <a:ext uri="{28A0092B-C50C-407E-A947-70E740481C1C}">
+                          <a14:useLocalDpi xmlns:a14="http://schemas.microsoft.com/office/drawing/2010/main"/>
+                        </a:ext>
+                      </a:extLst>
+                    </a:blip>
+                    <a:stretch>
+                      <a:fillRect/>
+                    </a:stretch>
+                  </pic:blipFill>
+                  <pic:spPr>
+                    <a:xfrm rot="0">
+                      <a:off x="0" y="0"/>
+                      <a:ext cx="4572000" cy="1806047"/>
                     </a:xfrm>
                     <a:prstGeom prst="rect">
                       <a:avLst/>

--- a/Documentation/Documentazione.docx
+++ b/Documentation/Documentazione.docx
@@ -28611,7 +28611,7 @@
                 <w:bCs w:val="1"/>
                 <w:color w:val="000000" w:themeColor="text1" w:themeTint="FF" w:themeShade="FF"/>
               </w:rPr>
-              <w:t>Biblioteca</w:t>
+              <w:t>SalaStudio</w:t>
             </w:r>
           </w:p>
         </w:tc>
@@ -28712,7 +28712,7 @@
                 <w:bCs w:val="1"/>
                 <w:color w:val="000000" w:themeColor="text1" w:themeTint="FF" w:themeShade="FF"/>
               </w:rPr>
-              <w:t>Biblioteca</w:t>
+              <w:t>SalaStudio</w:t>
             </w:r>
           </w:p>
         </w:tc>
@@ -30087,31 +30087,53 @@
     </w:p>
     <w:p>
       <w:pPr>
-        <w:shd w:val="clear" w:color="auto" w:fill="FFFFFF" w:themeFill="background1"/>
-        <w:spacing w:after="240"/>
-      </w:pPr>
-      <w:r>
+        <w:spacing w:before="240" w:beforeAutospacing="off" w:after="240" w:afterAutospacing="off"/>
         <w:rPr>
           <w:rFonts w:ascii="Times New Roman" w:hAnsi="Times New Roman" w:eastAsia="Times New Roman" w:cs="Times New Roman"/>
+          <w:b w:val="0"/>
+          <w:bCs w:val="0"/>
+          <w:i w:val="0"/>
+          <w:iCs w:val="0"/>
+          <w:caps w:val="0"/>
+          <w:smallCaps w:val="0"/>
+          <w:noProof w:val="0"/>
+          <w:color w:val="000000" w:themeColor="text1" w:themeTint="FF" w:themeShade="FF"/>
+          <w:sz w:val="24"/>
+          <w:szCs w:val="24"/>
+          <w:lang w:val="it-IT"/>
+        </w:rPr>
+      </w:pPr>
+      <w:r>
+        <w:rPr>
+          <w:rFonts w:ascii="Times New Roman" w:hAnsi="Times New Roman" w:eastAsia="Times New Roman" w:cs="Times New Roman"/>
+          <w:b w:val="0"/>
+          <w:bCs w:val="0"/>
           <w:i w:val="1"/>
           <w:iCs w:val="1"/>
+          <w:caps w:val="0"/>
+          <w:smallCaps w:val="0"/>
+          <w:noProof w:val="0"/>
           <w:color w:val="000000" w:themeColor="text1" w:themeTint="FF" w:themeShade="FF"/>
-        </w:rPr>
-        <w:t>CreazioneAuleStudio</w:t>
+          <w:sz w:val="24"/>
+          <w:szCs w:val="24"/>
+          <w:lang w:val="it-IT"/>
+        </w:rPr>
+        <w:t xml:space="preserve">CreazioneAuleStudio </w:t>
       </w:r>
       <w:r>
         <w:rPr>
           <w:rFonts w:ascii="Times New Roman" w:hAnsi="Times New Roman" w:eastAsia="Times New Roman" w:cs="Times New Roman"/>
-          <w:i w:val="1"/>
-          <w:iCs w:val="1"/>
+          <w:b w:val="0"/>
+          <w:bCs w:val="0"/>
+          <w:i w:val="0"/>
+          <w:iCs w:val="0"/>
+          <w:caps w:val="0"/>
+          <w:smallCaps w:val="0"/>
+          <w:noProof w:val="0"/>
           <w:color w:val="000000" w:themeColor="text1" w:themeTint="FF" w:themeShade="FF"/>
-        </w:rPr>
-        <w:t xml:space="preserve"> </w:t>
-      </w:r>
-      <w:r>
-        <w:rPr>
-          <w:rFonts w:ascii="Times New Roman" w:hAnsi="Times New Roman" w:eastAsia="Times New Roman" w:cs="Times New Roman"/>
-          <w:color w:val="000000" w:themeColor="text1" w:themeTint="FF" w:themeShade="FF"/>
+          <w:sz w:val="24"/>
+          <w:szCs w:val="24"/>
+          <w:lang w:val="it-IT"/>
         </w:rPr>
         <w:t xml:space="preserve">è responsabilità di </w:t>
       </w:r>
@@ -30120,192 +30142,121 @@
           <w:rFonts w:ascii="Times New Roman" w:hAnsi="Times New Roman" w:eastAsia="Times New Roman" w:cs="Times New Roman"/>
           <w:b w:val="1"/>
           <w:bCs w:val="1"/>
+          <w:i w:val="0"/>
+          <w:iCs w:val="0"/>
+          <w:caps w:val="0"/>
+          <w:smallCaps w:val="0"/>
+          <w:noProof w:val="0"/>
           <w:color w:val="000000" w:themeColor="text1" w:themeTint="FF" w:themeShade="FF"/>
-        </w:rPr>
-        <w:t>Biblioteca</w:t>
+          <w:sz w:val="24"/>
+          <w:szCs w:val="24"/>
+          <w:lang w:val="it-IT"/>
+        </w:rPr>
+        <w:t>SalaStudio</w:t>
       </w:r>
       <w:r>
         <w:rPr>
           <w:rFonts w:ascii="Times New Roman" w:hAnsi="Times New Roman" w:eastAsia="Times New Roman" w:cs="Times New Roman"/>
+          <w:b w:val="0"/>
+          <w:bCs w:val="0"/>
+          <w:i w:val="0"/>
+          <w:iCs w:val="0"/>
+          <w:caps w:val="0"/>
+          <w:smallCaps w:val="0"/>
+          <w:noProof w:val="0"/>
           <w:color w:val="000000" w:themeColor="text1" w:themeTint="FF" w:themeShade="FF"/>
-        </w:rPr>
-        <w:t xml:space="preserve">, in quanto </w:t>
-      </w:r>
-      <w:r>
-        <w:rPr>
-          <w:rFonts w:ascii="Times New Roman" w:hAnsi="Times New Roman" w:eastAsia="Times New Roman" w:cs="Times New Roman"/>
-          <w:color w:val="000000" w:themeColor="text1" w:themeTint="FF" w:themeShade="FF"/>
-        </w:rPr>
-        <w:t>&lt;&lt;</w:t>
-      </w:r>
-      <w:r>
-        <w:rPr>
-          <w:rFonts w:ascii="Times New Roman" w:hAnsi="Times New Roman" w:eastAsia="Times New Roman" w:cs="Times New Roman"/>
-          <w:color w:val="000000" w:themeColor="text1" w:themeTint="FF" w:themeShade="FF"/>
-        </w:rPr>
-        <w:t>Creator</w:t>
-      </w:r>
-      <w:r>
-        <w:rPr>
-          <w:rFonts w:ascii="Times New Roman" w:hAnsi="Times New Roman" w:eastAsia="Times New Roman" w:cs="Times New Roman"/>
-          <w:color w:val="000000" w:themeColor="text1" w:themeTint="FF" w:themeShade="FF"/>
-        </w:rPr>
-        <w:t>&gt;&gt;</w:t>
-      </w:r>
-      <w:r>
-        <w:rPr>
-          <w:rFonts w:ascii="Times New Roman" w:hAnsi="Times New Roman" w:eastAsia="Times New Roman" w:cs="Times New Roman"/>
-          <w:color w:val="000000" w:themeColor="text1" w:themeTint="FF" w:themeShade="FF"/>
-        </w:rPr>
-        <w:t xml:space="preserve"> della classe </w:t>
-      </w:r>
-      <w:r>
-        <w:rPr>
-          <w:rFonts w:ascii="Times New Roman" w:hAnsi="Times New Roman" w:eastAsia="Times New Roman" w:cs="Times New Roman"/>
-          <w:color w:val="000000" w:themeColor="text1" w:themeTint="FF" w:themeShade="FF"/>
-        </w:rPr>
-        <w:t>SalaStudio</w:t>
-      </w:r>
-      <w:r>
-        <w:rPr>
-          <w:rFonts w:ascii="Times New Roman" w:hAnsi="Times New Roman" w:eastAsia="Times New Roman" w:cs="Times New Roman"/>
-          <w:color w:val="000000" w:themeColor="text1" w:themeTint="FF" w:themeShade="FF"/>
-        </w:rPr>
-        <w:t xml:space="preserve">: aggrega la collezione di Sale Studio e deve validare </w:t>
-      </w:r>
-      <w:r>
-        <w:rPr>
-          <w:rFonts w:ascii="Times New Roman" w:hAnsi="Times New Roman" w:eastAsia="Times New Roman" w:cs="Times New Roman"/>
-          <w:color w:val="000000" w:themeColor="text1" w:themeTint="FF" w:themeShade="FF"/>
-        </w:rPr>
-        <w:t>i dati prima</w:t>
-      </w:r>
-      <w:r>
-        <w:rPr>
-          <w:rFonts w:ascii="Times New Roman" w:hAnsi="Times New Roman" w:eastAsia="Times New Roman" w:cs="Times New Roman"/>
-          <w:color w:val="000000" w:themeColor="text1" w:themeTint="FF" w:themeShade="FF"/>
-        </w:rPr>
-        <w:t xml:space="preserve"> di istanziarne una nuova</w:t>
-      </w:r>
-      <w:r>
-        <w:rPr>
-          <w:rFonts w:ascii="Times New Roman" w:hAnsi="Times New Roman" w:eastAsia="Times New Roman" w:cs="Times New Roman"/>
-          <w:color w:val="000000" w:themeColor="text1" w:themeTint="FF" w:themeShade="FF"/>
-        </w:rPr>
-        <w:t>.</w:t>
+          <w:sz w:val="24"/>
+          <w:szCs w:val="24"/>
+          <w:lang w:val="it-IT"/>
+        </w:rPr>
+        <w:t>, in quanto &lt;&lt;Creator&gt;&gt; della classe SalaStudio: possiede i dati di inizializzazione, che coincidono con i propri attributi (nome, descrizione, numPostazioniTotali, orariApertura), ed è quindi in grado di validarli e costruirsi autonomamente tramite un metodo di creazione dedicato.</w:t>
       </w:r>
     </w:p>
     <w:p>
       <w:pPr>
-        <w:pStyle w:val="Normale"/>
-        <w:shd w:val="clear" w:color="auto" w:fill="FFFFFF" w:themeFill="background1"/>
-        <w:spacing w:after="240"/>
+        <w:spacing w:before="240" w:beforeAutospacing="off" w:after="240" w:afterAutospacing="off"/>
         <w:rPr>
           <w:rFonts w:ascii="Times New Roman" w:hAnsi="Times New Roman" w:eastAsia="Times New Roman" w:cs="Times New Roman"/>
+          <w:b w:val="0"/>
+          <w:bCs w:val="0"/>
+          <w:i w:val="0"/>
+          <w:iCs w:val="0"/>
+          <w:caps w:val="0"/>
+          <w:smallCaps w:val="0"/>
+          <w:noProof w:val="0"/>
           <w:color w:val="000000" w:themeColor="text1" w:themeTint="FF" w:themeShade="FF"/>
+          <w:sz w:val="24"/>
+          <w:szCs w:val="24"/>
+          <w:lang w:val="it-IT"/>
         </w:rPr>
       </w:pPr>
       <w:r>
         <w:rPr>
           <w:rFonts w:ascii="Times New Roman" w:hAnsi="Times New Roman" w:eastAsia="Times New Roman" w:cs="Times New Roman"/>
+          <w:b w:val="0"/>
+          <w:bCs w:val="0"/>
           <w:i w:val="1"/>
           <w:iCs w:val="1"/>
+          <w:caps w:val="0"/>
+          <w:smallCaps w:val="0"/>
+          <w:noProof w:val="0"/>
           <w:color w:val="000000" w:themeColor="text1" w:themeTint="FF" w:themeShade="FF"/>
-        </w:rPr>
-        <w:t>ModificaAuleStudio</w:t>
+          <w:sz w:val="24"/>
+          <w:szCs w:val="24"/>
+          <w:lang w:val="it-IT"/>
+        </w:rPr>
+        <w:t xml:space="preserve">ModificaAuleStudio </w:t>
       </w:r>
       <w:r>
         <w:rPr>
           <w:rFonts w:ascii="Times New Roman" w:hAnsi="Times New Roman" w:eastAsia="Times New Roman" w:cs="Times New Roman"/>
+          <w:b w:val="0"/>
+          <w:bCs w:val="0"/>
+          <w:i w:val="0"/>
+          <w:iCs w:val="0"/>
+          <w:caps w:val="0"/>
+          <w:smallCaps w:val="0"/>
+          <w:noProof w:val="0"/>
           <w:color w:val="000000" w:themeColor="text1" w:themeTint="FF" w:themeShade="FF"/>
-        </w:rPr>
-        <w:t xml:space="preserve"> è responsabilità di </w:t>
+          <w:sz w:val="24"/>
+          <w:szCs w:val="24"/>
+          <w:lang w:val="it-IT"/>
+        </w:rPr>
+        <w:t xml:space="preserve">è responsabilità di </w:t>
       </w:r>
       <w:r>
         <w:rPr>
           <w:rFonts w:ascii="Times New Roman" w:hAnsi="Times New Roman" w:eastAsia="Times New Roman" w:cs="Times New Roman"/>
           <w:b w:val="1"/>
           <w:bCs w:val="1"/>
+          <w:i w:val="0"/>
+          <w:iCs w:val="0"/>
+          <w:caps w:val="0"/>
+          <w:smallCaps w:val="0"/>
+          <w:noProof w:val="0"/>
           <w:color w:val="000000" w:themeColor="text1" w:themeTint="FF" w:themeShade="FF"/>
-        </w:rPr>
-        <w:t>Biblioteca</w:t>
+          <w:sz w:val="24"/>
+          <w:szCs w:val="24"/>
+          <w:lang w:val="it-IT"/>
+        </w:rPr>
+        <w:t>SalaStudio</w:t>
       </w:r>
       <w:r>
         <w:rPr>
           <w:rFonts w:ascii="Times New Roman" w:hAnsi="Times New Roman" w:eastAsia="Times New Roman" w:cs="Times New Roman"/>
+          <w:b w:val="0"/>
+          <w:bCs w:val="0"/>
+          <w:i w:val="0"/>
+          <w:iCs w:val="0"/>
+          <w:caps w:val="0"/>
+          <w:smallCaps w:val="0"/>
+          <w:noProof w:val="0"/>
           <w:color w:val="000000" w:themeColor="text1" w:themeTint="FF" w:themeShade="FF"/>
-        </w:rPr>
-        <w:t xml:space="preserve">, in quanto </w:t>
-      </w:r>
-      <w:r>
-        <w:rPr>
-          <w:rFonts w:ascii="Times New Roman" w:hAnsi="Times New Roman" w:eastAsia="Times New Roman" w:cs="Times New Roman"/>
-          <w:color w:val="000000" w:themeColor="text1" w:themeTint="FF" w:themeShade="FF"/>
-        </w:rPr>
-        <w:t>&lt;&lt;</w:t>
-      </w:r>
-      <w:r>
-        <w:rPr>
-          <w:rFonts w:ascii="Times New Roman" w:hAnsi="Times New Roman" w:eastAsia="Times New Roman" w:cs="Times New Roman"/>
-          <w:color w:val="000000" w:themeColor="text1" w:themeTint="FF" w:themeShade="FF"/>
-        </w:rPr>
-        <w:t xml:space="preserve"> </w:t>
-      </w:r>
-      <w:r>
-        <w:rPr>
-          <w:rFonts w:ascii="Times New Roman" w:hAnsi="Times New Roman" w:eastAsia="Times New Roman" w:cs="Times New Roman"/>
-          <w:color w:val="000000" w:themeColor="text1" w:themeTint="FF" w:themeShade="FF"/>
-        </w:rPr>
-        <w:t>Information Expert</w:t>
-      </w:r>
-      <w:r>
-        <w:rPr>
-          <w:rFonts w:ascii="Times New Roman" w:hAnsi="Times New Roman" w:eastAsia="Times New Roman" w:cs="Times New Roman"/>
-          <w:color w:val="000000" w:themeColor="text1" w:themeTint="FF" w:themeShade="FF"/>
-        </w:rPr>
-        <w:t xml:space="preserve"> &gt;&gt;</w:t>
-      </w:r>
-      <w:r>
-        <w:rPr>
-          <w:rFonts w:ascii="Times New Roman" w:hAnsi="Times New Roman" w:eastAsia="Times New Roman" w:cs="Times New Roman"/>
-          <w:color w:val="000000" w:themeColor="text1" w:themeTint="FF" w:themeShade="FF"/>
-        </w:rPr>
-        <w:t xml:space="preserve"> della classe </w:t>
-      </w:r>
-      <w:r>
-        <w:rPr>
-          <w:rFonts w:ascii="Times New Roman" w:hAnsi="Times New Roman" w:eastAsia="Times New Roman" w:cs="Times New Roman"/>
-          <w:color w:val="000000" w:themeColor="text1" w:themeTint="FF" w:themeShade="FF"/>
-        </w:rPr>
-        <w:t>SalaStudio</w:t>
-      </w:r>
-      <w:r>
-        <w:rPr>
-          <w:rFonts w:ascii="Times New Roman" w:hAnsi="Times New Roman" w:eastAsia="Times New Roman" w:cs="Times New Roman"/>
-          <w:color w:val="000000" w:themeColor="text1" w:themeTint="FF" w:themeShade="FF"/>
-        </w:rPr>
-        <w:t>: deve individuare la sala da modificare all'interno della propria collezione e verificare che i nuovi dati (es. nome) non confliggano con le altre sale già presenti</w:t>
-      </w:r>
-      <w:r>
-        <w:rPr>
-          <w:rFonts w:ascii="Times New Roman" w:hAnsi="Times New Roman" w:eastAsia="Times New Roman" w:cs="Times New Roman"/>
-          <w:color w:val="000000" w:themeColor="text1" w:themeTint="FF" w:themeShade="FF"/>
-        </w:rPr>
-        <w:t>,</w:t>
-      </w:r>
-      <w:r>
-        <w:rPr>
-          <w:rFonts w:ascii="Times New Roman" w:hAnsi="Times New Roman" w:eastAsia="Times New Roman" w:cs="Times New Roman"/>
-          <w:color w:val="000000" w:themeColor="text1" w:themeTint="FF" w:themeShade="FF"/>
-        </w:rPr>
-        <w:t xml:space="preserve"> </w:t>
-      </w:r>
-      <w:r>
-        <w:rPr>
-          <w:rFonts w:ascii="Times New Roman" w:hAnsi="Times New Roman" w:eastAsia="Times New Roman" w:cs="Times New Roman"/>
-          <w:color w:val="000000" w:themeColor="text1" w:themeTint="FF" w:themeShade="FF"/>
-        </w:rPr>
-        <w:t>controllo eseguibile solo da chi possiede l'intera collezione.</w:t>
+          <w:sz w:val="24"/>
+          <w:szCs w:val="24"/>
+          <w:lang w:val="it-IT"/>
+        </w:rPr>
+        <w:t>, in quanto &lt;&lt;Information Expert&gt;&gt; della classe SalaStudio: possiede tutti i propri dati correnti (nome, descrizione, numero di postazioni, orari) ed è quindi la più adatta a validare e applicare l'aggiornamento internamente, senza necessità di accedere a dati esterni.</w:t>
       </w:r>
     </w:p>
     <w:p>

--- a/Documentation/Documentazione.docx
+++ b/Documentation/Documentazione.docx
@@ -444,69 +444,19 @@
     <w:p>
       <w:pPr>
         <w:rPr>
-          <w:b/>
-          <w:bCs/>
+          <w:b w:val="1"/>
+          <w:bCs w:val="1"/>
           <w:color w:val="659ED5"/>
           <w:sz w:val="28"/>
-          <w:szCs w:val="21"/>
+          <w:szCs w:val="28"/>
         </w:rPr>
       </w:pPr>
     </w:p>
     <w:p>
-      <w:pPr>
-        <w:rPr>
-          <w:b/>
-          <w:bCs/>
-          <w:color w:val="659ED5"/>
-          <w:sz w:val="28"/>
-          <w:szCs w:val="21"/>
-        </w:rPr>
-      </w:pPr>
+      <w:r>
+        <w:br w:type="page"/>
+      </w:r>
     </w:p>
-    <w:p>
-      <w:pPr>
-        <w:rPr>
-          <w:b/>
-          <w:bCs/>
-          <w:color w:val="659ED5"/>
-          <w:sz w:val="28"/>
-          <w:szCs w:val="21"/>
-        </w:rPr>
-      </w:pPr>
-    </w:p>
-    <w:p>
-      <w:pPr>
-        <w:rPr>
-          <w:b/>
-          <w:bCs/>
-          <w:color w:val="659ED5"/>
-          <w:sz w:val="28"/>
-          <w:szCs w:val="21"/>
-        </w:rPr>
-      </w:pPr>
-    </w:p>
-    <w:p>
-      <w:pPr>
-        <w:rPr>
-          <w:b/>
-          <w:bCs/>
-          <w:color w:val="659ED5"/>
-          <w:sz w:val="28"/>
-          <w:szCs w:val="21"/>
-        </w:rPr>
-      </w:pPr>
-    </w:p>
-    <w:p>
-      <w:pPr>
-        <w:rPr>
-          <w:sz w:val="32"/>
-          <w:szCs w:val="22"/>
-        </w:rPr>
-      </w:pPr>
-    </w:p>
-    <w:p/>
-    <w:p/>
-    <w:p/>
     <w:p>
       <w:pPr>
         <w:shd w:val="clear" w:color="auto" w:fill="F37A41"/>
@@ -20106,7 +20056,7 @@
                 <w:szCs w:val="22"/>
                 <w:lang w:val="it-IT"/>
               </w:rPr>
-              <w:t>Il sistema verifica che non esista già una Sala Studio con lo stesso nome/identificativo.</w:t>
+              <w:t>Il sistema crea la nuova Sala Studio, con le relative Postazioni e le eventuali Aree specificate.</w:t>
             </w:r>
           </w:p>
           <w:p>
@@ -20131,7 +20081,7 @@
                 <w:szCs w:val="22"/>
                 <w:lang w:val="it-IT"/>
               </w:rPr>
-              <w:t>Il sistema crea la nuova Sala Studio e la salva nel database, rendendola operativa per le prenotazioni.</w:t>
+              <w:t>Il sistema verifica che non esista già una Sala Studio con lo stesso nome/identificativo e, se il controllo ha esito positivo, registra la sala rendendola operativa per le prenotazioni.</w:t>
             </w:r>
           </w:p>
           <w:p>
@@ -20343,6 +20293,9 @@
           </w:tcPr>
           <w:p>
             <w:pPr>
+              <w:pStyle w:val="Normale"/>
+            </w:pPr>
+            <w:r>
               <w:rPr>
                 <w:rFonts w:ascii="Times New Roman" w:hAnsi="Times New Roman" w:eastAsia="Times New Roman" w:cs="Times New Roman"/>
                 <w:noProof w:val="0"/>
@@ -20350,6 +20303,12 @@
                 <w:szCs w:val="22"/>
                 <w:lang w:val="it-IT"/>
               </w:rPr>
+              <w:t xml:space="preserve">Al punto 5, se i dati inseriti non sono validi (es. numero postazioni negativo o orari incoerenti), il sistema restituisce un messaggio di errore e invita il Bibliotecario a correggere i campi. </w:t>
+            </w:r>
+          </w:p>
+          <w:p>
+            <w:pPr>
+              <w:pStyle w:val="Normale"/>
             </w:pPr>
             <w:r>
               <w:rPr>
@@ -20359,29 +20318,7 @@
                 <w:szCs w:val="22"/>
                 <w:lang w:val="it-IT"/>
               </w:rPr>
-              <w:t>Al punto 5, se i dati inseriti non sono validi (es. numero postazioni negativo o orari incoerenti), il sistema restituisce un messaggio di errore e invita il Bibliotecario a correggere i campi.</w:t>
-            </w:r>
-          </w:p>
-          <w:p>
-            <w:pPr>
-              <w:pStyle w:val="Normale"/>
-              <w:rPr>
-                <w:rFonts w:ascii="Times New Roman" w:hAnsi="Times New Roman" w:eastAsia="Times New Roman" w:cs="Times New Roman"/>
-                <w:noProof w:val="0"/>
-                <w:sz w:val="22"/>
-                <w:szCs w:val="22"/>
-                <w:lang w:val="it-IT"/>
-              </w:rPr>
-            </w:pPr>
-            <w:r>
-              <w:rPr>
-                <w:rFonts w:ascii="Times New Roman" w:hAnsi="Times New Roman" w:eastAsia="Times New Roman" w:cs="Times New Roman"/>
-                <w:noProof w:val="0"/>
-                <w:sz w:val="22"/>
-                <w:szCs w:val="22"/>
-                <w:lang w:val="it-IT"/>
-              </w:rPr>
-              <w:t>Al punto 6, se esiste già una Sala Studio con lo stesso nome/identificativo, il sistema restituisce un messaggio di errore e la creazione non viene effettuata.</w:t>
+              <w:t>Al punto 7, se esiste già una Sala Studio con lo stesso nome/identificativo, il sistema restituisce un messaggio di errore e la sala non viene registrata né resa disponibile per le prenotazioni.</w:t>
             </w:r>
           </w:p>
         </w:tc>

--- a/Documentation/Documentazione.docx
+++ b/Documentation/Documentazione.docx
@@ -32027,10 +32027,10 @@
       </w:pPr>
       <w:r>
         <w:drawing>
-          <wp:inline wp14:editId="698BF862" wp14:anchorId="292FFB7A">
-            <wp:extent cx="4572000" cy="5306491"/>
+          <wp:inline wp14:editId="73234092" wp14:anchorId="69BEAB81">
+            <wp:extent cx="4572000" cy="4835191"/>
             <wp:effectExtent l="0" t="0" r="0" b="0"/>
-            <wp:docPr id="891713446" name="drawing"/>
+            <wp:docPr id="1239856288" name="drawing"/>
             <wp:cNvGraphicFramePr>
               <a:graphicFrameLocks noChangeAspect="1"/>
             </wp:cNvGraphicFramePr>
@@ -32038,11 +32038,11 @@
               <a:graphicData xmlns:a="http://schemas.openxmlformats.org/drawingml/2006/main" uri="http://schemas.openxmlformats.org/drawingml/2006/picture">
                 <pic:pic xmlns:pic="http://schemas.openxmlformats.org/drawingml/2006/picture">
                   <pic:nvPicPr>
-                    <pic:cNvPr id="891713446" name="Picture 891713446"/>
+                    <pic:cNvPr id="1239856288" name="Picture 1239856288"/>
                     <pic:cNvPicPr/>
                   </pic:nvPicPr>
                   <pic:blipFill>
-                    <a:blip xmlns:r="http://schemas.openxmlformats.org/officeDocument/2006/relationships" r:embed="rId1243912681">
+                    <a:blip xmlns:r="http://schemas.openxmlformats.org/officeDocument/2006/relationships" r:embed="rId1474766998">
                       <a:extLst>
                         <a:ext uri="{28A0092B-C50C-407E-A947-70E740481C1C}">
                           <a14:useLocalDpi xmlns:a14="http://schemas.microsoft.com/office/drawing/2010/main"/>
@@ -32056,7 +32056,7 @@
                   <pic:spPr>
                     <a:xfrm rot="0">
                       <a:off x="0" y="0"/>
-                      <a:ext cx="4572000" cy="5306491"/>
+                      <a:ext cx="4572000" cy="4835191"/>
                     </a:xfrm>
                     <a:prstGeom prst="rect">
                       <a:avLst/>

--- a/Documentation/Documentazione.docx
+++ b/Documentation/Documentazione.docx
@@ -31902,10 +31902,10 @@
       </w:pPr>
       <w:r>
         <w:drawing>
-          <wp:inline wp14:editId="12CAB694" wp14:anchorId="20757ABD">
-            <wp:extent cx="4572000" cy="3448554"/>
+          <wp:inline wp14:editId="37E1BFF0" wp14:anchorId="6EE87E55">
+            <wp:extent cx="4572000" cy="3420112"/>
             <wp:effectExtent l="0" t="0" r="0" b="0"/>
-            <wp:docPr id="315263666" name="drawing"/>
+            <wp:docPr id="551780730" name="drawing"/>
             <wp:cNvGraphicFramePr>
               <a:graphicFrameLocks noChangeAspect="1"/>
             </wp:cNvGraphicFramePr>
@@ -31913,11 +31913,11 @@
               <a:graphicData xmlns:a="http://schemas.openxmlformats.org/drawingml/2006/main" uri="http://schemas.openxmlformats.org/drawingml/2006/picture">
                 <pic:pic xmlns:pic="http://schemas.openxmlformats.org/drawingml/2006/picture">
                   <pic:nvPicPr>
-                    <pic:cNvPr id="315263666" name="Picture 315263666"/>
+                    <pic:cNvPr id="551780730" name="Picture 551780730"/>
                     <pic:cNvPicPr/>
                   </pic:nvPicPr>
                   <pic:blipFill>
-                    <a:blip xmlns:r="http://schemas.openxmlformats.org/officeDocument/2006/relationships" r:embed="rId84186421">
+                    <a:blip xmlns:r="http://schemas.openxmlformats.org/officeDocument/2006/relationships" r:embed="rId1839589191">
                       <a:extLst>
                         <a:ext uri="{28A0092B-C50C-407E-A947-70E740481C1C}">
                           <a14:useLocalDpi xmlns:a14="http://schemas.microsoft.com/office/drawing/2010/main"/>
@@ -31931,7 +31931,7 @@
                   <pic:spPr>
                     <a:xfrm rot="0">
                       <a:off x="0" y="0"/>
-                      <a:ext cx="4572000" cy="3448554"/>
+                      <a:ext cx="4572000" cy="3420112"/>
                     </a:xfrm>
                     <a:prstGeom prst="rect">
                       <a:avLst/>
@@ -31969,10 +31969,10 @@
       </w:pPr>
       <w:r>
         <w:drawing>
-          <wp:inline wp14:editId="6BD56A61" wp14:anchorId="1EBD097E">
-            <wp:extent cx="4572000" cy="4401350"/>
+          <wp:inline wp14:editId="5054B149" wp14:anchorId="1C40F9AC">
+            <wp:extent cx="4572000" cy="3334787"/>
             <wp:effectExtent l="0" t="0" r="0" b="0"/>
-            <wp:docPr id="90958843" name="drawing"/>
+            <wp:docPr id="588335320" name="drawing"/>
             <wp:cNvGraphicFramePr>
               <a:graphicFrameLocks noChangeAspect="1"/>
             </wp:cNvGraphicFramePr>
@@ -31980,11 +31980,11 @@
               <a:graphicData xmlns:a="http://schemas.openxmlformats.org/drawingml/2006/main" uri="http://schemas.openxmlformats.org/drawingml/2006/picture">
                 <pic:pic xmlns:pic="http://schemas.openxmlformats.org/drawingml/2006/picture">
                   <pic:nvPicPr>
-                    <pic:cNvPr id="90958843" name="Picture 90958843"/>
+                    <pic:cNvPr id="588335320" name="Picture 588335320"/>
                     <pic:cNvPicPr/>
                   </pic:nvPicPr>
                   <pic:blipFill>
-                    <a:blip xmlns:r="http://schemas.openxmlformats.org/officeDocument/2006/relationships" r:embed="rId256545068">
+                    <a:blip xmlns:r="http://schemas.openxmlformats.org/officeDocument/2006/relationships" r:embed="rId1322489497">
                       <a:extLst>
                         <a:ext uri="{28A0092B-C50C-407E-A947-70E740481C1C}">
                           <a14:useLocalDpi xmlns:a14="http://schemas.microsoft.com/office/drawing/2010/main"/>
@@ -31998,7 +31998,7 @@
                   <pic:spPr>
                     <a:xfrm rot="0">
                       <a:off x="0" y="0"/>
-                      <a:ext cx="4572000" cy="4401350"/>
+                      <a:ext cx="4572000" cy="3334787"/>
                     </a:xfrm>
                     <a:prstGeom prst="rect">
                       <a:avLst/>

--- a/Documentation/Documentazione.docx
+++ b/Documentation/Documentazione.docx
@@ -384,7 +384,7 @@
               </wp:anchor>
             </w:drawing>
           </mc:Choice>
-          <mc:Fallback xmlns:cx2="http://schemas.microsoft.com/office/drawing/2015/10/21/chartex" xmlns:cx3="http://schemas.microsoft.com/office/drawing/2016/5/9/chartex" xmlns:cx4="http://schemas.microsoft.com/office/drawing/2016/5/10/chartex" xmlns:cx5="http://schemas.microsoft.com/office/drawing/2016/5/11/chartex" xmlns:cx6="http://schemas.microsoft.com/office/drawing/2016/5/12/chartex" xmlns:cx7="http://schemas.microsoft.com/office/drawing/2016/5/13/chartex" xmlns:cx8="http://schemas.microsoft.com/office/drawing/2016/5/14/chartex" xmlns:aink="http://schemas.microsoft.com/office/drawing/2016/ink" xmlns:am3d="http://schemas.microsoft.com/office/drawing/2017/model3d" xmlns:oel="http://schemas.microsoft.com/office/2019/extlst" xmlns:w16cex="http://schemas.microsoft.com/office/word/2018/wordml/cex" xmlns:w16cid="http://schemas.microsoft.com/office/word/2016/wordml/cid" xmlns:w16="http://schemas.microsoft.com/office/word/2018/wordml" xmlns:w16du="http://schemas.microsoft.com/office/word/2023/wordml/word16du" xmlns:w16sdtdh="http://schemas.microsoft.com/office/word/2020/wordml/sdtdatahash" xmlns:w16sdtfl="http://schemas.microsoft.com/office/word/2024/wordml/sdtformatlock" xmlns:pic="http://schemas.openxmlformats.org/drawingml/2006/picture" xmlns:a14="http://schemas.microsoft.com/office/drawing/2010/main" xmlns:a="http://schemas.openxmlformats.org/drawingml/2006/main">
+          <mc:Fallback xmlns:a="http://schemas.openxmlformats.org/drawingml/2006/main" xmlns:a14="http://schemas.microsoft.com/office/drawing/2010/main" xmlns:pic="http://schemas.openxmlformats.org/drawingml/2006/picture" xmlns:w16sdtfl="http://schemas.microsoft.com/office/word/2024/wordml/sdtformatlock" xmlns:w16sdtdh="http://schemas.microsoft.com/office/word/2020/wordml/sdtdatahash" xmlns:w16du="http://schemas.microsoft.com/office/word/2023/wordml/word16du" xmlns:w16="http://schemas.microsoft.com/office/word/2018/wordml" xmlns:w16cid="http://schemas.microsoft.com/office/word/2016/wordml/cid" xmlns:w16cex="http://schemas.microsoft.com/office/word/2018/wordml/cex" xmlns:oel="http://schemas.microsoft.com/office/2019/extlst" xmlns:am3d="http://schemas.microsoft.com/office/drawing/2017/model3d" xmlns:aink="http://schemas.microsoft.com/office/drawing/2016/ink" xmlns:cx8="http://schemas.microsoft.com/office/drawing/2016/5/14/chartex" xmlns:cx7="http://schemas.microsoft.com/office/drawing/2016/5/13/chartex" xmlns:cx6="http://schemas.microsoft.com/office/drawing/2016/5/12/chartex" xmlns:cx5="http://schemas.microsoft.com/office/drawing/2016/5/11/chartex" xmlns:cx4="http://schemas.microsoft.com/office/drawing/2016/5/10/chartex" xmlns:cx3="http://schemas.microsoft.com/office/drawing/2016/5/9/chartex" xmlns:cx2="http://schemas.microsoft.com/office/drawing/2015/10/21/chartex">
             <w:pict w14:anchorId="7AB62B22">
               <v:line id="shape_0" style="position:absolute" o:allowincell="f" stroked="t" from="124.4pt,6.2pt" to="356.5pt,6.2pt" wp14:anchorId="32BE6CCD">
                 <v:stroke weight="25560" color="#f59240" joinstyle="round" endcap="flat"/>
@@ -491,7 +491,6 @@
           <w:docPartUnique/>
         </w:docPartObj>
       </w:sdtPr>
-      <w:sdtEndPr/>
       <w:sdtContent>
         <w:p>
           <w:pPr>
@@ -9615,7 +9614,7 @@
       </w:r>
       <w:proofErr w:type="spellStart"/>
       <w:r>
-        <w:t>VisualizzaProfilo</w:t>
+        <w:t>VisualizzaPrenotazioniEffettuate</w:t>
       </w:r>
       <w:proofErr w:type="spellEnd"/>
     </w:p>
@@ -9641,7 +9640,7 @@
       </w:r>
       <w:proofErr w:type="spellStart"/>
       <w:r>
-        <w:t>AnnullamentoPrenotazione</w:t>
+        <w:t>ConsultaAccessi</w:t>
       </w:r>
       <w:proofErr w:type="spellEnd"/>
     </w:p>
@@ -9665,9 +9664,11 @@
       <w:r>
         <w:t xml:space="preserve">: </w:t>
       </w:r>
-      <w:r>
-        <w:t>Check-in</w:t>
-      </w:r>
+      <w:proofErr w:type="spellStart"/>
+      <w:r>
+        <w:t>AnnullamentoPrenotazione</w:t>
+      </w:r>
+      <w:proofErr w:type="spellEnd"/>
     </w:p>
     <w:p>
       <w:pPr>
@@ -9689,11 +9690,9 @@
       <w:r>
         <w:t xml:space="preserve">: </w:t>
       </w:r>
-      <w:proofErr w:type="spellStart"/>
-      <w:r>
-        <w:t>GestioneScadenzaAutomaticaPrenotazione</w:t>
-      </w:r>
-      <w:proofErr w:type="spellEnd"/>
+      <w:r>
+        <w:t>Check-in</w:t>
+      </w:r>
     </w:p>
     <w:p>
       <w:pPr>
@@ -9717,7 +9716,7 @@
       </w:r>
       <w:proofErr w:type="spellStart"/>
       <w:r>
-        <w:t>ConsultazioneStoricoPrenotazioni</w:t>
+        <w:t>GestioneScadenzaAutomaticaPrenotazione</w:t>
       </w:r>
       <w:proofErr w:type="spellEnd"/>
     </w:p>
@@ -9743,6 +9742,32 @@
       </w:r>
       <w:proofErr w:type="spellStart"/>
       <w:r>
+        <w:t>ConsultazioneStoricoPrenotazioni</w:t>
+      </w:r>
+      <w:proofErr w:type="spellEnd"/>
+    </w:p>
+    <w:p>
+      <w:pPr>
+        <w:pStyle w:val="Paragrafoelenco"/>
+        <w:numPr>
+          <w:ilvl w:val="0"/>
+          <w:numId w:val="5"/>
+        </w:numPr>
+      </w:pPr>
+      <w:r>
+        <w:rPr>
+          <w:b/>
+          <w:bCs/>
+          <w:color w:val="F79646" w:themeColor="accent6"/>
+          <w:u w:val="single"/>
+        </w:rPr>
+        <w:t>UC15</w:t>
+      </w:r>
+      <w:r>
+        <w:t xml:space="preserve">: </w:t>
+      </w:r>
+      <w:proofErr w:type="spellStart"/>
+      <w:r>
         <w:t>MonitoraggioAndamentoServizi</w:t>
       </w:r>
       <w:proofErr w:type="spellEnd"/>
@@ -9762,7 +9787,7 @@
           <w:color w:val="F79646" w:themeColor="accent6"/>
           <w:u w:val="single"/>
         </w:rPr>
-        <w:t>UC15</w:t>
+        <w:t>UC16</w:t>
       </w:r>
       <w:r>
         <w:t xml:space="preserve">: </w:t>
@@ -9832,7 +9857,7 @@
           <w:color w:val="F37A41"/>
           <w:u w:val="single"/>
         </w:rPr>
-        <w:t>UC16</w:t>
+        <w:t>UC17</w:t>
       </w:r>
       <w:r>
         <w:t xml:space="preserve">: </w:t>
@@ -9858,7 +9883,7 @@
           <w:color w:val="F37A41"/>
           <w:u w:val="single"/>
         </w:rPr>
-        <w:t>UC17</w:t>
+        <w:t>UC18</w:t>
       </w:r>
       <w:r>
         <w:t xml:space="preserve">: </w:t>
@@ -9884,7 +9909,7 @@
           <w:color w:val="F37A41"/>
           <w:u w:val="single"/>
         </w:rPr>
-        <w:t>UC18</w:t>
+        <w:t>UC19</w:t>
       </w:r>
       <w:r>
         <w:t xml:space="preserve">: </w:t>
@@ -9910,7 +9935,7 @@
           <w:color w:val="F37A41"/>
           <w:u w:val="single"/>
         </w:rPr>
-        <w:t>UC19</w:t>
+        <w:t>UC20</w:t>
       </w:r>
       <w:r>
         <w:t xml:space="preserve">: </w:t>
@@ -9965,7 +9990,7 @@
           <w:color w:val="F37A41"/>
           <w:u w:val="single"/>
         </w:rPr>
-        <w:t>UC20</w:t>
+        <w:t>UC21</w:t>
       </w:r>
       <w:r>
         <w:t xml:space="preserve">: </w:t>
@@ -10007,7 +10032,7 @@
           <w:color w:val="F37A41"/>
           <w:u w:val="single"/>
         </w:rPr>
-        <w:t>UC21</w:t>
+        <w:t>UC22</w:t>
       </w:r>
       <w:r>
         <w:t xml:space="preserve">: </w:t>
@@ -10829,6 +10854,7 @@
                 <w:rFonts w:ascii="Times New Roman" w:eastAsia="Cambria" w:hAnsi="Times New Roman" w:cs="Times New Roman"/>
                 <w:color w:val="F37A41"/>
               </w:rPr>
+              <w:lastRenderedPageBreak/>
               <w:t>UC5</w:t>
             </w:r>
             <w:r>
@@ -10980,7 +11006,6 @@
                 <w:rFonts w:ascii="Times New Roman" w:eastAsia="Cambria" w:hAnsi="Times New Roman" w:cs="Times New Roman"/>
                 <w:color w:val="F37A41"/>
               </w:rPr>
-              <w:lastRenderedPageBreak/>
               <w:t>UC6</w:t>
             </w:r>
             <w:r>
@@ -11608,7 +11633,7 @@
                 <w:b w:val="0"/>
                 <w:bCs w:val="0"/>
               </w:rPr>
-              <w:t>VisualizzaProfilo</w:t>
+              <w:t>VisualizzaPrenotazioniEffettuate</w:t>
             </w:r>
             <w:proofErr w:type="spellEnd"/>
           </w:p>
@@ -11705,13 +11730,160 @@
               <w:rPr>
                 <w:rFonts w:ascii="Constantia" w:eastAsia="Times New Roman" w:hAnsi="Constantia" w:cs="Times New Roman"/>
               </w:rPr>
-              <w:t>RF13,  RF22</w:t>
+              <w:t>RF13</w:t>
             </w:r>
           </w:p>
         </w:tc>
       </w:tr>
       <w:tr>
         <w:trPr>
+          <w:trHeight w:val="409"/>
+          <w:jc w:val="center"/>
+        </w:trPr>
+        <w:tc>
+          <w:tcPr>
+            <w:cnfStyle w:val="001000000000" w:firstRow="0" w:lastRow="0" w:firstColumn="1" w:lastColumn="0" w:oddVBand="0" w:evenVBand="0" w:oddHBand="0" w:evenHBand="0" w:firstRowFirstColumn="0" w:firstRowLastColumn="0" w:lastRowFirstColumn="0" w:lastRowLastColumn="0"/>
+            <w:tcW w:w="3256" w:type="dxa"/>
+            <w:tcBorders>
+              <w:left w:val="single" w:sz="4" w:space="0" w:color="000000"/>
+              <w:right w:val="single" w:sz="4" w:space="0" w:color="000000"/>
+            </w:tcBorders>
+            <w:vAlign w:val="center"/>
+          </w:tcPr>
+          <w:p>
+            <w:pPr>
+              <w:rPr>
+                <w:rFonts w:ascii="Times New Roman" w:eastAsia="Cambria" w:hAnsi="Times New Roman" w:cs="Times New Roman"/>
+                <w:color w:val="F37A41"/>
+              </w:rPr>
+            </w:pPr>
+            <w:r>
+              <w:rPr>
+                <w:rFonts w:ascii="Times New Roman" w:eastAsia="Cambria" w:hAnsi="Times New Roman" w:cs="Times New Roman"/>
+                <w:color w:val="F37A41"/>
+              </w:rPr>
+              <w:t>UC10</w:t>
+            </w:r>
+            <w:r>
+              <w:rPr>
+                <w:rFonts w:ascii="Times New Roman" w:eastAsia="Cambria" w:hAnsi="Times New Roman" w:cs="Times New Roman"/>
+                <w:b w:val="0"/>
+                <w:bCs w:val="0"/>
+              </w:rPr>
+              <w:t xml:space="preserve">: </w:t>
+            </w:r>
+            <w:proofErr w:type="spellStart"/>
+            <w:r>
+              <w:rPr>
+                <w:rFonts w:ascii="Times New Roman" w:eastAsia="Cambria" w:hAnsi="Times New Roman" w:cs="Times New Roman"/>
+                <w:b w:val="0"/>
+                <w:bCs w:val="0"/>
+              </w:rPr>
+              <w:t>ConsultaAccessi</w:t>
+            </w:r>
+            <w:proofErr w:type="spellEnd"/>
+          </w:p>
+        </w:tc>
+        <w:tc>
+          <w:tcPr>
+            <w:tcW w:w="1417" w:type="dxa"/>
+            <w:tcBorders>
+              <w:left w:val="single" w:sz="4" w:space="0" w:color="000000"/>
+              <w:right w:val="single" w:sz="4" w:space="0" w:color="000000"/>
+            </w:tcBorders>
+            <w:vAlign w:val="center"/>
+          </w:tcPr>
+          <w:p>
+            <w:pPr>
+              <w:cnfStyle w:val="000000000000" w:firstRow="0" w:lastRow="0" w:firstColumn="0" w:lastColumn="0" w:oddVBand="0" w:evenVBand="0" w:oddHBand="0" w:evenHBand="0" w:firstRowFirstColumn="0" w:firstRowLastColumn="0" w:lastRowFirstColumn="0" w:lastRowLastColumn="0"/>
+              <w:rPr>
+                <w:rFonts w:ascii="Times New Roman" w:eastAsia="Cambria" w:hAnsi="Times New Roman" w:cs="Times New Roman"/>
+              </w:rPr>
+            </w:pPr>
+            <w:r>
+              <w:rPr>
+                <w:rFonts w:ascii="Times New Roman" w:eastAsia="Cambria" w:hAnsi="Times New Roman" w:cs="Times New Roman"/>
+              </w:rPr>
+              <w:t>Studente</w:t>
+            </w:r>
+          </w:p>
+        </w:tc>
+        <w:tc>
+          <w:tcPr>
+            <w:tcW w:w="1783" w:type="dxa"/>
+            <w:tcBorders>
+              <w:left w:val="single" w:sz="4" w:space="0" w:color="000000"/>
+              <w:right w:val="single" w:sz="4" w:space="0" w:color="000000"/>
+            </w:tcBorders>
+            <w:vAlign w:val="center"/>
+          </w:tcPr>
+          <w:p>
+            <w:pPr>
+              <w:cnfStyle w:val="000000000000" w:firstRow="0" w:lastRow="0" w:firstColumn="0" w:lastColumn="0" w:oddVBand="0" w:evenVBand="0" w:oddHBand="0" w:evenHBand="0" w:firstRowFirstColumn="0" w:firstRowLastColumn="0" w:lastRowFirstColumn="0" w:lastRowLastColumn="0"/>
+              <w:rPr>
+                <w:rFonts w:ascii="Times New Roman" w:eastAsia="Cambria" w:hAnsi="Times New Roman" w:cs="Times New Roman"/>
+              </w:rPr>
+            </w:pPr>
+            <w:r>
+              <w:rPr>
+                <w:rFonts w:ascii="Times New Roman" w:eastAsia="Cambria" w:hAnsi="Times New Roman" w:cs="Times New Roman"/>
+              </w:rPr>
+              <w:t>-</w:t>
+            </w:r>
+          </w:p>
+        </w:tc>
+        <w:tc>
+          <w:tcPr>
+            <w:tcW w:w="2752" w:type="dxa"/>
+            <w:tcBorders>
+              <w:left w:val="single" w:sz="4" w:space="0" w:color="000000"/>
+              <w:right w:val="single" w:sz="4" w:space="0" w:color="000000"/>
+            </w:tcBorders>
+            <w:vAlign w:val="center"/>
+          </w:tcPr>
+          <w:p>
+            <w:pPr>
+              <w:cnfStyle w:val="000000000000" w:firstRow="0" w:lastRow="0" w:firstColumn="0" w:lastColumn="0" w:oddVBand="0" w:evenVBand="0" w:oddHBand="0" w:evenHBand="0" w:firstRowFirstColumn="0" w:firstRowLastColumn="0" w:lastRowFirstColumn="0" w:lastRowLastColumn="0"/>
+              <w:rPr>
+                <w:rFonts w:ascii="Times New Roman" w:eastAsia="Cambria" w:hAnsi="Times New Roman" w:cs="Times New Roman"/>
+              </w:rPr>
+            </w:pPr>
+            <w:r>
+              <w:rPr>
+                <w:rFonts w:ascii="Times New Roman" w:eastAsia="Cambria" w:hAnsi="Times New Roman" w:cs="Times New Roman"/>
+              </w:rPr>
+              <w:t>-</w:t>
+            </w:r>
+          </w:p>
+        </w:tc>
+        <w:tc>
+          <w:tcPr>
+            <w:tcW w:w="1702" w:type="dxa"/>
+            <w:tcBorders>
+              <w:left w:val="single" w:sz="4" w:space="0" w:color="000000"/>
+              <w:right w:val="single" w:sz="4" w:space="0" w:color="000000"/>
+            </w:tcBorders>
+            <w:vAlign w:val="center"/>
+          </w:tcPr>
+          <w:p>
+            <w:pPr>
+              <w:cnfStyle w:val="000000000000" w:firstRow="0" w:lastRow="0" w:firstColumn="0" w:lastColumn="0" w:oddVBand="0" w:evenVBand="0" w:oddHBand="0" w:evenHBand="0" w:firstRowFirstColumn="0" w:firstRowLastColumn="0" w:lastRowFirstColumn="0" w:lastRowLastColumn="0"/>
+              <w:rPr>
+                <w:rFonts w:ascii="Constantia" w:eastAsia="Times New Roman" w:hAnsi="Constantia" w:cs="Times New Roman"/>
+              </w:rPr>
+            </w:pPr>
+            <w:r>
+              <w:rPr>
+                <w:rFonts w:ascii="Constantia" w:eastAsia="Times New Roman" w:hAnsi="Constantia" w:cs="Times New Roman"/>
+              </w:rPr>
+              <w:t>RF22</w:t>
+            </w:r>
+          </w:p>
+        </w:tc>
+      </w:tr>
+      <w:tr>
+        <w:trPr>
+          <w:cnfStyle w:val="000000100000" w:firstRow="0" w:lastRow="0" w:firstColumn="0" w:lastColumn="0" w:oddVBand="0" w:evenVBand="0" w:oddHBand="1" w:evenHBand="0" w:firstRowFirstColumn="0" w:firstRowLastColumn="0" w:lastRowFirstColumn="0" w:lastRowLastColumn="0"/>
           <w:jc w:val="center"/>
         </w:trPr>
         <w:tc>
@@ -11739,7 +11911,7 @@
                 <w:rFonts w:ascii="Times New Roman" w:eastAsia="Cambria" w:hAnsi="Times New Roman" w:cs="Times New Roman"/>
                 <w:color w:val="F37A41"/>
               </w:rPr>
-              <w:t>UC10</w:t>
+              <w:t>UC11</w:t>
             </w:r>
             <w:r>
               <w:rPr>
@@ -11784,7 +11956,7 @@
           </w:tcPr>
           <w:p>
             <w:pPr>
-              <w:cnfStyle w:val="000000000000" w:firstRow="0" w:lastRow="0" w:firstColumn="0" w:lastColumn="0" w:oddVBand="0" w:evenVBand="0" w:oddHBand="0" w:evenHBand="0" w:firstRowFirstColumn="0" w:firstRowLastColumn="0" w:lastRowFirstColumn="0" w:lastRowLastColumn="0"/>
+              <w:cnfStyle w:val="000000100000" w:firstRow="0" w:lastRow="0" w:firstColumn="0" w:lastColumn="0" w:oddVBand="0" w:evenVBand="0" w:oddHBand="1" w:evenHBand="0" w:firstRowFirstColumn="0" w:firstRowLastColumn="0" w:lastRowFirstColumn="0" w:lastRowLastColumn="0"/>
               <w:rPr>
                 <w:rFonts w:ascii="Times New Roman" w:hAnsi="Times New Roman" w:cs="Times New Roman"/>
               </w:rPr>
@@ -11810,7 +11982,7 @@
           </w:tcPr>
           <w:p>
             <w:pPr>
-              <w:cnfStyle w:val="000000000000" w:firstRow="0" w:lastRow="0" w:firstColumn="0" w:lastColumn="0" w:oddVBand="0" w:evenVBand="0" w:oddHBand="0" w:evenHBand="0" w:firstRowFirstColumn="0" w:firstRowLastColumn="0" w:lastRowFirstColumn="0" w:lastRowLastColumn="0"/>
+              <w:cnfStyle w:val="000000100000" w:firstRow="0" w:lastRow="0" w:firstColumn="0" w:lastColumn="0" w:oddVBand="0" w:evenVBand="0" w:oddHBand="1" w:evenHBand="0" w:firstRowFirstColumn="0" w:firstRowLastColumn="0" w:lastRowFirstColumn="0" w:lastRowLastColumn="0"/>
               <w:rPr>
                 <w:rFonts w:ascii="Times New Roman" w:hAnsi="Times New Roman" w:cs="Times New Roman"/>
               </w:rPr>
@@ -11836,7 +12008,7 @@
           </w:tcPr>
           <w:p>
             <w:pPr>
-              <w:cnfStyle w:val="000000000000" w:firstRow="0" w:lastRow="0" w:firstColumn="0" w:lastColumn="0" w:oddVBand="0" w:evenVBand="0" w:oddHBand="0" w:evenHBand="0" w:firstRowFirstColumn="0" w:firstRowLastColumn="0" w:lastRowFirstColumn="0" w:lastRowLastColumn="0"/>
+              <w:cnfStyle w:val="000000100000" w:firstRow="0" w:lastRow="0" w:firstColumn="0" w:lastColumn="0" w:oddVBand="0" w:evenVBand="0" w:oddHBand="1" w:evenHBand="0" w:firstRowFirstColumn="0" w:firstRowLastColumn="0" w:lastRowFirstColumn="0" w:lastRowLastColumn="0"/>
               <w:rPr>
                 <w:rFonts w:ascii="Times New Roman" w:hAnsi="Times New Roman" w:cs="Times New Roman"/>
               </w:rPr>
@@ -11855,7 +12027,7 @@
                 <w:ilvl w:val="0"/>
                 <w:numId w:val="19"/>
               </w:numPr>
-              <w:cnfStyle w:val="000000000000" w:firstRow="0" w:lastRow="0" w:firstColumn="0" w:lastColumn="0" w:oddVBand="0" w:evenVBand="0" w:oddHBand="0" w:evenHBand="0" w:firstRowFirstColumn="0" w:firstRowLastColumn="0" w:lastRowFirstColumn="0" w:lastRowLastColumn="0"/>
+              <w:cnfStyle w:val="000000100000" w:firstRow="0" w:lastRow="0" w:firstColumn="0" w:lastColumn="0" w:oddVBand="0" w:evenVBand="0" w:oddHBand="1" w:evenHBand="0" w:firstRowFirstColumn="0" w:firstRowLastColumn="0" w:lastRowFirstColumn="0" w:lastRowLastColumn="0"/>
               <w:rPr>
                 <w:rFonts w:ascii="Cambria" w:eastAsia="Cambria" w:hAnsi="Cambria"/>
               </w:rPr>
@@ -11876,7 +12048,7 @@
                 <w:ilvl w:val="0"/>
                 <w:numId w:val="19"/>
               </w:numPr>
-              <w:cnfStyle w:val="000000000000" w:firstRow="0" w:lastRow="0" w:firstColumn="0" w:lastColumn="0" w:oddVBand="0" w:evenVBand="0" w:oddHBand="0" w:evenHBand="0" w:firstRowFirstColumn="0" w:firstRowLastColumn="0" w:lastRowFirstColumn="0" w:lastRowLastColumn="0"/>
+              <w:cnfStyle w:val="000000100000" w:firstRow="0" w:lastRow="0" w:firstColumn="0" w:lastColumn="0" w:oddVBand="0" w:evenVBand="0" w:oddHBand="1" w:evenHBand="0" w:firstRowFirstColumn="0" w:firstRowLastColumn="0" w:lastRowFirstColumn="0" w:lastRowLastColumn="0"/>
               <w:rPr>
                 <w:rFonts w:ascii="Times New Roman" w:hAnsi="Times New Roman" w:cs="Times New Roman"/>
               </w:rPr>
@@ -11904,7 +12076,7 @@
           </w:tcPr>
           <w:p>
             <w:pPr>
-              <w:cnfStyle w:val="000000000000" w:firstRow="0" w:lastRow="0" w:firstColumn="0" w:lastColumn="0" w:oddVBand="0" w:evenVBand="0" w:oddHBand="0" w:evenHBand="0" w:firstRowFirstColumn="0" w:firstRowLastColumn="0" w:lastRowFirstColumn="0" w:lastRowLastColumn="0"/>
+              <w:cnfStyle w:val="000000100000" w:firstRow="0" w:lastRow="0" w:firstColumn="0" w:lastColumn="0" w:oddVBand="0" w:evenVBand="0" w:oddHBand="1" w:evenHBand="0" w:firstRowFirstColumn="0" w:firstRowLastColumn="0" w:lastRowFirstColumn="0" w:lastRowLastColumn="0"/>
               <w:rPr>
                 <w:rFonts w:ascii="Times New Roman" w:hAnsi="Times New Roman" w:cs="Times New Roman"/>
               </w:rPr>
@@ -11920,7 +12092,6 @@
       </w:tr>
       <w:tr>
         <w:trPr>
-          <w:cnfStyle w:val="000000100000" w:firstRow="0" w:lastRow="0" w:firstColumn="0" w:lastColumn="0" w:oddVBand="0" w:evenVBand="0" w:oddHBand="1" w:evenHBand="0" w:firstRowFirstColumn="0" w:firstRowLastColumn="0" w:lastRowFirstColumn="0" w:lastRowLastColumn="0"/>
           <w:jc w:val="center"/>
         </w:trPr>
         <w:tc>
@@ -11946,7 +12117,7 @@
                 <w:rFonts w:ascii="Times New Roman" w:eastAsia="Cambria" w:hAnsi="Times New Roman" w:cs="Times New Roman"/>
                 <w:color w:val="F37A41"/>
               </w:rPr>
-              <w:t>UC11</w:t>
+              <w:t>UC12</w:t>
             </w:r>
             <w:r>
               <w:rPr>
@@ -11977,7 +12148,7 @@
           </w:tcPr>
           <w:p>
             <w:pPr>
-              <w:cnfStyle w:val="000000100000" w:firstRow="0" w:lastRow="0" w:firstColumn="0" w:lastColumn="0" w:oddVBand="0" w:evenVBand="0" w:oddHBand="1" w:evenHBand="0" w:firstRowFirstColumn="0" w:firstRowLastColumn="0" w:lastRowFirstColumn="0" w:lastRowLastColumn="0"/>
+              <w:cnfStyle w:val="000000000000" w:firstRow="0" w:lastRow="0" w:firstColumn="0" w:lastColumn="0" w:oddVBand="0" w:evenVBand="0" w:oddHBand="0" w:evenHBand="0" w:firstRowFirstColumn="0" w:firstRowLastColumn="0" w:lastRowFirstColumn="0" w:lastRowLastColumn="0"/>
               <w:rPr>
                 <w:rFonts w:ascii="Times New Roman" w:hAnsi="Times New Roman" w:cs="Times New Roman"/>
               </w:rPr>
@@ -12001,7 +12172,7 @@
           </w:tcPr>
           <w:p>
             <w:pPr>
-              <w:cnfStyle w:val="000000100000" w:firstRow="0" w:lastRow="0" w:firstColumn="0" w:lastColumn="0" w:oddVBand="0" w:evenVBand="0" w:oddHBand="1" w:evenHBand="0" w:firstRowFirstColumn="0" w:firstRowLastColumn="0" w:lastRowFirstColumn="0" w:lastRowLastColumn="0"/>
+              <w:cnfStyle w:val="000000000000" w:firstRow="0" w:lastRow="0" w:firstColumn="0" w:lastColumn="0" w:oddVBand="0" w:evenVBand="0" w:oddHBand="0" w:evenHBand="0" w:firstRowFirstColumn="0" w:firstRowLastColumn="0" w:lastRowFirstColumn="0" w:lastRowLastColumn="0"/>
               <w:rPr>
                 <w:rFonts w:ascii="Times New Roman" w:hAnsi="Times New Roman" w:cs="Times New Roman"/>
               </w:rPr>
@@ -12025,7 +12196,7 @@
           </w:tcPr>
           <w:p>
             <w:pPr>
-              <w:cnfStyle w:val="000000100000" w:firstRow="0" w:lastRow="0" w:firstColumn="0" w:lastColumn="0" w:oddVBand="0" w:evenVBand="0" w:oddHBand="1" w:evenHBand="0" w:firstRowFirstColumn="0" w:firstRowLastColumn="0" w:lastRowFirstColumn="0" w:lastRowLastColumn="0"/>
+              <w:cnfStyle w:val="000000000000" w:firstRow="0" w:lastRow="0" w:firstColumn="0" w:lastColumn="0" w:oddVBand="0" w:evenVBand="0" w:oddHBand="0" w:evenHBand="0" w:firstRowFirstColumn="0" w:firstRowLastColumn="0" w:lastRowFirstColumn="0" w:lastRowLastColumn="0"/>
               <w:rPr>
                 <w:rFonts w:ascii="Times New Roman" w:hAnsi="Times New Roman" w:cs="Times New Roman"/>
               </w:rPr>
@@ -12043,7 +12214,7 @@
                 <w:ilvl w:val="0"/>
                 <w:numId w:val="20"/>
               </w:numPr>
-              <w:cnfStyle w:val="000000100000" w:firstRow="0" w:lastRow="0" w:firstColumn="0" w:lastColumn="0" w:oddVBand="0" w:evenVBand="0" w:oddHBand="1" w:evenHBand="0" w:firstRowFirstColumn="0" w:firstRowLastColumn="0" w:lastRowFirstColumn="0" w:lastRowLastColumn="0"/>
+              <w:cnfStyle w:val="000000000000" w:firstRow="0" w:lastRow="0" w:firstColumn="0" w:lastColumn="0" w:oddVBand="0" w:evenVBand="0" w:oddHBand="0" w:evenHBand="0" w:firstRowFirstColumn="0" w:firstRowLastColumn="0" w:lastRowFirstColumn="0" w:lastRowLastColumn="0"/>
               <w:rPr>
                 <w:rFonts w:ascii="Times New Roman" w:hAnsi="Times New Roman" w:cs="Times New Roman"/>
               </w:rPr>
@@ -12070,7 +12241,7 @@
           </w:tcPr>
           <w:p>
             <w:pPr>
-              <w:cnfStyle w:val="000000100000" w:firstRow="0" w:lastRow="0" w:firstColumn="0" w:lastColumn="0" w:oddVBand="0" w:evenVBand="0" w:oddHBand="1" w:evenHBand="0" w:firstRowFirstColumn="0" w:firstRowLastColumn="0" w:lastRowFirstColumn="0" w:lastRowLastColumn="0"/>
+              <w:cnfStyle w:val="000000000000" w:firstRow="0" w:lastRow="0" w:firstColumn="0" w:lastColumn="0" w:oddVBand="0" w:evenVBand="0" w:oddHBand="0" w:evenHBand="0" w:firstRowFirstColumn="0" w:firstRowLastColumn="0" w:lastRowFirstColumn="0" w:lastRowLastColumn="0"/>
               <w:rPr>
                 <w:rFonts w:ascii="Times New Roman" w:hAnsi="Times New Roman" w:cs="Times New Roman"/>
               </w:rPr>
@@ -12086,6 +12257,7 @@
       </w:tr>
       <w:tr>
         <w:trPr>
+          <w:cnfStyle w:val="000000100000" w:firstRow="0" w:lastRow="0" w:firstColumn="0" w:lastColumn="0" w:oddVBand="0" w:evenVBand="0" w:oddHBand="1" w:evenHBand="0" w:firstRowFirstColumn="0" w:firstRowLastColumn="0" w:lastRowFirstColumn="0" w:lastRowLastColumn="0"/>
           <w:jc w:val="center"/>
         </w:trPr>
         <w:tc>
@@ -12112,7 +12284,7 @@
                 <w:rFonts w:ascii="Times New Roman" w:eastAsia="Cambria" w:hAnsi="Times New Roman" w:cs="Times New Roman"/>
                 <w:color w:val="F37A41"/>
               </w:rPr>
-              <w:t>UC12</w:t>
+              <w:t>UC13</w:t>
             </w:r>
             <w:r>
               <w:rPr>
@@ -12158,7 +12330,7 @@
           </w:tcPr>
           <w:p>
             <w:pPr>
-              <w:cnfStyle w:val="000000000000" w:firstRow="0" w:lastRow="0" w:firstColumn="0" w:lastColumn="0" w:oddVBand="0" w:evenVBand="0" w:oddHBand="0" w:evenHBand="0" w:firstRowFirstColumn="0" w:firstRowLastColumn="0" w:lastRowFirstColumn="0" w:lastRowLastColumn="0"/>
+              <w:cnfStyle w:val="000000100000" w:firstRow="0" w:lastRow="0" w:firstColumn="0" w:lastColumn="0" w:oddVBand="0" w:evenVBand="0" w:oddHBand="1" w:evenHBand="0" w:firstRowFirstColumn="0" w:firstRowLastColumn="0" w:lastRowFirstColumn="0" w:lastRowLastColumn="0"/>
               <w:rPr>
                 <w:rFonts w:ascii="Times New Roman" w:hAnsi="Times New Roman" w:cs="Times New Roman"/>
               </w:rPr>
@@ -12184,7 +12356,7 @@
           </w:tcPr>
           <w:p>
             <w:pPr>
-              <w:cnfStyle w:val="000000000000" w:firstRow="0" w:lastRow="0" w:firstColumn="0" w:lastColumn="0" w:oddVBand="0" w:evenVBand="0" w:oddHBand="0" w:evenHBand="0" w:firstRowFirstColumn="0" w:firstRowLastColumn="0" w:lastRowFirstColumn="0" w:lastRowLastColumn="0"/>
+              <w:cnfStyle w:val="000000100000" w:firstRow="0" w:lastRow="0" w:firstColumn="0" w:lastColumn="0" w:oddVBand="0" w:evenVBand="0" w:oddHBand="1" w:evenHBand="0" w:firstRowFirstColumn="0" w:firstRowLastColumn="0" w:lastRowFirstColumn="0" w:lastRowLastColumn="0"/>
               <w:rPr>
                 <w:rFonts w:ascii="Times New Roman" w:hAnsi="Times New Roman" w:cs="Times New Roman"/>
               </w:rPr>
@@ -12210,7 +12382,7 @@
           </w:tcPr>
           <w:p>
             <w:pPr>
-              <w:cnfStyle w:val="000000000000" w:firstRow="0" w:lastRow="0" w:firstColumn="0" w:lastColumn="0" w:oddVBand="0" w:evenVBand="0" w:oddHBand="0" w:evenHBand="0" w:firstRowFirstColumn="0" w:firstRowLastColumn="0" w:lastRowFirstColumn="0" w:lastRowLastColumn="0"/>
+              <w:cnfStyle w:val="000000100000" w:firstRow="0" w:lastRow="0" w:firstColumn="0" w:lastColumn="0" w:oddVBand="0" w:evenVBand="0" w:oddHBand="1" w:evenHBand="0" w:firstRowFirstColumn="0" w:firstRowLastColumn="0" w:lastRowFirstColumn="0" w:lastRowLastColumn="0"/>
               <w:rPr>
                 <w:rFonts w:ascii="Times New Roman" w:hAnsi="Times New Roman" w:cs="Times New Roman"/>
               </w:rPr>
@@ -12229,7 +12401,7 @@
                 <w:ilvl w:val="0"/>
                 <w:numId w:val="28"/>
               </w:numPr>
-              <w:cnfStyle w:val="000000000000" w:firstRow="0" w:lastRow="0" w:firstColumn="0" w:lastColumn="0" w:oddVBand="0" w:evenVBand="0" w:oddHBand="0" w:evenHBand="0" w:firstRowFirstColumn="0" w:firstRowLastColumn="0" w:lastRowFirstColumn="0" w:lastRowLastColumn="0"/>
+              <w:cnfStyle w:val="000000100000" w:firstRow="0" w:lastRow="0" w:firstColumn="0" w:lastColumn="0" w:oddVBand="0" w:evenVBand="0" w:oddHBand="1" w:evenHBand="0" w:firstRowFirstColumn="0" w:firstRowLastColumn="0" w:lastRowFirstColumn="0" w:lastRowLastColumn="0"/>
               <w:rPr>
                 <w:rFonts w:ascii="Times New Roman" w:hAnsi="Times New Roman" w:cs="Times New Roman"/>
               </w:rPr>
@@ -12257,7 +12429,7 @@
           </w:tcPr>
           <w:p>
             <w:pPr>
-              <w:cnfStyle w:val="000000000000" w:firstRow="0" w:lastRow="0" w:firstColumn="0" w:lastColumn="0" w:oddVBand="0" w:evenVBand="0" w:oddHBand="0" w:evenHBand="0" w:firstRowFirstColumn="0" w:firstRowLastColumn="0" w:lastRowFirstColumn="0" w:lastRowLastColumn="0"/>
+              <w:cnfStyle w:val="000000100000" w:firstRow="0" w:lastRow="0" w:firstColumn="0" w:lastColumn="0" w:oddVBand="0" w:evenVBand="0" w:oddHBand="1" w:evenHBand="0" w:firstRowFirstColumn="0" w:firstRowLastColumn="0" w:lastRowFirstColumn="0" w:lastRowLastColumn="0"/>
               <w:rPr>
                 <w:rFonts w:ascii="Constantia" w:eastAsia="Times New Roman" w:hAnsi="Constantia" w:cs="Times New Roman"/>
               </w:rPr>
@@ -12273,7 +12445,6 @@
       </w:tr>
       <w:tr>
         <w:trPr>
-          <w:cnfStyle w:val="000000100000" w:firstRow="0" w:lastRow="0" w:firstColumn="0" w:lastColumn="0" w:oddVBand="0" w:evenVBand="0" w:oddHBand="1" w:evenHBand="0" w:firstRowFirstColumn="0" w:firstRowLastColumn="0" w:lastRowFirstColumn="0" w:lastRowLastColumn="0"/>
           <w:jc w:val="center"/>
         </w:trPr>
         <w:tc>
@@ -12299,7 +12470,7 @@
                 <w:rFonts w:ascii="Times New Roman" w:eastAsia="Cambria" w:hAnsi="Times New Roman" w:cs="Times New Roman"/>
                 <w:color w:val="F37A41"/>
               </w:rPr>
-              <w:t>UC13</w:t>
+              <w:t>UC14</w:t>
             </w:r>
             <w:r>
               <w:rPr>
@@ -12341,7 +12512,7 @@
           </w:tcPr>
           <w:p>
             <w:pPr>
-              <w:cnfStyle w:val="000000100000" w:firstRow="0" w:lastRow="0" w:firstColumn="0" w:lastColumn="0" w:oddVBand="0" w:evenVBand="0" w:oddHBand="1" w:evenHBand="0" w:firstRowFirstColumn="0" w:firstRowLastColumn="0" w:lastRowFirstColumn="0" w:lastRowLastColumn="0"/>
+              <w:cnfStyle w:val="000000000000" w:firstRow="0" w:lastRow="0" w:firstColumn="0" w:lastColumn="0" w:oddVBand="0" w:evenVBand="0" w:oddHBand="0" w:evenHBand="0" w:firstRowFirstColumn="0" w:firstRowLastColumn="0" w:lastRowFirstColumn="0" w:lastRowLastColumn="0"/>
               <w:rPr>
                 <w:rFonts w:ascii="Times New Roman" w:hAnsi="Times New Roman" w:cs="Times New Roman"/>
               </w:rPr>
@@ -12365,7 +12536,7 @@
           </w:tcPr>
           <w:p>
             <w:pPr>
-              <w:cnfStyle w:val="000000100000" w:firstRow="0" w:lastRow="0" w:firstColumn="0" w:lastColumn="0" w:oddVBand="0" w:evenVBand="0" w:oddHBand="1" w:evenHBand="0" w:firstRowFirstColumn="0" w:firstRowLastColumn="0" w:lastRowFirstColumn="0" w:lastRowLastColumn="0"/>
+              <w:cnfStyle w:val="000000000000" w:firstRow="0" w:lastRow="0" w:firstColumn="0" w:lastColumn="0" w:oddVBand="0" w:evenVBand="0" w:oddHBand="0" w:evenHBand="0" w:firstRowFirstColumn="0" w:firstRowLastColumn="0" w:lastRowFirstColumn="0" w:lastRowLastColumn="0"/>
               <w:rPr>
                 <w:rFonts w:ascii="Times New Roman" w:hAnsi="Times New Roman" w:cs="Times New Roman"/>
               </w:rPr>
@@ -12389,7 +12560,7 @@
           </w:tcPr>
           <w:p>
             <w:pPr>
-              <w:cnfStyle w:val="000000100000" w:firstRow="0" w:lastRow="0" w:firstColumn="0" w:lastColumn="0" w:oddVBand="0" w:evenVBand="0" w:oddHBand="1" w:evenHBand="0" w:firstRowFirstColumn="0" w:firstRowLastColumn="0" w:lastRowFirstColumn="0" w:lastRowLastColumn="0"/>
+              <w:cnfStyle w:val="000000000000" w:firstRow="0" w:lastRow="0" w:firstColumn="0" w:lastColumn="0" w:oddVBand="0" w:evenVBand="0" w:oddHBand="0" w:evenHBand="0" w:firstRowFirstColumn="0" w:firstRowLastColumn="0" w:lastRowFirstColumn="0" w:lastRowLastColumn="0"/>
               <w:rPr>
                 <w:rFonts w:ascii="Times New Roman" w:hAnsi="Times New Roman" w:cs="Times New Roman"/>
               </w:rPr>
@@ -12413,7 +12584,7 @@
           </w:tcPr>
           <w:p>
             <w:pPr>
-              <w:cnfStyle w:val="000000100000" w:firstRow="0" w:lastRow="0" w:firstColumn="0" w:lastColumn="0" w:oddVBand="0" w:evenVBand="0" w:oddHBand="1" w:evenHBand="0" w:firstRowFirstColumn="0" w:firstRowLastColumn="0" w:lastRowFirstColumn="0" w:lastRowLastColumn="0"/>
+              <w:cnfStyle w:val="000000000000" w:firstRow="0" w:lastRow="0" w:firstColumn="0" w:lastColumn="0" w:oddVBand="0" w:evenVBand="0" w:oddHBand="0" w:evenHBand="0" w:firstRowFirstColumn="0" w:firstRowLastColumn="0" w:lastRowFirstColumn="0" w:lastRowLastColumn="0"/>
               <w:rPr>
                 <w:rFonts w:ascii="Times New Roman" w:hAnsi="Times New Roman" w:cs="Times New Roman"/>
               </w:rPr>
@@ -12429,6 +12600,7 @@
       </w:tr>
       <w:tr>
         <w:trPr>
+          <w:cnfStyle w:val="000000100000" w:firstRow="0" w:lastRow="0" w:firstColumn="0" w:lastColumn="0" w:oddVBand="0" w:evenVBand="0" w:oddHBand="1" w:evenHBand="0" w:firstRowFirstColumn="0" w:firstRowLastColumn="0" w:lastRowFirstColumn="0" w:lastRowLastColumn="0"/>
           <w:jc w:val="center"/>
         </w:trPr>
         <w:tc>
@@ -12457,7 +12629,7 @@
                 <w:rFonts w:ascii="Times New Roman" w:eastAsia="Cambria" w:hAnsi="Times New Roman" w:cs="Times New Roman"/>
                 <w:color w:val="F37A41"/>
               </w:rPr>
-              <w:t>UC14</w:t>
+              <w:t>UC15</w:t>
             </w:r>
             <w:r>
               <w:rPr>
@@ -12503,7 +12675,7 @@
           </w:tcPr>
           <w:p>
             <w:pPr>
-              <w:cnfStyle w:val="000000000000" w:firstRow="0" w:lastRow="0" w:firstColumn="0" w:lastColumn="0" w:oddVBand="0" w:evenVBand="0" w:oddHBand="0" w:evenHBand="0" w:firstRowFirstColumn="0" w:firstRowLastColumn="0" w:lastRowFirstColumn="0" w:lastRowLastColumn="0"/>
+              <w:cnfStyle w:val="000000100000" w:firstRow="0" w:lastRow="0" w:firstColumn="0" w:lastColumn="0" w:oddVBand="0" w:evenVBand="0" w:oddHBand="1" w:evenHBand="0" w:firstRowFirstColumn="0" w:firstRowLastColumn="0" w:lastRowFirstColumn="0" w:lastRowLastColumn="0"/>
               <w:rPr>
                 <w:rFonts w:ascii="Times New Roman" w:hAnsi="Times New Roman" w:cs="Times New Roman"/>
               </w:rPr>
@@ -12529,7 +12701,7 @@
           </w:tcPr>
           <w:p>
             <w:pPr>
-              <w:cnfStyle w:val="000000000000" w:firstRow="0" w:lastRow="0" w:firstColumn="0" w:lastColumn="0" w:oddVBand="0" w:evenVBand="0" w:oddHBand="0" w:evenHBand="0" w:firstRowFirstColumn="0" w:firstRowLastColumn="0" w:lastRowFirstColumn="0" w:lastRowLastColumn="0"/>
+              <w:cnfStyle w:val="000000100000" w:firstRow="0" w:lastRow="0" w:firstColumn="0" w:lastColumn="0" w:oddVBand="0" w:evenVBand="0" w:oddHBand="1" w:evenHBand="0" w:firstRowFirstColumn="0" w:firstRowLastColumn="0" w:lastRowFirstColumn="0" w:lastRowLastColumn="0"/>
               <w:rPr>
                 <w:rFonts w:ascii="Times New Roman" w:hAnsi="Times New Roman" w:cs="Times New Roman"/>
               </w:rPr>
@@ -12555,7 +12727,7 @@
           </w:tcPr>
           <w:p>
             <w:pPr>
-              <w:cnfStyle w:val="000000000000" w:firstRow="0" w:lastRow="0" w:firstColumn="0" w:lastColumn="0" w:oddVBand="0" w:evenVBand="0" w:oddHBand="0" w:evenHBand="0" w:firstRowFirstColumn="0" w:firstRowLastColumn="0" w:lastRowFirstColumn="0" w:lastRowLastColumn="0"/>
+              <w:cnfStyle w:val="000000100000" w:firstRow="0" w:lastRow="0" w:firstColumn="0" w:lastColumn="0" w:oddVBand="0" w:evenVBand="0" w:oddHBand="1" w:evenHBand="0" w:firstRowFirstColumn="0" w:firstRowLastColumn="0" w:lastRowFirstColumn="0" w:lastRowLastColumn="0"/>
               <w:rPr>
                 <w:rFonts w:ascii="Times New Roman" w:hAnsi="Times New Roman" w:cs="Times New Roman"/>
               </w:rPr>
@@ -12581,7 +12753,7 @@
           </w:tcPr>
           <w:p>
             <w:pPr>
-              <w:cnfStyle w:val="000000000000" w:firstRow="0" w:lastRow="0" w:firstColumn="0" w:lastColumn="0" w:oddVBand="0" w:evenVBand="0" w:oddHBand="0" w:evenHBand="0" w:firstRowFirstColumn="0" w:firstRowLastColumn="0" w:lastRowFirstColumn="0" w:lastRowLastColumn="0"/>
+              <w:cnfStyle w:val="000000100000" w:firstRow="0" w:lastRow="0" w:firstColumn="0" w:lastColumn="0" w:oddVBand="0" w:evenVBand="0" w:oddHBand="1" w:evenHBand="0" w:firstRowFirstColumn="0" w:firstRowLastColumn="0" w:lastRowFirstColumn="0" w:lastRowLastColumn="0"/>
               <w:rPr>
                 <w:rFonts w:ascii="Constantia" w:eastAsia="Times New Roman" w:hAnsi="Constantia" w:cs="Times New Roman"/>
               </w:rPr>
@@ -12597,7 +12769,6 @@
       </w:tr>
       <w:tr>
         <w:trPr>
-          <w:cnfStyle w:val="000000100000" w:firstRow="0" w:lastRow="0" w:firstColumn="0" w:lastColumn="0" w:oddVBand="0" w:evenVBand="0" w:oddHBand="1" w:evenHBand="0" w:firstRowFirstColumn="0" w:firstRowLastColumn="0" w:lastRowFirstColumn="0" w:lastRowLastColumn="0"/>
           <w:jc w:val="center"/>
         </w:trPr>
         <w:tc>
@@ -12622,7 +12793,7 @@
                 <w:rFonts w:ascii="Times New Roman" w:eastAsia="Cambria" w:hAnsi="Times New Roman" w:cs="Times New Roman"/>
                 <w:color w:val="F37A41"/>
               </w:rPr>
-              <w:t>UC15</w:t>
+              <w:t>UC16</w:t>
             </w:r>
             <w:r>
               <w:rPr>
@@ -12666,7 +12837,7 @@
           </w:tcPr>
           <w:p>
             <w:pPr>
-              <w:cnfStyle w:val="000000100000" w:firstRow="0" w:lastRow="0" w:firstColumn="0" w:lastColumn="0" w:oddVBand="0" w:evenVBand="0" w:oddHBand="1" w:evenHBand="0" w:firstRowFirstColumn="0" w:firstRowLastColumn="0" w:lastRowFirstColumn="0" w:lastRowLastColumn="0"/>
+              <w:cnfStyle w:val="000000000000" w:firstRow="0" w:lastRow="0" w:firstColumn="0" w:lastColumn="0" w:oddVBand="0" w:evenVBand="0" w:oddHBand="0" w:evenHBand="0" w:firstRowFirstColumn="0" w:firstRowLastColumn="0" w:lastRowFirstColumn="0" w:lastRowLastColumn="0"/>
               <w:rPr>
                 <w:rFonts w:ascii="Times New Roman" w:hAnsi="Times New Roman" w:cs="Times New Roman"/>
               </w:rPr>
@@ -12690,7 +12861,7 @@
           </w:tcPr>
           <w:p>
             <w:pPr>
-              <w:cnfStyle w:val="000000100000" w:firstRow="0" w:lastRow="0" w:firstColumn="0" w:lastColumn="0" w:oddVBand="0" w:evenVBand="0" w:oddHBand="1" w:evenHBand="0" w:firstRowFirstColumn="0" w:firstRowLastColumn="0" w:lastRowFirstColumn="0" w:lastRowLastColumn="0"/>
+              <w:cnfStyle w:val="000000000000" w:firstRow="0" w:lastRow="0" w:firstColumn="0" w:lastColumn="0" w:oddVBand="0" w:evenVBand="0" w:oddHBand="0" w:evenHBand="0" w:firstRowFirstColumn="0" w:firstRowLastColumn="0" w:lastRowFirstColumn="0" w:lastRowLastColumn="0"/>
               <w:rPr>
                 <w:rFonts w:ascii="Times New Roman" w:hAnsi="Times New Roman" w:cs="Times New Roman"/>
               </w:rPr>
@@ -12714,7 +12885,7 @@
           </w:tcPr>
           <w:p>
             <w:pPr>
-              <w:cnfStyle w:val="000000100000" w:firstRow="0" w:lastRow="0" w:firstColumn="0" w:lastColumn="0" w:oddVBand="0" w:evenVBand="0" w:oddHBand="1" w:evenHBand="0" w:firstRowFirstColumn="0" w:firstRowLastColumn="0" w:lastRowFirstColumn="0" w:lastRowLastColumn="0"/>
+              <w:cnfStyle w:val="000000000000" w:firstRow="0" w:lastRow="0" w:firstColumn="0" w:lastColumn="0" w:oddVBand="0" w:evenVBand="0" w:oddHBand="0" w:evenHBand="0" w:firstRowFirstColumn="0" w:firstRowLastColumn="0" w:lastRowFirstColumn="0" w:lastRowLastColumn="0"/>
               <w:rPr>
                 <w:rFonts w:ascii="Times New Roman" w:hAnsi="Times New Roman" w:cs="Times New Roman"/>
               </w:rPr>
@@ -12738,7 +12909,7 @@
           </w:tcPr>
           <w:p>
             <w:pPr>
-              <w:cnfStyle w:val="000000100000" w:firstRow="0" w:lastRow="0" w:firstColumn="0" w:lastColumn="0" w:oddVBand="0" w:evenVBand="0" w:oddHBand="1" w:evenHBand="0" w:firstRowFirstColumn="0" w:firstRowLastColumn="0" w:lastRowFirstColumn="0" w:lastRowLastColumn="0"/>
+              <w:cnfStyle w:val="000000000000" w:firstRow="0" w:lastRow="0" w:firstColumn="0" w:lastColumn="0" w:oddVBand="0" w:evenVBand="0" w:oddHBand="0" w:evenHBand="0" w:firstRowFirstColumn="0" w:firstRowLastColumn="0" w:lastRowFirstColumn="0" w:lastRowLastColumn="0"/>
               <w:rPr>
                 <w:rFonts w:ascii="Constantia" w:eastAsia="Times New Roman" w:hAnsi="Constantia" w:cs="Times New Roman"/>
               </w:rPr>
@@ -12754,6 +12925,7 @@
       </w:tr>
       <w:tr>
         <w:trPr>
+          <w:cnfStyle w:val="000000100000" w:firstRow="0" w:lastRow="0" w:firstColumn="0" w:lastColumn="0" w:oddVBand="0" w:evenVBand="0" w:oddHBand="1" w:evenHBand="0" w:firstRowFirstColumn="0" w:firstRowLastColumn="0" w:lastRowFirstColumn="0" w:lastRowLastColumn="0"/>
           <w:jc w:val="center"/>
         </w:trPr>
         <w:tc>
@@ -12781,7 +12953,7 @@
                 <w:rFonts w:ascii="Times New Roman" w:eastAsia="Cambria" w:hAnsi="Times New Roman" w:cs="Times New Roman"/>
                 <w:color w:val="F37A41"/>
               </w:rPr>
-              <w:t>UC16</w:t>
+              <w:t>UC17</w:t>
             </w:r>
             <w:r>
               <w:rPr>
@@ -12824,7 +12996,7 @@
           </w:tcPr>
           <w:p>
             <w:pPr>
-              <w:cnfStyle w:val="000000000000" w:firstRow="0" w:lastRow="0" w:firstColumn="0" w:lastColumn="0" w:oddVBand="0" w:evenVBand="0" w:oddHBand="0" w:evenHBand="0" w:firstRowFirstColumn="0" w:firstRowLastColumn="0" w:lastRowFirstColumn="0" w:lastRowLastColumn="0"/>
+              <w:cnfStyle w:val="000000100000" w:firstRow="0" w:lastRow="0" w:firstColumn="0" w:lastColumn="0" w:oddVBand="0" w:evenVBand="0" w:oddHBand="1" w:evenHBand="0" w:firstRowFirstColumn="0" w:firstRowLastColumn="0" w:lastRowFirstColumn="0" w:lastRowLastColumn="0"/>
               <w:rPr>
                 <w:rFonts w:ascii="Times New Roman" w:hAnsi="Times New Roman" w:cs="Times New Roman"/>
               </w:rPr>
@@ -12850,7 +13022,7 @@
           </w:tcPr>
           <w:p>
             <w:pPr>
-              <w:cnfStyle w:val="000000000000" w:firstRow="0" w:lastRow="0" w:firstColumn="0" w:lastColumn="0" w:oddVBand="0" w:evenVBand="0" w:oddHBand="0" w:evenHBand="0" w:firstRowFirstColumn="0" w:firstRowLastColumn="0" w:lastRowFirstColumn="0" w:lastRowLastColumn="0"/>
+              <w:cnfStyle w:val="000000100000" w:firstRow="0" w:lastRow="0" w:firstColumn="0" w:lastColumn="0" w:oddVBand="0" w:evenVBand="0" w:oddHBand="1" w:evenHBand="0" w:firstRowFirstColumn="0" w:firstRowLastColumn="0" w:lastRowFirstColumn="0" w:lastRowLastColumn="0"/>
               <w:rPr>
                 <w:rFonts w:ascii="Times New Roman" w:hAnsi="Times New Roman" w:cs="Times New Roman"/>
               </w:rPr>
@@ -12876,7 +13048,7 @@
           </w:tcPr>
           <w:p>
             <w:pPr>
-              <w:cnfStyle w:val="000000000000" w:firstRow="0" w:lastRow="0" w:firstColumn="0" w:lastColumn="0" w:oddVBand="0" w:evenVBand="0" w:oddHBand="0" w:evenHBand="0" w:firstRowFirstColumn="0" w:firstRowLastColumn="0" w:lastRowFirstColumn="0" w:lastRowLastColumn="0"/>
+              <w:cnfStyle w:val="000000100000" w:firstRow="0" w:lastRow="0" w:firstColumn="0" w:lastColumn="0" w:oddVBand="0" w:evenVBand="0" w:oddHBand="1" w:evenHBand="0" w:firstRowFirstColumn="0" w:firstRowLastColumn="0" w:lastRowFirstColumn="0" w:lastRowLastColumn="0"/>
               <w:rPr>
                 <w:rFonts w:ascii="Times New Roman" w:hAnsi="Times New Roman" w:cs="Times New Roman"/>
               </w:rPr>
@@ -12910,7 +13082,7 @@
           </w:tcPr>
           <w:p>
             <w:pPr>
-              <w:cnfStyle w:val="000000000000" w:firstRow="0" w:lastRow="0" w:firstColumn="0" w:lastColumn="0" w:oddVBand="0" w:evenVBand="0" w:oddHBand="0" w:evenHBand="0" w:firstRowFirstColumn="0" w:firstRowLastColumn="0" w:lastRowFirstColumn="0" w:lastRowLastColumn="0"/>
+              <w:cnfStyle w:val="000000100000" w:firstRow="0" w:lastRow="0" w:firstColumn="0" w:lastColumn="0" w:oddVBand="0" w:evenVBand="0" w:oddHBand="1" w:evenHBand="0" w:firstRowFirstColumn="0" w:firstRowLastColumn="0" w:lastRowFirstColumn="0" w:lastRowLastColumn="0"/>
               <w:rPr>
                 <w:rFonts w:ascii="Times New Roman" w:hAnsi="Times New Roman" w:cs="Times New Roman"/>
               </w:rPr>
@@ -12926,7 +13098,6 @@
       </w:tr>
       <w:tr>
         <w:trPr>
-          <w:cnfStyle w:val="000000100000" w:firstRow="0" w:lastRow="0" w:firstColumn="0" w:lastColumn="0" w:oddVBand="0" w:evenVBand="0" w:oddHBand="1" w:evenHBand="0" w:firstRowFirstColumn="0" w:firstRowLastColumn="0" w:lastRowFirstColumn="0" w:lastRowLastColumn="0"/>
           <w:jc w:val="center"/>
         </w:trPr>
         <w:tc>
@@ -12952,7 +13123,7 @@
                 <w:rFonts w:ascii="Times New Roman" w:eastAsia="Cambria" w:hAnsi="Times New Roman" w:cs="Times New Roman"/>
                 <w:color w:val="F37A41"/>
               </w:rPr>
-              <w:t>UC17</w:t>
+              <w:t>UC18</w:t>
             </w:r>
             <w:r>
               <w:rPr>
@@ -12992,7 +13163,7 @@
           </w:tcPr>
           <w:p>
             <w:pPr>
-              <w:cnfStyle w:val="000000100000" w:firstRow="0" w:lastRow="0" w:firstColumn="0" w:lastColumn="0" w:oddVBand="0" w:evenVBand="0" w:oddHBand="1" w:evenHBand="0" w:firstRowFirstColumn="0" w:firstRowLastColumn="0" w:lastRowFirstColumn="0" w:lastRowLastColumn="0"/>
+              <w:cnfStyle w:val="000000000000" w:firstRow="0" w:lastRow="0" w:firstColumn="0" w:lastColumn="0" w:oddVBand="0" w:evenVBand="0" w:oddHBand="0" w:evenHBand="0" w:firstRowFirstColumn="0" w:firstRowLastColumn="0" w:lastRowFirstColumn="0" w:lastRowLastColumn="0"/>
               <w:rPr>
                 <w:rFonts w:ascii="Times New Roman" w:hAnsi="Times New Roman" w:cs="Times New Roman"/>
               </w:rPr>
@@ -13016,7 +13187,7 @@
           </w:tcPr>
           <w:p>
             <w:pPr>
-              <w:cnfStyle w:val="000000100000" w:firstRow="0" w:lastRow="0" w:firstColumn="0" w:lastColumn="0" w:oddVBand="0" w:evenVBand="0" w:oddHBand="1" w:evenHBand="0" w:firstRowFirstColumn="0" w:firstRowLastColumn="0" w:lastRowFirstColumn="0" w:lastRowLastColumn="0"/>
+              <w:cnfStyle w:val="000000000000" w:firstRow="0" w:lastRow="0" w:firstColumn="0" w:lastColumn="0" w:oddVBand="0" w:evenVBand="0" w:oddHBand="0" w:evenHBand="0" w:firstRowFirstColumn="0" w:firstRowLastColumn="0" w:lastRowFirstColumn="0" w:lastRowLastColumn="0"/>
               <w:rPr>
                 <w:rFonts w:ascii="Times New Roman" w:hAnsi="Times New Roman" w:cs="Times New Roman"/>
               </w:rPr>
@@ -13040,7 +13211,7 @@
           </w:tcPr>
           <w:p>
             <w:pPr>
-              <w:cnfStyle w:val="000000100000" w:firstRow="0" w:lastRow="0" w:firstColumn="0" w:lastColumn="0" w:oddVBand="0" w:evenVBand="0" w:oddHBand="1" w:evenHBand="0" w:firstRowFirstColumn="0" w:firstRowLastColumn="0" w:lastRowFirstColumn="0" w:lastRowLastColumn="0"/>
+              <w:cnfStyle w:val="000000000000" w:firstRow="0" w:lastRow="0" w:firstColumn="0" w:lastColumn="0" w:oddVBand="0" w:evenVBand="0" w:oddHBand="0" w:evenHBand="0" w:firstRowFirstColumn="0" w:firstRowLastColumn="0" w:lastRowFirstColumn="0" w:lastRowLastColumn="0"/>
               <w:rPr>
                 <w:rFonts w:ascii="Times New Roman" w:hAnsi="Times New Roman" w:cs="Times New Roman"/>
               </w:rPr>
@@ -13072,7 +13243,7 @@
           </w:tcPr>
           <w:p>
             <w:pPr>
-              <w:cnfStyle w:val="000000100000" w:firstRow="0" w:lastRow="0" w:firstColumn="0" w:lastColumn="0" w:oddVBand="0" w:evenVBand="0" w:oddHBand="1" w:evenHBand="0" w:firstRowFirstColumn="0" w:firstRowLastColumn="0" w:lastRowFirstColumn="0" w:lastRowLastColumn="0"/>
+              <w:cnfStyle w:val="000000000000" w:firstRow="0" w:lastRow="0" w:firstColumn="0" w:lastColumn="0" w:oddVBand="0" w:evenVBand="0" w:oddHBand="0" w:evenHBand="0" w:firstRowFirstColumn="0" w:firstRowLastColumn="0" w:lastRowFirstColumn="0" w:lastRowLastColumn="0"/>
               <w:rPr>
                 <w:rFonts w:ascii="Times New Roman" w:hAnsi="Times New Roman" w:cs="Times New Roman"/>
               </w:rPr>
@@ -13088,6 +13259,7 @@
       </w:tr>
       <w:tr>
         <w:trPr>
+          <w:cnfStyle w:val="000000100000" w:firstRow="0" w:lastRow="0" w:firstColumn="0" w:lastColumn="0" w:oddVBand="0" w:evenVBand="0" w:oddHBand="1" w:evenHBand="0" w:firstRowFirstColumn="0" w:firstRowLastColumn="0" w:lastRowFirstColumn="0" w:lastRowLastColumn="0"/>
           <w:jc w:val="center"/>
         </w:trPr>
         <w:tc>
@@ -13114,7 +13286,7 @@
                 <w:rFonts w:ascii="Times New Roman" w:eastAsia="Cambria" w:hAnsi="Times New Roman" w:cs="Times New Roman"/>
                 <w:color w:val="F37A41"/>
               </w:rPr>
-              <w:t>UC18</w:t>
+              <w:t>UC19</w:t>
             </w:r>
             <w:r>
               <w:rPr>
@@ -13158,7 +13330,7 @@
           </w:tcPr>
           <w:p>
             <w:pPr>
-              <w:cnfStyle w:val="000000000000" w:firstRow="0" w:lastRow="0" w:firstColumn="0" w:lastColumn="0" w:oddVBand="0" w:evenVBand="0" w:oddHBand="0" w:evenHBand="0" w:firstRowFirstColumn="0" w:firstRowLastColumn="0" w:lastRowFirstColumn="0" w:lastRowLastColumn="0"/>
+              <w:cnfStyle w:val="000000100000" w:firstRow="0" w:lastRow="0" w:firstColumn="0" w:lastColumn="0" w:oddVBand="0" w:evenVBand="0" w:oddHBand="1" w:evenHBand="0" w:firstRowFirstColumn="0" w:firstRowLastColumn="0" w:lastRowFirstColumn="0" w:lastRowLastColumn="0"/>
               <w:rPr>
                 <w:rFonts w:ascii="Times New Roman" w:hAnsi="Times New Roman" w:cs="Times New Roman"/>
               </w:rPr>
@@ -13184,7 +13356,7 @@
           </w:tcPr>
           <w:p>
             <w:pPr>
-              <w:cnfStyle w:val="000000000000" w:firstRow="0" w:lastRow="0" w:firstColumn="0" w:lastColumn="0" w:oddVBand="0" w:evenVBand="0" w:oddHBand="0" w:evenHBand="0" w:firstRowFirstColumn="0" w:firstRowLastColumn="0" w:lastRowFirstColumn="0" w:lastRowLastColumn="0"/>
+              <w:cnfStyle w:val="000000100000" w:firstRow="0" w:lastRow="0" w:firstColumn="0" w:lastColumn="0" w:oddVBand="0" w:evenVBand="0" w:oddHBand="1" w:evenHBand="0" w:firstRowFirstColumn="0" w:firstRowLastColumn="0" w:lastRowFirstColumn="0" w:lastRowLastColumn="0"/>
               <w:rPr>
                 <w:rFonts w:ascii="Times New Roman" w:hAnsi="Times New Roman" w:cs="Times New Roman"/>
               </w:rPr>
@@ -13210,7 +13382,7 @@
           </w:tcPr>
           <w:p>
             <w:pPr>
-              <w:cnfStyle w:val="000000000000" w:firstRow="0" w:lastRow="0" w:firstColumn="0" w:lastColumn="0" w:oddVBand="0" w:evenVBand="0" w:oddHBand="0" w:evenHBand="0" w:firstRowFirstColumn="0" w:firstRowLastColumn="0" w:lastRowFirstColumn="0" w:lastRowLastColumn="0"/>
+              <w:cnfStyle w:val="000000100000" w:firstRow="0" w:lastRow="0" w:firstColumn="0" w:lastColumn="0" w:oddVBand="0" w:evenVBand="0" w:oddHBand="1" w:evenHBand="0" w:firstRowFirstColumn="0" w:firstRowLastColumn="0" w:lastRowFirstColumn="0" w:lastRowLastColumn="0"/>
               <w:rPr>
                 <w:rFonts w:ascii="Times New Roman" w:hAnsi="Times New Roman" w:cs="Times New Roman"/>
               </w:rPr>
@@ -13278,7 +13450,7 @@
           </w:tcPr>
           <w:p>
             <w:pPr>
-              <w:cnfStyle w:val="000000000000" w:firstRow="0" w:lastRow="0" w:firstColumn="0" w:lastColumn="0" w:oddVBand="0" w:evenVBand="0" w:oddHBand="0" w:evenHBand="0" w:firstRowFirstColumn="0" w:firstRowLastColumn="0" w:lastRowFirstColumn="0" w:lastRowLastColumn="0"/>
+              <w:cnfStyle w:val="000000100000" w:firstRow="0" w:lastRow="0" w:firstColumn="0" w:lastColumn="0" w:oddVBand="0" w:evenVBand="0" w:oddHBand="1" w:evenHBand="0" w:firstRowFirstColumn="0" w:firstRowLastColumn="0" w:lastRowFirstColumn="0" w:lastRowLastColumn="0"/>
               <w:rPr>
                 <w:rFonts w:ascii="Times New Roman" w:hAnsi="Times New Roman" w:cs="Times New Roman"/>
               </w:rPr>
@@ -13300,7 +13472,6 @@
       </w:tr>
       <w:tr>
         <w:trPr>
-          <w:cnfStyle w:val="000000100000" w:firstRow="0" w:lastRow="0" w:firstColumn="0" w:lastColumn="0" w:oddVBand="0" w:evenVBand="0" w:oddHBand="1" w:evenHBand="0" w:firstRowFirstColumn="0" w:firstRowLastColumn="0" w:lastRowFirstColumn="0" w:lastRowLastColumn="0"/>
           <w:jc w:val="center"/>
         </w:trPr>
         <w:tc>
@@ -13325,7 +13496,7 @@
                 <w:rFonts w:ascii="Times New Roman" w:eastAsia="Cambria" w:hAnsi="Times New Roman" w:cs="Times New Roman"/>
                 <w:color w:val="F37A41"/>
               </w:rPr>
-              <w:t>UC19</w:t>
+              <w:t>UC20</w:t>
             </w:r>
             <w:r>
               <w:rPr>
@@ -13366,7 +13537,7 @@
           </w:tcPr>
           <w:p>
             <w:pPr>
-              <w:cnfStyle w:val="000000100000" w:firstRow="0" w:lastRow="0" w:firstColumn="0" w:lastColumn="0" w:oddVBand="0" w:evenVBand="0" w:oddHBand="1" w:evenHBand="0" w:firstRowFirstColumn="0" w:firstRowLastColumn="0" w:lastRowFirstColumn="0" w:lastRowLastColumn="0"/>
+              <w:cnfStyle w:val="000000000000" w:firstRow="0" w:lastRow="0" w:firstColumn="0" w:lastColumn="0" w:oddVBand="0" w:evenVBand="0" w:oddHBand="0" w:evenHBand="0" w:firstRowFirstColumn="0" w:firstRowLastColumn="0" w:lastRowFirstColumn="0" w:lastRowLastColumn="0"/>
               <w:rPr>
                 <w:rFonts w:ascii="Times New Roman" w:hAnsi="Times New Roman" w:cs="Times New Roman"/>
               </w:rPr>
@@ -13390,7 +13561,7 @@
           </w:tcPr>
           <w:p>
             <w:pPr>
-              <w:cnfStyle w:val="000000100000" w:firstRow="0" w:lastRow="0" w:firstColumn="0" w:lastColumn="0" w:oddVBand="0" w:evenVBand="0" w:oddHBand="1" w:evenHBand="0" w:firstRowFirstColumn="0" w:firstRowLastColumn="0" w:lastRowFirstColumn="0" w:lastRowLastColumn="0"/>
+              <w:cnfStyle w:val="000000000000" w:firstRow="0" w:lastRow="0" w:firstColumn="0" w:lastColumn="0" w:oddVBand="0" w:evenVBand="0" w:oddHBand="0" w:evenHBand="0" w:firstRowFirstColumn="0" w:firstRowLastColumn="0" w:lastRowFirstColumn="0" w:lastRowLastColumn="0"/>
               <w:rPr>
                 <w:rFonts w:ascii="Times New Roman" w:hAnsi="Times New Roman" w:cs="Times New Roman"/>
               </w:rPr>
@@ -13414,7 +13585,7 @@
           </w:tcPr>
           <w:p>
             <w:pPr>
-              <w:cnfStyle w:val="000000100000" w:firstRow="0" w:lastRow="0" w:firstColumn="0" w:lastColumn="0" w:oddVBand="0" w:evenVBand="0" w:oddHBand="1" w:evenHBand="0" w:firstRowFirstColumn="0" w:firstRowLastColumn="0" w:lastRowFirstColumn="0" w:lastRowLastColumn="0"/>
+              <w:cnfStyle w:val="000000000000" w:firstRow="0" w:lastRow="0" w:firstColumn="0" w:lastColumn="0" w:oddVBand="0" w:evenVBand="0" w:oddHBand="0" w:evenHBand="0" w:firstRowFirstColumn="0" w:firstRowLastColumn="0" w:lastRowFirstColumn="0" w:lastRowLastColumn="0"/>
               <w:rPr>
                 <w:rFonts w:ascii="Times New Roman" w:hAnsi="Times New Roman" w:cs="Times New Roman"/>
               </w:rPr>
@@ -13460,7 +13631,7 @@
           </w:tcPr>
           <w:p>
             <w:pPr>
-              <w:cnfStyle w:val="000000100000" w:firstRow="0" w:lastRow="0" w:firstColumn="0" w:lastColumn="0" w:oddVBand="0" w:evenVBand="0" w:oddHBand="1" w:evenHBand="0" w:firstRowFirstColumn="0" w:firstRowLastColumn="0" w:lastRowFirstColumn="0" w:lastRowLastColumn="0"/>
+              <w:cnfStyle w:val="000000000000" w:firstRow="0" w:lastRow="0" w:firstColumn="0" w:lastColumn="0" w:oddVBand="0" w:evenVBand="0" w:oddHBand="0" w:evenHBand="0" w:firstRowFirstColumn="0" w:firstRowLastColumn="0" w:lastRowFirstColumn="0" w:lastRowLastColumn="0"/>
               <w:rPr>
                 <w:rFonts w:ascii="Constantia" w:eastAsia="Times New Roman" w:hAnsi="Constantia" w:cs="Times New Roman"/>
               </w:rPr>
@@ -13476,6 +13647,7 @@
       </w:tr>
       <w:tr>
         <w:trPr>
+          <w:cnfStyle w:val="000000100000" w:firstRow="0" w:lastRow="0" w:firstColumn="0" w:lastColumn="0" w:oddVBand="0" w:evenVBand="0" w:oddHBand="1" w:evenHBand="0" w:firstRowFirstColumn="0" w:firstRowLastColumn="0" w:lastRowFirstColumn="0" w:lastRowLastColumn="0"/>
           <w:jc w:val="center"/>
         </w:trPr>
         <w:tc>
@@ -13502,7 +13674,8 @@
                 <w:rFonts w:ascii="Times New Roman" w:eastAsia="Cambria" w:hAnsi="Times New Roman" w:cs="Times New Roman"/>
                 <w:color w:val="F37A41"/>
               </w:rPr>
-              <w:t>UC20</w:t>
+              <w:lastRenderedPageBreak/>
+              <w:t>UC21</w:t>
             </w:r>
             <w:r>
               <w:rPr>
@@ -13553,7 +13726,7 @@
           </w:tcPr>
           <w:p>
             <w:pPr>
-              <w:cnfStyle w:val="000000000000" w:firstRow="0" w:lastRow="0" w:firstColumn="0" w:lastColumn="0" w:oddVBand="0" w:evenVBand="0" w:oddHBand="0" w:evenHBand="0" w:firstRowFirstColumn="0" w:firstRowLastColumn="0" w:lastRowFirstColumn="0" w:lastRowLastColumn="0"/>
+              <w:cnfStyle w:val="000000100000" w:firstRow="0" w:lastRow="0" w:firstColumn="0" w:lastColumn="0" w:oddVBand="0" w:evenVBand="0" w:oddHBand="1" w:evenHBand="0" w:firstRowFirstColumn="0" w:firstRowLastColumn="0" w:lastRowFirstColumn="0" w:lastRowLastColumn="0"/>
               <w:rPr>
                 <w:rFonts w:ascii="Times New Roman" w:hAnsi="Times New Roman" w:cs="Times New Roman"/>
               </w:rPr>
@@ -13579,7 +13752,7 @@
           </w:tcPr>
           <w:p>
             <w:pPr>
-              <w:cnfStyle w:val="000000000000" w:firstRow="0" w:lastRow="0" w:firstColumn="0" w:lastColumn="0" w:oddVBand="0" w:evenVBand="0" w:oddHBand="0" w:evenHBand="0" w:firstRowFirstColumn="0" w:firstRowLastColumn="0" w:lastRowFirstColumn="0" w:lastRowLastColumn="0"/>
+              <w:cnfStyle w:val="000000100000" w:firstRow="0" w:lastRow="0" w:firstColumn="0" w:lastColumn="0" w:oddVBand="0" w:evenVBand="0" w:oddHBand="1" w:evenHBand="0" w:firstRowFirstColumn="0" w:firstRowLastColumn="0" w:lastRowFirstColumn="0" w:lastRowLastColumn="0"/>
               <w:rPr>
                 <w:rFonts w:ascii="Times New Roman" w:hAnsi="Times New Roman" w:cs="Times New Roman"/>
               </w:rPr>
@@ -13605,7 +13778,7 @@
           </w:tcPr>
           <w:p>
             <w:pPr>
-              <w:cnfStyle w:val="000000000000" w:firstRow="0" w:lastRow="0" w:firstColumn="0" w:lastColumn="0" w:oddVBand="0" w:evenVBand="0" w:oddHBand="0" w:evenHBand="0" w:firstRowFirstColumn="0" w:firstRowLastColumn="0" w:lastRowFirstColumn="0" w:lastRowLastColumn="0"/>
+              <w:cnfStyle w:val="000000100000" w:firstRow="0" w:lastRow="0" w:firstColumn="0" w:lastColumn="0" w:oddVBand="0" w:evenVBand="0" w:oddHBand="1" w:evenHBand="0" w:firstRowFirstColumn="0" w:firstRowLastColumn="0" w:lastRowFirstColumn="0" w:lastRowLastColumn="0"/>
               <w:rPr>
                 <w:rFonts w:ascii="Times New Roman" w:hAnsi="Times New Roman" w:cs="Times New Roman"/>
               </w:rPr>
@@ -13623,7 +13796,7 @@
                 <w:ilvl w:val="0"/>
                 <w:numId w:val="21"/>
               </w:numPr>
-              <w:cnfStyle w:val="000000000000" w:firstRow="0" w:lastRow="0" w:firstColumn="0" w:lastColumn="0" w:oddVBand="0" w:evenVBand="0" w:oddHBand="0" w:evenHBand="0" w:firstRowFirstColumn="0" w:firstRowLastColumn="0" w:lastRowFirstColumn="0" w:lastRowLastColumn="0"/>
+              <w:cnfStyle w:val="000000100000" w:firstRow="0" w:lastRow="0" w:firstColumn="0" w:lastColumn="0" w:oddVBand="0" w:evenVBand="0" w:oddHBand="1" w:evenHBand="0" w:firstRowFirstColumn="0" w:firstRowLastColumn="0" w:lastRowFirstColumn="0" w:lastRowLastColumn="0"/>
               <w:rPr>
                 <w:rFonts w:ascii="Times New Roman" w:hAnsi="Times New Roman" w:cs="Times New Roman"/>
               </w:rPr>
@@ -13649,7 +13822,7 @@
           </w:tcPr>
           <w:p>
             <w:pPr>
-              <w:cnfStyle w:val="000000000000" w:firstRow="0" w:lastRow="0" w:firstColumn="0" w:lastColumn="0" w:oddVBand="0" w:evenVBand="0" w:oddHBand="0" w:evenHBand="0" w:firstRowFirstColumn="0" w:firstRowLastColumn="0" w:lastRowFirstColumn="0" w:lastRowLastColumn="0"/>
+              <w:cnfStyle w:val="000000100000" w:firstRow="0" w:lastRow="0" w:firstColumn="0" w:lastColumn="0" w:oddVBand="0" w:evenVBand="0" w:oddHBand="1" w:evenHBand="0" w:firstRowFirstColumn="0" w:firstRowLastColumn="0" w:lastRowFirstColumn="0" w:lastRowLastColumn="0"/>
               <w:rPr>
                 <w:rFonts w:ascii="Constantia" w:eastAsia="Times New Roman" w:hAnsi="Constantia" w:cs="Times New Roman"/>
               </w:rPr>
@@ -13665,7 +13838,6 @@
       </w:tr>
       <w:tr>
         <w:trPr>
-          <w:cnfStyle w:val="000000100000" w:firstRow="0" w:lastRow="0" w:firstColumn="0" w:lastColumn="0" w:oddVBand="0" w:evenVBand="0" w:oddHBand="1" w:evenHBand="0" w:firstRowFirstColumn="0" w:firstRowLastColumn="0" w:lastRowFirstColumn="0" w:lastRowLastColumn="0"/>
           <w:jc w:val="center"/>
         </w:trPr>
         <w:tc>
@@ -13697,7 +13869,7 @@
                 <w:rFonts w:ascii="Times New Roman" w:eastAsia="Cambria" w:hAnsi="Times New Roman" w:cs="Times New Roman"/>
                 <w:color w:val="F37A41"/>
               </w:rPr>
-              <w:t>1</w:t>
+              <w:t>2</w:t>
             </w:r>
             <w:r>
               <w:rPr>
@@ -13738,7 +13910,7 @@
           </w:tcPr>
           <w:p>
             <w:pPr>
-              <w:cnfStyle w:val="000000100000" w:firstRow="0" w:lastRow="0" w:firstColumn="0" w:lastColumn="0" w:oddVBand="0" w:evenVBand="0" w:oddHBand="1" w:evenHBand="0" w:firstRowFirstColumn="0" w:firstRowLastColumn="0" w:lastRowFirstColumn="0" w:lastRowLastColumn="0"/>
+              <w:cnfStyle w:val="000000000000" w:firstRow="0" w:lastRow="0" w:firstColumn="0" w:lastColumn="0" w:oddVBand="0" w:evenVBand="0" w:oddHBand="0" w:evenHBand="0" w:firstRowFirstColumn="0" w:firstRowLastColumn="0" w:lastRowFirstColumn="0" w:lastRowLastColumn="0"/>
               <w:rPr>
                 <w:rFonts w:ascii="Times New Roman" w:hAnsi="Times New Roman" w:cs="Times New Roman"/>
               </w:rPr>
@@ -13762,7 +13934,7 @@
           </w:tcPr>
           <w:p>
             <w:pPr>
-              <w:cnfStyle w:val="000000100000" w:firstRow="0" w:lastRow="0" w:firstColumn="0" w:lastColumn="0" w:oddVBand="0" w:evenVBand="0" w:oddHBand="1" w:evenHBand="0" w:firstRowFirstColumn="0" w:firstRowLastColumn="0" w:lastRowFirstColumn="0" w:lastRowLastColumn="0"/>
+              <w:cnfStyle w:val="000000000000" w:firstRow="0" w:lastRow="0" w:firstColumn="0" w:lastColumn="0" w:oddVBand="0" w:evenVBand="0" w:oddHBand="0" w:evenHBand="0" w:firstRowFirstColumn="0" w:firstRowLastColumn="0" w:lastRowFirstColumn="0" w:lastRowLastColumn="0"/>
               <w:rPr>
                 <w:rFonts w:ascii="Times New Roman" w:hAnsi="Times New Roman" w:cs="Times New Roman"/>
               </w:rPr>
@@ -13786,7 +13958,7 @@
           </w:tcPr>
           <w:p>
             <w:pPr>
-              <w:cnfStyle w:val="000000100000" w:firstRow="0" w:lastRow="0" w:firstColumn="0" w:lastColumn="0" w:oddVBand="0" w:evenVBand="0" w:oddHBand="1" w:evenHBand="0" w:firstRowFirstColumn="0" w:firstRowLastColumn="0" w:lastRowFirstColumn="0" w:lastRowLastColumn="0"/>
+              <w:cnfStyle w:val="000000000000" w:firstRow="0" w:lastRow="0" w:firstColumn="0" w:lastColumn="0" w:oddVBand="0" w:evenVBand="0" w:oddHBand="0" w:evenHBand="0" w:firstRowFirstColumn="0" w:firstRowLastColumn="0" w:lastRowFirstColumn="0" w:lastRowLastColumn="0"/>
               <w:rPr>
                 <w:rFonts w:ascii="Times New Roman" w:hAnsi="Times New Roman" w:cs="Times New Roman"/>
               </w:rPr>
@@ -13804,7 +13976,7 @@
                 <w:ilvl w:val="0"/>
                 <w:numId w:val="22"/>
               </w:numPr>
-              <w:cnfStyle w:val="000000100000" w:firstRow="0" w:lastRow="0" w:firstColumn="0" w:lastColumn="0" w:oddVBand="0" w:evenVBand="0" w:oddHBand="1" w:evenHBand="0" w:firstRowFirstColumn="0" w:firstRowLastColumn="0" w:lastRowFirstColumn="0" w:lastRowLastColumn="0"/>
+              <w:cnfStyle w:val="000000000000" w:firstRow="0" w:lastRow="0" w:firstColumn="0" w:lastColumn="0" w:oddVBand="0" w:evenVBand="0" w:oddHBand="0" w:evenHBand="0" w:firstRowFirstColumn="0" w:firstRowLastColumn="0" w:lastRowFirstColumn="0" w:lastRowLastColumn="0"/>
               <w:rPr>
                 <w:rFonts w:ascii="Times New Roman" w:hAnsi="Times New Roman" w:cs="Times New Roman"/>
               </w:rPr>
@@ -13828,7 +14000,7 @@
           </w:tcPr>
           <w:p>
             <w:pPr>
-              <w:cnfStyle w:val="000000100000" w:firstRow="0" w:lastRow="0" w:firstColumn="0" w:lastColumn="0" w:oddVBand="0" w:evenVBand="0" w:oddHBand="1" w:evenHBand="0" w:firstRowFirstColumn="0" w:firstRowLastColumn="0" w:lastRowFirstColumn="0" w:lastRowLastColumn="0"/>
+              <w:cnfStyle w:val="000000000000" w:firstRow="0" w:lastRow="0" w:firstColumn="0" w:lastColumn="0" w:oddVBand="0" w:evenVBand="0" w:oddHBand="0" w:evenHBand="0" w:firstRowFirstColumn="0" w:firstRowLastColumn="0" w:lastRowFirstColumn="0" w:lastRowLastColumn="0"/>
               <w:rPr>
                 <w:rFonts w:ascii="Constantia" w:eastAsia="Times New Roman" w:hAnsi="Constantia" w:cs="Times New Roman"/>
               </w:rPr>
@@ -16107,7 +16279,7 @@
                 <w:rFonts w:ascii="Times New Roman" w:eastAsia="Cambria" w:hAnsi="Times New Roman" w:cs="Times New Roman"/>
                 <w:color w:val="FFFFFF" w:themeColor="background1"/>
               </w:rPr>
-              <w:t>VisualizzaProfilo</w:t>
+              <w:t>VisualizzaPrenotazioniEffettuate</w:t>
             </w:r>
             <w:proofErr w:type="spellEnd"/>
             <w:r>
@@ -16259,7 +16431,13 @@
               <w:rPr>
                 <w:rFonts w:ascii="Times New Roman" w:eastAsia="Cambria" w:hAnsi="Times New Roman" w:cs="Times New Roman"/>
               </w:rPr>
-              <w:t>Lo Studente vuole accedere al suo profilo personale per visualizzare l’elenco delle Prenotazioni effettuate e per consultare il numero totale di accessi effettuati alla biblioteca</w:t>
+              <w:t>Lo Studente vuole accedere al suo profilo personale per visualizzare l’elenc</w:t>
+            </w:r>
+            <w:r>
+              <w:rPr>
+                <w:rFonts w:ascii="Times New Roman" w:eastAsia="Cambria" w:hAnsi="Times New Roman" w:cs="Times New Roman"/>
+              </w:rPr>
+              <w:t>o delle Prenotazioni effettuate</w:t>
             </w:r>
           </w:p>
         </w:tc>
@@ -16428,6 +16606,2065 @@
               <w:t>Lo Studente visualizza l’elenco delle Prenotazioni effettuate, con le relative informazioni di Sala, data, orario e stato</w:t>
             </w:r>
           </w:p>
+        </w:tc>
+      </w:tr>
+      <w:tr>
+        <w:trPr>
+          <w:cnfStyle w:val="000000100000" w:firstRow="0" w:lastRow="0" w:firstColumn="0" w:lastColumn="0" w:oddVBand="0" w:evenVBand="0" w:oddHBand="1" w:evenHBand="0" w:firstRowFirstColumn="0" w:firstRowLastColumn="0" w:lastRowFirstColumn="0" w:lastRowLastColumn="0"/>
+        </w:trPr>
+        <w:tc>
+          <w:tcPr>
+            <w:cnfStyle w:val="001000000000" w:firstRow="0" w:lastRow="0" w:firstColumn="1" w:lastColumn="0" w:oddVBand="0" w:evenVBand="0" w:oddHBand="0" w:evenHBand="0" w:firstRowFirstColumn="0" w:firstRowLastColumn="0" w:lastRowFirstColumn="0" w:lastRowLastColumn="0"/>
+            <w:tcW w:w="2297" w:type="dxa"/>
+            <w:shd w:val="clear" w:color="auto" w:fill="auto"/>
+          </w:tcPr>
+          <w:p>
+            <w:pPr>
+              <w:jc w:val="both"/>
+              <w:rPr>
+                <w:rFonts w:ascii="Times New Roman" w:eastAsia="Cambria" w:hAnsi="Times New Roman" w:cs="Times New Roman"/>
+              </w:rPr>
+            </w:pPr>
+            <w:r>
+              <w:rPr>
+                <w:rFonts w:ascii="Times New Roman" w:eastAsia="Cambria" w:hAnsi="Times New Roman" w:cs="Times New Roman"/>
+              </w:rPr>
+              <w:t>Post-Condizioni</w:t>
+            </w:r>
+          </w:p>
+        </w:tc>
+        <w:tc>
+          <w:tcPr>
+            <w:tcW w:w="7088" w:type="dxa"/>
+            <w:shd w:val="clear" w:color="auto" w:fill="auto"/>
+          </w:tcPr>
+          <w:p>
+            <w:pPr>
+              <w:cnfStyle w:val="000000100000" w:firstRow="0" w:lastRow="0" w:firstColumn="0" w:lastColumn="0" w:oddVBand="0" w:evenVBand="0" w:oddHBand="1" w:evenHBand="0" w:firstRowFirstColumn="0" w:firstRowLastColumn="0" w:lastRowFirstColumn="0" w:lastRowLastColumn="0"/>
+              <w:rPr>
+                <w:rFonts w:ascii="Times New Roman" w:eastAsia="Cambria" w:hAnsi="Times New Roman" w:cs="Times New Roman"/>
+              </w:rPr>
+            </w:pPr>
+            <w:r>
+              <w:rPr>
+                <w:rFonts w:ascii="Times New Roman" w:eastAsia="Cambria" w:hAnsi="Times New Roman" w:cs="Times New Roman"/>
+                <w:iCs/>
+              </w:rPr>
+              <w:t xml:space="preserve">Il sistema mostra </w:t>
+            </w:r>
+            <w:r>
+              <w:rPr>
+                <w:rFonts w:ascii="Times New Roman" w:eastAsia="Cambria" w:hAnsi="Times New Roman" w:cs="Times New Roman"/>
+              </w:rPr>
+              <w:t>l’elenc</w:t>
+            </w:r>
+            <w:r>
+              <w:rPr>
+                <w:rFonts w:ascii="Times New Roman" w:eastAsia="Cambria" w:hAnsi="Times New Roman" w:cs="Times New Roman"/>
+              </w:rPr>
+              <w:t>o delle Prenotazioni effettuate</w:t>
+            </w:r>
+          </w:p>
+        </w:tc>
+      </w:tr>
+      <w:tr>
+        <w:tc>
+          <w:tcPr>
+            <w:cnfStyle w:val="001000000000" w:firstRow="0" w:lastRow="0" w:firstColumn="1" w:lastColumn="0" w:oddVBand="0" w:evenVBand="0" w:oddHBand="0" w:evenHBand="0" w:firstRowFirstColumn="0" w:firstRowLastColumn="0" w:lastRowFirstColumn="0" w:lastRowLastColumn="0"/>
+            <w:tcW w:w="2297" w:type="dxa"/>
+            <w:shd w:val="clear" w:color="auto" w:fill="auto"/>
+          </w:tcPr>
+          <w:p>
+            <w:pPr>
+              <w:jc w:val="both"/>
+              <w:rPr>
+                <w:rFonts w:ascii="Times New Roman" w:eastAsia="Cambria" w:hAnsi="Times New Roman" w:cs="Times New Roman"/>
+              </w:rPr>
+            </w:pPr>
+            <w:r>
+              <w:rPr>
+                <w:rFonts w:ascii="Times New Roman" w:eastAsia="Cambria" w:hAnsi="Times New Roman" w:cs="Times New Roman"/>
+              </w:rPr>
+              <w:t>Casi d’uso correlati</w:t>
+            </w:r>
+          </w:p>
+        </w:tc>
+        <w:tc>
+          <w:tcPr>
+            <w:tcW w:w="7088" w:type="dxa"/>
+            <w:shd w:val="clear" w:color="auto" w:fill="auto"/>
+          </w:tcPr>
+          <w:p>
+            <w:pPr>
+              <w:cnfStyle w:val="000000000000" w:firstRow="0" w:lastRow="0" w:firstColumn="0" w:lastColumn="0" w:oddVBand="0" w:evenVBand="0" w:oddHBand="0" w:evenHBand="0" w:firstRowFirstColumn="0" w:firstRowLastColumn="0" w:lastRowFirstColumn="0" w:lastRowLastColumn="0"/>
+              <w:rPr>
+                <w:rFonts w:ascii="Times New Roman" w:eastAsia="Cambria" w:hAnsi="Times New Roman" w:cs="Times New Roman"/>
+                <w:iCs/>
+              </w:rPr>
+            </w:pPr>
+            <w:r>
+              <w:rPr>
+                <w:rFonts w:ascii="Times New Roman" w:eastAsia="Cambria" w:hAnsi="Times New Roman" w:cs="Times New Roman"/>
+                <w:iCs/>
+              </w:rPr>
+              <w:t>-</w:t>
+            </w:r>
+          </w:p>
+        </w:tc>
+      </w:tr>
+      <w:tr>
+        <w:trPr>
+          <w:cnfStyle w:val="000000100000" w:firstRow="0" w:lastRow="0" w:firstColumn="0" w:lastColumn="0" w:oddVBand="0" w:evenVBand="0" w:oddHBand="1" w:evenHBand="0" w:firstRowFirstColumn="0" w:firstRowLastColumn="0" w:lastRowFirstColumn="0" w:lastRowLastColumn="0"/>
+        </w:trPr>
+        <w:tc>
+          <w:tcPr>
+            <w:cnfStyle w:val="001000000000" w:firstRow="0" w:lastRow="0" w:firstColumn="1" w:lastColumn="0" w:oddVBand="0" w:evenVBand="0" w:oddHBand="0" w:evenHBand="0" w:firstRowFirstColumn="0" w:firstRowLastColumn="0" w:lastRowFirstColumn="0" w:lastRowLastColumn="0"/>
+            <w:tcW w:w="2297" w:type="dxa"/>
+            <w:shd w:val="clear" w:color="auto" w:fill="auto"/>
+          </w:tcPr>
+          <w:p>
+            <w:pPr>
+              <w:jc w:val="both"/>
+              <w:rPr>
+                <w:rFonts w:ascii="Times New Roman" w:hAnsi="Times New Roman" w:cs="Times New Roman"/>
+              </w:rPr>
+            </w:pPr>
+            <w:r>
+              <w:rPr>
+                <w:rFonts w:ascii="Times New Roman" w:eastAsia="Cambria" w:hAnsi="Times New Roman" w:cs="Times New Roman"/>
+              </w:rPr>
+              <w:t>Sequenza di eventi</w:t>
+            </w:r>
+          </w:p>
+          <w:p>
+            <w:pPr>
+              <w:jc w:val="both"/>
+              <w:rPr>
+                <w:rFonts w:ascii="Times New Roman" w:eastAsia="Cambria" w:hAnsi="Times New Roman" w:cs="Times New Roman"/>
+              </w:rPr>
+            </w:pPr>
+            <w:r>
+              <w:rPr>
+                <w:rFonts w:ascii="Times New Roman" w:eastAsia="Cambria" w:hAnsi="Times New Roman" w:cs="Times New Roman"/>
+              </w:rPr>
+              <w:t>alternativi</w:t>
+            </w:r>
+          </w:p>
+        </w:tc>
+        <w:tc>
+          <w:tcPr>
+            <w:tcW w:w="7088" w:type="dxa"/>
+            <w:shd w:val="clear" w:color="auto" w:fill="auto"/>
+          </w:tcPr>
+          <w:p>
+            <w:pPr>
+              <w:cnfStyle w:val="000000100000" w:firstRow="0" w:lastRow="0" w:firstColumn="0" w:lastColumn="0" w:oddVBand="0" w:evenVBand="0" w:oddHBand="1" w:evenHBand="0" w:firstRowFirstColumn="0" w:firstRowLastColumn="0" w:lastRowFirstColumn="0" w:lastRowLastColumn="0"/>
+              <w:rPr>
+                <w:rFonts w:ascii="Times New Roman" w:eastAsia="Cambria" w:hAnsi="Times New Roman" w:cs="Times New Roman"/>
+                <w:iCs/>
+              </w:rPr>
+            </w:pPr>
+            <w:r>
+              <w:rPr>
+                <w:rFonts w:ascii="Times New Roman" w:eastAsia="Cambria" w:hAnsi="Times New Roman" w:cs="Times New Roman"/>
+              </w:rPr>
+              <w:t>Al punto 1.1, se lo Studente non ha effettuato Prenotazioni, il sistema mostra una lista vuota</w:t>
+            </w:r>
+          </w:p>
+        </w:tc>
+      </w:tr>
+      <w:tr>
+        <w:tc>
+          <w:tcPr>
+            <w:cnfStyle w:val="001000000000" w:firstRow="0" w:lastRow="0" w:firstColumn="1" w:lastColumn="0" w:oddVBand="0" w:evenVBand="0" w:oddHBand="0" w:evenHBand="0" w:firstRowFirstColumn="0" w:firstRowLastColumn="0" w:lastRowFirstColumn="0" w:lastRowLastColumn="0"/>
+            <w:tcW w:w="2297" w:type="dxa"/>
+            <w:shd w:val="clear" w:color="auto" w:fill="4F81BD" w:themeFill="accent1"/>
+          </w:tcPr>
+          <w:p>
+            <w:pPr>
+              <w:jc w:val="both"/>
+              <w:rPr>
+                <w:rFonts w:ascii="Times New Roman" w:eastAsia="Cambria" w:hAnsi="Times New Roman" w:cs="Times New Roman"/>
+              </w:rPr>
+            </w:pPr>
+            <w:r>
+              <w:rPr>
+                <w:rFonts w:ascii="Times New Roman" w:eastAsia="Cambria" w:hAnsi="Times New Roman" w:cs="Times New Roman"/>
+                <w:color w:val="FFFFFF" w:themeColor="background1"/>
+              </w:rPr>
+              <w:lastRenderedPageBreak/>
+              <w:t>Caso d’uso:</w:t>
+            </w:r>
+          </w:p>
+        </w:tc>
+        <w:tc>
+          <w:tcPr>
+            <w:tcW w:w="7088" w:type="dxa"/>
+            <w:shd w:val="clear" w:color="auto" w:fill="4F81BD" w:themeFill="accent1"/>
+          </w:tcPr>
+          <w:p>
+            <w:pPr>
+              <w:cnfStyle w:val="000000000000" w:firstRow="0" w:lastRow="0" w:firstColumn="0" w:lastColumn="0" w:oddVBand="0" w:evenVBand="0" w:oddHBand="0" w:evenHBand="0" w:firstRowFirstColumn="0" w:firstRowLastColumn="0" w:lastRowFirstColumn="0" w:lastRowLastColumn="0"/>
+              <w:rPr>
+                <w:rFonts w:ascii="Times New Roman" w:eastAsia="Cambria" w:hAnsi="Times New Roman" w:cs="Times New Roman"/>
+              </w:rPr>
+            </w:pPr>
+            <w:proofErr w:type="spellStart"/>
+            <w:r>
+              <w:rPr>
+                <w:rFonts w:ascii="Times New Roman" w:eastAsia="Cambria" w:hAnsi="Times New Roman" w:cs="Times New Roman"/>
+                <w:color w:val="FFFFFF" w:themeColor="background1"/>
+              </w:rPr>
+              <w:t>ConsultaAccessi</w:t>
+            </w:r>
+            <w:proofErr w:type="spellEnd"/>
+            <w:r>
+              <w:rPr>
+                <w:rFonts w:ascii="Times New Roman" w:eastAsia="Cambria" w:hAnsi="Times New Roman" w:cs="Times New Roman"/>
+              </w:rPr>
+              <w:tab/>
+            </w:r>
+          </w:p>
+        </w:tc>
+      </w:tr>
+      <w:tr>
+        <w:trPr>
+          <w:cnfStyle w:val="000000100000" w:firstRow="0" w:lastRow="0" w:firstColumn="0" w:lastColumn="0" w:oddVBand="0" w:evenVBand="0" w:oddHBand="1" w:evenHBand="0" w:firstRowFirstColumn="0" w:firstRowLastColumn="0" w:lastRowFirstColumn="0" w:lastRowLastColumn="0"/>
+        </w:trPr>
+        <w:tc>
+          <w:tcPr>
+            <w:cnfStyle w:val="001000000000" w:firstRow="0" w:lastRow="0" w:firstColumn="1" w:lastColumn="0" w:oddVBand="0" w:evenVBand="0" w:oddHBand="0" w:evenHBand="0" w:firstRowFirstColumn="0" w:firstRowLastColumn="0" w:lastRowFirstColumn="0" w:lastRowLastColumn="0"/>
+            <w:tcW w:w="2297" w:type="dxa"/>
+          </w:tcPr>
+          <w:p>
+            <w:pPr>
+              <w:jc w:val="both"/>
+              <w:rPr>
+                <w:rFonts w:ascii="Times New Roman" w:eastAsia="Cambria" w:hAnsi="Times New Roman" w:cs="Times New Roman"/>
+                <w:color w:val="FFFFFF" w:themeColor="background1"/>
+              </w:rPr>
+            </w:pPr>
+            <w:r>
+              <w:rPr>
+                <w:rFonts w:ascii="Times New Roman" w:eastAsia="Cambria" w:hAnsi="Times New Roman" w:cs="Times New Roman"/>
+              </w:rPr>
+              <w:t>Attore primario</w:t>
+            </w:r>
+          </w:p>
+        </w:tc>
+        <w:tc>
+          <w:tcPr>
+            <w:tcW w:w="7088" w:type="dxa"/>
+            <w:shd w:val="clear" w:color="auto" w:fill="FFFFFF" w:themeFill="background1"/>
+          </w:tcPr>
+          <w:p>
+            <w:pPr>
+              <w:cnfStyle w:val="000000100000" w:firstRow="0" w:lastRow="0" w:firstColumn="0" w:lastColumn="0" w:oddVBand="0" w:evenVBand="0" w:oddHBand="1" w:evenHBand="0" w:firstRowFirstColumn="0" w:firstRowLastColumn="0" w:lastRowFirstColumn="0" w:lastRowLastColumn="0"/>
+              <w:rPr>
+                <w:rFonts w:ascii="Times New Roman" w:eastAsia="Cambria" w:hAnsi="Times New Roman" w:cs="Times New Roman"/>
+                <w:color w:val="FFFFFF" w:themeColor="background1"/>
+              </w:rPr>
+            </w:pPr>
+            <w:r>
+              <w:rPr>
+                <w:rFonts w:ascii="Times New Roman" w:eastAsia="Cambria" w:hAnsi="Times New Roman" w:cs="Times New Roman"/>
+              </w:rPr>
+              <w:t>Studente</w:t>
+            </w:r>
+          </w:p>
+        </w:tc>
+      </w:tr>
+      <w:tr>
+        <w:tc>
+          <w:tcPr>
+            <w:cnfStyle w:val="001000000000" w:firstRow="0" w:lastRow="0" w:firstColumn="1" w:lastColumn="0" w:oddVBand="0" w:evenVBand="0" w:oddHBand="0" w:evenHBand="0" w:firstRowFirstColumn="0" w:firstRowLastColumn="0" w:lastRowFirstColumn="0" w:lastRowLastColumn="0"/>
+            <w:tcW w:w="2297" w:type="dxa"/>
+          </w:tcPr>
+          <w:p>
+            <w:pPr>
+              <w:jc w:val="both"/>
+              <w:rPr>
+                <w:rFonts w:ascii="Times New Roman" w:eastAsia="Cambria" w:hAnsi="Times New Roman" w:cs="Times New Roman"/>
+              </w:rPr>
+            </w:pPr>
+            <w:r>
+              <w:rPr>
+                <w:rFonts w:ascii="Times New Roman" w:eastAsia="Cambria" w:hAnsi="Times New Roman" w:cs="Times New Roman"/>
+              </w:rPr>
+              <w:t>Attore secondario</w:t>
+            </w:r>
+          </w:p>
+        </w:tc>
+        <w:tc>
+          <w:tcPr>
+            <w:tcW w:w="7088" w:type="dxa"/>
+            <w:shd w:val="clear" w:color="auto" w:fill="FFFFFF" w:themeFill="background1"/>
+          </w:tcPr>
+          <w:p>
+            <w:pPr>
+              <w:cnfStyle w:val="000000000000" w:firstRow="0" w:lastRow="0" w:firstColumn="0" w:lastColumn="0" w:oddVBand="0" w:evenVBand="0" w:oddHBand="0" w:evenHBand="0" w:firstRowFirstColumn="0" w:firstRowLastColumn="0" w:lastRowFirstColumn="0" w:lastRowLastColumn="0"/>
+              <w:rPr>
+                <w:rFonts w:ascii="Times New Roman" w:eastAsia="Cambria" w:hAnsi="Times New Roman" w:cs="Times New Roman"/>
+              </w:rPr>
+            </w:pPr>
+            <w:r>
+              <w:rPr>
+                <w:rFonts w:ascii="Times New Roman" w:eastAsia="Cambria" w:hAnsi="Times New Roman" w:cs="Times New Roman"/>
+              </w:rPr>
+              <w:t>-</w:t>
+            </w:r>
+          </w:p>
+        </w:tc>
+      </w:tr>
+      <w:tr>
+        <w:trPr>
+          <w:cnfStyle w:val="000000100000" w:firstRow="0" w:lastRow="0" w:firstColumn="0" w:lastColumn="0" w:oddVBand="0" w:evenVBand="0" w:oddHBand="1" w:evenHBand="0" w:firstRowFirstColumn="0" w:firstRowLastColumn="0" w:lastRowFirstColumn="0" w:lastRowLastColumn="0"/>
+        </w:trPr>
+        <w:tc>
+          <w:tcPr>
+            <w:cnfStyle w:val="001000000000" w:firstRow="0" w:lastRow="0" w:firstColumn="1" w:lastColumn="0" w:oddVBand="0" w:evenVBand="0" w:oddHBand="0" w:evenHBand="0" w:firstRowFirstColumn="0" w:firstRowLastColumn="0" w:lastRowFirstColumn="0" w:lastRowLastColumn="0"/>
+            <w:tcW w:w="2297" w:type="dxa"/>
+          </w:tcPr>
+          <w:p>
+            <w:pPr>
+              <w:jc w:val="both"/>
+              <w:rPr>
+                <w:rFonts w:ascii="Times New Roman" w:eastAsia="Cambria" w:hAnsi="Times New Roman" w:cs="Times New Roman"/>
+              </w:rPr>
+            </w:pPr>
+            <w:r>
+              <w:rPr>
+                <w:rFonts w:ascii="Times New Roman" w:eastAsia="Cambria" w:hAnsi="Times New Roman" w:cs="Times New Roman"/>
+              </w:rPr>
+              <w:t>Descrizione</w:t>
+            </w:r>
+          </w:p>
+        </w:tc>
+        <w:tc>
+          <w:tcPr>
+            <w:tcW w:w="7088" w:type="dxa"/>
+            <w:shd w:val="clear" w:color="auto" w:fill="FFFFFF" w:themeFill="background1"/>
+          </w:tcPr>
+          <w:p>
+            <w:pPr>
+              <w:cnfStyle w:val="000000100000" w:firstRow="0" w:lastRow="0" w:firstColumn="0" w:lastColumn="0" w:oddVBand="0" w:evenVBand="0" w:oddHBand="1" w:evenHBand="0" w:firstRowFirstColumn="0" w:firstRowLastColumn="0" w:lastRowFirstColumn="0" w:lastRowLastColumn="0"/>
+              <w:rPr>
+                <w:rFonts w:ascii="Times New Roman" w:eastAsia="Cambria" w:hAnsi="Times New Roman" w:cs="Times New Roman"/>
+              </w:rPr>
+            </w:pPr>
+            <w:r>
+              <w:rPr>
+                <w:rFonts w:ascii="Times New Roman" w:eastAsia="Cambria" w:hAnsi="Times New Roman" w:cs="Times New Roman"/>
+              </w:rPr>
+              <w:t>Lo Studente vuole accedere al suo profilo personale per consultare il numero totale di accessi effettuati alla biblioteca</w:t>
+            </w:r>
+          </w:p>
+        </w:tc>
+      </w:tr>
+      <w:tr>
+        <w:tc>
+          <w:tcPr>
+            <w:cnfStyle w:val="001000000000" w:firstRow="0" w:lastRow="0" w:firstColumn="1" w:lastColumn="0" w:oddVBand="0" w:evenVBand="0" w:oddHBand="0" w:evenHBand="0" w:firstRowFirstColumn="0" w:firstRowLastColumn="0" w:lastRowFirstColumn="0" w:lastRowLastColumn="0"/>
+            <w:tcW w:w="2297" w:type="dxa"/>
+          </w:tcPr>
+          <w:p>
+            <w:pPr>
+              <w:jc w:val="both"/>
+              <w:rPr>
+                <w:rFonts w:ascii="Times New Roman" w:eastAsia="Cambria" w:hAnsi="Times New Roman" w:cs="Times New Roman"/>
+              </w:rPr>
+            </w:pPr>
+            <w:r>
+              <w:rPr>
+                <w:rFonts w:ascii="Times New Roman" w:eastAsia="Cambria" w:hAnsi="Times New Roman" w:cs="Times New Roman"/>
+              </w:rPr>
+              <w:t>Pre-Condizioni</w:t>
+            </w:r>
+          </w:p>
+        </w:tc>
+        <w:tc>
+          <w:tcPr>
+            <w:tcW w:w="7088" w:type="dxa"/>
+            <w:shd w:val="clear" w:color="auto" w:fill="FFFFFF" w:themeFill="background1"/>
+          </w:tcPr>
+          <w:p>
+            <w:pPr>
+              <w:cnfStyle w:val="000000000000" w:firstRow="0" w:lastRow="0" w:firstColumn="0" w:lastColumn="0" w:oddVBand="0" w:evenVBand="0" w:oddHBand="0" w:evenHBand="0" w:firstRowFirstColumn="0" w:firstRowLastColumn="0" w:lastRowFirstColumn="0" w:lastRowLastColumn="0"/>
+              <w:rPr>
+                <w:rFonts w:ascii="Times New Roman" w:eastAsia="Cambria" w:hAnsi="Times New Roman" w:cs="Times New Roman"/>
+              </w:rPr>
+            </w:pPr>
+            <w:r>
+              <w:rPr>
+                <w:rFonts w:ascii="Times New Roman" w:eastAsia="Cambria" w:hAnsi="Times New Roman" w:cs="Times New Roman"/>
+              </w:rPr>
+              <w:t>Lo Studente deve aver effettuato il Log-in</w:t>
+            </w:r>
+          </w:p>
+        </w:tc>
+      </w:tr>
+      <w:tr>
+        <w:trPr>
+          <w:cnfStyle w:val="000000100000" w:firstRow="0" w:lastRow="0" w:firstColumn="0" w:lastColumn="0" w:oddVBand="0" w:evenVBand="0" w:oddHBand="1" w:evenHBand="0" w:firstRowFirstColumn="0" w:firstRowLastColumn="0" w:lastRowFirstColumn="0" w:lastRowLastColumn="0"/>
+        </w:trPr>
+        <w:tc>
+          <w:tcPr>
+            <w:cnfStyle w:val="001000000000" w:firstRow="0" w:lastRow="0" w:firstColumn="1" w:lastColumn="0" w:oddVBand="0" w:evenVBand="0" w:oddHBand="0" w:evenHBand="0" w:firstRowFirstColumn="0" w:firstRowLastColumn="0" w:lastRowFirstColumn="0" w:lastRowLastColumn="0"/>
+            <w:tcW w:w="2297" w:type="dxa"/>
+          </w:tcPr>
+          <w:p>
+            <w:pPr>
+              <w:jc w:val="both"/>
+              <w:rPr>
+                <w:rFonts w:ascii="Times New Roman" w:hAnsi="Times New Roman" w:cs="Times New Roman"/>
+              </w:rPr>
+            </w:pPr>
+            <w:r>
+              <w:rPr>
+                <w:rFonts w:ascii="Times New Roman" w:eastAsia="Cambria" w:hAnsi="Times New Roman" w:cs="Times New Roman"/>
+              </w:rPr>
+              <w:t>Sequenza di eventi</w:t>
+            </w:r>
+          </w:p>
+          <w:p>
+            <w:pPr>
+              <w:jc w:val="both"/>
+              <w:rPr>
+                <w:rFonts w:ascii="Times New Roman" w:eastAsia="Cambria" w:hAnsi="Times New Roman" w:cs="Times New Roman"/>
+              </w:rPr>
+            </w:pPr>
+            <w:r>
+              <w:rPr>
+                <w:rFonts w:ascii="Times New Roman" w:eastAsia="Cambria" w:hAnsi="Times New Roman" w:cs="Times New Roman"/>
+              </w:rPr>
+              <w:t>principale</w:t>
+            </w:r>
+          </w:p>
+        </w:tc>
+        <w:tc>
+          <w:tcPr>
+            <w:tcW w:w="7088" w:type="dxa"/>
+            <w:shd w:val="clear" w:color="auto" w:fill="FFFFFF" w:themeFill="background1"/>
+          </w:tcPr>
+          <w:p>
+            <w:pPr>
+              <w:pStyle w:val="Paragrafoelenco"/>
+              <w:numPr>
+                <w:ilvl w:val="0"/>
+                <w:numId w:val="47"/>
+              </w:numPr>
+              <w:cnfStyle w:val="000000100000" w:firstRow="0" w:lastRow="0" w:firstColumn="0" w:lastColumn="0" w:oddVBand="0" w:evenVBand="0" w:oddHBand="1" w:evenHBand="0" w:firstRowFirstColumn="0" w:firstRowLastColumn="0" w:lastRowFirstColumn="0" w:lastRowLastColumn="0"/>
+              <w:rPr>
+                <w:rFonts w:ascii="Times New Roman" w:hAnsi="Times New Roman" w:cs="Times New Roman"/>
+              </w:rPr>
+            </w:pPr>
+            <w:r>
+              <w:rPr>
+                <w:rFonts w:ascii="Times New Roman" w:eastAsia="Cambria" w:hAnsi="Times New Roman" w:cs="Times New Roman"/>
+              </w:rPr>
+              <w:t>Il caso d’uso inizia quando lo Studente richiede di accedere al suo profilo personale</w:t>
+            </w:r>
+          </w:p>
+          <w:p>
+            <w:pPr>
+              <w:pStyle w:val="Paragrafoelenco"/>
+              <w:numPr>
+                <w:ilvl w:val="0"/>
+                <w:numId w:val="47"/>
+              </w:numPr>
+              <w:cnfStyle w:val="000000100000" w:firstRow="0" w:lastRow="0" w:firstColumn="0" w:lastColumn="0" w:oddVBand="0" w:evenVBand="0" w:oddHBand="1" w:evenHBand="0" w:firstRowFirstColumn="0" w:firstRowLastColumn="0" w:lastRowFirstColumn="0" w:lastRowLastColumn="0"/>
+              <w:rPr>
+                <w:rFonts w:ascii="Times New Roman" w:hAnsi="Times New Roman" w:cs="Times New Roman"/>
+              </w:rPr>
+            </w:pPr>
+            <w:r>
+              <w:rPr>
+                <w:rFonts w:ascii="Times New Roman" w:eastAsia="Cambria" w:hAnsi="Times New Roman" w:cs="Times New Roman"/>
+              </w:rPr>
+              <w:t>Lo Studente consulta il numero totale di accessi effettuati alla biblioteca</w:t>
+            </w:r>
+          </w:p>
+        </w:tc>
+      </w:tr>
+      <w:tr>
+        <w:tc>
+          <w:tcPr>
+            <w:cnfStyle w:val="001000000000" w:firstRow="0" w:lastRow="0" w:firstColumn="1" w:lastColumn="0" w:oddVBand="0" w:evenVBand="0" w:oddHBand="0" w:evenHBand="0" w:firstRowFirstColumn="0" w:firstRowLastColumn="0" w:lastRowFirstColumn="0" w:lastRowLastColumn="0"/>
+            <w:tcW w:w="2297" w:type="dxa"/>
+          </w:tcPr>
+          <w:p>
+            <w:pPr>
+              <w:jc w:val="both"/>
+              <w:rPr>
+                <w:rFonts w:ascii="Times New Roman" w:eastAsia="Cambria" w:hAnsi="Times New Roman" w:cs="Times New Roman"/>
+              </w:rPr>
+            </w:pPr>
+            <w:r>
+              <w:rPr>
+                <w:rFonts w:ascii="Times New Roman" w:eastAsia="Cambria" w:hAnsi="Times New Roman" w:cs="Times New Roman"/>
+              </w:rPr>
+              <w:t>Post-Condizioni</w:t>
+            </w:r>
+          </w:p>
+        </w:tc>
+        <w:tc>
+          <w:tcPr>
+            <w:tcW w:w="7088" w:type="dxa"/>
+            <w:shd w:val="clear" w:color="auto" w:fill="FFFFFF" w:themeFill="background1"/>
+          </w:tcPr>
+          <w:p>
+            <w:pPr>
+              <w:cnfStyle w:val="000000000000" w:firstRow="0" w:lastRow="0" w:firstColumn="0" w:lastColumn="0" w:oddVBand="0" w:evenVBand="0" w:oddHBand="0" w:evenHBand="0" w:firstRowFirstColumn="0" w:firstRowLastColumn="0" w:lastRowFirstColumn="0" w:lastRowLastColumn="0"/>
+              <w:rPr>
+                <w:rFonts w:ascii="Times New Roman" w:eastAsia="Cambria" w:hAnsi="Times New Roman" w:cs="Times New Roman"/>
+              </w:rPr>
+            </w:pPr>
+            <w:r>
+              <w:rPr>
+                <w:rFonts w:ascii="Times New Roman" w:eastAsia="Cambria" w:hAnsi="Times New Roman" w:cs="Times New Roman"/>
+                <w:iCs/>
+              </w:rPr>
+              <w:t xml:space="preserve">Il sistema mostra il numero totale di accessi effettuati alla biblioteca dallo Studente </w:t>
+            </w:r>
+          </w:p>
+        </w:tc>
+      </w:tr>
+      <w:tr>
+        <w:trPr>
+          <w:cnfStyle w:val="000000100000" w:firstRow="0" w:lastRow="0" w:firstColumn="0" w:lastColumn="0" w:oddVBand="0" w:evenVBand="0" w:oddHBand="1" w:evenHBand="0" w:firstRowFirstColumn="0" w:firstRowLastColumn="0" w:lastRowFirstColumn="0" w:lastRowLastColumn="0"/>
+        </w:trPr>
+        <w:tc>
+          <w:tcPr>
+            <w:cnfStyle w:val="001000000000" w:firstRow="0" w:lastRow="0" w:firstColumn="1" w:lastColumn="0" w:oddVBand="0" w:evenVBand="0" w:oddHBand="0" w:evenHBand="0" w:firstRowFirstColumn="0" w:firstRowLastColumn="0" w:lastRowFirstColumn="0" w:lastRowLastColumn="0"/>
+            <w:tcW w:w="2297" w:type="dxa"/>
+          </w:tcPr>
+          <w:p>
+            <w:pPr>
+              <w:jc w:val="both"/>
+              <w:rPr>
+                <w:rFonts w:ascii="Times New Roman" w:eastAsia="Cambria" w:hAnsi="Times New Roman" w:cs="Times New Roman"/>
+              </w:rPr>
+            </w:pPr>
+            <w:r>
+              <w:rPr>
+                <w:rFonts w:ascii="Times New Roman" w:eastAsia="Cambria" w:hAnsi="Times New Roman" w:cs="Times New Roman"/>
+              </w:rPr>
+              <w:t>Casi d’uso correlati</w:t>
+            </w:r>
+          </w:p>
+        </w:tc>
+        <w:tc>
+          <w:tcPr>
+            <w:tcW w:w="7088" w:type="dxa"/>
+            <w:shd w:val="clear" w:color="auto" w:fill="FFFFFF" w:themeFill="background1"/>
+          </w:tcPr>
+          <w:p>
+            <w:pPr>
+              <w:cnfStyle w:val="000000100000" w:firstRow="0" w:lastRow="0" w:firstColumn="0" w:lastColumn="0" w:oddVBand="0" w:evenVBand="0" w:oddHBand="1" w:evenHBand="0" w:firstRowFirstColumn="0" w:firstRowLastColumn="0" w:lastRowFirstColumn="0" w:lastRowLastColumn="0"/>
+              <w:rPr>
+                <w:rFonts w:ascii="Times New Roman" w:eastAsia="Cambria" w:hAnsi="Times New Roman" w:cs="Times New Roman"/>
+                <w:iCs/>
+              </w:rPr>
+            </w:pPr>
+            <w:r>
+              <w:rPr>
+                <w:rFonts w:ascii="Times New Roman" w:eastAsia="Cambria" w:hAnsi="Times New Roman" w:cs="Times New Roman"/>
+                <w:iCs/>
+              </w:rPr>
+              <w:t>-</w:t>
+            </w:r>
+          </w:p>
+        </w:tc>
+      </w:tr>
+      <w:tr>
+        <w:tc>
+          <w:tcPr>
+            <w:cnfStyle w:val="001000000000" w:firstRow="0" w:lastRow="0" w:firstColumn="1" w:lastColumn="0" w:oddVBand="0" w:evenVBand="0" w:oddHBand="0" w:evenHBand="0" w:firstRowFirstColumn="0" w:firstRowLastColumn="0" w:lastRowFirstColumn="0" w:lastRowLastColumn="0"/>
+            <w:tcW w:w="2297" w:type="dxa"/>
+          </w:tcPr>
+          <w:p>
+            <w:pPr>
+              <w:jc w:val="both"/>
+              <w:rPr>
+                <w:rFonts w:ascii="Times New Roman" w:hAnsi="Times New Roman" w:cs="Times New Roman"/>
+              </w:rPr>
+            </w:pPr>
+            <w:r>
+              <w:rPr>
+                <w:rFonts w:ascii="Times New Roman" w:eastAsia="Cambria" w:hAnsi="Times New Roman" w:cs="Times New Roman"/>
+              </w:rPr>
+              <w:t>Sequenza di eventi</w:t>
+            </w:r>
+          </w:p>
+          <w:p>
+            <w:pPr>
+              <w:jc w:val="both"/>
+              <w:rPr>
+                <w:rFonts w:ascii="Times New Roman" w:eastAsia="Cambria" w:hAnsi="Times New Roman" w:cs="Times New Roman"/>
+              </w:rPr>
+            </w:pPr>
+            <w:r>
+              <w:rPr>
+                <w:rFonts w:ascii="Times New Roman" w:eastAsia="Cambria" w:hAnsi="Times New Roman" w:cs="Times New Roman"/>
+              </w:rPr>
+              <w:t>alternativi</w:t>
+            </w:r>
+          </w:p>
+        </w:tc>
+        <w:tc>
+          <w:tcPr>
+            <w:tcW w:w="7088" w:type="dxa"/>
+            <w:shd w:val="clear" w:color="auto" w:fill="FFFFFF" w:themeFill="background1"/>
+          </w:tcPr>
+          <w:p>
+            <w:pPr>
+              <w:cnfStyle w:val="000000000000" w:firstRow="0" w:lastRow="0" w:firstColumn="0" w:lastColumn="0" w:oddVBand="0" w:evenVBand="0" w:oddHBand="0" w:evenHBand="0" w:firstRowFirstColumn="0" w:firstRowLastColumn="0" w:lastRowFirstColumn="0" w:lastRowLastColumn="0"/>
+              <w:rPr>
+                <w:rFonts w:ascii="Times New Roman" w:eastAsia="Cambria" w:hAnsi="Times New Roman" w:cs="Times New Roman"/>
+                <w:iCs/>
+              </w:rPr>
+            </w:pPr>
+            <w:r>
+              <w:rPr>
+                <w:rFonts w:ascii="Times New Roman" w:eastAsia="Cambria" w:hAnsi="Times New Roman" w:cs="Times New Roman"/>
+              </w:rPr>
+              <w:t>-</w:t>
+            </w:r>
+          </w:p>
+        </w:tc>
+      </w:tr>
+      <w:tr>
+        <w:trPr>
+          <w:cnfStyle w:val="000000100000" w:firstRow="0" w:lastRow="0" w:firstColumn="0" w:lastColumn="0" w:oddVBand="0" w:evenVBand="0" w:oddHBand="1" w:evenHBand="0" w:firstRowFirstColumn="0" w:firstRowLastColumn="0" w:lastRowFirstColumn="0" w:lastRowLastColumn="0"/>
+        </w:trPr>
+        <w:tc>
+          <w:tcPr>
+            <w:cnfStyle w:val="001000000000" w:firstRow="0" w:lastRow="0" w:firstColumn="1" w:lastColumn="0" w:oddVBand="0" w:evenVBand="0" w:oddHBand="0" w:evenHBand="0" w:firstRowFirstColumn="0" w:firstRowLastColumn="0" w:lastRowFirstColumn="0" w:lastRowLastColumn="0"/>
+            <w:tcW w:w="2297" w:type="dxa"/>
+            <w:shd w:val="clear" w:color="auto" w:fill="4F81BD" w:themeFill="accent1"/>
+          </w:tcPr>
+          <w:p>
+            <w:pPr>
+              <w:jc w:val="both"/>
+              <w:rPr>
+                <w:rFonts w:ascii="Times New Roman" w:eastAsia="Cambria" w:hAnsi="Times New Roman" w:cs="Times New Roman"/>
+                <w:color w:val="FFFFFF" w:themeColor="background1"/>
+              </w:rPr>
+            </w:pPr>
+            <w:r>
+              <w:rPr>
+                <w:rFonts w:ascii="Times New Roman" w:eastAsia="Cambria" w:hAnsi="Times New Roman" w:cs="Times New Roman"/>
+                <w:color w:val="FFFFFF" w:themeColor="background1"/>
+              </w:rPr>
+              <w:t>Caso d’uso:</w:t>
+            </w:r>
+          </w:p>
+        </w:tc>
+        <w:tc>
+          <w:tcPr>
+            <w:tcW w:w="7088" w:type="dxa"/>
+            <w:shd w:val="clear" w:color="auto" w:fill="4F81BD" w:themeFill="accent1"/>
+          </w:tcPr>
+          <w:p>
+            <w:pPr>
+              <w:tabs>
+                <w:tab w:val="left" w:pos="1944"/>
+              </w:tabs>
+              <w:jc w:val="both"/>
+              <w:cnfStyle w:val="000000100000" w:firstRow="0" w:lastRow="0" w:firstColumn="0" w:lastColumn="0" w:oddVBand="0" w:evenVBand="0" w:oddHBand="1" w:evenHBand="0" w:firstRowFirstColumn="0" w:firstRowLastColumn="0" w:lastRowFirstColumn="0" w:lastRowLastColumn="0"/>
+              <w:rPr>
+                <w:rFonts w:ascii="Times New Roman" w:eastAsia="Cambria" w:hAnsi="Times New Roman" w:cs="Times New Roman"/>
+                <w:color w:val="FFFFFF" w:themeColor="background1"/>
+              </w:rPr>
+            </w:pPr>
+            <w:r>
+              <w:rPr>
+                <w:rFonts w:ascii="Times New Roman" w:eastAsia="Cambria" w:hAnsi="Times New Roman" w:cs="Times New Roman"/>
+                <w:color w:val="FFFFFF" w:themeColor="background1"/>
+              </w:rPr>
+              <w:t>Check-in</w:t>
+            </w:r>
+          </w:p>
+        </w:tc>
+      </w:tr>
+      <w:tr>
+        <w:tc>
+          <w:tcPr>
+            <w:cnfStyle w:val="001000000000" w:firstRow="0" w:lastRow="0" w:firstColumn="1" w:lastColumn="0" w:oddVBand="0" w:evenVBand="0" w:oddHBand="0" w:evenHBand="0" w:firstRowFirstColumn="0" w:firstRowLastColumn="0" w:lastRowFirstColumn="0" w:lastRowLastColumn="0"/>
+            <w:tcW w:w="2297" w:type="dxa"/>
+            <w:tcBorders>
+              <w:right w:val="none" w:sz="0" w:space="0" w:color="auto"/>
+            </w:tcBorders>
+          </w:tcPr>
+          <w:p>
+            <w:pPr>
+              <w:jc w:val="both"/>
+              <w:rPr>
+                <w:rFonts w:ascii="Times New Roman" w:hAnsi="Times New Roman" w:cs="Times New Roman"/>
+              </w:rPr>
+            </w:pPr>
+            <w:r>
+              <w:rPr>
+                <w:rFonts w:ascii="Times New Roman" w:eastAsia="Cambria" w:hAnsi="Times New Roman" w:cs="Times New Roman"/>
+              </w:rPr>
+              <w:t>Attore primario</w:t>
+            </w:r>
+          </w:p>
+        </w:tc>
+        <w:tc>
+          <w:tcPr>
+            <w:tcW w:w="7088" w:type="dxa"/>
+          </w:tcPr>
+          <w:p>
+            <w:pPr>
+              <w:cnfStyle w:val="000000000000" w:firstRow="0" w:lastRow="0" w:firstColumn="0" w:lastColumn="0" w:oddVBand="0" w:evenVBand="0" w:oddHBand="0" w:evenHBand="0" w:firstRowFirstColumn="0" w:firstRowLastColumn="0" w:lastRowFirstColumn="0" w:lastRowLastColumn="0"/>
+              <w:rPr>
+                <w:rFonts w:ascii="Times New Roman" w:hAnsi="Times New Roman" w:cs="Times New Roman"/>
+              </w:rPr>
+            </w:pPr>
+            <w:r>
+              <w:rPr>
+                <w:rFonts w:ascii="Times New Roman" w:eastAsia="Cambria" w:hAnsi="Times New Roman" w:cs="Times New Roman"/>
+              </w:rPr>
+              <w:t>Studente</w:t>
+            </w:r>
+          </w:p>
+        </w:tc>
+      </w:tr>
+      <w:tr>
+        <w:trPr>
+          <w:cnfStyle w:val="000000100000" w:firstRow="0" w:lastRow="0" w:firstColumn="0" w:lastColumn="0" w:oddVBand="0" w:evenVBand="0" w:oddHBand="1" w:evenHBand="0" w:firstRowFirstColumn="0" w:firstRowLastColumn="0" w:lastRowFirstColumn="0" w:lastRowLastColumn="0"/>
+        </w:trPr>
+        <w:tc>
+          <w:tcPr>
+            <w:cnfStyle w:val="001000000000" w:firstRow="0" w:lastRow="0" w:firstColumn="1" w:lastColumn="0" w:oddVBand="0" w:evenVBand="0" w:oddHBand="0" w:evenHBand="0" w:firstRowFirstColumn="0" w:firstRowLastColumn="0" w:lastRowFirstColumn="0" w:lastRowLastColumn="0"/>
+            <w:tcW w:w="2297" w:type="dxa"/>
+            <w:tcBorders>
+              <w:right w:val="none" w:sz="0" w:space="0" w:color="auto"/>
+            </w:tcBorders>
+          </w:tcPr>
+          <w:p>
+            <w:pPr>
+              <w:jc w:val="both"/>
+              <w:rPr>
+                <w:rFonts w:ascii="Times New Roman" w:hAnsi="Times New Roman" w:cs="Times New Roman"/>
+              </w:rPr>
+            </w:pPr>
+            <w:r>
+              <w:rPr>
+                <w:rFonts w:ascii="Times New Roman" w:eastAsia="Cambria" w:hAnsi="Times New Roman" w:cs="Times New Roman"/>
+              </w:rPr>
+              <w:t>Attore secondario</w:t>
+            </w:r>
+          </w:p>
+        </w:tc>
+        <w:tc>
+          <w:tcPr>
+            <w:tcW w:w="7088" w:type="dxa"/>
+          </w:tcPr>
+          <w:p>
+            <w:pPr>
+              <w:cnfStyle w:val="000000100000" w:firstRow="0" w:lastRow="0" w:firstColumn="0" w:lastColumn="0" w:oddVBand="0" w:evenVBand="0" w:oddHBand="1" w:evenHBand="0" w:firstRowFirstColumn="0" w:firstRowLastColumn="0" w:lastRowFirstColumn="0" w:lastRowLastColumn="0"/>
+              <w:rPr>
+                <w:rFonts w:ascii="Times New Roman" w:hAnsi="Times New Roman" w:cs="Times New Roman"/>
+              </w:rPr>
+            </w:pPr>
+            <w:r>
+              <w:rPr>
+                <w:rFonts w:ascii="Times New Roman" w:eastAsia="Cambria" w:hAnsi="Times New Roman" w:cs="Times New Roman"/>
+              </w:rPr>
+              <w:t>-</w:t>
+            </w:r>
+          </w:p>
+        </w:tc>
+      </w:tr>
+      <w:tr>
+        <w:tc>
+          <w:tcPr>
+            <w:cnfStyle w:val="001000000000" w:firstRow="0" w:lastRow="0" w:firstColumn="1" w:lastColumn="0" w:oddVBand="0" w:evenVBand="0" w:oddHBand="0" w:evenHBand="0" w:firstRowFirstColumn="0" w:firstRowLastColumn="0" w:lastRowFirstColumn="0" w:lastRowLastColumn="0"/>
+            <w:tcW w:w="2297" w:type="dxa"/>
+            <w:tcBorders>
+              <w:right w:val="none" w:sz="0" w:space="0" w:color="auto"/>
+            </w:tcBorders>
+          </w:tcPr>
+          <w:p>
+            <w:pPr>
+              <w:jc w:val="both"/>
+              <w:rPr>
+                <w:rFonts w:ascii="Times New Roman" w:hAnsi="Times New Roman" w:cs="Times New Roman"/>
+              </w:rPr>
+            </w:pPr>
+            <w:r>
+              <w:rPr>
+                <w:rFonts w:ascii="Times New Roman" w:eastAsia="Cambria" w:hAnsi="Times New Roman" w:cs="Times New Roman"/>
+              </w:rPr>
+              <w:t>Descrizione</w:t>
+            </w:r>
+          </w:p>
+        </w:tc>
+        <w:tc>
+          <w:tcPr>
+            <w:tcW w:w="7088" w:type="dxa"/>
+          </w:tcPr>
+          <w:p>
+            <w:pPr>
+              <w:cnfStyle w:val="000000000000" w:firstRow="0" w:lastRow="0" w:firstColumn="0" w:lastColumn="0" w:oddVBand="0" w:evenVBand="0" w:oddHBand="0" w:evenHBand="0" w:firstRowFirstColumn="0" w:firstRowLastColumn="0" w:lastRowFirstColumn="0" w:lastRowLastColumn="0"/>
+              <w:rPr>
+                <w:rFonts w:ascii="Times New Roman" w:hAnsi="Times New Roman" w:cs="Times New Roman"/>
+              </w:rPr>
+            </w:pPr>
+            <w:r>
+              <w:rPr>
+                <w:rFonts w:ascii="Times New Roman" w:eastAsia="Cambria" w:hAnsi="Times New Roman" w:cs="Times New Roman"/>
+              </w:rPr>
+              <w:t>Uno Studente effettua il check-in il giorno della Prenotazione per confermare la propria presenza</w:t>
+            </w:r>
+          </w:p>
+        </w:tc>
+      </w:tr>
+      <w:tr>
+        <w:trPr>
+          <w:cnfStyle w:val="000000100000" w:firstRow="0" w:lastRow="0" w:firstColumn="0" w:lastColumn="0" w:oddVBand="0" w:evenVBand="0" w:oddHBand="1" w:evenHBand="0" w:firstRowFirstColumn="0" w:firstRowLastColumn="0" w:lastRowFirstColumn="0" w:lastRowLastColumn="0"/>
+        </w:trPr>
+        <w:tc>
+          <w:tcPr>
+            <w:cnfStyle w:val="001000000000" w:firstRow="0" w:lastRow="0" w:firstColumn="1" w:lastColumn="0" w:oddVBand="0" w:evenVBand="0" w:oddHBand="0" w:evenHBand="0" w:firstRowFirstColumn="0" w:firstRowLastColumn="0" w:lastRowFirstColumn="0" w:lastRowLastColumn="0"/>
+            <w:tcW w:w="2297" w:type="dxa"/>
+            <w:tcBorders>
+              <w:right w:val="none" w:sz="0" w:space="0" w:color="auto"/>
+            </w:tcBorders>
+          </w:tcPr>
+          <w:p>
+            <w:pPr>
+              <w:jc w:val="both"/>
+              <w:rPr>
+                <w:rFonts w:ascii="Times New Roman" w:hAnsi="Times New Roman" w:cs="Times New Roman"/>
+              </w:rPr>
+            </w:pPr>
+            <w:r>
+              <w:rPr>
+                <w:rFonts w:ascii="Times New Roman" w:eastAsia="Cambria" w:hAnsi="Times New Roman" w:cs="Times New Roman"/>
+              </w:rPr>
+              <w:t>Pre-Condizioni</w:t>
+            </w:r>
+          </w:p>
+        </w:tc>
+        <w:tc>
+          <w:tcPr>
+            <w:tcW w:w="7088" w:type="dxa"/>
+          </w:tcPr>
+          <w:p>
+            <w:pPr>
+              <w:cnfStyle w:val="000000100000" w:firstRow="0" w:lastRow="0" w:firstColumn="0" w:lastColumn="0" w:oddVBand="0" w:evenVBand="0" w:oddHBand="1" w:evenHBand="0" w:firstRowFirstColumn="0" w:firstRowLastColumn="0" w:lastRowFirstColumn="0" w:lastRowLastColumn="0"/>
+              <w:rPr>
+                <w:rFonts w:ascii="Times New Roman" w:hAnsi="Times New Roman" w:cs="Times New Roman"/>
+              </w:rPr>
+            </w:pPr>
+            <w:r>
+              <w:rPr>
+                <w:rFonts w:ascii="Times New Roman" w:eastAsia="Cambria" w:hAnsi="Times New Roman" w:cs="Times New Roman"/>
+              </w:rPr>
+              <w:t>Lo Studente ha effettuato una Prenotazione e l’orario rientra nell’intervallo di tempo limitato consentito per l’operazione di check-in</w:t>
+            </w:r>
+          </w:p>
+        </w:tc>
+      </w:tr>
+      <w:tr>
+        <w:tc>
+          <w:tcPr>
+            <w:cnfStyle w:val="001000000000" w:firstRow="0" w:lastRow="0" w:firstColumn="1" w:lastColumn="0" w:oddVBand="0" w:evenVBand="0" w:oddHBand="0" w:evenHBand="0" w:firstRowFirstColumn="0" w:firstRowLastColumn="0" w:lastRowFirstColumn="0" w:lastRowLastColumn="0"/>
+            <w:tcW w:w="2297" w:type="dxa"/>
+            <w:tcBorders>
+              <w:right w:val="none" w:sz="0" w:space="0" w:color="auto"/>
+            </w:tcBorders>
+          </w:tcPr>
+          <w:p>
+            <w:pPr>
+              <w:jc w:val="both"/>
+              <w:rPr>
+                <w:rFonts w:ascii="Times New Roman" w:hAnsi="Times New Roman" w:cs="Times New Roman"/>
+              </w:rPr>
+            </w:pPr>
+            <w:r>
+              <w:rPr>
+                <w:rFonts w:ascii="Times New Roman" w:eastAsia="Cambria" w:hAnsi="Times New Roman" w:cs="Times New Roman"/>
+              </w:rPr>
+              <w:t>Sequenza di eventi</w:t>
+            </w:r>
+          </w:p>
+          <w:p>
+            <w:pPr>
+              <w:jc w:val="both"/>
+              <w:rPr>
+                <w:rFonts w:ascii="Times New Roman" w:hAnsi="Times New Roman" w:cs="Times New Roman"/>
+              </w:rPr>
+            </w:pPr>
+            <w:r>
+              <w:rPr>
+                <w:rFonts w:ascii="Times New Roman" w:eastAsia="Cambria" w:hAnsi="Times New Roman" w:cs="Times New Roman"/>
+              </w:rPr>
+              <w:t>principale</w:t>
+            </w:r>
+          </w:p>
+        </w:tc>
+        <w:tc>
+          <w:tcPr>
+            <w:tcW w:w="7088" w:type="dxa"/>
+          </w:tcPr>
+          <w:p>
+            <w:pPr>
+              <w:pStyle w:val="Paragrafoelenco"/>
+              <w:numPr>
+                <w:ilvl w:val="0"/>
+                <w:numId w:val="25"/>
+              </w:numPr>
+              <w:cnfStyle w:val="000000000000" w:firstRow="0" w:lastRow="0" w:firstColumn="0" w:lastColumn="0" w:oddVBand="0" w:evenVBand="0" w:oddHBand="0" w:evenHBand="0" w:firstRowFirstColumn="0" w:firstRowLastColumn="0" w:lastRowFirstColumn="0" w:lastRowLastColumn="0"/>
+              <w:rPr>
+                <w:rFonts w:ascii="Times New Roman" w:hAnsi="Times New Roman" w:cs="Times New Roman"/>
+              </w:rPr>
+            </w:pPr>
+            <w:r>
+              <w:rPr>
+                <w:rFonts w:ascii="Times New Roman" w:eastAsia="Cambria" w:hAnsi="Times New Roman" w:cs="Times New Roman"/>
+              </w:rPr>
+              <w:t>Il caso d’uso inizia quando lo Studente visualizza l’elenco delle Prenotazioni effettuate</w:t>
+            </w:r>
+          </w:p>
+          <w:p>
+            <w:pPr>
+              <w:pStyle w:val="Paragrafoelenco"/>
+              <w:numPr>
+                <w:ilvl w:val="0"/>
+                <w:numId w:val="25"/>
+              </w:numPr>
+              <w:cnfStyle w:val="000000000000" w:firstRow="0" w:lastRow="0" w:firstColumn="0" w:lastColumn="0" w:oddVBand="0" w:evenVBand="0" w:oddHBand="0" w:evenHBand="0" w:firstRowFirstColumn="0" w:firstRowLastColumn="0" w:lastRowFirstColumn="0" w:lastRowLastColumn="0"/>
+              <w:rPr>
+                <w:rFonts w:ascii="Times New Roman" w:hAnsi="Times New Roman" w:cs="Times New Roman"/>
+              </w:rPr>
+            </w:pPr>
+            <w:proofErr w:type="spellStart"/>
+            <w:r>
+              <w:rPr>
+                <w:rFonts w:ascii="Times New Roman" w:eastAsia="Cambria" w:hAnsi="Times New Roman" w:cs="Times New Roman"/>
+                <w:b/>
+              </w:rPr>
+              <w:t>if</w:t>
+            </w:r>
+            <w:proofErr w:type="spellEnd"/>
+            <w:r>
+              <w:rPr>
+                <w:rFonts w:ascii="Times New Roman" w:eastAsia="Cambria" w:hAnsi="Times New Roman" w:cs="Times New Roman"/>
+                <w:b/>
+              </w:rPr>
+              <w:t xml:space="preserve"> </w:t>
+            </w:r>
+            <w:r>
+              <w:rPr>
+                <w:rFonts w:ascii="Times New Roman" w:eastAsia="Cambria" w:hAnsi="Times New Roman" w:cs="Times New Roman"/>
+              </w:rPr>
+              <w:t>ci sono Prenotazioni attive</w:t>
+            </w:r>
+          </w:p>
+          <w:p>
+            <w:pPr>
+              <w:pStyle w:val="Paragrafoelenco"/>
+              <w:numPr>
+                <w:ilvl w:val="1"/>
+                <w:numId w:val="25"/>
+              </w:numPr>
+              <w:cnfStyle w:val="000000000000" w:firstRow="0" w:lastRow="0" w:firstColumn="0" w:lastColumn="0" w:oddVBand="0" w:evenVBand="0" w:oddHBand="0" w:evenHBand="0" w:firstRowFirstColumn="0" w:firstRowLastColumn="0" w:lastRowFirstColumn="0" w:lastRowLastColumn="0"/>
+              <w:rPr>
+                <w:rFonts w:ascii="Times New Roman" w:hAnsi="Times New Roman" w:cs="Times New Roman"/>
+              </w:rPr>
+            </w:pPr>
+            <w:r>
+              <w:rPr>
+                <w:rFonts w:ascii="Times New Roman" w:eastAsia="Cambria" w:hAnsi="Times New Roman" w:cs="Times New Roman"/>
+              </w:rPr>
+              <w:t>Lo Studente seleziona la Prenotazione di interesse</w:t>
+            </w:r>
+          </w:p>
+          <w:p>
+            <w:pPr>
+              <w:pStyle w:val="Paragrafoelenco"/>
+              <w:numPr>
+                <w:ilvl w:val="1"/>
+                <w:numId w:val="25"/>
+              </w:numPr>
+              <w:cnfStyle w:val="000000000000" w:firstRow="0" w:lastRow="0" w:firstColumn="0" w:lastColumn="0" w:oddVBand="0" w:evenVBand="0" w:oddHBand="0" w:evenHBand="0" w:firstRowFirstColumn="0" w:firstRowLastColumn="0" w:lastRowFirstColumn="0" w:lastRowLastColumn="0"/>
+              <w:rPr>
+                <w:rFonts w:ascii="Times New Roman" w:hAnsi="Times New Roman" w:cs="Times New Roman"/>
+              </w:rPr>
+            </w:pPr>
+            <w:proofErr w:type="spellStart"/>
+            <w:r>
+              <w:rPr>
+                <w:rFonts w:ascii="Times New Roman" w:eastAsia="Cambria" w:hAnsi="Times New Roman" w:cs="Times New Roman"/>
+                <w:b/>
+              </w:rPr>
+              <w:t>if</w:t>
+            </w:r>
+            <w:proofErr w:type="spellEnd"/>
+            <w:r>
+              <w:rPr>
+                <w:rFonts w:ascii="Times New Roman" w:eastAsia="Cambria" w:hAnsi="Times New Roman" w:cs="Times New Roman"/>
+              </w:rPr>
+              <w:t xml:space="preserve"> l’intervallo di tempo per effettuare il check-in è valido</w:t>
+            </w:r>
+          </w:p>
+          <w:p>
+            <w:pPr>
+              <w:pStyle w:val="Paragrafoelenco"/>
+              <w:numPr>
+                <w:ilvl w:val="2"/>
+                <w:numId w:val="25"/>
+              </w:numPr>
+              <w:cnfStyle w:val="000000000000" w:firstRow="0" w:lastRow="0" w:firstColumn="0" w:lastColumn="0" w:oddVBand="0" w:evenVBand="0" w:oddHBand="0" w:evenHBand="0" w:firstRowFirstColumn="0" w:firstRowLastColumn="0" w:lastRowFirstColumn="0" w:lastRowLastColumn="0"/>
+              <w:rPr>
+                <w:rFonts w:ascii="Times New Roman" w:hAnsi="Times New Roman" w:cs="Times New Roman"/>
+              </w:rPr>
+            </w:pPr>
+            <w:r>
+              <w:rPr>
+                <w:rFonts w:ascii="Times New Roman" w:eastAsia="Cambria" w:hAnsi="Times New Roman" w:cs="Times New Roman"/>
+              </w:rPr>
+              <w:t>Lo Studente conferma la propria presenza</w:t>
+            </w:r>
+          </w:p>
+          <w:p>
+            <w:pPr>
+              <w:pStyle w:val="Paragrafoelenco"/>
+              <w:numPr>
+                <w:ilvl w:val="2"/>
+                <w:numId w:val="25"/>
+              </w:numPr>
+              <w:cnfStyle w:val="000000000000" w:firstRow="0" w:lastRow="0" w:firstColumn="0" w:lastColumn="0" w:oddVBand="0" w:evenVBand="0" w:oddHBand="0" w:evenHBand="0" w:firstRowFirstColumn="0" w:firstRowLastColumn="0" w:lastRowFirstColumn="0" w:lastRowLastColumn="0"/>
+              <w:rPr>
+                <w:rFonts w:ascii="Times New Roman" w:hAnsi="Times New Roman" w:cs="Times New Roman"/>
+              </w:rPr>
+            </w:pPr>
+            <w:r>
+              <w:rPr>
+                <w:rFonts w:ascii="Times New Roman" w:eastAsia="Cambria" w:hAnsi="Times New Roman" w:cs="Times New Roman"/>
+              </w:rPr>
+              <w:t>Lo stato della Prenotazione cambia in “confermata”</w:t>
+            </w:r>
+          </w:p>
+          <w:p>
+            <w:pPr>
+              <w:pStyle w:val="Paragrafoelenco"/>
+              <w:numPr>
+                <w:ilvl w:val="2"/>
+                <w:numId w:val="25"/>
+              </w:numPr>
+              <w:cnfStyle w:val="000000000000" w:firstRow="0" w:lastRow="0" w:firstColumn="0" w:lastColumn="0" w:oddVBand="0" w:evenVBand="0" w:oddHBand="0" w:evenHBand="0" w:firstRowFirstColumn="0" w:firstRowLastColumn="0" w:lastRowFirstColumn="0" w:lastRowLastColumn="0"/>
+              <w:rPr>
+                <w:rFonts w:ascii="Times New Roman" w:hAnsi="Times New Roman" w:cs="Times New Roman"/>
+              </w:rPr>
+            </w:pPr>
+            <w:r>
+              <w:rPr>
+                <w:rFonts w:ascii="Times New Roman" w:eastAsia="Cambria" w:hAnsi="Times New Roman" w:cs="Times New Roman"/>
+                <w:i/>
+              </w:rPr>
+              <w:t xml:space="preserve">&lt;&lt;include&gt;&gt; </w:t>
+            </w:r>
+            <w:proofErr w:type="spellStart"/>
+            <w:r>
+              <w:rPr>
+                <w:rFonts w:ascii="Times New Roman" w:eastAsia="Cambria" w:hAnsi="Times New Roman" w:cs="Times New Roman"/>
+                <w:i/>
+              </w:rPr>
+              <w:t>AggiornamentoStatoPrenotazione</w:t>
+            </w:r>
+            <w:proofErr w:type="spellEnd"/>
+          </w:p>
+        </w:tc>
+      </w:tr>
+      <w:tr>
+        <w:trPr>
+          <w:cnfStyle w:val="000000100000" w:firstRow="0" w:lastRow="0" w:firstColumn="0" w:lastColumn="0" w:oddVBand="0" w:evenVBand="0" w:oddHBand="1" w:evenHBand="0" w:firstRowFirstColumn="0" w:firstRowLastColumn="0" w:lastRowFirstColumn="0" w:lastRowLastColumn="0"/>
+        </w:trPr>
+        <w:tc>
+          <w:tcPr>
+            <w:cnfStyle w:val="001000000000" w:firstRow="0" w:lastRow="0" w:firstColumn="1" w:lastColumn="0" w:oddVBand="0" w:evenVBand="0" w:oddHBand="0" w:evenHBand="0" w:firstRowFirstColumn="0" w:firstRowLastColumn="0" w:lastRowFirstColumn="0" w:lastRowLastColumn="0"/>
+            <w:tcW w:w="2297" w:type="dxa"/>
+            <w:tcBorders>
+              <w:right w:val="none" w:sz="0" w:space="0" w:color="auto"/>
+            </w:tcBorders>
+          </w:tcPr>
+          <w:p>
+            <w:pPr>
+              <w:jc w:val="both"/>
+              <w:rPr>
+                <w:rFonts w:ascii="Times New Roman" w:hAnsi="Times New Roman" w:cs="Times New Roman"/>
+              </w:rPr>
+            </w:pPr>
+            <w:r>
+              <w:rPr>
+                <w:rFonts w:ascii="Times New Roman" w:eastAsia="Cambria" w:hAnsi="Times New Roman" w:cs="Times New Roman"/>
+              </w:rPr>
+              <w:t>Post-Condizioni</w:t>
+            </w:r>
+          </w:p>
+        </w:tc>
+        <w:tc>
+          <w:tcPr>
+            <w:tcW w:w="7088" w:type="dxa"/>
+          </w:tcPr>
+          <w:p>
+            <w:pPr>
+              <w:cnfStyle w:val="000000100000" w:firstRow="0" w:lastRow="0" w:firstColumn="0" w:lastColumn="0" w:oddVBand="0" w:evenVBand="0" w:oddHBand="1" w:evenHBand="0" w:firstRowFirstColumn="0" w:firstRowLastColumn="0" w:lastRowFirstColumn="0" w:lastRowLastColumn="0"/>
+              <w:rPr>
+                <w:rFonts w:ascii="Times New Roman" w:hAnsi="Times New Roman" w:cs="Times New Roman"/>
+                <w:iCs/>
+              </w:rPr>
+            </w:pPr>
+            <w:r>
+              <w:rPr>
+                <w:rFonts w:ascii="Times New Roman" w:eastAsia="Cambria" w:hAnsi="Times New Roman" w:cs="Times New Roman"/>
+                <w:iCs/>
+              </w:rPr>
+              <w:t>Lo Studente ha confermato la propria presenza e lo stato della Prenotazione è stato aggiornato</w:t>
+            </w:r>
+          </w:p>
+        </w:tc>
+      </w:tr>
+      <w:tr>
+        <w:tc>
+          <w:tcPr>
+            <w:cnfStyle w:val="001000000000" w:firstRow="0" w:lastRow="0" w:firstColumn="1" w:lastColumn="0" w:oddVBand="0" w:evenVBand="0" w:oddHBand="0" w:evenHBand="0" w:firstRowFirstColumn="0" w:firstRowLastColumn="0" w:lastRowFirstColumn="0" w:lastRowLastColumn="0"/>
+            <w:tcW w:w="2297" w:type="dxa"/>
+            <w:tcBorders>
+              <w:right w:val="none" w:sz="0" w:space="0" w:color="auto"/>
+            </w:tcBorders>
+          </w:tcPr>
+          <w:p>
+            <w:pPr>
+              <w:jc w:val="both"/>
+              <w:rPr>
+                <w:rFonts w:ascii="Times New Roman" w:hAnsi="Times New Roman" w:cs="Times New Roman"/>
+              </w:rPr>
+            </w:pPr>
+            <w:r>
+              <w:rPr>
+                <w:rFonts w:ascii="Times New Roman" w:eastAsia="Cambria" w:hAnsi="Times New Roman" w:cs="Times New Roman"/>
+              </w:rPr>
+              <w:t>Casi d’uso correlati</w:t>
+            </w:r>
+          </w:p>
+        </w:tc>
+        <w:tc>
+          <w:tcPr>
+            <w:tcW w:w="7088" w:type="dxa"/>
+          </w:tcPr>
+          <w:p>
+            <w:pPr>
+              <w:cnfStyle w:val="000000000000" w:firstRow="0" w:lastRow="0" w:firstColumn="0" w:lastColumn="0" w:oddVBand="0" w:evenVBand="0" w:oddHBand="0" w:evenHBand="0" w:firstRowFirstColumn="0" w:firstRowLastColumn="0" w:lastRowFirstColumn="0" w:lastRowLastColumn="0"/>
+              <w:rPr>
+                <w:rFonts w:ascii="Times New Roman" w:hAnsi="Times New Roman" w:cs="Times New Roman"/>
+                <w:iCs/>
+              </w:rPr>
+            </w:pPr>
+            <w:proofErr w:type="spellStart"/>
+            <w:r>
+              <w:rPr>
+                <w:rFonts w:ascii="Times New Roman" w:eastAsia="Cambria" w:hAnsi="Times New Roman" w:cs="Times New Roman"/>
+                <w:i/>
+              </w:rPr>
+              <w:t>AggiornamentoStatoPrenotazione</w:t>
+            </w:r>
+            <w:proofErr w:type="spellEnd"/>
+          </w:p>
+        </w:tc>
+      </w:tr>
+      <w:tr>
+        <w:trPr>
+          <w:cnfStyle w:val="000000100000" w:firstRow="0" w:lastRow="0" w:firstColumn="0" w:lastColumn="0" w:oddVBand="0" w:evenVBand="0" w:oddHBand="1" w:evenHBand="0" w:firstRowFirstColumn="0" w:firstRowLastColumn="0" w:lastRowFirstColumn="0" w:lastRowLastColumn="0"/>
+          <w:trHeight w:val="1108"/>
+        </w:trPr>
+        <w:tc>
+          <w:tcPr>
+            <w:cnfStyle w:val="001000000000" w:firstRow="0" w:lastRow="0" w:firstColumn="1" w:lastColumn="0" w:oddVBand="0" w:evenVBand="0" w:oddHBand="0" w:evenHBand="0" w:firstRowFirstColumn="0" w:firstRowLastColumn="0" w:lastRowFirstColumn="0" w:lastRowLastColumn="0"/>
+            <w:tcW w:w="2297" w:type="dxa"/>
+            <w:tcBorders>
+              <w:right w:val="none" w:sz="0" w:space="0" w:color="auto"/>
+            </w:tcBorders>
+          </w:tcPr>
+          <w:p>
+            <w:pPr>
+              <w:jc w:val="both"/>
+              <w:rPr>
+                <w:rFonts w:ascii="Times New Roman" w:hAnsi="Times New Roman" w:cs="Times New Roman"/>
+              </w:rPr>
+            </w:pPr>
+            <w:r>
+              <w:rPr>
+                <w:rFonts w:ascii="Times New Roman" w:eastAsia="Cambria" w:hAnsi="Times New Roman" w:cs="Times New Roman"/>
+              </w:rPr>
+              <w:t>Sequenza di eventi</w:t>
+            </w:r>
+          </w:p>
+          <w:p>
+            <w:pPr>
+              <w:jc w:val="both"/>
+              <w:rPr>
+                <w:rFonts w:ascii="Times New Roman" w:hAnsi="Times New Roman" w:cs="Times New Roman"/>
+              </w:rPr>
+            </w:pPr>
+            <w:r>
+              <w:rPr>
+                <w:rFonts w:ascii="Times New Roman" w:eastAsia="Cambria" w:hAnsi="Times New Roman" w:cs="Times New Roman"/>
+              </w:rPr>
+              <w:t>alternativi</w:t>
+            </w:r>
+          </w:p>
+        </w:tc>
+        <w:tc>
+          <w:tcPr>
+            <w:tcW w:w="7088" w:type="dxa"/>
+          </w:tcPr>
+          <w:p>
+            <w:pPr>
+              <w:cnfStyle w:val="000000100000" w:firstRow="0" w:lastRow="0" w:firstColumn="0" w:lastColumn="0" w:oddVBand="0" w:evenVBand="0" w:oddHBand="1" w:evenHBand="0" w:firstRowFirstColumn="0" w:firstRowLastColumn="0" w:lastRowFirstColumn="0" w:lastRowLastColumn="0"/>
+              <w:rPr>
+                <w:rFonts w:ascii="Times New Roman" w:eastAsia="Cambria" w:hAnsi="Times New Roman" w:cs="Times New Roman"/>
+              </w:rPr>
+            </w:pPr>
+            <w:r>
+              <w:rPr>
+                <w:rFonts w:ascii="Times New Roman" w:eastAsia="Cambria" w:hAnsi="Times New Roman" w:cs="Times New Roman"/>
+              </w:rPr>
+              <w:t>Al punto 2, se non ci sono Prenotazioni attive, il sistema non permette il check-in</w:t>
+            </w:r>
+          </w:p>
+          <w:p>
+            <w:pPr>
+              <w:cnfStyle w:val="000000100000" w:firstRow="0" w:lastRow="0" w:firstColumn="0" w:lastColumn="0" w:oddVBand="0" w:evenVBand="0" w:oddHBand="1" w:evenHBand="0" w:firstRowFirstColumn="0" w:firstRowLastColumn="0" w:lastRowFirstColumn="0" w:lastRowLastColumn="0"/>
+              <w:rPr>
+                <w:rFonts w:ascii="Times New Roman" w:hAnsi="Times New Roman" w:cs="Times New Roman"/>
+              </w:rPr>
+            </w:pPr>
+            <w:r>
+              <w:rPr>
+                <w:rFonts w:ascii="Times New Roman" w:eastAsia="Cambria" w:hAnsi="Times New Roman" w:cs="Times New Roman"/>
+              </w:rPr>
+              <w:t>Al punto 2.2, se si vuole effettuare il check-in prima dell’intervallo di tempo consentito, il sistema non lo permette</w:t>
+            </w:r>
+          </w:p>
+          <w:p>
+            <w:pPr>
+              <w:cnfStyle w:val="000000100000" w:firstRow="0" w:lastRow="0" w:firstColumn="0" w:lastColumn="0" w:oddVBand="0" w:evenVBand="0" w:oddHBand="1" w:evenHBand="0" w:firstRowFirstColumn="0" w:firstRowLastColumn="0" w:lastRowFirstColumn="0" w:lastRowLastColumn="0"/>
+              <w:rPr>
+                <w:rFonts w:ascii="Times New Roman" w:hAnsi="Times New Roman" w:cs="Times New Roman"/>
+              </w:rPr>
+            </w:pPr>
+            <w:r>
+              <w:rPr>
+                <w:rFonts w:ascii="Times New Roman" w:eastAsia="Cambria" w:hAnsi="Times New Roman" w:cs="Times New Roman"/>
+              </w:rPr>
+              <w:t>Al punto 2.2, se l’intervallo di tempo per effettuare il check-in è scaduto, la Prenotazione passa automaticamente nello stato “scaduta” e la Postazione viene resa nuovamente disponibile</w:t>
+            </w:r>
+          </w:p>
+        </w:tc>
+      </w:tr>
+      <w:tr>
+        <w:tc>
+          <w:tcPr>
+            <w:cnfStyle w:val="001000000000" w:firstRow="0" w:lastRow="0" w:firstColumn="1" w:lastColumn="0" w:oddVBand="0" w:evenVBand="0" w:oddHBand="0" w:evenHBand="0" w:firstRowFirstColumn="0" w:firstRowLastColumn="0" w:lastRowFirstColumn="0" w:lastRowLastColumn="0"/>
+            <w:tcW w:w="2297" w:type="dxa"/>
+            <w:tcBorders>
+              <w:right w:val="none" w:sz="0" w:space="0" w:color="auto"/>
+            </w:tcBorders>
+            <w:shd w:val="clear" w:color="auto" w:fill="4F81BD" w:themeFill="accent1"/>
+          </w:tcPr>
+          <w:p>
+            <w:pPr>
+              <w:jc w:val="both"/>
+              <w:rPr>
+                <w:rFonts w:ascii="Times New Roman" w:hAnsi="Times New Roman" w:cs="Times New Roman"/>
+                <w:color w:val="FFFFFF" w:themeColor="background1"/>
+              </w:rPr>
+            </w:pPr>
+            <w:r>
+              <w:rPr>
+                <w:rFonts w:ascii="Times New Roman" w:eastAsia="Cambria" w:hAnsi="Times New Roman" w:cs="Times New Roman"/>
+                <w:color w:val="FFFFFF" w:themeColor="background1"/>
+              </w:rPr>
+              <w:t>Caso d’uso:</w:t>
+            </w:r>
+          </w:p>
+        </w:tc>
+        <w:tc>
+          <w:tcPr>
+            <w:tcW w:w="7088" w:type="dxa"/>
+            <w:shd w:val="clear" w:color="auto" w:fill="4F81BD" w:themeFill="accent1"/>
+          </w:tcPr>
+          <w:p>
+            <w:pPr>
+              <w:jc w:val="both"/>
+              <w:cnfStyle w:val="000000000000" w:firstRow="0" w:lastRow="0" w:firstColumn="0" w:lastColumn="0" w:oddVBand="0" w:evenVBand="0" w:oddHBand="0" w:evenHBand="0" w:firstRowFirstColumn="0" w:firstRowLastColumn="0" w:lastRowFirstColumn="0" w:lastRowLastColumn="0"/>
+              <w:rPr>
+                <w:rFonts w:ascii="Times New Roman" w:hAnsi="Times New Roman" w:cs="Times New Roman"/>
+              </w:rPr>
+            </w:pPr>
+            <w:proofErr w:type="spellStart"/>
+            <w:r>
+              <w:rPr>
+                <w:rFonts w:ascii="Times New Roman" w:eastAsia="Cambria" w:hAnsi="Times New Roman" w:cs="Times New Roman"/>
+                <w:color w:val="FFFFFF" w:themeColor="background1"/>
+              </w:rPr>
+              <w:t>InvioPromemoria</w:t>
+            </w:r>
+            <w:proofErr w:type="spellEnd"/>
+          </w:p>
+        </w:tc>
+      </w:tr>
+      <w:tr>
+        <w:trPr>
+          <w:cnfStyle w:val="000000100000" w:firstRow="0" w:lastRow="0" w:firstColumn="0" w:lastColumn="0" w:oddVBand="0" w:evenVBand="0" w:oddHBand="1" w:evenHBand="0" w:firstRowFirstColumn="0" w:firstRowLastColumn="0" w:lastRowFirstColumn="0" w:lastRowLastColumn="0"/>
+        </w:trPr>
+        <w:tc>
+          <w:tcPr>
+            <w:cnfStyle w:val="001000000000" w:firstRow="0" w:lastRow="0" w:firstColumn="1" w:lastColumn="0" w:oddVBand="0" w:evenVBand="0" w:oddHBand="0" w:evenHBand="0" w:firstRowFirstColumn="0" w:firstRowLastColumn="0" w:lastRowFirstColumn="0" w:lastRowLastColumn="0"/>
+            <w:tcW w:w="2297" w:type="dxa"/>
+          </w:tcPr>
+          <w:p>
+            <w:pPr>
+              <w:jc w:val="both"/>
+              <w:rPr>
+                <w:rFonts w:ascii="Times New Roman" w:eastAsia="Cambria" w:hAnsi="Times New Roman" w:cs="Times New Roman"/>
+                <w:color w:val="FFFFFF" w:themeColor="background1"/>
+              </w:rPr>
+            </w:pPr>
+            <w:r>
+              <w:rPr>
+                <w:rFonts w:ascii="Times New Roman" w:eastAsia="Cambria" w:hAnsi="Times New Roman" w:cs="Times New Roman"/>
+              </w:rPr>
+              <w:t>Attore primario</w:t>
+            </w:r>
+          </w:p>
+        </w:tc>
+        <w:tc>
+          <w:tcPr>
+            <w:tcW w:w="7088" w:type="dxa"/>
+            <w:shd w:val="clear" w:color="auto" w:fill="FFFFFF" w:themeFill="background1"/>
+          </w:tcPr>
+          <w:p>
+            <w:pPr>
+              <w:jc w:val="both"/>
+              <w:cnfStyle w:val="000000100000" w:firstRow="0" w:lastRow="0" w:firstColumn="0" w:lastColumn="0" w:oddVBand="0" w:evenVBand="0" w:oddHBand="1" w:evenHBand="0" w:firstRowFirstColumn="0" w:firstRowLastColumn="0" w:lastRowFirstColumn="0" w:lastRowLastColumn="0"/>
+              <w:rPr>
+                <w:rFonts w:ascii="Times New Roman" w:eastAsia="Cambria" w:hAnsi="Times New Roman" w:cs="Times New Roman"/>
+                <w:color w:val="FFFFFF" w:themeColor="background1"/>
+              </w:rPr>
+            </w:pPr>
+            <w:r>
+              <w:rPr>
+                <w:rFonts w:ascii="Times New Roman" w:eastAsia="Cambria" w:hAnsi="Times New Roman" w:cs="Times New Roman"/>
+              </w:rPr>
+              <w:t>Tempo</w:t>
+            </w:r>
+          </w:p>
+        </w:tc>
+      </w:tr>
+      <w:tr>
+        <w:tc>
+          <w:tcPr>
+            <w:cnfStyle w:val="001000000000" w:firstRow="0" w:lastRow="0" w:firstColumn="1" w:lastColumn="0" w:oddVBand="0" w:evenVBand="0" w:oddHBand="0" w:evenHBand="0" w:firstRowFirstColumn="0" w:firstRowLastColumn="0" w:lastRowFirstColumn="0" w:lastRowLastColumn="0"/>
+            <w:tcW w:w="2297" w:type="dxa"/>
+          </w:tcPr>
+          <w:p>
+            <w:pPr>
+              <w:jc w:val="both"/>
+              <w:rPr>
+                <w:rFonts w:ascii="Times New Roman" w:eastAsia="Cambria" w:hAnsi="Times New Roman" w:cs="Times New Roman"/>
+              </w:rPr>
+            </w:pPr>
+            <w:r>
+              <w:rPr>
+                <w:rFonts w:ascii="Times New Roman" w:eastAsia="Cambria" w:hAnsi="Times New Roman" w:cs="Times New Roman"/>
+              </w:rPr>
+              <w:t>Attore secondario</w:t>
+            </w:r>
+          </w:p>
+        </w:tc>
+        <w:tc>
+          <w:tcPr>
+            <w:tcW w:w="7088" w:type="dxa"/>
+            <w:shd w:val="clear" w:color="auto" w:fill="FFFFFF" w:themeFill="background1"/>
+          </w:tcPr>
+          <w:p>
+            <w:pPr>
+              <w:jc w:val="both"/>
+              <w:cnfStyle w:val="000000000000" w:firstRow="0" w:lastRow="0" w:firstColumn="0" w:lastColumn="0" w:oddVBand="0" w:evenVBand="0" w:oddHBand="0" w:evenHBand="0" w:firstRowFirstColumn="0" w:firstRowLastColumn="0" w:lastRowFirstColumn="0" w:lastRowLastColumn="0"/>
+              <w:rPr>
+                <w:rFonts w:ascii="Times New Roman" w:eastAsia="Cambria" w:hAnsi="Times New Roman" w:cs="Times New Roman"/>
+              </w:rPr>
+            </w:pPr>
+            <w:r>
+              <w:rPr>
+                <w:rFonts w:ascii="Times New Roman" w:eastAsia="Cambria" w:hAnsi="Times New Roman" w:cs="Times New Roman"/>
+              </w:rPr>
+              <w:t>Servizio di Notifiche</w:t>
+            </w:r>
+          </w:p>
+        </w:tc>
+      </w:tr>
+      <w:tr>
+        <w:trPr>
+          <w:cnfStyle w:val="000000100000" w:firstRow="0" w:lastRow="0" w:firstColumn="0" w:lastColumn="0" w:oddVBand="0" w:evenVBand="0" w:oddHBand="1" w:evenHBand="0" w:firstRowFirstColumn="0" w:firstRowLastColumn="0" w:lastRowFirstColumn="0" w:lastRowLastColumn="0"/>
+        </w:trPr>
+        <w:tc>
+          <w:tcPr>
+            <w:cnfStyle w:val="001000000000" w:firstRow="0" w:lastRow="0" w:firstColumn="1" w:lastColumn="0" w:oddVBand="0" w:evenVBand="0" w:oddHBand="0" w:evenHBand="0" w:firstRowFirstColumn="0" w:firstRowLastColumn="0" w:lastRowFirstColumn="0" w:lastRowLastColumn="0"/>
+            <w:tcW w:w="2297" w:type="dxa"/>
+          </w:tcPr>
+          <w:p>
+            <w:pPr>
+              <w:jc w:val="both"/>
+              <w:rPr>
+                <w:rFonts w:ascii="Times New Roman" w:eastAsia="Cambria" w:hAnsi="Times New Roman" w:cs="Times New Roman"/>
+              </w:rPr>
+            </w:pPr>
+            <w:r>
+              <w:rPr>
+                <w:rFonts w:ascii="Times New Roman" w:eastAsia="Cambria" w:hAnsi="Times New Roman" w:cs="Times New Roman"/>
+              </w:rPr>
+              <w:t>Descrizione</w:t>
+            </w:r>
+          </w:p>
+        </w:tc>
+        <w:tc>
+          <w:tcPr>
+            <w:tcW w:w="7088" w:type="dxa"/>
+            <w:shd w:val="clear" w:color="auto" w:fill="FFFFFF" w:themeFill="background1"/>
+          </w:tcPr>
+          <w:p>
+            <w:pPr>
+              <w:jc w:val="both"/>
+              <w:cnfStyle w:val="000000100000" w:firstRow="0" w:lastRow="0" w:firstColumn="0" w:lastColumn="0" w:oddVBand="0" w:evenVBand="0" w:oddHBand="1" w:evenHBand="0" w:firstRowFirstColumn="0" w:firstRowLastColumn="0" w:lastRowFirstColumn="0" w:lastRowLastColumn="0"/>
+              <w:rPr>
+                <w:rFonts w:ascii="Times New Roman" w:eastAsia="Cambria" w:hAnsi="Times New Roman" w:cs="Times New Roman"/>
+              </w:rPr>
+            </w:pPr>
+            <w:r>
+              <w:rPr>
+                <w:rFonts w:ascii="Times New Roman" w:eastAsia="Cambria" w:hAnsi="Times New Roman" w:cs="Times New Roman"/>
+              </w:rPr>
+              <w:t>Lo Studente viene avvisato dell’approssimarsi dell’orario prenotato</w:t>
+            </w:r>
+          </w:p>
+        </w:tc>
+      </w:tr>
+      <w:tr>
+        <w:tc>
+          <w:tcPr>
+            <w:cnfStyle w:val="001000000000" w:firstRow="0" w:lastRow="0" w:firstColumn="1" w:lastColumn="0" w:oddVBand="0" w:evenVBand="0" w:oddHBand="0" w:evenHBand="0" w:firstRowFirstColumn="0" w:firstRowLastColumn="0" w:lastRowFirstColumn="0" w:lastRowLastColumn="0"/>
+            <w:tcW w:w="2297" w:type="dxa"/>
+          </w:tcPr>
+          <w:p>
+            <w:pPr>
+              <w:jc w:val="both"/>
+              <w:rPr>
+                <w:rFonts w:ascii="Times New Roman" w:eastAsia="Cambria" w:hAnsi="Times New Roman" w:cs="Times New Roman"/>
+              </w:rPr>
+            </w:pPr>
+            <w:r>
+              <w:rPr>
+                <w:rFonts w:ascii="Times New Roman" w:eastAsia="Cambria" w:hAnsi="Times New Roman" w:cs="Times New Roman"/>
+              </w:rPr>
+              <w:t>Pre-Condizioni</w:t>
+            </w:r>
+          </w:p>
+        </w:tc>
+        <w:tc>
+          <w:tcPr>
+            <w:tcW w:w="7088" w:type="dxa"/>
+            <w:shd w:val="clear" w:color="auto" w:fill="FFFFFF" w:themeFill="background1"/>
+          </w:tcPr>
+          <w:p>
+            <w:pPr>
+              <w:jc w:val="both"/>
+              <w:cnfStyle w:val="000000000000" w:firstRow="0" w:lastRow="0" w:firstColumn="0" w:lastColumn="0" w:oddVBand="0" w:evenVBand="0" w:oddHBand="0" w:evenHBand="0" w:firstRowFirstColumn="0" w:firstRowLastColumn="0" w:lastRowFirstColumn="0" w:lastRowLastColumn="0"/>
+              <w:rPr>
+                <w:rFonts w:ascii="Times New Roman" w:eastAsia="Cambria" w:hAnsi="Times New Roman" w:cs="Times New Roman"/>
+              </w:rPr>
+            </w:pPr>
+            <w:r>
+              <w:rPr>
+                <w:rFonts w:ascii="Times New Roman" w:eastAsia="Cambria" w:hAnsi="Times New Roman" w:cs="Times New Roman"/>
+              </w:rPr>
+              <w:t>Lo Studente deve aver effettuato una Prenotazione</w:t>
+            </w:r>
+          </w:p>
+        </w:tc>
+      </w:tr>
+      <w:tr>
+        <w:trPr>
+          <w:cnfStyle w:val="000000100000" w:firstRow="0" w:lastRow="0" w:firstColumn="0" w:lastColumn="0" w:oddVBand="0" w:evenVBand="0" w:oddHBand="1" w:evenHBand="0" w:firstRowFirstColumn="0" w:firstRowLastColumn="0" w:lastRowFirstColumn="0" w:lastRowLastColumn="0"/>
+        </w:trPr>
+        <w:tc>
+          <w:tcPr>
+            <w:cnfStyle w:val="001000000000" w:firstRow="0" w:lastRow="0" w:firstColumn="1" w:lastColumn="0" w:oddVBand="0" w:evenVBand="0" w:oddHBand="0" w:evenHBand="0" w:firstRowFirstColumn="0" w:firstRowLastColumn="0" w:lastRowFirstColumn="0" w:lastRowLastColumn="0"/>
+            <w:tcW w:w="2297" w:type="dxa"/>
+          </w:tcPr>
+          <w:p>
+            <w:pPr>
+              <w:jc w:val="both"/>
+              <w:rPr>
+                <w:rFonts w:ascii="Times New Roman" w:hAnsi="Times New Roman" w:cs="Times New Roman"/>
+              </w:rPr>
+            </w:pPr>
+            <w:r>
+              <w:rPr>
+                <w:rFonts w:ascii="Times New Roman" w:eastAsia="Cambria" w:hAnsi="Times New Roman" w:cs="Times New Roman"/>
+              </w:rPr>
+              <w:t>Sequenza di eventi</w:t>
+            </w:r>
+          </w:p>
+          <w:p>
+            <w:pPr>
+              <w:jc w:val="both"/>
+              <w:rPr>
+                <w:rFonts w:ascii="Times New Roman" w:eastAsia="Cambria" w:hAnsi="Times New Roman" w:cs="Times New Roman"/>
+              </w:rPr>
+            </w:pPr>
+            <w:r>
+              <w:rPr>
+                <w:rFonts w:ascii="Times New Roman" w:eastAsia="Cambria" w:hAnsi="Times New Roman" w:cs="Times New Roman"/>
+              </w:rPr>
+              <w:t>principale</w:t>
+            </w:r>
+          </w:p>
+        </w:tc>
+        <w:tc>
+          <w:tcPr>
+            <w:tcW w:w="7088" w:type="dxa"/>
+            <w:shd w:val="clear" w:color="auto" w:fill="FFFFFF" w:themeFill="background1"/>
+          </w:tcPr>
+          <w:p>
+            <w:pPr>
+              <w:pStyle w:val="Paragrafoelenco"/>
+              <w:numPr>
+                <w:ilvl w:val="0"/>
+                <w:numId w:val="29"/>
+              </w:numPr>
+              <w:cnfStyle w:val="000000100000" w:firstRow="0" w:lastRow="0" w:firstColumn="0" w:lastColumn="0" w:oddVBand="0" w:evenVBand="0" w:oddHBand="1" w:evenHBand="0" w:firstRowFirstColumn="0" w:firstRowLastColumn="0" w:lastRowFirstColumn="0" w:lastRowLastColumn="0"/>
+              <w:rPr>
+                <w:rFonts w:ascii="Times New Roman" w:hAnsi="Times New Roman" w:cs="Times New Roman"/>
+              </w:rPr>
+            </w:pPr>
+            <w:r>
+              <w:rPr>
+                <w:rFonts w:ascii="Times New Roman" w:eastAsia="Cambria" w:hAnsi="Times New Roman" w:cs="Times New Roman"/>
+              </w:rPr>
+              <w:t>Il caso d’uso inizia all’approssimarsi dell’orario prenotato</w:t>
+            </w:r>
+          </w:p>
+          <w:p>
+            <w:pPr>
+              <w:pStyle w:val="Paragrafoelenco"/>
+              <w:numPr>
+                <w:ilvl w:val="0"/>
+                <w:numId w:val="29"/>
+              </w:numPr>
+              <w:cnfStyle w:val="000000100000" w:firstRow="0" w:lastRow="0" w:firstColumn="0" w:lastColumn="0" w:oddVBand="0" w:evenVBand="0" w:oddHBand="1" w:evenHBand="0" w:firstRowFirstColumn="0" w:firstRowLastColumn="0" w:lastRowFirstColumn="0" w:lastRowLastColumn="0"/>
+              <w:rPr>
+                <w:rFonts w:ascii="Times New Roman" w:hAnsi="Times New Roman" w:cs="Times New Roman"/>
+              </w:rPr>
+            </w:pPr>
+            <w:r>
+              <w:rPr>
+                <w:rFonts w:ascii="Times New Roman" w:eastAsia="Cambria" w:hAnsi="Times New Roman" w:cs="Times New Roman"/>
+              </w:rPr>
+              <w:t>Il sistema invia un promemoria contenente Sala, data e fascia oraria e richiede al Servizio di Notifiche l’inoltro verso lo Studente</w:t>
+            </w:r>
+          </w:p>
+        </w:tc>
+      </w:tr>
+      <w:tr>
+        <w:tc>
+          <w:tcPr>
+            <w:cnfStyle w:val="001000000000" w:firstRow="0" w:lastRow="0" w:firstColumn="1" w:lastColumn="0" w:oddVBand="0" w:evenVBand="0" w:oddHBand="0" w:evenHBand="0" w:firstRowFirstColumn="0" w:firstRowLastColumn="0" w:lastRowFirstColumn="0" w:lastRowLastColumn="0"/>
+            <w:tcW w:w="2297" w:type="dxa"/>
+          </w:tcPr>
+          <w:p>
+            <w:pPr>
+              <w:jc w:val="both"/>
+              <w:rPr>
+                <w:rFonts w:ascii="Times New Roman" w:eastAsia="Cambria" w:hAnsi="Times New Roman" w:cs="Times New Roman"/>
+              </w:rPr>
+            </w:pPr>
+            <w:r>
+              <w:rPr>
+                <w:rFonts w:ascii="Times New Roman" w:eastAsia="Cambria" w:hAnsi="Times New Roman" w:cs="Times New Roman"/>
+              </w:rPr>
+              <w:t>Post-Condizioni</w:t>
+            </w:r>
+          </w:p>
+        </w:tc>
+        <w:tc>
+          <w:tcPr>
+            <w:tcW w:w="7088" w:type="dxa"/>
+            <w:shd w:val="clear" w:color="auto" w:fill="FFFFFF" w:themeFill="background1"/>
+          </w:tcPr>
+          <w:p>
+            <w:pPr>
+              <w:cnfStyle w:val="000000000000" w:firstRow="0" w:lastRow="0" w:firstColumn="0" w:lastColumn="0" w:oddVBand="0" w:evenVBand="0" w:oddHBand="0" w:evenHBand="0" w:firstRowFirstColumn="0" w:firstRowLastColumn="0" w:lastRowFirstColumn="0" w:lastRowLastColumn="0"/>
+              <w:rPr>
+                <w:rFonts w:ascii="Times New Roman" w:eastAsia="Cambria" w:hAnsi="Times New Roman" w:cs="Times New Roman"/>
+              </w:rPr>
+            </w:pPr>
+            <w:r>
+              <w:rPr>
+                <w:rFonts w:ascii="Times New Roman" w:eastAsia="Cambria" w:hAnsi="Times New Roman" w:cs="Times New Roman"/>
+                <w:iCs/>
+              </w:rPr>
+              <w:t>Il promemoria è stato inviato</w:t>
+            </w:r>
+          </w:p>
+        </w:tc>
+      </w:tr>
+      <w:tr>
+        <w:trPr>
+          <w:cnfStyle w:val="000000100000" w:firstRow="0" w:lastRow="0" w:firstColumn="0" w:lastColumn="0" w:oddVBand="0" w:evenVBand="0" w:oddHBand="1" w:evenHBand="0" w:firstRowFirstColumn="0" w:firstRowLastColumn="0" w:lastRowFirstColumn="0" w:lastRowLastColumn="0"/>
+        </w:trPr>
+        <w:tc>
+          <w:tcPr>
+            <w:cnfStyle w:val="001000000000" w:firstRow="0" w:lastRow="0" w:firstColumn="1" w:lastColumn="0" w:oddVBand="0" w:evenVBand="0" w:oddHBand="0" w:evenHBand="0" w:firstRowFirstColumn="0" w:firstRowLastColumn="0" w:lastRowFirstColumn="0" w:lastRowLastColumn="0"/>
+            <w:tcW w:w="2297" w:type="dxa"/>
+          </w:tcPr>
+          <w:p>
+            <w:pPr>
+              <w:jc w:val="both"/>
+              <w:rPr>
+                <w:rFonts w:ascii="Times New Roman" w:eastAsia="Cambria" w:hAnsi="Times New Roman" w:cs="Times New Roman"/>
+              </w:rPr>
+            </w:pPr>
+            <w:r>
+              <w:rPr>
+                <w:rFonts w:ascii="Times New Roman" w:eastAsia="Cambria" w:hAnsi="Times New Roman" w:cs="Times New Roman"/>
+              </w:rPr>
+              <w:t>Casi d’uso correlati</w:t>
+            </w:r>
+          </w:p>
+        </w:tc>
+        <w:tc>
+          <w:tcPr>
+            <w:tcW w:w="7088" w:type="dxa"/>
+            <w:shd w:val="clear" w:color="auto" w:fill="FFFFFF" w:themeFill="background1"/>
+          </w:tcPr>
+          <w:p>
+            <w:pPr>
+              <w:cnfStyle w:val="000000100000" w:firstRow="0" w:lastRow="0" w:firstColumn="0" w:lastColumn="0" w:oddVBand="0" w:evenVBand="0" w:oddHBand="1" w:evenHBand="0" w:firstRowFirstColumn="0" w:firstRowLastColumn="0" w:lastRowFirstColumn="0" w:lastRowLastColumn="0"/>
+              <w:rPr>
+                <w:rFonts w:ascii="Times New Roman" w:eastAsia="Cambria" w:hAnsi="Times New Roman" w:cs="Times New Roman"/>
+                <w:iCs/>
+              </w:rPr>
+            </w:pPr>
+            <w:r>
+              <w:rPr>
+                <w:rFonts w:ascii="Times New Roman" w:eastAsia="Cambria" w:hAnsi="Times New Roman" w:cs="Times New Roman"/>
+                <w:iCs/>
+              </w:rPr>
+              <w:t>-</w:t>
+            </w:r>
+          </w:p>
+        </w:tc>
+      </w:tr>
+      <w:tr>
+        <w:tc>
+          <w:tcPr>
+            <w:cnfStyle w:val="001000000000" w:firstRow="0" w:lastRow="0" w:firstColumn="1" w:lastColumn="0" w:oddVBand="0" w:evenVBand="0" w:oddHBand="0" w:evenHBand="0" w:firstRowFirstColumn="0" w:firstRowLastColumn="0" w:lastRowFirstColumn="0" w:lastRowLastColumn="0"/>
+            <w:tcW w:w="2297" w:type="dxa"/>
+          </w:tcPr>
+          <w:p>
+            <w:pPr>
+              <w:jc w:val="both"/>
+              <w:rPr>
+                <w:rFonts w:ascii="Times New Roman" w:hAnsi="Times New Roman" w:cs="Times New Roman"/>
+              </w:rPr>
+            </w:pPr>
+            <w:r>
+              <w:rPr>
+                <w:rFonts w:ascii="Times New Roman" w:eastAsia="Cambria" w:hAnsi="Times New Roman" w:cs="Times New Roman"/>
+              </w:rPr>
+              <w:t>Sequenza di eventi</w:t>
+            </w:r>
+          </w:p>
+          <w:p>
+            <w:pPr>
+              <w:jc w:val="both"/>
+              <w:rPr>
+                <w:rFonts w:ascii="Times New Roman" w:eastAsia="Cambria" w:hAnsi="Times New Roman" w:cs="Times New Roman"/>
+              </w:rPr>
+            </w:pPr>
+            <w:r>
+              <w:rPr>
+                <w:rFonts w:ascii="Times New Roman" w:eastAsia="Cambria" w:hAnsi="Times New Roman" w:cs="Times New Roman"/>
+              </w:rPr>
+              <w:t>alternativi</w:t>
+            </w:r>
+          </w:p>
+        </w:tc>
+        <w:tc>
+          <w:tcPr>
+            <w:tcW w:w="7088" w:type="dxa"/>
+            <w:shd w:val="clear" w:color="auto" w:fill="FFFFFF" w:themeFill="background1"/>
+          </w:tcPr>
+          <w:p>
+            <w:pPr>
+              <w:cnfStyle w:val="000000000000" w:firstRow="0" w:lastRow="0" w:firstColumn="0" w:lastColumn="0" w:oddVBand="0" w:evenVBand="0" w:oddHBand="0" w:evenHBand="0" w:firstRowFirstColumn="0" w:firstRowLastColumn="0" w:lastRowFirstColumn="0" w:lastRowLastColumn="0"/>
+              <w:rPr>
+                <w:rFonts w:ascii="Times New Roman" w:eastAsia="Cambria" w:hAnsi="Times New Roman" w:cs="Times New Roman"/>
+                <w:iCs/>
+              </w:rPr>
+            </w:pPr>
+            <w:r>
+              <w:rPr>
+                <w:rFonts w:ascii="Times New Roman" w:eastAsia="Cambria" w:hAnsi="Times New Roman" w:cs="Times New Roman"/>
+              </w:rPr>
+              <w:t>-</w:t>
+            </w:r>
+          </w:p>
+        </w:tc>
+      </w:tr>
+      <w:tr>
+        <w:trPr>
+          <w:cnfStyle w:val="000000100000" w:firstRow="0" w:lastRow="0" w:firstColumn="0" w:lastColumn="0" w:oddVBand="0" w:evenVBand="0" w:oddHBand="1" w:evenHBand="0" w:firstRowFirstColumn="0" w:firstRowLastColumn="0" w:lastRowFirstColumn="0" w:lastRowLastColumn="0"/>
+        </w:trPr>
+        <w:tc>
+          <w:tcPr>
+            <w:cnfStyle w:val="001000000000" w:firstRow="0" w:lastRow="0" w:firstColumn="1" w:lastColumn="0" w:oddVBand="0" w:evenVBand="0" w:oddHBand="0" w:evenHBand="0" w:firstRowFirstColumn="0" w:firstRowLastColumn="0" w:lastRowFirstColumn="0" w:lastRowLastColumn="0"/>
+            <w:tcW w:w="2297" w:type="dxa"/>
+            <w:shd w:val="clear" w:color="auto" w:fill="4F81BD" w:themeFill="accent1"/>
+          </w:tcPr>
+          <w:p>
+            <w:pPr>
+              <w:jc w:val="both"/>
+              <w:rPr>
+                <w:rFonts w:ascii="Times New Roman" w:eastAsia="Cambria" w:hAnsi="Times New Roman" w:cs="Times New Roman"/>
+                <w:color w:val="FFFFFF" w:themeColor="background1"/>
+              </w:rPr>
+            </w:pPr>
+            <w:r>
+              <w:rPr>
+                <w:rFonts w:ascii="Times New Roman" w:eastAsia="Cambria" w:hAnsi="Times New Roman" w:cs="Times New Roman"/>
+                <w:color w:val="FFFFFF" w:themeColor="background1"/>
+              </w:rPr>
+              <w:t>Caso d’uso:</w:t>
+            </w:r>
+          </w:p>
+        </w:tc>
+        <w:tc>
+          <w:tcPr>
+            <w:tcW w:w="7088" w:type="dxa"/>
+            <w:shd w:val="clear" w:color="auto" w:fill="4F81BD" w:themeFill="accent1"/>
+          </w:tcPr>
+          <w:p>
+            <w:pPr>
+              <w:jc w:val="both"/>
+              <w:cnfStyle w:val="000000100000" w:firstRow="0" w:lastRow="0" w:firstColumn="0" w:lastColumn="0" w:oddVBand="0" w:evenVBand="0" w:oddHBand="1" w:evenHBand="0" w:firstRowFirstColumn="0" w:firstRowLastColumn="0" w:lastRowFirstColumn="0" w:lastRowLastColumn="0"/>
+              <w:rPr>
+                <w:rFonts w:ascii="Times New Roman" w:eastAsia="Cambria" w:hAnsi="Times New Roman" w:cs="Times New Roman"/>
+    